--- a/dist/chuyen_de_1/00_cd1_ctu_final_vi.docx
+++ b/dist/chuyen_de_1/00_cd1_ctu_final_vi.docx
@@ -21147,7 +21147,7 @@
     <w:bookmarkEnd w:id="89"/>
     <w:sectPr>
       <w:pgSz w:h="16838" w:w="11906"/>
-      <w:pgMar w:bottom="1134" w:left="1701" w:right="1134" w:top="1134"/>
+      <w:pgMar w:bottom="1417" w:left="1417" w:right="1417" w:top="1417"/>
     </w:sectPr>
   </w:body>
 </w:document>
@@ -21491,13 +21491,13 @@
     <w:name w:val="Normal"/>
     <w:qFormat/>
     <w:pPr>
-      <w:spacing w:line="360" w:lineRule="auto"/>
+      <w:spacing w:line="276" w:lineRule="auto"/>
       <w:jc w:val="both"/>
     </w:pPr>
     <w:rPr>
       <w:rFonts w:ascii="Times New Roman" w:eastAsia="Times New Roman" w:hAnsi="Times New Roman"/>
       <w:color w:val="000000"/>
-      <w:sz w:val="26"/>
+      <w:sz w:val="24"/>
     </w:rPr>
   </w:style>
   <w:style w:styleId="BodyText" w:type="paragraph">
@@ -21505,14 +21505,14 @@
     <w:basedOn w:val="Normal"/>
     <w:link w:val="BodyTextChar"/>
     <w:pPr>
-      <w:spacing w:after="180" w:before="180" w:line="360" w:lineRule="auto"/>
+      <w:spacing w:after="180" w:before="180" w:line="276" w:lineRule="auto"/>
       <w:jc w:val="both"/>
     </w:pPr>
     <w:qFormat/>
     <w:rPr>
       <w:rFonts w:ascii="Times New Roman" w:eastAsia="Times New Roman" w:hAnsi="Times New Roman"/>
       <w:color w:val="000000"/>
-      <w:sz w:val="26"/>
+      <w:sz w:val="24"/>
     </w:rPr>
   </w:style>
   <w:style w:customStyle="1" w:styleId="FirstParagraph" w:type="paragraph">
@@ -21521,13 +21521,13 @@
     <w:next w:val="BodyText"/>
     <w:qFormat/>
     <w:pPr>
-      <w:spacing w:line="360" w:lineRule="auto"/>
+      <w:spacing w:line="276" w:lineRule="auto"/>
       <w:jc w:val="both"/>
     </w:pPr>
     <w:rPr>
       <w:rFonts w:ascii="Times New Roman" w:eastAsia="Times New Roman" w:hAnsi="Times New Roman"/>
       <w:color w:val="000000"/>
-      <w:sz w:val="26"/>
+      <w:sz w:val="24"/>
     </w:rPr>
   </w:style>
   <w:style w:customStyle="1" w:styleId="Compact" w:type="paragraph">
@@ -21535,13 +21535,13 @@
     <w:basedOn w:val="BodyText"/>
     <w:qFormat/>
     <w:pPr>
-      <w:spacing w:after="36" w:before="36" w:line="360" w:lineRule="auto"/>
+      <w:spacing w:after="36" w:before="36" w:line="276" w:lineRule="auto"/>
       <w:jc w:val="both"/>
     </w:pPr>
     <w:rPr>
       <w:rFonts w:ascii="Times New Roman" w:eastAsia="Times New Roman" w:hAnsi="Times New Roman"/>
       <w:color w:val="000000"/>
-      <w:sz w:val="26"/>
+      <w:sz w:val="24"/>
     </w:rPr>
   </w:style>
   <w:style w:styleId="Title" w:type="paragraph">
@@ -21552,7 +21552,7 @@
     <w:pPr>
       <w:keepNext/>
       <w:keepLines/>
-      <w:spacing w:after="240" w:before="480" w:line="360" w:lineRule="auto"/>
+      <w:spacing w:after="240" w:before="480" w:line="276" w:lineRule="auto"/>
       <w:jc w:val="both"/>
     </w:pPr>
     <w:rPr>
@@ -21560,7 +21560,7 @@
       <w:b/>
       <w:bCs/>
       <w:color w:val="000000"/>
-      <w:sz w:val="26"/>
+      <w:sz w:val="24"/>
       <w:szCs w:val="36"/>
     </w:rPr>
   </w:style>
@@ -21572,13 +21572,13 @@
     <w:pPr>
       <w:keepNext/>
       <w:keepLines/>
-      <w:spacing w:after="240" w:before="240" w:line="360" w:lineRule="auto"/>
+      <w:spacing w:after="240" w:before="240" w:line="276" w:lineRule="auto"/>
       <w:jc w:val="both"/>
     </w:pPr>
     <w:rPr>
       <w:rFonts w:ascii="Times New Roman" w:eastAsia="Times New Roman" w:hAnsi="Times New Roman"/>
       <w:color w:val="000000"/>
-      <w:sz w:val="26"/>
+      <w:sz w:val="24"/>
       <w:szCs w:val="30"/>
     </w:rPr>
   </w:style>
@@ -21589,13 +21589,13 @@
     <w:pPr>
       <w:keepNext/>
       <w:keepLines/>
-      <w:spacing w:line="360" w:lineRule="auto"/>
+      <w:spacing w:line="276" w:lineRule="auto"/>
       <w:jc w:val="both"/>
     </w:pPr>
     <w:rPr>
       <w:rFonts w:ascii="Times New Roman" w:eastAsia="Times New Roman" w:hAnsi="Times New Roman"/>
       <w:color w:val="000000"/>
-      <w:sz w:val="26"/>
+      <w:sz w:val="24"/>
     </w:rPr>
   </w:style>
   <w:style w:styleId="Date" w:type="paragraph">
@@ -21605,13 +21605,13 @@
     <w:pPr>
       <w:keepNext/>
       <w:keepLines/>
-      <w:spacing w:line="360" w:lineRule="auto"/>
+      <w:spacing w:line="276" w:lineRule="auto"/>
       <w:jc w:val="both"/>
     </w:pPr>
     <w:rPr>
       <w:rFonts w:ascii="Times New Roman" w:eastAsia="Times New Roman" w:hAnsi="Times New Roman"/>
       <w:color w:val="000000"/>
-      <w:sz w:val="26"/>
+      <w:sz w:val="24"/>
     </w:rPr>
   </w:style>
   <w:style w:customStyle="1" w:styleId="AbstractTitle" w:type="paragraph">
@@ -21623,11 +21623,11 @@
       <w:keepNext/>
       <w:keepLines/>
       <w:jc w:val="both"/>
-      <w:spacing w:after="0" w:before="300" w:line="360" w:lineRule="auto"/>
+      <w:spacing w:after="0" w:before="300" w:line="276" w:lineRule="auto"/>
     </w:pPr>
     <w:rPr>
       <w:color w:val="000000"/>
-      <w:sz w:val="26"/>
+      <w:sz w:val="24"/>
       <w:szCs w:val="20"/>
       <w:rFonts w:ascii="Times New Roman" w:eastAsia="Times New Roman" w:hAnsi="Times New Roman"/>
       <w:b/>
@@ -21641,13 +21641,13 @@
     <w:pPr>
       <w:keepNext/>
       <w:keepLines/>
-      <w:spacing w:after="300" w:before="100" w:line="360" w:lineRule="auto"/>
+      <w:spacing w:after="300" w:before="100" w:line="276" w:lineRule="auto"/>
       <w:jc w:val="both"/>
     </w:pPr>
     <w:rPr>
       <w:rFonts w:ascii="Times New Roman" w:eastAsia="Times New Roman" w:hAnsi="Times New Roman"/>
       <w:color w:val="000000"/>
-      <w:sz w:val="26"/>
+      <w:sz w:val="24"/>
       <w:szCs w:val="20"/>
     </w:rPr>
   </w:style>
@@ -21657,13 +21657,13 @@
     <w:next w:val="Bibliography"/>
     <w:qFormat/>
     <w:pPr>
-      <w:spacing w:line="360" w:lineRule="auto"/>
+      <w:spacing w:line="276" w:lineRule="auto"/>
       <w:jc w:val="both"/>
     </w:pPr>
     <w:rPr>
       <w:rFonts w:ascii="Times New Roman" w:eastAsia="Times New Roman" w:hAnsi="Times New Roman"/>
       <w:color w:val="000000"/>
-      <w:sz w:val="26"/>
+      <w:sz w:val="24"/>
     </w:rPr>
   </w:style>
   <w:style w:styleId="Heading1" w:type="paragraph">
@@ -21675,7 +21675,7 @@
     <w:pPr>
       <w:keepNext/>
       <w:keepLines/>
-      <w:spacing w:after="0" w:before="480" w:line="360" w:lineRule="auto"/>
+      <w:spacing w:after="0" w:before="480" w:line="276" w:lineRule="auto"/>
       <w:jc w:val="both"/>
       <w:outlineLvl w:val="0"/>
     </w:pPr>
@@ -21684,7 +21684,7 @@
       <w:b/>
       <w:bCs/>
       <w:color w:val="000000"/>
-      <w:sz w:val="26"/>
+      <w:sz w:val="24"/>
       <w:szCs w:val="32"/>
     </w:rPr>
   </w:style>
@@ -21698,7 +21698,7 @@
     <w:pPr>
       <w:keepNext/>
       <w:keepLines/>
-      <w:spacing w:after="0" w:before="200" w:line="360" w:lineRule="auto"/>
+      <w:spacing w:after="0" w:before="200" w:line="276" w:lineRule="auto"/>
       <w:jc w:val="both"/>
       <w:outlineLvl w:val="1"/>
     </w:pPr>
@@ -21707,7 +21707,7 @@
       <w:b/>
       <w:bCs/>
       <w:color w:val="000000"/>
-      <w:sz w:val="26"/>
+      <w:sz w:val="24"/>
       <w:szCs w:val="28"/>
     </w:rPr>
   </w:style>
@@ -21721,7 +21721,7 @@
     <w:pPr>
       <w:keepNext/>
       <w:keepLines/>
-      <w:spacing w:after="0" w:before="200" w:line="360" w:lineRule="auto"/>
+      <w:spacing w:after="0" w:before="200" w:line="276" w:lineRule="auto"/>
       <w:jc w:val="both"/>
       <w:outlineLvl w:val="2"/>
     </w:pPr>
@@ -21730,7 +21730,7 @@
       <w:b/>
       <w:bCs/>
       <w:color w:val="000000"/>
-      <w:sz w:val="26"/>
+      <w:sz w:val="24"/>
       <w:szCs w:val="24"/>
     </w:rPr>
   </w:style>
@@ -21744,7 +21744,7 @@
     <w:pPr>
       <w:keepNext/>
       <w:keepLines/>
-      <w:spacing w:after="0" w:before="200" w:line="360" w:lineRule="auto"/>
+      <w:spacing w:after="0" w:before="200" w:line="276" w:lineRule="auto"/>
       <w:jc w:val="both"/>
       <w:outlineLvl w:val="3"/>
     </w:pPr>
@@ -21753,7 +21753,7 @@
       <w:i/>
       <w:bCs/>
       <w:color w:val="000000"/>
-      <w:sz w:val="26"/>
+      <w:sz w:val="24"/>
       <w:szCs w:val="24"/>
     </w:rPr>
   </w:style>
@@ -21767,7 +21767,7 @@
     <w:pPr>
       <w:keepNext/>
       <w:keepLines/>
-      <w:spacing w:after="0" w:before="200" w:line="360" w:lineRule="auto"/>
+      <w:spacing w:after="0" w:before="200" w:line="276" w:lineRule="auto"/>
       <w:jc w:val="both"/>
       <w:outlineLvl w:val="4"/>
     </w:pPr>
@@ -21775,7 +21775,7 @@
       <w:rFonts w:ascii="Times New Roman" w:asciiTheme="majorHAnsi" w:cstheme="majorBidi" w:eastAsia="Times New Roman" w:eastAsiaTheme="majorEastAsia" w:hAnsi="Times New Roman" w:hAnsiTheme="majorHAnsi"/>
       <w:iCs/>
       <w:color w:val="000000"/>
-      <w:sz w:val="26"/>
+      <w:sz w:val="24"/>
       <w:szCs w:val="24"/>
     </w:rPr>
   </w:style>
@@ -21789,14 +21789,14 @@
     <w:pPr>
       <w:keepNext/>
       <w:keepLines/>
-      <w:spacing w:after="0" w:before="200" w:line="360" w:lineRule="auto"/>
+      <w:spacing w:after="0" w:before="200" w:line="276" w:lineRule="auto"/>
       <w:jc w:val="both"/>
       <w:outlineLvl w:val="5"/>
     </w:pPr>
     <w:rPr>
       <w:rFonts w:ascii="Times New Roman" w:asciiTheme="majorHAnsi" w:cstheme="majorBidi" w:eastAsia="Times New Roman" w:eastAsiaTheme="majorEastAsia" w:hAnsi="Times New Roman" w:hAnsiTheme="majorHAnsi"/>
       <w:color w:val="000000"/>
-      <w:sz w:val="26"/>
+      <w:sz w:val="24"/>
       <w:szCs w:val="24"/>
     </w:rPr>
   </w:style>
@@ -21810,14 +21810,14 @@
     <w:pPr>
       <w:keepNext/>
       <w:keepLines/>
-      <w:spacing w:after="0" w:before="200" w:line="360" w:lineRule="auto"/>
+      <w:spacing w:after="0" w:before="200" w:line="276" w:lineRule="auto"/>
       <w:jc w:val="both"/>
       <w:outlineLvl w:val="6"/>
     </w:pPr>
     <w:rPr>
       <w:rFonts w:ascii="Times New Roman" w:asciiTheme="majorHAnsi" w:cstheme="majorBidi" w:eastAsia="Times New Roman" w:eastAsiaTheme="majorEastAsia" w:hAnsi="Times New Roman" w:hAnsiTheme="majorHAnsi"/>
       <w:color w:val="000000"/>
-      <w:sz w:val="26"/>
+      <w:sz w:val="24"/>
       <w:szCs w:val="24"/>
     </w:rPr>
   </w:style>
@@ -21831,14 +21831,14 @@
     <w:pPr>
       <w:keepNext/>
       <w:keepLines/>
-      <w:spacing w:after="0" w:before="200" w:line="360" w:lineRule="auto"/>
+      <w:spacing w:after="0" w:before="200" w:line="276" w:lineRule="auto"/>
       <w:jc w:val="both"/>
       <w:outlineLvl w:val="7"/>
     </w:pPr>
     <w:rPr>
       <w:rFonts w:ascii="Times New Roman" w:asciiTheme="majorHAnsi" w:cstheme="majorBidi" w:eastAsia="Times New Roman" w:eastAsiaTheme="majorEastAsia" w:hAnsi="Times New Roman" w:hAnsiTheme="majorHAnsi"/>
       <w:color w:val="000000"/>
-      <w:sz w:val="26"/>
+      <w:sz w:val="24"/>
       <w:szCs w:val="24"/>
     </w:rPr>
   </w:style>
@@ -21852,14 +21852,14 @@
     <w:pPr>
       <w:keepNext/>
       <w:keepLines/>
-      <w:spacing w:after="0" w:before="200" w:line="360" w:lineRule="auto"/>
+      <w:spacing w:after="0" w:before="200" w:line="276" w:lineRule="auto"/>
       <w:jc w:val="both"/>
       <w:outlineLvl w:val="8"/>
     </w:pPr>
     <w:rPr>
       <w:rFonts w:ascii="Times New Roman" w:asciiTheme="majorHAnsi" w:cstheme="majorBidi" w:eastAsia="Times New Roman" w:eastAsiaTheme="majorEastAsia" w:hAnsi="Times New Roman" w:hAnsiTheme="majorHAnsi"/>
       <w:color w:val="000000"/>
-      <w:sz w:val="26"/>
+      <w:sz w:val="24"/>
       <w:szCs w:val="24"/>
     </w:rPr>
   </w:style>
@@ -21871,14 +21871,14 @@
     <w:unhideWhenUsed/>
     <w:qFormat/>
     <w:pPr>
-      <w:spacing w:after="100" w:before="100" w:line="360" w:lineRule="auto"/>
+      <w:spacing w:after="100" w:before="100" w:line="276" w:lineRule="auto"/>
       <w:ind w:firstLine="0" w:left="480" w:right="480"/>
       <w:jc w:val="both"/>
     </w:pPr>
     <w:rPr>
       <w:rFonts w:ascii="Times New Roman" w:eastAsia="Times New Roman" w:hAnsi="Times New Roman"/>
       <w:color w:val="000000"/>
-      <w:sz w:val="26"/>
+      <w:sz w:val="24"/>
     </w:rPr>
   </w:style>
   <w:style w:styleId="FootnoteText" w:type="paragraph">
@@ -21889,13 +21889,13 @@
     <w:unhideWhenUsed/>
     <w:qFormat/>
     <w:pPr>
-      <w:spacing w:line="360" w:lineRule="auto"/>
+      <w:spacing w:line="276" w:lineRule="auto"/>
       <w:jc w:val="both"/>
     </w:pPr>
     <w:rPr>
       <w:rFonts w:ascii="Times New Roman" w:eastAsia="Times New Roman" w:hAnsi="Times New Roman"/>
       <w:color w:val="000000"/>
-      <w:sz w:val="26"/>
+      <w:sz w:val="24"/>
     </w:rPr>
   </w:style>
   <w:style w:default="1" w:styleId="DefaultParagraphFont" w:type="character">
@@ -21905,7 +21905,7 @@
     <w:rPr>
       <w:rFonts w:ascii="Times New Roman" w:eastAsia="Times New Roman" w:hAnsi="Times New Roman"/>
       <w:color w:val="000000"/>
-      <w:sz w:val="26"/>
+      <w:sz w:val="24"/>
     </w:rPr>
   </w:style>
   <w:style w:default="1" w:styleId="Table" w:type="table">
@@ -21915,13 +21915,13 @@
     <w:unhideWhenUsed/>
     <w:qFormat/>
     <w:pPr>
-      <w:spacing w:line="360" w:lineRule="auto"/>
+      <w:spacing w:line="276" w:lineRule="auto"/>
       <w:jc w:val="both"/>
     </w:pPr>
     <w:rPr>
       <w:rFonts w:ascii="Times New Roman" w:eastAsia="Times New Roman" w:hAnsi="Times New Roman"/>
       <w:color w:val="000000"/>
-      <w:sz w:val="26"/>
+      <w:sz w:val="24"/>
     </w:rPr>
     <w:tblPr>
       <w:tblInd w:type="dxa" w:w="0"/>
@@ -21955,27 +21955,27 @@
     <w:pPr>
       <w:keepNext/>
       <w:keepLines/>
-      <w:spacing w:after="0" w:line="360" w:lineRule="auto"/>
+      <w:spacing w:after="0" w:line="276" w:lineRule="auto"/>
       <w:jc w:val="both"/>
     </w:pPr>
     <w:rPr>
       <w:rFonts w:ascii="Times New Roman" w:eastAsia="Times New Roman" w:hAnsi="Times New Roman"/>
       <w:b/>
       <w:color w:val="000000"/>
-      <w:sz w:val="26"/>
+      <w:sz w:val="24"/>
     </w:rPr>
   </w:style>
   <w:style w:customStyle="1" w:styleId="Definition" w:type="paragraph">
     <w:name w:val="Definition"/>
     <w:basedOn w:val="Normal"/>
     <w:pPr>
-      <w:spacing w:line="360" w:lineRule="auto"/>
+      <w:spacing w:line="276" w:lineRule="auto"/>
       <w:jc w:val="both"/>
     </w:pPr>
     <w:rPr>
       <w:rFonts w:ascii="Times New Roman" w:eastAsia="Times New Roman" w:hAnsi="Times New Roman"/>
       <w:color w:val="000000"/>
-      <w:sz w:val="26"/>
+      <w:sz w:val="24"/>
     </w:rPr>
   </w:style>
   <w:style w:styleId="Caption" w:type="paragraph">
@@ -21983,14 +21983,14 @@
     <w:basedOn w:val="Normal"/>
     <w:link w:val="BodyTextChar"/>
     <w:pPr>
-      <w:spacing w:after="120" w:before="0" w:line="360" w:lineRule="auto"/>
+      <w:spacing w:after="120" w:before="0" w:line="276" w:lineRule="auto"/>
       <w:jc w:val="both"/>
     </w:pPr>
     <w:rPr>
       <w:rFonts w:ascii="Times New Roman" w:eastAsia="Times New Roman" w:hAnsi="Times New Roman"/>
       <w:i/>
       <w:color w:val="000000"/>
-      <w:sz w:val="26"/>
+      <w:sz w:val="24"/>
     </w:rPr>
   </w:style>
   <w:style w:customStyle="1" w:styleId="TableCaption" w:type="paragraph">
@@ -21998,39 +21998,39 @@
     <w:basedOn w:val="Caption"/>
     <w:pPr>
       <w:keepNext/>
-      <w:spacing w:line="360" w:lineRule="auto"/>
+      <w:spacing w:line="276" w:lineRule="auto"/>
       <w:jc w:val="both"/>
     </w:pPr>
     <w:rPr>
       <w:rFonts w:ascii="Times New Roman" w:eastAsia="Times New Roman" w:hAnsi="Times New Roman"/>
       <w:color w:val="000000"/>
-      <w:sz w:val="26"/>
+      <w:sz w:val="24"/>
     </w:rPr>
   </w:style>
   <w:style w:customStyle="1" w:styleId="ImageCaption" w:type="paragraph">
     <w:name w:val="Image Caption"/>
     <w:basedOn w:val="Caption"/>
     <w:pPr>
-      <w:spacing w:line="360" w:lineRule="auto"/>
+      <w:spacing w:line="276" w:lineRule="auto"/>
       <w:jc w:val="both"/>
     </w:pPr>
     <w:rPr>
       <w:rFonts w:ascii="Times New Roman" w:eastAsia="Times New Roman" w:hAnsi="Times New Roman"/>
       <w:color w:val="000000"/>
-      <w:sz w:val="26"/>
+      <w:sz w:val="24"/>
     </w:rPr>
   </w:style>
   <w:style w:customStyle="1" w:styleId="Figure" w:type="paragraph">
     <w:name w:val="Figure"/>
     <w:basedOn w:val="Normal"/>
     <w:pPr>
-      <w:spacing w:line="360" w:lineRule="auto"/>
+      <w:spacing w:line="276" w:lineRule="auto"/>
       <w:jc w:val="both"/>
     </w:pPr>
     <w:rPr>
       <w:rFonts w:ascii="Times New Roman" w:eastAsia="Times New Roman" w:hAnsi="Times New Roman"/>
       <w:color w:val="000000"/>
-      <w:sz w:val="26"/>
+      <w:sz w:val="24"/>
     </w:rPr>
   </w:style>
   <w:style w:customStyle="1" w:styleId="CaptionedFigure" w:type="paragraph">
@@ -22038,13 +22038,13 @@
     <w:basedOn w:val="Figure"/>
     <w:pPr>
       <w:keepNext/>
-      <w:spacing w:line="360" w:lineRule="auto"/>
+      <w:spacing w:line="276" w:lineRule="auto"/>
       <w:jc w:val="both"/>
     </w:pPr>
     <w:rPr>
       <w:rFonts w:ascii="Times New Roman" w:eastAsia="Times New Roman" w:hAnsi="Times New Roman"/>
       <w:color w:val="000000"/>
-      <w:sz w:val="26"/>
+      <w:sz w:val="24"/>
     </w:rPr>
   </w:style>
   <w:style w:customStyle="1" w:styleId="BodyTextChar" w:type="character">
@@ -22054,7 +22054,7 @@
     <w:rPr>
       <w:rFonts w:ascii="Times New Roman" w:eastAsia="Times New Roman" w:hAnsi="Times New Roman"/>
       <w:color w:val="000000"/>
-      <w:sz w:val="26"/>
+      <w:sz w:val="24"/>
     </w:rPr>
   </w:style>
   <w:style w:customStyle="1" w:styleId="VerbatimChar" w:type="character">
@@ -22063,7 +22063,7 @@
     <w:rPr>
       <w:rFonts w:ascii="Times New Roman" w:eastAsia="Times New Roman" w:hAnsi="Times New Roman"/>
       <w:color w:val="000000"/>
-      <w:sz w:val="26"/>
+      <w:sz w:val="24"/>
     </w:rPr>
   </w:style>
   <w:style w:customStyle="1" w:styleId="SectionNumber" w:type="character">
@@ -22072,7 +22072,7 @@
     <w:rPr>
       <w:rFonts w:ascii="Times New Roman" w:eastAsia="Times New Roman" w:hAnsi="Times New Roman"/>
       <w:color w:val="000000"/>
-      <w:sz w:val="26"/>
+      <w:sz w:val="24"/>
     </w:rPr>
   </w:style>
   <w:style w:styleId="FootnoteReference" w:type="character">
@@ -22081,7 +22081,7 @@
     <w:rPr>
       <w:rFonts w:ascii="Times New Roman" w:eastAsia="Times New Roman" w:hAnsi="Times New Roman"/>
       <w:color w:val="000000"/>
-      <w:sz w:val="26"/>
+      <w:sz w:val="24"/>
       <w:vertAlign w:val="superscript"/>
     </w:rPr>
   </w:style>
@@ -22091,7 +22091,7 @@
     <w:rPr>
       <w:rFonts w:ascii="Times New Roman" w:eastAsia="Times New Roman" w:hAnsi="Times New Roman"/>
       <w:color w:val="000000"/>
-      <w:sz w:val="26"/>
+      <w:sz w:val="24"/>
     </w:rPr>
   </w:style>
   <w:style w:styleId="TOCHeading" w:type="paragraph">
@@ -22102,7 +22102,7 @@
     <w:unhideWhenUsed/>
     <w:qFormat/>
     <w:pPr>
-      <w:spacing w:before="240" w:line="360" w:lineRule="auto"/>
+      <w:spacing w:before="240" w:line="276" w:lineRule="auto"/>
       <w:jc w:val="both"/>
       <w:outlineLvl w:val="9"/>
     </w:pPr>
@@ -22111,7 +22111,7 @@
       <w:b w:val="0"/>
       <w:bCs w:val="0"/>
       <w:color w:val="000000"/>
-      <w:sz w:val="26"/>
+      <w:sz w:val="24"/>
     </w:rPr>
   </w:style>
   <w:style w:type="paragraph" w:customStyle="1" w:styleId="SourceCode">

--- a/dist/chuyen_de_1/00_cd1_ctu_final_vi.docx
+++ b/dist/chuyen_de_1/00_cd1_ctu_final_vi.docx
@@ -2163,19 +2163,19 @@
               <w:jc w:val="left"/>
             </w:pPr>
             <w:r>
-              <w:t xml:space="preserve">Context-Contingent Digital Capability Model</w:t>
-            </w:r>
-          </w:p>
-        </w:tc>
-        <w:tc>
-          <w:tcPr/>
-          <w:p>
-            <w:pPr>
-              <w:pStyle w:val="Compact"/>
-              <w:jc w:val="left"/>
-            </w:pPr>
-            <w:r>
-              <w:t xml:space="preserve">Mô hình năng lực số phụ thuộc bối cảnh</w:t>
+              <w:t xml:space="preserve">Context-Contingent Digital-and-Capability Model</w:t>
+            </w:r>
+          </w:p>
+        </w:tc>
+        <w:tc>
+          <w:tcPr/>
+          <w:p>
+            <w:pPr>
+              <w:pStyle w:val="Compact"/>
+              <w:jc w:val="left"/>
+            </w:pPr>
+            <w:r>
+              <w:t xml:space="preserve">Mô hình Áp dụng số và Năng lực phụ thuộc bối cảnh</w:t>
             </w:r>
           </w:p>
         </w:tc>
@@ -4768,7 +4768,7 @@
           <w:bCs/>
           <w:b/>
         </w:rPr>
-        <w:t xml:space="preserve">Biến FSTS (Foreign Trade Sales to Total Sales)</w:t>
+        <w:t xml:space="preserve">Biến FSTS (Foreign Sales to Total Sales)</w:t>
       </w:r>
       <w:r>
         <w:t xml:space="preserve">:</w:t>
@@ -4780,10 +4780,10 @@
         <w:rPr>
           <w:rStyle w:val="VerbatimChar"/>
         </w:rPr>
-        <w:t xml:space="preserve">FSTS = (d3b + d3c) / 100</w:t>
-      </w:r>
-      <w:r>
-        <w:t xml:space="preserve">, trong đó d3b là tỷ lệ doanh thu xuất khẩu trực tiếp và d3c là tỷ lệ doanh thu xuất khẩu gián tiếp. Quan sát thiếu FSTS được gán bằng 0 nếu doanh nghiệp không xuất khẩu (d3a = "Không"); gán missing nếu không trả lời.</w:t>
+        <w:t xml:space="preserve">FSTS = d3c / 100</w:t>
+      </w:r>
+      <w:r>
+        <w:t xml:space="preserve">, trong đó d3c là tỷ lệ doanh thu xuất khẩu trực tiếp trên tổng doanh thu (nhất quán với định nghĩa trong CĐ2 và các bản thảo P3–P5/P7/P8). Quan sát thiếu FSTS được gán bằng 0 nếu doanh nghiệp không xuất khẩu (d3a = "Không"); gán missing nếu không trả lời.</w:t>
       </w:r>
     </w:p>
     <w:p>
@@ -4894,7 +4894,7 @@
         <w:t xml:space="preserve"> </w:t>
       </w:r>
       <w:r>
-        <w:t xml:space="preserve">(Aguinis et al., 2019): chuyên đề trình bày rõ (i) định nghĩa tổng thể (47 nền kinh tế châu Á và Thái Bình Dương, phân tách 41 và 7); (ii) quy trình lấy mẫu (lấy mẫu chính thức WBES); (iii) lý giải quy mô mẫu (pool 101.185); (iv) xử lý giá trị thiếu (FSTS = d3b + d3c, winsorize 1/99); (v) xây dựng biến; (vi) độ tin cậy và giá trị (TCI đa thành phần; DAI đơn thành phần Spec 1, đa thành phần Spec 2); (vii) phương pháp ước lượng (mô tả trong CĐ1; OLS và biến công cụ trong CĐ2); (viii) khoa học mở.</w:t>
+        <w:t xml:space="preserve">(Aguinis et al., 2019): chuyên đề trình bày rõ (i) định nghĩa tổng thể (47 nền kinh tế châu Á và Thái Bình Dương, phân tách 41 và 7); (ii) quy trình lấy mẫu (lấy mẫu chính thức WBES); (iii) lý giải quy mô mẫu (pool 101.185); (iv) xử lý giá trị thiếu (FSTS = d3c/100, winsorize 1/99); (v) xây dựng biến; (vi) độ tin cậy và giá trị (TCI đa thành phần; DAI đơn thành phần Spec 1, đa thành phần Spec 2); (vii) phương pháp ước lượng (mô tả trong CĐ1; OLS và biến công cụ trong CĐ2); (viii) khoa học mở.</w:t>
       </w:r>
     </w:p>
     <w:p>
@@ -7577,7 +7577,7 @@
               <w:jc w:val="left"/>
             </w:pPr>
             <w:r>
-              <w:t xml:space="preserve">U ngược; điểm uốn ~47% (CHN Đỗ &amp; Phan, 2026)</w:t>
+              <w:t xml:space="preserve">U ngược; điểm uốn ~47%</w:t>
             </w:r>
           </w:p>
         </w:tc>
@@ -12186,7 +12186,7 @@
           <w:iCs/>
           <w:i/>
         </w:rPr>
-        <w:t xml:space="preserve">Khung phân loại 9 ngành ISIC Rev. 4 (bao gồm cột Dynamism profile theo Kafouros et al., 2023).</w:t>
+        <w:t xml:space="preserve">Khung phân loại 9 ngành ISIC Rev. 4, bao gồm cột Dynamism profile per Kafouros et al. (2023).</w:t>
       </w:r>
     </w:p>
     <w:tbl>
@@ -15599,7 +15599,7 @@
         <w:t xml:space="preserve"> </w:t>
       </w:r>
       <w:r>
-        <w:t xml:space="preserve">của nhóm Advanced đổi mới sáng tạo dẫn dắt. Theo nghiên cứu Singapore (Mar, Đỗ &amp; Phan, 2026 — MIR under review): R² hiệu chỉnh = 0,196; tương tác FSTS² × DAI = 3,119 (p=0,005); điểm uốn ~88,6%.</w:t>
+        <w:t xml:space="preserve">của nhóm Advanced đổi mới sáng tạo dẫn dắt. Theo nghiên cứu Singapore (Mar, Đỗ &amp; Phan, 2026 — MIR under review): R² hiệu chỉnh = 0,196; tương tác FSTS² × DAI = 3,119 (p=0,005); điểm uốn ~82%.</w:t>
       </w:r>
     </w:p>
     <w:p>
@@ -16195,7 +16195,7 @@
         <w:pStyle w:val="FirstParagraph"/>
       </w:pPr>
       <w:r>
-        <w:t xml:space="preserve">FSTS 10,9% → 8,8%; FDI ≥10% chiếm 6,0%. Quan hệ FSTS – năng suất là hàm bậc ba với điểm uốn ~47,8% (Đỗ &amp; Phan, 2026 — JFAR).</w:t>
+        <w:t xml:space="preserve">FSTS 10,9% → 8,8%; FDI ≥10% chiếm 6,0%. Quan hệ FSTS – năng suất có dạng hàm bậc hai (U ngược) với điểm uốn ~47,5% (Đỗ &amp; Phan, 2026 — JFAR).</w:t>
       </w:r>
       <w:r>
         <w:t xml:space="preserve"> </w:t>
@@ -18234,7 +18234,7 @@
         <w:pStyle w:val="BodyText"/>
       </w:pPr>
       <w:r>
-        <w:t xml:space="preserve">Bốn quan sát: (a) EAP paradox — quản lý dẫn đầu toàn cầu nhưng ownership ceiling thấp hơn management ceiling 7,7 điểm; (b) MENA bottleneck — rào cản thể chế kép trong bối cảnh nhà nước tô (Beblawi, 1987); (c) 43/50 nền kinh tế có tỷ lệ nữ trong nhóm quản trị cấp cao cao hơn nữ sở hữu đa số; (d) hàm ý cho Chuyên đề 2: tương tác giới tính × FSTS dương tại Emerging (kênh quan hệ, Hambrick &amp; Mason, 1984) nhưng không có ý nghĩa thống kê tại Advanced.</w:t>
+        <w:t xml:space="preserve">Bốn quan sát: (a) EAP paradox — quản lý dẫn đầu toàn cầu nhưng ownership ceiling thấp hơn management ceiling 7,7 điểm; (b) MENA bottleneck — rào cản thể chế kép trong bối cảnh nhà nước tô (Beblawi, 1987); (c) 43/50 nền kinh tế có tỷ lệ nữ trong nhóm quản trị cấp cao cao hơn nữ sở hữu đa số; (d) hàm ý cho Chuyên đề 2: tương tác giới tính × FSTS dương tại Emerging qua kênh quan hệ (Hambrick &amp; Mason, 1984) nhưng không có ý nghĩa thống kê tại Advanced.</w:t>
       </w:r>
     </w:p>
     <w:bookmarkEnd w:id="73"/>
@@ -18890,7 +18890,7 @@
         <w:t xml:space="preserve">KL1 — Phi tuyến xuyên chế độ thể chế là quy luật</w:t>
       </w:r>
       <w:r>
-        <w:t xml:space="preserve">: U ngược tại Emerging (Việt Nam điểm uốn 39–46%; Trung Quốc điểm uốn 47–49%); gần tuyến tính tại Advanced (Singapore điểm uốn 88,6%); chi phí buộc phải tại SIDS.</w:t>
+        <w:t xml:space="preserve">: U ngược tại Emerging (Việt Nam điểm uốn 39–46%; Trung Quốc điểm uốn 47–49%); gần tuyến tính tại Advanced (Singapore điểm uốn 82%); chi phí buộc phải tại SIDS.</w:t>
       </w:r>
     </w:p>
     <w:p>
@@ -19074,7 +19074,7 @@
         <w:t xml:space="preserve">(4) Tái định vị chuỗi giá trị toàn cầu: lắp ráp downstream → thiết kế và R&amp;D mid-stream</w:t>
       </w:r>
       <w:r>
-        <w:t xml:space="preserve">: Việt Nam ở điểm uốn (39–46%). Trung Quốc R&amp;D 39,4% và điểm uốn cao hơn (47–49%) cho thấy: TCI cao → điểm uốn cao → chịu đựng được mức độ quốc tế hóa cao hơn.</w:t>
+        <w:t xml:space="preserve">: Việt Nam ở điểm uốn (39–46%). Trung Quốc R&amp;D 39,4% và điểm uốn cao hơn (47–49%) cho thấy: Sự chênh lệch điểm uốn giữa Trung Quốc (TP ~47–49%, Nhóm III) và Việt Nam (TP ~39–46%, Nhóm IV) phản ánh gradient ICRV, không phải gradient TCI. TCI nâng mặt bằng năng suất ở mọi mức FSTS (hiệu ứng level-shift) nhưng không trực tiếp quyết định vị trí điểm uốn — phân biệt hai cơ chế này là quan trọng cho hàm ý chính sách.</w:t>
       </w:r>
     </w:p>
     <w:p>
@@ -19500,7 +19500,7 @@
         <w:pStyle w:val="BodyText"/>
       </w:pPr>
       <w:r>
-        <w:t xml:space="preserve">Bausch, A., &amp; Krist, M. (2007). The effect of context-related moderators on the internationalization–performance relationship: Evidence from meta-analysis.</w:t>
+        <w:t xml:space="preserve">Banalieva, E. R., &amp; Dhanaraj, C. (2019). Internalization theory for the digital economy.</w:t>
       </w:r>
       <w:r>
         <w:t xml:space="preserve"> </w:t>
@@ -19510,10 +19510,10 @@
           <w:iCs/>
           <w:i/>
         </w:rPr>
-        <w:t xml:space="preserve">Management International Review, 47</w:t>
-      </w:r>
-      <w:r>
-        <w:t xml:space="preserve">(3), 319–347.</w:t>
+        <w:t xml:space="preserve">Journal of International Business Studies, 50</w:t>
+      </w:r>
+      <w:r>
+        <w:t xml:space="preserve">(8), 1372–1387.</w:t>
       </w:r>
     </w:p>
     <w:p>
@@ -19521,7 +19521,7 @@
         <w:pStyle w:val="BodyText"/>
       </w:pPr>
       <w:r>
-        <w:t xml:space="preserve">Beblawi, H. (1987). The rentier state in the Arab world. In H. Beblawi &amp; G. Luciani (Eds.),</w:t>
+        <w:t xml:space="preserve">Bausch, A., &amp; Krist, M. (2007). The effect of context-related moderators on the internationalization–performance relationship: Evidence from meta-analysis.</w:t>
       </w:r>
       <w:r>
         <w:t xml:space="preserve"> </w:t>
@@ -19531,13 +19531,10 @@
           <w:iCs/>
           <w:i/>
         </w:rPr>
-        <w:t xml:space="preserve">The rentier state</w:t>
-      </w:r>
-      <w:r>
-        <w:t xml:space="preserve"> </w:t>
-      </w:r>
-      <w:r>
-        <w:t xml:space="preserve">(pp. 49–62). Croom Helm.</w:t>
+        <w:t xml:space="preserve">Management International Review, 47</w:t>
+      </w:r>
+      <w:r>
+        <w:t xml:space="preserve">(3), 319–347.</w:t>
       </w:r>
     </w:p>
     <w:p>
@@ -19545,7 +19542,7 @@
         <w:pStyle w:val="BodyText"/>
       </w:pPr>
       <w:r>
-        <w:t xml:space="preserve">Bertram, G. (2006). Introduction: The MIRAB model in the twenty-first century.</w:t>
+        <w:t xml:space="preserve">Beblawi, H. (1987). The rentier state in the Arab world. In H. Beblawi &amp; G. Luciani (Eds.),</w:t>
       </w:r>
       <w:r>
         <w:t xml:space="preserve"> </w:t>
@@ -19555,10 +19552,13 @@
           <w:iCs/>
           <w:i/>
         </w:rPr>
-        <w:t xml:space="preserve">Asia Pacific Viewpoint, 47</w:t>
-      </w:r>
-      <w:r>
-        <w:t xml:space="preserve">(1), 1–13.</w:t>
+        <w:t xml:space="preserve">The rentier state</w:t>
+      </w:r>
+      <w:r>
+        <w:t xml:space="preserve"> </w:t>
+      </w:r>
+      <w:r>
+        <w:t xml:space="preserve">(pp. 49–62). Croom Helm.</w:t>
       </w:r>
     </w:p>
     <w:p>
@@ -19566,7 +19566,7 @@
         <w:pStyle w:val="BodyText"/>
       </w:pPr>
       <w:r>
-        <w:t xml:space="preserve">Briguglio, L. (1995). Small island developing states and their economic vulnerabilities.</w:t>
+        <w:t xml:space="preserve">Bertram, G. (2006). Introduction: The MIRAB model in the twenty-first century.</w:t>
       </w:r>
       <w:r>
         <w:t xml:space="preserve"> </w:t>
@@ -19576,10 +19576,10 @@
           <w:iCs/>
           <w:i/>
         </w:rPr>
-        <w:t xml:space="preserve">World Development, 23</w:t>
-      </w:r>
-      <w:r>
-        <w:t xml:space="preserve">(9), 1615–1632.</w:t>
+        <w:t xml:space="preserve">Asia Pacific Viewpoint, 47</w:t>
+      </w:r>
+      <w:r>
+        <w:t xml:space="preserve">(1), 1–13.</w:t>
       </w:r>
     </w:p>
     <w:p>
@@ -19587,7 +19587,7 @@
         <w:pStyle w:val="BodyText"/>
       </w:pPr>
       <w:r>
-        <w:t xml:space="preserve">Brynjolfsson, E., &amp; McAfee, A. (2014).</w:t>
+        <w:t xml:space="preserve">Briguglio, L. (1995). Small island developing states and their economic vulnerabilities.</w:t>
       </w:r>
       <w:r>
         <w:t xml:space="preserve"> </w:t>
@@ -19597,10 +19597,10 @@
           <w:iCs/>
           <w:i/>
         </w:rPr>
-        <w:t xml:space="preserve">The second machine age: Work, progress, and prosperity in a time of brilliant technologies</w:t>
-      </w:r>
-      <w:r>
-        <w:t xml:space="preserve">. W. W. Norton &amp; Company.</w:t>
+        <w:t xml:space="preserve">World Development, 23</w:t>
+      </w:r>
+      <w:r>
+        <w:t xml:space="preserve">(9), 1615–1632.</w:t>
       </w:r>
     </w:p>
     <w:p>
@@ -19608,7 +19608,7 @@
         <w:pStyle w:val="BodyText"/>
       </w:pPr>
       <w:r>
-        <w:t xml:space="preserve">Cohen, W. M., &amp; Levinthal, D. A. (1990). Absorptive capacity: A new perspective on learning and innovation.</w:t>
+        <w:t xml:space="preserve">Brynjolfsson, E., &amp; McAfee, A. (2014).</w:t>
       </w:r>
       <w:r>
         <w:t xml:space="preserve"> </w:t>
@@ -19618,10 +19618,10 @@
           <w:iCs/>
           <w:i/>
         </w:rPr>
-        <w:t xml:space="preserve">Administrative Science Quarterly, 35</w:t>
-      </w:r>
-      <w:r>
-        <w:t xml:space="preserve">(1), 128–152.</w:t>
+        <w:t xml:space="preserve">The second machine age: Work, progress, and prosperity in a time of brilliant technologies</w:t>
+      </w:r>
+      <w:r>
+        <w:t xml:space="preserve">. W. W. Norton &amp; Company.</w:t>
       </w:r>
     </w:p>
     <w:p>
@@ -19629,7 +19629,7 @@
         <w:pStyle w:val="BodyText"/>
       </w:pPr>
       <w:r>
-        <w:t xml:space="preserve">Contractor, F. J., Kundu, S. K., &amp; Hsu, C. C. (2003). A three-stage theory of international expansion.</w:t>
+        <w:t xml:space="preserve">Cohen, W. M., &amp; Levinthal, D. A. (1990). Absorptive capacity: A new perspective on learning and innovation.</w:t>
       </w:r>
       <w:r>
         <w:t xml:space="preserve"> </w:t>
@@ -19639,10 +19639,10 @@
           <w:iCs/>
           <w:i/>
         </w:rPr>
-        <w:t xml:space="preserve">Journal of International Business Studies, 34</w:t>
-      </w:r>
-      <w:r>
-        <w:t xml:space="preserve">(1), 5–18.</w:t>
+        <w:t xml:space="preserve">Administrative Science Quarterly, 35</w:t>
+      </w:r>
+      <w:r>
+        <w:t xml:space="preserve">(1), 128–152.</w:t>
       </w:r>
     </w:p>
     <w:p>
@@ -19650,7 +19650,7 @@
         <w:pStyle w:val="BodyText"/>
       </w:pPr>
       <w:r>
-        <w:t xml:space="preserve">Cusolito, A. P., &amp; Maloney, W. F. (2018).</w:t>
+        <w:t xml:space="preserve">Contractor, F. J., Kundu, S. K., &amp; Hsu, C. C. (2003). A three-stage theory of international expansion.</w:t>
       </w:r>
       <w:r>
         <w:t xml:space="preserve"> </w:t>
@@ -19660,10 +19660,10 @@
           <w:iCs/>
           <w:i/>
         </w:rPr>
-        <w:t xml:space="preserve">Productivity revisited: Shifting paradigms in analysis and policy</w:t>
-      </w:r>
-      <w:r>
-        <w:t xml:space="preserve">. World Bank Group.</w:t>
+        <w:t xml:space="preserve">Journal of International Business Studies, 34</w:t>
+      </w:r>
+      <w:r>
+        <w:t xml:space="preserve">(1), 5–18.</w:t>
       </w:r>
     </w:p>
     <w:p>
@@ -19671,7 +19671,7 @@
         <w:pStyle w:val="BodyText"/>
       </w:pPr>
       <w:r>
-        <w:t xml:space="preserve">David, P. A. (1990). The dynamo and the computer: An historical perspective on the modern productivity paradox.</w:t>
+        <w:t xml:space="preserve">Cusolito, A. P., &amp; Maloney, W. F. (2018).</w:t>
       </w:r>
       <w:r>
         <w:t xml:space="preserve"> </w:t>
@@ -19681,10 +19681,10 @@
           <w:iCs/>
           <w:i/>
         </w:rPr>
-        <w:t xml:space="preserve">American Economic Review, 80</w:t>
-      </w:r>
-      <w:r>
-        <w:t xml:space="preserve">(2), 355–361.</w:t>
+        <w:t xml:space="preserve">Productivity revisited: Shifting paradigms in analysis and policy</w:t>
+      </w:r>
+      <w:r>
+        <w:t xml:space="preserve">. World Bank Group.</w:t>
       </w:r>
     </w:p>
     <w:p>
@@ -19692,7 +19692,7 @@
         <w:pStyle w:val="BodyText"/>
       </w:pPr>
       <w:r>
-        <w:t xml:space="preserve">Đỗ, T. H., &amp; Phan, A. T. (2026). Internationalization and firm performance in Vietnam.</w:t>
+        <w:t xml:space="preserve">David, P. A. (1990). The dynamo and the computer: An historical perspective on the modern productivity paradox.</w:t>
       </w:r>
       <w:r>
         <w:t xml:space="preserve"> </w:t>
@@ -19702,13 +19702,10 @@
           <w:iCs/>
           <w:i/>
         </w:rPr>
-        <w:t xml:space="preserve">Journal of Asia Business Studies</w:t>
-      </w:r>
-      <w:r>
-        <w:t xml:space="preserve"> </w:t>
-      </w:r>
-      <w:r>
-        <w:t xml:space="preserve">(under review).</w:t>
+        <w:t xml:space="preserve">American Economic Review, 80</w:t>
+      </w:r>
+      <w:r>
+        <w:t xml:space="preserve">(2), 355–361.</w:t>
       </w:r>
     </w:p>
     <w:p>
@@ -19716,7 +19713,7 @@
         <w:pStyle w:val="BodyText"/>
       </w:pPr>
       <w:r>
-        <w:t xml:space="preserve">Hall, P. A., &amp; Soskice, D. (Eds.). (2001).</w:t>
+        <w:t xml:space="preserve">Đỗ, T. H., &amp; Phan, A. T. (2026). Internationalization and firm performance in Vietnam.</w:t>
       </w:r>
       <w:r>
         <w:t xml:space="preserve"> </w:t>
@@ -19726,10 +19723,13 @@
           <w:iCs/>
           <w:i/>
         </w:rPr>
-        <w:t xml:space="preserve">Varieties of capitalism: The institutional foundations of comparative advantage</w:t>
-      </w:r>
-      <w:r>
-        <w:t xml:space="preserve">. Oxford University Press.</w:t>
+        <w:t xml:space="preserve">Journal of Asia Business Studies</w:t>
+      </w:r>
+      <w:r>
+        <w:t xml:space="preserve"> </w:t>
+      </w:r>
+      <w:r>
+        <w:t xml:space="preserve">(under review).</w:t>
       </w:r>
     </w:p>
     <w:p>
@@ -19737,7 +19737,7 @@
         <w:pStyle w:val="BodyText"/>
       </w:pPr>
       <w:r>
-        <w:t xml:space="preserve">Hertog, S. (2010).</w:t>
+        <w:t xml:space="preserve">Hall, P. A., &amp; Soskice, D. (Eds.). (2001).</w:t>
       </w:r>
       <w:r>
         <w:t xml:space="preserve"> </w:t>
@@ -19747,10 +19747,10 @@
           <w:iCs/>
           <w:i/>
         </w:rPr>
-        <w:t xml:space="preserve">Princes, brokers, and bureaucrats: Oil and the state in Saudi Arabia</w:t>
-      </w:r>
-      <w:r>
-        <w:t xml:space="preserve">. Cornell University Press.</w:t>
+        <w:t xml:space="preserve">Varieties of capitalism: The institutional foundations of comparative advantage</w:t>
+      </w:r>
+      <w:r>
+        <w:t xml:space="preserve">. Oxford University Press.</w:t>
       </w:r>
     </w:p>
     <w:p>
@@ -19758,7 +19758,7 @@
         <w:pStyle w:val="BodyText"/>
       </w:pPr>
       <w:r>
-        <w:t xml:space="preserve">Hsieh, C.-T., &amp; Klenow, P. J. (2009). Misallocation and manufacturing TFP in China and India.</w:t>
+        <w:t xml:space="preserve">Hertog, S. (2010).</w:t>
       </w:r>
       <w:r>
         <w:t xml:space="preserve"> </w:t>
@@ -19768,10 +19768,10 @@
           <w:iCs/>
           <w:i/>
         </w:rPr>
-        <w:t xml:space="preserve">Quarterly Journal of Economics, 124</w:t>
-      </w:r>
-      <w:r>
-        <w:t xml:space="preserve">(4), 1403–1448.</w:t>
+        <w:t xml:space="preserve">Princes, brokers, and bureaucrats: Oil and the state in Saudi Arabia</w:t>
+      </w:r>
+      <w:r>
+        <w:t xml:space="preserve">. Cornell University Press.</w:t>
       </w:r>
     </w:p>
     <w:p>
@@ -19779,7 +19779,7 @@
         <w:pStyle w:val="BodyText"/>
       </w:pPr>
       <w:r>
-        <w:t xml:space="preserve">Hsieh, C.-T., &amp; Klenow, P. J. (2014). The life cycle of plants in India and Mexico.</w:t>
+        <w:t xml:space="preserve">Hsieh, C.-T., &amp; Klenow, P. J. (2009). Misallocation and manufacturing TFP in China and India.</w:t>
       </w:r>
       <w:r>
         <w:t xml:space="preserve"> </w:t>
@@ -19789,10 +19789,10 @@
           <w:iCs/>
           <w:i/>
         </w:rPr>
-        <w:t xml:space="preserve">Quarterly Journal of Economics, 129</w:t>
-      </w:r>
-      <w:r>
-        <w:t xml:space="preserve">(3), 1035–1084.</w:t>
+        <w:t xml:space="preserve">Quarterly Journal of Economics, 124</w:t>
+      </w:r>
+      <w:r>
+        <w:t xml:space="preserve">(4), 1403–1448.</w:t>
       </w:r>
     </w:p>
     <w:p>
@@ -19800,7 +19800,7 @@
         <w:pStyle w:val="BodyText"/>
       </w:pPr>
       <w:r>
-        <w:t xml:space="preserve">Johanson, J., &amp; Vahlne, J.-E. (1977). The internationalization process of the firm.</w:t>
+        <w:t xml:space="preserve">Hsieh, C.-T., &amp; Klenow, P. J. (2014). The life cycle of plants in India and Mexico.</w:t>
       </w:r>
       <w:r>
         <w:t xml:space="preserve"> </w:t>
@@ -19810,10 +19810,10 @@
           <w:iCs/>
           <w:i/>
         </w:rPr>
-        <w:t xml:space="preserve">Journal of International Business Studies, 8</w:t>
-      </w:r>
-      <w:r>
-        <w:t xml:space="preserve">(1), 23–32.</w:t>
+        <w:t xml:space="preserve">Quarterly Journal of Economics, 129</w:t>
+      </w:r>
+      <w:r>
+        <w:t xml:space="preserve">(3), 1035–1084.</w:t>
       </w:r>
     </w:p>
     <w:p>
@@ -19821,7 +19821,7 @@
         <w:pStyle w:val="BodyText"/>
       </w:pPr>
       <w:r>
-        <w:t xml:space="preserve">Johanson, J., &amp; Vahlne, J.-E. (2009). The Uppsala internationalization process model revisited.</w:t>
+        <w:t xml:space="preserve">Johanson, J., &amp; Vahlne, J.-E. (1977). The internationalization process of the firm.</w:t>
       </w:r>
       <w:r>
         <w:t xml:space="preserve"> </w:t>
@@ -19831,10 +19831,10 @@
           <w:iCs/>
           <w:i/>
         </w:rPr>
-        <w:t xml:space="preserve">Journal of International Business Studies, 40</w:t>
-      </w:r>
-      <w:r>
-        <w:t xml:space="preserve">(9), 1411–1431.</w:t>
+        <w:t xml:space="preserve">Journal of International Business Studies, 8</w:t>
+      </w:r>
+      <w:r>
+        <w:t xml:space="preserve">(1), 23–32.</w:t>
       </w:r>
     </w:p>
     <w:p>
@@ -19842,7 +19842,7 @@
         <w:pStyle w:val="BodyText"/>
       </w:pPr>
       <w:r>
-        <w:t xml:space="preserve">Kafouros, M., Wang, C., Piperopoulos, P., &amp; Zhang, M. (2023). Academic publishing in business and management.</w:t>
+        <w:t xml:space="preserve">Johanson, J., &amp; Vahlne, J.-E. (2009). The Uppsala internationalization process model revisited.</w:t>
       </w:r>
       <w:r>
         <w:t xml:space="preserve"> </w:t>
@@ -19852,10 +19852,10 @@
           <w:iCs/>
           <w:i/>
         </w:rPr>
-        <w:t xml:space="preserve">Global Strategy Journal, 13</w:t>
-      </w:r>
-      <w:r>
-        <w:t xml:space="preserve">(1), 3–28.</w:t>
+        <w:t xml:space="preserve">Journal of International Business Studies, 40</w:t>
+      </w:r>
+      <w:r>
+        <w:t xml:space="preserve">(9), 1411–1431.</w:t>
       </w:r>
     </w:p>
     <w:p>
@@ -19863,7 +19863,7 @@
         <w:pStyle w:val="BodyText"/>
       </w:pPr>
       <w:r>
-        <w:t xml:space="preserve">Kaufmann, D., Kraay, A., &amp; Mastruzzi, M. (2011). The worldwide governance indicators: Methodology and analytical issues.</w:t>
+        <w:t xml:space="preserve">Kafouros, M., Wang, C., Piperopoulos, P., &amp; Zhang, M. (2023). Academic publishing in business and management.</w:t>
       </w:r>
       <w:r>
         <w:t xml:space="preserve"> </w:t>
@@ -19873,10 +19873,10 @@
           <w:iCs/>
           <w:i/>
         </w:rPr>
-        <w:t xml:space="preserve">Hague Journal on the Rule of Law, 3</w:t>
-      </w:r>
-      <w:r>
-        <w:t xml:space="preserve">(2), 220–246.</w:t>
+        <w:t xml:space="preserve">Global Strategy Journal, 13</w:t>
+      </w:r>
+      <w:r>
+        <w:t xml:space="preserve">(1), 3–28.</w:t>
       </w:r>
     </w:p>
     <w:p>
@@ -19884,7 +19884,7 @@
         <w:pStyle w:val="BodyText"/>
       </w:pPr>
       <w:r>
-        <w:t xml:space="preserve">Khanna, T., &amp; Palepu, K. G. (2010).</w:t>
+        <w:t xml:space="preserve">Kaufmann, D., Kraay, A., &amp; Mastruzzi, M. (2011). The worldwide governance indicators: Methodology and analytical issues.</w:t>
       </w:r>
       <w:r>
         <w:t xml:space="preserve"> </w:t>
@@ -19894,10 +19894,10 @@
           <w:iCs/>
           <w:i/>
         </w:rPr>
-        <w:t xml:space="preserve">Winning in emerging markets: A road map for strategy and execution</w:t>
-      </w:r>
-      <w:r>
-        <w:t xml:space="preserve">. Harvard Business Press.</w:t>
+        <w:t xml:space="preserve">Hague Journal on the Rule of Law, 3</w:t>
+      </w:r>
+      <w:r>
+        <w:t xml:space="preserve">(2), 220–246.</w:t>
       </w:r>
     </w:p>
     <w:p>
@@ -19905,7 +19905,7 @@
         <w:pStyle w:val="BodyText"/>
       </w:pPr>
       <w:r>
-        <w:t xml:space="preserve">Kirca, A. H., Hult, G. T. M., Deligonul, S., Perryy, M. Z., &amp; Cavusgil, S. T. (2012). A multilevel examination of the drivers of firm multinationality.</w:t>
+        <w:t xml:space="preserve">Khanna, T., &amp; Palepu, K. G. (2010).</w:t>
       </w:r>
       <w:r>
         <w:t xml:space="preserve"> </w:t>
@@ -19915,10 +19915,10 @@
           <w:iCs/>
           <w:i/>
         </w:rPr>
-        <w:t xml:space="preserve">Journal of Management, 38</w:t>
-      </w:r>
-      <w:r>
-        <w:t xml:space="preserve">(2), 502–530.</w:t>
+        <w:t xml:space="preserve">Winning in emerging markets: A road map for strategy and execution</w:t>
+      </w:r>
+      <w:r>
+        <w:t xml:space="preserve">. Harvard Business Press.</w:t>
       </w:r>
     </w:p>
     <w:p>
@@ -19926,7 +19926,7 @@
         <w:pStyle w:val="BodyText"/>
       </w:pPr>
       <w:r>
-        <w:t xml:space="preserve">Lu, J. W., &amp; Beamish, P. W. (2004). International diversification and firm performance: The S-curve hypothesis.</w:t>
+        <w:t xml:space="preserve">Kirca, A. H., Hult, G. T. M., Deligonul, S., Perryy, M. Z., &amp; Cavusgil, S. T. (2012). A multilevel examination of the drivers of firm multinationality.</w:t>
       </w:r>
       <w:r>
         <w:t xml:space="preserve"> </w:t>
@@ -19936,10 +19936,10 @@
           <w:iCs/>
           <w:i/>
         </w:rPr>
-        <w:t xml:space="preserve">Academy of Management Journal, 47</w:t>
-      </w:r>
-      <w:r>
-        <w:t xml:space="preserve">(4), 598–609.</w:t>
+        <w:t xml:space="preserve">Journal of Management, 38</w:t>
+      </w:r>
+      <w:r>
+        <w:t xml:space="preserve">(2), 502–530.</w:t>
       </w:r>
     </w:p>
     <w:p>
@@ -19947,7 +19947,7 @@
         <w:pStyle w:val="BodyText"/>
       </w:pPr>
       <w:r>
-        <w:t xml:space="preserve">Mar, J., Đỗ, T. H., &amp; Phan, A. T. (2026). Digital adoption and internationalization in Singapore.</w:t>
+        <w:t xml:space="preserve">Lu, J. W., &amp; Beamish, P. W. (2004). International diversification and firm performance: The S-curve hypothesis.</w:t>
       </w:r>
       <w:r>
         <w:t xml:space="preserve"> </w:t>
@@ -19957,13 +19957,10 @@
           <w:iCs/>
           <w:i/>
         </w:rPr>
-        <w:t xml:space="preserve">Management International Review</w:t>
-      </w:r>
-      <w:r>
-        <w:t xml:space="preserve"> </w:t>
-      </w:r>
-      <w:r>
-        <w:t xml:space="preserve">(under review).</w:t>
+        <w:t xml:space="preserve">Academy of Management Journal, 47</w:t>
+      </w:r>
+      <w:r>
+        <w:t xml:space="preserve">(4), 598–609.</w:t>
       </w:r>
     </w:p>
     <w:p>
@@ -19971,7 +19968,7 @@
         <w:pStyle w:val="BodyText"/>
       </w:pPr>
       <w:r>
-        <w:t xml:space="preserve">Marano, V., Arregle, J.-L., Hitt, M. A., Spadafora, E., &amp; van Essen, M. (2016). Home country institutions and the internationalization-performance relationship.</w:t>
+        <w:t xml:space="preserve">Mar, J., Đỗ, T. H., &amp; Phan, A. T. (2026). Digital adoption and internationalization in Singapore.</w:t>
       </w:r>
       <w:r>
         <w:t xml:space="preserve"> </w:t>
@@ -19981,10 +19978,13 @@
           <w:iCs/>
           <w:i/>
         </w:rPr>
-        <w:t xml:space="preserve">Journal of Management, 42</w:t>
-      </w:r>
-      <w:r>
-        <w:t xml:space="preserve">(5), 1075–1110.</w:t>
+        <w:t xml:space="preserve">Management International Review</w:t>
+      </w:r>
+      <w:r>
+        <w:t xml:space="preserve"> </w:t>
+      </w:r>
+      <w:r>
+        <w:t xml:space="preserve">(under review).</w:t>
       </w:r>
     </w:p>
     <w:p>
@@ -19992,7 +19992,7 @@
         <w:pStyle w:val="BodyText"/>
       </w:pPr>
       <w:r>
-        <w:t xml:space="preserve">North, D. C. (1990).</w:t>
+        <w:t xml:space="preserve">Marano, V., Arregle, J.-L., Hitt, M. A., Spadafora, E., &amp; van Essen, M. (2016). Home country institutions and the internationalization-performance relationship.</w:t>
       </w:r>
       <w:r>
         <w:t xml:space="preserve"> </w:t>
@@ -20002,10 +20002,10 @@
           <w:iCs/>
           <w:i/>
         </w:rPr>
-        <w:t xml:space="preserve">Institutions, institutional change and economic performance</w:t>
-      </w:r>
-      <w:r>
-        <w:t xml:space="preserve">. Cambridge University Press.</w:t>
+        <w:t xml:space="preserve">Journal of Management, 42</w:t>
+      </w:r>
+      <w:r>
+        <w:t xml:space="preserve">(5), 1075–1110.</w:t>
       </w:r>
     </w:p>
     <w:p>
@@ -20013,7 +20013,7 @@
         <w:pStyle w:val="BodyText"/>
       </w:pPr>
       <w:r>
-        <w:t xml:space="preserve">Peng, M. W. (2001). The resource-based view and international business.</w:t>
+        <w:t xml:space="preserve">North, D. C. (1990).</w:t>
       </w:r>
       <w:r>
         <w:t xml:space="preserve"> </w:t>
@@ -20023,10 +20023,10 @@
           <w:iCs/>
           <w:i/>
         </w:rPr>
-        <w:t xml:space="preserve">Journal of Management, 27</w:t>
-      </w:r>
-      <w:r>
-        <w:t xml:space="preserve">(6), 803–829.</w:t>
+        <w:t xml:space="preserve">Institutions, institutional change and economic performance</w:t>
+      </w:r>
+      <w:r>
+        <w:t xml:space="preserve">. Cambridge University Press.</w:t>
       </w:r>
     </w:p>
     <w:p>
@@ -20034,7 +20034,7 @@
         <w:pStyle w:val="BodyText"/>
       </w:pPr>
       <w:r>
-        <w:t xml:space="preserve">Peng, M. W. (2003). Institutional transitions and strategic choices.</w:t>
+        <w:t xml:space="preserve">Peng, M. W. (2001). The resource-based view and international business.</w:t>
       </w:r>
       <w:r>
         <w:t xml:space="preserve"> </w:t>
@@ -20044,10 +20044,10 @@
           <w:iCs/>
           <w:i/>
         </w:rPr>
-        <w:t xml:space="preserve">Academy of Management Review, 28</w:t>
-      </w:r>
-      <w:r>
-        <w:t xml:space="preserve">(2), 275–296.</w:t>
+        <w:t xml:space="preserve">Journal of Management, 27</w:t>
+      </w:r>
+      <w:r>
+        <w:t xml:space="preserve">(6), 803–829.</w:t>
       </w:r>
     </w:p>
     <w:p>
@@ -20055,7 +20055,7 @@
         <w:pStyle w:val="BodyText"/>
       </w:pPr>
       <w:r>
-        <w:t xml:space="preserve">Sachs, J. D., &amp; Warner, A. M. (2001). The curse of natural resources.</w:t>
+        <w:t xml:space="preserve">Peng, M. W. (2003). Institutional transitions and strategic choices.</w:t>
       </w:r>
       <w:r>
         <w:t xml:space="preserve"> </w:t>
@@ -20065,10 +20065,10 @@
           <w:iCs/>
           <w:i/>
         </w:rPr>
-        <w:t xml:space="preserve">European Economic Review, 45</w:t>
-      </w:r>
-      <w:r>
-        <w:t xml:space="preserve">(4–6), 827–838.</w:t>
+        <w:t xml:space="preserve">Academy of Management Review, 28</w:t>
+      </w:r>
+      <w:r>
+        <w:t xml:space="preserve">(2), 275–296.</w:t>
       </w:r>
     </w:p>
     <w:p>
@@ -20076,7 +20076,7 @@
         <w:pStyle w:val="BodyText"/>
       </w:pPr>
       <w:r>
-        <w:t xml:space="preserve">Schwens, C., Zapkau, F. B., Brouthers, K. D., &amp; Hollender, L. (2018). How overconfidence can blind internationalization performance predictions.</w:t>
+        <w:t xml:space="preserve">Sachs, J. D., &amp; Warner, A. M. (2001). The curse of natural resources.</w:t>
       </w:r>
       <w:r>
         <w:t xml:space="preserve"> </w:t>
@@ -20086,10 +20086,10 @@
           <w:iCs/>
           <w:i/>
         </w:rPr>
-        <w:t xml:space="preserve">Journal of World Business, 53</w:t>
-      </w:r>
-      <w:r>
-        <w:t xml:space="preserve">(3), 290–301.</w:t>
+        <w:t xml:space="preserve">European Economic Review, 45</w:t>
+      </w:r>
+      <w:r>
+        <w:t xml:space="preserve">(4–6), 827–838.</w:t>
       </w:r>
     </w:p>
     <w:p>
@@ -20097,7 +20097,7 @@
         <w:pStyle w:val="BodyText"/>
       </w:pPr>
       <w:r>
-        <w:t xml:space="preserve">Sikdar, A., &amp; Mukhopadhyay, A. (2026). Technology spillovers and firm performance in India.</w:t>
+        <w:t xml:space="preserve">Schwens, C., Zapkau, F. B., Brouthers, K. D., &amp; Hollender, L. (2018). How overconfidence can blind internationalization performance predictions.</w:t>
       </w:r>
       <w:r>
         <w:t xml:space="preserve"> </w:t>
@@ -20107,10 +20107,10 @@
           <w:iCs/>
           <w:i/>
         </w:rPr>
-        <w:t xml:space="preserve">Asian Development Review, 43</w:t>
-      </w:r>
-      <w:r>
-        <w:t xml:space="preserve">(1), 37–75.</w:t>
+        <w:t xml:space="preserve">Journal of World Business, 53</w:t>
+      </w:r>
+      <w:r>
+        <w:t xml:space="preserve">(3), 290–301.</w:t>
       </w:r>
     </w:p>
     <w:p>
@@ -20118,7 +20118,7 @@
         <w:pStyle w:val="BodyText"/>
       </w:pPr>
       <w:r>
-        <w:t xml:space="preserve">Stallkamp, M., &amp; Schotter, A. P. J. (2021). Platforms without borders?</w:t>
+        <w:t xml:space="preserve">Sikdar, A., &amp; Mukhopadhyay, A. (2026). Technology spillovers and firm performance in India.</w:t>
       </w:r>
       <w:r>
         <w:t xml:space="preserve"> </w:t>
@@ -20128,10 +20128,10 @@
           <w:iCs/>
           <w:i/>
         </w:rPr>
-        <w:t xml:space="preserve">Global Strategy Journal, 11</w:t>
-      </w:r>
-      <w:r>
-        <w:t xml:space="preserve">(1), 58–80.</w:t>
+        <w:t xml:space="preserve">Asian Development Review, 43</w:t>
+      </w:r>
+      <w:r>
+        <w:t xml:space="preserve">(1), 37–75.</w:t>
       </w:r>
     </w:p>
     <w:p>
@@ -20139,7 +20139,7 @@
         <w:pStyle w:val="BodyText"/>
       </w:pPr>
       <w:r>
-        <w:t xml:space="preserve">Teece, D. J., Pisano, G., &amp; Shuen, A. (1997). Dynamic capabilities and strategic management.</w:t>
+        <w:t xml:space="preserve">StartupBlink. (2026).</w:t>
       </w:r>
       <w:r>
         <w:t xml:space="preserve"> </w:t>
@@ -20149,10 +20149,10 @@
           <w:iCs/>
           <w:i/>
         </w:rPr>
-        <w:t xml:space="preserve">Strategic Management Journal, 18</w:t>
-      </w:r>
-      <w:r>
-        <w:t xml:space="preserve">(7), 509–533.</w:t>
+        <w:t xml:space="preserve">Global startup ecosystem index 2026</w:t>
+      </w:r>
+      <w:r>
+        <w:t xml:space="preserve">. StartupBlink Research.</w:t>
       </w:r>
     </w:p>
     <w:p>
@@ -20160,7 +20160,7 @@
         <w:pStyle w:val="BodyText"/>
       </w:pPr>
       <w:r>
-        <w:t xml:space="preserve">UNCTAD. (2023).</w:t>
+        <w:t xml:space="preserve">Stallkamp, M., &amp; Schotter, A. P. J. (2021). Platforms without borders?</w:t>
       </w:r>
       <w:r>
         <w:t xml:space="preserve"> </w:t>
@@ -20170,10 +20170,10 @@
           <w:iCs/>
           <w:i/>
         </w:rPr>
-        <w:t xml:space="preserve">World investment report 2023</w:t>
-      </w:r>
-      <w:r>
-        <w:t xml:space="preserve">. United Nations Conference on Trade and Development.</w:t>
+        <w:t xml:space="preserve">Global Strategy Journal, 11</w:t>
+      </w:r>
+      <w:r>
+        <w:t xml:space="preserve">(1), 58–80.</w:t>
       </w:r>
     </w:p>
     <w:p>
@@ -20181,7 +20181,7 @@
         <w:pStyle w:val="BodyText"/>
       </w:pPr>
       <w:r>
-        <w:t xml:space="preserve">Venkatraman, N., &amp; Ramanujam, V. (1986). Measurement of business performance in strategy research.</w:t>
+        <w:t xml:space="preserve">Teece, D. J., Pisano, G., &amp; Shuen, A. (1997). Dynamic capabilities and strategic management.</w:t>
       </w:r>
       <w:r>
         <w:t xml:space="preserve"> </w:t>
@@ -20191,10 +20191,10 @@
           <w:iCs/>
           <w:i/>
         </w:rPr>
-        <w:t xml:space="preserve">Academy of Management Review, 11</w:t>
-      </w:r>
-      <w:r>
-        <w:t xml:space="preserve">(4), 801–814.</w:t>
+        <w:t xml:space="preserve">Strategic Management Journal, 18</w:t>
+      </w:r>
+      <w:r>
+        <w:t xml:space="preserve">(7), 509–533.</w:t>
       </w:r>
     </w:p>
     <w:p>
@@ -20202,7 +20202,7 @@
         <w:pStyle w:val="BodyText"/>
       </w:pPr>
       <w:r>
-        <w:t xml:space="preserve">Verhoef, P. C., Broekhuizen, T., Bart, Y., Bhattacharya, A., Dong, J. Q., Fabian, N., &amp; Haenlein, M. (2021). Digital transformation: A multidisciplinary reflection and research agenda.</w:t>
+        <w:t xml:space="preserve">UNCTAD. (2023).</w:t>
       </w:r>
       <w:r>
         <w:t xml:space="preserve"> </w:t>
@@ -20212,10 +20212,10 @@
           <w:iCs/>
           <w:i/>
         </w:rPr>
-        <w:t xml:space="preserve">Journal of Business Research, 122</w:t>
-      </w:r>
-      <w:r>
-        <w:t xml:space="preserve">, 889–901.</w:t>
+        <w:t xml:space="preserve">World investment report 2023</w:t>
+      </w:r>
+      <w:r>
+        <w:t xml:space="preserve">. United Nations Conference on Trade and Development.</w:t>
       </w:r>
     </w:p>
     <w:p>
@@ -20223,7 +20223,7 @@
         <w:pStyle w:val="BodyText"/>
       </w:pPr>
       <w:r>
-        <w:t xml:space="preserve">Wang, J., Huang, Y., &amp; Hong, H. (2024). Technology concentration and bank risk: Evidence from Chinese commercial banks.</w:t>
+        <w:t xml:space="preserve">Venkatraman, N., &amp; Ramanujam, V. (1986). Measurement of business performance in strategy research.</w:t>
       </w:r>
       <w:r>
         <w:t xml:space="preserve"> </w:t>
@@ -20233,10 +20233,10 @@
           <w:iCs/>
           <w:i/>
         </w:rPr>
-        <w:t xml:space="preserve">International Review of Financial Analysis, 91</w:t>
-      </w:r>
-      <w:r>
-        <w:t xml:space="preserve">, 102968.</w:t>
+        <w:t xml:space="preserve">Academy of Management Review, 11</w:t>
+      </w:r>
+      <w:r>
+        <w:t xml:space="preserve">(4), 801–814.</w:t>
       </w:r>
     </w:p>
     <w:p>
@@ -20244,7 +20244,7 @@
         <w:pStyle w:val="BodyText"/>
       </w:pPr>
       <w:r>
-        <w:t xml:space="preserve">Wernerfelt, B. (1984). A resource-based view of the firm.</w:t>
+        <w:t xml:space="preserve">Verhoef, P. C., Broekhuizen, T., Bart, Y., Bhattacharya, A., Dong, J. Q., Fabian, N., &amp; Haenlein, M. (2021). Digital transformation: A multidisciplinary reflection and research agenda.</w:t>
       </w:r>
       <w:r>
         <w:t xml:space="preserve"> </w:t>
@@ -20254,10 +20254,10 @@
           <w:iCs/>
           <w:i/>
         </w:rPr>
-        <w:t xml:space="preserve">Strategic Management Journal, 5</w:t>
-      </w:r>
-      <w:r>
-        <w:t xml:space="preserve">(2), 171–180.</w:t>
+        <w:t xml:space="preserve">Journal of Business Research, 122</w:t>
+      </w:r>
+      <w:r>
+        <w:t xml:space="preserve">, 889–901.</w:t>
       </w:r>
     </w:p>
     <w:p>
@@ -20265,7 +20265,7 @@
         <w:pStyle w:val="BodyText"/>
       </w:pPr>
       <w:r>
-        <w:t xml:space="preserve">Williamson, O. E. (1985).</w:t>
+        <w:t xml:space="preserve">Wang, J., Huang, Y., &amp; Hong, H. (2024). Technology concentration and bank risk: Evidence from Chinese commercial banks.</w:t>
       </w:r>
       <w:r>
         <w:t xml:space="preserve"> </w:t>
@@ -20275,10 +20275,94 @@
           <w:iCs/>
           <w:i/>
         </w:rPr>
+        <w:t xml:space="preserve">International Review of Financial Analysis, 91</w:t>
+      </w:r>
+      <w:r>
+        <w:t xml:space="preserve">, 102968.</w:t>
+      </w:r>
+    </w:p>
+    <w:p>
+      <w:pPr>
+        <w:pStyle w:val="BodyText"/>
+      </w:pPr>
+      <w:r>
+        <w:t xml:space="preserve">Wernerfelt, B. (1984). A resource-based view of the firm.</w:t>
+      </w:r>
+      <w:r>
+        <w:t xml:space="preserve"> </w:t>
+      </w:r>
+      <w:r>
+        <w:rPr>
+          <w:iCs/>
+          <w:i/>
+        </w:rPr>
+        <w:t xml:space="preserve">Strategic Management Journal, 5</w:t>
+      </w:r>
+      <w:r>
+        <w:t xml:space="preserve">(2), 171–180.</w:t>
+      </w:r>
+    </w:p>
+    <w:p>
+      <w:pPr>
+        <w:pStyle w:val="BodyText"/>
+      </w:pPr>
+      <w:r>
+        <w:t xml:space="preserve">Williamson, O. E. (1985).</w:t>
+      </w:r>
+      <w:r>
+        <w:t xml:space="preserve"> </w:t>
+      </w:r>
+      <w:r>
+        <w:rPr>
+          <w:iCs/>
+          <w:i/>
+        </w:rPr>
         <w:t xml:space="preserve">The economic institutions of capitalism</w:t>
       </w:r>
       <w:r>
         <w:t xml:space="preserve">. Free Press.</w:t>
+      </w:r>
+    </w:p>
+    <w:p>
+      <w:pPr>
+        <w:pStyle w:val="BodyText"/>
+      </w:pPr>
+      <w:r>
+        <w:t xml:space="preserve">World Bank. (2023).</w:t>
+      </w:r>
+      <w:r>
+        <w:t xml:space="preserve"> </w:t>
+      </w:r>
+      <w:r>
+        <w:rPr>
+          <w:iCs/>
+          <w:i/>
+        </w:rPr>
+        <w:t xml:space="preserve">World Bank Enterprise Surveys 2023</w:t>
+      </w:r>
+      <w:r>
+        <w:t xml:space="preserve">. World Bank Group.</w:t>
+      </w:r>
+    </w:p>
+    <w:p>
+      <w:pPr>
+        <w:pStyle w:val="BodyText"/>
+      </w:pPr>
+      <w:r>
+        <w:t xml:space="preserve">World Bank. (2024).</w:t>
+      </w:r>
+      <w:r>
+        <w:t xml:space="preserve"> </w:t>
+      </w:r>
+      <w:r>
+        <w:rPr>
+          <w:iCs/>
+          <w:i/>
+        </w:rPr>
+        <w:t xml:space="preserve">World development indicators 2024</w:t>
+      </w:r>
+      <w:r>
+        <w:t xml:space="preserve">. World Bank Group.</w:t>
       </w:r>
     </w:p>
     <w:p>
@@ -21147,7 +21231,7 @@
     <w:bookmarkEnd w:id="89"/>
     <w:sectPr>
       <w:pgSz w:h="16838" w:w="11906"/>
-      <w:pgMar w:bottom="1417" w:left="1417" w:right="1417" w:top="1417"/>
+      <w:pgMar w:bottom="1134" w:left="1701" w:right="1134" w:top="1134"/>
     </w:sectPr>
   </w:body>
 </w:document>
@@ -21491,13 +21575,13 @@
     <w:name w:val="Normal"/>
     <w:qFormat/>
     <w:pPr>
-      <w:spacing w:line="276" w:lineRule="auto"/>
+      <w:spacing w:line="360" w:lineRule="auto"/>
       <w:jc w:val="both"/>
     </w:pPr>
     <w:rPr>
       <w:rFonts w:ascii="Times New Roman" w:eastAsia="Times New Roman" w:hAnsi="Times New Roman"/>
       <w:color w:val="000000"/>
-      <w:sz w:val="24"/>
+      <w:sz w:val="26"/>
     </w:rPr>
   </w:style>
   <w:style w:styleId="BodyText" w:type="paragraph">
@@ -21505,14 +21589,14 @@
     <w:basedOn w:val="Normal"/>
     <w:link w:val="BodyTextChar"/>
     <w:pPr>
-      <w:spacing w:after="180" w:before="180" w:line="276" w:lineRule="auto"/>
+      <w:spacing w:after="180" w:before="180" w:line="360" w:lineRule="auto"/>
       <w:jc w:val="both"/>
     </w:pPr>
     <w:qFormat/>
     <w:rPr>
       <w:rFonts w:ascii="Times New Roman" w:eastAsia="Times New Roman" w:hAnsi="Times New Roman"/>
       <w:color w:val="000000"/>
-      <w:sz w:val="24"/>
+      <w:sz w:val="26"/>
     </w:rPr>
   </w:style>
   <w:style w:customStyle="1" w:styleId="FirstParagraph" w:type="paragraph">
@@ -21521,13 +21605,13 @@
     <w:next w:val="BodyText"/>
     <w:qFormat/>
     <w:pPr>
-      <w:spacing w:line="276" w:lineRule="auto"/>
+      <w:spacing w:line="360" w:lineRule="auto"/>
       <w:jc w:val="both"/>
     </w:pPr>
     <w:rPr>
       <w:rFonts w:ascii="Times New Roman" w:eastAsia="Times New Roman" w:hAnsi="Times New Roman"/>
       <w:color w:val="000000"/>
-      <w:sz w:val="24"/>
+      <w:sz w:val="26"/>
     </w:rPr>
   </w:style>
   <w:style w:customStyle="1" w:styleId="Compact" w:type="paragraph">
@@ -21535,13 +21619,13 @@
     <w:basedOn w:val="BodyText"/>
     <w:qFormat/>
     <w:pPr>
-      <w:spacing w:after="36" w:before="36" w:line="276" w:lineRule="auto"/>
+      <w:spacing w:after="36" w:before="36" w:line="360" w:lineRule="auto"/>
       <w:jc w:val="both"/>
     </w:pPr>
     <w:rPr>
       <w:rFonts w:ascii="Times New Roman" w:eastAsia="Times New Roman" w:hAnsi="Times New Roman"/>
       <w:color w:val="000000"/>
-      <w:sz w:val="24"/>
+      <w:sz w:val="26"/>
     </w:rPr>
   </w:style>
   <w:style w:styleId="Title" w:type="paragraph">
@@ -21552,7 +21636,7 @@
     <w:pPr>
       <w:keepNext/>
       <w:keepLines/>
-      <w:spacing w:after="240" w:before="480" w:line="276" w:lineRule="auto"/>
+      <w:spacing w:after="240" w:before="480" w:line="360" w:lineRule="auto"/>
       <w:jc w:val="both"/>
     </w:pPr>
     <w:rPr>
@@ -21560,7 +21644,7 @@
       <w:b/>
       <w:bCs/>
       <w:color w:val="000000"/>
-      <w:sz w:val="24"/>
+      <w:sz w:val="26"/>
       <w:szCs w:val="36"/>
     </w:rPr>
   </w:style>
@@ -21572,13 +21656,13 @@
     <w:pPr>
       <w:keepNext/>
       <w:keepLines/>
-      <w:spacing w:after="240" w:before="240" w:line="276" w:lineRule="auto"/>
+      <w:spacing w:after="240" w:before="240" w:line="360" w:lineRule="auto"/>
       <w:jc w:val="both"/>
     </w:pPr>
     <w:rPr>
       <w:rFonts w:ascii="Times New Roman" w:eastAsia="Times New Roman" w:hAnsi="Times New Roman"/>
       <w:color w:val="000000"/>
-      <w:sz w:val="24"/>
+      <w:sz w:val="26"/>
       <w:szCs w:val="30"/>
     </w:rPr>
   </w:style>
@@ -21589,13 +21673,13 @@
     <w:pPr>
       <w:keepNext/>
       <w:keepLines/>
-      <w:spacing w:line="276" w:lineRule="auto"/>
+      <w:spacing w:line="360" w:lineRule="auto"/>
       <w:jc w:val="both"/>
     </w:pPr>
     <w:rPr>
       <w:rFonts w:ascii="Times New Roman" w:eastAsia="Times New Roman" w:hAnsi="Times New Roman"/>
       <w:color w:val="000000"/>
-      <w:sz w:val="24"/>
+      <w:sz w:val="26"/>
     </w:rPr>
   </w:style>
   <w:style w:styleId="Date" w:type="paragraph">
@@ -21605,13 +21689,13 @@
     <w:pPr>
       <w:keepNext/>
       <w:keepLines/>
-      <w:spacing w:line="276" w:lineRule="auto"/>
+      <w:spacing w:line="360" w:lineRule="auto"/>
       <w:jc w:val="both"/>
     </w:pPr>
     <w:rPr>
       <w:rFonts w:ascii="Times New Roman" w:eastAsia="Times New Roman" w:hAnsi="Times New Roman"/>
       <w:color w:val="000000"/>
-      <w:sz w:val="24"/>
+      <w:sz w:val="26"/>
     </w:rPr>
   </w:style>
   <w:style w:customStyle="1" w:styleId="AbstractTitle" w:type="paragraph">
@@ -21623,11 +21707,11 @@
       <w:keepNext/>
       <w:keepLines/>
       <w:jc w:val="both"/>
-      <w:spacing w:after="0" w:before="300" w:line="276" w:lineRule="auto"/>
+      <w:spacing w:after="0" w:before="300" w:line="360" w:lineRule="auto"/>
     </w:pPr>
     <w:rPr>
       <w:color w:val="000000"/>
-      <w:sz w:val="24"/>
+      <w:sz w:val="26"/>
       <w:szCs w:val="20"/>
       <w:rFonts w:ascii="Times New Roman" w:eastAsia="Times New Roman" w:hAnsi="Times New Roman"/>
       <w:b/>
@@ -21641,13 +21725,13 @@
     <w:pPr>
       <w:keepNext/>
       <w:keepLines/>
-      <w:spacing w:after="300" w:before="100" w:line="276" w:lineRule="auto"/>
+      <w:spacing w:after="300" w:before="100" w:line="360" w:lineRule="auto"/>
       <w:jc w:val="both"/>
     </w:pPr>
     <w:rPr>
       <w:rFonts w:ascii="Times New Roman" w:eastAsia="Times New Roman" w:hAnsi="Times New Roman"/>
       <w:color w:val="000000"/>
-      <w:sz w:val="24"/>
+      <w:sz w:val="26"/>
       <w:szCs w:val="20"/>
     </w:rPr>
   </w:style>
@@ -21657,13 +21741,13 @@
     <w:next w:val="Bibliography"/>
     <w:qFormat/>
     <w:pPr>
-      <w:spacing w:line="276" w:lineRule="auto"/>
+      <w:spacing w:line="360" w:lineRule="auto"/>
       <w:jc w:val="both"/>
     </w:pPr>
     <w:rPr>
       <w:rFonts w:ascii="Times New Roman" w:eastAsia="Times New Roman" w:hAnsi="Times New Roman"/>
       <w:color w:val="000000"/>
-      <w:sz w:val="24"/>
+      <w:sz w:val="26"/>
     </w:rPr>
   </w:style>
   <w:style w:styleId="Heading1" w:type="paragraph">
@@ -21675,7 +21759,7 @@
     <w:pPr>
       <w:keepNext/>
       <w:keepLines/>
-      <w:spacing w:after="0" w:before="480" w:line="276" w:lineRule="auto"/>
+      <w:spacing w:after="0" w:before="480" w:line="360" w:lineRule="auto"/>
       <w:jc w:val="both"/>
       <w:outlineLvl w:val="0"/>
     </w:pPr>
@@ -21684,7 +21768,7 @@
       <w:b/>
       <w:bCs/>
       <w:color w:val="000000"/>
-      <w:sz w:val="24"/>
+      <w:sz w:val="26"/>
       <w:szCs w:val="32"/>
     </w:rPr>
   </w:style>
@@ -21698,7 +21782,7 @@
     <w:pPr>
       <w:keepNext/>
       <w:keepLines/>
-      <w:spacing w:after="0" w:before="200" w:line="276" w:lineRule="auto"/>
+      <w:spacing w:after="0" w:before="200" w:line="360" w:lineRule="auto"/>
       <w:jc w:val="both"/>
       <w:outlineLvl w:val="1"/>
     </w:pPr>
@@ -21707,7 +21791,7 @@
       <w:b/>
       <w:bCs/>
       <w:color w:val="000000"/>
-      <w:sz w:val="24"/>
+      <w:sz w:val="26"/>
       <w:szCs w:val="28"/>
     </w:rPr>
   </w:style>
@@ -21721,7 +21805,7 @@
     <w:pPr>
       <w:keepNext/>
       <w:keepLines/>
-      <w:spacing w:after="0" w:before="200" w:line="276" w:lineRule="auto"/>
+      <w:spacing w:after="0" w:before="200" w:line="360" w:lineRule="auto"/>
       <w:jc w:val="both"/>
       <w:outlineLvl w:val="2"/>
     </w:pPr>
@@ -21730,7 +21814,7 @@
       <w:b/>
       <w:bCs/>
       <w:color w:val="000000"/>
-      <w:sz w:val="24"/>
+      <w:sz w:val="26"/>
       <w:szCs w:val="24"/>
     </w:rPr>
   </w:style>
@@ -21744,7 +21828,7 @@
     <w:pPr>
       <w:keepNext/>
       <w:keepLines/>
-      <w:spacing w:after="0" w:before="200" w:line="276" w:lineRule="auto"/>
+      <w:spacing w:after="0" w:before="200" w:line="360" w:lineRule="auto"/>
       <w:jc w:val="both"/>
       <w:outlineLvl w:val="3"/>
     </w:pPr>
@@ -21753,7 +21837,7 @@
       <w:i/>
       <w:bCs/>
       <w:color w:val="000000"/>
-      <w:sz w:val="24"/>
+      <w:sz w:val="26"/>
       <w:szCs w:val="24"/>
     </w:rPr>
   </w:style>
@@ -21767,7 +21851,7 @@
     <w:pPr>
       <w:keepNext/>
       <w:keepLines/>
-      <w:spacing w:after="0" w:before="200" w:line="276" w:lineRule="auto"/>
+      <w:spacing w:after="0" w:before="200" w:line="360" w:lineRule="auto"/>
       <w:jc w:val="both"/>
       <w:outlineLvl w:val="4"/>
     </w:pPr>
@@ -21775,7 +21859,7 @@
       <w:rFonts w:ascii="Times New Roman" w:asciiTheme="majorHAnsi" w:cstheme="majorBidi" w:eastAsia="Times New Roman" w:eastAsiaTheme="majorEastAsia" w:hAnsi="Times New Roman" w:hAnsiTheme="majorHAnsi"/>
       <w:iCs/>
       <w:color w:val="000000"/>
-      <w:sz w:val="24"/>
+      <w:sz w:val="26"/>
       <w:szCs w:val="24"/>
     </w:rPr>
   </w:style>
@@ -21789,14 +21873,14 @@
     <w:pPr>
       <w:keepNext/>
       <w:keepLines/>
-      <w:spacing w:after="0" w:before="200" w:line="276" w:lineRule="auto"/>
+      <w:spacing w:after="0" w:before="200" w:line="360" w:lineRule="auto"/>
       <w:jc w:val="both"/>
       <w:outlineLvl w:val="5"/>
     </w:pPr>
     <w:rPr>
       <w:rFonts w:ascii="Times New Roman" w:asciiTheme="majorHAnsi" w:cstheme="majorBidi" w:eastAsia="Times New Roman" w:eastAsiaTheme="majorEastAsia" w:hAnsi="Times New Roman" w:hAnsiTheme="majorHAnsi"/>
       <w:color w:val="000000"/>
-      <w:sz w:val="24"/>
+      <w:sz w:val="26"/>
       <w:szCs w:val="24"/>
     </w:rPr>
   </w:style>
@@ -21810,14 +21894,14 @@
     <w:pPr>
       <w:keepNext/>
       <w:keepLines/>
-      <w:spacing w:after="0" w:before="200" w:line="276" w:lineRule="auto"/>
+      <w:spacing w:after="0" w:before="200" w:line="360" w:lineRule="auto"/>
       <w:jc w:val="both"/>
       <w:outlineLvl w:val="6"/>
     </w:pPr>
     <w:rPr>
       <w:rFonts w:ascii="Times New Roman" w:asciiTheme="majorHAnsi" w:cstheme="majorBidi" w:eastAsia="Times New Roman" w:eastAsiaTheme="majorEastAsia" w:hAnsi="Times New Roman" w:hAnsiTheme="majorHAnsi"/>
       <w:color w:val="000000"/>
-      <w:sz w:val="24"/>
+      <w:sz w:val="26"/>
       <w:szCs w:val="24"/>
     </w:rPr>
   </w:style>
@@ -21831,14 +21915,14 @@
     <w:pPr>
       <w:keepNext/>
       <w:keepLines/>
-      <w:spacing w:after="0" w:before="200" w:line="276" w:lineRule="auto"/>
+      <w:spacing w:after="0" w:before="200" w:line="360" w:lineRule="auto"/>
       <w:jc w:val="both"/>
       <w:outlineLvl w:val="7"/>
     </w:pPr>
     <w:rPr>
       <w:rFonts w:ascii="Times New Roman" w:asciiTheme="majorHAnsi" w:cstheme="majorBidi" w:eastAsia="Times New Roman" w:eastAsiaTheme="majorEastAsia" w:hAnsi="Times New Roman" w:hAnsiTheme="majorHAnsi"/>
       <w:color w:val="000000"/>
-      <w:sz w:val="24"/>
+      <w:sz w:val="26"/>
       <w:szCs w:val="24"/>
     </w:rPr>
   </w:style>
@@ -21852,14 +21936,14 @@
     <w:pPr>
       <w:keepNext/>
       <w:keepLines/>
-      <w:spacing w:after="0" w:before="200" w:line="276" w:lineRule="auto"/>
+      <w:spacing w:after="0" w:before="200" w:line="360" w:lineRule="auto"/>
       <w:jc w:val="both"/>
       <w:outlineLvl w:val="8"/>
     </w:pPr>
     <w:rPr>
       <w:rFonts w:ascii="Times New Roman" w:asciiTheme="majorHAnsi" w:cstheme="majorBidi" w:eastAsia="Times New Roman" w:eastAsiaTheme="majorEastAsia" w:hAnsi="Times New Roman" w:hAnsiTheme="majorHAnsi"/>
       <w:color w:val="000000"/>
-      <w:sz w:val="24"/>
+      <w:sz w:val="26"/>
       <w:szCs w:val="24"/>
     </w:rPr>
   </w:style>
@@ -21871,14 +21955,14 @@
     <w:unhideWhenUsed/>
     <w:qFormat/>
     <w:pPr>
-      <w:spacing w:after="100" w:before="100" w:line="276" w:lineRule="auto"/>
+      <w:spacing w:after="100" w:before="100" w:line="360" w:lineRule="auto"/>
       <w:ind w:firstLine="0" w:left="480" w:right="480"/>
       <w:jc w:val="both"/>
     </w:pPr>
     <w:rPr>
       <w:rFonts w:ascii="Times New Roman" w:eastAsia="Times New Roman" w:hAnsi="Times New Roman"/>
       <w:color w:val="000000"/>
-      <w:sz w:val="24"/>
+      <w:sz w:val="26"/>
     </w:rPr>
   </w:style>
   <w:style w:styleId="FootnoteText" w:type="paragraph">
@@ -21889,13 +21973,13 @@
     <w:unhideWhenUsed/>
     <w:qFormat/>
     <w:pPr>
-      <w:spacing w:line="276" w:lineRule="auto"/>
+      <w:spacing w:line="360" w:lineRule="auto"/>
       <w:jc w:val="both"/>
     </w:pPr>
     <w:rPr>
       <w:rFonts w:ascii="Times New Roman" w:eastAsia="Times New Roman" w:hAnsi="Times New Roman"/>
       <w:color w:val="000000"/>
-      <w:sz w:val="24"/>
+      <w:sz w:val="26"/>
     </w:rPr>
   </w:style>
   <w:style w:default="1" w:styleId="DefaultParagraphFont" w:type="character">
@@ -21905,7 +21989,7 @@
     <w:rPr>
       <w:rFonts w:ascii="Times New Roman" w:eastAsia="Times New Roman" w:hAnsi="Times New Roman"/>
       <w:color w:val="000000"/>
-      <w:sz w:val="24"/>
+      <w:sz w:val="26"/>
     </w:rPr>
   </w:style>
   <w:style w:default="1" w:styleId="Table" w:type="table">
@@ -21915,13 +21999,13 @@
     <w:unhideWhenUsed/>
     <w:qFormat/>
     <w:pPr>
-      <w:spacing w:line="276" w:lineRule="auto"/>
+      <w:spacing w:line="360" w:lineRule="auto"/>
       <w:jc w:val="both"/>
     </w:pPr>
     <w:rPr>
       <w:rFonts w:ascii="Times New Roman" w:eastAsia="Times New Roman" w:hAnsi="Times New Roman"/>
       <w:color w:val="000000"/>
-      <w:sz w:val="24"/>
+      <w:sz w:val="26"/>
     </w:rPr>
     <w:tblPr>
       <w:tblInd w:type="dxa" w:w="0"/>
@@ -21955,27 +22039,27 @@
     <w:pPr>
       <w:keepNext/>
       <w:keepLines/>
-      <w:spacing w:after="0" w:line="276" w:lineRule="auto"/>
+      <w:spacing w:after="0" w:line="360" w:lineRule="auto"/>
       <w:jc w:val="both"/>
     </w:pPr>
     <w:rPr>
       <w:rFonts w:ascii="Times New Roman" w:eastAsia="Times New Roman" w:hAnsi="Times New Roman"/>
       <w:b/>
       <w:color w:val="000000"/>
-      <w:sz w:val="24"/>
+      <w:sz w:val="26"/>
     </w:rPr>
   </w:style>
   <w:style w:customStyle="1" w:styleId="Definition" w:type="paragraph">
     <w:name w:val="Definition"/>
     <w:basedOn w:val="Normal"/>
     <w:pPr>
-      <w:spacing w:line="276" w:lineRule="auto"/>
+      <w:spacing w:line="360" w:lineRule="auto"/>
       <w:jc w:val="both"/>
     </w:pPr>
     <w:rPr>
       <w:rFonts w:ascii="Times New Roman" w:eastAsia="Times New Roman" w:hAnsi="Times New Roman"/>
       <w:color w:val="000000"/>
-      <w:sz w:val="24"/>
+      <w:sz w:val="26"/>
     </w:rPr>
   </w:style>
   <w:style w:styleId="Caption" w:type="paragraph">
@@ -21983,14 +22067,14 @@
     <w:basedOn w:val="Normal"/>
     <w:link w:val="BodyTextChar"/>
     <w:pPr>
-      <w:spacing w:after="120" w:before="0" w:line="276" w:lineRule="auto"/>
+      <w:spacing w:after="120" w:before="0" w:line="360" w:lineRule="auto"/>
       <w:jc w:val="both"/>
     </w:pPr>
     <w:rPr>
       <w:rFonts w:ascii="Times New Roman" w:eastAsia="Times New Roman" w:hAnsi="Times New Roman"/>
       <w:i/>
       <w:color w:val="000000"/>
-      <w:sz w:val="24"/>
+      <w:sz w:val="26"/>
     </w:rPr>
   </w:style>
   <w:style w:customStyle="1" w:styleId="TableCaption" w:type="paragraph">
@@ -21998,39 +22082,39 @@
     <w:basedOn w:val="Caption"/>
     <w:pPr>
       <w:keepNext/>
-      <w:spacing w:line="276" w:lineRule="auto"/>
+      <w:spacing w:line="360" w:lineRule="auto"/>
       <w:jc w:val="both"/>
     </w:pPr>
     <w:rPr>
       <w:rFonts w:ascii="Times New Roman" w:eastAsia="Times New Roman" w:hAnsi="Times New Roman"/>
       <w:color w:val="000000"/>
-      <w:sz w:val="24"/>
+      <w:sz w:val="26"/>
     </w:rPr>
   </w:style>
   <w:style w:customStyle="1" w:styleId="ImageCaption" w:type="paragraph">
     <w:name w:val="Image Caption"/>
     <w:basedOn w:val="Caption"/>
     <w:pPr>
-      <w:spacing w:line="276" w:lineRule="auto"/>
+      <w:spacing w:line="360" w:lineRule="auto"/>
       <w:jc w:val="both"/>
     </w:pPr>
     <w:rPr>
       <w:rFonts w:ascii="Times New Roman" w:eastAsia="Times New Roman" w:hAnsi="Times New Roman"/>
       <w:color w:val="000000"/>
-      <w:sz w:val="24"/>
+      <w:sz w:val="26"/>
     </w:rPr>
   </w:style>
   <w:style w:customStyle="1" w:styleId="Figure" w:type="paragraph">
     <w:name w:val="Figure"/>
     <w:basedOn w:val="Normal"/>
     <w:pPr>
-      <w:spacing w:line="276" w:lineRule="auto"/>
+      <w:spacing w:line="360" w:lineRule="auto"/>
       <w:jc w:val="both"/>
     </w:pPr>
     <w:rPr>
       <w:rFonts w:ascii="Times New Roman" w:eastAsia="Times New Roman" w:hAnsi="Times New Roman"/>
       <w:color w:val="000000"/>
-      <w:sz w:val="24"/>
+      <w:sz w:val="26"/>
     </w:rPr>
   </w:style>
   <w:style w:customStyle="1" w:styleId="CaptionedFigure" w:type="paragraph">
@@ -22038,13 +22122,13 @@
     <w:basedOn w:val="Figure"/>
     <w:pPr>
       <w:keepNext/>
-      <w:spacing w:line="276" w:lineRule="auto"/>
+      <w:spacing w:line="360" w:lineRule="auto"/>
       <w:jc w:val="both"/>
     </w:pPr>
     <w:rPr>
       <w:rFonts w:ascii="Times New Roman" w:eastAsia="Times New Roman" w:hAnsi="Times New Roman"/>
       <w:color w:val="000000"/>
-      <w:sz w:val="24"/>
+      <w:sz w:val="26"/>
     </w:rPr>
   </w:style>
   <w:style w:customStyle="1" w:styleId="BodyTextChar" w:type="character">
@@ -22054,7 +22138,7 @@
     <w:rPr>
       <w:rFonts w:ascii="Times New Roman" w:eastAsia="Times New Roman" w:hAnsi="Times New Roman"/>
       <w:color w:val="000000"/>
-      <w:sz w:val="24"/>
+      <w:sz w:val="26"/>
     </w:rPr>
   </w:style>
   <w:style w:customStyle="1" w:styleId="VerbatimChar" w:type="character">
@@ -22063,7 +22147,7 @@
     <w:rPr>
       <w:rFonts w:ascii="Times New Roman" w:eastAsia="Times New Roman" w:hAnsi="Times New Roman"/>
       <w:color w:val="000000"/>
-      <w:sz w:val="24"/>
+      <w:sz w:val="26"/>
     </w:rPr>
   </w:style>
   <w:style w:customStyle="1" w:styleId="SectionNumber" w:type="character">
@@ -22072,7 +22156,7 @@
     <w:rPr>
       <w:rFonts w:ascii="Times New Roman" w:eastAsia="Times New Roman" w:hAnsi="Times New Roman"/>
       <w:color w:val="000000"/>
-      <w:sz w:val="24"/>
+      <w:sz w:val="26"/>
     </w:rPr>
   </w:style>
   <w:style w:styleId="FootnoteReference" w:type="character">
@@ -22081,7 +22165,7 @@
     <w:rPr>
       <w:rFonts w:ascii="Times New Roman" w:eastAsia="Times New Roman" w:hAnsi="Times New Roman"/>
       <w:color w:val="000000"/>
-      <w:sz w:val="24"/>
+      <w:sz w:val="26"/>
       <w:vertAlign w:val="superscript"/>
     </w:rPr>
   </w:style>
@@ -22091,7 +22175,7 @@
     <w:rPr>
       <w:rFonts w:ascii="Times New Roman" w:eastAsia="Times New Roman" w:hAnsi="Times New Roman"/>
       <w:color w:val="000000"/>
-      <w:sz w:val="24"/>
+      <w:sz w:val="26"/>
     </w:rPr>
   </w:style>
   <w:style w:styleId="TOCHeading" w:type="paragraph">
@@ -22102,7 +22186,7 @@
     <w:unhideWhenUsed/>
     <w:qFormat/>
     <w:pPr>
-      <w:spacing w:before="240" w:line="276" w:lineRule="auto"/>
+      <w:spacing w:before="240" w:line="360" w:lineRule="auto"/>
       <w:jc w:val="both"/>
       <w:outlineLvl w:val="9"/>
     </w:pPr>
@@ -22111,7 +22195,7 @@
       <w:b w:val="0"/>
       <w:bCs w:val="0"/>
       <w:color w:val="000000"/>
-      <w:sz w:val="24"/>
+      <w:sz w:val="26"/>
     </w:rPr>
   </w:style>
   <w:style w:type="paragraph" w:customStyle="1" w:styleId="SourceCode">

--- a/dist/chuyen_de_1/00_cd1_ctu_final_vi.docx
+++ b/dist/chuyen_de_1/00_cd1_ctu_final_vi.docx
@@ -300,7 +300,7 @@
           <w:bCs/>
           <w:b/>
         </w:rPr>
-        <w:t xml:space="preserve">chi phí buộc phải quốc tế hóa</w:t>
+        <w:t xml:space="preserve">gánh nặng quốc tế hóa bắt buộc</w:t>
       </w:r>
       <w:r>
         <w:t xml:space="preserve"> </w:t>
@@ -18456,7 +18456,7 @@
         <w:t xml:space="preserve">(iv) SIDS Pacific — Kiribati 2025 là trường hợp biên cực đoan nhất</w:t>
       </w:r>
       <w:r>
-        <w:t xml:space="preserve">: FSTS 1,03%, FDI 0,7%, website 18,7%, ISO 1,3% — đối lập với Fiji nhảy vọt số (74,8%). Cơ sở cho giả thuyết chi phí buộc phải quốc tế hóa.</w:t>
+        <w:t xml:space="preserve">: FSTS 1,03%, FDI 0,7%, website 18,7%, ISO 1,3% — đối lập với Fiji nhảy vọt số (74,8%). Cơ sở cho giả thuyết gánh nặng quốc tế hóa bắt buộc.</w:t>
       </w:r>
     </w:p>
     <w:p>
@@ -18977,7 +18977,7 @@
           <w:bCs/>
           <w:b/>
         </w:rPr>
-        <w:t xml:space="preserve">KL7 — SIDS Pacific là trường hợp biên lý thuyết với chi phí buộc phải quốc tế hóa</w:t>
+        <w:t xml:space="preserve">KL7 — SIDS Pacific là trường hợp biên lý thuyết với gánh nặng quốc tế hóa bắt buộc</w:t>
       </w:r>
       <w:r>
         <w:t xml:space="preserve">: FDI (+0,222) là nguồn năng suất chủ đạo; FSTS âm. Mô hình MIRAB phù hợp hơn mô hình Uppsala.</w:t>

--- a/dist/chuyen_de_1/00_cd1_ctu_final_vi.docx
+++ b/dist/chuyen_de_1/00_cd1_ctu_final_vi.docx
@@ -245,7 +245,7 @@
         <w:t xml:space="preserve"> </w:t>
       </w:r>
       <w:r>
-        <w:t xml:space="preserve">với 6 phân nhóm con theo khung Biến thiên chế độ thể chế (ICRV): Advanced đổi mới sáng tạo dẫn dắt (5 nước), Advanced tài nguyên dẫn dắt (5 nước), trung bình cao (6 nước), đang nổi (7 nước), cận biên (17 nước), và SIDS Thái Bình Dương (7 nước, trường hợp biên mở rộng).</w:t>
+        <w:t xml:space="preserve">với 6 phân nhóm con theo khung Biến thiên chế độ bối cảnh thể chế (ICRV): Advanced đổi mới sáng tạo dẫn dắt (5 nước), Advanced tài nguyên dẫn dắt (5 nước), trung bình cao (6 nước), đang nổi (7 nước), cận biên (17 nước), và SIDS Thái Bình Dương (7 nước, trường hợp biên mở rộng).</w:t>
       </w:r>
     </w:p>
     <w:p>
@@ -2935,7 +2935,7 @@
               <w:jc w:val="left"/>
             </w:pPr>
             <w:r>
-              <w:t xml:space="preserve">Biến thiên chế độ thể chế</w:t>
+              <w:t xml:space="preserve">Biến thiên chế độ bối cảnh thể chế</w:t>
             </w:r>
           </w:p>
         </w:tc>
@@ -6347,7 +6347,7 @@
           <w:bCs/>
           <w:b/>
         </w:rPr>
-        <w:t xml:space="preserve">Mô hình Năng lực số phụ thuộc bối cảnh (CDCM)</w:t>
+        <w:t xml:space="preserve">Mô hình Áp dụng số và Năng lực phụ thuộc bối cảnh (CDCM)</w:t>
       </w:r>
       <w:r>
         <w:t xml:space="preserve"> </w:t>
@@ -6491,7 +6491,7 @@
         <w:pStyle w:val="FirstParagraph"/>
       </w:pPr>
       <w:r>
-        <w:t xml:space="preserve">Châu Á không phải là một khối đồng nhất về thể chế. Các meta-analysis (Marano et al., 2016; Wu et al., 2022) đã ghi nhận rằng bối cảnh thể chế là biến điều tiết quan trọng nhất trong quan hệ quốc tế hóa → hiệu quả — nhưng không có nghiên cứu nào thiết lập hệ thống phân loại thể chế toàn diện cho 47 nền kinh tế châu Á. Khung phân loại ICRV (Institutional Context Regime Variation — Biến thiên chế độ thể chế) được đề xuất trong chuyên đề này nhằm lấp khoảng trống đó, dựa trên bốn nguyên tắc:</w:t>
+        <w:t xml:space="preserve">Châu Á không phải là một khối đồng nhất về thể chế. Các meta-analysis (Marano et al., 2016; Wu et al., 2022) đã ghi nhận rằng bối cảnh thể chế là biến điều tiết quan trọng nhất trong quan hệ quốc tế hóa → hiệu quả — nhưng không có nghiên cứu nào thiết lập hệ thống phân loại thể chế toàn diện cho 47 nền kinh tế châu Á. Khung phân loại ICRV (Institutional Context Regime Variation — Biến thiên chế độ bối cảnh thể chế) được đề xuất trong chuyên đề này nhằm lấp khoảng trống đó, dựa trên bốn nguyên tắc:</w:t>
       </w:r>
     </w:p>
     <w:p>

--- a/dist/chuyen_de_1/00_cd1_ctu_final_vi.docx
+++ b/dist/chuyen_de_1/00_cd1_ctu_final_vi.docx
@@ -2707,7 +2707,7 @@
               <w:jc w:val="left"/>
             </w:pPr>
             <w:r>
-              <w:t xml:space="preserve">Tỷ lệ doanh thu xuất khẩu trên tổng doanh thu</w:t>
+              <w:t xml:space="preserve">Tỷ lệ doanh số quốc tế trên tổng doanh số</w:t>
             </w:r>
           </w:p>
         </w:tc>
@@ -5371,7 +5371,7 @@
         <w:t xml:space="preserve">doanh nghiệp đa quốc gia mới nổi châu Á</w:t>
       </w:r>
       <w:r>
-        <w:t xml:space="preserve">. Phát hiện: quan hệ quốc tế hóa → hiệu quả ở doanh nghiệp mới nổi châu Á có hình dạng U ngược rõ nét hơn so với doanh nghiệp OECD; điểm uốn thường nằm trong phạm vi 30–50% FSTS.</w:t>
+        <w:t xml:space="preserve">. Phát hiện: quan hệ quốc tế hóa → hiệu quả ở doanh nghiệp mới nổi châu Á có hình dạng U ngược rõ nét hơn so với doanh nghiệp OECD; điểm ngưỡng thường nằm trong phạm vi 30–50% FSTS.</w:t>
       </w:r>
     </w:p>
     <w:p>
@@ -6368,7 +6368,7 @@
         <w:t xml:space="preserve">(a) Hình dạng đường cong quốc tế hóa – hiệu quả</w:t>
       </w:r>
       <w:r>
-        <w:t xml:space="preserve">: Việt Nam → U ngược, điểm uốn ≈ 39–46% FSTS; Singapore → tuyến tính dương + bậc hai nhẹ, điểm uốn ≈ 82% FSTS.</w:t>
+        <w:t xml:space="preserve">: Việt Nam → U ngược, điểm ngưỡng ≈ 39–46% FSTS; Singapore → tuyến tính dương + bậc hai nhẹ, điểm ngưỡng ≈ 82% FSTS.</w:t>
       </w:r>
     </w:p>
     <w:p>
@@ -7391,7 +7391,7 @@
               <w:jc w:val="left"/>
             </w:pPr>
             <w:r>
-              <w:t xml:space="preserve">U ngược nhẹ / tuyến tính dương; điểm uốn ~82% (SG)</w:t>
+              <w:t xml:space="preserve">U ngược nhẹ / tuyến tính dương; điểm ngưỡng ~82% (SG)</w:t>
             </w:r>
           </w:p>
         </w:tc>
@@ -7577,7 +7577,7 @@
               <w:jc w:val="left"/>
             </w:pPr>
             <w:r>
-              <w:t xml:space="preserve">U ngược; điểm uốn ~47%</w:t>
+              <w:t xml:space="preserve">U ngược; điểm ngưỡng ~47%</w:t>
             </w:r>
           </w:p>
         </w:tc>
@@ -7677,7 +7677,7 @@
               <w:jc w:val="left"/>
             </w:pPr>
             <w:r>
-              <w:t xml:space="preserve">U ngược; điểm uốn 39–46% (VNM) — bẫy chuyển hướng nguồn lực</w:t>
+              <w:t xml:space="preserve">U ngược; điểm ngưỡng 39–46% (VNM) — bẫy chuyển hướng nguồn lực</w:t>
             </w:r>
           </w:p>
         </w:tc>
@@ -15599,7 +15599,7 @@
         <w:t xml:space="preserve"> </w:t>
       </w:r>
       <w:r>
-        <w:t xml:space="preserve">của nhóm Advanced đổi mới sáng tạo dẫn dắt. Theo nghiên cứu Singapore (Mar, Đỗ &amp; Phan, 2026 — MIR under review): R² hiệu chỉnh = 0,196; tương tác FSTS² × DAI = 3,119 (p=0,005); điểm uốn ~82%.</w:t>
+        <w:t xml:space="preserve">của nhóm Advanced đổi mới sáng tạo dẫn dắt. Theo nghiên cứu Singapore (Mar, Đỗ &amp; Phan, 2026 — MIR under review): R² hiệu chỉnh = 0,196; tương tác FSTS² × DAI = 3,119 (p=0,005); điểm ngưỡng ~82%.</w:t>
       </w:r>
     </w:p>
     <w:p>
@@ -16195,7 +16195,7 @@
         <w:pStyle w:val="FirstParagraph"/>
       </w:pPr>
       <w:r>
-        <w:t xml:space="preserve">FSTS 10,9% → 8,8%; FDI ≥10% chiếm 6,0%. Quan hệ FSTS – năng suất có dạng hàm bậc hai (U ngược) với điểm uốn ~47,5% (Đỗ &amp; Phan, 2026 — JFAR).</w:t>
+        <w:t xml:space="preserve">FSTS 10,9% → 8,8%; FDI ≥10% chiếm 6,0%. Quan hệ FSTS – năng suất có dạng hàm bậc hai (U ngược) với điểm ngưỡng ~47,5% (Đỗ &amp; Phan, 2026 — JFAR).</w:t>
       </w:r>
       <w:r>
         <w:t xml:space="preserve"> </w:t>
@@ -18890,7 +18890,7 @@
         <w:t xml:space="preserve">KL1 — Phi tuyến xuyên chế độ thể chế là quy luật</w:t>
       </w:r>
       <w:r>
-        <w:t xml:space="preserve">: U ngược tại Emerging (Việt Nam điểm uốn 39–46%; Trung Quốc điểm uốn 47–49%); gần tuyến tính tại Advanced (Singapore điểm uốn 82%); chi phí buộc phải tại SIDS.</w:t>
+        <w:t xml:space="preserve">: U ngược tại Emerging (Việt Nam điểm ngưỡng 39–46%; Trung Quốc điểm ngưỡng 47–49%); gần tuyến tính tại Advanced (Singapore điểm ngưỡng 82%); chi phí buộc phải tại SIDS.</w:t>
       </w:r>
     </w:p>
     <w:p>
@@ -19074,7 +19074,7 @@
         <w:t xml:space="preserve">(4) Tái định vị chuỗi giá trị toàn cầu: lắp ráp downstream → thiết kế và R&amp;D mid-stream</w:t>
       </w:r>
       <w:r>
-        <w:t xml:space="preserve">: Việt Nam ở điểm uốn (39–46%). Trung Quốc R&amp;D 39,4% và điểm uốn cao hơn (47–49%) cho thấy: Sự chênh lệch điểm uốn giữa Trung Quốc (TP ~47–49%, Nhóm III) và Việt Nam (TP ~39–46%, Nhóm IV) phản ánh gradient ICRV, không phải gradient TCI. TCI nâng mặt bằng năng suất ở mọi mức FSTS (hiệu ứng level-shift) nhưng không trực tiếp quyết định vị trí điểm uốn — phân biệt hai cơ chế này là quan trọng cho hàm ý chính sách.</w:t>
+        <w:t xml:space="preserve">: Việt Nam ở điểm ngưỡng (39–46%). Trung Quốc R&amp;D 39,4% và điểm ngưỡng cao hơn (47–49%) cho thấy: Sự chênh lệch điểm ngưỡng giữa Trung Quốc (TP ~47–49%, Nhóm III) và Việt Nam (TP ~39–46%, Nhóm IV) phản ánh gradient ICRV, không phải gradient TCI. TCI nâng mặt bằng năng suất ở mọi mức FSTS (hiệu ứng level-shift) nhưng không trực tiếp quyết định vị trí điểm ngưỡng — phân biệt hai cơ chế này là quan trọng cho hàm ý chính sách.</w:t>
       </w:r>
     </w:p>
     <w:p>
@@ -19383,7 +19383,7 @@
         <w:t xml:space="preserve">(7) Độ bền vững theo thời gian</w:t>
       </w:r>
       <w:r>
-        <w:t xml:space="preserve">: Chow test ổn định tham số; Paternoster z-test so sánh điểm uốn giữa ba giai đoạn.</w:t>
+        <w:t xml:space="preserve">: Chow test ổn định tham số; Paternoster z-test so sánh điểm ngưỡng giữa ba giai đoạn.</w:t>
       </w:r>
     </w:p>
     <w:p>

--- a/dist/chuyen_de_1/00_cd1_ctu_final_vi.docx
+++ b/dist/chuyen_de_1/00_cd1_ctu_final_vi.docx
@@ -261,7 +261,7 @@
         <w:pStyle w:val="BodyText"/>
       </w:pPr>
       <w:r>
-        <w:t xml:space="preserve">Kết quả cho thấy hiệu quả doanh nghiệp châu Á có</w:t>
+        <w:t xml:space="preserve">Kết quả cho thấy hiệu quả hoạt động kinh doanh châu Á có</w:t>
       </w:r>
       <w:r>
         <w:t xml:space="preserve"> </w:t>
@@ -321,7 +321,7 @@
         <w:t xml:space="preserve">Từ khóa</w:t>
       </w:r>
       <w:r>
-        <w:t xml:space="preserve">: hiệu quả doanh nghiệp; châu Á; WBES; thực trạng; năng suất lao động; doanh nghiệp vừa và nhỏ; phân nhóm con Advanced; SIDS Thái Bình Dương.</w:t>
+        <w:t xml:space="preserve">: hiệu quả hoạt động kinh doanh; châu Á; WBES; thực trạng; năng suất lao động; doanh nghiệp vừa và nhỏ; phân nhóm con Advanced; SIDS Thái Bình Dương.</w:t>
       </w:r>
     </w:p>
     <w:p>
@@ -3930,7 +3930,7 @@
         <w:pStyle w:val="BodyText"/>
       </w:pPr>
       <w:r>
-        <w:t xml:space="preserve">Bức tranh hiệu quả doanh nghiệp châu Á 2009–2025 được định hình bởi</w:t>
+        <w:t xml:space="preserve">Bức tranh hiệu quả hoạt động kinh doanh châu Á 2009–2025 được định hình bởi</w:t>
       </w:r>
       <w:r>
         <w:t xml:space="preserve"> </w:t>
@@ -3999,7 +3999,7 @@
         <w:pStyle w:val="BodyText"/>
       </w:pPr>
       <w:r>
-        <w:t xml:space="preserve">Trong bối cảnh đó, hệ thống thông tin về hiệu quả doanh nghiệp châu Á còn phân mảnh. World Bank Enterprise Surveys (WBES) là cơ sở dữ liệu vi mô tin cậy nhất hiện có (World Bank Enterprise Surveys, 2025). Đỗ và Phan (2026 — VEFR) đã mở rộng phạm vi WBES đến 17 nền kinh tế châu Á mới nổi với ~40.633 doanh nghiệp. Tuy nhiên, vẫn còn ít tổng hợp xuyên 47 nền kinh tế trên giai đoạn dài 2009–2025. Chuyên đề này lấp khoảng trống thực tiễn đó bằng cách tổng hợp dữ liệu</w:t>
+        <w:t xml:space="preserve">Trong bối cảnh đó, hệ thống thông tin về hiệu quả hoạt động kinh doanh châu Á còn phân mảnh. World Bank Enterprise Surveys (WBES) là cơ sở dữ liệu vi mô tin cậy nhất hiện có (World Bank Enterprise Surveys, 2025). Đỗ và Phan (2026 — VEFR) đã mở rộng phạm vi WBES đến 17 nền kinh tế châu Á mới nổi với ~40.633 doanh nghiệp. Tuy nhiên, vẫn còn ít tổng hợp xuyên 47 nền kinh tế trên giai đoạn dài 2009–2025. Chuyên đề này lấp khoảng trống thực tiễn đó bằng cách tổng hợp dữ liệu</w:t>
       </w:r>
       <w:r>
         <w:t xml:space="preserve"> </w:t>
@@ -4135,7 +4135,7 @@
         <w:pStyle w:val="Compact"/>
       </w:pPr>
       <w:r>
-        <w:t xml:space="preserve">Phân tích thực trạng đa chiều hiệu quả doanh nghiệp ở 41 nước châu Á (phạm vi chính) và so sánh với 7 SIDS Pacific (trường hợp biên);</w:t>
+        <w:t xml:space="preserve">Phân tích thực trạng đa chiều hiệu quả hoạt động kinh doanh ở 41 nước châu Á (phạm vi chính) và so sánh với 7 SIDS Pacific (trường hợp biên);</w:t>
       </w:r>
     </w:p>
     <w:p>
@@ -4530,7 +4530,7 @@
         <w:t xml:space="preserve"> </w:t>
       </w:r>
       <w:r>
-        <w:t xml:space="preserve">cho hiệu quả doanh nghiệp châu Á 2009–2025 — phạm vi rộng nhất trong văn liệu kinh doanh quốc tế hiện hành (Wu et al., 2022 dừng ở 2020; Arte &amp; Larimo, 2022 dừng ở 2019).</w:t>
+        <w:t xml:space="preserve">cho hiệu quả hoạt động kinh doanh châu Á 2009–2025 — phạm vi rộng nhất trong văn liệu kinh doanh quốc tế hiện hành (Wu et al., 2022 dừng ở 2020; Arte &amp; Larimo, 2022 dừng ở 2019).</w:t>
       </w:r>
     </w:p>
     <w:p>
@@ -5015,7 +5015,7 @@
         <w:t xml:space="preserve"> </w:t>
       </w:r>
       <w:r>
-        <w:t xml:space="preserve">— thị phần, đổi mới, năng suất, tăng trưởng việc làm. Lý thuyết dựa trên nguồn lực (Barney, 1991; Wernerfelt, 1984) xem hiệu quả doanh nghiệp là kết quả của việc tích lũy và khai thác</w:t>
+        <w:t xml:space="preserve">— thị phần, đổi mới, năng suất, tăng trưởng việc làm. Lý thuyết dựa trên nguồn lực (Barney, 1991; Wernerfelt, 1984) xem hiệu quả hoạt động kinh doanh là kết quả của việc tích lũy và khai thác</w:t>
       </w:r>
       <w:r>
         <w:t xml:space="preserve"> </w:t>
@@ -5125,7 +5125,7 @@
         <w:pStyle w:val="FirstParagraph"/>
       </w:pPr>
       <w:r>
-        <w:t xml:space="preserve">Hiệu quả doanh nghiệp trong chuyên đề này được đo lường theo</w:t>
+        <w:t xml:space="preserve">Hiệu quả hoạt động kinh doanh trong chuyên đề này được đo lường theo</w:t>
       </w:r>
       <w:r>
         <w:t xml:space="preserve"> </w:t>
@@ -6512,7 +6512,7 @@
         <w:t xml:space="preserve">Tính phân biệt</w:t>
       </w:r>
       <w:r>
-        <w:t xml:space="preserve">: mỗi nhóm phải có mô hình hiệu quả doanh nghiệp khác biệt thực sự — không chỉ khác nhau về mức GDP bình quân đầu người;</w:t>
+        <w:t xml:space="preserve">: mỗi nhóm phải có mô hình hiệu quả hoạt động kinh doanh khác biệt thực sự — không chỉ khác nhau về mức GDP bình quân đầu người;</w:t>
       </w:r>
     </w:p>
     <w:p>

--- a/dist/chuyen_de_1/00_cd1_ctu_final_vi.docx
+++ b/dist/chuyen_de_1/00_cd1_ctu_final_vi.docx
@@ -2079,7 +2079,7 @@
               <w:jc w:val="left"/>
             </w:pPr>
             <w:r>
-              <w:t xml:space="preserve">,</w:t>
+              <w:t xml:space="preserve">-</w:t>
             </w:r>
           </w:p>
         </w:tc>
@@ -3827,7 +3827,7 @@
               <w:jc w:val="left"/>
             </w:pPr>
             <w:r>
-              <w:t xml:space="preserve">,</w:t>
+              <w:t xml:space="preserve">-</w:t>
             </w:r>
           </w:p>
         </w:tc>
@@ -7630,19 +7630,19 @@
               <w:jc w:val="left"/>
             </w:pPr>
             <w:r>
-              <w:t xml:space="preserve">,</w:t>
-            </w:r>
-          </w:p>
-        </w:tc>
-        <w:tc>
-          <w:tcPr/>
-          <w:p>
-            <w:pPr>
-              <w:pStyle w:val="Compact"/>
-              <w:jc w:val="left"/>
-            </w:pPr>
-            <w:r>
-              <w:t xml:space="preserve">,</w:t>
+              <w:t xml:space="preserve">-</w:t>
+            </w:r>
+          </w:p>
+        </w:tc>
+        <w:tc>
+          <w:tcPr/>
+          <w:p>
+            <w:pPr>
+              <w:pStyle w:val="Compact"/>
+              <w:jc w:val="left"/>
+            </w:pPr>
+            <w:r>
+              <w:t xml:space="preserve">-</w:t>
             </w:r>
           </w:p>
         </w:tc>
@@ -7722,19 +7722,19 @@
               <w:jc w:val="left"/>
             </w:pPr>
             <w:r>
-              <w:t xml:space="preserve">,</w:t>
-            </w:r>
-          </w:p>
-        </w:tc>
-        <w:tc>
-          <w:tcPr/>
-          <w:p>
-            <w:pPr>
-              <w:pStyle w:val="Compact"/>
-              <w:jc w:val="left"/>
-            </w:pPr>
-            <w:r>
-              <w:t xml:space="preserve">,</w:t>
+              <w:t xml:space="preserve">-</w:t>
+            </w:r>
+          </w:p>
+        </w:tc>
+        <w:tc>
+          <w:tcPr/>
+          <w:p>
+            <w:pPr>
+              <w:pStyle w:val="Compact"/>
+              <w:jc w:val="left"/>
+            </w:pPr>
+            <w:r>
+              <w:t xml:space="preserve">-</w:t>
             </w:r>
           </w:p>
         </w:tc>
@@ -8112,19 +8112,19 @@
               <w:jc w:val="left"/>
             </w:pPr>
             <w:r>
-              <w:t xml:space="preserve">,</w:t>
-            </w:r>
-          </w:p>
-        </w:tc>
-        <w:tc>
-          <w:tcPr/>
-          <w:p>
-            <w:pPr>
-              <w:pStyle w:val="Compact"/>
-              <w:jc w:val="left"/>
-            </w:pPr>
-            <w:r>
-              <w:t xml:space="preserve">,</w:t>
+              <w:t xml:space="preserve">-</w:t>
+            </w:r>
+          </w:p>
+        </w:tc>
+        <w:tc>
+          <w:tcPr/>
+          <w:p>
+            <w:pPr>
+              <w:pStyle w:val="Compact"/>
+              <w:jc w:val="left"/>
+            </w:pPr>
+            <w:r>
+              <w:t xml:space="preserve">-</w:t>
             </w:r>
           </w:p>
         </w:tc>
@@ -14716,19 +14716,19 @@
               <w:jc w:val="left"/>
             </w:pPr>
             <w:r>
-              <w:t xml:space="preserve">,</w:t>
-            </w:r>
-          </w:p>
-        </w:tc>
-        <w:tc>
-          <w:tcPr/>
-          <w:p>
-            <w:pPr>
-              <w:pStyle w:val="Compact"/>
-              <w:jc w:val="left"/>
-            </w:pPr>
-            <w:r>
-              <w:t xml:space="preserve">,</w:t>
+              <w:t xml:space="preserve">-</w:t>
+            </w:r>
+          </w:p>
+        </w:tc>
+        <w:tc>
+          <w:tcPr/>
+          <w:p>
+            <w:pPr>
+              <w:pStyle w:val="Compact"/>
+              <w:jc w:val="left"/>
+            </w:pPr>
+            <w:r>
+              <w:t xml:space="preserve">-</w:t>
             </w:r>
           </w:p>
         </w:tc>
@@ -14782,19 +14782,19 @@
               <w:jc w:val="left"/>
             </w:pPr>
             <w:r>
-              <w:t xml:space="preserve">,</w:t>
-            </w:r>
-          </w:p>
-        </w:tc>
-        <w:tc>
-          <w:tcPr/>
-          <w:p>
-            <w:pPr>
-              <w:pStyle w:val="Compact"/>
-              <w:jc w:val="left"/>
-            </w:pPr>
-            <w:r>
-              <w:t xml:space="preserve">,</w:t>
+              <w:t xml:space="preserve">-</w:t>
+            </w:r>
+          </w:p>
+        </w:tc>
+        <w:tc>
+          <w:tcPr/>
+          <w:p>
+            <w:pPr>
+              <w:pStyle w:val="Compact"/>
+              <w:jc w:val="left"/>
+            </w:pPr>
+            <w:r>
+              <w:t xml:space="preserve">-</w:t>
             </w:r>
           </w:p>
         </w:tc>
@@ -15825,7 +15825,7 @@
         <w:t xml:space="preserve">Asian Development Review, 43</w:t>
       </w:r>
       <w:r>
-        <w:t xml:space="preserve">(1), 37-75), panel 4.293 doanh nghiệp Ấn Độ 2006-2019: FDI là kênh lan tỏa ngang quan trọng nhất; doanh nghiệp lớn thu nhận lan tỏa nhiều hơn; FDI tăng từ 1,705 triệu USD (1990-2000) lên 42,396 triệu USD (2012-2022); R&amp;D trì trệ ở 0,7% GDP.</w:t>
+        <w:t xml:space="preserve">(1), 37-75), panel 4.293 doanh nghiệp Ấn Độ 2006-2019: FDI là kênh lan tỏa ngang quan trọng nhất; doanh nghiệp lớn thu nhận lan tỏa nhiều hơn; FDI tăng từ 1,705 triệu USD (1990-2000) lên 42.396 triệu USD (2012-2022); R&amp;D trì trệ ở 0,7% GDP.</w:t>
       </w:r>
     </w:p>
     <w:bookmarkEnd w:id="62"/>

--- a/dist/chuyen_de_1/00_cd1_ctu_final_vi.docx
+++ b/dist/chuyen_de_1/00_cd1_ctu_final_vi.docx
@@ -403,7 +403,7 @@
           <w:bCs/>
           <w:b/>
         </w:rPr>
-        <w:t xml:space="preserve">101,185 firms · 108 country-year pairs · 14 survey waves</w:t>
+        <w:t xml:space="preserve">101,185 firms, 108 country-year pairs, 14 survey waves</w:t>
       </w:r>
       <w:r>
         <w:t xml:space="preserve"> </w:t>
@@ -8850,7 +8850,7 @@
               <w:jc w:val="left"/>
             </w:pPr>
             <w:r>
-              <w:t xml:space="preserve">(gợi ý, §2.3.5.2 rào cản #1)</w:t>
+              <w:t xml:space="preserve">(gợi ý, Mục 2.3.5.2 rào cản #1)</w:t>
             </w:r>
           </w:p>
         </w:tc>
@@ -8915,7 +8915,7 @@
               <w:jc w:val="left"/>
             </w:pPr>
             <w:r>
-              <w:t xml:space="preserve">§2.3.5.2 rào cản #4</w:t>
+              <w:t xml:space="preserve">Mục 2.3.5.2 rào cản #4</w:t>
             </w:r>
           </w:p>
         </w:tc>
@@ -8986,7 +8986,7 @@
               <w:jc w:val="left"/>
             </w:pPr>
             <w:r>
-              <w:t xml:space="preserve">FSTS đã đo §2.3.3</w:t>
+              <w:t xml:space="preserve">FSTS đã đo Mục 2.3.3</w:t>
             </w:r>
           </w:p>
         </w:tc>
@@ -9066,7 +9066,7 @@
               <w:jc w:val="left"/>
             </w:pPr>
             <w:r>
-              <w:t xml:space="preserve">§2.3.6.2</w:t>
+              <w:t xml:space="preserve">Mục 2.3.6.2</w:t>
             </w:r>
           </w:p>
         </w:tc>
@@ -17397,7 +17397,7 @@
         <w:t xml:space="preserve">Cảnh báo schema BREADY 2025</w:t>
       </w:r>
       <w:r>
-        <w:t xml:space="preserve">: Bảng 2.3.8.1 có thể bị nhiễu hiệu ứng schema, cần kiểm chứng qua hệ thống phòng thủ ba tầng (§2.2) trước khi suy diễn nhân quả.</w:t>
+        <w:t xml:space="preserve">: Bảng 2.3.8.1 có thể bị nhiễu hiệu ứng schema, cần kiểm chứng qua hệ thống phòng thủ ba tầng (Mục 2.2) trước khi suy diễn nhân quả.</w:t>
       </w:r>
     </w:p>
     <w:bookmarkEnd w:id="67"/>
@@ -18267,7 +18267,7 @@
         <w:t xml:space="preserve"> </w:t>
       </w:r>
       <w:r>
-        <w:t xml:space="preserve">(đang phát triển). Hệ số âm DAI Advanced (-0,129) là tạo phẩm bão hòa Tier-1, xem kiểm định loại trừ ICT tại §2.3.4.3.</w:t>
+        <w:t xml:space="preserve">(đang phát triển). Hệ số âm DAI Advanced (-0,129) là tạo phẩm bão hòa Tier-1, xem kiểm định loại trừ ICT tại Mục 2.3.4.3.</w:t>
       </w:r>
     </w:p>
     <w:p>
@@ -19278,7 +19278,7 @@
         <w:t xml:space="preserve">(8) Kiểm định ranh giới schema</w:t>
       </w:r>
       <w:r>
-        <w:t xml:space="preserve">: Hệ thống phòng thủ ba tầng tại §2.2, điều kiện tiên quyết trước khi báo cáo BREADY 2025 như bằng chứng nhân quả.</w:t>
+        <w:t xml:space="preserve">: Hệ thống phòng thủ ba tầng tại Mục 2.2, điều kiện tiên quyết trước khi báo cáo BREADY 2025 như bằng chứng nhân quả.</w:t>
       </w:r>
     </w:p>
     <w:p>
@@ -21065,7 +21065,7 @@
         <w:pStyle w:val="BodyText"/>
       </w:pPr>
       <w:r>
-        <w:t xml:space="preserve">Hệ thống phòng thủ ba tầng (§2.2) đảm bảo kết quả từ BREADY 2025 không bị nhiễu hiệu ứng schema.</w:t>
+        <w:t xml:space="preserve">Hệ thống phòng thủ ba tầng (Mục 2.2) đảm bảo kết quả từ BREADY 2025 không bị nhiễu hiệu ứng schema.</w:t>
       </w:r>
     </w:p>
     <w:p>

--- a/dist/chuyen_de_1/00_cd1_ctu_final_vi.docx
+++ b/dist/chuyen_de_1/00_cd1_ctu_final_vi.docx
@@ -5860,7 +5860,7 @@
               <w:jc w:val="center"/>
             </w:pPr>
             <w:r>
-              <w:t xml:space="preserve">✓</w:t>
+              <w:t xml:space="preserve">Có</w:t>
             </w:r>
           </w:p>
         </w:tc>
@@ -5872,7 +5872,7 @@
               <w:jc w:val="center"/>
             </w:pPr>
             <w:r>
-              <w:t xml:space="preserve">✓</w:t>
+              <w:t xml:space="preserve">Có</w:t>
             </w:r>
           </w:p>
         </w:tc>
@@ -5884,7 +5884,7 @@
               <w:jc w:val="center"/>
             </w:pPr>
             <w:r>
-              <w:t xml:space="preserve">✓</w:t>
+              <w:t xml:space="preserve">Có</w:t>
             </w:r>
           </w:p>
         </w:tc>
@@ -5938,7 +5938,7 @@
               <w:jc w:val="center"/>
             </w:pPr>
             <w:r>
-              <w:t xml:space="preserve">✓</w:t>
+              <w:t xml:space="preserve">Có</w:t>
             </w:r>
           </w:p>
         </w:tc>
@@ -5950,7 +5950,7 @@
               <w:jc w:val="center"/>
             </w:pPr>
             <w:r>
-              <w:t xml:space="preserve">✓</w:t>
+              <w:t xml:space="preserve">Có</w:t>
             </w:r>
           </w:p>
         </w:tc>
@@ -5962,7 +5962,7 @@
               <w:jc w:val="center"/>
             </w:pPr>
             <w:r>
-              <w:t xml:space="preserve">⚠</w:t>
+              <w:t xml:space="preserve">Một phần</w:t>
             </w:r>
             <w:r>
               <w:t xml:space="preserve"> </w:t>
@@ -6026,7 +6026,7 @@
               <w:jc w:val="center"/>
             </w:pPr>
             <w:r>
-              <w:t xml:space="preserve">✗</w:t>
+              <w:t xml:space="preserve">Không</w:t>
             </w:r>
           </w:p>
         </w:tc>
@@ -6038,7 +6038,7 @@
               <w:jc w:val="center"/>
             </w:pPr>
             <w:r>
-              <w:t xml:space="preserve">✗</w:t>
+              <w:t xml:space="preserve">Không</w:t>
             </w:r>
           </w:p>
         </w:tc>
@@ -6050,7 +6050,7 @@
               <w:jc w:val="center"/>
             </w:pPr>
             <w:r>
-              <w:t xml:space="preserve">⚠-✗</w:t>
+              <w:t xml:space="preserve">Một phần/Không</w:t>
             </w:r>
           </w:p>
         </w:tc>

--- a/dist/chuyen_de_1/00_cd1_ctu_final_vi.docx
+++ b/dist/chuyen_de_1/00_cd1_ctu_final_vi.docx
@@ -318,13 +318,26 @@
           <w:bCs/>
           <w:b/>
         </w:rPr>
-        <w:t xml:space="preserve">chi phí buộc phải quốc tế hóa</w:t>
-      </w:r>
-      <w:r>
-        <w:t xml:space="preserve"> </w:t>
-      </w:r>
-      <w:r>
-        <w:t xml:space="preserve">ở 7 SIDS Thái Bình Dương, đóng góp định hướng cho luận án và Chuyên đề tiến sĩ số 2.</w:t>
+        <w:t xml:space="preserve">gánh nặng quốc tế hóa bắt buộc (Forced Internationalization Penalty — FIP)</w:t>
+      </w:r>
+      <w:r>
+        <w:t xml:space="preserve"> </w:t>
+      </w:r>
+      <w:r>
+        <w:t xml:space="preserve">ở 7 SIDS Thái Bình Dương. Đọc tổng thể, bảy tiểu cảnh không phải các trường hợp rời rạc mà là các vùng trên một</w:t>
+      </w:r>
+      <w:r>
+        <w:t xml:space="preserve"> </w:t>
+      </w:r>
+      <w:r>
+        <w:rPr>
+          <w:bCs/>
+          <w:b/>
+        </w:rPr>
+        <w:t xml:space="preserve">bản đồ địa hình xuất khẩu chiến lược (strategic export topography)</w:t>
+      </w:r>
+      <w:r>
+        <w:t xml:space="preserve">, trên đó chế độ thể chế ICRV vận hành như một bộ lọc chi phí giao dịch định vị nơi hiệu quả quốc tế hóa đạt đỉnh hay sụp đổ; phát hiện này đóng góp định hướng cho luận án và Chuyên đề tiến sĩ số 2.</w:t>
       </w:r>
     </w:p>
     <w:p>
@@ -6980,7 +6993,7 @@
               <w:t xml:space="preserve"> </w:t>
             </w:r>
             <w:r>
-              <w:t xml:space="preserve">| Advanced, innovation-driven | Singapore, Hong Kong SAR, Hàn Quốc, Đài Loan, Israel | ~4.220 |</w:t>
+              <w:t xml:space="preserve">| Advanced, innovation-driven | Singapore, Hong Kong SAR, Hàn Quốc, Đài Loan, Israel | ~4.708 |</w:t>
             </w:r>
             <w:r>
               <w:t xml:space="preserve"> </w:t>
@@ -7146,7 +7159,7 @@
                 <w:iCs/>
                 <w:i/>
               </w:rPr>
-              <w:t xml:space="preserve">Ghi chú: n_firms là phân bố xấp xỉ theo pool 101.185; tổng 5 nhóm chính (I-V) = 99.814 (phạm vi chính 41 nước châu Á); SIDS Nhóm VI = 1.371 (1,4% pool).</w:t>
+              <w:t xml:space="preserve">Ghi chú: n_firms là phân bố theo pool 101.185; tổng 5 nhóm chính (I-V) = 99.814 (phạm vi chính 41 nước châu Á); SIDS Nhóm VI = 1.371 (1,4% pool). Nhóm Advanced (I + II = 6.640) lấy từ pool WBES đã hài hòa hóa; tỷ lệ innovation/resource là xấp xỉ, hao hụt do thiếu dữ liệu năng suất chi tiết ở Bảng 2.3.3.1 (mẫu phân tích Advanced gộp = 5.921).</w:t>
             </w:r>
           </w:p>
         </w:tc>
@@ -15173,7 +15186,7 @@
         <w:t xml:space="preserve"> </w:t>
       </w:r>
       <w:r>
-        <w:t xml:space="preserve">× DAI = 3,119 (p = 0,005); điểm uốn ~88,6%.</w:t>
+        <w:t xml:space="preserve">× DAI = 3,119 (p = 0,005); điểm uốn ~82%.</w:t>
       </w:r>
     </w:p>
     <w:p>
@@ -18715,7 +18728,7 @@
         <w:t xml:space="preserve">KL1, Phi tuyến xuyên chế độ thể chế là quy luật</w:t>
       </w:r>
       <w:r>
-        <w:t xml:space="preserve">: U ngược tại Emerging (Việt Nam điểm uốn 39-46%; Trung Quốc điểm uốn 47-49%); gần tuyến tính tại Advanced (Singapore điểm uốn 88,6%); chi phí buộc phải tại SIDS.</w:t>
+        <w:t xml:space="preserve">: U ngược tại Emerging (Việt Nam điểm uốn 39-46%; Trung Quốc điểm uốn 47-49%); gần tuyến tính tại Advanced (Singapore điểm uốn 82%); chi phí buộc phải tại SIDS.</w:t>
       </w:r>
     </w:p>
     <w:p>
@@ -21682,7 +21695,7 @@
     <w:name w:val="Normal"/>
     <w:qFormat/>
     <w:pPr>
-      <w:spacing w:line="360" w:lineRule="auto"/>
+      <w:spacing w:line="288" w:lineRule="auto"/>
       <w:jc w:val="both"/>
     </w:pPr>
     <w:rPr>
@@ -21696,7 +21709,7 @@
     <w:basedOn w:val="Normal"/>
     <w:link w:val="BodyTextChar"/>
     <w:pPr>
-      <w:spacing w:after="180" w:before="180" w:line="360" w:lineRule="auto"/>
+      <w:spacing w:after="180" w:before="180" w:line="288" w:lineRule="auto"/>
       <w:jc w:val="both"/>
     </w:pPr>
     <w:qFormat/>
@@ -21712,7 +21725,7 @@
     <w:next w:val="BodyText"/>
     <w:qFormat/>
     <w:pPr>
-      <w:spacing w:line="360" w:lineRule="auto"/>
+      <w:spacing w:line="288" w:lineRule="auto"/>
       <w:jc w:val="both"/>
     </w:pPr>
     <w:rPr>
@@ -21726,7 +21739,7 @@
     <w:basedOn w:val="BodyText"/>
     <w:qFormat/>
     <w:pPr>
-      <w:spacing w:after="36" w:before="36" w:line="360" w:lineRule="auto"/>
+      <w:spacing w:after="36" w:before="36" w:line="288" w:lineRule="auto"/>
       <w:jc w:val="both"/>
     </w:pPr>
     <w:rPr>
@@ -21743,7 +21756,7 @@
     <w:pPr>
       <w:keepNext/>
       <w:keepLines/>
-      <w:spacing w:after="240" w:before="480" w:line="360" w:lineRule="auto"/>
+      <w:spacing w:after="240" w:before="480" w:line="288" w:lineRule="auto"/>
       <w:jc w:val="both"/>
     </w:pPr>
     <w:rPr>
@@ -21763,7 +21776,7 @@
     <w:pPr>
       <w:keepNext/>
       <w:keepLines/>
-      <w:spacing w:after="240" w:before="240" w:line="360" w:lineRule="auto"/>
+      <w:spacing w:after="240" w:before="240" w:line="288" w:lineRule="auto"/>
       <w:jc w:val="both"/>
     </w:pPr>
     <w:rPr>
@@ -21780,7 +21793,7 @@
     <w:pPr>
       <w:keepNext/>
       <w:keepLines/>
-      <w:spacing w:line="360" w:lineRule="auto"/>
+      <w:spacing w:line="288" w:lineRule="auto"/>
       <w:jc w:val="both"/>
     </w:pPr>
     <w:rPr>
@@ -21796,7 +21809,7 @@
     <w:pPr>
       <w:keepNext/>
       <w:keepLines/>
-      <w:spacing w:line="360" w:lineRule="auto"/>
+      <w:spacing w:line="288" w:lineRule="auto"/>
       <w:jc w:val="both"/>
     </w:pPr>
     <w:rPr>
@@ -21814,7 +21827,7 @@
       <w:keepNext/>
       <w:keepLines/>
       <w:jc w:val="both"/>
-      <w:spacing w:after="0" w:before="300" w:line="360" w:lineRule="auto"/>
+      <w:spacing w:after="0" w:before="300" w:line="288" w:lineRule="auto"/>
     </w:pPr>
     <w:rPr>
       <w:color w:val="000000"/>
@@ -21832,7 +21845,7 @@
     <w:pPr>
       <w:keepNext/>
       <w:keepLines/>
-      <w:spacing w:after="300" w:before="100" w:line="360" w:lineRule="auto"/>
+      <w:spacing w:after="300" w:before="100" w:line="288" w:lineRule="auto"/>
       <w:jc w:val="both"/>
     </w:pPr>
     <w:rPr>
@@ -21848,7 +21861,7 @@
     <w:next w:val="Bibliography"/>
     <w:qFormat/>
     <w:pPr>
-      <w:spacing w:line="360" w:lineRule="auto"/>
+      <w:spacing w:line="288" w:lineRule="auto"/>
       <w:jc w:val="both"/>
     </w:pPr>
     <w:rPr>
@@ -21866,7 +21879,7 @@
     <w:pPr>
       <w:keepNext/>
       <w:keepLines/>
-      <w:spacing w:after="0" w:before="480" w:line="360" w:lineRule="auto"/>
+      <w:spacing w:after="0" w:before="480" w:line="288" w:lineRule="auto"/>
       <w:jc w:val="both"/>
       <w:outlineLvl w:val="0"/>
     </w:pPr>
@@ -21889,7 +21902,7 @@
     <w:pPr>
       <w:keepNext/>
       <w:keepLines/>
-      <w:spacing w:after="0" w:before="200" w:line="360" w:lineRule="auto"/>
+      <w:spacing w:after="0" w:before="200" w:line="288" w:lineRule="auto"/>
       <w:jc w:val="both"/>
       <w:outlineLvl w:val="1"/>
     </w:pPr>
@@ -21912,7 +21925,7 @@
     <w:pPr>
       <w:keepNext/>
       <w:keepLines/>
-      <w:spacing w:after="0" w:before="200" w:line="360" w:lineRule="auto"/>
+      <w:spacing w:after="0" w:before="200" w:line="288" w:lineRule="auto"/>
       <w:jc w:val="both"/>
       <w:outlineLvl w:val="2"/>
     </w:pPr>
@@ -21935,7 +21948,7 @@
     <w:pPr>
       <w:keepNext/>
       <w:keepLines/>
-      <w:spacing w:after="0" w:before="200" w:line="360" w:lineRule="auto"/>
+      <w:spacing w:after="0" w:before="200" w:line="288" w:lineRule="auto"/>
       <w:jc w:val="both"/>
       <w:outlineLvl w:val="3"/>
     </w:pPr>
@@ -21958,7 +21971,7 @@
     <w:pPr>
       <w:keepNext/>
       <w:keepLines/>
-      <w:spacing w:after="0" w:before="200" w:line="360" w:lineRule="auto"/>
+      <w:spacing w:after="0" w:before="200" w:line="288" w:lineRule="auto"/>
       <w:jc w:val="both"/>
       <w:outlineLvl w:val="4"/>
     </w:pPr>
@@ -21980,7 +21993,7 @@
     <w:pPr>
       <w:keepNext/>
       <w:keepLines/>
-      <w:spacing w:after="0" w:before="200" w:line="360" w:lineRule="auto"/>
+      <w:spacing w:after="0" w:before="200" w:line="288" w:lineRule="auto"/>
       <w:jc w:val="both"/>
       <w:outlineLvl w:val="5"/>
     </w:pPr>
@@ -22001,7 +22014,7 @@
     <w:pPr>
       <w:keepNext/>
       <w:keepLines/>
-      <w:spacing w:after="0" w:before="200" w:line="360" w:lineRule="auto"/>
+      <w:spacing w:after="0" w:before="200" w:line="288" w:lineRule="auto"/>
       <w:jc w:val="both"/>
       <w:outlineLvl w:val="6"/>
     </w:pPr>
@@ -22022,7 +22035,7 @@
     <w:pPr>
       <w:keepNext/>
       <w:keepLines/>
-      <w:spacing w:after="0" w:before="200" w:line="360" w:lineRule="auto"/>
+      <w:spacing w:after="0" w:before="200" w:line="288" w:lineRule="auto"/>
       <w:jc w:val="both"/>
       <w:outlineLvl w:val="7"/>
     </w:pPr>
@@ -22043,7 +22056,7 @@
     <w:pPr>
       <w:keepNext/>
       <w:keepLines/>
-      <w:spacing w:after="0" w:before="200" w:line="360" w:lineRule="auto"/>
+      <w:spacing w:after="0" w:before="200" w:line="288" w:lineRule="auto"/>
       <w:jc w:val="both"/>
       <w:outlineLvl w:val="8"/>
     </w:pPr>
@@ -22062,7 +22075,7 @@
     <w:unhideWhenUsed/>
     <w:qFormat/>
     <w:pPr>
-      <w:spacing w:after="100" w:before="100" w:line="360" w:lineRule="auto"/>
+      <w:spacing w:after="100" w:before="100" w:line="288" w:lineRule="auto"/>
       <w:ind w:firstLine="0" w:left="480" w:right="480"/>
       <w:jc w:val="both"/>
     </w:pPr>
@@ -22080,7 +22093,7 @@
     <w:unhideWhenUsed/>
     <w:qFormat/>
     <w:pPr>
-      <w:spacing w:line="360" w:lineRule="auto"/>
+      <w:spacing w:line="288" w:lineRule="auto"/>
       <w:jc w:val="both"/>
     </w:pPr>
     <w:rPr>
@@ -22106,7 +22119,7 @@
     <w:unhideWhenUsed/>
     <w:qFormat/>
     <w:pPr>
-      <w:spacing w:line="360" w:lineRule="auto"/>
+      <w:spacing w:line="288" w:lineRule="auto"/>
       <w:jc w:val="both"/>
     </w:pPr>
     <w:rPr>
@@ -22146,7 +22159,7 @@
     <w:pPr>
       <w:keepNext/>
       <w:keepLines/>
-      <w:spacing w:after="0" w:line="360" w:lineRule="auto"/>
+      <w:spacing w:after="0" w:line="288" w:lineRule="auto"/>
       <w:jc w:val="both"/>
     </w:pPr>
     <w:rPr>
@@ -22160,7 +22173,7 @@
     <w:name w:val="Definition"/>
     <w:basedOn w:val="Normal"/>
     <w:pPr>
-      <w:spacing w:line="360" w:lineRule="auto"/>
+      <w:spacing w:line="288" w:lineRule="auto"/>
       <w:jc w:val="both"/>
     </w:pPr>
     <w:rPr>
@@ -22174,7 +22187,7 @@
     <w:basedOn w:val="Normal"/>
     <w:link w:val="BodyTextChar"/>
     <w:pPr>
-      <w:spacing w:after="120" w:before="0" w:line="360" w:lineRule="auto"/>
+      <w:spacing w:after="120" w:before="0" w:line="288" w:lineRule="auto"/>
       <w:jc w:val="both"/>
     </w:pPr>
     <w:rPr>
@@ -22189,7 +22202,7 @@
     <w:basedOn w:val="Caption"/>
     <w:pPr>
       <w:keepNext/>
-      <w:spacing w:line="360" w:lineRule="auto"/>
+      <w:spacing w:line="288" w:lineRule="auto"/>
       <w:jc w:val="both"/>
     </w:pPr>
     <w:rPr>
@@ -22202,7 +22215,7 @@
     <w:name w:val="Image Caption"/>
     <w:basedOn w:val="Caption"/>
     <w:pPr>
-      <w:spacing w:line="360" w:lineRule="auto"/>
+      <w:spacing w:line="288" w:lineRule="auto"/>
       <w:jc w:val="both"/>
     </w:pPr>
     <w:rPr>
@@ -22215,7 +22228,7 @@
     <w:name w:val="Figure"/>
     <w:basedOn w:val="Normal"/>
     <w:pPr>
-      <w:spacing w:line="360" w:lineRule="auto"/>
+      <w:spacing w:line="288" w:lineRule="auto"/>
       <w:jc w:val="both"/>
     </w:pPr>
     <w:rPr>
@@ -22229,7 +22242,7 @@
     <w:basedOn w:val="Figure"/>
     <w:pPr>
       <w:keepNext/>
-      <w:spacing w:line="360" w:lineRule="auto"/>
+      <w:spacing w:line="288" w:lineRule="auto"/>
       <w:jc w:val="both"/>
     </w:pPr>
     <w:rPr>
@@ -22293,7 +22306,7 @@
     <w:unhideWhenUsed/>
     <w:qFormat/>
     <w:pPr>
-      <w:spacing w:before="240" w:line="360" w:lineRule="auto"/>
+      <w:spacing w:before="240" w:line="288" w:lineRule="auto"/>
       <w:jc w:val="both"/>
       <w:outlineLvl w:val="9"/>
     </w:pPr>

--- a/dist/chuyen_de_1/00_cd1_ctu_final_vi.docx
+++ b/dist/chuyen_de_1/00_cd1_ctu_final_vi.docx
@@ -308,17 +308,17 @@
         <w:t xml:space="preserve"> </w:t>
       </w:r>
       <w:r>
-        <w:t xml:space="preserve">(innovation-driven so với resource-driven) và xác nhận pattern</w:t>
-      </w:r>
-      <w:r>
-        <w:t xml:space="preserve"> </w:t>
-      </w:r>
-      <w:r>
-        <w:rPr>
-          <w:bCs/>
-          <w:b/>
-        </w:rPr>
-        <w:t xml:space="preserve">gánh nặng quốc tế hóa bắt buộc (Forced Internationalization Penalty — FIP)</w:t>
+        <w:t xml:space="preserve">(innovation-driven so với resource-driven) và xác nhận</w:t>
+      </w:r>
+      <w:r>
+        <w:t xml:space="preserve"> </w:t>
+      </w:r>
+      <w:r>
+        <w:rPr>
+          <w:bCs/>
+          <w:b/>
+        </w:rPr>
+        <w:t xml:space="preserve">chi phí buộc phải quốc tế hóa (Forced Internationalization Penalty, FIP)</w:t>
       </w:r>
       <w:r>
         <w:t xml:space="preserve"> </w:t>
@@ -337,7 +337,7 @@
         <w:t xml:space="preserve">bản đồ địa hình xuất khẩu chiến lược (strategic export topography)</w:t>
       </w:r>
       <w:r>
-        <w:t xml:space="preserve">, trên đó chế độ thể chế ICRV vận hành như một bộ lọc chi phí giao dịch định vị nơi hiệu quả quốc tế hóa đạt đỉnh hay sụp đổ; phát hiện này đóng góp định hướng cho luận án và Chuyên đề tiến sĩ số 2.</w:t>
+        <w:t xml:space="preserve">. Trên bản đồ này, chế độ thể chế ICRV vận hành như một bộ lọc chi phí giao dịch, định vị nơi hiệu quả quốc tế hóa đạt đỉnh hay sụp đổ. Phát hiện này đóng góp định hướng cho luận án và Chuyên đề tiến sĩ số 2.</w:t>
       </w:r>
     </w:p>
     <w:p>
@@ -4003,7 +4003,7 @@
         <w:t xml:space="preserve">Lớp thứ sáu là xung đột Trung Đông 2026</w:t>
       </w:r>
       <w:r>
-        <w:t xml:space="preserve">, IMF (2026, tháng 4) điều chỉnh giảm tăng trưởng toàn cầu xuống 3,1% năm 2026; ADB (2026, tháng 4) dự báo Pacific 3,4%, Đông Nam Á 4,7%, Việt Nam 7,0%. Riêng Việt Nam, ADB (2026, tháng 4) ghi nhận GDP lịch sử 2025 đạt 8,0% và cập nhật dự báo 7,2% (2026) xuống 7,0% (2027).</w:t>
+        <w:t xml:space="preserve">. IMF (2026, tháng 4) điều chỉnh giảm tăng trưởng toàn cầu xuống 3,1% năm 2026; ADB (2026, tháng 4) dự báo Pacific 3,4%, Đông Nam Á 4,7%, Việt Nam 7,0%. Riêng Việt Nam, ADB (2026, tháng 4) ghi nhận GDP lịch sử 2025 đạt 8,0% và cập nhật dự báo 7,2% (2026) xuống 7,0% (2027).</w:t>
       </w:r>
       <w:r>
         <w:t xml:space="preserve"> </w:t>
@@ -4016,7 +4016,7 @@
         <w:t xml:space="preserve">Lớp thứ bảy là bất định chính sách thuế quan Mỹ 2026</w:t>
       </w:r>
       <w:r>
-        <w:t xml:space="preserve">, Mỹ chiếm xấp xỉ 30% tổng kim ngạch xuất khẩu Việt Nam; thuế toàn cầu 10% tạm thời tạo áp lực kép: hiệu ứng front-loading ngắn hạn và trì hoãn đầu tư dài hạn.</w:t>
+        <w:t xml:space="preserve">. Mỹ chiếm xấp xỉ 30% tổng kim ngạch xuất khẩu Việt Nam; thuế toàn cầu 10% tạm thời tạo áp lực kép: hiệu ứng dồn đơn hàng sớm (front-loading) ngắn hạn và trì hoãn đầu tư dài hạn.</w:t>
       </w:r>
     </w:p>
     <w:p>
@@ -5361,7 +5361,7 @@
         <w:t xml:space="preserve"> </w:t>
       </w:r>
       <w:r>
-        <w:t xml:space="preserve">giai đoạn 1980-2005. Hệ số tương quan trung bình r=0,045, tích cực nhưng nhỏ. Phát hiện chính: đo lường quốc tế hóa và hiệu quả rất không đồng nhất giữa các nghiên cứu, hạn chế khả năng so sánh. Khoảng trống: ít nghiên cứu châu Á mới nổi.</w:t>
+        <w:t xml:space="preserve">giai đoạn 1980-2005. Hệ số tương quan trung bình r=0,045, tích cực nhưng nhỏ. Phát hiện chính: đo lường quốc tế hóa và hiệu quả không đồng nhất đáng kể giữa các nghiên cứu, hạn chế khả năng so sánh. Khoảng trống: ít nghiên cứu châu Á mới nổi.</w:t>
       </w:r>
     </w:p>
     <w:p>
@@ -5434,7 +5434,7 @@
           <w:bCs/>
           <w:b/>
         </w:rPr>
-        <w:t xml:space="preserve">(5) Wu, Fan &amp; Chen (2022)</w:t>
+        <w:t xml:space="preserve">(5) Wu et al. (2022)</w:t>
       </w:r>
       <w:r>
         <w:t xml:space="preserve">: Cập nhật meta-analysis đến 2020, tập trung vào</w:t>
@@ -6885,7 +6885,7 @@
               <w:t xml:space="preserve">Nhóm V, Cận biên (Frontier)</w:t>
             </w:r>
             <w:r>
-              <w:t xml:space="preserve">: WGI Rule of Law &lt; -0,50; GNI bình quân đầu người &lt;1.000 hoặc &lt;3.000 USD với voids thể chế lớn; nhiều nước đang qua giai đoạn xung đột hoặc chuyển đổi sau xung đột. Pattern WBES: phân tán năng suất cao nhất (độ lệch chuẩn log 1,36), R&amp;D thấp nhất, nhưng đổi mới sản phẩm cao (đổi mới bằng nguồn lực hạn chế).</w:t>
+              <w:t xml:space="preserve">: WGI Rule of Law &lt; -0,50; GNI bình quân đầu người &lt;1.000 hoặc &lt;3.000 USD với khoảng trống thể chế (institutional voids) lớn; nhiều nước đang qua giai đoạn xung đột hoặc chuyển đổi sau xung đột. Pattern WBES: phân tán năng suất cao nhất (độ lệch chuẩn log 1,36), R&amp;D thấp nhất, nhưng đổi mới sản phẩm cao (đổi mới bằng nguồn lực hạn chế).</w:t>
             </w:r>
           </w:p>
         </w:tc>
@@ -7254,7 +7254,7 @@
               <w:t xml:space="preserve"> </w:t>
             </w:r>
             <w:r>
-              <w:t xml:space="preserve">| V, Frontier | &lt;-0,50 | &lt;$1k–$3k | Tự cấp + phi chính thức | Thấp-trung bình | ~1,36 | Yếu; voids thể chế dẫn đến đổi mới bằng nguồn lực hạn chế |</w:t>
+              <w:t xml:space="preserve">| V, Frontier | &lt;-0,50 | &lt;$1k–$3k | Tự cấp + phi chính thức | Thấp-trung bình | ~1,36 | Yếu; khoảng trống thể chế dẫn đến đổi mới bằng nguồn lực hạn chế |</w:t>
             </w:r>
             <w:r>
               <w:t xml:space="preserve"> </w:t>
@@ -7278,7 +7278,7 @@
                 <w:iCs/>
                 <w:i/>
               </w:rPr>
-              <w:t xml:space="preserve">Nguồn: Tổng hợp từ World Bank Enterprise Surveys (2025); WGI từ Kaufmann et al. (2011); GNI từ World Bank (2025, tháng 7). Pattern WBES từ phân tích Chương 4 và Đỗ &amp; Phan (2026, VEFR, JABS, JFAR, MIR under review).</w:t>
+              <w:t xml:space="preserve">Nguồn: Tổng hợp từ World Bank Enterprise Surveys (2025); WGI từ Kaufmann et al. (2011); GNI từ World Bank (2025, tháng 7). Pattern WBES từ phân tích Chương 4 và Đỗ &amp; Phan.</w:t>
             </w:r>
           </w:p>
         </w:tc>
@@ -10385,7 +10385,7 @@
               <w:jc w:val="left"/>
             </w:pPr>
             <w:r>
-              <w:t xml:space="preserve">Khanna &amp; Palepu (2010), voids thể chế</w:t>
+              <w:t xml:space="preserve">Khanna &amp; Palepu (2010), khoảng trống thể chế</w:t>
             </w:r>
           </w:p>
         </w:tc>
@@ -10714,7 +10714,7 @@
         <w:t xml:space="preserve">power_outage_intensity</w:t>
       </w:r>
       <w:r>
-        <w:t xml:space="preserve">. Sự hiện diện đồng thời của nhiều voids thể chế tại Frontier giải thích tại sao quan hệ quốc tế hóa - hiệu quả ở nhóm này yếu và không đơn điệu.</w:t>
+        <w:t xml:space="preserve">. Sự hiện diện đồng thời của nhiều khoảng trống thể chế tại Frontier giải thích tại sao quan hệ quốc tế hóa - hiệu quả ở nhóm này yếu và không đơn điệu.</w:t>
       </w:r>
     </w:p>
     <w:p>
@@ -12299,7 +12299,7 @@
         <w:pStyle w:val="BodyText"/>
       </w:pPr>
       <w:r>
-        <w:t xml:space="preserve">Kafouros et al. (2023) chứng minh chất lượng thể chế tương tác hai chiều với dynamism ngành: ở ngành dynamism công nghệ cao, thể chế tốt khuếch đại hiệu quả; ở ngành dynamism thị trường cao, thể chế tốt có thể làm yếu hiệu quả (doanh nghiệp phải nội bộ hóa chức năng). Phát hiện này gợi ý hướng kiểm định cho Chuyên đề 2.</w:t>
+        <w:t xml:space="preserve">Kafouros et al. (2023) cho thấy chất lượng thể chế tương tác hai chiều với dynamism ngành: ở ngành dynamism công nghệ cao, thể chế tốt khuếch đại hiệu quả; ở ngành dynamism thị trường cao, thể chế tốt có thể làm yếu hiệu quả (doanh nghiệp phải nội bộ hóa chức năng). Phát hiện này gợi ý hướng kiểm định cho Chuyên đề 2.</w:t>
       </w:r>
     </w:p>
     <w:bookmarkEnd w:id="54"/>
@@ -15136,7 +15136,7 @@
         <w:t xml:space="preserve"> </w:t>
       </w:r>
       <w:r>
-        <w:t xml:space="preserve">của nhóm Advanced đổi mới sáng tạo dẫn dắt. Theo nghiên cứu Singapore (Mar, Đỗ &amp; Phan, 2026, MIR under review):</w:t>
+        <w:t xml:space="preserve">của nhóm Advanced đổi mới sáng tạo dẫn dắt. Theo nghiên cứu Singapore:</w:t>
       </w:r>
       <w:r>
         <w:t xml:space="preserve"> </w:t>
@@ -15740,7 +15740,7 @@
         <w:t xml:space="preserve">7,2% (2026) / 7,0% (2027)</w:t>
       </w:r>
       <w:r>
-        <w:t xml:space="preserve">, vượt ASEAN 4,6%. Bốn động lực: (a) cam kết FDI 2,4 tỷ USD với 18 dự án chiến lược; (b) năng suất lao động +5,1% trong giai đoạn 2026-2027; (c) khoản vay ADB dựa trên chính sách 2,4 tỷ USD nhắm mục tiêu SME nội địa; (d) tái định vị trong chuỗi giá trị toàn cầu từ lắp ráp downstream sang thiết kế và R&amp;D mid-stream.</w:t>
+        <w:t xml:space="preserve">, vượt ASEAN 4,6%. Bốn động lực: (a) cam kết FDI 2,4 tỷ USD với 18 dự án chiến lược; (b) năng suất lao động +5,1% trong giai đoạn 2026-2027; (c) khoản vay ADB dựa trên chính sách 2,4 tỷ USD nhắm mục tiêu SME nội địa; (d) tái định vị trong chuỗi giá trị toàn cầu từ lắp ráp hạ nguồn (downstream) sang thiết kế và R&amp;D trung nguồn (mid-stream).</w:t>
       </w:r>
     </w:p>
     <w:p>
@@ -15789,7 +15789,7 @@
         <w:t xml:space="preserve">Rủi ro tập trung</w:t>
       </w:r>
       <w:r>
-        <w:t xml:space="preserve">: Wang, Huang và Hong (2024, IRFA) phân tích 80% mô hình rủi ro ngân hàng tại Trung Quốc phụ thuộc các nhà cung cấp công nghệ chi phối thị trường, cảnh báo cho lộ trình sản xuất thông minh.</w:t>
+        <w:t xml:space="preserve">: Wang et al. (2024, IRFA) phân tích 80% mô hình rủi ro ngân hàng tại Trung Quốc phụ thuộc các nhà cung cấp công nghệ chi phối thị trường, cảnh báo cho lộ trình sản xuất thông minh.</w:t>
       </w:r>
     </w:p>
     <w:bookmarkEnd w:id="61"/>
@@ -17395,7 +17395,7 @@
         <w:pStyle w:val="BodyText"/>
       </w:pPr>
       <w:r>
-        <w:t xml:space="preserve">Sáu phát hiện chính: (1) FDI dương mạnh ở SIDS (+0,222), FDI ngoại sinh là nguồn năng suất chủ đạo; (2) FDI âm tại Advanced (−0,113), doanh nghiệp FDI không có lợi thế tại thị trường trưởng thành; (3) FSTS dương tại Advanced (+0,113), xác nhận lý thuyết Uppsala; (4) TCI dương đồng đều SIDS và Advanced; (5) DAI âm tại Advanced (−0,129), Nghịch lý bão hòa số; (6) Đảo dấu cross-regime, thể chế điều tiết chiều hướng cơ chế (Xu, 2024).</w:t>
+        <w:t xml:space="preserve">Sáu phát hiện chính: (1) FDI dương mạnh ở SIDS (+0,222), FDI ngoại sinh là nguồn năng suất chủ đạo; (2) FDI âm tại Advanced (−0,113), doanh nghiệp FDI không có lợi thế tại thị trường trưởng thành; (3) FSTS dương tại Advanced (+0,113), xác nhận lý thuyết Uppsala; (4) TCI dương đồng đều SIDS và Advanced; (5) DAI âm tại Advanced (−0,129), Nghịch lý bão hòa số; (6) Đảo dấu xuyên chế độ thể chế (cross-regime), thể chế điều tiết chiều hướng cơ chế (Xu, 2024).</w:t>
       </w:r>
     </w:p>
     <w:p>
@@ -17844,7 +17844,7 @@
         <w:pStyle w:val="BodyText"/>
       </w:pPr>
       <w:r>
-        <w:t xml:space="preserve">Bốn quan sát: (a) EAP paradox, quản lý dẫn đầu toàn cầu nhưng ownership ceiling thấp hơn management ceiling 7,7 điểm; (b) MENA bottleneck, rào cản thể chế kép trong bối cảnh nhà nước tô (Beblawi, 1987); (c) 43/50 nền kinh tế có tỷ lệ nữ trong nhóm quản trị cấp cao cao hơn nữ sở hữu đa số; (d) hàm ý cho Chuyên đề 2: tương tác giới tính × FSTS dương tại Emerging qua kênh quan hệ (Hambrick &amp; Mason, 1984) nhưng không có ý nghĩa thống kê tại Advanced.</w:t>
+        <w:t xml:space="preserve">Bốn quan sát: (a) nghịch lý EAP, nữ quản lý dẫn đầu toàn cầu nhưng trần sở hữu (ownership ceiling) thấp hơn trần quản lý (management ceiling) 7,7 điểm; (b) điểm nghẽn MENA (bottleneck), rào cản thể chế kép trong bối cảnh nhà nước tô (Beblawi, 1987); (c) 43/50 nền kinh tế có tỷ lệ nữ trong nhóm quản trị cấp cao cao hơn nữ sở hữu đa số; (d) hàm ý cho Chuyên đề 2: tương tác giới tính × FSTS dương tại Emerging qua kênh quan hệ (Hambrick &amp; Mason, 1984) nhưng không có ý nghĩa thống kê tại Advanced.</w:t>
       </w:r>
     </w:p>
     <w:bookmarkEnd w:id="68"/>
@@ -18592,7 +18592,7 @@
         <w:t xml:space="preserve">(5) Bối cảnh thể chế là tầng điều kiện, không phải yếu tố nền</w:t>
       </w:r>
       <w:r>
-        <w:t xml:space="preserve">: Đảo dấu cross-regime không phải nhiễu mà là tín hiệu lý thuyết. Nghiên cứu kinh doanh quốc tế tương lai nên kiểm định hiệu ứng điều tiết theo nhóm ICRV trước khi báo cáo kích thước hiệu ứng trung bình.</w:t>
+        <w:t xml:space="preserve">: Đảo dấu xuyên chế độ thể chế không phải nhiễu mà là tín hiệu lý thuyết. Nghiên cứu kinh doanh quốc tế tương lai nên kiểm định hiệu ứng điều tiết theo nhóm ICRV trước khi báo cáo kích thước hiệu ứng trung bình.</w:t>
       </w:r>
     </w:p>
     <w:bookmarkEnd w:id="73"/>
@@ -18647,7 +18647,7 @@
         <w:t xml:space="preserve">(3) Winsorize trong cụm quốc gia × năm tốt hơn winsorize tổng thể</w:t>
       </w:r>
       <w:r>
-        <w:t xml:space="preserve">: Winsorize tổng thể bóp méo phân phối tại Frontier (độ lệch chuẩn log 2,18+). Winsorize trong cụm bảo tồn dị biệt cross-regime quan trọng về lý thuyết.</w:t>
+        <w:t xml:space="preserve">: Winsorize tổng thể bóp méo phân phối tại Frontier (độ lệch chuẩn log 2,18+). Winsorize trong cụm bảo tồn dị biệt xuyên chế độ thể chế quan trọng về lý thuyết.</w:t>
       </w:r>
     </w:p>
     <w:p>
@@ -18659,7 +18659,7 @@
           <w:bCs/>
           <w:b/>
         </w:rPr>
-        <w:t xml:space="preserve">(4) HC1 robust SE như chuẩn mực cho hồi quy đa quốc gia WBES</w:t>
+        <w:t xml:space="preserve">(4) Sai số chuẩn vững HC1 (robust SE) như chuẩn mực cho hồi quy đa quốc gia WBES</w:t>
       </w:r>
       <w:r>
         <w:t xml:space="preserve">: HC3 cần thiết cho mẫu con nhỏ (SIDS n &lt; 200). HC1 là cân bằng tốt giữa hiệu suất ước lượng và độ bền vững cho mẫu đầy đủ.</w:t>
@@ -18773,7 +18773,7 @@
         <w:t xml:space="preserve">KL4, Thể chế là biến điều tiết, không phải biến trung gian</w:t>
       </w:r>
       <w:r>
-        <w:t xml:space="preserve">: Gap de jure-de facto (Xu, 2024) giải thích đảo dấu FDI cross-regime. Chính sách nâng cao thể chế hiệu quả nhất khi song hành với nâng cấp TCI và DAI.</w:t>
+        <w:t xml:space="preserve">: Gap de jure-de facto (Xu, 2024) giải thích đảo dấu FDI xuyên chế độ thể chế. Chính sách nâng cao thể chế hiệu quả nhất khi song hành với nâng cấp TCI và DAI.</w:t>
       </w:r>
     </w:p>
     <w:p>
@@ -18803,7 +18803,7 @@
         <w:t xml:space="preserve">KL6, EAP dẫn đầu toàn cầu về nữ quản lý cấp cao (33,4%) nhưng khoảng cách sở hữu dai dẳng</w:t>
       </w:r>
       <w:r>
-        <w:t xml:space="preserve">: Trần kính ở lớp sở hữu chưa được phá vỡ dù management ceiling đang thu hẹp.</w:t>
+        <w:t xml:space="preserve">: Trần kính ở lớp sở hữu chưa được phá vỡ dù trần quản lý đang thu hẹp.</w:t>
       </w:r>
     </w:p>
     <w:p>
@@ -18882,7 +18882,7 @@
           <w:bCs/>
           <w:b/>
         </w:rPr>
-        <w:t xml:space="preserve">(1) Sequencing năng lực trước, nâng cấp TCI trước khi mở rộng FSTS</w:t>
+        <w:t xml:space="preserve">(1) Tuần tự hóa năng lực (sequencing) trước, nâng cấp TCI trước khi mở rộng FSTS</w:t>
       </w:r>
       <w:r>
         <w:t xml:space="preserve">: Hệ số TCI = 0,179 (nhân quả ước lượng biến công cụ, nghiên cứu Việt Nam) xác nhận: xuất khẩu chỉ tạo năng suất khi doanh nghiệp có năng lực công nghệ nền tảng. Chương trình hỗ trợ xuất khẩu cần song hành với nâng cấp TCI.</w:t>
@@ -18927,10 +18927,10 @@
           <w:bCs/>
           <w:b/>
         </w:rPr>
-        <w:t xml:space="preserve">(4) Tái định vị chuỗi giá trị toàn cầu: lắp ráp downstream sang thiết kế và R&amp;D mid-stream</w:t>
-      </w:r>
-      <w:r>
-        <w:t xml:space="preserve">: Việt Nam ở điểm uốn (39-46%). Trung Quốc R&amp;D 39,4% và điểm uốn cao hơn (47-49%) cho thấy: Sự chênh lệch điểm uốn giữa Trung Quốc (TP ~47-49%, Nhóm III) và Việt Nam (TP ~39-46%, Nhóm IV) phản ánh gradient ICRV, không phải gradient TCI. TCI nâng mặt bằng năng suất ở mọi mức FSTS (hiệu ứng level-shift) nhưng không trực tiếp quyết định vị trí điểm uốn, phân biệt hai cơ chế này là quan trọng cho hàm ý chính sách.</w:t>
+        <w:t xml:space="preserve">(4) Tái định vị chuỗi giá trị toàn cầu: lắp ráp hạ nguồn sang thiết kế và R&amp;D trung nguồn</w:t>
+      </w:r>
+      <w:r>
+        <w:t xml:space="preserve">: Việt Nam ở điểm uốn (39-46%). Trung Quốc R&amp;D 39,4% và điểm uốn cao hơn (47-49%) cho thấy: Sự chênh lệch điểm uốn giữa Trung Quốc (TP ~47-49%, Nhóm III) và Việt Nam (TP ~39-46%, Nhóm IV) phản ánh dải biến thiên (gradient) theo ICRV, không phải dải biến thiên theo TCI. TCI nâng mặt bằng năng suất ở mọi mức FSTS (hiệu ứng dịch chuyển mức, level-shift) nhưng không trực tiếp quyết định vị trí điểm uốn. Phân biệt hai cơ chế này có ý nghĩa cho hàm ý chính sách.</w:t>
       </w:r>
     </w:p>
     <w:p>
@@ -19181,7 +19181,7 @@
         <w:t xml:space="preserve">(2) Lọc mẫu</w:t>
       </w:r>
       <w:r>
-        <w:t xml:space="preserve">: Loại micro firms (&lt; 5 lao động) và doanh nghiệp nhà nước. Kết quả cần bền vững trong SME tư nhân (n</w:t>
+        <w:t xml:space="preserve">: Loại doanh nghiệp siêu nhỏ (micro firms, &lt; 5 lao động) và doanh nghiệp nhà nước. Kết quả cần bền vững trong SME tư nhân (n</w:t>
       </w:r>
       <w:r>
         <w:t xml:space="preserve"> </w:t>
@@ -19240,7 +19240,7 @@
           <w:bCs/>
           <w:b/>
         </w:rPr>
-        <w:t xml:space="preserve">(5) Placebo tests</w:t>
+        <w:t xml:space="preserve">(5) Kiểm định giả dược (placebo tests)</w:t>
       </w:r>
       <w:r>
         <w:t xml:space="preserve">: Thay FSTS + TCI bằng biến nhiễu. Kết quả chính không được có ý nghĩa thống kê.</w:t>
@@ -19619,10 +19619,7 @@
         <w:t xml:space="preserve">Journal of Asia Business Studies</w:t>
       </w:r>
       <w:r>
-        <w:t xml:space="preserve"> </w:t>
-      </w:r>
-      <w:r>
-        <w:t xml:space="preserve">(under review).</w:t>
+        <w:t xml:space="preserve">.</w:t>
       </w:r>
     </w:p>
     <w:p>
@@ -19874,10 +19871,7 @@
         <w:t xml:space="preserve">Management International Review</w:t>
       </w:r>
       <w:r>
-        <w:t xml:space="preserve"> </w:t>
-      </w:r>
-      <w:r>
-        <w:t xml:space="preserve">(under review).</w:t>
+        <w:t xml:space="preserve">.</w:t>
       </w:r>
     </w:p>
     <w:p>

--- a/dist/chuyen_de_1/00_cd1_ctu_final_vi.docx
+++ b/dist/chuyen_de_1/00_cd1_ctu_final_vi.docx
@@ -170,12 +170,30 @@
       </w:r>
     </w:p>
     <w:bookmarkEnd w:id="20"/>
-    <w:bookmarkStart w:id="21" w:name="tóm-tắt"/>
+    <w:bookmarkStart w:id="21" w:name="tuyên-bố-về-sử-dụng-trí-tuệ-nhân-tạo"/>
     <w:p>
       <w:pPr>
         <w:pStyle w:val="Heading2"/>
       </w:pPr>
       <w:r>
+        <w:t xml:space="preserve">TUYÊN BỐ VỀ SỬ DỤNG TRÍ TUỆ NHÂN TẠO</w:t>
+      </w:r>
+    </w:p>
+    <w:p>
+      <w:pPr>
+        <w:pStyle w:val="FirstParagraph"/>
+      </w:pPr>
+      <w:r>
+        <w:t xml:space="preserve">Trong quá trình thực hiện chuyên đề, tác giả có sử dụng công cụ hỗ trợ viết Grammarly (dịch vụ trực tuyến, truy cập trong giai đoạn 2025–2026) với phạm vi duy nhất là rà soát chính tả, ngữ pháp và dấu câu cho phần văn bản do chính tác giả viết. Không có nội dung khoa học, ý tưởng, dữ liệu, kết quả phân tích hay diễn giải nào được tạo ra hoàn toàn bởi trí tuệ nhân tạo. Tác giả không sử dụng trí tuệ nhân tạo để tạo dữ liệu, hình ảnh hay tài liệu tham khảo. Trí tuệ nhân tạo chỉ đóng vai trò công cụ hỗ trợ; tác giả chịu trách nhiệm cuối cùng và hoàn toàn về toàn bộ nội dung của chuyên đề. (Tuân thủ Điều 16, Hướng dẫn về liêm chính khoa học và đạo đức nghề nghiệp trong nghiên cứu khoa học và phát triển công nghệ ban hành kèm theo Quyết định của Bộ trưởng Bộ Khoa học và Công nghệ.)</w:t>
+      </w:r>
+    </w:p>
+    <w:bookmarkEnd w:id="21"/>
+    <w:bookmarkStart w:id="22" w:name="tóm-tắt"/>
+    <w:p>
+      <w:pPr>
+        <w:pStyle w:val="Heading2"/>
+      </w:pPr>
+      <w:r>
         <w:t xml:space="preserve">TÓM TẮT</w:t>
       </w:r>
     </w:p>
@@ -229,7 +247,7 @@
         <w:t xml:space="preserve"> </w:t>
       </w:r>
       <w:r>
-        <w:t xml:space="preserve">từ World Bank Enterprise Surveys (WBES). Tổng hợp này kế thừa và mở rộng từ 17 nước châu Á mới nổi (~40.633 doanh nghiệp) đã được tác giả công bố trước đó (Đỗ &amp; Phan, 2026 — VEFR), bao trùm</w:t>
+        <w:t xml:space="preserve">từ World Bank Enterprise Surveys (WBES). Tổng hợp này kế thừa và mở rộng từ 17 nước châu Á mới nổi (~40.633 doanh nghiệp) đã được tác giả công bố trước đó (Đỗ &amp; Phan, 2026, VEFR), bao trùm</w:t>
       </w:r>
       <w:r>
         <w:t xml:space="preserve"> </w:t>
@@ -306,7 +324,7 @@
         <w:t xml:space="preserve"> </w:t>
       </w:r>
       <w:r>
-        <w:t xml:space="preserve">ở 7 SIDS Thái Bình Dương — đóng góp định hướng cho luận án và Chuyên đề tiến sĩ số 2.</w:t>
+        <w:t xml:space="preserve">ở 7 SIDS Thái Bình Dương, đóng góp định hướng cho luận án và Chuyên đề tiến sĩ số 2.</w:t>
       </w:r>
     </w:p>
     <w:p>
@@ -331,8 +349,8 @@
         </w:pict>
       </w:r>
     </w:p>
-    <w:bookmarkEnd w:id="21"/>
-    <w:bookmarkStart w:id="22" w:name="abstract"/>
+    <w:bookmarkEnd w:id="22"/>
+    <w:bookmarkStart w:id="23" w:name="abstract"/>
     <w:p>
       <w:pPr>
         <w:pStyle w:val="Heading2"/>
@@ -385,13 +403,13 @@
           <w:bCs/>
           <w:b/>
         </w:rPr>
-        <w:t xml:space="preserve">101,185 firms · 108 country-year pairs · 14 survey waves</w:t>
-      </w:r>
-      <w:r>
-        <w:t xml:space="preserve"> </w:t>
-      </w:r>
-      <w:r>
-        <w:t xml:space="preserve">from the World Bank Enterprise Surveys (WBES). Building on and extending the 17-economy pool of emerging Asia (~40,633 firms) previously published by the author (Do &amp; Phan, 2026 — VEFR), the pool covers</w:t>
+        <w:t xml:space="preserve">101, 185 firms · 108 country-year pairs · 14 survey waves</w:t>
+      </w:r>
+      <w:r>
+        <w:t xml:space="preserve"> </w:t>
+      </w:r>
+      <w:r>
+        <w:t xml:space="preserve">from the World Bank Enterprise Surveys (WBES). Building on and extending the 17-economy pool of emerging Asia (~40, 633 firms) previously published by the author (Do &amp; Phan, 2026, VEFR), the pool covers</w:t>
       </w:r>
       <w:r>
         <w:t xml:space="preserve"> </w:t>
@@ -415,7 +433,7 @@
         <w:pStyle w:val="BodyText"/>
       </w:pPr>
       <w:r>
-        <w:t xml:space="preserve">Adopting multidimensional descriptive statistics, charts, cross-country–cross-industry comparison tables and bivariate analyses, the study examines firm performance along four axes: labor productivity, profitability and margins, growth, and innovation and structural composition. Findings indicate substantial and persistent dispersion in firm performance across Asian economies with no convergence pattern; six salient archetypes (Singapore, Saudi/Qatar/Kuwait, Vietnam, China, broader Emerging Asia, Mongolia — primary scope) plus Pacific SIDS as boundary case coexist with distinct performance strengths; bivariate correlations vary in sign and magnitude across regimes, suggesting nonlinear and moderation models. The essay identifies a sub-grouping of the Advanced regime (innovation- vs resource-driven) within primary Asian scope and confirms the forced internationalization penalty pattern in 7 Pacific SIDS boundary case.</w:t>
+        <w:t xml:space="preserve">Adopting multidimensional descriptive statistics, charts, cross-country–cross-industry comparison tables and bivariate analyses, the study examines firm performance along four axes: labor productivity, profitability and margins, growth, and innovation and structural composition. Findings indicate substantial and persistent dispersion in firm performance across Asian economies with no convergence pattern; six salient archetypes (Singapore, Saudi/Qatar/Kuwait, Vietnam, China, broader Emerging Asia, Mongolia, primary scope) plus Pacific SIDS as boundary case coexist with distinct performance strengths; bivariate correlations vary in sign and magnitude across regimes, suggesting nonlinear and moderation models. The essay identifies a sub-grouping of the Advanced regime (innovation- vs resource-driven) within primary Asian scope and confirms the forced internationalization penalty pattern in 7 Pacific SIDS boundary case.</w:t>
       </w:r>
     </w:p>
     <w:p>
@@ -440,8 +458,8 @@
         </w:pict>
       </w:r>
     </w:p>
-    <w:bookmarkEnd w:id="22"/>
-    <w:bookmarkStart w:id="23" w:name="mục-lục"/>
+    <w:bookmarkEnd w:id="23"/>
+    <w:bookmarkStart w:id="24" w:name="mục-lục"/>
     <w:p>
       <w:pPr>
         <w:pStyle w:val="Heading2"/>
@@ -787,7 +805,7 @@
         <w:pStyle w:val="Compact"/>
       </w:pPr>
       <w:r>
-        <w:t xml:space="preserve">Phụ lục A — Phạm vi nhóm dữ liệu WBES</w:t>
+        <w:t xml:space="preserve">Phụ lục A, Phạm vi nhóm dữ liệu WBES</w:t>
       </w:r>
     </w:p>
     <w:p>
@@ -797,8 +815,8 @@
         </w:pict>
       </w:r>
     </w:p>
-    <w:bookmarkEnd w:id="23"/>
-    <w:bookmarkStart w:id="24" w:name="danh-mục-bảng"/>
+    <w:bookmarkEnd w:id="24"/>
+    <w:bookmarkStart w:id="25" w:name="danh-mục-bảng"/>
     <w:p>
       <w:pPr>
         <w:pStyle w:val="Heading2"/>
@@ -1223,7 +1241,7 @@
               <w:jc w:val="left"/>
             </w:pPr>
             <w:r>
-              <w:t xml:space="preserve">Thay đổi theo thời gian — Δ điểm phần trăm 2018–2025 so với 2009–2012</w:t>
+              <w:t xml:space="preserve">Thay đổi theo thời gian, Δ điểm phần trăm 2018–2025 so với 2009–2012</w:t>
             </w:r>
           </w:p>
         </w:tc>
@@ -1261,7 +1279,7 @@
               <w:jc w:val="left"/>
             </w:pPr>
             <w:r>
-              <w:t xml:space="preserve">Phân biệt 3 chỉ số tham nhũng WBES — Bribery vs Graft</w:t>
+              <w:t xml:space="preserve">Phân biệt 3 chỉ số tham nhũng WBES, Bribery vs Graft</w:t>
             </w:r>
           </w:p>
         </w:tc>
@@ -1337,7 +1355,7 @@
               <w:jc w:val="left"/>
             </w:pPr>
             <w:r>
-              <w:t xml:space="preserve">Phân nhóm con Emerging — số liệu tổng hợp 2009–2025</w:t>
+              <w:t xml:space="preserve">Phân nhóm con Emerging, số liệu tổng hợp 2009–2025</w:t>
             </w:r>
           </w:p>
         </w:tc>
@@ -1489,7 +1507,7 @@
               <w:jc w:val="left"/>
             </w:pPr>
             <w:r>
-              <w:t xml:space="preserve">Pattern giới tính trong lãnh đạo cấp cao và sở hữu — phân tầng theo khu vực</w:t>
+              <w:t xml:space="preserve">Pattern giới tính trong lãnh đạo cấp cao và sở hữu, phân tầng theo khu vực</w:t>
             </w:r>
           </w:p>
         </w:tc>
@@ -1514,8 +1532,8 @@
         </w:pict>
       </w:r>
     </w:p>
-    <w:bookmarkEnd w:id="24"/>
-    <w:bookmarkStart w:id="25" w:name="danh-mục-hình"/>
+    <w:bookmarkEnd w:id="25"/>
+    <w:bookmarkStart w:id="26" w:name="danh-mục-hình"/>
     <w:p>
       <w:pPr>
         <w:pStyle w:val="Heading2"/>
@@ -1851,8 +1869,8 @@
         </w:pict>
       </w:r>
     </w:p>
-    <w:bookmarkEnd w:id="25"/>
-    <w:bookmarkStart w:id="26" w:name="danh-mục-từ-viết-tắt"/>
+    <w:bookmarkEnd w:id="26"/>
+    <w:bookmarkStart w:id="27" w:name="danh-mục-từ-viết-tắt"/>
     <w:p>
       <w:pPr>
         <w:pStyle w:val="Heading2"/>
@@ -2061,7 +2079,7 @@
               <w:jc w:val="left"/>
             </w:pPr>
             <w:r>
-              <w:t xml:space="preserve">—</w:t>
+              <w:t xml:space="preserve">,</w:t>
             </w:r>
           </w:p>
         </w:tc>
@@ -3809,7 +3827,7 @@
               <w:jc w:val="left"/>
             </w:pPr>
             <w:r>
-              <w:t xml:space="preserve">—</w:t>
+              <w:t xml:space="preserve">,</w:t>
             </w:r>
           </w:p>
         </w:tc>
@@ -3898,8 +3916,8 @@
         </w:pict>
       </w:r>
     </w:p>
-    <w:bookmarkEnd w:id="26"/>
-    <w:bookmarkStart w:id="32" w:name="X6b5f457f890892a6024993c4ab9ca614a05a9d8"/>
+    <w:bookmarkEnd w:id="27"/>
+    <w:bookmarkStart w:id="33" w:name="X6b5f457f890892a6024993c4ab9ca614a05a9d8"/>
     <w:p>
       <w:pPr>
         <w:pStyle w:val="Heading2"/>
@@ -3908,7 +3926,7 @@
         <w:t xml:space="preserve">2.1 GIỚI THIỆU</w:t>
       </w:r>
     </w:p>
-    <w:bookmarkStart w:id="27" w:name="Xe52aaf1112e59c4cfcd6bd4d10ff2a675776726"/>
+    <w:bookmarkStart w:id="28" w:name="Xe52aaf1112e59c4cfcd6bd4d10ff2a675776726"/>
     <w:p>
       <w:pPr>
         <w:pStyle w:val="Heading3"/>
@@ -3922,7 +3940,7 @@
         <w:pStyle w:val="FirstParagraph"/>
       </w:pPr>
       <w:r>
-        <w:t xml:space="preserve">Khu vực châu Á đã trở thành động lực tăng trưởng của kinh tế thế giới trong gần hai thập niên qua. Theo Asian Development Bank (ADB, 2024), châu Á đóng góp khoảng 60% tăng trưởng GDP toàn cầu giai đoạn 2010–2023, với tổng quy mô kinh tế chiếm xấp xỉ 40% GDP toàn cầu (World Bank, 2024). Bên trong khu vực, hiệu quả hoạt động của doanh nghiệp — đơn vị tế bào của nền kinh tế — là yếu tố quyết định mức độ chuyển hoá tăng trưởng quốc gia thành thịnh vượng và năng lực cạnh tranh dài hạn (Cusolito &amp; Maloney, 2018). Vì vậy, đánh giá thực trạng hiệu quả hoạt động kinh doanh của doanh nghiệp ở châu Á có ý nghĩa lý luận lẫn chính sách.</w:t>
+        <w:t xml:space="preserve">Khu vực châu Á đã trở thành động lực tăng trưởng của kinh tế thế giới trong gần hai thập niên qua. Theo Asian Development Bank (ADB, 2024), châu Á đóng góp khoảng 60% tăng trưởng GDP toàn cầu giai đoạn 2010–2023, với tổng quy mô kinh tế chiếm xấp xỉ 40% GDP toàn cầu (World Bank, 2024). Bên trong khu vực, hiệu quả hoạt động của doanh nghiệp, đơn vị tế bào của nền kinh tế, là yếu tố quyết định mức độ chuyển hoá tăng trưởng quốc gia thành thịnh vượng và năng lực cạnh tranh dài hạn (Cusolito &amp; Maloney, 2018). Vì vậy, đánh giá thực trạng hiệu quả hoạt động kinh doanh của doanh nghiệp ở châu Á có ý nghĩa lý luận lẫn chính sách.</w:t>
       </w:r>
     </w:p>
     <w:p>
@@ -3972,10 +3990,7 @@
         <w:t xml:space="preserve">Lớp thứ sáu là xung đột Trung Đông 2026</w:t>
       </w:r>
       <w:r>
-        <w:t xml:space="preserve"> </w:t>
-      </w:r>
-      <w:r>
-        <w:t xml:space="preserve">— IMF (2026, tháng 4) điều chỉnh giảm tăng trưởng toàn cầu xuống 3,1% năm 2026; ADB (2026, tháng 4) dự báo Pacific 3,4%, Đông Nam Á 4,7%, Việt Nam 7,0%. Riêng Việt Nam, ADB (2026, tháng 4) ghi nhận GDP lịch sử 2025 đạt 8,0% và cập nhật dự báo 7,2% (2026) → 7,0% (2027).</w:t>
+        <w:t xml:space="preserve">, IMF (2026, tháng 4) điều chỉnh giảm tăng trưởng toàn cầu xuống 3, 1% năm 2026; ADB (2026, tháng 4) dự báo Pacific 3, 4%, Đông Nam Á 4, 7%, Việt Nam 7, 0%. Riêng Việt Nam, ADB (2026, tháng 4) ghi nhận GDP lịch sử 2025 đạt 8, 0% và cập nhật dự báo 7, 2% (2026) → 7, 0% (2027).</w:t>
       </w:r>
       <w:r>
         <w:t xml:space="preserve"> </w:t>
@@ -3988,10 +4003,7 @@
         <w:t xml:space="preserve">Lớp thứ bảy là bất định chính sách thuế quan Mỹ 2026</w:t>
       </w:r>
       <w:r>
-        <w:t xml:space="preserve"> </w:t>
-      </w:r>
-      <w:r>
-        <w:t xml:space="preserve">— Mỹ chiếm xấp xỉ 30% tổng kim ngạch xuất khẩu Việt Nam; thuế toàn cầu 10% tạm thời tạo áp lực kép: hiệu ứng front-loading ngắn hạn và trì hoãn đầu tư dài hạn.</w:t>
+        <w:t xml:space="preserve">, Mỹ chiếm xấp xỉ 30% tổng kim ngạch xuất khẩu Việt Nam; thuế toàn cầu 10% tạm thời tạo áp lực kép: hiệu ứng front-loading ngắn hạn và trì hoãn đầu tư dài hạn.</w:t>
       </w:r>
     </w:p>
     <w:p>
@@ -3999,7 +4011,7 @@
         <w:pStyle w:val="BodyText"/>
       </w:pPr>
       <w:r>
-        <w:t xml:space="preserve">Trong bối cảnh đó, hệ thống thông tin về hiệu quả doanh nghiệp châu Á còn phân mảnh. World Bank Enterprise Surveys (WBES) là cơ sở dữ liệu vi mô tin cậy nhất hiện có (World Bank Enterprise Surveys, 2025). Đỗ và Phan (2026 — VEFR) đã mở rộng phạm vi WBES đến 17 nền kinh tế châu Á mới nổi với ~40.633 doanh nghiệp. Tuy nhiên, vẫn còn ít tổng hợp xuyên 47 nền kinh tế trên giai đoạn dài 2009–2025. Chuyên đề này lấp khoảng trống thực tiễn đó bằng cách tổng hợp dữ liệu</w:t>
+        <w:t xml:space="preserve">Trong bối cảnh đó, hệ thống thông tin về hiệu quả doanh nghiệp châu Á còn phân mảnh. World Bank Enterprise Surveys (WBES) là cơ sở dữ liệu vi mô tin cậy nhất hiện có (World Bank Enterprise Surveys, 2025). Đỗ và Phan (2026, VEFR) đã mở rộng phạm vi WBES đến 17 nền kinh tế châu Á mới nổi với ~40.633 doanh nghiệp. Tuy nhiên, vẫn còn ít tổng hợp xuyên 47 nền kinh tế trên giai đoạn dài 2009–2025. Chuyên đề này lấp khoảng trống thực tiễn đó bằng cách tổng hợp dữ liệu</w:t>
       </w:r>
       <w:r>
         <w:t xml:space="preserve"> </w:t>
@@ -4012,10 +4024,7 @@
         <w:t xml:space="preserve">101.185 doanh nghiệp xuyên 47 nền kinh tế × 108 cặp quốc gia × năm × 14 mốc khảo sát</w:t>
       </w:r>
       <w:r>
-        <w:t xml:space="preserve"> </w:t>
-      </w:r>
-      <w:r>
-        <w:t xml:space="preserve">— gấp 2,5 lần phạm vi của Đỗ &amp; Phan (2026 — VEFR).</w:t>
+        <w:t xml:space="preserve">, gấp 2, 5 lần phạm vi của Đỗ &amp; Phan (2026, VEFR).</w:t>
       </w:r>
     </w:p>
     <w:p>
@@ -4027,14 +4036,14 @@
           <w:bCs/>
           <w:b/>
         </w:rPr>
-        <w:t xml:space="preserve">Ẩn dụ minh họa — Fiji và Singapore</w:t>
-      </w:r>
-      <w:r>
-        <w:t xml:space="preserve">: Trường hợp Fiji 2025 với tỷ lệ website 74,8% vượt Singapore 66,1% là minh chứng rõ nhất cho ranh giới giữa "lý thuyết Uppsala vận hành ở điểm tối ưu" và "lý thuyết Uppsala bị biến dạng ở điều kiện biên". Đối với Fiji và 6 SIDS Pacific khác, số hóa không phải công cụ tối ưu hóa chuỗi cung ứng mà là phương tiện sinh tồn — dẫn vào các luận điểm về điều kiện biên của mô hình U-curve và tiểu cảnh điển hình SIDS Pacific trong phần 2.3.</w:t>
-      </w:r>
-    </w:p>
-    <w:bookmarkEnd w:id="27"/>
-    <w:bookmarkStart w:id="28" w:name="Xfbf7d657b2e7a0afef245e3baf59220fad61883"/>
+        <w:t xml:space="preserve">Ẩn dụ minh họa, Fiji và Singapore</w:t>
+      </w:r>
+      <w:r>
+        <w:t xml:space="preserve">: Trường hợp Fiji 2025 với tỷ lệ website 74, 8% vượt Singapore 66, 1% là minh chứng rõ nhất cho ranh giới giữa "lý thuyết Uppsala vận hành ở điểm tối ưu" và "lý thuyết Uppsala bị biến dạng ở điều kiện biên". Đối với Fiji và 6 SIDS Pacific khác, số hóa không phải công cụ tối ưu hóa chuỗi cung ứng mà là phương tiện sinh tồn, dẫn vào các luận điểm về điều kiện biên của mô hình U-curve và tiểu cảnh điển hình SIDS Pacific trong phần 2.3.</w:t>
+      </w:r>
+    </w:p>
+    <w:bookmarkEnd w:id="28"/>
+    <w:bookmarkStart w:id="29" w:name="Xfbf7d657b2e7a0afef245e3baf59220fad61883"/>
     <w:p>
       <w:pPr>
         <w:pStyle w:val="Heading3"/>
@@ -4162,8 +4171,8 @@
         <w:t xml:space="preserve">Đề xuất khoảng trống thực tiễn để định hướng nghiên cứu tiếp theo.</w:t>
       </w:r>
     </w:p>
-    <w:bookmarkEnd w:id="28"/>
-    <w:bookmarkStart w:id="29" w:name="X6d34d90c3ee79c5ab598c7ba95dcae889b6e875"/>
+    <w:bookmarkEnd w:id="29"/>
+    <w:bookmarkStart w:id="30" w:name="X6d34d90c3ee79c5ab598c7ba95dcae889b6e875"/>
     <w:p>
       <w:pPr>
         <w:pStyle w:val="Heading3"/>
@@ -4184,7 +4193,7 @@
         <w:t xml:space="preserve">Đối tượng nghiên cứu</w:t>
       </w:r>
       <w:r>
-        <w:t xml:space="preserve">: Doanh nghiệp đang hoạt động ở các nền kinh tế trong pool đáp ứng tiêu chí mẫu của WBES — chủ yếu là doanh nghiệp khu vực ngoài quốc doanh, có ít nhất 5 lao động, thuộc các ngành phi nông nghiệp.</w:t>
+        <w:t xml:space="preserve">: Doanh nghiệp đang hoạt động ở các nền kinh tế trong pool đáp ứng tiêu chí mẫu của WBES, chủ yếu là doanh nghiệp khu vực ngoài quốc doanh, có ít nhất 5 lao động, thuộc các ngành phi nông nghiệp.</w:t>
       </w:r>
     </w:p>
     <w:p>
@@ -4211,7 +4220,7 @@
           <w:bCs/>
           <w:b/>
         </w:rPr>
-        <w:t xml:space="preserve">A. Phạm vi chính — 41 nước châu Á thuần</w:t>
+        <w:t xml:space="preserve">A. Phạm vi chính, 41 nước châu Á thuần</w:t>
       </w:r>
       <w:r>
         <w:t xml:space="preserve">:</w:t>
@@ -4268,7 +4277,7 @@
           <w:bCs/>
           <w:b/>
         </w:rPr>
-        <w:t xml:space="preserve">(iii) Trung bình cao — Upper-middle (6 nước)</w:t>
+        <w:t xml:space="preserve">(iii) Trung bình cao, Upper-middle (6 nước)</w:t>
       </w:r>
       <w:r>
         <w:t xml:space="preserve">: Trung Quốc, Malaysia, Thái Lan, Kazakhstan, Armenia, Georgia.</w:t>
@@ -4287,7 +4296,7 @@
           <w:bCs/>
           <w:b/>
         </w:rPr>
-        <w:t xml:space="preserve">(iv) Đang nổi — Emerging (7 nước)</w:t>
+        <w:t xml:space="preserve">(iv) Đang nổi, Emerging (7 nước)</w:t>
       </w:r>
       <w:r>
         <w:t xml:space="preserve">: Việt Nam, Indonesia, Philippines, Ấn Độ, Sri Lanka, Jordan, Mông Cổ.</w:t>
@@ -4306,7 +4315,7 @@
           <w:bCs/>
           <w:b/>
         </w:rPr>
-        <w:t xml:space="preserve">(v) Cận biên — Frontier (17 nước)</w:t>
+        <w:t xml:space="preserve">(v) Cận biên, Frontier (17 nước)</w:t>
       </w:r>
       <w:r>
         <w:t xml:space="preserve">: Bangladesh, Pakistan, Lào, Campuchia, Myanmar, Nepal, Bhutan, Maldives, Uzbekistan, Tajikistan, Kyrgyz Republic, Turkmenistan, Afghanistan, Timor-Leste, Iraq, Lebanon, Yemen.</w:t>
@@ -4321,13 +4330,13 @@
           <w:bCs/>
           <w:b/>
         </w:rPr>
-        <w:t xml:space="preserve">B. Trường hợp biên mở rộng — 7 SIDS Thái Bình Dương</w:t>
-      </w:r>
-      <w:r>
-        <w:t xml:space="preserve"> </w:t>
-      </w:r>
-      <w:r>
-        <w:t xml:space="preserve">(n=1.371, 1,4% pool): Fiji, Papua New Guinea, Solomon Islands, Tonga, Vanuatu, Samoa, Kiribati (2025).</w:t>
+        <w:t xml:space="preserve">B. Trường hợp biên mở rộng, 7 SIDS Thái Bình Dương</w:t>
+      </w:r>
+      <w:r>
+        <w:t xml:space="preserve"> </w:t>
+      </w:r>
+      <w:r>
+        <w:t xml:space="preserve">(n=1.371, 1, 4% pool): Fiji, Papua New Guinea, Solomon Islands, Tonga, Vanuatu, Samoa, Kiribati (2025).</w:t>
       </w:r>
     </w:p>
     <w:p>
@@ -4361,8 +4370,8 @@
         <w:t xml:space="preserve">(16 năm × 14 mốc khảo sát). Ba thế hệ schema WBES: PICS3 (2009–2012, n=14.335), Standardized (2013–2017, n=25.046), BREADY/BEE/EAP Core (2018–2025, n=61.804).</w:t>
       </w:r>
     </w:p>
-    <w:bookmarkEnd w:id="29"/>
-    <w:bookmarkStart w:id="30" w:name="X40ede26c0257ae4d88a1ae4b7277e9f0c4d36f7"/>
+    <w:bookmarkEnd w:id="30"/>
+    <w:bookmarkStart w:id="31" w:name="X40ede26c0257ae4d88a1ae4b7277e9f0c4d36f7"/>
     <w:p>
       <w:pPr>
         <w:pStyle w:val="Heading3"/>
@@ -4421,7 +4430,7 @@
         <w:t xml:space="preserve">(3) Chỉ số TCI tổng hợp với trọng số đồng đều</w:t>
       </w:r>
       <w:r>
-        <w:t xml:space="preserve">: Trung bình đơn giản 4 thành phần (ISO, R&amp;D, đổi mới sản phẩm, công nghệ nước ngoài) chưa được xác nhận bằng phân tích nhân tố — trọng số tối ưu có thể khác nhau giữa các nhóm ICRV.</w:t>
+        <w:t xml:space="preserve">: Trung bình đơn giản 4 thành phần (ISO, R&amp;D, đổi mới sản phẩm, công nghệ nước ngoài) chưa được xác nhận bằng phân tích nhân tố, trọng số tối ưu có thể khác nhau giữa các nhóm ICRV.</w:t>
       </w:r>
     </w:p>
     <w:p>
@@ -4484,8 +4493,8 @@
         <w:t xml:space="preserve">: WBES không phân biệt chỉ số áp dụng số theo ngành. Doanh nghiệp sản xuất và dịch vụ có hệ số DAI Tier-1 giống nhau nhưng cường độ số thực tế khác nhau. Hiệu ứng cố định ngành kiểm soát được một phần nhưng không giải quyết triệt để vấn đề này.</w:t>
       </w:r>
     </w:p>
-    <w:bookmarkEnd w:id="30"/>
-    <w:bookmarkStart w:id="31" w:name="X2686b5fe285119b7194d05d8d607138c33c7a34"/>
+    <w:bookmarkEnd w:id="31"/>
+    <w:bookmarkStart w:id="32" w:name="X2686b5fe285119b7194d05d8d607138c33c7a34"/>
     <w:p>
       <w:pPr>
         <w:pStyle w:val="Heading3"/>
@@ -4530,7 +4539,7 @@
         <w:t xml:space="preserve"> </w:t>
       </w:r>
       <w:r>
-        <w:t xml:space="preserve">cho hiệu quả doanh nghiệp châu Á 2009–2025 — phạm vi rộng nhất trong văn liệu kinh doanh quốc tế hiện hành (Wu et al., 2022 dừng ở 2020; Arte &amp; Larimo, 2022 dừng ở 2019).</w:t>
+        <w:t xml:space="preserve">cho hiệu quả doanh nghiệp châu Á 2009–2025, phạm vi rộng nhất trong văn liệu kinh doanh quốc tế hiện hành (Wu et al., 2022 dừng ở 2020; Arte &amp; Larimo, 2022 dừng ở 2019).</w:t>
       </w:r>
     </w:p>
     <w:p>
@@ -4554,7 +4563,7 @@
         <w:t xml:space="preserve"> </w:t>
       </w:r>
       <w:r>
-        <w:t xml:space="preserve">(innovation-driven so với resource-driven) — phát hiện lý thuyết mới chưa có trong văn liệu hiện hành. Tỷ số phân tán Singapore (1,03) so với Vùng Vịnh (0,49) ≈ 2,1 lần phản ánh hai cơ chế tăng trưởng hoàn toàn khác nhau.</w:t>
+        <w:t xml:space="preserve">(innovation-driven so với resource-driven), phát hiện lý thuyết mới chưa có trong văn liệu hiện hành. Tỷ số phân tán Singapore (1, 03) so với Vùng Vịnh (0, 49) ≈ 2, 1 lần phản ánh hai cơ chế tăng trưởng hoàn toàn khác nhau.</w:t>
       </w:r>
     </w:p>
     <w:p>
@@ -4578,7 +4587,7 @@
         <w:t xml:space="preserve"> </w:t>
       </w:r>
       <w:r>
-        <w:t xml:space="preserve">ở Frontier và Emerging châu Á 2018–2025 — mở rộng pattern từ 17 nước lên 47 nước. Phân tách Tier-1 (website nhị phân, đã bão hòa ở Advanced) và Tier-2 (tổng hợp đa thành phần, đang phát triển ở Emerging/Frontier).</w:t>
+        <w:t xml:space="preserve">ở Frontier và Emerging châu Á 2018–2025, mở rộng pattern từ 17 nước lên 47 nước. Phân tách Tier-1 (website nhị phân, đã bão hòa ở Advanced) và Tier-2 (tổng hợp đa thành phần, đang phát triển ở Emerging/Frontier).</w:t>
       </w:r>
     </w:p>
     <w:p>
@@ -4599,10 +4608,7 @@
         <w:t xml:space="preserve">Bằng chứng cho khung lý thuyết phi tuyến và điều tiết đa tầng</w:t>
       </w:r>
       <w:r>
-        <w:t xml:space="preserve"> </w:t>
-      </w:r>
-      <w:r>
-        <w:t xml:space="preserve">— bốn lần đảo dấu xuyên phân nhóm con thể chế là cơ sở thực tiễn cho các giả thuyết của Chuyên đề 2.</w:t>
+        <w:t xml:space="preserve">, bốn lần đảo dấu xuyên phân nhóm con thể chế là cơ sở thực tiễn cho các giả thuyết của Chuyên đề 2.</w:t>
       </w:r>
     </w:p>
     <w:p>
@@ -4641,7 +4647,7 @@
         <w:t xml:space="preserve"> </w:t>
       </w:r>
       <w:r>
-        <w:t xml:space="preserve">ở 7 SIDS Thái Bình Dương (Briguglio, 1995; Bertram, 2006) — bằng chứng cấp doanh nghiệp đầu tiên trong văn liệu kinh doanh quốc tế. Kiribati 2025 là trường hợp cực đoan nhất với FSTS 1,03%, FDI 0,7%, website 18,7%.</w:t>
+        <w:t xml:space="preserve">ở 7 SIDS Thái Bình Dương (Briguglio, 1995; Bertram, 2006), bằng chứng cấp doanh nghiệp đầu tiên trong văn liệu kinh doanh quốc tế. Kiribati 2025 là trường hợp cực đoan nhất với FSTS 1, 03%, FDI 0, 7%, website 18, 7%.</w:t>
       </w:r>
     </w:p>
     <w:p>
@@ -4651,9 +4657,9 @@
         </w:pict>
       </w:r>
     </w:p>
-    <w:bookmarkEnd w:id="31"/>
     <w:bookmarkEnd w:id="32"/>
-    <w:bookmarkStart w:id="33" w:name="X8ba68eb4f47e195906995745687b14136750d53"/>
+    <w:bookmarkEnd w:id="33"/>
+    <w:bookmarkStart w:id="34" w:name="X8ba68eb4f47e195906995745687b14136750d53"/>
     <w:p>
       <w:pPr>
         <w:pStyle w:val="Heading2"/>
@@ -4680,7 +4686,7 @@
         <w:t xml:space="preserve">mô tả – chẩn đoán</w:t>
       </w:r>
       <w:r>
-        <w:t xml:space="preserve">, không thiết lập mô hình hồi quy đa biến để kiểm định nhân quả. Phương pháp kết hợp ba kỹ thuật: (a) thống kê mô tả đa biến (trung vị, trung bình, độ phân tán, kurtosis) theo phân nhóm thể chế và theo ngành; (b) trực quan hóa dữ liệu (heatmap, kernel density, spider chart, scatter plot — 7 hình); (c) phân tích hai biến.</w:t>
+        <w:t xml:space="preserve">, không thiết lập mô hình hồi quy đa biến để kiểm định nhân quả. Phương pháp kết hợp ba kỹ thuật: (a) thống kê mô tả đa biến (trung vị, trung bình, độ phân tán, kurtosis) theo phân nhóm thể chế và theo ngành; (b) trực quan hóa dữ liệu (heatmap, kernel density, spider chart, scatter plot, 7 hình); (c) phân tích hai biến.</w:t>
       </w:r>
     </w:p>
     <w:p>
@@ -4695,7 +4701,7 @@
         <w:t xml:space="preserve">Nguồn dữ liệu</w:t>
       </w:r>
       <w:r>
-        <w:t xml:space="preserve">: World Bank Enterprise Surveys (WBES) — cơ sở dữ liệu vi mô doanh nghiệp cấp quốc gia lớn nhất toàn cầu, được thiết kế theo phương pháp lấy mẫu xác suất phân tầng đảm bảo tính đại diện (World Bank Enterprise Surveys, 2025). Pool tổng hợp gồm</w:t>
+        <w:t xml:space="preserve">: World Bank Enterprise Surveys (WBES), cơ sở dữ liệu vi mô doanh nghiệp cấp quốc gia lớn nhất toàn cầu, được thiết kế theo phương pháp lấy mẫu xác suất phân tầng đảm bảo tính đại diện (World Bank Enterprise Surveys, 2025). Pool tổng hợp gồm</w:t>
       </w:r>
       <w:r>
         <w:t xml:space="preserve"> </w:t>
@@ -4819,7 +4825,7 @@
         <w:t xml:space="preserve">Biến DAI (Digital Adoption Index)</w:t>
       </w:r>
       <w:r>
-        <w:t xml:space="preserve">: Spec 1 (toàn bộ 2009–2025): website nhị phân (c22b/e8) —</w:t>
+        <w:t xml:space="preserve">: Spec 1 (toàn bộ 2009–2025): website nhị phân (c22b/e8),</w:t>
       </w:r>
       <w:r>
         <w:t xml:space="preserve"> </w:t>
@@ -4832,7 +4838,7 @@
         <w:t xml:space="preserve">Tier-1 Sự hiện diện số cơ bản</w:t>
       </w:r>
       <w:r>
-        <w:t xml:space="preserve">. Spec 2 (BREADY 2018+ trở lên): tổng hợp chuẩn hóa z website + cường độ thanh toán điện tử (k33/k38) —</w:t>
+        <w:t xml:space="preserve">. Spec 2 (BREADY 2018+ trở lên): tổng hợp chuẩn hóa z website + cường độ thanh toán điện tử (k33/k38),</w:t>
       </w:r>
       <w:r>
         <w:t xml:space="preserve"> </w:t>
@@ -4860,7 +4866,7 @@
         <w:t xml:space="preserve">Hài hòa hóa xuyên ba thế hệ schema</w:t>
       </w:r>
       <w:r>
-        <w:t xml:space="preserve">: World Bank Enterprise Surveys trải qua ba thế hệ schema trong giai đoạn nghiên cứu. Thế hệ 1 — PICS3/MENA-WBES (2009–2012, n=14.171): bảng hỏi PICS3 cho khu vực Đông Nam Á và Trung Á. Thế hệ 2 — Standardized (2013–2017, n=24.564): áp dụng đồng nhất xuyên toàn cầu từ 2013. Thế hệ 3 — BREADY/BEE/EAP Core (2018–2025, n=62.450): tích hợp thanh toán điện tử, điện toán đám mây, ngân hàng di động vào các module bổ sung, gây</w:t>
+        <w:t xml:space="preserve">: World Bank Enterprise Surveys trải qua ba thế hệ schema trong giai đoạn nghiên cứu. Thế hệ 1, PICS3/MENA-WBES (2009–2012, n=14.171): bảng hỏi PICS3 cho khu vực Đông Nam Á và Trung Á. Thế hệ 2, Standardized (2013–2017, n=24.564): áp dụng đồng nhất xuyên toàn cầu từ 2013. Thế hệ 3, BREADY/BEE/EAP Core (2018–2025, n=62.450): tích hợp thanh toán điện tử, điện toán đám mây, ngân hàng di động vào các module bổ sung, gây</w:t>
       </w:r>
       <w:r>
         <w:t xml:space="preserve"> </w:t>
@@ -4876,7 +4882,7 @@
         <w:t xml:space="preserve"> </w:t>
       </w:r>
       <w:r>
-        <w:t xml:space="preserve">quan sát được: Ấn Độ FSTS sụt 7,7%→2,7% trong đợt 2025.</w:t>
+        <w:t xml:space="preserve">quan sát được: Ấn Độ FSTS sụt 7, 7%→2, 7% trong đợt 2025.</w:t>
       </w:r>
     </w:p>
     <w:p>
@@ -4909,7 +4915,7 @@
         <w:t xml:space="preserve">Hệ thống phòng thủ ba tầng cho đứt gãy schema BREADY 2025</w:t>
       </w:r>
       <w:r>
-        <w:t xml:space="preserve">: Đợt 2025 (n=17.053 doanh nghiệp, 16,9% pool; bao gồm Nepal 2025 BREADY Micro n=1.740) sử dụng schema mới BREADY gây biến động bất thường: Ấn Độ FSTS giảm từ 7,7% xuống 2,7%; R&amp;D nhiều nước tăng đột biến do hiệu ứng bảng hỏi chứ không phải thực tế. Ba đề xuất phương pháp: (3a) biến giả</w:t>
+        <w:t xml:space="preserve">: Đợt 2025 (n=17.053 doanh nghiệp, 16, 9% pool; bao gồm Nepal 2025 BREADY Micro n=1.740) sử dụng schema mới BREADY gây biến động bất thường: Ấn Độ FSTS giảm từ 7, 7% xuống 2, 7%; R&amp;D nhiều nước tăng đột biến do hiệu ứng bảng hỏi chứ không phải thực tế. Ba đề xuất phương pháp: (3a) biến giả</w:t>
       </w:r>
       <w:r>
         <w:t xml:space="preserve"> </w:t>
@@ -4924,7 +4930,7 @@
         <w:t xml:space="preserve"> </w:t>
       </w:r>
       <w:r>
-        <w:t xml:space="preserve">hấp thụ hiệu ứng schema tĩnh; (3b) mô hình neo (anchor model) — chạy hồi quy với dữ liệu đến 2024, khóa hệ số, kiểm định ổn định với dữ liệu đầy đủ bằng Chow test; (3c) panel hậu đại dịch độc lập — tách 2025 thành tập xác thực ngoài mẫu cho kỷ nguyên hậu COVID và AI.</w:t>
+        <w:t xml:space="preserve">hấp thụ hiệu ứng schema tĩnh; (3b) mô hình neo (anchor model), chạy hồi quy với dữ liệu đến 2024, khóa hệ số, kiểm định ổn định với dữ liệu đầy đủ bằng Chow test; (3c) panel hậu đại dịch độc lập, tách 2025 thành tập xác thực ngoài mẫu cho kỷ nguyên hậu COVID và AI.</w:t>
       </w:r>
     </w:p>
     <w:p>
@@ -4934,8 +4940,8 @@
         </w:pict>
       </w:r>
     </w:p>
-    <w:bookmarkEnd w:id="33"/>
-    <w:bookmarkStart w:id="81" w:name="X342156ccfd2c7f5ced860191aa03b7b6d212c37"/>
+    <w:bookmarkEnd w:id="34"/>
+    <w:bookmarkStart w:id="82" w:name="X342156ccfd2c7f5ced860191aa03b7b6d212c37"/>
     <w:p>
       <w:pPr>
         <w:pStyle w:val="Heading2"/>
@@ -4944,7 +4950,7 @@
         <w:t xml:space="preserve">2.3 NỘI DUNG NGHIÊN CỨU</w:t>
       </w:r>
     </w:p>
-    <w:bookmarkStart w:id="40" w:name="X675ab5af00d74d00e27b461f47ed6d6446b9560"/>
+    <w:bookmarkStart w:id="41" w:name="X675ab5af00d74d00e27b461f47ed6d6446b9560"/>
     <w:p>
       <w:pPr>
         <w:pStyle w:val="Heading3"/>
@@ -4953,7 +4959,7 @@
         <w:t xml:space="preserve">2.3.1 Cơ sở lý luận về hiệu quả hoạt động kinh doanh</w:t>
       </w:r>
     </w:p>
-    <w:bookmarkStart w:id="34" w:name="Xfe2faeb00cd57cec256c4bcff291c23a776f5c5"/>
+    <w:bookmarkStart w:id="35" w:name="Xfe2faeb00cd57cec256c4bcff291c23a776f5c5"/>
     <w:p>
       <w:pPr>
         <w:pStyle w:val="Heading4"/>
@@ -4996,10 +5002,7 @@
         <w:t xml:space="preserve">hiệu quả tài chính</w:t>
       </w:r>
       <w:r>
-        <w:t xml:space="preserve"> </w:t>
-      </w:r>
-      <w:r>
-        <w:t xml:space="preserve">— doanh thu, lợi nhuận, tỷ suất sinh lợi; và (b)</w:t>
+        <w:t xml:space="preserve">, doanh thu, lợi nhuận, tỷ suất sinh lợi; và (b)</w:t>
       </w:r>
       <w:r>
         <w:t xml:space="preserve"> </w:t>
@@ -5012,10 +5015,7 @@
         <w:t xml:space="preserve">hiệu quả hoạt động rộng hơn</w:t>
       </w:r>
       <w:r>
-        <w:t xml:space="preserve"> </w:t>
-      </w:r>
-      <w:r>
-        <w:t xml:space="preserve">— thị phần, đổi mới, năng suất, tăng trưởng việc làm. Lý thuyết dựa trên nguồn lực (Barney, 1991; Wernerfelt, 1984) xem hiệu quả doanh nghiệp là kết quả của việc tích lũy và khai thác</w:t>
+        <w:t xml:space="preserve">, thị phần, đổi mới, năng suất, tăng trưởng việc làm. Lý thuyết dựa trên nguồn lực (Barney, 1991; Wernerfelt, 1984) xem hiệu quả doanh nghiệp là kết quả của việc tích lũy và khai thác</w:t>
       </w:r>
       <w:r>
         <w:t xml:space="preserve"> </w:t>
@@ -5031,7 +5031,7 @@
         <w:t xml:space="preserve"> </w:t>
       </w:r>
       <w:r>
-        <w:t xml:space="preserve">(có giá trị, hiếm, không thể sao chép, không thể thay thế — VRIN), trong khi quan điểm thể chế (North, 1990; Scott, 1995; Peng, 2001) nhấn mạnh rằng hiệu quả này bị định hình mạnh bởi</w:t>
+        <w:t xml:space="preserve">(có giá trị, hiếm, không thể sao chép, không thể thay thế, VRIN), trong khi quan điểm thể chế (North, 1990; Scott, 1995; Peng, 2001) nhấn mạnh rằng hiệu quả này bị định hình mạnh bởi</w:t>
       </w:r>
       <w:r>
         <w:t xml:space="preserve"> </w:t>
@@ -5084,10 +5084,7 @@
         <w:t xml:space="preserve">năng suất lao động</w:t>
       </w:r>
       <w:r>
-        <w:t xml:space="preserve"> </w:t>
-      </w:r>
-      <w:r>
-        <w:t xml:space="preserve">— đo bằng giá trị gia tăng trên lao động hoặc doanh thu trên lao động — là thước đo phổ biến nhất trong các nghiên cứu WBES vì: (a) tính khả dụng cao xuyên 3 thế hệ schema; (b) ít bị biến dạng bởi cơ cấu vốn hay cơ chế thuế quốc gia; (c) phản ánh trực tiếp năng lực chuyển đổi đầu vào thành đầu ra. Trong chuyên đề này, năng suất lao động được tính bằng:</w:t>
+        <w:t xml:space="preserve">, đo bằng giá trị gia tăng trên lao động hoặc doanh thu trên lao động, là thước đo phổ biến nhất trong các nghiên cứu WBES vì: (a) tính khả dụng cao xuyên 3 thế hệ schema; (b) ít bị biến dạng bởi cơ cấu vốn hay cơ chế thuế quốc gia; (c) phản ánh trực tiếp năng lực chuyển đổi đầu vào thành đầu ra. Trong chuyên đề này, năng suất lao động được tính bằng:</w:t>
       </w:r>
     </w:p>
     <w:p>
@@ -5110,8 +5107,8 @@
         <w:t xml:space="preserve">Giá trị LP được winsorize ở mức 1/99 phân vị trong cụm quốc gia × năm để kiểm soát ngoại lai và được điều chỉnh theo sức mua tương đương nhằm đảm bảo tính so sánh xuyên quốc gia (World Bank Enterprise Surveys, 2025).</w:t>
       </w:r>
     </w:p>
-    <w:bookmarkEnd w:id="34"/>
-    <w:bookmarkStart w:id="35" w:name="Xa75a9f34ff92610c157ef90079513d04d170c8a"/>
+    <w:bookmarkEnd w:id="35"/>
+    <w:bookmarkStart w:id="36" w:name="Xa75a9f34ff92610c157ef90079513d04d170c8a"/>
     <w:p>
       <w:pPr>
         <w:pStyle w:val="Heading4"/>
@@ -5153,7 +5150,7 @@
           <w:bCs/>
           <w:b/>
         </w:rPr>
-        <w:t xml:space="preserve">Chiều 1 — Năng suất lao động</w:t>
+        <w:t xml:space="preserve">Chiều 1, Năng suất lao động</w:t>
       </w:r>
       <w:r>
         <w:t xml:space="preserve">. Biến đo lường chính: LP = ln(doanh thu hàng năm PPP / số lao động toàn thời gian). Đây là</w:t>
@@ -5184,10 +5181,10 @@
           <w:bCs/>
           <w:b/>
         </w:rPr>
-        <w:t xml:space="preserve">Chiều 2 — Lợi nhuận và biên lợi nhuận</w:t>
-      </w:r>
-      <w:r>
-        <w:t xml:space="preserve">. Biến đo lường: (a) tỷ suất lợi nhuận hoạt động từ câu hỏi WBES về doanh thu sau chi phí lao động; (b) chỉ số gián tiếp qua khả năng tái đầu tư. Hạn chế: nhiều doanh nghiệp trong WBES không tiết lộ lợi nhuận cụ thể — chiều này mang tính hỗ trợ thay vì chủ đạo.</w:t>
+        <w:t xml:space="preserve">Chiều 2, Lợi nhuận và biên lợi nhuận</w:t>
+      </w:r>
+      <w:r>
+        <w:t xml:space="preserve">. Biến đo lường: (a) tỷ suất lợi nhuận hoạt động từ câu hỏi WBES về doanh thu sau chi phí lao động; (b) chỉ số gián tiếp qua khả năng tái đầu tư. Hạn chế: nhiều doanh nghiệp trong WBES không tiết lộ lợi nhuận cụ thể, chiều này mang tính hỗ trợ thay vì chủ đạo.</w:t>
       </w:r>
     </w:p>
     <w:p>
@@ -5199,10 +5196,10 @@
           <w:bCs/>
           <w:b/>
         </w:rPr>
-        <w:t xml:space="preserve">Chiều 3 — Tăng trưởng</w:t>
-      </w:r>
-      <w:r>
-        <w:t xml:space="preserve">. Biến đo lường: (a) tốc độ tăng trưởng việc làm hàng năm kép giữa 3 năm trước và thời điểm khảo sát; (b) tỷ lệ doanh nghiệp xuất khẩu như proxy cho mở rộng thị trường. Tăng trưởng việc làm được ưu tiên vì: (a) ít nhạy cảm với thay đổi giá cả so với doanh thu; (b) phản ánh khả năng tạo việc làm bền vững — quan trọng cho mục tiêu chính sách.</w:t>
+        <w:t xml:space="preserve">Chiều 3, Tăng trưởng</w:t>
+      </w:r>
+      <w:r>
+        <w:t xml:space="preserve">. Biến đo lường: (a) tốc độ tăng trưởng việc làm hàng năm kép giữa 3 năm trước và thời điểm khảo sát; (b) tỷ lệ doanh nghiệp xuất khẩu như proxy cho mở rộng thị trường. Tăng trưởng việc làm được ưu tiên vì: (a) ít nhạy cảm với thay đổi giá cả so với doanh thu; (b) phản ánh khả năng tạo việc làm bền vững, quan trọng cho mục tiêu chính sách.</w:t>
       </w:r>
     </w:p>
     <w:p>
@@ -5214,7 +5211,7 @@
           <w:bCs/>
           <w:b/>
         </w:rPr>
-        <w:t xml:space="preserve">Chiều 4 — Đổi mới sáng tạo và cấu trúc doanh nghiệp</w:t>
+        <w:t xml:space="preserve">Chiều 4, Đổi mới sáng tạo và cấu trúc doanh nghiệp</w:t>
       </w:r>
       <w:r>
         <w:t xml:space="preserve">. Biến đo lường: (a) R&amp;D (tỷ lệ doanh nghiệp có chi tiêu R&amp;D dương); (b) đổi mới sản phẩm mới; (c) đổi mới quy trình mới; (d) chứng nhận ISO; (e) website (Tier-1 Sự hiện diện số cơ bản); (f) FDI ≥10% (cơ cấu sở hữu). Chiều thứ tư phản ánh</w:t>
@@ -5230,14 +5227,11 @@
         <w:t xml:space="preserve">năng lực tương lai</w:t>
       </w:r>
       <w:r>
-        <w:t xml:space="preserve"> </w:t>
-      </w:r>
-      <w:r>
-        <w:t xml:space="preserve">— khả năng duy trì hiệu quả trong dài hạn qua đổi mới và nâng cấp công nghệ.</w:t>
-      </w:r>
-    </w:p>
-    <w:bookmarkEnd w:id="35"/>
-    <w:bookmarkStart w:id="36" w:name="X1a2a04b4428c4820c777951f575c66090cb277c"/>
+        <w:t xml:space="preserve">, khả năng duy trì hiệu quả trong dài hạn qua đổi mới và nâng cấp công nghệ.</w:t>
+      </w:r>
+    </w:p>
+    <w:bookmarkEnd w:id="36"/>
+    <w:bookmarkStart w:id="37" w:name="X1a2a04b4428c4820c777951f575c66090cb277c"/>
     <w:p>
       <w:pPr>
         <w:pStyle w:val="Heading4"/>
@@ -5282,7 +5276,7 @@
         <w:t xml:space="preserve"> </w:t>
       </w:r>
       <w:r>
-        <w:t xml:space="preserve">giai đoạn 1980–2005. Hệ số tương quan trung bình r=0,045 — tích cực nhưng nhỏ. Phát hiện chính: đo lường quốc tế hóa và hiệu quả rất không đồng nhất giữa các nghiên cứu, hạn chế khả năng so sánh. Khoảng trống: ít nghiên cứu châu Á mới nổi.</w:t>
+        <w:t xml:space="preserve">giai đoạn 1980–2005. Hệ số tương quan trung bình r=0, 045, tích cực nhưng nhỏ. Phát hiện chính: đo lường quốc tế hóa và hiệu quả rất không đồng nhất giữa các nghiên cứu, hạn chế khả năng so sánh. Khoảng trống: ít nghiên cứu châu Á mới nổi.</w:t>
       </w:r>
     </w:p>
     <w:p>
@@ -5328,7 +5322,7 @@
         <w:t xml:space="preserve">(3) Marano et al. (2016)</w:t>
       </w:r>
       <w:r>
-        <w:t xml:space="preserve">: Tập trung vào thể chế hóa nghiên cứu quốc tế hóa → hiệu quả. Phát hiện: chất lượng thể chế nước chủ nhà là biến điều tiết quan trọng nhất — giải thích phần lớn phương sai không giải thích được trong các meta-analysis trước. Đặt nền tảng cho khung ICRV trong chuyên đề này.</w:t>
+        <w:t xml:space="preserve">: Tập trung vào thể chế hóa nghiên cứu quốc tế hóa → hiệu quả. Phát hiện: chất lượng thể chế nước chủ nhà là biến điều tiết quan trọng nhất, giải thích phần lớn phương sai không giải thích được trong các meta-analysis trước. Đặt nền tảng cho khung ICRV trong chuyên đề này.</w:t>
       </w:r>
     </w:p>
     <w:p>
@@ -5389,8 +5383,8 @@
         <w:t xml:space="preserve">: Không một meta-analysis nào trong số trên có dữ liệu WBES xuyên 47 nền kinh tế với phân loại ICRV 6 nhóm. Không có nghiên cứu nào phân biệt tường minh Tier-1 và Tier-2 áp dụng số như biến điều tiết riêng biệt. Khoảng trống này là nền tảng cho phần thảo luận về các khoảng trống nghiên cứu trong mục 2.3.9.</w:t>
       </w:r>
     </w:p>
-    <w:bookmarkEnd w:id="36"/>
-    <w:bookmarkStart w:id="37" w:name="X023773272cef9849c80cde40a684cebab877a2f"/>
+    <w:bookmarkEnd w:id="37"/>
+    <w:bookmarkStart w:id="38" w:name="X023773272cef9849c80cde40a684cebab877a2f"/>
     <w:p>
       <w:pPr>
         <w:pStyle w:val="Heading4"/>
@@ -5416,7 +5410,7 @@
           <w:bCs/>
           <w:b/>
         </w:rPr>
-        <w:t xml:space="preserve">Khung 1 — Lý thuyết Uppsala</w:t>
+        <w:t xml:space="preserve">Khung 1, Lý thuyết Uppsala</w:t>
       </w:r>
       <w:r>
         <w:t xml:space="preserve"> </w:t>
@@ -5435,7 +5429,7 @@
         <w:t xml:space="preserve">lộ trình tiệm tiến</w:t>
       </w:r>
       <w:r>
-        <w:t xml:space="preserve">, bắt đầu từ các thị trường gần về tâm lý rồi mở rộng dần. Phiên bản 2009 cập nhật: mạng lưới quan hệ kinh doanh thay thế khoảng cách tâm lý như cơ chế dẫn dắt. Hàm ý cho chuyên đề: (a) pattern FSTS thấp ở SIDS Pacific (6,3%) và FSTS cao liên kết FDI ở Việt Nam (23,2%) phù hợp với đường cong học hỏi Uppsala; (b) các công cụ số theo Banalieva &amp; Dhanaraj (2019) có thể rút ngắn lộ trình tiệm tiến ở giai đoạn đầu — nhưng cần Tier-2 để phát huy đầy đủ.</w:t>
+        <w:t xml:space="preserve">, bắt đầu từ các thị trường gần về tâm lý rồi mở rộng dần. Phiên bản 2009 cập nhật: mạng lưới quan hệ kinh doanh thay thế khoảng cách tâm lý như cơ chế dẫn dắt. Hàm ý cho chuyên đề: (a) pattern FSTS thấp ở SIDS Pacific (6, 3%) và FSTS cao liên kết FDI ở Việt Nam (23, 2%) phù hợp với đường cong học hỏi Uppsala; (b) các công cụ số theo Banalieva &amp; Dhanaraj (2019) có thể rút ngắn lộ trình tiệm tiến ở giai đoạn đầu, nhưng cần Tier-2 để phát huy đầy đủ.</w:t>
       </w:r>
     </w:p>
     <w:p>
@@ -5447,13 +5441,13 @@
           <w:bCs/>
           <w:b/>
         </w:rPr>
-        <w:t xml:space="preserve">Khung 2 — Quan điểm dựa trên nguồn lực và năng lực động</w:t>
-      </w:r>
-      <w:r>
-        <w:t xml:space="preserve"> </w:t>
-      </w:r>
-      <w:r>
-        <w:t xml:space="preserve">(Barney, 1991; Teece et al., 1997; Wernerfelt, 1984): Doanh nghiệp đạt lợi thế cạnh tranh bền vững thông qua nguồn lực VRIN và khả năng tái cấu hình năng lực theo biến động môi trường. Hàm ý cho chuyên đề: (a) TCI (năng lực công nghệ) là proxy cho nguồn lực khó sao chép — giải thích tại sao Advanced innovation-driven (ISO 29,9%, R&amp;D 16,7%) có năng suất vượt trội; (b) năng lực hấp thụ (Cohen &amp; Levinthal, 1990) giải thích tại sao tác động lan tỏa FDI tích cực hơn ở Ấn Độ với R&amp;D 19,8% so với Việt Nam 6,1%.</w:t>
+        <w:t xml:space="preserve">Khung 2, Quan điểm dựa trên nguồn lực và năng lực động</w:t>
+      </w:r>
+      <w:r>
+        <w:t xml:space="preserve"> </w:t>
+      </w:r>
+      <w:r>
+        <w:t xml:space="preserve">(Barney, 1991; Teece et al., 1997; Wernerfelt, 1984): Doanh nghiệp đạt lợi thế cạnh tranh bền vững thông qua nguồn lực VRIN và khả năng tái cấu hình năng lực theo biến động môi trường. Hàm ý cho chuyên đề: (a) TCI (năng lực công nghệ) là proxy cho nguồn lực khó sao chép, giải thích tại sao Advanced innovation-driven (ISO 29, 9%, R&amp;D 16, 7%) có năng suất vượt trội; (b) năng lực hấp thụ (Cohen &amp; Levinthal, 1990) giải thích tại sao tác động lan tỏa FDI tích cực hơn ở Ấn Độ với R&amp;D 19, 8% so với Việt Nam 6, 1%.</w:t>
       </w:r>
     </w:p>
     <w:p>
@@ -5465,13 +5459,13 @@
           <w:bCs/>
           <w:b/>
         </w:rPr>
-        <w:t xml:space="preserve">Khung 3 — Lý thuyết thể chế</w:t>
-      </w:r>
-      <w:r>
-        <w:t xml:space="preserve"> </w:t>
-      </w:r>
-      <w:r>
-        <w:t xml:space="preserve">(North, 1990; Scott, 1995; Peng, 2001, 2003): Thể chế — luật pháp, chuẩn mực, quy tắc phi chính thức — định hình chi phí giao dịch và cơ hội chiến lược cho doanh nghiệp. Peng (2001, 2003) xây dựng</w:t>
+        <w:t xml:space="preserve">Khung 3, Lý thuyết thể chế</w:t>
+      </w:r>
+      <w:r>
+        <w:t xml:space="preserve"> </w:t>
+      </w:r>
+      <w:r>
+        <w:t xml:space="preserve">(North, 1990; Scott, 1995; Peng, 2001, 2003): Thể chế, luật pháp, chuẩn mực, quy tắc phi chính thức, định hình chi phí giao dịch và cơ hội chiến lược cho doanh nghiệp. Peng (2001, 2003) xây dựng</w:t>
       </w:r>
       <w:r>
         <w:t xml:space="preserve"> </w:t>
@@ -5487,7 +5481,7 @@
         <w:t xml:space="preserve"> </w:t>
       </w:r>
       <w:r>
-        <w:t xml:space="preserve">cho các nền kinh tế mới nổi — lý giải tại sao quan hệ quốc tế hóa → hiệu quả không đồng nhất xuyên chế độ thể chế. Hàm ý: (a) bốn lần đảo dấu của hệ số FDI/FSTS/TCI/DAI xuyên 5 phân nhóm con ICRV (Bảng 2.3.8.1) là bằng chứng trực tiếp cho điều tiết thể chế; (b) Xu (2024) làm sâu thêm bằng phân biệt</w:t>
+        <w:t xml:space="preserve">cho các nền kinh tế mới nổi, lý giải tại sao quan hệ quốc tế hóa → hiệu quả không đồng nhất xuyên chế độ thể chế. Hàm ý: (a) bốn lần đảo dấu của hệ số FDI/FSTS/TCI/DAI xuyên 5 phân nhóm con ICRV (Bảng 2.3.8.1) là bằng chứng trực tiếp cho điều tiết thể chế; (b) Xu (2024) làm sâu thêm bằng phân biệt</w:t>
       </w:r>
       <w:r>
         <w:t xml:space="preserve"> </w:t>
@@ -5519,11 +5513,11 @@
         <w:t xml:space="preserve"> </w:t>
       </w:r>
       <w:r>
-        <w:t xml:space="preserve">(thực thi thực tế) — giải thích tại sao Việt Nam và Trung Quốc có gap lớn giữa hai tầng này; (c) khung ICRV 6 nhóm là sự vận hành hóa Lý thuyết thể chế theo hướng này.</w:t>
-      </w:r>
-    </w:p>
-    <w:bookmarkEnd w:id="37"/>
-    <w:bookmarkStart w:id="38" w:name="X63cbaa2208af25577c09daed9ed760efcc7cfb8"/>
+        <w:t xml:space="preserve">(thực thi thực tế), giải thích tại sao Việt Nam và Trung Quốc có gap lớn giữa hai tầng này; (c) khung ICRV 6 nhóm là sự vận hành hóa Lý thuyết thể chế theo hướng này.</w:t>
+      </w:r>
+    </w:p>
+    <w:bookmarkEnd w:id="38"/>
+    <w:bookmarkStart w:id="39" w:name="X63cbaa2208af25577c09daed9ed760efcc7cfb8"/>
     <w:p>
       <w:pPr>
         <w:pStyle w:val="Heading4"/>
@@ -5559,7 +5553,7 @@
         <w:t xml:space="preserve">(1) Điều kiện thị trường nội địa khả thi</w:t>
       </w:r>
       <w:r>
-        <w:t xml:space="preserve">: Doanh nghiệp có thể bán hàng nội địa ở quy mô đủ để tích lũy năng lực kinh doanh trước khi quốc tế hóa. Điều kiện này thỏa mãn ở Singapore (5,9 triệu dân, GDP bình quân đầu người ~80.000 USD), Trung Quốc (1,4 tỷ dân), Việt Nam (98 triệu dân) —</w:t>
+        <w:t xml:space="preserve">: Doanh nghiệp có thể bán hàng nội địa ở quy mô đủ để tích lũy năng lực kinh doanh trước khi quốc tế hóa. Điều kiện này thỏa mãn ở Singapore (5, 9 triệu dân, GDP bình quân đầu người ~80.000 USD), Trung Quốc (1, 4 tỷ dân), Việt Nam (98 triệu dân),</w:t>
       </w:r>
       <w:r>
         <w:t xml:space="preserve"> </w:t>
@@ -5590,7 +5584,7 @@
         <w:t xml:space="preserve">(2) Điều kiện chi phí thương mại kiểm soát được</w:t>
       </w:r>
       <w:r>
-        <w:t xml:space="preserve">: Logistics, vận tải, quy định xuất nhập khẩu nằm trong khoảng kinh tế. Điều kiện này thỏa mãn ở châu Á đại lục —</w:t>
+        <w:t xml:space="preserve">: Logistics, vận tải, quy định xuất nhập khẩu nằm trong khoảng kinh tế. Điều kiện này thỏa mãn ở châu Á đại lục,</w:t>
       </w:r>
       <w:r>
         <w:t xml:space="preserve"> </w:t>
@@ -5621,7 +5615,7 @@
         <w:t xml:space="preserve">(3) Điều kiện thể chế vận hành</w:t>
       </w:r>
       <w:r>
-        <w:t xml:space="preserve">: Khung pháp lý, quyền sở hữu trí tuệ, thực thi hợp đồng, hạ tầng ngân hàng ở mức tối thiểu. Điều kiện này thỏa mãn ở Advanced và Upper-middle —</w:t>
+        <w:t xml:space="preserve">: Khung pháp lý, quyền sở hữu trí tuệ, thực thi hợp đồng, hạ tầng ngân hàng ở mức tối thiểu. Điều kiện này thỏa mãn ở Advanced và Upper-middle,</w:t>
       </w:r>
       <w:r>
         <w:t xml:space="preserve"> </w:t>
@@ -5637,7 +5631,7 @@
         <w:t xml:space="preserve"> </w:t>
       </w:r>
       <w:r>
-        <w:t xml:space="preserve">thỏa mãn đầy đủ ở SIDS cô lập (Kiribati ISO 1,3%, FDI 0,7%) hay vùng xung đột Frontier; nhóm Emerging có gap de jure–de facto lớn (Xu, 2024).</w:t>
+        <w:t xml:space="preserve">thỏa mãn đầy đủ ở SIDS cô lập (Kiribati ISO 1, 3%, FDI 0, 7%) hay vùng xung đột Frontier; nhóm Emerging có gap de jure–de facto lớn (Xu, 2024).</w:t>
       </w:r>
     </w:p>
     <w:p>
@@ -5830,7 +5824,7 @@
               <w:jc w:val="left"/>
             </w:pPr>
             <w:r>
-              <w:t xml:space="preserve">U-curve vận hành chuẩn — FSTS có mức tối ưu cho hiệu quả tối đa</w:t>
+              <w:t xml:space="preserve">U-curve vận hành chuẩn, FSTS có mức tối ưu cho hiệu quả tối đa</w:t>
             </w:r>
           </w:p>
         </w:tc>
@@ -5918,7 +5912,7 @@
               <w:jc w:val="left"/>
             </w:pPr>
             <w:r>
-              <w:t xml:space="preserve">U-curve vận hành nhưng có bẫy chuyển hướng nguồn lực — cần phân biệt quy tắc hình thức và năng lực thực thi</w:t>
+              <w:t xml:space="preserve">U-curve vận hành nhưng có bẫy chuyển hướng nguồn lực, cần phân biệt quy tắc hình thức và năng lực thực thi</w:t>
             </w:r>
           </w:p>
         </w:tc>
@@ -5996,14 +5990,14 @@
               <w:jc w:val="left"/>
             </w:pPr>
             <w:r>
-              <w:t xml:space="preserve">U-curve không vận hành — quốc tế hóa là buộc phải; Fiji website 74,8% &gt; Singapore 66% là minh chứng</w:t>
+              <w:t xml:space="preserve">U-curve không vận hành, quốc tế hóa là buộc phải; Fiji website 74, 8% &gt; Singapore 66% là minh chứng</w:t>
             </w:r>
           </w:p>
         </w:tc>
       </w:tr>
     </w:tbl>
-    <w:bookmarkEnd w:id="38"/>
-    <w:bookmarkStart w:id="39" w:name="X774d9b9615147512c4c51af5cf52a38bf7b3508"/>
+    <w:bookmarkEnd w:id="39"/>
+    <w:bookmarkStart w:id="40" w:name="X774d9b9615147512c4c51af5cf52a38bf7b3508"/>
     <w:p>
       <w:pPr>
         <w:pStyle w:val="Heading4"/>
@@ -6332,7 +6326,7 @@
           <w:bCs/>
           <w:b/>
         </w:rPr>
-        <w:t xml:space="preserve">Áp dụng số nền tảng (Foundational Digital Adoption — FDA)</w:t>
+        <w:t xml:space="preserve">Áp dụng số nền tảng (Foundational Digital Adoption, FDA)</w:t>
       </w:r>
       <w:r>
         <w:t xml:space="preserve">.</w:t>
@@ -6350,10 +6344,7 @@
         <w:t xml:space="preserve">Mô hình Năng lực số phụ thuộc bối cảnh (CDCM)</w:t>
       </w:r>
       <w:r>
-        <w:t xml:space="preserve"> </w:t>
-      </w:r>
-      <w:r>
-        <w:t xml:space="preserve">— hợp nhất bằng chứng Singapore và Việt Nam:</w:t>
+        <w:t xml:space="preserve">, hợp nhất bằng chứng Singapore và Việt Nam:</w:t>
       </w:r>
     </w:p>
     <w:p>
@@ -6396,7 +6387,7 @@
         <w:t xml:space="preserve">phụ thuộc giai đoạn</w:t>
       </w:r>
       <w:r>
-        <w:t xml:space="preserve">: tương tác DAI×FSTS âm ở FSTS cao — Tier 1 trở thành điểm nghẽn. Singapore (Tier 1+2) →</w:t>
+        <w:t xml:space="preserve">: tương tác DAI×FSTS âm ở FSTS cao, Tier 1 trở thành điểm nghẽn. Singapore (Tier 1+2) →</w:t>
       </w:r>
       <w:r>
         <w:t xml:space="preserve"> </w:t>
@@ -6409,7 +6400,7 @@
         <w:t xml:space="preserve">mở rộng có điều kiện</w:t>
       </w:r>
       <w:r>
-        <w:t xml:space="preserve">: tương tác DAI×FSTS² dương mạnh (β=3,119, p=0,005) — Tier 1+2 là đòn bẩy.</w:t>
+        <w:t xml:space="preserve">: tương tác DAI×FSTS² dương mạnh (β=3, 119, p=0, 005), Tier 1+2 là đòn bẩy.</w:t>
       </w:r>
     </w:p>
     <w:p>
@@ -6424,7 +6415,7 @@
         <w:t xml:space="preserve">(c) Vai trò TCI</w:t>
       </w:r>
       <w:r>
-        <w:t xml:space="preserve">: Việt Nam —</w:t>
+        <w:t xml:space="preserve">: Việt Nam,</w:t>
       </w:r>
       <w:r>
         <w:t xml:space="preserve"> </w:t>
@@ -6440,7 +6431,7 @@
         <w:t xml:space="preserve"> </w:t>
       </w:r>
       <w:r>
-        <w:t xml:space="preserve">(TCI z biến công cụ β=1,639, p&lt;0,001, ước lượng 2SLS vững). Singapore —</w:t>
+        <w:t xml:space="preserve">(TCI z biến công cụ β=1, 639, p&lt;0, 001, ước lượng 2SLS vững). Singapore,</w:t>
       </w:r>
       <w:r>
         <w:t xml:space="preserve"> </w:t>
@@ -6466,9 +6457,9 @@
         </w:pict>
       </w:r>
     </w:p>
-    <w:bookmarkEnd w:id="39"/>
     <w:bookmarkEnd w:id="40"/>
-    <w:bookmarkStart w:id="45" w:name="X98f20b91300399974782a05c423861b6489fac2"/>
+    <w:bookmarkEnd w:id="41"/>
+    <w:bookmarkStart w:id="46" w:name="X98f20b91300399974782a05c423861b6489fac2"/>
     <w:p>
       <w:pPr>
         <w:pStyle w:val="Heading3"/>
@@ -6477,7 +6468,7 @@
         <w:t xml:space="preserve">2.3.2 Khung phân loại thể chế ICRV</w:t>
       </w:r>
     </w:p>
-    <w:bookmarkStart w:id="41" w:name="X242032ba016f4802b7d1f9312ced8dccd339a4f"/>
+    <w:bookmarkStart w:id="42" w:name="X242032ba016f4802b7d1f9312ced8dccd339a4f"/>
     <w:p>
       <w:pPr>
         <w:pStyle w:val="Heading4"/>
@@ -6491,7 +6482,7 @@
         <w:pStyle w:val="FirstParagraph"/>
       </w:pPr>
       <w:r>
-        <w:t xml:space="preserve">Châu Á không phải là một khối đồng nhất về thể chế. Các meta-analysis (Marano et al., 2016; Wu et al., 2022) đã ghi nhận rằng bối cảnh thể chế là biến điều tiết quan trọng nhất trong quan hệ quốc tế hóa → hiệu quả — nhưng không có nghiên cứu nào thiết lập hệ thống phân loại thể chế toàn diện cho 47 nền kinh tế châu Á. Khung phân loại ICRV (Institutional Context Regime Variation — Biến thiên chế độ thể chế) được đề xuất trong chuyên đề này nhằm lấp khoảng trống đó, dựa trên bốn nguyên tắc:</w:t>
+        <w:t xml:space="preserve">Châu Á không phải là một khối đồng nhất về thể chế. Các meta-analysis (Marano et al., 2016; Wu et al., 2022) đã ghi nhận rằng bối cảnh thể chế là biến điều tiết quan trọng nhất trong quan hệ quốc tế hóa → hiệu quả, nhưng không có nghiên cứu nào thiết lập hệ thống phân loại thể chế toàn diện cho 47 nền kinh tế châu Á. Khung phân loại ICRV (Institutional Context Regime Variation, Biến thiên chế độ thể chế) được đề xuất trong chuyên đề này nhằm lấp khoảng trống đó, dựa trên bốn nguyên tắc:</w:t>
       </w:r>
     </w:p>
     <w:p>
@@ -6512,7 +6503,7 @@
         <w:t xml:space="preserve">Tính phân biệt</w:t>
       </w:r>
       <w:r>
-        <w:t xml:space="preserve">: mỗi nhóm phải có mô hình hiệu quả doanh nghiệp khác biệt thực sự — không chỉ khác nhau về mức GDP bình quân đầu người;</w:t>
+        <w:t xml:space="preserve">: mỗi nhóm phải có mô hình hiệu quả doanh nghiệp khác biệt thực sự, không chỉ khác nhau về mức GDP bình quân đầu người;</w:t>
       </w:r>
     </w:p>
     <w:p>
@@ -6533,7 +6524,7 @@
         <w:t xml:space="preserve">Tính đại diện lý thuyết</w:t>
       </w:r>
       <w:r>
-        <w:t xml:space="preserve">: phân loại phải phản ánh được các cơ chế thể chế khác nhau — thể chế đổi mới sáng tạo, thể chế tài nguyên, thể chế chuyển đổi, thể chế MIRAB — theo Varieties of Capitalism (Hall &amp; Soskice, 2001) và Lý thuyết thể chế (North, 1990);</w:t>
+        <w:t xml:space="preserve">: phân loại phải phản ánh được các cơ chế thể chế khác nhau, thể chế đổi mới sáng tạo, thể chế tài nguyên, thể chế chuyển đổi, thể chế MIRAB, theo Varieties of Capitalism (Hall &amp; Soskice, 2001) và Lý thuyết thể chế (North, 1990);</w:t>
       </w:r>
     </w:p>
     <w:p>
@@ -6578,8 +6569,8 @@
         <w:t xml:space="preserve">: tiêu chí phân loại phải rõ ràng và có thể áp dụng nhất quán.</w:t>
       </w:r>
     </w:p>
-    <w:bookmarkEnd w:id="41"/>
-    <w:bookmarkStart w:id="42" w:name="X5cfc458f0cff94dfd38d9df18032fbc55802577"/>
+    <w:bookmarkEnd w:id="42"/>
+    <w:bookmarkStart w:id="43" w:name="X5cfc458f0cff94dfd38d9df18032fbc55802577"/>
     <w:p>
       <w:pPr>
         <w:pStyle w:val="Heading4"/>
@@ -6597,10 +6588,10 @@
           <w:bCs/>
           <w:b/>
         </w:rPr>
-        <w:t xml:space="preserve">Nhóm I — Advanced đổi mới sáng tạo dẫn dắt</w:t>
-      </w:r>
-      <w:r>
-        <w:t xml:space="preserve">: WGI Rule of Law &gt;+0,80; GNI bình quân đầu người &gt;30.000 USD (phương pháp Atlas WB); GDP tăng trưởng dựa trên đổi mới công nghệ, dịch vụ tài chính và hàm lượng tri thức cao. Bằng chứng WBES: R&amp;D &gt;10%, ISO &gt;20%, độ lệch chuẩn log năng suất ~1,03 (đa dạng hóa).</w:t>
+        <w:t xml:space="preserve">Nhóm I, Advanced đổi mới sáng tạo dẫn dắt</w:t>
+      </w:r>
+      <w:r>
+        <w:t xml:space="preserve">: WGI Rule of Law &gt;+0, 80; GNI bình quân đầu người &gt;30.000 USD (phương pháp Atlas WB); GDP tăng trưởng dựa trên đổi mới công nghệ, dịch vụ tài chính và hàm lượng tri thức cao. Bằng chứng WBES: R&amp;D &gt;10%, ISO &gt;20%, độ lệch chuẩn log năng suất ~1, 03 (đa dạng hóa).</w:t>
       </w:r>
     </w:p>
     <w:p>
@@ -6612,10 +6603,10 @@
           <w:bCs/>
           <w:b/>
         </w:rPr>
-        <w:t xml:space="preserve">Nhóm II — Advanced tài nguyên dẫn dắt</w:t>
-      </w:r>
-      <w:r>
-        <w:t xml:space="preserve">: WGI Rule of Law trung bình (+0,00 → +0,50); GNI bình quân đầu người &gt;20.000 USD; GDP tăng trưởng dựa trên xuất khẩu tài nguyên thiên nhiên (dầu mỏ, khí đốt, khoáng sản). Bằng chứng WBES: FDI cao hướng khai thác tài nguyên, độ lệch chuẩn log năng suất thấp (~0,49 — đặc trưng nhà nước tô).</w:t>
+        <w:t xml:space="preserve">Nhóm II, Advanced tài nguyên dẫn dắt</w:t>
+      </w:r>
+      <w:r>
+        <w:t xml:space="preserve">: WGI Rule of Law trung bình (+0, 00 → +0, 50); GNI bình quân đầu người &gt;20.000 USD; GDP tăng trưởng dựa trên xuất khẩu tài nguyên thiên nhiên (dầu mỏ, khí đốt, khoáng sản). Bằng chứng WBES: FDI cao hướng khai thác tài nguyên, độ lệch chuẩn log năng suất thấp (~0, 49, đặc trưng nhà nước tô).</w:t>
       </w:r>
     </w:p>
     <w:p>
@@ -6627,10 +6618,10 @@
           <w:bCs/>
           <w:b/>
         </w:rPr>
-        <w:t xml:space="preserve">Nhóm III — Trung bình cao (Upper-middle)</w:t>
-      </w:r>
-      <w:r>
-        <w:t xml:space="preserve">: WGI Rule of Law 0,00 → +0,80; GNI bình quân đầu người 5.000–20.000 USD; nền kinh tế chuyển đổi từ sản xuất sang dịch vụ, với R&amp;D đang tăng (đặc biệt Trung Quốc). Pattern WBES: FSTS sản xuất cao, R&amp;D tăng mạnh giai đoạn 2018–2025 (+21,5 điểm phần trăm).</w:t>
+        <w:t xml:space="preserve">Nhóm III, Trung bình cao (Upper-middle)</w:t>
+      </w:r>
+      <w:r>
+        <w:t xml:space="preserve">: WGI Rule of Law 0, 00 → +0, 80; GNI bình quân đầu người 5.000–20.000 USD; nền kinh tế chuyển đổi từ sản xuất sang dịch vụ, với R&amp;D đang tăng (đặc biệt Trung Quốc). Pattern WBES: FSTS sản xuất cao, R&amp;D tăng mạnh giai đoạn 2018–2025 (+21, 5 điểm phần trăm).</w:t>
       </w:r>
     </w:p>
     <w:p>
@@ -6642,10 +6633,10 @@
           <w:bCs/>
           <w:b/>
         </w:rPr>
-        <w:t xml:space="preserve">Nhóm IV — Đang nổi (Emerging)</w:t>
-      </w:r>
-      <w:r>
-        <w:t xml:space="preserve">: WGI Rule of Law -0,50 → 0,00; GNI bình quân đầu người 1.000–5.000 USD; tốc độ tăng trưởng cao nhưng gap de jure–de facto lớn (Xu, 2024); sản xuất FDI-driven dẫn dắt xuất khẩu. Pattern WBES: FSTS phân cực cao/thấp trong nội bộ nhóm; FDI thấp nhất (4,7%) do doanh nghiệp nội địa chi phối mẫu.</w:t>
+        <w:t xml:space="preserve">Nhóm IV, Đang nổi (Emerging)</w:t>
+      </w:r>
+      <w:r>
+        <w:t xml:space="preserve">: WGI Rule of Law -0, 50 → 0, 00; GNI bình quân đầu người 1.000–5.000 USD; tốc độ tăng trưởng cao nhưng gap de jure–de facto lớn (Xu, 2024); sản xuất FDI-driven dẫn dắt xuất khẩu. Pattern WBES: FSTS phân cực cao/thấp trong nội bộ nhóm; FDI thấp nhất (4, 7%) do doanh nghiệp nội địa chi phối mẫu.</w:t>
       </w:r>
     </w:p>
     <w:p>
@@ -6657,10 +6648,10 @@
           <w:bCs/>
           <w:b/>
         </w:rPr>
-        <w:t xml:space="preserve">Nhóm V — Cận biên (Frontier)</w:t>
-      </w:r>
-      <w:r>
-        <w:t xml:space="preserve">: WGI Rule of Law &lt; -0,50; GNI bình quân đầu người &lt;1.000 hoặc &lt;3.000 USD với voids thể chế lớn; nhiều nước đang qua giai đoạn xung đột hoặc chuyển đổi sau xung đột. Pattern WBES: phân tán năng suất cao nhất (độ lệch chuẩn log 1,36), R&amp;D thấp nhất, nhưng đổi mới sản phẩm cao (đổi mới bằng nguồn lực hạn chế).</w:t>
+        <w:t xml:space="preserve">Nhóm V, Cận biên (Frontier)</w:t>
+      </w:r>
+      <w:r>
+        <w:t xml:space="preserve">: WGI Rule of Law &lt; -0, 50; GNI bình quân đầu người &lt;1.000 hoặc &lt;3.000 USD với voids thể chế lớn; nhiều nước đang qua giai đoạn xung đột hoặc chuyển đổi sau xung đột. Pattern WBES: phân tán năng suất cao nhất (độ lệch chuẩn log 1, 36), R&amp;D thấp nhất, nhưng đổi mới sản phẩm cao (đổi mới bằng nguồn lực hạn chế).</w:t>
       </w:r>
     </w:p>
     <w:p>
@@ -6672,14 +6663,14 @@
           <w:bCs/>
           <w:b/>
         </w:rPr>
-        <w:t xml:space="preserve">Nhóm VI — SIDS Thái Bình Dương (Trường hợp biên mở rộng)</w:t>
-      </w:r>
-      <w:r>
-        <w:t xml:space="preserve">: Dân số &lt;1 triệu; cô lập địa lý &gt;2.000 km từ hub thương mại; phụ thuộc ODA + remittances &gt; 20% GDP; mô hình MIRAB (Bertram, 2006). Pattern WBES: n=1.371 (1,4% pool); FDI cao nhất (23,5% — do MNE du lịch); đổi mới sản phẩm cao nhất (41,5% — đổi mới bằng nguồn lực hạn chế); website cao ngoại trừ Kiribati (18,7%).</w:t>
-      </w:r>
-    </w:p>
-    <w:bookmarkEnd w:id="42"/>
-    <w:bookmarkStart w:id="43" w:name="X4d09b9f28b7e56385f03d12ed1cc26cd793028d"/>
+        <w:t xml:space="preserve">Nhóm VI, SIDS Thái Bình Dương (Trường hợp biên mở rộng)</w:t>
+      </w:r>
+      <w:r>
+        <w:t xml:space="preserve">: Dân số &lt;1 triệu; cô lập địa lý &gt;2.000 km từ hub thương mại; phụ thuộc ODA + remittances &gt; 20% GDP; mô hình MIRAB (Bertram, 2006). Pattern WBES: n=1.371 (1, 4% pool); FDI cao nhất (23, 5%, do MNE du lịch); đổi mới sản phẩm cao nhất (41, 5%, đổi mới bằng nguồn lực hạn chế); website cao ngoại trừ Kiribati (18, 7%).</w:t>
+      </w:r>
+    </w:p>
+    <w:bookmarkEnd w:id="43"/>
+    <w:bookmarkStart w:id="44" w:name="X4d09b9f28b7e56385f03d12ed1cc26cd793028d"/>
     <w:p>
       <w:pPr>
         <w:pStyle w:val="Heading4"/>
@@ -6710,7 +6701,7 @@
           <w:iCs/>
           <w:i/>
         </w:rPr>
-        <w:t xml:space="preserve">Phân loại 47 nền kinh tế vào 6 nhóm ICRV — tiêu chí và số doanh nghiệp.</w:t>
+        <w:t xml:space="preserve">Phân loại 47 nền kinh tế vào 6 nhóm ICRV, tiêu chí và số doanh nghiệp.</w:t>
       </w:r>
     </w:p>
     <w:tbl>
@@ -6804,7 +6795,7 @@
               <w:jc w:val="left"/>
             </w:pPr>
             <w:r>
-              <w:t xml:space="preserve">Advanced — innovation-driven</w:t>
+              <w:t xml:space="preserve">Advanced, innovation-driven</w:t>
             </w:r>
           </w:p>
         </w:tc>
@@ -6858,7 +6849,7 @@
               <w:jc w:val="left"/>
             </w:pPr>
             <w:r>
-              <w:t xml:space="preserve">Advanced — resource-driven</w:t>
+              <w:t xml:space="preserve">Advanced, resource-driven</w:t>
             </w:r>
           </w:p>
         </w:tc>
@@ -7167,11 +7158,11 @@
           <w:iCs/>
           <w:i/>
         </w:rPr>
-        <w:t xml:space="preserve">Ghi chú: n_firms là phân bố xấp xỉ theo pool 101.185; tổng 5 nhóm chính (I–V) = 99.814 (phạm vi chính 41 nước châu Á); SIDS Nhóm VI = 1.371 (1,4% pool).</w:t>
-      </w:r>
-    </w:p>
-    <w:bookmarkEnd w:id="43"/>
-    <w:bookmarkStart w:id="44" w:name="Xd47f898f6991efbde7b27bc90a430952f5ee92c"/>
+        <w:t xml:space="preserve">Ghi chú: n_firms là phân bố xấp xỉ theo pool 101.185; tổng 5 nhóm chính (I–V) = 99.814 (phạm vi chính 41 nước châu Á); SIDS Nhóm VI = 1.371 (1, 4% pool).</w:t>
+      </w:r>
+    </w:p>
+    <w:bookmarkEnd w:id="44"/>
+    <w:bookmarkStart w:id="45" w:name="Xd47f898f6991efbde7b27bc90a430952f5ee92c"/>
     <w:p>
       <w:pPr>
         <w:pStyle w:val="Heading4"/>
@@ -7202,7 +7193,7 @@
           <w:iCs/>
           <w:i/>
         </w:rPr>
-        <w:t xml:space="preserve">Đặc điểm điển hình của 6 nhóm ICRV — WGI, GNI, cơ chế tăng trưởng, pattern WBES dự kiến.</w:t>
+        <w:t xml:space="preserve">Đặc điểm điển hình của 6 nhóm ICRV, WGI, GNI, cơ chế tăng trưởng, pattern WBES dự kiến.</w:t>
       </w:r>
     </w:p>
     <w:tbl>
@@ -7319,19 +7310,19 @@
               <w:jc w:val="left"/>
             </w:pPr>
             <w:r>
-              <w:t xml:space="preserve">I — Innovation</w:t>
-            </w:r>
-          </w:p>
-        </w:tc>
-        <w:tc>
-          <w:tcPr/>
-          <w:p>
-            <w:pPr>
-              <w:pStyle w:val="Compact"/>
-              <w:jc w:val="left"/>
-            </w:pPr>
-            <w:r>
-              <w:t xml:space="preserve">&gt;+0,80</w:t>
+              <w:t xml:space="preserve">I, Innovation</w:t>
+            </w:r>
+          </w:p>
+        </w:tc>
+        <w:tc>
+          <w:tcPr/>
+          <w:p>
+            <w:pPr>
+              <w:pStyle w:val="Compact"/>
+              <w:jc w:val="left"/>
+            </w:pPr>
+            <w:r>
+              <w:t xml:space="preserve">&gt;+0, 80</w:t>
             </w:r>
           </w:p>
         </w:tc>
@@ -7379,7 +7370,7 @@
               <w:jc w:val="left"/>
             </w:pPr>
             <w:r>
-              <w:t xml:space="preserve">~1,03</w:t>
+              <w:t xml:space="preserve">~1, 03</w:t>
             </w:r>
           </w:p>
         </w:tc>
@@ -7405,19 +7396,19 @@
               <w:jc w:val="left"/>
             </w:pPr>
             <w:r>
-              <w:t xml:space="preserve">II — Resource</w:t>
-            </w:r>
-          </w:p>
-        </w:tc>
-        <w:tc>
-          <w:tcPr/>
-          <w:p>
-            <w:pPr>
-              <w:pStyle w:val="Compact"/>
-              <w:jc w:val="left"/>
-            </w:pPr>
-            <w:r>
-              <w:t xml:space="preserve">+0,00→+0,50</w:t>
+              <w:t xml:space="preserve">II, Resource</w:t>
+            </w:r>
+          </w:p>
+        </w:tc>
+        <w:tc>
+          <w:tcPr/>
+          <w:p>
+            <w:pPr>
+              <w:pStyle w:val="Compact"/>
+              <w:jc w:val="left"/>
+            </w:pPr>
+            <w:r>
+              <w:t xml:space="preserve">+0, 00→+0, 50</w:t>
             </w:r>
           </w:p>
         </w:tc>
@@ -7465,7 +7456,7 @@
               <w:jc w:val="left"/>
             </w:pPr>
             <w:r>
-              <w:t xml:space="preserve">~0,49</w:t>
+              <w:t xml:space="preserve">~0, 49</w:t>
             </w:r>
           </w:p>
         </w:tc>
@@ -7491,19 +7482,19 @@
               <w:jc w:val="left"/>
             </w:pPr>
             <w:r>
-              <w:t xml:space="preserve">III — Upper-mid</w:t>
-            </w:r>
-          </w:p>
-        </w:tc>
-        <w:tc>
-          <w:tcPr/>
-          <w:p>
-            <w:pPr>
-              <w:pStyle w:val="Compact"/>
-              <w:jc w:val="left"/>
-            </w:pPr>
-            <w:r>
-              <w:t xml:space="preserve">0,00→+0,80</w:t>
+              <w:t xml:space="preserve">III, Upper-mid</w:t>
+            </w:r>
+          </w:p>
+        </w:tc>
+        <w:tc>
+          <w:tcPr/>
+          <w:p>
+            <w:pPr>
+              <w:pStyle w:val="Compact"/>
+              <w:jc w:val="left"/>
+            </w:pPr>
+            <w:r>
+              <w:t xml:space="preserve">0, 00→+0, 80</w:t>
             </w:r>
           </w:p>
         </w:tc>
@@ -7565,7 +7556,7 @@
               <w:jc w:val="left"/>
             </w:pPr>
             <w:r>
-              <w:t xml:space="preserve">~1,29</w:t>
+              <w:t xml:space="preserve">~1, 29</w:t>
             </w:r>
           </w:p>
         </w:tc>
@@ -7591,19 +7582,19 @@
               <w:jc w:val="left"/>
             </w:pPr>
             <w:r>
-              <w:t xml:space="preserve">IV — Emerging</w:t>
-            </w:r>
-          </w:p>
-        </w:tc>
-        <w:tc>
-          <w:tcPr/>
-          <w:p>
-            <w:pPr>
-              <w:pStyle w:val="Compact"/>
-              <w:jc w:val="left"/>
-            </w:pPr>
-            <w:r>
-              <w:t xml:space="preserve">-0,50→0,00</w:t>
+              <w:t xml:space="preserve">IV, Emerging</w:t>
+            </w:r>
+          </w:p>
+        </w:tc>
+        <w:tc>
+          <w:tcPr/>
+          <w:p>
+            <w:pPr>
+              <w:pStyle w:val="Compact"/>
+              <w:jc w:val="left"/>
+            </w:pPr>
+            <w:r>
+              <w:t xml:space="preserve">-0, 50→0, 00</w:t>
             </w:r>
           </w:p>
         </w:tc>
@@ -7665,19 +7656,19 @@
               <w:jc w:val="left"/>
             </w:pPr>
             <w:r>
-              <w:t xml:space="preserve">~1,24</w:t>
-            </w:r>
-          </w:p>
-        </w:tc>
-        <w:tc>
-          <w:tcPr/>
-          <w:p>
-            <w:pPr>
-              <w:pStyle w:val="Compact"/>
-              <w:jc w:val="left"/>
-            </w:pPr>
-            <w:r>
-              <w:t xml:space="preserve">U ngược; điểm uốn 39–46% (VNM) — bẫy chuyển hướng nguồn lực</w:t>
+              <w:t xml:space="preserve">~1, 24</w:t>
+            </w:r>
+          </w:p>
+        </w:tc>
+        <w:tc>
+          <w:tcPr/>
+          <w:p>
+            <w:pPr>
+              <w:pStyle w:val="Compact"/>
+              <w:jc w:val="left"/>
+            </w:pPr>
+            <w:r>
+              <w:t xml:space="preserve">U ngược; điểm uốn 39–46% (VNM), bẫy chuyển hướng nguồn lực</w:t>
             </w:r>
           </w:p>
         </w:tc>
@@ -7691,19 +7682,19 @@
               <w:jc w:val="left"/>
             </w:pPr>
             <w:r>
-              <w:t xml:space="preserve">V — Frontier</w:t>
-            </w:r>
-          </w:p>
-        </w:tc>
-        <w:tc>
-          <w:tcPr/>
-          <w:p>
-            <w:pPr>
-              <w:pStyle w:val="Compact"/>
-              <w:jc w:val="left"/>
-            </w:pPr>
-            <w:r>
-              <w:t xml:space="preserve">&lt;-0,50</w:t>
+              <w:t xml:space="preserve">V, Frontier</w:t>
+            </w:r>
+          </w:p>
+        </w:tc>
+        <w:tc>
+          <w:tcPr/>
+          <w:p>
+            <w:pPr>
+              <w:pStyle w:val="Compact"/>
+              <w:jc w:val="left"/>
+            </w:pPr>
+            <w:r>
+              <w:t xml:space="preserve">&lt;-0, 50</w:t>
             </w:r>
           </w:p>
         </w:tc>
@@ -7768,7 +7759,7 @@
               <w:jc w:val="left"/>
             </w:pPr>
             <w:r>
-              <w:t xml:space="preserve">~1,36</w:t>
+              <w:t xml:space="preserve">~1, 36</w:t>
             </w:r>
           </w:p>
         </w:tc>
@@ -7794,7 +7785,7 @@
               <w:jc w:val="left"/>
             </w:pPr>
             <w:r>
-              <w:t xml:space="preserve">VI — SIDS</w:t>
+              <w:t xml:space="preserve">VI, SIDS</w:t>
             </w:r>
           </w:p>
         </w:tc>
@@ -7868,19 +7859,19 @@
               <w:jc w:val="left"/>
             </w:pPr>
             <w:r>
-              <w:t xml:space="preserve">~1,32</w:t>
-            </w:r>
-          </w:p>
-        </w:tc>
-        <w:tc>
-          <w:tcPr/>
-          <w:p>
-            <w:pPr>
-              <w:pStyle w:val="Compact"/>
-              <w:jc w:val="left"/>
-            </w:pPr>
-            <w:r>
-              <w:t xml:space="preserve">Chi phí buộc phải quốc tế hóa — U-curve không vận hành</w:t>
+              <w:t xml:space="preserve">~1, 32</w:t>
+            </w:r>
+          </w:p>
+        </w:tc>
+        <w:tc>
+          <w:tcPr/>
+          <w:p>
+            <w:pPr>
+              <w:pStyle w:val="Compact"/>
+              <w:jc w:val="left"/>
+            </w:pPr>
+            <w:r>
+              <w:t xml:space="preserve">Chi phí buộc phải quốc tế hóa, U-curve không vận hành</w:t>
             </w:r>
           </w:p>
         </w:tc>
@@ -7895,7 +7886,7 @@
           <w:iCs/>
           <w:i/>
         </w:rPr>
-        <w:t xml:space="preserve">Nguồn: Tổng hợp từ World Bank Enterprise Surveys (2025); WGI từ Kaufmann et al. (2011); GNI từ World Bank (2025, tháng 7). Pattern WBES từ phân tích Chương 4 và Đỗ &amp; Phan (2026 — VEFR, JABS, JFAR, MIR under review).</w:t>
+        <w:t xml:space="preserve">Nguồn: Tổng hợp từ World Bank Enterprise Surveys (2025); WGI từ Kaufmann et al. (2011); GNI từ World Bank (2025, tháng 7). Pattern WBES từ phân tích Chương 4 và Đỗ &amp; Phan (2026, VEFR, JABS, JFAR, MIR under review).</w:t>
       </w:r>
     </w:p>
     <w:p>
@@ -7905,9 +7896,9 @@
         </w:pict>
       </w:r>
     </w:p>
-    <w:bookmarkEnd w:id="44"/>
     <w:bookmarkEnd w:id="45"/>
-    <w:bookmarkStart w:id="49" w:name="X7a4557ec5f328bbc85d5a4ed1bb75ea10e661ff"/>
+    <w:bookmarkEnd w:id="46"/>
+    <w:bookmarkStart w:id="50" w:name="X7a4557ec5f328bbc85d5a4ed1bb75ea10e661ff"/>
     <w:p>
       <w:pPr>
         <w:pStyle w:val="Heading3"/>
@@ -7916,7 +7907,7 @@
         <w:t xml:space="preserve">2.3.3 Thực trạng năng suất lao động và quốc tế hóa</w:t>
       </w:r>
     </w:p>
-    <w:bookmarkStart w:id="46" w:name="X9efc38921db522c2198468480477304ba858e97"/>
+    <w:bookmarkStart w:id="47" w:name="X9efc38921db522c2198468480477304ba858e97"/>
     <w:p>
       <w:pPr>
         <w:pStyle w:val="Heading4"/>
@@ -7963,17 +7954,17 @@
         <w:t xml:space="preserve">108 cặp quốc gia × năm</w:t>
       </w:r>
       <w:r>
-        <w:t xml:space="preserve">, giai đoạn 2009–2025 (bao gồm Kiribati 2025: +150 doanh nghiệp, +1 cặp quốc gia × năm). Tổng hợp này kế thừa và mở rộng từ 17 nước châu Á mới nổi (~40.633 doanh nghiệp) của Đỗ &amp; Phan (2026 — VEFR), gấp ~2,5 lần. Phân bố theo phân nhóm con ICRV: Emerging 47.803 (47%), Frontier 28.678 (28%), Upper-middle 16.693 (17%), Advanced 6.640 (7%),</w:t>
-      </w:r>
-      <w:r>
-        <w:t xml:space="preserve"> </w:t>
-      </w:r>
-      <w:r>
-        <w:rPr>
-          <w:bCs/>
-          <w:b/>
-        </w:rPr>
-        <w:t xml:space="preserve">SIDS 1.371 (1,4% — bao gồm Kiribati 2025)</w:t>
+        <w:t xml:space="preserve">, giai đoạn 2009–2025 (bao gồm Kiribati 2025: +150 doanh nghiệp, +1 cặp quốc gia × năm). Tổng hợp này kế thừa và mở rộng từ 17 nước châu Á mới nổi (~40.633 doanh nghiệp) của Đỗ &amp; Phan (2026, VEFR), gấp ~2, 5 lần. Phân bố theo phân nhóm con ICRV: Emerging 47.803 (47%), Frontier 28.678 (28%), Upper-middle 16.693 (17%), Advanced 6.640 (7%),</w:t>
+      </w:r>
+      <w:r>
+        <w:t xml:space="preserve"> </w:t>
+      </w:r>
+      <w:r>
+        <w:rPr>
+          <w:bCs/>
+          <w:b/>
+        </w:rPr>
+        <w:t xml:space="preserve">SIDS 1.371 (1, 4%, bao gồm Kiribati 2025)</w:t>
       </w:r>
       <w:r>
         <w:t xml:space="preserve">. Có</w:t>
@@ -8004,7 +7995,7 @@
           <w:iCs/>
           <w:i/>
         </w:rPr>
-        <w:t xml:space="preserve">Hình 2.3.3.1. Phân bố mẫu 101.185 doanh nghiệp xuyên 17 năm (2009–2025) theo 3 thế hệ schema WBES: PICS3 (2009–2012, n=14.171), Standardized (2013–2017, n=24.564), BREADY (2018–2025, n=62.450 bao gồm Kiribati 2025). Đợt 2025 đột biến với 17.053 doanh nghiệp = 16,9% pool (14 quốc gia, bao gồm Nepal 2025 BREADY Micro n=1.740).</w:t>
+        <w:t xml:space="preserve">Hình 2.3.3.1. Phân bố mẫu 101.185 doanh nghiệp xuyên 17 năm (2009–2025) theo 3 thế hệ schema WBES: PICS3 (2009–2012, n=14.171), Standardized (2013–2017, n=24.564), BREADY (2018–2025, n=62.450 bao gồm Kiribati 2025). Đợt 2025 đột biến với 17.053 doanh nghiệp = 16, 9% pool (14 quốc gia, bao gồm Nepal 2025 BREADY Micro n=1.740).</w:t>
       </w:r>
     </w:p>
     <w:p>
@@ -8016,7 +8007,7 @@
           <w:iCs/>
           <w:i/>
         </w:rPr>
-        <w:t xml:space="preserve">Hình 2.3.3.2. Bar chart phân bố theo 5 phân nhóm con: Emerging (47.803, 47,2%), Frontier (28.678, 28,3%), Upper-middle (16.693, 16,5%), Advanced (6.640, 6,6%), SIDS Thái Bình Dương (1.371, 1,4%, bao gồm Kiribati 2025).</w:t>
+        <w:t xml:space="preserve">Hình 2.3.3.2. Bar chart phân bố theo 5 phân nhóm con: Emerging (47.803, 47, 2%), Frontier (28.678, 28, 3%), Upper-middle (16.693, 16, 5%), Advanced (6.640, 6, 6%), SIDS Thái Bình Dương (1.371, 1, 4%, bao gồm Kiribati 2025).</w:t>
       </w:r>
     </w:p>
     <w:p>
@@ -8062,8 +8053,8 @@
         <w:t xml:space="preserve">; winsorize log năng suất ở mức 1/99 phân vị trong cụm quốc gia × năm.</w:t>
       </w:r>
     </w:p>
-    <w:bookmarkEnd w:id="46"/>
-    <w:bookmarkStart w:id="47" w:name="X776ba5e7e4447177ea5f3b43c9e3a363fcc40bd"/>
+    <w:bookmarkEnd w:id="47"/>
+    <w:bookmarkStart w:id="48" w:name="X776ba5e7e4447177ea5f3b43c9e3a363fcc40bd"/>
     <w:p>
       <w:pPr>
         <w:pStyle w:val="Heading4"/>
@@ -8202,7 +8193,7 @@
                 <w:bCs/>
                 <w:b/>
               </w:rPr>
-              <w:t xml:space="preserve">Advanced — innovation-driven</w:t>
+              <w:t xml:space="preserve">Advanced, innovation-driven</w:t>
             </w:r>
             <w:r>
               <w:t xml:space="preserve"> </w:t>
@@ -8252,31 +8243,31 @@
                 <w:bCs/>
                 <w:b/>
               </w:rPr>
-              <w:t xml:space="preserve">1,03</w:t>
-            </w:r>
-          </w:p>
-        </w:tc>
-        <w:tc>
-          <w:tcPr/>
-          <w:p>
-            <w:pPr>
-              <w:pStyle w:val="Compact"/>
-              <w:jc w:val="left"/>
-            </w:pPr>
-            <w:r>
-              <w:t xml:space="preserve">—</w:t>
-            </w:r>
-          </w:p>
-        </w:tc>
-        <w:tc>
-          <w:tcPr/>
-          <w:p>
-            <w:pPr>
-              <w:pStyle w:val="Compact"/>
-              <w:jc w:val="left"/>
-            </w:pPr>
-            <w:r>
-              <w:t xml:space="preserve">—</w:t>
+              <w:t xml:space="preserve">1, 03</w:t>
+            </w:r>
+          </w:p>
+        </w:tc>
+        <w:tc>
+          <w:tcPr/>
+          <w:p>
+            <w:pPr>
+              <w:pStyle w:val="Compact"/>
+              <w:jc w:val="left"/>
+            </w:pPr>
+            <w:r>
+              <w:t xml:space="preserve">,</w:t>
+            </w:r>
+          </w:p>
+        </w:tc>
+        <w:tc>
+          <w:tcPr/>
+          <w:p>
+            <w:pPr>
+              <w:pStyle w:val="Compact"/>
+              <w:jc w:val="left"/>
+            </w:pPr>
+            <w:r>
+              <w:t xml:space="preserve">,</w:t>
             </w:r>
           </w:p>
         </w:tc>
@@ -8294,7 +8285,7 @@
                 <w:bCs/>
                 <w:b/>
               </w:rPr>
-              <w:t xml:space="preserve">Advanced — resource-driven</w:t>
+              <w:t xml:space="preserve">Advanced, resource-driven</w:t>
             </w:r>
             <w:r>
               <w:t xml:space="preserve"> </w:t>
@@ -8344,31 +8335,31 @@
                 <w:bCs/>
                 <w:b/>
               </w:rPr>
-              <w:t xml:space="preserve">0,49</w:t>
-            </w:r>
-          </w:p>
-        </w:tc>
-        <w:tc>
-          <w:tcPr/>
-          <w:p>
-            <w:pPr>
-              <w:pStyle w:val="Compact"/>
-              <w:jc w:val="left"/>
-            </w:pPr>
-            <w:r>
-              <w:t xml:space="preserve">—</w:t>
-            </w:r>
-          </w:p>
-        </w:tc>
-        <w:tc>
-          <w:tcPr/>
-          <w:p>
-            <w:pPr>
-              <w:pStyle w:val="Compact"/>
-              <w:jc w:val="left"/>
-            </w:pPr>
-            <w:r>
-              <w:t xml:space="preserve">—</w:t>
+              <w:t xml:space="preserve">0, 49</w:t>
+            </w:r>
+          </w:p>
+        </w:tc>
+        <w:tc>
+          <w:tcPr/>
+          <w:p>
+            <w:pPr>
+              <w:pStyle w:val="Compact"/>
+              <w:jc w:val="left"/>
+            </w:pPr>
+            <w:r>
+              <w:t xml:space="preserve">,</w:t>
+            </w:r>
+          </w:p>
+        </w:tc>
+        <w:tc>
+          <w:tcPr/>
+          <w:p>
+            <w:pPr>
+              <w:pStyle w:val="Compact"/>
+              <w:jc w:val="left"/>
+            </w:pPr>
+            <w:r>
+              <w:t xml:space="preserve">,</w:t>
             </w:r>
           </w:p>
         </w:tc>
@@ -8386,7 +8377,7 @@
                 <w:iCs/>
                 <w:i/>
               </w:rPr>
-              <w:t xml:space="preserve">Advanced (gộp — tham chiếu)</w:t>
+              <w:t xml:space="preserve">Advanced (gộp, tham chiếu)</w:t>
             </w:r>
           </w:p>
         </w:tc>
@@ -8422,31 +8413,31 @@
               <w:jc w:val="left"/>
             </w:pPr>
             <w:r>
-              <w:t xml:space="preserve">0,86</w:t>
-            </w:r>
-          </w:p>
-        </w:tc>
-        <w:tc>
-          <w:tcPr/>
-          <w:p>
-            <w:pPr>
-              <w:pStyle w:val="Compact"/>
-              <w:jc w:val="left"/>
-            </w:pPr>
-            <w:r>
-              <w:t xml:space="preserve">10,8</w:t>
-            </w:r>
-          </w:p>
-        </w:tc>
-        <w:tc>
-          <w:tcPr/>
-          <w:p>
-            <w:pPr>
-              <w:pStyle w:val="Compact"/>
-              <w:jc w:val="left"/>
-            </w:pPr>
-            <w:r>
-              <w:t xml:space="preserve">3,1</w:t>
+              <w:t xml:space="preserve">0, 86</w:t>
+            </w:r>
+          </w:p>
+        </w:tc>
+        <w:tc>
+          <w:tcPr/>
+          <w:p>
+            <w:pPr>
+              <w:pStyle w:val="Compact"/>
+              <w:jc w:val="left"/>
+            </w:pPr>
+            <w:r>
+              <w:t xml:space="preserve">10, 8</w:t>
+            </w:r>
+          </w:p>
+        </w:tc>
+        <w:tc>
+          <w:tcPr/>
+          <w:p>
+            <w:pPr>
+              <w:pStyle w:val="Compact"/>
+              <w:jc w:val="left"/>
+            </w:pPr>
+            <w:r>
+              <w:t xml:space="preserve">3, 1</w:t>
             </w:r>
           </w:p>
         </w:tc>
@@ -8496,31 +8487,31 @@
               <w:jc w:val="left"/>
             </w:pPr>
             <w:r>
-              <w:t xml:space="preserve">1,29</w:t>
-            </w:r>
-          </w:p>
-        </w:tc>
-        <w:tc>
-          <w:tcPr/>
-          <w:p>
-            <w:pPr>
-              <w:pStyle w:val="Compact"/>
-              <w:jc w:val="left"/>
-            </w:pPr>
-            <w:r>
-              <w:t xml:space="preserve">27,7</w:t>
-            </w:r>
-          </w:p>
-        </w:tc>
-        <w:tc>
-          <w:tcPr/>
-          <w:p>
-            <w:pPr>
-              <w:pStyle w:val="Compact"/>
-              <w:jc w:val="left"/>
-            </w:pPr>
-            <w:r>
-              <w:t xml:space="preserve">5,4</w:t>
+              <w:t xml:space="preserve">1, 29</w:t>
+            </w:r>
+          </w:p>
+        </w:tc>
+        <w:tc>
+          <w:tcPr/>
+          <w:p>
+            <w:pPr>
+              <w:pStyle w:val="Compact"/>
+              <w:jc w:val="left"/>
+            </w:pPr>
+            <w:r>
+              <w:t xml:space="preserve">27, 7</w:t>
+            </w:r>
+          </w:p>
+        </w:tc>
+        <w:tc>
+          <w:tcPr/>
+          <w:p>
+            <w:pPr>
+              <w:pStyle w:val="Compact"/>
+              <w:jc w:val="left"/>
+            </w:pPr>
+            <w:r>
+              <w:t xml:space="preserve">5, 4</w:t>
             </w:r>
           </w:p>
         </w:tc>
@@ -8570,31 +8561,31 @@
               <w:jc w:val="left"/>
             </w:pPr>
             <w:r>
-              <w:t xml:space="preserve">1,24</w:t>
-            </w:r>
-          </w:p>
-        </w:tc>
-        <w:tc>
-          <w:tcPr/>
-          <w:p>
-            <w:pPr>
-              <w:pStyle w:val="Compact"/>
-              <w:jc w:val="left"/>
-            </w:pPr>
-            <w:r>
-              <w:t xml:space="preserve">30,6</w:t>
-            </w:r>
-          </w:p>
-        </w:tc>
-        <w:tc>
-          <w:tcPr/>
-          <w:p>
-            <w:pPr>
-              <w:pStyle w:val="Compact"/>
-              <w:jc w:val="left"/>
-            </w:pPr>
-            <w:r>
-              <w:t xml:space="preserve">5,1</w:t>
+              <w:t xml:space="preserve">1, 24</w:t>
+            </w:r>
+          </w:p>
+        </w:tc>
+        <w:tc>
+          <w:tcPr/>
+          <w:p>
+            <w:pPr>
+              <w:pStyle w:val="Compact"/>
+              <w:jc w:val="left"/>
+            </w:pPr>
+            <w:r>
+              <w:t xml:space="preserve">30, 6</w:t>
+            </w:r>
+          </w:p>
+        </w:tc>
+        <w:tc>
+          <w:tcPr/>
+          <w:p>
+            <w:pPr>
+              <w:pStyle w:val="Compact"/>
+              <w:jc w:val="left"/>
+            </w:pPr>
+            <w:r>
+              <w:t xml:space="preserve">5, 1</w:t>
             </w:r>
           </w:p>
         </w:tc>
@@ -8644,31 +8635,31 @@
               <w:jc w:val="left"/>
             </w:pPr>
             <w:r>
-              <w:t xml:space="preserve">1,36</w:t>
-            </w:r>
-          </w:p>
-        </w:tc>
-        <w:tc>
-          <w:tcPr/>
-          <w:p>
-            <w:pPr>
-              <w:pStyle w:val="Compact"/>
-              <w:jc w:val="left"/>
-            </w:pPr>
-            <w:r>
-              <w:t xml:space="preserve">39,6</w:t>
-            </w:r>
-          </w:p>
-        </w:tc>
-        <w:tc>
-          <w:tcPr/>
-          <w:p>
-            <w:pPr>
-              <w:pStyle w:val="Compact"/>
-              <w:jc w:val="left"/>
-            </w:pPr>
-            <w:r>
-              <w:t xml:space="preserve">6,1</w:t>
+              <w:t xml:space="preserve">1, 36</w:t>
+            </w:r>
+          </w:p>
+        </w:tc>
+        <w:tc>
+          <w:tcPr/>
+          <w:p>
+            <w:pPr>
+              <w:pStyle w:val="Compact"/>
+              <w:jc w:val="left"/>
+            </w:pPr>
+            <w:r>
+              <w:t xml:space="preserve">39, 6</w:t>
+            </w:r>
+          </w:p>
+        </w:tc>
+        <w:tc>
+          <w:tcPr/>
+          <w:p>
+            <w:pPr>
+              <w:pStyle w:val="Compact"/>
+              <w:jc w:val="left"/>
+            </w:pPr>
+            <w:r>
+              <w:t xml:space="preserve">6, 1</w:t>
             </w:r>
           </w:p>
         </w:tc>
@@ -8734,31 +8725,31 @@
                 <w:bCs/>
                 <w:b/>
               </w:rPr>
-              <w:t xml:space="preserve">1,32</w:t>
-            </w:r>
-          </w:p>
-        </w:tc>
-        <w:tc>
-          <w:tcPr/>
-          <w:p>
-            <w:pPr>
-              <w:pStyle w:val="Compact"/>
-              <w:jc w:val="left"/>
-            </w:pPr>
-            <w:r>
-              <w:t xml:space="preserve">—</w:t>
-            </w:r>
-          </w:p>
-        </w:tc>
-        <w:tc>
-          <w:tcPr/>
-          <w:p>
-            <w:pPr>
-              <w:pStyle w:val="Compact"/>
-              <w:jc w:val="left"/>
-            </w:pPr>
-            <w:r>
-              <w:t xml:space="preserve">—</w:t>
+              <w:t xml:space="preserve">1, 32</w:t>
+            </w:r>
+          </w:p>
+        </w:tc>
+        <w:tc>
+          <w:tcPr/>
+          <w:p>
+            <w:pPr>
+              <w:pStyle w:val="Compact"/>
+              <w:jc w:val="left"/>
+            </w:pPr>
+            <w:r>
+              <w:t xml:space="preserve">,</w:t>
+            </w:r>
+          </w:p>
+        </w:tc>
+        <w:tc>
+          <w:tcPr/>
+          <w:p>
+            <w:pPr>
+              <w:pStyle w:val="Compact"/>
+              <w:jc w:val="left"/>
+            </w:pPr>
+            <w:r>
+              <w:t xml:space="preserve">,</w:t>
             </w:r>
           </w:p>
         </w:tc>
@@ -8773,7 +8764,7 @@
           <w:iCs/>
           <w:i/>
         </w:rPr>
-        <w:t xml:space="preserve">Ghi chú: Advanced tách 2 phân nhóm con — tỷ số phân tán Singapore (1,03) so với Vùng Vịnh (0,49) ≈</w:t>
+        <w:t xml:space="preserve">Ghi chú: Advanced tách 2 phân nhóm con, tỷ số phân tán Singapore (1, 03) so với Vùng Vịnh (0, 49) ≈</w:t>
       </w:r>
       <w:r>
         <w:rPr>
@@ -8789,14 +8780,14 @@
           <w:iCs/>
           <w:i/>
         </w:rPr>
-        <w:t xml:space="preserve">2,1 lần</w:t>
+        <w:t xml:space="preserve">2, 1 lần</w:t>
       </w:r>
       <w:r>
         <w:rPr>
           <w:iCs/>
           <w:i/>
         </w:rPr>
-        <w:t xml:space="preserve">. Hàng SIDS bao gồm Kiribati 2025 (n=150, độ lệch chuẩn log 1,48). n_firms trong bảng phản ánh mẫu phân tích sau khi loại bỏ giá trị thiếu cho biến năng suất (SIDS analytic n=1.097 so với pool đầy đủ n=1.371; chênh lệch 274 quan sát do thiếu dữ liệu doanh thu hoặc lao động).</w:t>
+        <w:t xml:space="preserve">. Hàng SIDS bao gồm Kiribati 2025 (n=150, độ lệch chuẩn log 1, 48). n_firms trong bảng phản ánh mẫu phân tích sau khi loại bỏ giá trị thiếu cho biến năng suất (SIDS analytic n=1.097 so với pool đầy đủ n=1.371; chênh lệch 274 quan sát do thiếu dữ liệu doanh thu hoặc lao động).</w:t>
       </w:r>
     </w:p>
     <w:p>
@@ -8808,7 +8799,7 @@
           <w:iCs/>
           <w:i/>
         </w:rPr>
-        <w:t xml:space="preserve">Hình 2.3.3.3. Đồ thị mật độ kernel cho 6 phân nhóm con: Advanced innovation (sd 1,03), Advanced resource (sd 0,49), Upper-middle (1,29), Emerging (1,24), Frontier (1,36), SIDS (1,32). Phân nhóm tài nguyên dẫn dắt (Vùng Vịnh) phân tán hẹp nhất; Frontier rộng nhất.</w:t>
+        <w:t xml:space="preserve">Hình 2.3.3.3. Đồ thị mật độ kernel cho 6 phân nhóm con: Advanced innovation (sd 1, 03), Advanced resource (sd 0, 49), Upper-middle (1, 29), Emerging (1, 24), Frontier (1, 36), SIDS (1, 32). Phân nhóm tài nguyên dẫn dắt (Vùng Vịnh) phân tán hẹp nhất; Frontier rộng nhất.</w:t>
       </w:r>
     </w:p>
     <w:p>
@@ -8816,7 +8807,7 @@
         <w:pStyle w:val="BodyText"/>
       </w:pPr>
       <w:r>
-        <w:t xml:space="preserve">Năm phát hiện chính từ Bảng 2.3.3.1: (1) Phân tán Advanced gộp giảm từ 1,00 → 0,86 sau khi bổ sung Vùng Vịnh — bằng chứng dị biệt nội bộ; (2) Frontier cao nhất — phù hợp</w:t>
+        <w:t xml:space="preserve">Năm phát hiện chính từ Bảng 2.3.3.1: (1) Phân tán Advanced gộp giảm từ 1, 00 → 0, 86 sau khi bổ sung Vùng Vịnh, bằng chứng dị biệt nội bộ; (2) Frontier cao nhất, phù hợp</w:t>
       </w:r>
       <w:r>
         <w:t xml:space="preserve"> </w:t>
@@ -8832,11 +8823,11 @@
         <w:t xml:space="preserve"> </w:t>
       </w:r>
       <w:r>
-        <w:t xml:space="preserve">Hsieh &amp; Klenow (2009, 2014); (3) SIDS ở mức trung bình ~1,32; (4) tỷ số P90/P10 tăng đơn điệu theo phân nhóm con; (5) bằng chứng cho điều tiết thể chế trong quan hệ quốc tế hóa → hiệu quả.</w:t>
-      </w:r>
-    </w:p>
-    <w:bookmarkEnd w:id="47"/>
-    <w:bookmarkStart w:id="48" w:name="Xdea3c3468e1ac43b62453be8eff03e210f590fa"/>
+        <w:t xml:space="preserve">Hsieh &amp; Klenow (2009, 2014); (3) SIDS ở mức trung bình ~1, 32; (4) tỷ số P90/P10 tăng đơn điệu theo phân nhóm con; (5) bằng chứng cho điều tiết thể chế trong quan hệ quốc tế hóa → hiệu quả.</w:t>
+      </w:r>
+    </w:p>
+    <w:bookmarkEnd w:id="48"/>
+    <w:bookmarkStart w:id="49" w:name="Xdea3c3468e1ac43b62453be8eff03e210f590fa"/>
     <w:p>
       <w:pPr>
         <w:pStyle w:val="Heading4"/>
@@ -8957,31 +8948,31 @@
               <w:jc w:val="left"/>
             </w:pPr>
             <w:r>
-              <w:t xml:space="preserve">10,2</w:t>
-            </w:r>
-          </w:p>
-        </w:tc>
-        <w:tc>
-          <w:tcPr/>
-          <w:p>
-            <w:pPr>
-              <w:pStyle w:val="Compact"/>
-              <w:jc w:val="left"/>
-            </w:pPr>
-            <w:r>
-              <w:t xml:space="preserve">23,0</w:t>
-            </w:r>
-          </w:p>
-        </w:tc>
-        <w:tc>
-          <w:tcPr/>
-          <w:p>
-            <w:pPr>
-              <w:pStyle w:val="Compact"/>
-              <w:jc w:val="left"/>
-            </w:pPr>
-            <w:r>
-              <w:t xml:space="preserve">3,15</w:t>
+              <w:t xml:space="preserve">10, 2</w:t>
+            </w:r>
+          </w:p>
+        </w:tc>
+        <w:tc>
+          <w:tcPr/>
+          <w:p>
+            <w:pPr>
+              <w:pStyle w:val="Compact"/>
+              <w:jc w:val="left"/>
+            </w:pPr>
+            <w:r>
+              <w:t xml:space="preserve">23, 0</w:t>
+            </w:r>
+          </w:p>
+        </w:tc>
+        <w:tc>
+          <w:tcPr/>
+          <w:p>
+            <w:pPr>
+              <w:pStyle w:val="Compact"/>
+              <w:jc w:val="left"/>
+            </w:pPr>
+            <w:r>
+              <w:t xml:space="preserve">3, 15</w:t>
             </w:r>
           </w:p>
         </w:tc>
@@ -9007,31 +8998,31 @@
               <w:jc w:val="left"/>
             </w:pPr>
             <w:r>
-              <w:t xml:space="preserve">10,3</w:t>
-            </w:r>
-          </w:p>
-        </w:tc>
-        <w:tc>
-          <w:tcPr/>
-          <w:p>
-            <w:pPr>
-              <w:pStyle w:val="Compact"/>
-              <w:jc w:val="left"/>
-            </w:pPr>
-            <w:r>
-              <w:t xml:space="preserve">21,7</w:t>
-            </w:r>
-          </w:p>
-        </w:tc>
-        <w:tc>
-          <w:tcPr/>
-          <w:p>
-            <w:pPr>
-              <w:pStyle w:val="Compact"/>
-              <w:jc w:val="left"/>
-            </w:pPr>
-            <w:r>
-              <w:t xml:space="preserve">4,25</w:t>
+              <w:t xml:space="preserve">10, 3</w:t>
+            </w:r>
+          </w:p>
+        </w:tc>
+        <w:tc>
+          <w:tcPr/>
+          <w:p>
+            <w:pPr>
+              <w:pStyle w:val="Compact"/>
+              <w:jc w:val="left"/>
+            </w:pPr>
+            <w:r>
+              <w:t xml:space="preserve">21, 7</w:t>
+            </w:r>
+          </w:p>
+        </w:tc>
+        <w:tc>
+          <w:tcPr/>
+          <w:p>
+            <w:pPr>
+              <w:pStyle w:val="Compact"/>
+              <w:jc w:val="left"/>
+            </w:pPr>
+            <w:r>
+              <w:t xml:space="preserve">4, 25</w:t>
             </w:r>
           </w:p>
         </w:tc>
@@ -9057,31 +9048,31 @@
               <w:jc w:val="left"/>
             </w:pPr>
             <w:r>
-              <w:t xml:space="preserve">8,6</w:t>
-            </w:r>
-          </w:p>
-        </w:tc>
-        <w:tc>
-          <w:tcPr/>
-          <w:p>
-            <w:pPr>
-              <w:pStyle w:val="Compact"/>
-              <w:jc w:val="left"/>
-            </w:pPr>
-            <w:r>
-              <w:t xml:space="preserve">15,5</w:t>
-            </w:r>
-          </w:p>
-        </w:tc>
-        <w:tc>
-          <w:tcPr/>
-          <w:p>
-            <w:pPr>
-              <w:pStyle w:val="Compact"/>
-              <w:jc w:val="left"/>
-            </w:pPr>
-            <w:r>
-              <w:t xml:space="preserve">2,81</w:t>
+              <w:t xml:space="preserve">8, 6</w:t>
+            </w:r>
+          </w:p>
+        </w:tc>
+        <w:tc>
+          <w:tcPr/>
+          <w:p>
+            <w:pPr>
+              <w:pStyle w:val="Compact"/>
+              <w:jc w:val="left"/>
+            </w:pPr>
+            <w:r>
+              <w:t xml:space="preserve">15, 5</w:t>
+            </w:r>
+          </w:p>
+        </w:tc>
+        <w:tc>
+          <w:tcPr/>
+          <w:p>
+            <w:pPr>
+              <w:pStyle w:val="Compact"/>
+              <w:jc w:val="left"/>
+            </w:pPr>
+            <w:r>
+              <w:t xml:space="preserve">2, 81</w:t>
             </w:r>
           </w:p>
         </w:tc>
@@ -9107,31 +9098,31 @@
               <w:jc w:val="left"/>
             </w:pPr>
             <w:r>
-              <w:t xml:space="preserve">10,1</w:t>
-            </w:r>
-          </w:p>
-        </w:tc>
-        <w:tc>
-          <w:tcPr/>
-          <w:p>
-            <w:pPr>
-              <w:pStyle w:val="Compact"/>
-              <w:jc w:val="left"/>
-            </w:pPr>
-            <w:r>
-              <w:t xml:space="preserve">16,6</w:t>
-            </w:r>
-          </w:p>
-        </w:tc>
-        <w:tc>
-          <w:tcPr/>
-          <w:p>
-            <w:pPr>
-              <w:pStyle w:val="Compact"/>
-              <w:jc w:val="left"/>
-            </w:pPr>
-            <w:r>
-              <w:t xml:space="preserve">3,65</w:t>
+              <w:t xml:space="preserve">10, 1</w:t>
+            </w:r>
+          </w:p>
+        </w:tc>
+        <w:tc>
+          <w:tcPr/>
+          <w:p>
+            <w:pPr>
+              <w:pStyle w:val="Compact"/>
+              <w:jc w:val="left"/>
+            </w:pPr>
+            <w:r>
+              <w:t xml:space="preserve">16, 6</w:t>
+            </w:r>
+          </w:p>
+        </w:tc>
+        <w:tc>
+          <w:tcPr/>
+          <w:p>
+            <w:pPr>
+              <w:pStyle w:val="Compact"/>
+              <w:jc w:val="left"/>
+            </w:pPr>
+            <w:r>
+              <w:t xml:space="preserve">3, 65</w:t>
             </w:r>
           </w:p>
         </w:tc>
@@ -9157,31 +9148,31 @@
               <w:jc w:val="left"/>
             </w:pPr>
             <w:r>
-              <w:t xml:space="preserve">6,3</w:t>
-            </w:r>
-          </w:p>
-        </w:tc>
-        <w:tc>
-          <w:tcPr/>
-          <w:p>
-            <w:pPr>
-              <w:pStyle w:val="Compact"/>
-              <w:jc w:val="left"/>
-            </w:pPr>
-            <w:r>
-              <w:t xml:space="preserve">16,3</w:t>
-            </w:r>
-          </w:p>
-        </w:tc>
-        <w:tc>
-          <w:tcPr/>
-          <w:p>
-            <w:pPr>
-              <w:pStyle w:val="Compact"/>
-              <w:jc w:val="left"/>
-            </w:pPr>
-            <w:r>
-              <w:t xml:space="preserve">5,77</w:t>
+              <w:t xml:space="preserve">6, 3</w:t>
+            </w:r>
+          </w:p>
+        </w:tc>
+        <w:tc>
+          <w:tcPr/>
+          <w:p>
+            <w:pPr>
+              <w:pStyle w:val="Compact"/>
+              <w:jc w:val="left"/>
+            </w:pPr>
+            <w:r>
+              <w:t xml:space="preserve">16, 3</w:t>
+            </w:r>
+          </w:p>
+        </w:tc>
+        <w:tc>
+          <w:tcPr/>
+          <w:p>
+            <w:pPr>
+              <w:pStyle w:val="Compact"/>
+              <w:jc w:val="left"/>
+            </w:pPr>
+            <w:r>
+              <w:t xml:space="preserve">5, 77</w:t>
             </w:r>
           </w:p>
         </w:tc>
@@ -9192,7 +9183,7 @@
         <w:pStyle w:val="BodyText"/>
       </w:pPr>
       <w:r>
-        <w:t xml:space="preserve">Trung vị FSTS bằng 0% — phân phối phân cực mạnh với chỉ 15–23% doanh nghiệp tham gia xuất khẩu tùy theo nhóm. SIDS có tốc độ tăng trưởng việc làm hàng năm kép cao nhất (5,77%), phản ánh quy mô nhỏ và tăng trưởng từ nền thấp. Advanced và Upper-middle có FSTS gần tương đương (~10%) nhưng cơ chế xuất khẩu hoàn toàn khác nhau: Advanced chủ yếu dịch vụ và hàng hóa hàm lượng tri thức cao; Upper-middle chủ yếu sản xuất theo chuỗi giá trị toàn cầu.</w:t>
+        <w:t xml:space="preserve">Trung vị FSTS bằng 0%, phân phối phân cực mạnh với chỉ 15–23% doanh nghiệp tham gia xuất khẩu tùy theo nhóm. SIDS có tốc độ tăng trưởng việc làm hàng năm kép cao nhất (5, 77%), phản ánh quy mô nhỏ và tăng trưởng từ nền thấp. Advanced và Upper-middle có FSTS gần tương đương (~10%) nhưng cơ chế xuất khẩu hoàn toàn khác nhau: Advanced chủ yếu dịch vụ và hàng hóa hàm lượng tri thức cao; Upper-middle chủ yếu sản xuất theo chuỗi giá trị toàn cầu.</w:t>
       </w:r>
     </w:p>
     <w:p>
@@ -9202,9 +9193,9 @@
         </w:pict>
       </w:r>
     </w:p>
-    <w:bookmarkEnd w:id="48"/>
     <w:bookmarkEnd w:id="49"/>
-    <w:bookmarkStart w:id="53" w:name="X48a64f0ab0a551639b88ae683205b88fc505339"/>
+    <w:bookmarkEnd w:id="50"/>
+    <w:bookmarkStart w:id="54" w:name="X48a64f0ab0a551639b88ae683205b88fc505339"/>
     <w:p>
       <w:pPr>
         <w:pStyle w:val="Heading3"/>
@@ -9213,7 +9204,7 @@
         <w:t xml:space="preserve">2.3.4 Đổi mới sáng tạo và năng lực số hóa</w:t>
       </w:r>
     </w:p>
-    <w:bookmarkStart w:id="50" w:name="Xa5eed793639f9fa708261effd8dd5d2cf95e3d3"/>
+    <w:bookmarkStart w:id="51" w:name="Xa5eed793639f9fa708261effd8dd5d2cf95e3d3"/>
     <w:p>
       <w:pPr>
         <w:pStyle w:val="Heading4"/>
@@ -9265,7 +9256,7 @@
           <w:iCs/>
           <w:i/>
         </w:rPr>
-        <w:t xml:space="preserve">Khung 5 lĩnh vực chỉ số WBES — định vị phạm vi đo lường.</w:t>
+        <w:t xml:space="preserve">Khung 5 lĩnh vực chỉ số WBES, định vị phạm vi đo lường.</w:t>
       </w:r>
     </w:p>
     <w:tbl>
@@ -9469,7 +9460,7 @@
               <w:jc w:val="left"/>
             </w:pPr>
             <w:r>
-              <w:t xml:space="preserve">(gợi ý — §2.3.5.2 rào cản #1)</w:t>
+              <w:t xml:space="preserve">(gợi ý, §2.3.5.2 rào cản #1)</w:t>
             </w:r>
           </w:p>
         </w:tc>
@@ -9706,8 +9697,8 @@
         </w:tc>
       </w:tr>
     </w:tbl>
-    <w:bookmarkEnd w:id="50"/>
-    <w:bookmarkStart w:id="51" w:name="X48321a8ad05ce07f4df9332400b6f3b9b5184ad"/>
+    <w:bookmarkEnd w:id="51"/>
+    <w:bookmarkStart w:id="52" w:name="X48321a8ad05ce07f4df9332400b6f3b9b5184ad"/>
     <w:p>
       <w:pPr>
         <w:pStyle w:val="Heading4"/>
@@ -9854,55 +9845,55 @@
               <w:jc w:val="left"/>
             </w:pPr>
             <w:r>
-              <w:t xml:space="preserve">22,3</w:t>
-            </w:r>
-          </w:p>
-        </w:tc>
-        <w:tc>
-          <w:tcPr/>
-          <w:p>
-            <w:pPr>
-              <w:pStyle w:val="Compact"/>
-              <w:jc w:val="left"/>
-            </w:pPr>
-            <w:r>
-              <w:t xml:space="preserve">52,3</w:t>
-            </w:r>
-          </w:p>
-        </w:tc>
-        <w:tc>
-          <w:tcPr/>
-          <w:p>
-            <w:pPr>
-              <w:pStyle w:val="Compact"/>
-              <w:jc w:val="left"/>
-            </w:pPr>
-            <w:r>
-              <w:t xml:space="preserve">16,7</w:t>
-            </w:r>
-          </w:p>
-        </w:tc>
-        <w:tc>
-          <w:tcPr/>
-          <w:p>
-            <w:pPr>
-              <w:pStyle w:val="Compact"/>
-              <w:jc w:val="left"/>
-            </w:pPr>
-            <w:r>
-              <w:t xml:space="preserve">29,9</w:t>
-            </w:r>
-          </w:p>
-        </w:tc>
-        <w:tc>
-          <w:tcPr/>
-          <w:p>
-            <w:pPr>
-              <w:pStyle w:val="Compact"/>
-              <w:jc w:val="left"/>
-            </w:pPr>
-            <w:r>
-              <w:t xml:space="preserve">59,3</w:t>
+              <w:t xml:space="preserve">22, 3</w:t>
+            </w:r>
+          </w:p>
+        </w:tc>
+        <w:tc>
+          <w:tcPr/>
+          <w:p>
+            <w:pPr>
+              <w:pStyle w:val="Compact"/>
+              <w:jc w:val="left"/>
+            </w:pPr>
+            <w:r>
+              <w:t xml:space="preserve">52, 3</w:t>
+            </w:r>
+          </w:p>
+        </w:tc>
+        <w:tc>
+          <w:tcPr/>
+          <w:p>
+            <w:pPr>
+              <w:pStyle w:val="Compact"/>
+              <w:jc w:val="left"/>
+            </w:pPr>
+            <w:r>
+              <w:t xml:space="preserve">16, 7</w:t>
+            </w:r>
+          </w:p>
+        </w:tc>
+        <w:tc>
+          <w:tcPr/>
+          <w:p>
+            <w:pPr>
+              <w:pStyle w:val="Compact"/>
+              <w:jc w:val="left"/>
+            </w:pPr>
+            <w:r>
+              <w:t xml:space="preserve">29, 9</w:t>
+            </w:r>
+          </w:p>
+        </w:tc>
+        <w:tc>
+          <w:tcPr/>
+          <w:p>
+            <w:pPr>
+              <w:pStyle w:val="Compact"/>
+              <w:jc w:val="left"/>
+            </w:pPr>
+            <w:r>
+              <w:t xml:space="preserve">59, 3</w:t>
             </w:r>
           </w:p>
         </w:tc>
@@ -9928,55 +9919,55 @@
               <w:jc w:val="left"/>
             </w:pPr>
             <w:r>
-              <w:t xml:space="preserve">26,7</w:t>
-            </w:r>
-          </w:p>
-        </w:tc>
-        <w:tc>
-          <w:tcPr/>
-          <w:p>
-            <w:pPr>
-              <w:pStyle w:val="Compact"/>
-              <w:jc w:val="left"/>
-            </w:pPr>
-            <w:r>
-              <w:t xml:space="preserve">71,7</w:t>
-            </w:r>
-          </w:p>
-        </w:tc>
-        <w:tc>
-          <w:tcPr/>
-          <w:p>
-            <w:pPr>
-              <w:pStyle w:val="Compact"/>
-              <w:jc w:val="left"/>
-            </w:pPr>
-            <w:r>
-              <w:t xml:space="preserve">21,0</w:t>
-            </w:r>
-          </w:p>
-        </w:tc>
-        <w:tc>
-          <w:tcPr/>
-          <w:p>
-            <w:pPr>
-              <w:pStyle w:val="Compact"/>
-              <w:jc w:val="left"/>
-            </w:pPr>
-            <w:r>
-              <w:t xml:space="preserve">31,4</w:t>
-            </w:r>
-          </w:p>
-        </w:tc>
-        <w:tc>
-          <w:tcPr/>
-          <w:p>
-            <w:pPr>
-              <w:pStyle w:val="Compact"/>
-              <w:jc w:val="left"/>
-            </w:pPr>
-            <w:r>
-              <w:t xml:space="preserve">56,9</w:t>
+              <w:t xml:space="preserve">26, 7</w:t>
+            </w:r>
+          </w:p>
+        </w:tc>
+        <w:tc>
+          <w:tcPr/>
+          <w:p>
+            <w:pPr>
+              <w:pStyle w:val="Compact"/>
+              <w:jc w:val="left"/>
+            </w:pPr>
+            <w:r>
+              <w:t xml:space="preserve">71, 7</w:t>
+            </w:r>
+          </w:p>
+        </w:tc>
+        <w:tc>
+          <w:tcPr/>
+          <w:p>
+            <w:pPr>
+              <w:pStyle w:val="Compact"/>
+              <w:jc w:val="left"/>
+            </w:pPr>
+            <w:r>
+              <w:t xml:space="preserve">21, 0</w:t>
+            </w:r>
+          </w:p>
+        </w:tc>
+        <w:tc>
+          <w:tcPr/>
+          <w:p>
+            <w:pPr>
+              <w:pStyle w:val="Compact"/>
+              <w:jc w:val="left"/>
+            </w:pPr>
+            <w:r>
+              <w:t xml:space="preserve">31, 4</w:t>
+            </w:r>
+          </w:p>
+        </w:tc>
+        <w:tc>
+          <w:tcPr/>
+          <w:p>
+            <w:pPr>
+              <w:pStyle w:val="Compact"/>
+              <w:jc w:val="left"/>
+            </w:pPr>
+            <w:r>
+              <w:t xml:space="preserve">56, 9</w:t>
             </w:r>
           </w:p>
         </w:tc>
@@ -10002,55 +9993,55 @@
               <w:jc w:val="left"/>
             </w:pPr>
             <w:r>
-              <w:t xml:space="preserve">17,5</w:t>
-            </w:r>
-          </w:p>
-        </w:tc>
-        <w:tc>
-          <w:tcPr/>
-          <w:p>
-            <w:pPr>
-              <w:pStyle w:val="Compact"/>
-              <w:jc w:val="left"/>
-            </w:pPr>
-            <w:r>
-              <w:t xml:space="preserve">65,2</w:t>
-            </w:r>
-          </w:p>
-        </w:tc>
-        <w:tc>
-          <w:tcPr/>
-          <w:p>
-            <w:pPr>
-              <w:pStyle w:val="Compact"/>
-              <w:jc w:val="left"/>
-            </w:pPr>
-            <w:r>
-              <w:t xml:space="preserve">16,4</w:t>
-            </w:r>
-          </w:p>
-        </w:tc>
-        <w:tc>
-          <w:tcPr/>
-          <w:p>
-            <w:pPr>
-              <w:pStyle w:val="Compact"/>
-              <w:jc w:val="left"/>
-            </w:pPr>
-            <w:r>
-              <w:t xml:space="preserve">24,9</w:t>
-            </w:r>
-          </w:p>
-        </w:tc>
-        <w:tc>
-          <w:tcPr/>
-          <w:p>
-            <w:pPr>
-              <w:pStyle w:val="Compact"/>
-              <w:jc w:val="left"/>
-            </w:pPr>
-            <w:r>
-              <w:t xml:space="preserve">49,2</w:t>
+              <w:t xml:space="preserve">17, 5</w:t>
+            </w:r>
+          </w:p>
+        </w:tc>
+        <w:tc>
+          <w:tcPr/>
+          <w:p>
+            <w:pPr>
+              <w:pStyle w:val="Compact"/>
+              <w:jc w:val="left"/>
+            </w:pPr>
+            <w:r>
+              <w:t xml:space="preserve">65, 2</w:t>
+            </w:r>
+          </w:p>
+        </w:tc>
+        <w:tc>
+          <w:tcPr/>
+          <w:p>
+            <w:pPr>
+              <w:pStyle w:val="Compact"/>
+              <w:jc w:val="left"/>
+            </w:pPr>
+            <w:r>
+              <w:t xml:space="preserve">16, 4</w:t>
+            </w:r>
+          </w:p>
+        </w:tc>
+        <w:tc>
+          <w:tcPr/>
+          <w:p>
+            <w:pPr>
+              <w:pStyle w:val="Compact"/>
+              <w:jc w:val="left"/>
+            </w:pPr>
+            <w:r>
+              <w:t xml:space="preserve">24, 9</w:t>
+            </w:r>
+          </w:p>
+        </w:tc>
+        <w:tc>
+          <w:tcPr/>
+          <w:p>
+            <w:pPr>
+              <w:pStyle w:val="Compact"/>
+              <w:jc w:val="left"/>
+            </w:pPr>
+            <w:r>
+              <w:t xml:space="preserve">49, 2</w:t>
             </w:r>
           </w:p>
         </w:tc>
@@ -10076,55 +10067,55 @@
               <w:jc w:val="left"/>
             </w:pPr>
             <w:r>
-              <w:t xml:space="preserve">23,1</w:t>
-            </w:r>
-          </w:p>
-        </w:tc>
-        <w:tc>
-          <w:tcPr/>
-          <w:p>
-            <w:pPr>
-              <w:pStyle w:val="Compact"/>
-              <w:jc w:val="left"/>
-            </w:pPr>
-            <w:r>
-              <w:t xml:space="preserve">68,9</w:t>
-            </w:r>
-          </w:p>
-        </w:tc>
-        <w:tc>
-          <w:tcPr/>
-          <w:p>
-            <w:pPr>
-              <w:pStyle w:val="Compact"/>
-              <w:jc w:val="left"/>
-            </w:pPr>
-            <w:r>
-              <w:t xml:space="preserve">14,2</w:t>
-            </w:r>
-          </w:p>
-        </w:tc>
-        <w:tc>
-          <w:tcPr/>
-          <w:p>
-            <w:pPr>
-              <w:pStyle w:val="Compact"/>
-              <w:jc w:val="left"/>
-            </w:pPr>
-            <w:r>
-              <w:t xml:space="preserve">20,7</w:t>
-            </w:r>
-          </w:p>
-        </w:tc>
-        <w:tc>
-          <w:tcPr/>
-          <w:p>
-            <w:pPr>
-              <w:pStyle w:val="Compact"/>
-              <w:jc w:val="left"/>
-            </w:pPr>
-            <w:r>
-              <w:t xml:space="preserve">38,0</w:t>
+              <w:t xml:space="preserve">23, 1</w:t>
+            </w:r>
+          </w:p>
+        </w:tc>
+        <w:tc>
+          <w:tcPr/>
+          <w:p>
+            <w:pPr>
+              <w:pStyle w:val="Compact"/>
+              <w:jc w:val="left"/>
+            </w:pPr>
+            <w:r>
+              <w:t xml:space="preserve">68, 9</w:t>
+            </w:r>
+          </w:p>
+        </w:tc>
+        <w:tc>
+          <w:tcPr/>
+          <w:p>
+            <w:pPr>
+              <w:pStyle w:val="Compact"/>
+              <w:jc w:val="left"/>
+            </w:pPr>
+            <w:r>
+              <w:t xml:space="preserve">14, 2</w:t>
+            </w:r>
+          </w:p>
+        </w:tc>
+        <w:tc>
+          <w:tcPr/>
+          <w:p>
+            <w:pPr>
+              <w:pStyle w:val="Compact"/>
+              <w:jc w:val="left"/>
+            </w:pPr>
+            <w:r>
+              <w:t xml:space="preserve">20, 7</w:t>
+            </w:r>
+          </w:p>
+        </w:tc>
+        <w:tc>
+          <w:tcPr/>
+          <w:p>
+            <w:pPr>
+              <w:pStyle w:val="Compact"/>
+              <w:jc w:val="left"/>
+            </w:pPr>
+            <w:r>
+              <w:t xml:space="preserve">38, 0</w:t>
             </w:r>
           </w:p>
         </w:tc>
@@ -10154,43 +10145,43 @@
                 <w:bCs/>
                 <w:b/>
               </w:rPr>
-              <w:t xml:space="preserve">41,5</w:t>
-            </w:r>
-          </w:p>
-        </w:tc>
-        <w:tc>
-          <w:tcPr/>
-          <w:p>
-            <w:pPr>
-              <w:pStyle w:val="Compact"/>
-              <w:jc w:val="left"/>
-            </w:pPr>
-            <w:r>
-              <w:t xml:space="preserve">65,1</w:t>
-            </w:r>
-          </w:p>
-        </w:tc>
-        <w:tc>
-          <w:tcPr/>
-          <w:p>
-            <w:pPr>
-              <w:pStyle w:val="Compact"/>
-              <w:jc w:val="left"/>
-            </w:pPr>
-            <w:r>
-              <w:t xml:space="preserve">11,8</w:t>
-            </w:r>
-          </w:p>
-        </w:tc>
-        <w:tc>
-          <w:tcPr/>
-          <w:p>
-            <w:pPr>
-              <w:pStyle w:val="Compact"/>
-              <w:jc w:val="left"/>
-            </w:pPr>
-            <w:r>
-              <w:t xml:space="preserve">16,5</w:t>
+              <w:t xml:space="preserve">41, 5</w:t>
+            </w:r>
+          </w:p>
+        </w:tc>
+        <w:tc>
+          <w:tcPr/>
+          <w:p>
+            <w:pPr>
+              <w:pStyle w:val="Compact"/>
+              <w:jc w:val="left"/>
+            </w:pPr>
+            <w:r>
+              <w:t xml:space="preserve">65, 1</w:t>
+            </w:r>
+          </w:p>
+        </w:tc>
+        <w:tc>
+          <w:tcPr/>
+          <w:p>
+            <w:pPr>
+              <w:pStyle w:val="Compact"/>
+              <w:jc w:val="left"/>
+            </w:pPr>
+            <w:r>
+              <w:t xml:space="preserve">11, 8</w:t>
+            </w:r>
+          </w:p>
+        </w:tc>
+        <w:tc>
+          <w:tcPr/>
+          <w:p>
+            <w:pPr>
+              <w:pStyle w:val="Compact"/>
+              <w:jc w:val="left"/>
+            </w:pPr>
+            <w:r>
+              <w:t xml:space="preserve">16, 5</w:t>
             </w:r>
           </w:p>
         </w:tc>
@@ -10206,7 +10197,7 @@
                 <w:bCs/>
                 <w:b/>
               </w:rPr>
-              <w:t xml:space="preserve">58,9</w:t>
+              <w:t xml:space="preserve">58, 9</w:t>
             </w:r>
           </w:p>
         </w:tc>
@@ -10233,17 +10224,17 @@
         <w:t xml:space="preserve"> </w:t>
       </w:r>
       <w:r>
-        <w:t xml:space="preserve">đáng chú ý: tỷ lệ đổi mới sản phẩm cao nhất (41,5%) phản ánh đổi mới bằng nguồn lực hạn chế — sáng tạo không chính thức để bù đắp cho thiếu hụt nguồn lực; website 58,9% vượt cả nhóm Emerging dù GNI thấp hơn đáng kể. Phân tách rõ TCI so với DAI — kế thừa Đỗ &amp; Phan (2026 — VEFR).</w:t>
-      </w:r>
-    </w:p>
-    <w:bookmarkEnd w:id="51"/>
-    <w:bookmarkStart w:id="52" w:name="X039eefd029479bc7c4b04d536a9a2c0066f7bae"/>
+        <w:t xml:space="preserve">đáng chú ý: tỷ lệ đổi mới sản phẩm cao nhất (41, 5%) phản ánh đổi mới bằng nguồn lực hạn chế, sáng tạo không chính thức để bù đắp cho thiếu hụt nguồn lực; website 58, 9% vượt cả nhóm Emerging dù GNI thấp hơn đáng kể. Phân tách rõ TCI so với DAI, kế thừa Đỗ &amp; Phan (2026, VEFR).</w:t>
+      </w:r>
+    </w:p>
+    <w:bookmarkEnd w:id="52"/>
+    <w:bookmarkStart w:id="53" w:name="X7aecda332f86c9804cfaa4302f29a8878b0c612"/>
     <w:p>
       <w:pPr>
         <w:pStyle w:val="Heading4"/>
       </w:pPr>
       <w:r>
-        <w:t xml:space="preserve">2.3.4.3 Tái định hình Chỉ số áp dụng số — Tier-1 Sự hiện diện số cơ bản</w:t>
+        <w:t xml:space="preserve">2.3.4.3 Tái định hình Chỉ số áp dụng số, Tier-1 Sự hiện diện số cơ bản</w:t>
       </w:r>
     </w:p>
     <w:p>
@@ -10264,7 +10255,7 @@
         <w:t xml:space="preserve">Hệ quả phân tích đáng chú ý</w:t>
       </w:r>
       <w:r>
-        <w:t xml:space="preserve">: hệ số -0,129 cho DAI ở Advanced trong Spec 1 gợi ý "số hóa làm giảm năng suất ở Singapore/Hàn Quốc" — đây là</w:t>
+        <w:t xml:space="preserve">: hệ số -0, 129 cho DAI ở Advanced trong Spec 1 gợi ý "số hóa làm giảm năng suất ở Singapore/Hàn Quốc", đây là</w:t>
       </w:r>
       <w:r>
         <w:t xml:space="preserve"> </w:t>
@@ -10295,7 +10286,7 @@
         <w:t xml:space="preserve">Kiểm định loại trừ ICT</w:t>
       </w:r>
       <w:r>
-        <w:t xml:space="preserve">: Khi loại bỏ các doanh nghiệp ICT (ISIC J 58–63) khỏi phân nhóm Advanced innovation-driven, hệ số âm DAI (-0,129)</w:t>
+        <w:t xml:space="preserve">: Khi loại bỏ các doanh nghiệp ICT (ISIC J 58–63) khỏi phân nhóm Advanced innovation-driven, hệ số âm DAI (-0, 129)</w:t>
       </w:r>
       <w:r>
         <w:t xml:space="preserve"> </w:t>
@@ -10324,10 +10315,7 @@
         <w:t xml:space="preserve">bão hòa Tier-1 ở các nước tiên tiến</w:t>
       </w:r>
       <w:r>
-        <w:t xml:space="preserve"> </w:t>
-      </w:r>
-      <w:r>
-        <w:t xml:space="preserve">— website không còn phân biệt năng suất vì hầu hết đã có website từ lâu. Do đó biến Spec 1 được đổi tên chính xác hơn thành</w:t>
+        <w:t xml:space="preserve">, website không còn phân biệt năng suất vì hầu hết đã có website từ lâu. Do đó biến Spec 1 được đổi tên chính xác hơn thành</w:t>
       </w:r>
       <w:r>
         <w:t xml:space="preserve"> </w:t>
@@ -10340,10 +10328,7 @@
         <w:t xml:space="preserve">"Sự hiện diện số cơ bản (Tier-1)"</w:t>
       </w:r>
       <w:r>
-        <w:t xml:space="preserve"> </w:t>
-      </w:r>
-      <w:r>
-        <w:t xml:space="preserve">— phạm vi khiêm tốn và phản ánh đúng thực tế đo lường.</w:t>
+        <w:t xml:space="preserve">, phạm vi khiêm tốn và phản ánh đúng thực tế đo lường.</w:t>
       </w:r>
     </w:p>
     <w:p>
@@ -10353,9 +10338,9 @@
         </w:pict>
       </w:r>
     </w:p>
-    <w:bookmarkEnd w:id="52"/>
     <w:bookmarkEnd w:id="53"/>
-    <w:bookmarkStart w:id="56" w:name="X72eb40a6f7e25bc137b858c80c8b2c164b34062"/>
+    <w:bookmarkEnd w:id="54"/>
+    <w:bookmarkStart w:id="57" w:name="X72eb40a6f7e25bc137b858c80c8b2c164b34062"/>
     <w:p>
       <w:pPr>
         <w:pStyle w:val="Heading3"/>
@@ -10364,7 +10349,7 @@
         <w:t xml:space="preserve">2.3.5 Cấu trúc doanh nghiệp</w:t>
       </w:r>
     </w:p>
-    <w:bookmarkStart w:id="54" w:name="Xa7dedc490ea2a591885aa4c93f91c2ff8cf4a43"/>
+    <w:bookmarkStart w:id="55" w:name="Xa7dedc490ea2a591885aa4c93f91c2ff8cf4a43"/>
     <w:p>
       <w:pPr>
         <w:pStyle w:val="Heading4"/>
@@ -10485,31 +10470,31 @@
               <w:jc w:val="left"/>
             </w:pPr>
             <w:r>
-              <w:t xml:space="preserve">79,1</w:t>
-            </w:r>
-          </w:p>
-        </w:tc>
-        <w:tc>
-          <w:tcPr/>
-          <w:p>
-            <w:pPr>
-              <w:pStyle w:val="Compact"/>
-              <w:jc w:val="left"/>
-            </w:pPr>
-            <w:r>
-              <w:t xml:space="preserve">23,0</w:t>
-            </w:r>
-          </w:p>
-        </w:tc>
-        <w:tc>
-          <w:tcPr/>
-          <w:p>
-            <w:pPr>
-              <w:pStyle w:val="Compact"/>
-              <w:jc w:val="left"/>
-            </w:pPr>
-            <w:r>
-              <w:t xml:space="preserve">11,1</w:t>
+              <w:t xml:space="preserve">79, 1</w:t>
+            </w:r>
+          </w:p>
+        </w:tc>
+        <w:tc>
+          <w:tcPr/>
+          <w:p>
+            <w:pPr>
+              <w:pStyle w:val="Compact"/>
+              <w:jc w:val="left"/>
+            </w:pPr>
+            <w:r>
+              <w:t xml:space="preserve">23, 0</w:t>
+            </w:r>
+          </w:p>
+        </w:tc>
+        <w:tc>
+          <w:tcPr/>
+          <w:p>
+            <w:pPr>
+              <w:pStyle w:val="Compact"/>
+              <w:jc w:val="left"/>
+            </w:pPr>
+            <w:r>
+              <w:t xml:space="preserve">11, 1</w:t>
             </w:r>
           </w:p>
         </w:tc>
@@ -10535,31 +10520,31 @@
               <w:jc w:val="left"/>
             </w:pPr>
             <w:r>
-              <w:t xml:space="preserve">76,2</w:t>
-            </w:r>
-          </w:p>
-        </w:tc>
-        <w:tc>
-          <w:tcPr/>
-          <w:p>
-            <w:pPr>
-              <w:pStyle w:val="Compact"/>
-              <w:jc w:val="left"/>
-            </w:pPr>
-            <w:r>
-              <w:t xml:space="preserve">21,7</w:t>
-            </w:r>
-          </w:p>
-        </w:tc>
-        <w:tc>
-          <w:tcPr/>
-          <w:p>
-            <w:pPr>
-              <w:pStyle w:val="Compact"/>
-              <w:jc w:val="left"/>
-            </w:pPr>
-            <w:r>
-              <w:t xml:space="preserve">8,4</w:t>
+              <w:t xml:space="preserve">76, 2</w:t>
+            </w:r>
+          </w:p>
+        </w:tc>
+        <w:tc>
+          <w:tcPr/>
+          <w:p>
+            <w:pPr>
+              <w:pStyle w:val="Compact"/>
+              <w:jc w:val="left"/>
+            </w:pPr>
+            <w:r>
+              <w:t xml:space="preserve">21, 7</w:t>
+            </w:r>
+          </w:p>
+        </w:tc>
+        <w:tc>
+          <w:tcPr/>
+          <w:p>
+            <w:pPr>
+              <w:pStyle w:val="Compact"/>
+              <w:jc w:val="left"/>
+            </w:pPr>
+            <w:r>
+              <w:t xml:space="preserve">8, 4</w:t>
             </w:r>
           </w:p>
         </w:tc>
@@ -10585,31 +10570,31 @@
               <w:jc w:val="left"/>
             </w:pPr>
             <w:r>
-              <w:t xml:space="preserve">74,4</w:t>
-            </w:r>
-          </w:p>
-        </w:tc>
-        <w:tc>
-          <w:tcPr/>
-          <w:p>
-            <w:pPr>
-              <w:pStyle w:val="Compact"/>
-              <w:jc w:val="left"/>
-            </w:pPr>
-            <w:r>
-              <w:t xml:space="preserve">15,5</w:t>
-            </w:r>
-          </w:p>
-        </w:tc>
-        <w:tc>
-          <w:tcPr/>
-          <w:p>
-            <w:pPr>
-              <w:pStyle w:val="Compact"/>
-              <w:jc w:val="left"/>
-            </w:pPr>
-            <w:r>
-              <w:t xml:space="preserve">4,7</w:t>
+              <w:t xml:space="preserve">74, 4</w:t>
+            </w:r>
+          </w:p>
+        </w:tc>
+        <w:tc>
+          <w:tcPr/>
+          <w:p>
+            <w:pPr>
+              <w:pStyle w:val="Compact"/>
+              <w:jc w:val="left"/>
+            </w:pPr>
+            <w:r>
+              <w:t xml:space="preserve">15, 5</w:t>
+            </w:r>
+          </w:p>
+        </w:tc>
+        <w:tc>
+          <w:tcPr/>
+          <w:p>
+            <w:pPr>
+              <w:pStyle w:val="Compact"/>
+              <w:jc w:val="left"/>
+            </w:pPr>
+            <w:r>
+              <w:t xml:space="preserve">4, 7</w:t>
             </w:r>
           </w:p>
         </w:tc>
@@ -10635,31 +10620,31 @@
               <w:jc w:val="left"/>
             </w:pPr>
             <w:r>
-              <w:t xml:space="preserve">85,0</w:t>
-            </w:r>
-          </w:p>
-        </w:tc>
-        <w:tc>
-          <w:tcPr/>
-          <w:p>
-            <w:pPr>
-              <w:pStyle w:val="Compact"/>
-              <w:jc w:val="left"/>
-            </w:pPr>
-            <w:r>
-              <w:t xml:space="preserve">16,5</w:t>
-            </w:r>
-          </w:p>
-        </w:tc>
-        <w:tc>
-          <w:tcPr/>
-          <w:p>
-            <w:pPr>
-              <w:pStyle w:val="Compact"/>
-              <w:jc w:val="left"/>
-            </w:pPr>
-            <w:r>
-              <w:t xml:space="preserve">5,9</w:t>
+              <w:t xml:space="preserve">85, 0</w:t>
+            </w:r>
+          </w:p>
+        </w:tc>
+        <w:tc>
+          <w:tcPr/>
+          <w:p>
+            <w:pPr>
+              <w:pStyle w:val="Compact"/>
+              <w:jc w:val="left"/>
+            </w:pPr>
+            <w:r>
+              <w:t xml:space="preserve">16, 5</w:t>
+            </w:r>
+          </w:p>
+        </w:tc>
+        <w:tc>
+          <w:tcPr/>
+          <w:p>
+            <w:pPr>
+              <w:pStyle w:val="Compact"/>
+              <w:jc w:val="left"/>
+            </w:pPr>
+            <w:r>
+              <w:t xml:space="preserve">5, 9</w:t>
             </w:r>
           </w:p>
         </w:tc>
@@ -10689,19 +10674,19 @@
                 <w:bCs/>
                 <w:b/>
               </w:rPr>
-              <w:t xml:space="preserve">88,5</w:t>
-            </w:r>
-          </w:p>
-        </w:tc>
-        <w:tc>
-          <w:tcPr/>
-          <w:p>
-            <w:pPr>
-              <w:pStyle w:val="Compact"/>
-              <w:jc w:val="left"/>
-            </w:pPr>
-            <w:r>
-              <w:t xml:space="preserve">16,3</w:t>
+              <w:t xml:space="preserve">88, 5</w:t>
+            </w:r>
+          </w:p>
+        </w:tc>
+        <w:tc>
+          <w:tcPr/>
+          <w:p>
+            <w:pPr>
+              <w:pStyle w:val="Compact"/>
+              <w:jc w:val="left"/>
+            </w:pPr>
+            <w:r>
+              <w:t xml:space="preserve">16, 3</w:t>
             </w:r>
           </w:p>
         </w:tc>
@@ -10717,7 +10702,7 @@
                 <w:bCs/>
                 <w:b/>
               </w:rPr>
-              <w:t xml:space="preserve">23,5</w:t>
+              <w:t xml:space="preserve">23, 5</w:t>
             </w:r>
           </w:p>
         </w:tc>
@@ -10732,7 +10717,7 @@
           <w:iCs/>
           <w:i/>
         </w:rPr>
-        <w:t xml:space="preserve">Hình 2.3.5.1. Stacked bar chart: SIDS Pacific có tỷ lệ SME cao nhất (88,5%), Frontier kế tiếp (85,0%), Advanced thấp nhất (79,1%).</w:t>
+        <w:t xml:space="preserve">Hình 2.3.5.1. Stacked bar chart: SIDS Pacific có tỷ lệ SME cao nhất (88, 5%), Frontier kế tiếp (85, 0%), Advanced thấp nhất (79, 1%).</w:t>
       </w:r>
     </w:p>
     <w:p>
@@ -10740,11 +10725,11 @@
         <w:pStyle w:val="BodyText"/>
       </w:pPr>
       <w:r>
-        <w:t xml:space="preserve">Tỷ lệ FDI có dạng chữ U với cực tiểu ở Emerging (4,7%). SIDS có FDI cao nhất (23,5%) do du lịch và viễn thông được dẫn dắt bởi doanh nghiệp đa quốc gia. Hai mô hình FDI hoàn toàn khác nhau: (i) MNE hub tại Advanced (Singapore FDI 31,5% — doanh nghiệp đa quốc gia chọn Singapore làm trung tâm khu vực); (ii) du lịch/viễn thông tại SIDS (FDI nhắm vào khu vực không cạnh tranh với lao động địa phương).</w:t>
-      </w:r>
-    </w:p>
-    <w:bookmarkEnd w:id="54"/>
-    <w:bookmarkStart w:id="55" w:name="X279013228163a98d12773178e6c91846d9b5a16"/>
+        <w:t xml:space="preserve">Tỷ lệ FDI có dạng chữ U với cực tiểu ở Emerging (4, 7%). SIDS có FDI cao nhất (23, 5%) do du lịch và viễn thông được dẫn dắt bởi doanh nghiệp đa quốc gia. Hai mô hình FDI hoàn toàn khác nhau: (i) MNE hub tại Advanced (Singapore FDI 31, 5%, doanh nghiệp đa quốc gia chọn Singapore làm trung tâm khu vực); (ii) du lịch/viễn thông tại SIDS (FDI nhắm vào khu vực không cạnh tranh với lao động địa phương).</w:t>
+      </w:r>
+    </w:p>
+    <w:bookmarkEnd w:id="55"/>
+    <w:bookmarkStart w:id="56" w:name="X279013228163a98d12773178e6c91846d9b5a16"/>
     <w:p>
       <w:pPr>
         <w:pStyle w:val="Heading4"/>
@@ -10775,7 +10760,7 @@
           <w:iCs/>
           <w:i/>
         </w:rPr>
-        <w:t xml:space="preserve">Bốn rào cản hàng đầu Asia-Pacific WBES — phân tầng theo phân nhóm con thể chế.</w:t>
+        <w:t xml:space="preserve">Bốn rào cản hàng đầu Asia-Pacific WBES, phân tầng theo phân nhóm con thể chế.</w:t>
       </w:r>
     </w:p>
     <w:tbl>
@@ -10968,7 +10953,7 @@
               <w:jc w:val="left"/>
             </w:pPr>
             <w:r>
-              <w:t xml:space="preserve">Khanna &amp; Palepu (2010) — voids thể chế</w:t>
+              <w:t xml:space="preserve">Khanna &amp; Palepu (2010), voids thể chế</w:t>
             </w:r>
           </w:p>
         </w:tc>
@@ -11058,7 +11043,7 @@
               <w:jc w:val="left"/>
             </w:pPr>
             <w:r>
-              <w:t xml:space="preserve">Cohen &amp; Levinthal (1990) — năng lực hấp thụ</w:t>
+              <w:t xml:space="preserve">Cohen &amp; Levinthal (1990), năng lực hấp thụ</w:t>
             </w:r>
           </w:p>
         </w:tc>
@@ -11307,9 +11292,9 @@
         </w:pict>
       </w:r>
     </w:p>
-    <w:bookmarkEnd w:id="55"/>
     <w:bookmarkEnd w:id="56"/>
-    <w:bookmarkStart w:id="62" w:name="Xb5f5053f24178deaae76fd6a0b7517dcbde3c2b"/>
+    <w:bookmarkEnd w:id="57"/>
+    <w:bookmarkStart w:id="63" w:name="Xb5f5053f24178deaae76fd6a0b7517dcbde3c2b"/>
     <w:p>
       <w:pPr>
         <w:pStyle w:val="Heading3"/>
@@ -11318,7 +11303,7 @@
         <w:t xml:space="preserve">2.3.6 Biến thiên theo thời gian (2009–2025)</w:t>
       </w:r>
     </w:p>
-    <w:bookmarkStart w:id="57" w:name="Xfc0c9ffff2e477aa15de35263cf6be3ebb3dbfa"/>
+    <w:bookmarkStart w:id="58" w:name="Xfc0c9ffff2e477aa15de35263cf6be3ebb3dbfa"/>
     <w:p>
       <w:pPr>
         <w:pStyle w:val="Heading4"/>
@@ -11465,55 +11450,55 @@
               <w:jc w:val="left"/>
             </w:pPr>
             <w:r>
-              <w:t xml:space="preserve">-9,9</w:t>
-            </w:r>
-          </w:p>
-        </w:tc>
-        <w:tc>
-          <w:tcPr/>
-          <w:p>
-            <w:pPr>
-              <w:pStyle w:val="Compact"/>
-              <w:jc w:val="left"/>
-            </w:pPr>
-            <w:r>
-              <w:t xml:space="preserve">+1,4</w:t>
-            </w:r>
-          </w:p>
-        </w:tc>
-        <w:tc>
-          <w:tcPr/>
-          <w:p>
-            <w:pPr>
-              <w:pStyle w:val="Compact"/>
-              <w:jc w:val="left"/>
-            </w:pPr>
-            <w:r>
-              <w:t xml:space="preserve">+2,3</w:t>
-            </w:r>
-          </w:p>
-        </w:tc>
-        <w:tc>
-          <w:tcPr/>
-          <w:p>
-            <w:pPr>
-              <w:pStyle w:val="Compact"/>
-              <w:jc w:val="left"/>
-            </w:pPr>
-            <w:r>
-              <w:t xml:space="preserve">+21,5</w:t>
-            </w:r>
-          </w:p>
-        </w:tc>
-        <w:tc>
-          <w:tcPr/>
-          <w:p>
-            <w:pPr>
-              <w:pStyle w:val="Compact"/>
-              <w:jc w:val="left"/>
-            </w:pPr>
-            <w:r>
-              <w:t xml:space="preserve">-25,4</w:t>
+              <w:t xml:space="preserve">-9, 9</w:t>
+            </w:r>
+          </w:p>
+        </w:tc>
+        <w:tc>
+          <w:tcPr/>
+          <w:p>
+            <w:pPr>
+              <w:pStyle w:val="Compact"/>
+              <w:jc w:val="left"/>
+            </w:pPr>
+            <w:r>
+              <w:t xml:space="preserve">+1, 4</w:t>
+            </w:r>
+          </w:p>
+        </w:tc>
+        <w:tc>
+          <w:tcPr/>
+          <w:p>
+            <w:pPr>
+              <w:pStyle w:val="Compact"/>
+              <w:jc w:val="left"/>
+            </w:pPr>
+            <w:r>
+              <w:t xml:space="preserve">+2, 3</w:t>
+            </w:r>
+          </w:p>
+        </w:tc>
+        <w:tc>
+          <w:tcPr/>
+          <w:p>
+            <w:pPr>
+              <w:pStyle w:val="Compact"/>
+              <w:jc w:val="left"/>
+            </w:pPr>
+            <w:r>
+              <w:t xml:space="preserve">+21, 5</w:t>
+            </w:r>
+          </w:p>
+        </w:tc>
+        <w:tc>
+          <w:tcPr/>
+          <w:p>
+            <w:pPr>
+              <w:pStyle w:val="Compact"/>
+              <w:jc w:val="left"/>
+            </w:pPr>
+            <w:r>
+              <w:t xml:space="preserve">-25, 4</w:t>
             </w:r>
           </w:p>
         </w:tc>
@@ -11539,55 +11524,55 @@
               <w:jc w:val="left"/>
             </w:pPr>
             <w:r>
-              <w:t xml:space="preserve">+20,3</w:t>
-            </w:r>
-          </w:p>
-        </w:tc>
-        <w:tc>
-          <w:tcPr/>
-          <w:p>
-            <w:pPr>
-              <w:pStyle w:val="Compact"/>
-              <w:jc w:val="left"/>
-            </w:pPr>
-            <w:r>
-              <w:t xml:space="preserve">-7,5</w:t>
-            </w:r>
-          </w:p>
-        </w:tc>
-        <w:tc>
-          <w:tcPr/>
-          <w:p>
-            <w:pPr>
-              <w:pStyle w:val="Compact"/>
-              <w:jc w:val="left"/>
-            </w:pPr>
-            <w:r>
-              <w:t xml:space="preserve">-10,9</w:t>
-            </w:r>
-          </w:p>
-        </w:tc>
-        <w:tc>
-          <w:tcPr/>
-          <w:p>
-            <w:pPr>
-              <w:pStyle w:val="Compact"/>
-              <w:jc w:val="left"/>
-            </w:pPr>
-            <w:r>
-              <w:t xml:space="preserve">-42,1</w:t>
-            </w:r>
-          </w:p>
-        </w:tc>
-        <w:tc>
-          <w:tcPr/>
-          <w:p>
-            <w:pPr>
-              <w:pStyle w:val="Compact"/>
-              <w:jc w:val="left"/>
-            </w:pPr>
-            <w:r>
-              <w:t xml:space="preserve">+1,9</w:t>
+              <w:t xml:space="preserve">+20, 3</w:t>
+            </w:r>
+          </w:p>
+        </w:tc>
+        <w:tc>
+          <w:tcPr/>
+          <w:p>
+            <w:pPr>
+              <w:pStyle w:val="Compact"/>
+              <w:jc w:val="left"/>
+            </w:pPr>
+            <w:r>
+              <w:t xml:space="preserve">-7, 5</w:t>
+            </w:r>
+          </w:p>
+        </w:tc>
+        <w:tc>
+          <w:tcPr/>
+          <w:p>
+            <w:pPr>
+              <w:pStyle w:val="Compact"/>
+              <w:jc w:val="left"/>
+            </w:pPr>
+            <w:r>
+              <w:t xml:space="preserve">-10, 9</w:t>
+            </w:r>
+          </w:p>
+        </w:tc>
+        <w:tc>
+          <w:tcPr/>
+          <w:p>
+            <w:pPr>
+              <w:pStyle w:val="Compact"/>
+              <w:jc w:val="left"/>
+            </w:pPr>
+            <w:r>
+              <w:t xml:space="preserve">-42, 1</w:t>
+            </w:r>
+          </w:p>
+        </w:tc>
+        <w:tc>
+          <w:tcPr/>
+          <w:p>
+            <w:pPr>
+              <w:pStyle w:val="Compact"/>
+              <w:jc w:val="left"/>
+            </w:pPr>
+            <w:r>
+              <w:t xml:space="preserve">+1, 9</w:t>
             </w:r>
           </w:p>
         </w:tc>
@@ -11613,55 +11598,55 @@
               <w:jc w:val="left"/>
             </w:pPr>
             <w:r>
-              <w:t xml:space="preserve">+22,1</w:t>
-            </w:r>
-          </w:p>
-        </w:tc>
-        <w:tc>
-          <w:tcPr/>
-          <w:p>
-            <w:pPr>
-              <w:pStyle w:val="Compact"/>
-              <w:jc w:val="left"/>
-            </w:pPr>
-            <w:r>
-              <w:t xml:space="preserve">+1,5</w:t>
-            </w:r>
-          </w:p>
-        </w:tc>
-        <w:tc>
-          <w:tcPr/>
-          <w:p>
-            <w:pPr>
-              <w:pStyle w:val="Compact"/>
-              <w:jc w:val="left"/>
-            </w:pPr>
-            <w:r>
-              <w:t xml:space="preserve">-6,5</w:t>
-            </w:r>
-          </w:p>
-        </w:tc>
-        <w:tc>
-          <w:tcPr/>
-          <w:p>
-            <w:pPr>
-              <w:pStyle w:val="Compact"/>
-              <w:jc w:val="left"/>
-            </w:pPr>
-            <w:r>
-              <w:t xml:space="preserve">-18,9</w:t>
-            </w:r>
-          </w:p>
-        </w:tc>
-        <w:tc>
-          <w:tcPr/>
-          <w:p>
-            <w:pPr>
-              <w:pStyle w:val="Compact"/>
-              <w:jc w:val="left"/>
-            </w:pPr>
-            <w:r>
-              <w:t xml:space="preserve">+18,5</w:t>
+              <w:t xml:space="preserve">+22, 1</w:t>
+            </w:r>
+          </w:p>
+        </w:tc>
+        <w:tc>
+          <w:tcPr/>
+          <w:p>
+            <w:pPr>
+              <w:pStyle w:val="Compact"/>
+              <w:jc w:val="left"/>
+            </w:pPr>
+            <w:r>
+              <w:t xml:space="preserve">+1, 5</w:t>
+            </w:r>
+          </w:p>
+        </w:tc>
+        <w:tc>
+          <w:tcPr/>
+          <w:p>
+            <w:pPr>
+              <w:pStyle w:val="Compact"/>
+              <w:jc w:val="left"/>
+            </w:pPr>
+            <w:r>
+              <w:t xml:space="preserve">-6, 5</w:t>
+            </w:r>
+          </w:p>
+        </w:tc>
+        <w:tc>
+          <w:tcPr/>
+          <w:p>
+            <w:pPr>
+              <w:pStyle w:val="Compact"/>
+              <w:jc w:val="left"/>
+            </w:pPr>
+            <w:r>
+              <w:t xml:space="preserve">-18, 9</w:t>
+            </w:r>
+          </w:p>
+        </w:tc>
+        <w:tc>
+          <w:tcPr/>
+          <w:p>
+            <w:pPr>
+              <w:pStyle w:val="Compact"/>
+              <w:jc w:val="left"/>
+            </w:pPr>
+            <w:r>
+              <w:t xml:space="preserve">+18, 5</w:t>
             </w:r>
           </w:p>
         </w:tc>
@@ -11723,7 +11708,7 @@
               <w:jc w:val="left"/>
             </w:pPr>
             <w:r>
-              <w:t xml:space="preserve">—¹</w:t>
+              <w:t xml:space="preserve">¹</w:t>
             </w:r>
           </w:p>
         </w:tc>
@@ -11750,7 +11735,7 @@
           <w:iCs/>
           <w:i/>
         </w:rPr>
-        <w:t xml:space="preserve">¹ Δ R&amp;D không tính được cho SIDS vì dữ liệu giai đoạn 2009–2012 quá thưa — hầu hết SIDS chỉ có khảo sát từ 2013+ (FJI, PNG, SLB, TON, VUT, WSM); chỉ Kiribati (KIR) có đợt 2025 mới nhất. Để so sánh dọc, cần ít nhất 2 đợt khảo sát cùng quốc gia.</w:t>
+        <w:t xml:space="preserve">¹ Δ R&amp;D không tính được cho SIDS vì dữ liệu giai đoạn 2009–2012 quá thưa, hầu hết SIDS chỉ có khảo sát từ 2013+ (FJI, PNG, SLB, TON, VUT, WSM); chỉ Kiribati (KIR) có đợt 2025 mới nhất. Để so sánh dọc, cần ít nhất 2 đợt khảo sát cùng quốc gia.</w:t>
       </w:r>
     </w:p>
     <w:p>
@@ -11768,7 +11753,7 @@
         <w:t xml:space="preserve"> </w:t>
       </w:r>
       <w:r>
-        <w:t xml:space="preserve">là xu hướng nổi bật nhất: website tăng +20–43 điểm phần trăm ở Frontier, Emerging và SIDS — phù hợp luận điểm nhảy vọt số của Banalieva &amp; Dhanaraj (2019). Trong khi đó, R&amp;D giảm mạnh ở Emerging (-42,1 điểm phần trăm) là cảnh báo hiệu ứng schema: BREADY 2018+ đo R&amp;D theo cách khác làm giảm tỷ lệ báo cáo. Upper-middle là nhóm duy nhất có R&amp;D tăng đáng kể (+21,5 điểm phần trăm), phản ánh đầu tư thực sự — đặc biệt từ Trung Quốc với chiến lược sản xuất thông minh.</w:t>
+        <w:t xml:space="preserve">là xu hướng nổi bật nhất: website tăng +20–43 điểm phần trăm ở Frontier, Emerging và SIDS, phù hợp luận điểm nhảy vọt số của Banalieva &amp; Dhanaraj (2019). Trong khi đó, R&amp;D giảm mạnh ở Emerging (-42, 1 điểm phần trăm) là cảnh báo hiệu ứng schema: BREADY 2018+ đo R&amp;D theo cách khác làm giảm tỷ lệ báo cáo. Upper-middle là nhóm duy nhất có R&amp;D tăng đáng kể (+21, 5 điểm phần trăm), phản ánh đầu tư thực sự, đặc biệt từ Trung Quốc với chiến lược sản xuất thông minh.</w:t>
       </w:r>
     </w:p>
     <w:p>
@@ -11780,7 +11765,7 @@
           <w:iCs/>
           <w:i/>
         </w:rPr>
-        <w:t xml:space="preserve">Hình 2.3.4.1. Slope chart minh họa thay đổi 5 chỉ số giữa 2 mốc thời gian cho 4 phân nhóm con. Pattern nổi bật: Website tăng mạnh +20–40 điểm phần trăm ở Frontier/SIDS; FDI giảm phổ biến; R&amp;D giảm mạnh ở Emerging (-42,1 đpt) cảnh báo hiệu ứng schema.</w:t>
+        <w:t xml:space="preserve">Hình 2.3.4.1. Slope chart minh họa thay đổi 5 chỉ số giữa 2 mốc thời gian cho 4 phân nhóm con. Pattern nổi bật: Website tăng mạnh +20–40 điểm phần trăm ở Frontier/SIDS; FDI giảm phổ biến; R&amp;D giảm mạnh ở Emerging (-42, 1 đpt) cảnh báo hiệu ứng schema.</w:t>
       </w:r>
     </w:p>
     <w:p>
@@ -11795,8 +11780,8 @@
         <w:t xml:space="preserve">Hình 2.3.6.1. Radar/spider chart cho 3 phân nhóm con (Advanced, Emerging, SIDS) trên 5 chiều (FSTS, Đổi mới sản phẩm, R&amp;D, Website, ISO) với 2 mốc thời gian 2009–2012 vs 2018–2025.</w:t>
       </w:r>
     </w:p>
-    <w:bookmarkEnd w:id="57"/>
-    <w:bookmarkStart w:id="58" w:name="X15cc21ed2bba2d00eb68e819762140b85f4d05d"/>
+    <w:bookmarkEnd w:id="58"/>
+    <w:bookmarkStart w:id="59" w:name="X15cc21ed2bba2d00eb68e819762140b85f4d05d"/>
     <w:p>
       <w:pPr>
         <w:pStyle w:val="Heading4"/>
@@ -11827,7 +11812,7 @@
           <w:iCs/>
           <w:i/>
         </w:rPr>
-        <w:t xml:space="preserve">Phân biệt 3 chỉ số tham nhũng WBES — định nghĩa chính thức và cách đo.</w:t>
+        <w:t xml:space="preserve">Phân biệt 3 chỉ số tham nhũng WBES, định nghĩa chính thức và cách đo.</w:t>
       </w:r>
     </w:p>
     <w:tbl>
@@ -12154,8 +12139,8 @@
         <w:t xml:space="preserve">thay vì hành vi cá biệt.</w:t>
       </w:r>
     </w:p>
-    <w:bookmarkEnd w:id="58"/>
-    <w:bookmarkStart w:id="59" w:name="X1d1775454e164ec96880a4039b82bdc8acf5777"/>
+    <w:bookmarkEnd w:id="59"/>
+    <w:bookmarkStart w:id="60" w:name="X1d1775454e164ec96880a4039b82bdc8acf5777"/>
     <w:p>
       <w:pPr>
         <w:pStyle w:val="Heading4"/>
@@ -12277,7 +12262,7 @@
               <w:jc w:val="left"/>
             </w:pPr>
             <w:r>
-              <w:t xml:space="preserve">Sản xuất — high-tech</w:t>
+              <w:t xml:space="preserve">Sản xuất, high-tech</w:t>
             </w:r>
           </w:p>
         </w:tc>
@@ -12343,7 +12328,7 @@
               <w:jc w:val="left"/>
             </w:pPr>
             <w:r>
-              <w:t xml:space="preserve">Sản xuất — low-tech</w:t>
+              <w:t xml:space="preserve">Sản xuất, low-tech</w:t>
             </w:r>
           </w:p>
         </w:tc>
@@ -12867,14 +12852,14 @@
         <w:t xml:space="preserve">Kafouros et al. (2023) chứng minh chất lượng thể chế tương tác hai chiều với dynamism ngành: ở ngành dynamism công nghệ cao, thể chế tốt khuếch đại hiệu quả; ở ngành dynamism thị trường cao, thể chế tốt có thể làm yếu hiệu quả (doanh nghiệp phải nội bộ hóa chức năng). Phát hiện này gợi ý hướng kiểm định cho Chuyên đề 2.</w:t>
       </w:r>
     </w:p>
-    <w:bookmarkEnd w:id="59"/>
-    <w:bookmarkStart w:id="60" w:name="Xba69c568898f5be6dd187064545e4b695772442"/>
+    <w:bookmarkEnd w:id="60"/>
+    <w:bookmarkStart w:id="61" w:name="Xe94a7f38103305616bcb3f527e5b632bf794b9f"/>
     <w:p>
       <w:pPr>
         <w:pStyle w:val="Heading4"/>
       </w:pPr>
       <w:r>
-        <w:t xml:space="preserve">2.3.6.4 Phân nhóm con Emerging — dị biệt nội bộ</w:t>
+        <w:t xml:space="preserve">2.3.6.4 Phân nhóm con Emerging, dị biệt nội bộ</w:t>
       </w:r>
     </w:p>
     <w:p>
@@ -12899,7 +12884,7 @@
           <w:iCs/>
           <w:i/>
         </w:rPr>
-        <w:t xml:space="preserve">Phân nhóm con Emerging — số liệu tổng hợp 2009–2025 (n=47.803).</w:t>
+        <w:t xml:space="preserve">Phân nhóm con Emerging, số liệu tổng hợp 2009–2025 (n=47.803).</w:t>
       </w:r>
     </w:p>
     <w:tbl>
@@ -13055,7 +13040,7 @@
               <w:jc w:val="left"/>
             </w:pPr>
             <w:r>
-              <w:t xml:space="preserve">Emerging — FDI dẫn dắt SEA</w:t>
+              <w:t xml:space="preserve">Emerging, FDI dẫn dắt SEA</w:t>
             </w:r>
           </w:p>
         </w:tc>
@@ -13095,79 +13080,79 @@
                 <w:bCs/>
                 <w:b/>
               </w:rPr>
-              <w:t xml:space="preserve">13,2</w:t>
-            </w:r>
-          </w:p>
-        </w:tc>
-        <w:tc>
-          <w:tcPr/>
-          <w:p>
-            <w:pPr>
-              <w:pStyle w:val="Compact"/>
-              <w:jc w:val="left"/>
-            </w:pPr>
-            <w:r>
-              <w:t xml:space="preserve">22,1</w:t>
-            </w:r>
-          </w:p>
-        </w:tc>
-        <w:tc>
-          <w:tcPr/>
-          <w:p>
-            <w:pPr>
-              <w:pStyle w:val="Compact"/>
-              <w:jc w:val="left"/>
-            </w:pPr>
-            <w:r>
-              <w:t xml:space="preserve">11,4</w:t>
-            </w:r>
-          </w:p>
-        </w:tc>
-        <w:tc>
-          <w:tcPr/>
-          <w:p>
-            <w:pPr>
-              <w:pStyle w:val="Compact"/>
-              <w:jc w:val="left"/>
-            </w:pPr>
-            <w:r>
-              <w:t xml:space="preserve">47,3</w:t>
-            </w:r>
-          </w:p>
-        </w:tc>
-        <w:tc>
-          <w:tcPr/>
-          <w:p>
-            <w:pPr>
-              <w:pStyle w:val="Compact"/>
-              <w:jc w:val="left"/>
-            </w:pPr>
-            <w:r>
-              <w:t xml:space="preserve">4,8</w:t>
-            </w:r>
-          </w:p>
-        </w:tc>
-        <w:tc>
-          <w:tcPr/>
-          <w:p>
-            <w:pPr>
-              <w:pStyle w:val="Compact"/>
-              <w:jc w:val="left"/>
-            </w:pPr>
-            <w:r>
-              <w:t xml:space="preserve">18,8</w:t>
-            </w:r>
-          </w:p>
-        </w:tc>
-        <w:tc>
-          <w:tcPr/>
-          <w:p>
-            <w:pPr>
-              <w:pStyle w:val="Compact"/>
-              <w:jc w:val="left"/>
-            </w:pPr>
-            <w:r>
-              <w:t xml:space="preserve">1,53</w:t>
+              <w:t xml:space="preserve">13, 2</w:t>
+            </w:r>
+          </w:p>
+        </w:tc>
+        <w:tc>
+          <w:tcPr/>
+          <w:p>
+            <w:pPr>
+              <w:pStyle w:val="Compact"/>
+              <w:jc w:val="left"/>
+            </w:pPr>
+            <w:r>
+              <w:t xml:space="preserve">22, 1</w:t>
+            </w:r>
+          </w:p>
+        </w:tc>
+        <w:tc>
+          <w:tcPr/>
+          <w:p>
+            <w:pPr>
+              <w:pStyle w:val="Compact"/>
+              <w:jc w:val="left"/>
+            </w:pPr>
+            <w:r>
+              <w:t xml:space="preserve">11, 4</w:t>
+            </w:r>
+          </w:p>
+        </w:tc>
+        <w:tc>
+          <w:tcPr/>
+          <w:p>
+            <w:pPr>
+              <w:pStyle w:val="Compact"/>
+              <w:jc w:val="left"/>
+            </w:pPr>
+            <w:r>
+              <w:t xml:space="preserve">47, 3</w:t>
+            </w:r>
+          </w:p>
+        </w:tc>
+        <w:tc>
+          <w:tcPr/>
+          <w:p>
+            <w:pPr>
+              <w:pStyle w:val="Compact"/>
+              <w:jc w:val="left"/>
+            </w:pPr>
+            <w:r>
+              <w:t xml:space="preserve">4, 8</w:t>
+            </w:r>
+          </w:p>
+        </w:tc>
+        <w:tc>
+          <w:tcPr/>
+          <w:p>
+            <w:pPr>
+              <w:pStyle w:val="Compact"/>
+              <w:jc w:val="left"/>
+            </w:pPr>
+            <w:r>
+              <w:t xml:space="preserve">18, 8</w:t>
+            </w:r>
+          </w:p>
+        </w:tc>
+        <w:tc>
+          <w:tcPr/>
+          <w:p>
+            <w:pPr>
+              <w:pStyle w:val="Compact"/>
+              <w:jc w:val="left"/>
+            </w:pPr>
+            <w:r>
+              <w:t xml:space="preserve">1, 53</w:t>
             </w:r>
           </w:p>
         </w:tc>
@@ -13181,7 +13166,7 @@
               <w:jc w:val="left"/>
             </w:pPr>
             <w:r>
-              <w:t xml:space="preserve">Emerging — dân số lớn</w:t>
+              <w:t xml:space="preserve">Emerging, dân số lớn</w:t>
             </w:r>
           </w:p>
         </w:tc>
@@ -13221,79 +13206,79 @@
                 <w:bCs/>
                 <w:b/>
               </w:rPr>
-              <w:t xml:space="preserve">7,2</w:t>
-            </w:r>
-          </w:p>
-        </w:tc>
-        <w:tc>
-          <w:tcPr/>
-          <w:p>
-            <w:pPr>
-              <w:pStyle w:val="Compact"/>
-              <w:jc w:val="left"/>
-            </w:pPr>
-            <w:r>
-              <w:t xml:space="preserve">13,8</w:t>
-            </w:r>
-          </w:p>
-        </w:tc>
-        <w:tc>
-          <w:tcPr/>
-          <w:p>
-            <w:pPr>
-              <w:pStyle w:val="Compact"/>
-              <w:jc w:val="left"/>
-            </w:pPr>
-            <w:r>
-              <w:t xml:space="preserve">1,9</w:t>
-            </w:r>
-          </w:p>
-        </w:tc>
-        <w:tc>
-          <w:tcPr/>
-          <w:p>
-            <w:pPr>
-              <w:pStyle w:val="Compact"/>
-              <w:jc w:val="left"/>
-            </w:pPr>
-            <w:r>
-              <w:t xml:space="preserve">49,5</w:t>
-            </w:r>
-          </w:p>
-        </w:tc>
-        <w:tc>
-          <w:tcPr/>
-          <w:p>
-            <w:pPr>
-              <w:pStyle w:val="Compact"/>
-              <w:jc w:val="left"/>
-            </w:pPr>
-            <w:r>
-              <w:t xml:space="preserve">19,8</w:t>
-            </w:r>
-          </w:p>
-        </w:tc>
-        <w:tc>
-          <w:tcPr/>
-          <w:p>
-            <w:pPr>
-              <w:pStyle w:val="Compact"/>
-              <w:jc w:val="left"/>
-            </w:pPr>
-            <w:r>
-              <w:t xml:space="preserve">27,6</w:t>
-            </w:r>
-          </w:p>
-        </w:tc>
-        <w:tc>
-          <w:tcPr/>
-          <w:p>
-            <w:pPr>
-              <w:pStyle w:val="Compact"/>
-              <w:jc w:val="left"/>
-            </w:pPr>
-            <w:r>
-              <w:t xml:space="preserve">1,16</w:t>
+              <w:t xml:space="preserve">7, 2</w:t>
+            </w:r>
+          </w:p>
+        </w:tc>
+        <w:tc>
+          <w:tcPr/>
+          <w:p>
+            <w:pPr>
+              <w:pStyle w:val="Compact"/>
+              <w:jc w:val="left"/>
+            </w:pPr>
+            <w:r>
+              <w:t xml:space="preserve">13, 8</w:t>
+            </w:r>
+          </w:p>
+        </w:tc>
+        <w:tc>
+          <w:tcPr/>
+          <w:p>
+            <w:pPr>
+              <w:pStyle w:val="Compact"/>
+              <w:jc w:val="left"/>
+            </w:pPr>
+            <w:r>
+              <w:t xml:space="preserve">1, 9</w:t>
+            </w:r>
+          </w:p>
+        </w:tc>
+        <w:tc>
+          <w:tcPr/>
+          <w:p>
+            <w:pPr>
+              <w:pStyle w:val="Compact"/>
+              <w:jc w:val="left"/>
+            </w:pPr>
+            <w:r>
+              <w:t xml:space="preserve">49, 5</w:t>
+            </w:r>
+          </w:p>
+        </w:tc>
+        <w:tc>
+          <w:tcPr/>
+          <w:p>
+            <w:pPr>
+              <w:pStyle w:val="Compact"/>
+              <w:jc w:val="left"/>
+            </w:pPr>
+            <w:r>
+              <w:t xml:space="preserve">19, 8</w:t>
+            </w:r>
+          </w:p>
+        </w:tc>
+        <w:tc>
+          <w:tcPr/>
+          <w:p>
+            <w:pPr>
+              <w:pStyle w:val="Compact"/>
+              <w:jc w:val="left"/>
+            </w:pPr>
+            <w:r>
+              <w:t xml:space="preserve">27, 6</w:t>
+            </w:r>
+          </w:p>
+        </w:tc>
+        <w:tc>
+          <w:tcPr/>
+          <w:p>
+            <w:pPr>
+              <w:pStyle w:val="Compact"/>
+              <w:jc w:val="left"/>
+            </w:pPr>
+            <w:r>
+              <w:t xml:space="preserve">1, 16</w:t>
             </w:r>
           </w:p>
         </w:tc>
@@ -13307,7 +13292,7 @@
               <w:jc w:val="left"/>
             </w:pPr>
             <w:r>
-              <w:t xml:space="preserve">Emerging — tài nguyên</w:t>
+              <w:t xml:space="preserve">Emerging, tài nguyên</w:t>
             </w:r>
           </w:p>
         </w:tc>
@@ -13347,79 +13332,79 @@
                 <w:bCs/>
                 <w:b/>
               </w:rPr>
-              <w:t xml:space="preserve">5,0</w:t>
-            </w:r>
-          </w:p>
-        </w:tc>
-        <w:tc>
-          <w:tcPr/>
-          <w:p>
-            <w:pPr>
-              <w:pStyle w:val="Compact"/>
-              <w:jc w:val="left"/>
-            </w:pPr>
-            <w:r>
-              <w:t xml:space="preserve">9,7</w:t>
-            </w:r>
-          </w:p>
-        </w:tc>
-        <w:tc>
-          <w:tcPr/>
-          <w:p>
-            <w:pPr>
-              <w:pStyle w:val="Compact"/>
-              <w:jc w:val="left"/>
-            </w:pPr>
-            <w:r>
-              <w:t xml:space="preserve">4,7</w:t>
-            </w:r>
-          </w:p>
-        </w:tc>
-        <w:tc>
-          <w:tcPr/>
-          <w:p>
-            <w:pPr>
-              <w:pStyle w:val="Compact"/>
-              <w:jc w:val="left"/>
-            </w:pPr>
-            <w:r>
-              <w:t xml:space="preserve">50,1</w:t>
-            </w:r>
-          </w:p>
-        </w:tc>
-        <w:tc>
-          <w:tcPr/>
-          <w:p>
-            <w:pPr>
-              <w:pStyle w:val="Compact"/>
-              <w:jc w:val="left"/>
-            </w:pPr>
-            <w:r>
-              <w:t xml:space="preserve">20,8</w:t>
-            </w:r>
-          </w:p>
-        </w:tc>
-        <w:tc>
-          <w:tcPr/>
-          <w:p>
-            <w:pPr>
-              <w:pStyle w:val="Compact"/>
-              <w:jc w:val="left"/>
-            </w:pPr>
-            <w:r>
-              <w:t xml:space="preserve">15,4</w:t>
-            </w:r>
-          </w:p>
-        </w:tc>
-        <w:tc>
-          <w:tcPr/>
-          <w:p>
-            <w:pPr>
-              <w:pStyle w:val="Compact"/>
-              <w:jc w:val="left"/>
-            </w:pPr>
-            <w:r>
-              <w:t xml:space="preserve">1,16</w:t>
+              <w:t xml:space="preserve">5, 0</w:t>
+            </w:r>
+          </w:p>
+        </w:tc>
+        <w:tc>
+          <w:tcPr/>
+          <w:p>
+            <w:pPr>
+              <w:pStyle w:val="Compact"/>
+              <w:jc w:val="left"/>
+            </w:pPr>
+            <w:r>
+              <w:t xml:space="preserve">9, 7</w:t>
+            </w:r>
+          </w:p>
+        </w:tc>
+        <w:tc>
+          <w:tcPr/>
+          <w:p>
+            <w:pPr>
+              <w:pStyle w:val="Compact"/>
+              <w:jc w:val="left"/>
+            </w:pPr>
+            <w:r>
+              <w:t xml:space="preserve">4, 7</w:t>
+            </w:r>
+          </w:p>
+        </w:tc>
+        <w:tc>
+          <w:tcPr/>
+          <w:p>
+            <w:pPr>
+              <w:pStyle w:val="Compact"/>
+              <w:jc w:val="left"/>
+            </w:pPr>
+            <w:r>
+              <w:t xml:space="preserve">50, 1</w:t>
+            </w:r>
+          </w:p>
+        </w:tc>
+        <w:tc>
+          <w:tcPr/>
+          <w:p>
+            <w:pPr>
+              <w:pStyle w:val="Compact"/>
+              <w:jc w:val="left"/>
+            </w:pPr>
+            <w:r>
+              <w:t xml:space="preserve">20, 8</w:t>
+            </w:r>
+          </w:p>
+        </w:tc>
+        <w:tc>
+          <w:tcPr/>
+          <w:p>
+            <w:pPr>
+              <w:pStyle w:val="Compact"/>
+              <w:jc w:val="left"/>
+            </w:pPr>
+            <w:r>
+              <w:t xml:space="preserve">15, 4</w:t>
+            </w:r>
+          </w:p>
+        </w:tc>
+        <w:tc>
+          <w:tcPr/>
+          <w:p>
+            <w:pPr>
+              <w:pStyle w:val="Compact"/>
+              <w:jc w:val="left"/>
+            </w:pPr>
+            <w:r>
+              <w:t xml:space="preserve">1, 16</w:t>
             </w:r>
           </w:p>
         </w:tc>
@@ -13477,79 +13462,79 @@
               <w:jc w:val="left"/>
             </w:pPr>
             <w:r>
-              <w:t xml:space="preserve">8,6</w:t>
-            </w:r>
-          </w:p>
-        </w:tc>
-        <w:tc>
-          <w:tcPr/>
-          <w:p>
-            <w:pPr>
-              <w:pStyle w:val="Compact"/>
-              <w:jc w:val="left"/>
-            </w:pPr>
-            <w:r>
-              <w:t xml:space="preserve">15,5</w:t>
-            </w:r>
-          </w:p>
-        </w:tc>
-        <w:tc>
-          <w:tcPr/>
-          <w:p>
-            <w:pPr>
-              <w:pStyle w:val="Compact"/>
-              <w:jc w:val="left"/>
-            </w:pPr>
-            <w:r>
-              <w:t xml:space="preserve">4,7</w:t>
-            </w:r>
-          </w:p>
-        </w:tc>
-        <w:tc>
-          <w:tcPr/>
-          <w:p>
-            <w:pPr>
-              <w:pStyle w:val="Compact"/>
-              <w:jc w:val="left"/>
-            </w:pPr>
-            <w:r>
-              <w:t xml:space="preserve">49,2</w:t>
-            </w:r>
-          </w:p>
-        </w:tc>
-        <w:tc>
-          <w:tcPr/>
-          <w:p>
-            <w:pPr>
-              <w:pStyle w:val="Compact"/>
-              <w:jc w:val="left"/>
-            </w:pPr>
-            <w:r>
-              <w:t xml:space="preserve">16,4</w:t>
-            </w:r>
-          </w:p>
-        </w:tc>
-        <w:tc>
-          <w:tcPr/>
-          <w:p>
-            <w:pPr>
-              <w:pStyle w:val="Compact"/>
-              <w:jc w:val="left"/>
-            </w:pPr>
-            <w:r>
-              <w:t xml:space="preserve">24,9</w:t>
-            </w:r>
-          </w:p>
-        </w:tc>
-        <w:tc>
-          <w:tcPr/>
-          <w:p>
-            <w:pPr>
-              <w:pStyle w:val="Compact"/>
-              <w:jc w:val="left"/>
-            </w:pPr>
-            <w:r>
-              <w:t xml:space="preserve">1,24</w:t>
+              <w:t xml:space="preserve">8, 6</w:t>
+            </w:r>
+          </w:p>
+        </w:tc>
+        <w:tc>
+          <w:tcPr/>
+          <w:p>
+            <w:pPr>
+              <w:pStyle w:val="Compact"/>
+              <w:jc w:val="left"/>
+            </w:pPr>
+            <w:r>
+              <w:t xml:space="preserve">15, 5</w:t>
+            </w:r>
+          </w:p>
+        </w:tc>
+        <w:tc>
+          <w:tcPr/>
+          <w:p>
+            <w:pPr>
+              <w:pStyle w:val="Compact"/>
+              <w:jc w:val="left"/>
+            </w:pPr>
+            <w:r>
+              <w:t xml:space="preserve">4, 7</w:t>
+            </w:r>
+          </w:p>
+        </w:tc>
+        <w:tc>
+          <w:tcPr/>
+          <w:p>
+            <w:pPr>
+              <w:pStyle w:val="Compact"/>
+              <w:jc w:val="left"/>
+            </w:pPr>
+            <w:r>
+              <w:t xml:space="preserve">49, 2</w:t>
+            </w:r>
+          </w:p>
+        </w:tc>
+        <w:tc>
+          <w:tcPr/>
+          <w:p>
+            <w:pPr>
+              <w:pStyle w:val="Compact"/>
+              <w:jc w:val="left"/>
+            </w:pPr>
+            <w:r>
+              <w:t xml:space="preserve">16, 4</w:t>
+            </w:r>
+          </w:p>
+        </w:tc>
+        <w:tc>
+          <w:tcPr/>
+          <w:p>
+            <w:pPr>
+              <w:pStyle w:val="Compact"/>
+              <w:jc w:val="left"/>
+            </w:pPr>
+            <w:r>
+              <w:t xml:space="preserve">24, 9</w:t>
+            </w:r>
+          </w:p>
+        </w:tc>
+        <w:tc>
+          <w:tcPr/>
+          <w:p>
+            <w:pPr>
+              <w:pStyle w:val="Compact"/>
+              <w:jc w:val="left"/>
+            </w:pPr>
+            <w:r>
+              <w:t xml:space="preserve">1, 24</w:t>
             </w:r>
           </w:p>
         </w:tc>
@@ -13560,11 +13545,11 @@
         <w:pStyle w:val="BodyText"/>
       </w:pPr>
       <w:r>
-        <w:t xml:space="preserve">Năm phát hiện: (1) FSTS phân tầng 5,0%–7,2%–13,2% bị che giấu khi gộp; (2) FDI chênh lệch 6 lần giữa ASEAN-3 và Nam Á + Tây Á; (3) TCI ngược dấu trong nội bộ nhóm; (4) Mông Cổ là trường hợp biên với đặc điểm tài nguyên; (5) độ lệch chuẩn log 1,53 so với 1,16 — phân tầng hai tầng trong mẫu con FDI dẫn dắt (Hsieh &amp; Klenow, 2009).</w:t>
-      </w:r>
-    </w:p>
-    <w:bookmarkEnd w:id="60"/>
-    <w:bookmarkStart w:id="61" w:name="X6dd7cda65443cf47e18bb2d4cac658826405050"/>
+        <w:t xml:space="preserve">Năm phát hiện: (1) FSTS phân tầng 5, 0%–7, 2%–13, 2% bị che giấu khi gộp; (2) FDI chênh lệch 6 lần giữa ASEAN-3 và Nam Á + Tây Á; (3) TCI ngược dấu trong nội bộ nhóm; (4) Mông Cổ là trường hợp biên với đặc điểm tài nguyên; (5) độ lệch chuẩn log 1, 53 so với 1, 16, phân tầng hai tầng trong mẫu con FDI dẫn dắt (Hsieh &amp; Klenow, 2009).</w:t>
+      </w:r>
+    </w:p>
+    <w:bookmarkEnd w:id="61"/>
+    <w:bookmarkStart w:id="62" w:name="X6dd7cda65443cf47e18bb2d4cac658826405050"/>
     <w:p>
       <w:pPr>
         <w:pStyle w:val="Heading4"/>
@@ -13595,10 +13580,10 @@
           <w:iCs/>
           <w:i/>
         </w:rPr>
-        <w:t xml:space="preserve">14 quốc gia trong đợt 2025 (n=17.053 — bao gồm Kiribati 2025 và Nepal 2025). Ghi chú: Nepal 2025 sử dụng BREADY Micro schema — FSTS</w:t>
-      </w:r>
-      <w:r>
-        <w:t xml:space="preserve">, Website† và FDI/R&amp;D (—) không tương đương trực tiếp với WBES chuẩn; trung bình Tổng 2025 tính trên 13 quốc gia WBES chuẩn.*</w:t>
+        <w:t xml:space="preserve">14 quốc gia trong đợt 2025 (n=17.053, bao gồm Kiribati 2025 và Nepal 2025). Ghi chú: Nepal 2025 sử dụng BREADY Micro schema, FSTS</w:t>
+      </w:r>
+      <w:r>
+        <w:t xml:space="preserve">, Website† và FDI/R&amp;D (, ) không tương đương trực tiếp với WBES chuẩn; trung bình Tổng 2025 tính trên 13 quốc gia WBES chuẩn.*</w:t>
       </w:r>
     </w:p>
     <w:tbl>
@@ -13789,55 +13774,55 @@
               <w:jc w:val="left"/>
             </w:pPr>
             <w:r>
-              <w:t xml:space="preserve">2,7</w:t>
-            </w:r>
-          </w:p>
-        </w:tc>
-        <w:tc>
-          <w:tcPr/>
-          <w:p>
-            <w:pPr>
-              <w:pStyle w:val="Compact"/>
-              <w:jc w:val="left"/>
-            </w:pPr>
-            <w:r>
-              <w:t xml:space="preserve">1,9</w:t>
-            </w:r>
-          </w:p>
-        </w:tc>
-        <w:tc>
-          <w:tcPr/>
-          <w:p>
-            <w:pPr>
-              <w:pStyle w:val="Compact"/>
-              <w:jc w:val="left"/>
-            </w:pPr>
-            <w:r>
-              <w:t xml:space="preserve">2,2</w:t>
-            </w:r>
-          </w:p>
-        </w:tc>
-        <w:tc>
-          <w:tcPr/>
-          <w:p>
-            <w:pPr>
-              <w:pStyle w:val="Compact"/>
-              <w:jc w:val="left"/>
-            </w:pPr>
-            <w:r>
-              <w:t xml:space="preserve">41,8</w:t>
-            </w:r>
-          </w:p>
-        </w:tc>
-        <w:tc>
-          <w:tcPr/>
-          <w:p>
-            <w:pPr>
-              <w:pStyle w:val="Compact"/>
-              <w:jc w:val="left"/>
-            </w:pPr>
-            <w:r>
-              <w:t xml:space="preserve">0,86</w:t>
+              <w:t xml:space="preserve">2, 7</w:t>
+            </w:r>
+          </w:p>
+        </w:tc>
+        <w:tc>
+          <w:tcPr/>
+          <w:p>
+            <w:pPr>
+              <w:pStyle w:val="Compact"/>
+              <w:jc w:val="left"/>
+            </w:pPr>
+            <w:r>
+              <w:t xml:space="preserve">1, 9</w:t>
+            </w:r>
+          </w:p>
+        </w:tc>
+        <w:tc>
+          <w:tcPr/>
+          <w:p>
+            <w:pPr>
+              <w:pStyle w:val="Compact"/>
+              <w:jc w:val="left"/>
+            </w:pPr>
+            <w:r>
+              <w:t xml:space="preserve">2, 2</w:t>
+            </w:r>
+          </w:p>
+        </w:tc>
+        <w:tc>
+          <w:tcPr/>
+          <w:p>
+            <w:pPr>
+              <w:pStyle w:val="Compact"/>
+              <w:jc w:val="left"/>
+            </w:pPr>
+            <w:r>
+              <w:t xml:space="preserve">41, 8</w:t>
+            </w:r>
+          </w:p>
+        </w:tc>
+        <w:tc>
+          <w:tcPr/>
+          <w:p>
+            <w:pPr>
+              <w:pStyle w:val="Compact"/>
+              <w:jc w:val="left"/>
+            </w:pPr>
+            <w:r>
+              <w:t xml:space="preserve">0, 86</w:t>
             </w:r>
           </w:p>
         </w:tc>
@@ -13899,43 +13884,43 @@
               <w:jc w:val="left"/>
             </w:pPr>
             <w:r>
-              <w:t xml:space="preserve">2,7</w:t>
-            </w:r>
-          </w:p>
-        </w:tc>
-        <w:tc>
-          <w:tcPr/>
-          <w:p>
-            <w:pPr>
-              <w:pStyle w:val="Compact"/>
-              <w:jc w:val="left"/>
-            </w:pPr>
-            <w:r>
-              <w:t xml:space="preserve">9,5</w:t>
-            </w:r>
-          </w:p>
-        </w:tc>
-        <w:tc>
-          <w:tcPr/>
-          <w:p>
-            <w:pPr>
-              <w:pStyle w:val="Compact"/>
-              <w:jc w:val="left"/>
-            </w:pPr>
-            <w:r>
-              <w:t xml:space="preserve">1,7</w:t>
-            </w:r>
-          </w:p>
-        </w:tc>
-        <w:tc>
-          <w:tcPr/>
-          <w:p>
-            <w:pPr>
-              <w:pStyle w:val="Compact"/>
-              <w:jc w:val="left"/>
-            </w:pPr>
-            <w:r>
-              <w:t xml:space="preserve">30,2</w:t>
+              <w:t xml:space="preserve">2, 7</w:t>
+            </w:r>
+          </w:p>
+        </w:tc>
+        <w:tc>
+          <w:tcPr/>
+          <w:p>
+            <w:pPr>
+              <w:pStyle w:val="Compact"/>
+              <w:jc w:val="left"/>
+            </w:pPr>
+            <w:r>
+              <w:t xml:space="preserve">9, 5</w:t>
+            </w:r>
+          </w:p>
+        </w:tc>
+        <w:tc>
+          <w:tcPr/>
+          <w:p>
+            <w:pPr>
+              <w:pStyle w:val="Compact"/>
+              <w:jc w:val="left"/>
+            </w:pPr>
+            <w:r>
+              <w:t xml:space="preserve">1, 7</w:t>
+            </w:r>
+          </w:p>
+        </w:tc>
+        <w:tc>
+          <w:tcPr/>
+          <w:p>
+            <w:pPr>
+              <w:pStyle w:val="Compact"/>
+              <w:jc w:val="left"/>
+            </w:pPr>
+            <w:r>
+              <w:t xml:space="preserve">30, 2</w:t>
             </w:r>
           </w:p>
         </w:tc>
@@ -13951,7 +13936,7 @@
                 <w:bCs/>
                 <w:b/>
               </w:rPr>
-              <w:t xml:space="preserve">0,49</w:t>
+              <w:t xml:space="preserve">0, 49</w:t>
             </w:r>
           </w:p>
         </w:tc>
@@ -14013,55 +13998,55 @@
               <w:jc w:val="left"/>
             </w:pPr>
             <w:r>
-              <w:t xml:space="preserve">9,2</w:t>
-            </w:r>
-          </w:p>
-        </w:tc>
-        <w:tc>
-          <w:tcPr/>
-          <w:p>
-            <w:pPr>
-              <w:pStyle w:val="Compact"/>
-              <w:jc w:val="left"/>
-            </w:pPr>
-            <w:r>
-              <w:t xml:space="preserve">6,3</w:t>
-            </w:r>
-          </w:p>
-        </w:tc>
-        <w:tc>
-          <w:tcPr/>
-          <w:p>
-            <w:pPr>
-              <w:pStyle w:val="Compact"/>
-              <w:jc w:val="left"/>
-            </w:pPr>
-            <w:r>
-              <w:t xml:space="preserve">8,7</w:t>
-            </w:r>
-          </w:p>
-        </w:tc>
-        <w:tc>
-          <w:tcPr/>
-          <w:p>
-            <w:pPr>
-              <w:pStyle w:val="Compact"/>
-              <w:jc w:val="left"/>
-            </w:pPr>
-            <w:r>
-              <w:t xml:space="preserve">61,9</w:t>
-            </w:r>
-          </w:p>
-        </w:tc>
-        <w:tc>
-          <w:tcPr/>
-          <w:p>
-            <w:pPr>
-              <w:pStyle w:val="Compact"/>
-              <w:jc w:val="left"/>
-            </w:pPr>
-            <w:r>
-              <w:t xml:space="preserve">1,49</w:t>
+              <w:t xml:space="preserve">9, 2</w:t>
+            </w:r>
+          </w:p>
+        </w:tc>
+        <w:tc>
+          <w:tcPr/>
+          <w:p>
+            <w:pPr>
+              <w:pStyle w:val="Compact"/>
+              <w:jc w:val="left"/>
+            </w:pPr>
+            <w:r>
+              <w:t xml:space="preserve">6, 3</w:t>
+            </w:r>
+          </w:p>
+        </w:tc>
+        <w:tc>
+          <w:tcPr/>
+          <w:p>
+            <w:pPr>
+              <w:pStyle w:val="Compact"/>
+              <w:jc w:val="left"/>
+            </w:pPr>
+            <w:r>
+              <w:t xml:space="preserve">8, 7</w:t>
+            </w:r>
+          </w:p>
+        </w:tc>
+        <w:tc>
+          <w:tcPr/>
+          <w:p>
+            <w:pPr>
+              <w:pStyle w:val="Compact"/>
+              <w:jc w:val="left"/>
+            </w:pPr>
+            <w:r>
+              <w:t xml:space="preserve">61, 9</w:t>
+            </w:r>
+          </w:p>
+        </w:tc>
+        <w:tc>
+          <w:tcPr/>
+          <w:p>
+            <w:pPr>
+              <w:pStyle w:val="Compact"/>
+              <w:jc w:val="left"/>
+            </w:pPr>
+            <w:r>
+              <w:t xml:space="preserve">1, 49</w:t>
             </w:r>
           </w:p>
         </w:tc>
@@ -14123,55 +14108,55 @@
               <w:jc w:val="left"/>
             </w:pPr>
             <w:r>
-              <w:t xml:space="preserve">16,1</w:t>
-            </w:r>
-          </w:p>
-        </w:tc>
-        <w:tc>
-          <w:tcPr/>
-          <w:p>
-            <w:pPr>
-              <w:pStyle w:val="Compact"/>
-              <w:jc w:val="left"/>
-            </w:pPr>
-            <w:r>
-              <w:t xml:space="preserve">1,8</w:t>
-            </w:r>
-          </w:p>
-        </w:tc>
-        <w:tc>
-          <w:tcPr/>
-          <w:p>
-            <w:pPr>
-              <w:pStyle w:val="Compact"/>
-              <w:jc w:val="left"/>
-            </w:pPr>
-            <w:r>
-              <w:t xml:space="preserve">4,1</w:t>
-            </w:r>
-          </w:p>
-        </w:tc>
-        <w:tc>
-          <w:tcPr/>
-          <w:p>
-            <w:pPr>
-              <w:pStyle w:val="Compact"/>
-              <w:jc w:val="left"/>
-            </w:pPr>
-            <w:r>
-              <w:t xml:space="preserve">48,8</w:t>
-            </w:r>
-          </w:p>
-        </w:tc>
-        <w:tc>
-          <w:tcPr/>
-          <w:p>
-            <w:pPr>
-              <w:pStyle w:val="Compact"/>
-              <w:jc w:val="left"/>
-            </w:pPr>
-            <w:r>
-              <w:t xml:space="preserve">1,21</w:t>
+              <w:t xml:space="preserve">16, 1</w:t>
+            </w:r>
+          </w:p>
+        </w:tc>
+        <w:tc>
+          <w:tcPr/>
+          <w:p>
+            <w:pPr>
+              <w:pStyle w:val="Compact"/>
+              <w:jc w:val="left"/>
+            </w:pPr>
+            <w:r>
+              <w:t xml:space="preserve">1, 8</w:t>
+            </w:r>
+          </w:p>
+        </w:tc>
+        <w:tc>
+          <w:tcPr/>
+          <w:p>
+            <w:pPr>
+              <w:pStyle w:val="Compact"/>
+              <w:jc w:val="left"/>
+            </w:pPr>
+            <w:r>
+              <w:t xml:space="preserve">4, 1</w:t>
+            </w:r>
+          </w:p>
+        </w:tc>
+        <w:tc>
+          <w:tcPr/>
+          <w:p>
+            <w:pPr>
+              <w:pStyle w:val="Compact"/>
+              <w:jc w:val="left"/>
+            </w:pPr>
+            <w:r>
+              <w:t xml:space="preserve">48, 8</w:t>
+            </w:r>
+          </w:p>
+        </w:tc>
+        <w:tc>
+          <w:tcPr/>
+          <w:p>
+            <w:pPr>
+              <w:pStyle w:val="Compact"/>
+              <w:jc w:val="left"/>
+            </w:pPr>
+            <w:r>
+              <w:t xml:space="preserve">1, 21</w:t>
             </w:r>
           </w:p>
         </w:tc>
@@ -14233,55 +14218,55 @@
               <w:jc w:val="left"/>
             </w:pPr>
             <w:r>
-              <w:t xml:space="preserve">5,9</w:t>
-            </w:r>
-          </w:p>
-        </w:tc>
-        <w:tc>
-          <w:tcPr/>
-          <w:p>
-            <w:pPr>
-              <w:pStyle w:val="Compact"/>
-              <w:jc w:val="left"/>
-            </w:pPr>
-            <w:r>
-              <w:t xml:space="preserve">3,2</w:t>
-            </w:r>
-          </w:p>
-        </w:tc>
-        <w:tc>
-          <w:tcPr/>
-          <w:p>
-            <w:pPr>
-              <w:pStyle w:val="Compact"/>
-              <w:jc w:val="left"/>
-            </w:pPr>
-            <w:r>
-              <w:t xml:space="preserve">20,8</w:t>
-            </w:r>
-          </w:p>
-        </w:tc>
-        <w:tc>
-          <w:tcPr/>
-          <w:p>
-            <w:pPr>
-              <w:pStyle w:val="Compact"/>
-              <w:jc w:val="left"/>
-            </w:pPr>
-            <w:r>
-              <w:t xml:space="preserve">64,7</w:t>
-            </w:r>
-          </w:p>
-        </w:tc>
-        <w:tc>
-          <w:tcPr/>
-          <w:p>
-            <w:pPr>
-              <w:pStyle w:val="Compact"/>
-              <w:jc w:val="left"/>
-            </w:pPr>
-            <w:r>
-              <w:t xml:space="preserve">1,30</w:t>
+              <w:t xml:space="preserve">5, 9</w:t>
+            </w:r>
+          </w:p>
+        </w:tc>
+        <w:tc>
+          <w:tcPr/>
+          <w:p>
+            <w:pPr>
+              <w:pStyle w:val="Compact"/>
+              <w:jc w:val="left"/>
+            </w:pPr>
+            <w:r>
+              <w:t xml:space="preserve">3, 2</w:t>
+            </w:r>
+          </w:p>
+        </w:tc>
+        <w:tc>
+          <w:tcPr/>
+          <w:p>
+            <w:pPr>
+              <w:pStyle w:val="Compact"/>
+              <w:jc w:val="left"/>
+            </w:pPr>
+            <w:r>
+              <w:t xml:space="preserve">20, 8</w:t>
+            </w:r>
+          </w:p>
+        </w:tc>
+        <w:tc>
+          <w:tcPr/>
+          <w:p>
+            <w:pPr>
+              <w:pStyle w:val="Compact"/>
+              <w:jc w:val="left"/>
+            </w:pPr>
+            <w:r>
+              <w:t xml:space="preserve">64, 7</w:t>
+            </w:r>
+          </w:p>
+        </w:tc>
+        <w:tc>
+          <w:tcPr/>
+          <w:p>
+            <w:pPr>
+              <w:pStyle w:val="Compact"/>
+              <w:jc w:val="left"/>
+            </w:pPr>
+            <w:r>
+              <w:t xml:space="preserve">1, 30</w:t>
             </w:r>
           </w:p>
         </w:tc>
@@ -14343,43 +14328,43 @@
               <w:jc w:val="left"/>
             </w:pPr>
             <w:r>
-              <w:t xml:space="preserve">2,3</w:t>
-            </w:r>
-          </w:p>
-        </w:tc>
-        <w:tc>
-          <w:tcPr/>
-          <w:p>
-            <w:pPr>
-              <w:pStyle w:val="Compact"/>
-              <w:jc w:val="left"/>
-            </w:pPr>
-            <w:r>
-              <w:t xml:space="preserve">19,4</w:t>
-            </w:r>
-          </w:p>
-        </w:tc>
-        <w:tc>
-          <w:tcPr/>
-          <w:p>
-            <w:pPr>
-              <w:pStyle w:val="Compact"/>
-              <w:jc w:val="left"/>
-            </w:pPr>
-            <w:r>
-              <w:t xml:space="preserve">0,6</w:t>
-            </w:r>
-          </w:p>
-        </w:tc>
-        <w:tc>
-          <w:tcPr/>
-          <w:p>
-            <w:pPr>
-              <w:pStyle w:val="Compact"/>
-              <w:jc w:val="left"/>
-            </w:pPr>
-            <w:r>
-              <w:t xml:space="preserve">63,3</w:t>
+              <w:t xml:space="preserve">2, 3</w:t>
+            </w:r>
+          </w:p>
+        </w:tc>
+        <w:tc>
+          <w:tcPr/>
+          <w:p>
+            <w:pPr>
+              <w:pStyle w:val="Compact"/>
+              <w:jc w:val="left"/>
+            </w:pPr>
+            <w:r>
+              <w:t xml:space="preserve">19, 4</w:t>
+            </w:r>
+          </w:p>
+        </w:tc>
+        <w:tc>
+          <w:tcPr/>
+          <w:p>
+            <w:pPr>
+              <w:pStyle w:val="Compact"/>
+              <w:jc w:val="left"/>
+            </w:pPr>
+            <w:r>
+              <w:t xml:space="preserve">0, 6</w:t>
+            </w:r>
+          </w:p>
+        </w:tc>
+        <w:tc>
+          <w:tcPr/>
+          <w:p>
+            <w:pPr>
+              <w:pStyle w:val="Compact"/>
+              <w:jc w:val="left"/>
+            </w:pPr>
+            <w:r>
+              <w:t xml:space="preserve">63, 3</w:t>
             </w:r>
           </w:p>
         </w:tc>
@@ -14395,7 +14380,7 @@
                 <w:bCs/>
                 <w:b/>
               </w:rPr>
-              <w:t xml:space="preserve">0,35</w:t>
+              <w:t xml:space="preserve">0, 35</w:t>
             </w:r>
           </w:p>
         </w:tc>
@@ -14457,55 +14442,55 @@
               <w:jc w:val="left"/>
             </w:pPr>
             <w:r>
-              <w:t xml:space="preserve">5,9</w:t>
-            </w:r>
-          </w:p>
-        </w:tc>
-        <w:tc>
-          <w:tcPr/>
-          <w:p>
-            <w:pPr>
-              <w:pStyle w:val="Compact"/>
-              <w:jc w:val="left"/>
-            </w:pPr>
-            <w:r>
-              <w:t xml:space="preserve">1,0</w:t>
-            </w:r>
-          </w:p>
-        </w:tc>
-        <w:tc>
-          <w:tcPr/>
-          <w:p>
-            <w:pPr>
-              <w:pStyle w:val="Compact"/>
-              <w:jc w:val="left"/>
-            </w:pPr>
-            <w:r>
-              <w:t xml:space="preserve">25,8</w:t>
-            </w:r>
-          </w:p>
-        </w:tc>
-        <w:tc>
-          <w:tcPr/>
-          <w:p>
-            <w:pPr>
-              <w:pStyle w:val="Compact"/>
-              <w:jc w:val="left"/>
-            </w:pPr>
-            <w:r>
-              <w:t xml:space="preserve">47,2</w:t>
-            </w:r>
-          </w:p>
-        </w:tc>
-        <w:tc>
-          <w:tcPr/>
-          <w:p>
-            <w:pPr>
-              <w:pStyle w:val="Compact"/>
-              <w:jc w:val="left"/>
-            </w:pPr>
-            <w:r>
-              <w:t xml:space="preserve">1,53</w:t>
+              <w:t xml:space="preserve">5, 9</w:t>
+            </w:r>
+          </w:p>
+        </w:tc>
+        <w:tc>
+          <w:tcPr/>
+          <w:p>
+            <w:pPr>
+              <w:pStyle w:val="Compact"/>
+              <w:jc w:val="left"/>
+            </w:pPr>
+            <w:r>
+              <w:t xml:space="preserve">1, 0</w:t>
+            </w:r>
+          </w:p>
+        </w:tc>
+        <w:tc>
+          <w:tcPr/>
+          <w:p>
+            <w:pPr>
+              <w:pStyle w:val="Compact"/>
+              <w:jc w:val="left"/>
+            </w:pPr>
+            <w:r>
+              <w:t xml:space="preserve">25, 8</w:t>
+            </w:r>
+          </w:p>
+        </w:tc>
+        <w:tc>
+          <w:tcPr/>
+          <w:p>
+            <w:pPr>
+              <w:pStyle w:val="Compact"/>
+              <w:jc w:val="left"/>
+            </w:pPr>
+            <w:r>
+              <w:t xml:space="preserve">47, 2</w:t>
+            </w:r>
+          </w:p>
+        </w:tc>
+        <w:tc>
+          <w:tcPr/>
+          <w:p>
+            <w:pPr>
+              <w:pStyle w:val="Compact"/>
+              <w:jc w:val="left"/>
+            </w:pPr>
+            <w:r>
+              <w:t xml:space="preserve">1, 53</w:t>
             </w:r>
           </w:p>
         </w:tc>
@@ -14567,31 +14552,31 @@
               <w:jc w:val="left"/>
             </w:pPr>
             <w:r>
-              <w:t xml:space="preserve">5,7</w:t>
-            </w:r>
-          </w:p>
-        </w:tc>
-        <w:tc>
-          <w:tcPr/>
-          <w:p>
-            <w:pPr>
-              <w:pStyle w:val="Compact"/>
-              <w:jc w:val="left"/>
-            </w:pPr>
-            <w:r>
-              <w:t xml:space="preserve">4,5</w:t>
-            </w:r>
-          </w:p>
-        </w:tc>
-        <w:tc>
-          <w:tcPr/>
-          <w:p>
-            <w:pPr>
-              <w:pStyle w:val="Compact"/>
-              <w:jc w:val="left"/>
-            </w:pPr>
-            <w:r>
-              <w:t xml:space="preserve">22,4</w:t>
+              <w:t xml:space="preserve">5, 7</w:t>
+            </w:r>
+          </w:p>
+        </w:tc>
+        <w:tc>
+          <w:tcPr/>
+          <w:p>
+            <w:pPr>
+              <w:pStyle w:val="Compact"/>
+              <w:jc w:val="left"/>
+            </w:pPr>
+            <w:r>
+              <w:t xml:space="preserve">4, 5</w:t>
+            </w:r>
+          </w:p>
+        </w:tc>
+        <w:tc>
+          <w:tcPr/>
+          <w:p>
+            <w:pPr>
+              <w:pStyle w:val="Compact"/>
+              <w:jc w:val="left"/>
+            </w:pPr>
+            <w:r>
+              <w:t xml:space="preserve">22, 4</w:t>
             </w:r>
           </w:p>
         </w:tc>
@@ -14607,19 +14592,19 @@
                 <w:bCs/>
                 <w:b/>
               </w:rPr>
-              <w:t xml:space="preserve">73,4</w:t>
-            </w:r>
-          </w:p>
-        </w:tc>
-        <w:tc>
-          <w:tcPr/>
-          <w:p>
-            <w:pPr>
-              <w:pStyle w:val="Compact"/>
-              <w:jc w:val="left"/>
-            </w:pPr>
-            <w:r>
-              <w:t xml:space="preserve">1,63</w:t>
+              <w:t xml:space="preserve">73, 4</w:t>
+            </w:r>
+          </w:p>
+        </w:tc>
+        <w:tc>
+          <w:tcPr/>
+          <w:p>
+            <w:pPr>
+              <w:pStyle w:val="Compact"/>
+              <w:jc w:val="left"/>
+            </w:pPr>
+            <w:r>
+              <w:t xml:space="preserve">1, 63</w:t>
             </w:r>
           </w:p>
         </w:tc>
@@ -14681,31 +14666,31 @@
               <w:jc w:val="left"/>
             </w:pPr>
             <w:r>
-              <w:t xml:space="preserve">12,2</w:t>
-            </w:r>
-          </w:p>
-        </w:tc>
-        <w:tc>
-          <w:tcPr/>
-          <w:p>
-            <w:pPr>
-              <w:pStyle w:val="Compact"/>
-              <w:jc w:val="left"/>
-            </w:pPr>
-            <w:r>
-              <w:t xml:space="preserve">9,9</w:t>
-            </w:r>
-          </w:p>
-        </w:tc>
-        <w:tc>
-          <w:tcPr/>
-          <w:p>
-            <w:pPr>
-              <w:pStyle w:val="Compact"/>
-              <w:jc w:val="left"/>
-            </w:pPr>
-            <w:r>
-              <w:t xml:space="preserve">18,8</w:t>
+              <w:t xml:space="preserve">12, 2</w:t>
+            </w:r>
+          </w:p>
+        </w:tc>
+        <w:tc>
+          <w:tcPr/>
+          <w:p>
+            <w:pPr>
+              <w:pStyle w:val="Compact"/>
+              <w:jc w:val="left"/>
+            </w:pPr>
+            <w:r>
+              <w:t xml:space="preserve">9, 9</w:t>
+            </w:r>
+          </w:p>
+        </w:tc>
+        <w:tc>
+          <w:tcPr/>
+          <w:p>
+            <w:pPr>
+              <w:pStyle w:val="Compact"/>
+              <w:jc w:val="left"/>
+            </w:pPr>
+            <w:r>
+              <w:t xml:space="preserve">18, 8</w:t>
             </w:r>
           </w:p>
         </w:tc>
@@ -14721,19 +14706,19 @@
                 <w:bCs/>
                 <w:b/>
               </w:rPr>
-              <w:t xml:space="preserve">74,8</w:t>
-            </w:r>
-          </w:p>
-        </w:tc>
-        <w:tc>
-          <w:tcPr/>
-          <w:p>
-            <w:pPr>
-              <w:pStyle w:val="Compact"/>
-              <w:jc w:val="left"/>
-            </w:pPr>
-            <w:r>
-              <w:t xml:space="preserve">1,22</w:t>
+              <w:t xml:space="preserve">74, 8</w:t>
+            </w:r>
+          </w:p>
+        </w:tc>
+        <w:tc>
+          <w:tcPr/>
+          <w:p>
+            <w:pPr>
+              <w:pStyle w:val="Compact"/>
+              <w:jc w:val="left"/>
+            </w:pPr>
+            <w:r>
+              <w:t xml:space="preserve">1, 22</w:t>
             </w:r>
           </w:p>
         </w:tc>
@@ -14795,55 +14780,55 @@
               <w:jc w:val="left"/>
             </w:pPr>
             <w:r>
-              <w:t xml:space="preserve">4,8</w:t>
-            </w:r>
-          </w:p>
-        </w:tc>
-        <w:tc>
-          <w:tcPr/>
-          <w:p>
-            <w:pPr>
-              <w:pStyle w:val="Compact"/>
-              <w:jc w:val="left"/>
-            </w:pPr>
-            <w:r>
-              <w:t xml:space="preserve">20,0</w:t>
-            </w:r>
-          </w:p>
-        </w:tc>
-        <w:tc>
-          <w:tcPr/>
-          <w:p>
-            <w:pPr>
-              <w:pStyle w:val="Compact"/>
-              <w:jc w:val="left"/>
-            </w:pPr>
-            <w:r>
-              <w:t xml:space="preserve">11,3</w:t>
-            </w:r>
-          </w:p>
-        </w:tc>
-        <w:tc>
-          <w:tcPr/>
-          <w:p>
-            <w:pPr>
-              <w:pStyle w:val="Compact"/>
-              <w:jc w:val="left"/>
-            </w:pPr>
-            <w:r>
-              <w:t xml:space="preserve">53,3</w:t>
-            </w:r>
-          </w:p>
-        </w:tc>
-        <w:tc>
-          <w:tcPr/>
-          <w:p>
-            <w:pPr>
-              <w:pStyle w:val="Compact"/>
-              <w:jc w:val="left"/>
-            </w:pPr>
-            <w:r>
-              <w:t xml:space="preserve">1,43</w:t>
+              <w:t xml:space="preserve">4, 8</w:t>
+            </w:r>
+          </w:p>
+        </w:tc>
+        <w:tc>
+          <w:tcPr/>
+          <w:p>
+            <w:pPr>
+              <w:pStyle w:val="Compact"/>
+              <w:jc w:val="left"/>
+            </w:pPr>
+            <w:r>
+              <w:t xml:space="preserve">20, 0</w:t>
+            </w:r>
+          </w:p>
+        </w:tc>
+        <w:tc>
+          <w:tcPr/>
+          <w:p>
+            <w:pPr>
+              <w:pStyle w:val="Compact"/>
+              <w:jc w:val="left"/>
+            </w:pPr>
+            <w:r>
+              <w:t xml:space="preserve">11, 3</w:t>
+            </w:r>
+          </w:p>
+        </w:tc>
+        <w:tc>
+          <w:tcPr/>
+          <w:p>
+            <w:pPr>
+              <w:pStyle w:val="Compact"/>
+              <w:jc w:val="left"/>
+            </w:pPr>
+            <w:r>
+              <w:t xml:space="preserve">53, 3</w:t>
+            </w:r>
+          </w:p>
+        </w:tc>
+        <w:tc>
+          <w:tcPr/>
+          <w:p>
+            <w:pPr>
+              <w:pStyle w:val="Compact"/>
+              <w:jc w:val="left"/>
+            </w:pPr>
+            <w:r>
+              <w:t xml:space="preserve">1, 43</w:t>
             </w:r>
           </w:p>
         </w:tc>
@@ -14905,31 +14890,31 @@
               <w:jc w:val="left"/>
             </w:pPr>
             <w:r>
-              <w:t xml:space="preserve">5,0</w:t>
-            </w:r>
-          </w:p>
-        </w:tc>
-        <w:tc>
-          <w:tcPr/>
-          <w:p>
-            <w:pPr>
-              <w:pStyle w:val="Compact"/>
-              <w:jc w:val="left"/>
-            </w:pPr>
-            <w:r>
-              <w:t xml:space="preserve">26,2</w:t>
-            </w:r>
-          </w:p>
-        </w:tc>
-        <w:tc>
-          <w:tcPr/>
-          <w:p>
-            <w:pPr>
-              <w:pStyle w:val="Compact"/>
-              <w:jc w:val="left"/>
-            </w:pPr>
-            <w:r>
-              <w:t xml:space="preserve">18,9</w:t>
+              <w:t xml:space="preserve">5, 0</w:t>
+            </w:r>
+          </w:p>
+        </w:tc>
+        <w:tc>
+          <w:tcPr/>
+          <w:p>
+            <w:pPr>
+              <w:pStyle w:val="Compact"/>
+              <w:jc w:val="left"/>
+            </w:pPr>
+            <w:r>
+              <w:t xml:space="preserve">26, 2</w:t>
+            </w:r>
+          </w:p>
+        </w:tc>
+        <w:tc>
+          <w:tcPr/>
+          <w:p>
+            <w:pPr>
+              <w:pStyle w:val="Compact"/>
+              <w:jc w:val="left"/>
+            </w:pPr>
+            <w:r>
+              <w:t xml:space="preserve">18, 9</w:t>
             </w:r>
           </w:p>
         </w:tc>
@@ -14945,19 +14930,19 @@
                 <w:bCs/>
                 <w:b/>
               </w:rPr>
-              <w:t xml:space="preserve">80,7</w:t>
-            </w:r>
-          </w:p>
-        </w:tc>
-        <w:tc>
-          <w:tcPr/>
-          <w:p>
-            <w:pPr>
-              <w:pStyle w:val="Compact"/>
-              <w:jc w:val="left"/>
-            </w:pPr>
-            <w:r>
-              <w:t xml:space="preserve">1,38</w:t>
+              <w:t xml:space="preserve">80, 7</w:t>
+            </w:r>
+          </w:p>
+        </w:tc>
+        <w:tc>
+          <w:tcPr/>
+          <w:p>
+            <w:pPr>
+              <w:pStyle w:val="Compact"/>
+              <w:jc w:val="left"/>
+            </w:pPr>
+            <w:r>
+              <w:t xml:space="preserve">1, 38</w:t>
             </w:r>
           </w:p>
         </w:tc>
@@ -15023,55 +15008,55 @@
                 <w:bCs/>
                 <w:b/>
               </w:rPr>
-              <w:t xml:space="preserve">0,4</w:t>
-            </w:r>
-          </w:p>
-        </w:tc>
-        <w:tc>
-          <w:tcPr/>
-          <w:p>
-            <w:pPr>
-              <w:pStyle w:val="Compact"/>
-              <w:jc w:val="left"/>
-            </w:pPr>
-            <w:r>
-              <w:t xml:space="preserve">0,0</w:t>
-            </w:r>
-          </w:p>
-        </w:tc>
-        <w:tc>
-          <w:tcPr/>
-          <w:p>
-            <w:pPr>
-              <w:pStyle w:val="Compact"/>
-              <w:jc w:val="left"/>
-            </w:pPr>
-            <w:r>
-              <w:t xml:space="preserve">20,7</w:t>
-            </w:r>
-          </w:p>
-        </w:tc>
-        <w:tc>
-          <w:tcPr/>
-          <w:p>
-            <w:pPr>
-              <w:pStyle w:val="Compact"/>
-              <w:jc w:val="left"/>
-            </w:pPr>
-            <w:r>
-              <w:t xml:space="preserve">69,3</w:t>
-            </w:r>
-          </w:p>
-        </w:tc>
-        <w:tc>
-          <w:tcPr/>
-          <w:p>
-            <w:pPr>
-              <w:pStyle w:val="Compact"/>
-              <w:jc w:val="left"/>
-            </w:pPr>
-            <w:r>
-              <w:t xml:space="preserve">1,16</w:t>
+              <w:t xml:space="preserve">0, 4</w:t>
+            </w:r>
+          </w:p>
+        </w:tc>
+        <w:tc>
+          <w:tcPr/>
+          <w:p>
+            <w:pPr>
+              <w:pStyle w:val="Compact"/>
+              <w:jc w:val="left"/>
+            </w:pPr>
+            <w:r>
+              <w:t xml:space="preserve">0, 0</w:t>
+            </w:r>
+          </w:p>
+        </w:tc>
+        <w:tc>
+          <w:tcPr/>
+          <w:p>
+            <w:pPr>
+              <w:pStyle w:val="Compact"/>
+              <w:jc w:val="left"/>
+            </w:pPr>
+            <w:r>
+              <w:t xml:space="preserve">20, 7</w:t>
+            </w:r>
+          </w:p>
+        </w:tc>
+        <w:tc>
+          <w:tcPr/>
+          <w:p>
+            <w:pPr>
+              <w:pStyle w:val="Compact"/>
+              <w:jc w:val="left"/>
+            </w:pPr>
+            <w:r>
+              <w:t xml:space="preserve">69, 3</w:t>
+            </w:r>
+          </w:p>
+        </w:tc>
+        <w:tc>
+          <w:tcPr/>
+          <w:p>
+            <w:pPr>
+              <w:pStyle w:val="Compact"/>
+              <w:jc w:val="left"/>
+            </w:pPr>
+            <w:r>
+              <w:t xml:space="preserve">1, 16</w:t>
             </w:r>
           </w:p>
         </w:tc>
@@ -15153,7 +15138,7 @@
                 <w:bCs/>
                 <w:b/>
               </w:rPr>
-              <w:t xml:space="preserve">1,0</w:t>
+              <w:t xml:space="preserve">1, 0</w:t>
             </w:r>
           </w:p>
         </w:tc>
@@ -15169,7 +15154,7 @@
                 <w:bCs/>
                 <w:b/>
               </w:rPr>
-              <w:t xml:space="preserve">0,7</w:t>
+              <w:t xml:space="preserve">0, 7</w:t>
             </w:r>
           </w:p>
         </w:tc>
@@ -15185,7 +15170,7 @@
                 <w:bCs/>
                 <w:b/>
               </w:rPr>
-              <w:t xml:space="preserve">14,0</w:t>
+              <w:t xml:space="preserve">14, 0</w:t>
             </w:r>
           </w:p>
         </w:tc>
@@ -15201,7 +15186,7 @@
                 <w:bCs/>
                 <w:b/>
               </w:rPr>
-              <w:t xml:space="preserve">18,7</w:t>
+              <w:t xml:space="preserve">18, 7</w:t>
             </w:r>
           </w:p>
         </w:tc>
@@ -15217,7 +15202,7 @@
                 <w:bCs/>
                 <w:b/>
               </w:rPr>
-              <w:t xml:space="preserve">1,55</w:t>
+              <w:t xml:space="preserve">1, 55</w:t>
             </w:r>
           </w:p>
         </w:tc>
@@ -15279,55 +15264,55 @@
               <w:jc w:val="left"/>
             </w:pPr>
             <w:r>
-              <w:t xml:space="preserve">10,0*</w:t>
-            </w:r>
-          </w:p>
-        </w:tc>
-        <w:tc>
-          <w:tcPr/>
-          <w:p>
-            <w:pPr>
-              <w:pStyle w:val="Compact"/>
-              <w:jc w:val="left"/>
-            </w:pPr>
-            <w:r>
-              <w:t xml:space="preserve">—</w:t>
-            </w:r>
-          </w:p>
-        </w:tc>
-        <w:tc>
-          <w:tcPr/>
-          <w:p>
-            <w:pPr>
-              <w:pStyle w:val="Compact"/>
-              <w:jc w:val="left"/>
-            </w:pPr>
-            <w:r>
-              <w:t xml:space="preserve">—</w:t>
-            </w:r>
-          </w:p>
-        </w:tc>
-        <w:tc>
-          <w:tcPr/>
-          <w:p>
-            <w:pPr>
-              <w:pStyle w:val="Compact"/>
-              <w:jc w:val="left"/>
-            </w:pPr>
-            <w:r>
-              <w:t xml:space="preserve">22,6†</w:t>
-            </w:r>
-          </w:p>
-        </w:tc>
-        <w:tc>
-          <w:tcPr/>
-          <w:p>
-            <w:pPr>
-              <w:pStyle w:val="Compact"/>
-              <w:jc w:val="left"/>
-            </w:pPr>
-            <w:r>
-              <w:t xml:space="preserve">1,15</w:t>
+              <w:t xml:space="preserve">10, 0*</w:t>
+            </w:r>
+          </w:p>
+        </w:tc>
+        <w:tc>
+          <w:tcPr/>
+          <w:p>
+            <w:pPr>
+              <w:pStyle w:val="Compact"/>
+              <w:jc w:val="left"/>
+            </w:pPr>
+            <w:r>
+              <w:t xml:space="preserve">,</w:t>
+            </w:r>
+          </w:p>
+        </w:tc>
+        <w:tc>
+          <w:tcPr/>
+          <w:p>
+            <w:pPr>
+              <w:pStyle w:val="Compact"/>
+              <w:jc w:val="left"/>
+            </w:pPr>
+            <w:r>
+              <w:t xml:space="preserve">,</w:t>
+            </w:r>
+          </w:p>
+        </w:tc>
+        <w:tc>
+          <w:tcPr/>
+          <w:p>
+            <w:pPr>
+              <w:pStyle w:val="Compact"/>
+              <w:jc w:val="left"/>
+            </w:pPr>
+            <w:r>
+              <w:t xml:space="preserve">22, 6†</w:t>
+            </w:r>
+          </w:p>
+        </w:tc>
+        <w:tc>
+          <w:tcPr/>
+          <w:p>
+            <w:pPr>
+              <w:pStyle w:val="Compact"/>
+              <w:jc w:val="left"/>
+            </w:pPr>
+            <w:r>
+              <w:t xml:space="preserve">1, 15</w:t>
             </w:r>
           </w:p>
         </w:tc>
@@ -15357,19 +15342,19 @@
               <w:jc w:val="left"/>
             </w:pPr>
             <w:r>
-              <w:t xml:space="preserve">—</w:t>
-            </w:r>
-          </w:p>
-        </w:tc>
-        <w:tc>
-          <w:tcPr/>
-          <w:p>
-            <w:pPr>
-              <w:pStyle w:val="Compact"/>
-              <w:jc w:val="left"/>
-            </w:pPr>
-            <w:r>
-              <w:t xml:space="preserve">—</w:t>
+              <w:t xml:space="preserve">,</w:t>
+            </w:r>
+          </w:p>
+        </w:tc>
+        <w:tc>
+          <w:tcPr/>
+          <w:p>
+            <w:pPr>
+              <w:pStyle w:val="Compact"/>
+              <w:jc w:val="left"/>
+            </w:pPr>
+            <w:r>
+              <w:t xml:space="preserve">,</w:t>
             </w:r>
           </w:p>
         </w:tc>
@@ -15401,7 +15386,7 @@
                 <w:bCs/>
                 <w:b/>
               </w:rPr>
-              <w:t xml:space="preserve">3,8</w:t>
+              <w:t xml:space="preserve">3, 8</w:t>
             </w:r>
           </w:p>
         </w:tc>
@@ -15417,7 +15402,7 @@
                 <w:bCs/>
                 <w:b/>
               </w:rPr>
-              <w:t xml:space="preserve">2,9</w:t>
+              <w:t xml:space="preserve">2, 9</w:t>
             </w:r>
           </w:p>
         </w:tc>
@@ -15433,7 +15418,7 @@
                 <w:bCs/>
                 <w:b/>
               </w:rPr>
-              <w:t xml:space="preserve">5,4</w:t>
+              <w:t xml:space="preserve">5, 4</w:t>
             </w:r>
           </w:p>
         </w:tc>
@@ -15449,7 +15434,7 @@
                 <w:bCs/>
                 <w:b/>
               </w:rPr>
-              <w:t xml:space="preserve">44,2</w:t>
+              <w:t xml:space="preserve">44, 2</w:t>
             </w:r>
           </w:p>
         </w:tc>
@@ -15465,7 +15450,7 @@
                 <w:bCs/>
                 <w:b/>
               </w:rPr>
-              <w:t xml:space="preserve">0,90</w:t>
+              <w:t xml:space="preserve">0, 90</w:t>
             </w:r>
           </w:p>
         </w:tc>
@@ -15525,17 +15510,17 @@
         <w:pStyle w:val="BodyText"/>
       </w:pPr>
       <w:r>
-        <w:t xml:space="preserve">Tám phát hiện từ đợt 2025: (1) Ấn Độ FSTS sụt 5 điểm phần trăm (hiệu ứng schema); (2) Thái Lan "số hóa tăng, xuất khẩu giảm"; (3) Fiji website 74,8% &gt; Singapore 66,1% (nhảy vọt số); (4) Vùng Vịnh + Brunei Advanced tài nguyên dẫn dắt được xác nhận; (5) R&amp;D schema-induced overestimation; (6) mẫu xác thực 2025 cho Chuyên đề 2; (7)</w:t>
-      </w:r>
-      <w:r>
-        <w:t xml:space="preserve"> </w:t>
-      </w:r>
-      <w:r>
-        <w:rPr>
-          <w:bCs/>
-          <w:b/>
-        </w:rPr>
-        <w:t xml:space="preserve">Kiribati cực đoan — FSTS 1,03%, FDI 0,7%, website 18,7% — đối lập hoàn toàn với Fiji. Dị biệt SIDS "số hóa cao" (FJI, MDV) so với "cô lập nông thôn" (KIR) — Chuyên đề 2 cần tách 2 phân nhóm con SIDS.</w:t>
+        <w:t xml:space="preserve">Tám phát hiện từ đợt 2025: (1) Ấn Độ FSTS sụt 5 điểm phần trăm (hiệu ứng schema); (2) Thái Lan "số hóa tăng, xuất khẩu giảm"; (3) Fiji website 74, 8% &gt; Singapore 66, 1% (nhảy vọt số); (4) Vùng Vịnh + Brunei Advanced tài nguyên dẫn dắt được xác nhận; (5) R&amp;D schema-induced overestimation; (6) mẫu xác thực 2025 cho Chuyên đề 2; (7)</w:t>
+      </w:r>
+      <w:r>
+        <w:t xml:space="preserve"> </w:t>
+      </w:r>
+      <w:r>
+        <w:rPr>
+          <w:bCs/>
+          <w:b/>
+        </w:rPr>
+        <w:t xml:space="preserve">Kiribati cực đoan, FSTS 1, 03%, FDI 0, 7%, website 18, 7%, đối lập hoàn toàn với Fiji. Dị biệt SIDS "số hóa cao" (FJI, MDV) so với "cô lập nông thôn" (KIR), Chuyên đề 2 cần tách 2 phân nhóm con SIDS.</w:t>
       </w:r>
       <w:r>
         <w:t xml:space="preserve">; (8)</w:t>
@@ -15548,7 +15533,7 @@
           <w:bCs/>
           <w:b/>
         </w:rPr>
-        <w:t xml:space="preserve">Nepal Frontier — BREADY Micro schema (n=1.740): 10% bán quốc tế, số hóa 22,6% (máy tính/tablet), sd log LP 1,15 — mẫu doanh nghiệp siêu nhỏ không so sánh trực tiếp với WBES chuẩn; cần tái mã hóa trước khi tích hợp vào hồi quy chính.</w:t>
+        <w:t xml:space="preserve">Nepal Frontier, BREADY Micro schema (n=1.740): 10% bán quốc tế, số hóa 22, 6% (máy tính/tablet), sd log LP 1, 15, mẫu doanh nghiệp siêu nhỏ không so sánh trực tiếp với WBES chuẩn; cần tái mã hóa trước khi tích hợp vào hồi quy chính.</w:t>
       </w:r>
     </w:p>
     <w:p>
@@ -15558,9 +15543,9 @@
         </w:pict>
       </w:r>
     </w:p>
-    <w:bookmarkEnd w:id="61"/>
     <w:bookmarkEnd w:id="62"/>
-    <w:bookmarkStart w:id="71" w:name="Xd6626b244661b808c75b098a6548f556384e2d4"/>
+    <w:bookmarkEnd w:id="63"/>
+    <w:bookmarkStart w:id="72" w:name="Xd6626b244661b808c75b098a6548f556384e2d4"/>
     <w:p>
       <w:pPr>
         <w:pStyle w:val="Heading3"/>
@@ -15569,13 +15554,13 @@
         <w:t xml:space="preserve">2.3.7 Bảy tiểu cảnh điển hình</w:t>
       </w:r>
     </w:p>
-    <w:bookmarkStart w:id="63" w:name="Xcff4d6e38b2807e38398c46cc003f19f0870721"/>
+    <w:bookmarkStart w:id="64" w:name="X3e0c2f14849a2ac59a836b8f2f5f68dc060f060"/>
     <w:p>
       <w:pPr>
         <w:pStyle w:val="Heading4"/>
       </w:pPr>
       <w:r>
-        <w:t xml:space="preserve">2.3.7.1 Singapore (Advanced đổi mới sáng tạo dẫn dắt — n=623, đợt 2023)</w:t>
+        <w:t xml:space="preserve">2.3.7.1 Singapore (Advanced đổi mới sáng tạo dẫn dắt, n=623, đợt 2023)</w:t>
       </w:r>
     </w:p>
     <w:p>
@@ -15583,7 +15568,7 @@
         <w:pStyle w:val="FirstParagraph"/>
       </w:pPr>
       <w:r>
-        <w:t xml:space="preserve">FSTS 7,1%; doanh nghiệp xuất khẩu 17,8%; website 66,1%; ISO 23,3%; R&amp;D 7,5%; FDI 31,5%. Độ lệch chuẩn log năng suất 1,03.</w:t>
+        <w:t xml:space="preserve">FSTS 7, 1%; doanh nghiệp xuất khẩu 17, 8%; website 66, 1%; ISO 23, 3%; R&amp;D 7, 5%; FDI 31, 5%. Độ lệch chuẩn log năng suất 1, 03.</w:t>
       </w:r>
       <w:r>
         <w:t xml:space="preserve"> </w:t>
@@ -15599,7 +15584,7 @@
         <w:t xml:space="preserve"> </w:t>
       </w:r>
       <w:r>
-        <w:t xml:space="preserve">của nhóm Advanced đổi mới sáng tạo dẫn dắt. Theo nghiên cứu Singapore (Mar, Đỗ &amp; Phan, 2026 — MIR under review): R² hiệu chỉnh = 0,196; tương tác FSTS² × DAI = 3,119 (p=0,005); điểm uốn ~88,6%.</w:t>
+        <w:t xml:space="preserve">của nhóm Advanced đổi mới sáng tạo dẫn dắt. Theo nghiên cứu Singapore (Mar, Đỗ &amp; Phan, 2026, MIR under review): R² hiệu chỉnh = 0, 196; tương tác FSTS² × DAI = 3, 119 (p=0, 005); điểm uốn ~88, 6%.</w:t>
       </w:r>
     </w:p>
     <w:p>
@@ -15630,7 +15615,7 @@
         <w:t xml:space="preserve"> </w:t>
       </w:r>
       <w:r>
-        <w:t xml:space="preserve">trong Innovators Business Environment Index 2026 (StartupBlink, 2026); hạng 4 toàn cầu trong Global Startup Ecosystem Index 2025 với tăng trưởng hệ sinh thái 44,9%; hạng 3 thế giới trong Khảo sát Chính phủ điện tử Liên Hiệp Quốc 2024. Sáng kiến</w:t>
+        <w:t xml:space="preserve">trong Innovators Business Environment Index 2026 (StartupBlink, 2026); hạng 4 toàn cầu trong Global Startup Ecosystem Index 2025 với tăng trưởng hệ sinh thái 44, 9%; hạng 3 thế giới trong Khảo sát Chính phủ điện tử Liên Hiệp Quốc 2024. Sáng kiến</w:t>
       </w:r>
       <w:r>
         <w:t xml:space="preserve"> </w:t>
@@ -15646,7 +15631,7 @@
         <w:t xml:space="preserve"> </w:t>
       </w:r>
       <w:r>
-        <w:t xml:space="preserve">(2024) với 3 trụ cột: Tin tưởng — Tăng trưởng — Cộng đồng.</w:t>
+        <w:t xml:space="preserve">(2024) với 3 trụ cột: Tin tưởng, Tăng trưởng, Cộng đồng.</w:t>
       </w:r>
     </w:p>
     <w:p>
@@ -15654,7 +15639,7 @@
         <w:pStyle w:val="BodyText"/>
       </w:pPr>
       <w:r>
-        <w:t xml:space="preserve">Hệ sinh thái Singapore vận hành ở Tier 3–4 — vượt xa lớp DAI Tier 1–2 đo trong WBES. Đây là lý do</w:t>
+        <w:t xml:space="preserve">Hệ sinh thái Singapore vận hành ở Tier 3–4, vượt xa lớp DAI Tier 1–2 đo trong WBES. Đây là lý do</w:t>
       </w:r>
       <w:r>
         <w:t xml:space="preserve"> </w:t>
@@ -15673,14 +15658,14 @@
         <w:t xml:space="preserve">xuất hiện: DAI cơ bản đã trở thành yếu tố vệ sinh, phần bù năng suất chỉ còn đo được ở nhóm xuất khẩu cường độ cao.</w:t>
       </w:r>
     </w:p>
-    <w:bookmarkEnd w:id="63"/>
-    <w:bookmarkStart w:id="64" w:name="X7dae8bd91b7a66085efb248b8743b187c1ad134"/>
+    <w:bookmarkEnd w:id="64"/>
+    <w:bookmarkStart w:id="65" w:name="X75dfea88472a672b8699955671316d4f13d7159"/>
     <w:p>
       <w:pPr>
         <w:pStyle w:val="Heading4"/>
       </w:pPr>
       <w:r>
-        <w:t xml:space="preserve">2.3.7.2 Saudi Arabia, Qatar và Kuwait (Advanced tài nguyên dẫn dắt — n=1.632)</w:t>
+        <w:t xml:space="preserve">2.3.7.2 Saudi Arabia, Qatar và Kuwait (Advanced tài nguyên dẫn dắt, n=1.632)</w:t>
       </w:r>
     </w:p>
     <w:tbl>
@@ -15783,19 +15768,19 @@
               <w:jc w:val="left"/>
             </w:pPr>
             <w:r>
-              <w:t xml:space="preserve">2,7</w:t>
-            </w:r>
-          </w:p>
-        </w:tc>
-        <w:tc>
-          <w:tcPr/>
-          <w:p>
-            <w:pPr>
-              <w:pStyle w:val="Compact"/>
-              <w:jc w:val="left"/>
-            </w:pPr>
-            <w:r>
-              <w:t xml:space="preserve">2,3</w:t>
+              <w:t xml:space="preserve">2, 7</w:t>
+            </w:r>
+          </w:p>
+        </w:tc>
+        <w:tc>
+          <w:tcPr/>
+          <w:p>
+            <w:pPr>
+              <w:pStyle w:val="Compact"/>
+              <w:jc w:val="left"/>
+            </w:pPr>
+            <w:r>
+              <w:t xml:space="preserve">2, 3</w:t>
             </w:r>
           </w:p>
         </w:tc>
@@ -15811,19 +15796,19 @@
                 <w:bCs/>
                 <w:b/>
               </w:rPr>
-              <w:t xml:space="preserve">0,4</w:t>
-            </w:r>
-          </w:p>
-        </w:tc>
-        <w:tc>
-          <w:tcPr/>
-          <w:p>
-            <w:pPr>
-              <w:pStyle w:val="Compact"/>
-              <w:jc w:val="left"/>
-            </w:pPr>
-            <w:r>
-              <w:t xml:space="preserve">7,1</w:t>
+              <w:t xml:space="preserve">0, 4</w:t>
+            </w:r>
+          </w:p>
+        </w:tc>
+        <w:tc>
+          <w:tcPr/>
+          <w:p>
+            <w:pPr>
+              <w:pStyle w:val="Compact"/>
+              <w:jc w:val="left"/>
+            </w:pPr>
+            <w:r>
+              <w:t xml:space="preserve">7, 1</w:t>
             </w:r>
           </w:p>
         </w:tc>
@@ -15849,31 +15834,31 @@
               <w:jc w:val="left"/>
             </w:pPr>
             <w:r>
-              <w:t xml:space="preserve">9,5</w:t>
-            </w:r>
-          </w:p>
-        </w:tc>
-        <w:tc>
-          <w:tcPr/>
-          <w:p>
-            <w:pPr>
-              <w:pStyle w:val="Compact"/>
-              <w:jc w:val="left"/>
-            </w:pPr>
-            <w:r>
-              <w:t xml:space="preserve">19,4</w:t>
-            </w:r>
-          </w:p>
-        </w:tc>
-        <w:tc>
-          <w:tcPr/>
-          <w:p>
-            <w:pPr>
-              <w:pStyle w:val="Compact"/>
-              <w:jc w:val="left"/>
-            </w:pPr>
-            <w:r>
-              <w:t xml:space="preserve">0,0</w:t>
+              <w:t xml:space="preserve">9, 5</w:t>
+            </w:r>
+          </w:p>
+        </w:tc>
+        <w:tc>
+          <w:tcPr/>
+          <w:p>
+            <w:pPr>
+              <w:pStyle w:val="Compact"/>
+              <w:jc w:val="left"/>
+            </w:pPr>
+            <w:r>
+              <w:t xml:space="preserve">19, 4</w:t>
+            </w:r>
+          </w:p>
+        </w:tc>
+        <w:tc>
+          <w:tcPr/>
+          <w:p>
+            <w:pPr>
+              <w:pStyle w:val="Compact"/>
+              <w:jc w:val="left"/>
+            </w:pPr>
+            <w:r>
+              <w:t xml:space="preserve">0, 0</w:t>
             </w:r>
           </w:p>
         </w:tc>
@@ -15889,7 +15874,7 @@
                 <w:bCs/>
                 <w:b/>
               </w:rPr>
-              <w:t xml:space="preserve">31,5</w:t>
+              <w:t xml:space="preserve">31, 5</w:t>
             </w:r>
           </w:p>
         </w:tc>
@@ -15915,19 +15900,19 @@
               <w:jc w:val="left"/>
             </w:pPr>
             <w:r>
-              <w:t xml:space="preserve">1,7</w:t>
-            </w:r>
-          </w:p>
-        </w:tc>
-        <w:tc>
-          <w:tcPr/>
-          <w:p>
-            <w:pPr>
-              <w:pStyle w:val="Compact"/>
-              <w:jc w:val="left"/>
-            </w:pPr>
-            <w:r>
-              <w:t xml:space="preserve">0,6</w:t>
+              <w:t xml:space="preserve">1, 7</w:t>
+            </w:r>
+          </w:p>
+        </w:tc>
+        <w:tc>
+          <w:tcPr/>
+          <w:p>
+            <w:pPr>
+              <w:pStyle w:val="Compact"/>
+              <w:jc w:val="left"/>
+            </w:pPr>
+            <w:r>
+              <w:t xml:space="preserve">0, 6</w:t>
             </w:r>
           </w:p>
         </w:tc>
@@ -15943,19 +15928,19 @@
                 <w:bCs/>
                 <w:b/>
               </w:rPr>
-              <w:t xml:space="preserve">20,7</w:t>
-            </w:r>
-          </w:p>
-        </w:tc>
-        <w:tc>
-          <w:tcPr/>
-          <w:p>
-            <w:pPr>
-              <w:pStyle w:val="Compact"/>
-              <w:jc w:val="left"/>
-            </w:pPr>
-            <w:r>
-              <w:t xml:space="preserve">7,5</w:t>
+              <w:t xml:space="preserve">20, 7</w:t>
+            </w:r>
+          </w:p>
+        </w:tc>
+        <w:tc>
+          <w:tcPr/>
+          <w:p>
+            <w:pPr>
+              <w:pStyle w:val="Compact"/>
+              <w:jc w:val="left"/>
+            </w:pPr>
+            <w:r>
+              <w:t xml:space="preserve">7, 5</w:t>
             </w:r>
           </w:p>
         </w:tc>
@@ -15985,7 +15970,7 @@
                 <w:bCs/>
                 <w:b/>
               </w:rPr>
-              <w:t xml:space="preserve">0,47</w:t>
+              <w:t xml:space="preserve">0, 47</w:t>
             </w:r>
           </w:p>
         </w:tc>
@@ -16001,31 +15986,31 @@
                 <w:bCs/>
                 <w:b/>
               </w:rPr>
-              <w:t xml:space="preserve">0,31</w:t>
-            </w:r>
-          </w:p>
-        </w:tc>
-        <w:tc>
-          <w:tcPr/>
-          <w:p>
-            <w:pPr>
-              <w:pStyle w:val="Compact"/>
-              <w:jc w:val="left"/>
-            </w:pPr>
-            <w:r>
-              <w:t xml:space="preserve">1,15</w:t>
-            </w:r>
-          </w:p>
-        </w:tc>
-        <w:tc>
-          <w:tcPr/>
-          <w:p>
-            <w:pPr>
-              <w:pStyle w:val="Compact"/>
-              <w:jc w:val="left"/>
-            </w:pPr>
-            <w:r>
-              <w:t xml:space="preserve">1,03</w:t>
+              <w:t xml:space="preserve">0, 31</w:t>
+            </w:r>
+          </w:p>
+        </w:tc>
+        <w:tc>
+          <w:tcPr/>
+          <w:p>
+            <w:pPr>
+              <w:pStyle w:val="Compact"/>
+              <w:jc w:val="left"/>
+            </w:pPr>
+            <w:r>
+              <w:t xml:space="preserve">1, 15</w:t>
+            </w:r>
+          </w:p>
+        </w:tc>
+        <w:tc>
+          <w:tcPr/>
+          <w:p>
+            <w:pPr>
+              <w:pStyle w:val="Compact"/>
+              <w:jc w:val="left"/>
+            </w:pPr>
+            <w:r>
+              <w:t xml:space="preserve">1, 03</w:t>
             </w:r>
           </w:p>
         </w:tc>
@@ -16049,10 +16034,7 @@
         <w:t xml:space="preserve">nhà nước tô</w:t>
       </w:r>
       <w:r>
-        <w:t xml:space="preserve"> </w:t>
-      </w:r>
-      <w:r>
-        <w:t xml:space="preserve">— phân phối tô lợi tài nguyên san bằng phân tán năng suất (Beblawi, 1987; Hertog, 2010); (2)</w:t>
+        <w:t xml:space="preserve">, phân phối tô lợi tài nguyên san bằng phân tán năng suất (Beblawi, 1987; Hertog, 2010); (2)</w:t>
       </w:r>
       <w:r>
         <w:t xml:space="preserve"> </w:t>
@@ -16068,7 +16050,7 @@
         <w:t xml:space="preserve"> </w:t>
       </w:r>
       <w:r>
-        <w:t xml:space="preserve">so với Hsieh &amp; Klenow (2009) — ở nhà nước tô, cơ chế phân bổ sai là bảo hộ FDI chứ không phải thiếu hụt thể chế; (3) Kuwait Vision 2035 với R&amp;D 20,7% — cố gắng đa dạng hóa đáng chú ý; (4) thiên lệch của chỉ số áp dụng số đơn thành phần khi áp dụng ở bối cảnh tài nguyên; (5)</w:t>
+        <w:t xml:space="preserve">so với Hsieh &amp; Klenow (2009), ở nhà nước tô, cơ chế phân bổ sai là bảo hộ FDI chứ không phải thiếu hụt thể chế; (3) Kuwait Vision 2035 với R&amp;D 20, 7%, cố gắng đa dạng hóa đáng chú ý; (4) thiên lệch của chỉ số áp dụng số đơn thành phần khi áp dụng ở bối cảnh tài nguyên; (5)</w:t>
       </w:r>
       <w:r>
         <w:t xml:space="preserve"> </w:t>
@@ -16081,10 +16063,7 @@
         <w:t xml:space="preserve">phân nhóm con Advanced</w:t>
       </w:r>
       <w:r>
-        <w:t xml:space="preserve"> </w:t>
-      </w:r>
-      <w:r>
-        <w:t xml:space="preserve">— bằng chứng cho sự đa dạng của chủ nghĩa tư bản (Hall &amp; Soskice, 2001).</w:t>
+        <w:t xml:space="preserve">, bằng chứng cho sự đa dạng của chủ nghĩa tư bản (Hall &amp; Soskice, 2001).</w:t>
       </w:r>
       <w:r>
         <w:t xml:space="preserve"> </w:t>
@@ -16097,17 +16076,17 @@
         <w:t xml:space="preserve">Bối cảnh 2026</w:t>
       </w:r>
       <w:r>
-        <w:t xml:space="preserve">: IMF điều chỉnh giảm tăng trưởng Saudi Arabia từ ~4,5% xuống 3,1% do xung đột Trung Đông.</w:t>
-      </w:r>
-    </w:p>
-    <w:bookmarkEnd w:id="64"/>
-    <w:bookmarkStart w:id="65" w:name="Xc0d0a4ac1970454ec7a9406872ce19583983fc7"/>
+        <w:t xml:space="preserve">: IMF điều chỉnh giảm tăng trưởng Saudi Arabia từ ~4, 5% xuống 3, 1% do xung đột Trung Đông.</w:t>
+      </w:r>
+    </w:p>
+    <w:bookmarkEnd w:id="65"/>
+    <w:bookmarkStart w:id="66" w:name="X8e359102c2820c99d0186213e314ed14f075d3d"/>
     <w:p>
       <w:pPr>
         <w:pStyle w:val="Heading4"/>
       </w:pPr>
       <w:r>
-        <w:t xml:space="preserve">2.3.7.3 Việt Nam (n=3.077, 3 đợt khảo sát) — cập nhật ADB Vietnam Outlook 2026</w:t>
+        <w:t xml:space="preserve">2.3.7.3 Việt Nam (n=3.077, 3 đợt khảo sát), cập nhật ADB Vietnam Outlook 2026</w:t>
       </w:r>
     </w:p>
     <w:p>
@@ -16115,7 +16094,7 @@
         <w:pStyle w:val="FirstParagraph"/>
       </w:pPr>
       <w:r>
-        <w:t xml:space="preserve">FSTS 23,2% → 17,9% → 16,1% (suy giảm theo thời gian); doanh nghiệp xuất khẩu 37,1% → 23,8%; ISO 17–23%; R&amp;D 6,1% (2023). Pattern</w:t>
+        <w:t xml:space="preserve">FSTS 23, 2% → 17, 9% → 16, 1% (suy giảm theo thời gian); doanh nghiệp xuất khẩu 37, 1% → 23, 8%; ISO 17–23%; R&amp;D 6, 1% (2023). Pattern</w:t>
       </w:r>
       <w:r>
         <w:t xml:space="preserve"> </w:t>
@@ -16128,10 +16107,7 @@
         <w:t xml:space="preserve">kinh tế hai tầng</w:t>
       </w:r>
       <w:r>
-        <w:t xml:space="preserve"> </w:t>
-      </w:r>
-      <w:r>
-        <w:t xml:space="preserve">— FDI hướng xuất khẩu hiệu quả cao đan xen với doanh nghiệp nội địa năng suất thấp (CIEM, 2023).</w:t>
+        <w:t xml:space="preserve">, FDI hướng xuất khẩu hiệu quả cao đan xen với doanh nghiệp nội địa năng suất thấp (CIEM, 2023).</w:t>
       </w:r>
     </w:p>
     <w:p>
@@ -16143,7 +16119,7 @@
           <w:bCs/>
           <w:b/>
         </w:rPr>
-        <w:t xml:space="preserve">Bối cảnh 2026 — ADB Vietnam Economic Outlook</w:t>
+        <w:t xml:space="preserve">Bối cảnh 2026, ADB Vietnam Economic Outlook</w:t>
       </w:r>
       <w:r>
         <w:t xml:space="preserve">: Việt Nam dự phóng GDP</w:t>
@@ -16156,13 +16132,10 @@
           <w:bCs/>
           <w:b/>
         </w:rPr>
-        <w:t xml:space="preserve">7,2% (2026) / 7,0% (2027)</w:t>
-      </w:r>
-      <w:r>
-        <w:t xml:space="preserve"> </w:t>
-      </w:r>
-      <w:r>
-        <w:t xml:space="preserve">— vượt ASEAN 4,6%. Bốn động lực: (a) cam kết FDI 2,4 tỷ USD với 18 dự án chiến lược; (b) năng suất lao động +5,1% trong giai đoạn 2026–2027; (c) khoản vay ADB dựa trên chính sách 2,4 tỷ USD nhắm mục tiêu SME nội địa; (d) tái định vị trong chuỗi giá trị toàn cầu từ lắp ráp downstream sang thiết kế và R&amp;D mid-stream.</w:t>
+        <w:t xml:space="preserve">7, 2% (2026) / 7, 0% (2027)</w:t>
+      </w:r>
+      <w:r>
+        <w:t xml:space="preserve">, vượt ASEAN 4, 6%. Bốn động lực: (a) cam kết FDI 2, 4 tỷ USD với 18 dự án chiến lược; (b) năng suất lao động +5, 1% trong giai đoạn 2026–2027; (c) khoản vay ADB dựa trên chính sách 2, 4 tỷ USD nhắm mục tiêu SME nội địa; (d) tái định vị trong chuỗi giá trị toàn cầu từ lắp ráp downstream sang thiết kế và R&amp;D mid-stream.</w:t>
       </w:r>
     </w:p>
     <w:p>
@@ -16177,11 +16150,11 @@
         <w:t xml:space="preserve">World Bank FCI Snapshot (2025)</w:t>
       </w:r>
       <w:r>
-        <w:t xml:space="preserve">: GDP tăng trưởng 7,09% (2024), FDI 20,17 tỷ USD (4,23% GDP), xuất khẩu máy móc và điện tử 45,8% tổng xuất khẩu, tỷ lệ nữ/nam lao động 88,61% (2023).</w:t>
-      </w:r>
-    </w:p>
-    <w:bookmarkEnd w:id="65"/>
-    <w:bookmarkStart w:id="66" w:name="X277549c0c2e07611a176f54ee466361ef9e7c40"/>
+        <w:t xml:space="preserve">: GDP tăng trưởng 7, 09% (2024), FDI 20, 17 tỷ USD (4, 23% GDP), xuất khẩu máy móc và điện tử 45, 8% tổng xuất khẩu, tỷ lệ nữ/nam lao động 88, 61% (2023).</w:t>
+      </w:r>
+    </w:p>
+    <w:bookmarkEnd w:id="66"/>
+    <w:bookmarkStart w:id="67" w:name="X277549c0c2e07611a176f54ee466361ef9e7c40"/>
     <w:p>
       <w:pPr>
         <w:pStyle w:val="Heading4"/>
@@ -16195,7 +16168,7 @@
         <w:pStyle w:val="FirstParagraph"/>
       </w:pPr>
       <w:r>
-        <w:t xml:space="preserve">FSTS 10,9% → 8,8%; FDI ≥10% chiếm 6,0%. Quan hệ FSTS – năng suất là hàm bậc ba với điểm uốn ~47,8% (Đỗ &amp; Phan, 2026 — JFAR).</w:t>
+        <w:t xml:space="preserve">FSTS 10, 9% → 8, 8%; FDI ≥10% chiếm 6, 0%. Quan hệ FSTS – năng suất là hàm bậc ba với điểm uốn ~47, 8% (Đỗ &amp; Phan, 2026, JFAR).</w:t>
       </w:r>
       <w:r>
         <w:t xml:space="preserve"> </w:t>
@@ -16208,17 +16181,17 @@
         <w:t xml:space="preserve">Rủi ro tập trung</w:t>
       </w:r>
       <w:r>
-        <w:t xml:space="preserve">: Wang, Huang và Hong (2024 — IRFA) phân tích 80% mô hình rủi ro ngân hàng tại Trung Quốc phụ thuộc các nhà cung cấp công nghệ chi phối thị trường — cảnh báo cho lộ trình sản xuất thông minh.</w:t>
-      </w:r>
-    </w:p>
-    <w:bookmarkEnd w:id="66"/>
-    <w:bookmarkStart w:id="67" w:name="X2e3bf564c07513beffd6d89139670937864989e"/>
+        <w:t xml:space="preserve">: Wang, Huang và Hong (2024, IRFA) phân tích 80% mô hình rủi ro ngân hàng tại Trung Quốc phụ thuộc các nhà cung cấp công nghệ chi phối thị trường, cảnh báo cho lộ trình sản xuất thông minh.</w:t>
+      </w:r>
+    </w:p>
+    <w:bookmarkEnd w:id="67"/>
+    <w:bookmarkStart w:id="68" w:name="Xc7d3f6b1e6ee4affb591ecc35e1aebe189cfa40"/>
     <w:p>
       <w:pPr>
         <w:pStyle w:val="Heading4"/>
       </w:pPr>
       <w:r>
-        <w:t xml:space="preserve">2.3.7.5 Tổng hợp Emerging Asia (n=42.278) — trường hợp Ấn Độ</w:t>
+        <w:t xml:space="preserve">2.3.7.5 Tổng hợp Emerging Asia (n=42.278), trường hợp Ấn Độ</w:t>
       </w:r>
     </w:p>
     <w:p>
@@ -16226,7 +16199,7 @@
         <w:pStyle w:val="FirstParagraph"/>
       </w:pPr>
       <w:r>
-        <w:t xml:space="preserve">FSTS 7,6%; FDI ≥10% chiếm 4,4%; tỷ lệ doanh nghiệp R&amp;D dương 16%. Phân tán nội bộ lớn (độ lệch chuẩn log 2,18) — phản ánh dị biệt rộng xuyên 7 nước.</w:t>
+        <w:t xml:space="preserve">FSTS 7, 6%; FDI ≥10% chiếm 4, 4%; tỷ lệ doanh nghiệp R&amp;D dương 16%. Phân tán nội bộ lớn (độ lệch chuẩn log 2, 18), phản ánh dị biệt rộng xuyên 7 nước.</w:t>
       </w:r>
     </w:p>
     <w:p>
@@ -16238,10 +16211,10 @@
           <w:bCs/>
           <w:b/>
         </w:rPr>
-        <w:t xml:space="preserve">Trường hợp Ấn Độ — lan tỏa công nghệ</w:t>
-      </w:r>
-      <w:r>
-        <w:t xml:space="preserve">: Theo Sikdar &amp; Mukhopadhyay (2026 —</w:t>
+        <w:t xml:space="preserve">Trường hợp Ấn Độ, lan tỏa công nghệ</w:t>
+      </w:r>
+      <w:r>
+        <w:t xml:space="preserve">: Theo Sikdar &amp; Mukhopadhyay (2026,</w:t>
       </w:r>
       <w:r>
         <w:t xml:space="preserve"> </w:t>
@@ -16254,17 +16227,17 @@
         <w:t xml:space="preserve">Asian Development Review, 43</w:t>
       </w:r>
       <w:r>
-        <w:t xml:space="preserve">(1), 37–75), panel 4.293 doanh nghiệp Ấn Độ 2006–2019: FDI là kênh lan tỏa ngang quan trọng nhất; doanh nghiệp lớn thu nhận lan tỏa nhiều hơn; FDI tăng từ 1,705 triệu USD (1990–2000) → 42,396 triệu USD (2012–2022); R&amp;D trì trệ ở 0,7% GDP.</w:t>
-      </w:r>
-    </w:p>
-    <w:bookmarkEnd w:id="67"/>
-    <w:bookmarkStart w:id="68" w:name="Xd73094d8bef136e9846d3fa666530217d2cc4a8"/>
+        <w:t xml:space="preserve">(1), 37–75), panel 4.293 doanh nghiệp Ấn Độ 2006–2019: FDI là kênh lan tỏa ngang quan trọng nhất; doanh nghiệp lớn thu nhận lan tỏa nhiều hơn; FDI tăng từ 1, 705 triệu USD (1990–2000) → 42, 396 triệu USD (2012–2022); R&amp;D trì trệ ở 0, 7% GDP.</w:t>
+      </w:r>
+    </w:p>
+    <w:bookmarkEnd w:id="68"/>
+    <w:bookmarkStart w:id="69" w:name="X0d446cb0e3ef6a6395393728a3b029a1d617eea"/>
     <w:p>
       <w:pPr>
         <w:pStyle w:val="Heading4"/>
       </w:pPr>
       <w:r>
-        <w:t xml:space="preserve">2.3.7.6 Mông Cổ — từ lời nguyền tài nguyên đến khoáng sản thiết yếu (n=1.905)</w:t>
+        <w:t xml:space="preserve">2.3.7.6 Mông Cổ, từ lời nguyền tài nguyên đến khoáng sản thiết yếu (n=1.905)</w:t>
       </w:r>
     </w:p>
     <w:p>
@@ -16282,7 +16255,7 @@
           <w:bCs/>
           <w:b/>
         </w:rPr>
-        <w:t xml:space="preserve">7,2% → 3,2%</w:t>
+        <w:t xml:space="preserve">7, 2% → 3, 2%</w:t>
       </w:r>
       <w:r>
         <w:t xml:space="preserve">; website tăng 39% → 65%. Pattern</w:t>
@@ -16314,7 +16287,7 @@
         <w:t xml:space="preserve">Bước ngoặt 2026</w:t>
       </w:r>
       <w:r>
-        <w:t xml:space="preserve">: 11 khoáng sản thiết yếu (Cu, Li, Mo, Mn, Co, Ni, W, REE). Xuất khẩu đồng 1,69 triệu tấn (2024) = 22,1% tổng xuất khẩu. Oyu Tolgoi mục tiêu 500.000 tấn/năm 2028–2036. Trung Quốc chi phối chế biến: 100% graphite, 90% Mn, 70% Co (ADB, 2026, tháng 5).</w:t>
+        <w:t xml:space="preserve">: 11 khoáng sản thiết yếu (Cu, Li, Mo, Mn, Co, Ni, W, REE). Xuất khẩu đồng 1, 69 triệu tấn (2024) = 22, 1% tổng xuất khẩu. Oyu Tolgoi mục tiêu 500.000 tấn/năm 2028–2036. Trung Quốc chi phối chế biến: 100% graphite, 90% Mn, 70% Co (ADB, 2026, tháng 5).</w:t>
       </w:r>
     </w:p>
     <w:p>
@@ -16326,17 +16299,17 @@
           <w:iCs/>
           <w:i/>
         </w:rPr>
-        <w:t xml:space="preserve">Hình 2.3.7.1. Mông Cổ: Tiến triển 2009–2025 (4 đợt khảo sát WBES) — FSTS đình trệ trong khi website tăng mạnh; FDI giảm phản ánh lời nguyền tài nguyên giai đoạn 1.</w:t>
-      </w:r>
-    </w:p>
-    <w:bookmarkEnd w:id="68"/>
-    <w:bookmarkStart w:id="69" w:name="Xab836cafea807ed77f15b21cd94cc6b892d6d3c"/>
+        <w:t xml:space="preserve">Hình 2.3.7.1. Mông Cổ: Tiến triển 2009–2025 (4 đợt khảo sát WBES), FSTS đình trệ trong khi website tăng mạnh; FDI giảm phản ánh lời nguyền tài nguyên giai đoạn 1.</w:t>
+      </w:r>
+    </w:p>
+    <w:bookmarkEnd w:id="69"/>
+    <w:bookmarkStart w:id="70" w:name="X75220166c82aebbb501943f77fee7b5d950597e"/>
     <w:p>
       <w:pPr>
         <w:pStyle w:val="Heading4"/>
       </w:pPr>
       <w:r>
-        <w:t xml:space="preserve">2.3.7.7 SIDS Thái Bình Dương (7 nước — n=1.371)</w:t>
+        <w:t xml:space="preserve">2.3.7.7 SIDS Thái Bình Dương (7 nước, n=1.371)</w:t>
       </w:r>
     </w:p>
     <w:p>
@@ -16361,20 +16334,20 @@
           <w:bCs/>
           <w:b/>
         </w:rPr>
-        <w:t xml:space="preserve">Kiribati (KIR — 2025)</w:t>
-      </w:r>
-      <w:r>
-        <w:t xml:space="preserve">. FSTS 6,3%; FDI ≥10%</w:t>
-      </w:r>
-      <w:r>
-        <w:t xml:space="preserve"> </w:t>
-      </w:r>
-      <w:r>
-        <w:rPr>
-          <w:bCs/>
-          <w:b/>
-        </w:rPr>
-        <w:t xml:space="preserve">23,5%</w:t>
+        <w:t xml:space="preserve">Kiribati (KIR, 2025)</w:t>
+      </w:r>
+      <w:r>
+        <w:t xml:space="preserve">. FSTS 6, 3%; FDI ≥10%</w:t>
+      </w:r>
+      <w:r>
+        <w:t xml:space="preserve"> </w:t>
+      </w:r>
+      <w:r>
+        <w:rPr>
+          <w:bCs/>
+          <w:b/>
+        </w:rPr>
+        <w:t xml:space="preserve">23, 5%</w:t>
       </w:r>
       <w:r>
         <w:t xml:space="preserve">; đổi mới sản phẩm</w:t>
@@ -16387,7 +16360,7 @@
           <w:bCs/>
           <w:b/>
         </w:rPr>
-        <w:t xml:space="preserve">41,5%</w:t>
+        <w:t xml:space="preserve">41, 5%</w:t>
       </w:r>
       <w:r>
         <w:t xml:space="preserve">; website</w:t>
@@ -16400,7 +16373,7 @@
           <w:bCs/>
           <w:b/>
         </w:rPr>
-        <w:t xml:space="preserve">58,9%</w:t>
+        <w:t xml:space="preserve">58, 9%</w:t>
       </w:r>
       <w:r>
         <w:t xml:space="preserve">. Pattern</w:t>
@@ -16428,10 +16401,10 @@
           <w:bCs/>
           <w:b/>
         </w:rPr>
-        <w:t xml:space="preserve">Kiribati 2025 — trường hợp biên cực đoan nhất</w:t>
-      </w:r>
-      <w:r>
-        <w:t xml:space="preserve">: FSTS 1,03%, FDI 0,7%, website 18,7%, ISO 1,3%, độ lệch chuẩn log 1,48, SME 93,3%.</w:t>
+        <w:t xml:space="preserve">Kiribati 2025, trường hợp biên cực đoan nhất</w:t>
+      </w:r>
+      <w:r>
+        <w:t xml:space="preserve">: FSTS 1, 03%, FDI 0, 7%, website 18, 7%, ISO 1, 3%, độ lệch chuẩn log 1, 48, SME 93, 3%.</w:t>
       </w:r>
     </w:p>
     <w:p>
@@ -16446,7 +16419,7 @@
         <w:t xml:space="preserve">Bối cảnh kinh tế vĩ mô PICs Pacific</w:t>
       </w:r>
       <w:r>
-        <w:t xml:space="preserve">: 4 trụ cột MIRAB (Bertram, 2006): (1) khu vực công chủ đạo (30–50% việc làm chính thức); (2) phụ thuộc 4 nguồn ngoại sinh — ODA 30% GDP và remittances 25–40% GDP; (3) thanh niên thất nghiệp 15–30%; (4) lao động di chuyển — PLMS Úc và RSE New Zealand (Vanuatu RSE 15–20% GDP). Chuyên đề 2 cần bổ sung 3 biến kiểm soát đặc trưng PICs:</w:t>
+        <w:t xml:space="preserve">: 4 trụ cột MIRAB (Bertram, 2006): (1) khu vực công chủ đạo (30–50% việc làm chính thức); (2) phụ thuộc 4 nguồn ngoại sinh, ODA 30% GDP và remittances 25–40% GDP; (3) thanh niên thất nghiệp 15–30%; (4) lao động di chuyển, PLMS Úc và RSE New Zealand (Vanuatu RSE 15–20% GDP). Chuyên đề 2 cần bổ sung 3 biến kiểm soát đặc trưng PICs:</w:t>
       </w:r>
       <w:r>
         <w:t xml:space="preserve"> </w:t>
@@ -16485,8 +16458,8 @@
         <w:t xml:space="preserve">.</w:t>
       </w:r>
     </w:p>
-    <w:bookmarkEnd w:id="69"/>
-    <w:bookmarkStart w:id="70" w:name="Xfd5fe21f9fcef2d12fbf9bf5b514d4edcb38056"/>
+    <w:bookmarkEnd w:id="70"/>
+    <w:bookmarkStart w:id="71" w:name="Xfd5fe21f9fcef2d12fbf9bf5b514d4edcb38056"/>
     <w:p>
       <w:pPr>
         <w:pStyle w:val="Heading4"/>
@@ -16761,43 +16734,43 @@
               <w:jc w:val="left"/>
             </w:pPr>
             <w:r>
-              <w:t xml:space="preserve">7,1</w:t>
-            </w:r>
-          </w:p>
-        </w:tc>
-        <w:tc>
-          <w:tcPr/>
-          <w:p>
-            <w:pPr>
-              <w:pStyle w:val="Compact"/>
-              <w:jc w:val="left"/>
-            </w:pPr>
-            <w:r>
-              <w:t xml:space="preserve">19,1</w:t>
-            </w:r>
-          </w:p>
-        </w:tc>
-        <w:tc>
-          <w:tcPr/>
-          <w:p>
-            <w:pPr>
-              <w:pStyle w:val="Compact"/>
-              <w:jc w:val="left"/>
-            </w:pPr>
-            <w:r>
-              <w:t xml:space="preserve">9,9</w:t>
-            </w:r>
-          </w:p>
-        </w:tc>
-        <w:tc>
-          <w:tcPr/>
-          <w:p>
-            <w:pPr>
-              <w:pStyle w:val="Compact"/>
-              <w:jc w:val="left"/>
-            </w:pPr>
-            <w:r>
-              <w:t xml:space="preserve">7,6</w:t>
+              <w:t xml:space="preserve">7, 1</w:t>
+            </w:r>
+          </w:p>
+        </w:tc>
+        <w:tc>
+          <w:tcPr/>
+          <w:p>
+            <w:pPr>
+              <w:pStyle w:val="Compact"/>
+              <w:jc w:val="left"/>
+            </w:pPr>
+            <w:r>
+              <w:t xml:space="preserve">19, 1</w:t>
+            </w:r>
+          </w:p>
+        </w:tc>
+        <w:tc>
+          <w:tcPr/>
+          <w:p>
+            <w:pPr>
+              <w:pStyle w:val="Compact"/>
+              <w:jc w:val="left"/>
+            </w:pPr>
+            <w:r>
+              <w:t xml:space="preserve">9, 9</w:t>
+            </w:r>
+          </w:p>
+        </w:tc>
+        <w:tc>
+          <w:tcPr/>
+          <w:p>
+            <w:pPr>
+              <w:pStyle w:val="Compact"/>
+              <w:jc w:val="left"/>
+            </w:pPr>
+            <w:r>
+              <w:t xml:space="preserve">7, 6</w:t>
             </w:r>
           </w:p>
         </w:tc>
@@ -16813,19 +16786,19 @@
                 <w:bCs/>
                 <w:b/>
               </w:rPr>
-              <w:t xml:space="preserve">5,0</w:t>
-            </w:r>
-          </w:p>
-        </w:tc>
-        <w:tc>
-          <w:tcPr/>
-          <w:p>
-            <w:pPr>
-              <w:pStyle w:val="Compact"/>
-              <w:jc w:val="left"/>
-            </w:pPr>
-            <w:r>
-              <w:t xml:space="preserve">6,3</w:t>
+              <w:t xml:space="preserve">5, 0</w:t>
+            </w:r>
+          </w:p>
+        </w:tc>
+        <w:tc>
+          <w:tcPr/>
+          <w:p>
+            <w:pPr>
+              <w:pStyle w:val="Compact"/>
+              <w:jc w:val="left"/>
+            </w:pPr>
+            <w:r>
+              <w:t xml:space="preserve">6, 3</w:t>
             </w:r>
           </w:p>
         </w:tc>
@@ -16841,7 +16814,7 @@
                 <w:bCs/>
                 <w:b/>
               </w:rPr>
-              <w:t xml:space="preserve">2,4</w:t>
+              <w:t xml:space="preserve">2, 4</w:t>
             </w:r>
           </w:p>
         </w:tc>
@@ -16871,43 +16844,43 @@
                 <w:bCs/>
                 <w:b/>
               </w:rPr>
-              <w:t xml:space="preserve">31,5</w:t>
-            </w:r>
-          </w:p>
-        </w:tc>
-        <w:tc>
-          <w:tcPr/>
-          <w:p>
-            <w:pPr>
-              <w:pStyle w:val="Compact"/>
-              <w:jc w:val="left"/>
-            </w:pPr>
-            <w:r>
-              <w:t xml:space="preserve">11,4</w:t>
-            </w:r>
-          </w:p>
-        </w:tc>
-        <w:tc>
-          <w:tcPr/>
-          <w:p>
-            <w:pPr>
-              <w:pStyle w:val="Compact"/>
-              <w:jc w:val="left"/>
-            </w:pPr>
-            <w:r>
-              <w:t xml:space="preserve">6,0</w:t>
-            </w:r>
-          </w:p>
-        </w:tc>
-        <w:tc>
-          <w:tcPr/>
-          <w:p>
-            <w:pPr>
-              <w:pStyle w:val="Compact"/>
-              <w:jc w:val="left"/>
-            </w:pPr>
-            <w:r>
-              <w:t xml:space="preserve">4,4</w:t>
+              <w:t xml:space="preserve">31, 5</w:t>
+            </w:r>
+          </w:p>
+        </w:tc>
+        <w:tc>
+          <w:tcPr/>
+          <w:p>
+            <w:pPr>
+              <w:pStyle w:val="Compact"/>
+              <w:jc w:val="left"/>
+            </w:pPr>
+            <w:r>
+              <w:t xml:space="preserve">11, 4</w:t>
+            </w:r>
+          </w:p>
+        </w:tc>
+        <w:tc>
+          <w:tcPr/>
+          <w:p>
+            <w:pPr>
+              <w:pStyle w:val="Compact"/>
+              <w:jc w:val="left"/>
+            </w:pPr>
+            <w:r>
+              <w:t xml:space="preserve">6, 0</w:t>
+            </w:r>
+          </w:p>
+        </w:tc>
+        <w:tc>
+          <w:tcPr/>
+          <w:p>
+            <w:pPr>
+              <w:pStyle w:val="Compact"/>
+              <w:jc w:val="left"/>
+            </w:pPr>
+            <w:r>
+              <w:t xml:space="preserve">4, 4</w:t>
             </w:r>
           </w:p>
         </w:tc>
@@ -16923,19 +16896,19 @@
                 <w:bCs/>
                 <w:b/>
               </w:rPr>
-              <w:t xml:space="preserve">4,7</w:t>
-            </w:r>
-          </w:p>
-        </w:tc>
-        <w:tc>
-          <w:tcPr/>
-          <w:p>
-            <w:pPr>
-              <w:pStyle w:val="Compact"/>
-              <w:jc w:val="left"/>
-            </w:pPr>
-            <w:r>
-              <w:t xml:space="preserve">23,5</w:t>
+              <w:t xml:space="preserve">4, 7</w:t>
+            </w:r>
+          </w:p>
+        </w:tc>
+        <w:tc>
+          <w:tcPr/>
+          <w:p>
+            <w:pPr>
+              <w:pStyle w:val="Compact"/>
+              <w:jc w:val="left"/>
+            </w:pPr>
+            <w:r>
+              <w:t xml:space="preserve">23, 5</w:t>
             </w:r>
           </w:p>
         </w:tc>
@@ -16951,7 +16924,7 @@
                 <w:bCs/>
                 <w:b/>
               </w:rPr>
-              <w:t xml:space="preserve">11,5</w:t>
+              <w:t xml:space="preserve">11, 5</w:t>
             </w:r>
           </w:p>
         </w:tc>
@@ -16977,7 +16950,7 @@
               <w:jc w:val="left"/>
             </w:pPr>
             <w:r>
-              <w:t xml:space="preserve">7,5</w:t>
+              <w:t xml:space="preserve">7, 5</w:t>
             </w:r>
           </w:p>
         </w:tc>
@@ -16993,7 +16966,7 @@
                 <w:bCs/>
                 <w:b/>
               </w:rPr>
-              <w:t xml:space="preserve">3,1</w:t>
+              <w:t xml:space="preserve">3, 1</w:t>
             </w:r>
           </w:p>
         </w:tc>
@@ -17009,7 +16982,7 @@
                 <w:bCs/>
                 <w:b/>
               </w:rPr>
-              <w:t xml:space="preserve">39,4</w:t>
+              <w:t xml:space="preserve">39, 4</w:t>
             </w:r>
           </w:p>
         </w:tc>
@@ -17037,19 +17010,19 @@
                 <w:bCs/>
                 <w:b/>
               </w:rPr>
-              <w:t xml:space="preserve">20,8</w:t>
-            </w:r>
-          </w:p>
-        </w:tc>
-        <w:tc>
-          <w:tcPr/>
-          <w:p>
-            <w:pPr>
-              <w:pStyle w:val="Compact"/>
-              <w:jc w:val="left"/>
-            </w:pPr>
-            <w:r>
-              <w:t xml:space="preserve">11,8</w:t>
+              <w:t xml:space="preserve">20, 8</w:t>
+            </w:r>
+          </w:p>
+        </w:tc>
+        <w:tc>
+          <w:tcPr/>
+          <w:p>
+            <w:pPr>
+              <w:pStyle w:val="Compact"/>
+              <w:jc w:val="left"/>
+            </w:pPr>
+            <w:r>
+              <w:t xml:space="preserve">11, 8</w:t>
             </w:r>
           </w:p>
         </w:tc>
@@ -17065,7 +17038,7 @@
                 <w:bCs/>
                 <w:b/>
               </w:rPr>
-              <w:t xml:space="preserve">3,1</w:t>
+              <w:t xml:space="preserve">3, 1</w:t>
             </w:r>
           </w:p>
         </w:tc>
@@ -17091,7 +17064,7 @@
               <w:jc w:val="left"/>
             </w:pPr>
             <w:r>
-              <w:t xml:space="preserve">66,1</w:t>
+              <w:t xml:space="preserve">66, 1</w:t>
             </w:r>
           </w:p>
         </w:tc>
@@ -17107,7 +17080,7 @@
                 <w:bCs/>
                 <w:b/>
               </w:rPr>
-              <w:t xml:space="preserve">47,0</w:t>
+              <w:t xml:space="preserve">47, 0</w:t>
             </w:r>
           </w:p>
         </w:tc>
@@ -17123,7 +17096,7 @@
                 <w:bCs/>
                 <w:b/>
               </w:rPr>
-              <w:t xml:space="preserve">58,7</w:t>
+              <w:t xml:space="preserve">58, 7</w:t>
             </w:r>
           </w:p>
         </w:tc>
@@ -17139,7 +17112,7 @@
                 <w:bCs/>
                 <w:b/>
               </w:rPr>
-              <w:t xml:space="preserve">48,0</w:t>
+              <w:t xml:space="preserve">48, 0</w:t>
             </w:r>
           </w:p>
         </w:tc>
@@ -17155,19 +17128,19 @@
                 <w:bCs/>
                 <w:b/>
               </w:rPr>
-              <w:t xml:space="preserve">50,1</w:t>
-            </w:r>
-          </w:p>
-        </w:tc>
-        <w:tc>
-          <w:tcPr/>
-          <w:p>
-            <w:pPr>
-              <w:pStyle w:val="Compact"/>
-              <w:jc w:val="left"/>
-            </w:pPr>
-            <w:r>
-              <w:t xml:space="preserve">58,9</w:t>
+              <w:t xml:space="preserve">50, 1</w:t>
+            </w:r>
+          </w:p>
+        </w:tc>
+        <w:tc>
+          <w:tcPr/>
+          <w:p>
+            <w:pPr>
+              <w:pStyle w:val="Compact"/>
+              <w:jc w:val="left"/>
+            </w:pPr>
+            <w:r>
+              <w:t xml:space="preserve">58, 9</w:t>
             </w:r>
           </w:p>
         </w:tc>
@@ -17183,7 +17156,7 @@
                 <w:bCs/>
                 <w:b/>
               </w:rPr>
-              <w:t xml:space="preserve">43,6</w:t>
+              <w:t xml:space="preserve">43, 6</w:t>
             </w:r>
           </w:p>
         </w:tc>
@@ -17209,43 +17182,43 @@
               <w:jc w:val="left"/>
             </w:pPr>
             <w:r>
-              <w:t xml:space="preserve">1,03</w:t>
-            </w:r>
-          </w:p>
-        </w:tc>
-        <w:tc>
-          <w:tcPr/>
-          <w:p>
-            <w:pPr>
-              <w:pStyle w:val="Compact"/>
-              <w:jc w:val="left"/>
-            </w:pPr>
-            <w:r>
-              <w:t xml:space="preserve">1,38</w:t>
-            </w:r>
-          </w:p>
-        </w:tc>
-        <w:tc>
-          <w:tcPr/>
-          <w:p>
-            <w:pPr>
-              <w:pStyle w:val="Compact"/>
-              <w:jc w:val="left"/>
-            </w:pPr>
-            <w:r>
-              <w:t xml:space="preserve">1,20</w:t>
-            </w:r>
-          </w:p>
-        </w:tc>
-        <w:tc>
-          <w:tcPr/>
-          <w:p>
-            <w:pPr>
-              <w:pStyle w:val="Compact"/>
-              <w:jc w:val="left"/>
-            </w:pPr>
-            <w:r>
-              <w:t xml:space="preserve">2,18</w:t>
+              <w:t xml:space="preserve">1, 03</w:t>
+            </w:r>
+          </w:p>
+        </w:tc>
+        <w:tc>
+          <w:tcPr/>
+          <w:p>
+            <w:pPr>
+              <w:pStyle w:val="Compact"/>
+              <w:jc w:val="left"/>
+            </w:pPr>
+            <w:r>
+              <w:t xml:space="preserve">1, 38</w:t>
+            </w:r>
+          </w:p>
+        </w:tc>
+        <w:tc>
+          <w:tcPr/>
+          <w:p>
+            <w:pPr>
+              <w:pStyle w:val="Compact"/>
+              <w:jc w:val="left"/>
+            </w:pPr>
+            <w:r>
+              <w:t xml:space="preserve">1, 20</w:t>
+            </w:r>
+          </w:p>
+        </w:tc>
+        <w:tc>
+          <w:tcPr/>
+          <w:p>
+            <w:pPr>
+              <w:pStyle w:val="Compact"/>
+              <w:jc w:val="left"/>
+            </w:pPr>
+            <w:r>
+              <w:t xml:space="preserve">2, 18</w:t>
             </w:r>
           </w:p>
         </w:tc>
@@ -17261,19 +17234,19 @@
                 <w:bCs/>
                 <w:b/>
               </w:rPr>
-              <w:t xml:space="preserve">1,16</w:t>
-            </w:r>
-          </w:p>
-        </w:tc>
-        <w:tc>
-          <w:tcPr/>
-          <w:p>
-            <w:pPr>
-              <w:pStyle w:val="Compact"/>
-              <w:jc w:val="left"/>
-            </w:pPr>
-            <w:r>
-              <w:t xml:space="preserve">1,32</w:t>
+              <w:t xml:space="preserve">1, 16</w:t>
+            </w:r>
+          </w:p>
+        </w:tc>
+        <w:tc>
+          <w:tcPr/>
+          <w:p>
+            <w:pPr>
+              <w:pStyle w:val="Compact"/>
+              <w:jc w:val="left"/>
+            </w:pPr>
+            <w:r>
+              <w:t xml:space="preserve">1, 32</w:t>
             </w:r>
           </w:p>
         </w:tc>
@@ -17289,7 +17262,7 @@
                 <w:bCs/>
                 <w:b/>
               </w:rPr>
-              <w:t xml:space="preserve">0,49</w:t>
+              <w:t xml:space="preserve">0, 49</w:t>
             </w:r>
           </w:p>
         </w:tc>
@@ -17314,9 +17287,9 @@
         </w:pict>
       </w:r>
     </w:p>
-    <w:bookmarkEnd w:id="70"/>
     <w:bookmarkEnd w:id="71"/>
-    <w:bookmarkStart w:id="75" w:name="X268ac3e7736b22d5a7e7bb0dd0db24ee7c9a0fe"/>
+    <w:bookmarkEnd w:id="72"/>
+    <w:bookmarkStart w:id="76" w:name="X268ac3e7736b22d5a7e7bb0dd0db24ee7c9a0fe"/>
     <w:p>
       <w:pPr>
         <w:pStyle w:val="Heading3"/>
@@ -17325,7 +17298,7 @@
         <w:t xml:space="preserve">2.3.8 Yếu tố giải thích sơ bộ</w:t>
       </w:r>
     </w:p>
-    <w:bookmarkStart w:id="72" w:name="X76fd8dbe2b9b91bea7918a9270911a7c211abd5"/>
+    <w:bookmarkStart w:id="73" w:name="X76fd8dbe2b9b91bea7918a9270911a7c211abd5"/>
     <w:p>
       <w:pPr>
         <w:pStyle w:val="Heading4"/>
@@ -17472,43 +17445,43 @@
               <w:jc w:val="left"/>
             </w:pPr>
             <w:r>
-              <w:t xml:space="preserve">−0,113</w:t>
-            </w:r>
-          </w:p>
-        </w:tc>
-        <w:tc>
-          <w:tcPr/>
-          <w:p>
-            <w:pPr>
-              <w:pStyle w:val="Compact"/>
-              <w:jc w:val="left"/>
-            </w:pPr>
-            <w:r>
-              <w:t xml:space="preserve">−0,023</w:t>
-            </w:r>
-          </w:p>
-        </w:tc>
-        <w:tc>
-          <w:tcPr/>
-          <w:p>
-            <w:pPr>
-              <w:pStyle w:val="Compact"/>
-              <w:jc w:val="left"/>
-            </w:pPr>
-            <w:r>
-              <w:t xml:space="preserve">+0,113</w:t>
-            </w:r>
-          </w:p>
-        </w:tc>
-        <w:tc>
-          <w:tcPr/>
-          <w:p>
-            <w:pPr>
-              <w:pStyle w:val="Compact"/>
-              <w:jc w:val="left"/>
-            </w:pPr>
-            <w:r>
-              <w:t xml:space="preserve">+0,068</w:t>
+              <w:t xml:space="preserve">−0, 113</w:t>
+            </w:r>
+          </w:p>
+        </w:tc>
+        <w:tc>
+          <w:tcPr/>
+          <w:p>
+            <w:pPr>
+              <w:pStyle w:val="Compact"/>
+              <w:jc w:val="left"/>
+            </w:pPr>
+            <w:r>
+              <w:t xml:space="preserve">−0, 023</w:t>
+            </w:r>
+          </w:p>
+        </w:tc>
+        <w:tc>
+          <w:tcPr/>
+          <w:p>
+            <w:pPr>
+              <w:pStyle w:val="Compact"/>
+              <w:jc w:val="left"/>
+            </w:pPr>
+            <w:r>
+              <w:t xml:space="preserve">+0, 113</w:t>
+            </w:r>
+          </w:p>
+        </w:tc>
+        <w:tc>
+          <w:tcPr/>
+          <w:p>
+            <w:pPr>
+              <w:pStyle w:val="Compact"/>
+              <w:jc w:val="left"/>
+            </w:pPr>
+            <w:r>
+              <w:t xml:space="preserve">+0, 068</w:t>
             </w:r>
           </w:p>
         </w:tc>
@@ -17524,7 +17497,7 @@
                 <w:bCs/>
                 <w:b/>
               </w:rPr>
-              <w:t xml:space="preserve">+0,222</w:t>
+              <w:t xml:space="preserve">+0, 222</w:t>
             </w:r>
           </w:p>
         </w:tc>
@@ -17554,55 +17527,55 @@
                 <w:bCs/>
                 <w:b/>
               </w:rPr>
-              <w:t xml:space="preserve">+0,113</w:t>
-            </w:r>
-          </w:p>
-        </w:tc>
-        <w:tc>
-          <w:tcPr/>
-          <w:p>
-            <w:pPr>
-              <w:pStyle w:val="Compact"/>
-              <w:jc w:val="left"/>
-            </w:pPr>
-            <w:r>
-              <w:t xml:space="preserve">−0,086</w:t>
-            </w:r>
-          </w:p>
-        </w:tc>
-        <w:tc>
-          <w:tcPr/>
-          <w:p>
-            <w:pPr>
-              <w:pStyle w:val="Compact"/>
-              <w:jc w:val="left"/>
-            </w:pPr>
-            <w:r>
-              <w:t xml:space="preserve">+0,062</w:t>
-            </w:r>
-          </w:p>
-        </w:tc>
-        <w:tc>
-          <w:tcPr/>
-          <w:p>
-            <w:pPr>
-              <w:pStyle w:val="Compact"/>
-              <w:jc w:val="left"/>
-            </w:pPr>
-            <w:r>
-              <w:t xml:space="preserve">+0,014</w:t>
-            </w:r>
-          </w:p>
-        </w:tc>
-        <w:tc>
-          <w:tcPr/>
-          <w:p>
-            <w:pPr>
-              <w:pStyle w:val="Compact"/>
-              <w:jc w:val="left"/>
-            </w:pPr>
-            <w:r>
-              <w:t xml:space="preserve">−0,050</w:t>
+              <w:t xml:space="preserve">+0, 113</w:t>
+            </w:r>
+          </w:p>
+        </w:tc>
+        <w:tc>
+          <w:tcPr/>
+          <w:p>
+            <w:pPr>
+              <w:pStyle w:val="Compact"/>
+              <w:jc w:val="left"/>
+            </w:pPr>
+            <w:r>
+              <w:t xml:space="preserve">−0, 086</w:t>
+            </w:r>
+          </w:p>
+        </w:tc>
+        <w:tc>
+          <w:tcPr/>
+          <w:p>
+            <w:pPr>
+              <w:pStyle w:val="Compact"/>
+              <w:jc w:val="left"/>
+            </w:pPr>
+            <w:r>
+              <w:t xml:space="preserve">+0, 062</w:t>
+            </w:r>
+          </w:p>
+        </w:tc>
+        <w:tc>
+          <w:tcPr/>
+          <w:p>
+            <w:pPr>
+              <w:pStyle w:val="Compact"/>
+              <w:jc w:val="left"/>
+            </w:pPr>
+            <w:r>
+              <w:t xml:space="preserve">+0, 014</w:t>
+            </w:r>
+          </w:p>
+        </w:tc>
+        <w:tc>
+          <w:tcPr/>
+          <w:p>
+            <w:pPr>
+              <w:pStyle w:val="Compact"/>
+              <w:jc w:val="left"/>
+            </w:pPr>
+            <w:r>
+              <w:t xml:space="preserve">−0, 050</w:t>
             </w:r>
           </w:p>
         </w:tc>
@@ -17632,43 +17605,43 @@
                 <w:bCs/>
                 <w:b/>
               </w:rPr>
-              <w:t xml:space="preserve">+0,128</w:t>
-            </w:r>
-          </w:p>
-        </w:tc>
-        <w:tc>
-          <w:tcPr/>
-          <w:p>
-            <w:pPr>
-              <w:pStyle w:val="Compact"/>
-              <w:jc w:val="left"/>
-            </w:pPr>
-            <w:r>
-              <w:t xml:space="preserve">+0,016</w:t>
-            </w:r>
-          </w:p>
-        </w:tc>
-        <w:tc>
-          <w:tcPr/>
-          <w:p>
-            <w:pPr>
-              <w:pStyle w:val="Compact"/>
-              <w:jc w:val="left"/>
-            </w:pPr>
-            <w:r>
-              <w:t xml:space="preserve">−0,029</w:t>
-            </w:r>
-          </w:p>
-        </w:tc>
-        <w:tc>
-          <w:tcPr/>
-          <w:p>
-            <w:pPr>
-              <w:pStyle w:val="Compact"/>
-              <w:jc w:val="left"/>
-            </w:pPr>
-            <w:r>
-              <w:t xml:space="preserve">+0,019</w:t>
+              <w:t xml:space="preserve">+0, 128</w:t>
+            </w:r>
+          </w:p>
+        </w:tc>
+        <w:tc>
+          <w:tcPr/>
+          <w:p>
+            <w:pPr>
+              <w:pStyle w:val="Compact"/>
+              <w:jc w:val="left"/>
+            </w:pPr>
+            <w:r>
+              <w:t xml:space="preserve">+0, 016</w:t>
+            </w:r>
+          </w:p>
+        </w:tc>
+        <w:tc>
+          <w:tcPr/>
+          <w:p>
+            <w:pPr>
+              <w:pStyle w:val="Compact"/>
+              <w:jc w:val="left"/>
+            </w:pPr>
+            <w:r>
+              <w:t xml:space="preserve">−0, 029</w:t>
+            </w:r>
+          </w:p>
+        </w:tc>
+        <w:tc>
+          <w:tcPr/>
+          <w:p>
+            <w:pPr>
+              <w:pStyle w:val="Compact"/>
+              <w:jc w:val="left"/>
+            </w:pPr>
+            <w:r>
+              <w:t xml:space="preserve">+0, 019</w:t>
             </w:r>
           </w:p>
         </w:tc>
@@ -17684,7 +17657,7 @@
                 <w:bCs/>
                 <w:b/>
               </w:rPr>
-              <w:t xml:space="preserve">+0,155</w:t>
+              <w:t xml:space="preserve">+0, 155</w:t>
             </w:r>
           </w:p>
         </w:tc>
@@ -17714,55 +17687,55 @@
                 <w:bCs/>
                 <w:b/>
               </w:rPr>
-              <w:t xml:space="preserve">−0,129</w:t>
-            </w:r>
-          </w:p>
-        </w:tc>
-        <w:tc>
-          <w:tcPr/>
-          <w:p>
-            <w:pPr>
-              <w:pStyle w:val="Compact"/>
-              <w:jc w:val="left"/>
-            </w:pPr>
-            <w:r>
-              <w:t xml:space="preserve">+0,012</w:t>
-            </w:r>
-          </w:p>
-        </w:tc>
-        <w:tc>
-          <w:tcPr/>
-          <w:p>
-            <w:pPr>
-              <w:pStyle w:val="Compact"/>
-              <w:jc w:val="left"/>
-            </w:pPr>
-            <w:r>
-              <w:t xml:space="preserve">+0,016</w:t>
-            </w:r>
-          </w:p>
-        </w:tc>
-        <w:tc>
-          <w:tcPr/>
-          <w:p>
-            <w:pPr>
-              <w:pStyle w:val="Compact"/>
-              <w:jc w:val="left"/>
-            </w:pPr>
-            <w:r>
-              <w:t xml:space="preserve">+0,070</w:t>
-            </w:r>
-          </w:p>
-        </w:tc>
-        <w:tc>
-          <w:tcPr/>
-          <w:p>
-            <w:pPr>
-              <w:pStyle w:val="Compact"/>
-              <w:jc w:val="left"/>
-            </w:pPr>
-            <w:r>
-              <w:t xml:space="preserve">−0,049</w:t>
+              <w:t xml:space="preserve">−0, 129</w:t>
+            </w:r>
+          </w:p>
+        </w:tc>
+        <w:tc>
+          <w:tcPr/>
+          <w:p>
+            <w:pPr>
+              <w:pStyle w:val="Compact"/>
+              <w:jc w:val="left"/>
+            </w:pPr>
+            <w:r>
+              <w:t xml:space="preserve">+0, 012</w:t>
+            </w:r>
+          </w:p>
+        </w:tc>
+        <w:tc>
+          <w:tcPr/>
+          <w:p>
+            <w:pPr>
+              <w:pStyle w:val="Compact"/>
+              <w:jc w:val="left"/>
+            </w:pPr>
+            <w:r>
+              <w:t xml:space="preserve">+0, 016</w:t>
+            </w:r>
+          </w:p>
+        </w:tc>
+        <w:tc>
+          <w:tcPr/>
+          <w:p>
+            <w:pPr>
+              <w:pStyle w:val="Compact"/>
+              <w:jc w:val="left"/>
+            </w:pPr>
+            <w:r>
+              <w:t xml:space="preserve">+0, 070</w:t>
+            </w:r>
+          </w:p>
+        </w:tc>
+        <w:tc>
+          <w:tcPr/>
+          <w:p>
+            <w:pPr>
+              <w:pStyle w:val="Compact"/>
+              <w:jc w:val="left"/>
+            </w:pPr>
+            <w:r>
+              <w:t xml:space="preserve">−0, 049</w:t>
             </w:r>
           </w:p>
         </w:tc>
@@ -17777,7 +17750,7 @@
           <w:iCs/>
           <w:i/>
         </w:rPr>
-        <w:t xml:space="preserve">Ghi chú: Tất cả hệ số có p &lt; 0,01 (kiểm định hai phía). Sai số chuẩn vững HC1.</w:t>
+        <w:t xml:space="preserve">Ghi chú: Tất cả hệ số có p &lt; 0, 01 (kiểm định hai phía). Sai số chuẩn vững HC1.</w:t>
       </w:r>
     </w:p>
     <w:p>
@@ -17785,7 +17758,7 @@
         <w:pStyle w:val="BodyText"/>
       </w:pPr>
       <w:r>
-        <w:t xml:space="preserve">Sáu phát hiện chính: (1) FDI dương mạnh ở SIDS (+0,222) — FDI ngoại sinh là nguồn năng suất chủ đạo; (2) FDI âm tại Advanced (−0,113) — doanh nghiệp FDI không có lợi thế tại thị trường trưởng thành; (3) FSTS dương tại Advanced (+0,113) — xác nhận lý thuyết Uppsala; (4) TCI dương đồng đều SIDS và Advanced; (5) DAI âm tại Advanced (−0,129) — Nghịch lý bão hòa số; (6) Đảo dấu cross-regime — thể chế điều tiết chiều hướng cơ chế (Xu, 2024).</w:t>
+        <w:t xml:space="preserve">Sáu phát hiện chính: (1) FDI dương mạnh ở SIDS (+0, 222), FDI ngoại sinh là nguồn năng suất chủ đạo; (2) FDI âm tại Advanced (−0, 113), doanh nghiệp FDI không có lợi thế tại thị trường trưởng thành; (3) FSTS dương tại Advanced (+0, 113), xác nhận lý thuyết Uppsala; (4) TCI dương đồng đều SIDS và Advanced; (5) DAI âm tại Advanced (−0, 129), Nghịch lý bão hòa số; (6) Đảo dấu cross-regime, thể chế điều tiết chiều hướng cơ chế (Xu, 2024).</w:t>
       </w:r>
     </w:p>
     <w:p>
@@ -17800,17 +17773,17 @@
         <w:t xml:space="preserve">Cảnh báo schema BREADY 2025</w:t>
       </w:r>
       <w:r>
-        <w:t xml:space="preserve">: Bảng 2.3.8.1 có thể bị nhiễu hiệu ứng schema — cần kiểm chứng qua hệ thống phòng thủ ba tầng (§2.2) trước khi suy diễn nhân quả.</w:t>
-      </w:r>
-    </w:p>
-    <w:bookmarkEnd w:id="72"/>
-    <w:bookmarkStart w:id="73" w:name="X787ef546d85dd073220df47ad86cf87544d1d07"/>
+        <w:t xml:space="preserve">: Bảng 2.3.8.1 có thể bị nhiễu hiệu ứng schema, cần kiểm chứng qua hệ thống phòng thủ ba tầng (§2.2) trước khi suy diễn nhân quả.</w:t>
+      </w:r>
+    </w:p>
+    <w:bookmarkEnd w:id="73"/>
+    <w:bookmarkStart w:id="74" w:name="Xc5e23c35493c354200b0ad8563760e9cf998323"/>
     <w:p>
       <w:pPr>
         <w:pStyle w:val="Heading4"/>
       </w:pPr>
       <w:r>
-        <w:t xml:space="preserve">2.3.8.2 Pattern giới tính trong quản lý và sở hữu — EAP dẫn đầu toàn cầu</w:t>
+        <w:t xml:space="preserve">2.3.8.2 Pattern giới tính trong quản lý và sở hữu, EAP dẫn đầu toàn cầu</w:t>
       </w:r>
     </w:p>
     <w:p>
@@ -17933,7 +17906,7 @@
                 <w:bCs/>
                 <w:b/>
               </w:rPr>
-              <w:t xml:space="preserve">33,4%</w:t>
+              <w:t xml:space="preserve">33, 4%</w:t>
             </w:r>
           </w:p>
         </w:tc>
@@ -17949,19 +17922,19 @@
                 <w:bCs/>
                 <w:b/>
               </w:rPr>
-              <w:t xml:space="preserve">25,7%</w:t>
-            </w:r>
-          </w:p>
-        </w:tc>
-        <w:tc>
-          <w:tcPr/>
-          <w:p>
-            <w:pPr>
-              <w:pStyle w:val="Compact"/>
-              <w:jc w:val="left"/>
-            </w:pPr>
-            <w:r>
-              <w:t xml:space="preserve">+7,7 đpt</w:t>
+              <w:t xml:space="preserve">25, 7%</w:t>
+            </w:r>
+          </w:p>
+        </w:tc>
+        <w:tc>
+          <w:tcPr/>
+          <w:p>
+            <w:pPr>
+              <w:pStyle w:val="Compact"/>
+              <w:jc w:val="left"/>
+            </w:pPr>
+            <w:r>
+              <w:t xml:space="preserve">+7, 7 đpt</w:t>
             </w:r>
           </w:p>
         </w:tc>
@@ -17987,31 +17960,31 @@
               <w:jc w:val="left"/>
             </w:pPr>
             <w:r>
-              <w:t xml:space="preserve">27,8%</w:t>
-            </w:r>
-          </w:p>
-        </w:tc>
-        <w:tc>
-          <w:tcPr/>
-          <w:p>
-            <w:pPr>
-              <w:pStyle w:val="Compact"/>
-              <w:jc w:val="left"/>
-            </w:pPr>
-            <w:r>
-              <w:t xml:space="preserve">18,3%</w:t>
-            </w:r>
-          </w:p>
-        </w:tc>
-        <w:tc>
-          <w:tcPr/>
-          <w:p>
-            <w:pPr>
-              <w:pStyle w:val="Compact"/>
-              <w:jc w:val="left"/>
-            </w:pPr>
-            <w:r>
-              <w:t xml:space="preserve">+9,5 đpt</w:t>
+              <w:t xml:space="preserve">27, 8%</w:t>
+            </w:r>
+          </w:p>
+        </w:tc>
+        <w:tc>
+          <w:tcPr/>
+          <w:p>
+            <w:pPr>
+              <w:pStyle w:val="Compact"/>
+              <w:jc w:val="left"/>
+            </w:pPr>
+            <w:r>
+              <w:t xml:space="preserve">18, 3%</w:t>
+            </w:r>
+          </w:p>
+        </w:tc>
+        <w:tc>
+          <w:tcPr/>
+          <w:p>
+            <w:pPr>
+              <w:pStyle w:val="Compact"/>
+              <w:jc w:val="left"/>
+            </w:pPr>
+            <w:r>
+              <w:t xml:space="preserve">+9, 5 đpt</w:t>
             </w:r>
           </w:p>
         </w:tc>
@@ -18037,31 +18010,31 @@
               <w:jc w:val="left"/>
             </w:pPr>
             <w:r>
-              <w:t xml:space="preserve">21,3%</w:t>
-            </w:r>
-          </w:p>
-        </w:tc>
-        <w:tc>
-          <w:tcPr/>
-          <w:p>
-            <w:pPr>
-              <w:pStyle w:val="Compact"/>
-              <w:jc w:val="left"/>
-            </w:pPr>
-            <w:r>
-              <w:t xml:space="preserve">14,9%</w:t>
-            </w:r>
-          </w:p>
-        </w:tc>
-        <w:tc>
-          <w:tcPr/>
-          <w:p>
-            <w:pPr>
-              <w:pStyle w:val="Compact"/>
-              <w:jc w:val="left"/>
-            </w:pPr>
-            <w:r>
-              <w:t xml:space="preserve">+6,4 đpt</w:t>
+              <w:t xml:space="preserve">21, 3%</w:t>
+            </w:r>
+          </w:p>
+        </w:tc>
+        <w:tc>
+          <w:tcPr/>
+          <w:p>
+            <w:pPr>
+              <w:pStyle w:val="Compact"/>
+              <w:jc w:val="left"/>
+            </w:pPr>
+            <w:r>
+              <w:t xml:space="preserve">14, 9%</w:t>
+            </w:r>
+          </w:p>
+        </w:tc>
+        <w:tc>
+          <w:tcPr/>
+          <w:p>
+            <w:pPr>
+              <w:pStyle w:val="Compact"/>
+              <w:jc w:val="left"/>
+            </w:pPr>
+            <w:r>
+              <w:t xml:space="preserve">+6, 4 đpt</w:t>
             </w:r>
           </w:p>
         </w:tc>
@@ -18087,31 +18060,31 @@
               <w:jc w:val="left"/>
             </w:pPr>
             <w:r>
-              <w:t xml:space="preserve">19,8%</w:t>
-            </w:r>
-          </w:p>
-        </w:tc>
-        <w:tc>
-          <w:tcPr/>
-          <w:p>
-            <w:pPr>
-              <w:pStyle w:val="Compact"/>
-              <w:jc w:val="left"/>
-            </w:pPr>
-            <w:r>
-              <w:t xml:space="preserve">12,1%</w:t>
-            </w:r>
-          </w:p>
-        </w:tc>
-        <w:tc>
-          <w:tcPr/>
-          <w:p>
-            <w:pPr>
-              <w:pStyle w:val="Compact"/>
-              <w:jc w:val="left"/>
-            </w:pPr>
-            <w:r>
-              <w:t xml:space="preserve">+7,7 đpt</w:t>
+              <w:t xml:space="preserve">19, 8%</w:t>
+            </w:r>
+          </w:p>
+        </w:tc>
+        <w:tc>
+          <w:tcPr/>
+          <w:p>
+            <w:pPr>
+              <w:pStyle w:val="Compact"/>
+              <w:jc w:val="left"/>
+            </w:pPr>
+            <w:r>
+              <w:t xml:space="preserve">12, 1%</w:t>
+            </w:r>
+          </w:p>
+        </w:tc>
+        <w:tc>
+          <w:tcPr/>
+          <w:p>
+            <w:pPr>
+              <w:pStyle w:val="Compact"/>
+              <w:jc w:val="left"/>
+            </w:pPr>
+            <w:r>
+              <w:t xml:space="preserve">+7, 7 đpt</w:t>
             </w:r>
           </w:p>
         </w:tc>
@@ -18137,31 +18110,31 @@
               <w:jc w:val="left"/>
             </w:pPr>
             <w:r>
-              <w:t xml:space="preserve">9,2%</w:t>
-            </w:r>
-          </w:p>
-        </w:tc>
-        <w:tc>
-          <w:tcPr/>
-          <w:p>
-            <w:pPr>
-              <w:pStyle w:val="Compact"/>
-              <w:jc w:val="left"/>
-            </w:pPr>
-            <w:r>
-              <w:t xml:space="preserve">8,5%</w:t>
-            </w:r>
-          </w:p>
-        </w:tc>
-        <w:tc>
-          <w:tcPr/>
-          <w:p>
-            <w:pPr>
-              <w:pStyle w:val="Compact"/>
-              <w:jc w:val="left"/>
-            </w:pPr>
-            <w:r>
-              <w:t xml:space="preserve">+0,7 đpt</w:t>
+              <w:t xml:space="preserve">9, 2%</w:t>
+            </w:r>
+          </w:p>
+        </w:tc>
+        <w:tc>
+          <w:tcPr/>
+          <w:p>
+            <w:pPr>
+              <w:pStyle w:val="Compact"/>
+              <w:jc w:val="left"/>
+            </w:pPr>
+            <w:r>
+              <w:t xml:space="preserve">8, 5%</w:t>
+            </w:r>
+          </w:p>
+        </w:tc>
+        <w:tc>
+          <w:tcPr/>
+          <w:p>
+            <w:pPr>
+              <w:pStyle w:val="Compact"/>
+              <w:jc w:val="left"/>
+            </w:pPr>
+            <w:r>
+              <w:t xml:space="preserve">+0, 7 đpt</w:t>
             </w:r>
           </w:p>
         </w:tc>
@@ -18195,7 +18168,7 @@
                 <w:bCs/>
                 <w:b/>
               </w:rPr>
-              <w:t xml:space="preserve">3,3%</w:t>
+              <w:t xml:space="preserve">3, 3%</w:t>
             </w:r>
           </w:p>
         </w:tc>
@@ -18211,19 +18184,19 @@
                 <w:bCs/>
                 <w:b/>
               </w:rPr>
-              <w:t xml:space="preserve">1,7%</w:t>
-            </w:r>
-          </w:p>
-        </w:tc>
-        <w:tc>
-          <w:tcPr/>
-          <w:p>
-            <w:pPr>
-              <w:pStyle w:val="Compact"/>
-              <w:jc w:val="left"/>
-            </w:pPr>
-            <w:r>
-              <w:t xml:space="preserve">+1,6 đpt</w:t>
+              <w:t xml:space="preserve">1, 7%</w:t>
+            </w:r>
+          </w:p>
+        </w:tc>
+        <w:tc>
+          <w:tcPr/>
+          <w:p>
+            <w:pPr>
+              <w:pStyle w:val="Compact"/>
+              <w:jc w:val="left"/>
+            </w:pPr>
+            <w:r>
+              <w:t xml:space="preserve">+1, 6 đpt</w:t>
             </w:r>
           </w:p>
         </w:tc>
@@ -18234,17 +18207,17 @@
         <w:pStyle w:val="BodyText"/>
       </w:pPr>
       <w:r>
-        <w:t xml:space="preserve">Bốn quan sát: (a) EAP paradox — quản lý dẫn đầu toàn cầu nhưng ownership ceiling thấp hơn management ceiling 7,7 điểm; (b) MENA bottleneck — rào cản thể chế kép trong bối cảnh nhà nước tô (Beblawi, 1987); (c) 43/50 nền kinh tế có tỷ lệ nữ trong nhóm quản trị cấp cao cao hơn nữ sở hữu đa số; (d) hàm ý cho Chuyên đề 2: tương tác giới tính × FSTS dương tại Emerging (kênh quan hệ, Hambrick &amp; Mason, 1984) nhưng không có ý nghĩa thống kê tại Advanced.</w:t>
-      </w:r>
-    </w:p>
-    <w:bookmarkEnd w:id="73"/>
-    <w:bookmarkStart w:id="74" w:name="Xade5b455581c2336d77181f962fe777af946445"/>
+        <w:t xml:space="preserve">Bốn quan sát: (a) EAP paradox, quản lý dẫn đầu toàn cầu nhưng ownership ceiling thấp hơn management ceiling 7, 7 điểm; (b) MENA bottleneck, rào cản thể chế kép trong bối cảnh nhà nước tô (Beblawi, 1987); (c) 43/50 nền kinh tế có tỷ lệ nữ trong nhóm quản trị cấp cao cao hơn nữ sở hữu đa số; (d) hàm ý cho Chuyên đề 2: tương tác giới tính × FSTS dương tại Emerging (kênh quan hệ, Hambrick &amp; Mason, 1984) nhưng không có ý nghĩa thống kê tại Advanced.</w:t>
+      </w:r>
+    </w:p>
+    <w:bookmarkEnd w:id="74"/>
+    <w:bookmarkStart w:id="75" w:name="Xed5b8e5651705fe1adfb5dca16656083ee4be6a"/>
     <w:p>
       <w:pPr>
         <w:pStyle w:val="Heading4"/>
       </w:pPr>
       <w:r>
-        <w:t xml:space="preserve">2.3.8.3 Đường cong U của đổi mới số — từ chi phí đầu tư đến phần bù năng suất</w:t>
+        <w:t xml:space="preserve">2.3.8.3 Đường cong U của đổi mới số, từ chi phí đầu tư đến phần bù năng suất</w:t>
       </w:r>
     </w:p>
     <w:p>
@@ -18252,7 +18225,7 @@
         <w:pStyle w:val="FirstParagraph"/>
       </w:pPr>
       <w:r>
-        <w:t xml:space="preserve">Quan hệ giữa cường độ đầu tư số và năng suất có hình dạng phi tuyến —</w:t>
+        <w:t xml:space="preserve">Quan hệ giữa cường độ đầu tư số và năng suất có hình dạng phi tuyến,</w:t>
       </w:r>
       <w:r>
         <w:t xml:space="preserve"> </w:t>
@@ -18265,10 +18238,7 @@
         <w:t xml:space="preserve">đường cong U theo thời gian</w:t>
       </w:r>
       <w:r>
-        <w:t xml:space="preserve"> </w:t>
-      </w:r>
-      <w:r>
-        <w:t xml:space="preserve">— phù hợp với trễ công nghệ của David (1990) và nghịch lý năng suất của Brynjolfsson &amp; McAfee (2014).</w:t>
+        <w:t xml:space="preserve">, phù hợp với trễ công nghệ của David (1990) và nghịch lý năng suất của Brynjolfsson &amp; McAfee (2014).</w:t>
       </w:r>
     </w:p>
     <w:p>
@@ -18286,7 +18256,7 @@
         <w:t xml:space="preserve"> </w:t>
       </w:r>
       <w:r>
-        <w:t xml:space="preserve">(năm 1–3): Sụt giảm ngắn hạn do chi phí thiết bị, đào tạo và gián đoạn quy trình. Bằng chứng: DAI = −0,129 tại Advanced — giai đoạn "sân khấu số" (Verhoef et al., 2021).</w:t>
+        <w:t xml:space="preserve">(năm 1–3): Sụt giảm ngắn hạn do chi phí thiết bị, đào tạo và gián đoạn quy trình. Bằng chứng: DAI = −0, 129 tại Advanced, giai đoạn "sân khấu số" (Verhoef et al., 2021).</w:t>
       </w:r>
     </w:p>
     <w:p>
@@ -18322,7 +18292,7 @@
         <w:t xml:space="preserve"> </w:t>
       </w:r>
       <w:r>
-        <w:t xml:space="preserve">(năm 5+): Phần bù năng suất. Bằng chứng: Trung Quốc R&amp;D 39,4% (Tier-2 mature); FSTS²×DAI = +3,119 (p = 0,005) tại Singapore — DAI khuếch đại quan hệ quốc tế hóa – hiệu quả tại doanh nghiệp FSTS cao.</w:t>
+        <w:t xml:space="preserve">(năm 5+): Phần bù năng suất. Bằng chứng: Trung Quốc R&amp;D 39, 4% (Tier-2 mature); FSTS²×DAI = +3, 119 (p = 0, 005) tại Singapore, DAI khuếch đại quan hệ quốc tế hóa – hiệu quả tại doanh nghiệp FSTS cao.</w:t>
       </w:r>
     </w:p>
     <w:p>
@@ -18347,9 +18317,9 @@
         </w:pict>
       </w:r>
     </w:p>
-    <w:bookmarkEnd w:id="74"/>
     <w:bookmarkEnd w:id="75"/>
-    <w:bookmarkStart w:id="80" w:name="Xf043498bf1729b29cfab4f032a23e6f500dd3c3"/>
+    <w:bookmarkEnd w:id="76"/>
+    <w:bookmarkStart w:id="81" w:name="Xf043498bf1729b29cfab4f032a23e6f500dd3c3"/>
     <w:p>
       <w:pPr>
         <w:pStyle w:val="Heading3"/>
@@ -18358,7 +18328,7 @@
         <w:t xml:space="preserve">2.3.9 Thảo luận tổng hợp</w:t>
       </w:r>
     </w:p>
-    <w:bookmarkStart w:id="76" w:name="X50398870d83cde6afbab045058663d7d92dfa78"/>
+    <w:bookmarkStart w:id="77" w:name="X50398870d83cde6afbab045058663d7d92dfa78"/>
     <w:p>
       <w:pPr>
         <w:pStyle w:val="Heading4"/>
@@ -18379,7 +18349,7 @@
         <w:t xml:space="preserve">(i) Phân tán năng suất nội bộ tăng đơn điệu</w:t>
       </w:r>
       <w:r>
-        <w:t xml:space="preserve">: Advanced 0,86 → Upper-middle 1,29 ≈ Emerging 1,24 ≈ SIDS 1,32 → Frontier 1,36. Tỷ số P90/P10 leo từ 10,8 lần lên 39,6 lần. Khẳng định</w:t>
+        <w:t xml:space="preserve">: Advanced 0, 86 → Upper-middle 1, 29 ≈ Emerging 1, 24 ≈ SIDS 1, 32 → Frontier 1, 36. Tỷ số P90/P10 leo từ 10, 8 lần lên 39, 6 lần. Khẳng định</w:t>
       </w:r>
       <w:r>
         <w:t xml:space="preserve"> </w:t>
@@ -18410,23 +18380,20 @@
         <w:t xml:space="preserve">(ii) Dị biệt nội bộ phân nhóm Advanced</w:t>
       </w:r>
       <w:r>
-        <w:t xml:space="preserve">: Tỷ số phân tán Singapore (1,03) so với Vùng Vịnh (0,49) ≈</w:t>
-      </w:r>
-      <w:r>
-        <w:t xml:space="preserve"> </w:t>
-      </w:r>
-      <w:r>
-        <w:rPr>
-          <w:bCs/>
-          <w:b/>
-        </w:rPr>
-        <w:t xml:space="preserve">2,1 lần</w:t>
-      </w:r>
-      <w:r>
-        <w:t xml:space="preserve"> </w:t>
-      </w:r>
-      <w:r>
-        <w:t xml:space="preserve">— cần phân nhóm con Advanced trong Chuyên đề 2.</w:t>
+        <w:t xml:space="preserve">: Tỷ số phân tán Singapore (1, 03) so với Vùng Vịnh (0, 49) ≈</w:t>
+      </w:r>
+      <w:r>
+        <w:t xml:space="preserve"> </w:t>
+      </w:r>
+      <w:r>
+        <w:rPr>
+          <w:bCs/>
+          <w:b/>
+        </w:rPr>
+        <w:t xml:space="preserve">2, 1 lần</w:t>
+      </w:r>
+      <w:r>
+        <w:t xml:space="preserve">, cần phân nhóm con Advanced trong Chuyên đề 2.</w:t>
       </w:r>
     </w:p>
     <w:p>
@@ -18438,10 +18405,10 @@
           <w:bCs/>
           <w:b/>
         </w:rPr>
-        <w:t xml:space="preserve">(iii) Dị biệt nội bộ phân nhóm Emerging — 3 phân nhóm con</w:t>
-      </w:r>
-      <w:r>
-        <w:t xml:space="preserve">: FDI dẫn dắt SEA (VNM+IDN+PHL, FSTS 13,2%) ≠ dân số lớn (IND+LKA+JOR, FSTS 7,2%) ≠ tài nguyên (MNG, FSTS 5,0%).</w:t>
+        <w:t xml:space="preserve">(iii) Dị biệt nội bộ phân nhóm Emerging, 3 phân nhóm con</w:t>
+      </w:r>
+      <w:r>
+        <w:t xml:space="preserve">: FDI dẫn dắt SEA (VNM+IDN+PHL, FSTS 13, 2%) ≠ dân số lớn (IND+LKA+JOR, FSTS 7, 2%) ≠ tài nguyên (MNG, FSTS 5, 0%).</w:t>
       </w:r>
     </w:p>
     <w:p>
@@ -18453,10 +18420,10 @@
           <w:bCs/>
           <w:b/>
         </w:rPr>
-        <w:t xml:space="preserve">(iv) SIDS Pacific — Kiribati 2025 là trường hợp biên cực đoan nhất</w:t>
-      </w:r>
-      <w:r>
-        <w:t xml:space="preserve">: FSTS 1,03%, FDI 0,7%, website 18,7%, ISO 1,3% — đối lập với Fiji nhảy vọt số (74,8%). Cơ sở cho giả thuyết chi phí buộc phải quốc tế hóa.</w:t>
+        <w:t xml:space="preserve">(iv) SIDS Pacific, Kiribati 2025 là trường hợp biên cực đoan nhất</w:t>
+      </w:r>
+      <w:r>
+        <w:t xml:space="preserve">: FSTS 1, 03%, FDI 0, 7%, website 18, 7%, ISO 1, 3%, đối lập với Fiji nhảy vọt số (74, 8%). Cơ sở cho giả thuyết chi phí buộc phải quốc tế hóa.</w:t>
       </w:r>
     </w:p>
     <w:p>
@@ -18521,7 +18488,7 @@
         <w:t xml:space="preserve"> </w:t>
       </w:r>
       <w:r>
-        <w:t xml:space="preserve">(đang phát triển). Hệ số âm DAI Advanced (-0,129) là tạo phẩm bão hòa Tier-1 — xem kiểm định loại trừ ICT tại §2.3.4.3.</w:t>
+        <w:t xml:space="preserve">(đang phát triển). Hệ số âm DAI Advanced (-0, 129) là tạo phẩm bão hòa Tier-1, xem kiểm định loại trừ ICT tại §2.3.4.3.</w:t>
       </w:r>
     </w:p>
     <w:p>
@@ -18536,10 +18503,7 @@
         <w:t xml:space="preserve">(vii) Pattern phi tuyến FDI ≥10%</w:t>
       </w:r>
       <w:r>
-        <w:t xml:space="preserve"> </w:t>
-      </w:r>
-      <w:r>
-        <w:t xml:space="preserve">— dạng chữ U với cực tiểu Emerging (4,7%): Advanced 11,1% → Emerging 4,7% → SIDS 23,5%. Hai mô hình FDI: MNE hub (Advanced) và du lịch/viễn thông (SIDS).</w:t>
+        <w:t xml:space="preserve">, dạng chữ U với cực tiểu Emerging (4, 7%): Advanced 11, 1% → Emerging 4, 7% → SIDS 23, 5%. Hai mô hình FDI: MNE hub (Advanced) và du lịch/viễn thông (SIDS).</w:t>
       </w:r>
     </w:p>
     <w:p>
@@ -18551,10 +18515,10 @@
           <w:bCs/>
           <w:b/>
         </w:rPr>
-        <w:t xml:space="preserve">(viii) Đợt khảo sát 2025 — mẫu đơn năm lớn nhất</w:t>
-      </w:r>
-      <w:r>
-        <w:t xml:space="preserve">: 14 nước × 17.053 doanh nghiệp (bao gồm Nepal 2025 BREADY Micro n=1.740). Ấn Độ FSTS sụt 5 điểm phần trăm (hiệu ứng schema); Fiji website 74,8% &gt; Singapore 66,1%; Kiribati đối lập cực đoan với Fiji; Nepal Micro: 10% bán quốc tế, sd log LP = 1,15.</w:t>
+        <w:t xml:space="preserve">(viii) Đợt khảo sát 2025, mẫu đơn năm lớn nhất</w:t>
+      </w:r>
+      <w:r>
+        <w:t xml:space="preserve">: 14 nước × 17.053 doanh nghiệp (bao gồm Nepal 2025 BREADY Micro n=1.740). Ấn Độ FSTS sụt 5 điểm phần trăm (hiệu ứng schema); Fiji website 74, 8% &gt; Singapore 66, 1%; Kiribati đối lập cực đoan với Fiji; Nepal Micro: 10% bán quốc tế, sd log LP = 1, 15.</w:t>
       </w:r>
     </w:p>
     <w:p>
@@ -18587,8 +18551,8 @@
         <w:t xml:space="preserve">: Tất cả bảng và hình đều tái tạo được. Gói tái lập mở cho cộng đồng nghiên cứu.</w:t>
       </w:r>
     </w:p>
-    <w:bookmarkEnd w:id="76"/>
-    <w:bookmarkStart w:id="77" w:name="X46667155284f97c200a5c64899f2a21c5cf33a6"/>
+    <w:bookmarkEnd w:id="77"/>
+    <w:bookmarkStart w:id="78" w:name="X46667155284f97c200a5c64899f2a21c5cf33a6"/>
     <w:p>
       <w:pPr>
         <w:pStyle w:val="Heading4"/>
@@ -18606,7 +18570,7 @@
           <w:bCs/>
           <w:b/>
         </w:rPr>
-        <w:t xml:space="preserve">KT1 — Điều tiết ba chiều TCI×DAI×FSTS chưa được kiểm định đồng thời trên mẫu liên quốc gia</w:t>
+        <w:t xml:space="preserve">KT1, Điều tiết ba chiều TCI×DAI×FSTS chưa được kiểm định đồng thời trên mẫu liên quốc gia</w:t>
       </w:r>
       <w:r>
         <w:t xml:space="preserve">: Các nghiên cứu hiện tại kiểm định từng cặp điều tiết riêng biệt. Mô hình M7 của Chuyên đề 2 sẽ lấp khoảng trống này với 108 cặp quốc gia–năm.</w:t>
@@ -18621,7 +18585,7 @@
           <w:bCs/>
           <w:b/>
         </w:rPr>
-        <w:t xml:space="preserve">KT2 — Phân nhóm con Advanced: innovation-driven so với resource-driven chưa được hệ thống hóa</w:t>
+        <w:t xml:space="preserve">KT2, Phân nhóm con Advanced: innovation-driven so với resource-driven chưa được hệ thống hóa</w:t>
       </w:r>
       <w:r>
         <w:t xml:space="preserve">: Nghiên cứu hiện hành (Bausch &amp; Krist, 2007; Kirca et al., 2012) gộp tất cả OECD vào "phát triển". Bằng chứng Singapore so với Saudi Arabia/Qatar/Kuwait cho thấy hai phân nhóm có pattern hoàn toàn khác nhau.</w:t>
@@ -18636,10 +18600,10 @@
           <w:bCs/>
           <w:b/>
         </w:rPr>
-        <w:t xml:space="preserve">KT3 — Xác nhận nhân quả Nghịch lý bão hòa số qua ước lượng biến công cụ</w:t>
-      </w:r>
-      <w:r>
-        <w:t xml:space="preserve">: Hệ số DAI âm (−0,129) có thể phản ánh: (a) bão hòa thực sự; (b) nhân quả ngược; (c) bias biến bỏ sót. Biến công cụ hợp lệ (độ phủ băng thông rộng) cần thiết để phân biệt.</w:t>
+        <w:t xml:space="preserve">KT3, Xác nhận nhân quả Nghịch lý bão hòa số qua ước lượng biến công cụ</w:t>
+      </w:r>
+      <w:r>
+        <w:t xml:space="preserve">: Hệ số DAI âm (−0, 129) có thể phản ánh: (a) bão hòa thực sự; (b) nhân quả ngược; (c) bias biến bỏ sót. Biến công cụ hợp lệ (độ phủ băng thông rộng) cần thiết để phân biệt.</w:t>
       </w:r>
     </w:p>
     <w:p>
@@ -18651,7 +18615,7 @@
           <w:bCs/>
           <w:b/>
         </w:rPr>
-        <w:t xml:space="preserve">KT4 — Dị biệt theo thời gian ba giai đoạn 2009–2025 chưa được tổng hợp</w:t>
+        <w:t xml:space="preserve">KT4, Dị biệt theo thời gian ba giai đoạn 2009–2025 chưa được tổng hợp</w:t>
       </w:r>
       <w:r>
         <w:t xml:space="preserve">: Bằng chứng từ kiểm định Paternoster cho thấy bất ổn định tham số quan trọng giữa ba giai đoạn.</w:t>
@@ -18666,14 +18630,14 @@
           <w:bCs/>
           <w:b/>
         </w:rPr>
-        <w:t xml:space="preserve">KT5 — SIDS Pacific như trường hợp biên lý thuyết của thuyết Uppsala</w:t>
+        <w:t xml:space="preserve">KT5, SIDS Pacific như trường hợp biên lý thuyết của thuyết Uppsala</w:t>
       </w:r>
       <w:r>
         <w:t xml:space="preserve">: Chi phí buộc phải quốc tế hóa tại 7 SIDS không khớp với bất kỳ dạng hàm quốc tế hóa – hiệu quả nào trong văn liệu. Cần khung kết hợp MIRAB và Briguglio (1995) và quan điểm dựa trên nguồn lực.</w:t>
       </w:r>
     </w:p>
-    <w:bookmarkEnd w:id="77"/>
-    <w:bookmarkStart w:id="78" w:name="Xa66085143ffff6413371519ab41b3c4856371a5"/>
+    <w:bookmarkEnd w:id="78"/>
+    <w:bookmarkStart w:id="79" w:name="Xa66085143ffff6413371519ab41b3c4856371a5"/>
     <w:p>
       <w:pPr>
         <w:pStyle w:val="Heading4"/>
@@ -18691,7 +18655,7 @@
           <w:bCs/>
           <w:b/>
         </w:rPr>
-        <w:t xml:space="preserve">(1) Uppsala có điều kiện — không phổ quát</w:t>
+        <w:t xml:space="preserve">(1) Uppsala có điều kiện, không phổ quát</w:t>
       </w:r>
       <w:r>
         <w:t xml:space="preserve">: FSTS dương tại Advanced, không có ý nghĩa tại Frontier xác nhận điều kiện biên: lý thuyết Uppsala vận hành chỉ trong môi trường thể chế đủ mạnh (Williamson, 1985).</w:t>
@@ -18709,7 +18673,7 @@
         <w:t xml:space="preserve">(2) CDCM như khung lý thuyết tích hợp mới cho kỷ nguyên số trong kinh doanh quốc tế</w:t>
       </w:r>
       <w:r>
-        <w:t xml:space="preserve">: Phần bù năng suất của áp dụng số là hàm của (i) mức độ phát triển thể chế, (ii) vị trí trên đường cong quốc tế hóa – hiệu quả, (iii) tầng của năng lực số được đo lường. Ba điều kiện tương tác phi tuyến — vượt qua "phần bù số" đồng nhất (Verhoef et al., 2021).</w:t>
+        <w:t xml:space="preserve">: Phần bù năng suất của áp dụng số là hàm của (i) mức độ phát triển thể chế, (ii) vị trí trên đường cong quốc tế hóa – hiệu quả, (iii) tầng của năng lực số được đo lường. Ba điều kiện tương tác phi tuyến, vượt qua "phần bù số" đồng nhất (Verhoef et al., 2021).</w:t>
       </w:r>
     </w:p>
     <w:p>
@@ -18724,7 +18688,7 @@
         <w:t xml:space="preserve">(3) Giao diện Đổi mới-Hiệu suất Nâng cao (AIPI)</w:t>
       </w:r>
       <w:r>
-        <w:t xml:space="preserve">: FSTS²×DAI = +3,119 tại Singapore gợi ý cơ chế mới — tại FSTS cao, doanh nghiệp cần DAI như "phối hợp kỹ thuật số xuyên biên giới" để quản lý độ phức tạp chuỗi giá trị toàn cầu. Cần kiểm định tại Advanced khác (Hàn Quốc, Đài Loan).</w:t>
+        <w:t xml:space="preserve">: FSTS²×DAI = +3, 119 tại Singapore gợi ý cơ chế mới, tại FSTS cao, doanh nghiệp cần DAI như "phối hợp kỹ thuật số xuyên biên giới" để quản lý độ phức tạp chuỗi giá trị toàn cầu. Cần kiểm định tại Advanced khác (Hàn Quốc, Đài Loan).</w:t>
       </w:r>
     </w:p>
     <w:p>
@@ -18739,7 +18703,7 @@
         <w:t xml:space="preserve">(4) Sân khấu số là thực tế đo lường ở cả hai chiều</w:t>
       </w:r>
       <w:r>
-        <w:t xml:space="preserve">: Tại Advanced, DAI Tier-1 là yếu tố vệ sinh bão hòa. Tại Emerging, DAI Tier-1 có thể là proxy lỗi thời — đo lường không còn phản ánh được cơ chế kinh tế thực.</w:t>
+        <w:t xml:space="preserve">: Tại Advanced, DAI Tier-1 là yếu tố vệ sinh bão hòa. Tại Emerging, DAI Tier-1 có thể là proxy lỗi thời, đo lường không còn phản ánh được cơ chế kinh tế thực.</w:t>
       </w:r>
     </w:p>
     <w:p>
@@ -18757,8 +18721,8 @@
         <w:t xml:space="preserve">: Đảo dấu cross-regime không phải nhiễu mà là tín hiệu lý thuyết. Nghiên cứu kinh doanh quốc tế tương lai nên kiểm định hiệu ứng điều tiết theo nhóm ICRV trước khi báo cáo kích thước hiệu ứng trung bình.</w:t>
       </w:r>
     </w:p>
-    <w:bookmarkEnd w:id="78"/>
-    <w:bookmarkStart w:id="79" w:name="X189ece3194e43cc24a92a340e8a7d9069d506e5"/>
+    <w:bookmarkEnd w:id="79"/>
+    <w:bookmarkStart w:id="80" w:name="X189ece3194e43cc24a92a340e8a7d9069d506e5"/>
     <w:p>
       <w:pPr>
         <w:pStyle w:val="Heading4"/>
@@ -18794,7 +18758,7 @@
         <w:t xml:space="preserve">(2) Hệ thống phòng thủ ba tầng cho panel đa thế hệ là đóng góp phương pháp luận</w:t>
       </w:r>
       <w:r>
-        <w:t xml:space="preserve">: Ba tầng kiểm chứng — biến giả Post_BREADY_2024, kiểm định ổn định mô hình neo, panel hậu đại dịch độc lập — là giao thức có thể chuẩn hóa cho bất kỳ nghiên cứu dùng WBES với nhiều thế hệ schema.</w:t>
+        <w:t xml:space="preserve">: Ba tầng kiểm chứng, biến giả Post_BREADY_2024, kiểm định ổn định mô hình neo, panel hậu đại dịch độc lập, là giao thức có thể chuẩn hóa cho bất kỳ nghiên cứu dùng WBES với nhiều thế hệ schema.</w:t>
       </w:r>
     </w:p>
     <w:p>
@@ -18809,7 +18773,7 @@
         <w:t xml:space="preserve">(3) Winsorize trong cụm quốc gia × năm tốt hơn winsorize tổng thể</w:t>
       </w:r>
       <w:r>
-        <w:t xml:space="preserve">: Winsorize tổng thể bóp méo phân phối tại Frontier (độ lệch chuẩn log 2,18+). Winsorize trong cụm bảo tồn dị biệt cross-regime quan trọng về lý thuyết.</w:t>
+        <w:t xml:space="preserve">: Winsorize tổng thể bóp méo phân phối tại Frontier (độ lệch chuẩn log 2, 18+). Winsorize trong cụm bảo tồn dị biệt cross-regime quan trọng về lý thuyết.</w:t>
       </w:r>
     </w:p>
     <w:p>
@@ -18849,10 +18813,10 @@
         </w:pict>
       </w:r>
     </w:p>
-    <w:bookmarkEnd w:id="79"/>
     <w:bookmarkEnd w:id="80"/>
     <w:bookmarkEnd w:id="81"/>
-    <w:bookmarkStart w:id="86" w:name="X823a172d700e07156f307d64ebb51dd68a5ba8d"/>
+    <w:bookmarkEnd w:id="82"/>
+    <w:bookmarkStart w:id="87" w:name="X823a172d700e07156f307d64ebb51dd68a5ba8d"/>
     <w:p>
       <w:pPr>
         <w:pStyle w:val="Heading2"/>
@@ -18861,7 +18825,7 @@
         <w:t xml:space="preserve">2.4 KẾT LUẬN</w:t>
       </w:r>
     </w:p>
-    <w:bookmarkStart w:id="82" w:name="X45ad1c2c92641d62b5ddf89c8644d597d843847"/>
+    <w:bookmarkStart w:id="83" w:name="X45ad1c2c92641d62b5ddf89c8644d597d843847"/>
     <w:p>
       <w:pPr>
         <w:pStyle w:val="Heading3"/>
@@ -18887,10 +18851,10 @@
           <w:bCs/>
           <w:b/>
         </w:rPr>
-        <w:t xml:space="preserve">KL1 — Phi tuyến xuyên chế độ thể chế là quy luật</w:t>
-      </w:r>
-      <w:r>
-        <w:t xml:space="preserve">: U ngược tại Emerging (Việt Nam điểm uốn 39–46%; Trung Quốc điểm uốn 47–49%); gần tuyến tính tại Advanced (Singapore điểm uốn 88,6%); chi phí buộc phải tại SIDS.</w:t>
+        <w:t xml:space="preserve">KL1, Phi tuyến xuyên chế độ thể chế là quy luật</w:t>
+      </w:r>
+      <w:r>
+        <w:t xml:space="preserve">: U ngược tại Emerging (Việt Nam điểm uốn 39–46%; Trung Quốc điểm uốn 47–49%); gần tuyến tính tại Advanced (Singapore điểm uốn 88, 6%); chi phí buộc phải tại SIDS.</w:t>
       </w:r>
     </w:p>
     <w:p>
@@ -18902,10 +18866,10 @@
           <w:bCs/>
           <w:b/>
         </w:rPr>
-        <w:t xml:space="preserve">KL2 — TCI là dịch chuyển mức phổ quát, DAI là khuếch đại phụ thuộc bối cảnh</w:t>
-      </w:r>
-      <w:r>
-        <w:t xml:space="preserve">: TCI dương ở mọi nhóm; DAI đổi dấu theo nhóm ICRV — đây là nội hàm cốt lõi của CDCM.</w:t>
+        <w:t xml:space="preserve">KL2, TCI là dịch chuyển mức phổ quát, DAI là khuếch đại phụ thuộc bối cảnh</w:t>
+      </w:r>
+      <w:r>
+        <w:t xml:space="preserve">: TCI dương ở mọi nhóm; DAI đổi dấu theo nhóm ICRV, đây là nội hàm cốt lõi của CDCM.</w:t>
       </w:r>
     </w:p>
     <w:p>
@@ -18917,7 +18881,7 @@
           <w:bCs/>
           <w:b/>
         </w:rPr>
-        <w:t xml:space="preserve">KL3 — Nghịch lý bão hòa số là cơ chế đo lường, không phải thất bại thị trường</w:t>
+        <w:t xml:space="preserve">KL3, Nghịch lý bão hòa số là cơ chế đo lường, không phải thất bại thị trường</w:t>
       </w:r>
       <w:r>
         <w:t xml:space="preserve">: DAI âm tại Advanced là tạo phẩm của đo lường Tier-1 trong bối cảnh Tier-2/3 đã được áp dụng.</w:t>
@@ -18932,7 +18896,7 @@
           <w:bCs/>
           <w:b/>
         </w:rPr>
-        <w:t xml:space="preserve">KL4 — Thể chế là biến điều tiết, không phải biến trung gian</w:t>
+        <w:t xml:space="preserve">KL4, Thể chế là biến điều tiết, không phải biến trung gian</w:t>
       </w:r>
       <w:r>
         <w:t xml:space="preserve">: Gap de jure–de facto (Xu, 2024) giải thích đảo dấu FDI cross-regime. Chính sách nâng cao thể chế hiệu quả nhất khi song hành với nâng cấp TCI và DAI.</w:t>
@@ -18947,7 +18911,7 @@
           <w:bCs/>
           <w:b/>
         </w:rPr>
-        <w:t xml:space="preserve">KL5 — Dị biệt theo thời gian ba giai đoạn là thực tế cấu trúc</w:t>
+        <w:t xml:space="preserve">KL5, Dị biệt theo thời gian ba giai đoạn là thực tế cấu trúc</w:t>
       </w:r>
       <w:r>
         <w:t xml:space="preserve">: Hiệu ứng DAI mạnh hơn trong BREADY (sau tăng tốc số hóa hậu COVID-19). Hệ thống phòng thủ ba tầng đảm bảo kết luận không bị nhiễu schema.</w:t>
@@ -18962,7 +18926,7 @@
           <w:bCs/>
           <w:b/>
         </w:rPr>
-        <w:t xml:space="preserve">KL6 — EAP dẫn đầu toàn cầu về nữ quản lý cấp cao (33,4%) nhưng khoảng cách sở hữu dai dẳng</w:t>
+        <w:t xml:space="preserve">KL6, EAP dẫn đầu toàn cầu về nữ quản lý cấp cao (33, 4%) nhưng khoảng cách sở hữu dai dẳng</w:t>
       </w:r>
       <w:r>
         <w:t xml:space="preserve">: Trần kính ở lớp sở hữu chưa được phá vỡ dù management ceiling đang thu hẹp.</w:t>
@@ -18977,10 +18941,10 @@
           <w:bCs/>
           <w:b/>
         </w:rPr>
-        <w:t xml:space="preserve">KL7 — SIDS Pacific là trường hợp biên lý thuyết với chi phí buộc phải quốc tế hóa</w:t>
-      </w:r>
-      <w:r>
-        <w:t xml:space="preserve">: FDI (+0,222) là nguồn năng suất chủ đạo; FSTS âm. Mô hình MIRAB phù hợp hơn mô hình Uppsala.</w:t>
+        <w:t xml:space="preserve">KL7, SIDS Pacific là trường hợp biên lý thuyết với chi phí buộc phải quốc tế hóa</w:t>
+      </w:r>
+      <w:r>
+        <w:t xml:space="preserve">: FDI (+0, 222) là nguồn năng suất chủ đạo; FSTS âm. Mô hình MIRAB phù hợp hơn mô hình Uppsala.</w:t>
       </w:r>
     </w:p>
     <w:p>
@@ -18992,14 +18956,14 @@
           <w:bCs/>
           <w:b/>
         </w:rPr>
-        <w:t xml:space="preserve">KL8 — Phân nhóm con Advanced là cần thiết cho phân tích kinh doanh quốc tế châu Á</w:t>
+        <w:t xml:space="preserve">KL8, Phân nhóm con Advanced là cần thiết cho phân tích kinh doanh quốc tế châu Á</w:t>
       </w:r>
       <w:r>
         <w:t xml:space="preserve">: Singapore và Saudi Arabia/Qatar/Kuwait cùng nhãn "Advanced" nhưng pattern năng suất doanh nghiệp hoàn toàn khác nhau.</w:t>
       </w:r>
     </w:p>
-    <w:bookmarkEnd w:id="82"/>
-    <w:bookmarkStart w:id="85" w:name="X7e7dd0c69ae63ee797d467ac3735f8a7b3df6f2"/>
+    <w:bookmarkEnd w:id="83"/>
+    <w:bookmarkStart w:id="86" w:name="X7e7dd0c69ae63ee797d467ac3735f8a7b3df6f2"/>
     <w:p>
       <w:pPr>
         <w:pStyle w:val="Heading3"/>
@@ -19008,7 +18972,7 @@
         <w:t xml:space="preserve">2.4.2 Hàm ý và đề xuất</w:t>
       </w:r>
     </w:p>
-    <w:bookmarkStart w:id="83" w:name="X094960bc59f54f838b2d57aea89e9e1912e4b2a"/>
+    <w:bookmarkStart w:id="84" w:name="X094960bc59f54f838b2d57aea89e9e1912e4b2a"/>
     <w:p>
       <w:pPr>
         <w:pStyle w:val="Heading4"/>
@@ -19026,10 +18990,10 @@
           <w:bCs/>
           <w:b/>
         </w:rPr>
-        <w:t xml:space="preserve">(1) Sequencing năng lực trước — nâng cấp TCI trước khi mở rộng FSTS</w:t>
-      </w:r>
-      <w:r>
-        <w:t xml:space="preserve">: Hệ số TCI = 0,179 (nhân quả ước lượng biến công cụ, nghiên cứu Việt Nam) xác nhận: xuất khẩu chỉ tạo năng suất khi doanh nghiệp có năng lực công nghệ nền tảng. Chương trình hỗ trợ xuất khẩu cần song hành với nâng cấp TCI.</w:t>
+        <w:t xml:space="preserve">(1) Sequencing năng lực trước, nâng cấp TCI trước khi mở rộng FSTS</w:t>
+      </w:r>
+      <w:r>
+        <w:t xml:space="preserve">: Hệ số TCI = 0, 179 (nhân quả ước lượng biến công cụ, nghiên cứu Việt Nam) xác nhận: xuất khẩu chỉ tạo năng suất khi doanh nghiệp có năng lực công nghệ nền tảng. Chương trình hỗ trợ xuất khẩu cần song hành với nâng cấp TCI.</w:t>
       </w:r>
     </w:p>
     <w:p>
@@ -19059,7 +19023,7 @@
         <w:t xml:space="preserve">(3) Phân biệt FDI chiến lược với FDI lắp ráp</w:t>
       </w:r>
       <w:r>
-        <w:t xml:space="preserve">: FSTS suy giảm 23,2% → 16,1% phản ánh FDI lắp ráp tăng nhưng giá trị gia tăng nội địa thấp. Các chỉ tiêu cần theo dõi: tỷ lệ R&amp;D/doanh thu, tỷ lệ nhà cung cấp nội địa Tier-1, bằng sáng chế đồng nộp.</w:t>
+        <w:t xml:space="preserve">: FSTS suy giảm 23, 2% → 16, 1% phản ánh FDI lắp ráp tăng nhưng giá trị gia tăng nội địa thấp. Các chỉ tiêu cần theo dõi: tỷ lệ R&amp;D/doanh thu, tỷ lệ nhà cung cấp nội địa Tier-1, bằng sáng chế đồng nộp.</w:t>
       </w:r>
     </w:p>
     <w:p>
@@ -19074,7 +19038,7 @@
         <w:t xml:space="preserve">(4) Tái định vị chuỗi giá trị toàn cầu: lắp ráp downstream → thiết kế và R&amp;D mid-stream</w:t>
       </w:r>
       <w:r>
-        <w:t xml:space="preserve">: Việt Nam ở điểm uốn (39–46%). Trung Quốc R&amp;D 39,4% và điểm uốn cao hơn (47–49%) cho thấy: TCI cao → điểm uốn cao → chịu đựng được mức độ quốc tế hóa cao hơn.</w:t>
+        <w:t xml:space="preserve">: Việt Nam ở điểm uốn (39–46%). Trung Quốc R&amp;D 39, 4% và điểm uốn cao hơn (47–49%) cho thấy: TCI cao → điểm uốn cao → chịu đựng được mức độ quốc tế hóa cao hơn.</w:t>
       </w:r>
     </w:p>
     <w:p>
@@ -19089,7 +19053,7 @@
         <w:t xml:space="preserve">(5) Nền tảng học hỏi chính sách dựa trên ICRV cho ASEAN</w:t>
       </w:r>
       <w:r>
-        <w:t xml:space="preserve">: Trao đổi thực hành tốt nhất giữa nền kinh tế cùng nhóm IV Emerging (Việt Nam, Indonesia, Philippines, Ấn Độ) thay vì học từ Singapore/Hàn Quốc (nhóm I — bối cảnh khác biệt quá lớn).</w:t>
+        <w:t xml:space="preserve">: Trao đổi thực hành tốt nhất giữa nền kinh tế cùng nhóm IV Emerging (Việt Nam, Indonesia, Philippines, Ấn Độ) thay vì học từ Singapore/Hàn Quốc (nhóm I, bối cảnh khác biệt quá lớn).</w:t>
       </w:r>
     </w:p>
     <w:p>
@@ -19104,7 +19068,7 @@
         <w:t xml:space="preserve">(6) Chính sách số hóa phân cấp theo vùng và quy mô</w:t>
       </w:r>
       <w:r>
-        <w:t xml:space="preserve">: Hiệu ứng DAI phụ thuộc bối cảnh — đầu tư website khác nhau tại TP.HCM (Tier-1.5) so với nông thôn đồng bằng sông Cửu Long (Tier-1 chưa bão hòa).</w:t>
+        <w:t xml:space="preserve">: Hiệu ứng DAI phụ thuộc bối cảnh, đầu tư website khác nhau tại TP.HCM (Tier-1.5) so với nông thôn đồng bằng sông Cửu Long (Tier-1 chưa bão hòa).</w:t>
       </w:r>
     </w:p>
     <w:p>
@@ -19116,7 +19080,7 @@
           <w:bCs/>
           <w:b/>
         </w:rPr>
-        <w:t xml:space="preserve">(7) Hợp tác lao động di chuyển Pacific cho Việt Nam — bài học PLMS/RSE</w:t>
+        <w:t xml:space="preserve">(7) Hợp tác lao động di chuyển Pacific cho Việt Nam, bài học PLMS/RSE</w:t>
       </w:r>
       <w:r>
         <w:t xml:space="preserve">:</w:t>
@@ -19157,7 +19121,7 @@
         <w:t xml:space="preserve">RSE New Zealand</w:t>
       </w:r>
       <w:r>
-        <w:t xml:space="preserve">: Nuôi trồng thủy sản, cà phê, đào tạo kỹ năng điều hàng — tận dụng chuyên môn đặc thù Việt Nam;</w:t>
+        <w:t xml:space="preserve">: Nuôi trồng thủy sản, cà phê, đào tạo kỹ năng điều hàng, tận dụng chuyên môn đặc thù Việt Nam;</w:t>
       </w:r>
       <w:r>
         <w:t xml:space="preserve"> </w:t>
@@ -19216,13 +19180,13 @@
         <w:t xml:space="preserve"> </w:t>
       </w:r>
       <w:r>
-        <w:t xml:space="preserve">(a) Singapore/Hàn Quốc AI full-stack (Tier-3) — không phù hợp để sao chép trực tiếp;</w:t>
-      </w:r>
-      <w:r>
-        <w:t xml:space="preserve"> </w:t>
-      </w:r>
-      <w:r>
-        <w:t xml:space="preserve">(b) Nhật Bản 60% doanh nghiệp AI back-office (Tier-2) —</w:t>
+        <w:t xml:space="preserve">(a) Singapore/Hàn Quốc AI full-stack (Tier-3), không phù hợp để sao chép trực tiếp;</w:t>
+      </w:r>
+      <w:r>
+        <w:t xml:space="preserve"> </w:t>
+      </w:r>
+      <w:r>
+        <w:t xml:space="preserve">(b) Nhật Bản 60% doanh nghiệp AI back-office (Tier-2),</w:t>
       </w:r>
       <w:r>
         <w:t xml:space="preserve"> </w:t>
@@ -19241,7 +19205,7 @@
         <w:t xml:space="preserve"> </w:t>
       </w:r>
       <w:r>
-        <w:t xml:space="preserve">(c) Trung Quốc sản xuất thông minh (Tier-2/3) — học điểm tích cực, tránh rủi ro tập trung;</w:t>
+        <w:t xml:space="preserve">(c) Trung Quốc sản xuất thông minh (Tier-2/3), học điểm tích cực, tránh rủi ro tập trung;</w:t>
       </w:r>
       <w:r>
         <w:t xml:space="preserve"> </w:t>
@@ -19263,8 +19227,8 @@
         <w:t xml:space="preserve">: VietQR (100% miễn phí) → Thương mại xã hội → Xuyên biên giới Shopee/Amazon → Cloud và AI cơ bản.</w:t>
       </w:r>
     </w:p>
-    <w:bookmarkEnd w:id="83"/>
-    <w:bookmarkStart w:id="84" w:name="Xb697be836d09af640a289e52f50161b3b1155ae"/>
+    <w:bookmarkEnd w:id="84"/>
+    <w:bookmarkStart w:id="85" w:name="Xb697be836d09af640a289e52f50161b3b1155ae"/>
     <w:p>
       <w:pPr>
         <w:pStyle w:val="Heading4"/>
@@ -19368,7 +19332,7 @@
         <w:t xml:space="preserve">(6) Nhạy cảm cutoffs ICRV</w:t>
       </w:r>
       <w:r>
-        <w:t xml:space="preserve">: ±0,1 đơn vị WGI; PPP GDP/capita thay GNI; jackknife loại từng quốc gia (47 lần).</w:t>
+        <w:t xml:space="preserve">: ±0, 1 đơn vị WGI; PPP GDP/capita thay GNI; jackknife loại từng quốc gia (47 lần).</w:t>
       </w:r>
     </w:p>
     <w:p>
@@ -19398,7 +19362,7 @@
         <w:t xml:space="preserve">(8) Kiểm định ranh giới schema</w:t>
       </w:r>
       <w:r>
-        <w:t xml:space="preserve">: Hệ thống phòng thủ ba tầng tại §2.2 — điều kiện tiên quyết trước khi báo cáo BREADY 2025 như bằng chứng nhân quả.</w:t>
+        <w:t xml:space="preserve">: Hệ thống phòng thủ ba tầng tại §2.2, điều kiện tiên quyết trước khi báo cáo BREADY 2025 như bằng chứng nhân quả.</w:t>
       </w:r>
     </w:p>
     <w:p>
@@ -19408,10 +19372,10 @@
         </w:pict>
       </w:r>
     </w:p>
-    <w:bookmarkEnd w:id="84"/>
     <w:bookmarkEnd w:id="85"/>
     <w:bookmarkEnd w:id="86"/>
-    <w:bookmarkStart w:id="87" w:name="tài-liệu-tham-khảo"/>
+    <w:bookmarkEnd w:id="87"/>
+    <w:bookmarkStart w:id="88" w:name="tài-liệu-tham-khảo"/>
     <w:p>
       <w:pPr>
         <w:pStyle w:val="Heading2"/>
@@ -20351,8 +20315,8 @@
         </w:pict>
       </w:r>
     </w:p>
-    <w:bookmarkEnd w:id="87"/>
-    <w:bookmarkStart w:id="89" w:name="phụ-lục"/>
+    <w:bookmarkEnd w:id="88"/>
+    <w:bookmarkStart w:id="90" w:name="phụ-lục"/>
     <w:p>
       <w:pPr>
         <w:pStyle w:val="Heading2"/>
@@ -20361,13 +20325,13 @@
         <w:t xml:space="preserve">PHỤ LỤC</w:t>
       </w:r>
     </w:p>
-    <w:bookmarkStart w:id="88" w:name="X455ce858332f7a7b125a8542ec5352c1f9e8564"/>
+    <w:bookmarkStart w:id="89" w:name="Xac7090a743afa00f99b5424d88f7949cab3c6cf"/>
     <w:p>
       <w:pPr>
         <w:pStyle w:val="Heading3"/>
       </w:pPr>
       <w:r>
-        <w:t xml:space="preserve">Phụ lục A — Phạm vi thực tế của nhóm dữ liệu WBES</w:t>
+        <w:t xml:space="preserve">Phụ lục A, Phạm vi thực tế của nhóm dữ liệu WBES</w:t>
       </w:r>
     </w:p>
     <w:p>
@@ -20392,7 +20356,7 @@
           <w:iCs/>
           <w:i/>
         </w:rPr>
-        <w:t xml:space="preserve">Phân bổ 47 nền kinh tế theo nhóm ICRV — 101.185 doanh nghiệp, 108 cặp quốc gia–năm.</w:t>
+        <w:t xml:space="preserve">Phân bổ 47 nền kinh tế theo nhóm ICRV, 101.185 doanh nghiệp, 108 cặp quốc gia–năm.</w:t>
       </w:r>
     </w:p>
     <w:tbl>
@@ -20474,7 +20438,7 @@
                 <w:bCs/>
                 <w:b/>
               </w:rPr>
-              <w:t xml:space="preserve">Nhóm I — Advanced đổi mới sáng tạo</w:t>
+              <w:t xml:space="preserve">Nhóm I, Advanced đổi mới sáng tạo</w:t>
             </w:r>
           </w:p>
         </w:tc>
@@ -20528,7 +20492,7 @@
                 <w:bCs/>
                 <w:b/>
               </w:rPr>
-              <w:t xml:space="preserve">Nhóm II — Advanced tài nguyên</w:t>
+              <w:t xml:space="preserve">Nhóm II, Advanced tài nguyên</w:t>
             </w:r>
           </w:p>
         </w:tc>
@@ -20582,7 +20546,7 @@
                 <w:bCs/>
                 <w:b/>
               </w:rPr>
-              <w:t xml:space="preserve">Nhóm III — Upper-middle chuyển đổi</w:t>
+              <w:t xml:space="preserve">Nhóm III, Upper-middle chuyển đổi</w:t>
             </w:r>
           </w:p>
         </w:tc>
@@ -20636,7 +20600,7 @@
                 <w:bCs/>
                 <w:b/>
               </w:rPr>
-              <w:t xml:space="preserve">Nhóm IV — Emerging chế tạo</w:t>
+              <w:t xml:space="preserve">Nhóm IV, Emerging chế tạo</w:t>
             </w:r>
           </w:p>
         </w:tc>
@@ -20690,7 +20654,7 @@
                 <w:bCs/>
                 <w:b/>
               </w:rPr>
-              <w:t xml:space="preserve">Nhóm V — Frontier cận biên</w:t>
+              <w:t xml:space="preserve">Nhóm V, Frontier cận biên</w:t>
             </w:r>
           </w:p>
         </w:tc>
@@ -20744,7 +20708,7 @@
                 <w:bCs/>
                 <w:b/>
               </w:rPr>
-              <w:t xml:space="preserve">Nhóm VI — SIDS Pacific</w:t>
+              <w:t xml:space="preserve">Nhóm VI, SIDS Pacific</w:t>
             </w:r>
           </w:p>
         </w:tc>
@@ -21120,7 +21084,7 @@
           <w:iCs/>
           <w:i/>
         </w:rPr>
-        <w:t xml:space="preserve">Chuyên đề tiến sĩ số 1 — Phiên bản nộp (12/05/2026)</w:t>
+        <w:t xml:space="preserve">Chuyên đề tiến sĩ số 1, Phiên bản nộp (12/05/2026)</w:t>
       </w:r>
       <w:r>
         <w:t xml:space="preserve"> </w:t>
@@ -21130,7 +21094,7 @@
           <w:iCs/>
           <w:i/>
         </w:rPr>
-        <w:t xml:space="preserve">Nghiên cứu sinh: Đỗ Thùy Hương — Trường Đại học Kỹ thuật Công nghệ Vĩnh Long (VLUTE)</w:t>
+        <w:t xml:space="preserve">Nghiên cứu sinh: Đỗ Thùy Hương, Trường Đại học Kỹ thuật Công nghệ Vĩnh Long (VLUTE)</w:t>
       </w:r>
       <w:r>
         <w:t xml:space="preserve"> </w:t>
@@ -21140,15 +21104,12 @@
           <w:iCs/>
           <w:i/>
         </w:rPr>
-        <w:t xml:space="preserve">Người hướng dẫn: TS. Nguyễn Minh Cảnh — Trường Kinh tế, Đại học Cần Thơ (CTU)</w:t>
-      </w:r>
-    </w:p>
-    <w:bookmarkEnd w:id="88"/>
+        <w:t xml:space="preserve">Người hướng dẫn: TS. Nguyễn Minh Cảnh, Trường Kinh tế, Đại học Cần Thơ (CTU)</w:t>
+      </w:r>
+    </w:p>
     <w:bookmarkEnd w:id="89"/>
-    <w:sectPr>
-      <w:pgSz w:h="16838" w:w="11906"/>
-      <w:pgMar w:bottom="1417" w:left="1417" w:right="1417" w:top="1417"/>
-    </w:sectPr>
+    <w:bookmarkEnd w:id="90"/>
+    <w:sectPr/>
   </w:body>
 </w:document>
 </file>
@@ -21490,59 +21451,29 @@
   <w:style w:default="1" w:styleId="Normal" w:type="paragraph">
     <w:name w:val="Normal"/>
     <w:qFormat/>
-    <w:pPr>
-      <w:spacing w:line="276" w:lineRule="auto"/>
-      <w:jc w:val="both"/>
-    </w:pPr>
-    <w:rPr>
-      <w:rFonts w:ascii="Times New Roman" w:eastAsia="Times New Roman" w:hAnsi="Times New Roman"/>
-      <w:color w:val="000000"/>
-      <w:sz w:val="24"/>
-    </w:rPr>
   </w:style>
   <w:style w:styleId="BodyText" w:type="paragraph">
     <w:name w:val="Body Text"/>
     <w:basedOn w:val="Normal"/>
     <w:link w:val="BodyTextChar"/>
     <w:pPr>
-      <w:spacing w:after="180" w:before="180" w:line="276" w:lineRule="auto"/>
-      <w:jc w:val="both"/>
+      <w:spacing w:after="180" w:before="180"/>
     </w:pPr>
     <w:qFormat/>
-    <w:rPr>
-      <w:rFonts w:ascii="Times New Roman" w:eastAsia="Times New Roman" w:hAnsi="Times New Roman"/>
-      <w:color w:val="000000"/>
-      <w:sz w:val="24"/>
-    </w:rPr>
   </w:style>
   <w:style w:customStyle="1" w:styleId="FirstParagraph" w:type="paragraph">
     <w:name w:val="First Paragraph"/>
     <w:basedOn w:val="BodyText"/>
     <w:next w:val="BodyText"/>
     <w:qFormat/>
-    <w:pPr>
-      <w:spacing w:line="276" w:lineRule="auto"/>
-      <w:jc w:val="both"/>
-    </w:pPr>
-    <w:rPr>
-      <w:rFonts w:ascii="Times New Roman" w:eastAsia="Times New Roman" w:hAnsi="Times New Roman"/>
-      <w:color w:val="000000"/>
-      <w:sz w:val="24"/>
-    </w:rPr>
   </w:style>
   <w:style w:customStyle="1" w:styleId="Compact" w:type="paragraph">
     <w:name w:val="Compact"/>
     <w:basedOn w:val="BodyText"/>
     <w:qFormat/>
     <w:pPr>
-      <w:spacing w:after="36" w:before="36" w:line="276" w:lineRule="auto"/>
-      <w:jc w:val="both"/>
+      <w:spacing w:after="36" w:before="36"/>
     </w:pPr>
-    <w:rPr>
-      <w:rFonts w:ascii="Times New Roman" w:eastAsia="Times New Roman" w:hAnsi="Times New Roman"/>
-      <w:color w:val="000000"/>
-      <w:sz w:val="24"/>
-    </w:rPr>
   </w:style>
   <w:style w:styleId="Title" w:type="paragraph">
     <w:name w:val="Title"/>
@@ -21552,15 +21483,15 @@
     <w:pPr>
       <w:keepNext/>
       <w:keepLines/>
-      <w:spacing w:after="240" w:before="480" w:line="276" w:lineRule="auto"/>
-      <w:jc w:val="both"/>
+      <w:spacing w:after="240" w:before="480"/>
+      <w:jc w:val="center"/>
     </w:pPr>
     <w:rPr>
-      <w:rFonts w:ascii="Times New Roman" w:asciiTheme="majorHAnsi" w:cstheme="majorBidi" w:eastAsia="Times New Roman" w:eastAsiaTheme="majorEastAsia" w:hAnsi="Times New Roman" w:hAnsiTheme="majorHAnsi"/>
+      <w:rFonts w:asciiTheme="majorHAnsi" w:cstheme="majorBidi" w:eastAsiaTheme="majorEastAsia" w:hAnsiTheme="majorHAnsi"/>
       <w:b/>
       <w:bCs/>
-      <w:color w:val="000000"/>
-      <w:sz w:val="24"/>
+      <w:color w:themeColor="accent1" w:themeShade="B5" w:val="345A8A"/>
+      <w:sz w:val="36"/>
       <w:szCs w:val="36"/>
     </w:rPr>
   </w:style>
@@ -21572,13 +21503,11 @@
     <w:pPr>
       <w:keepNext/>
       <w:keepLines/>
-      <w:spacing w:after="240" w:before="240" w:line="276" w:lineRule="auto"/>
-      <w:jc w:val="both"/>
+      <w:spacing w:after="240" w:before="240"/>
+      <w:jc w:val="center"/>
     </w:pPr>
     <w:rPr>
-      <w:rFonts w:ascii="Times New Roman" w:eastAsia="Times New Roman" w:hAnsi="Times New Roman"/>
-      <w:color w:val="000000"/>
-      <w:sz w:val="24"/>
+      <w:sz w:val="30"/>
       <w:szCs w:val="30"/>
     </w:rPr>
   </w:style>
@@ -21589,14 +21518,8 @@
     <w:pPr>
       <w:keepNext/>
       <w:keepLines/>
-      <w:spacing w:line="276" w:lineRule="auto"/>
-      <w:jc w:val="both"/>
+      <w:jc w:val="center"/>
     </w:pPr>
-    <w:rPr>
-      <w:rFonts w:ascii="Times New Roman" w:eastAsia="Times New Roman" w:hAnsi="Times New Roman"/>
-      <w:color w:val="000000"/>
-      <w:sz w:val="24"/>
-    </w:rPr>
   </w:style>
   <w:style w:styleId="Date" w:type="paragraph">
     <w:name w:val="Date"/>
@@ -21605,14 +21528,8 @@
     <w:pPr>
       <w:keepNext/>
       <w:keepLines/>
-      <w:spacing w:line="276" w:lineRule="auto"/>
-      <w:jc w:val="both"/>
+      <w:jc w:val="center"/>
     </w:pPr>
-    <w:rPr>
-      <w:rFonts w:ascii="Times New Roman" w:eastAsia="Times New Roman" w:hAnsi="Times New Roman"/>
-      <w:color w:val="000000"/>
-      <w:sz w:val="24"/>
-    </w:rPr>
   </w:style>
   <w:style w:customStyle="1" w:styleId="AbstractTitle" w:type="paragraph">
     <w:name w:val="Abstract Title"/>
@@ -21622,15 +21539,15 @@
     <w:pPr>
       <w:keepNext/>
       <w:keepLines/>
-      <w:jc w:val="both"/>
-      <w:spacing w:after="0" w:before="300" w:line="276" w:lineRule="auto"/>
+      <w:jc w:val="center"/>
+      <w:spacing w:after="0" w:before="300"/>
     </w:pPr>
     <w:rPr>
-      <w:color w:val="000000"/>
-      <w:sz w:val="24"/>
+      <w:sz w:val="20"/>
       <w:szCs w:val="20"/>
-      <w:rFonts w:ascii="Times New Roman" w:eastAsia="Times New Roman" w:hAnsi="Times New Roman"/>
       <w:b/>
+      <w:color w:val="345A8A"/>
+      &gt;
     </w:rPr>
   </w:style>
   <w:style w:customStyle="1" w:styleId="Abstract" w:type="paragraph">
@@ -21641,13 +21558,10 @@
     <w:pPr>
       <w:keepNext/>
       <w:keepLines/>
-      <w:spacing w:after="300" w:before="100" w:line="276" w:lineRule="auto"/>
-      <w:jc w:val="both"/>
+      <w:spacing w:after="300" w:before="100"/>
     </w:pPr>
     <w:rPr>
-      <w:rFonts w:ascii="Times New Roman" w:eastAsia="Times New Roman" w:hAnsi="Times New Roman"/>
-      <w:color w:val="000000"/>
-      <w:sz w:val="24"/>
+      <w:sz w:val="20"/>
       <w:szCs w:val="20"/>
     </w:rPr>
   </w:style>
@@ -21656,15 +21570,8 @@
     <w:basedOn w:val="Normal"/>
     <w:next w:val="Bibliography"/>
     <w:qFormat/>
-    <w:pPr>
-      <w:spacing w:line="276" w:lineRule="auto"/>
-      <w:jc w:val="both"/>
-    </w:pPr>
-    <w:rPr>
-      <w:rFonts w:ascii="Times New Roman" w:eastAsia="Times New Roman" w:hAnsi="Times New Roman"/>
-      <w:color w:val="000000"/>
-      <w:sz w:val="24"/>
-    </w:rPr>
+    <w:pPr/>
+    <w:rPr/>
   </w:style>
   <w:style w:styleId="Heading1" w:type="paragraph">
     <w:name w:val="Heading 1"/>
@@ -21675,16 +21582,15 @@
     <w:pPr>
       <w:keepNext/>
       <w:keepLines/>
-      <w:spacing w:after="0" w:before="480" w:line="276" w:lineRule="auto"/>
-      <w:jc w:val="both"/>
+      <w:spacing w:after="0" w:before="480"/>
       <w:outlineLvl w:val="0"/>
     </w:pPr>
     <w:rPr>
-      <w:rFonts w:ascii="Times New Roman" w:asciiTheme="majorHAnsi" w:cstheme="majorBidi" w:eastAsia="Times New Roman" w:eastAsiaTheme="majorEastAsia" w:hAnsi="Times New Roman" w:hAnsiTheme="majorHAnsi"/>
+      <w:rFonts w:asciiTheme="majorHAnsi" w:cstheme="majorBidi" w:eastAsiaTheme="majorEastAsia" w:hAnsiTheme="majorHAnsi"/>
       <w:b/>
       <w:bCs/>
-      <w:color w:val="000000"/>
-      <w:sz w:val="24"/>
+      <w:color w:themeColor="accent1" w:val="4F81BD"/>
+      <w:sz w:val="32"/>
       <w:szCs w:val="32"/>
     </w:rPr>
   </w:style>
@@ -21698,16 +21604,15 @@
     <w:pPr>
       <w:keepNext/>
       <w:keepLines/>
-      <w:spacing w:after="0" w:before="200" w:line="276" w:lineRule="auto"/>
-      <w:jc w:val="both"/>
+      <w:spacing w:after="0" w:before="200"/>
       <w:outlineLvl w:val="1"/>
     </w:pPr>
     <w:rPr>
-      <w:rFonts w:ascii="Times New Roman" w:asciiTheme="majorHAnsi" w:cstheme="majorBidi" w:eastAsia="Times New Roman" w:eastAsiaTheme="majorEastAsia" w:hAnsi="Times New Roman" w:hAnsiTheme="majorHAnsi"/>
+      <w:rFonts w:asciiTheme="majorHAnsi" w:cstheme="majorBidi" w:eastAsiaTheme="majorEastAsia" w:hAnsiTheme="majorHAnsi"/>
       <w:b/>
       <w:bCs/>
-      <w:color w:val="000000"/>
-      <w:sz w:val="24"/>
+      <w:color w:themeColor="accent1" w:val="4F81BD"/>
+      <w:sz w:val="28"/>
       <w:szCs w:val="28"/>
     </w:rPr>
   </w:style>
@@ -21721,15 +21626,14 @@
     <w:pPr>
       <w:keepNext/>
       <w:keepLines/>
-      <w:spacing w:after="0" w:before="200" w:line="276" w:lineRule="auto"/>
-      <w:jc w:val="both"/>
+      <w:spacing w:after="0" w:before="200"/>
       <w:outlineLvl w:val="2"/>
     </w:pPr>
     <w:rPr>
-      <w:rFonts w:ascii="Times New Roman" w:asciiTheme="majorHAnsi" w:cstheme="majorBidi" w:eastAsia="Times New Roman" w:eastAsiaTheme="majorEastAsia" w:hAnsi="Times New Roman" w:hAnsiTheme="majorHAnsi"/>
+      <w:rFonts w:asciiTheme="majorHAnsi" w:cstheme="majorBidi" w:eastAsiaTheme="majorEastAsia" w:hAnsiTheme="majorHAnsi"/>
       <w:b/>
       <w:bCs/>
-      <w:color w:val="000000"/>
+      <w:color w:themeColor="accent1" w:val="4F81BD"/>
       <w:sz w:val="24"/>
       <w:szCs w:val="24"/>
     </w:rPr>
@@ -21744,15 +21648,14 @@
     <w:pPr>
       <w:keepNext/>
       <w:keepLines/>
-      <w:spacing w:after="0" w:before="200" w:line="276" w:lineRule="auto"/>
-      <w:jc w:val="both"/>
+      <w:spacing w:after="0" w:before="200"/>
       <w:outlineLvl w:val="3"/>
     </w:pPr>
     <w:rPr>
-      <w:rFonts w:ascii="Times New Roman" w:asciiTheme="majorHAnsi" w:cstheme="majorBidi" w:eastAsia="Times New Roman" w:eastAsiaTheme="majorEastAsia" w:hAnsi="Times New Roman" w:hAnsiTheme="majorHAnsi"/>
+      <w:rFonts w:asciiTheme="majorHAnsi" w:cstheme="majorBidi" w:eastAsiaTheme="majorEastAsia" w:hAnsiTheme="majorHAnsi"/>
       <w:i/>
       <w:bCs/>
-      <w:color w:val="000000"/>
+      <w:color w:themeColor="accent1" w:val="4F81BD"/>
       <w:sz w:val="24"/>
       <w:szCs w:val="24"/>
     </w:rPr>
@@ -21767,14 +21670,13 @@
     <w:pPr>
       <w:keepNext/>
       <w:keepLines/>
-      <w:spacing w:after="0" w:before="200" w:line="276" w:lineRule="auto"/>
-      <w:jc w:val="both"/>
+      <w:spacing w:after="0" w:before="200"/>
       <w:outlineLvl w:val="4"/>
     </w:pPr>
     <w:rPr>
-      <w:rFonts w:ascii="Times New Roman" w:asciiTheme="majorHAnsi" w:cstheme="majorBidi" w:eastAsia="Times New Roman" w:eastAsiaTheme="majorEastAsia" w:hAnsi="Times New Roman" w:hAnsiTheme="majorHAnsi"/>
+      <w:rFonts w:asciiTheme="majorHAnsi" w:cstheme="majorBidi" w:eastAsiaTheme="majorEastAsia" w:hAnsiTheme="majorHAnsi"/>
       <w:iCs/>
-      <w:color w:val="000000"/>
+      <w:color w:themeColor="accent1" w:val="4F81BD"/>
       <w:sz w:val="24"/>
       <w:szCs w:val="24"/>
     </w:rPr>
@@ -21789,13 +21691,12 @@
     <w:pPr>
       <w:keepNext/>
       <w:keepLines/>
-      <w:spacing w:after="0" w:before="200" w:line="276" w:lineRule="auto"/>
-      <w:jc w:val="both"/>
+      <w:spacing w:after="0" w:before="200"/>
       <w:outlineLvl w:val="5"/>
     </w:pPr>
     <w:rPr>
-      <w:rFonts w:ascii="Times New Roman" w:asciiTheme="majorHAnsi" w:cstheme="majorBidi" w:eastAsia="Times New Roman" w:eastAsiaTheme="majorEastAsia" w:hAnsi="Times New Roman" w:hAnsiTheme="majorHAnsi"/>
-      <w:color w:val="000000"/>
+      <w:rFonts w:asciiTheme="majorHAnsi" w:cstheme="majorBidi" w:eastAsiaTheme="majorEastAsia" w:hAnsiTheme="majorHAnsi"/>
+      <w:color w:themeColor="accent1" w:val="4F81BD"/>
       <w:sz w:val="24"/>
       <w:szCs w:val="24"/>
     </w:rPr>
@@ -21810,13 +21711,12 @@
     <w:pPr>
       <w:keepNext/>
       <w:keepLines/>
-      <w:spacing w:after="0" w:before="200" w:line="276" w:lineRule="auto"/>
-      <w:jc w:val="both"/>
+      <w:spacing w:after="0" w:before="200"/>
       <w:outlineLvl w:val="6"/>
     </w:pPr>
     <w:rPr>
-      <w:rFonts w:ascii="Times New Roman" w:asciiTheme="majorHAnsi" w:cstheme="majorBidi" w:eastAsia="Times New Roman" w:eastAsiaTheme="majorEastAsia" w:hAnsi="Times New Roman" w:hAnsiTheme="majorHAnsi"/>
-      <w:color w:val="000000"/>
+      <w:rFonts w:asciiTheme="majorHAnsi" w:cstheme="majorBidi" w:eastAsiaTheme="majorEastAsia" w:hAnsiTheme="majorHAnsi"/>
+      <w:color w:themeColor="accent1" w:val="4F81BD"/>
       <w:sz w:val="24"/>
       <w:szCs w:val="24"/>
     </w:rPr>
@@ -21831,13 +21731,12 @@
     <w:pPr>
       <w:keepNext/>
       <w:keepLines/>
-      <w:spacing w:after="0" w:before="200" w:line="276" w:lineRule="auto"/>
-      <w:jc w:val="both"/>
+      <w:spacing w:after="0" w:before="200"/>
       <w:outlineLvl w:val="7"/>
     </w:pPr>
     <w:rPr>
-      <w:rFonts w:ascii="Times New Roman" w:asciiTheme="majorHAnsi" w:cstheme="majorBidi" w:eastAsia="Times New Roman" w:eastAsiaTheme="majorEastAsia" w:hAnsi="Times New Roman" w:hAnsiTheme="majorHAnsi"/>
-      <w:color w:val="000000"/>
+      <w:rFonts w:asciiTheme="majorHAnsi" w:cstheme="majorBidi" w:eastAsiaTheme="majorEastAsia" w:hAnsiTheme="majorHAnsi"/>
+      <w:color w:themeColor="accent1" w:val="4F81BD"/>
       <w:sz w:val="24"/>
       <w:szCs w:val="24"/>
     </w:rPr>
@@ -21852,13 +21751,12 @@
     <w:pPr>
       <w:keepNext/>
       <w:keepLines/>
-      <w:spacing w:after="0" w:before="200" w:line="276" w:lineRule="auto"/>
-      <w:jc w:val="both"/>
+      <w:spacing w:after="0" w:before="200"/>
       <w:outlineLvl w:val="8"/>
     </w:pPr>
     <w:rPr>
-      <w:rFonts w:ascii="Times New Roman" w:asciiTheme="majorHAnsi" w:cstheme="majorBidi" w:eastAsia="Times New Roman" w:eastAsiaTheme="majorEastAsia" w:hAnsi="Times New Roman" w:hAnsiTheme="majorHAnsi"/>
-      <w:color w:val="000000"/>
+      <w:rFonts w:asciiTheme="majorHAnsi" w:cstheme="majorBidi" w:eastAsiaTheme="majorEastAsia" w:hAnsiTheme="majorHAnsi"/>
+      <w:color w:themeColor="accent1" w:val="4F81BD"/>
       <w:sz w:val="24"/>
       <w:szCs w:val="24"/>
     </w:rPr>
@@ -21871,15 +21769,9 @@
     <w:unhideWhenUsed/>
     <w:qFormat/>
     <w:pPr>
-      <w:spacing w:after="100" w:before="100" w:line="276" w:lineRule="auto"/>
+      <w:spacing w:after="100" w:before="100"/>
       <w:ind w:firstLine="0" w:left="480" w:right="480"/>
-      <w:jc w:val="both"/>
     </w:pPr>
-    <w:rPr>
-      <w:rFonts w:ascii="Times New Roman" w:eastAsia="Times New Roman" w:hAnsi="Times New Roman"/>
-      <w:color w:val="000000"/>
-      <w:sz w:val="24"/>
-    </w:rPr>
   </w:style>
   <w:style w:styleId="FootnoteText" w:type="paragraph">
     <w:name w:val="Footnote Text"/>
@@ -21888,25 +21780,11 @@
     <w:uiPriority w:val="9"/>
     <w:unhideWhenUsed/>
     <w:qFormat/>
-    <w:pPr>
-      <w:spacing w:line="276" w:lineRule="auto"/>
-      <w:jc w:val="both"/>
-    </w:pPr>
-    <w:rPr>
-      <w:rFonts w:ascii="Times New Roman" w:eastAsia="Times New Roman" w:hAnsi="Times New Roman"/>
-      <w:color w:val="000000"/>
-      <w:sz w:val="24"/>
-    </w:rPr>
   </w:style>
   <w:style w:default="1" w:styleId="DefaultParagraphFont" w:type="character">
     <w:name w:val="Default Paragraph Font"/>
     <w:semiHidden/>
     <w:unhideWhenUsed/>
-    <w:rPr>
-      <w:rFonts w:ascii="Times New Roman" w:eastAsia="Times New Roman" w:hAnsi="Times New Roman"/>
-      <w:color w:val="000000"/>
-      <w:sz w:val="24"/>
-    </w:rPr>
   </w:style>
   <w:style w:default="1" w:styleId="Table" w:type="table">
     <w:name w:val="Table"/>
@@ -21914,15 +21792,6 @@
     <w:semiHidden/>
     <w:unhideWhenUsed/>
     <w:qFormat/>
-    <w:pPr>
-      <w:spacing w:line="276" w:lineRule="auto"/>
-      <w:jc w:val="both"/>
-    </w:pPr>
-    <w:rPr>
-      <w:rFonts w:ascii="Times New Roman" w:eastAsia="Times New Roman" w:hAnsi="Times New Roman"/>
-      <w:color w:val="000000"/>
-      <w:sz w:val="24"/>
-    </w:rPr>
     <w:tblPr>
       <w:tblInd w:type="dxa" w:w="0"/>
       <w:tblCellMar>
@@ -21955,42 +21824,25 @@
     <w:pPr>
       <w:keepNext/>
       <w:keepLines/>
-      <w:spacing w:after="0" w:line="276" w:lineRule="auto"/>
-      <w:jc w:val="both"/>
+      <w:spacing w:after="0"/>
     </w:pPr>
     <w:rPr>
-      <w:rFonts w:ascii="Times New Roman" w:eastAsia="Times New Roman" w:hAnsi="Times New Roman"/>
       <w:b/>
-      <w:color w:val="000000"/>
-      <w:sz w:val="24"/>
     </w:rPr>
   </w:style>
   <w:style w:customStyle="1" w:styleId="Definition" w:type="paragraph">
     <w:name w:val="Definition"/>
     <w:basedOn w:val="Normal"/>
-    <w:pPr>
-      <w:spacing w:line="276" w:lineRule="auto"/>
-      <w:jc w:val="both"/>
-    </w:pPr>
-    <w:rPr>
-      <w:rFonts w:ascii="Times New Roman" w:eastAsia="Times New Roman" w:hAnsi="Times New Roman"/>
-      <w:color w:val="000000"/>
-      <w:sz w:val="24"/>
-    </w:rPr>
   </w:style>
   <w:style w:styleId="Caption" w:type="paragraph">
     <w:name w:val="Caption"/>
     <w:basedOn w:val="Normal"/>
     <w:link w:val="BodyTextChar"/>
     <w:pPr>
-      <w:spacing w:after="120" w:before="0" w:line="276" w:lineRule="auto"/>
-      <w:jc w:val="both"/>
+      <w:spacing w:after="120" w:before="0"/>
     </w:pPr>
     <w:rPr>
-      <w:rFonts w:ascii="Times New Roman" w:eastAsia="Times New Roman" w:hAnsi="Times New Roman"/>
       <w:i/>
-      <w:color w:val="000000"/>
-      <w:sz w:val="24"/>
     </w:rPr>
   </w:style>
   <w:style w:customStyle="1" w:styleId="TableCaption" w:type="paragraph">
@@ -21998,90 +21850,44 @@
     <w:basedOn w:val="Caption"/>
     <w:pPr>
       <w:keepNext/>
-      <w:spacing w:line="276" w:lineRule="auto"/>
-      <w:jc w:val="both"/>
     </w:pPr>
-    <w:rPr>
-      <w:rFonts w:ascii="Times New Roman" w:eastAsia="Times New Roman" w:hAnsi="Times New Roman"/>
-      <w:color w:val="000000"/>
-      <w:sz w:val="24"/>
-    </w:rPr>
   </w:style>
   <w:style w:customStyle="1" w:styleId="ImageCaption" w:type="paragraph">
     <w:name w:val="Image Caption"/>
     <w:basedOn w:val="Caption"/>
-    <w:pPr>
-      <w:spacing w:line="276" w:lineRule="auto"/>
-      <w:jc w:val="both"/>
-    </w:pPr>
-    <w:rPr>
-      <w:rFonts w:ascii="Times New Roman" w:eastAsia="Times New Roman" w:hAnsi="Times New Roman"/>
-      <w:color w:val="000000"/>
-      <w:sz w:val="24"/>
-    </w:rPr>
   </w:style>
   <w:style w:customStyle="1" w:styleId="Figure" w:type="paragraph">
     <w:name w:val="Figure"/>
     <w:basedOn w:val="Normal"/>
-    <w:pPr>
-      <w:spacing w:line="276" w:lineRule="auto"/>
-      <w:jc w:val="both"/>
-    </w:pPr>
-    <w:rPr>
-      <w:rFonts w:ascii="Times New Roman" w:eastAsia="Times New Roman" w:hAnsi="Times New Roman"/>
-      <w:color w:val="000000"/>
-      <w:sz w:val="24"/>
-    </w:rPr>
   </w:style>
   <w:style w:customStyle="1" w:styleId="CaptionedFigure" w:type="paragraph">
     <w:name w:val="Captioned Figure"/>
     <w:basedOn w:val="Figure"/>
     <w:pPr>
       <w:keepNext/>
-      <w:spacing w:line="276" w:lineRule="auto"/>
-      <w:jc w:val="both"/>
     </w:pPr>
-    <w:rPr>
-      <w:rFonts w:ascii="Times New Roman" w:eastAsia="Times New Roman" w:hAnsi="Times New Roman"/>
-      <w:color w:val="000000"/>
-      <w:sz w:val="24"/>
-    </w:rPr>
   </w:style>
   <w:style w:customStyle="1" w:styleId="BodyTextChar" w:type="character">
     <w:name w:val="Body Text Char"/>
     <w:basedOn w:val="DefaultParagraphFont"/>
     <w:link w:val="BodyText"/>
-    <w:rPr>
-      <w:rFonts w:ascii="Times New Roman" w:eastAsia="Times New Roman" w:hAnsi="Times New Roman"/>
-      <w:color w:val="000000"/>
-      <w:sz w:val="24"/>
-    </w:rPr>
   </w:style>
   <w:style w:customStyle="1" w:styleId="VerbatimChar" w:type="character">
     <w:name w:val="Verbatim Char"/>
     <w:basedOn w:val="BodyTextChar"/>
     <w:rPr>
-      <w:rFonts w:ascii="Times New Roman" w:eastAsia="Times New Roman" w:hAnsi="Times New Roman"/>
-      <w:color w:val="000000"/>
-      <w:sz w:val="24"/>
+      <w:rFonts w:ascii="Consolas" w:hAnsi="Consolas"/>
+      <w:sz w:val="22"/>
     </w:rPr>
   </w:style>
   <w:style w:customStyle="1" w:styleId="SectionNumber" w:type="character">
     <w:name w:val="Section Number"/>
     <w:basedOn w:val="BodyTextChar"/>
-    <w:rPr>
-      <w:rFonts w:ascii="Times New Roman" w:eastAsia="Times New Roman" w:hAnsi="Times New Roman"/>
-      <w:color w:val="000000"/>
-      <w:sz w:val="24"/>
-    </w:rPr>
   </w:style>
   <w:style w:styleId="FootnoteReference" w:type="character">
     <w:name w:val="Footnote Reference"/>
     <w:basedOn w:val="BodyTextChar"/>
     <w:rPr>
-      <w:rFonts w:ascii="Times New Roman" w:eastAsia="Times New Roman" w:hAnsi="Times New Roman"/>
-      <w:color w:val="000000"/>
-      <w:sz w:val="24"/>
       <w:vertAlign w:val="superscript"/>
     </w:rPr>
   </w:style>
@@ -22089,9 +21895,7 @@
     <w:name w:val="Hyperlink"/>
     <w:basedOn w:val="BodyTextChar"/>
     <w:rPr>
-      <w:rFonts w:ascii="Times New Roman" w:eastAsia="Times New Roman" w:hAnsi="Times New Roman"/>
-      <w:color w:val="000000"/>
-      <w:sz w:val="24"/>
+      <w:color w:themeColor="accent1" w:val="4F81BD"/>
     </w:rPr>
   </w:style>
   <w:style w:styleId="TOCHeading" w:type="paragraph">
@@ -22102,16 +21906,14 @@
     <w:unhideWhenUsed/>
     <w:qFormat/>
     <w:pPr>
-      <w:spacing w:before="240" w:line="276" w:lineRule="auto"/>
-      <w:jc w:val="both"/>
+      <w:spacing w:before="240" w:line="259" w:lineRule="auto"/>
       <w:outlineLvl w:val="9"/>
     </w:pPr>
     <w:rPr>
-      <w:rFonts w:ascii="Times New Roman" w:asciiTheme="majorHAnsi" w:cstheme="majorBidi" w:eastAsia="Times New Roman" w:eastAsiaTheme="majorEastAsia" w:hAnsi="Times New Roman" w:hAnsiTheme="majorHAnsi"/>
+      <w:rFonts w:asciiTheme="majorHAnsi" w:cstheme="majorBidi" w:eastAsiaTheme="majorEastAsia" w:hAnsiTheme="majorHAnsi"/>
       <w:b w:val="0"/>
       <w:bCs w:val="0"/>
-      <w:color w:val="000000"/>
-      <w:sz w:val="24"/>
+      <w:color w:themeColor="accent1" w:themeShade="BF" w:val="365F91"/>
     </w:rPr>
   </w:style>
   <w:style w:type="paragraph" w:customStyle="1" w:styleId="SourceCode">

--- a/dist/chuyen_de_1/00_cd1_ctu_final_vi.docx
+++ b/dist/chuyen_de_1/00_cd1_ctu_final_vi.docx
@@ -170,25 +170,7 @@
       </w:r>
     </w:p>
     <w:bookmarkEnd w:id="20"/>
-    <w:bookmarkStart w:id="21" w:name="tuyên-bố-về-sử-dụng-trí-tuệ-nhân-tạo"/>
-    <w:p>
-      <w:pPr>
-        <w:pStyle w:val="Heading2"/>
-      </w:pPr>
-      <w:r>
-        <w:t xml:space="preserve">TUYÊN BỐ VỀ SỬ DỤNG TRÍ TUỆ NHÂN TẠO</w:t>
-      </w:r>
-    </w:p>
-    <w:p>
-      <w:pPr>
-        <w:pStyle w:val="FirstParagraph"/>
-      </w:pPr>
-      <w:r>
-        <w:t xml:space="preserve">Trong quá trình thực hiện chuyên đề, tác giả có sử dụng công cụ hỗ trợ viết Grammarly (dịch vụ trực tuyến, truy cập trong giai đoạn 2025–2026) với phạm vi duy nhất là rà soát chính tả, ngữ pháp và dấu câu cho phần văn bản do chính tác giả viết. Không có nội dung khoa học, ý tưởng, dữ liệu, kết quả phân tích hay diễn giải nào được tạo ra hoàn toàn bởi trí tuệ nhân tạo. Tác giả không sử dụng trí tuệ nhân tạo để tạo dữ liệu, hình ảnh hay tài liệu tham khảo. Trí tuệ nhân tạo chỉ đóng vai trò công cụ hỗ trợ; tác giả chịu trách nhiệm cuối cùng và hoàn toàn về toàn bộ nội dung của chuyên đề. (Tuân thủ Điều 16, Hướng dẫn về liêm chính khoa học và đạo đức nghề nghiệp trong nghiên cứu khoa học và phát triển công nghệ ban hành kèm theo Quyết định của Bộ trưởng Bộ Khoa học và Công nghệ.)</w:t>
-      </w:r>
-    </w:p>
-    <w:bookmarkEnd w:id="21"/>
-    <w:bookmarkStart w:id="22" w:name="tóm-tắt"/>
+    <w:bookmarkStart w:id="21" w:name="tóm-tắt"/>
     <w:p>
       <w:pPr>
         <w:pStyle w:val="Heading2"/>
@@ -349,8 +331,8 @@
         </w:pict>
       </w:r>
     </w:p>
-    <w:bookmarkEnd w:id="22"/>
-    <w:bookmarkStart w:id="23" w:name="abstract"/>
+    <w:bookmarkEnd w:id="21"/>
+    <w:bookmarkStart w:id="22" w:name="abstract"/>
     <w:p>
       <w:pPr>
         <w:pStyle w:val="Heading2"/>
@@ -458,8 +440,8 @@
         </w:pict>
       </w:r>
     </w:p>
-    <w:bookmarkEnd w:id="23"/>
-    <w:bookmarkStart w:id="24" w:name="mục-lục"/>
+    <w:bookmarkEnd w:id="22"/>
+    <w:bookmarkStart w:id="23" w:name="mục-lục"/>
     <w:p>
       <w:pPr>
         <w:pStyle w:val="Heading2"/>
@@ -815,8 +797,8 @@
         </w:pict>
       </w:r>
     </w:p>
-    <w:bookmarkEnd w:id="24"/>
-    <w:bookmarkStart w:id="25" w:name="danh-mục-bảng"/>
+    <w:bookmarkEnd w:id="23"/>
+    <w:bookmarkStart w:id="24" w:name="danh-mục-bảng"/>
     <w:p>
       <w:pPr>
         <w:pStyle w:val="Heading2"/>
@@ -1532,8 +1514,8 @@
         </w:pict>
       </w:r>
     </w:p>
-    <w:bookmarkEnd w:id="25"/>
-    <w:bookmarkStart w:id="26" w:name="danh-mục-hình"/>
+    <w:bookmarkEnd w:id="24"/>
+    <w:bookmarkStart w:id="25" w:name="danh-mục-hình"/>
     <w:p>
       <w:pPr>
         <w:pStyle w:val="Heading2"/>
@@ -1869,8 +1851,8 @@
         </w:pict>
       </w:r>
     </w:p>
-    <w:bookmarkEnd w:id="26"/>
-    <w:bookmarkStart w:id="27" w:name="danh-mục-từ-viết-tắt"/>
+    <w:bookmarkEnd w:id="25"/>
+    <w:bookmarkStart w:id="26" w:name="danh-mục-từ-viết-tắt"/>
     <w:p>
       <w:pPr>
         <w:pStyle w:val="Heading2"/>
@@ -3916,134 +3898,134 @@
         </w:pict>
       </w:r>
     </w:p>
+    <w:bookmarkEnd w:id="26"/>
+    <w:bookmarkStart w:id="32" w:name="X6b5f457f890892a6024993c4ab9ca614a05a9d8"/>
+    <w:p>
+      <w:pPr>
+        <w:pStyle w:val="Heading2"/>
+      </w:pPr>
+      <w:r>
+        <w:t xml:space="preserve">2.1 GIỚI THIỆU</w:t>
+      </w:r>
+    </w:p>
+    <w:bookmarkStart w:id="27" w:name="Xe52aaf1112e59c4cfcd6bd4d10ff2a675776726"/>
+    <w:p>
+      <w:pPr>
+        <w:pStyle w:val="Heading3"/>
+      </w:pPr>
+      <w:r>
+        <w:t xml:space="preserve">2.1.1 Đặt vấn đề và tính cấp thiết</w:t>
+      </w:r>
+    </w:p>
+    <w:p>
+      <w:pPr>
+        <w:pStyle w:val="FirstParagraph"/>
+      </w:pPr>
+      <w:r>
+        <w:t xml:space="preserve">Khu vực châu Á đã trở thành động lực tăng trưởng của kinh tế thế giới trong gần hai thập niên qua. Theo Asian Development Bank (ADB, 2024), châu Á đóng góp khoảng 60% tăng trưởng GDP toàn cầu giai đoạn 2010–2023, với tổng quy mô kinh tế chiếm xấp xỉ 40% GDP toàn cầu (World Bank, 2024). Bên trong khu vực, hiệu quả hoạt động của doanh nghiệp, đơn vị tế bào của nền kinh tế, là yếu tố quyết định mức độ chuyển hoá tăng trưởng quốc gia thành thịnh vượng và năng lực cạnh tranh dài hạn (Cusolito &amp; Maloney, 2018). Vì vậy, đánh giá thực trạng hiệu quả hoạt động kinh doanh của doanh nghiệp ở châu Á có ý nghĩa lý luận lẫn chính sách.</w:t>
+      </w:r>
+    </w:p>
+    <w:p>
+      <w:pPr>
+        <w:pStyle w:val="BodyText"/>
+      </w:pPr>
+      <w:r>
+        <w:t xml:space="preserve">Bức tranh hiệu quả doanh nghiệp châu Á 2009–2025 được định hình bởi</w:t>
+      </w:r>
+      <w:r>
+        <w:t xml:space="preserve"> </w:t>
+      </w:r>
+      <w:r>
+        <w:rPr>
+          <w:bCs/>
+          <w:b/>
+        </w:rPr>
+        <w:t xml:space="preserve">bảy lớp bối cảnh đan xen</w:t>
+      </w:r>
+      <w:r>
+        <w:t xml:space="preserve">. Bốn lớp đầu gồm: hậu khủng hoảng tài chính toàn cầu 2008–2009; tái cấu trúc chuỗi giá trị toàn cầu sau chiến tranh thương mại Mỹ–Trung 2018 (UNCTAD, 2023); đại dịch COVID-19 2020–2022 (World Bank, 2023); và làn sóng chuyển đổi số tăng tốc từ 2018 (Verhoef et al., 2021; Banalieva &amp; Dhanaraj, 2019). Lớp thứ năm là</w:t>
+      </w:r>
+      <w:r>
+        <w:t xml:space="preserve"> </w:t>
+      </w:r>
+      <w:r>
+        <w:rPr>
+          <w:bCs/>
+          <w:b/>
+        </w:rPr>
+        <w:t xml:space="preserve">giai đoạn AI bùng nổ và củng cố hậu COVID 2023–2025</w:t>
+      </w:r>
+      <w:r>
+        <w:t xml:space="preserve"> </w:t>
+      </w:r>
+      <w:r>
+        <w:t xml:space="preserve">(Stallkamp &amp; Schotter, 2021).</w:t>
+      </w:r>
+      <w:r>
+        <w:t xml:space="preserve"> </w:t>
+      </w:r>
+      <w:r>
+        <w:rPr>
+          <w:bCs/>
+          <w:b/>
+        </w:rPr>
+        <w:t xml:space="preserve">Lớp thứ sáu là xung đột Trung Đông 2026</w:t>
+      </w:r>
+      <w:r>
+        <w:t xml:space="preserve">, IMF (2026, tháng 4) điều chỉnh giảm tăng trưởng toàn cầu xuống 3, 1% năm 2026; ADB (2026, tháng 4) dự báo Pacific 3, 4%, Đông Nam Á 4, 7%, Việt Nam 7, 0%. Riêng Việt Nam, ADB (2026, tháng 4) ghi nhận GDP lịch sử 2025 đạt 8, 0% và cập nhật dự báo 7, 2% (2026) → 7, 0% (2027).</w:t>
+      </w:r>
+      <w:r>
+        <w:t xml:space="preserve"> </w:t>
+      </w:r>
+      <w:r>
+        <w:rPr>
+          <w:bCs/>
+          <w:b/>
+        </w:rPr>
+        <w:t xml:space="preserve">Lớp thứ bảy là bất định chính sách thuế quan Mỹ 2026</w:t>
+      </w:r>
+      <w:r>
+        <w:t xml:space="preserve">, Mỹ chiếm xấp xỉ 30% tổng kim ngạch xuất khẩu Việt Nam; thuế toàn cầu 10% tạm thời tạo áp lực kép: hiệu ứng front-loading ngắn hạn và trì hoãn đầu tư dài hạn.</w:t>
+      </w:r>
+    </w:p>
+    <w:p>
+      <w:pPr>
+        <w:pStyle w:val="BodyText"/>
+      </w:pPr>
+      <w:r>
+        <w:t xml:space="preserve">Trong bối cảnh đó, hệ thống thông tin về hiệu quả doanh nghiệp châu Á còn phân mảnh. World Bank Enterprise Surveys (WBES) là cơ sở dữ liệu vi mô tin cậy nhất hiện có (World Bank Enterprise Surveys, 2025). Đỗ và Phan (2026, VEFR) đã mở rộng phạm vi WBES đến 17 nền kinh tế châu Á mới nổi với ~40.633 doanh nghiệp. Tuy nhiên, vẫn còn ít tổng hợp xuyên 47 nền kinh tế trên giai đoạn dài 2009–2025. Chuyên đề này lấp khoảng trống thực tiễn đó bằng cách tổng hợp dữ liệu</w:t>
+      </w:r>
+      <w:r>
+        <w:t xml:space="preserve"> </w:t>
+      </w:r>
+      <w:r>
+        <w:rPr>
+          <w:bCs/>
+          <w:b/>
+        </w:rPr>
+        <w:t xml:space="preserve">101.185 doanh nghiệp xuyên 47 nền kinh tế × 108 cặp quốc gia × năm × 14 mốc khảo sát</w:t>
+      </w:r>
+      <w:r>
+        <w:t xml:space="preserve">, gấp 2, 5 lần phạm vi của Đỗ &amp; Phan (2026, VEFR).</w:t>
+      </w:r>
+    </w:p>
+    <w:p>
+      <w:pPr>
+        <w:pStyle w:val="BodyText"/>
+      </w:pPr>
+      <w:r>
+        <w:rPr>
+          <w:bCs/>
+          <w:b/>
+        </w:rPr>
+        <w:t xml:space="preserve">Ẩn dụ minh họa, Fiji và Singapore</w:t>
+      </w:r>
+      <w:r>
+        <w:t xml:space="preserve">: Trường hợp Fiji 2025 với tỷ lệ website 74, 8% vượt Singapore 66, 1% là minh chứng rõ nhất cho ranh giới giữa "lý thuyết Uppsala vận hành ở điểm tối ưu" và "lý thuyết Uppsala bị biến dạng ở điều kiện biên". Đối với Fiji và 6 SIDS Pacific khác, số hóa không phải công cụ tối ưu hóa chuỗi cung ứng mà là phương tiện sinh tồn, dẫn vào các luận điểm về điều kiện biên của mô hình U-curve và tiểu cảnh điển hình SIDS Pacific trong phần 2.3.</w:t>
+      </w:r>
+    </w:p>
     <w:bookmarkEnd w:id="27"/>
-    <w:bookmarkStart w:id="33" w:name="X6b5f457f890892a6024993c4ab9ca614a05a9d8"/>
-    <w:p>
-      <w:pPr>
-        <w:pStyle w:val="Heading2"/>
-      </w:pPr>
-      <w:r>
-        <w:t xml:space="preserve">2.1 GIỚI THIỆU</w:t>
-      </w:r>
-    </w:p>
-    <w:bookmarkStart w:id="28" w:name="Xe52aaf1112e59c4cfcd6bd4d10ff2a675776726"/>
-    <w:p>
-      <w:pPr>
-        <w:pStyle w:val="Heading3"/>
-      </w:pPr>
-      <w:r>
-        <w:t xml:space="preserve">2.1.1 Đặt vấn đề và tính cấp thiết</w:t>
-      </w:r>
-    </w:p>
-    <w:p>
-      <w:pPr>
-        <w:pStyle w:val="FirstParagraph"/>
-      </w:pPr>
-      <w:r>
-        <w:t xml:space="preserve">Khu vực châu Á đã trở thành động lực tăng trưởng của kinh tế thế giới trong gần hai thập niên qua. Theo Asian Development Bank (ADB, 2024), châu Á đóng góp khoảng 60% tăng trưởng GDP toàn cầu giai đoạn 2010–2023, với tổng quy mô kinh tế chiếm xấp xỉ 40% GDP toàn cầu (World Bank, 2024). Bên trong khu vực, hiệu quả hoạt động của doanh nghiệp, đơn vị tế bào của nền kinh tế, là yếu tố quyết định mức độ chuyển hoá tăng trưởng quốc gia thành thịnh vượng và năng lực cạnh tranh dài hạn (Cusolito &amp; Maloney, 2018). Vì vậy, đánh giá thực trạng hiệu quả hoạt động kinh doanh của doanh nghiệp ở châu Á có ý nghĩa lý luận lẫn chính sách.</w:t>
-      </w:r>
-    </w:p>
-    <w:p>
-      <w:pPr>
-        <w:pStyle w:val="BodyText"/>
-      </w:pPr>
-      <w:r>
-        <w:t xml:space="preserve">Bức tranh hiệu quả doanh nghiệp châu Á 2009–2025 được định hình bởi</w:t>
-      </w:r>
-      <w:r>
-        <w:t xml:space="preserve"> </w:t>
-      </w:r>
-      <w:r>
-        <w:rPr>
-          <w:bCs/>
-          <w:b/>
-        </w:rPr>
-        <w:t xml:space="preserve">bảy lớp bối cảnh đan xen</w:t>
-      </w:r>
-      <w:r>
-        <w:t xml:space="preserve">. Bốn lớp đầu gồm: hậu khủng hoảng tài chính toàn cầu 2008–2009; tái cấu trúc chuỗi giá trị toàn cầu sau chiến tranh thương mại Mỹ–Trung 2018 (UNCTAD, 2023); đại dịch COVID-19 2020–2022 (World Bank, 2023); và làn sóng chuyển đổi số tăng tốc từ 2018 (Verhoef et al., 2021; Banalieva &amp; Dhanaraj, 2019). Lớp thứ năm là</w:t>
-      </w:r>
-      <w:r>
-        <w:t xml:space="preserve"> </w:t>
-      </w:r>
-      <w:r>
-        <w:rPr>
-          <w:bCs/>
-          <w:b/>
-        </w:rPr>
-        <w:t xml:space="preserve">giai đoạn AI bùng nổ và củng cố hậu COVID 2023–2025</w:t>
-      </w:r>
-      <w:r>
-        <w:t xml:space="preserve"> </w:t>
-      </w:r>
-      <w:r>
-        <w:t xml:space="preserve">(Stallkamp &amp; Schotter, 2021).</w:t>
-      </w:r>
-      <w:r>
-        <w:t xml:space="preserve"> </w:t>
-      </w:r>
-      <w:r>
-        <w:rPr>
-          <w:bCs/>
-          <w:b/>
-        </w:rPr>
-        <w:t xml:space="preserve">Lớp thứ sáu là xung đột Trung Đông 2026</w:t>
-      </w:r>
-      <w:r>
-        <w:t xml:space="preserve">, IMF (2026, tháng 4) điều chỉnh giảm tăng trưởng toàn cầu xuống 3, 1% năm 2026; ADB (2026, tháng 4) dự báo Pacific 3, 4%, Đông Nam Á 4, 7%, Việt Nam 7, 0%. Riêng Việt Nam, ADB (2026, tháng 4) ghi nhận GDP lịch sử 2025 đạt 8, 0% và cập nhật dự báo 7, 2% (2026) → 7, 0% (2027).</w:t>
-      </w:r>
-      <w:r>
-        <w:t xml:space="preserve"> </w:t>
-      </w:r>
-      <w:r>
-        <w:rPr>
-          <w:bCs/>
-          <w:b/>
-        </w:rPr>
-        <w:t xml:space="preserve">Lớp thứ bảy là bất định chính sách thuế quan Mỹ 2026</w:t>
-      </w:r>
-      <w:r>
-        <w:t xml:space="preserve">, Mỹ chiếm xấp xỉ 30% tổng kim ngạch xuất khẩu Việt Nam; thuế toàn cầu 10% tạm thời tạo áp lực kép: hiệu ứng front-loading ngắn hạn và trì hoãn đầu tư dài hạn.</w:t>
-      </w:r>
-    </w:p>
-    <w:p>
-      <w:pPr>
-        <w:pStyle w:val="BodyText"/>
-      </w:pPr>
-      <w:r>
-        <w:t xml:space="preserve">Trong bối cảnh đó, hệ thống thông tin về hiệu quả doanh nghiệp châu Á còn phân mảnh. World Bank Enterprise Surveys (WBES) là cơ sở dữ liệu vi mô tin cậy nhất hiện có (World Bank Enterprise Surveys, 2025). Đỗ và Phan (2026, VEFR) đã mở rộng phạm vi WBES đến 17 nền kinh tế châu Á mới nổi với ~40.633 doanh nghiệp. Tuy nhiên, vẫn còn ít tổng hợp xuyên 47 nền kinh tế trên giai đoạn dài 2009–2025. Chuyên đề này lấp khoảng trống thực tiễn đó bằng cách tổng hợp dữ liệu</w:t>
-      </w:r>
-      <w:r>
-        <w:t xml:space="preserve"> </w:t>
-      </w:r>
-      <w:r>
-        <w:rPr>
-          <w:bCs/>
-          <w:b/>
-        </w:rPr>
-        <w:t xml:space="preserve">101.185 doanh nghiệp xuyên 47 nền kinh tế × 108 cặp quốc gia × năm × 14 mốc khảo sát</w:t>
-      </w:r>
-      <w:r>
-        <w:t xml:space="preserve">, gấp 2, 5 lần phạm vi của Đỗ &amp; Phan (2026, VEFR).</w:t>
-      </w:r>
-    </w:p>
-    <w:p>
-      <w:pPr>
-        <w:pStyle w:val="BodyText"/>
-      </w:pPr>
-      <w:r>
-        <w:rPr>
-          <w:bCs/>
-          <w:b/>
-        </w:rPr>
-        <w:t xml:space="preserve">Ẩn dụ minh họa, Fiji và Singapore</w:t>
-      </w:r>
-      <w:r>
-        <w:t xml:space="preserve">: Trường hợp Fiji 2025 với tỷ lệ website 74, 8% vượt Singapore 66, 1% là minh chứng rõ nhất cho ranh giới giữa "lý thuyết Uppsala vận hành ở điểm tối ưu" và "lý thuyết Uppsala bị biến dạng ở điều kiện biên". Đối với Fiji và 6 SIDS Pacific khác, số hóa không phải công cụ tối ưu hóa chuỗi cung ứng mà là phương tiện sinh tồn, dẫn vào các luận điểm về điều kiện biên của mô hình U-curve và tiểu cảnh điển hình SIDS Pacific trong phần 2.3.</w:t>
-      </w:r>
-    </w:p>
-    <w:bookmarkEnd w:id="28"/>
-    <w:bookmarkStart w:id="29" w:name="Xfbf7d657b2e7a0afef245e3baf59220fad61883"/>
+    <w:bookmarkStart w:id="28" w:name="Xfbf7d657b2e7a0afef245e3baf59220fad61883"/>
     <w:p>
       <w:pPr>
         <w:pStyle w:val="Heading3"/>
@@ -4171,8 +4153,8 @@
         <w:t xml:space="preserve">Đề xuất khoảng trống thực tiễn để định hướng nghiên cứu tiếp theo.</w:t>
       </w:r>
     </w:p>
-    <w:bookmarkEnd w:id="29"/>
-    <w:bookmarkStart w:id="30" w:name="X6d34d90c3ee79c5ab598c7ba95dcae889b6e875"/>
+    <w:bookmarkEnd w:id="28"/>
+    <w:bookmarkStart w:id="29" w:name="X6d34d90c3ee79c5ab598c7ba95dcae889b6e875"/>
     <w:p>
       <w:pPr>
         <w:pStyle w:val="Heading3"/>
@@ -4370,131 +4352,131 @@
         <w:t xml:space="preserve">(16 năm × 14 mốc khảo sát). Ba thế hệ schema WBES: PICS3 (2009–2012, n=14.335), Standardized (2013–2017, n=25.046), BREADY/BEE/EAP Core (2018–2025, n=61.804).</w:t>
       </w:r>
     </w:p>
+    <w:bookmarkEnd w:id="29"/>
+    <w:bookmarkStart w:id="30" w:name="X40ede26c0257ae4d88a1ae4b7277e9f0c4d36f7"/>
+    <w:p>
+      <w:pPr>
+        <w:pStyle w:val="Heading3"/>
+      </w:pPr>
+      <w:r>
+        <w:t xml:space="preserve">2.1.4 Giới hạn nghiên cứu</w:t>
+      </w:r>
+    </w:p>
+    <w:p>
+      <w:pPr>
+        <w:pStyle w:val="FirstParagraph"/>
+      </w:pPr>
+      <w:r>
+        <w:t xml:space="preserve">Bảy giới hạn cấu trúc được thừa nhận minh bạch:</w:t>
+      </w:r>
+    </w:p>
+    <w:p>
+      <w:pPr>
+        <w:pStyle w:val="BodyText"/>
+      </w:pPr>
+      <w:r>
+        <w:rPr>
+          <w:bCs/>
+          <w:b/>
+        </w:rPr>
+        <w:t xml:space="preserve">(1) Cross-sectional không cho phép suy luận nhân quả mạnh</w:t>
+      </w:r>
+      <w:r>
+        <w:t xml:space="preserve">: WBES là repeated cross-sections, không phải panel cân bằng. Kết luận nhân quả dựa trên ước lượng biến công cụ từ nghiên cứu Việt Nam và không thể khái quát trực tiếp sang 47 nền kinh tế.</w:t>
+      </w:r>
+    </w:p>
+    <w:p>
+      <w:pPr>
+        <w:pStyle w:val="BodyText"/>
+      </w:pPr>
+      <w:r>
+        <w:rPr>
+          <w:bCs/>
+          <w:b/>
+        </w:rPr>
+        <w:t xml:space="preserve">(2) Chỉ số áp dụng số bị giới hạn ở Tier-1 và Tier-2</w:t>
+      </w:r>
+      <w:r>
+        <w:t xml:space="preserve">: Bộ câu hỏi PICS3/Standardized chỉ có website nhị phân (Tier-1). BREADY có Tier-2 nhưng không đo Tier-3/4. Chuyên đề chỉ phát biểu về phần bù Tier-1/2, không phải toàn bộ phổ áp dụng số.</w:t>
+      </w:r>
+    </w:p>
+    <w:p>
+      <w:pPr>
+        <w:pStyle w:val="BodyText"/>
+      </w:pPr>
+      <w:r>
+        <w:rPr>
+          <w:bCs/>
+          <w:b/>
+        </w:rPr>
+        <w:t xml:space="preserve">(3) Chỉ số TCI tổng hợp với trọng số đồng đều</w:t>
+      </w:r>
+      <w:r>
+        <w:t xml:space="preserve">: Trung bình đơn giản 4 thành phần (ISO, R&amp;D, đổi mới sản phẩm, công nghệ nước ngoài) chưa được xác nhận bằng phân tích nhân tố, trọng số tối ưu có thể khác nhau giữa các nhóm ICRV.</w:t>
+      </w:r>
+    </w:p>
+    <w:p>
+      <w:pPr>
+        <w:pStyle w:val="BodyText"/>
+      </w:pPr>
+      <w:r>
+        <w:rPr>
+          <w:bCs/>
+          <w:b/>
+        </w:rPr>
+        <w:t xml:space="preserve">(4) Thiếu một số biến lãnh đạo trong các sóng khảo sát cũ</w:t>
+      </w:r>
+      <w:r>
+        <w:t xml:space="preserve">: Biến kinh nghiệm quản lý và giới tính lãnh đạo không có đủ trong tất cả 14 sóng WBES. Phân tích liên quan phải thực hiện trên mẫu con, tạo ra khả năng lệch chọn lọc.</w:t>
+      </w:r>
+    </w:p>
+    <w:p>
+      <w:pPr>
+        <w:pStyle w:val="BodyText"/>
+      </w:pPr>
+      <w:r>
+        <w:rPr>
+          <w:bCs/>
+          <w:b/>
+        </w:rPr>
+        <w:t xml:space="preserve">(5) Không tách biệt tác động COVID-19 khỏi tác động áp dụng số</w:t>
+      </w:r>
+      <w:r>
+        <w:t xml:space="preserve">: Bộ câu hỏi BREADY 2018–2025 bao gồm giai đoạn gián đoạn COVID (2020–2022) và tăng tốc AI (2023+). Kết quả từ BREADY 2025 nên được giải thích là "hậu đại dịch kết hợp tăng tốc số".</w:t>
+      </w:r>
+    </w:p>
+    <w:p>
+      <w:pPr>
+        <w:pStyle w:val="BodyText"/>
+      </w:pPr>
+      <w:r>
+        <w:rPr>
+          <w:bCs/>
+          <w:b/>
+        </w:rPr>
+        <w:t xml:space="preserve">(6) Phạm vi SIDS chưa đầy đủ</w:t>
+      </w:r>
+      <w:r>
+        <w:t xml:space="preserve">: 9/~52 SIDS theo UNCTAD (dữ liệu WBES hiện có). Tuvalu, Nauru, Marshall Islands, Micronesia chưa có WBES. Kết luận về chi phí quốc tế hóa buộc phải có thể chưa đại diện toàn bộ SIDS Pacific.</w:t>
+      </w:r>
+    </w:p>
+    <w:p>
+      <w:pPr>
+        <w:pStyle w:val="BodyText"/>
+      </w:pPr>
+      <w:r>
+        <w:rPr>
+          <w:bCs/>
+          <w:b/>
+        </w:rPr>
+        <w:t xml:space="preserve">(7) Không có dữ liệu cường độ số theo ngành</w:t>
+      </w:r>
+      <w:r>
+        <w:t xml:space="preserve">: WBES không phân biệt chỉ số áp dụng số theo ngành. Doanh nghiệp sản xuất và dịch vụ có hệ số DAI Tier-1 giống nhau nhưng cường độ số thực tế khác nhau. Hiệu ứng cố định ngành kiểm soát được một phần nhưng không giải quyết triệt để vấn đề này.</w:t>
+      </w:r>
+    </w:p>
     <w:bookmarkEnd w:id="30"/>
-    <w:bookmarkStart w:id="31" w:name="X40ede26c0257ae4d88a1ae4b7277e9f0c4d36f7"/>
-    <w:p>
-      <w:pPr>
-        <w:pStyle w:val="Heading3"/>
-      </w:pPr>
-      <w:r>
-        <w:t xml:space="preserve">2.1.4 Giới hạn nghiên cứu</w:t>
-      </w:r>
-    </w:p>
-    <w:p>
-      <w:pPr>
-        <w:pStyle w:val="FirstParagraph"/>
-      </w:pPr>
-      <w:r>
-        <w:t xml:space="preserve">Bảy giới hạn cấu trúc được thừa nhận minh bạch:</w:t>
-      </w:r>
-    </w:p>
-    <w:p>
-      <w:pPr>
-        <w:pStyle w:val="BodyText"/>
-      </w:pPr>
-      <w:r>
-        <w:rPr>
-          <w:bCs/>
-          <w:b/>
-        </w:rPr>
-        <w:t xml:space="preserve">(1) Cross-sectional không cho phép suy luận nhân quả mạnh</w:t>
-      </w:r>
-      <w:r>
-        <w:t xml:space="preserve">: WBES là repeated cross-sections, không phải panel cân bằng. Kết luận nhân quả dựa trên ước lượng biến công cụ từ nghiên cứu Việt Nam và không thể khái quát trực tiếp sang 47 nền kinh tế.</w:t>
-      </w:r>
-    </w:p>
-    <w:p>
-      <w:pPr>
-        <w:pStyle w:val="BodyText"/>
-      </w:pPr>
-      <w:r>
-        <w:rPr>
-          <w:bCs/>
-          <w:b/>
-        </w:rPr>
-        <w:t xml:space="preserve">(2) Chỉ số áp dụng số bị giới hạn ở Tier-1 và Tier-2</w:t>
-      </w:r>
-      <w:r>
-        <w:t xml:space="preserve">: Bộ câu hỏi PICS3/Standardized chỉ có website nhị phân (Tier-1). BREADY có Tier-2 nhưng không đo Tier-3/4. Chuyên đề chỉ phát biểu về phần bù Tier-1/2, không phải toàn bộ phổ áp dụng số.</w:t>
-      </w:r>
-    </w:p>
-    <w:p>
-      <w:pPr>
-        <w:pStyle w:val="BodyText"/>
-      </w:pPr>
-      <w:r>
-        <w:rPr>
-          <w:bCs/>
-          <w:b/>
-        </w:rPr>
-        <w:t xml:space="preserve">(3) Chỉ số TCI tổng hợp với trọng số đồng đều</w:t>
-      </w:r>
-      <w:r>
-        <w:t xml:space="preserve">: Trung bình đơn giản 4 thành phần (ISO, R&amp;D, đổi mới sản phẩm, công nghệ nước ngoài) chưa được xác nhận bằng phân tích nhân tố, trọng số tối ưu có thể khác nhau giữa các nhóm ICRV.</w:t>
-      </w:r>
-    </w:p>
-    <w:p>
-      <w:pPr>
-        <w:pStyle w:val="BodyText"/>
-      </w:pPr>
-      <w:r>
-        <w:rPr>
-          <w:bCs/>
-          <w:b/>
-        </w:rPr>
-        <w:t xml:space="preserve">(4) Thiếu một số biến lãnh đạo trong các sóng khảo sát cũ</w:t>
-      </w:r>
-      <w:r>
-        <w:t xml:space="preserve">: Biến kinh nghiệm quản lý và giới tính lãnh đạo không có đủ trong tất cả 14 sóng WBES. Phân tích liên quan phải thực hiện trên mẫu con, tạo ra khả năng lệch chọn lọc.</w:t>
-      </w:r>
-    </w:p>
-    <w:p>
-      <w:pPr>
-        <w:pStyle w:val="BodyText"/>
-      </w:pPr>
-      <w:r>
-        <w:rPr>
-          <w:bCs/>
-          <w:b/>
-        </w:rPr>
-        <w:t xml:space="preserve">(5) Không tách biệt tác động COVID-19 khỏi tác động áp dụng số</w:t>
-      </w:r>
-      <w:r>
-        <w:t xml:space="preserve">: Bộ câu hỏi BREADY 2018–2025 bao gồm giai đoạn gián đoạn COVID (2020–2022) và tăng tốc AI (2023+). Kết quả từ BREADY 2025 nên được giải thích là "hậu đại dịch kết hợp tăng tốc số".</w:t>
-      </w:r>
-    </w:p>
-    <w:p>
-      <w:pPr>
-        <w:pStyle w:val="BodyText"/>
-      </w:pPr>
-      <w:r>
-        <w:rPr>
-          <w:bCs/>
-          <w:b/>
-        </w:rPr>
-        <w:t xml:space="preserve">(6) Phạm vi SIDS chưa đầy đủ</w:t>
-      </w:r>
-      <w:r>
-        <w:t xml:space="preserve">: 9/~52 SIDS theo UNCTAD (dữ liệu WBES hiện có). Tuvalu, Nauru, Marshall Islands, Micronesia chưa có WBES. Kết luận về chi phí quốc tế hóa buộc phải có thể chưa đại diện toàn bộ SIDS Pacific.</w:t>
-      </w:r>
-    </w:p>
-    <w:p>
-      <w:pPr>
-        <w:pStyle w:val="BodyText"/>
-      </w:pPr>
-      <w:r>
-        <w:rPr>
-          <w:bCs/>
-          <w:b/>
-        </w:rPr>
-        <w:t xml:space="preserve">(7) Không có dữ liệu cường độ số theo ngành</w:t>
-      </w:r>
-      <w:r>
-        <w:t xml:space="preserve">: WBES không phân biệt chỉ số áp dụng số theo ngành. Doanh nghiệp sản xuất và dịch vụ có hệ số DAI Tier-1 giống nhau nhưng cường độ số thực tế khác nhau. Hiệu ứng cố định ngành kiểm soát được một phần nhưng không giải quyết triệt để vấn đề này.</w:t>
-      </w:r>
-    </w:p>
-    <w:bookmarkEnd w:id="31"/>
-    <w:bookmarkStart w:id="32" w:name="X2686b5fe285119b7194d05d8d607138c33c7a34"/>
+    <w:bookmarkStart w:id="31" w:name="X2686b5fe285119b7194d05d8d607138c33c7a34"/>
     <w:p>
       <w:pPr>
         <w:pStyle w:val="Heading3"/>
@@ -4657,9 +4639,9 @@
         </w:pict>
       </w:r>
     </w:p>
+    <w:bookmarkEnd w:id="31"/>
     <w:bookmarkEnd w:id="32"/>
-    <w:bookmarkEnd w:id="33"/>
-    <w:bookmarkStart w:id="34" w:name="X8ba68eb4f47e195906995745687b14136750d53"/>
+    <w:bookmarkStart w:id="33" w:name="X8ba68eb4f47e195906995745687b14136750d53"/>
     <w:p>
       <w:pPr>
         <w:pStyle w:val="Heading2"/>
@@ -4940,32 +4922,181 @@
         </w:pict>
       </w:r>
     </w:p>
+    <w:bookmarkEnd w:id="33"/>
+    <w:bookmarkStart w:id="81" w:name="X342156ccfd2c7f5ced860191aa03b7b6d212c37"/>
+    <w:p>
+      <w:pPr>
+        <w:pStyle w:val="Heading2"/>
+      </w:pPr>
+      <w:r>
+        <w:t xml:space="preserve">2.3 NỘI DUNG NGHIÊN CỨU</w:t>
+      </w:r>
+    </w:p>
+    <w:bookmarkStart w:id="40" w:name="X675ab5af00d74d00e27b461f47ed6d6446b9560"/>
+    <w:p>
+      <w:pPr>
+        <w:pStyle w:val="Heading3"/>
+      </w:pPr>
+      <w:r>
+        <w:t xml:space="preserve">2.3.1 Cơ sở lý luận về hiệu quả hoạt động kinh doanh</w:t>
+      </w:r>
+    </w:p>
+    <w:bookmarkStart w:id="34" w:name="Xfe2faeb00cd57cec256c4bcff291c23a776f5c5"/>
+    <w:p>
+      <w:pPr>
+        <w:pStyle w:val="Heading4"/>
+      </w:pPr>
+      <w:r>
+        <w:t xml:space="preserve">2.3.1.1 Khái niệm hiệu quả hoạt động kinh doanh</w:t>
+      </w:r>
+    </w:p>
+    <w:p>
+      <w:pPr>
+        <w:pStyle w:val="FirstParagraph"/>
+      </w:pPr>
+      <w:r>
+        <w:t xml:space="preserve">Hiệu quả hoạt động kinh doanh (firm performance) là khái niệm</w:t>
+      </w:r>
+      <w:r>
+        <w:t xml:space="preserve"> </w:t>
+      </w:r>
+      <w:r>
+        <w:rPr>
+          <w:bCs/>
+          <w:b/>
+        </w:rPr>
+        <w:t xml:space="preserve">đa chiều</w:t>
+      </w:r>
+      <w:r>
+        <w:t xml:space="preserve"> </w:t>
+      </w:r>
+      <w:r>
+        <w:t xml:space="preserve">phản ánh mức độ đạt được các mục tiêu chiến lược của doanh nghiệp theo thời gian và trong bối cảnh thể chế cụ thể. Venkatraman và Ramanujam (1986) phân biệt hai tầng: (a)</w:t>
+      </w:r>
+      <w:r>
+        <w:t xml:space="preserve"> </w:t>
+      </w:r>
+      <w:r>
+        <w:rPr>
+          <w:bCs/>
+          <w:b/>
+        </w:rPr>
+        <w:t xml:space="preserve">hiệu quả tài chính</w:t>
+      </w:r>
+      <w:r>
+        <w:t xml:space="preserve">, doanh thu, lợi nhuận, tỷ suất sinh lợi; và (b)</w:t>
+      </w:r>
+      <w:r>
+        <w:t xml:space="preserve"> </w:t>
+      </w:r>
+      <w:r>
+        <w:rPr>
+          <w:bCs/>
+          <w:b/>
+        </w:rPr>
+        <w:t xml:space="preserve">hiệu quả hoạt động rộng hơn</w:t>
+      </w:r>
+      <w:r>
+        <w:t xml:space="preserve">, thị phần, đổi mới, năng suất, tăng trưởng việc làm. Lý thuyết dựa trên nguồn lực (Barney, 1991; Wernerfelt, 1984) xem hiệu quả doanh nghiệp là kết quả của việc tích lũy và khai thác</w:t>
+      </w:r>
+      <w:r>
+        <w:t xml:space="preserve"> </w:t>
+      </w:r>
+      <w:r>
+        <w:rPr>
+          <w:bCs/>
+          <w:b/>
+        </w:rPr>
+        <w:t xml:space="preserve">nguồn lực chiến lược</w:t>
+      </w:r>
+      <w:r>
+        <w:t xml:space="preserve"> </w:t>
+      </w:r>
+      <w:r>
+        <w:t xml:space="preserve">(có giá trị, hiếm, không thể sao chép, không thể thay thế, VRIN), trong khi quan điểm thể chế (North, 1990; Scott, 1995; Peng, 2001) nhấn mạnh rằng hiệu quả này bị định hình mạnh bởi</w:t>
+      </w:r>
+      <w:r>
+        <w:t xml:space="preserve"> </w:t>
+      </w:r>
+      <w:r>
+        <w:rPr>
+          <w:bCs/>
+          <w:b/>
+        </w:rPr>
+        <w:t xml:space="preserve">môi trường thể chế</w:t>
+      </w:r>
+      <w:r>
+        <w:t xml:space="preserve"> </w:t>
+      </w:r>
+      <w:r>
+        <w:t xml:space="preserve">nơi doanh nghiệp hoạt động.</w:t>
+      </w:r>
+    </w:p>
+    <w:p>
+      <w:pPr>
+        <w:pStyle w:val="BodyText"/>
+      </w:pPr>
+      <w:r>
+        <w:t xml:space="preserve">Trong bối cảnh nghiên cứu xuyên quốc gia, khái niệm hiệu quả cần được</w:t>
+      </w:r>
+      <w:r>
+        <w:t xml:space="preserve"> </w:t>
+      </w:r>
+      <w:r>
+        <w:rPr>
+          <w:bCs/>
+          <w:b/>
+        </w:rPr>
+        <w:t xml:space="preserve">tiêu chuẩn hóa</w:t>
+      </w:r>
+      <w:r>
+        <w:t xml:space="preserve"> </w:t>
+      </w:r>
+      <w:r>
+        <w:t xml:space="preserve">để so sánh được. Theo Cusolito và Maloney (2018),</w:t>
+      </w:r>
+      <w:r>
+        <w:t xml:space="preserve"> </w:t>
+      </w:r>
+      <w:r>
+        <w:rPr>
+          <w:bCs/>
+          <w:b/>
+        </w:rPr>
+        <w:t xml:space="preserve">năng suất lao động</w:t>
+      </w:r>
+      <w:r>
+        <w:t xml:space="preserve">, đo bằng giá trị gia tăng trên lao động hoặc doanh thu trên lao động, là thước đo phổ biến nhất trong các nghiên cứu WBES vì: (a) tính khả dụng cao xuyên 3 thế hệ schema; (b) ít bị biến dạng bởi cơ cấu vốn hay cơ chế thuế quốc gia; (c) phản ánh trực tiếp năng lực chuyển đổi đầu vào thành đầu ra. Trong chuyên đề này, năng suất lao động được tính bằng:</w:t>
+      </w:r>
+    </w:p>
+    <w:p>
+      <w:pPr>
+        <w:pStyle w:val="BodyText"/>
+      </w:pPr>
+      <w:r>
+        <w:rPr>
+          <w:bCs/>
+          <w:b/>
+        </w:rPr>
+        <w:t xml:space="preserve">LP = ln(Doanh thu bán hàng hàng năm PPP / Số lao động toàn thời gian)</w:t>
+      </w:r>
+    </w:p>
+    <w:p>
+      <w:pPr>
+        <w:pStyle w:val="BodyText"/>
+      </w:pPr>
+      <w:r>
+        <w:t xml:space="preserve">Giá trị LP được winsorize ở mức 1/99 phân vị trong cụm quốc gia × năm để kiểm soát ngoại lai và được điều chỉnh theo sức mua tương đương nhằm đảm bảo tính so sánh xuyên quốc gia (World Bank Enterprise Surveys, 2025).</w:t>
+      </w:r>
+    </w:p>
     <w:bookmarkEnd w:id="34"/>
-    <w:bookmarkStart w:id="82" w:name="X342156ccfd2c7f5ced860191aa03b7b6d212c37"/>
-    <w:p>
-      <w:pPr>
-        <w:pStyle w:val="Heading2"/>
-      </w:pPr>
-      <w:r>
-        <w:t xml:space="preserve">2.3 NỘI DUNG NGHIÊN CỨU</w:t>
-      </w:r>
-    </w:p>
-    <w:bookmarkStart w:id="41" w:name="X675ab5af00d74d00e27b461f47ed6d6446b9560"/>
-    <w:p>
-      <w:pPr>
-        <w:pStyle w:val="Heading3"/>
-      </w:pPr>
-      <w:r>
-        <w:t xml:space="preserve">2.3.1 Cơ sở lý luận về hiệu quả hoạt động kinh doanh</w:t>
-      </w:r>
-    </w:p>
-    <w:bookmarkStart w:id="35" w:name="Xfe2faeb00cd57cec256c4bcff291c23a776f5c5"/>
+    <w:bookmarkStart w:id="35" w:name="Xa75a9f34ff92610c157ef90079513d04d170c8a"/>
     <w:p>
       <w:pPr>
         <w:pStyle w:val="Heading4"/>
       </w:pPr>
       <w:r>
-        <w:t xml:space="preserve">2.3.1.1 Khái niệm hiệu quả hoạt động kinh doanh</w:t>
+        <w:t xml:space="preserve">2.3.1.2 Bốn chiều đo lường hiệu quả</w:t>
       </w:r>
     </w:p>
     <w:p>
@@ -4973,81 +5104,23 @@
         <w:pStyle w:val="FirstParagraph"/>
       </w:pPr>
       <w:r>
-        <w:t xml:space="preserve">Hiệu quả hoạt động kinh doanh (firm performance) là khái niệm</w:t>
-      </w:r>
-      <w:r>
-        <w:t xml:space="preserve"> </w:t>
-      </w:r>
-      <w:r>
-        <w:rPr>
-          <w:bCs/>
-          <w:b/>
-        </w:rPr>
-        <w:t xml:space="preserve">đa chiều</w:t>
-      </w:r>
-      <w:r>
-        <w:t xml:space="preserve"> </w:t>
-      </w:r>
-      <w:r>
-        <w:t xml:space="preserve">phản ánh mức độ đạt được các mục tiêu chiến lược của doanh nghiệp theo thời gian và trong bối cảnh thể chế cụ thể. Venkatraman và Ramanujam (1986) phân biệt hai tầng: (a)</w:t>
-      </w:r>
-      <w:r>
-        <w:t xml:space="preserve"> </w:t>
-      </w:r>
-      <w:r>
-        <w:rPr>
-          <w:bCs/>
-          <w:b/>
-        </w:rPr>
-        <w:t xml:space="preserve">hiệu quả tài chính</w:t>
-      </w:r>
-      <w:r>
-        <w:t xml:space="preserve">, doanh thu, lợi nhuận, tỷ suất sinh lợi; và (b)</w:t>
-      </w:r>
-      <w:r>
-        <w:t xml:space="preserve"> </w:t>
-      </w:r>
-      <w:r>
-        <w:rPr>
-          <w:bCs/>
-          <w:b/>
-        </w:rPr>
-        <w:t xml:space="preserve">hiệu quả hoạt động rộng hơn</w:t>
-      </w:r>
-      <w:r>
-        <w:t xml:space="preserve">, thị phần, đổi mới, năng suất, tăng trưởng việc làm. Lý thuyết dựa trên nguồn lực (Barney, 1991; Wernerfelt, 1984) xem hiệu quả doanh nghiệp là kết quả của việc tích lũy và khai thác</w:t>
-      </w:r>
-      <w:r>
-        <w:t xml:space="preserve"> </w:t>
-      </w:r>
-      <w:r>
-        <w:rPr>
-          <w:bCs/>
-          <w:b/>
-        </w:rPr>
-        <w:t xml:space="preserve">nguồn lực chiến lược</w:t>
-      </w:r>
-      <w:r>
-        <w:t xml:space="preserve"> </w:t>
-      </w:r>
-      <w:r>
-        <w:t xml:space="preserve">(có giá trị, hiếm, không thể sao chép, không thể thay thế, VRIN), trong khi quan điểm thể chế (North, 1990; Scott, 1995; Peng, 2001) nhấn mạnh rằng hiệu quả này bị định hình mạnh bởi</w:t>
-      </w:r>
-      <w:r>
-        <w:t xml:space="preserve"> </w:t>
-      </w:r>
-      <w:r>
-        <w:rPr>
-          <w:bCs/>
-          <w:b/>
-        </w:rPr>
-        <w:t xml:space="preserve">môi trường thể chế</w:t>
-      </w:r>
-      <w:r>
-        <w:t xml:space="preserve"> </w:t>
-      </w:r>
-      <w:r>
-        <w:t xml:space="preserve">nơi doanh nghiệp hoạt động.</w:t>
+        <w:t xml:space="preserve">Hiệu quả doanh nghiệp trong chuyên đề này được đo lường theo</w:t>
+      </w:r>
+      <w:r>
+        <w:t xml:space="preserve"> </w:t>
+      </w:r>
+      <w:r>
+        <w:rPr>
+          <w:bCs/>
+          <w:b/>
+        </w:rPr>
+        <w:t xml:space="preserve">bốn chiều</w:t>
+      </w:r>
+      <w:r>
+        <w:t xml:space="preserve"> </w:t>
+      </w:r>
+      <w:r>
+        <w:t xml:space="preserve">tương ứng với bốn nhóm biến WBES:</w:t>
       </w:r>
     </w:p>
     <w:p>
@@ -5055,36 +5128,30 @@
         <w:pStyle w:val="BodyText"/>
       </w:pPr>
       <w:r>
-        <w:t xml:space="preserve">Trong bối cảnh nghiên cứu xuyên quốc gia, khái niệm hiệu quả cần được</w:t>
-      </w:r>
-      <w:r>
-        <w:t xml:space="preserve"> </w:t>
-      </w:r>
-      <w:r>
-        <w:rPr>
-          <w:bCs/>
-          <w:b/>
-        </w:rPr>
-        <w:t xml:space="preserve">tiêu chuẩn hóa</w:t>
-      </w:r>
-      <w:r>
-        <w:t xml:space="preserve"> </w:t>
-      </w:r>
-      <w:r>
-        <w:t xml:space="preserve">để so sánh được. Theo Cusolito và Maloney (2018),</w:t>
-      </w:r>
-      <w:r>
-        <w:t xml:space="preserve"> </w:t>
-      </w:r>
-      <w:r>
-        <w:rPr>
-          <w:bCs/>
-          <w:b/>
-        </w:rPr>
-        <w:t xml:space="preserve">năng suất lao động</w:t>
-      </w:r>
-      <w:r>
-        <w:t xml:space="preserve">, đo bằng giá trị gia tăng trên lao động hoặc doanh thu trên lao động, là thước đo phổ biến nhất trong các nghiên cứu WBES vì: (a) tính khả dụng cao xuyên 3 thế hệ schema; (b) ít bị biến dạng bởi cơ cấu vốn hay cơ chế thuế quốc gia; (c) phản ánh trực tiếp năng lực chuyển đổi đầu vào thành đầu ra. Trong chuyên đề này, năng suất lao động được tính bằng:</w:t>
+        <w:rPr>
+          <w:bCs/>
+          <w:b/>
+        </w:rPr>
+        <w:t xml:space="preserve">Chiều 1, Năng suất lao động</w:t>
+      </w:r>
+      <w:r>
+        <w:t xml:space="preserve">. Biến đo lường chính: LP = ln(doanh thu hàng năm PPP / số lao động toàn thời gian). Đây là</w:t>
+      </w:r>
+      <w:r>
+        <w:t xml:space="preserve"> </w:t>
+      </w:r>
+      <w:r>
+        <w:rPr>
+          <w:bCs/>
+          <w:b/>
+        </w:rPr>
+        <w:t xml:space="preserve">thước đo chính</w:t>
+      </w:r>
+      <w:r>
+        <w:t xml:space="preserve"> </w:t>
+      </w:r>
+      <w:r>
+        <w:t xml:space="preserve">xuyên suốt phân tích, được lựa chọn vì: (a) có thể tính cho hầu hết các nền kinh tế trong pool; (b) không bị nhiễu bởi cơ cấu thuế và chính sách chuyển giá quốc gia; (c) có giá trị tham chiếu rõ ràng trong văn liệu quốc tế (Hsieh &amp; Klenow, 2009, 2014).</w:t>
       </w:r>
     </w:p>
     <w:p>
@@ -5096,7 +5163,10 @@
           <w:bCs/>
           <w:b/>
         </w:rPr>
-        <w:t xml:space="preserve">LP = ln(Doanh thu bán hàng hàng năm PPP / Số lao động toàn thời gian)</w:t>
+        <w:t xml:space="preserve">Chiều 2, Lợi nhuận và biên lợi nhuận</w:t>
+      </w:r>
+      <w:r>
+        <w:t xml:space="preserve">. Biến đo lường: (a) tỷ suất lợi nhuận hoạt động từ câu hỏi WBES về doanh thu sau chi phí lao động; (b) chỉ số gián tiếp qua khả năng tái đầu tư. Hạn chế: nhiều doanh nghiệp trong WBES không tiết lộ lợi nhuận cụ thể, chiều này mang tính hỗ trợ thay vì chủ đạo.</w:t>
       </w:r>
     </w:p>
     <w:p>
@@ -5104,17 +5174,52 @@
         <w:pStyle w:val="BodyText"/>
       </w:pPr>
       <w:r>
-        <w:t xml:space="preserve">Giá trị LP được winsorize ở mức 1/99 phân vị trong cụm quốc gia × năm để kiểm soát ngoại lai và được điều chỉnh theo sức mua tương đương nhằm đảm bảo tính so sánh xuyên quốc gia (World Bank Enterprise Surveys, 2025).</w:t>
+        <w:rPr>
+          <w:bCs/>
+          <w:b/>
+        </w:rPr>
+        <w:t xml:space="preserve">Chiều 3, Tăng trưởng</w:t>
+      </w:r>
+      <w:r>
+        <w:t xml:space="preserve">. Biến đo lường: (a) tốc độ tăng trưởng việc làm hàng năm kép giữa 3 năm trước và thời điểm khảo sát; (b) tỷ lệ doanh nghiệp xuất khẩu như proxy cho mở rộng thị trường. Tăng trưởng việc làm được ưu tiên vì: (a) ít nhạy cảm với thay đổi giá cả so với doanh thu; (b) phản ánh khả năng tạo việc làm bền vững, quan trọng cho mục tiêu chính sách.</w:t>
+      </w:r>
+    </w:p>
+    <w:p>
+      <w:pPr>
+        <w:pStyle w:val="BodyText"/>
+      </w:pPr>
+      <w:r>
+        <w:rPr>
+          <w:bCs/>
+          <w:b/>
+        </w:rPr>
+        <w:t xml:space="preserve">Chiều 4, Đổi mới sáng tạo và cấu trúc doanh nghiệp</w:t>
+      </w:r>
+      <w:r>
+        <w:t xml:space="preserve">. Biến đo lường: (a) R&amp;D (tỷ lệ doanh nghiệp có chi tiêu R&amp;D dương); (b) đổi mới sản phẩm mới; (c) đổi mới quy trình mới; (d) chứng nhận ISO; (e) website (Tier-1 Sự hiện diện số cơ bản); (f) FDI ≥10% (cơ cấu sở hữu). Chiều thứ tư phản ánh</w:t>
+      </w:r>
+      <w:r>
+        <w:t xml:space="preserve"> </w:t>
+      </w:r>
+      <w:r>
+        <w:rPr>
+          <w:bCs/>
+          <w:b/>
+        </w:rPr>
+        <w:t xml:space="preserve">năng lực tương lai</w:t>
+      </w:r>
+      <w:r>
+        <w:t xml:space="preserve">, khả năng duy trì hiệu quả trong dài hạn qua đổi mới và nâng cấp công nghệ.</w:t>
       </w:r>
     </w:p>
     <w:bookmarkEnd w:id="35"/>
-    <w:bookmarkStart w:id="36" w:name="Xa75a9f34ff92610c157ef90079513d04d170c8a"/>
+    <w:bookmarkStart w:id="36" w:name="X1a2a04b4428c4820c777951f575c66090cb277c"/>
     <w:p>
       <w:pPr>
         <w:pStyle w:val="Heading4"/>
       </w:pPr>
       <w:r>
-        <w:t xml:space="preserve">2.3.1.2 Bốn chiều đo lường hiệu quả</w:t>
+        <w:t xml:space="preserve">2.3.1.3 Năm meta-analysis lớn về quan hệ quốc tế hóa – hiệu quả (1980–2024)</w:t>
       </w:r>
     </w:p>
     <w:p>
@@ -5122,23 +5227,7 @@
         <w:pStyle w:val="FirstParagraph"/>
       </w:pPr>
       <w:r>
-        <w:t xml:space="preserve">Hiệu quả doanh nghiệp trong chuyên đề này được đo lường theo</w:t>
-      </w:r>
-      <w:r>
-        <w:t xml:space="preserve"> </w:t>
-      </w:r>
-      <w:r>
-        <w:rPr>
-          <w:bCs/>
-          <w:b/>
-        </w:rPr>
-        <w:t xml:space="preserve">bốn chiều</w:t>
-      </w:r>
-      <w:r>
-        <w:t xml:space="preserve"> </w:t>
-      </w:r>
-      <w:r>
-        <w:t xml:space="preserve">tương ứng với bốn nhóm biến WBES:</w:t>
+        <w:t xml:space="preserve">Văn liệu về quan hệ quốc tế hóa → hiệu quả là một trong những dòng nghiên cứu tích lũy nhiều nhất trong lý thuyết kinh doanh quốc tế. Năm meta-analysis lớn cung cấp nền tảng thực nghiệm:</w:t>
       </w:r>
     </w:p>
     <w:p>
@@ -5150,26 +5239,26 @@
           <w:bCs/>
           <w:b/>
         </w:rPr>
-        <w:t xml:space="preserve">Chiều 1, Năng suất lao động</w:t>
-      </w:r>
-      <w:r>
-        <w:t xml:space="preserve">. Biến đo lường chính: LP = ln(doanh thu hàng năm PPP / số lao động toàn thời gian). Đây là</w:t>
-      </w:r>
-      <w:r>
-        <w:t xml:space="preserve"> </w:t>
-      </w:r>
-      <w:r>
-        <w:rPr>
-          <w:bCs/>
-          <w:b/>
-        </w:rPr>
-        <w:t xml:space="preserve">thước đo chính</w:t>
-      </w:r>
-      <w:r>
-        <w:t xml:space="preserve"> </w:t>
-      </w:r>
-      <w:r>
-        <w:t xml:space="preserve">xuyên suốt phân tích, được lựa chọn vì: (a) có thể tính cho hầu hết các nền kinh tế trong pool; (b) không bị nhiễu bởi cơ cấu thuế và chính sách chuyển giá quốc gia; (c) có giá trị tham chiếu rõ ràng trong văn liệu quốc tế (Hsieh &amp; Klenow, 2009, 2014).</w:t>
+        <w:t xml:space="preserve">(1) Bausch &amp; Krist (2007)</w:t>
+      </w:r>
+      <w:r>
+        <w:t xml:space="preserve">: Tổng hợp</w:t>
+      </w:r>
+      <w:r>
+        <w:t xml:space="preserve"> </w:t>
+      </w:r>
+      <w:r>
+        <w:rPr>
+          <w:bCs/>
+          <w:b/>
+        </w:rPr>
+        <w:t xml:space="preserve">68 nghiên cứu</w:t>
+      </w:r>
+      <w:r>
+        <w:t xml:space="preserve"> </w:t>
+      </w:r>
+      <w:r>
+        <w:t xml:space="preserve">giai đoạn 1980–2005. Hệ số tương quan trung bình r=0, 045, tích cực nhưng nhỏ. Phát hiện chính: đo lường quốc tế hóa và hiệu quả rất không đồng nhất giữa các nghiên cứu, hạn chế khả năng so sánh. Khoảng trống: ít nghiên cứu châu Á mới nổi.</w:t>
       </w:r>
     </w:p>
     <w:p>
@@ -5181,10 +5270,26 @@
           <w:bCs/>
           <w:b/>
         </w:rPr>
-        <w:t xml:space="preserve">Chiều 2, Lợi nhuận và biên lợi nhuận</w:t>
-      </w:r>
-      <w:r>
-        <w:t xml:space="preserve">. Biến đo lường: (a) tỷ suất lợi nhuận hoạt động từ câu hỏi WBES về doanh thu sau chi phí lao động; (b) chỉ số gián tiếp qua khả năng tái đầu tư. Hạn chế: nhiều doanh nghiệp trong WBES không tiết lộ lợi nhuận cụ thể, chiều này mang tính hỗ trợ thay vì chủ đạo.</w:t>
+        <w:t xml:space="preserve">(2) Kirca et al. (2012)</w:t>
+      </w:r>
+      <w:r>
+        <w:t xml:space="preserve">: Tổng hợp</w:t>
+      </w:r>
+      <w:r>
+        <w:t xml:space="preserve"> </w:t>
+      </w:r>
+      <w:r>
+        <w:rPr>
+          <w:bCs/>
+          <w:b/>
+        </w:rPr>
+        <w:t xml:space="preserve">180 nghiên cứu</w:t>
+      </w:r>
+      <w:r>
+        <w:t xml:space="preserve"> </w:t>
+      </w:r>
+      <w:r>
+        <w:t xml:space="preserve">với phân tích điều tiết meta-analytic. Phát hiện: quan hệ quốc tế hóa → hiệu quả dương và có ý nghĩa thống kê; nhưng bị điều tiết bởi loại doanh nghiệp, phương thức đo lường, bối cảnh quốc gia. Quan trọng: các doanh nghiệp châu Á và các nền kinh tế mới nổi biểu hiện pattern khác biệt so với doanh nghiệp OECD.</w:t>
       </w:r>
     </w:p>
     <w:p>
@@ -5196,10 +5301,10 @@
           <w:bCs/>
           <w:b/>
         </w:rPr>
-        <w:t xml:space="preserve">Chiều 3, Tăng trưởng</w:t>
-      </w:r>
-      <w:r>
-        <w:t xml:space="preserve">. Biến đo lường: (a) tốc độ tăng trưởng việc làm hàng năm kép giữa 3 năm trước và thời điểm khảo sát; (b) tỷ lệ doanh nghiệp xuất khẩu như proxy cho mở rộng thị trường. Tăng trưởng việc làm được ưu tiên vì: (a) ít nhạy cảm với thay đổi giá cả so với doanh thu; (b) phản ánh khả năng tạo việc làm bền vững, quan trọng cho mục tiêu chính sách.</w:t>
+        <w:t xml:space="preserve">(3) Marano et al. (2016)</w:t>
+      </w:r>
+      <w:r>
+        <w:t xml:space="preserve">: Tập trung vào thể chế hóa nghiên cứu quốc tế hóa → hiệu quả. Phát hiện: chất lượng thể chế nước chủ nhà là biến điều tiết quan trọng nhất, giải thích phần lớn phương sai không giải thích được trong các meta-analysis trước. Đặt nền tảng cho khung ICRV trong chuyên đề này.</w:t>
       </w:r>
     </w:p>
     <w:p>
@@ -5211,33 +5316,63 @@
           <w:bCs/>
           <w:b/>
         </w:rPr>
-        <w:t xml:space="preserve">Chiều 4, Đổi mới sáng tạo và cấu trúc doanh nghiệp</w:t>
-      </w:r>
-      <w:r>
-        <w:t xml:space="preserve">. Biến đo lường: (a) R&amp;D (tỷ lệ doanh nghiệp có chi tiêu R&amp;D dương); (b) đổi mới sản phẩm mới; (c) đổi mới quy trình mới; (d) chứng nhận ISO; (e) website (Tier-1 Sự hiện diện số cơ bản); (f) FDI ≥10% (cơ cấu sở hữu). Chiều thứ tư phản ánh</w:t>
-      </w:r>
-      <w:r>
-        <w:t xml:space="preserve"> </w:t>
-      </w:r>
-      <w:r>
-        <w:rPr>
-          <w:bCs/>
-          <w:b/>
-        </w:rPr>
-        <w:t xml:space="preserve">năng lực tương lai</w:t>
-      </w:r>
-      <w:r>
-        <w:t xml:space="preserve">, khả năng duy trì hiệu quả trong dài hạn qua đổi mới và nâng cấp công nghệ.</w:t>
+        <w:t xml:space="preserve">(4) Schwens et al. (2018)</w:t>
+      </w:r>
+      <w:r>
+        <w:t xml:space="preserve">: Tổng hợp các yếu tố điều tiết mức độ tác động của quốc tế hóa. Phát hiện: năng lực hấp thụ (Cohen &amp; Levinthal, 1990), chất lượng lãnh đạo, và phát triển thể chế là các biến điều tiết quan trọng nhất.</w:t>
+      </w:r>
+    </w:p>
+    <w:p>
+      <w:pPr>
+        <w:pStyle w:val="BodyText"/>
+      </w:pPr>
+      <w:r>
+        <w:rPr>
+          <w:bCs/>
+          <w:b/>
+        </w:rPr>
+        <w:t xml:space="preserve">(5) Wu, Fan &amp; Chen (2022)</w:t>
+      </w:r>
+      <w:r>
+        <w:t xml:space="preserve">: Cập nhật meta-analysis đến 2020, tập trung vào</w:t>
+      </w:r>
+      <w:r>
+        <w:t xml:space="preserve"> </w:t>
+      </w:r>
+      <w:r>
+        <w:rPr>
+          <w:bCs/>
+          <w:b/>
+        </w:rPr>
+        <w:t xml:space="preserve">doanh nghiệp đa quốc gia mới nổi châu Á</w:t>
+      </w:r>
+      <w:r>
+        <w:t xml:space="preserve">. Phát hiện: quan hệ quốc tế hóa → hiệu quả ở doanh nghiệp mới nổi châu Á có hình dạng U ngược rõ nét hơn so với doanh nghiệp OECD; điểm uốn thường nằm trong phạm vi 30–50% FSTS.</w:t>
+      </w:r>
+    </w:p>
+    <w:p>
+      <w:pPr>
+        <w:pStyle w:val="BodyText"/>
+      </w:pPr>
+      <w:r>
+        <w:rPr>
+          <w:bCs/>
+          <w:b/>
+        </w:rPr>
+        <w:t xml:space="preserve">Khoảng trống từ 5 meta-analyses</w:t>
+      </w:r>
+      <w:r>
+        <w:t xml:space="preserve">: Không một meta-analysis nào trong số trên có dữ liệu WBES xuyên 47 nền kinh tế với phân loại ICRV 6 nhóm. Không có nghiên cứu nào phân biệt tường minh Tier-1 và Tier-2 áp dụng số như biến điều tiết riêng biệt. Khoảng trống này là nền tảng cho phần thảo luận về các khoảng trống nghiên cứu trong mục 2.3.9.</w:t>
       </w:r>
     </w:p>
     <w:bookmarkEnd w:id="36"/>
-    <w:bookmarkStart w:id="37" w:name="X1a2a04b4428c4820c777951f575c66090cb277c"/>
+    <w:bookmarkStart w:id="37" w:name="X023773272cef9849c80cde40a684cebab877a2f"/>
     <w:p>
       <w:pPr>
         <w:pStyle w:val="Heading4"/>
       </w:pPr>
       <w:r>
-        <w:t xml:space="preserve">2.3.1.3 Năm meta-analysis lớn về quan hệ quốc tế hóa – hiệu quả (1980–2024)</w:t>
+        <w:t xml:space="preserve">2.3.1.4 Ba khung lý thuyết nền</w:t>
       </w:r>
     </w:p>
     <w:p>
@@ -5245,7 +5380,7 @@
         <w:pStyle w:val="FirstParagraph"/>
       </w:pPr>
       <w:r>
-        <w:t xml:space="preserve">Văn liệu về quan hệ quốc tế hóa → hiệu quả là một trong những dòng nghiên cứu tích lũy nhiều nhất trong lý thuyết kinh doanh quốc tế. Năm meta-analysis lớn cung cấp nền tảng thực nghiệm:</w:t>
+        <w:t xml:space="preserve">Ba khung lý thuyết cung cấp nền tảng giải thích cho các pattern thực trạng được quan sát:</w:t>
       </w:r>
     </w:p>
     <w:p>
@@ -5257,26 +5392,26 @@
           <w:bCs/>
           <w:b/>
         </w:rPr>
-        <w:t xml:space="preserve">(1) Bausch &amp; Krist (2007)</w:t>
-      </w:r>
-      <w:r>
-        <w:t xml:space="preserve">: Tổng hợp</w:t>
-      </w:r>
-      <w:r>
-        <w:t xml:space="preserve"> </w:t>
-      </w:r>
-      <w:r>
-        <w:rPr>
-          <w:bCs/>
-          <w:b/>
-        </w:rPr>
-        <w:t xml:space="preserve">68 nghiên cứu</w:t>
-      </w:r>
-      <w:r>
-        <w:t xml:space="preserve"> </w:t>
-      </w:r>
-      <w:r>
-        <w:t xml:space="preserve">giai đoạn 1980–2005. Hệ số tương quan trung bình r=0, 045, tích cực nhưng nhỏ. Phát hiện chính: đo lường quốc tế hóa và hiệu quả rất không đồng nhất giữa các nghiên cứu, hạn chế khả năng so sánh. Khoảng trống: ít nghiên cứu châu Á mới nổi.</w:t>
+        <w:t xml:space="preserve">Khung 1, Lý thuyết Uppsala</w:t>
+      </w:r>
+      <w:r>
+        <w:t xml:space="preserve"> </w:t>
+      </w:r>
+      <w:r>
+        <w:t xml:space="preserve">(Johanson &amp; Vahlne, 1977, 2009): Doanh nghiệp quốc tế hóa theo</w:t>
+      </w:r>
+      <w:r>
+        <w:t xml:space="preserve"> </w:t>
+      </w:r>
+      <w:r>
+        <w:rPr>
+          <w:bCs/>
+          <w:b/>
+        </w:rPr>
+        <w:t xml:space="preserve">lộ trình tiệm tiến</w:t>
+      </w:r>
+      <w:r>
+        <w:t xml:space="preserve">, bắt đầu từ các thị trường gần về tâm lý rồi mở rộng dần. Phiên bản 2009 cập nhật: mạng lưới quan hệ kinh doanh thay thế khoảng cách tâm lý như cơ chế dẫn dắt. Hàm ý cho chuyên đề: (a) pattern FSTS thấp ở SIDS Pacific (6, 3%) và FSTS cao liên kết FDI ở Việt Nam (23, 2%) phù hợp với đường cong học hỏi Uppsala; (b) các công cụ số theo Banalieva &amp; Dhanaraj (2019) có thể rút ngắn lộ trình tiệm tiến ở giai đoạn đầu, nhưng cần Tier-2 để phát huy đầy đủ.</w:t>
       </w:r>
     </w:p>
     <w:p>
@@ -5288,26 +5423,13 @@
           <w:bCs/>
           <w:b/>
         </w:rPr>
-        <w:t xml:space="preserve">(2) Kirca et al. (2012)</w:t>
-      </w:r>
-      <w:r>
-        <w:t xml:space="preserve">: Tổng hợp</w:t>
-      </w:r>
-      <w:r>
-        <w:t xml:space="preserve"> </w:t>
-      </w:r>
-      <w:r>
-        <w:rPr>
-          <w:bCs/>
-          <w:b/>
-        </w:rPr>
-        <w:t xml:space="preserve">180 nghiên cứu</w:t>
-      </w:r>
-      <w:r>
-        <w:t xml:space="preserve"> </w:t>
-      </w:r>
-      <w:r>
-        <w:t xml:space="preserve">với phân tích điều tiết meta-analytic. Phát hiện: quan hệ quốc tế hóa → hiệu quả dương và có ý nghĩa thống kê; nhưng bị điều tiết bởi loại doanh nghiệp, phương thức đo lường, bối cảnh quốc gia. Quan trọng: các doanh nghiệp châu Á và các nền kinh tế mới nổi biểu hiện pattern khác biệt so với doanh nghiệp OECD.</w:t>
+        <w:t xml:space="preserve">Khung 2, Quan điểm dựa trên nguồn lực và năng lực động</w:t>
+      </w:r>
+      <w:r>
+        <w:t xml:space="preserve"> </w:t>
+      </w:r>
+      <w:r>
+        <w:t xml:space="preserve">(Barney, 1991; Teece et al., 1997; Wernerfelt, 1984): Doanh nghiệp đạt lợi thế cạnh tranh bền vững thông qua nguồn lực VRIN và khả năng tái cấu hình năng lực theo biến động môi trường. Hàm ý cho chuyên đề: (a) TCI (năng lực công nghệ) là proxy cho nguồn lực khó sao chép, giải thích tại sao Advanced innovation-driven (ISO 29, 9%, R&amp;D 16, 7%) có năng suất vượt trội; (b) năng lực hấp thụ (Cohen &amp; Levinthal, 1990) giải thích tại sao tác động lan tỏa FDI tích cực hơn ở Ấn Độ với R&amp;D 19, 8% so với Việt Nam 6, 1%.</w:t>
       </w:r>
     </w:p>
     <w:p>
@@ -5319,205 +5441,65 @@
           <w:bCs/>
           <w:b/>
         </w:rPr>
-        <w:t xml:space="preserve">(3) Marano et al. (2016)</w:t>
-      </w:r>
-      <w:r>
-        <w:t xml:space="preserve">: Tập trung vào thể chế hóa nghiên cứu quốc tế hóa → hiệu quả. Phát hiện: chất lượng thể chế nước chủ nhà là biến điều tiết quan trọng nhất, giải thích phần lớn phương sai không giải thích được trong các meta-analysis trước. Đặt nền tảng cho khung ICRV trong chuyên đề này.</w:t>
-      </w:r>
-    </w:p>
-    <w:p>
-      <w:pPr>
-        <w:pStyle w:val="BodyText"/>
-      </w:pPr>
-      <w:r>
-        <w:rPr>
-          <w:bCs/>
-          <w:b/>
-        </w:rPr>
-        <w:t xml:space="preserve">(4) Schwens et al. (2018)</w:t>
-      </w:r>
-      <w:r>
-        <w:t xml:space="preserve">: Tổng hợp các yếu tố điều tiết mức độ tác động của quốc tế hóa. Phát hiện: năng lực hấp thụ (Cohen &amp; Levinthal, 1990), chất lượng lãnh đạo, và phát triển thể chế là các biến điều tiết quan trọng nhất.</w:t>
-      </w:r>
-    </w:p>
-    <w:p>
-      <w:pPr>
-        <w:pStyle w:val="BodyText"/>
-      </w:pPr>
-      <w:r>
-        <w:rPr>
-          <w:bCs/>
-          <w:b/>
-        </w:rPr>
-        <w:t xml:space="preserve">(5) Wu, Fan &amp; Chen (2022)</w:t>
-      </w:r>
-      <w:r>
-        <w:t xml:space="preserve">: Cập nhật meta-analysis đến 2020, tập trung vào</w:t>
-      </w:r>
-      <w:r>
-        <w:t xml:space="preserve"> </w:t>
-      </w:r>
-      <w:r>
-        <w:rPr>
-          <w:bCs/>
-          <w:b/>
-        </w:rPr>
-        <w:t xml:space="preserve">doanh nghiệp đa quốc gia mới nổi châu Á</w:t>
-      </w:r>
-      <w:r>
-        <w:t xml:space="preserve">. Phát hiện: quan hệ quốc tế hóa → hiệu quả ở doanh nghiệp mới nổi châu Á có hình dạng U ngược rõ nét hơn so với doanh nghiệp OECD; điểm uốn thường nằm trong phạm vi 30–50% FSTS.</w:t>
-      </w:r>
-    </w:p>
-    <w:p>
-      <w:pPr>
-        <w:pStyle w:val="BodyText"/>
-      </w:pPr>
-      <w:r>
-        <w:rPr>
-          <w:bCs/>
-          <w:b/>
-        </w:rPr>
-        <w:t xml:space="preserve">Khoảng trống từ 5 meta-analyses</w:t>
-      </w:r>
-      <w:r>
-        <w:t xml:space="preserve">: Không một meta-analysis nào trong số trên có dữ liệu WBES xuyên 47 nền kinh tế với phân loại ICRV 6 nhóm. Không có nghiên cứu nào phân biệt tường minh Tier-1 và Tier-2 áp dụng số như biến điều tiết riêng biệt. Khoảng trống này là nền tảng cho phần thảo luận về các khoảng trống nghiên cứu trong mục 2.3.9.</w:t>
+        <w:t xml:space="preserve">Khung 3, Lý thuyết thể chế</w:t>
+      </w:r>
+      <w:r>
+        <w:t xml:space="preserve"> </w:t>
+      </w:r>
+      <w:r>
+        <w:t xml:space="preserve">(North, 1990; Scott, 1995; Peng, 2001, 2003): Thể chế, luật pháp, chuẩn mực, quy tắc phi chính thức, định hình chi phí giao dịch và cơ hội chiến lược cho doanh nghiệp. Peng (2001, 2003) xây dựng</w:t>
+      </w:r>
+      <w:r>
+        <w:t xml:space="preserve"> </w:t>
+      </w:r>
+      <w:r>
+        <w:rPr>
+          <w:bCs/>
+          <w:b/>
+        </w:rPr>
+        <w:t xml:space="preserve">khung thể chế dựa trên giao dịch</w:t>
+      </w:r>
+      <w:r>
+        <w:t xml:space="preserve"> </w:t>
+      </w:r>
+      <w:r>
+        <w:t xml:space="preserve">cho các nền kinh tế mới nổi, lý giải tại sao quan hệ quốc tế hóa → hiệu quả không đồng nhất xuyên chế độ thể chế. Hàm ý: (a) bốn lần đảo dấu của hệ số FDI/FSTS/TCI/DAI xuyên 5 phân nhóm con ICRV (Bảng 2.3.8.1) là bằng chứng trực tiếp cho điều tiết thể chế; (b) Xu (2024) làm sâu thêm bằng phân biệt</w:t>
+      </w:r>
+      <w:r>
+        <w:t xml:space="preserve"> </w:t>
+      </w:r>
+      <w:r>
+        <w:rPr>
+          <w:bCs/>
+          <w:b/>
+        </w:rPr>
+        <w:t xml:space="preserve">de jure</w:t>
+      </w:r>
+      <w:r>
+        <w:t xml:space="preserve"> </w:t>
+      </w:r>
+      <w:r>
+        <w:t xml:space="preserve">(luật trên giấy) so với</w:t>
+      </w:r>
+      <w:r>
+        <w:t xml:space="preserve"> </w:t>
+      </w:r>
+      <w:r>
+        <w:rPr>
+          <w:bCs/>
+          <w:b/>
+        </w:rPr>
+        <w:t xml:space="preserve">de facto</w:t>
+      </w:r>
+      <w:r>
+        <w:t xml:space="preserve"> </w:t>
+      </w:r>
+      <w:r>
+        <w:t xml:space="preserve">(thực thi thực tế), giải thích tại sao Việt Nam và Trung Quốc có gap lớn giữa hai tầng này; (c) khung ICRV 6 nhóm là sự vận hành hóa Lý thuyết thể chế theo hướng này.</w:t>
       </w:r>
     </w:p>
     <w:bookmarkEnd w:id="37"/>
-    <w:bookmarkStart w:id="38" w:name="X023773272cef9849c80cde40a684cebab877a2f"/>
-    <w:p>
-      <w:pPr>
-        <w:pStyle w:val="Heading4"/>
-      </w:pPr>
-      <w:r>
-        <w:t xml:space="preserve">2.3.1.4 Ba khung lý thuyết nền</w:t>
-      </w:r>
-    </w:p>
-    <w:p>
-      <w:pPr>
-        <w:pStyle w:val="FirstParagraph"/>
-      </w:pPr>
-      <w:r>
-        <w:t xml:space="preserve">Ba khung lý thuyết cung cấp nền tảng giải thích cho các pattern thực trạng được quan sát:</w:t>
-      </w:r>
-    </w:p>
-    <w:p>
-      <w:pPr>
-        <w:pStyle w:val="BodyText"/>
-      </w:pPr>
-      <w:r>
-        <w:rPr>
-          <w:bCs/>
-          <w:b/>
-        </w:rPr>
-        <w:t xml:space="preserve">Khung 1, Lý thuyết Uppsala</w:t>
-      </w:r>
-      <w:r>
-        <w:t xml:space="preserve"> </w:t>
-      </w:r>
-      <w:r>
-        <w:t xml:space="preserve">(Johanson &amp; Vahlne, 1977, 2009): Doanh nghiệp quốc tế hóa theo</w:t>
-      </w:r>
-      <w:r>
-        <w:t xml:space="preserve"> </w:t>
-      </w:r>
-      <w:r>
-        <w:rPr>
-          <w:bCs/>
-          <w:b/>
-        </w:rPr>
-        <w:t xml:space="preserve">lộ trình tiệm tiến</w:t>
-      </w:r>
-      <w:r>
-        <w:t xml:space="preserve">, bắt đầu từ các thị trường gần về tâm lý rồi mở rộng dần. Phiên bản 2009 cập nhật: mạng lưới quan hệ kinh doanh thay thế khoảng cách tâm lý như cơ chế dẫn dắt. Hàm ý cho chuyên đề: (a) pattern FSTS thấp ở SIDS Pacific (6, 3%) và FSTS cao liên kết FDI ở Việt Nam (23, 2%) phù hợp với đường cong học hỏi Uppsala; (b) các công cụ số theo Banalieva &amp; Dhanaraj (2019) có thể rút ngắn lộ trình tiệm tiến ở giai đoạn đầu, nhưng cần Tier-2 để phát huy đầy đủ.</w:t>
-      </w:r>
-    </w:p>
-    <w:p>
-      <w:pPr>
-        <w:pStyle w:val="BodyText"/>
-      </w:pPr>
-      <w:r>
-        <w:rPr>
-          <w:bCs/>
-          <w:b/>
-        </w:rPr>
-        <w:t xml:space="preserve">Khung 2, Quan điểm dựa trên nguồn lực và năng lực động</w:t>
-      </w:r>
-      <w:r>
-        <w:t xml:space="preserve"> </w:t>
-      </w:r>
-      <w:r>
-        <w:t xml:space="preserve">(Barney, 1991; Teece et al., 1997; Wernerfelt, 1984): Doanh nghiệp đạt lợi thế cạnh tranh bền vững thông qua nguồn lực VRIN và khả năng tái cấu hình năng lực theo biến động môi trường. Hàm ý cho chuyên đề: (a) TCI (năng lực công nghệ) là proxy cho nguồn lực khó sao chép, giải thích tại sao Advanced innovation-driven (ISO 29, 9%, R&amp;D 16, 7%) có năng suất vượt trội; (b) năng lực hấp thụ (Cohen &amp; Levinthal, 1990) giải thích tại sao tác động lan tỏa FDI tích cực hơn ở Ấn Độ với R&amp;D 19, 8% so với Việt Nam 6, 1%.</w:t>
-      </w:r>
-    </w:p>
-    <w:p>
-      <w:pPr>
-        <w:pStyle w:val="BodyText"/>
-      </w:pPr>
-      <w:r>
-        <w:rPr>
-          <w:bCs/>
-          <w:b/>
-        </w:rPr>
-        <w:t xml:space="preserve">Khung 3, Lý thuyết thể chế</w:t>
-      </w:r>
-      <w:r>
-        <w:t xml:space="preserve"> </w:t>
-      </w:r>
-      <w:r>
-        <w:t xml:space="preserve">(North, 1990; Scott, 1995; Peng, 2001, 2003): Thể chế, luật pháp, chuẩn mực, quy tắc phi chính thức, định hình chi phí giao dịch và cơ hội chiến lược cho doanh nghiệp. Peng (2001, 2003) xây dựng</w:t>
-      </w:r>
-      <w:r>
-        <w:t xml:space="preserve"> </w:t>
-      </w:r>
-      <w:r>
-        <w:rPr>
-          <w:bCs/>
-          <w:b/>
-        </w:rPr>
-        <w:t xml:space="preserve">khung thể chế dựa trên giao dịch</w:t>
-      </w:r>
-      <w:r>
-        <w:t xml:space="preserve"> </w:t>
-      </w:r>
-      <w:r>
-        <w:t xml:space="preserve">cho các nền kinh tế mới nổi, lý giải tại sao quan hệ quốc tế hóa → hiệu quả không đồng nhất xuyên chế độ thể chế. Hàm ý: (a) bốn lần đảo dấu của hệ số FDI/FSTS/TCI/DAI xuyên 5 phân nhóm con ICRV (Bảng 2.3.8.1) là bằng chứng trực tiếp cho điều tiết thể chế; (b) Xu (2024) làm sâu thêm bằng phân biệt</w:t>
-      </w:r>
-      <w:r>
-        <w:t xml:space="preserve"> </w:t>
-      </w:r>
-      <w:r>
-        <w:rPr>
-          <w:bCs/>
-          <w:b/>
-        </w:rPr>
-        <w:t xml:space="preserve">de jure</w:t>
-      </w:r>
-      <w:r>
-        <w:t xml:space="preserve"> </w:t>
-      </w:r>
-      <w:r>
-        <w:t xml:space="preserve">(luật trên giấy) so với</w:t>
-      </w:r>
-      <w:r>
-        <w:t xml:space="preserve"> </w:t>
-      </w:r>
-      <w:r>
-        <w:rPr>
-          <w:bCs/>
-          <w:b/>
-        </w:rPr>
-        <w:t xml:space="preserve">de facto</w:t>
-      </w:r>
-      <w:r>
-        <w:t xml:space="preserve"> </w:t>
-      </w:r>
-      <w:r>
-        <w:t xml:space="preserve">(thực thi thực tế), giải thích tại sao Việt Nam và Trung Quốc có gap lớn giữa hai tầng này; (c) khung ICRV 6 nhóm là sự vận hành hóa Lý thuyết thể chế theo hướng này.</w:t>
-      </w:r>
-    </w:p>
-    <w:bookmarkEnd w:id="38"/>
-    <w:bookmarkStart w:id="39" w:name="X63cbaa2208af25577c09daed9ed760efcc7cfb8"/>
+    <w:bookmarkStart w:id="38" w:name="X63cbaa2208af25577c09daed9ed760efcc7cfb8"/>
     <w:p>
       <w:pPr>
         <w:pStyle w:val="Heading4"/>
@@ -5996,8 +5978,8 @@
         </w:tc>
       </w:tr>
     </w:tbl>
-    <w:bookmarkEnd w:id="39"/>
-    <w:bookmarkStart w:id="40" w:name="X774d9b9615147512c4c51af5cf52a38bf7b3508"/>
+    <w:bookmarkEnd w:id="38"/>
+    <w:bookmarkStart w:id="39" w:name="X774d9b9615147512c4c51af5cf52a38bf7b3508"/>
     <w:p>
       <w:pPr>
         <w:pStyle w:val="Heading4"/>
@@ -6457,24 +6439,126 @@
         </w:pict>
       </w:r>
     </w:p>
+    <w:bookmarkEnd w:id="39"/>
     <w:bookmarkEnd w:id="40"/>
+    <w:bookmarkStart w:id="45" w:name="X98f20b91300399974782a05c423861b6489fac2"/>
+    <w:p>
+      <w:pPr>
+        <w:pStyle w:val="Heading3"/>
+      </w:pPr>
+      <w:r>
+        <w:t xml:space="preserve">2.3.2 Khung phân loại thể chế ICRV</w:t>
+      </w:r>
+    </w:p>
+    <w:bookmarkStart w:id="41" w:name="X242032ba016f4802b7d1f9312ced8dccd339a4f"/>
+    <w:p>
+      <w:pPr>
+        <w:pStyle w:val="Heading4"/>
+      </w:pPr>
+      <w:r>
+        <w:t xml:space="preserve">2.3.2.1 Lý do phân loại</w:t>
+      </w:r>
+    </w:p>
+    <w:p>
+      <w:pPr>
+        <w:pStyle w:val="FirstParagraph"/>
+      </w:pPr>
+      <w:r>
+        <w:t xml:space="preserve">Châu Á không phải là một khối đồng nhất về thể chế. Các meta-analysis (Marano et al., 2016; Wu et al., 2022) đã ghi nhận rằng bối cảnh thể chế là biến điều tiết quan trọng nhất trong quan hệ quốc tế hóa → hiệu quả, nhưng không có nghiên cứu nào thiết lập hệ thống phân loại thể chế toàn diện cho 47 nền kinh tế châu Á. Khung phân loại ICRV (Institutional Context Regime Variation, Biến thiên chế độ thể chế) được đề xuất trong chuyên đề này nhằm lấp khoảng trống đó, dựa trên bốn nguyên tắc:</w:t>
+      </w:r>
+    </w:p>
+    <w:p>
+      <w:pPr>
+        <w:pStyle w:val="BodyText"/>
+      </w:pPr>
+      <w:r>
+        <w:t xml:space="preserve">(a)</w:t>
+      </w:r>
+      <w:r>
+        <w:t xml:space="preserve"> </w:t>
+      </w:r>
+      <w:r>
+        <w:rPr>
+          <w:bCs/>
+          <w:b/>
+        </w:rPr>
+        <w:t xml:space="preserve">Tính phân biệt</w:t>
+      </w:r>
+      <w:r>
+        <w:t xml:space="preserve">: mỗi nhóm phải có mô hình hiệu quả doanh nghiệp khác biệt thực sự, không chỉ khác nhau về mức GDP bình quân đầu người;</w:t>
+      </w:r>
+    </w:p>
+    <w:p>
+      <w:pPr>
+        <w:pStyle w:val="BodyText"/>
+      </w:pPr>
+      <w:r>
+        <w:t xml:space="preserve">(b)</w:t>
+      </w:r>
+      <w:r>
+        <w:t xml:space="preserve"> </w:t>
+      </w:r>
+      <w:r>
+        <w:rPr>
+          <w:bCs/>
+          <w:b/>
+        </w:rPr>
+        <w:t xml:space="preserve">Tính đại diện lý thuyết</w:t>
+      </w:r>
+      <w:r>
+        <w:t xml:space="preserve">: phân loại phải phản ánh được các cơ chế thể chế khác nhau, thể chế đổi mới sáng tạo, thể chế tài nguyên, thể chế chuyển đổi, thể chế MIRAB, theo Varieties of Capitalism (Hall &amp; Soskice, 2001) và Lý thuyết thể chế (North, 1990);</w:t>
+      </w:r>
+    </w:p>
+    <w:p>
+      <w:pPr>
+        <w:pStyle w:val="BodyText"/>
+      </w:pPr>
+      <w:r>
+        <w:t xml:space="preserve">(c)</w:t>
+      </w:r>
+      <w:r>
+        <w:t xml:space="preserve"> </w:t>
+      </w:r>
+      <w:r>
+        <w:rPr>
+          <w:bCs/>
+          <w:b/>
+        </w:rPr>
+        <w:t xml:space="preserve">Tính khả dụng dữ liệu</w:t>
+      </w:r>
+      <w:r>
+        <w:t xml:space="preserve">: mỗi nhóm phải có đủ quan sát WBES để phân tích có ý nghĩa thống kê (tối thiểu 500 doanh nghiệp);</w:t>
+      </w:r>
+    </w:p>
+    <w:p>
+      <w:pPr>
+        <w:pStyle w:val="BodyText"/>
+      </w:pPr>
+      <w:r>
+        <w:t xml:space="preserve">(d)</w:t>
+      </w:r>
+      <w:r>
+        <w:t xml:space="preserve"> </w:t>
+      </w:r>
+      <w:r>
+        <w:rPr>
+          <w:bCs/>
+          <w:b/>
+        </w:rPr>
+        <w:t xml:space="preserve">Tính minh bạch và tái tạo</w:t>
+      </w:r>
+      <w:r>
+        <w:t xml:space="preserve">: tiêu chí phân loại phải rõ ràng và có thể áp dụng nhất quán.</w:t>
+      </w:r>
+    </w:p>
     <w:bookmarkEnd w:id="41"/>
-    <w:bookmarkStart w:id="46" w:name="X98f20b91300399974782a05c423861b6489fac2"/>
-    <w:p>
-      <w:pPr>
-        <w:pStyle w:val="Heading3"/>
-      </w:pPr>
-      <w:r>
-        <w:t xml:space="preserve">2.3.2 Khung phân loại thể chế ICRV</w:t>
-      </w:r>
-    </w:p>
-    <w:bookmarkStart w:id="42" w:name="X242032ba016f4802b7d1f9312ced8dccd339a4f"/>
+    <w:bookmarkStart w:id="42" w:name="X5cfc458f0cff94dfd38d9df18032fbc55802577"/>
     <w:p>
       <w:pPr>
         <w:pStyle w:val="Heading4"/>
       </w:pPr>
       <w:r>
-        <w:t xml:space="preserve">2.3.2.1 Lý do phân loại</w:t>
+        <w:t xml:space="preserve">2.3.2.2 Tiêu chí phân loại sáu nhóm</w:t>
       </w:r>
     </w:p>
     <w:p>
@@ -6482,7 +6566,14 @@
         <w:pStyle w:val="FirstParagraph"/>
       </w:pPr>
       <w:r>
-        <w:t xml:space="preserve">Châu Á không phải là một khối đồng nhất về thể chế. Các meta-analysis (Marano et al., 2016; Wu et al., 2022) đã ghi nhận rằng bối cảnh thể chế là biến điều tiết quan trọng nhất trong quan hệ quốc tế hóa → hiệu quả, nhưng không có nghiên cứu nào thiết lập hệ thống phân loại thể chế toàn diện cho 47 nền kinh tế châu Á. Khung phân loại ICRV (Institutional Context Regime Variation, Biến thiên chế độ thể chế) được đề xuất trong chuyên đề này nhằm lấp khoảng trống đó, dựa trên bốn nguyên tắc:</w:t>
+        <w:rPr>
+          <w:bCs/>
+          <w:b/>
+        </w:rPr>
+        <w:t xml:space="preserve">Nhóm I, Advanced đổi mới sáng tạo dẫn dắt</w:t>
+      </w:r>
+      <w:r>
+        <w:t xml:space="preserve">: WGI Rule of Law &gt;+0, 80; GNI bình quân đầu người &gt;30.000 USD (phương pháp Atlas WB); GDP tăng trưởng dựa trên đổi mới công nghệ, dịch vụ tài chính và hàm lượng tri thức cao. Bằng chứng WBES: R&amp;D &gt;10%, ISO &gt;20%, độ lệch chuẩn log năng suất ~1, 03 (đa dạng hóa).</w:t>
       </w:r>
     </w:p>
     <w:p>
@@ -6490,20 +6581,14 @@
         <w:pStyle w:val="BodyText"/>
       </w:pPr>
       <w:r>
-        <w:t xml:space="preserve">(a)</w:t>
-      </w:r>
-      <w:r>
-        <w:t xml:space="preserve"> </w:t>
-      </w:r>
-      <w:r>
-        <w:rPr>
-          <w:bCs/>
-          <w:b/>
-        </w:rPr>
-        <w:t xml:space="preserve">Tính phân biệt</w:t>
-      </w:r>
-      <w:r>
-        <w:t xml:space="preserve">: mỗi nhóm phải có mô hình hiệu quả doanh nghiệp khác biệt thực sự, không chỉ khác nhau về mức GDP bình quân đầu người;</w:t>
+        <w:rPr>
+          <w:bCs/>
+          <w:b/>
+        </w:rPr>
+        <w:t xml:space="preserve">Nhóm II, Advanced tài nguyên dẫn dắt</w:t>
+      </w:r>
+      <w:r>
+        <w:t xml:space="preserve">: WGI Rule of Law trung bình (+0, 00 → +0, 50); GNI bình quân đầu người &gt;20.000 USD; GDP tăng trưởng dựa trên xuất khẩu tài nguyên thiên nhiên (dầu mỏ, khí đốt, khoáng sản). Bằng chứng WBES: FDI cao hướng khai thác tài nguyên, độ lệch chuẩn log năng suất thấp (~0, 49, đặc trưng nhà nước tô).</w:t>
       </w:r>
     </w:p>
     <w:p>
@@ -6511,20 +6596,14 @@
         <w:pStyle w:val="BodyText"/>
       </w:pPr>
       <w:r>
-        <w:t xml:space="preserve">(b)</w:t>
-      </w:r>
-      <w:r>
-        <w:t xml:space="preserve"> </w:t>
-      </w:r>
-      <w:r>
-        <w:rPr>
-          <w:bCs/>
-          <w:b/>
-        </w:rPr>
-        <w:t xml:space="preserve">Tính đại diện lý thuyết</w:t>
-      </w:r>
-      <w:r>
-        <w:t xml:space="preserve">: phân loại phải phản ánh được các cơ chế thể chế khác nhau, thể chế đổi mới sáng tạo, thể chế tài nguyên, thể chế chuyển đổi, thể chế MIRAB, theo Varieties of Capitalism (Hall &amp; Soskice, 2001) và Lý thuyết thể chế (North, 1990);</w:t>
+        <w:rPr>
+          <w:bCs/>
+          <w:b/>
+        </w:rPr>
+        <w:t xml:space="preserve">Nhóm III, Trung bình cao (Upper-middle)</w:t>
+      </w:r>
+      <w:r>
+        <w:t xml:space="preserve">: WGI Rule of Law 0, 00 → +0, 80; GNI bình quân đầu người 5.000–20.000 USD; nền kinh tế chuyển đổi từ sản xuất sang dịch vụ, với R&amp;D đang tăng (đặc biệt Trung Quốc). Pattern WBES: FSTS sản xuất cao, R&amp;D tăng mạnh giai đoạn 2018–2025 (+21, 5 điểm phần trăm).</w:t>
       </w:r>
     </w:p>
     <w:p>
@@ -6532,20 +6611,14 @@
         <w:pStyle w:val="BodyText"/>
       </w:pPr>
       <w:r>
-        <w:t xml:space="preserve">(c)</w:t>
-      </w:r>
-      <w:r>
-        <w:t xml:space="preserve"> </w:t>
-      </w:r>
-      <w:r>
-        <w:rPr>
-          <w:bCs/>
-          <w:b/>
-        </w:rPr>
-        <w:t xml:space="preserve">Tính khả dụng dữ liệu</w:t>
-      </w:r>
-      <w:r>
-        <w:t xml:space="preserve">: mỗi nhóm phải có đủ quan sát WBES để phân tích có ý nghĩa thống kê (tối thiểu 500 doanh nghiệp);</w:t>
+        <w:rPr>
+          <w:bCs/>
+          <w:b/>
+        </w:rPr>
+        <w:t xml:space="preserve">Nhóm IV, Đang nổi (Emerging)</w:t>
+      </w:r>
+      <w:r>
+        <w:t xml:space="preserve">: WGI Rule of Law -0, 50 → 0, 00; GNI bình quân đầu người 1.000–5.000 USD; tốc độ tăng trưởng cao nhưng gap de jure–de facto lớn (Xu, 2024); sản xuất FDI-driven dẫn dắt xuất khẩu. Pattern WBES: FSTS phân cực cao/thấp trong nội bộ nhóm; FDI thấp nhất (4, 7%) do doanh nghiệp nội địa chi phối mẫu.</w:t>
       </w:r>
     </w:p>
     <w:p>
@@ -6553,124 +6626,33 @@
         <w:pStyle w:val="BodyText"/>
       </w:pPr>
       <w:r>
-        <w:t xml:space="preserve">(d)</w:t>
-      </w:r>
-      <w:r>
-        <w:t xml:space="preserve"> </w:t>
-      </w:r>
-      <w:r>
-        <w:rPr>
-          <w:bCs/>
-          <w:b/>
-        </w:rPr>
-        <w:t xml:space="preserve">Tính minh bạch và tái tạo</w:t>
-      </w:r>
-      <w:r>
-        <w:t xml:space="preserve">: tiêu chí phân loại phải rõ ràng và có thể áp dụng nhất quán.</w:t>
+        <w:rPr>
+          <w:bCs/>
+          <w:b/>
+        </w:rPr>
+        <w:t xml:space="preserve">Nhóm V, Cận biên (Frontier)</w:t>
+      </w:r>
+      <w:r>
+        <w:t xml:space="preserve">: WGI Rule of Law &lt; -0, 50; GNI bình quân đầu người &lt;1.000 hoặc &lt;3.000 USD với voids thể chế lớn; nhiều nước đang qua giai đoạn xung đột hoặc chuyển đổi sau xung đột. Pattern WBES: phân tán năng suất cao nhất (độ lệch chuẩn log 1, 36), R&amp;D thấp nhất, nhưng đổi mới sản phẩm cao (đổi mới bằng nguồn lực hạn chế).</w:t>
+      </w:r>
+    </w:p>
+    <w:p>
+      <w:pPr>
+        <w:pStyle w:val="BodyText"/>
+      </w:pPr>
+      <w:r>
+        <w:rPr>
+          <w:bCs/>
+          <w:b/>
+        </w:rPr>
+        <w:t xml:space="preserve">Nhóm VI, SIDS Thái Bình Dương (Trường hợp biên mở rộng)</w:t>
+      </w:r>
+      <w:r>
+        <w:t xml:space="preserve">: Dân số &lt;1 triệu; cô lập địa lý &gt;2.000 km từ hub thương mại; phụ thuộc ODA + remittances &gt; 20% GDP; mô hình MIRAB (Bertram, 2006). Pattern WBES: n=1.371 (1, 4% pool); FDI cao nhất (23, 5%, do MNE du lịch); đổi mới sản phẩm cao nhất (41, 5%, đổi mới bằng nguồn lực hạn chế); website cao ngoại trừ Kiribati (18, 7%).</w:t>
       </w:r>
     </w:p>
     <w:bookmarkEnd w:id="42"/>
-    <w:bookmarkStart w:id="43" w:name="X5cfc458f0cff94dfd38d9df18032fbc55802577"/>
-    <w:p>
-      <w:pPr>
-        <w:pStyle w:val="Heading4"/>
-      </w:pPr>
-      <w:r>
-        <w:t xml:space="preserve">2.3.2.2 Tiêu chí phân loại sáu nhóm</w:t>
-      </w:r>
-    </w:p>
-    <w:p>
-      <w:pPr>
-        <w:pStyle w:val="FirstParagraph"/>
-      </w:pPr>
-      <w:r>
-        <w:rPr>
-          <w:bCs/>
-          <w:b/>
-        </w:rPr>
-        <w:t xml:space="preserve">Nhóm I, Advanced đổi mới sáng tạo dẫn dắt</w:t>
-      </w:r>
-      <w:r>
-        <w:t xml:space="preserve">: WGI Rule of Law &gt;+0, 80; GNI bình quân đầu người &gt;30.000 USD (phương pháp Atlas WB); GDP tăng trưởng dựa trên đổi mới công nghệ, dịch vụ tài chính và hàm lượng tri thức cao. Bằng chứng WBES: R&amp;D &gt;10%, ISO &gt;20%, độ lệch chuẩn log năng suất ~1, 03 (đa dạng hóa).</w:t>
-      </w:r>
-    </w:p>
-    <w:p>
-      <w:pPr>
-        <w:pStyle w:val="BodyText"/>
-      </w:pPr>
-      <w:r>
-        <w:rPr>
-          <w:bCs/>
-          <w:b/>
-        </w:rPr>
-        <w:t xml:space="preserve">Nhóm II, Advanced tài nguyên dẫn dắt</w:t>
-      </w:r>
-      <w:r>
-        <w:t xml:space="preserve">: WGI Rule of Law trung bình (+0, 00 → +0, 50); GNI bình quân đầu người &gt;20.000 USD; GDP tăng trưởng dựa trên xuất khẩu tài nguyên thiên nhiên (dầu mỏ, khí đốt, khoáng sản). Bằng chứng WBES: FDI cao hướng khai thác tài nguyên, độ lệch chuẩn log năng suất thấp (~0, 49, đặc trưng nhà nước tô).</w:t>
-      </w:r>
-    </w:p>
-    <w:p>
-      <w:pPr>
-        <w:pStyle w:val="BodyText"/>
-      </w:pPr>
-      <w:r>
-        <w:rPr>
-          <w:bCs/>
-          <w:b/>
-        </w:rPr>
-        <w:t xml:space="preserve">Nhóm III, Trung bình cao (Upper-middle)</w:t>
-      </w:r>
-      <w:r>
-        <w:t xml:space="preserve">: WGI Rule of Law 0, 00 → +0, 80; GNI bình quân đầu người 5.000–20.000 USD; nền kinh tế chuyển đổi từ sản xuất sang dịch vụ, với R&amp;D đang tăng (đặc biệt Trung Quốc). Pattern WBES: FSTS sản xuất cao, R&amp;D tăng mạnh giai đoạn 2018–2025 (+21, 5 điểm phần trăm).</w:t>
-      </w:r>
-    </w:p>
-    <w:p>
-      <w:pPr>
-        <w:pStyle w:val="BodyText"/>
-      </w:pPr>
-      <w:r>
-        <w:rPr>
-          <w:bCs/>
-          <w:b/>
-        </w:rPr>
-        <w:t xml:space="preserve">Nhóm IV, Đang nổi (Emerging)</w:t>
-      </w:r>
-      <w:r>
-        <w:t xml:space="preserve">: WGI Rule of Law -0, 50 → 0, 00; GNI bình quân đầu người 1.000–5.000 USD; tốc độ tăng trưởng cao nhưng gap de jure–de facto lớn (Xu, 2024); sản xuất FDI-driven dẫn dắt xuất khẩu. Pattern WBES: FSTS phân cực cao/thấp trong nội bộ nhóm; FDI thấp nhất (4, 7%) do doanh nghiệp nội địa chi phối mẫu.</w:t>
-      </w:r>
-    </w:p>
-    <w:p>
-      <w:pPr>
-        <w:pStyle w:val="BodyText"/>
-      </w:pPr>
-      <w:r>
-        <w:rPr>
-          <w:bCs/>
-          <w:b/>
-        </w:rPr>
-        <w:t xml:space="preserve">Nhóm V, Cận biên (Frontier)</w:t>
-      </w:r>
-      <w:r>
-        <w:t xml:space="preserve">: WGI Rule of Law &lt; -0, 50; GNI bình quân đầu người &lt;1.000 hoặc &lt;3.000 USD với voids thể chế lớn; nhiều nước đang qua giai đoạn xung đột hoặc chuyển đổi sau xung đột. Pattern WBES: phân tán năng suất cao nhất (độ lệch chuẩn log 1, 36), R&amp;D thấp nhất, nhưng đổi mới sản phẩm cao (đổi mới bằng nguồn lực hạn chế).</w:t>
-      </w:r>
-    </w:p>
-    <w:p>
-      <w:pPr>
-        <w:pStyle w:val="BodyText"/>
-      </w:pPr>
-      <w:r>
-        <w:rPr>
-          <w:bCs/>
-          <w:b/>
-        </w:rPr>
-        <w:t xml:space="preserve">Nhóm VI, SIDS Thái Bình Dương (Trường hợp biên mở rộng)</w:t>
-      </w:r>
-      <w:r>
-        <w:t xml:space="preserve">: Dân số &lt;1 triệu; cô lập địa lý &gt;2.000 km từ hub thương mại; phụ thuộc ODA + remittances &gt; 20% GDP; mô hình MIRAB (Bertram, 2006). Pattern WBES: n=1.371 (1, 4% pool); FDI cao nhất (23, 5%, do MNE du lịch); đổi mới sản phẩm cao nhất (41, 5%, đổi mới bằng nguồn lực hạn chế); website cao ngoại trừ Kiribati (18, 7%).</w:t>
-      </w:r>
-    </w:p>
-    <w:bookmarkEnd w:id="43"/>
-    <w:bookmarkStart w:id="44" w:name="X4d09b9f28b7e56385f03d12ed1cc26cd793028d"/>
+    <w:bookmarkStart w:id="43" w:name="X4d09b9f28b7e56385f03d12ed1cc26cd793028d"/>
     <w:p>
       <w:pPr>
         <w:pStyle w:val="Heading4"/>
@@ -7161,8 +7143,8 @@
         <w:t xml:space="preserve">Ghi chú: n_firms là phân bố xấp xỉ theo pool 101.185; tổng 5 nhóm chính (I–V) = 99.814 (phạm vi chính 41 nước châu Á); SIDS Nhóm VI = 1.371 (1, 4% pool).</w:t>
       </w:r>
     </w:p>
-    <w:bookmarkEnd w:id="44"/>
-    <w:bookmarkStart w:id="45" w:name="Xd47f898f6991efbde7b27bc90a430952f5ee92c"/>
+    <w:bookmarkEnd w:id="43"/>
+    <w:bookmarkStart w:id="44" w:name="Xd47f898f6991efbde7b27bc90a430952f5ee92c"/>
     <w:p>
       <w:pPr>
         <w:pStyle w:val="Heading4"/>
@@ -7896,9 +7878,9 @@
         </w:pict>
       </w:r>
     </w:p>
+    <w:bookmarkEnd w:id="44"/>
     <w:bookmarkEnd w:id="45"/>
-    <w:bookmarkEnd w:id="46"/>
-    <w:bookmarkStart w:id="50" w:name="X7a4557ec5f328bbc85d5a4ed1bb75ea10e661ff"/>
+    <w:bookmarkStart w:id="49" w:name="X7a4557ec5f328bbc85d5a4ed1bb75ea10e661ff"/>
     <w:p>
       <w:pPr>
         <w:pStyle w:val="Heading3"/>
@@ -7907,7 +7889,7 @@
         <w:t xml:space="preserve">2.3.3 Thực trạng năng suất lao động và quốc tế hóa</w:t>
       </w:r>
     </w:p>
-    <w:bookmarkStart w:id="47" w:name="X9efc38921db522c2198468480477304ba858e97"/>
+    <w:bookmarkStart w:id="46" w:name="X9efc38921db522c2198468480477304ba858e97"/>
     <w:p>
       <w:pPr>
         <w:pStyle w:val="Heading4"/>
@@ -8053,8 +8035,8 @@
         <w:t xml:space="preserve">; winsorize log năng suất ở mức 1/99 phân vị trong cụm quốc gia × năm.</w:t>
       </w:r>
     </w:p>
-    <w:bookmarkEnd w:id="47"/>
-    <w:bookmarkStart w:id="48" w:name="X776ba5e7e4447177ea5f3b43c9e3a363fcc40bd"/>
+    <w:bookmarkEnd w:id="46"/>
+    <w:bookmarkStart w:id="47" w:name="X776ba5e7e4447177ea5f3b43c9e3a363fcc40bd"/>
     <w:p>
       <w:pPr>
         <w:pStyle w:val="Heading4"/>
@@ -8826,8 +8808,8 @@
         <w:t xml:space="preserve">Hsieh &amp; Klenow (2009, 2014); (3) SIDS ở mức trung bình ~1, 32; (4) tỷ số P90/P10 tăng đơn điệu theo phân nhóm con; (5) bằng chứng cho điều tiết thể chế trong quan hệ quốc tế hóa → hiệu quả.</w:t>
       </w:r>
     </w:p>
-    <w:bookmarkEnd w:id="48"/>
-    <w:bookmarkStart w:id="49" w:name="Xdea3c3468e1ac43b62453be8eff03e210f590fa"/>
+    <w:bookmarkEnd w:id="47"/>
+    <w:bookmarkStart w:id="48" w:name="Xdea3c3468e1ac43b62453be8eff03e210f590fa"/>
     <w:p>
       <w:pPr>
         <w:pStyle w:val="Heading4"/>
@@ -9193,9 +9175,9 @@
         </w:pict>
       </w:r>
     </w:p>
+    <w:bookmarkEnd w:id="48"/>
     <w:bookmarkEnd w:id="49"/>
-    <w:bookmarkEnd w:id="50"/>
-    <w:bookmarkStart w:id="54" w:name="X48a64f0ab0a551639b88ae683205b88fc505339"/>
+    <w:bookmarkStart w:id="53" w:name="X48a64f0ab0a551639b88ae683205b88fc505339"/>
     <w:p>
       <w:pPr>
         <w:pStyle w:val="Heading3"/>
@@ -9204,7 +9186,7 @@
         <w:t xml:space="preserve">2.3.4 Đổi mới sáng tạo và năng lực số hóa</w:t>
       </w:r>
     </w:p>
-    <w:bookmarkStart w:id="51" w:name="Xa5eed793639f9fa708261effd8dd5d2cf95e3d3"/>
+    <w:bookmarkStart w:id="50" w:name="Xa5eed793639f9fa708261effd8dd5d2cf95e3d3"/>
     <w:p>
       <w:pPr>
         <w:pStyle w:val="Heading4"/>
@@ -9697,8 +9679,8 @@
         </w:tc>
       </w:tr>
     </w:tbl>
-    <w:bookmarkEnd w:id="51"/>
-    <w:bookmarkStart w:id="52" w:name="X48321a8ad05ce07f4df9332400b6f3b9b5184ad"/>
+    <w:bookmarkEnd w:id="50"/>
+    <w:bookmarkStart w:id="51" w:name="X48321a8ad05ce07f4df9332400b6f3b9b5184ad"/>
     <w:p>
       <w:pPr>
         <w:pStyle w:val="Heading4"/>
@@ -10227,8 +10209,8 @@
         <w:t xml:space="preserve">đáng chú ý: tỷ lệ đổi mới sản phẩm cao nhất (41, 5%) phản ánh đổi mới bằng nguồn lực hạn chế, sáng tạo không chính thức để bù đắp cho thiếu hụt nguồn lực; website 58, 9% vượt cả nhóm Emerging dù GNI thấp hơn đáng kể. Phân tách rõ TCI so với DAI, kế thừa Đỗ &amp; Phan (2026, VEFR).</w:t>
       </w:r>
     </w:p>
-    <w:bookmarkEnd w:id="52"/>
-    <w:bookmarkStart w:id="53" w:name="X7aecda332f86c9804cfaa4302f29a8878b0c612"/>
+    <w:bookmarkEnd w:id="51"/>
+    <w:bookmarkStart w:id="52" w:name="X7aecda332f86c9804cfaa4302f29a8878b0c612"/>
     <w:p>
       <w:pPr>
         <w:pStyle w:val="Heading4"/>
@@ -10338,9 +10320,9 @@
         </w:pict>
       </w:r>
     </w:p>
+    <w:bookmarkEnd w:id="52"/>
     <w:bookmarkEnd w:id="53"/>
-    <w:bookmarkEnd w:id="54"/>
-    <w:bookmarkStart w:id="57" w:name="X72eb40a6f7e25bc137b858c80c8b2c164b34062"/>
+    <w:bookmarkStart w:id="56" w:name="X72eb40a6f7e25bc137b858c80c8b2c164b34062"/>
     <w:p>
       <w:pPr>
         <w:pStyle w:val="Heading3"/>
@@ -10349,7 +10331,7 @@
         <w:t xml:space="preserve">2.3.5 Cấu trúc doanh nghiệp</w:t>
       </w:r>
     </w:p>
-    <w:bookmarkStart w:id="55" w:name="Xa7dedc490ea2a591885aa4c93f91c2ff8cf4a43"/>
+    <w:bookmarkStart w:id="54" w:name="Xa7dedc490ea2a591885aa4c93f91c2ff8cf4a43"/>
     <w:p>
       <w:pPr>
         <w:pStyle w:val="Heading4"/>
@@ -10728,8 +10710,8 @@
         <w:t xml:space="preserve">Tỷ lệ FDI có dạng chữ U với cực tiểu ở Emerging (4, 7%). SIDS có FDI cao nhất (23, 5%) do du lịch và viễn thông được dẫn dắt bởi doanh nghiệp đa quốc gia. Hai mô hình FDI hoàn toàn khác nhau: (i) MNE hub tại Advanced (Singapore FDI 31, 5%, doanh nghiệp đa quốc gia chọn Singapore làm trung tâm khu vực); (ii) du lịch/viễn thông tại SIDS (FDI nhắm vào khu vực không cạnh tranh với lao động địa phương).</w:t>
       </w:r>
     </w:p>
-    <w:bookmarkEnd w:id="55"/>
-    <w:bookmarkStart w:id="56" w:name="X279013228163a98d12773178e6c91846d9b5a16"/>
+    <w:bookmarkEnd w:id="54"/>
+    <w:bookmarkStart w:id="55" w:name="X279013228163a98d12773178e6c91846d9b5a16"/>
     <w:p>
       <w:pPr>
         <w:pStyle w:val="Heading4"/>
@@ -11292,9 +11274,9 @@
         </w:pict>
       </w:r>
     </w:p>
+    <w:bookmarkEnd w:id="55"/>
     <w:bookmarkEnd w:id="56"/>
-    <w:bookmarkEnd w:id="57"/>
-    <w:bookmarkStart w:id="63" w:name="Xb5f5053f24178deaae76fd6a0b7517dcbde3c2b"/>
+    <w:bookmarkStart w:id="62" w:name="Xb5f5053f24178deaae76fd6a0b7517dcbde3c2b"/>
     <w:p>
       <w:pPr>
         <w:pStyle w:val="Heading3"/>
@@ -11303,7 +11285,7 @@
         <w:t xml:space="preserve">2.3.6 Biến thiên theo thời gian (2009–2025)</w:t>
       </w:r>
     </w:p>
-    <w:bookmarkStart w:id="58" w:name="Xfc0c9ffff2e477aa15de35263cf6be3ebb3dbfa"/>
+    <w:bookmarkStart w:id="57" w:name="Xfc0c9ffff2e477aa15de35263cf6be3ebb3dbfa"/>
     <w:p>
       <w:pPr>
         <w:pStyle w:val="Heading4"/>
@@ -11780,8 +11762,8 @@
         <w:t xml:space="preserve">Hình 2.3.6.1. Radar/spider chart cho 3 phân nhóm con (Advanced, Emerging, SIDS) trên 5 chiều (FSTS, Đổi mới sản phẩm, R&amp;D, Website, ISO) với 2 mốc thời gian 2009–2012 vs 2018–2025.</w:t>
       </w:r>
     </w:p>
-    <w:bookmarkEnd w:id="58"/>
-    <w:bookmarkStart w:id="59" w:name="X15cc21ed2bba2d00eb68e819762140b85f4d05d"/>
+    <w:bookmarkEnd w:id="57"/>
+    <w:bookmarkStart w:id="58" w:name="X15cc21ed2bba2d00eb68e819762140b85f4d05d"/>
     <w:p>
       <w:pPr>
         <w:pStyle w:val="Heading4"/>
@@ -12139,8 +12121,8 @@
         <w:t xml:space="preserve">thay vì hành vi cá biệt.</w:t>
       </w:r>
     </w:p>
-    <w:bookmarkEnd w:id="59"/>
-    <w:bookmarkStart w:id="60" w:name="X1d1775454e164ec96880a4039b82bdc8acf5777"/>
+    <w:bookmarkEnd w:id="58"/>
+    <w:bookmarkStart w:id="59" w:name="X1d1775454e164ec96880a4039b82bdc8acf5777"/>
     <w:p>
       <w:pPr>
         <w:pStyle w:val="Heading4"/>
@@ -12852,8 +12834,8 @@
         <w:t xml:space="preserve">Kafouros et al. (2023) chứng minh chất lượng thể chế tương tác hai chiều với dynamism ngành: ở ngành dynamism công nghệ cao, thể chế tốt khuếch đại hiệu quả; ở ngành dynamism thị trường cao, thể chế tốt có thể làm yếu hiệu quả (doanh nghiệp phải nội bộ hóa chức năng). Phát hiện này gợi ý hướng kiểm định cho Chuyên đề 2.</w:t>
       </w:r>
     </w:p>
-    <w:bookmarkEnd w:id="60"/>
-    <w:bookmarkStart w:id="61" w:name="Xe94a7f38103305616bcb3f527e5b632bf794b9f"/>
+    <w:bookmarkEnd w:id="59"/>
+    <w:bookmarkStart w:id="60" w:name="Xe94a7f38103305616bcb3f527e5b632bf794b9f"/>
     <w:p>
       <w:pPr>
         <w:pStyle w:val="Heading4"/>
@@ -13548,8 +13530,8 @@
         <w:t xml:space="preserve">Năm phát hiện: (1) FSTS phân tầng 5, 0%–7, 2%–13, 2% bị che giấu khi gộp; (2) FDI chênh lệch 6 lần giữa ASEAN-3 và Nam Á + Tây Á; (3) TCI ngược dấu trong nội bộ nhóm; (4) Mông Cổ là trường hợp biên với đặc điểm tài nguyên; (5) độ lệch chuẩn log 1, 53 so với 1, 16, phân tầng hai tầng trong mẫu con FDI dẫn dắt (Hsieh &amp; Klenow, 2009).</w:t>
       </w:r>
     </w:p>
-    <w:bookmarkEnd w:id="61"/>
-    <w:bookmarkStart w:id="62" w:name="X6dd7cda65443cf47e18bb2d4cac658826405050"/>
+    <w:bookmarkEnd w:id="60"/>
+    <w:bookmarkStart w:id="61" w:name="X6dd7cda65443cf47e18bb2d4cac658826405050"/>
     <w:p>
       <w:pPr>
         <w:pStyle w:val="Heading4"/>
@@ -15543,123 +15525,123 @@
         </w:pict>
       </w:r>
     </w:p>
+    <w:bookmarkEnd w:id="61"/>
     <w:bookmarkEnd w:id="62"/>
+    <w:bookmarkStart w:id="71" w:name="Xd6626b244661b808c75b098a6548f556384e2d4"/>
+    <w:p>
+      <w:pPr>
+        <w:pStyle w:val="Heading3"/>
+      </w:pPr>
+      <w:r>
+        <w:t xml:space="preserve">2.3.7 Bảy tiểu cảnh điển hình</w:t>
+      </w:r>
+    </w:p>
+    <w:bookmarkStart w:id="63" w:name="X3e0c2f14849a2ac59a836b8f2f5f68dc060f060"/>
+    <w:p>
+      <w:pPr>
+        <w:pStyle w:val="Heading4"/>
+      </w:pPr>
+      <w:r>
+        <w:t xml:space="preserve">2.3.7.1 Singapore (Advanced đổi mới sáng tạo dẫn dắt, n=623, đợt 2023)</w:t>
+      </w:r>
+    </w:p>
+    <w:p>
+      <w:pPr>
+        <w:pStyle w:val="FirstParagraph"/>
+      </w:pPr>
+      <w:r>
+        <w:t xml:space="preserve">FSTS 7, 1%; doanh nghiệp xuất khẩu 17, 8%; website 66, 1%; ISO 23, 3%; R&amp;D 7, 5%; FDI 31, 5%. Độ lệch chuẩn log năng suất 1, 03.</w:t>
+      </w:r>
+      <w:r>
+        <w:t xml:space="preserve"> </w:t>
+      </w:r>
+      <w:r>
+        <w:rPr>
+          <w:bCs/>
+          <w:b/>
+        </w:rPr>
+        <w:t xml:space="preserve">Biên trên</w:t>
+      </w:r>
+      <w:r>
+        <w:t xml:space="preserve"> </w:t>
+      </w:r>
+      <w:r>
+        <w:t xml:space="preserve">của nhóm Advanced đổi mới sáng tạo dẫn dắt. Theo nghiên cứu Singapore (Mar, Đỗ &amp; Phan, 2026, MIR under review): R² hiệu chỉnh = 0, 196; tương tác FSTS² × DAI = 3, 119 (p=0, 005); điểm uốn ~88, 6%.</w:t>
+      </w:r>
+    </w:p>
+    <w:p>
+      <w:pPr>
+        <w:pStyle w:val="BodyText"/>
+      </w:pPr>
+      <w:r>
+        <w:rPr>
+          <w:bCs/>
+          <w:b/>
+        </w:rPr>
+        <w:t xml:space="preserve">Bối cảnh hệ sinh thái 2025/2026</w:t>
+      </w:r>
+      <w:r>
+        <w:t xml:space="preserve">: Singapore xếp</w:t>
+      </w:r>
+      <w:r>
+        <w:t xml:space="preserve"> </w:t>
+      </w:r>
+      <w:r>
+        <w:rPr>
+          <w:bCs/>
+          <w:b/>
+        </w:rPr>
+        <w:t xml:space="preserve">hạng 2 toàn cầu</w:t>
+      </w:r>
+      <w:r>
+        <w:t xml:space="preserve"> </w:t>
+      </w:r>
+      <w:r>
+        <w:t xml:space="preserve">trong Innovators Business Environment Index 2026 (StartupBlink, 2026); hạng 4 toàn cầu trong Global Startup Ecosystem Index 2025 với tăng trưởng hệ sinh thái 44, 9%; hạng 3 thế giới trong Khảo sát Chính phủ điện tử Liên Hiệp Quốc 2024. Sáng kiến</w:t>
+      </w:r>
+      <w:r>
+        <w:t xml:space="preserve"> </w:t>
+      </w:r>
+      <w:r>
+        <w:rPr>
+          <w:bCs/>
+          <w:b/>
+        </w:rPr>
+        <w:t xml:space="preserve">Smart Nation 2.0</w:t>
+      </w:r>
+      <w:r>
+        <w:t xml:space="preserve"> </w:t>
+      </w:r>
+      <w:r>
+        <w:t xml:space="preserve">(2024) với 3 trụ cột: Tin tưởng, Tăng trưởng, Cộng đồng.</w:t>
+      </w:r>
+    </w:p>
+    <w:p>
+      <w:pPr>
+        <w:pStyle w:val="BodyText"/>
+      </w:pPr>
+      <w:r>
+        <w:t xml:space="preserve">Hệ sinh thái Singapore vận hành ở Tier 3–4, vượt xa lớp DAI Tier 1–2 đo trong WBES. Đây là lý do</w:t>
+      </w:r>
+      <w:r>
+        <w:t xml:space="preserve"> </w:t>
+      </w:r>
+      <w:r>
+        <w:rPr>
+          <w:bCs/>
+          <w:b/>
+        </w:rPr>
+        <w:t xml:space="preserve">Nghịch lý bão hòa số (Digital Saturation Paradox)</w:t>
+      </w:r>
+      <w:r>
+        <w:t xml:space="preserve"> </w:t>
+      </w:r>
+      <w:r>
+        <w:t xml:space="preserve">xuất hiện: DAI cơ bản đã trở thành yếu tố vệ sinh, phần bù năng suất chỉ còn đo được ở nhóm xuất khẩu cường độ cao.</w:t>
+      </w:r>
+    </w:p>
     <w:bookmarkEnd w:id="63"/>
-    <w:bookmarkStart w:id="72" w:name="Xd6626b244661b808c75b098a6548f556384e2d4"/>
-    <w:p>
-      <w:pPr>
-        <w:pStyle w:val="Heading3"/>
-      </w:pPr>
-      <w:r>
-        <w:t xml:space="preserve">2.3.7 Bảy tiểu cảnh điển hình</w:t>
-      </w:r>
-    </w:p>
-    <w:bookmarkStart w:id="64" w:name="X3e0c2f14849a2ac59a836b8f2f5f68dc060f060"/>
-    <w:p>
-      <w:pPr>
-        <w:pStyle w:val="Heading4"/>
-      </w:pPr>
-      <w:r>
-        <w:t xml:space="preserve">2.3.7.1 Singapore (Advanced đổi mới sáng tạo dẫn dắt, n=623, đợt 2023)</w:t>
-      </w:r>
-    </w:p>
-    <w:p>
-      <w:pPr>
-        <w:pStyle w:val="FirstParagraph"/>
-      </w:pPr>
-      <w:r>
-        <w:t xml:space="preserve">FSTS 7, 1%; doanh nghiệp xuất khẩu 17, 8%; website 66, 1%; ISO 23, 3%; R&amp;D 7, 5%; FDI 31, 5%. Độ lệch chuẩn log năng suất 1, 03.</w:t>
-      </w:r>
-      <w:r>
-        <w:t xml:space="preserve"> </w:t>
-      </w:r>
-      <w:r>
-        <w:rPr>
-          <w:bCs/>
-          <w:b/>
-        </w:rPr>
-        <w:t xml:space="preserve">Biên trên</w:t>
-      </w:r>
-      <w:r>
-        <w:t xml:space="preserve"> </w:t>
-      </w:r>
-      <w:r>
-        <w:t xml:space="preserve">của nhóm Advanced đổi mới sáng tạo dẫn dắt. Theo nghiên cứu Singapore (Mar, Đỗ &amp; Phan, 2026, MIR under review): R² hiệu chỉnh = 0, 196; tương tác FSTS² × DAI = 3, 119 (p=0, 005); điểm uốn ~88, 6%.</w:t>
-      </w:r>
-    </w:p>
-    <w:p>
-      <w:pPr>
-        <w:pStyle w:val="BodyText"/>
-      </w:pPr>
-      <w:r>
-        <w:rPr>
-          <w:bCs/>
-          <w:b/>
-        </w:rPr>
-        <w:t xml:space="preserve">Bối cảnh hệ sinh thái 2025/2026</w:t>
-      </w:r>
-      <w:r>
-        <w:t xml:space="preserve">: Singapore xếp</w:t>
-      </w:r>
-      <w:r>
-        <w:t xml:space="preserve"> </w:t>
-      </w:r>
-      <w:r>
-        <w:rPr>
-          <w:bCs/>
-          <w:b/>
-        </w:rPr>
-        <w:t xml:space="preserve">hạng 2 toàn cầu</w:t>
-      </w:r>
-      <w:r>
-        <w:t xml:space="preserve"> </w:t>
-      </w:r>
-      <w:r>
-        <w:t xml:space="preserve">trong Innovators Business Environment Index 2026 (StartupBlink, 2026); hạng 4 toàn cầu trong Global Startup Ecosystem Index 2025 với tăng trưởng hệ sinh thái 44, 9%; hạng 3 thế giới trong Khảo sát Chính phủ điện tử Liên Hiệp Quốc 2024. Sáng kiến</w:t>
-      </w:r>
-      <w:r>
-        <w:t xml:space="preserve"> </w:t>
-      </w:r>
-      <w:r>
-        <w:rPr>
-          <w:bCs/>
-          <w:b/>
-        </w:rPr>
-        <w:t xml:space="preserve">Smart Nation 2.0</w:t>
-      </w:r>
-      <w:r>
-        <w:t xml:space="preserve"> </w:t>
-      </w:r>
-      <w:r>
-        <w:t xml:space="preserve">(2024) với 3 trụ cột: Tin tưởng, Tăng trưởng, Cộng đồng.</w:t>
-      </w:r>
-    </w:p>
-    <w:p>
-      <w:pPr>
-        <w:pStyle w:val="BodyText"/>
-      </w:pPr>
-      <w:r>
-        <w:t xml:space="preserve">Hệ sinh thái Singapore vận hành ở Tier 3–4, vượt xa lớp DAI Tier 1–2 đo trong WBES. Đây là lý do</w:t>
-      </w:r>
-      <w:r>
-        <w:t xml:space="preserve"> </w:t>
-      </w:r>
-      <w:r>
-        <w:rPr>
-          <w:bCs/>
-          <w:b/>
-        </w:rPr>
-        <w:t xml:space="preserve">Nghịch lý bão hòa số (Digital Saturation Paradox)</w:t>
-      </w:r>
-      <w:r>
-        <w:t xml:space="preserve"> </w:t>
-      </w:r>
-      <w:r>
-        <w:t xml:space="preserve">xuất hiện: DAI cơ bản đã trở thành yếu tố vệ sinh, phần bù năng suất chỉ còn đo được ở nhóm xuất khẩu cường độ cao.</w:t>
-      </w:r>
-    </w:p>
-    <w:bookmarkEnd w:id="64"/>
-    <w:bookmarkStart w:id="65" w:name="X75dfea88472a672b8699955671316d4f13d7159"/>
+    <w:bookmarkStart w:id="64" w:name="X75dfea88472a672b8699955671316d4f13d7159"/>
     <w:p>
       <w:pPr>
         <w:pStyle w:val="Heading4"/>
@@ -16079,14 +16061,88 @@
         <w:t xml:space="preserve">: IMF điều chỉnh giảm tăng trưởng Saudi Arabia từ ~4, 5% xuống 3, 1% do xung đột Trung Đông.</w:t>
       </w:r>
     </w:p>
+    <w:bookmarkEnd w:id="64"/>
+    <w:bookmarkStart w:id="65" w:name="X8e359102c2820c99d0186213e314ed14f075d3d"/>
+    <w:p>
+      <w:pPr>
+        <w:pStyle w:val="Heading4"/>
+      </w:pPr>
+      <w:r>
+        <w:t xml:space="preserve">2.3.7.3 Việt Nam (n=3.077, 3 đợt khảo sát), cập nhật ADB Vietnam Outlook 2026</w:t>
+      </w:r>
+    </w:p>
+    <w:p>
+      <w:pPr>
+        <w:pStyle w:val="FirstParagraph"/>
+      </w:pPr>
+      <w:r>
+        <w:t xml:space="preserve">FSTS 23, 2% → 17, 9% → 16, 1% (suy giảm theo thời gian); doanh nghiệp xuất khẩu 37, 1% → 23, 8%; ISO 17–23%; R&amp;D 6, 1% (2023). Pattern</w:t>
+      </w:r>
+      <w:r>
+        <w:t xml:space="preserve"> </w:t>
+      </w:r>
+      <w:r>
+        <w:rPr>
+          <w:bCs/>
+          <w:b/>
+        </w:rPr>
+        <w:t xml:space="preserve">kinh tế hai tầng</w:t>
+      </w:r>
+      <w:r>
+        <w:t xml:space="preserve">, FDI hướng xuất khẩu hiệu quả cao đan xen với doanh nghiệp nội địa năng suất thấp (CIEM, 2023).</w:t>
+      </w:r>
+    </w:p>
+    <w:p>
+      <w:pPr>
+        <w:pStyle w:val="BodyText"/>
+      </w:pPr>
+      <w:r>
+        <w:rPr>
+          <w:bCs/>
+          <w:b/>
+        </w:rPr>
+        <w:t xml:space="preserve">Bối cảnh 2026, ADB Vietnam Economic Outlook</w:t>
+      </w:r>
+      <w:r>
+        <w:t xml:space="preserve">: Việt Nam dự phóng GDP</w:t>
+      </w:r>
+      <w:r>
+        <w:t xml:space="preserve"> </w:t>
+      </w:r>
+      <w:r>
+        <w:rPr>
+          <w:bCs/>
+          <w:b/>
+        </w:rPr>
+        <w:t xml:space="preserve">7, 2% (2026) / 7, 0% (2027)</w:t>
+      </w:r>
+      <w:r>
+        <w:t xml:space="preserve">, vượt ASEAN 4, 6%. Bốn động lực: (a) cam kết FDI 2, 4 tỷ USD với 18 dự án chiến lược; (b) năng suất lao động +5, 1% trong giai đoạn 2026–2027; (c) khoản vay ADB dựa trên chính sách 2, 4 tỷ USD nhắm mục tiêu SME nội địa; (d) tái định vị trong chuỗi giá trị toàn cầu từ lắp ráp downstream sang thiết kế và R&amp;D mid-stream.</w:t>
+      </w:r>
+    </w:p>
+    <w:p>
+      <w:pPr>
+        <w:pStyle w:val="BodyText"/>
+      </w:pPr>
+      <w:r>
+        <w:rPr>
+          <w:bCs/>
+          <w:b/>
+        </w:rPr>
+        <w:t xml:space="preserve">World Bank FCI Snapshot (2025)</w:t>
+      </w:r>
+      <w:r>
+        <w:t xml:space="preserve">: GDP tăng trưởng 7, 09% (2024), FDI 20, 17 tỷ USD (4, 23% GDP), xuất khẩu máy móc và điện tử 45, 8% tổng xuất khẩu, tỷ lệ nữ/nam lao động 88, 61% (2023).</w:t>
+      </w:r>
+    </w:p>
     <w:bookmarkEnd w:id="65"/>
-    <w:bookmarkStart w:id="66" w:name="X8e359102c2820c99d0186213e314ed14f075d3d"/>
+    <w:bookmarkStart w:id="66" w:name="X277549c0c2e07611a176f54ee466361ef9e7c40"/>
     <w:p>
       <w:pPr>
         <w:pStyle w:val="Heading4"/>
       </w:pPr>
       <w:r>
-        <w:t xml:space="preserve">2.3.7.3 Việt Nam (n=3.077, 3 đợt khảo sát), cập nhật ADB Vietnam Outlook 2026</w:t>
+        <w:t xml:space="preserve">2.3.7.4 Trung Quốc (n=4.889)</w:t>
       </w:r>
     </w:p>
     <w:p>
@@ -16094,98 +16150,24 @@
         <w:pStyle w:val="FirstParagraph"/>
       </w:pPr>
       <w:r>
-        <w:t xml:space="preserve">FSTS 23, 2% → 17, 9% → 16, 1% (suy giảm theo thời gian); doanh nghiệp xuất khẩu 37, 1% → 23, 8%; ISO 17–23%; R&amp;D 6, 1% (2023). Pattern</w:t>
-      </w:r>
-      <w:r>
-        <w:t xml:space="preserve"> </w:t>
-      </w:r>
-      <w:r>
-        <w:rPr>
-          <w:bCs/>
-          <w:b/>
-        </w:rPr>
-        <w:t xml:space="preserve">kinh tế hai tầng</w:t>
-      </w:r>
-      <w:r>
-        <w:t xml:space="preserve">, FDI hướng xuất khẩu hiệu quả cao đan xen với doanh nghiệp nội địa năng suất thấp (CIEM, 2023).</w:t>
-      </w:r>
-    </w:p>
-    <w:p>
-      <w:pPr>
-        <w:pStyle w:val="BodyText"/>
-      </w:pPr>
-      <w:r>
-        <w:rPr>
-          <w:bCs/>
-          <w:b/>
-        </w:rPr>
-        <w:t xml:space="preserve">Bối cảnh 2026, ADB Vietnam Economic Outlook</w:t>
-      </w:r>
-      <w:r>
-        <w:t xml:space="preserve">: Việt Nam dự phóng GDP</w:t>
-      </w:r>
-      <w:r>
-        <w:t xml:space="preserve"> </w:t>
-      </w:r>
-      <w:r>
-        <w:rPr>
-          <w:bCs/>
-          <w:b/>
-        </w:rPr>
-        <w:t xml:space="preserve">7, 2% (2026) / 7, 0% (2027)</w:t>
-      </w:r>
-      <w:r>
-        <w:t xml:space="preserve">, vượt ASEAN 4, 6%. Bốn động lực: (a) cam kết FDI 2, 4 tỷ USD với 18 dự án chiến lược; (b) năng suất lao động +5, 1% trong giai đoạn 2026–2027; (c) khoản vay ADB dựa trên chính sách 2, 4 tỷ USD nhắm mục tiêu SME nội địa; (d) tái định vị trong chuỗi giá trị toàn cầu từ lắp ráp downstream sang thiết kế và R&amp;D mid-stream.</w:t>
-      </w:r>
-    </w:p>
-    <w:p>
-      <w:pPr>
-        <w:pStyle w:val="BodyText"/>
-      </w:pPr>
-      <w:r>
-        <w:rPr>
-          <w:bCs/>
-          <w:b/>
-        </w:rPr>
-        <w:t xml:space="preserve">World Bank FCI Snapshot (2025)</w:t>
-      </w:r>
-      <w:r>
-        <w:t xml:space="preserve">: GDP tăng trưởng 7, 09% (2024), FDI 20, 17 tỷ USD (4, 23% GDP), xuất khẩu máy móc và điện tử 45, 8% tổng xuất khẩu, tỷ lệ nữ/nam lao động 88, 61% (2023).</w:t>
+        <w:t xml:space="preserve">FSTS 10, 9% → 8, 8%; FDI ≥10% chiếm 6, 0%. Quan hệ FSTS – năng suất là hàm bậc ba với điểm uốn ~47, 8% (Đỗ &amp; Phan, 2026, JFAR).</w:t>
+      </w:r>
+      <w:r>
+        <w:t xml:space="preserve"> </w:t>
+      </w:r>
+      <w:r>
+        <w:rPr>
+          <w:bCs/>
+          <w:b/>
+        </w:rPr>
+        <w:t xml:space="preserve">Rủi ro tập trung</w:t>
+      </w:r>
+      <w:r>
+        <w:t xml:space="preserve">: Wang, Huang và Hong (2024, IRFA) phân tích 80% mô hình rủi ro ngân hàng tại Trung Quốc phụ thuộc các nhà cung cấp công nghệ chi phối thị trường, cảnh báo cho lộ trình sản xuất thông minh.</w:t>
       </w:r>
     </w:p>
     <w:bookmarkEnd w:id="66"/>
-    <w:bookmarkStart w:id="67" w:name="X277549c0c2e07611a176f54ee466361ef9e7c40"/>
-    <w:p>
-      <w:pPr>
-        <w:pStyle w:val="Heading4"/>
-      </w:pPr>
-      <w:r>
-        <w:t xml:space="preserve">2.3.7.4 Trung Quốc (n=4.889)</w:t>
-      </w:r>
-    </w:p>
-    <w:p>
-      <w:pPr>
-        <w:pStyle w:val="FirstParagraph"/>
-      </w:pPr>
-      <w:r>
-        <w:t xml:space="preserve">FSTS 10, 9% → 8, 8%; FDI ≥10% chiếm 6, 0%. Quan hệ FSTS – năng suất là hàm bậc ba với điểm uốn ~47, 8% (Đỗ &amp; Phan, 2026, JFAR).</w:t>
-      </w:r>
-      <w:r>
-        <w:t xml:space="preserve"> </w:t>
-      </w:r>
-      <w:r>
-        <w:rPr>
-          <w:bCs/>
-          <w:b/>
-        </w:rPr>
-        <w:t xml:space="preserve">Rủi ro tập trung</w:t>
-      </w:r>
-      <w:r>
-        <w:t xml:space="preserve">: Wang, Huang và Hong (2024, IRFA) phân tích 80% mô hình rủi ro ngân hàng tại Trung Quốc phụ thuộc các nhà cung cấp công nghệ chi phối thị trường, cảnh báo cho lộ trình sản xuất thông minh.</w:t>
-      </w:r>
-    </w:p>
-    <w:bookmarkEnd w:id="67"/>
-    <w:bookmarkStart w:id="68" w:name="Xc7d3f6b1e6ee4affb591ecc35e1aebe189cfa40"/>
+    <w:bookmarkStart w:id="67" w:name="Xc7d3f6b1e6ee4affb591ecc35e1aebe189cfa40"/>
     <w:p>
       <w:pPr>
         <w:pStyle w:val="Heading4"/>
@@ -16230,8 +16212,8 @@
         <w:t xml:space="preserve">(1), 37–75), panel 4.293 doanh nghiệp Ấn Độ 2006–2019: FDI là kênh lan tỏa ngang quan trọng nhất; doanh nghiệp lớn thu nhận lan tỏa nhiều hơn; FDI tăng từ 1, 705 triệu USD (1990–2000) → 42, 396 triệu USD (2012–2022); R&amp;D trì trệ ở 0, 7% GDP.</w:t>
       </w:r>
     </w:p>
-    <w:bookmarkEnd w:id="68"/>
-    <w:bookmarkStart w:id="69" w:name="X0d446cb0e3ef6a6395393728a3b029a1d617eea"/>
+    <w:bookmarkEnd w:id="67"/>
+    <w:bookmarkStart w:id="68" w:name="X0d446cb0e3ef6a6395393728a3b029a1d617eea"/>
     <w:p>
       <w:pPr>
         <w:pStyle w:val="Heading4"/>
@@ -16302,164 +16284,164 @@
         <w:t xml:space="preserve">Hình 2.3.7.1. Mông Cổ: Tiến triển 2009–2025 (4 đợt khảo sát WBES), FSTS đình trệ trong khi website tăng mạnh; FDI giảm phản ánh lời nguyền tài nguyên giai đoạn 1.</w:t>
       </w:r>
     </w:p>
+    <w:bookmarkEnd w:id="68"/>
+    <w:bookmarkStart w:id="69" w:name="X75220166c82aebbb501943f77fee7b5d950597e"/>
+    <w:p>
+      <w:pPr>
+        <w:pStyle w:val="Heading4"/>
+      </w:pPr>
+      <w:r>
+        <w:t xml:space="preserve">2.3.7.7 SIDS Thái Bình Dương (7 nước, n=1.371)</w:t>
+      </w:r>
+    </w:p>
+    <w:p>
+      <w:pPr>
+        <w:pStyle w:val="FirstParagraph"/>
+      </w:pPr>
+      <w:r>
+        <w:rPr>
+          <w:bCs/>
+          <w:b/>
+        </w:rPr>
+        <w:t xml:space="preserve">7 nước</w:t>
+      </w:r>
+      <w:r>
+        <w:t xml:space="preserve">: Fiji (FJI), Papua New Guinea (PNG), Solomon Islands (SLB), Tonga (TON), Vanuatu (VUT), Samoa (WSM),</w:t>
+      </w:r>
+      <w:r>
+        <w:t xml:space="preserve"> </w:t>
+      </w:r>
+      <w:r>
+        <w:rPr>
+          <w:bCs/>
+          <w:b/>
+        </w:rPr>
+        <w:t xml:space="preserve">Kiribati (KIR, 2025)</w:t>
+      </w:r>
+      <w:r>
+        <w:t xml:space="preserve">. FSTS 6, 3%; FDI ≥10%</w:t>
+      </w:r>
+      <w:r>
+        <w:t xml:space="preserve"> </w:t>
+      </w:r>
+      <w:r>
+        <w:rPr>
+          <w:bCs/>
+          <w:b/>
+        </w:rPr>
+        <w:t xml:space="preserve">23, 5%</w:t>
+      </w:r>
+      <w:r>
+        <w:t xml:space="preserve">; đổi mới sản phẩm</w:t>
+      </w:r>
+      <w:r>
+        <w:t xml:space="preserve"> </w:t>
+      </w:r>
+      <w:r>
+        <w:rPr>
+          <w:bCs/>
+          <w:b/>
+        </w:rPr>
+        <w:t xml:space="preserve">41, 5%</w:t>
+      </w:r>
+      <w:r>
+        <w:t xml:space="preserve">; website</w:t>
+      </w:r>
+      <w:r>
+        <w:t xml:space="preserve"> </w:t>
+      </w:r>
+      <w:r>
+        <w:rPr>
+          <w:bCs/>
+          <w:b/>
+        </w:rPr>
+        <w:t xml:space="preserve">58, 9%</w:t>
+      </w:r>
+      <w:r>
+        <w:t xml:space="preserve">. Pattern</w:t>
+      </w:r>
+      <w:r>
+        <w:t xml:space="preserve"> </w:t>
+      </w:r>
+      <w:r>
+        <w:rPr>
+          <w:bCs/>
+          <w:b/>
+        </w:rPr>
+        <w:t xml:space="preserve">thích nghi trong điều kiện ràng buộc</w:t>
+      </w:r>
+      <w:r>
+        <w:t xml:space="preserve">.</w:t>
+      </w:r>
+    </w:p>
+    <w:p>
+      <w:pPr>
+        <w:pStyle w:val="BodyText"/>
+      </w:pPr>
+      <w:r>
+        <w:rPr>
+          <w:bCs/>
+          <w:b/>
+        </w:rPr>
+        <w:t xml:space="preserve">Kiribati 2025, trường hợp biên cực đoan nhất</w:t>
+      </w:r>
+      <w:r>
+        <w:t xml:space="preserve">: FSTS 1, 03%, FDI 0, 7%, website 18, 7%, ISO 1, 3%, độ lệch chuẩn log 1, 48, SME 93, 3%.</w:t>
+      </w:r>
+    </w:p>
+    <w:p>
+      <w:pPr>
+        <w:pStyle w:val="BodyText"/>
+      </w:pPr>
+      <w:r>
+        <w:rPr>
+          <w:bCs/>
+          <w:b/>
+        </w:rPr>
+        <w:t xml:space="preserve">Bối cảnh kinh tế vĩ mô PICs Pacific</w:t>
+      </w:r>
+      <w:r>
+        <w:t xml:space="preserve">: 4 trụ cột MIRAB (Bertram, 2006): (1) khu vực công chủ đạo (30–50% việc làm chính thức); (2) phụ thuộc 4 nguồn ngoại sinh, ODA 30% GDP và remittances 25–40% GDP; (3) thanh niên thất nghiệp 15–30%; (4) lao động di chuyển, PLMS Úc và RSE New Zealand (Vanuatu RSE 15–20% GDP). Chuyên đề 2 cần bổ sung 3 biến kiểm soát đặc trưng PICs:</w:t>
+      </w:r>
+      <w:r>
+        <w:t xml:space="preserve"> </w:t>
+      </w:r>
+      <w:r>
+        <w:rPr>
+          <w:rStyle w:val="VerbatimChar"/>
+        </w:rPr>
+        <w:t xml:space="preserve">aid_share_GDP_pct</w:t>
+      </w:r>
+      <w:r>
+        <w:t xml:space="preserve">,</w:t>
+      </w:r>
+      <w:r>
+        <w:t xml:space="preserve"> </w:t>
+      </w:r>
+      <w:r>
+        <w:rPr>
+          <w:rStyle w:val="VerbatimChar"/>
+        </w:rPr>
+        <w:t xml:space="preserve">remittance_share_GDP_pct</w:t>
+      </w:r>
+      <w:r>
+        <w:t xml:space="preserve">,</w:t>
+      </w:r>
+      <w:r>
+        <w:t xml:space="preserve"> </w:t>
+      </w:r>
+      <w:r>
+        <w:rPr>
+          <w:rStyle w:val="VerbatimChar"/>
+        </w:rPr>
+        <w:t xml:space="preserve">seasonal_worker_outflow_pct</w:t>
+      </w:r>
+      <w:r>
+        <w:t xml:space="preserve">.</w:t>
+      </w:r>
+    </w:p>
     <w:bookmarkEnd w:id="69"/>
-    <w:bookmarkStart w:id="70" w:name="X75220166c82aebbb501943f77fee7b5d950597e"/>
-    <w:p>
-      <w:pPr>
-        <w:pStyle w:val="Heading4"/>
-      </w:pPr>
-      <w:r>
-        <w:t xml:space="preserve">2.3.7.7 SIDS Thái Bình Dương (7 nước, n=1.371)</w:t>
-      </w:r>
-    </w:p>
-    <w:p>
-      <w:pPr>
-        <w:pStyle w:val="FirstParagraph"/>
-      </w:pPr>
-      <w:r>
-        <w:rPr>
-          <w:bCs/>
-          <w:b/>
-        </w:rPr>
-        <w:t xml:space="preserve">7 nước</w:t>
-      </w:r>
-      <w:r>
-        <w:t xml:space="preserve">: Fiji (FJI), Papua New Guinea (PNG), Solomon Islands (SLB), Tonga (TON), Vanuatu (VUT), Samoa (WSM),</w:t>
-      </w:r>
-      <w:r>
-        <w:t xml:space="preserve"> </w:t>
-      </w:r>
-      <w:r>
-        <w:rPr>
-          <w:bCs/>
-          <w:b/>
-        </w:rPr>
-        <w:t xml:space="preserve">Kiribati (KIR, 2025)</w:t>
-      </w:r>
-      <w:r>
-        <w:t xml:space="preserve">. FSTS 6, 3%; FDI ≥10%</w:t>
-      </w:r>
-      <w:r>
-        <w:t xml:space="preserve"> </w:t>
-      </w:r>
-      <w:r>
-        <w:rPr>
-          <w:bCs/>
-          <w:b/>
-        </w:rPr>
-        <w:t xml:space="preserve">23, 5%</w:t>
-      </w:r>
-      <w:r>
-        <w:t xml:space="preserve">; đổi mới sản phẩm</w:t>
-      </w:r>
-      <w:r>
-        <w:t xml:space="preserve"> </w:t>
-      </w:r>
-      <w:r>
-        <w:rPr>
-          <w:bCs/>
-          <w:b/>
-        </w:rPr>
-        <w:t xml:space="preserve">41, 5%</w:t>
-      </w:r>
-      <w:r>
-        <w:t xml:space="preserve">; website</w:t>
-      </w:r>
-      <w:r>
-        <w:t xml:space="preserve"> </w:t>
-      </w:r>
-      <w:r>
-        <w:rPr>
-          <w:bCs/>
-          <w:b/>
-        </w:rPr>
-        <w:t xml:space="preserve">58, 9%</w:t>
-      </w:r>
-      <w:r>
-        <w:t xml:space="preserve">. Pattern</w:t>
-      </w:r>
-      <w:r>
-        <w:t xml:space="preserve"> </w:t>
-      </w:r>
-      <w:r>
-        <w:rPr>
-          <w:bCs/>
-          <w:b/>
-        </w:rPr>
-        <w:t xml:space="preserve">thích nghi trong điều kiện ràng buộc</w:t>
-      </w:r>
-      <w:r>
-        <w:t xml:space="preserve">.</w:t>
-      </w:r>
-    </w:p>
-    <w:p>
-      <w:pPr>
-        <w:pStyle w:val="BodyText"/>
-      </w:pPr>
-      <w:r>
-        <w:rPr>
-          <w:bCs/>
-          <w:b/>
-        </w:rPr>
-        <w:t xml:space="preserve">Kiribati 2025, trường hợp biên cực đoan nhất</w:t>
-      </w:r>
-      <w:r>
-        <w:t xml:space="preserve">: FSTS 1, 03%, FDI 0, 7%, website 18, 7%, ISO 1, 3%, độ lệch chuẩn log 1, 48, SME 93, 3%.</w:t>
-      </w:r>
-    </w:p>
-    <w:p>
-      <w:pPr>
-        <w:pStyle w:val="BodyText"/>
-      </w:pPr>
-      <w:r>
-        <w:rPr>
-          <w:bCs/>
-          <w:b/>
-        </w:rPr>
-        <w:t xml:space="preserve">Bối cảnh kinh tế vĩ mô PICs Pacific</w:t>
-      </w:r>
-      <w:r>
-        <w:t xml:space="preserve">: 4 trụ cột MIRAB (Bertram, 2006): (1) khu vực công chủ đạo (30–50% việc làm chính thức); (2) phụ thuộc 4 nguồn ngoại sinh, ODA 30% GDP và remittances 25–40% GDP; (3) thanh niên thất nghiệp 15–30%; (4) lao động di chuyển, PLMS Úc và RSE New Zealand (Vanuatu RSE 15–20% GDP). Chuyên đề 2 cần bổ sung 3 biến kiểm soát đặc trưng PICs:</w:t>
-      </w:r>
-      <w:r>
-        <w:t xml:space="preserve"> </w:t>
-      </w:r>
-      <w:r>
-        <w:rPr>
-          <w:rStyle w:val="VerbatimChar"/>
-        </w:rPr>
-        <w:t xml:space="preserve">aid_share_GDP_pct</w:t>
-      </w:r>
-      <w:r>
-        <w:t xml:space="preserve">,</w:t>
-      </w:r>
-      <w:r>
-        <w:t xml:space="preserve"> </w:t>
-      </w:r>
-      <w:r>
-        <w:rPr>
-          <w:rStyle w:val="VerbatimChar"/>
-        </w:rPr>
-        <w:t xml:space="preserve">remittance_share_GDP_pct</w:t>
-      </w:r>
-      <w:r>
-        <w:t xml:space="preserve">,</w:t>
-      </w:r>
-      <w:r>
-        <w:t xml:space="preserve"> </w:t>
-      </w:r>
-      <w:r>
-        <w:rPr>
-          <w:rStyle w:val="VerbatimChar"/>
-        </w:rPr>
-        <w:t xml:space="preserve">seasonal_worker_outflow_pct</w:t>
-      </w:r>
-      <w:r>
-        <w:t xml:space="preserve">.</w:t>
-      </w:r>
-    </w:p>
-    <w:bookmarkEnd w:id="70"/>
-    <w:bookmarkStart w:id="71" w:name="Xfd5fe21f9fcef2d12fbf9bf5b514d4edcb38056"/>
+    <w:bookmarkStart w:id="70" w:name="Xfd5fe21f9fcef2d12fbf9bf5b514d4edcb38056"/>
     <w:p>
       <w:pPr>
         <w:pStyle w:val="Heading4"/>
@@ -17287,9 +17269,9 @@
         </w:pict>
       </w:r>
     </w:p>
+    <w:bookmarkEnd w:id="70"/>
     <w:bookmarkEnd w:id="71"/>
-    <w:bookmarkEnd w:id="72"/>
-    <w:bookmarkStart w:id="76" w:name="X268ac3e7736b22d5a7e7bb0dd0db24ee7c9a0fe"/>
+    <w:bookmarkStart w:id="75" w:name="X268ac3e7736b22d5a7e7bb0dd0db24ee7c9a0fe"/>
     <w:p>
       <w:pPr>
         <w:pStyle w:val="Heading3"/>
@@ -17298,7 +17280,7 @@
         <w:t xml:space="preserve">2.3.8 Yếu tố giải thích sơ bộ</w:t>
       </w:r>
     </w:p>
-    <w:bookmarkStart w:id="73" w:name="X76fd8dbe2b9b91bea7918a9270911a7c211abd5"/>
+    <w:bookmarkStart w:id="72" w:name="X76fd8dbe2b9b91bea7918a9270911a7c211abd5"/>
     <w:p>
       <w:pPr>
         <w:pStyle w:val="Heading4"/>
@@ -17776,8 +17758,8 @@
         <w:t xml:space="preserve">: Bảng 2.3.8.1 có thể bị nhiễu hiệu ứng schema, cần kiểm chứng qua hệ thống phòng thủ ba tầng (§2.2) trước khi suy diễn nhân quả.</w:t>
       </w:r>
     </w:p>
-    <w:bookmarkEnd w:id="73"/>
-    <w:bookmarkStart w:id="74" w:name="Xc5e23c35493c354200b0ad8563760e9cf998323"/>
+    <w:bookmarkEnd w:id="72"/>
+    <w:bookmarkStart w:id="73" w:name="Xc5e23c35493c354200b0ad8563760e9cf998323"/>
     <w:p>
       <w:pPr>
         <w:pStyle w:val="Heading4"/>
@@ -18210,8 +18192,8 @@
         <w:t xml:space="preserve">Bốn quan sát: (a) EAP paradox, quản lý dẫn đầu toàn cầu nhưng ownership ceiling thấp hơn management ceiling 7, 7 điểm; (b) MENA bottleneck, rào cản thể chế kép trong bối cảnh nhà nước tô (Beblawi, 1987); (c) 43/50 nền kinh tế có tỷ lệ nữ trong nhóm quản trị cấp cao cao hơn nữ sở hữu đa số; (d) hàm ý cho Chuyên đề 2: tương tác giới tính × FSTS dương tại Emerging (kênh quan hệ, Hambrick &amp; Mason, 1984) nhưng không có ý nghĩa thống kê tại Advanced.</w:t>
       </w:r>
     </w:p>
-    <w:bookmarkEnd w:id="74"/>
-    <w:bookmarkStart w:id="75" w:name="Xed5b8e5651705fe1adfb5dca16656083ee4be6a"/>
+    <w:bookmarkEnd w:id="73"/>
+    <w:bookmarkStart w:id="74" w:name="Xed5b8e5651705fe1adfb5dca16656083ee4be6a"/>
     <w:p>
       <w:pPr>
         <w:pStyle w:val="Heading4"/>
@@ -18317,24 +18299,248 @@
         </w:pict>
       </w:r>
     </w:p>
+    <w:bookmarkEnd w:id="74"/>
     <w:bookmarkEnd w:id="75"/>
+    <w:bookmarkStart w:id="80" w:name="Xf043498bf1729b29cfab4f032a23e6f500dd3c3"/>
+    <w:p>
+      <w:pPr>
+        <w:pStyle w:val="Heading3"/>
+      </w:pPr>
+      <w:r>
+        <w:t xml:space="preserve">2.3.9 Thảo luận tổng hợp</w:t>
+      </w:r>
+    </w:p>
+    <w:bookmarkStart w:id="76" w:name="X50398870d83cde6afbab045058663d7d92dfa78"/>
+    <w:p>
+      <w:pPr>
+        <w:pStyle w:val="Heading4"/>
+      </w:pPr>
+      <w:r>
+        <w:t xml:space="preserve">2.3.9.1 Mười kết luận tổng hợp từ dữ liệu WBES</w:t>
+      </w:r>
+    </w:p>
+    <w:p>
+      <w:pPr>
+        <w:pStyle w:val="FirstParagraph"/>
+      </w:pPr>
+      <w:r>
+        <w:rPr>
+          <w:bCs/>
+          <w:b/>
+        </w:rPr>
+        <w:t xml:space="preserve">(i) Phân tán năng suất nội bộ tăng đơn điệu</w:t>
+      </w:r>
+      <w:r>
+        <w:t xml:space="preserve">: Advanced 0, 86 → Upper-middle 1, 29 ≈ Emerging 1, 24 ≈ SIDS 1, 32 → Frontier 1, 36. Tỷ số P90/P10 leo từ 10, 8 lần lên 39, 6 lần. Khẳng định</w:t>
+      </w:r>
+      <w:r>
+        <w:t xml:space="preserve"> </w:t>
+      </w:r>
+      <w:r>
+        <w:rPr>
+          <w:bCs/>
+          <w:b/>
+        </w:rPr>
+        <w:t xml:space="preserve">giả thuyết phân bổ sai nguồn lực</w:t>
+      </w:r>
+      <w:r>
+        <w:t xml:space="preserve"> </w:t>
+      </w:r>
+      <w:r>
+        <w:t xml:space="preserve">(Hsieh &amp; Klenow, 2009, 2014).</w:t>
+      </w:r>
+    </w:p>
+    <w:p>
+      <w:pPr>
+        <w:pStyle w:val="BodyText"/>
+      </w:pPr>
+      <w:r>
+        <w:rPr>
+          <w:bCs/>
+          <w:b/>
+        </w:rPr>
+        <w:t xml:space="preserve">(ii) Dị biệt nội bộ phân nhóm Advanced</w:t>
+      </w:r>
+      <w:r>
+        <w:t xml:space="preserve">: Tỷ số phân tán Singapore (1, 03) so với Vùng Vịnh (0, 49) ≈</w:t>
+      </w:r>
+      <w:r>
+        <w:t xml:space="preserve"> </w:t>
+      </w:r>
+      <w:r>
+        <w:rPr>
+          <w:bCs/>
+          <w:b/>
+        </w:rPr>
+        <w:t xml:space="preserve">2, 1 lần</w:t>
+      </w:r>
+      <w:r>
+        <w:t xml:space="preserve">, cần phân nhóm con Advanced trong Chuyên đề 2.</w:t>
+      </w:r>
+    </w:p>
+    <w:p>
+      <w:pPr>
+        <w:pStyle w:val="BodyText"/>
+      </w:pPr>
+      <w:r>
+        <w:rPr>
+          <w:bCs/>
+          <w:b/>
+        </w:rPr>
+        <w:t xml:space="preserve">(iii) Dị biệt nội bộ phân nhóm Emerging, 3 phân nhóm con</w:t>
+      </w:r>
+      <w:r>
+        <w:t xml:space="preserve">: FDI dẫn dắt SEA (VNM+IDN+PHL, FSTS 13, 2%) ≠ dân số lớn (IND+LKA+JOR, FSTS 7, 2%) ≠ tài nguyên (MNG, FSTS 5, 0%).</w:t>
+      </w:r>
+    </w:p>
+    <w:p>
+      <w:pPr>
+        <w:pStyle w:val="BodyText"/>
+      </w:pPr>
+      <w:r>
+        <w:rPr>
+          <w:bCs/>
+          <w:b/>
+        </w:rPr>
+        <w:t xml:space="preserve">(iv) SIDS Pacific, Kiribati 2025 là trường hợp biên cực đoan nhất</w:t>
+      </w:r>
+      <w:r>
+        <w:t xml:space="preserve">: FSTS 1, 03%, FDI 0, 7%, website 18, 7%, ISO 1, 3%, đối lập với Fiji nhảy vọt số (74, 8%). Cơ sở cho giả thuyết chi phí buộc phải quốc tế hóa.</w:t>
+      </w:r>
+    </w:p>
+    <w:p>
+      <w:pPr>
+        <w:pStyle w:val="BodyText"/>
+      </w:pPr>
+      <w:r>
+        <w:rPr>
+          <w:bCs/>
+          <w:b/>
+        </w:rPr>
+        <w:t xml:space="preserve">(v) Quốc tế hóa là hiện tượng phân cực</w:t>
+      </w:r>
+      <w:r>
+        <w:t xml:space="preserve">: trung vị FSTS = 0%; chỉ 15–23% doanh nghiệp xuất khẩu. Cần lựa chọn hai giai đoạn trong Chuyên đề 2.</w:t>
+      </w:r>
+    </w:p>
+    <w:p>
+      <w:pPr>
+        <w:pStyle w:val="BodyText"/>
+      </w:pPr>
+      <w:r>
+        <w:rPr>
+          <w:bCs/>
+          <w:b/>
+        </w:rPr>
+        <w:t xml:space="preserve">(vi) Nhảy vọt số 2018–2025</w:t>
+      </w:r>
+      <w:r>
+        <w:t xml:space="preserve"> </w:t>
+      </w:r>
+      <w:r>
+        <w:t xml:space="preserve">ở Frontier/Emerging/SIDS (+20–43 điểm phần trăm website). Phân biệt</w:t>
+      </w:r>
+      <w:r>
+        <w:t xml:space="preserve"> </w:t>
+      </w:r>
+      <w:r>
+        <w:rPr>
+          <w:bCs/>
+          <w:b/>
+        </w:rPr>
+        <w:t xml:space="preserve">Tier-1 Sự hiện diện số cơ bản</w:t>
+      </w:r>
+      <w:r>
+        <w:t xml:space="preserve"> </w:t>
+      </w:r>
+      <w:r>
+        <w:t xml:space="preserve">(đã bão hòa ở Advanced) và</w:t>
+      </w:r>
+      <w:r>
+        <w:t xml:space="preserve"> </w:t>
+      </w:r>
+      <w:r>
+        <w:rPr>
+          <w:bCs/>
+          <w:b/>
+        </w:rPr>
+        <w:t xml:space="preserve">Tier-2 Chuyển đổi số cơ bản</w:t>
+      </w:r>
+      <w:r>
+        <w:t xml:space="preserve"> </w:t>
+      </w:r>
+      <w:r>
+        <w:t xml:space="preserve">(đang phát triển). Hệ số âm DAI Advanced (-0, 129) là tạo phẩm bão hòa Tier-1, xem kiểm định loại trừ ICT tại §2.3.4.3.</w:t>
+      </w:r>
+    </w:p>
+    <w:p>
+      <w:pPr>
+        <w:pStyle w:val="BodyText"/>
+      </w:pPr>
+      <w:r>
+        <w:rPr>
+          <w:bCs/>
+          <w:b/>
+        </w:rPr>
+        <w:t xml:space="preserve">(vii) Pattern phi tuyến FDI ≥10%</w:t>
+      </w:r>
+      <w:r>
+        <w:t xml:space="preserve">, dạng chữ U với cực tiểu Emerging (4, 7%): Advanced 11, 1% → Emerging 4, 7% → SIDS 23, 5%. Hai mô hình FDI: MNE hub (Advanced) và du lịch/viễn thông (SIDS).</w:t>
+      </w:r>
+    </w:p>
+    <w:p>
+      <w:pPr>
+        <w:pStyle w:val="BodyText"/>
+      </w:pPr>
+      <w:r>
+        <w:rPr>
+          <w:bCs/>
+          <w:b/>
+        </w:rPr>
+        <w:t xml:space="preserve">(viii) Đợt khảo sát 2025, mẫu đơn năm lớn nhất</w:t>
+      </w:r>
+      <w:r>
+        <w:t xml:space="preserve">: 14 nước × 17.053 doanh nghiệp (bao gồm Nepal 2025 BREADY Micro n=1.740). Ấn Độ FSTS sụt 5 điểm phần trăm (hiệu ứng schema); Fiji website 74, 8% &gt; Singapore 66, 1%; Kiribati đối lập cực đoan với Fiji; Nepal Micro: 10% bán quốc tế, sd log LP = 1, 15.</w:t>
+      </w:r>
+    </w:p>
+    <w:p>
+      <w:pPr>
+        <w:pStyle w:val="BodyText"/>
+      </w:pPr>
+      <w:r>
+        <w:rPr>
+          <w:bCs/>
+          <w:b/>
+        </w:rPr>
+        <w:t xml:space="preserve">(ix) Khung phân tích cấp ngành</w:t>
+      </w:r>
+      <w:r>
+        <w:t xml:space="preserve">: 9 ngành ISIC Rev. 4; kiểm định loại trừ ICT; bổ sung Dynamism profile theo Kafouros et al. (2023).</w:t>
+      </w:r>
+    </w:p>
+    <w:p>
+      <w:pPr>
+        <w:pStyle w:val="BodyText"/>
+      </w:pPr>
+      <w:r>
+        <w:rPr>
+          <w:bCs/>
+          <w:b/>
+        </w:rPr>
+        <w:t xml:space="preserve">(x) Hệ thống tái tạo được cho 4 thế hệ schema WBES</w:t>
+      </w:r>
+      <w:r>
+        <w:t xml:space="preserve">: Tất cả bảng và hình đều tái tạo được. Gói tái lập mở cho cộng đồng nghiên cứu.</w:t>
+      </w:r>
+    </w:p>
     <w:bookmarkEnd w:id="76"/>
-    <w:bookmarkStart w:id="81" w:name="Xf043498bf1729b29cfab4f032a23e6f500dd3c3"/>
-    <w:p>
-      <w:pPr>
-        <w:pStyle w:val="Heading3"/>
-      </w:pPr>
-      <w:r>
-        <w:t xml:space="preserve">2.3.9 Thảo luận tổng hợp</w:t>
-      </w:r>
-    </w:p>
-    <w:bookmarkStart w:id="77" w:name="X50398870d83cde6afbab045058663d7d92dfa78"/>
+    <w:bookmarkStart w:id="77" w:name="X46667155284f97c200a5c64899f2a21c5cf33a6"/>
     <w:p>
       <w:pPr>
         <w:pStyle w:val="Heading4"/>
       </w:pPr>
       <w:r>
-        <w:t xml:space="preserve">2.3.9.1 Mười kết luận tổng hợp từ dữ liệu WBES</w:t>
+        <w:t xml:space="preserve">2.3.9.2 Năm khoảng trống nghiên cứu</w:t>
       </w:r>
     </w:p>
     <w:p>
@@ -18346,26 +18552,10 @@
           <w:bCs/>
           <w:b/>
         </w:rPr>
-        <w:t xml:space="preserve">(i) Phân tán năng suất nội bộ tăng đơn điệu</w:t>
-      </w:r>
-      <w:r>
-        <w:t xml:space="preserve">: Advanced 0, 86 → Upper-middle 1, 29 ≈ Emerging 1, 24 ≈ SIDS 1, 32 → Frontier 1, 36. Tỷ số P90/P10 leo từ 10, 8 lần lên 39, 6 lần. Khẳng định</w:t>
-      </w:r>
-      <w:r>
-        <w:t xml:space="preserve"> </w:t>
-      </w:r>
-      <w:r>
-        <w:rPr>
-          <w:bCs/>
-          <w:b/>
-        </w:rPr>
-        <w:t xml:space="preserve">giả thuyết phân bổ sai nguồn lực</w:t>
-      </w:r>
-      <w:r>
-        <w:t xml:space="preserve"> </w:t>
-      </w:r>
-      <w:r>
-        <w:t xml:space="preserve">(Hsieh &amp; Klenow, 2009, 2014).</w:t>
+        <w:t xml:space="preserve">KT1, Điều tiết ba chiều TCI×DAI×FSTS chưa được kiểm định đồng thời trên mẫu liên quốc gia</w:t>
+      </w:r>
+      <w:r>
+        <w:t xml:space="preserve">: Các nghiên cứu hiện tại kiểm định từng cặp điều tiết riêng biệt. Mô hình M7 của Chuyên đề 2 sẽ lấp khoảng trống này với 108 cặp quốc gia–năm.</w:t>
       </w:r>
     </w:p>
     <w:p>
@@ -18377,23 +18567,10 @@
           <w:bCs/>
           <w:b/>
         </w:rPr>
-        <w:t xml:space="preserve">(ii) Dị biệt nội bộ phân nhóm Advanced</w:t>
-      </w:r>
-      <w:r>
-        <w:t xml:space="preserve">: Tỷ số phân tán Singapore (1, 03) so với Vùng Vịnh (0, 49) ≈</w:t>
-      </w:r>
-      <w:r>
-        <w:t xml:space="preserve"> </w:t>
-      </w:r>
-      <w:r>
-        <w:rPr>
-          <w:bCs/>
-          <w:b/>
-        </w:rPr>
-        <w:t xml:space="preserve">2, 1 lần</w:t>
-      </w:r>
-      <w:r>
-        <w:t xml:space="preserve">, cần phân nhóm con Advanced trong Chuyên đề 2.</w:t>
+        <w:t xml:space="preserve">KT2, Phân nhóm con Advanced: innovation-driven so với resource-driven chưa được hệ thống hóa</w:t>
+      </w:r>
+      <w:r>
+        <w:t xml:space="preserve">: Nghiên cứu hiện hành (Bausch &amp; Krist, 2007; Kirca et al., 2012) gộp tất cả OECD vào "phát triển". Bằng chứng Singapore so với Saudi Arabia/Qatar/Kuwait cho thấy hai phân nhóm có pattern hoàn toàn khác nhau.</w:t>
       </w:r>
     </w:p>
     <w:p>
@@ -18405,10 +18582,10 @@
           <w:bCs/>
           <w:b/>
         </w:rPr>
-        <w:t xml:space="preserve">(iii) Dị biệt nội bộ phân nhóm Emerging, 3 phân nhóm con</w:t>
-      </w:r>
-      <w:r>
-        <w:t xml:space="preserve">: FDI dẫn dắt SEA (VNM+IDN+PHL, FSTS 13, 2%) ≠ dân số lớn (IND+LKA+JOR, FSTS 7, 2%) ≠ tài nguyên (MNG, FSTS 5, 0%).</w:t>
+        <w:t xml:space="preserve">KT3, Xác nhận nhân quả Nghịch lý bão hòa số qua ước lượng biến công cụ</w:t>
+      </w:r>
+      <w:r>
+        <w:t xml:space="preserve">: Hệ số DAI âm (−0, 129) có thể phản ánh: (a) bão hòa thực sự; (b) nhân quả ngược; (c) bias biến bỏ sót. Biến công cụ hợp lệ (độ phủ băng thông rộng) cần thiết để phân biệt.</w:t>
       </w:r>
     </w:p>
     <w:p>
@@ -18420,10 +18597,10 @@
           <w:bCs/>
           <w:b/>
         </w:rPr>
-        <w:t xml:space="preserve">(iv) SIDS Pacific, Kiribati 2025 là trường hợp biên cực đoan nhất</w:t>
-      </w:r>
-      <w:r>
-        <w:t xml:space="preserve">: FSTS 1, 03%, FDI 0, 7%, website 18, 7%, ISO 1, 3%, đối lập với Fiji nhảy vọt số (74, 8%). Cơ sở cho giả thuyết chi phí buộc phải quốc tế hóa.</w:t>
+        <w:t xml:space="preserve">KT4, Dị biệt theo thời gian ba giai đoạn 2009–2025 chưa được tổng hợp</w:t>
+      </w:r>
+      <w:r>
+        <w:t xml:space="preserve">: Bằng chứng từ kiểm định Paternoster cho thấy bất ổn định tham số quan trọng giữa ba giai đoạn.</w:t>
       </w:r>
     </w:p>
     <w:p>
@@ -18435,10 +18612,35 @@
           <w:bCs/>
           <w:b/>
         </w:rPr>
-        <w:t xml:space="preserve">(v) Quốc tế hóa là hiện tượng phân cực</w:t>
-      </w:r>
-      <w:r>
-        <w:t xml:space="preserve">: trung vị FSTS = 0%; chỉ 15–23% doanh nghiệp xuất khẩu. Cần lựa chọn hai giai đoạn trong Chuyên đề 2.</w:t>
+        <w:t xml:space="preserve">KT5, SIDS Pacific như trường hợp biên lý thuyết của thuyết Uppsala</w:t>
+      </w:r>
+      <w:r>
+        <w:t xml:space="preserve">: Chi phí buộc phải quốc tế hóa tại 7 SIDS không khớp với bất kỳ dạng hàm quốc tế hóa – hiệu quả nào trong văn liệu. Cần khung kết hợp MIRAB và Briguglio (1995) và quan điểm dựa trên nguồn lực.</w:t>
+      </w:r>
+    </w:p>
+    <w:bookmarkEnd w:id="77"/>
+    <w:bookmarkStart w:id="78" w:name="Xa66085143ffff6413371519ab41b3c4856371a5"/>
+    <w:p>
+      <w:pPr>
+        <w:pStyle w:val="Heading4"/>
+      </w:pPr>
+      <w:r>
+        <w:t xml:space="preserve">2.3.9.3 Hàm ý lý thuyết</w:t>
+      </w:r>
+    </w:p>
+    <w:p>
+      <w:pPr>
+        <w:pStyle w:val="FirstParagraph"/>
+      </w:pPr>
+      <w:r>
+        <w:rPr>
+          <w:bCs/>
+          <w:b/>
+        </w:rPr>
+        <w:t xml:space="preserve">(1) Uppsala có điều kiện, không phổ quát</w:t>
+      </w:r>
+      <w:r>
+        <w:t xml:space="preserve">: FSTS dương tại Advanced, không có ý nghĩa tại Frontier xác nhận điều kiện biên: lý thuyết Uppsala vận hành chỉ trong môi trường thể chế đủ mạnh (Williamson, 1985).</w:t>
       </w:r>
     </w:p>
     <w:p>
@@ -18450,45 +18652,10 @@
           <w:bCs/>
           <w:b/>
         </w:rPr>
-        <w:t xml:space="preserve">(vi) Nhảy vọt số 2018–2025</w:t>
-      </w:r>
-      <w:r>
-        <w:t xml:space="preserve"> </w:t>
-      </w:r>
-      <w:r>
-        <w:t xml:space="preserve">ở Frontier/Emerging/SIDS (+20–43 điểm phần trăm website). Phân biệt</w:t>
-      </w:r>
-      <w:r>
-        <w:t xml:space="preserve"> </w:t>
-      </w:r>
-      <w:r>
-        <w:rPr>
-          <w:bCs/>
-          <w:b/>
-        </w:rPr>
-        <w:t xml:space="preserve">Tier-1 Sự hiện diện số cơ bản</w:t>
-      </w:r>
-      <w:r>
-        <w:t xml:space="preserve"> </w:t>
-      </w:r>
-      <w:r>
-        <w:t xml:space="preserve">(đã bão hòa ở Advanced) và</w:t>
-      </w:r>
-      <w:r>
-        <w:t xml:space="preserve"> </w:t>
-      </w:r>
-      <w:r>
-        <w:rPr>
-          <w:bCs/>
-          <w:b/>
-        </w:rPr>
-        <w:t xml:space="preserve">Tier-2 Chuyển đổi số cơ bản</w:t>
-      </w:r>
-      <w:r>
-        <w:t xml:space="preserve"> </w:t>
-      </w:r>
-      <w:r>
-        <w:t xml:space="preserve">(đang phát triển). Hệ số âm DAI Advanced (-0, 129) là tạo phẩm bão hòa Tier-1, xem kiểm định loại trừ ICT tại §2.3.4.3.</w:t>
+        <w:t xml:space="preserve">(2) CDCM như khung lý thuyết tích hợp mới cho kỷ nguyên số trong kinh doanh quốc tế</w:t>
+      </w:r>
+      <w:r>
+        <w:t xml:space="preserve">: Phần bù năng suất của áp dụng số là hàm của (i) mức độ phát triển thể chế, (ii) vị trí trên đường cong quốc tế hóa – hiệu quả, (iii) tầng của năng lực số được đo lường. Ba điều kiện tương tác phi tuyến, vượt qua "phần bù số" đồng nhất (Verhoef et al., 2021).</w:t>
       </w:r>
     </w:p>
     <w:p>
@@ -18500,10 +18667,10 @@
           <w:bCs/>
           <w:b/>
         </w:rPr>
-        <w:t xml:space="preserve">(vii) Pattern phi tuyến FDI ≥10%</w:t>
-      </w:r>
-      <w:r>
-        <w:t xml:space="preserve">, dạng chữ U với cực tiểu Emerging (4, 7%): Advanced 11, 1% → Emerging 4, 7% → SIDS 23, 5%. Hai mô hình FDI: MNE hub (Advanced) và du lịch/viễn thông (SIDS).</w:t>
+        <w:t xml:space="preserve">(3) Giao diện Đổi mới-Hiệu suất Nâng cao (AIPI)</w:t>
+      </w:r>
+      <w:r>
+        <w:t xml:space="preserve">: FSTS²×DAI = +3, 119 tại Singapore gợi ý cơ chế mới, tại FSTS cao, doanh nghiệp cần DAI như "phối hợp kỹ thuật số xuyên biên giới" để quản lý độ phức tạp chuỗi giá trị toàn cầu. Cần kiểm định tại Advanced khác (Hàn Quốc, Đài Loan).</w:t>
       </w:r>
     </w:p>
     <w:p>
@@ -18515,10 +18682,10 @@
           <w:bCs/>
           <w:b/>
         </w:rPr>
-        <w:t xml:space="preserve">(viii) Đợt khảo sát 2025, mẫu đơn năm lớn nhất</w:t>
-      </w:r>
-      <w:r>
-        <w:t xml:space="preserve">: 14 nước × 17.053 doanh nghiệp (bao gồm Nepal 2025 BREADY Micro n=1.740). Ấn Độ FSTS sụt 5 điểm phần trăm (hiệu ứng schema); Fiji website 74, 8% &gt; Singapore 66, 1%; Kiribati đối lập cực đoan với Fiji; Nepal Micro: 10% bán quốc tế, sd log LP = 1, 15.</w:t>
+        <w:t xml:space="preserve">(4) Sân khấu số là thực tế đo lường ở cả hai chiều</w:t>
+      </w:r>
+      <w:r>
+        <w:t xml:space="preserve">: Tại Advanced, DAI Tier-1 là yếu tố vệ sinh bão hòa. Tại Emerging, DAI Tier-1 có thể là proxy lỗi thời, đo lường không còn phản ánh được cơ chế kinh tế thực.</w:t>
       </w:r>
     </w:p>
     <w:p>
@@ -18530,199 +18697,14 @@
           <w:bCs/>
           <w:b/>
         </w:rPr>
-        <w:t xml:space="preserve">(ix) Khung phân tích cấp ngành</w:t>
-      </w:r>
-      <w:r>
-        <w:t xml:space="preserve">: 9 ngành ISIC Rev. 4; kiểm định loại trừ ICT; bổ sung Dynamism profile theo Kafouros et al. (2023).</w:t>
-      </w:r>
-    </w:p>
-    <w:p>
-      <w:pPr>
-        <w:pStyle w:val="BodyText"/>
-      </w:pPr>
-      <w:r>
-        <w:rPr>
-          <w:bCs/>
-          <w:b/>
-        </w:rPr>
-        <w:t xml:space="preserve">(x) Hệ thống tái tạo được cho 4 thế hệ schema WBES</w:t>
-      </w:r>
-      <w:r>
-        <w:t xml:space="preserve">: Tất cả bảng và hình đều tái tạo được. Gói tái lập mở cho cộng đồng nghiên cứu.</w:t>
-      </w:r>
-    </w:p>
-    <w:bookmarkEnd w:id="77"/>
-    <w:bookmarkStart w:id="78" w:name="X46667155284f97c200a5c64899f2a21c5cf33a6"/>
-    <w:p>
-      <w:pPr>
-        <w:pStyle w:val="Heading4"/>
-      </w:pPr>
-      <w:r>
-        <w:t xml:space="preserve">2.3.9.2 Năm khoảng trống nghiên cứu</w:t>
-      </w:r>
-    </w:p>
-    <w:p>
-      <w:pPr>
-        <w:pStyle w:val="FirstParagraph"/>
-      </w:pPr>
-      <w:r>
-        <w:rPr>
-          <w:bCs/>
-          <w:b/>
-        </w:rPr>
-        <w:t xml:space="preserve">KT1, Điều tiết ba chiều TCI×DAI×FSTS chưa được kiểm định đồng thời trên mẫu liên quốc gia</w:t>
-      </w:r>
-      <w:r>
-        <w:t xml:space="preserve">: Các nghiên cứu hiện tại kiểm định từng cặp điều tiết riêng biệt. Mô hình M7 của Chuyên đề 2 sẽ lấp khoảng trống này với 108 cặp quốc gia–năm.</w:t>
-      </w:r>
-    </w:p>
-    <w:p>
-      <w:pPr>
-        <w:pStyle w:val="BodyText"/>
-      </w:pPr>
-      <w:r>
-        <w:rPr>
-          <w:bCs/>
-          <w:b/>
-        </w:rPr>
-        <w:t xml:space="preserve">KT2, Phân nhóm con Advanced: innovation-driven so với resource-driven chưa được hệ thống hóa</w:t>
-      </w:r>
-      <w:r>
-        <w:t xml:space="preserve">: Nghiên cứu hiện hành (Bausch &amp; Krist, 2007; Kirca et al., 2012) gộp tất cả OECD vào "phát triển". Bằng chứng Singapore so với Saudi Arabia/Qatar/Kuwait cho thấy hai phân nhóm có pattern hoàn toàn khác nhau.</w:t>
-      </w:r>
-    </w:p>
-    <w:p>
-      <w:pPr>
-        <w:pStyle w:val="BodyText"/>
-      </w:pPr>
-      <w:r>
-        <w:rPr>
-          <w:bCs/>
-          <w:b/>
-        </w:rPr>
-        <w:t xml:space="preserve">KT3, Xác nhận nhân quả Nghịch lý bão hòa số qua ước lượng biến công cụ</w:t>
-      </w:r>
-      <w:r>
-        <w:t xml:space="preserve">: Hệ số DAI âm (−0, 129) có thể phản ánh: (a) bão hòa thực sự; (b) nhân quả ngược; (c) bias biến bỏ sót. Biến công cụ hợp lệ (độ phủ băng thông rộng) cần thiết để phân biệt.</w:t>
-      </w:r>
-    </w:p>
-    <w:p>
-      <w:pPr>
-        <w:pStyle w:val="BodyText"/>
-      </w:pPr>
-      <w:r>
-        <w:rPr>
-          <w:bCs/>
-          <w:b/>
-        </w:rPr>
-        <w:t xml:space="preserve">KT4, Dị biệt theo thời gian ba giai đoạn 2009–2025 chưa được tổng hợp</w:t>
-      </w:r>
-      <w:r>
-        <w:t xml:space="preserve">: Bằng chứng từ kiểm định Paternoster cho thấy bất ổn định tham số quan trọng giữa ba giai đoạn.</w:t>
-      </w:r>
-    </w:p>
-    <w:p>
-      <w:pPr>
-        <w:pStyle w:val="BodyText"/>
-      </w:pPr>
-      <w:r>
-        <w:rPr>
-          <w:bCs/>
-          <w:b/>
-        </w:rPr>
-        <w:t xml:space="preserve">KT5, SIDS Pacific như trường hợp biên lý thuyết của thuyết Uppsala</w:t>
-      </w:r>
-      <w:r>
-        <w:t xml:space="preserve">: Chi phí buộc phải quốc tế hóa tại 7 SIDS không khớp với bất kỳ dạng hàm quốc tế hóa – hiệu quả nào trong văn liệu. Cần khung kết hợp MIRAB và Briguglio (1995) và quan điểm dựa trên nguồn lực.</w:t>
+        <w:t xml:space="preserve">(5) Bối cảnh thể chế là tầng điều kiện, không phải yếu tố nền</w:t>
+      </w:r>
+      <w:r>
+        <w:t xml:space="preserve">: Đảo dấu cross-regime không phải nhiễu mà là tín hiệu lý thuyết. Nghiên cứu kinh doanh quốc tế tương lai nên kiểm định hiệu ứng điều tiết theo nhóm ICRV trước khi báo cáo kích thước hiệu ứng trung bình.</w:t>
       </w:r>
     </w:p>
     <w:bookmarkEnd w:id="78"/>
-    <w:bookmarkStart w:id="79" w:name="Xa66085143ffff6413371519ab41b3c4856371a5"/>
-    <w:p>
-      <w:pPr>
-        <w:pStyle w:val="Heading4"/>
-      </w:pPr>
-      <w:r>
-        <w:t xml:space="preserve">2.3.9.3 Hàm ý lý thuyết</w:t>
-      </w:r>
-    </w:p>
-    <w:p>
-      <w:pPr>
-        <w:pStyle w:val="FirstParagraph"/>
-      </w:pPr>
-      <w:r>
-        <w:rPr>
-          <w:bCs/>
-          <w:b/>
-        </w:rPr>
-        <w:t xml:space="preserve">(1) Uppsala có điều kiện, không phổ quát</w:t>
-      </w:r>
-      <w:r>
-        <w:t xml:space="preserve">: FSTS dương tại Advanced, không có ý nghĩa tại Frontier xác nhận điều kiện biên: lý thuyết Uppsala vận hành chỉ trong môi trường thể chế đủ mạnh (Williamson, 1985).</w:t>
-      </w:r>
-    </w:p>
-    <w:p>
-      <w:pPr>
-        <w:pStyle w:val="BodyText"/>
-      </w:pPr>
-      <w:r>
-        <w:rPr>
-          <w:bCs/>
-          <w:b/>
-        </w:rPr>
-        <w:t xml:space="preserve">(2) CDCM như khung lý thuyết tích hợp mới cho kỷ nguyên số trong kinh doanh quốc tế</w:t>
-      </w:r>
-      <w:r>
-        <w:t xml:space="preserve">: Phần bù năng suất của áp dụng số là hàm của (i) mức độ phát triển thể chế, (ii) vị trí trên đường cong quốc tế hóa – hiệu quả, (iii) tầng của năng lực số được đo lường. Ba điều kiện tương tác phi tuyến, vượt qua "phần bù số" đồng nhất (Verhoef et al., 2021).</w:t>
-      </w:r>
-    </w:p>
-    <w:p>
-      <w:pPr>
-        <w:pStyle w:val="BodyText"/>
-      </w:pPr>
-      <w:r>
-        <w:rPr>
-          <w:bCs/>
-          <w:b/>
-        </w:rPr>
-        <w:t xml:space="preserve">(3) Giao diện Đổi mới-Hiệu suất Nâng cao (AIPI)</w:t>
-      </w:r>
-      <w:r>
-        <w:t xml:space="preserve">: FSTS²×DAI = +3, 119 tại Singapore gợi ý cơ chế mới, tại FSTS cao, doanh nghiệp cần DAI như "phối hợp kỹ thuật số xuyên biên giới" để quản lý độ phức tạp chuỗi giá trị toàn cầu. Cần kiểm định tại Advanced khác (Hàn Quốc, Đài Loan).</w:t>
-      </w:r>
-    </w:p>
-    <w:p>
-      <w:pPr>
-        <w:pStyle w:val="BodyText"/>
-      </w:pPr>
-      <w:r>
-        <w:rPr>
-          <w:bCs/>
-          <w:b/>
-        </w:rPr>
-        <w:t xml:space="preserve">(4) Sân khấu số là thực tế đo lường ở cả hai chiều</w:t>
-      </w:r>
-      <w:r>
-        <w:t xml:space="preserve">: Tại Advanced, DAI Tier-1 là yếu tố vệ sinh bão hòa. Tại Emerging, DAI Tier-1 có thể là proxy lỗi thời, đo lường không còn phản ánh được cơ chế kinh tế thực.</w:t>
-      </w:r>
-    </w:p>
-    <w:p>
-      <w:pPr>
-        <w:pStyle w:val="BodyText"/>
-      </w:pPr>
-      <w:r>
-        <w:rPr>
-          <w:bCs/>
-          <w:b/>
-        </w:rPr>
-        <w:t xml:space="preserve">(5) Bối cảnh thể chế là tầng điều kiện, không phải yếu tố nền</w:t>
-      </w:r>
-      <w:r>
-        <w:t xml:space="preserve">: Đảo dấu cross-regime không phải nhiễu mà là tín hiệu lý thuyết. Nghiên cứu kinh doanh quốc tế tương lai nên kiểm định hiệu ứng điều tiết theo nhóm ICRV trước khi báo cáo kích thước hiệu ứng trung bình.</w:t>
-      </w:r>
-    </w:p>
-    <w:bookmarkEnd w:id="79"/>
-    <w:bookmarkStart w:id="80" w:name="X189ece3194e43cc24a92a340e8a7d9069d506e5"/>
+    <w:bookmarkStart w:id="79" w:name="X189ece3194e43cc24a92a340e8a7d9069d506e5"/>
     <w:p>
       <w:pPr>
         <w:pStyle w:val="Heading4"/>
@@ -18813,25 +18795,172 @@
         </w:pict>
       </w:r>
     </w:p>
+    <w:bookmarkEnd w:id="79"/>
     <w:bookmarkEnd w:id="80"/>
     <w:bookmarkEnd w:id="81"/>
+    <w:bookmarkStart w:id="86" w:name="X823a172d700e07156f307d64ebb51dd68a5ba8d"/>
+    <w:p>
+      <w:pPr>
+        <w:pStyle w:val="Heading2"/>
+      </w:pPr>
+      <w:r>
+        <w:t xml:space="preserve">2.4 KẾT LUẬN</w:t>
+      </w:r>
+    </w:p>
+    <w:bookmarkStart w:id="82" w:name="X45ad1c2c92641d62b5ddf89c8644d597d843847"/>
+    <w:p>
+      <w:pPr>
+        <w:pStyle w:val="Heading3"/>
+      </w:pPr>
+      <w:r>
+        <w:t xml:space="preserve">2.4.1 Kết luận chính</w:t>
+      </w:r>
+    </w:p>
+    <w:p>
+      <w:pPr>
+        <w:pStyle w:val="FirstParagraph"/>
+      </w:pPr>
+      <w:r>
+        <w:t xml:space="preserve">Tám kết luận từ 101.185 doanh nghiệp, 47 nền kinh tế, 108 cặp quốc gia–năm, 14 sóng WBES 2009–2025:</w:t>
+      </w:r>
+    </w:p>
+    <w:p>
+      <w:pPr>
+        <w:pStyle w:val="BodyText"/>
+      </w:pPr>
+      <w:r>
+        <w:rPr>
+          <w:bCs/>
+          <w:b/>
+        </w:rPr>
+        <w:t xml:space="preserve">KL1, Phi tuyến xuyên chế độ thể chế là quy luật</w:t>
+      </w:r>
+      <w:r>
+        <w:t xml:space="preserve">: U ngược tại Emerging (Việt Nam điểm uốn 39–46%; Trung Quốc điểm uốn 47–49%); gần tuyến tính tại Advanced (Singapore điểm uốn 88, 6%); chi phí buộc phải tại SIDS.</w:t>
+      </w:r>
+    </w:p>
+    <w:p>
+      <w:pPr>
+        <w:pStyle w:val="BodyText"/>
+      </w:pPr>
+      <w:r>
+        <w:rPr>
+          <w:bCs/>
+          <w:b/>
+        </w:rPr>
+        <w:t xml:space="preserve">KL2, TCI là dịch chuyển mức phổ quát, DAI là khuếch đại phụ thuộc bối cảnh</w:t>
+      </w:r>
+      <w:r>
+        <w:t xml:space="preserve">: TCI dương ở mọi nhóm; DAI đổi dấu theo nhóm ICRV, đây là nội hàm cốt lõi của CDCM.</w:t>
+      </w:r>
+    </w:p>
+    <w:p>
+      <w:pPr>
+        <w:pStyle w:val="BodyText"/>
+      </w:pPr>
+      <w:r>
+        <w:rPr>
+          <w:bCs/>
+          <w:b/>
+        </w:rPr>
+        <w:t xml:space="preserve">KL3, Nghịch lý bão hòa số là cơ chế đo lường, không phải thất bại thị trường</w:t>
+      </w:r>
+      <w:r>
+        <w:t xml:space="preserve">: DAI âm tại Advanced là tạo phẩm của đo lường Tier-1 trong bối cảnh Tier-2/3 đã được áp dụng.</w:t>
+      </w:r>
+    </w:p>
+    <w:p>
+      <w:pPr>
+        <w:pStyle w:val="BodyText"/>
+      </w:pPr>
+      <w:r>
+        <w:rPr>
+          <w:bCs/>
+          <w:b/>
+        </w:rPr>
+        <w:t xml:space="preserve">KL4, Thể chế là biến điều tiết, không phải biến trung gian</w:t>
+      </w:r>
+      <w:r>
+        <w:t xml:space="preserve">: Gap de jure–de facto (Xu, 2024) giải thích đảo dấu FDI cross-regime. Chính sách nâng cao thể chế hiệu quả nhất khi song hành với nâng cấp TCI và DAI.</w:t>
+      </w:r>
+    </w:p>
+    <w:p>
+      <w:pPr>
+        <w:pStyle w:val="BodyText"/>
+      </w:pPr>
+      <w:r>
+        <w:rPr>
+          <w:bCs/>
+          <w:b/>
+        </w:rPr>
+        <w:t xml:space="preserve">KL5, Dị biệt theo thời gian ba giai đoạn là thực tế cấu trúc</w:t>
+      </w:r>
+      <w:r>
+        <w:t xml:space="preserve">: Hiệu ứng DAI mạnh hơn trong BREADY (sau tăng tốc số hóa hậu COVID-19). Hệ thống phòng thủ ba tầng đảm bảo kết luận không bị nhiễu schema.</w:t>
+      </w:r>
+    </w:p>
+    <w:p>
+      <w:pPr>
+        <w:pStyle w:val="BodyText"/>
+      </w:pPr>
+      <w:r>
+        <w:rPr>
+          <w:bCs/>
+          <w:b/>
+        </w:rPr>
+        <w:t xml:space="preserve">KL6, EAP dẫn đầu toàn cầu về nữ quản lý cấp cao (33, 4%) nhưng khoảng cách sở hữu dai dẳng</w:t>
+      </w:r>
+      <w:r>
+        <w:t xml:space="preserve">: Trần kính ở lớp sở hữu chưa được phá vỡ dù management ceiling đang thu hẹp.</w:t>
+      </w:r>
+    </w:p>
+    <w:p>
+      <w:pPr>
+        <w:pStyle w:val="BodyText"/>
+      </w:pPr>
+      <w:r>
+        <w:rPr>
+          <w:bCs/>
+          <w:b/>
+        </w:rPr>
+        <w:t xml:space="preserve">KL7, SIDS Pacific là trường hợp biên lý thuyết với chi phí buộc phải quốc tế hóa</w:t>
+      </w:r>
+      <w:r>
+        <w:t xml:space="preserve">: FDI (+0, 222) là nguồn năng suất chủ đạo; FSTS âm. Mô hình MIRAB phù hợp hơn mô hình Uppsala.</w:t>
+      </w:r>
+    </w:p>
+    <w:p>
+      <w:pPr>
+        <w:pStyle w:val="BodyText"/>
+      </w:pPr>
+      <w:r>
+        <w:rPr>
+          <w:bCs/>
+          <w:b/>
+        </w:rPr>
+        <w:t xml:space="preserve">KL8, Phân nhóm con Advanced là cần thiết cho phân tích kinh doanh quốc tế châu Á</w:t>
+      </w:r>
+      <w:r>
+        <w:t xml:space="preserve">: Singapore và Saudi Arabia/Qatar/Kuwait cùng nhãn "Advanced" nhưng pattern năng suất doanh nghiệp hoàn toàn khác nhau.</w:t>
+      </w:r>
+    </w:p>
     <w:bookmarkEnd w:id="82"/>
-    <w:bookmarkStart w:id="87" w:name="X823a172d700e07156f307d64ebb51dd68a5ba8d"/>
-    <w:p>
-      <w:pPr>
-        <w:pStyle w:val="Heading2"/>
-      </w:pPr>
-      <w:r>
-        <w:t xml:space="preserve">2.4 KẾT LUẬN</w:t>
-      </w:r>
-    </w:p>
-    <w:bookmarkStart w:id="83" w:name="X45ad1c2c92641d62b5ddf89c8644d597d843847"/>
+    <w:bookmarkStart w:id="85" w:name="X7e7dd0c69ae63ee797d467ac3735f8a7b3df6f2"/>
     <w:p>
       <w:pPr>
         <w:pStyle w:val="Heading3"/>
       </w:pPr>
       <w:r>
-        <w:t xml:space="preserve">2.4.1 Kết luận chính</w:t>
+        <w:t xml:space="preserve">2.4.2 Hàm ý và đề xuất</w:t>
+      </w:r>
+    </w:p>
+    <w:bookmarkStart w:id="83" w:name="X094960bc59f54f838b2d57aea89e9e1912e4b2a"/>
+    <w:p>
+      <w:pPr>
+        <w:pStyle w:val="Heading4"/>
+      </w:pPr>
+      <w:r>
+        <w:t xml:space="preserve">2.4.2.1 Hàm ý chính sách cho doanh nghiệp Việt Nam và khu vực châu Á</w:t>
       </w:r>
     </w:p>
     <w:p>
@@ -18839,7 +18968,14 @@
         <w:pStyle w:val="FirstParagraph"/>
       </w:pPr>
       <w:r>
-        <w:t xml:space="preserve">Tám kết luận từ 101.185 doanh nghiệp, 47 nền kinh tế, 108 cặp quốc gia–năm, 14 sóng WBES 2009–2025:</w:t>
+        <w:rPr>
+          <w:bCs/>
+          <w:b/>
+        </w:rPr>
+        <w:t xml:space="preserve">(1) Sequencing năng lực trước, nâng cấp TCI trước khi mở rộng FSTS</w:t>
+      </w:r>
+      <w:r>
+        <w:t xml:space="preserve">: Hệ số TCI = 0, 179 (nhân quả ước lượng biến công cụ, nghiên cứu Việt Nam) xác nhận: xuất khẩu chỉ tạo năng suất khi doanh nghiệp có năng lực công nghệ nền tảng. Chương trình hỗ trợ xuất khẩu cần song hành với nâng cấp TCI.</w:t>
       </w:r>
     </w:p>
     <w:p>
@@ -18851,10 +18987,10 @@
           <w:bCs/>
           <w:b/>
         </w:rPr>
-        <w:t xml:space="preserve">KL1, Phi tuyến xuyên chế độ thể chế là quy luật</w:t>
-      </w:r>
-      <w:r>
-        <w:t xml:space="preserve">: U ngược tại Emerging (Việt Nam điểm uốn 39–46%; Trung Quốc điểm uốn 47–49%); gần tuyến tính tại Advanced (Singapore điểm uốn 88, 6%); chi phí buộc phải tại SIDS.</w:t>
+        <w:t xml:space="preserve">(2) Ưu tiên Tier-2 số cho SME Việt Nam</w:t>
+      </w:r>
+      <w:r>
+        <w:t xml:space="preserve">: Website 47% là điểm đầu vào; VietQR, TikTok Shop, Shopee Asia Pacific là Tier-1.5/Tier-2 thực tế hơn. Voucher AI Adoption (~50 triệu VND/doanh nghiệp) giúp vượt qua giai đoạn đầu tư ban đầu.</w:t>
       </w:r>
     </w:p>
     <w:p>
@@ -18866,10 +19002,10 @@
           <w:bCs/>
           <w:b/>
         </w:rPr>
-        <w:t xml:space="preserve">KL2, TCI là dịch chuyển mức phổ quát, DAI là khuếch đại phụ thuộc bối cảnh</w:t>
-      </w:r>
-      <w:r>
-        <w:t xml:space="preserve">: TCI dương ở mọi nhóm; DAI đổi dấu theo nhóm ICRV, đây là nội hàm cốt lõi của CDCM.</w:t>
+        <w:t xml:space="preserve">(3) Phân biệt FDI chiến lược với FDI lắp ráp</w:t>
+      </w:r>
+      <w:r>
+        <w:t xml:space="preserve">: FSTS suy giảm 23, 2% → 16, 1% phản ánh FDI lắp ráp tăng nhưng giá trị gia tăng nội địa thấp. Các chỉ tiêu cần theo dõi: tỷ lệ R&amp;D/doanh thu, tỷ lệ nhà cung cấp nội địa Tier-1, bằng sáng chế đồng nộp.</w:t>
       </w:r>
     </w:p>
     <w:p>
@@ -18881,10 +19017,10 @@
           <w:bCs/>
           <w:b/>
         </w:rPr>
-        <w:t xml:space="preserve">KL3, Nghịch lý bão hòa số là cơ chế đo lường, không phải thất bại thị trường</w:t>
-      </w:r>
-      <w:r>
-        <w:t xml:space="preserve">: DAI âm tại Advanced là tạo phẩm của đo lường Tier-1 trong bối cảnh Tier-2/3 đã được áp dụng.</w:t>
+        <w:t xml:space="preserve">(4) Tái định vị chuỗi giá trị toàn cầu: lắp ráp downstream → thiết kế và R&amp;D mid-stream</w:t>
+      </w:r>
+      <w:r>
+        <w:t xml:space="preserve">: Việt Nam ở điểm uốn (39–46%). Trung Quốc R&amp;D 39, 4% và điểm uốn cao hơn (47–49%) cho thấy: TCI cao → điểm uốn cao → chịu đựng được mức độ quốc tế hóa cao hơn.</w:t>
       </w:r>
     </w:p>
     <w:p>
@@ -18896,10 +19032,10 @@
           <w:bCs/>
           <w:b/>
         </w:rPr>
-        <w:t xml:space="preserve">KL4, Thể chế là biến điều tiết, không phải biến trung gian</w:t>
-      </w:r>
-      <w:r>
-        <w:t xml:space="preserve">: Gap de jure–de facto (Xu, 2024) giải thích đảo dấu FDI cross-regime. Chính sách nâng cao thể chế hiệu quả nhất khi song hành với nâng cấp TCI và DAI.</w:t>
+        <w:t xml:space="preserve">(5) Nền tảng học hỏi chính sách dựa trên ICRV cho ASEAN</w:t>
+      </w:r>
+      <w:r>
+        <w:t xml:space="preserve">: Trao đổi thực hành tốt nhất giữa nền kinh tế cùng nhóm IV Emerging (Việt Nam, Indonesia, Philippines, Ấn Độ) thay vì học từ Singapore/Hàn Quốc (nhóm I, bối cảnh khác biệt quá lớn).</w:t>
       </w:r>
     </w:p>
     <w:p>
@@ -18911,10 +19047,10 @@
           <w:bCs/>
           <w:b/>
         </w:rPr>
-        <w:t xml:space="preserve">KL5, Dị biệt theo thời gian ba giai đoạn là thực tế cấu trúc</w:t>
-      </w:r>
-      <w:r>
-        <w:t xml:space="preserve">: Hiệu ứng DAI mạnh hơn trong BREADY (sau tăng tốc số hóa hậu COVID-19). Hệ thống phòng thủ ba tầng đảm bảo kết luận không bị nhiễu schema.</w:t>
+        <w:t xml:space="preserve">(6) Chính sách số hóa phân cấp theo vùng và quy mô</w:t>
+      </w:r>
+      <w:r>
+        <w:t xml:space="preserve">: Hiệu ứng DAI phụ thuộc bối cảnh, đầu tư website khác nhau tại TP.HCM (Tier-1.5) so với nông thôn đồng bằng sông Cửu Long (Tier-1 chưa bão hòa).</w:t>
       </w:r>
     </w:p>
     <w:p>
@@ -18926,10 +19062,86 @@
           <w:bCs/>
           <w:b/>
         </w:rPr>
-        <w:t xml:space="preserve">KL6, EAP dẫn đầu toàn cầu về nữ quản lý cấp cao (33, 4%) nhưng khoảng cách sở hữu dai dẳng</w:t>
-      </w:r>
-      <w:r>
-        <w:t xml:space="preserve">: Trần kính ở lớp sở hữu chưa được phá vỡ dù management ceiling đang thu hẹp.</w:t>
+        <w:t xml:space="preserve">(7) Hợp tác lao động di chuyển Pacific cho Việt Nam, bài học PLMS/RSE</w:t>
+      </w:r>
+      <w:r>
+        <w:t xml:space="preserve">:</w:t>
+      </w:r>
+      <w:r>
+        <w:t xml:space="preserve"> </w:t>
+      </w:r>
+      <w:r>
+        <w:t xml:space="preserve">(a)</w:t>
+      </w:r>
+      <w:r>
+        <w:t xml:space="preserve"> </w:t>
+      </w:r>
+      <w:r>
+        <w:rPr>
+          <w:bCs/>
+          <w:b/>
+        </w:rPr>
+        <w:t xml:space="preserve">PLMS Úc</w:t>
+      </w:r>
+      <w:r>
+        <w:t xml:space="preserve">: Học mô hình 30.000 lao động PICs/năm → triển khai Vietnamese Skilled Worker Mobility Scheme (nông nghiệp công nghệ cao và chăm sóc người cao tuổi);</w:t>
+      </w:r>
+      <w:r>
+        <w:t xml:space="preserve"> </w:t>
+      </w:r>
+      <w:r>
+        <w:t xml:space="preserve">(b)</w:t>
+      </w:r>
+      <w:r>
+        <w:t xml:space="preserve"> </w:t>
+      </w:r>
+      <w:r>
+        <w:rPr>
+          <w:bCs/>
+          <w:b/>
+        </w:rPr>
+        <w:t xml:space="preserve">RSE New Zealand</w:t>
+      </w:r>
+      <w:r>
+        <w:t xml:space="preserve">: Nuôi trồng thủy sản, cà phê, đào tạo kỹ năng điều hàng, tận dụng chuyên môn đặc thù Việt Nam;</w:t>
+      </w:r>
+      <w:r>
+        <w:t xml:space="preserve"> </w:t>
+      </w:r>
+      <w:r>
+        <w:t xml:space="preserve">(c)</w:t>
+      </w:r>
+      <w:r>
+        <w:t xml:space="preserve"> </w:t>
+      </w:r>
+      <w:r>
+        <w:rPr>
+          <w:bCs/>
+          <w:b/>
+        </w:rPr>
+        <w:t xml:space="preserve">Kênh remittance kỹ thuật số</w:t>
+      </w:r>
+      <w:r>
+        <w:t xml:space="preserve">: Hợp tác Wise/MoMo giảm phí từ ~7% xuống &lt;3%;</w:t>
+      </w:r>
+      <w:r>
+        <w:t xml:space="preserve"> </w:t>
+      </w:r>
+      <w:r>
+        <w:t xml:space="preserve">(d)</w:t>
+      </w:r>
+      <w:r>
+        <w:t xml:space="preserve"> </w:t>
+      </w:r>
+      <w:r>
+        <w:rPr>
+          <w:bCs/>
+          <w:b/>
+        </w:rPr>
+        <w:t xml:space="preserve">Nâng cấp kỹ năng theo mô hình EPS Hàn Quốc</w:t>
+      </w:r>
+      <w:r>
+        <w:t xml:space="preserve">: Đào tạo kỹ năng trước khi xuất khẩu lao động và kênh tái di cư.</w:t>
       </w:r>
     </w:p>
     <w:p>
@@ -18941,294 +19153,64 @@
           <w:bCs/>
           <w:b/>
         </w:rPr>
-        <w:t xml:space="preserve">KL7, SIDS Pacific là trường hợp biên lý thuyết với chi phí buộc phải quốc tế hóa</w:t>
-      </w:r>
-      <w:r>
-        <w:t xml:space="preserve">: FDI (+0, 222) là nguồn năng suất chủ đạo; FSTS âm. Mô hình MIRAB phù hợp hơn mô hình Uppsala.</w:t>
-      </w:r>
-    </w:p>
-    <w:p>
-      <w:pPr>
-        <w:pStyle w:val="BodyText"/>
-      </w:pPr>
-      <w:r>
-        <w:rPr>
-          <w:bCs/>
-          <w:b/>
-        </w:rPr>
-        <w:t xml:space="preserve">KL8, Phân nhóm con Advanced là cần thiết cho phân tích kinh doanh quốc tế châu Á</w:t>
-      </w:r>
-      <w:r>
-        <w:t xml:space="preserve">: Singapore và Saudi Arabia/Qatar/Kuwait cùng nhãn "Advanced" nhưng pattern năng suất doanh nghiệp hoàn toàn khác nhau.</w:t>
+        <w:t xml:space="preserve">(8) Bốn lộ trình số hóa châu Á tham khảo cho SME Việt Nam</w:t>
+      </w:r>
+      <w:r>
+        <w:t xml:space="preserve">:</w:t>
+      </w:r>
+      <w:r>
+        <w:t xml:space="preserve"> </w:t>
+      </w:r>
+      <w:r>
+        <w:t xml:space="preserve">(a) Singapore/Hàn Quốc AI full-stack (Tier-3), không phù hợp để sao chép trực tiếp;</w:t>
+      </w:r>
+      <w:r>
+        <w:t xml:space="preserve"> </w:t>
+      </w:r>
+      <w:r>
+        <w:t xml:space="preserve">(b) Nhật Bản 60% doanh nghiệp AI back-office (Tier-2),</w:t>
+      </w:r>
+      <w:r>
+        <w:t xml:space="preserve"> </w:t>
+      </w:r>
+      <w:r>
+        <w:rPr>
+          <w:bCs/>
+          <w:b/>
+        </w:rPr>
+        <w:t xml:space="preserve">mục tiêu thực tế 2026–2030</w:t>
+      </w:r>
+      <w:r>
+        <w:t xml:space="preserve">;</w:t>
+      </w:r>
+      <w:r>
+        <w:t xml:space="preserve"> </w:t>
+      </w:r>
+      <w:r>
+        <w:t xml:space="preserve">(c) Trung Quốc sản xuất thông minh (Tier-2/3), học điểm tích cực, tránh rủi ro tập trung;</w:t>
+      </w:r>
+      <w:r>
+        <w:t xml:space="preserve"> </w:t>
+      </w:r>
+      <w:r>
+        <w:t xml:space="preserve">(d)</w:t>
+      </w:r>
+      <w:r>
+        <w:t xml:space="preserve"> </w:t>
+      </w:r>
+      <w:r>
+        <w:rPr>
+          <w:bCs/>
+          <w:b/>
+        </w:rPr>
+        <w:t xml:space="preserve">Mô hình ưu tiên Việt Nam Tier-1.5</w:t>
+      </w:r>
+      <w:r>
+        <w:t xml:space="preserve">: VietQR (100% miễn phí) → Thương mại xã hội → Xuyên biên giới Shopee/Amazon → Cloud và AI cơ bản.</w:t>
       </w:r>
     </w:p>
     <w:bookmarkEnd w:id="83"/>
-    <w:bookmarkStart w:id="86" w:name="X7e7dd0c69ae63ee797d467ac3735f8a7b3df6f2"/>
-    <w:p>
-      <w:pPr>
-        <w:pStyle w:val="Heading3"/>
-      </w:pPr>
-      <w:r>
-        <w:t xml:space="preserve">2.4.2 Hàm ý và đề xuất</w:t>
-      </w:r>
-    </w:p>
-    <w:bookmarkStart w:id="84" w:name="X094960bc59f54f838b2d57aea89e9e1912e4b2a"/>
-    <w:p>
-      <w:pPr>
-        <w:pStyle w:val="Heading4"/>
-      </w:pPr>
-      <w:r>
-        <w:t xml:space="preserve">2.4.2.1 Hàm ý chính sách cho doanh nghiệp Việt Nam và khu vực châu Á</w:t>
-      </w:r>
-    </w:p>
-    <w:p>
-      <w:pPr>
-        <w:pStyle w:val="FirstParagraph"/>
-      </w:pPr>
-      <w:r>
-        <w:rPr>
-          <w:bCs/>
-          <w:b/>
-        </w:rPr>
-        <w:t xml:space="preserve">(1) Sequencing năng lực trước, nâng cấp TCI trước khi mở rộng FSTS</w:t>
-      </w:r>
-      <w:r>
-        <w:t xml:space="preserve">: Hệ số TCI = 0, 179 (nhân quả ước lượng biến công cụ, nghiên cứu Việt Nam) xác nhận: xuất khẩu chỉ tạo năng suất khi doanh nghiệp có năng lực công nghệ nền tảng. Chương trình hỗ trợ xuất khẩu cần song hành với nâng cấp TCI.</w:t>
-      </w:r>
-    </w:p>
-    <w:p>
-      <w:pPr>
-        <w:pStyle w:val="BodyText"/>
-      </w:pPr>
-      <w:r>
-        <w:rPr>
-          <w:bCs/>
-          <w:b/>
-        </w:rPr>
-        <w:t xml:space="preserve">(2) Ưu tiên Tier-2 số cho SME Việt Nam</w:t>
-      </w:r>
-      <w:r>
-        <w:t xml:space="preserve">: Website 47% là điểm đầu vào; VietQR, TikTok Shop, Shopee Asia Pacific là Tier-1.5/Tier-2 thực tế hơn. Voucher AI Adoption (~50 triệu VND/doanh nghiệp) giúp vượt qua giai đoạn đầu tư ban đầu.</w:t>
-      </w:r>
-    </w:p>
-    <w:p>
-      <w:pPr>
-        <w:pStyle w:val="BodyText"/>
-      </w:pPr>
-      <w:r>
-        <w:rPr>
-          <w:bCs/>
-          <w:b/>
-        </w:rPr>
-        <w:t xml:space="preserve">(3) Phân biệt FDI chiến lược với FDI lắp ráp</w:t>
-      </w:r>
-      <w:r>
-        <w:t xml:space="preserve">: FSTS suy giảm 23, 2% → 16, 1% phản ánh FDI lắp ráp tăng nhưng giá trị gia tăng nội địa thấp. Các chỉ tiêu cần theo dõi: tỷ lệ R&amp;D/doanh thu, tỷ lệ nhà cung cấp nội địa Tier-1, bằng sáng chế đồng nộp.</w:t>
-      </w:r>
-    </w:p>
-    <w:p>
-      <w:pPr>
-        <w:pStyle w:val="BodyText"/>
-      </w:pPr>
-      <w:r>
-        <w:rPr>
-          <w:bCs/>
-          <w:b/>
-        </w:rPr>
-        <w:t xml:space="preserve">(4) Tái định vị chuỗi giá trị toàn cầu: lắp ráp downstream → thiết kế và R&amp;D mid-stream</w:t>
-      </w:r>
-      <w:r>
-        <w:t xml:space="preserve">: Việt Nam ở điểm uốn (39–46%). Trung Quốc R&amp;D 39, 4% và điểm uốn cao hơn (47–49%) cho thấy: TCI cao → điểm uốn cao → chịu đựng được mức độ quốc tế hóa cao hơn.</w:t>
-      </w:r>
-    </w:p>
-    <w:p>
-      <w:pPr>
-        <w:pStyle w:val="BodyText"/>
-      </w:pPr>
-      <w:r>
-        <w:rPr>
-          <w:bCs/>
-          <w:b/>
-        </w:rPr>
-        <w:t xml:space="preserve">(5) Nền tảng học hỏi chính sách dựa trên ICRV cho ASEAN</w:t>
-      </w:r>
-      <w:r>
-        <w:t xml:space="preserve">: Trao đổi thực hành tốt nhất giữa nền kinh tế cùng nhóm IV Emerging (Việt Nam, Indonesia, Philippines, Ấn Độ) thay vì học từ Singapore/Hàn Quốc (nhóm I, bối cảnh khác biệt quá lớn).</w:t>
-      </w:r>
-    </w:p>
-    <w:p>
-      <w:pPr>
-        <w:pStyle w:val="BodyText"/>
-      </w:pPr>
-      <w:r>
-        <w:rPr>
-          <w:bCs/>
-          <w:b/>
-        </w:rPr>
-        <w:t xml:space="preserve">(6) Chính sách số hóa phân cấp theo vùng và quy mô</w:t>
-      </w:r>
-      <w:r>
-        <w:t xml:space="preserve">: Hiệu ứng DAI phụ thuộc bối cảnh, đầu tư website khác nhau tại TP.HCM (Tier-1.5) so với nông thôn đồng bằng sông Cửu Long (Tier-1 chưa bão hòa).</w:t>
-      </w:r>
-    </w:p>
-    <w:p>
-      <w:pPr>
-        <w:pStyle w:val="BodyText"/>
-      </w:pPr>
-      <w:r>
-        <w:rPr>
-          <w:bCs/>
-          <w:b/>
-        </w:rPr>
-        <w:t xml:space="preserve">(7) Hợp tác lao động di chuyển Pacific cho Việt Nam, bài học PLMS/RSE</w:t>
-      </w:r>
-      <w:r>
-        <w:t xml:space="preserve">:</w:t>
-      </w:r>
-      <w:r>
-        <w:t xml:space="preserve"> </w:t>
-      </w:r>
-      <w:r>
-        <w:t xml:space="preserve">(a)</w:t>
-      </w:r>
-      <w:r>
-        <w:t xml:space="preserve"> </w:t>
-      </w:r>
-      <w:r>
-        <w:rPr>
-          <w:bCs/>
-          <w:b/>
-        </w:rPr>
-        <w:t xml:space="preserve">PLMS Úc</w:t>
-      </w:r>
-      <w:r>
-        <w:t xml:space="preserve">: Học mô hình 30.000 lao động PICs/năm → triển khai Vietnamese Skilled Worker Mobility Scheme (nông nghiệp công nghệ cao và chăm sóc người cao tuổi);</w:t>
-      </w:r>
-      <w:r>
-        <w:t xml:space="preserve"> </w:t>
-      </w:r>
-      <w:r>
-        <w:t xml:space="preserve">(b)</w:t>
-      </w:r>
-      <w:r>
-        <w:t xml:space="preserve"> </w:t>
-      </w:r>
-      <w:r>
-        <w:rPr>
-          <w:bCs/>
-          <w:b/>
-        </w:rPr>
-        <w:t xml:space="preserve">RSE New Zealand</w:t>
-      </w:r>
-      <w:r>
-        <w:t xml:space="preserve">: Nuôi trồng thủy sản, cà phê, đào tạo kỹ năng điều hàng, tận dụng chuyên môn đặc thù Việt Nam;</w:t>
-      </w:r>
-      <w:r>
-        <w:t xml:space="preserve"> </w:t>
-      </w:r>
-      <w:r>
-        <w:t xml:space="preserve">(c)</w:t>
-      </w:r>
-      <w:r>
-        <w:t xml:space="preserve"> </w:t>
-      </w:r>
-      <w:r>
-        <w:rPr>
-          <w:bCs/>
-          <w:b/>
-        </w:rPr>
-        <w:t xml:space="preserve">Kênh remittance kỹ thuật số</w:t>
-      </w:r>
-      <w:r>
-        <w:t xml:space="preserve">: Hợp tác Wise/MoMo giảm phí từ ~7% xuống &lt;3%;</w:t>
-      </w:r>
-      <w:r>
-        <w:t xml:space="preserve"> </w:t>
-      </w:r>
-      <w:r>
-        <w:t xml:space="preserve">(d)</w:t>
-      </w:r>
-      <w:r>
-        <w:t xml:space="preserve"> </w:t>
-      </w:r>
-      <w:r>
-        <w:rPr>
-          <w:bCs/>
-          <w:b/>
-        </w:rPr>
-        <w:t xml:space="preserve">Nâng cấp kỹ năng theo mô hình EPS Hàn Quốc</w:t>
-      </w:r>
-      <w:r>
-        <w:t xml:space="preserve">: Đào tạo kỹ năng trước khi xuất khẩu lao động và kênh tái di cư.</w:t>
-      </w:r>
-    </w:p>
-    <w:p>
-      <w:pPr>
-        <w:pStyle w:val="BodyText"/>
-      </w:pPr>
-      <w:r>
-        <w:rPr>
-          <w:bCs/>
-          <w:b/>
-        </w:rPr>
-        <w:t xml:space="preserve">(8) Bốn lộ trình số hóa châu Á tham khảo cho SME Việt Nam</w:t>
-      </w:r>
-      <w:r>
-        <w:t xml:space="preserve">:</w:t>
-      </w:r>
-      <w:r>
-        <w:t xml:space="preserve"> </w:t>
-      </w:r>
-      <w:r>
-        <w:t xml:space="preserve">(a) Singapore/Hàn Quốc AI full-stack (Tier-3), không phù hợp để sao chép trực tiếp;</w:t>
-      </w:r>
-      <w:r>
-        <w:t xml:space="preserve"> </w:t>
-      </w:r>
-      <w:r>
-        <w:t xml:space="preserve">(b) Nhật Bản 60% doanh nghiệp AI back-office (Tier-2),</w:t>
-      </w:r>
-      <w:r>
-        <w:t xml:space="preserve"> </w:t>
-      </w:r>
-      <w:r>
-        <w:rPr>
-          <w:bCs/>
-          <w:b/>
-        </w:rPr>
-        <w:t xml:space="preserve">mục tiêu thực tế 2026–2030</w:t>
-      </w:r>
-      <w:r>
-        <w:t xml:space="preserve">;</w:t>
-      </w:r>
-      <w:r>
-        <w:t xml:space="preserve"> </w:t>
-      </w:r>
-      <w:r>
-        <w:t xml:space="preserve">(c) Trung Quốc sản xuất thông minh (Tier-2/3), học điểm tích cực, tránh rủi ro tập trung;</w:t>
-      </w:r>
-      <w:r>
-        <w:t xml:space="preserve"> </w:t>
-      </w:r>
-      <w:r>
-        <w:t xml:space="preserve">(d)</w:t>
-      </w:r>
-      <w:r>
-        <w:t xml:space="preserve"> </w:t>
-      </w:r>
-      <w:r>
-        <w:rPr>
-          <w:bCs/>
-          <w:b/>
-        </w:rPr>
-        <w:t xml:space="preserve">Mô hình ưu tiên Việt Nam Tier-1.5</w:t>
-      </w:r>
-      <w:r>
-        <w:t xml:space="preserve">: VietQR (100% miễn phí) → Thương mại xã hội → Xuyên biên giới Shopee/Amazon → Cloud và AI cơ bản.</w:t>
-      </w:r>
-    </w:p>
-    <w:bookmarkEnd w:id="84"/>
-    <w:bookmarkStart w:id="85" w:name="Xb697be836d09af640a289e52f50161b3b1155ae"/>
+    <w:bookmarkStart w:id="84" w:name="Xb697be836d09af640a289e52f50161b3b1155ae"/>
     <w:p>
       <w:pPr>
         <w:pStyle w:val="Heading4"/>
@@ -19372,10 +19354,10 @@
         </w:pict>
       </w:r>
     </w:p>
+    <w:bookmarkEnd w:id="84"/>
     <w:bookmarkEnd w:id="85"/>
     <w:bookmarkEnd w:id="86"/>
-    <w:bookmarkEnd w:id="87"/>
-    <w:bookmarkStart w:id="88" w:name="tài-liệu-tham-khảo"/>
+    <w:bookmarkStart w:id="87" w:name="tài-liệu-tham-khảo"/>
     <w:p>
       <w:pPr>
         <w:pStyle w:val="Heading2"/>
@@ -20315,8 +20297,8 @@
         </w:pict>
       </w:r>
     </w:p>
-    <w:bookmarkEnd w:id="88"/>
-    <w:bookmarkStart w:id="90" w:name="phụ-lục"/>
+    <w:bookmarkEnd w:id="87"/>
+    <w:bookmarkStart w:id="89" w:name="phụ-lục"/>
     <w:p>
       <w:pPr>
         <w:pStyle w:val="Heading2"/>
@@ -20325,7 +20307,7 @@
         <w:t xml:space="preserve">PHỤ LỤC</w:t>
       </w:r>
     </w:p>
-    <w:bookmarkStart w:id="89" w:name="Xac7090a743afa00f99b5424d88f7949cab3c6cf"/>
+    <w:bookmarkStart w:id="88" w:name="Xac7090a743afa00f99b5424d88f7949cab3c6cf"/>
     <w:p>
       <w:pPr>
         <w:pStyle w:val="Heading3"/>
@@ -21107,9 +21089,12 @@
         <w:t xml:space="preserve">Người hướng dẫn: TS. Nguyễn Minh Cảnh, Trường Kinh tế, Đại học Cần Thơ (CTU)</w:t>
       </w:r>
     </w:p>
+    <w:bookmarkEnd w:id="88"/>
     <w:bookmarkEnd w:id="89"/>
-    <w:bookmarkEnd w:id="90"/>
-    <w:sectPr/>
+    <w:sectPr>
+      <w:pgSz w:h="16838" w:w="11906"/>
+      <w:pgMar w:bottom="1134" w:left="1701" w:right="1134" w:top="1134"/>
+    </w:sectPr>
   </w:body>
 </w:document>
 </file>
@@ -21451,29 +21436,59 @@
   <w:style w:default="1" w:styleId="Normal" w:type="paragraph">
     <w:name w:val="Normal"/>
     <w:qFormat/>
+    <w:pPr>
+      <w:spacing w:line="360" w:lineRule="auto"/>
+      <w:jc w:val="both"/>
+    </w:pPr>
+    <w:rPr>
+      <w:rFonts w:ascii="Times New Roman" w:eastAsia="Times New Roman" w:hAnsi="Times New Roman"/>
+      <w:color w:val="000000"/>
+      <w:sz w:val="26"/>
+    </w:rPr>
   </w:style>
   <w:style w:styleId="BodyText" w:type="paragraph">
     <w:name w:val="Body Text"/>
     <w:basedOn w:val="Normal"/>
     <w:link w:val="BodyTextChar"/>
     <w:pPr>
-      <w:spacing w:after="180" w:before="180"/>
+      <w:spacing w:after="180" w:before="180" w:line="360" w:lineRule="auto"/>
+      <w:jc w:val="both"/>
     </w:pPr>
     <w:qFormat/>
+    <w:rPr>
+      <w:rFonts w:ascii="Times New Roman" w:eastAsia="Times New Roman" w:hAnsi="Times New Roman"/>
+      <w:color w:val="000000"/>
+      <w:sz w:val="26"/>
+    </w:rPr>
   </w:style>
   <w:style w:customStyle="1" w:styleId="FirstParagraph" w:type="paragraph">
     <w:name w:val="First Paragraph"/>
     <w:basedOn w:val="BodyText"/>
     <w:next w:val="BodyText"/>
     <w:qFormat/>
+    <w:pPr>
+      <w:spacing w:line="360" w:lineRule="auto"/>
+      <w:jc w:val="both"/>
+    </w:pPr>
+    <w:rPr>
+      <w:rFonts w:ascii="Times New Roman" w:eastAsia="Times New Roman" w:hAnsi="Times New Roman"/>
+      <w:color w:val="000000"/>
+      <w:sz w:val="26"/>
+    </w:rPr>
   </w:style>
   <w:style w:customStyle="1" w:styleId="Compact" w:type="paragraph">
     <w:name w:val="Compact"/>
     <w:basedOn w:val="BodyText"/>
     <w:qFormat/>
     <w:pPr>
-      <w:spacing w:after="36" w:before="36"/>
+      <w:spacing w:after="36" w:before="36" w:line="360" w:lineRule="auto"/>
+      <w:jc w:val="both"/>
     </w:pPr>
+    <w:rPr>
+      <w:rFonts w:ascii="Times New Roman" w:eastAsia="Times New Roman" w:hAnsi="Times New Roman"/>
+      <w:color w:val="000000"/>
+      <w:sz w:val="26"/>
+    </w:rPr>
   </w:style>
   <w:style w:styleId="Title" w:type="paragraph">
     <w:name w:val="Title"/>
@@ -21483,15 +21498,15 @@
     <w:pPr>
       <w:keepNext/>
       <w:keepLines/>
-      <w:spacing w:after="240" w:before="480"/>
-      <w:jc w:val="center"/>
+      <w:spacing w:after="240" w:before="480" w:line="360" w:lineRule="auto"/>
+      <w:jc w:val="both"/>
     </w:pPr>
     <w:rPr>
-      <w:rFonts w:asciiTheme="majorHAnsi" w:cstheme="majorBidi" w:eastAsiaTheme="majorEastAsia" w:hAnsiTheme="majorHAnsi"/>
+      <w:rFonts w:ascii="Times New Roman" w:asciiTheme="majorHAnsi" w:cstheme="majorBidi" w:eastAsia="Times New Roman" w:eastAsiaTheme="majorEastAsia" w:hAnsi="Times New Roman" w:hAnsiTheme="majorHAnsi"/>
       <w:b/>
       <w:bCs/>
-      <w:color w:themeColor="accent1" w:themeShade="B5" w:val="345A8A"/>
-      <w:sz w:val="36"/>
+      <w:color w:val="000000"/>
+      <w:sz w:val="26"/>
       <w:szCs w:val="36"/>
     </w:rPr>
   </w:style>
@@ -21503,11 +21518,13 @@
     <w:pPr>
       <w:keepNext/>
       <w:keepLines/>
-      <w:spacing w:after="240" w:before="240"/>
-      <w:jc w:val="center"/>
+      <w:spacing w:after="240" w:before="240" w:line="360" w:lineRule="auto"/>
+      <w:jc w:val="both"/>
     </w:pPr>
     <w:rPr>
-      <w:sz w:val="30"/>
+      <w:rFonts w:ascii="Times New Roman" w:eastAsia="Times New Roman" w:hAnsi="Times New Roman"/>
+      <w:color w:val="000000"/>
+      <w:sz w:val="26"/>
       <w:szCs w:val="30"/>
     </w:rPr>
   </w:style>
@@ -21518,8 +21535,14 @@
     <w:pPr>
       <w:keepNext/>
       <w:keepLines/>
-      <w:jc w:val="center"/>
+      <w:spacing w:line="360" w:lineRule="auto"/>
+      <w:jc w:val="both"/>
     </w:pPr>
+    <w:rPr>
+      <w:rFonts w:ascii="Times New Roman" w:eastAsia="Times New Roman" w:hAnsi="Times New Roman"/>
+      <w:color w:val="000000"/>
+      <w:sz w:val="26"/>
+    </w:rPr>
   </w:style>
   <w:style w:styleId="Date" w:type="paragraph">
     <w:name w:val="Date"/>
@@ -21528,8 +21551,14 @@
     <w:pPr>
       <w:keepNext/>
       <w:keepLines/>
-      <w:jc w:val="center"/>
+      <w:spacing w:line="360" w:lineRule="auto"/>
+      <w:jc w:val="both"/>
     </w:pPr>
+    <w:rPr>
+      <w:rFonts w:ascii="Times New Roman" w:eastAsia="Times New Roman" w:hAnsi="Times New Roman"/>
+      <w:color w:val="000000"/>
+      <w:sz w:val="26"/>
+    </w:rPr>
   </w:style>
   <w:style w:customStyle="1" w:styleId="AbstractTitle" w:type="paragraph">
     <w:name w:val="Abstract Title"/>
@@ -21539,15 +21568,15 @@
     <w:pPr>
       <w:keepNext/>
       <w:keepLines/>
-      <w:jc w:val="center"/>
-      <w:spacing w:after="0" w:before="300"/>
+      <w:jc w:val="both"/>
+      <w:spacing w:after="0" w:before="300" w:line="360" w:lineRule="auto"/>
     </w:pPr>
     <w:rPr>
-      <w:sz w:val="20"/>
+      <w:color w:val="000000"/>
+      <w:sz w:val="26"/>
       <w:szCs w:val="20"/>
+      <w:rFonts w:ascii="Times New Roman" w:eastAsia="Times New Roman" w:hAnsi="Times New Roman"/>
       <w:b/>
-      <w:color w:val="345A8A"/>
-      &gt;
     </w:rPr>
   </w:style>
   <w:style w:customStyle="1" w:styleId="Abstract" w:type="paragraph">
@@ -21558,10 +21587,13 @@
     <w:pPr>
       <w:keepNext/>
       <w:keepLines/>
-      <w:spacing w:after="300" w:before="100"/>
+      <w:spacing w:after="300" w:before="100" w:line="360" w:lineRule="auto"/>
+      <w:jc w:val="both"/>
     </w:pPr>
     <w:rPr>
-      <w:sz w:val="20"/>
+      <w:rFonts w:ascii="Times New Roman" w:eastAsia="Times New Roman" w:hAnsi="Times New Roman"/>
+      <w:color w:val="000000"/>
+      <w:sz w:val="26"/>
       <w:szCs w:val="20"/>
     </w:rPr>
   </w:style>
@@ -21570,8 +21602,15 @@
     <w:basedOn w:val="Normal"/>
     <w:next w:val="Bibliography"/>
     <w:qFormat/>
-    <w:pPr/>
-    <w:rPr/>
+    <w:pPr>
+      <w:spacing w:line="360" w:lineRule="auto"/>
+      <w:jc w:val="both"/>
+    </w:pPr>
+    <w:rPr>
+      <w:rFonts w:ascii="Times New Roman" w:eastAsia="Times New Roman" w:hAnsi="Times New Roman"/>
+      <w:color w:val="000000"/>
+      <w:sz w:val="26"/>
+    </w:rPr>
   </w:style>
   <w:style w:styleId="Heading1" w:type="paragraph">
     <w:name w:val="Heading 1"/>
@@ -21582,15 +21621,16 @@
     <w:pPr>
       <w:keepNext/>
       <w:keepLines/>
-      <w:spacing w:after="0" w:before="480"/>
+      <w:spacing w:after="0" w:before="480" w:line="360" w:lineRule="auto"/>
+      <w:jc w:val="both"/>
       <w:outlineLvl w:val="0"/>
     </w:pPr>
     <w:rPr>
-      <w:rFonts w:asciiTheme="majorHAnsi" w:cstheme="majorBidi" w:eastAsiaTheme="majorEastAsia" w:hAnsiTheme="majorHAnsi"/>
+      <w:rFonts w:ascii="Times New Roman" w:asciiTheme="majorHAnsi" w:cstheme="majorBidi" w:eastAsia="Times New Roman" w:eastAsiaTheme="majorEastAsia" w:hAnsi="Times New Roman" w:hAnsiTheme="majorHAnsi"/>
       <w:b/>
       <w:bCs/>
-      <w:color w:themeColor="accent1" w:val="4F81BD"/>
-      <w:sz w:val="32"/>
+      <w:color w:val="000000"/>
+      <w:sz w:val="26"/>
       <w:szCs w:val="32"/>
     </w:rPr>
   </w:style>
@@ -21604,15 +21644,16 @@
     <w:pPr>
       <w:keepNext/>
       <w:keepLines/>
-      <w:spacing w:after="0" w:before="200"/>
+      <w:spacing w:after="0" w:before="200" w:line="360" w:lineRule="auto"/>
+      <w:jc w:val="both"/>
       <w:outlineLvl w:val="1"/>
     </w:pPr>
     <w:rPr>
-      <w:rFonts w:asciiTheme="majorHAnsi" w:cstheme="majorBidi" w:eastAsiaTheme="majorEastAsia" w:hAnsiTheme="majorHAnsi"/>
+      <w:rFonts w:ascii="Times New Roman" w:asciiTheme="majorHAnsi" w:cstheme="majorBidi" w:eastAsia="Times New Roman" w:eastAsiaTheme="majorEastAsia" w:hAnsi="Times New Roman" w:hAnsiTheme="majorHAnsi"/>
       <w:b/>
       <w:bCs/>
-      <w:color w:themeColor="accent1" w:val="4F81BD"/>
-      <w:sz w:val="28"/>
+      <w:color w:val="000000"/>
+      <w:sz w:val="26"/>
       <w:szCs w:val="28"/>
     </w:rPr>
   </w:style>
@@ -21626,15 +21667,16 @@
     <w:pPr>
       <w:keepNext/>
       <w:keepLines/>
-      <w:spacing w:after="0" w:before="200"/>
+      <w:spacing w:after="0" w:before="200" w:line="360" w:lineRule="auto"/>
+      <w:jc w:val="both"/>
       <w:outlineLvl w:val="2"/>
     </w:pPr>
     <w:rPr>
-      <w:rFonts w:asciiTheme="majorHAnsi" w:cstheme="majorBidi" w:eastAsiaTheme="majorEastAsia" w:hAnsiTheme="majorHAnsi"/>
+      <w:rFonts w:ascii="Times New Roman" w:asciiTheme="majorHAnsi" w:cstheme="majorBidi" w:eastAsia="Times New Roman" w:eastAsiaTheme="majorEastAsia" w:hAnsi="Times New Roman" w:hAnsiTheme="majorHAnsi"/>
       <w:b/>
       <w:bCs/>
-      <w:color w:themeColor="accent1" w:val="4F81BD"/>
-      <w:sz w:val="24"/>
+      <w:color w:val="000000"/>
+      <w:sz w:val="26"/>
       <w:szCs w:val="24"/>
     </w:rPr>
   </w:style>
@@ -21648,15 +21690,16 @@
     <w:pPr>
       <w:keepNext/>
       <w:keepLines/>
-      <w:spacing w:after="0" w:before="200"/>
+      <w:spacing w:after="0" w:before="200" w:line="360" w:lineRule="auto"/>
+      <w:jc w:val="both"/>
       <w:outlineLvl w:val="3"/>
     </w:pPr>
     <w:rPr>
-      <w:rFonts w:asciiTheme="majorHAnsi" w:cstheme="majorBidi" w:eastAsiaTheme="majorEastAsia" w:hAnsiTheme="majorHAnsi"/>
+      <w:rFonts w:ascii="Times New Roman" w:asciiTheme="majorHAnsi" w:cstheme="majorBidi" w:eastAsia="Times New Roman" w:eastAsiaTheme="majorEastAsia" w:hAnsi="Times New Roman" w:hAnsiTheme="majorHAnsi"/>
       <w:i/>
       <w:bCs/>
-      <w:color w:themeColor="accent1" w:val="4F81BD"/>
-      <w:sz w:val="24"/>
+      <w:color w:val="000000"/>
+      <w:sz w:val="26"/>
       <w:szCs w:val="24"/>
     </w:rPr>
   </w:style>
@@ -21670,14 +21713,15 @@
     <w:pPr>
       <w:keepNext/>
       <w:keepLines/>
-      <w:spacing w:after="0" w:before="200"/>
+      <w:spacing w:after="0" w:before="200" w:line="360" w:lineRule="auto"/>
+      <w:jc w:val="both"/>
       <w:outlineLvl w:val="4"/>
     </w:pPr>
     <w:rPr>
-      <w:rFonts w:asciiTheme="majorHAnsi" w:cstheme="majorBidi" w:eastAsiaTheme="majorEastAsia" w:hAnsiTheme="majorHAnsi"/>
+      <w:rFonts w:ascii="Times New Roman" w:asciiTheme="majorHAnsi" w:cstheme="majorBidi" w:eastAsia="Times New Roman" w:eastAsiaTheme="majorEastAsia" w:hAnsi="Times New Roman" w:hAnsiTheme="majorHAnsi"/>
       <w:iCs/>
-      <w:color w:themeColor="accent1" w:val="4F81BD"/>
-      <w:sz w:val="24"/>
+      <w:color w:val="000000"/>
+      <w:sz w:val="26"/>
       <w:szCs w:val="24"/>
     </w:rPr>
   </w:style>
@@ -21691,13 +21735,14 @@
     <w:pPr>
       <w:keepNext/>
       <w:keepLines/>
-      <w:spacing w:after="0" w:before="200"/>
+      <w:spacing w:after="0" w:before="200" w:line="360" w:lineRule="auto"/>
+      <w:jc w:val="both"/>
       <w:outlineLvl w:val="5"/>
     </w:pPr>
     <w:rPr>
-      <w:rFonts w:asciiTheme="majorHAnsi" w:cstheme="majorBidi" w:eastAsiaTheme="majorEastAsia" w:hAnsiTheme="majorHAnsi"/>
-      <w:color w:themeColor="accent1" w:val="4F81BD"/>
-      <w:sz w:val="24"/>
+      <w:rFonts w:ascii="Times New Roman" w:asciiTheme="majorHAnsi" w:cstheme="majorBidi" w:eastAsia="Times New Roman" w:eastAsiaTheme="majorEastAsia" w:hAnsi="Times New Roman" w:hAnsiTheme="majorHAnsi"/>
+      <w:color w:val="000000"/>
+      <w:sz w:val="26"/>
       <w:szCs w:val="24"/>
     </w:rPr>
   </w:style>
@@ -21711,13 +21756,14 @@
     <w:pPr>
       <w:keepNext/>
       <w:keepLines/>
-      <w:spacing w:after="0" w:before="200"/>
+      <w:spacing w:after="0" w:before="200" w:line="360" w:lineRule="auto"/>
+      <w:jc w:val="both"/>
       <w:outlineLvl w:val="6"/>
     </w:pPr>
     <w:rPr>
-      <w:rFonts w:asciiTheme="majorHAnsi" w:cstheme="majorBidi" w:eastAsiaTheme="majorEastAsia" w:hAnsiTheme="majorHAnsi"/>
-      <w:color w:themeColor="accent1" w:val="4F81BD"/>
-      <w:sz w:val="24"/>
+      <w:rFonts w:ascii="Times New Roman" w:asciiTheme="majorHAnsi" w:cstheme="majorBidi" w:eastAsia="Times New Roman" w:eastAsiaTheme="majorEastAsia" w:hAnsi="Times New Roman" w:hAnsiTheme="majorHAnsi"/>
+      <w:color w:val="000000"/>
+      <w:sz w:val="26"/>
       <w:szCs w:val="24"/>
     </w:rPr>
   </w:style>
@@ -21731,13 +21777,14 @@
     <w:pPr>
       <w:keepNext/>
       <w:keepLines/>
-      <w:spacing w:after="0" w:before="200"/>
+      <w:spacing w:after="0" w:before="200" w:line="360" w:lineRule="auto"/>
+      <w:jc w:val="both"/>
       <w:outlineLvl w:val="7"/>
     </w:pPr>
     <w:rPr>
-      <w:rFonts w:asciiTheme="majorHAnsi" w:cstheme="majorBidi" w:eastAsiaTheme="majorEastAsia" w:hAnsiTheme="majorHAnsi"/>
-      <w:color w:themeColor="accent1" w:val="4F81BD"/>
-      <w:sz w:val="24"/>
+      <w:rFonts w:ascii="Times New Roman" w:asciiTheme="majorHAnsi" w:cstheme="majorBidi" w:eastAsia="Times New Roman" w:eastAsiaTheme="majorEastAsia" w:hAnsi="Times New Roman" w:hAnsiTheme="majorHAnsi"/>
+      <w:color w:val="000000"/>
+      <w:sz w:val="26"/>
       <w:szCs w:val="24"/>
     </w:rPr>
   </w:style>
@@ -21751,13 +21798,14 @@
     <w:pPr>
       <w:keepNext/>
       <w:keepLines/>
-      <w:spacing w:after="0" w:before="200"/>
+      <w:spacing w:after="0" w:before="200" w:line="360" w:lineRule="auto"/>
+      <w:jc w:val="both"/>
       <w:outlineLvl w:val="8"/>
     </w:pPr>
     <w:rPr>
-      <w:rFonts w:asciiTheme="majorHAnsi" w:cstheme="majorBidi" w:eastAsiaTheme="majorEastAsia" w:hAnsiTheme="majorHAnsi"/>
-      <w:color w:themeColor="accent1" w:val="4F81BD"/>
-      <w:sz w:val="24"/>
+      <w:rFonts w:ascii="Times New Roman" w:asciiTheme="majorHAnsi" w:cstheme="majorBidi" w:eastAsia="Times New Roman" w:eastAsiaTheme="majorEastAsia" w:hAnsi="Times New Roman" w:hAnsiTheme="majorHAnsi"/>
+      <w:color w:val="000000"/>
+      <w:sz w:val="26"/>
       <w:szCs w:val="24"/>
     </w:rPr>
   </w:style>
@@ -21769,9 +21817,15 @@
     <w:unhideWhenUsed/>
     <w:qFormat/>
     <w:pPr>
-      <w:spacing w:after="100" w:before="100"/>
+      <w:spacing w:after="100" w:before="100" w:line="360" w:lineRule="auto"/>
       <w:ind w:firstLine="0" w:left="480" w:right="480"/>
+      <w:jc w:val="both"/>
     </w:pPr>
+    <w:rPr>
+      <w:rFonts w:ascii="Times New Roman" w:eastAsia="Times New Roman" w:hAnsi="Times New Roman"/>
+      <w:color w:val="000000"/>
+      <w:sz w:val="26"/>
+    </w:rPr>
   </w:style>
   <w:style w:styleId="FootnoteText" w:type="paragraph">
     <w:name w:val="Footnote Text"/>
@@ -21780,11 +21834,25 @@
     <w:uiPriority w:val="9"/>
     <w:unhideWhenUsed/>
     <w:qFormat/>
+    <w:pPr>
+      <w:spacing w:line="360" w:lineRule="auto"/>
+      <w:jc w:val="both"/>
+    </w:pPr>
+    <w:rPr>
+      <w:rFonts w:ascii="Times New Roman" w:eastAsia="Times New Roman" w:hAnsi="Times New Roman"/>
+      <w:color w:val="000000"/>
+      <w:sz w:val="26"/>
+    </w:rPr>
   </w:style>
   <w:style w:default="1" w:styleId="DefaultParagraphFont" w:type="character">
     <w:name w:val="Default Paragraph Font"/>
     <w:semiHidden/>
     <w:unhideWhenUsed/>
+    <w:rPr>
+      <w:rFonts w:ascii="Times New Roman" w:eastAsia="Times New Roman" w:hAnsi="Times New Roman"/>
+      <w:color w:val="000000"/>
+      <w:sz w:val="26"/>
+    </w:rPr>
   </w:style>
   <w:style w:default="1" w:styleId="Table" w:type="table">
     <w:name w:val="Table"/>
@@ -21792,6 +21860,15 @@
     <w:semiHidden/>
     <w:unhideWhenUsed/>
     <w:qFormat/>
+    <w:pPr>
+      <w:spacing w:line="360" w:lineRule="auto"/>
+      <w:jc w:val="both"/>
+    </w:pPr>
+    <w:rPr>
+      <w:rFonts w:ascii="Times New Roman" w:eastAsia="Times New Roman" w:hAnsi="Times New Roman"/>
+      <w:color w:val="000000"/>
+      <w:sz w:val="26"/>
+    </w:rPr>
     <w:tblPr>
       <w:tblInd w:type="dxa" w:w="0"/>
       <w:tblCellMar>
@@ -21824,25 +21901,42 @@
     <w:pPr>
       <w:keepNext/>
       <w:keepLines/>
-      <w:spacing w:after="0"/>
+      <w:spacing w:after="0" w:line="360" w:lineRule="auto"/>
+      <w:jc w:val="both"/>
     </w:pPr>
     <w:rPr>
+      <w:rFonts w:ascii="Times New Roman" w:eastAsia="Times New Roman" w:hAnsi="Times New Roman"/>
       <w:b/>
+      <w:color w:val="000000"/>
+      <w:sz w:val="26"/>
     </w:rPr>
   </w:style>
   <w:style w:customStyle="1" w:styleId="Definition" w:type="paragraph">
     <w:name w:val="Definition"/>
     <w:basedOn w:val="Normal"/>
+    <w:pPr>
+      <w:spacing w:line="360" w:lineRule="auto"/>
+      <w:jc w:val="both"/>
+    </w:pPr>
+    <w:rPr>
+      <w:rFonts w:ascii="Times New Roman" w:eastAsia="Times New Roman" w:hAnsi="Times New Roman"/>
+      <w:color w:val="000000"/>
+      <w:sz w:val="26"/>
+    </w:rPr>
   </w:style>
   <w:style w:styleId="Caption" w:type="paragraph">
     <w:name w:val="Caption"/>
     <w:basedOn w:val="Normal"/>
     <w:link w:val="BodyTextChar"/>
     <w:pPr>
-      <w:spacing w:after="120" w:before="0"/>
+      <w:spacing w:after="120" w:before="0" w:line="360" w:lineRule="auto"/>
+      <w:jc w:val="both"/>
     </w:pPr>
     <w:rPr>
+      <w:rFonts w:ascii="Times New Roman" w:eastAsia="Times New Roman" w:hAnsi="Times New Roman"/>
       <w:i/>
+      <w:color w:val="000000"/>
+      <w:sz w:val="26"/>
     </w:rPr>
   </w:style>
   <w:style w:customStyle="1" w:styleId="TableCaption" w:type="paragraph">
@@ -21850,44 +21944,90 @@
     <w:basedOn w:val="Caption"/>
     <w:pPr>
       <w:keepNext/>
+      <w:spacing w:line="360" w:lineRule="auto"/>
+      <w:jc w:val="both"/>
     </w:pPr>
+    <w:rPr>
+      <w:rFonts w:ascii="Times New Roman" w:eastAsia="Times New Roman" w:hAnsi="Times New Roman"/>
+      <w:color w:val="000000"/>
+      <w:sz w:val="26"/>
+    </w:rPr>
   </w:style>
   <w:style w:customStyle="1" w:styleId="ImageCaption" w:type="paragraph">
     <w:name w:val="Image Caption"/>
     <w:basedOn w:val="Caption"/>
+    <w:pPr>
+      <w:spacing w:line="360" w:lineRule="auto"/>
+      <w:jc w:val="both"/>
+    </w:pPr>
+    <w:rPr>
+      <w:rFonts w:ascii="Times New Roman" w:eastAsia="Times New Roman" w:hAnsi="Times New Roman"/>
+      <w:color w:val="000000"/>
+      <w:sz w:val="26"/>
+    </w:rPr>
   </w:style>
   <w:style w:customStyle="1" w:styleId="Figure" w:type="paragraph">
     <w:name w:val="Figure"/>
     <w:basedOn w:val="Normal"/>
+    <w:pPr>
+      <w:spacing w:line="360" w:lineRule="auto"/>
+      <w:jc w:val="both"/>
+    </w:pPr>
+    <w:rPr>
+      <w:rFonts w:ascii="Times New Roman" w:eastAsia="Times New Roman" w:hAnsi="Times New Roman"/>
+      <w:color w:val="000000"/>
+      <w:sz w:val="26"/>
+    </w:rPr>
   </w:style>
   <w:style w:customStyle="1" w:styleId="CaptionedFigure" w:type="paragraph">
     <w:name w:val="Captioned Figure"/>
     <w:basedOn w:val="Figure"/>
     <w:pPr>
       <w:keepNext/>
+      <w:spacing w:line="360" w:lineRule="auto"/>
+      <w:jc w:val="both"/>
     </w:pPr>
+    <w:rPr>
+      <w:rFonts w:ascii="Times New Roman" w:eastAsia="Times New Roman" w:hAnsi="Times New Roman"/>
+      <w:color w:val="000000"/>
+      <w:sz w:val="26"/>
+    </w:rPr>
   </w:style>
   <w:style w:customStyle="1" w:styleId="BodyTextChar" w:type="character">
     <w:name w:val="Body Text Char"/>
     <w:basedOn w:val="DefaultParagraphFont"/>
     <w:link w:val="BodyText"/>
+    <w:rPr>
+      <w:rFonts w:ascii="Times New Roman" w:eastAsia="Times New Roman" w:hAnsi="Times New Roman"/>
+      <w:color w:val="000000"/>
+      <w:sz w:val="26"/>
+    </w:rPr>
   </w:style>
   <w:style w:customStyle="1" w:styleId="VerbatimChar" w:type="character">
     <w:name w:val="Verbatim Char"/>
     <w:basedOn w:val="BodyTextChar"/>
     <w:rPr>
-      <w:rFonts w:ascii="Consolas" w:hAnsi="Consolas"/>
-      <w:sz w:val="22"/>
+      <w:rFonts w:ascii="Times New Roman" w:eastAsia="Times New Roman" w:hAnsi="Times New Roman"/>
+      <w:color w:val="000000"/>
+      <w:sz w:val="26"/>
     </w:rPr>
   </w:style>
   <w:style w:customStyle="1" w:styleId="SectionNumber" w:type="character">
     <w:name w:val="Section Number"/>
     <w:basedOn w:val="BodyTextChar"/>
+    <w:rPr>
+      <w:rFonts w:ascii="Times New Roman" w:eastAsia="Times New Roman" w:hAnsi="Times New Roman"/>
+      <w:color w:val="000000"/>
+      <w:sz w:val="26"/>
+    </w:rPr>
   </w:style>
   <w:style w:styleId="FootnoteReference" w:type="character">
     <w:name w:val="Footnote Reference"/>
     <w:basedOn w:val="BodyTextChar"/>
     <w:rPr>
+      <w:rFonts w:ascii="Times New Roman" w:eastAsia="Times New Roman" w:hAnsi="Times New Roman"/>
+      <w:color w:val="000000"/>
+      <w:sz w:val="26"/>
       <w:vertAlign w:val="superscript"/>
     </w:rPr>
   </w:style>
@@ -21895,7 +22035,9 @@
     <w:name w:val="Hyperlink"/>
     <w:basedOn w:val="BodyTextChar"/>
     <w:rPr>
-      <w:color w:themeColor="accent1" w:val="4F81BD"/>
+      <w:rFonts w:ascii="Times New Roman" w:eastAsia="Times New Roman" w:hAnsi="Times New Roman"/>
+      <w:color w:val="000000"/>
+      <w:sz w:val="26"/>
     </w:rPr>
   </w:style>
   <w:style w:styleId="TOCHeading" w:type="paragraph">
@@ -21906,14 +22048,16 @@
     <w:unhideWhenUsed/>
     <w:qFormat/>
     <w:pPr>
-      <w:spacing w:before="240" w:line="259" w:lineRule="auto"/>
+      <w:spacing w:before="240" w:line="360" w:lineRule="auto"/>
+      <w:jc w:val="both"/>
       <w:outlineLvl w:val="9"/>
     </w:pPr>
     <w:rPr>
-      <w:rFonts w:asciiTheme="majorHAnsi" w:cstheme="majorBidi" w:eastAsiaTheme="majorEastAsia" w:hAnsiTheme="majorHAnsi"/>
+      <w:rFonts w:ascii="Times New Roman" w:asciiTheme="majorHAnsi" w:cstheme="majorBidi" w:eastAsia="Times New Roman" w:eastAsiaTheme="majorEastAsia" w:hAnsi="Times New Roman" w:hAnsiTheme="majorHAnsi"/>
       <w:b w:val="0"/>
       <w:bCs w:val="0"/>
-      <w:color w:themeColor="accent1" w:themeShade="BF" w:val="365F91"/>
+      <w:color w:val="000000"/>
+      <w:sz w:val="26"/>
     </w:rPr>
   </w:style>
   <w:style w:type="paragraph" w:customStyle="1" w:styleId="SourceCode">

--- a/dist/chuyen_de_1/00_cd1_ctu_final_vi.docx
+++ b/dist/chuyen_de_1/00_cd1_ctu_final_vi.docx
@@ -250,7 +250,19 @@
     </w:p>
     <w:p>
       <w:pPr>
-        <w:pStyle w:val="BodyText"/>
+        <w:pStyle w:val="BlockText"/>
+      </w:pPr>
+      <w:r>
+        <w:rPr>
+          <w:iCs/>
+          <w:i/>
+        </w:rPr>
+        <w:t xml:space="preserve">Ghi chú dữ liệu: Số liệu tổng hợp nêu trong chuyên đề (101.185 doanh nghiệp · 47 nền kinh tế · 108 cặp quốc gia × năm) phản ánh bản khóa dữ liệu tại thời điểm thực hiện chuyên đề. Luận án tổng thể sử dụng bản khóa dữ liệu đã cập nhật (mẫu phân tích chính 91.982 doanh nghiệp · 49 nền kinh tế · 102 đợt quốc gia–năm) sau khi chuẩn hóa lại và xử lý trùng lặp dữ liệu panel; trường hợp biên SIDS gồm 7 nền kinh tế Thái Bình Dương.</w:t>
+      </w:r>
+    </w:p>
+    <w:p>
+      <w:pPr>
+        <w:pStyle w:val="FirstParagraph"/>
       </w:pPr>
       <w:r>
         <w:t xml:space="preserve">Phương pháp chủ đạo là thống kê mô tả đa chiều, kết hợp đồ thị, bảng so sánh xuyên quốc gia – xuyên ngành và phân tích hai biến. Hiệu quả hoạt động kinh doanh được tiếp cận theo bốn chiều: năng suất lao động, lợi nhuận và biên lợi nhuận, tăng trưởng, đổi mới sáng tạo và cấu trúc doanh nghiệp.</w:t>

--- a/dist/chuyen_de_1/00_cd1_ctu_final_vi.docx
+++ b/dist/chuyen_de_1/00_cd1_ctu_final_vi.docx
@@ -4412,7 +4412,7 @@
         <w:t xml:space="preserve"> </w:t>
       </w:r>
       <w:r>
-        <w:t xml:space="preserve">(16 năm × 14 mốc khảo sát). Ba thế hệ schema WBES: PICS3 (2009–2012, n=14.335), Standardized (2013–2017, n=25.046), BREADY/BEE/EAP Core (2018–2025, n=61.804).</w:t>
+        <w:t xml:space="preserve">(16 năm × 14 mốc khảo sát). Ba thế hệ schema WBES: PICS3 (2009–2012, n=14.171), Standardized (2013–2017, n=24.564), BREADY/BEE/EAP Core (2018–2025, n=62.450).</w:t>
       </w:r>
     </w:p>
     <w:bookmarkEnd w:id="29"/>
@@ -20217,7 +20217,7 @@
               <w:jc w:val="left"/>
             </w:pPr>
             <w:r>
-              <w:t xml:space="preserve">~53.200</w:t>
+              <w:t xml:space="preserve">~28.678</w:t>
             </w:r>
           </w:p>
         </w:tc>
@@ -20364,7 +20364,7 @@
           <w:iCs/>
           <w:i/>
         </w:rPr>
-        <w:t xml:space="preserve">Ghi chú: n xấp xỉ do hài hòa hóa loại quan sát thiếu biến phụ thuộc. Phân bổ chính xác tại Bảng 2.3.3.1.</w:t>
+        <w:t xml:space="preserve">Ghi chú: n xấp xỉ (đồng bộ với Bảng 2.3.2.1 thân bài) do hài hòa hóa loại quan sát thiếu biến phụ thuộc; phân bổ analytic chính xác tại Bảng 2.3.3.1. Bản khóa CĐ1 = 101.185/47 nền; luận án dùng bản cập nhật 96.415/52 nền phân loại (mẫu phân tích 49 nền/91.982) — sẽ re-lock đầy đủ khi có raw WBES 43 nền còn thiếu.</w:t>
       </w:r>
     </w:p>
     <w:p>

--- a/dist/chuyen_de_1/00_cd1_ctu_final_vi.docx
+++ b/dist/chuyen_de_1/00_cd1_ctu_final_vi.docx
@@ -247,7 +247,7 @@
         <w:t xml:space="preserve"> </w:t>
       </w:r>
       <w:r>
-        <w:t xml:space="preserve">từ World Bank Enterprise Surveys (WBES). Tổng hợp này kế thừa và mở rộng từ 17 nước châu Á mới nổi (~40.633 doanh nghiệp) đã được tác giả công bố trước đó (Đỗ &amp; Phan, 2026, VEFR), bao trùm</w:t>
+        <w:t xml:space="preserve">từ World Bank Enterprise Surveys (WBES). Tổng hợp này kế thừa và mở rộng từ 17 nước châu Á mới nổi (~40.633 doanh nghiệp) đã được tác giả công bố trước đó (Đỗ &amp; Phan, 2026 — VEFR), bao trùm</w:t>
       </w:r>
       <w:r>
         <w:t xml:space="preserve"> </w:t>
@@ -336,7 +336,7 @@
         <w:t xml:space="preserve"> </w:t>
       </w:r>
       <w:r>
-        <w:t xml:space="preserve">ở 7 SIDS Thái Bình Dương, đóng góp định hướng cho luận án và Chuyên đề tiến sĩ số 2.</w:t>
+        <w:t xml:space="preserve">ở 7 SIDS Thái Bình Dương — đóng góp định hướng cho luận án và Chuyên đề tiến sĩ số 2.</w:t>
       </w:r>
     </w:p>
     <w:p>
@@ -415,13 +415,13 @@
           <w:bCs/>
           <w:b/>
         </w:rPr>
-        <w:t xml:space="preserve">101, 185 firms · 108 country-year pairs · 14 survey waves</w:t>
-      </w:r>
-      <w:r>
-        <w:t xml:space="preserve"> </w:t>
-      </w:r>
-      <w:r>
-        <w:t xml:space="preserve">from the World Bank Enterprise Surveys (WBES). Building on and extending the 17-economy pool of emerging Asia (~40, 633 firms) previously published by the author (Do &amp; Phan, 2026, VEFR), the pool covers</w:t>
+        <w:t xml:space="preserve">101,185 firms · 108 country-year pairs · 14 survey waves</w:t>
+      </w:r>
+      <w:r>
+        <w:t xml:space="preserve"> </w:t>
+      </w:r>
+      <w:r>
+        <w:t xml:space="preserve">from the World Bank Enterprise Surveys (WBES). Building on and extending the 17-economy pool of emerging Asia (~40,633 firms) previously published by the author (Do &amp; Phan, 2026 — VEFR), the pool covers</w:t>
       </w:r>
       <w:r>
         <w:t xml:space="preserve"> </w:t>
@@ -445,7 +445,7 @@
         <w:pStyle w:val="BodyText"/>
       </w:pPr>
       <w:r>
-        <w:t xml:space="preserve">Adopting multidimensional descriptive statistics, charts, cross-country–cross-industry comparison tables and bivariate analyses, the study examines firm performance along four axes: labor productivity, profitability and margins, growth, and innovation and structural composition. Findings indicate substantial and persistent dispersion in firm performance across Asian economies with no convergence pattern; six salient archetypes (Singapore, Saudi/Qatar/Kuwait, Vietnam, China, broader Emerging Asia, Mongolia, primary scope) plus Pacific SIDS as boundary case coexist with distinct performance strengths; bivariate correlations vary in sign and magnitude across regimes, suggesting nonlinear and moderation models. The essay identifies a sub-grouping of the Advanced regime (innovation- vs resource-driven) within primary Asian scope and confirms the forced internationalization penalty pattern in 7 Pacific SIDS boundary case.</w:t>
+        <w:t xml:space="preserve">Adopting multidimensional descriptive statistics, charts, cross-country–cross-industry comparison tables and bivariate analyses, the study examines firm performance along four axes: labor productivity, profitability and margins, growth, and innovation and structural composition. Findings indicate substantial and persistent dispersion in firm performance across Asian economies with no convergence pattern; six salient archetypes (Singapore, Saudi/Qatar/Kuwait, Vietnam, China, broader Emerging Asia, Mongolia — primary scope) plus Pacific SIDS as boundary case coexist with distinct performance strengths; bivariate correlations vary in sign and magnitude across regimes, suggesting nonlinear and moderation models. The essay identifies a sub-grouping of the Advanced regime (innovation- vs resource-driven) within primary Asian scope and confirms the forced internationalization penalty pattern in 7 Pacific SIDS boundary case.</w:t>
       </w:r>
     </w:p>
     <w:p>
@@ -817,7 +817,7 @@
         <w:pStyle w:val="Compact"/>
       </w:pPr>
       <w:r>
-        <w:t xml:space="preserve">Phụ lục A, Phạm vi nhóm dữ liệu WBES</w:t>
+        <w:t xml:space="preserve">Phụ lục A — Phạm vi nhóm dữ liệu WBES</w:t>
       </w:r>
     </w:p>
     <w:p>
@@ -1253,7 +1253,7 @@
               <w:jc w:val="left"/>
             </w:pPr>
             <w:r>
-              <w:t xml:space="preserve">Thay đổi theo thời gian, Δ điểm phần trăm 2018–2025 so với 2009–2012</w:t>
+              <w:t xml:space="preserve">Thay đổi theo thời gian — Δ điểm phần trăm 2018–2025 so với 2009–2012</w:t>
             </w:r>
           </w:p>
         </w:tc>
@@ -1291,7 +1291,7 @@
               <w:jc w:val="left"/>
             </w:pPr>
             <w:r>
-              <w:t xml:space="preserve">Phân biệt 3 chỉ số tham nhũng WBES, Bribery vs Graft</w:t>
+              <w:t xml:space="preserve">Phân biệt 3 chỉ số tham nhũng WBES — Bribery vs Graft</w:t>
             </w:r>
           </w:p>
         </w:tc>
@@ -1367,7 +1367,7 @@
               <w:jc w:val="left"/>
             </w:pPr>
             <w:r>
-              <w:t xml:space="preserve">Phân nhóm con Emerging, số liệu tổng hợp 2009–2025</w:t>
+              <w:t xml:space="preserve">Phân nhóm con Emerging — số liệu tổng hợp 2009–2025</w:t>
             </w:r>
           </w:p>
         </w:tc>
@@ -1519,7 +1519,7 @@
               <w:jc w:val="left"/>
             </w:pPr>
             <w:r>
-              <w:t xml:space="preserve">Pattern giới tính trong lãnh đạo cấp cao và sở hữu, phân tầng theo khu vực</w:t>
+              <w:t xml:space="preserve">Pattern giới tính trong lãnh đạo cấp cao và sở hữu — phân tầng theo khu vực</w:t>
             </w:r>
           </w:p>
         </w:tc>
@@ -2091,7 +2091,7 @@
               <w:jc w:val="left"/>
             </w:pPr>
             <w:r>
-              <w:t xml:space="preserve">,</w:t>
+              <w:t xml:space="preserve">—</w:t>
             </w:r>
           </w:p>
         </w:tc>
@@ -2193,19 +2193,19 @@
               <w:jc w:val="left"/>
             </w:pPr>
             <w:r>
-              <w:t xml:space="preserve">Context-Contingent Digital Capability Model</w:t>
-            </w:r>
-          </w:p>
-        </w:tc>
-        <w:tc>
-          <w:tcPr/>
-          <w:p>
-            <w:pPr>
-              <w:pStyle w:val="Compact"/>
-              <w:jc w:val="left"/>
-            </w:pPr>
-            <w:r>
-              <w:t xml:space="preserve">Mô hình năng lực số phụ thuộc bối cảnh</w:t>
+              <w:t xml:space="preserve">Context-Contingent Digital-and-Capability Model</w:t>
+            </w:r>
+          </w:p>
+        </w:tc>
+        <w:tc>
+          <w:tcPr/>
+          <w:p>
+            <w:pPr>
+              <w:pStyle w:val="Compact"/>
+              <w:jc w:val="left"/>
+            </w:pPr>
+            <w:r>
+              <w:t xml:space="preserve">Mô hình Áp dụng số và Năng lực phụ thuộc bối cảnh</w:t>
             </w:r>
           </w:p>
         </w:tc>
@@ -3839,7 +3839,7 @@
               <w:jc w:val="left"/>
             </w:pPr>
             <w:r>
-              <w:t xml:space="preserve">,</w:t>
+              <w:t xml:space="preserve">—</w:t>
             </w:r>
           </w:p>
         </w:tc>
@@ -3952,7 +3952,7 @@
         <w:pStyle w:val="FirstParagraph"/>
       </w:pPr>
       <w:r>
-        <w:t xml:space="preserve">Khu vực châu Á đã trở thành động lực tăng trưởng của kinh tế thế giới trong gần hai thập niên qua. Theo Asian Development Bank (ADB, 2024), châu Á đóng góp khoảng 60% tăng trưởng GDP toàn cầu giai đoạn 2010–2023, với tổng quy mô kinh tế chiếm xấp xỉ 40% GDP toàn cầu (World Bank, 2024). Bên trong khu vực, hiệu quả hoạt động của doanh nghiệp, đơn vị tế bào của nền kinh tế, là yếu tố quyết định mức độ chuyển hoá tăng trưởng quốc gia thành thịnh vượng và năng lực cạnh tranh dài hạn (Cusolito &amp; Maloney, 2018). Vì vậy, đánh giá thực trạng hiệu quả hoạt động kinh doanh của doanh nghiệp ở châu Á có ý nghĩa lý luận lẫn chính sách.</w:t>
+        <w:t xml:space="preserve">Khu vực châu Á đã trở thành động lực tăng trưởng của kinh tế thế giới trong gần hai thập niên qua. Theo Asian Development Bank (ADB, 2024), châu Á đóng góp khoảng 60% tăng trưởng GDP toàn cầu giai đoạn 2010–2023, với tổng quy mô kinh tế chiếm xấp xỉ 40% GDP toàn cầu (World Bank, 2024). Bên trong khu vực, hiệu quả hoạt động của doanh nghiệp — đơn vị tế bào của nền kinh tế — là yếu tố quyết định mức độ chuyển hoá tăng trưởng quốc gia thành thịnh vượng và năng lực cạnh tranh dài hạn (Cusolito &amp; Maloney, 2018). Vì vậy, đánh giá thực trạng hiệu quả hoạt động kinh doanh của doanh nghiệp ở châu Á có ý nghĩa lý luận lẫn chính sách.</w:t>
       </w:r>
     </w:p>
     <w:p>
@@ -4002,7 +4002,10 @@
         <w:t xml:space="preserve">Lớp thứ sáu là xung đột Trung Đông 2026</w:t>
       </w:r>
       <w:r>
-        <w:t xml:space="preserve">, IMF (2026, tháng 4) điều chỉnh giảm tăng trưởng toàn cầu xuống 3, 1% năm 2026; ADB (2026, tháng 4) dự báo Pacific 3, 4%, Đông Nam Á 4, 7%, Việt Nam 7, 0%. Riêng Việt Nam, ADB (2026, tháng 4) ghi nhận GDP lịch sử 2025 đạt 8, 0% và cập nhật dự báo 7, 2% (2026) → 7, 0% (2027).</w:t>
+        <w:t xml:space="preserve"> </w:t>
+      </w:r>
+      <w:r>
+        <w:t xml:space="preserve">— IMF (2026, tháng 4) điều chỉnh giảm tăng trưởng toàn cầu xuống 3,1% năm 2026; ADB (2026, tháng 4) dự báo Pacific 3,4%, Đông Nam Á 4,7%, Việt Nam 7,0%. Riêng Việt Nam, ADB (2026, tháng 4) ghi nhận GDP lịch sử 2025 đạt 8,0% và cập nhật dự báo 7,2% (2026) → 7,0% (2027).</w:t>
       </w:r>
       <w:r>
         <w:t xml:space="preserve"> </w:t>
@@ -4015,7 +4018,39 @@
         <w:t xml:space="preserve">Lớp thứ bảy là bất định chính sách thuế quan Mỹ 2026</w:t>
       </w:r>
       <w:r>
-        <w:t xml:space="preserve">, Mỹ chiếm xấp xỉ 30% tổng kim ngạch xuất khẩu Việt Nam; thuế toàn cầu 10% tạm thời tạo áp lực kép: hiệu ứng front-loading ngắn hạn và trì hoãn đầu tư dài hạn.</w:t>
+        <w:t xml:space="preserve"> </w:t>
+      </w:r>
+      <w:r>
+        <w:t xml:space="preserve">— Mỹ chiếm xấp xỉ 30% tổng kim ngạch xuất khẩu Việt Nam; thuế toàn cầu 10% tạm thời tạo áp lực kép: hiệu ứng front-loading ngắn hạn và trì hoãn đầu tư dài hạn.</w:t>
+      </w:r>
+      <w:r>
+        <w:t xml:space="preserve"> </w:t>
+      </w:r>
+      <w:r>
+        <w:rPr>
+          <w:bCs/>
+          <w:b/>
+        </w:rPr>
+        <w:t xml:space="preserve">Lưu ý thời điểm</w:t>
+      </w:r>
+      <w:r>
+        <w:t xml:space="preserve">: Lớp bối cảnh thứ sáu và thứ bảy (các sự kiện 2026) nằm</w:t>
+      </w:r>
+      <w:r>
+        <w:t xml:space="preserve"> </w:t>
+      </w:r>
+      <w:r>
+        <w:rPr>
+          <w:iCs/>
+          <w:i/>
+        </w:rPr>
+        <w:t xml:space="preserve">ngoài</w:t>
+      </w:r>
+      <w:r>
+        <w:t xml:space="preserve"> </w:t>
+      </w:r>
+      <w:r>
+        <w:t xml:space="preserve">cửa sổ dữ liệu phân tích của chuyên đề (2009–2025); chúng được nêu để định khung diễn giải vĩ mô và định hướng chính sách, chứ không phản ánh trong các thống kê mô tả — vốn được tính trên dữ liệu WBES đến hết 2025.</w:t>
       </w:r>
     </w:p>
     <w:p>
@@ -4023,7 +4058,7 @@
         <w:pStyle w:val="BodyText"/>
       </w:pPr>
       <w:r>
-        <w:t xml:space="preserve">Trong bối cảnh đó, hệ thống thông tin về hiệu quả doanh nghiệp châu Á còn phân mảnh. World Bank Enterprise Surveys (WBES) là cơ sở dữ liệu vi mô tin cậy nhất hiện có (World Bank Enterprise Surveys, 2025). Đỗ và Phan (2026, VEFR) đã mở rộng phạm vi WBES đến 17 nền kinh tế châu Á mới nổi với ~40.633 doanh nghiệp. Tuy nhiên, vẫn còn ít tổng hợp xuyên 47 nền kinh tế trên giai đoạn dài 2009–2025. Chuyên đề này lấp khoảng trống thực tiễn đó bằng cách tổng hợp dữ liệu</w:t>
+        <w:t xml:space="preserve">Trong bối cảnh đó, hệ thống thông tin về hiệu quả doanh nghiệp châu Á còn phân mảnh. World Bank Enterprise Surveys (WBES) là cơ sở dữ liệu vi mô tin cậy nhất hiện có (World Bank Enterprise Surveys, 2025). Đỗ và Phan (2026 — VEFR) đã mở rộng phạm vi WBES đến 17 nền kinh tế châu Á mới nổi với ~40.633 doanh nghiệp. Tuy nhiên, vẫn còn ít tổng hợp xuyên 47 nền kinh tế trên giai đoạn dài 2009–2025. Chuyên đề này lấp khoảng trống thực tiễn đó bằng cách tổng hợp dữ liệu</w:t>
       </w:r>
       <w:r>
         <w:t xml:space="preserve"> </w:t>
@@ -4036,7 +4071,10 @@
         <w:t xml:space="preserve">101.185 doanh nghiệp xuyên 47 nền kinh tế × 108 cặp quốc gia × năm × 14 mốc khảo sát</w:t>
       </w:r>
       <w:r>
-        <w:t xml:space="preserve">, gấp 2, 5 lần phạm vi của Đỗ &amp; Phan (2026, VEFR).</w:t>
+        <w:t xml:space="preserve"> </w:t>
+      </w:r>
+      <w:r>
+        <w:t xml:space="preserve">— gấp 2,5 lần phạm vi của Đỗ &amp; Phan (2026 — VEFR).</w:t>
       </w:r>
     </w:p>
     <w:p>
@@ -4048,10 +4086,10 @@
           <w:bCs/>
           <w:b/>
         </w:rPr>
-        <w:t xml:space="preserve">Ẩn dụ minh họa, Fiji và Singapore</w:t>
-      </w:r>
-      <w:r>
-        <w:t xml:space="preserve">: Trường hợp Fiji 2025 với tỷ lệ website 74, 8% vượt Singapore 66, 1% là minh chứng rõ nhất cho ranh giới giữa</w:t>
+        <w:t xml:space="preserve">Ẩn dụ minh họa — Fiji và Singapore</w:t>
+      </w:r>
+      <w:r>
+        <w:t xml:space="preserve">: Trường hợp Fiji 2025 với tỷ lệ website 74,8% vượt Singapore 66,1% là minh chứng rõ nhất cho ranh giới giữa</w:t>
       </w:r>
       <w:r>
         <w:t xml:space="preserve"> </w:t>
@@ -4084,7 +4122,7 @@
         <w:t xml:space="preserve">”</w:t>
       </w:r>
       <w:r>
-        <w:t xml:space="preserve">. Đối với Fiji và 6 SIDS Pacific khác, số hóa không phải công cụ tối ưu hóa chuỗi cung ứng mà là phương tiện sinh tồn, dẫn vào các luận điểm về điều kiện biên của mô hình U-curve và tiểu cảnh điển hình SIDS Pacific trong phần 2.3.</w:t>
+        <w:t xml:space="preserve">. Đối với Fiji và 6 SIDS Pacific khác, số hóa không phải công cụ tối ưu hóa chuỗi cung ứng mà là phương tiện sinh tồn — dẫn vào các luận điểm về điều kiện biên của mô hình U-curve và tiểu cảnh điển hình SIDS Pacific trong phần 2.3.</w:t>
       </w:r>
     </w:p>
     <w:bookmarkEnd w:id="27"/>
@@ -4238,7 +4276,7 @@
         <w:t xml:space="preserve">Đối tượng nghiên cứu</w:t>
       </w:r>
       <w:r>
-        <w:t xml:space="preserve">: Doanh nghiệp đang hoạt động ở các nền kinh tế trong pool đáp ứng tiêu chí mẫu của WBES, chủ yếu là doanh nghiệp khu vực ngoài quốc doanh, có ít nhất 5 lao động, thuộc các ngành phi nông nghiệp.</w:t>
+        <w:t xml:space="preserve">: Doanh nghiệp đang hoạt động ở các nền kinh tế trong pool đáp ứng tiêu chí mẫu của WBES — chủ yếu là doanh nghiệp khu vực ngoài quốc doanh, có ít nhất 5 lao động, thuộc các ngành phi nông nghiệp.</w:t>
       </w:r>
     </w:p>
     <w:p>
@@ -4265,7 +4303,7 @@
           <w:bCs/>
           <w:b/>
         </w:rPr>
-        <w:t xml:space="preserve">A. Phạm vi chính, 40 nước châu Á thuần</w:t>
+        <w:t xml:space="preserve">A. Phạm vi chính — 40 nước châu Á thuần</w:t>
       </w:r>
       <w:r>
         <w:t xml:space="preserve">:</w:t>
@@ -4322,7 +4360,7 @@
           <w:bCs/>
           <w:b/>
         </w:rPr>
-        <w:t xml:space="preserve">(iii) Trung bình cao, Upper-middle (6 nước)</w:t>
+        <w:t xml:space="preserve">(iii) Trung bình cao — Upper-middle (6 nước)</w:t>
       </w:r>
       <w:r>
         <w:t xml:space="preserve">: Trung Quốc, Malaysia, Thái Lan, Kazakhstan, Armenia, Georgia.</w:t>
@@ -4341,7 +4379,7 @@
           <w:bCs/>
           <w:b/>
         </w:rPr>
-        <w:t xml:space="preserve">(iv) Đang nổi, Emerging (7 nước)</w:t>
+        <w:t xml:space="preserve">(iv) Đang nổi — Emerging (7 nước)</w:t>
       </w:r>
       <w:r>
         <w:t xml:space="preserve">: Việt Nam, Indonesia, Philippines, Ấn Độ, Sri Lanka, Jordan, Mông Cổ.</w:t>
@@ -4360,7 +4398,7 @@
           <w:bCs/>
           <w:b/>
         </w:rPr>
-        <w:t xml:space="preserve">(v) Cận biên, Frontier (17 nước)</w:t>
+        <w:t xml:space="preserve">(v) Cận biên — Frontier (17 nước)</w:t>
       </w:r>
       <w:r>
         <w:t xml:space="preserve">: Bangladesh, Pakistan, Lào, Campuchia, Myanmar, Nepal, Bhutan, Maldives, Uzbekistan, Tajikistan, Kyrgyz Republic, Turkmenistan, Afghanistan, Timor-Leste, Iraq, Lebanon, Yemen.</w:t>
@@ -4375,13 +4413,13 @@
           <w:bCs/>
           <w:b/>
         </w:rPr>
-        <w:t xml:space="preserve">B. Trường hợp biên mở rộng, 7 SIDS Thái Bình Dương</w:t>
-      </w:r>
-      <w:r>
-        <w:t xml:space="preserve"> </w:t>
-      </w:r>
-      <w:r>
-        <w:t xml:space="preserve">(n=1.371, 1, 4% pool): Fiji, Papua New Guinea, Solomon Islands, Tonga, Vanuatu, Samoa, Kiribati (2025).</w:t>
+        <w:t xml:space="preserve">B. Trường hợp biên mở rộng — 7 SIDS Thái Bình Dương</w:t>
+      </w:r>
+      <w:r>
+        <w:t xml:space="preserve"> </w:t>
+      </w:r>
+      <w:r>
+        <w:t xml:space="preserve">(n=1.371, 1,4% pool): Fiji, Papua New Guinea, Solomon Islands, Tonga, Vanuatu, Samoa, Kiribati (2025).</w:t>
       </w:r>
     </w:p>
     <w:p>
@@ -4475,7 +4513,7 @@
         <w:t xml:space="preserve">(3) Chỉ số TCI tổng hợp với trọng số đồng đều</w:t>
       </w:r>
       <w:r>
-        <w:t xml:space="preserve">: Trung bình đơn giản 4 thành phần (ISO, R&amp;D, đổi mới sản phẩm, công nghệ nước ngoài) chưa được xác nhận bằng phân tích nhân tố, trọng số tối ưu có thể khác nhau giữa các nhóm ICRV.</w:t>
+        <w:t xml:space="preserve">: Trung bình đơn giản 4 thành phần (ISO, R&amp;D, đổi mới sản phẩm, công nghệ nước ngoài) chưa được xác nhận bằng phân tích nhân tố — trọng số tối ưu có thể khác nhau giữa các nhóm ICRV.</w:t>
       </w:r>
     </w:p>
     <w:p>
@@ -4596,7 +4634,7 @@
         <w:t xml:space="preserve"> </w:t>
       </w:r>
       <w:r>
-        <w:t xml:space="preserve">cho hiệu quả doanh nghiệp châu Á 2009–2025, phạm vi rộng nhất trong văn liệu kinh doanh quốc tế hiện hành (Wu et al., 2022 dừng ở 2020; Arte &amp; Larimo, 2022 dừng ở 2019).</w:t>
+        <w:t xml:space="preserve">cho hiệu quả doanh nghiệp châu Á 2009–2025 — phạm vi rộng nhất trong văn liệu kinh doanh quốc tế hiện hành (Wu et al., 2022 dừng ở 2020; Arte &amp; Larimo, 2022 dừng ở 2019).</w:t>
       </w:r>
     </w:p>
     <w:p>
@@ -4617,7 +4655,7 @@
         <w:t xml:space="preserve"> </w:t>
       </w:r>
       <w:r>
-        <w:t xml:space="preserve">(innovation-driven so với resource-driven), phát hiện lý thuyết mới chưa có trong văn liệu hiện hành. Tỷ số phân tán Singapore (1, 03) so với Vùng Vịnh (0, 49) ≈ 2, 1 lần phản ánh hai cơ chế tăng trưởng hoàn toàn khác nhau.</w:t>
+        <w:t xml:space="preserve">(innovation-driven so với resource-driven) — phát hiện lý thuyết mới chưa có trong văn liệu hiện hành. Tỷ số phân tán Singapore (1,03) so với Vùng Vịnh (0,49) ≈ 2,1 lần phản ánh hai cơ chế tăng trưởng hoàn toàn khác nhau.</w:t>
       </w:r>
     </w:p>
     <w:p>
@@ -4638,7 +4676,7 @@
         <w:t xml:space="preserve"> </w:t>
       </w:r>
       <w:r>
-        <w:t xml:space="preserve">ở Frontier và Emerging châu Á 2018–2025, mở rộng pattern từ 17 nước lên 47 nước. Phân tách Tier-1 (website nhị phân, đã bão hòa ở Advanced) và Tier-2 (tổng hợp đa thành phần, đang phát triển ở Emerging/Frontier).</w:t>
+        <w:t xml:space="preserve">ở Frontier và Emerging châu Á 2018–2025 — mở rộng pattern từ 17 nước lên 47 nước. Phân tách Tier-1 (website nhị phân, đã bão hòa ở Advanced) và Tier-2 (tổng hợp đa thành phần, đang phát triển ở Emerging/Frontier).</w:t>
       </w:r>
     </w:p>
     <w:p>
@@ -4656,7 +4694,10 @@
         <w:t xml:space="preserve">Bằng chứng cho khung lý thuyết phi tuyến và điều tiết đa tầng</w:t>
       </w:r>
       <w:r>
-        <w:t xml:space="preserve">, bốn lần đảo dấu xuyên phân nhóm con thể chế là cơ sở thực tiễn cho các giả thuyết của Chuyên đề 2.</w:t>
+        <w:t xml:space="preserve"> </w:t>
+      </w:r>
+      <w:r>
+        <w:t xml:space="preserve">— bốn lần đảo dấu xuyên phân nhóm con thể chế là cơ sở thực tiễn cho các giả thuyết của Chuyên đề 2.</w:t>
       </w:r>
     </w:p>
     <w:p>
@@ -4693,7 +4734,7 @@
         <w:t xml:space="preserve"> </w:t>
       </w:r>
       <w:r>
-        <w:t xml:space="preserve">ở 7 SIDS Thái Bình Dương (Briguglio, 1995; Bertram, 2006), bằng chứng cấp doanh nghiệp đầu tiên trong văn liệu kinh doanh quốc tế. Kiribati 2025 là trường hợp cực đoan nhất với FSTS 1, 03%, FDI 0, 7%, website 18, 7%.</w:t>
+        <w:t xml:space="preserve">ở 7 SIDS Thái Bình Dương (Briguglio, 1995; Bertram, 2006) — bằng chứng cấp doanh nghiệp đầu tiên trong văn liệu kinh doanh quốc tế. Kiribati 2025 là trường hợp cực đoan nhất với FSTS 1,03%, FDI 0,7%, website 18,7%.</w:t>
       </w:r>
     </w:p>
     <w:p>
@@ -4732,7 +4773,7 @@
         <w:t xml:space="preserve">mô tả – chẩn đoán</w:t>
       </w:r>
       <w:r>
-        <w:t xml:space="preserve">, không thiết lập mô hình hồi quy đa biến để kiểm định nhân quả. Phương pháp kết hợp ba kỹ thuật: (a) thống kê mô tả đa biến (trung vị, trung bình, độ phân tán, kurtosis) theo phân nhóm thể chế và theo ngành; (b) trực quan hóa dữ liệu (heatmap, kernel density, spider chart, scatter plot, 7 hình); (c) phân tích hai biến.</w:t>
+        <w:t xml:space="preserve">, không thiết lập mô hình hồi quy đa biến để kiểm định nhân quả. Phương pháp kết hợp ba kỹ thuật: (a) thống kê mô tả đa biến (trung vị, trung bình, độ phân tán, kurtosis) theo phân nhóm thể chế và theo ngành; (b) trực quan hóa dữ liệu (heatmap, kernel density, spider chart, scatter plot — 7 hình); (c) phân tích hai biến.</w:t>
       </w:r>
     </w:p>
     <w:p>
@@ -4747,7 +4788,7 @@
         <w:t xml:space="preserve">Nguồn dữ liệu</w:t>
       </w:r>
       <w:r>
-        <w:t xml:space="preserve">: World Bank Enterprise Surveys (WBES), cơ sở dữ liệu vi mô doanh nghiệp cấp quốc gia lớn nhất toàn cầu, được thiết kế theo phương pháp lấy mẫu xác suất phân tầng đảm bảo tính đại diện (World Bank Enterprise Surveys, 2025). Pool tổng hợp gồm</w:t>
+        <w:t xml:space="preserve">: World Bank Enterprise Surveys (WBES) — cơ sở dữ liệu vi mô doanh nghiệp cấp quốc gia lớn nhất toàn cầu, được thiết kế theo phương pháp lấy mẫu xác suất phân tầng đảm bảo tính đại diện (World Bank Enterprise Surveys, 2025). Pool tổng hợp gồm</w:t>
       </w:r>
       <w:r>
         <w:t xml:space="preserve"> </w:t>
@@ -4886,7 +4927,7 @@
         <w:t xml:space="preserve">Biến DAI (Digital Adoption Index)</w:t>
       </w:r>
       <w:r>
-        <w:t xml:space="preserve">: Spec 1 (toàn bộ 2009–2025): website nhị phân (c22b/e8),</w:t>
+        <w:t xml:space="preserve">: Spec 1 (toàn bộ 2009–2025): website nhị phân (c22b/e8) —</w:t>
       </w:r>
       <w:r>
         <w:t xml:space="preserve"> </w:t>
@@ -4899,7 +4940,7 @@
         <w:t xml:space="preserve">Tier-1 Sự hiện diện số cơ bản</w:t>
       </w:r>
       <w:r>
-        <w:t xml:space="preserve">. Spec 2 (BREADY 2018+ trở lên): tổng hợp chuẩn hóa z website + cường độ thanh toán điện tử (k33/k38),</w:t>
+        <w:t xml:space="preserve">. Spec 2 (BREADY 2018+ trở lên): tổng hợp chuẩn hóa z website + cường độ thanh toán điện tử (k33/k38) —</w:t>
       </w:r>
       <w:r>
         <w:t xml:space="preserve"> </w:t>
@@ -4927,7 +4968,7 @@
         <w:t xml:space="preserve">Hài hòa hóa xuyên ba thế hệ schema</w:t>
       </w:r>
       <w:r>
-        <w:t xml:space="preserve">: World Bank Enterprise Surveys trải qua ba thế hệ schema trong giai đoạn nghiên cứu. Thế hệ 1, PICS3/MENA-WBES (2009–2012, n=14.171): bảng hỏi PICS3 cho khu vực Đông Nam Á và Trung Á. Thế hệ 2, Standardized (2013–2017, n=24.564): áp dụng đồng nhất xuyên toàn cầu từ 2013. Thế hệ 3, BREADY/BEE/EAP Core (2018–2025, n=62.450): tích hợp thanh toán điện tử, điện toán đám mây, ngân hàng di động vào các module bổ sung, gây</w:t>
+        <w:t xml:space="preserve">: World Bank Enterprise Surveys trải qua ba thế hệ schema trong giai đoạn nghiên cứu. Thế hệ 1 — PICS3/MENA-WBES (2009–2012, n=14.171): bảng hỏi PICS3 cho khu vực Đông Nam Á và Trung Á. Thế hệ 2 — Standardized (2013–2017, n=24.564): áp dụng đồng nhất xuyên toàn cầu từ 2013. Thế hệ 3 — BREADY/BEE/EAP Core (2018–2025, n=62.450): tích hợp thanh toán điện tử, điện toán đám mây, ngân hàng di động vào các module bổ sung, gây</w:t>
       </w:r>
       <w:r>
         <w:t xml:space="preserve"> </w:t>
@@ -4943,7 +4984,7 @@
         <w:t xml:space="preserve"> </w:t>
       </w:r>
       <w:r>
-        <w:t xml:space="preserve">quan sát được: Ấn Độ FSTS sụt 7, 7%→2, 7% trong đợt 2025.</w:t>
+        <w:t xml:space="preserve">quan sát được: Ấn Độ FSTS sụt 7,7%→2,7% trong đợt 2025.</w:t>
       </w:r>
     </w:p>
     <w:p>
@@ -4976,7 +5017,7 @@
         <w:t xml:space="preserve">Hệ thống phòng thủ ba tầng cho đứt gãy schema BREADY 2025</w:t>
       </w:r>
       <w:r>
-        <w:t xml:space="preserve">: Đợt 2025 (n=17.053 doanh nghiệp, 16, 9% pool; bao gồm Nepal 2025 BREADY Micro n=1.740) sử dụng schema mới BREADY gây biến động bất thường: Ấn Độ FSTS giảm từ 7, 7% xuống 2, 7%; R&amp;D nhiều nước tăng đột biến do hiệu ứng bảng hỏi chứ không phải thực tế. Ba đề xuất phương pháp: (3a) biến giả</w:t>
+        <w:t xml:space="preserve">: Đợt 2025 (n=17.053 doanh nghiệp, 16,9% pool; bao gồm Nepal 2025 BREADY Micro n=1.740) sử dụng schema mới BREADY gây biến động bất thường: Ấn Độ FSTS giảm từ 7,7% xuống 2,7%; R&amp;D nhiều nước tăng đột biến do hiệu ứng bảng hỏi chứ không phải thực tế. Ba đề xuất phương pháp: (3a) biến giả</w:t>
       </w:r>
       <w:r>
         <w:t xml:space="preserve"> </w:t>
@@ -4991,7 +5032,7 @@
         <w:t xml:space="preserve"> </w:t>
       </w:r>
       <w:r>
-        <w:t xml:space="preserve">hấp thụ hiệu ứng schema tĩnh; (3b) mô hình neo (anchor model), chạy hồi quy với dữ liệu đến 2024, khóa hệ số, kiểm định ổn định với dữ liệu đầy đủ bằng Chow test; (3c) panel hậu đại dịch độc lập, tách 2025 thành tập xác thực ngoài mẫu cho kỷ nguyên hậu COVID và AI.</w:t>
+        <w:t xml:space="preserve">hấp thụ hiệu ứng schema tĩnh; (3b) mô hình neo (anchor model) — chạy hồi quy với dữ liệu đến 2024, khóa hệ số, kiểm định ổn định với dữ liệu đầy đủ bằng Chow test; (3c) panel hậu đại dịch độc lập — tách 2025 thành tập xác thực ngoài mẫu cho kỷ nguyên hậu COVID và AI.</w:t>
       </w:r>
     </w:p>
     <w:p>
@@ -5063,7 +5104,10 @@
         <w:t xml:space="preserve">hiệu quả tài chính</w:t>
       </w:r>
       <w:r>
-        <w:t xml:space="preserve">, doanh thu, lợi nhuận, tỷ suất sinh lợi; và (b)</w:t>
+        <w:t xml:space="preserve"> </w:t>
+      </w:r>
+      <w:r>
+        <w:t xml:space="preserve">— doanh thu, lợi nhuận, tỷ suất sinh lợi; và (b)</w:t>
       </w:r>
       <w:r>
         <w:t xml:space="preserve"> </w:t>
@@ -5076,7 +5120,10 @@
         <w:t xml:space="preserve">hiệu quả hoạt động rộng hơn</w:t>
       </w:r>
       <w:r>
-        <w:t xml:space="preserve">, thị phần, đổi mới, năng suất, tăng trưởng việc làm. Lý thuyết dựa trên nguồn lực (Barney, 1991; Wernerfelt, 1984) xem hiệu quả doanh nghiệp là kết quả của việc tích lũy và khai thác</w:t>
+        <w:t xml:space="preserve"> </w:t>
+      </w:r>
+      <w:r>
+        <w:t xml:space="preserve">— thị phần, đổi mới, năng suất, tăng trưởng việc làm. Lý thuyết dựa trên nguồn lực (Barney, 1991; Wernerfelt, 1984) xem hiệu quả doanh nghiệp là kết quả của việc tích lũy và khai thác</w:t>
       </w:r>
       <w:r>
         <w:t xml:space="preserve"> </w:t>
@@ -5092,7 +5139,7 @@
         <w:t xml:space="preserve"> </w:t>
       </w:r>
       <w:r>
-        <w:t xml:space="preserve">(có giá trị, hiếm, không thể sao chép, không thể thay thế, VRIN), trong khi quan điểm thể chế (North, 1990; Scott, 1995; Peng, 2001) nhấn mạnh rằng hiệu quả này bị định hình mạnh bởi</w:t>
+        <w:t xml:space="preserve">(có giá trị, hiếm, không thể sao chép, không thể thay thế — VRIN), trong khi quan điểm thể chế (North, 1990; Scott, 1995; Peng, 2001) nhấn mạnh rằng hiệu quả này bị định hình mạnh bởi</w:t>
       </w:r>
       <w:r>
         <w:t xml:space="preserve"> </w:t>
@@ -5116,6 +5163,94 @@
         <w:pStyle w:val="BodyText"/>
       </w:pPr>
       <w:r>
+        <w:t xml:space="preserve">Vượt ra ngoài khung hai tầng của Venkatraman và Ramanujam (1986), văn liệu phương pháp luận về đo lường hiệu quả tổ chức phân biệt</w:t>
+      </w:r>
+      <w:r>
+        <w:t xml:space="preserve"> </w:t>
+      </w:r>
+      <w:r>
+        <w:rPr>
+          <w:bCs/>
+          <w:b/>
+        </w:rPr>
+        <w:t xml:space="preserve">ba nhóm thước đo chính</w:t>
+      </w:r>
+      <w:r>
+        <w:t xml:space="preserve"> </w:t>
+      </w:r>
+      <w:r>
+        <w:t xml:space="preserve">(Combs, Crook, &amp; Shook, 2005; Richard, Devinney, Yip, &amp; Johnson, 2009): (i)</w:t>
+      </w:r>
+      <w:r>
+        <w:t xml:space="preserve"> </w:t>
+      </w:r>
+      <w:r>
+        <w:rPr>
+          <w:bCs/>
+          <w:b/>
+        </w:rPr>
+        <w:t xml:space="preserve">thước đo dựa trên kế toán</w:t>
+      </w:r>
+      <w:r>
+        <w:t xml:space="preserve"> </w:t>
+      </w:r>
+      <w:r>
+        <w:t xml:space="preserve">(ROA, ROE, ROS) phản ánh hiệu quả tài chính lịch sử; (ii)</w:t>
+      </w:r>
+      <w:r>
+        <w:t xml:space="preserve"> </w:t>
+      </w:r>
+      <w:r>
+        <w:rPr>
+          <w:bCs/>
+          <w:b/>
+        </w:rPr>
+        <w:t xml:space="preserve">thước đo dựa trên thị trường tài chính</w:t>
+      </w:r>
+      <w:r>
+        <w:t xml:space="preserve"> </w:t>
+      </w:r>
+      <w:r>
+        <w:t xml:space="preserve">(Tobin’s Q, tổng lợi nhuận cổ đông) phản ánh kỳ vọng tương lai do nhà đầu tư định giá; và (iii)</w:t>
+      </w:r>
+      <w:r>
+        <w:t xml:space="preserve"> </w:t>
+      </w:r>
+      <w:r>
+        <w:rPr>
+          <w:bCs/>
+          <w:b/>
+        </w:rPr>
+        <w:t xml:space="preserve">thước đo dựa trên năng suất và tăng trưởng</w:t>
+      </w:r>
+      <w:r>
+        <w:t xml:space="preserve"> </w:t>
+      </w:r>
+      <w:r>
+        <w:t xml:space="preserve">(năng suất lao động, tăng trưởng doanh thu và việc làm) phản ánh năng lực vận hành thực chất. Richard và cộng sự (2009) cảnh báo rằng việc dựa vào một thước đo đơn lẻ làm suy giảm hiệu lực cấu trúc (construct validity) và khuyến nghị đo lường đa nguồn, đa chiều. Trong bối cảnh dữ liệu WBES — vốn không cung cấp giá cổ phiếu nên loại trừ nhóm (ii), và có dữ liệu lợi nhuận thưa thớt làm hạn chế nhóm (i) —</w:t>
+      </w:r>
+      <w:r>
+        <w:t xml:space="preserve"> </w:t>
+      </w:r>
+      <w:r>
+        <w:rPr>
+          <w:bCs/>
+          <w:b/>
+        </w:rPr>
+        <w:t xml:space="preserve">năng suất lao động</w:t>
+      </w:r>
+      <w:r>
+        <w:t xml:space="preserve"> </w:t>
+      </w:r>
+      <w:r>
+        <w:t xml:space="preserve">(thuộc nhóm iii) là lựa chọn chủ đạo có cơ sở lý thuyết và kỹ thuật vững nhất giữa các phương án (ROA/ROS/Tobin’s Q): nó so sánh được xuyên quốc gia, ít bị méo mó bởi cơ cấu vốn và chế độ thuế đặc thù từng quốc gia, và phản ánh trực tiếp năng lực chuyển hóa đầu vào thành đầu ra. Để bù đắp giới hạn của một thước đo đơn lẻ theo khuyến nghị của Combs và cộng sự (2005), chuyên đề bổ sung ba chiều hiệu quả hỗ trợ (lợi nhuận, tăng trưởng, đổi mới) được trình bày ở mục 2.3.1.2.</w:t>
+      </w:r>
+    </w:p>
+    <w:p>
+      <w:pPr>
+        <w:pStyle w:val="BodyText"/>
+      </w:pPr>
+      <w:r>
         <w:t xml:space="preserve">Trong bối cảnh nghiên cứu xuyên quốc gia, khái niệm hiệu quả cần được</w:t>
       </w:r>
       <w:r>
@@ -5145,7 +5280,10 @@
         <w:t xml:space="preserve">năng suất lao động</w:t>
       </w:r>
       <w:r>
-        <w:t xml:space="preserve">, đo bằng giá trị gia tăng trên lao động hoặc doanh thu trên lao động, là thước đo phổ biến nhất trong các nghiên cứu WBES vì: (a) tính khả dụng cao xuyên 3 thế hệ schema; (b) ít bị biến dạng bởi cơ cấu vốn hay cơ chế thuế quốc gia; (c) phản ánh trực tiếp năng lực chuyển đổi đầu vào thành đầu ra. Trong chuyên đề này, năng suất lao động được tính bằng:</w:t>
+        <w:t xml:space="preserve"> </w:t>
+      </w:r>
+      <w:r>
+        <w:t xml:space="preserve">— đo bằng giá trị gia tăng trên lao động hoặc doanh thu trên lao động — là thước đo phổ biến nhất trong các nghiên cứu WBES vì: (a) tính khả dụng cao xuyên 3 thế hệ schema; (b) ít bị biến dạng bởi cơ cấu vốn hay cơ chế thuế quốc gia; (c) phản ánh trực tiếp năng lực chuyển đổi đầu vào thành đầu ra. Trong chuyên đề này, năng suất lao động được tính bằng:</w:t>
       </w:r>
     </w:p>
     <w:p>
@@ -5211,7 +5349,7 @@
           <w:bCs/>
           <w:b/>
         </w:rPr>
-        <w:t xml:space="preserve">Chiều 1, Năng suất lao động</w:t>
+        <w:t xml:space="preserve">Chiều 1 — Năng suất lao động</w:t>
       </w:r>
       <w:r>
         <w:t xml:space="preserve">. Biến đo lường chính: LP = ln(doanh thu hàng năm PPP / số lao động toàn thời gian). Đây là</w:t>
@@ -5242,10 +5380,10 @@
           <w:bCs/>
           <w:b/>
         </w:rPr>
-        <w:t xml:space="preserve">Chiều 2, Lợi nhuận và biên lợi nhuận</w:t>
-      </w:r>
-      <w:r>
-        <w:t xml:space="preserve">. Biến đo lường: (a) tỷ suất lợi nhuận hoạt động từ câu hỏi WBES về doanh thu sau chi phí lao động; (b) chỉ số gián tiếp qua khả năng tái đầu tư. Hạn chế: nhiều doanh nghiệp trong WBES không tiết lộ lợi nhuận cụ thể, chiều này mang tính hỗ trợ thay vì chủ đạo.</w:t>
+        <w:t xml:space="preserve">Chiều 2 — Lợi nhuận và biên lợi nhuận</w:t>
+      </w:r>
+      <w:r>
+        <w:t xml:space="preserve">. Biến đo lường: (a) tỷ suất lợi nhuận hoạt động từ câu hỏi WBES về doanh thu sau chi phí lao động; (b) chỉ số gián tiếp qua khả năng tái đầu tư. Hạn chế: nhiều doanh nghiệp trong WBES không tiết lộ lợi nhuận cụ thể — chiều này mang tính hỗ trợ thay vì chủ đạo.</w:t>
       </w:r>
     </w:p>
     <w:p>
@@ -5257,10 +5395,10 @@
           <w:bCs/>
           <w:b/>
         </w:rPr>
-        <w:t xml:space="preserve">Chiều 3, Tăng trưởng</w:t>
-      </w:r>
-      <w:r>
-        <w:t xml:space="preserve">. Biến đo lường: (a) tốc độ tăng trưởng việc làm hàng năm kép giữa 3 năm trước và thời điểm khảo sát; (b) tỷ lệ doanh nghiệp xuất khẩu như proxy cho mở rộng thị trường. Tăng trưởng việc làm được ưu tiên vì: (a) ít nhạy cảm với thay đổi giá cả so với doanh thu; (b) phản ánh khả năng tạo việc làm bền vững, quan trọng cho mục tiêu chính sách.</w:t>
+        <w:t xml:space="preserve">Chiều 3 — Tăng trưởng</w:t>
+      </w:r>
+      <w:r>
+        <w:t xml:space="preserve">. Biến đo lường: (a) tốc độ tăng trưởng việc làm hàng năm kép giữa 3 năm trước và thời điểm khảo sát; (b) tỷ lệ doanh nghiệp xuất khẩu như proxy cho mở rộng thị trường. Tăng trưởng việc làm được ưu tiên vì: (a) ít nhạy cảm với thay đổi giá cả so với doanh thu; (b) phản ánh khả năng tạo việc làm bền vững — quan trọng cho mục tiêu chính sách.</w:t>
       </w:r>
     </w:p>
     <w:p>
@@ -5272,7 +5410,7 @@
           <w:bCs/>
           <w:b/>
         </w:rPr>
-        <w:t xml:space="preserve">Chiều 4, Đổi mới sáng tạo và cấu trúc doanh nghiệp</w:t>
+        <w:t xml:space="preserve">Chiều 4 — Đổi mới sáng tạo và cấu trúc doanh nghiệp</w:t>
       </w:r>
       <w:r>
         <w:t xml:space="preserve">. Biến đo lường: (a) R&amp;D (tỷ lệ doanh nghiệp có chi tiêu R&amp;D dương); (b) đổi mới sản phẩm mới; (c) đổi mới quy trình mới; (d) chứng nhận ISO; (e) website (Tier-1 Sự hiện diện số cơ bản); (f) FDI ≥10% (cơ cấu sở hữu). Chiều thứ tư phản ánh</w:t>
@@ -5288,7 +5426,10 @@
         <w:t xml:space="preserve">năng lực tương lai</w:t>
       </w:r>
       <w:r>
-        <w:t xml:space="preserve">, khả năng duy trì hiệu quả trong dài hạn qua đổi mới và nâng cấp công nghệ.</w:t>
+        <w:t xml:space="preserve"> </w:t>
+      </w:r>
+      <w:r>
+        <w:t xml:space="preserve">— khả năng duy trì hiệu quả trong dài hạn qua đổi mới và nâng cấp công nghệ.</w:t>
       </w:r>
     </w:p>
     <w:bookmarkEnd w:id="35"/>
@@ -5337,7 +5478,7 @@
         <w:t xml:space="preserve"> </w:t>
       </w:r>
       <w:r>
-        <w:t xml:space="preserve">giai đoạn 1980–2005. Hệ số tương quan trung bình r=0, 045, tích cực nhưng nhỏ. Phát hiện chính: đo lường quốc tế hóa và hiệu quả rất không đồng nhất giữa các nghiên cứu, hạn chế khả năng so sánh. Khoảng trống: ít nghiên cứu châu Á mới nổi.</w:t>
+        <w:t xml:space="preserve">giai đoạn 1980–2005. Hệ số tương quan trung bình r=0,045 — tích cực nhưng nhỏ. Phát hiện chính: đo lường quốc tế hóa và hiệu quả rất không đồng nhất giữa các nghiên cứu, hạn chế khả năng so sánh. Khoảng trống: ít nghiên cứu châu Á mới nổi.</w:t>
       </w:r>
     </w:p>
     <w:p>
@@ -5383,7 +5524,7 @@
         <w:t xml:space="preserve">(3) Marano et al. (2016)</w:t>
       </w:r>
       <w:r>
-        <w:t xml:space="preserve">: Tập trung vào thể chế hóa nghiên cứu quốc tế hóa → hiệu quả. Phát hiện: chất lượng thể chế nước chủ nhà là biến điều tiết quan trọng nhất, giải thích phần lớn phương sai không giải thích được trong các meta-analysis trước. Đặt nền tảng cho khung ICRV trong chuyên đề này.</w:t>
+        <w:t xml:space="preserve">: Tập trung vào thể chế hóa nghiên cứu quốc tế hóa → hiệu quả. Phát hiện: chất lượng thể chế nước chủ nhà là biến điều tiết quan trọng nhất — giải thích phần lớn phương sai không giải thích được trong các meta-analysis trước. Đặt nền tảng cho khung ICRV trong chuyên đề này.</w:t>
       </w:r>
     </w:p>
     <w:p>
@@ -5471,7 +5612,7 @@
           <w:bCs/>
           <w:b/>
         </w:rPr>
-        <w:t xml:space="preserve">Khung 1, Lý thuyết Uppsala</w:t>
+        <w:t xml:space="preserve">Khung 1 — Lý thuyết Uppsala</w:t>
       </w:r>
       <w:r>
         <w:t xml:space="preserve"> </w:t>
@@ -5490,7 +5631,7 @@
         <w:t xml:space="preserve">lộ trình tiệm tiến</w:t>
       </w:r>
       <w:r>
-        <w:t xml:space="preserve">, bắt đầu từ các thị trường gần về tâm lý rồi mở rộng dần. Phiên bản 2009 cập nhật: mạng lưới quan hệ kinh doanh thay thế khoảng cách tâm lý như cơ chế dẫn dắt. Hàm ý cho chuyên đề: (a) pattern FSTS thấp ở SIDS Pacific (6, 3%) và FSTS cao liên kết FDI ở Việt Nam (23, 2%) phù hợp với đường cong học hỏi Uppsala; (b) các công cụ số theo Banalieva &amp; Dhanaraj (2019) có thể rút ngắn lộ trình tiệm tiến ở giai đoạn đầu, nhưng cần Tier-2 để phát huy đầy đủ.</w:t>
+        <w:t xml:space="preserve">, bắt đầu từ các thị trường gần về tâm lý rồi mở rộng dần. Phiên bản 2009 cập nhật: mạng lưới quan hệ kinh doanh thay thế khoảng cách tâm lý như cơ chế dẫn dắt. Hàm ý cho chuyên đề: (a) pattern FSTS thấp ở SIDS Pacific (6,3%) và FSTS cao liên kết FDI ở Việt Nam (23,2%) phù hợp với đường cong học hỏi Uppsala; (b) các công cụ số theo Banalieva &amp; Dhanaraj (2019) có thể rút ngắn lộ trình tiệm tiến ở giai đoạn đầu — nhưng cần Tier-2 để phát huy đầy đủ.</w:t>
       </w:r>
     </w:p>
     <w:p>
@@ -5502,13 +5643,13 @@
           <w:bCs/>
           <w:b/>
         </w:rPr>
-        <w:t xml:space="preserve">Khung 2, Quan điểm dựa trên nguồn lực và năng lực động</w:t>
-      </w:r>
-      <w:r>
-        <w:t xml:space="preserve"> </w:t>
-      </w:r>
-      <w:r>
-        <w:t xml:space="preserve">(Barney, 1991; Teece et al., 1997; Wernerfelt, 1984): Doanh nghiệp đạt lợi thế cạnh tranh bền vững thông qua nguồn lực VRIN và khả năng tái cấu hình năng lực theo biến động môi trường. Hàm ý cho chuyên đề: (a) TCI (năng lực công nghệ) là proxy cho nguồn lực khó sao chép, giải thích tại sao Advanced innovation-driven (ISO 29, 9%, R&amp;D 16, 7%) có năng suất vượt trội; (b) năng lực hấp thụ (Cohen &amp; Levinthal, 1990) giải thích tại sao tác động lan tỏa FDI tích cực hơn ở Ấn Độ với R&amp;D 19, 8% so với Việt Nam 6, 1%.</w:t>
+        <w:t xml:space="preserve">Khung 2 — Quan điểm dựa trên nguồn lực và năng lực động</w:t>
+      </w:r>
+      <w:r>
+        <w:t xml:space="preserve"> </w:t>
+      </w:r>
+      <w:r>
+        <w:t xml:space="preserve">(Barney, 1991; Teece et al., 1997; Wernerfelt, 1984): Doanh nghiệp đạt lợi thế cạnh tranh bền vững thông qua nguồn lực VRIN và khả năng tái cấu hình năng lực theo biến động môi trường. Hàm ý cho chuyên đề: (a) TCI (năng lực công nghệ) là proxy cho nguồn lực khó sao chép — giải thích tại sao Advanced innovation-driven (ISO 29,9%, R&amp;D 16,7%) có năng suất vượt trội; (b) năng lực hấp thụ (Cohen &amp; Levinthal, 1990) giải thích tại sao tác động lan tỏa FDI tích cực hơn ở Ấn Độ với R&amp;D 19,8% so với Việt Nam 6,1%.</w:t>
       </w:r>
     </w:p>
     <w:p>
@@ -5520,13 +5661,13 @@
           <w:bCs/>
           <w:b/>
         </w:rPr>
-        <w:t xml:space="preserve">Khung 3, Lý thuyết thể chế</w:t>
-      </w:r>
-      <w:r>
-        <w:t xml:space="preserve"> </w:t>
-      </w:r>
-      <w:r>
-        <w:t xml:space="preserve">(North, 1990; Scott, 1995; Peng, 2001, 2003): Thể chế, luật pháp, chuẩn mực, quy tắc phi chính thức, định hình chi phí giao dịch và cơ hội chiến lược cho doanh nghiệp. Peng (2001, 2003) xây dựng</w:t>
+        <w:t xml:space="preserve">Khung 3 — Lý thuyết thể chế</w:t>
+      </w:r>
+      <w:r>
+        <w:t xml:space="preserve"> </w:t>
+      </w:r>
+      <w:r>
+        <w:t xml:space="preserve">(North, 1990; Scott, 1995; Peng, 2001, 2003): Thể chế — luật pháp, chuẩn mực, quy tắc phi chính thức — định hình chi phí giao dịch và cơ hội chiến lược cho doanh nghiệp. Peng (2001, 2003) xây dựng</w:t>
       </w:r>
       <w:r>
         <w:t xml:space="preserve"> </w:t>
@@ -5542,7 +5683,7 @@
         <w:t xml:space="preserve"> </w:t>
       </w:r>
       <w:r>
-        <w:t xml:space="preserve">cho các nền kinh tế mới nổi, lý giải tại sao quan hệ quốc tế hóa → hiệu quả không đồng nhất xuyên chế độ thể chế. Hàm ý: (a) bốn lần đảo dấu của hệ số FDI/FSTS/TCI/DAI xuyên 5 phân nhóm con ICRV (Bảng 2.3.8.1) là bằng chứng trực tiếp cho điều tiết thể chế; (b) Xu (2024) làm sâu thêm bằng phân biệt</w:t>
+        <w:t xml:space="preserve">cho các nền kinh tế mới nổi — lý giải tại sao quan hệ quốc tế hóa → hiệu quả không đồng nhất xuyên chế độ thể chế. Hàm ý: (a) bốn lần đảo dấu của hệ số FDI/FSTS/TCI/DAI xuyên 5 phân nhóm con ICRV (Bảng 2.3.8.1) là bằng chứng trực tiếp cho điều tiết thể chế; (b) Xu (2024) làm sâu thêm bằng phân biệt</w:t>
       </w:r>
       <w:r>
         <w:t xml:space="preserve"> </w:t>
@@ -5574,7 +5715,7 @@
         <w:t xml:space="preserve"> </w:t>
       </w:r>
       <w:r>
-        <w:t xml:space="preserve">(thực thi thực tế), giải thích tại sao Việt Nam và Trung Quốc có gap lớn giữa hai tầng này; (c) khung ICRV 6 nhóm là sự vận hành hóa Lý thuyết thể chế theo hướng này.</w:t>
+        <w:t xml:space="preserve">(thực thi thực tế) — giải thích tại sao Việt Nam và Trung Quốc có gap lớn giữa hai tầng này; (c) khung ICRV 6 nhóm là sự vận hành hóa Lý thuyết thể chế theo hướng này.</w:t>
       </w:r>
     </w:p>
     <w:bookmarkEnd w:id="37"/>
@@ -5614,7 +5755,7 @@
         <w:t xml:space="preserve">(1) Điều kiện thị trường nội địa khả thi</w:t>
       </w:r>
       <w:r>
-        <w:t xml:space="preserve">: Doanh nghiệp có thể bán hàng nội địa ở quy mô đủ để tích lũy năng lực kinh doanh trước khi quốc tế hóa. Điều kiện này thỏa mãn ở Singapore (5, 9 triệu dân, GDP bình quân đầu người ~80.000 USD), Trung Quốc (1, 4 tỷ dân), Việt Nam (98 triệu dân),</w:t>
+        <w:t xml:space="preserve">: Doanh nghiệp có thể bán hàng nội địa ở quy mô đủ để tích lũy năng lực kinh doanh trước khi quốc tế hóa. Điều kiện này thỏa mãn ở Singapore (5,9 triệu dân, GDP bình quân đầu người ~80.000 USD), Trung Quốc (1,4 tỷ dân), Việt Nam (98 triệu dân) —</w:t>
       </w:r>
       <w:r>
         <w:t xml:space="preserve"> </w:t>
@@ -5645,7 +5786,7 @@
         <w:t xml:space="preserve">(2) Điều kiện chi phí thương mại kiểm soát được</w:t>
       </w:r>
       <w:r>
-        <w:t xml:space="preserve">: Logistics, vận tải, quy định xuất nhập khẩu nằm trong khoảng kinh tế. Điều kiện này thỏa mãn ở châu Á đại lục,</w:t>
+        <w:t xml:space="preserve">: Logistics, vận tải, quy định xuất nhập khẩu nằm trong khoảng kinh tế. Điều kiện này thỏa mãn ở châu Á đại lục —</w:t>
       </w:r>
       <w:r>
         <w:t xml:space="preserve"> </w:t>
@@ -5676,7 +5817,7 @@
         <w:t xml:space="preserve">(3) Điều kiện thể chế vận hành</w:t>
       </w:r>
       <w:r>
-        <w:t xml:space="preserve">: Khung pháp lý, quyền sở hữu trí tuệ, thực thi hợp đồng, hạ tầng ngân hàng ở mức tối thiểu. Điều kiện này thỏa mãn ở Advanced và Upper-middle,</w:t>
+        <w:t xml:space="preserve">: Khung pháp lý, quyền sở hữu trí tuệ, thực thi hợp đồng, hạ tầng ngân hàng ở mức tối thiểu. Điều kiện này thỏa mãn ở Advanced và Upper-middle —</w:t>
       </w:r>
       <w:r>
         <w:t xml:space="preserve"> </w:t>
@@ -5692,7 +5833,7 @@
         <w:t xml:space="preserve"> </w:t>
       </w:r>
       <w:r>
-        <w:t xml:space="preserve">thỏa mãn đầy đủ ở SIDS cô lập (Kiribati ISO 1, 3%, FDI 0, 7%) hay vùng xung đột Frontier; nhóm Emerging có gap de jure–de facto lớn (Xu, 2024).</w:t>
+        <w:t xml:space="preserve">thỏa mãn đầy đủ ở SIDS cô lập (Kiribati ISO 1,3%, FDI 0,7%) hay vùng xung đột Frontier; nhóm Emerging có gap de jure–de facto lớn (Xu, 2024).</w:t>
       </w:r>
     </w:p>
     <w:p>
@@ -5885,7 +6026,7 @@
               <w:jc w:val="left"/>
             </w:pPr>
             <w:r>
-              <w:t xml:space="preserve">U-curve vận hành chuẩn, FSTS có mức tối ưu cho hiệu quả tối đa</w:t>
+              <w:t xml:space="preserve">U-curve vận hành chuẩn — FSTS có mức tối ưu cho hiệu quả tối đa</w:t>
             </w:r>
           </w:p>
         </w:tc>
@@ -5973,7 +6114,7 @@
               <w:jc w:val="left"/>
             </w:pPr>
             <w:r>
-              <w:t xml:space="preserve">U-curve vận hành nhưng có bẫy chuyển hướng nguồn lực, cần phân biệt quy tắc hình thức và năng lực thực thi</w:t>
+              <w:t xml:space="preserve">U-curve vận hành nhưng có bẫy chuyển hướng nguồn lực — cần phân biệt quy tắc hình thức và năng lực thực thi</w:t>
             </w:r>
           </w:p>
         </w:tc>
@@ -6051,7 +6192,7 @@
               <w:jc w:val="left"/>
             </w:pPr>
             <w:r>
-              <w:t xml:space="preserve">U-curve không vận hành, quốc tế hóa là buộc phải; Fiji website 74, 8% &gt; Singapore 66% là minh chứng</w:t>
+              <w:t xml:space="preserve">U-curve không vận hành — quốc tế hóa là buộc phải; Fiji website 74,8% &gt; Singapore 66% là minh chứng</w:t>
             </w:r>
           </w:p>
         </w:tc>
@@ -6405,7 +6546,7 @@
           <w:bCs/>
           <w:b/>
         </w:rPr>
-        <w:t xml:space="preserve">Áp dụng số nền tảng (Foundational Digital Adoption, FDA)</w:t>
+        <w:t xml:space="preserve">Áp dụng số nền tảng (Foundational Digital Adoption — FDA)</w:t>
       </w:r>
       <w:r>
         <w:t xml:space="preserve">.</w:t>
@@ -6423,7 +6564,10 @@
         <w:t xml:space="preserve">Mô hình Năng lực số phụ thuộc bối cảnh (CDCM)</w:t>
       </w:r>
       <w:r>
-        <w:t xml:space="preserve">, hợp nhất bằng chứng Singapore và Việt Nam:</w:t>
+        <w:t xml:space="preserve"> </w:t>
+      </w:r>
+      <w:r>
+        <w:t xml:space="preserve">— hợp nhất bằng chứng Singapore và Việt Nam:</w:t>
       </w:r>
     </w:p>
     <w:p>
@@ -6466,7 +6610,7 @@
         <w:t xml:space="preserve">phụ thuộc giai đoạn</w:t>
       </w:r>
       <w:r>
-        <w:t xml:space="preserve">: tương tác DAI×FSTS âm ở FSTS cao, Tier 1 trở thành điểm nghẽn. Singapore (Tier 1+2) →</w:t>
+        <w:t xml:space="preserve">: tương tác DAI×FSTS âm ở FSTS cao — Tier 1 trở thành điểm nghẽn. Singapore (Tier 1+2) →</w:t>
       </w:r>
       <w:r>
         <w:t xml:space="preserve"> </w:t>
@@ -6479,7 +6623,7 @@
         <w:t xml:space="preserve">mở rộng có điều kiện</w:t>
       </w:r>
       <w:r>
-        <w:t xml:space="preserve">: tương tác DAI×FSTS² dương mạnh (β=3, 119, p=0, 005), Tier 1+2 là đòn bẩy.</w:t>
+        <w:t xml:space="preserve">: tương tác DAI×FSTS² dương mạnh (β=3,119, p=0,005) — Tier 1+2 là đòn bẩy.</w:t>
       </w:r>
     </w:p>
     <w:p>
@@ -6494,7 +6638,7 @@
         <w:t xml:space="preserve">(c) Vai trò TCI</w:t>
       </w:r>
       <w:r>
-        <w:t xml:space="preserve">: Việt Nam,</w:t>
+        <w:t xml:space="preserve">: Việt Nam —</w:t>
       </w:r>
       <w:r>
         <w:t xml:space="preserve"> </w:t>
@@ -6510,7 +6654,7 @@
         <w:t xml:space="preserve"> </w:t>
       </w:r>
       <w:r>
-        <w:t xml:space="preserve">(TCI z biến công cụ β=1, 639, p&lt;0, 001, ước lượng 2SLS vững). Singapore,</w:t>
+        <w:t xml:space="preserve">(TCI z biến công cụ β=1,639, p&lt;0,001, ước lượng 2SLS vững). Singapore —</w:t>
       </w:r>
       <w:r>
         <w:t xml:space="preserve"> </w:t>
@@ -6576,7 +6720,7 @@
               <w:jc w:val="left"/>
             </w:pPr>
             <w:r>
-              <w:t xml:space="preserve">Châu Á không phải là một khối đồng nhất về thể chế. Các meta-analysis (Marano et al., 2016; Wu et al., 2022) đã ghi nhận rằng bối cảnh thể chế là biến điều tiết quan trọng nhất trong quan hệ quốc tế hóa → hiệu quả, nhưng không có nghiên cứu nào thiết lập hệ thống phân loại thể chế toàn diện cho 47 nền kinh tế châu Á. Khung phân loại ICRV (Institutional Context Regime Variation, Biến thiên chế độ thể chế) được đề xuất trong chuyên đề này nhằm lấp khoảng trống đó, dựa trên bốn nguyên tắc:</w:t>
+              <w:t xml:space="preserve">Châu Á không phải là một khối đồng nhất về thể chế. Các meta-analysis (Marano et al., 2016; Wu et al., 2022) đã ghi nhận rằng bối cảnh thể chế là biến điều tiết quan trọng nhất trong quan hệ quốc tế hóa → hiệu quả — nhưng không có nghiên cứu nào thiết lập hệ thống phân loại thể chế toàn diện cho 47 nền kinh tế châu Á. Khung phân loại ICRV (Institutional Context Regime Variation — Biến thiên chế độ thể chế) được đề xuất trong chuyên đề này nhằm lấp khoảng trống đó, dựa trên bốn nguyên tắc:</w:t>
             </w:r>
           </w:p>
         </w:tc>
@@ -6603,7 +6747,7 @@
               <w:t xml:space="preserve">Tính phân biệt</w:t>
             </w:r>
             <w:r>
-              <w:t xml:space="preserve">: mỗi nhóm phải có mô hình hiệu quả doanh nghiệp khác biệt thực sự, không chỉ khác nhau về mức GDP bình quân đầu người;</w:t>
+              <w:t xml:space="preserve">: mỗi nhóm phải có mô hình hiệu quả doanh nghiệp khác biệt thực sự — không chỉ khác nhau về mức GDP bình quân đầu người;</w:t>
             </w:r>
           </w:p>
         </w:tc>
@@ -6630,7 +6774,7 @@
               <w:t xml:space="preserve">Tính đại diện lý thuyết</w:t>
             </w:r>
             <w:r>
-              <w:t xml:space="preserve">: phân loại phải phản ánh được các cơ chế thể chế khác nhau, thể chế đổi mới sáng tạo, thể chế tài nguyên, thể chế chuyển đổi, thể chế MIRAB, theo Varieties of Capitalism (Hall &amp; Soskice, 2001) và Lý thuyết thể chế (North, 1990);</w:t>
+              <w:t xml:space="preserve">: phân loại phải phản ánh được các cơ chế thể chế khác nhau — thể chế đổi mới sáng tạo, thể chế tài nguyên, thể chế chuyển đổi, thể chế MIRAB — theo Varieties of Capitalism (Hall &amp; Soskice, 2001) và Lý thuyết thể chế (North, 1990);</w:t>
             </w:r>
           </w:p>
         </w:tc>
@@ -6716,10 +6860,10 @@
                 <w:bCs/>
                 <w:b/>
               </w:rPr>
-              <w:t xml:space="preserve">Nhóm I, Advanced đổi mới sáng tạo dẫn dắt</w:t>
-            </w:r>
-            <w:r>
-              <w:t xml:space="preserve">: WGI Rule of Law &gt;+0, 80; GNI bình quân đầu người &gt;30.000 USD (phương pháp Atlas WB); GDP tăng trưởng dựa trên đổi mới công nghệ, dịch vụ tài chính và hàm lượng tri thức cao. Bằng chứng WBES: R&amp;D &gt;10%, ISO &gt;20%, độ lệch chuẩn log năng suất ~1, 03 (đa dạng hóa).</w:t>
+              <w:t xml:space="preserve">Nhóm I — Advanced đổi mới sáng tạo dẫn dắt</w:t>
+            </w:r>
+            <w:r>
+              <w:t xml:space="preserve">: WGI Rule of Law &gt;+0,80; GNI bình quân đầu người &gt;30.000 USD (phương pháp Atlas WB); GDP tăng trưởng dựa trên đổi mới công nghệ, dịch vụ tài chính và hàm lượng tri thức cao. Bằng chứng WBES: R&amp;D &gt;10%, ISO &gt;20%, độ lệch chuẩn log năng suất ~1,03 (đa dạng hóa).</w:t>
             </w:r>
           </w:p>
         </w:tc>
@@ -6737,10 +6881,10 @@
                 <w:bCs/>
                 <w:b/>
               </w:rPr>
-              <w:t xml:space="preserve">Nhóm II, Advanced tài nguyên dẫn dắt</w:t>
-            </w:r>
-            <w:r>
-              <w:t xml:space="preserve">: WGI Rule of Law trung bình (+0, 00 → +0, 50); GNI bình quân đầu người &gt;20.000 USD; GDP tăng trưởng dựa trên xuất khẩu tài nguyên thiên nhiên (dầu mỏ, khí đốt, khoáng sản). Bằng chứng WBES: FDI cao hướng khai thác tài nguyên, độ lệch chuẩn log năng suất thấp (~0, 49, đặc trưng nhà nước tô).</w:t>
+              <w:t xml:space="preserve">Nhóm II — Advanced tài nguyên dẫn dắt</w:t>
+            </w:r>
+            <w:r>
+              <w:t xml:space="preserve">: WGI Rule of Law trung bình (+0,00 → +0,50); GNI bình quân đầu người &gt;20.000 USD; GDP tăng trưởng dựa trên xuất khẩu tài nguyên thiên nhiên (dầu mỏ, khí đốt, khoáng sản). Bằng chứng WBES: FDI cao hướng khai thác tài nguyên, độ lệch chuẩn log năng suất thấp (~0,49 — đặc trưng nhà nước tô).</w:t>
             </w:r>
           </w:p>
         </w:tc>
@@ -6758,10 +6902,10 @@
                 <w:bCs/>
                 <w:b/>
               </w:rPr>
-              <w:t xml:space="preserve">Nhóm III, Trung bình cao (Upper-middle)</w:t>
-            </w:r>
-            <w:r>
-              <w:t xml:space="preserve">: WGI Rule of Law 0, 00 → +0, 80; GNI bình quân đầu người 5.000–20.000 USD; nền kinh tế chuyển đổi từ sản xuất sang dịch vụ, với R&amp;D đang tăng (đặc biệt Trung Quốc). Pattern WBES: FSTS sản xuất cao, R&amp;D tăng mạnh giai đoạn 2018–2025 (+21, 5 điểm phần trăm).</w:t>
+              <w:t xml:space="preserve">Nhóm III — Trung bình cao (Upper-middle)</w:t>
+            </w:r>
+            <w:r>
+              <w:t xml:space="preserve">: WGI Rule of Law 0,00 → +0,80; GNI bình quân đầu người 5.000–20.000 USD; nền kinh tế chuyển đổi từ sản xuất sang dịch vụ, với R&amp;D đang tăng (đặc biệt Trung Quốc). Pattern WBES: FSTS sản xuất cao, R&amp;D tăng mạnh giai đoạn 2018–2025 (+21,5 điểm phần trăm).</w:t>
             </w:r>
           </w:p>
         </w:tc>
@@ -6779,10 +6923,10 @@
                 <w:bCs/>
                 <w:b/>
               </w:rPr>
-              <w:t xml:space="preserve">Nhóm IV, Đang nổi (Emerging)</w:t>
-            </w:r>
-            <w:r>
-              <w:t xml:space="preserve">: WGI Rule of Law -0, 50 → 0, 00; GNI bình quân đầu người 1.000–5.000 USD; tốc độ tăng trưởng cao nhưng gap de jure–de facto lớn (Xu, 2024); sản xuất FDI-driven dẫn dắt xuất khẩu. Pattern WBES: FSTS phân cực cao/thấp trong nội bộ nhóm; FDI thấp nhất (4, 7%) do doanh nghiệp nội địa chi phối mẫu.</w:t>
+              <w:t xml:space="preserve">Nhóm IV — Đang nổi (Emerging)</w:t>
+            </w:r>
+            <w:r>
+              <w:t xml:space="preserve">: WGI Rule of Law -0,50 → 0,00; GNI bình quân đầu người 1.000–5.000 USD; tốc độ tăng trưởng cao nhưng gap de jure–de facto lớn (Xu, 2024); sản xuất FDI-driven dẫn dắt xuất khẩu. Pattern WBES: FSTS phân cực cao/thấp trong nội bộ nhóm; FDI thấp nhất (4,7%) do doanh nghiệp nội địa chi phối mẫu.</w:t>
             </w:r>
           </w:p>
         </w:tc>
@@ -6800,10 +6944,10 @@
                 <w:bCs/>
                 <w:b/>
               </w:rPr>
-              <w:t xml:space="preserve">Nhóm V, Cận biên (Frontier)</w:t>
-            </w:r>
-            <w:r>
-              <w:t xml:space="preserve">: WGI Rule of Law &lt; -0, 50; GNI bình quân đầu người &lt;1.000 hoặc &lt;3.000 USD với voids thể chế lớn; nhiều nước đang qua giai đoạn xung đột hoặc chuyển đổi sau xung đột. Pattern WBES: phân tán năng suất cao nhất (độ lệch chuẩn log 1, 36), R&amp;D thấp nhất, nhưng đổi mới sản phẩm cao (đổi mới bằng nguồn lực hạn chế).</w:t>
+              <w:t xml:space="preserve">Nhóm V — Cận biên (Frontier)</w:t>
+            </w:r>
+            <w:r>
+              <w:t xml:space="preserve">: WGI Rule of Law &lt; -0,50; GNI bình quân đầu người &lt;1.000 hoặc &lt;3.000 USD với voids thể chế lớn; nhiều nước đang qua giai đoạn xung đột hoặc chuyển đổi sau xung đột. Pattern WBES: phân tán năng suất cao nhất (độ lệch chuẩn log 1,36), R&amp;D thấp nhất, nhưng đổi mới sản phẩm cao (đổi mới bằng nguồn lực hạn chế).</w:t>
             </w:r>
           </w:p>
         </w:tc>
@@ -6821,10 +6965,10 @@
                 <w:bCs/>
                 <w:b/>
               </w:rPr>
-              <w:t xml:space="preserve">Nhóm VI, SIDS Thái Bình Dương (Trường hợp biên mở rộng)</w:t>
-            </w:r>
-            <w:r>
-              <w:t xml:space="preserve">: Dân số &lt;1 triệu; cô lập địa lý &gt;2.000 km từ hub thương mại; phụ thuộc ODA + remittances &gt; 20% GDP; mô hình MIRAB (Bertram, 2006). Pattern WBES: n=1.371 (1, 4% pool); FDI cao nhất (23, 5%, do MNE du lịch); đổi mới sản phẩm cao nhất (41, 5%, đổi mới bằng nguồn lực hạn chế); website cao ngoại trừ Kiribati (18, 7%).</w:t>
+              <w:t xml:space="preserve">Nhóm VI — SIDS Thái Bình Dương (Trường hợp biên mở rộng)</w:t>
+            </w:r>
+            <w:r>
+              <w:t xml:space="preserve">: Dân số &lt;1 triệu; cô lập địa lý &gt;2.000 km từ hub thương mại; phụ thuộc ODA + remittances &gt; 20% GDP; mô hình MIRAB (Bertram, 2006). Pattern WBES: n=1.371 (1,4% pool); FDI cao nhất (23,5% — do MNE du lịch); đổi mới sản phẩm cao nhất (41,5% — đổi mới bằng nguồn lực hạn chế); website cao ngoại trừ Kiribati (18,7%).</w:t>
             </w:r>
           </w:p>
         </w:tc>
@@ -6869,7 +7013,7 @@
                 <w:iCs/>
                 <w:i/>
               </w:rPr>
-              <w:t xml:space="preserve">Phân loại 47 nền kinh tế vào 6 nhóm ICRV, tiêu chí và số doanh nghiệp.</w:t>
+              <w:t xml:space="preserve">Phân loại 47 nền kinh tế vào 6 nhóm ICRV — tiêu chí và số doanh nghiệp.</w:t>
             </w:r>
           </w:p>
         </w:tc>
@@ -6911,7 +7055,7 @@
               <w:t xml:space="preserve"> </w:t>
             </w:r>
             <w:r>
-              <w:t xml:space="preserve">| Advanced, innovation-driven | Singapore, Hong Kong SAR, Hàn Quốc, Đài Loan, Israel | ~4.220 |</w:t>
+              <w:t xml:space="preserve">| Advanced — innovation-driven | Singapore, Hong Kong SAR, Hàn Quốc, Đài Loan, Israel | ~4.220 |</w:t>
             </w:r>
             <w:r>
               <w:t xml:space="preserve"> </w:t>
@@ -6933,7 +7077,7 @@
               <w:t xml:space="preserve"> </w:t>
             </w:r>
             <w:r>
-              <w:t xml:space="preserve">| Advanced, resource-driven | Saudi Arabia, Qatar, Kuwait, Bahrain, Brunei | ~1.932 |</w:t>
+              <w:t xml:space="preserve">| Advanced — resource-driven | Saudi Arabia, Qatar, Kuwait, Bahrain, Brunei | ~1.932 |</w:t>
             </w:r>
             <w:r>
               <w:t xml:space="preserve"> </w:t>
@@ -7077,7 +7221,7 @@
                 <w:iCs/>
                 <w:i/>
               </w:rPr>
-              <w:t xml:space="preserve">Ghi chú: n_firms là phân bố xấp xỉ theo pool 101.185; tổng 5 nhóm chính (I–V) = 99.814 (phạm vi chính 40 nước châu Á); SIDS Nhóm VI = 1.371 (1, 4% pool).</w:t>
+              <w:t xml:space="preserve">Ghi chú: n_firms là phân bố xấp xỉ theo pool 101.185; tổng 5 nhóm chính (I–V) = 99.814 (phạm vi chính 40 nước châu Á); SIDS Nhóm VI = 1.371 (1,4% pool).</w:t>
             </w:r>
           </w:p>
         </w:tc>
@@ -7122,7 +7266,7 @@
                 <w:iCs/>
                 <w:i/>
               </w:rPr>
-              <w:t xml:space="preserve">Đặc điểm điển hình của 6 nhóm ICRV, WGI, GNI, cơ chế tăng trưởng, pattern WBES dự kiến.</w:t>
+              <w:t xml:space="preserve">Đặc điểm điển hình của 6 nhóm ICRV — WGI, GNI, cơ chế tăng trưởng, pattern WBES dự kiến.</w:t>
             </w:r>
           </w:p>
         </w:tc>
@@ -7148,37 +7292,37 @@
               <w:t xml:space="preserve"> </w:t>
             </w:r>
             <w:r>
-              <w:t xml:space="preserve">| I, Innovation | &gt;+0, 80 | &gt;$30k | R&amp;D + dịch vụ tri thức | Trung bình (6–15%) | ~1, 03 | U ngược nhẹ / tuyến tính dương; điểm uốn ~88,6% (SG) |</w:t>
+              <w:t xml:space="preserve">| I — Innovation | &gt;+0,80 | &gt;$30k | R&amp;D + dịch vụ tri thức | Trung bình (6–15%) | ~1,03 | U ngược nhẹ / tuyến tính dương; điểm uốn ~88,6% (SG) |</w:t>
             </w:r>
             <w:r>
               <w:t xml:space="preserve"> </w:t>
             </w:r>
             <w:r>
-              <w:t xml:space="preserve">| II, Resource | +0, 00→+0, 50 | &gt;$20k | Xuất khẩu dầu/khí | Thấp (1–3%) | ~0, 49 | Phi tuyến suy yếu; nhà nước tô phân phối lại |</w:t>
+              <w:t xml:space="preserve">| II — Resource | +0,00→+0,50 | &gt;$20k | Xuất khẩu dầu/khí | Thấp (1–3%) | ~0,49 | Phi tuyến suy yếu; nhà nước tô phân phối lại |</w:t>
             </w:r>
             <w:r>
               <w:t xml:space="preserve"> </w:t>
             </w:r>
             <w:r>
-              <w:t xml:space="preserve">| III, Upper-mid | 0, 00→+0, 80 | $5k–$20k | Sản xuất + chuyển đổi | Trung bình (8–12%) | ~1, 29 | U ngược; điểm uốn ~47% (CHN Đỗ &amp; Phan, 2026) |</w:t>
+              <w:t xml:space="preserve">| III — Upper-mid | 0,00→+0,80 | $5k–$20k | Sản xuất + chuyển đổi | Trung bình (8–12%) | ~1,29 | U ngược; điểm uốn ~47% |</w:t>
             </w:r>
             <w:r>
               <w:t xml:space="preserve"> </w:t>
             </w:r>
             <w:r>
-              <w:t xml:space="preserve">| IV, Emerging | -0, 50→0, 00 | $1k–$5k | FDI-driven sản xuất | Biến động (7–23%) | ~1, 24 | U ngược; điểm uốn 39–46% (VNM), bẫy chuyển hướng nguồn lực |</w:t>
+              <w:t xml:space="preserve">| IV — Emerging | -0,50→0,00 | $1k–$5k | FDI-driven sản xuất | Biến động (7–23%) | ~1,24 | U ngược; điểm uốn 39–46% (VNM) — bẫy chuyển hướng nguồn lực |</w:t>
             </w:r>
             <w:r>
               <w:t xml:space="preserve"> </w:t>
             </w:r>
             <w:r>
-              <w:t xml:space="preserve">| V, Frontier | &lt;-0, 50 | &lt;$1k–$3k | Tự cấp + phi chính thức | Thấp–trung bình | ~1, 36 | Yếu; voids thể chế → đổi mới bằng nguồn lực hạn chế |</w:t>
+              <w:t xml:space="preserve">| V — Frontier | &lt;-0,50 | &lt;$1k–$3k | Tự cấp + phi chính thức | Thấp–trung bình | ~1,36 | Yếu; voids thể chế → đổi mới bằng nguồn lực hạn chế |</w:t>
             </w:r>
             <w:r>
               <w:t xml:space="preserve"> </w:t>
             </w:r>
             <w:r>
-              <w:t xml:space="preserve">| VI, SIDS | Đặc biệt | $1k–$8k | MIRAB + du lịch | Rất thấp (1–12%) | ~1, 32 | Chi phí buộc phải quốc tế hóa, U-curve không vận hành |</w:t>
+              <w:t xml:space="preserve">| VI — SIDS | Đặc biệt | $1k–$8k | MIRAB + du lịch | Rất thấp (1–12%) | ~1,32 | Chi phí buộc phải quốc tế hóa — U-curve không vận hành |</w:t>
             </w:r>
           </w:p>
         </w:tc>
@@ -7196,7 +7340,7 @@
                 <w:iCs/>
                 <w:i/>
               </w:rPr>
-              <w:t xml:space="preserve">Nguồn: Tổng hợp từ World Bank Enterprise Surveys (2025); WGI từ Kaufmann et al. (2011); GNI từ World Bank (2025, tháng 7). Pattern WBES từ phân tích Chương 4 và Đỗ &amp; Phan (2026, VEFR, JABS, JFAR, MIR under review).</w:t>
+              <w:t xml:space="preserve">Nguồn: Tổng hợp từ World Bank Enterprise Surveys (2025); WGI từ Kaufmann et al. (2011); GNI từ World Bank (2025, tháng 7). Pattern WBES từ phân tích Chương 4 và Đỗ &amp; Phan (2026 — VEFR, JABS, JFAR, MIR under review).</w:t>
             </w:r>
           </w:p>
         </w:tc>
@@ -7260,17 +7404,17 @@
         <w:t xml:space="preserve">108 cặp quốc gia × năm</w:t>
       </w:r>
       <w:r>
-        <w:t xml:space="preserve">, giai đoạn 2009–2025 (bao gồm Kiribati 2025: +150 doanh nghiệp, +1 cặp quốc gia × năm). Tổng hợp này kế thừa và mở rộng từ 17 nước châu Á mới nổi (~40.633 doanh nghiệp) của Đỗ &amp; Phan (2026, VEFR), gấp ~2, 5 lần. Phân bố theo phân nhóm con ICRV: Emerging 47.803 (47%), Frontier 28.678 (28%), Upper-middle 16.693 (17%), Advanced 6.640 (7%),</w:t>
-      </w:r>
-      <w:r>
-        <w:t xml:space="preserve"> </w:t>
-      </w:r>
-      <w:r>
-        <w:rPr>
-          <w:bCs/>
-          <w:b/>
-        </w:rPr>
-        <w:t xml:space="preserve">SIDS 1.371 (1, 4%, bao gồm Kiribati 2025)</w:t>
+        <w:t xml:space="preserve">, giai đoạn 2009–2025 (bao gồm Kiribati 2025: +150 doanh nghiệp, +1 cặp quốc gia × năm). Tổng hợp này kế thừa và mở rộng từ 17 nước châu Á mới nổi (~40.633 doanh nghiệp) của Đỗ &amp; Phan (2026 — VEFR), gấp ~2,5 lần. Phân bố theo phân nhóm con ICRV: Emerging 47.803 (47%), Frontier 28.678 (28%), Upper-middle 16.693 (17%), Advanced 6.640 (7%),</w:t>
+      </w:r>
+      <w:r>
+        <w:t xml:space="preserve"> </w:t>
+      </w:r>
+      <w:r>
+        <w:rPr>
+          <w:bCs/>
+          <w:b/>
+        </w:rPr>
+        <w:t xml:space="preserve">SIDS 1.371 (1,4% — bao gồm Kiribati 2025)</w:t>
       </w:r>
       <w:r>
         <w:t xml:space="preserve">. Có</w:t>
@@ -7301,7 +7445,7 @@
           <w:iCs/>
           <w:i/>
         </w:rPr>
-        <w:t xml:space="preserve">Hình 2.3.3.1. Phân bố mẫu 101.185 doanh nghiệp xuyên 17 năm (2009–2025) theo 3 thế hệ schema WBES: PICS3 (2009–2012, n=14.171), Standardized (2013–2017, n=24.564), BREADY (2018–2025, n=62.450 bao gồm Kiribati 2025). Đợt 2025 đột biến với 17.053 doanh nghiệp = 16, 9% pool (14 quốc gia, bao gồm Nepal 2025 BREADY Micro n=1.740).</w:t>
+        <w:t xml:space="preserve">Hình 2.3.3.1. Phân bố mẫu 101.185 doanh nghiệp xuyên 17 năm (2009–2025) theo 3 thế hệ schema WBES: PICS3 (2009–2012, n=14.171), Standardized (2013–2017, n=24.564), BREADY (2018–2025, n=62.450 bao gồm Kiribati 2025). Đợt 2025 đột biến với 17.053 doanh nghiệp = 16,9% pool (14 quốc gia, bao gồm Nepal 2025 BREADY Micro n=1.740).</w:t>
       </w:r>
     </w:p>
     <w:p>
@@ -7313,7 +7457,7 @@
           <w:iCs/>
           <w:i/>
         </w:rPr>
-        <w:t xml:space="preserve">Hình 2.3.3.2. Bar chart phân bố theo 5 phân nhóm con: Emerging (47.803, 47, 2%), Frontier (28.678, 28, 3%), Upper-middle (16.693, 16, 5%), Advanced (6.640, 6, 6%), SIDS Thái Bình Dương (1.371, 1, 4%, bao gồm Kiribati 2025).</w:t>
+        <w:t xml:space="preserve">Hình 2.3.3.2. Bar chart phân bố theo 5 phân nhóm con: Emerging (47.803, 47,2%), Frontier (28.678, 28,3%), Upper-middle (16.693, 16,5%), Advanced (6.640, 6,6%), SIDS Thái Bình Dương (1.371, 1,4%, bao gồm Kiribati 2025).</w:t>
       </w:r>
     </w:p>
     <w:p>
@@ -7499,7 +7643,7 @@
                 <w:bCs/>
                 <w:b/>
               </w:rPr>
-              <w:t xml:space="preserve">Advanced, innovation-driven</w:t>
+              <w:t xml:space="preserve">Advanced — innovation-driven</w:t>
             </w:r>
             <w:r>
               <w:t xml:space="preserve"> </w:t>
@@ -7549,31 +7693,31 @@
                 <w:bCs/>
                 <w:b/>
               </w:rPr>
-              <w:t xml:space="preserve">1, 03</w:t>
-            </w:r>
-          </w:p>
-        </w:tc>
-        <w:tc>
-          <w:tcPr/>
-          <w:p>
-            <w:pPr>
-              <w:pStyle w:val="Compact"/>
-              <w:jc w:val="left"/>
-            </w:pPr>
-            <w:r>
-              <w:t xml:space="preserve">,</w:t>
-            </w:r>
-          </w:p>
-        </w:tc>
-        <w:tc>
-          <w:tcPr/>
-          <w:p>
-            <w:pPr>
-              <w:pStyle w:val="Compact"/>
-              <w:jc w:val="left"/>
-            </w:pPr>
-            <w:r>
-              <w:t xml:space="preserve">,</w:t>
+              <w:t xml:space="preserve">1,03</w:t>
+            </w:r>
+          </w:p>
+        </w:tc>
+        <w:tc>
+          <w:tcPr/>
+          <w:p>
+            <w:pPr>
+              <w:pStyle w:val="Compact"/>
+              <w:jc w:val="left"/>
+            </w:pPr>
+            <w:r>
+              <w:t xml:space="preserve">—</w:t>
+            </w:r>
+          </w:p>
+        </w:tc>
+        <w:tc>
+          <w:tcPr/>
+          <w:p>
+            <w:pPr>
+              <w:pStyle w:val="Compact"/>
+              <w:jc w:val="left"/>
+            </w:pPr>
+            <w:r>
+              <w:t xml:space="preserve">—</w:t>
             </w:r>
           </w:p>
         </w:tc>
@@ -7591,7 +7735,7 @@
                 <w:bCs/>
                 <w:b/>
               </w:rPr>
-              <w:t xml:space="preserve">Advanced, resource-driven</w:t>
+              <w:t xml:space="preserve">Advanced — resource-driven</w:t>
             </w:r>
             <w:r>
               <w:t xml:space="preserve"> </w:t>
@@ -7641,31 +7785,31 @@
                 <w:bCs/>
                 <w:b/>
               </w:rPr>
-              <w:t xml:space="preserve">0, 49</w:t>
-            </w:r>
-          </w:p>
-        </w:tc>
-        <w:tc>
-          <w:tcPr/>
-          <w:p>
-            <w:pPr>
-              <w:pStyle w:val="Compact"/>
-              <w:jc w:val="left"/>
-            </w:pPr>
-            <w:r>
-              <w:t xml:space="preserve">,</w:t>
-            </w:r>
-          </w:p>
-        </w:tc>
-        <w:tc>
-          <w:tcPr/>
-          <w:p>
-            <w:pPr>
-              <w:pStyle w:val="Compact"/>
-              <w:jc w:val="left"/>
-            </w:pPr>
-            <w:r>
-              <w:t xml:space="preserve">,</w:t>
+              <w:t xml:space="preserve">0,49</w:t>
+            </w:r>
+          </w:p>
+        </w:tc>
+        <w:tc>
+          <w:tcPr/>
+          <w:p>
+            <w:pPr>
+              <w:pStyle w:val="Compact"/>
+              <w:jc w:val="left"/>
+            </w:pPr>
+            <w:r>
+              <w:t xml:space="preserve">—</w:t>
+            </w:r>
+          </w:p>
+        </w:tc>
+        <w:tc>
+          <w:tcPr/>
+          <w:p>
+            <w:pPr>
+              <w:pStyle w:val="Compact"/>
+              <w:jc w:val="left"/>
+            </w:pPr>
+            <w:r>
+              <w:t xml:space="preserve">—</w:t>
             </w:r>
           </w:p>
         </w:tc>
@@ -7683,7 +7827,7 @@
                 <w:iCs/>
                 <w:i/>
               </w:rPr>
-              <w:t xml:space="preserve">Advanced (gộp, tham chiếu)</w:t>
+              <w:t xml:space="preserve">Advanced (gộp — tham chiếu)</w:t>
             </w:r>
           </w:p>
         </w:tc>
@@ -7719,31 +7863,31 @@
               <w:jc w:val="left"/>
             </w:pPr>
             <w:r>
-              <w:t xml:space="preserve">0, 86</w:t>
-            </w:r>
-          </w:p>
-        </w:tc>
-        <w:tc>
-          <w:tcPr/>
-          <w:p>
-            <w:pPr>
-              <w:pStyle w:val="Compact"/>
-              <w:jc w:val="left"/>
-            </w:pPr>
-            <w:r>
-              <w:t xml:space="preserve">10, 8</w:t>
-            </w:r>
-          </w:p>
-        </w:tc>
-        <w:tc>
-          <w:tcPr/>
-          <w:p>
-            <w:pPr>
-              <w:pStyle w:val="Compact"/>
-              <w:jc w:val="left"/>
-            </w:pPr>
-            <w:r>
-              <w:t xml:space="preserve">3, 1</w:t>
+              <w:t xml:space="preserve">0,86</w:t>
+            </w:r>
+          </w:p>
+        </w:tc>
+        <w:tc>
+          <w:tcPr/>
+          <w:p>
+            <w:pPr>
+              <w:pStyle w:val="Compact"/>
+              <w:jc w:val="left"/>
+            </w:pPr>
+            <w:r>
+              <w:t xml:space="preserve">10,8</w:t>
+            </w:r>
+          </w:p>
+        </w:tc>
+        <w:tc>
+          <w:tcPr/>
+          <w:p>
+            <w:pPr>
+              <w:pStyle w:val="Compact"/>
+              <w:jc w:val="left"/>
+            </w:pPr>
+            <w:r>
+              <w:t xml:space="preserve">3,1</w:t>
             </w:r>
           </w:p>
         </w:tc>
@@ -7793,31 +7937,31 @@
               <w:jc w:val="left"/>
             </w:pPr>
             <w:r>
-              <w:t xml:space="preserve">1, 29</w:t>
-            </w:r>
-          </w:p>
-        </w:tc>
-        <w:tc>
-          <w:tcPr/>
-          <w:p>
-            <w:pPr>
-              <w:pStyle w:val="Compact"/>
-              <w:jc w:val="left"/>
-            </w:pPr>
-            <w:r>
-              <w:t xml:space="preserve">27, 7</w:t>
-            </w:r>
-          </w:p>
-        </w:tc>
-        <w:tc>
-          <w:tcPr/>
-          <w:p>
-            <w:pPr>
-              <w:pStyle w:val="Compact"/>
-              <w:jc w:val="left"/>
-            </w:pPr>
-            <w:r>
-              <w:t xml:space="preserve">5, 4</w:t>
+              <w:t xml:space="preserve">1,29</w:t>
+            </w:r>
+          </w:p>
+        </w:tc>
+        <w:tc>
+          <w:tcPr/>
+          <w:p>
+            <w:pPr>
+              <w:pStyle w:val="Compact"/>
+              <w:jc w:val="left"/>
+            </w:pPr>
+            <w:r>
+              <w:t xml:space="preserve">27,7</w:t>
+            </w:r>
+          </w:p>
+        </w:tc>
+        <w:tc>
+          <w:tcPr/>
+          <w:p>
+            <w:pPr>
+              <w:pStyle w:val="Compact"/>
+              <w:jc w:val="left"/>
+            </w:pPr>
+            <w:r>
+              <w:t xml:space="preserve">5,4</w:t>
             </w:r>
           </w:p>
         </w:tc>
@@ -7867,31 +8011,31 @@
               <w:jc w:val="left"/>
             </w:pPr>
             <w:r>
-              <w:t xml:space="preserve">1, 24</w:t>
-            </w:r>
-          </w:p>
-        </w:tc>
-        <w:tc>
-          <w:tcPr/>
-          <w:p>
-            <w:pPr>
-              <w:pStyle w:val="Compact"/>
-              <w:jc w:val="left"/>
-            </w:pPr>
-            <w:r>
-              <w:t xml:space="preserve">30, 6</w:t>
-            </w:r>
-          </w:p>
-        </w:tc>
-        <w:tc>
-          <w:tcPr/>
-          <w:p>
-            <w:pPr>
-              <w:pStyle w:val="Compact"/>
-              <w:jc w:val="left"/>
-            </w:pPr>
-            <w:r>
-              <w:t xml:space="preserve">5, 1</w:t>
+              <w:t xml:space="preserve">1,24</w:t>
+            </w:r>
+          </w:p>
+        </w:tc>
+        <w:tc>
+          <w:tcPr/>
+          <w:p>
+            <w:pPr>
+              <w:pStyle w:val="Compact"/>
+              <w:jc w:val="left"/>
+            </w:pPr>
+            <w:r>
+              <w:t xml:space="preserve">30,6</w:t>
+            </w:r>
+          </w:p>
+        </w:tc>
+        <w:tc>
+          <w:tcPr/>
+          <w:p>
+            <w:pPr>
+              <w:pStyle w:val="Compact"/>
+              <w:jc w:val="left"/>
+            </w:pPr>
+            <w:r>
+              <w:t xml:space="preserve">5,1</w:t>
             </w:r>
           </w:p>
         </w:tc>
@@ -7941,31 +8085,31 @@
               <w:jc w:val="left"/>
             </w:pPr>
             <w:r>
-              <w:t xml:space="preserve">1, 36</w:t>
-            </w:r>
-          </w:p>
-        </w:tc>
-        <w:tc>
-          <w:tcPr/>
-          <w:p>
-            <w:pPr>
-              <w:pStyle w:val="Compact"/>
-              <w:jc w:val="left"/>
-            </w:pPr>
-            <w:r>
-              <w:t xml:space="preserve">39, 6</w:t>
-            </w:r>
-          </w:p>
-        </w:tc>
-        <w:tc>
-          <w:tcPr/>
-          <w:p>
-            <w:pPr>
-              <w:pStyle w:val="Compact"/>
-              <w:jc w:val="left"/>
-            </w:pPr>
-            <w:r>
-              <w:t xml:space="preserve">6, 1</w:t>
+              <w:t xml:space="preserve">1,36</w:t>
+            </w:r>
+          </w:p>
+        </w:tc>
+        <w:tc>
+          <w:tcPr/>
+          <w:p>
+            <w:pPr>
+              <w:pStyle w:val="Compact"/>
+              <w:jc w:val="left"/>
+            </w:pPr>
+            <w:r>
+              <w:t xml:space="preserve">39,6</w:t>
+            </w:r>
+          </w:p>
+        </w:tc>
+        <w:tc>
+          <w:tcPr/>
+          <w:p>
+            <w:pPr>
+              <w:pStyle w:val="Compact"/>
+              <w:jc w:val="left"/>
+            </w:pPr>
+            <w:r>
+              <w:t xml:space="preserve">6,1</w:t>
             </w:r>
           </w:p>
         </w:tc>
@@ -8031,31 +8175,31 @@
                 <w:bCs/>
                 <w:b/>
               </w:rPr>
-              <w:t xml:space="preserve">1, 32</w:t>
-            </w:r>
-          </w:p>
-        </w:tc>
-        <w:tc>
-          <w:tcPr/>
-          <w:p>
-            <w:pPr>
-              <w:pStyle w:val="Compact"/>
-              <w:jc w:val="left"/>
-            </w:pPr>
-            <w:r>
-              <w:t xml:space="preserve">,</w:t>
-            </w:r>
-          </w:p>
-        </w:tc>
-        <w:tc>
-          <w:tcPr/>
-          <w:p>
-            <w:pPr>
-              <w:pStyle w:val="Compact"/>
-              <w:jc w:val="left"/>
-            </w:pPr>
-            <w:r>
-              <w:t xml:space="preserve">,</w:t>
+              <w:t xml:space="preserve">1,32</w:t>
+            </w:r>
+          </w:p>
+        </w:tc>
+        <w:tc>
+          <w:tcPr/>
+          <w:p>
+            <w:pPr>
+              <w:pStyle w:val="Compact"/>
+              <w:jc w:val="left"/>
+            </w:pPr>
+            <w:r>
+              <w:t xml:space="preserve">—</w:t>
+            </w:r>
+          </w:p>
+        </w:tc>
+        <w:tc>
+          <w:tcPr/>
+          <w:p>
+            <w:pPr>
+              <w:pStyle w:val="Compact"/>
+              <w:jc w:val="left"/>
+            </w:pPr>
+            <w:r>
+              <w:t xml:space="preserve">—</w:t>
             </w:r>
           </w:p>
         </w:tc>
@@ -8070,7 +8214,7 @@
           <w:iCs/>
           <w:i/>
         </w:rPr>
-        <w:t xml:space="preserve">Ghi chú: Advanced tách 2 phân nhóm con, tỷ số phân tán Singapore (1, 03) so với Vùng Vịnh (0, 49) ≈</w:t>
+        <w:t xml:space="preserve">Ghi chú: Advanced tách 2 phân nhóm con — tỷ số phân tán Singapore (1,03) so với Vùng Vịnh (0,49) ≈</w:t>
       </w:r>
       <w:r>
         <w:rPr>
@@ -8086,14 +8230,14 @@
           <w:iCs/>
           <w:i/>
         </w:rPr>
-        <w:t xml:space="preserve">2, 1 lần</w:t>
+        <w:t xml:space="preserve">2,1 lần</w:t>
       </w:r>
       <w:r>
         <w:rPr>
           <w:iCs/>
           <w:i/>
         </w:rPr>
-        <w:t xml:space="preserve">. Hàng SIDS bao gồm Kiribati 2025 (n=150, độ lệch chuẩn log 1, 48). n_firms trong bảng phản ánh mẫu phân tích sau khi loại bỏ giá trị thiếu cho biến năng suất (SIDS analytic n=1.097 so với pool đầy đủ n=1.371; chênh lệch 274 quan sát do thiếu dữ liệu doanh thu hoặc lao động).</w:t>
+        <w:t xml:space="preserve">. Hàng SIDS bao gồm Kiribati 2025 (n=150, độ lệch chuẩn log 1,48). n_firms trong bảng phản ánh mẫu phân tích sau khi loại bỏ giá trị thiếu cho biến năng suất (SIDS analytic n=1.097 so với pool đầy đủ n=1.371; chênh lệch 274 quan sát do thiếu dữ liệu doanh thu hoặc lao động).</w:t>
       </w:r>
     </w:p>
     <w:p>
@@ -8105,7 +8249,7 @@
           <w:iCs/>
           <w:i/>
         </w:rPr>
-        <w:t xml:space="preserve">Hình 2.3.3.3. Đồ thị mật độ kernel cho 6 phân nhóm con: Advanced innovation (sd 1, 03), Advanced resource (sd 0, 49), Upper-middle (1, 29), Emerging (1, 24), Frontier (1, 36), SIDS (1, 32). Phân nhóm tài nguyên dẫn dắt (Vùng Vịnh) phân tán hẹp nhất; Frontier rộng nhất.</w:t>
+        <w:t xml:space="preserve">Hình 2.3.3.3. Đồ thị mật độ kernel cho 6 phân nhóm con: Advanced innovation (sd 1,03), Advanced resource (sd 0,49), Upper-middle (1,29), Emerging (1,24), Frontier (1,36), SIDS (1,32). Phân nhóm tài nguyên dẫn dắt (Vùng Vịnh) phân tán hẹp nhất; Frontier rộng nhất.</w:t>
       </w:r>
     </w:p>
     <w:p>
@@ -8113,7 +8257,7 @@
         <w:pStyle w:val="BodyText"/>
       </w:pPr>
       <w:r>
-        <w:t xml:space="preserve">Năm phát hiện chính từ Bảng 2.3.3.1: (1) Phân tán Advanced gộp giảm từ 1, 00 → 0, 86 sau khi bổ sung Vùng Vịnh, bằng chứng dị biệt nội bộ; (2) Frontier cao nhất, phù hợp</w:t>
+        <w:t xml:space="preserve">Năm phát hiện chính từ Bảng 2.3.3.1: (1) Phân tán Advanced gộp giảm từ 1,00 → 0,86 sau khi bổ sung Vùng Vịnh — bằng chứng dị biệt nội bộ; (2) Frontier cao nhất — phù hợp</w:t>
       </w:r>
       <w:r>
         <w:t xml:space="preserve"> </w:t>
@@ -8129,7 +8273,7 @@
         <w:t xml:space="preserve"> </w:t>
       </w:r>
       <w:r>
-        <w:t xml:space="preserve">Hsieh &amp; Klenow (2009, 2014); (3) SIDS ở mức trung bình ~1, 32; (4) tỷ số P90/P10 tăng đơn điệu theo phân nhóm con; (5) bằng chứng cho điều tiết thể chế trong quan hệ quốc tế hóa → hiệu quả.</w:t>
+        <w:t xml:space="preserve">Hsieh &amp; Klenow (2009, 2014); (3) SIDS ở mức trung bình ~1,32; (4) tỷ số P90/P10 tăng đơn điệu theo phân nhóm con; (5) bằng chứng cho điều tiết thể chế trong quan hệ quốc tế hóa → hiệu quả.</w:t>
       </w:r>
     </w:p>
     <w:bookmarkEnd w:id="42"/>
@@ -8254,31 +8398,31 @@
               <w:jc w:val="left"/>
             </w:pPr>
             <w:r>
-              <w:t xml:space="preserve">10, 2</w:t>
-            </w:r>
-          </w:p>
-        </w:tc>
-        <w:tc>
-          <w:tcPr/>
-          <w:p>
-            <w:pPr>
-              <w:pStyle w:val="Compact"/>
-              <w:jc w:val="left"/>
-            </w:pPr>
-            <w:r>
-              <w:t xml:space="preserve">23, 0</w:t>
-            </w:r>
-          </w:p>
-        </w:tc>
-        <w:tc>
-          <w:tcPr/>
-          <w:p>
-            <w:pPr>
-              <w:pStyle w:val="Compact"/>
-              <w:jc w:val="left"/>
-            </w:pPr>
-            <w:r>
-              <w:t xml:space="preserve">3, 15</w:t>
+              <w:t xml:space="preserve">10,2</w:t>
+            </w:r>
+          </w:p>
+        </w:tc>
+        <w:tc>
+          <w:tcPr/>
+          <w:p>
+            <w:pPr>
+              <w:pStyle w:val="Compact"/>
+              <w:jc w:val="left"/>
+            </w:pPr>
+            <w:r>
+              <w:t xml:space="preserve">23,0</w:t>
+            </w:r>
+          </w:p>
+        </w:tc>
+        <w:tc>
+          <w:tcPr/>
+          <w:p>
+            <w:pPr>
+              <w:pStyle w:val="Compact"/>
+              <w:jc w:val="left"/>
+            </w:pPr>
+            <w:r>
+              <w:t xml:space="preserve">3,15</w:t>
             </w:r>
           </w:p>
         </w:tc>
@@ -8304,31 +8448,31 @@
               <w:jc w:val="left"/>
             </w:pPr>
             <w:r>
-              <w:t xml:space="preserve">10, 3</w:t>
-            </w:r>
-          </w:p>
-        </w:tc>
-        <w:tc>
-          <w:tcPr/>
-          <w:p>
-            <w:pPr>
-              <w:pStyle w:val="Compact"/>
-              <w:jc w:val="left"/>
-            </w:pPr>
-            <w:r>
-              <w:t xml:space="preserve">21, 7</w:t>
-            </w:r>
-          </w:p>
-        </w:tc>
-        <w:tc>
-          <w:tcPr/>
-          <w:p>
-            <w:pPr>
-              <w:pStyle w:val="Compact"/>
-              <w:jc w:val="left"/>
-            </w:pPr>
-            <w:r>
-              <w:t xml:space="preserve">4, 25</w:t>
+              <w:t xml:space="preserve">10,3</w:t>
+            </w:r>
+          </w:p>
+        </w:tc>
+        <w:tc>
+          <w:tcPr/>
+          <w:p>
+            <w:pPr>
+              <w:pStyle w:val="Compact"/>
+              <w:jc w:val="left"/>
+            </w:pPr>
+            <w:r>
+              <w:t xml:space="preserve">21,7</w:t>
+            </w:r>
+          </w:p>
+        </w:tc>
+        <w:tc>
+          <w:tcPr/>
+          <w:p>
+            <w:pPr>
+              <w:pStyle w:val="Compact"/>
+              <w:jc w:val="left"/>
+            </w:pPr>
+            <w:r>
+              <w:t xml:space="preserve">4,25</w:t>
             </w:r>
           </w:p>
         </w:tc>
@@ -8354,31 +8498,31 @@
               <w:jc w:val="left"/>
             </w:pPr>
             <w:r>
-              <w:t xml:space="preserve">8, 6</w:t>
-            </w:r>
-          </w:p>
-        </w:tc>
-        <w:tc>
-          <w:tcPr/>
-          <w:p>
-            <w:pPr>
-              <w:pStyle w:val="Compact"/>
-              <w:jc w:val="left"/>
-            </w:pPr>
-            <w:r>
-              <w:t xml:space="preserve">15, 5</w:t>
-            </w:r>
-          </w:p>
-        </w:tc>
-        <w:tc>
-          <w:tcPr/>
-          <w:p>
-            <w:pPr>
-              <w:pStyle w:val="Compact"/>
-              <w:jc w:val="left"/>
-            </w:pPr>
-            <w:r>
-              <w:t xml:space="preserve">2, 81</w:t>
+              <w:t xml:space="preserve">8,6</w:t>
+            </w:r>
+          </w:p>
+        </w:tc>
+        <w:tc>
+          <w:tcPr/>
+          <w:p>
+            <w:pPr>
+              <w:pStyle w:val="Compact"/>
+              <w:jc w:val="left"/>
+            </w:pPr>
+            <w:r>
+              <w:t xml:space="preserve">15,5</w:t>
+            </w:r>
+          </w:p>
+        </w:tc>
+        <w:tc>
+          <w:tcPr/>
+          <w:p>
+            <w:pPr>
+              <w:pStyle w:val="Compact"/>
+              <w:jc w:val="left"/>
+            </w:pPr>
+            <w:r>
+              <w:t xml:space="preserve">2,81</w:t>
             </w:r>
           </w:p>
         </w:tc>
@@ -8404,31 +8548,31 @@
               <w:jc w:val="left"/>
             </w:pPr>
             <w:r>
-              <w:t xml:space="preserve">10, 1</w:t>
-            </w:r>
-          </w:p>
-        </w:tc>
-        <w:tc>
-          <w:tcPr/>
-          <w:p>
-            <w:pPr>
-              <w:pStyle w:val="Compact"/>
-              <w:jc w:val="left"/>
-            </w:pPr>
-            <w:r>
-              <w:t xml:space="preserve">16, 6</w:t>
-            </w:r>
-          </w:p>
-        </w:tc>
-        <w:tc>
-          <w:tcPr/>
-          <w:p>
-            <w:pPr>
-              <w:pStyle w:val="Compact"/>
-              <w:jc w:val="left"/>
-            </w:pPr>
-            <w:r>
-              <w:t xml:space="preserve">3, 65</w:t>
+              <w:t xml:space="preserve">10,1</w:t>
+            </w:r>
+          </w:p>
+        </w:tc>
+        <w:tc>
+          <w:tcPr/>
+          <w:p>
+            <w:pPr>
+              <w:pStyle w:val="Compact"/>
+              <w:jc w:val="left"/>
+            </w:pPr>
+            <w:r>
+              <w:t xml:space="preserve">16,6</w:t>
+            </w:r>
+          </w:p>
+        </w:tc>
+        <w:tc>
+          <w:tcPr/>
+          <w:p>
+            <w:pPr>
+              <w:pStyle w:val="Compact"/>
+              <w:jc w:val="left"/>
+            </w:pPr>
+            <w:r>
+              <w:t xml:space="preserve">3,65</w:t>
             </w:r>
           </w:p>
         </w:tc>
@@ -8454,31 +8598,31 @@
               <w:jc w:val="left"/>
             </w:pPr>
             <w:r>
-              <w:t xml:space="preserve">6, 3</w:t>
-            </w:r>
-          </w:p>
-        </w:tc>
-        <w:tc>
-          <w:tcPr/>
-          <w:p>
-            <w:pPr>
-              <w:pStyle w:val="Compact"/>
-              <w:jc w:val="left"/>
-            </w:pPr>
-            <w:r>
-              <w:t xml:space="preserve">16, 3</w:t>
-            </w:r>
-          </w:p>
-        </w:tc>
-        <w:tc>
-          <w:tcPr/>
-          <w:p>
-            <w:pPr>
-              <w:pStyle w:val="Compact"/>
-              <w:jc w:val="left"/>
-            </w:pPr>
-            <w:r>
-              <w:t xml:space="preserve">5, 77</w:t>
+              <w:t xml:space="preserve">6,3</w:t>
+            </w:r>
+          </w:p>
+        </w:tc>
+        <w:tc>
+          <w:tcPr/>
+          <w:p>
+            <w:pPr>
+              <w:pStyle w:val="Compact"/>
+              <w:jc w:val="left"/>
+            </w:pPr>
+            <w:r>
+              <w:t xml:space="preserve">16,3</w:t>
+            </w:r>
+          </w:p>
+        </w:tc>
+        <w:tc>
+          <w:tcPr/>
+          <w:p>
+            <w:pPr>
+              <w:pStyle w:val="Compact"/>
+              <w:jc w:val="left"/>
+            </w:pPr>
+            <w:r>
+              <w:t xml:space="preserve">5,77</w:t>
             </w:r>
           </w:p>
         </w:tc>
@@ -8489,7 +8633,7 @@
         <w:pStyle w:val="BodyText"/>
       </w:pPr>
       <w:r>
-        <w:t xml:space="preserve">Trung vị FSTS bằng 0%, phân phối phân cực mạnh với chỉ 15–23% doanh nghiệp tham gia xuất khẩu tùy theo nhóm. SIDS có tốc độ tăng trưởng việc làm hàng năm kép cao nhất (5, 77%), phản ánh quy mô nhỏ và tăng trưởng từ nền thấp. Advanced và Upper-middle có FSTS gần tương đương (~10%) nhưng cơ chế xuất khẩu hoàn toàn khác nhau: Advanced chủ yếu dịch vụ và hàng hóa hàm lượng tri thức cao; Upper-middle chủ yếu sản xuất theo chuỗi giá trị toàn cầu.</w:t>
+        <w:t xml:space="preserve">Trung vị FSTS bằng 0% — phân phối phân cực mạnh với chỉ 15–23% doanh nghiệp tham gia xuất khẩu tùy theo nhóm. SIDS có tốc độ tăng trưởng việc làm hàng năm kép cao nhất (5,77%), phản ánh quy mô nhỏ và tăng trưởng từ nền thấp. Advanced và Upper-middle có FSTS gần tương đương (~10%) nhưng cơ chế xuất khẩu hoàn toàn khác nhau: Advanced chủ yếu dịch vụ và hàng hóa hàm lượng tri thức cao; Upper-middle chủ yếu sản xuất theo chuỗi giá trị toàn cầu.</w:t>
       </w:r>
     </w:p>
     <w:p>
@@ -8562,7 +8706,7 @@
           <w:iCs/>
           <w:i/>
         </w:rPr>
-        <w:t xml:space="preserve">Khung 5 lĩnh vực chỉ số WBES, định vị phạm vi đo lường.</w:t>
+        <w:t xml:space="preserve">Khung 5 lĩnh vực chỉ số WBES — định vị phạm vi đo lường.</w:t>
       </w:r>
     </w:p>
     <w:tbl>
@@ -8766,7 +8910,7 @@
               <w:jc w:val="left"/>
             </w:pPr>
             <w:r>
-              <w:t xml:space="preserve">(gợi ý, §2.3.5.2 rào cản #1)</w:t>
+              <w:t xml:space="preserve">(gợi ý — §2.3.5.2 rào cản #1)</w:t>
             </w:r>
           </w:p>
         </w:tc>
@@ -9151,55 +9295,55 @@
               <w:jc w:val="left"/>
             </w:pPr>
             <w:r>
-              <w:t xml:space="preserve">22, 3</w:t>
-            </w:r>
-          </w:p>
-        </w:tc>
-        <w:tc>
-          <w:tcPr/>
-          <w:p>
-            <w:pPr>
-              <w:pStyle w:val="Compact"/>
-              <w:jc w:val="left"/>
-            </w:pPr>
-            <w:r>
-              <w:t xml:space="preserve">52, 3</w:t>
-            </w:r>
-          </w:p>
-        </w:tc>
-        <w:tc>
-          <w:tcPr/>
-          <w:p>
-            <w:pPr>
-              <w:pStyle w:val="Compact"/>
-              <w:jc w:val="left"/>
-            </w:pPr>
-            <w:r>
-              <w:t xml:space="preserve">16, 7</w:t>
-            </w:r>
-          </w:p>
-        </w:tc>
-        <w:tc>
-          <w:tcPr/>
-          <w:p>
-            <w:pPr>
-              <w:pStyle w:val="Compact"/>
-              <w:jc w:val="left"/>
-            </w:pPr>
-            <w:r>
-              <w:t xml:space="preserve">29, 9</w:t>
-            </w:r>
-          </w:p>
-        </w:tc>
-        <w:tc>
-          <w:tcPr/>
-          <w:p>
-            <w:pPr>
-              <w:pStyle w:val="Compact"/>
-              <w:jc w:val="left"/>
-            </w:pPr>
-            <w:r>
-              <w:t xml:space="preserve">59, 3</w:t>
+              <w:t xml:space="preserve">22,3</w:t>
+            </w:r>
+          </w:p>
+        </w:tc>
+        <w:tc>
+          <w:tcPr/>
+          <w:p>
+            <w:pPr>
+              <w:pStyle w:val="Compact"/>
+              <w:jc w:val="left"/>
+            </w:pPr>
+            <w:r>
+              <w:t xml:space="preserve">52,3</w:t>
+            </w:r>
+          </w:p>
+        </w:tc>
+        <w:tc>
+          <w:tcPr/>
+          <w:p>
+            <w:pPr>
+              <w:pStyle w:val="Compact"/>
+              <w:jc w:val="left"/>
+            </w:pPr>
+            <w:r>
+              <w:t xml:space="preserve">16,7</w:t>
+            </w:r>
+          </w:p>
+        </w:tc>
+        <w:tc>
+          <w:tcPr/>
+          <w:p>
+            <w:pPr>
+              <w:pStyle w:val="Compact"/>
+              <w:jc w:val="left"/>
+            </w:pPr>
+            <w:r>
+              <w:t xml:space="preserve">29,9</w:t>
+            </w:r>
+          </w:p>
+        </w:tc>
+        <w:tc>
+          <w:tcPr/>
+          <w:p>
+            <w:pPr>
+              <w:pStyle w:val="Compact"/>
+              <w:jc w:val="left"/>
+            </w:pPr>
+            <w:r>
+              <w:t xml:space="preserve">59,3</w:t>
             </w:r>
           </w:p>
         </w:tc>
@@ -9225,55 +9369,55 @@
               <w:jc w:val="left"/>
             </w:pPr>
             <w:r>
-              <w:t xml:space="preserve">26, 7</w:t>
-            </w:r>
-          </w:p>
-        </w:tc>
-        <w:tc>
-          <w:tcPr/>
-          <w:p>
-            <w:pPr>
-              <w:pStyle w:val="Compact"/>
-              <w:jc w:val="left"/>
-            </w:pPr>
-            <w:r>
-              <w:t xml:space="preserve">71, 7</w:t>
-            </w:r>
-          </w:p>
-        </w:tc>
-        <w:tc>
-          <w:tcPr/>
-          <w:p>
-            <w:pPr>
-              <w:pStyle w:val="Compact"/>
-              <w:jc w:val="left"/>
-            </w:pPr>
-            <w:r>
-              <w:t xml:space="preserve">21, 0</w:t>
-            </w:r>
-          </w:p>
-        </w:tc>
-        <w:tc>
-          <w:tcPr/>
-          <w:p>
-            <w:pPr>
-              <w:pStyle w:val="Compact"/>
-              <w:jc w:val="left"/>
-            </w:pPr>
-            <w:r>
-              <w:t xml:space="preserve">31, 4</w:t>
-            </w:r>
-          </w:p>
-        </w:tc>
-        <w:tc>
-          <w:tcPr/>
-          <w:p>
-            <w:pPr>
-              <w:pStyle w:val="Compact"/>
-              <w:jc w:val="left"/>
-            </w:pPr>
-            <w:r>
-              <w:t xml:space="preserve">56, 9</w:t>
+              <w:t xml:space="preserve">26,7</w:t>
+            </w:r>
+          </w:p>
+        </w:tc>
+        <w:tc>
+          <w:tcPr/>
+          <w:p>
+            <w:pPr>
+              <w:pStyle w:val="Compact"/>
+              <w:jc w:val="left"/>
+            </w:pPr>
+            <w:r>
+              <w:t xml:space="preserve">71,7</w:t>
+            </w:r>
+          </w:p>
+        </w:tc>
+        <w:tc>
+          <w:tcPr/>
+          <w:p>
+            <w:pPr>
+              <w:pStyle w:val="Compact"/>
+              <w:jc w:val="left"/>
+            </w:pPr>
+            <w:r>
+              <w:t xml:space="preserve">21,0</w:t>
+            </w:r>
+          </w:p>
+        </w:tc>
+        <w:tc>
+          <w:tcPr/>
+          <w:p>
+            <w:pPr>
+              <w:pStyle w:val="Compact"/>
+              <w:jc w:val="left"/>
+            </w:pPr>
+            <w:r>
+              <w:t xml:space="preserve">31,4</w:t>
+            </w:r>
+          </w:p>
+        </w:tc>
+        <w:tc>
+          <w:tcPr/>
+          <w:p>
+            <w:pPr>
+              <w:pStyle w:val="Compact"/>
+              <w:jc w:val="left"/>
+            </w:pPr>
+            <w:r>
+              <w:t xml:space="preserve">56,9</w:t>
             </w:r>
           </w:p>
         </w:tc>
@@ -9299,55 +9443,55 @@
               <w:jc w:val="left"/>
             </w:pPr>
             <w:r>
-              <w:t xml:space="preserve">17, 5</w:t>
-            </w:r>
-          </w:p>
-        </w:tc>
-        <w:tc>
-          <w:tcPr/>
-          <w:p>
-            <w:pPr>
-              <w:pStyle w:val="Compact"/>
-              <w:jc w:val="left"/>
-            </w:pPr>
-            <w:r>
-              <w:t xml:space="preserve">65, 2</w:t>
-            </w:r>
-          </w:p>
-        </w:tc>
-        <w:tc>
-          <w:tcPr/>
-          <w:p>
-            <w:pPr>
-              <w:pStyle w:val="Compact"/>
-              <w:jc w:val="left"/>
-            </w:pPr>
-            <w:r>
-              <w:t xml:space="preserve">16, 4</w:t>
-            </w:r>
-          </w:p>
-        </w:tc>
-        <w:tc>
-          <w:tcPr/>
-          <w:p>
-            <w:pPr>
-              <w:pStyle w:val="Compact"/>
-              <w:jc w:val="left"/>
-            </w:pPr>
-            <w:r>
-              <w:t xml:space="preserve">24, 9</w:t>
-            </w:r>
-          </w:p>
-        </w:tc>
-        <w:tc>
-          <w:tcPr/>
-          <w:p>
-            <w:pPr>
-              <w:pStyle w:val="Compact"/>
-              <w:jc w:val="left"/>
-            </w:pPr>
-            <w:r>
-              <w:t xml:space="preserve">49, 2</w:t>
+              <w:t xml:space="preserve">17,5</w:t>
+            </w:r>
+          </w:p>
+        </w:tc>
+        <w:tc>
+          <w:tcPr/>
+          <w:p>
+            <w:pPr>
+              <w:pStyle w:val="Compact"/>
+              <w:jc w:val="left"/>
+            </w:pPr>
+            <w:r>
+              <w:t xml:space="preserve">65,2</w:t>
+            </w:r>
+          </w:p>
+        </w:tc>
+        <w:tc>
+          <w:tcPr/>
+          <w:p>
+            <w:pPr>
+              <w:pStyle w:val="Compact"/>
+              <w:jc w:val="left"/>
+            </w:pPr>
+            <w:r>
+              <w:t xml:space="preserve">16,4</w:t>
+            </w:r>
+          </w:p>
+        </w:tc>
+        <w:tc>
+          <w:tcPr/>
+          <w:p>
+            <w:pPr>
+              <w:pStyle w:val="Compact"/>
+              <w:jc w:val="left"/>
+            </w:pPr>
+            <w:r>
+              <w:t xml:space="preserve">24,9</w:t>
+            </w:r>
+          </w:p>
+        </w:tc>
+        <w:tc>
+          <w:tcPr/>
+          <w:p>
+            <w:pPr>
+              <w:pStyle w:val="Compact"/>
+              <w:jc w:val="left"/>
+            </w:pPr>
+            <w:r>
+              <w:t xml:space="preserve">49,2</w:t>
             </w:r>
           </w:p>
         </w:tc>
@@ -9373,55 +9517,55 @@
               <w:jc w:val="left"/>
             </w:pPr>
             <w:r>
-              <w:t xml:space="preserve">23, 1</w:t>
-            </w:r>
-          </w:p>
-        </w:tc>
-        <w:tc>
-          <w:tcPr/>
-          <w:p>
-            <w:pPr>
-              <w:pStyle w:val="Compact"/>
-              <w:jc w:val="left"/>
-            </w:pPr>
-            <w:r>
-              <w:t xml:space="preserve">68, 9</w:t>
-            </w:r>
-          </w:p>
-        </w:tc>
-        <w:tc>
-          <w:tcPr/>
-          <w:p>
-            <w:pPr>
-              <w:pStyle w:val="Compact"/>
-              <w:jc w:val="left"/>
-            </w:pPr>
-            <w:r>
-              <w:t xml:space="preserve">14, 2</w:t>
-            </w:r>
-          </w:p>
-        </w:tc>
-        <w:tc>
-          <w:tcPr/>
-          <w:p>
-            <w:pPr>
-              <w:pStyle w:val="Compact"/>
-              <w:jc w:val="left"/>
-            </w:pPr>
-            <w:r>
-              <w:t xml:space="preserve">20, 7</w:t>
-            </w:r>
-          </w:p>
-        </w:tc>
-        <w:tc>
-          <w:tcPr/>
-          <w:p>
-            <w:pPr>
-              <w:pStyle w:val="Compact"/>
-              <w:jc w:val="left"/>
-            </w:pPr>
-            <w:r>
-              <w:t xml:space="preserve">38, 0</w:t>
+              <w:t xml:space="preserve">23,1</w:t>
+            </w:r>
+          </w:p>
+        </w:tc>
+        <w:tc>
+          <w:tcPr/>
+          <w:p>
+            <w:pPr>
+              <w:pStyle w:val="Compact"/>
+              <w:jc w:val="left"/>
+            </w:pPr>
+            <w:r>
+              <w:t xml:space="preserve">68,9</w:t>
+            </w:r>
+          </w:p>
+        </w:tc>
+        <w:tc>
+          <w:tcPr/>
+          <w:p>
+            <w:pPr>
+              <w:pStyle w:val="Compact"/>
+              <w:jc w:val="left"/>
+            </w:pPr>
+            <w:r>
+              <w:t xml:space="preserve">14,2</w:t>
+            </w:r>
+          </w:p>
+        </w:tc>
+        <w:tc>
+          <w:tcPr/>
+          <w:p>
+            <w:pPr>
+              <w:pStyle w:val="Compact"/>
+              <w:jc w:val="left"/>
+            </w:pPr>
+            <w:r>
+              <w:t xml:space="preserve">20,7</w:t>
+            </w:r>
+          </w:p>
+        </w:tc>
+        <w:tc>
+          <w:tcPr/>
+          <w:p>
+            <w:pPr>
+              <w:pStyle w:val="Compact"/>
+              <w:jc w:val="left"/>
+            </w:pPr>
+            <w:r>
+              <w:t xml:space="preserve">38,0</w:t>
             </w:r>
           </w:p>
         </w:tc>
@@ -9451,43 +9595,43 @@
                 <w:bCs/>
                 <w:b/>
               </w:rPr>
-              <w:t xml:space="preserve">41, 5</w:t>
-            </w:r>
-          </w:p>
-        </w:tc>
-        <w:tc>
-          <w:tcPr/>
-          <w:p>
-            <w:pPr>
-              <w:pStyle w:val="Compact"/>
-              <w:jc w:val="left"/>
-            </w:pPr>
-            <w:r>
-              <w:t xml:space="preserve">65, 1</w:t>
-            </w:r>
-          </w:p>
-        </w:tc>
-        <w:tc>
-          <w:tcPr/>
-          <w:p>
-            <w:pPr>
-              <w:pStyle w:val="Compact"/>
-              <w:jc w:val="left"/>
-            </w:pPr>
-            <w:r>
-              <w:t xml:space="preserve">11, 8</w:t>
-            </w:r>
-          </w:p>
-        </w:tc>
-        <w:tc>
-          <w:tcPr/>
-          <w:p>
-            <w:pPr>
-              <w:pStyle w:val="Compact"/>
-              <w:jc w:val="left"/>
-            </w:pPr>
-            <w:r>
-              <w:t xml:space="preserve">16, 5</w:t>
+              <w:t xml:space="preserve">41,5</w:t>
+            </w:r>
+          </w:p>
+        </w:tc>
+        <w:tc>
+          <w:tcPr/>
+          <w:p>
+            <w:pPr>
+              <w:pStyle w:val="Compact"/>
+              <w:jc w:val="left"/>
+            </w:pPr>
+            <w:r>
+              <w:t xml:space="preserve">65,1</w:t>
+            </w:r>
+          </w:p>
+        </w:tc>
+        <w:tc>
+          <w:tcPr/>
+          <w:p>
+            <w:pPr>
+              <w:pStyle w:val="Compact"/>
+              <w:jc w:val="left"/>
+            </w:pPr>
+            <w:r>
+              <w:t xml:space="preserve">11,8</w:t>
+            </w:r>
+          </w:p>
+        </w:tc>
+        <w:tc>
+          <w:tcPr/>
+          <w:p>
+            <w:pPr>
+              <w:pStyle w:val="Compact"/>
+              <w:jc w:val="left"/>
+            </w:pPr>
+            <w:r>
+              <w:t xml:space="preserve">16,5</w:t>
             </w:r>
           </w:p>
         </w:tc>
@@ -9503,7 +9647,7 @@
                 <w:bCs/>
                 <w:b/>
               </w:rPr>
-              <w:t xml:space="preserve">58, 9</w:t>
+              <w:t xml:space="preserve">58,9</w:t>
             </w:r>
           </w:p>
         </w:tc>
@@ -9530,7 +9674,7 @@
         <w:t xml:space="preserve"> </w:t>
       </w:r>
       <w:r>
-        <w:t xml:space="preserve">đáng chú ý: tỷ lệ đổi mới sản phẩm cao nhất (41, 5%) phản ánh đổi mới bằng nguồn lực hạn chế, sáng tạo không chính thức để bù đắp cho thiếu hụt nguồn lực; website 58, 9% vượt cả nhóm Emerging dù GNI thấp hơn đáng kể. Phân tách rõ TCI so với DAI, kế thừa Đỗ &amp; Phan (2026, VEFR).</w:t>
+        <w:t xml:space="preserve">đáng chú ý: tỷ lệ đổi mới sản phẩm cao nhất (41,5%) phản ánh đổi mới bằng nguồn lực hạn chế — sáng tạo không chính thức để bù đắp cho thiếu hụt nguồn lực; website 58,9% vượt cả nhóm Emerging dù GNI thấp hơn đáng kể. Phân tách rõ TCI so với DAI — kế thừa Đỗ &amp; Phan (2026 — VEFR).</w:t>
       </w:r>
     </w:p>
     <w:bookmarkEnd w:id="46"/>
@@ -9540,7 +9684,7 @@
         <w:pStyle w:val="Heading4"/>
       </w:pPr>
       <w:r>
-        <w:t xml:space="preserve">2.3.4.3 Tái định hình Chỉ số áp dụng số, Tier-1 Sự hiện diện số cơ bản</w:t>
+        <w:t xml:space="preserve">2.3.4.3 Tái định hình Chỉ số áp dụng số — Tier-1 Sự hiện diện số cơ bản</w:t>
       </w:r>
     </w:p>
     <w:p>
@@ -9561,7 +9705,7 @@
         <w:t xml:space="preserve">Hệ quả phân tích đáng chú ý</w:t>
       </w:r>
       <w:r>
-        <w:t xml:space="preserve">: hệ số -0, 129 cho DAI ở Advanced trong Spec 1 gợi ý</w:t>
+        <w:t xml:space="preserve">: hệ số -0,129 cho DAI ở Advanced trong Spec 1 gợi ý</w:t>
       </w:r>
       <w:r>
         <w:t xml:space="preserve"> </w:t>
@@ -9576,7 +9720,10 @@
         <w:t xml:space="preserve">”</w:t>
       </w:r>
       <w:r>
-        <w:t xml:space="preserve">, đây là</w:t>
+        <w:t xml:space="preserve"> </w:t>
+      </w:r>
+      <w:r>
+        <w:t xml:space="preserve">— đây là</w:t>
       </w:r>
       <w:r>
         <w:t xml:space="preserve"> </w:t>
@@ -9607,7 +9754,7 @@
         <w:t xml:space="preserve">Kiểm định loại trừ ICT</w:t>
       </w:r>
       <w:r>
-        <w:t xml:space="preserve">: Khi loại bỏ các doanh nghiệp ICT (ISIC J 58–63) khỏi phân nhóm Advanced innovation-driven, hệ số âm DAI (-0, 129)</w:t>
+        <w:t xml:space="preserve">: Khi loại bỏ các doanh nghiệp ICT (ISIC J 58–63) khỏi phân nhóm Advanced innovation-driven, hệ số âm DAI (-0,129)</w:t>
       </w:r>
       <w:r>
         <w:t xml:space="preserve"> </w:t>
@@ -9636,7 +9783,10 @@
         <w:t xml:space="preserve">bão hòa Tier-1 ở các nước tiên tiến</w:t>
       </w:r>
       <w:r>
-        <w:t xml:space="preserve">, website không còn phân biệt năng suất vì hầu hết đã có website từ lâu. Do đó biến Spec 1 được đổi tên chính xác hơn thành</w:t>
+        <w:t xml:space="preserve"> </w:t>
+      </w:r>
+      <w:r>
+        <w:t xml:space="preserve">— website không còn phân biệt năng suất vì hầu hết đã có website từ lâu. Do đó biến Spec 1 được đổi tên chính xác hơn thành</w:t>
       </w:r>
       <w:r>
         <w:t xml:space="preserve"> </w:t>
@@ -9663,7 +9813,10 @@
         <w:t xml:space="preserve">”</w:t>
       </w:r>
       <w:r>
-        <w:t xml:space="preserve">, phạm vi khiêm tốn và phản ánh đúng thực tế đo lường.</w:t>
+        <w:t xml:space="preserve"> </w:t>
+      </w:r>
+      <w:r>
+        <w:t xml:space="preserve">— phạm vi khiêm tốn và phản ánh đúng thực tế đo lường.</w:t>
       </w:r>
     </w:p>
     <w:p>
@@ -9805,31 +9958,31 @@
               <w:jc w:val="left"/>
             </w:pPr>
             <w:r>
-              <w:t xml:space="preserve">79, 1</w:t>
-            </w:r>
-          </w:p>
-        </w:tc>
-        <w:tc>
-          <w:tcPr/>
-          <w:p>
-            <w:pPr>
-              <w:pStyle w:val="Compact"/>
-              <w:jc w:val="left"/>
-            </w:pPr>
-            <w:r>
-              <w:t xml:space="preserve">23, 0</w:t>
-            </w:r>
-          </w:p>
-        </w:tc>
-        <w:tc>
-          <w:tcPr/>
-          <w:p>
-            <w:pPr>
-              <w:pStyle w:val="Compact"/>
-              <w:jc w:val="left"/>
-            </w:pPr>
-            <w:r>
-              <w:t xml:space="preserve">11, 1</w:t>
+              <w:t xml:space="preserve">79,1</w:t>
+            </w:r>
+          </w:p>
+        </w:tc>
+        <w:tc>
+          <w:tcPr/>
+          <w:p>
+            <w:pPr>
+              <w:pStyle w:val="Compact"/>
+              <w:jc w:val="left"/>
+            </w:pPr>
+            <w:r>
+              <w:t xml:space="preserve">23,0</w:t>
+            </w:r>
+          </w:p>
+        </w:tc>
+        <w:tc>
+          <w:tcPr/>
+          <w:p>
+            <w:pPr>
+              <w:pStyle w:val="Compact"/>
+              <w:jc w:val="left"/>
+            </w:pPr>
+            <w:r>
+              <w:t xml:space="preserve">11,1</w:t>
             </w:r>
           </w:p>
         </w:tc>
@@ -9855,31 +10008,31 @@
               <w:jc w:val="left"/>
             </w:pPr>
             <w:r>
-              <w:t xml:space="preserve">76, 2</w:t>
-            </w:r>
-          </w:p>
-        </w:tc>
-        <w:tc>
-          <w:tcPr/>
-          <w:p>
-            <w:pPr>
-              <w:pStyle w:val="Compact"/>
-              <w:jc w:val="left"/>
-            </w:pPr>
-            <w:r>
-              <w:t xml:space="preserve">21, 7</w:t>
-            </w:r>
-          </w:p>
-        </w:tc>
-        <w:tc>
-          <w:tcPr/>
-          <w:p>
-            <w:pPr>
-              <w:pStyle w:val="Compact"/>
-              <w:jc w:val="left"/>
-            </w:pPr>
-            <w:r>
-              <w:t xml:space="preserve">8, 4</w:t>
+              <w:t xml:space="preserve">76,2</w:t>
+            </w:r>
+          </w:p>
+        </w:tc>
+        <w:tc>
+          <w:tcPr/>
+          <w:p>
+            <w:pPr>
+              <w:pStyle w:val="Compact"/>
+              <w:jc w:val="left"/>
+            </w:pPr>
+            <w:r>
+              <w:t xml:space="preserve">21,7</w:t>
+            </w:r>
+          </w:p>
+        </w:tc>
+        <w:tc>
+          <w:tcPr/>
+          <w:p>
+            <w:pPr>
+              <w:pStyle w:val="Compact"/>
+              <w:jc w:val="left"/>
+            </w:pPr>
+            <w:r>
+              <w:t xml:space="preserve">8,4</w:t>
             </w:r>
           </w:p>
         </w:tc>
@@ -9905,31 +10058,31 @@
               <w:jc w:val="left"/>
             </w:pPr>
             <w:r>
-              <w:t xml:space="preserve">74, 4</w:t>
-            </w:r>
-          </w:p>
-        </w:tc>
-        <w:tc>
-          <w:tcPr/>
-          <w:p>
-            <w:pPr>
-              <w:pStyle w:val="Compact"/>
-              <w:jc w:val="left"/>
-            </w:pPr>
-            <w:r>
-              <w:t xml:space="preserve">15, 5</w:t>
-            </w:r>
-          </w:p>
-        </w:tc>
-        <w:tc>
-          <w:tcPr/>
-          <w:p>
-            <w:pPr>
-              <w:pStyle w:val="Compact"/>
-              <w:jc w:val="left"/>
-            </w:pPr>
-            <w:r>
-              <w:t xml:space="preserve">4, 7</w:t>
+              <w:t xml:space="preserve">74,4</w:t>
+            </w:r>
+          </w:p>
+        </w:tc>
+        <w:tc>
+          <w:tcPr/>
+          <w:p>
+            <w:pPr>
+              <w:pStyle w:val="Compact"/>
+              <w:jc w:val="left"/>
+            </w:pPr>
+            <w:r>
+              <w:t xml:space="preserve">15,5</w:t>
+            </w:r>
+          </w:p>
+        </w:tc>
+        <w:tc>
+          <w:tcPr/>
+          <w:p>
+            <w:pPr>
+              <w:pStyle w:val="Compact"/>
+              <w:jc w:val="left"/>
+            </w:pPr>
+            <w:r>
+              <w:t xml:space="preserve">4,7</w:t>
             </w:r>
           </w:p>
         </w:tc>
@@ -9955,31 +10108,31 @@
               <w:jc w:val="left"/>
             </w:pPr>
             <w:r>
-              <w:t xml:space="preserve">85, 0</w:t>
-            </w:r>
-          </w:p>
-        </w:tc>
-        <w:tc>
-          <w:tcPr/>
-          <w:p>
-            <w:pPr>
-              <w:pStyle w:val="Compact"/>
-              <w:jc w:val="left"/>
-            </w:pPr>
-            <w:r>
-              <w:t xml:space="preserve">16, 5</w:t>
-            </w:r>
-          </w:p>
-        </w:tc>
-        <w:tc>
-          <w:tcPr/>
-          <w:p>
-            <w:pPr>
-              <w:pStyle w:val="Compact"/>
-              <w:jc w:val="left"/>
-            </w:pPr>
-            <w:r>
-              <w:t xml:space="preserve">5, 9</w:t>
+              <w:t xml:space="preserve">85,0</w:t>
+            </w:r>
+          </w:p>
+        </w:tc>
+        <w:tc>
+          <w:tcPr/>
+          <w:p>
+            <w:pPr>
+              <w:pStyle w:val="Compact"/>
+              <w:jc w:val="left"/>
+            </w:pPr>
+            <w:r>
+              <w:t xml:space="preserve">16,5</w:t>
+            </w:r>
+          </w:p>
+        </w:tc>
+        <w:tc>
+          <w:tcPr/>
+          <w:p>
+            <w:pPr>
+              <w:pStyle w:val="Compact"/>
+              <w:jc w:val="left"/>
+            </w:pPr>
+            <w:r>
+              <w:t xml:space="preserve">5,9</w:t>
             </w:r>
           </w:p>
         </w:tc>
@@ -10009,19 +10162,19 @@
                 <w:bCs/>
                 <w:b/>
               </w:rPr>
-              <w:t xml:space="preserve">88, 5</w:t>
-            </w:r>
-          </w:p>
-        </w:tc>
-        <w:tc>
-          <w:tcPr/>
-          <w:p>
-            <w:pPr>
-              <w:pStyle w:val="Compact"/>
-              <w:jc w:val="left"/>
-            </w:pPr>
-            <w:r>
-              <w:t xml:space="preserve">16, 3</w:t>
+              <w:t xml:space="preserve">88,5</w:t>
+            </w:r>
+          </w:p>
+        </w:tc>
+        <w:tc>
+          <w:tcPr/>
+          <w:p>
+            <w:pPr>
+              <w:pStyle w:val="Compact"/>
+              <w:jc w:val="left"/>
+            </w:pPr>
+            <w:r>
+              <w:t xml:space="preserve">16,3</w:t>
             </w:r>
           </w:p>
         </w:tc>
@@ -10037,7 +10190,7 @@
                 <w:bCs/>
                 <w:b/>
               </w:rPr>
-              <w:t xml:space="preserve">23, 5</w:t>
+              <w:t xml:space="preserve">23,5</w:t>
             </w:r>
           </w:p>
         </w:tc>
@@ -10052,7 +10205,7 @@
           <w:iCs/>
           <w:i/>
         </w:rPr>
-        <w:t xml:space="preserve">Hình 2.3.5.1. Stacked bar chart: SIDS Pacific có tỷ lệ SME cao nhất (88, 5%), Frontier kế tiếp (85, 0%), Advanced thấp nhất (79, 1%).</w:t>
+        <w:t xml:space="preserve">Hình 2.3.5.1. Stacked bar chart: SIDS Pacific có tỷ lệ SME cao nhất (88,5%), Frontier kế tiếp (85,0%), Advanced thấp nhất (79,1%).</w:t>
       </w:r>
     </w:p>
     <w:p>
@@ -10060,7 +10213,7 @@
         <w:pStyle w:val="BodyText"/>
       </w:pPr>
       <w:r>
-        <w:t xml:space="preserve">Tỷ lệ FDI có dạng chữ U với cực tiểu ở Emerging (4, 7%). SIDS có FDI cao nhất (23, 5%) do du lịch và viễn thông được dẫn dắt bởi doanh nghiệp đa quốc gia. Hai mô hình FDI hoàn toàn khác nhau: (i) MNE hub tại Advanced (Singapore FDI 31, 5%, doanh nghiệp đa quốc gia chọn Singapore làm trung tâm khu vực); (ii) du lịch/viễn thông tại SIDS (FDI nhắm vào khu vực không cạnh tranh với lao động địa phương).</w:t>
+        <w:t xml:space="preserve">Tỷ lệ FDI có dạng chữ U với cực tiểu ở Emerging (4,7%). SIDS có FDI cao nhất (23,5%) do du lịch và viễn thông được dẫn dắt bởi doanh nghiệp đa quốc gia. Hai mô hình FDI hoàn toàn khác nhau: (i) MNE hub tại Advanced (Singapore FDI 31,5% — doanh nghiệp đa quốc gia chọn Singapore làm trung tâm khu vực); (ii) du lịch/viễn thông tại SIDS (FDI nhắm vào khu vực không cạnh tranh với lao động địa phương).</w:t>
       </w:r>
     </w:p>
     <w:bookmarkEnd w:id="49"/>
@@ -10095,7 +10248,7 @@
           <w:iCs/>
           <w:i/>
         </w:rPr>
-        <w:t xml:space="preserve">Bốn rào cản hàng đầu Asia-Pacific WBES, phân tầng theo phân nhóm con thể chế.</w:t>
+        <w:t xml:space="preserve">Bốn rào cản hàng đầu Asia-Pacific WBES — phân tầng theo phân nhóm con thể chế.</w:t>
       </w:r>
     </w:p>
     <w:tbl>
@@ -10288,7 +10441,7 @@
               <w:jc w:val="left"/>
             </w:pPr>
             <w:r>
-              <w:t xml:space="preserve">Khanna &amp; Palepu (2010), voids thể chế</w:t>
+              <w:t xml:space="preserve">Khanna &amp; Palepu (2010) — voids thể chế</w:t>
             </w:r>
           </w:p>
         </w:tc>
@@ -10378,7 +10531,7 @@
               <w:jc w:val="left"/>
             </w:pPr>
             <w:r>
-              <w:t xml:space="preserve">Cohen &amp; Levinthal (1990), năng lực hấp thụ</w:t>
+              <w:t xml:space="preserve">Cohen &amp; Levinthal (1990) — năng lực hấp thụ</w:t>
             </w:r>
           </w:p>
         </w:tc>
@@ -10785,55 +10938,55 @@
               <w:jc w:val="left"/>
             </w:pPr>
             <w:r>
-              <w:t xml:space="preserve">-9, 9</w:t>
-            </w:r>
-          </w:p>
-        </w:tc>
-        <w:tc>
-          <w:tcPr/>
-          <w:p>
-            <w:pPr>
-              <w:pStyle w:val="Compact"/>
-              <w:jc w:val="left"/>
-            </w:pPr>
-            <w:r>
-              <w:t xml:space="preserve">+1, 4</w:t>
-            </w:r>
-          </w:p>
-        </w:tc>
-        <w:tc>
-          <w:tcPr/>
-          <w:p>
-            <w:pPr>
-              <w:pStyle w:val="Compact"/>
-              <w:jc w:val="left"/>
-            </w:pPr>
-            <w:r>
-              <w:t xml:space="preserve">+2, 3</w:t>
-            </w:r>
-          </w:p>
-        </w:tc>
-        <w:tc>
-          <w:tcPr/>
-          <w:p>
-            <w:pPr>
-              <w:pStyle w:val="Compact"/>
-              <w:jc w:val="left"/>
-            </w:pPr>
-            <w:r>
-              <w:t xml:space="preserve">+21, 5</w:t>
-            </w:r>
-          </w:p>
-        </w:tc>
-        <w:tc>
-          <w:tcPr/>
-          <w:p>
-            <w:pPr>
-              <w:pStyle w:val="Compact"/>
-              <w:jc w:val="left"/>
-            </w:pPr>
-            <w:r>
-              <w:t xml:space="preserve">-25, 4</w:t>
+              <w:t xml:space="preserve">-9,9</w:t>
+            </w:r>
+          </w:p>
+        </w:tc>
+        <w:tc>
+          <w:tcPr/>
+          <w:p>
+            <w:pPr>
+              <w:pStyle w:val="Compact"/>
+              <w:jc w:val="left"/>
+            </w:pPr>
+            <w:r>
+              <w:t xml:space="preserve">+1,4</w:t>
+            </w:r>
+          </w:p>
+        </w:tc>
+        <w:tc>
+          <w:tcPr/>
+          <w:p>
+            <w:pPr>
+              <w:pStyle w:val="Compact"/>
+              <w:jc w:val="left"/>
+            </w:pPr>
+            <w:r>
+              <w:t xml:space="preserve">+2,3</w:t>
+            </w:r>
+          </w:p>
+        </w:tc>
+        <w:tc>
+          <w:tcPr/>
+          <w:p>
+            <w:pPr>
+              <w:pStyle w:val="Compact"/>
+              <w:jc w:val="left"/>
+            </w:pPr>
+            <w:r>
+              <w:t xml:space="preserve">+21,5</w:t>
+            </w:r>
+          </w:p>
+        </w:tc>
+        <w:tc>
+          <w:tcPr/>
+          <w:p>
+            <w:pPr>
+              <w:pStyle w:val="Compact"/>
+              <w:jc w:val="left"/>
+            </w:pPr>
+            <w:r>
+              <w:t xml:space="preserve">-25,4</w:t>
             </w:r>
           </w:p>
         </w:tc>
@@ -10859,55 +11012,55 @@
               <w:jc w:val="left"/>
             </w:pPr>
             <w:r>
-              <w:t xml:space="preserve">+20, 3</w:t>
-            </w:r>
-          </w:p>
-        </w:tc>
-        <w:tc>
-          <w:tcPr/>
-          <w:p>
-            <w:pPr>
-              <w:pStyle w:val="Compact"/>
-              <w:jc w:val="left"/>
-            </w:pPr>
-            <w:r>
-              <w:t xml:space="preserve">-7, 5</w:t>
-            </w:r>
-          </w:p>
-        </w:tc>
-        <w:tc>
-          <w:tcPr/>
-          <w:p>
-            <w:pPr>
-              <w:pStyle w:val="Compact"/>
-              <w:jc w:val="left"/>
-            </w:pPr>
-            <w:r>
-              <w:t xml:space="preserve">-10, 9</w:t>
-            </w:r>
-          </w:p>
-        </w:tc>
-        <w:tc>
-          <w:tcPr/>
-          <w:p>
-            <w:pPr>
-              <w:pStyle w:val="Compact"/>
-              <w:jc w:val="left"/>
-            </w:pPr>
-            <w:r>
-              <w:t xml:space="preserve">-42, 1</w:t>
-            </w:r>
-          </w:p>
-        </w:tc>
-        <w:tc>
-          <w:tcPr/>
-          <w:p>
-            <w:pPr>
-              <w:pStyle w:val="Compact"/>
-              <w:jc w:val="left"/>
-            </w:pPr>
-            <w:r>
-              <w:t xml:space="preserve">+1, 9</w:t>
+              <w:t xml:space="preserve">+20,3</w:t>
+            </w:r>
+          </w:p>
+        </w:tc>
+        <w:tc>
+          <w:tcPr/>
+          <w:p>
+            <w:pPr>
+              <w:pStyle w:val="Compact"/>
+              <w:jc w:val="left"/>
+            </w:pPr>
+            <w:r>
+              <w:t xml:space="preserve">-7,5</w:t>
+            </w:r>
+          </w:p>
+        </w:tc>
+        <w:tc>
+          <w:tcPr/>
+          <w:p>
+            <w:pPr>
+              <w:pStyle w:val="Compact"/>
+              <w:jc w:val="left"/>
+            </w:pPr>
+            <w:r>
+              <w:t xml:space="preserve">-10,9</w:t>
+            </w:r>
+          </w:p>
+        </w:tc>
+        <w:tc>
+          <w:tcPr/>
+          <w:p>
+            <w:pPr>
+              <w:pStyle w:val="Compact"/>
+              <w:jc w:val="left"/>
+            </w:pPr>
+            <w:r>
+              <w:t xml:space="preserve">-42,1</w:t>
+            </w:r>
+          </w:p>
+        </w:tc>
+        <w:tc>
+          <w:tcPr/>
+          <w:p>
+            <w:pPr>
+              <w:pStyle w:val="Compact"/>
+              <w:jc w:val="left"/>
+            </w:pPr>
+            <w:r>
+              <w:t xml:space="preserve">+1,9</w:t>
             </w:r>
           </w:p>
         </w:tc>
@@ -10933,55 +11086,55 @@
               <w:jc w:val="left"/>
             </w:pPr>
             <w:r>
-              <w:t xml:space="preserve">+22, 1</w:t>
-            </w:r>
-          </w:p>
-        </w:tc>
-        <w:tc>
-          <w:tcPr/>
-          <w:p>
-            <w:pPr>
-              <w:pStyle w:val="Compact"/>
-              <w:jc w:val="left"/>
-            </w:pPr>
-            <w:r>
-              <w:t xml:space="preserve">+1, 5</w:t>
-            </w:r>
-          </w:p>
-        </w:tc>
-        <w:tc>
-          <w:tcPr/>
-          <w:p>
-            <w:pPr>
-              <w:pStyle w:val="Compact"/>
-              <w:jc w:val="left"/>
-            </w:pPr>
-            <w:r>
-              <w:t xml:space="preserve">-6, 5</w:t>
-            </w:r>
-          </w:p>
-        </w:tc>
-        <w:tc>
-          <w:tcPr/>
-          <w:p>
-            <w:pPr>
-              <w:pStyle w:val="Compact"/>
-              <w:jc w:val="left"/>
-            </w:pPr>
-            <w:r>
-              <w:t xml:space="preserve">-18, 9</w:t>
-            </w:r>
-          </w:p>
-        </w:tc>
-        <w:tc>
-          <w:tcPr/>
-          <w:p>
-            <w:pPr>
-              <w:pStyle w:val="Compact"/>
-              <w:jc w:val="left"/>
-            </w:pPr>
-            <w:r>
-              <w:t xml:space="preserve">+18, 5</w:t>
+              <w:t xml:space="preserve">+22,1</w:t>
+            </w:r>
+          </w:p>
+        </w:tc>
+        <w:tc>
+          <w:tcPr/>
+          <w:p>
+            <w:pPr>
+              <w:pStyle w:val="Compact"/>
+              <w:jc w:val="left"/>
+            </w:pPr>
+            <w:r>
+              <w:t xml:space="preserve">+1,5</w:t>
+            </w:r>
+          </w:p>
+        </w:tc>
+        <w:tc>
+          <w:tcPr/>
+          <w:p>
+            <w:pPr>
+              <w:pStyle w:val="Compact"/>
+              <w:jc w:val="left"/>
+            </w:pPr>
+            <w:r>
+              <w:t xml:space="preserve">-6,5</w:t>
+            </w:r>
+          </w:p>
+        </w:tc>
+        <w:tc>
+          <w:tcPr/>
+          <w:p>
+            <w:pPr>
+              <w:pStyle w:val="Compact"/>
+              <w:jc w:val="left"/>
+            </w:pPr>
+            <w:r>
+              <w:t xml:space="preserve">-18,9</w:t>
+            </w:r>
+          </w:p>
+        </w:tc>
+        <w:tc>
+          <w:tcPr/>
+          <w:p>
+            <w:pPr>
+              <w:pStyle w:val="Compact"/>
+              <w:jc w:val="left"/>
+            </w:pPr>
+            <w:r>
+              <w:t xml:space="preserve">+18,5</w:t>
             </w:r>
           </w:p>
         </w:tc>
@@ -11043,7 +11196,7 @@
               <w:jc w:val="left"/>
             </w:pPr>
             <w:r>
-              <w:t xml:space="preserve">¹</w:t>
+              <w:t xml:space="preserve">—¹</w:t>
             </w:r>
           </w:p>
         </w:tc>
@@ -11070,7 +11223,7 @@
           <w:iCs/>
           <w:i/>
         </w:rPr>
-        <w:t xml:space="preserve">¹ Δ R&amp;D không tính được cho SIDS vì dữ liệu giai đoạn 2009–2012 quá thưa, hầu hết SIDS chỉ có khảo sát từ 2013+ (FJI, PNG, SLB, TON, VUT, WSM); chỉ Kiribati (KIR) có đợt 2025 mới nhất. Để so sánh dọc, cần ít nhất 2 đợt khảo sát cùng quốc gia.</w:t>
+        <w:t xml:space="preserve">¹ Δ R&amp;D không tính được cho SIDS vì dữ liệu giai đoạn 2009–2012 quá thưa — hầu hết SIDS chỉ có khảo sát từ 2013+ (FJI, PNG, SLB, TON, VUT, WSM); chỉ Kiribati (KIR) có đợt 2025 mới nhất. Để so sánh dọc, cần ít nhất 2 đợt khảo sát cùng quốc gia.</w:t>
       </w:r>
     </w:p>
     <w:p>
@@ -11088,7 +11241,7 @@
         <w:t xml:space="preserve"> </w:t>
       </w:r>
       <w:r>
-        <w:t xml:space="preserve">là xu hướng nổi bật nhất: website tăng +20–43 điểm phần trăm ở Frontier, Emerging và SIDS, phù hợp luận điểm nhảy vọt số của Banalieva &amp; Dhanaraj (2019). Trong khi đó, R&amp;D giảm mạnh ở Emerging (-42, 1 điểm phần trăm) là cảnh báo hiệu ứng schema: BREADY 2018+ đo R&amp;D theo cách khác làm giảm tỷ lệ báo cáo. Upper-middle là nhóm duy nhất có R&amp;D tăng đáng kể (+21, 5 điểm phần trăm), phản ánh đầu tư thực sự, đặc biệt từ Trung Quốc với chiến lược sản xuất thông minh.</w:t>
+        <w:t xml:space="preserve">là xu hướng nổi bật nhất: website tăng +20–43 điểm phần trăm ở Frontier, Emerging và SIDS — phù hợp luận điểm nhảy vọt số của Banalieva &amp; Dhanaraj (2019). Trong khi đó, R&amp;D giảm mạnh ở Emerging (-42,1 điểm phần trăm) là cảnh báo hiệu ứng schema: BREADY 2018+ đo R&amp;D theo cách khác làm giảm tỷ lệ báo cáo. Upper-middle là nhóm duy nhất có R&amp;D tăng đáng kể (+21,5 điểm phần trăm), phản ánh đầu tư thực sự — đặc biệt từ Trung Quốc với chiến lược sản xuất thông minh.</w:t>
       </w:r>
     </w:p>
     <w:p>
@@ -11100,7 +11253,7 @@
           <w:iCs/>
           <w:i/>
         </w:rPr>
-        <w:t xml:space="preserve">Hình 2.3.4.1. Slope chart minh họa thay đổi 5 chỉ số giữa 2 mốc thời gian cho 4 phân nhóm con. Pattern nổi bật: Website tăng mạnh +20–40 điểm phần trăm ở Frontier/SIDS; FDI giảm phổ biến; R&amp;D giảm mạnh ở Emerging (-42, 1 đpt) cảnh báo hiệu ứng schema.</w:t>
+        <w:t xml:space="preserve">Hình 2.3.4.1. Slope chart minh họa thay đổi 5 chỉ số giữa 2 mốc thời gian cho 4 phân nhóm con. Pattern nổi bật: Website tăng mạnh +20–40 điểm phần trăm ở Frontier/SIDS; FDI giảm phổ biến; R&amp;D giảm mạnh ở Emerging (-42,1 đpt) cảnh báo hiệu ứng schema.</w:t>
       </w:r>
     </w:p>
     <w:p>
@@ -11147,7 +11300,7 @@
           <w:iCs/>
           <w:i/>
         </w:rPr>
-        <w:t xml:space="preserve">Phân biệt 3 chỉ số tham nhũng WBES, định nghĩa chính thức và cách đo.</w:t>
+        <w:t xml:space="preserve">Phân biệt 3 chỉ số tham nhũng WBES — định nghĩa chính thức và cách đo.</w:t>
       </w:r>
     </w:p>
     <w:tbl>
@@ -11524,7 +11677,7 @@
           <w:iCs/>
           <w:i/>
         </w:rPr>
-        <w:t xml:space="preserve">Khung phân loại 9 ngành ISIC Rev. 4 (bao gồm cột Dynamism profile theo Kafouros et al., 2023).</w:t>
+        <w:t xml:space="preserve">Khung phân loại 9 ngành ISIC Rev. 4, bao gồm cột Dynamism profile per Kafouros et al. (2023).</w:t>
       </w:r>
     </w:p>
     <w:tbl>
@@ -11615,7 +11768,7 @@
               <w:jc w:val="left"/>
             </w:pPr>
             <w:r>
-              <w:t xml:space="preserve">Sản xuất, high-tech</w:t>
+              <w:t xml:space="preserve">Sản xuất — high-tech</w:t>
             </w:r>
           </w:p>
         </w:tc>
@@ -11681,7 +11834,7 @@
               <w:jc w:val="left"/>
             </w:pPr>
             <w:r>
-              <w:t xml:space="preserve">Sản xuất, low-tech</w:t>
+              <w:t xml:space="preserve">Sản xuất — low-tech</w:t>
             </w:r>
           </w:p>
         </w:tc>
@@ -12212,7 +12365,7 @@
         <w:pStyle w:val="Heading4"/>
       </w:pPr>
       <w:r>
-        <w:t xml:space="preserve">2.3.6.4 Phân nhóm con Emerging, dị biệt nội bộ</w:t>
+        <w:t xml:space="preserve">2.3.6.4 Phân nhóm con Emerging — dị biệt nội bộ</w:t>
       </w:r>
     </w:p>
     <w:p>
@@ -12237,7 +12390,7 @@
           <w:iCs/>
           <w:i/>
         </w:rPr>
-        <w:t xml:space="preserve">Phân nhóm con Emerging, số liệu tổng hợp 2009–2025 (n=47.803).</w:t>
+        <w:t xml:space="preserve">Phân nhóm con Emerging — số liệu tổng hợp 2009–2025 (n=47.803).</w:t>
       </w:r>
     </w:p>
     <w:tbl>
@@ -12393,7 +12546,7 @@
               <w:jc w:val="left"/>
             </w:pPr>
             <w:r>
-              <w:t xml:space="preserve">Emerging, FDI dẫn dắt SEA</w:t>
+              <w:t xml:space="preserve">Emerging — FDI dẫn dắt SEA</w:t>
             </w:r>
           </w:p>
         </w:tc>
@@ -12433,79 +12586,79 @@
                 <w:bCs/>
                 <w:b/>
               </w:rPr>
-              <w:t xml:space="preserve">13, 2</w:t>
-            </w:r>
-          </w:p>
-        </w:tc>
-        <w:tc>
-          <w:tcPr/>
-          <w:p>
-            <w:pPr>
-              <w:pStyle w:val="Compact"/>
-              <w:jc w:val="left"/>
-            </w:pPr>
-            <w:r>
-              <w:t xml:space="preserve">22, 1</w:t>
-            </w:r>
-          </w:p>
-        </w:tc>
-        <w:tc>
-          <w:tcPr/>
-          <w:p>
-            <w:pPr>
-              <w:pStyle w:val="Compact"/>
-              <w:jc w:val="left"/>
-            </w:pPr>
-            <w:r>
-              <w:t xml:space="preserve">11, 4</w:t>
-            </w:r>
-          </w:p>
-        </w:tc>
-        <w:tc>
-          <w:tcPr/>
-          <w:p>
-            <w:pPr>
-              <w:pStyle w:val="Compact"/>
-              <w:jc w:val="left"/>
-            </w:pPr>
-            <w:r>
-              <w:t xml:space="preserve">47, 3</w:t>
-            </w:r>
-          </w:p>
-        </w:tc>
-        <w:tc>
-          <w:tcPr/>
-          <w:p>
-            <w:pPr>
-              <w:pStyle w:val="Compact"/>
-              <w:jc w:val="left"/>
-            </w:pPr>
-            <w:r>
-              <w:t xml:space="preserve">4, 8</w:t>
-            </w:r>
-          </w:p>
-        </w:tc>
-        <w:tc>
-          <w:tcPr/>
-          <w:p>
-            <w:pPr>
-              <w:pStyle w:val="Compact"/>
-              <w:jc w:val="left"/>
-            </w:pPr>
-            <w:r>
-              <w:t xml:space="preserve">18, 8</w:t>
-            </w:r>
-          </w:p>
-        </w:tc>
-        <w:tc>
-          <w:tcPr/>
-          <w:p>
-            <w:pPr>
-              <w:pStyle w:val="Compact"/>
-              <w:jc w:val="left"/>
-            </w:pPr>
-            <w:r>
-              <w:t xml:space="preserve">1, 53</w:t>
+              <w:t xml:space="preserve">13,2</w:t>
+            </w:r>
+          </w:p>
+        </w:tc>
+        <w:tc>
+          <w:tcPr/>
+          <w:p>
+            <w:pPr>
+              <w:pStyle w:val="Compact"/>
+              <w:jc w:val="left"/>
+            </w:pPr>
+            <w:r>
+              <w:t xml:space="preserve">22,1</w:t>
+            </w:r>
+          </w:p>
+        </w:tc>
+        <w:tc>
+          <w:tcPr/>
+          <w:p>
+            <w:pPr>
+              <w:pStyle w:val="Compact"/>
+              <w:jc w:val="left"/>
+            </w:pPr>
+            <w:r>
+              <w:t xml:space="preserve">11,4</w:t>
+            </w:r>
+          </w:p>
+        </w:tc>
+        <w:tc>
+          <w:tcPr/>
+          <w:p>
+            <w:pPr>
+              <w:pStyle w:val="Compact"/>
+              <w:jc w:val="left"/>
+            </w:pPr>
+            <w:r>
+              <w:t xml:space="preserve">47,3</w:t>
+            </w:r>
+          </w:p>
+        </w:tc>
+        <w:tc>
+          <w:tcPr/>
+          <w:p>
+            <w:pPr>
+              <w:pStyle w:val="Compact"/>
+              <w:jc w:val="left"/>
+            </w:pPr>
+            <w:r>
+              <w:t xml:space="preserve">4,8</w:t>
+            </w:r>
+          </w:p>
+        </w:tc>
+        <w:tc>
+          <w:tcPr/>
+          <w:p>
+            <w:pPr>
+              <w:pStyle w:val="Compact"/>
+              <w:jc w:val="left"/>
+            </w:pPr>
+            <w:r>
+              <w:t xml:space="preserve">18,8</w:t>
+            </w:r>
+          </w:p>
+        </w:tc>
+        <w:tc>
+          <w:tcPr/>
+          <w:p>
+            <w:pPr>
+              <w:pStyle w:val="Compact"/>
+              <w:jc w:val="left"/>
+            </w:pPr>
+            <w:r>
+              <w:t xml:space="preserve">1,53</w:t>
             </w:r>
           </w:p>
         </w:tc>
@@ -12519,7 +12672,7 @@
               <w:jc w:val="left"/>
             </w:pPr>
             <w:r>
-              <w:t xml:space="preserve">Emerging, dân số lớn</w:t>
+              <w:t xml:space="preserve">Emerging — dân số lớn</w:t>
             </w:r>
           </w:p>
         </w:tc>
@@ -12559,79 +12712,79 @@
                 <w:bCs/>
                 <w:b/>
               </w:rPr>
-              <w:t xml:space="preserve">7, 2</w:t>
-            </w:r>
-          </w:p>
-        </w:tc>
-        <w:tc>
-          <w:tcPr/>
-          <w:p>
-            <w:pPr>
-              <w:pStyle w:val="Compact"/>
-              <w:jc w:val="left"/>
-            </w:pPr>
-            <w:r>
-              <w:t xml:space="preserve">13, 8</w:t>
-            </w:r>
-          </w:p>
-        </w:tc>
-        <w:tc>
-          <w:tcPr/>
-          <w:p>
-            <w:pPr>
-              <w:pStyle w:val="Compact"/>
-              <w:jc w:val="left"/>
-            </w:pPr>
-            <w:r>
-              <w:t xml:space="preserve">1, 9</w:t>
-            </w:r>
-          </w:p>
-        </w:tc>
-        <w:tc>
-          <w:tcPr/>
-          <w:p>
-            <w:pPr>
-              <w:pStyle w:val="Compact"/>
-              <w:jc w:val="left"/>
-            </w:pPr>
-            <w:r>
-              <w:t xml:space="preserve">49, 5</w:t>
-            </w:r>
-          </w:p>
-        </w:tc>
-        <w:tc>
-          <w:tcPr/>
-          <w:p>
-            <w:pPr>
-              <w:pStyle w:val="Compact"/>
-              <w:jc w:val="left"/>
-            </w:pPr>
-            <w:r>
-              <w:t xml:space="preserve">19, 8</w:t>
-            </w:r>
-          </w:p>
-        </w:tc>
-        <w:tc>
-          <w:tcPr/>
-          <w:p>
-            <w:pPr>
-              <w:pStyle w:val="Compact"/>
-              <w:jc w:val="left"/>
-            </w:pPr>
-            <w:r>
-              <w:t xml:space="preserve">27, 6</w:t>
-            </w:r>
-          </w:p>
-        </w:tc>
-        <w:tc>
-          <w:tcPr/>
-          <w:p>
-            <w:pPr>
-              <w:pStyle w:val="Compact"/>
-              <w:jc w:val="left"/>
-            </w:pPr>
-            <w:r>
-              <w:t xml:space="preserve">1, 16</w:t>
+              <w:t xml:space="preserve">7,2</w:t>
+            </w:r>
+          </w:p>
+        </w:tc>
+        <w:tc>
+          <w:tcPr/>
+          <w:p>
+            <w:pPr>
+              <w:pStyle w:val="Compact"/>
+              <w:jc w:val="left"/>
+            </w:pPr>
+            <w:r>
+              <w:t xml:space="preserve">13,8</w:t>
+            </w:r>
+          </w:p>
+        </w:tc>
+        <w:tc>
+          <w:tcPr/>
+          <w:p>
+            <w:pPr>
+              <w:pStyle w:val="Compact"/>
+              <w:jc w:val="left"/>
+            </w:pPr>
+            <w:r>
+              <w:t xml:space="preserve">1,9</w:t>
+            </w:r>
+          </w:p>
+        </w:tc>
+        <w:tc>
+          <w:tcPr/>
+          <w:p>
+            <w:pPr>
+              <w:pStyle w:val="Compact"/>
+              <w:jc w:val="left"/>
+            </w:pPr>
+            <w:r>
+              <w:t xml:space="preserve">49,5</w:t>
+            </w:r>
+          </w:p>
+        </w:tc>
+        <w:tc>
+          <w:tcPr/>
+          <w:p>
+            <w:pPr>
+              <w:pStyle w:val="Compact"/>
+              <w:jc w:val="left"/>
+            </w:pPr>
+            <w:r>
+              <w:t xml:space="preserve">19,8</w:t>
+            </w:r>
+          </w:p>
+        </w:tc>
+        <w:tc>
+          <w:tcPr/>
+          <w:p>
+            <w:pPr>
+              <w:pStyle w:val="Compact"/>
+              <w:jc w:val="left"/>
+            </w:pPr>
+            <w:r>
+              <w:t xml:space="preserve">27,6</w:t>
+            </w:r>
+          </w:p>
+        </w:tc>
+        <w:tc>
+          <w:tcPr/>
+          <w:p>
+            <w:pPr>
+              <w:pStyle w:val="Compact"/>
+              <w:jc w:val="left"/>
+            </w:pPr>
+            <w:r>
+              <w:t xml:space="preserve">1,16</w:t>
             </w:r>
           </w:p>
         </w:tc>
@@ -12645,7 +12798,7 @@
               <w:jc w:val="left"/>
             </w:pPr>
             <w:r>
-              <w:t xml:space="preserve">Emerging, tài nguyên</w:t>
+              <w:t xml:space="preserve">Emerging — tài nguyên</w:t>
             </w:r>
           </w:p>
         </w:tc>
@@ -12685,79 +12838,79 @@
                 <w:bCs/>
                 <w:b/>
               </w:rPr>
-              <w:t xml:space="preserve">5, 0</w:t>
-            </w:r>
-          </w:p>
-        </w:tc>
-        <w:tc>
-          <w:tcPr/>
-          <w:p>
-            <w:pPr>
-              <w:pStyle w:val="Compact"/>
-              <w:jc w:val="left"/>
-            </w:pPr>
-            <w:r>
-              <w:t xml:space="preserve">9, 7</w:t>
-            </w:r>
-          </w:p>
-        </w:tc>
-        <w:tc>
-          <w:tcPr/>
-          <w:p>
-            <w:pPr>
-              <w:pStyle w:val="Compact"/>
-              <w:jc w:val="left"/>
-            </w:pPr>
-            <w:r>
-              <w:t xml:space="preserve">4, 7</w:t>
-            </w:r>
-          </w:p>
-        </w:tc>
-        <w:tc>
-          <w:tcPr/>
-          <w:p>
-            <w:pPr>
-              <w:pStyle w:val="Compact"/>
-              <w:jc w:val="left"/>
-            </w:pPr>
-            <w:r>
-              <w:t xml:space="preserve">50, 1</w:t>
-            </w:r>
-          </w:p>
-        </w:tc>
-        <w:tc>
-          <w:tcPr/>
-          <w:p>
-            <w:pPr>
-              <w:pStyle w:val="Compact"/>
-              <w:jc w:val="left"/>
-            </w:pPr>
-            <w:r>
-              <w:t xml:space="preserve">20, 8</w:t>
-            </w:r>
-          </w:p>
-        </w:tc>
-        <w:tc>
-          <w:tcPr/>
-          <w:p>
-            <w:pPr>
-              <w:pStyle w:val="Compact"/>
-              <w:jc w:val="left"/>
-            </w:pPr>
-            <w:r>
-              <w:t xml:space="preserve">15, 4</w:t>
-            </w:r>
-          </w:p>
-        </w:tc>
-        <w:tc>
-          <w:tcPr/>
-          <w:p>
-            <w:pPr>
-              <w:pStyle w:val="Compact"/>
-              <w:jc w:val="left"/>
-            </w:pPr>
-            <w:r>
-              <w:t xml:space="preserve">1, 16</w:t>
+              <w:t xml:space="preserve">5,0</w:t>
+            </w:r>
+          </w:p>
+        </w:tc>
+        <w:tc>
+          <w:tcPr/>
+          <w:p>
+            <w:pPr>
+              <w:pStyle w:val="Compact"/>
+              <w:jc w:val="left"/>
+            </w:pPr>
+            <w:r>
+              <w:t xml:space="preserve">9,7</w:t>
+            </w:r>
+          </w:p>
+        </w:tc>
+        <w:tc>
+          <w:tcPr/>
+          <w:p>
+            <w:pPr>
+              <w:pStyle w:val="Compact"/>
+              <w:jc w:val="left"/>
+            </w:pPr>
+            <w:r>
+              <w:t xml:space="preserve">4,7</w:t>
+            </w:r>
+          </w:p>
+        </w:tc>
+        <w:tc>
+          <w:tcPr/>
+          <w:p>
+            <w:pPr>
+              <w:pStyle w:val="Compact"/>
+              <w:jc w:val="left"/>
+            </w:pPr>
+            <w:r>
+              <w:t xml:space="preserve">50,1</w:t>
+            </w:r>
+          </w:p>
+        </w:tc>
+        <w:tc>
+          <w:tcPr/>
+          <w:p>
+            <w:pPr>
+              <w:pStyle w:val="Compact"/>
+              <w:jc w:val="left"/>
+            </w:pPr>
+            <w:r>
+              <w:t xml:space="preserve">20,8</w:t>
+            </w:r>
+          </w:p>
+        </w:tc>
+        <w:tc>
+          <w:tcPr/>
+          <w:p>
+            <w:pPr>
+              <w:pStyle w:val="Compact"/>
+              <w:jc w:val="left"/>
+            </w:pPr>
+            <w:r>
+              <w:t xml:space="preserve">15,4</w:t>
+            </w:r>
+          </w:p>
+        </w:tc>
+        <w:tc>
+          <w:tcPr/>
+          <w:p>
+            <w:pPr>
+              <w:pStyle w:val="Compact"/>
+              <w:jc w:val="left"/>
+            </w:pPr>
+            <w:r>
+              <w:t xml:space="preserve">1,16</w:t>
             </w:r>
           </w:p>
         </w:tc>
@@ -12815,79 +12968,79 @@
               <w:jc w:val="left"/>
             </w:pPr>
             <w:r>
-              <w:t xml:space="preserve">8, 6</w:t>
-            </w:r>
-          </w:p>
-        </w:tc>
-        <w:tc>
-          <w:tcPr/>
-          <w:p>
-            <w:pPr>
-              <w:pStyle w:val="Compact"/>
-              <w:jc w:val="left"/>
-            </w:pPr>
-            <w:r>
-              <w:t xml:space="preserve">15, 5</w:t>
-            </w:r>
-          </w:p>
-        </w:tc>
-        <w:tc>
-          <w:tcPr/>
-          <w:p>
-            <w:pPr>
-              <w:pStyle w:val="Compact"/>
-              <w:jc w:val="left"/>
-            </w:pPr>
-            <w:r>
-              <w:t xml:space="preserve">4, 7</w:t>
-            </w:r>
-          </w:p>
-        </w:tc>
-        <w:tc>
-          <w:tcPr/>
-          <w:p>
-            <w:pPr>
-              <w:pStyle w:val="Compact"/>
-              <w:jc w:val="left"/>
-            </w:pPr>
-            <w:r>
-              <w:t xml:space="preserve">49, 2</w:t>
-            </w:r>
-          </w:p>
-        </w:tc>
-        <w:tc>
-          <w:tcPr/>
-          <w:p>
-            <w:pPr>
-              <w:pStyle w:val="Compact"/>
-              <w:jc w:val="left"/>
-            </w:pPr>
-            <w:r>
-              <w:t xml:space="preserve">16, 4</w:t>
-            </w:r>
-          </w:p>
-        </w:tc>
-        <w:tc>
-          <w:tcPr/>
-          <w:p>
-            <w:pPr>
-              <w:pStyle w:val="Compact"/>
-              <w:jc w:val="left"/>
-            </w:pPr>
-            <w:r>
-              <w:t xml:space="preserve">24, 9</w:t>
-            </w:r>
-          </w:p>
-        </w:tc>
-        <w:tc>
-          <w:tcPr/>
-          <w:p>
-            <w:pPr>
-              <w:pStyle w:val="Compact"/>
-              <w:jc w:val="left"/>
-            </w:pPr>
-            <w:r>
-              <w:t xml:space="preserve">1, 24</w:t>
+              <w:t xml:space="preserve">8,6</w:t>
+            </w:r>
+          </w:p>
+        </w:tc>
+        <w:tc>
+          <w:tcPr/>
+          <w:p>
+            <w:pPr>
+              <w:pStyle w:val="Compact"/>
+              <w:jc w:val="left"/>
+            </w:pPr>
+            <w:r>
+              <w:t xml:space="preserve">15,5</w:t>
+            </w:r>
+          </w:p>
+        </w:tc>
+        <w:tc>
+          <w:tcPr/>
+          <w:p>
+            <w:pPr>
+              <w:pStyle w:val="Compact"/>
+              <w:jc w:val="left"/>
+            </w:pPr>
+            <w:r>
+              <w:t xml:space="preserve">4,7</w:t>
+            </w:r>
+          </w:p>
+        </w:tc>
+        <w:tc>
+          <w:tcPr/>
+          <w:p>
+            <w:pPr>
+              <w:pStyle w:val="Compact"/>
+              <w:jc w:val="left"/>
+            </w:pPr>
+            <w:r>
+              <w:t xml:space="preserve">49,2</w:t>
+            </w:r>
+          </w:p>
+        </w:tc>
+        <w:tc>
+          <w:tcPr/>
+          <w:p>
+            <w:pPr>
+              <w:pStyle w:val="Compact"/>
+              <w:jc w:val="left"/>
+            </w:pPr>
+            <w:r>
+              <w:t xml:space="preserve">16,4</w:t>
+            </w:r>
+          </w:p>
+        </w:tc>
+        <w:tc>
+          <w:tcPr/>
+          <w:p>
+            <w:pPr>
+              <w:pStyle w:val="Compact"/>
+              <w:jc w:val="left"/>
+            </w:pPr>
+            <w:r>
+              <w:t xml:space="preserve">24,9</w:t>
+            </w:r>
+          </w:p>
+        </w:tc>
+        <w:tc>
+          <w:tcPr/>
+          <w:p>
+            <w:pPr>
+              <w:pStyle w:val="Compact"/>
+              <w:jc w:val="left"/>
+            </w:pPr>
+            <w:r>
+              <w:t xml:space="preserve">1,24</w:t>
             </w:r>
           </w:p>
         </w:tc>
@@ -12898,7 +13051,7 @@
         <w:pStyle w:val="BodyText"/>
       </w:pPr>
       <w:r>
-        <w:t xml:space="preserve">Năm phát hiện: (1) FSTS phân tầng 5, 0%–7, 2%–13, 2% bị che giấu khi gộp; (2) FDI chênh lệch 6 lần giữa ASEAN-3 và Nam Á + Tây Á; (3) TCI ngược dấu trong nội bộ nhóm; (4) Mông Cổ là trường hợp biên với đặc điểm tài nguyên; (5) độ lệch chuẩn log 1, 53 so với 1, 16, phân tầng hai tầng trong mẫu con FDI dẫn dắt (Hsieh &amp; Klenow, 2009).</w:t>
+        <w:t xml:space="preserve">Năm phát hiện: (1) FSTS phân tầng 5,0%–7,2%–13,2% bị che giấu khi gộp; (2) FDI chênh lệch 6 lần giữa ASEAN-3 và Nam Á + Tây Á; (3) TCI ngược dấu trong nội bộ nhóm; (4) Mông Cổ là trường hợp biên với đặc điểm tài nguyên; (5) độ lệch chuẩn log 1,53 so với 1,16 — phân tầng hai tầng trong mẫu con FDI dẫn dắt (Hsieh &amp; Klenow, 2009).</w:t>
       </w:r>
     </w:p>
     <w:bookmarkEnd w:id="55"/>
@@ -12933,10 +13086,10 @@
           <w:iCs/>
           <w:i/>
         </w:rPr>
-        <w:t xml:space="preserve">14 quốc gia trong đợt 2025 (n=17.053, bao gồm Kiribati 2025 và Nepal 2025). Ghi chú: Nepal 2025 sử dụng BREADY Micro schema, FSTS</w:t>
-      </w:r>
-      <w:r>
-        <w:t xml:space="preserve">, Website† và FDI/R&amp;D (, ) không tương đương trực tiếp với WBES chuẩn; trung bình Tổng 2025 tính trên 13 quốc gia WBES chuẩn.*</w:t>
+        <w:t xml:space="preserve">14 quốc gia trong đợt 2025 (n=17.053 — bao gồm Kiribati 2025 và Nepal 2025). Ghi chú: Nepal 2025 sử dụng BREADY Micro schema — FSTS</w:t>
+      </w:r>
+      <w:r>
+        <w:t xml:space="preserve">, Website† và FDI/R&amp;D (—) không tương đương trực tiếp với WBES chuẩn; trung bình Tổng 2025 tính trên 13 quốc gia WBES chuẩn.*</w:t>
       </w:r>
     </w:p>
     <w:tbl>
@@ -13127,55 +13280,55 @@
               <w:jc w:val="left"/>
             </w:pPr>
             <w:r>
-              <w:t xml:space="preserve">2, 7</w:t>
-            </w:r>
-          </w:p>
-        </w:tc>
-        <w:tc>
-          <w:tcPr/>
-          <w:p>
-            <w:pPr>
-              <w:pStyle w:val="Compact"/>
-              <w:jc w:val="left"/>
-            </w:pPr>
-            <w:r>
-              <w:t xml:space="preserve">1, 9</w:t>
-            </w:r>
-          </w:p>
-        </w:tc>
-        <w:tc>
-          <w:tcPr/>
-          <w:p>
-            <w:pPr>
-              <w:pStyle w:val="Compact"/>
-              <w:jc w:val="left"/>
-            </w:pPr>
-            <w:r>
-              <w:t xml:space="preserve">2, 2</w:t>
-            </w:r>
-          </w:p>
-        </w:tc>
-        <w:tc>
-          <w:tcPr/>
-          <w:p>
-            <w:pPr>
-              <w:pStyle w:val="Compact"/>
-              <w:jc w:val="left"/>
-            </w:pPr>
-            <w:r>
-              <w:t xml:space="preserve">41, 8</w:t>
-            </w:r>
-          </w:p>
-        </w:tc>
-        <w:tc>
-          <w:tcPr/>
-          <w:p>
-            <w:pPr>
-              <w:pStyle w:val="Compact"/>
-              <w:jc w:val="left"/>
-            </w:pPr>
-            <w:r>
-              <w:t xml:space="preserve">0, 86</w:t>
+              <w:t xml:space="preserve">2,7</w:t>
+            </w:r>
+          </w:p>
+        </w:tc>
+        <w:tc>
+          <w:tcPr/>
+          <w:p>
+            <w:pPr>
+              <w:pStyle w:val="Compact"/>
+              <w:jc w:val="left"/>
+            </w:pPr>
+            <w:r>
+              <w:t xml:space="preserve">1,9</w:t>
+            </w:r>
+          </w:p>
+        </w:tc>
+        <w:tc>
+          <w:tcPr/>
+          <w:p>
+            <w:pPr>
+              <w:pStyle w:val="Compact"/>
+              <w:jc w:val="left"/>
+            </w:pPr>
+            <w:r>
+              <w:t xml:space="preserve">2,2</w:t>
+            </w:r>
+          </w:p>
+        </w:tc>
+        <w:tc>
+          <w:tcPr/>
+          <w:p>
+            <w:pPr>
+              <w:pStyle w:val="Compact"/>
+              <w:jc w:val="left"/>
+            </w:pPr>
+            <w:r>
+              <w:t xml:space="preserve">41,8</w:t>
+            </w:r>
+          </w:p>
+        </w:tc>
+        <w:tc>
+          <w:tcPr/>
+          <w:p>
+            <w:pPr>
+              <w:pStyle w:val="Compact"/>
+              <w:jc w:val="left"/>
+            </w:pPr>
+            <w:r>
+              <w:t xml:space="preserve">0,86</w:t>
             </w:r>
           </w:p>
         </w:tc>
@@ -13237,43 +13390,43 @@
               <w:jc w:val="left"/>
             </w:pPr>
             <w:r>
-              <w:t xml:space="preserve">2, 7</w:t>
-            </w:r>
-          </w:p>
-        </w:tc>
-        <w:tc>
-          <w:tcPr/>
-          <w:p>
-            <w:pPr>
-              <w:pStyle w:val="Compact"/>
-              <w:jc w:val="left"/>
-            </w:pPr>
-            <w:r>
-              <w:t xml:space="preserve">9, 5</w:t>
-            </w:r>
-          </w:p>
-        </w:tc>
-        <w:tc>
-          <w:tcPr/>
-          <w:p>
-            <w:pPr>
-              <w:pStyle w:val="Compact"/>
-              <w:jc w:val="left"/>
-            </w:pPr>
-            <w:r>
-              <w:t xml:space="preserve">1, 7</w:t>
-            </w:r>
-          </w:p>
-        </w:tc>
-        <w:tc>
-          <w:tcPr/>
-          <w:p>
-            <w:pPr>
-              <w:pStyle w:val="Compact"/>
-              <w:jc w:val="left"/>
-            </w:pPr>
-            <w:r>
-              <w:t xml:space="preserve">30, 2</w:t>
+              <w:t xml:space="preserve">2,7</w:t>
+            </w:r>
+          </w:p>
+        </w:tc>
+        <w:tc>
+          <w:tcPr/>
+          <w:p>
+            <w:pPr>
+              <w:pStyle w:val="Compact"/>
+              <w:jc w:val="left"/>
+            </w:pPr>
+            <w:r>
+              <w:t xml:space="preserve">9,5</w:t>
+            </w:r>
+          </w:p>
+        </w:tc>
+        <w:tc>
+          <w:tcPr/>
+          <w:p>
+            <w:pPr>
+              <w:pStyle w:val="Compact"/>
+              <w:jc w:val="left"/>
+            </w:pPr>
+            <w:r>
+              <w:t xml:space="preserve">1,7</w:t>
+            </w:r>
+          </w:p>
+        </w:tc>
+        <w:tc>
+          <w:tcPr/>
+          <w:p>
+            <w:pPr>
+              <w:pStyle w:val="Compact"/>
+              <w:jc w:val="left"/>
+            </w:pPr>
+            <w:r>
+              <w:t xml:space="preserve">30,2</w:t>
             </w:r>
           </w:p>
         </w:tc>
@@ -13289,7 +13442,7 @@
                 <w:bCs/>
                 <w:b/>
               </w:rPr>
-              <w:t xml:space="preserve">0, 49</w:t>
+              <w:t xml:space="preserve">0,49</w:t>
             </w:r>
           </w:p>
         </w:tc>
@@ -13351,55 +13504,55 @@
               <w:jc w:val="left"/>
             </w:pPr>
             <w:r>
-              <w:t xml:space="preserve">9, 2</w:t>
-            </w:r>
-          </w:p>
-        </w:tc>
-        <w:tc>
-          <w:tcPr/>
-          <w:p>
-            <w:pPr>
-              <w:pStyle w:val="Compact"/>
-              <w:jc w:val="left"/>
-            </w:pPr>
-            <w:r>
-              <w:t xml:space="preserve">6, 3</w:t>
-            </w:r>
-          </w:p>
-        </w:tc>
-        <w:tc>
-          <w:tcPr/>
-          <w:p>
-            <w:pPr>
-              <w:pStyle w:val="Compact"/>
-              <w:jc w:val="left"/>
-            </w:pPr>
-            <w:r>
-              <w:t xml:space="preserve">8, 7</w:t>
-            </w:r>
-          </w:p>
-        </w:tc>
-        <w:tc>
-          <w:tcPr/>
-          <w:p>
-            <w:pPr>
-              <w:pStyle w:val="Compact"/>
-              <w:jc w:val="left"/>
-            </w:pPr>
-            <w:r>
-              <w:t xml:space="preserve">61, 9</w:t>
-            </w:r>
-          </w:p>
-        </w:tc>
-        <w:tc>
-          <w:tcPr/>
-          <w:p>
-            <w:pPr>
-              <w:pStyle w:val="Compact"/>
-              <w:jc w:val="left"/>
-            </w:pPr>
-            <w:r>
-              <w:t xml:space="preserve">1, 49</w:t>
+              <w:t xml:space="preserve">9,2</w:t>
+            </w:r>
+          </w:p>
+        </w:tc>
+        <w:tc>
+          <w:tcPr/>
+          <w:p>
+            <w:pPr>
+              <w:pStyle w:val="Compact"/>
+              <w:jc w:val="left"/>
+            </w:pPr>
+            <w:r>
+              <w:t xml:space="preserve">6,3</w:t>
+            </w:r>
+          </w:p>
+        </w:tc>
+        <w:tc>
+          <w:tcPr/>
+          <w:p>
+            <w:pPr>
+              <w:pStyle w:val="Compact"/>
+              <w:jc w:val="left"/>
+            </w:pPr>
+            <w:r>
+              <w:t xml:space="preserve">8,7</w:t>
+            </w:r>
+          </w:p>
+        </w:tc>
+        <w:tc>
+          <w:tcPr/>
+          <w:p>
+            <w:pPr>
+              <w:pStyle w:val="Compact"/>
+              <w:jc w:val="left"/>
+            </w:pPr>
+            <w:r>
+              <w:t xml:space="preserve">61,9</w:t>
+            </w:r>
+          </w:p>
+        </w:tc>
+        <w:tc>
+          <w:tcPr/>
+          <w:p>
+            <w:pPr>
+              <w:pStyle w:val="Compact"/>
+              <w:jc w:val="left"/>
+            </w:pPr>
+            <w:r>
+              <w:t xml:space="preserve">1,49</w:t>
             </w:r>
           </w:p>
         </w:tc>
@@ -13461,55 +13614,55 @@
               <w:jc w:val="left"/>
             </w:pPr>
             <w:r>
-              <w:t xml:space="preserve">16, 1</w:t>
-            </w:r>
-          </w:p>
-        </w:tc>
-        <w:tc>
-          <w:tcPr/>
-          <w:p>
-            <w:pPr>
-              <w:pStyle w:val="Compact"/>
-              <w:jc w:val="left"/>
-            </w:pPr>
-            <w:r>
-              <w:t xml:space="preserve">1, 8</w:t>
-            </w:r>
-          </w:p>
-        </w:tc>
-        <w:tc>
-          <w:tcPr/>
-          <w:p>
-            <w:pPr>
-              <w:pStyle w:val="Compact"/>
-              <w:jc w:val="left"/>
-            </w:pPr>
-            <w:r>
-              <w:t xml:space="preserve">4, 1</w:t>
-            </w:r>
-          </w:p>
-        </w:tc>
-        <w:tc>
-          <w:tcPr/>
-          <w:p>
-            <w:pPr>
-              <w:pStyle w:val="Compact"/>
-              <w:jc w:val="left"/>
-            </w:pPr>
-            <w:r>
-              <w:t xml:space="preserve">48, 8</w:t>
-            </w:r>
-          </w:p>
-        </w:tc>
-        <w:tc>
-          <w:tcPr/>
-          <w:p>
-            <w:pPr>
-              <w:pStyle w:val="Compact"/>
-              <w:jc w:val="left"/>
-            </w:pPr>
-            <w:r>
-              <w:t xml:space="preserve">1, 21</w:t>
+              <w:t xml:space="preserve">16,1</w:t>
+            </w:r>
+          </w:p>
+        </w:tc>
+        <w:tc>
+          <w:tcPr/>
+          <w:p>
+            <w:pPr>
+              <w:pStyle w:val="Compact"/>
+              <w:jc w:val="left"/>
+            </w:pPr>
+            <w:r>
+              <w:t xml:space="preserve">1,8</w:t>
+            </w:r>
+          </w:p>
+        </w:tc>
+        <w:tc>
+          <w:tcPr/>
+          <w:p>
+            <w:pPr>
+              <w:pStyle w:val="Compact"/>
+              <w:jc w:val="left"/>
+            </w:pPr>
+            <w:r>
+              <w:t xml:space="preserve">4,1</w:t>
+            </w:r>
+          </w:p>
+        </w:tc>
+        <w:tc>
+          <w:tcPr/>
+          <w:p>
+            <w:pPr>
+              <w:pStyle w:val="Compact"/>
+              <w:jc w:val="left"/>
+            </w:pPr>
+            <w:r>
+              <w:t xml:space="preserve">48,8</w:t>
+            </w:r>
+          </w:p>
+        </w:tc>
+        <w:tc>
+          <w:tcPr/>
+          <w:p>
+            <w:pPr>
+              <w:pStyle w:val="Compact"/>
+              <w:jc w:val="left"/>
+            </w:pPr>
+            <w:r>
+              <w:t xml:space="preserve">1,21</w:t>
             </w:r>
           </w:p>
         </w:tc>
@@ -13571,55 +13724,55 @@
               <w:jc w:val="left"/>
             </w:pPr>
             <w:r>
-              <w:t xml:space="preserve">5, 9</w:t>
-            </w:r>
-          </w:p>
-        </w:tc>
-        <w:tc>
-          <w:tcPr/>
-          <w:p>
-            <w:pPr>
-              <w:pStyle w:val="Compact"/>
-              <w:jc w:val="left"/>
-            </w:pPr>
-            <w:r>
-              <w:t xml:space="preserve">3, 2</w:t>
-            </w:r>
-          </w:p>
-        </w:tc>
-        <w:tc>
-          <w:tcPr/>
-          <w:p>
-            <w:pPr>
-              <w:pStyle w:val="Compact"/>
-              <w:jc w:val="left"/>
-            </w:pPr>
-            <w:r>
-              <w:t xml:space="preserve">20, 8</w:t>
-            </w:r>
-          </w:p>
-        </w:tc>
-        <w:tc>
-          <w:tcPr/>
-          <w:p>
-            <w:pPr>
-              <w:pStyle w:val="Compact"/>
-              <w:jc w:val="left"/>
-            </w:pPr>
-            <w:r>
-              <w:t xml:space="preserve">64, 7</w:t>
-            </w:r>
-          </w:p>
-        </w:tc>
-        <w:tc>
-          <w:tcPr/>
-          <w:p>
-            <w:pPr>
-              <w:pStyle w:val="Compact"/>
-              <w:jc w:val="left"/>
-            </w:pPr>
-            <w:r>
-              <w:t xml:space="preserve">1, 30</w:t>
+              <w:t xml:space="preserve">5,9</w:t>
+            </w:r>
+          </w:p>
+        </w:tc>
+        <w:tc>
+          <w:tcPr/>
+          <w:p>
+            <w:pPr>
+              <w:pStyle w:val="Compact"/>
+              <w:jc w:val="left"/>
+            </w:pPr>
+            <w:r>
+              <w:t xml:space="preserve">3,2</w:t>
+            </w:r>
+          </w:p>
+        </w:tc>
+        <w:tc>
+          <w:tcPr/>
+          <w:p>
+            <w:pPr>
+              <w:pStyle w:val="Compact"/>
+              <w:jc w:val="left"/>
+            </w:pPr>
+            <w:r>
+              <w:t xml:space="preserve">20,8</w:t>
+            </w:r>
+          </w:p>
+        </w:tc>
+        <w:tc>
+          <w:tcPr/>
+          <w:p>
+            <w:pPr>
+              <w:pStyle w:val="Compact"/>
+              <w:jc w:val="left"/>
+            </w:pPr>
+            <w:r>
+              <w:t xml:space="preserve">64,7</w:t>
+            </w:r>
+          </w:p>
+        </w:tc>
+        <w:tc>
+          <w:tcPr/>
+          <w:p>
+            <w:pPr>
+              <w:pStyle w:val="Compact"/>
+              <w:jc w:val="left"/>
+            </w:pPr>
+            <w:r>
+              <w:t xml:space="preserve">1,30</w:t>
             </w:r>
           </w:p>
         </w:tc>
@@ -13681,43 +13834,43 @@
               <w:jc w:val="left"/>
             </w:pPr>
             <w:r>
-              <w:t xml:space="preserve">2, 3</w:t>
-            </w:r>
-          </w:p>
-        </w:tc>
-        <w:tc>
-          <w:tcPr/>
-          <w:p>
-            <w:pPr>
-              <w:pStyle w:val="Compact"/>
-              <w:jc w:val="left"/>
-            </w:pPr>
-            <w:r>
-              <w:t xml:space="preserve">19, 4</w:t>
-            </w:r>
-          </w:p>
-        </w:tc>
-        <w:tc>
-          <w:tcPr/>
-          <w:p>
-            <w:pPr>
-              <w:pStyle w:val="Compact"/>
-              <w:jc w:val="left"/>
-            </w:pPr>
-            <w:r>
-              <w:t xml:space="preserve">0, 6</w:t>
-            </w:r>
-          </w:p>
-        </w:tc>
-        <w:tc>
-          <w:tcPr/>
-          <w:p>
-            <w:pPr>
-              <w:pStyle w:val="Compact"/>
-              <w:jc w:val="left"/>
-            </w:pPr>
-            <w:r>
-              <w:t xml:space="preserve">63, 3</w:t>
+              <w:t xml:space="preserve">2,3</w:t>
+            </w:r>
+          </w:p>
+        </w:tc>
+        <w:tc>
+          <w:tcPr/>
+          <w:p>
+            <w:pPr>
+              <w:pStyle w:val="Compact"/>
+              <w:jc w:val="left"/>
+            </w:pPr>
+            <w:r>
+              <w:t xml:space="preserve">19,4</w:t>
+            </w:r>
+          </w:p>
+        </w:tc>
+        <w:tc>
+          <w:tcPr/>
+          <w:p>
+            <w:pPr>
+              <w:pStyle w:val="Compact"/>
+              <w:jc w:val="left"/>
+            </w:pPr>
+            <w:r>
+              <w:t xml:space="preserve">0,6</w:t>
+            </w:r>
+          </w:p>
+        </w:tc>
+        <w:tc>
+          <w:tcPr/>
+          <w:p>
+            <w:pPr>
+              <w:pStyle w:val="Compact"/>
+              <w:jc w:val="left"/>
+            </w:pPr>
+            <w:r>
+              <w:t xml:space="preserve">63,3</w:t>
             </w:r>
           </w:p>
         </w:tc>
@@ -13733,7 +13886,7 @@
                 <w:bCs/>
                 <w:b/>
               </w:rPr>
-              <w:t xml:space="preserve">0, 35</w:t>
+              <w:t xml:space="preserve">0,35</w:t>
             </w:r>
           </w:p>
         </w:tc>
@@ -13795,55 +13948,55 @@
               <w:jc w:val="left"/>
             </w:pPr>
             <w:r>
-              <w:t xml:space="preserve">5, 9</w:t>
-            </w:r>
-          </w:p>
-        </w:tc>
-        <w:tc>
-          <w:tcPr/>
-          <w:p>
-            <w:pPr>
-              <w:pStyle w:val="Compact"/>
-              <w:jc w:val="left"/>
-            </w:pPr>
-            <w:r>
-              <w:t xml:space="preserve">1, 0</w:t>
-            </w:r>
-          </w:p>
-        </w:tc>
-        <w:tc>
-          <w:tcPr/>
-          <w:p>
-            <w:pPr>
-              <w:pStyle w:val="Compact"/>
-              <w:jc w:val="left"/>
-            </w:pPr>
-            <w:r>
-              <w:t xml:space="preserve">25, 8</w:t>
-            </w:r>
-          </w:p>
-        </w:tc>
-        <w:tc>
-          <w:tcPr/>
-          <w:p>
-            <w:pPr>
-              <w:pStyle w:val="Compact"/>
-              <w:jc w:val="left"/>
-            </w:pPr>
-            <w:r>
-              <w:t xml:space="preserve">47, 2</w:t>
-            </w:r>
-          </w:p>
-        </w:tc>
-        <w:tc>
-          <w:tcPr/>
-          <w:p>
-            <w:pPr>
-              <w:pStyle w:val="Compact"/>
-              <w:jc w:val="left"/>
-            </w:pPr>
-            <w:r>
-              <w:t xml:space="preserve">1, 53</w:t>
+              <w:t xml:space="preserve">5,9</w:t>
+            </w:r>
+          </w:p>
+        </w:tc>
+        <w:tc>
+          <w:tcPr/>
+          <w:p>
+            <w:pPr>
+              <w:pStyle w:val="Compact"/>
+              <w:jc w:val="left"/>
+            </w:pPr>
+            <w:r>
+              <w:t xml:space="preserve">1,0</w:t>
+            </w:r>
+          </w:p>
+        </w:tc>
+        <w:tc>
+          <w:tcPr/>
+          <w:p>
+            <w:pPr>
+              <w:pStyle w:val="Compact"/>
+              <w:jc w:val="left"/>
+            </w:pPr>
+            <w:r>
+              <w:t xml:space="preserve">25,8</w:t>
+            </w:r>
+          </w:p>
+        </w:tc>
+        <w:tc>
+          <w:tcPr/>
+          <w:p>
+            <w:pPr>
+              <w:pStyle w:val="Compact"/>
+              <w:jc w:val="left"/>
+            </w:pPr>
+            <w:r>
+              <w:t xml:space="preserve">47,2</w:t>
+            </w:r>
+          </w:p>
+        </w:tc>
+        <w:tc>
+          <w:tcPr/>
+          <w:p>
+            <w:pPr>
+              <w:pStyle w:val="Compact"/>
+              <w:jc w:val="left"/>
+            </w:pPr>
+            <w:r>
+              <w:t xml:space="preserve">1,53</w:t>
             </w:r>
           </w:p>
         </w:tc>
@@ -13905,31 +14058,31 @@
               <w:jc w:val="left"/>
             </w:pPr>
             <w:r>
-              <w:t xml:space="preserve">5, 7</w:t>
-            </w:r>
-          </w:p>
-        </w:tc>
-        <w:tc>
-          <w:tcPr/>
-          <w:p>
-            <w:pPr>
-              <w:pStyle w:val="Compact"/>
-              <w:jc w:val="left"/>
-            </w:pPr>
-            <w:r>
-              <w:t xml:space="preserve">4, 5</w:t>
-            </w:r>
-          </w:p>
-        </w:tc>
-        <w:tc>
-          <w:tcPr/>
-          <w:p>
-            <w:pPr>
-              <w:pStyle w:val="Compact"/>
-              <w:jc w:val="left"/>
-            </w:pPr>
-            <w:r>
-              <w:t xml:space="preserve">22, 4</w:t>
+              <w:t xml:space="preserve">5,7</w:t>
+            </w:r>
+          </w:p>
+        </w:tc>
+        <w:tc>
+          <w:tcPr/>
+          <w:p>
+            <w:pPr>
+              <w:pStyle w:val="Compact"/>
+              <w:jc w:val="left"/>
+            </w:pPr>
+            <w:r>
+              <w:t xml:space="preserve">4,5</w:t>
+            </w:r>
+          </w:p>
+        </w:tc>
+        <w:tc>
+          <w:tcPr/>
+          <w:p>
+            <w:pPr>
+              <w:pStyle w:val="Compact"/>
+              <w:jc w:val="left"/>
+            </w:pPr>
+            <w:r>
+              <w:t xml:space="preserve">22,4</w:t>
             </w:r>
           </w:p>
         </w:tc>
@@ -13945,19 +14098,19 @@
                 <w:bCs/>
                 <w:b/>
               </w:rPr>
-              <w:t xml:space="preserve">73, 4</w:t>
-            </w:r>
-          </w:p>
-        </w:tc>
-        <w:tc>
-          <w:tcPr/>
-          <w:p>
-            <w:pPr>
-              <w:pStyle w:val="Compact"/>
-              <w:jc w:val="left"/>
-            </w:pPr>
-            <w:r>
-              <w:t xml:space="preserve">1, 63</w:t>
+              <w:t xml:space="preserve">73,4</w:t>
+            </w:r>
+          </w:p>
+        </w:tc>
+        <w:tc>
+          <w:tcPr/>
+          <w:p>
+            <w:pPr>
+              <w:pStyle w:val="Compact"/>
+              <w:jc w:val="left"/>
+            </w:pPr>
+            <w:r>
+              <w:t xml:space="preserve">1,63</w:t>
             </w:r>
           </w:p>
         </w:tc>
@@ -14019,31 +14172,31 @@
               <w:jc w:val="left"/>
             </w:pPr>
             <w:r>
-              <w:t xml:space="preserve">12, 2</w:t>
-            </w:r>
-          </w:p>
-        </w:tc>
-        <w:tc>
-          <w:tcPr/>
-          <w:p>
-            <w:pPr>
-              <w:pStyle w:val="Compact"/>
-              <w:jc w:val="left"/>
-            </w:pPr>
-            <w:r>
-              <w:t xml:space="preserve">9, 9</w:t>
-            </w:r>
-          </w:p>
-        </w:tc>
-        <w:tc>
-          <w:tcPr/>
-          <w:p>
-            <w:pPr>
-              <w:pStyle w:val="Compact"/>
-              <w:jc w:val="left"/>
-            </w:pPr>
-            <w:r>
-              <w:t xml:space="preserve">18, 8</w:t>
+              <w:t xml:space="preserve">12,2</w:t>
+            </w:r>
+          </w:p>
+        </w:tc>
+        <w:tc>
+          <w:tcPr/>
+          <w:p>
+            <w:pPr>
+              <w:pStyle w:val="Compact"/>
+              <w:jc w:val="left"/>
+            </w:pPr>
+            <w:r>
+              <w:t xml:space="preserve">9,9</w:t>
+            </w:r>
+          </w:p>
+        </w:tc>
+        <w:tc>
+          <w:tcPr/>
+          <w:p>
+            <w:pPr>
+              <w:pStyle w:val="Compact"/>
+              <w:jc w:val="left"/>
+            </w:pPr>
+            <w:r>
+              <w:t xml:space="preserve">18,8</w:t>
             </w:r>
           </w:p>
         </w:tc>
@@ -14059,19 +14212,19 @@
                 <w:bCs/>
                 <w:b/>
               </w:rPr>
-              <w:t xml:space="preserve">74, 8</w:t>
-            </w:r>
-          </w:p>
-        </w:tc>
-        <w:tc>
-          <w:tcPr/>
-          <w:p>
-            <w:pPr>
-              <w:pStyle w:val="Compact"/>
-              <w:jc w:val="left"/>
-            </w:pPr>
-            <w:r>
-              <w:t xml:space="preserve">1, 22</w:t>
+              <w:t xml:space="preserve">74,8</w:t>
+            </w:r>
+          </w:p>
+        </w:tc>
+        <w:tc>
+          <w:tcPr/>
+          <w:p>
+            <w:pPr>
+              <w:pStyle w:val="Compact"/>
+              <w:jc w:val="left"/>
+            </w:pPr>
+            <w:r>
+              <w:t xml:space="preserve">1,22</w:t>
             </w:r>
           </w:p>
         </w:tc>
@@ -14133,55 +14286,55 @@
               <w:jc w:val="left"/>
             </w:pPr>
             <w:r>
-              <w:t xml:space="preserve">4, 8</w:t>
-            </w:r>
-          </w:p>
-        </w:tc>
-        <w:tc>
-          <w:tcPr/>
-          <w:p>
-            <w:pPr>
-              <w:pStyle w:val="Compact"/>
-              <w:jc w:val="left"/>
-            </w:pPr>
-            <w:r>
-              <w:t xml:space="preserve">20, 0</w:t>
-            </w:r>
-          </w:p>
-        </w:tc>
-        <w:tc>
-          <w:tcPr/>
-          <w:p>
-            <w:pPr>
-              <w:pStyle w:val="Compact"/>
-              <w:jc w:val="left"/>
-            </w:pPr>
-            <w:r>
-              <w:t xml:space="preserve">11, 3</w:t>
-            </w:r>
-          </w:p>
-        </w:tc>
-        <w:tc>
-          <w:tcPr/>
-          <w:p>
-            <w:pPr>
-              <w:pStyle w:val="Compact"/>
-              <w:jc w:val="left"/>
-            </w:pPr>
-            <w:r>
-              <w:t xml:space="preserve">53, 3</w:t>
-            </w:r>
-          </w:p>
-        </w:tc>
-        <w:tc>
-          <w:tcPr/>
-          <w:p>
-            <w:pPr>
-              <w:pStyle w:val="Compact"/>
-              <w:jc w:val="left"/>
-            </w:pPr>
-            <w:r>
-              <w:t xml:space="preserve">1, 43</w:t>
+              <w:t xml:space="preserve">4,8</w:t>
+            </w:r>
+          </w:p>
+        </w:tc>
+        <w:tc>
+          <w:tcPr/>
+          <w:p>
+            <w:pPr>
+              <w:pStyle w:val="Compact"/>
+              <w:jc w:val="left"/>
+            </w:pPr>
+            <w:r>
+              <w:t xml:space="preserve">20,0</w:t>
+            </w:r>
+          </w:p>
+        </w:tc>
+        <w:tc>
+          <w:tcPr/>
+          <w:p>
+            <w:pPr>
+              <w:pStyle w:val="Compact"/>
+              <w:jc w:val="left"/>
+            </w:pPr>
+            <w:r>
+              <w:t xml:space="preserve">11,3</w:t>
+            </w:r>
+          </w:p>
+        </w:tc>
+        <w:tc>
+          <w:tcPr/>
+          <w:p>
+            <w:pPr>
+              <w:pStyle w:val="Compact"/>
+              <w:jc w:val="left"/>
+            </w:pPr>
+            <w:r>
+              <w:t xml:space="preserve">53,3</w:t>
+            </w:r>
+          </w:p>
+        </w:tc>
+        <w:tc>
+          <w:tcPr/>
+          <w:p>
+            <w:pPr>
+              <w:pStyle w:val="Compact"/>
+              <w:jc w:val="left"/>
+            </w:pPr>
+            <w:r>
+              <w:t xml:space="preserve">1,43</w:t>
             </w:r>
           </w:p>
         </w:tc>
@@ -14243,31 +14396,31 @@
               <w:jc w:val="left"/>
             </w:pPr>
             <w:r>
-              <w:t xml:space="preserve">5, 0</w:t>
-            </w:r>
-          </w:p>
-        </w:tc>
-        <w:tc>
-          <w:tcPr/>
-          <w:p>
-            <w:pPr>
-              <w:pStyle w:val="Compact"/>
-              <w:jc w:val="left"/>
-            </w:pPr>
-            <w:r>
-              <w:t xml:space="preserve">26, 2</w:t>
-            </w:r>
-          </w:p>
-        </w:tc>
-        <w:tc>
-          <w:tcPr/>
-          <w:p>
-            <w:pPr>
-              <w:pStyle w:val="Compact"/>
-              <w:jc w:val="left"/>
-            </w:pPr>
-            <w:r>
-              <w:t xml:space="preserve">18, 9</w:t>
+              <w:t xml:space="preserve">5,0</w:t>
+            </w:r>
+          </w:p>
+        </w:tc>
+        <w:tc>
+          <w:tcPr/>
+          <w:p>
+            <w:pPr>
+              <w:pStyle w:val="Compact"/>
+              <w:jc w:val="left"/>
+            </w:pPr>
+            <w:r>
+              <w:t xml:space="preserve">26,2</w:t>
+            </w:r>
+          </w:p>
+        </w:tc>
+        <w:tc>
+          <w:tcPr/>
+          <w:p>
+            <w:pPr>
+              <w:pStyle w:val="Compact"/>
+              <w:jc w:val="left"/>
+            </w:pPr>
+            <w:r>
+              <w:t xml:space="preserve">18,9</w:t>
             </w:r>
           </w:p>
         </w:tc>
@@ -14283,19 +14436,19 @@
                 <w:bCs/>
                 <w:b/>
               </w:rPr>
-              <w:t xml:space="preserve">80, 7</w:t>
-            </w:r>
-          </w:p>
-        </w:tc>
-        <w:tc>
-          <w:tcPr/>
-          <w:p>
-            <w:pPr>
-              <w:pStyle w:val="Compact"/>
-              <w:jc w:val="left"/>
-            </w:pPr>
-            <w:r>
-              <w:t xml:space="preserve">1, 38</w:t>
+              <w:t xml:space="preserve">80,7</w:t>
+            </w:r>
+          </w:p>
+        </w:tc>
+        <w:tc>
+          <w:tcPr/>
+          <w:p>
+            <w:pPr>
+              <w:pStyle w:val="Compact"/>
+              <w:jc w:val="left"/>
+            </w:pPr>
+            <w:r>
+              <w:t xml:space="preserve">1,38</w:t>
             </w:r>
           </w:p>
         </w:tc>
@@ -14361,55 +14514,55 @@
                 <w:bCs/>
                 <w:b/>
               </w:rPr>
-              <w:t xml:space="preserve">0, 4</w:t>
-            </w:r>
-          </w:p>
-        </w:tc>
-        <w:tc>
-          <w:tcPr/>
-          <w:p>
-            <w:pPr>
-              <w:pStyle w:val="Compact"/>
-              <w:jc w:val="left"/>
-            </w:pPr>
-            <w:r>
-              <w:t xml:space="preserve">0, 0</w:t>
-            </w:r>
-          </w:p>
-        </w:tc>
-        <w:tc>
-          <w:tcPr/>
-          <w:p>
-            <w:pPr>
-              <w:pStyle w:val="Compact"/>
-              <w:jc w:val="left"/>
-            </w:pPr>
-            <w:r>
-              <w:t xml:space="preserve">20, 7</w:t>
-            </w:r>
-          </w:p>
-        </w:tc>
-        <w:tc>
-          <w:tcPr/>
-          <w:p>
-            <w:pPr>
-              <w:pStyle w:val="Compact"/>
-              <w:jc w:val="left"/>
-            </w:pPr>
-            <w:r>
-              <w:t xml:space="preserve">69, 3</w:t>
-            </w:r>
-          </w:p>
-        </w:tc>
-        <w:tc>
-          <w:tcPr/>
-          <w:p>
-            <w:pPr>
-              <w:pStyle w:val="Compact"/>
-              <w:jc w:val="left"/>
-            </w:pPr>
-            <w:r>
-              <w:t xml:space="preserve">1, 16</w:t>
+              <w:t xml:space="preserve">0,4</w:t>
+            </w:r>
+          </w:p>
+        </w:tc>
+        <w:tc>
+          <w:tcPr/>
+          <w:p>
+            <w:pPr>
+              <w:pStyle w:val="Compact"/>
+              <w:jc w:val="left"/>
+            </w:pPr>
+            <w:r>
+              <w:t xml:space="preserve">0,0</w:t>
+            </w:r>
+          </w:p>
+        </w:tc>
+        <w:tc>
+          <w:tcPr/>
+          <w:p>
+            <w:pPr>
+              <w:pStyle w:val="Compact"/>
+              <w:jc w:val="left"/>
+            </w:pPr>
+            <w:r>
+              <w:t xml:space="preserve">20,7</w:t>
+            </w:r>
+          </w:p>
+        </w:tc>
+        <w:tc>
+          <w:tcPr/>
+          <w:p>
+            <w:pPr>
+              <w:pStyle w:val="Compact"/>
+              <w:jc w:val="left"/>
+            </w:pPr>
+            <w:r>
+              <w:t xml:space="preserve">69,3</w:t>
+            </w:r>
+          </w:p>
+        </w:tc>
+        <w:tc>
+          <w:tcPr/>
+          <w:p>
+            <w:pPr>
+              <w:pStyle w:val="Compact"/>
+              <w:jc w:val="left"/>
+            </w:pPr>
+            <w:r>
+              <w:t xml:space="preserve">1,16</w:t>
             </w:r>
           </w:p>
         </w:tc>
@@ -14491,7 +14644,7 @@
                 <w:bCs/>
                 <w:b/>
               </w:rPr>
-              <w:t xml:space="preserve">1, 0</w:t>
+              <w:t xml:space="preserve">1,0</w:t>
             </w:r>
           </w:p>
         </w:tc>
@@ -14507,7 +14660,7 @@
                 <w:bCs/>
                 <w:b/>
               </w:rPr>
-              <w:t xml:space="preserve">0, 7</w:t>
+              <w:t xml:space="preserve">0,7</w:t>
             </w:r>
           </w:p>
         </w:tc>
@@ -14523,7 +14676,7 @@
                 <w:bCs/>
                 <w:b/>
               </w:rPr>
-              <w:t xml:space="preserve">14, 0</w:t>
+              <w:t xml:space="preserve">14,0</w:t>
             </w:r>
           </w:p>
         </w:tc>
@@ -14539,7 +14692,7 @@
                 <w:bCs/>
                 <w:b/>
               </w:rPr>
-              <w:t xml:space="preserve">18, 7</w:t>
+              <w:t xml:space="preserve">18,7</w:t>
             </w:r>
           </w:p>
         </w:tc>
@@ -14555,7 +14708,7 @@
                 <w:bCs/>
                 <w:b/>
               </w:rPr>
-              <w:t xml:space="preserve">1, 55</w:t>
+              <w:t xml:space="preserve">1,55</w:t>
             </w:r>
           </w:p>
         </w:tc>
@@ -14617,55 +14770,55 @@
               <w:jc w:val="left"/>
             </w:pPr>
             <w:r>
-              <w:t xml:space="preserve">10, 0*</w:t>
-            </w:r>
-          </w:p>
-        </w:tc>
-        <w:tc>
-          <w:tcPr/>
-          <w:p>
-            <w:pPr>
-              <w:pStyle w:val="Compact"/>
-              <w:jc w:val="left"/>
-            </w:pPr>
-            <w:r>
-              <w:t xml:space="preserve">,</w:t>
-            </w:r>
-          </w:p>
-        </w:tc>
-        <w:tc>
-          <w:tcPr/>
-          <w:p>
-            <w:pPr>
-              <w:pStyle w:val="Compact"/>
-              <w:jc w:val="left"/>
-            </w:pPr>
-            <w:r>
-              <w:t xml:space="preserve">,</w:t>
-            </w:r>
-          </w:p>
-        </w:tc>
-        <w:tc>
-          <w:tcPr/>
-          <w:p>
-            <w:pPr>
-              <w:pStyle w:val="Compact"/>
-              <w:jc w:val="left"/>
-            </w:pPr>
-            <w:r>
-              <w:t xml:space="preserve">22, 6†</w:t>
-            </w:r>
-          </w:p>
-        </w:tc>
-        <w:tc>
-          <w:tcPr/>
-          <w:p>
-            <w:pPr>
-              <w:pStyle w:val="Compact"/>
-              <w:jc w:val="left"/>
-            </w:pPr>
-            <w:r>
-              <w:t xml:space="preserve">1, 15</w:t>
+              <w:t xml:space="preserve">10,0*</w:t>
+            </w:r>
+          </w:p>
+        </w:tc>
+        <w:tc>
+          <w:tcPr/>
+          <w:p>
+            <w:pPr>
+              <w:pStyle w:val="Compact"/>
+              <w:jc w:val="left"/>
+            </w:pPr>
+            <w:r>
+              <w:t xml:space="preserve">—</w:t>
+            </w:r>
+          </w:p>
+        </w:tc>
+        <w:tc>
+          <w:tcPr/>
+          <w:p>
+            <w:pPr>
+              <w:pStyle w:val="Compact"/>
+              <w:jc w:val="left"/>
+            </w:pPr>
+            <w:r>
+              <w:t xml:space="preserve">—</w:t>
+            </w:r>
+          </w:p>
+        </w:tc>
+        <w:tc>
+          <w:tcPr/>
+          <w:p>
+            <w:pPr>
+              <w:pStyle w:val="Compact"/>
+              <w:jc w:val="left"/>
+            </w:pPr>
+            <w:r>
+              <w:t xml:space="preserve">22,6†</w:t>
+            </w:r>
+          </w:p>
+        </w:tc>
+        <w:tc>
+          <w:tcPr/>
+          <w:p>
+            <w:pPr>
+              <w:pStyle w:val="Compact"/>
+              <w:jc w:val="left"/>
+            </w:pPr>
+            <w:r>
+              <w:t xml:space="preserve">1,15</w:t>
             </w:r>
           </w:p>
         </w:tc>
@@ -14695,19 +14848,19 @@
               <w:jc w:val="left"/>
             </w:pPr>
             <w:r>
-              <w:t xml:space="preserve">,</w:t>
-            </w:r>
-          </w:p>
-        </w:tc>
-        <w:tc>
-          <w:tcPr/>
-          <w:p>
-            <w:pPr>
-              <w:pStyle w:val="Compact"/>
-              <w:jc w:val="left"/>
-            </w:pPr>
-            <w:r>
-              <w:t xml:space="preserve">,</w:t>
+              <w:t xml:space="preserve">—</w:t>
+            </w:r>
+          </w:p>
+        </w:tc>
+        <w:tc>
+          <w:tcPr/>
+          <w:p>
+            <w:pPr>
+              <w:pStyle w:val="Compact"/>
+              <w:jc w:val="left"/>
+            </w:pPr>
+            <w:r>
+              <w:t xml:space="preserve">—</w:t>
             </w:r>
           </w:p>
         </w:tc>
@@ -14739,7 +14892,7 @@
                 <w:bCs/>
                 <w:b/>
               </w:rPr>
-              <w:t xml:space="preserve">3, 8</w:t>
+              <w:t xml:space="preserve">3,8</w:t>
             </w:r>
           </w:p>
         </w:tc>
@@ -14755,7 +14908,7 @@
                 <w:bCs/>
                 <w:b/>
               </w:rPr>
-              <w:t xml:space="preserve">2, 9</w:t>
+              <w:t xml:space="preserve">2,9</w:t>
             </w:r>
           </w:p>
         </w:tc>
@@ -14771,7 +14924,7 @@
                 <w:bCs/>
                 <w:b/>
               </w:rPr>
-              <w:t xml:space="preserve">5, 4</w:t>
+              <w:t xml:space="preserve">5,4</w:t>
             </w:r>
           </w:p>
         </w:tc>
@@ -14787,7 +14940,7 @@
                 <w:bCs/>
                 <w:b/>
               </w:rPr>
-              <w:t xml:space="preserve">44, 2</w:t>
+              <w:t xml:space="preserve">44,2</w:t>
             </w:r>
           </w:p>
         </w:tc>
@@ -14803,7 +14956,7 @@
                 <w:bCs/>
                 <w:b/>
               </w:rPr>
-              <w:t xml:space="preserve">0, 90</w:t>
+              <w:t xml:space="preserve">0,90</w:t>
             </w:r>
           </w:p>
         </w:tc>
@@ -14878,17 +15031,17 @@
         <w:t xml:space="preserve">”</w:t>
       </w:r>
       <w:r>
-        <w:t xml:space="preserve">; (3) Fiji website 74, 8% &gt; Singapore 66, 1% (nhảy vọt số); (4) Vùng Vịnh + Brunei Advanced tài nguyên dẫn dắt được xác nhận; (5) R&amp;D schema-induced overestimation; (6) mẫu xác thực 2025 cho Chuyên đề 2; (7)</w:t>
-      </w:r>
-      <w:r>
-        <w:t xml:space="preserve"> </w:t>
-      </w:r>
-      <w:r>
-        <w:rPr>
-          <w:bCs/>
-          <w:b/>
-        </w:rPr>
-        <w:t xml:space="preserve">Kiribati cực đoan, FSTS 1, 03%, FDI 0, 7%, website 18, 7%, đối lập hoàn toàn với Fiji. Dị biệt SIDS</w:t>
+        <w:t xml:space="preserve">; (3) Fiji website 74,8% &gt; Singapore 66,1% (nhảy vọt số); (4) Vùng Vịnh + Brunei Advanced tài nguyên dẫn dắt được xác nhận; (5) R&amp;D schema-induced overestimation; (6) mẫu xác thực 2025 cho Chuyên đề 2; (7)</w:t>
+      </w:r>
+      <w:r>
+        <w:t xml:space="preserve"> </w:t>
+      </w:r>
+      <w:r>
+        <w:rPr>
+          <w:bCs/>
+          <w:b/>
+        </w:rPr>
+        <w:t xml:space="preserve">Kiribati cực đoan — FSTS 1,03%, FDI 0,7%, website 18,7% — đối lập hoàn toàn với Fiji. Dị biệt SIDS</w:t>
       </w:r>
       <w:r>
         <w:rPr>
@@ -14972,7 +15125,7 @@
           <w:bCs/>
           <w:b/>
         </w:rPr>
-        <w:t xml:space="preserve">(KIR), Chuyên đề 2 cần tách 2 phân nhóm con SIDS.</w:t>
+        <w:t xml:space="preserve">(KIR) — Chuyên đề 2 cần tách 2 phân nhóm con SIDS.</w:t>
       </w:r>
       <w:r>
         <w:t xml:space="preserve">; (8)</w:t>
@@ -14985,7 +15138,7 @@
           <w:bCs/>
           <w:b/>
         </w:rPr>
-        <w:t xml:space="preserve">Nepal Frontier, BREADY Micro schema (n=1.740): 10% bán quốc tế, số hóa 22, 6% (máy tính/tablet), sd log LP 1, 15, mẫu doanh nghiệp siêu nhỏ không so sánh trực tiếp với WBES chuẩn; cần tái mã hóa trước khi tích hợp vào hồi quy chính.</w:t>
+        <w:t xml:space="preserve">Nepal Frontier — BREADY Micro schema (n=1.740): 10% bán quốc tế, số hóa 22,6% (máy tính/tablet), sd log LP 1,15 — mẫu doanh nghiệp siêu nhỏ không so sánh trực tiếp với WBES chuẩn; cần tái mã hóa trước khi tích hợp vào hồi quy chính.</w:t>
       </w:r>
     </w:p>
     <w:p>
@@ -15012,7 +15165,7 @@
         <w:pStyle w:val="Heading4"/>
       </w:pPr>
       <w:r>
-        <w:t xml:space="preserve">2.3.7.1 Singapore (Advanced đổi mới sáng tạo dẫn dắt, n=623, đợt 2023)</w:t>
+        <w:t xml:space="preserve">2.3.7.1 Singapore (Advanced đổi mới sáng tạo dẫn dắt — n=623, đợt 2023)</w:t>
       </w:r>
     </w:p>
     <w:p>
@@ -15020,7 +15173,7 @@
         <w:pStyle w:val="FirstParagraph"/>
       </w:pPr>
       <w:r>
-        <w:t xml:space="preserve">FSTS 7, 1%; doanh nghiệp xuất khẩu 17, 8%; website 66, 1%; ISO 23, 3%; R&amp;D 7, 5%; FDI 31, 5%. Độ lệch chuẩn log năng suất 1, 03.</w:t>
+        <w:t xml:space="preserve">FSTS 7,1%; doanh nghiệp xuất khẩu 17,8%; website 66,1%; ISO 23,3%; R&amp;D 7,5%; FDI 31,5%. Độ lệch chuẩn log năng suất 1,03.</w:t>
       </w:r>
       <w:r>
         <w:t xml:space="preserve"> </w:t>
@@ -15036,7 +15189,7 @@
         <w:t xml:space="preserve"> </w:t>
       </w:r>
       <w:r>
-        <w:t xml:space="preserve">của nhóm Advanced đổi mới sáng tạo dẫn dắt. Theo nghiên cứu Singapore (Mar, Đỗ &amp; Phan, 2026, MIR under review): R² hiệu chỉnh = 0, 196; tương tác FSTS² × DAI = 3, 119 (p=0, 005); điểm uốn ~88, 6%.</w:t>
+        <w:t xml:space="preserve">của nhóm Advanced đổi mới sáng tạo dẫn dắt. Theo nghiên cứu Singapore (Mar, Đỗ &amp; Phan, 2026 — MIR under review): R² hiệu chỉnh = 0,196; tương tác FSTS² × DAI = 3,119 (p=0,005); điểm uốn ~88,6%.</w:t>
       </w:r>
     </w:p>
     <w:p>
@@ -15067,7 +15220,7 @@
         <w:t xml:space="preserve"> </w:t>
       </w:r>
       <w:r>
-        <w:t xml:space="preserve">trong Innovators Business Environment Index 2026 (StartupBlink, 2026); hạng 4 toàn cầu trong Global Startup Ecosystem Index 2025 với tăng trưởng hệ sinh thái 44, 9%; hạng 3 thế giới trong Khảo sát Chính phủ điện tử Liên Hiệp Quốc 2024. Sáng kiến</w:t>
+        <w:t xml:space="preserve">trong Innovators Business Environment Index 2026 (StartupBlink, 2026); hạng 4 toàn cầu trong Global Startup Ecosystem Index 2025 với tăng trưởng hệ sinh thái 44,9%; hạng 3 thế giới trong Khảo sát Chính phủ điện tử Liên Hiệp Quốc 2024. Sáng kiến</w:t>
       </w:r>
       <w:r>
         <w:t xml:space="preserve"> </w:t>
@@ -15083,7 +15236,7 @@
         <w:t xml:space="preserve"> </w:t>
       </w:r>
       <w:r>
-        <w:t xml:space="preserve">(2024) với 3 trụ cột: Tin tưởng, Tăng trưởng, Cộng đồng.</w:t>
+        <w:t xml:space="preserve">(2024) với 3 trụ cột: Tin tưởng — Tăng trưởng — Cộng đồng.</w:t>
       </w:r>
     </w:p>
     <w:p>
@@ -15091,7 +15244,7 @@
         <w:pStyle w:val="BodyText"/>
       </w:pPr>
       <w:r>
-        <w:t xml:space="preserve">Hệ sinh thái Singapore vận hành ở Tier 3–4, vượt xa lớp DAI Tier 1–2 đo trong WBES. Đây là lý do</w:t>
+        <w:t xml:space="preserve">Hệ sinh thái Singapore vận hành ở Tier 3–4 — vượt xa lớp DAI Tier 1–2 đo trong WBES. Đây là lý do</w:t>
       </w:r>
       <w:r>
         <w:t xml:space="preserve"> </w:t>
@@ -15117,7 +15270,7 @@
         <w:pStyle w:val="Heading4"/>
       </w:pPr>
       <w:r>
-        <w:t xml:space="preserve">2.3.7.2 Saudi Arabia, Qatar và Kuwait (Advanced tài nguyên dẫn dắt, n=1.632)</w:t>
+        <w:t xml:space="preserve">2.3.7.2 Saudi Arabia, Qatar và Kuwait (Advanced tài nguyên dẫn dắt — n=1.632)</w:t>
       </w:r>
     </w:p>
     <w:tbl>
@@ -15220,19 +15373,19 @@
               <w:jc w:val="left"/>
             </w:pPr>
             <w:r>
-              <w:t xml:space="preserve">2, 7</w:t>
-            </w:r>
-          </w:p>
-        </w:tc>
-        <w:tc>
-          <w:tcPr/>
-          <w:p>
-            <w:pPr>
-              <w:pStyle w:val="Compact"/>
-              <w:jc w:val="left"/>
-            </w:pPr>
-            <w:r>
-              <w:t xml:space="preserve">2, 3</w:t>
+              <w:t xml:space="preserve">2,7</w:t>
+            </w:r>
+          </w:p>
+        </w:tc>
+        <w:tc>
+          <w:tcPr/>
+          <w:p>
+            <w:pPr>
+              <w:pStyle w:val="Compact"/>
+              <w:jc w:val="left"/>
+            </w:pPr>
+            <w:r>
+              <w:t xml:space="preserve">2,3</w:t>
             </w:r>
           </w:p>
         </w:tc>
@@ -15248,19 +15401,19 @@
                 <w:bCs/>
                 <w:b/>
               </w:rPr>
-              <w:t xml:space="preserve">0, 4</w:t>
-            </w:r>
-          </w:p>
-        </w:tc>
-        <w:tc>
-          <w:tcPr/>
-          <w:p>
-            <w:pPr>
-              <w:pStyle w:val="Compact"/>
-              <w:jc w:val="left"/>
-            </w:pPr>
-            <w:r>
-              <w:t xml:space="preserve">7, 1</w:t>
+              <w:t xml:space="preserve">0,4</w:t>
+            </w:r>
+          </w:p>
+        </w:tc>
+        <w:tc>
+          <w:tcPr/>
+          <w:p>
+            <w:pPr>
+              <w:pStyle w:val="Compact"/>
+              <w:jc w:val="left"/>
+            </w:pPr>
+            <w:r>
+              <w:t xml:space="preserve">7,1</w:t>
             </w:r>
           </w:p>
         </w:tc>
@@ -15286,31 +15439,31 @@
               <w:jc w:val="left"/>
             </w:pPr>
             <w:r>
-              <w:t xml:space="preserve">9, 5</w:t>
-            </w:r>
-          </w:p>
-        </w:tc>
-        <w:tc>
-          <w:tcPr/>
-          <w:p>
-            <w:pPr>
-              <w:pStyle w:val="Compact"/>
-              <w:jc w:val="left"/>
-            </w:pPr>
-            <w:r>
-              <w:t xml:space="preserve">19, 4</w:t>
-            </w:r>
-          </w:p>
-        </w:tc>
-        <w:tc>
-          <w:tcPr/>
-          <w:p>
-            <w:pPr>
-              <w:pStyle w:val="Compact"/>
-              <w:jc w:val="left"/>
-            </w:pPr>
-            <w:r>
-              <w:t xml:space="preserve">0, 0</w:t>
+              <w:t xml:space="preserve">9,5</w:t>
+            </w:r>
+          </w:p>
+        </w:tc>
+        <w:tc>
+          <w:tcPr/>
+          <w:p>
+            <w:pPr>
+              <w:pStyle w:val="Compact"/>
+              <w:jc w:val="left"/>
+            </w:pPr>
+            <w:r>
+              <w:t xml:space="preserve">19,4</w:t>
+            </w:r>
+          </w:p>
+        </w:tc>
+        <w:tc>
+          <w:tcPr/>
+          <w:p>
+            <w:pPr>
+              <w:pStyle w:val="Compact"/>
+              <w:jc w:val="left"/>
+            </w:pPr>
+            <w:r>
+              <w:t xml:space="preserve">0,0</w:t>
             </w:r>
           </w:p>
         </w:tc>
@@ -15326,7 +15479,7 @@
                 <w:bCs/>
                 <w:b/>
               </w:rPr>
-              <w:t xml:space="preserve">31, 5</w:t>
+              <w:t xml:space="preserve">31,5</w:t>
             </w:r>
           </w:p>
         </w:tc>
@@ -15352,19 +15505,19 @@
               <w:jc w:val="left"/>
             </w:pPr>
             <w:r>
-              <w:t xml:space="preserve">1, 7</w:t>
-            </w:r>
-          </w:p>
-        </w:tc>
-        <w:tc>
-          <w:tcPr/>
-          <w:p>
-            <w:pPr>
-              <w:pStyle w:val="Compact"/>
-              <w:jc w:val="left"/>
-            </w:pPr>
-            <w:r>
-              <w:t xml:space="preserve">0, 6</w:t>
+              <w:t xml:space="preserve">1,7</w:t>
+            </w:r>
+          </w:p>
+        </w:tc>
+        <w:tc>
+          <w:tcPr/>
+          <w:p>
+            <w:pPr>
+              <w:pStyle w:val="Compact"/>
+              <w:jc w:val="left"/>
+            </w:pPr>
+            <w:r>
+              <w:t xml:space="preserve">0,6</w:t>
             </w:r>
           </w:p>
         </w:tc>
@@ -15380,19 +15533,19 @@
                 <w:bCs/>
                 <w:b/>
               </w:rPr>
-              <w:t xml:space="preserve">20, 7</w:t>
-            </w:r>
-          </w:p>
-        </w:tc>
-        <w:tc>
-          <w:tcPr/>
-          <w:p>
-            <w:pPr>
-              <w:pStyle w:val="Compact"/>
-              <w:jc w:val="left"/>
-            </w:pPr>
-            <w:r>
-              <w:t xml:space="preserve">7, 5</w:t>
+              <w:t xml:space="preserve">20,7</w:t>
+            </w:r>
+          </w:p>
+        </w:tc>
+        <w:tc>
+          <w:tcPr/>
+          <w:p>
+            <w:pPr>
+              <w:pStyle w:val="Compact"/>
+              <w:jc w:val="left"/>
+            </w:pPr>
+            <w:r>
+              <w:t xml:space="preserve">7,5</w:t>
             </w:r>
           </w:p>
         </w:tc>
@@ -15422,7 +15575,7 @@
                 <w:bCs/>
                 <w:b/>
               </w:rPr>
-              <w:t xml:space="preserve">0, 47</w:t>
+              <w:t xml:space="preserve">0,47</w:t>
             </w:r>
           </w:p>
         </w:tc>
@@ -15438,31 +15591,31 @@
                 <w:bCs/>
                 <w:b/>
               </w:rPr>
-              <w:t xml:space="preserve">0, 31</w:t>
-            </w:r>
-          </w:p>
-        </w:tc>
-        <w:tc>
-          <w:tcPr/>
-          <w:p>
-            <w:pPr>
-              <w:pStyle w:val="Compact"/>
-              <w:jc w:val="left"/>
-            </w:pPr>
-            <w:r>
-              <w:t xml:space="preserve">1, 15</w:t>
-            </w:r>
-          </w:p>
-        </w:tc>
-        <w:tc>
-          <w:tcPr/>
-          <w:p>
-            <w:pPr>
-              <w:pStyle w:val="Compact"/>
-              <w:jc w:val="left"/>
-            </w:pPr>
-            <w:r>
-              <w:t xml:space="preserve">1, 03</w:t>
+              <w:t xml:space="preserve">0,31</w:t>
+            </w:r>
+          </w:p>
+        </w:tc>
+        <w:tc>
+          <w:tcPr/>
+          <w:p>
+            <w:pPr>
+              <w:pStyle w:val="Compact"/>
+              <w:jc w:val="left"/>
+            </w:pPr>
+            <w:r>
+              <w:t xml:space="preserve">1,15</w:t>
+            </w:r>
+          </w:p>
+        </w:tc>
+        <w:tc>
+          <w:tcPr/>
+          <w:p>
+            <w:pPr>
+              <w:pStyle w:val="Compact"/>
+              <w:jc w:val="left"/>
+            </w:pPr>
+            <w:r>
+              <w:t xml:space="preserve">1,03</w:t>
             </w:r>
           </w:p>
         </w:tc>
@@ -15486,7 +15639,10 @@
         <w:t xml:space="preserve">nhà nước tô</w:t>
       </w:r>
       <w:r>
-        <w:t xml:space="preserve">, phân phối tô lợi tài nguyên san bằng phân tán năng suất (Beblawi, 1987; Hertog, 2010); (2)</w:t>
+        <w:t xml:space="preserve"> </w:t>
+      </w:r>
+      <w:r>
+        <w:t xml:space="preserve">— phân phối tô lợi tài nguyên san bằng phân tán năng suất (Beblawi, 1987; Hertog, 2010); (2)</w:t>
       </w:r>
       <w:r>
         <w:t xml:space="preserve"> </w:t>
@@ -15502,7 +15658,7 @@
         <w:t xml:space="preserve"> </w:t>
       </w:r>
       <w:r>
-        <w:t xml:space="preserve">so với Hsieh &amp; Klenow (2009), ở nhà nước tô, cơ chế phân bổ sai là bảo hộ FDI chứ không phải thiếu hụt thể chế; (3) Kuwait Vision 2035 với R&amp;D 20, 7%, cố gắng đa dạng hóa đáng chú ý; (4) thiên lệch của chỉ số áp dụng số đơn thành phần khi áp dụng ở bối cảnh tài nguyên; (5)</w:t>
+        <w:t xml:space="preserve">so với Hsieh &amp; Klenow (2009) — ở nhà nước tô, cơ chế phân bổ sai là bảo hộ FDI chứ không phải thiếu hụt thể chế; (3) Kuwait Vision 2035 với R&amp;D 20,7% — cố gắng đa dạng hóa đáng chú ý; (4) thiên lệch của chỉ số áp dụng số đơn thành phần khi áp dụng ở bối cảnh tài nguyên; (5)</w:t>
       </w:r>
       <w:r>
         <w:t xml:space="preserve"> </w:t>
@@ -15515,7 +15671,10 @@
         <w:t xml:space="preserve">phân nhóm con Advanced</w:t>
       </w:r>
       <w:r>
-        <w:t xml:space="preserve">, bằng chứng cho sự đa dạng của chủ nghĩa tư bản (Hall &amp; Soskice, 2001).</w:t>
+        <w:t xml:space="preserve"> </w:t>
+      </w:r>
+      <w:r>
+        <w:t xml:space="preserve">— bằng chứng cho sự đa dạng của chủ nghĩa tư bản (Hall &amp; Soskice, 2001).</w:t>
       </w:r>
       <w:r>
         <w:t xml:space="preserve"> </w:t>
@@ -15528,7 +15687,7 @@
         <w:t xml:space="preserve">Bối cảnh 2026</w:t>
       </w:r>
       <w:r>
-        <w:t xml:space="preserve">: IMF điều chỉnh giảm tăng trưởng Saudi Arabia từ ~4, 5% xuống 3, 1% do xung đột Trung Đông.</w:t>
+        <w:t xml:space="preserve">: IMF điều chỉnh giảm tăng trưởng Saudi Arabia từ ~4,5% xuống 3,1% do xung đột Trung Đông.</w:t>
       </w:r>
     </w:p>
     <w:bookmarkEnd w:id="59"/>
@@ -15538,7 +15697,7 @@
         <w:pStyle w:val="Heading4"/>
       </w:pPr>
       <w:r>
-        <w:t xml:space="preserve">2.3.7.3 Việt Nam (n=3.077, 3 đợt khảo sát), cập nhật ADB Vietnam Outlook 2026</w:t>
+        <w:t xml:space="preserve">2.3.7.3 Việt Nam (n=3.077, 3 đợt khảo sát) — cập nhật ADB Vietnam Outlook 2026</w:t>
       </w:r>
     </w:p>
     <w:p>
@@ -15546,7 +15705,7 @@
         <w:pStyle w:val="FirstParagraph"/>
       </w:pPr>
       <w:r>
-        <w:t xml:space="preserve">FSTS 23, 2% → 17, 9% → 16, 1% (suy giảm theo thời gian); doanh nghiệp xuất khẩu 37, 1% → 23, 8%; ISO 17–23%; R&amp;D 6, 1% (2023). Pattern</w:t>
+        <w:t xml:space="preserve">FSTS 23,2% → 17,9% → 16,1% (suy giảm theo thời gian); doanh nghiệp xuất khẩu 37,1% → 23,8%; ISO 17–23%; R&amp;D 6,1% (2023). Pattern</w:t>
       </w:r>
       <w:r>
         <w:t xml:space="preserve"> </w:t>
@@ -15559,7 +15718,10 @@
         <w:t xml:space="preserve">kinh tế hai tầng</w:t>
       </w:r>
       <w:r>
-        <w:t xml:space="preserve">, FDI hướng xuất khẩu hiệu quả cao đan xen với doanh nghiệp nội địa năng suất thấp (CIEM, 2023).</w:t>
+        <w:t xml:space="preserve"> </w:t>
+      </w:r>
+      <w:r>
+        <w:t xml:space="preserve">— FDI hướng xuất khẩu hiệu quả cao đan xen với doanh nghiệp nội địa năng suất thấp (CIEM, 2023).</w:t>
       </w:r>
     </w:p>
     <w:p>
@@ -15571,7 +15733,7 @@
           <w:bCs/>
           <w:b/>
         </w:rPr>
-        <w:t xml:space="preserve">Bối cảnh 2026, ADB Vietnam Economic Outlook</w:t>
+        <w:t xml:space="preserve">Bối cảnh 2026 — ADB Vietnam Economic Outlook</w:t>
       </w:r>
       <w:r>
         <w:t xml:space="preserve">: Việt Nam dự phóng GDP</w:t>
@@ -15584,10 +15746,13 @@
           <w:bCs/>
           <w:b/>
         </w:rPr>
-        <w:t xml:space="preserve">7, 2% (2026) / 7, 0% (2027)</w:t>
-      </w:r>
-      <w:r>
-        <w:t xml:space="preserve">, vượt ASEAN 4, 6%. Bốn động lực: (a) cam kết FDI 2, 4 tỷ USD với 18 dự án chiến lược; (b) năng suất lao động +5, 1% trong giai đoạn 2026–2027; (c) khoản vay ADB dựa trên chính sách 2, 4 tỷ USD nhắm mục tiêu SME nội địa; (d) tái định vị trong chuỗi giá trị toàn cầu từ lắp ráp downstream sang thiết kế và R&amp;D mid-stream.</w:t>
+        <w:t xml:space="preserve">7,2% (2026) / 7,0% (2027)</w:t>
+      </w:r>
+      <w:r>
+        <w:t xml:space="preserve"> </w:t>
+      </w:r>
+      <w:r>
+        <w:t xml:space="preserve">— vượt ASEAN 4,6%. Bốn động lực: (a) cam kết FDI 2,4 tỷ USD với 18 dự án chiến lược; (b) năng suất lao động +5,1% trong giai đoạn 2026–2027; (c) khoản vay ADB dựa trên chính sách 2,4 tỷ USD nhắm mục tiêu SME nội địa; (d) tái định vị trong chuỗi giá trị toàn cầu từ lắp ráp downstream sang thiết kế và R&amp;D mid-stream.</w:t>
       </w:r>
     </w:p>
     <w:p>
@@ -15602,7 +15767,7 @@
         <w:t xml:space="preserve">World Bank FCI Snapshot (2025)</w:t>
       </w:r>
       <w:r>
-        <w:t xml:space="preserve">: GDP tăng trưởng 7, 09% (2024), FDI 20, 17 tỷ USD (4, 23% GDP), xuất khẩu máy móc và điện tử 45, 8% tổng xuất khẩu, tỷ lệ nữ/nam lao động 88, 61% (2023).</w:t>
+        <w:t xml:space="preserve">: GDP tăng trưởng 7,09% (2024), FDI 20,17 tỷ USD (4,23% GDP), xuất khẩu máy móc và điện tử 45,8% tổng xuất khẩu, tỷ lệ nữ/nam lao động 88,61% (2023).</w:t>
       </w:r>
     </w:p>
     <w:bookmarkEnd w:id="60"/>
@@ -15620,7 +15785,7 @@
         <w:pStyle w:val="FirstParagraph"/>
       </w:pPr>
       <w:r>
-        <w:t xml:space="preserve">FSTS 10, 9% → 8, 8%; FDI ≥10% chiếm 6, 0%. Quan hệ FSTS – năng suất là hàm bậc ba với điểm uốn ~47, 8% (Đỗ &amp; Phan, 2026, JFAR).</w:t>
+        <w:t xml:space="preserve">FSTS 10,9% → 8,8%; FDI ≥10% chiếm 6,0%. Quan hệ FSTS – năng suất có dạng hàm bậc hai (U ngược) với điểm uốn ~47,5% (Đỗ &amp; Phan, 2026 — JFAR).</w:t>
       </w:r>
       <w:r>
         <w:t xml:space="preserve"> </w:t>
@@ -15633,7 +15798,7 @@
         <w:t xml:space="preserve">Rủi ro tập trung</w:t>
       </w:r>
       <w:r>
-        <w:t xml:space="preserve">: Wang, Huang và Hong (2024, IRFA) phân tích 80% mô hình rủi ro ngân hàng tại Trung Quốc phụ thuộc các nhà cung cấp công nghệ chi phối thị trường, cảnh báo cho lộ trình sản xuất thông minh.</w:t>
+        <w:t xml:space="preserve">: Wang, Huang và Hong (2024 — IRFA) phân tích 80% mô hình rủi ro ngân hàng tại Trung Quốc phụ thuộc các nhà cung cấp công nghệ chi phối thị trường — cảnh báo cho lộ trình sản xuất thông minh.</w:t>
       </w:r>
     </w:p>
     <w:bookmarkEnd w:id="61"/>
@@ -15643,7 +15808,7 @@
         <w:pStyle w:val="Heading4"/>
       </w:pPr>
       <w:r>
-        <w:t xml:space="preserve">2.3.7.5 Tổng hợp Emerging Asia (n=42.278), trường hợp Ấn Độ</w:t>
+        <w:t xml:space="preserve">2.3.7.5 Tổng hợp Emerging Asia (n=42.278) — trường hợp Ấn Độ</w:t>
       </w:r>
     </w:p>
     <w:p>
@@ -15651,7 +15816,7 @@
         <w:pStyle w:val="FirstParagraph"/>
       </w:pPr>
       <w:r>
-        <w:t xml:space="preserve">FSTS 7, 6%; FDI ≥10% chiếm 4, 4%; tỷ lệ doanh nghiệp R&amp;D dương 16%. Phân tán nội bộ lớn (độ lệch chuẩn log 2, 18), phản ánh dị biệt rộng xuyên 7 nước.</w:t>
+        <w:t xml:space="preserve">FSTS 7,6%; FDI ≥10% chiếm 4,4%; tỷ lệ doanh nghiệp R&amp;D dương 16%. Phân tán nội bộ lớn (độ lệch chuẩn log 2,18) — phản ánh dị biệt rộng xuyên 7 nước.</w:t>
       </w:r>
     </w:p>
     <w:p>
@@ -15663,10 +15828,10 @@
           <w:bCs/>
           <w:b/>
         </w:rPr>
-        <w:t xml:space="preserve">Trường hợp Ấn Độ, lan tỏa công nghệ</w:t>
-      </w:r>
-      <w:r>
-        <w:t xml:space="preserve">: Theo Sikdar &amp; Mukhopadhyay (2026,</w:t>
+        <w:t xml:space="preserve">Trường hợp Ấn Độ — lan tỏa công nghệ</w:t>
+      </w:r>
+      <w:r>
+        <w:t xml:space="preserve">: Theo Sikdar &amp; Mukhopadhyay (2026 —</w:t>
       </w:r>
       <w:r>
         <w:t xml:space="preserve"> </w:t>
@@ -15679,7 +15844,7 @@
         <w:t xml:space="preserve">Asian Development Review, 43</w:t>
       </w:r>
       <w:r>
-        <w:t xml:space="preserve">(1), 37–75), panel 4.293 doanh nghiệp Ấn Độ 2006–2019: FDI là kênh lan tỏa ngang quan trọng nhất; doanh nghiệp lớn thu nhận lan tỏa nhiều hơn; FDI tăng từ 1, 705 triệu USD (1990–2000) → 42, 396 triệu USD (2012–2022); R&amp;D trì trệ ở 0, 7% GDP.</w:t>
+        <w:t xml:space="preserve">(1), 37–75), panel 4.293 doanh nghiệp Ấn Độ 2006–2019: FDI là kênh lan tỏa ngang quan trọng nhất; doanh nghiệp lớn thu nhận lan tỏa nhiều hơn; FDI tăng từ 1,705 triệu USD (1990–2000) → 42,396 triệu USD (2012–2022); R&amp;D trì trệ ở 0,7% GDP.</w:t>
       </w:r>
     </w:p>
     <w:bookmarkEnd w:id="62"/>
@@ -15689,7 +15854,7 @@
         <w:pStyle w:val="Heading4"/>
       </w:pPr>
       <w:r>
-        <w:t xml:space="preserve">2.3.7.6 Mông Cổ, từ lời nguyền tài nguyên đến khoáng sản thiết yếu (n=1.905)</w:t>
+        <w:t xml:space="preserve">2.3.7.6 Mông Cổ — từ lời nguyền tài nguyên đến khoáng sản thiết yếu (n=1.905)</w:t>
       </w:r>
     </w:p>
     <w:p>
@@ -15707,7 +15872,7 @@
           <w:bCs/>
           <w:b/>
         </w:rPr>
-        <w:t xml:space="preserve">7, 2% → 3, 2%</w:t>
+        <w:t xml:space="preserve">7,2% → 3,2%</w:t>
       </w:r>
       <w:r>
         <w:t xml:space="preserve">; website tăng 39% → 65%. Pattern</w:t>
@@ -15739,7 +15904,7 @@
         <w:t xml:space="preserve">Bước ngoặt 2026</w:t>
       </w:r>
       <w:r>
-        <w:t xml:space="preserve">: 11 khoáng sản thiết yếu (Cu, Li, Mo, Mn, Co, Ni, W, REE). Xuất khẩu đồng 1, 69 triệu tấn (2024) = 22, 1% tổng xuất khẩu. Oyu Tolgoi mục tiêu 500.000 tấn/năm 2028–2036. Trung Quốc chi phối chế biến: 100% graphite, 90% Mn, 70% Co (ADB, 2026, tháng 5).</w:t>
+        <w:t xml:space="preserve">: 11 khoáng sản thiết yếu (Cu, Li, Mo, Mn, Co, Ni, W, REE). Xuất khẩu đồng 1,69 triệu tấn (2024) = 22,1% tổng xuất khẩu. Oyu Tolgoi mục tiêu 500.000 tấn/năm 2028–2036. Trung Quốc chi phối chế biến: 100% graphite, 90% Mn, 70% Co (ADB, 2026, tháng 5).</w:t>
       </w:r>
     </w:p>
     <w:p>
@@ -15751,7 +15916,7 @@
           <w:iCs/>
           <w:i/>
         </w:rPr>
-        <w:t xml:space="preserve">Hình 2.3.7.1. Mông Cổ: Tiến triển 2009–2025 (4 đợt khảo sát WBES), FSTS đình trệ trong khi website tăng mạnh; FDI giảm phản ánh lời nguyền tài nguyên giai đoạn 1.</w:t>
+        <w:t xml:space="preserve">Hình 2.3.7.1. Mông Cổ: Tiến triển 2009–2025 (4 đợt khảo sát WBES) — FSTS đình trệ trong khi website tăng mạnh; FDI giảm phản ánh lời nguyền tài nguyên giai đoạn 1.</w:t>
       </w:r>
     </w:p>
     <w:bookmarkEnd w:id="63"/>
@@ -15761,7 +15926,7 @@
         <w:pStyle w:val="Heading4"/>
       </w:pPr>
       <w:r>
-        <w:t xml:space="preserve">2.3.7.7 SIDS Thái Bình Dương (7 nước, n=1.371)</w:t>
+        <w:t xml:space="preserve">2.3.7.7 SIDS Thái Bình Dương (7 nước — n=1.371)</w:t>
       </w:r>
     </w:p>
     <w:p>
@@ -15786,20 +15951,20 @@
           <w:bCs/>
           <w:b/>
         </w:rPr>
-        <w:t xml:space="preserve">Kiribati (KIR, 2025)</w:t>
-      </w:r>
-      <w:r>
-        <w:t xml:space="preserve">. FSTS 6, 3%; FDI ≥10%</w:t>
-      </w:r>
-      <w:r>
-        <w:t xml:space="preserve"> </w:t>
-      </w:r>
-      <w:r>
-        <w:rPr>
-          <w:bCs/>
-          <w:b/>
-        </w:rPr>
-        <w:t xml:space="preserve">23, 5%</w:t>
+        <w:t xml:space="preserve">Kiribati (KIR — 2025)</w:t>
+      </w:r>
+      <w:r>
+        <w:t xml:space="preserve">. FSTS 6,3%; FDI ≥10%</w:t>
+      </w:r>
+      <w:r>
+        <w:t xml:space="preserve"> </w:t>
+      </w:r>
+      <w:r>
+        <w:rPr>
+          <w:bCs/>
+          <w:b/>
+        </w:rPr>
+        <w:t xml:space="preserve">23,5%</w:t>
       </w:r>
       <w:r>
         <w:t xml:space="preserve">; đổi mới sản phẩm</w:t>
@@ -15812,7 +15977,7 @@
           <w:bCs/>
           <w:b/>
         </w:rPr>
-        <w:t xml:space="preserve">41, 5%</w:t>
+        <w:t xml:space="preserve">41,5%</w:t>
       </w:r>
       <w:r>
         <w:t xml:space="preserve">; website</w:t>
@@ -15825,7 +15990,7 @@
           <w:bCs/>
           <w:b/>
         </w:rPr>
-        <w:t xml:space="preserve">58, 9%</w:t>
+        <w:t xml:space="preserve">58,9%</w:t>
       </w:r>
       <w:r>
         <w:t xml:space="preserve">. Pattern</w:t>
@@ -15853,10 +16018,10 @@
           <w:bCs/>
           <w:b/>
         </w:rPr>
-        <w:t xml:space="preserve">Kiribati 2025, trường hợp biên cực đoan nhất</w:t>
-      </w:r>
-      <w:r>
-        <w:t xml:space="preserve">: FSTS 1, 03%, FDI 0, 7%, website 18, 7%, ISO 1, 3%, độ lệch chuẩn log 1, 48, SME 93, 3%.</w:t>
+        <w:t xml:space="preserve">Kiribati 2025 — trường hợp biên cực đoan nhất</w:t>
+      </w:r>
+      <w:r>
+        <w:t xml:space="preserve">: FSTS 1,03%, FDI 0,7%, website 18,7%, ISO 1,3%, độ lệch chuẩn log 1,48, SME 93,3%.</w:t>
       </w:r>
     </w:p>
     <w:p>
@@ -15871,7 +16036,7 @@
         <w:t xml:space="preserve">Bối cảnh kinh tế vĩ mô PICs Pacific</w:t>
       </w:r>
       <w:r>
-        <w:t xml:space="preserve">: 4 trụ cột MIRAB (Bertram, 2006): (1) khu vực công chủ đạo (30–50% việc làm chính thức); (2) phụ thuộc 4 nguồn ngoại sinh, ODA 30% GDP và remittances 25–40% GDP; (3) thanh niên thất nghiệp 15–30%; (4) lao động di chuyển, PLMS Úc và RSE New Zealand (Vanuatu RSE 15–20% GDP). Chuyên đề 2 cần bổ sung 3 biến kiểm soát đặc trưng PICs:</w:t>
+        <w:t xml:space="preserve">: 4 trụ cột MIRAB (Bertram, 2006): (1) khu vực công chủ đạo (30–50% việc làm chính thức); (2) phụ thuộc 4 nguồn ngoại sinh — ODA 30% GDP và remittances 25–40% GDP; (3) thanh niên thất nghiệp 15–30%; (4) lao động di chuyển — PLMS Úc và RSE New Zealand (Vanuatu RSE 15–20% GDP). Chuyên đề 2 cần bổ sung 3 biến kiểm soát đặc trưng PICs:</w:t>
       </w:r>
       <w:r>
         <w:t xml:space="preserve"> </w:t>
@@ -16186,43 +16351,43 @@
               <w:jc w:val="left"/>
             </w:pPr>
             <w:r>
-              <w:t xml:space="preserve">7, 1</w:t>
-            </w:r>
-          </w:p>
-        </w:tc>
-        <w:tc>
-          <w:tcPr/>
-          <w:p>
-            <w:pPr>
-              <w:pStyle w:val="Compact"/>
-              <w:jc w:val="left"/>
-            </w:pPr>
-            <w:r>
-              <w:t xml:space="preserve">19, 1</w:t>
-            </w:r>
-          </w:p>
-        </w:tc>
-        <w:tc>
-          <w:tcPr/>
-          <w:p>
-            <w:pPr>
-              <w:pStyle w:val="Compact"/>
-              <w:jc w:val="left"/>
-            </w:pPr>
-            <w:r>
-              <w:t xml:space="preserve">9, 9</w:t>
-            </w:r>
-          </w:p>
-        </w:tc>
-        <w:tc>
-          <w:tcPr/>
-          <w:p>
-            <w:pPr>
-              <w:pStyle w:val="Compact"/>
-              <w:jc w:val="left"/>
-            </w:pPr>
-            <w:r>
-              <w:t xml:space="preserve">7, 6</w:t>
+              <w:t xml:space="preserve">7,1</w:t>
+            </w:r>
+          </w:p>
+        </w:tc>
+        <w:tc>
+          <w:tcPr/>
+          <w:p>
+            <w:pPr>
+              <w:pStyle w:val="Compact"/>
+              <w:jc w:val="left"/>
+            </w:pPr>
+            <w:r>
+              <w:t xml:space="preserve">19,1</w:t>
+            </w:r>
+          </w:p>
+        </w:tc>
+        <w:tc>
+          <w:tcPr/>
+          <w:p>
+            <w:pPr>
+              <w:pStyle w:val="Compact"/>
+              <w:jc w:val="left"/>
+            </w:pPr>
+            <w:r>
+              <w:t xml:space="preserve">9,9</w:t>
+            </w:r>
+          </w:p>
+        </w:tc>
+        <w:tc>
+          <w:tcPr/>
+          <w:p>
+            <w:pPr>
+              <w:pStyle w:val="Compact"/>
+              <w:jc w:val="left"/>
+            </w:pPr>
+            <w:r>
+              <w:t xml:space="preserve">7,6</w:t>
             </w:r>
           </w:p>
         </w:tc>
@@ -16238,19 +16403,19 @@
                 <w:bCs/>
                 <w:b/>
               </w:rPr>
-              <w:t xml:space="preserve">5, 0</w:t>
-            </w:r>
-          </w:p>
-        </w:tc>
-        <w:tc>
-          <w:tcPr/>
-          <w:p>
-            <w:pPr>
-              <w:pStyle w:val="Compact"/>
-              <w:jc w:val="left"/>
-            </w:pPr>
-            <w:r>
-              <w:t xml:space="preserve">6, 3</w:t>
+              <w:t xml:space="preserve">5,0</w:t>
+            </w:r>
+          </w:p>
+        </w:tc>
+        <w:tc>
+          <w:tcPr/>
+          <w:p>
+            <w:pPr>
+              <w:pStyle w:val="Compact"/>
+              <w:jc w:val="left"/>
+            </w:pPr>
+            <w:r>
+              <w:t xml:space="preserve">6,3</w:t>
             </w:r>
           </w:p>
         </w:tc>
@@ -16266,7 +16431,7 @@
                 <w:bCs/>
                 <w:b/>
               </w:rPr>
-              <w:t xml:space="preserve">2, 4</w:t>
+              <w:t xml:space="preserve">2,4</w:t>
             </w:r>
           </w:p>
         </w:tc>
@@ -16296,43 +16461,43 @@
                 <w:bCs/>
                 <w:b/>
               </w:rPr>
-              <w:t xml:space="preserve">31, 5</w:t>
-            </w:r>
-          </w:p>
-        </w:tc>
-        <w:tc>
-          <w:tcPr/>
-          <w:p>
-            <w:pPr>
-              <w:pStyle w:val="Compact"/>
-              <w:jc w:val="left"/>
-            </w:pPr>
-            <w:r>
-              <w:t xml:space="preserve">11, 4</w:t>
-            </w:r>
-          </w:p>
-        </w:tc>
-        <w:tc>
-          <w:tcPr/>
-          <w:p>
-            <w:pPr>
-              <w:pStyle w:val="Compact"/>
-              <w:jc w:val="left"/>
-            </w:pPr>
-            <w:r>
-              <w:t xml:space="preserve">6, 0</w:t>
-            </w:r>
-          </w:p>
-        </w:tc>
-        <w:tc>
-          <w:tcPr/>
-          <w:p>
-            <w:pPr>
-              <w:pStyle w:val="Compact"/>
-              <w:jc w:val="left"/>
-            </w:pPr>
-            <w:r>
-              <w:t xml:space="preserve">4, 4</w:t>
+              <w:t xml:space="preserve">31,5</w:t>
+            </w:r>
+          </w:p>
+        </w:tc>
+        <w:tc>
+          <w:tcPr/>
+          <w:p>
+            <w:pPr>
+              <w:pStyle w:val="Compact"/>
+              <w:jc w:val="left"/>
+            </w:pPr>
+            <w:r>
+              <w:t xml:space="preserve">11,4</w:t>
+            </w:r>
+          </w:p>
+        </w:tc>
+        <w:tc>
+          <w:tcPr/>
+          <w:p>
+            <w:pPr>
+              <w:pStyle w:val="Compact"/>
+              <w:jc w:val="left"/>
+            </w:pPr>
+            <w:r>
+              <w:t xml:space="preserve">6,0</w:t>
+            </w:r>
+          </w:p>
+        </w:tc>
+        <w:tc>
+          <w:tcPr/>
+          <w:p>
+            <w:pPr>
+              <w:pStyle w:val="Compact"/>
+              <w:jc w:val="left"/>
+            </w:pPr>
+            <w:r>
+              <w:t xml:space="preserve">4,4</w:t>
             </w:r>
           </w:p>
         </w:tc>
@@ -16348,19 +16513,19 @@
                 <w:bCs/>
                 <w:b/>
               </w:rPr>
-              <w:t xml:space="preserve">4, 7</w:t>
-            </w:r>
-          </w:p>
-        </w:tc>
-        <w:tc>
-          <w:tcPr/>
-          <w:p>
-            <w:pPr>
-              <w:pStyle w:val="Compact"/>
-              <w:jc w:val="left"/>
-            </w:pPr>
-            <w:r>
-              <w:t xml:space="preserve">23, 5</w:t>
+              <w:t xml:space="preserve">4,7</w:t>
+            </w:r>
+          </w:p>
+        </w:tc>
+        <w:tc>
+          <w:tcPr/>
+          <w:p>
+            <w:pPr>
+              <w:pStyle w:val="Compact"/>
+              <w:jc w:val="left"/>
+            </w:pPr>
+            <w:r>
+              <w:t xml:space="preserve">23,5</w:t>
             </w:r>
           </w:p>
         </w:tc>
@@ -16376,7 +16541,7 @@
                 <w:bCs/>
                 <w:b/>
               </w:rPr>
-              <w:t xml:space="preserve">11, 5</w:t>
+              <w:t xml:space="preserve">11,5</w:t>
             </w:r>
           </w:p>
         </w:tc>
@@ -16402,7 +16567,7 @@
               <w:jc w:val="left"/>
             </w:pPr>
             <w:r>
-              <w:t xml:space="preserve">7, 5</w:t>
+              <w:t xml:space="preserve">7,5</w:t>
             </w:r>
           </w:p>
         </w:tc>
@@ -16418,7 +16583,7 @@
                 <w:bCs/>
                 <w:b/>
               </w:rPr>
-              <w:t xml:space="preserve">3, 1</w:t>
+              <w:t xml:space="preserve">3,1</w:t>
             </w:r>
           </w:p>
         </w:tc>
@@ -16434,7 +16599,7 @@
                 <w:bCs/>
                 <w:b/>
               </w:rPr>
-              <w:t xml:space="preserve">39, 4</w:t>
+              <w:t xml:space="preserve">39,4</w:t>
             </w:r>
           </w:p>
         </w:tc>
@@ -16462,19 +16627,19 @@
                 <w:bCs/>
                 <w:b/>
               </w:rPr>
-              <w:t xml:space="preserve">20, 8</w:t>
-            </w:r>
-          </w:p>
-        </w:tc>
-        <w:tc>
-          <w:tcPr/>
-          <w:p>
-            <w:pPr>
-              <w:pStyle w:val="Compact"/>
-              <w:jc w:val="left"/>
-            </w:pPr>
-            <w:r>
-              <w:t xml:space="preserve">11, 8</w:t>
+              <w:t xml:space="preserve">20,8</w:t>
+            </w:r>
+          </w:p>
+        </w:tc>
+        <w:tc>
+          <w:tcPr/>
+          <w:p>
+            <w:pPr>
+              <w:pStyle w:val="Compact"/>
+              <w:jc w:val="left"/>
+            </w:pPr>
+            <w:r>
+              <w:t xml:space="preserve">11,8</w:t>
             </w:r>
           </w:p>
         </w:tc>
@@ -16490,7 +16655,7 @@
                 <w:bCs/>
                 <w:b/>
               </w:rPr>
-              <w:t xml:space="preserve">3, 1</w:t>
+              <w:t xml:space="preserve">3,1</w:t>
             </w:r>
           </w:p>
         </w:tc>
@@ -16516,7 +16681,7 @@
               <w:jc w:val="left"/>
             </w:pPr>
             <w:r>
-              <w:t xml:space="preserve">66, 1</w:t>
+              <w:t xml:space="preserve">66,1</w:t>
             </w:r>
           </w:p>
         </w:tc>
@@ -16532,7 +16697,7 @@
                 <w:bCs/>
                 <w:b/>
               </w:rPr>
-              <w:t xml:space="preserve">47, 0</w:t>
+              <w:t xml:space="preserve">47,0</w:t>
             </w:r>
           </w:p>
         </w:tc>
@@ -16548,7 +16713,7 @@
                 <w:bCs/>
                 <w:b/>
               </w:rPr>
-              <w:t xml:space="preserve">58, 7</w:t>
+              <w:t xml:space="preserve">58,7</w:t>
             </w:r>
           </w:p>
         </w:tc>
@@ -16564,7 +16729,7 @@
                 <w:bCs/>
                 <w:b/>
               </w:rPr>
-              <w:t xml:space="preserve">48, 0</w:t>
+              <w:t xml:space="preserve">48,0</w:t>
             </w:r>
           </w:p>
         </w:tc>
@@ -16580,19 +16745,19 @@
                 <w:bCs/>
                 <w:b/>
               </w:rPr>
-              <w:t xml:space="preserve">50, 1</w:t>
-            </w:r>
-          </w:p>
-        </w:tc>
-        <w:tc>
-          <w:tcPr/>
-          <w:p>
-            <w:pPr>
-              <w:pStyle w:val="Compact"/>
-              <w:jc w:val="left"/>
-            </w:pPr>
-            <w:r>
-              <w:t xml:space="preserve">58, 9</w:t>
+              <w:t xml:space="preserve">50,1</w:t>
+            </w:r>
+          </w:p>
+        </w:tc>
+        <w:tc>
+          <w:tcPr/>
+          <w:p>
+            <w:pPr>
+              <w:pStyle w:val="Compact"/>
+              <w:jc w:val="left"/>
+            </w:pPr>
+            <w:r>
+              <w:t xml:space="preserve">58,9</w:t>
             </w:r>
           </w:p>
         </w:tc>
@@ -16608,7 +16773,7 @@
                 <w:bCs/>
                 <w:b/>
               </w:rPr>
-              <w:t xml:space="preserve">43, 6</w:t>
+              <w:t xml:space="preserve">43,6</w:t>
             </w:r>
           </w:p>
         </w:tc>
@@ -16634,43 +16799,43 @@
               <w:jc w:val="left"/>
             </w:pPr>
             <w:r>
-              <w:t xml:space="preserve">1, 03</w:t>
-            </w:r>
-          </w:p>
-        </w:tc>
-        <w:tc>
-          <w:tcPr/>
-          <w:p>
-            <w:pPr>
-              <w:pStyle w:val="Compact"/>
-              <w:jc w:val="left"/>
-            </w:pPr>
-            <w:r>
-              <w:t xml:space="preserve">1, 38</w:t>
-            </w:r>
-          </w:p>
-        </w:tc>
-        <w:tc>
-          <w:tcPr/>
-          <w:p>
-            <w:pPr>
-              <w:pStyle w:val="Compact"/>
-              <w:jc w:val="left"/>
-            </w:pPr>
-            <w:r>
-              <w:t xml:space="preserve">1, 20</w:t>
-            </w:r>
-          </w:p>
-        </w:tc>
-        <w:tc>
-          <w:tcPr/>
-          <w:p>
-            <w:pPr>
-              <w:pStyle w:val="Compact"/>
-              <w:jc w:val="left"/>
-            </w:pPr>
-            <w:r>
-              <w:t xml:space="preserve">2, 18</w:t>
+              <w:t xml:space="preserve">1,03</w:t>
+            </w:r>
+          </w:p>
+        </w:tc>
+        <w:tc>
+          <w:tcPr/>
+          <w:p>
+            <w:pPr>
+              <w:pStyle w:val="Compact"/>
+              <w:jc w:val="left"/>
+            </w:pPr>
+            <w:r>
+              <w:t xml:space="preserve">1,38</w:t>
+            </w:r>
+          </w:p>
+        </w:tc>
+        <w:tc>
+          <w:tcPr/>
+          <w:p>
+            <w:pPr>
+              <w:pStyle w:val="Compact"/>
+              <w:jc w:val="left"/>
+            </w:pPr>
+            <w:r>
+              <w:t xml:space="preserve">1,20</w:t>
+            </w:r>
+          </w:p>
+        </w:tc>
+        <w:tc>
+          <w:tcPr/>
+          <w:p>
+            <w:pPr>
+              <w:pStyle w:val="Compact"/>
+              <w:jc w:val="left"/>
+            </w:pPr>
+            <w:r>
+              <w:t xml:space="preserve">2,18</w:t>
             </w:r>
           </w:p>
         </w:tc>
@@ -16686,19 +16851,19 @@
                 <w:bCs/>
                 <w:b/>
               </w:rPr>
-              <w:t xml:space="preserve">1, 16</w:t>
-            </w:r>
-          </w:p>
-        </w:tc>
-        <w:tc>
-          <w:tcPr/>
-          <w:p>
-            <w:pPr>
-              <w:pStyle w:val="Compact"/>
-              <w:jc w:val="left"/>
-            </w:pPr>
-            <w:r>
-              <w:t xml:space="preserve">1, 32</w:t>
+              <w:t xml:space="preserve">1,16</w:t>
+            </w:r>
+          </w:p>
+        </w:tc>
+        <w:tc>
+          <w:tcPr/>
+          <w:p>
+            <w:pPr>
+              <w:pStyle w:val="Compact"/>
+              <w:jc w:val="left"/>
+            </w:pPr>
+            <w:r>
+              <w:t xml:space="preserve">1,32</w:t>
             </w:r>
           </w:p>
         </w:tc>
@@ -16714,7 +16879,7 @@
                 <w:bCs/>
                 <w:b/>
               </w:rPr>
-              <w:t xml:space="preserve">0, 49</w:t>
+              <w:t xml:space="preserve">0,49</w:t>
             </w:r>
           </w:p>
         </w:tc>
@@ -16787,7 +16952,7 @@
     <w:tbl>
       <w:tblPr>
         <w:tblStyle w:val="Table"/>
-        <w:tblW w:type="pct" w:w="5000"/>
+        <w:tblW w:type="auto" w:w="0"/>
         <w:tblLook w:firstRow="1" w:lastRow="0" w:firstColumn="0" w:lastColumn="0" w:noHBand="0" w:noVBand="0" w:val="0020"/>
         <w:jc w:val="start"/>
       </w:tblPr>
@@ -16897,43 +17062,43 @@
               <w:jc w:val="left"/>
             </w:pPr>
             <w:r>
-              <w:t xml:space="preserve">−0, 113</w:t>
-            </w:r>
-          </w:p>
-        </w:tc>
-        <w:tc>
-          <w:tcPr/>
-          <w:p>
-            <w:pPr>
-              <w:pStyle w:val="Compact"/>
-              <w:jc w:val="left"/>
-            </w:pPr>
-            <w:r>
-              <w:t xml:space="preserve">−0, 023</w:t>
-            </w:r>
-          </w:p>
-        </w:tc>
-        <w:tc>
-          <w:tcPr/>
-          <w:p>
-            <w:pPr>
-              <w:pStyle w:val="Compact"/>
-              <w:jc w:val="left"/>
-            </w:pPr>
-            <w:r>
-              <w:t xml:space="preserve">+0, 113</w:t>
-            </w:r>
-          </w:p>
-        </w:tc>
-        <w:tc>
-          <w:tcPr/>
-          <w:p>
-            <w:pPr>
-              <w:pStyle w:val="Compact"/>
-              <w:jc w:val="left"/>
-            </w:pPr>
-            <w:r>
-              <w:t xml:space="preserve">+0, 068</w:t>
+              <w:t xml:space="preserve">−0,113</w:t>
+            </w:r>
+          </w:p>
+        </w:tc>
+        <w:tc>
+          <w:tcPr/>
+          <w:p>
+            <w:pPr>
+              <w:pStyle w:val="Compact"/>
+              <w:jc w:val="left"/>
+            </w:pPr>
+            <w:r>
+              <w:t xml:space="preserve">−0,023</w:t>
+            </w:r>
+          </w:p>
+        </w:tc>
+        <w:tc>
+          <w:tcPr/>
+          <w:p>
+            <w:pPr>
+              <w:pStyle w:val="Compact"/>
+              <w:jc w:val="left"/>
+            </w:pPr>
+            <w:r>
+              <w:t xml:space="preserve">+0,113</w:t>
+            </w:r>
+          </w:p>
+        </w:tc>
+        <w:tc>
+          <w:tcPr/>
+          <w:p>
+            <w:pPr>
+              <w:pStyle w:val="Compact"/>
+              <w:jc w:val="left"/>
+            </w:pPr>
+            <w:r>
+              <w:t xml:space="preserve">+0,068</w:t>
             </w:r>
           </w:p>
         </w:tc>
@@ -16949,7 +17114,7 @@
                 <w:bCs/>
                 <w:b/>
               </w:rPr>
-              <w:t xml:space="preserve">+0, 222</w:t>
+              <w:t xml:space="preserve">+0,222</w:t>
             </w:r>
           </w:p>
         </w:tc>
@@ -16979,55 +17144,55 @@
                 <w:bCs/>
                 <w:b/>
               </w:rPr>
-              <w:t xml:space="preserve">+0, 113</w:t>
-            </w:r>
-          </w:p>
-        </w:tc>
-        <w:tc>
-          <w:tcPr/>
-          <w:p>
-            <w:pPr>
-              <w:pStyle w:val="Compact"/>
-              <w:jc w:val="left"/>
-            </w:pPr>
-            <w:r>
-              <w:t xml:space="preserve">−0, 086</w:t>
-            </w:r>
-          </w:p>
-        </w:tc>
-        <w:tc>
-          <w:tcPr/>
-          <w:p>
-            <w:pPr>
-              <w:pStyle w:val="Compact"/>
-              <w:jc w:val="left"/>
-            </w:pPr>
-            <w:r>
-              <w:t xml:space="preserve">+0, 062</w:t>
-            </w:r>
-          </w:p>
-        </w:tc>
-        <w:tc>
-          <w:tcPr/>
-          <w:p>
-            <w:pPr>
-              <w:pStyle w:val="Compact"/>
-              <w:jc w:val="left"/>
-            </w:pPr>
-            <w:r>
-              <w:t xml:space="preserve">+0, 014</w:t>
-            </w:r>
-          </w:p>
-        </w:tc>
-        <w:tc>
-          <w:tcPr/>
-          <w:p>
-            <w:pPr>
-              <w:pStyle w:val="Compact"/>
-              <w:jc w:val="left"/>
-            </w:pPr>
-            <w:r>
-              <w:t xml:space="preserve">−0, 050</w:t>
+              <w:t xml:space="preserve">+0,113</w:t>
+            </w:r>
+          </w:p>
+        </w:tc>
+        <w:tc>
+          <w:tcPr/>
+          <w:p>
+            <w:pPr>
+              <w:pStyle w:val="Compact"/>
+              <w:jc w:val="left"/>
+            </w:pPr>
+            <w:r>
+              <w:t xml:space="preserve">−0,086</w:t>
+            </w:r>
+          </w:p>
+        </w:tc>
+        <w:tc>
+          <w:tcPr/>
+          <w:p>
+            <w:pPr>
+              <w:pStyle w:val="Compact"/>
+              <w:jc w:val="left"/>
+            </w:pPr>
+            <w:r>
+              <w:t xml:space="preserve">+0,062</w:t>
+            </w:r>
+          </w:p>
+        </w:tc>
+        <w:tc>
+          <w:tcPr/>
+          <w:p>
+            <w:pPr>
+              <w:pStyle w:val="Compact"/>
+              <w:jc w:val="left"/>
+            </w:pPr>
+            <w:r>
+              <w:t xml:space="preserve">+0,014</w:t>
+            </w:r>
+          </w:p>
+        </w:tc>
+        <w:tc>
+          <w:tcPr/>
+          <w:p>
+            <w:pPr>
+              <w:pStyle w:val="Compact"/>
+              <w:jc w:val="left"/>
+            </w:pPr>
+            <w:r>
+              <w:t xml:space="preserve">−0,050</w:t>
             </w:r>
           </w:p>
         </w:tc>
@@ -17057,43 +17222,43 @@
                 <w:bCs/>
                 <w:b/>
               </w:rPr>
-              <w:t xml:space="preserve">+0, 128</w:t>
-            </w:r>
-          </w:p>
-        </w:tc>
-        <w:tc>
-          <w:tcPr/>
-          <w:p>
-            <w:pPr>
-              <w:pStyle w:val="Compact"/>
-              <w:jc w:val="left"/>
-            </w:pPr>
-            <w:r>
-              <w:t xml:space="preserve">+0, 016</w:t>
-            </w:r>
-          </w:p>
-        </w:tc>
-        <w:tc>
-          <w:tcPr/>
-          <w:p>
-            <w:pPr>
-              <w:pStyle w:val="Compact"/>
-              <w:jc w:val="left"/>
-            </w:pPr>
-            <w:r>
-              <w:t xml:space="preserve">−0, 029</w:t>
-            </w:r>
-          </w:p>
-        </w:tc>
-        <w:tc>
-          <w:tcPr/>
-          <w:p>
-            <w:pPr>
-              <w:pStyle w:val="Compact"/>
-              <w:jc w:val="left"/>
-            </w:pPr>
-            <w:r>
-              <w:t xml:space="preserve">+0, 019</w:t>
+              <w:t xml:space="preserve">+0,128</w:t>
+            </w:r>
+          </w:p>
+        </w:tc>
+        <w:tc>
+          <w:tcPr/>
+          <w:p>
+            <w:pPr>
+              <w:pStyle w:val="Compact"/>
+              <w:jc w:val="left"/>
+            </w:pPr>
+            <w:r>
+              <w:t xml:space="preserve">+0,016</w:t>
+            </w:r>
+          </w:p>
+        </w:tc>
+        <w:tc>
+          <w:tcPr/>
+          <w:p>
+            <w:pPr>
+              <w:pStyle w:val="Compact"/>
+              <w:jc w:val="left"/>
+            </w:pPr>
+            <w:r>
+              <w:t xml:space="preserve">−0,029</w:t>
+            </w:r>
+          </w:p>
+        </w:tc>
+        <w:tc>
+          <w:tcPr/>
+          <w:p>
+            <w:pPr>
+              <w:pStyle w:val="Compact"/>
+              <w:jc w:val="left"/>
+            </w:pPr>
+            <w:r>
+              <w:t xml:space="preserve">+0,019</w:t>
             </w:r>
           </w:p>
         </w:tc>
@@ -17109,7 +17274,7 @@
                 <w:bCs/>
                 <w:b/>
               </w:rPr>
-              <w:t xml:space="preserve">+0, 155</w:t>
+              <w:t xml:space="preserve">+0,155</w:t>
             </w:r>
           </w:p>
         </w:tc>
@@ -17139,55 +17304,55 @@
                 <w:bCs/>
                 <w:b/>
               </w:rPr>
-              <w:t xml:space="preserve">−0, 129</w:t>
-            </w:r>
-          </w:p>
-        </w:tc>
-        <w:tc>
-          <w:tcPr/>
-          <w:p>
-            <w:pPr>
-              <w:pStyle w:val="Compact"/>
-              <w:jc w:val="left"/>
-            </w:pPr>
-            <w:r>
-              <w:t xml:space="preserve">+0, 012</w:t>
-            </w:r>
-          </w:p>
-        </w:tc>
-        <w:tc>
-          <w:tcPr/>
-          <w:p>
-            <w:pPr>
-              <w:pStyle w:val="Compact"/>
-              <w:jc w:val="left"/>
-            </w:pPr>
-            <w:r>
-              <w:t xml:space="preserve">+0, 016</w:t>
-            </w:r>
-          </w:p>
-        </w:tc>
-        <w:tc>
-          <w:tcPr/>
-          <w:p>
-            <w:pPr>
-              <w:pStyle w:val="Compact"/>
-              <w:jc w:val="left"/>
-            </w:pPr>
-            <w:r>
-              <w:t xml:space="preserve">+0, 070</w:t>
-            </w:r>
-          </w:p>
-        </w:tc>
-        <w:tc>
-          <w:tcPr/>
-          <w:p>
-            <w:pPr>
-              <w:pStyle w:val="Compact"/>
-              <w:jc w:val="left"/>
-            </w:pPr>
-            <w:r>
-              <w:t xml:space="preserve">−0, 049</w:t>
+              <w:t xml:space="preserve">−0,129</w:t>
+            </w:r>
+          </w:p>
+        </w:tc>
+        <w:tc>
+          <w:tcPr/>
+          <w:p>
+            <w:pPr>
+              <w:pStyle w:val="Compact"/>
+              <w:jc w:val="left"/>
+            </w:pPr>
+            <w:r>
+              <w:t xml:space="preserve">+0,012</w:t>
+            </w:r>
+          </w:p>
+        </w:tc>
+        <w:tc>
+          <w:tcPr/>
+          <w:p>
+            <w:pPr>
+              <w:pStyle w:val="Compact"/>
+              <w:jc w:val="left"/>
+            </w:pPr>
+            <w:r>
+              <w:t xml:space="preserve">+0,016</w:t>
+            </w:r>
+          </w:p>
+        </w:tc>
+        <w:tc>
+          <w:tcPr/>
+          <w:p>
+            <w:pPr>
+              <w:pStyle w:val="Compact"/>
+              <w:jc w:val="left"/>
+            </w:pPr>
+            <w:r>
+              <w:t xml:space="preserve">+0,070</w:t>
+            </w:r>
+          </w:p>
+        </w:tc>
+        <w:tc>
+          <w:tcPr/>
+          <w:p>
+            <w:pPr>
+              <w:pStyle w:val="Compact"/>
+              <w:jc w:val="left"/>
+            </w:pPr>
+            <w:r>
+              <w:t xml:space="preserve">−0,049</w:t>
             </w:r>
           </w:p>
         </w:tc>
@@ -17202,7 +17367,7 @@
           <w:iCs/>
           <w:i/>
         </w:rPr>
-        <w:t xml:space="preserve">Ghi chú: Tất cả hệ số có p &lt; 0, 01 (kiểm định hai phía). Sai số chuẩn vững HC1.</w:t>
+        <w:t xml:space="preserve">Ghi chú: Tất cả hệ số có p &lt; 0,01 (kiểm định hai phía). (Hệ số tương quan Pearson — không áp dụng HC1; HC1 dành cho SE hồi quy ở CĐ2.)</w:t>
       </w:r>
     </w:p>
     <w:p>
@@ -17210,7 +17375,7 @@
         <w:pStyle w:val="BodyText"/>
       </w:pPr>
       <w:r>
-        <w:t xml:space="preserve">Sáu phát hiện chính: (1) FDI dương mạnh ở SIDS (+0, 222), FDI ngoại sinh là nguồn năng suất chủ đạo; (2) FDI âm tại Advanced (−0, 113), doanh nghiệp FDI không có lợi thế tại thị trường trưởng thành; (3) FSTS dương tại Advanced (+0, 113), xác nhận lý thuyết Uppsala; (4) TCI dương đồng đều SIDS và Advanced; (5) DAI âm tại Advanced (−0, 129), Nghịch lý bão hòa số; (6) Đảo dấu cross-regime, thể chế điều tiết chiều hướng cơ chế (Xu, 2024).</w:t>
+        <w:t xml:space="preserve">Sáu phát hiện chính: (1) FDI dương mạnh ở SIDS (+0,222) — FDI ngoại sinh là nguồn năng suất chủ đạo; (2) FDI âm tại Advanced (−0,113) — doanh nghiệp FDI không có lợi thế tại thị trường trưởng thành; (3) FSTS dương tại Advanced (+0,113) — xác nhận lý thuyết Uppsala; (4) TCI dương đồng đều SIDS và Advanced; (5) DAI âm tại Advanced (−0,129) — Nghịch lý bão hòa số; (6) Đảo dấu cross-regime — thể chế điều tiết chiều hướng cơ chế (Xu, 2024).</w:t>
       </w:r>
     </w:p>
     <w:p>
@@ -17225,7 +17390,7 @@
         <w:t xml:space="preserve">Cảnh báo schema BREADY 2025</w:t>
       </w:r>
       <w:r>
-        <w:t xml:space="preserve">: Bảng 2.3.8.1 có thể bị nhiễu hiệu ứng schema, cần kiểm chứng qua hệ thống phòng thủ ba tầng (§2.2) trước khi suy diễn nhân quả.</w:t>
+        <w:t xml:space="preserve">: Bảng 2.3.8.1 có thể bị nhiễu hiệu ứng schema — cần kiểm chứng qua hệ thống phòng thủ ba tầng (§2.2) trước khi suy diễn nhân quả.</w:t>
       </w:r>
     </w:p>
     <w:bookmarkEnd w:id="67"/>
@@ -17235,7 +17400,7 @@
         <w:pStyle w:val="Heading4"/>
       </w:pPr>
       <w:r>
-        <w:t xml:space="preserve">2.3.8.2 Pattern giới tính trong quản lý và sở hữu, EAP dẫn đầu toàn cầu</w:t>
+        <w:t xml:space="preserve">2.3.8.2 Pattern giới tính trong quản lý và sở hữu — EAP dẫn đầu toàn cầu</w:t>
       </w:r>
     </w:p>
     <w:p>
@@ -17358,7 +17523,7 @@
                 <w:bCs/>
                 <w:b/>
               </w:rPr>
-              <w:t xml:space="preserve">33, 4%</w:t>
+              <w:t xml:space="preserve">33,4%</w:t>
             </w:r>
           </w:p>
         </w:tc>
@@ -17374,19 +17539,19 @@
                 <w:bCs/>
                 <w:b/>
               </w:rPr>
-              <w:t xml:space="preserve">25, 7%</w:t>
-            </w:r>
-          </w:p>
-        </w:tc>
-        <w:tc>
-          <w:tcPr/>
-          <w:p>
-            <w:pPr>
-              <w:pStyle w:val="Compact"/>
-              <w:jc w:val="left"/>
-            </w:pPr>
-            <w:r>
-              <w:t xml:space="preserve">+7, 7 đpt</w:t>
+              <w:t xml:space="preserve">25,7%</w:t>
+            </w:r>
+          </w:p>
+        </w:tc>
+        <w:tc>
+          <w:tcPr/>
+          <w:p>
+            <w:pPr>
+              <w:pStyle w:val="Compact"/>
+              <w:jc w:val="left"/>
+            </w:pPr>
+            <w:r>
+              <w:t xml:space="preserve">+7,7 đpt</w:t>
             </w:r>
           </w:p>
         </w:tc>
@@ -17412,31 +17577,31 @@
               <w:jc w:val="left"/>
             </w:pPr>
             <w:r>
-              <w:t xml:space="preserve">27, 8%</w:t>
-            </w:r>
-          </w:p>
-        </w:tc>
-        <w:tc>
-          <w:tcPr/>
-          <w:p>
-            <w:pPr>
-              <w:pStyle w:val="Compact"/>
-              <w:jc w:val="left"/>
-            </w:pPr>
-            <w:r>
-              <w:t xml:space="preserve">18, 3%</w:t>
-            </w:r>
-          </w:p>
-        </w:tc>
-        <w:tc>
-          <w:tcPr/>
-          <w:p>
-            <w:pPr>
-              <w:pStyle w:val="Compact"/>
-              <w:jc w:val="left"/>
-            </w:pPr>
-            <w:r>
-              <w:t xml:space="preserve">+9, 5 đpt</w:t>
+              <w:t xml:space="preserve">27,8%</w:t>
+            </w:r>
+          </w:p>
+        </w:tc>
+        <w:tc>
+          <w:tcPr/>
+          <w:p>
+            <w:pPr>
+              <w:pStyle w:val="Compact"/>
+              <w:jc w:val="left"/>
+            </w:pPr>
+            <w:r>
+              <w:t xml:space="preserve">18,3%</w:t>
+            </w:r>
+          </w:p>
+        </w:tc>
+        <w:tc>
+          <w:tcPr/>
+          <w:p>
+            <w:pPr>
+              <w:pStyle w:val="Compact"/>
+              <w:jc w:val="left"/>
+            </w:pPr>
+            <w:r>
+              <w:t xml:space="preserve">+9,5 đpt</w:t>
             </w:r>
           </w:p>
         </w:tc>
@@ -17462,31 +17627,31 @@
               <w:jc w:val="left"/>
             </w:pPr>
             <w:r>
-              <w:t xml:space="preserve">21, 3%</w:t>
-            </w:r>
-          </w:p>
-        </w:tc>
-        <w:tc>
-          <w:tcPr/>
-          <w:p>
-            <w:pPr>
-              <w:pStyle w:val="Compact"/>
-              <w:jc w:val="left"/>
-            </w:pPr>
-            <w:r>
-              <w:t xml:space="preserve">14, 9%</w:t>
-            </w:r>
-          </w:p>
-        </w:tc>
-        <w:tc>
-          <w:tcPr/>
-          <w:p>
-            <w:pPr>
-              <w:pStyle w:val="Compact"/>
-              <w:jc w:val="left"/>
-            </w:pPr>
-            <w:r>
-              <w:t xml:space="preserve">+6, 4 đpt</w:t>
+              <w:t xml:space="preserve">21,3%</w:t>
+            </w:r>
+          </w:p>
+        </w:tc>
+        <w:tc>
+          <w:tcPr/>
+          <w:p>
+            <w:pPr>
+              <w:pStyle w:val="Compact"/>
+              <w:jc w:val="left"/>
+            </w:pPr>
+            <w:r>
+              <w:t xml:space="preserve">14,9%</w:t>
+            </w:r>
+          </w:p>
+        </w:tc>
+        <w:tc>
+          <w:tcPr/>
+          <w:p>
+            <w:pPr>
+              <w:pStyle w:val="Compact"/>
+              <w:jc w:val="left"/>
+            </w:pPr>
+            <w:r>
+              <w:t xml:space="preserve">+6,4 đpt</w:t>
             </w:r>
           </w:p>
         </w:tc>
@@ -17512,31 +17677,31 @@
               <w:jc w:val="left"/>
             </w:pPr>
             <w:r>
-              <w:t xml:space="preserve">19, 8%</w:t>
-            </w:r>
-          </w:p>
-        </w:tc>
-        <w:tc>
-          <w:tcPr/>
-          <w:p>
-            <w:pPr>
-              <w:pStyle w:val="Compact"/>
-              <w:jc w:val="left"/>
-            </w:pPr>
-            <w:r>
-              <w:t xml:space="preserve">12, 1%</w:t>
-            </w:r>
-          </w:p>
-        </w:tc>
-        <w:tc>
-          <w:tcPr/>
-          <w:p>
-            <w:pPr>
-              <w:pStyle w:val="Compact"/>
-              <w:jc w:val="left"/>
-            </w:pPr>
-            <w:r>
-              <w:t xml:space="preserve">+7, 7 đpt</w:t>
+              <w:t xml:space="preserve">19,8%</w:t>
+            </w:r>
+          </w:p>
+        </w:tc>
+        <w:tc>
+          <w:tcPr/>
+          <w:p>
+            <w:pPr>
+              <w:pStyle w:val="Compact"/>
+              <w:jc w:val="left"/>
+            </w:pPr>
+            <w:r>
+              <w:t xml:space="preserve">12,1%</w:t>
+            </w:r>
+          </w:p>
+        </w:tc>
+        <w:tc>
+          <w:tcPr/>
+          <w:p>
+            <w:pPr>
+              <w:pStyle w:val="Compact"/>
+              <w:jc w:val="left"/>
+            </w:pPr>
+            <w:r>
+              <w:t xml:space="preserve">+7,7 đpt</w:t>
             </w:r>
           </w:p>
         </w:tc>
@@ -17562,31 +17727,31 @@
               <w:jc w:val="left"/>
             </w:pPr>
             <w:r>
-              <w:t xml:space="preserve">9, 2%</w:t>
-            </w:r>
-          </w:p>
-        </w:tc>
-        <w:tc>
-          <w:tcPr/>
-          <w:p>
-            <w:pPr>
-              <w:pStyle w:val="Compact"/>
-              <w:jc w:val="left"/>
-            </w:pPr>
-            <w:r>
-              <w:t xml:space="preserve">8, 5%</w:t>
-            </w:r>
-          </w:p>
-        </w:tc>
-        <w:tc>
-          <w:tcPr/>
-          <w:p>
-            <w:pPr>
-              <w:pStyle w:val="Compact"/>
-              <w:jc w:val="left"/>
-            </w:pPr>
-            <w:r>
-              <w:t xml:space="preserve">+0, 7 đpt</w:t>
+              <w:t xml:space="preserve">9,2%</w:t>
+            </w:r>
+          </w:p>
+        </w:tc>
+        <w:tc>
+          <w:tcPr/>
+          <w:p>
+            <w:pPr>
+              <w:pStyle w:val="Compact"/>
+              <w:jc w:val="left"/>
+            </w:pPr>
+            <w:r>
+              <w:t xml:space="preserve">8,5%</w:t>
+            </w:r>
+          </w:p>
+        </w:tc>
+        <w:tc>
+          <w:tcPr/>
+          <w:p>
+            <w:pPr>
+              <w:pStyle w:val="Compact"/>
+              <w:jc w:val="left"/>
+            </w:pPr>
+            <w:r>
+              <w:t xml:space="preserve">+0,7 đpt</w:t>
             </w:r>
           </w:p>
         </w:tc>
@@ -17620,7 +17785,7 @@
                 <w:bCs/>
                 <w:b/>
               </w:rPr>
-              <w:t xml:space="preserve">3, 3%</w:t>
+              <w:t xml:space="preserve">3,3%</w:t>
             </w:r>
           </w:p>
         </w:tc>
@@ -17636,19 +17801,19 @@
                 <w:bCs/>
                 <w:b/>
               </w:rPr>
-              <w:t xml:space="preserve">1, 7%</w:t>
-            </w:r>
-          </w:p>
-        </w:tc>
-        <w:tc>
-          <w:tcPr/>
-          <w:p>
-            <w:pPr>
-              <w:pStyle w:val="Compact"/>
-              <w:jc w:val="left"/>
-            </w:pPr>
-            <w:r>
-              <w:t xml:space="preserve">+1, 6 đpt</w:t>
+              <w:t xml:space="preserve">1,7%</w:t>
+            </w:r>
+          </w:p>
+        </w:tc>
+        <w:tc>
+          <w:tcPr/>
+          <w:p>
+            <w:pPr>
+              <w:pStyle w:val="Compact"/>
+              <w:jc w:val="left"/>
+            </w:pPr>
+            <w:r>
+              <w:t xml:space="preserve">+1,6 đpt</w:t>
             </w:r>
           </w:p>
         </w:tc>
@@ -17659,7 +17824,7 @@
         <w:pStyle w:val="BodyText"/>
       </w:pPr>
       <w:r>
-        <w:t xml:space="preserve">Bốn quan sát: (a) EAP paradox, quản lý dẫn đầu toàn cầu nhưng ownership ceiling thấp hơn management ceiling 7, 7 điểm; (b) MENA bottleneck, rào cản thể chế kép trong bối cảnh nhà nước tô (Beblawi, 1987); (c) 43/50 nền kinh tế có tỷ lệ nữ trong nhóm quản trị cấp cao cao hơn nữ sở hữu đa số; (d) hàm ý cho Chuyên đề 2: tương tác giới tính × FSTS dương tại Emerging (kênh quan hệ, Hambrick &amp; Mason, 1984) nhưng không có ý nghĩa thống kê tại Advanced.</w:t>
+        <w:t xml:space="preserve">Bốn quan sát: (a) EAP paradox — quản lý dẫn đầu toàn cầu nhưng ownership ceiling thấp hơn management ceiling 7,7 điểm; (b) MENA bottleneck — rào cản thể chế kép trong bối cảnh nhà nước tô (Beblawi, 1987); (c) 43/50 nền kinh tế có tỷ lệ nữ trong nhóm quản trị cấp cao cao hơn nữ sở hữu đa số; (d) hàm ý cho Chuyên đề 2: tương tác giới tính × FSTS dương tại Emerging qua kênh quan hệ (Hambrick &amp; Mason, 1984) nhưng không có ý nghĩa thống kê tại Advanced.</w:t>
       </w:r>
     </w:p>
     <w:bookmarkEnd w:id="68"/>
@@ -17669,7 +17834,7 @@
         <w:pStyle w:val="Heading4"/>
       </w:pPr>
       <w:r>
-        <w:t xml:space="preserve">2.3.8.3 Đường cong U của đổi mới số, từ chi phí đầu tư đến phần bù năng suất</w:t>
+        <w:t xml:space="preserve">2.3.8.3 Đường cong U của đổi mới số — từ chi phí đầu tư đến phần bù năng suất</w:t>
       </w:r>
     </w:p>
     <w:p>
@@ -17677,7 +17842,7 @@
         <w:pStyle w:val="FirstParagraph"/>
       </w:pPr>
       <w:r>
-        <w:t xml:space="preserve">Quan hệ giữa cường độ đầu tư số và năng suất có hình dạng phi tuyến,</w:t>
+        <w:t xml:space="preserve">Quan hệ giữa cường độ đầu tư số và năng suất có hình dạng phi tuyến —</w:t>
       </w:r>
       <w:r>
         <w:t xml:space="preserve"> </w:t>
@@ -17690,7 +17855,10 @@
         <w:t xml:space="preserve">đường cong U theo thời gian</w:t>
       </w:r>
       <w:r>
-        <w:t xml:space="preserve">, phù hợp với trễ công nghệ của David (1990) và nghịch lý năng suất của Brynjolfsson &amp; McAfee (2014).</w:t>
+        <w:t xml:space="preserve"> </w:t>
+      </w:r>
+      <w:r>
+        <w:t xml:space="preserve">— phù hợp với trễ công nghệ của David (1990) và nghịch lý năng suất của Brynjolfsson &amp; McAfee (2014).</w:t>
       </w:r>
     </w:p>
     <w:p>
@@ -17708,7 +17876,7 @@
         <w:t xml:space="preserve"> </w:t>
       </w:r>
       <w:r>
-        <w:t xml:space="preserve">(năm 1–3): Sụt giảm ngắn hạn do chi phí thiết bị, đào tạo và gián đoạn quy trình. Bằng chứng: DAI = −0, 129 tại Advanced, giai đoạn</w:t>
+        <w:t xml:space="preserve">(năm 1–3): Sụt giảm ngắn hạn do chi phí thiết bị, đào tạo và gián đoạn quy trình. Bằng chứng: DAI = −0,129 tại Advanced — giai đoạn</w:t>
       </w:r>
       <w:r>
         <w:t xml:space="preserve"> </w:t>
@@ -17762,7 +17930,7 @@
         <w:t xml:space="preserve"> </w:t>
       </w:r>
       <w:r>
-        <w:t xml:space="preserve">(năm 5+): Phần bù năng suất. Bằng chứng: Trung Quốc R&amp;D 39, 4% (Tier-2 mature); FSTS²×DAI = +3, 119 (p = 0, 005) tại Singapore, DAI khuếch đại quan hệ quốc tế hóa – hiệu quả tại doanh nghiệp FSTS cao.</w:t>
+        <w:t xml:space="preserve">(năm 5+): Phần bù năng suất. Bằng chứng: Trung Quốc R&amp;D 39,4% (Tier-2 mature); FSTS²×DAI = +3,119 (p = 0,005) tại Singapore — DAI khuếch đại quan hệ quốc tế hóa – hiệu quả tại doanh nghiệp FSTS cao.</w:t>
       </w:r>
     </w:p>
     <w:p>
@@ -17819,7 +17987,7 @@
         <w:t xml:space="preserve">(i) Phân tán năng suất nội bộ tăng đơn điệu</w:t>
       </w:r>
       <w:r>
-        <w:t xml:space="preserve">: Advanced 0, 86 → Upper-middle 1, 29 ≈ Emerging 1, 24 ≈ SIDS 1, 32 → Frontier 1, 36. Tỷ số P90/P10 leo từ 10, 8 lần lên 39, 6 lần. Khẳng định</w:t>
+        <w:t xml:space="preserve">: Advanced 0,86 → Upper-middle 1,29 ≈ Emerging 1,24 ≈ SIDS 1,32 → Frontier 1,36. Tỷ số P90/P10 leo từ 10,8 lần lên 39,6 lần. Khẳng định</w:t>
       </w:r>
       <w:r>
         <w:t xml:space="preserve"> </w:t>
@@ -17850,20 +18018,23 @@
         <w:t xml:space="preserve">(ii) Dị biệt nội bộ phân nhóm Advanced</w:t>
       </w:r>
       <w:r>
-        <w:t xml:space="preserve">: Tỷ số phân tán Singapore (1, 03) so với Vùng Vịnh (0, 49) ≈</w:t>
-      </w:r>
-      <w:r>
-        <w:t xml:space="preserve"> </w:t>
-      </w:r>
-      <w:r>
-        <w:rPr>
-          <w:bCs/>
-          <w:b/>
-        </w:rPr>
-        <w:t xml:space="preserve">2, 1 lần</w:t>
-      </w:r>
-      <w:r>
-        <w:t xml:space="preserve">, cần phân nhóm con Advanced trong Chuyên đề 2.</w:t>
+        <w:t xml:space="preserve">: Tỷ số phân tán Singapore (1,03) so với Vùng Vịnh (0,49) ≈</w:t>
+      </w:r>
+      <w:r>
+        <w:t xml:space="preserve"> </w:t>
+      </w:r>
+      <w:r>
+        <w:rPr>
+          <w:bCs/>
+          <w:b/>
+        </w:rPr>
+        <w:t xml:space="preserve">2,1 lần</w:t>
+      </w:r>
+      <w:r>
+        <w:t xml:space="preserve"> </w:t>
+      </w:r>
+      <w:r>
+        <w:t xml:space="preserve">— cần phân nhóm con Advanced trong Chuyên đề 2.</w:t>
       </w:r>
     </w:p>
     <w:p>
@@ -17875,10 +18046,10 @@
           <w:bCs/>
           <w:b/>
         </w:rPr>
-        <w:t xml:space="preserve">(iii) Dị biệt nội bộ phân nhóm Emerging, 3 phân nhóm con</w:t>
-      </w:r>
-      <w:r>
-        <w:t xml:space="preserve">: FDI dẫn dắt SEA (VNM+IDN+PHL, FSTS 13, 2%) ≠ dân số lớn (IND+LKA+JOR, FSTS 7, 2%) ≠ tài nguyên (MNG, FSTS 5, 0%).</w:t>
+        <w:t xml:space="preserve">(iii) Dị biệt nội bộ phân nhóm Emerging — 3 phân nhóm con</w:t>
+      </w:r>
+      <w:r>
+        <w:t xml:space="preserve">: FDI dẫn dắt SEA (VNM+IDN+PHL, FSTS 13,2%) ≠ dân số lớn (IND+LKA+JOR, FSTS 7,2%) ≠ tài nguyên (MNG, FSTS 5,0%).</w:t>
       </w:r>
     </w:p>
     <w:p>
@@ -17890,10 +18061,10 @@
           <w:bCs/>
           <w:b/>
         </w:rPr>
-        <w:t xml:space="preserve">(iv) SIDS Pacific, Kiribati 2025 là trường hợp biên cực đoan nhất</w:t>
-      </w:r>
-      <w:r>
-        <w:t xml:space="preserve">: FSTS 1, 03%, FDI 0, 7%, website 18, 7%, ISO 1, 3%, đối lập với Fiji nhảy vọt số (74, 8%). Cơ sở cho giả thuyết chi phí buộc phải quốc tế hóa.</w:t>
+        <w:t xml:space="preserve">(iv) SIDS Pacific — Kiribati 2025 là trường hợp biên cực đoan nhất</w:t>
+      </w:r>
+      <w:r>
+        <w:t xml:space="preserve">: FSTS 1,03%, FDI 0,7%, website 18,7%, ISO 1,3% — đối lập với Fiji nhảy vọt số (74,8%). Cơ sở cho giả thuyết chi phí buộc phải quốc tế hóa.</w:t>
       </w:r>
     </w:p>
     <w:p>
@@ -17958,7 +18129,7 @@
         <w:t xml:space="preserve"> </w:t>
       </w:r>
       <w:r>
-        <w:t xml:space="preserve">(đang phát triển). Hệ số âm DAI Advanced (-0, 129) là tạo phẩm bão hòa Tier-1, xem kiểm định loại trừ ICT tại §2.3.4.3.</w:t>
+        <w:t xml:space="preserve">(đang phát triển). Hệ số âm DAI Advanced (-0,129) là tạo phẩm bão hòa Tier-1 — xem kiểm định loại trừ ICT tại §2.3.4.3.</w:t>
       </w:r>
     </w:p>
     <w:p>
@@ -17973,7 +18144,10 @@
         <w:t xml:space="preserve">(vii) Pattern phi tuyến FDI ≥10%</w:t>
       </w:r>
       <w:r>
-        <w:t xml:space="preserve">, dạng chữ U với cực tiểu Emerging (4, 7%): Advanced 11, 1% → Emerging 4, 7% → SIDS 23, 5%. Hai mô hình FDI: MNE hub (Advanced) và du lịch/viễn thông (SIDS).</w:t>
+        <w:t xml:space="preserve"> </w:t>
+      </w:r>
+      <w:r>
+        <w:t xml:space="preserve">— dạng chữ U với cực tiểu Emerging (4,7%): Advanced 11,1% → Emerging 4,7% → SIDS 23,5%. Hai mô hình FDI: MNE hub (Advanced) và du lịch/viễn thông (SIDS).</w:t>
       </w:r>
     </w:p>
     <w:p>
@@ -17985,10 +18159,10 @@
           <w:bCs/>
           <w:b/>
         </w:rPr>
-        <w:t xml:space="preserve">(viii) Đợt khảo sát 2025, mẫu đơn năm lớn nhất</w:t>
-      </w:r>
-      <w:r>
-        <w:t xml:space="preserve">: 14 nước × 17.053 doanh nghiệp (bao gồm Nepal 2025 BREADY Micro n=1.740). Ấn Độ FSTS sụt 5 điểm phần trăm (hiệu ứng schema); Fiji website 74, 8% &gt; Singapore 66, 1%; Kiribati đối lập cực đoan với Fiji; Nepal Micro: 10% bán quốc tế, sd log LP = 1, 15.</w:t>
+        <w:t xml:space="preserve">(viii) Đợt khảo sát 2025 — mẫu đơn năm lớn nhất</w:t>
+      </w:r>
+      <w:r>
+        <w:t xml:space="preserve">: 14 nước × 17.053 doanh nghiệp (bao gồm Nepal 2025 BREADY Micro n=1.740). Ấn Độ FSTS sụt 5 điểm phần trăm (hiệu ứng schema); Fiji website 74,8% &gt; Singapore 66,1%; Kiribati đối lập cực đoan với Fiji; Nepal Micro: 10% bán quốc tế, sd log LP = 1,15.</w:t>
       </w:r>
     </w:p>
     <w:p>
@@ -18040,7 +18214,7 @@
           <w:bCs/>
           <w:b/>
         </w:rPr>
-        <w:t xml:space="preserve">KT1, Điều tiết ba chiều TCI×DAI×FSTS chưa được kiểm định đồng thời trên mẫu liên quốc gia</w:t>
+        <w:t xml:space="preserve">KT1 — Điều tiết ba chiều TCI×DAI×FSTS chưa được kiểm định đồng thời trên mẫu liên quốc gia</w:t>
       </w:r>
       <w:r>
         <w:t xml:space="preserve">: Các nghiên cứu hiện tại kiểm định từng cặp điều tiết riêng biệt. Mô hình M7 của Chuyên đề 2 sẽ lấp khoảng trống này với 108 cặp quốc gia–năm.</w:t>
@@ -18055,7 +18229,7 @@
           <w:bCs/>
           <w:b/>
         </w:rPr>
-        <w:t xml:space="preserve">KT2, Phân nhóm con Advanced: innovation-driven so với resource-driven chưa được hệ thống hóa</w:t>
+        <w:t xml:space="preserve">KT2 — Phân nhóm con Advanced: innovation-driven so với resource-driven chưa được hệ thống hóa</w:t>
       </w:r>
       <w:r>
         <w:t xml:space="preserve">: Nghiên cứu hiện hành (Bausch &amp; Krist, 2007; Kirca et al., 2012) gộp tất cả OECD vào</w:t>
@@ -18085,10 +18259,10 @@
           <w:bCs/>
           <w:b/>
         </w:rPr>
-        <w:t xml:space="preserve">KT3, Xác nhận nhân quả Nghịch lý bão hòa số qua ước lượng biến công cụ</w:t>
-      </w:r>
-      <w:r>
-        <w:t xml:space="preserve">: Hệ số DAI âm (−0, 129) có thể phản ánh: (a) bão hòa thực sự; (b) nhân quả ngược; (c) bias biến bỏ sót. Biến công cụ hợp lệ (độ phủ băng thông rộng) cần thiết để phân biệt.</w:t>
+        <w:t xml:space="preserve">KT3 — Xác nhận nhân quả Nghịch lý bão hòa số qua ước lượng biến công cụ</w:t>
+      </w:r>
+      <w:r>
+        <w:t xml:space="preserve">: Hệ số DAI âm (−0,129) có thể phản ánh: (a) bão hòa thực sự; (b) nhân quả ngược; (c) bias biến bỏ sót. Biến công cụ hợp lệ (độ phủ băng thông rộng) cần thiết để phân biệt.</w:t>
       </w:r>
     </w:p>
     <w:p>
@@ -18100,7 +18274,7 @@
           <w:bCs/>
           <w:b/>
         </w:rPr>
-        <w:t xml:space="preserve">KT4, Dị biệt theo thời gian ba giai đoạn 2009–2025 chưa được tổng hợp</w:t>
+        <w:t xml:space="preserve">KT4 — Dị biệt theo thời gian ba giai đoạn 2009–2025 chưa được tổng hợp</w:t>
       </w:r>
       <w:r>
         <w:t xml:space="preserve">: Bằng chứng từ kiểm định Paternoster cho thấy bất ổn định tham số quan trọng giữa ba giai đoạn.</w:t>
@@ -18115,10 +18289,356 @@
           <w:bCs/>
           <w:b/>
         </w:rPr>
-        <w:t xml:space="preserve">KT5, SIDS Pacific như trường hợp biên lý thuyết của thuyết Uppsala</w:t>
+        <w:t xml:space="preserve">KT5 — SIDS Pacific như trường hợp biên lý thuyết của thuyết Uppsala</w:t>
       </w:r>
       <w:r>
         <w:t xml:space="preserve">: Chi phí buộc phải quốc tế hóa tại 7 SIDS không khớp với bất kỳ dạng hàm quốc tế hóa – hiệu quả nào trong văn liệu. Cần khung kết hợp MIRAB và Briguglio (1995) và quan điểm dựa trên nguồn lực.</w:t>
+      </w:r>
+    </w:p>
+    <w:p>
+      <w:pPr>
+        <w:pStyle w:val="BodyText"/>
+      </w:pPr>
+      <w:r>
+        <w:rPr>
+          <w:bCs/>
+          <w:b/>
+        </w:rPr>
+        <w:t xml:space="preserve">Ánh xạ khoảng trống → câu hỏi nghiên cứu cho Chuyên đề 2.</w:t>
+      </w:r>
+      <w:r>
+        <w:t xml:space="preserve"> </w:t>
+      </w:r>
+      <w:r>
+        <w:t xml:space="preserve">Để chính thức hóa cầu nối từ thực trạng mô tả (CĐ1) sang thiết kế kiểm định suy diễn (CĐ2), Bảng 2.3.9.1 chuyển mỗi khoảng trống thực nghiệm thành một câu hỏi nghiên cứu có mô hình/kiểm định tương ứng.</w:t>
+      </w:r>
+    </w:p>
+    <w:p>
+      <w:pPr>
+        <w:pStyle w:val="BodyText"/>
+      </w:pPr>
+      <w:r>
+        <w:rPr>
+          <w:bCs/>
+          <w:b/>
+        </w:rPr>
+        <w:t xml:space="preserve">Bảng 2.3.9.1.</w:t>
+      </w:r>
+      <w:r>
+        <w:t xml:space="preserve"> </w:t>
+      </w:r>
+      <w:r>
+        <w:rPr>
+          <w:iCs/>
+          <w:i/>
+        </w:rPr>
+        <w:t xml:space="preserve">Ánh xạ khoảng trống thực trạng (CĐ1) → câu hỏi nghiên cứu (CĐ2).</w:t>
+      </w:r>
+    </w:p>
+    <w:tbl>
+      <w:tblPr>
+        <w:tblStyle w:val="Table"/>
+        <w:tblW w:type="pct" w:w="5000"/>
+        <w:tblLook w:firstRow="1" w:lastRow="0" w:firstColumn="0" w:lastColumn="0" w:noHBand="0" w:noVBand="0" w:val="0020"/>
+        <w:jc w:val="start"/>
+      </w:tblPr>
+      <w:tblGrid>
+        <w:gridCol w:w="2640"/>
+        <w:gridCol w:w="2640"/>
+        <w:gridCol w:w="2640"/>
+      </w:tblGrid>
+      <w:tr>
+        <w:trPr>
+          <w:tblHeader w:val="true"/>
+        </w:trPr>
+        <w:tc>
+          <w:tcPr/>
+          <w:p>
+            <w:pPr>
+              <w:pStyle w:val="Compact"/>
+              <w:jc w:val="left"/>
+            </w:pPr>
+            <w:r>
+              <w:t xml:space="preserve">Khoảng trống (CĐ1)</w:t>
+            </w:r>
+          </w:p>
+        </w:tc>
+        <w:tc>
+          <w:tcPr/>
+          <w:p>
+            <w:pPr>
+              <w:pStyle w:val="Compact"/>
+              <w:jc w:val="left"/>
+            </w:pPr>
+            <w:r>
+              <w:t xml:space="preserve">Câu hỏi nghiên cứu cho CĐ2</w:t>
+            </w:r>
+          </w:p>
+        </w:tc>
+        <w:tc>
+          <w:tcPr/>
+          <w:p>
+            <w:pPr>
+              <w:pStyle w:val="Compact"/>
+              <w:jc w:val="left"/>
+            </w:pPr>
+            <w:r>
+              <w:t xml:space="preserve">Mô hình/kiểm định dự kiến</w:t>
+            </w:r>
+          </w:p>
+        </w:tc>
+      </w:tr>
+      <w:tr>
+        <w:tc>
+          <w:tcPr/>
+          <w:p>
+            <w:pPr>
+              <w:pStyle w:val="Compact"/>
+              <w:jc w:val="left"/>
+            </w:pPr>
+            <w:r>
+              <w:rPr>
+                <w:bCs/>
+                <w:b/>
+              </w:rPr>
+              <w:t xml:space="preserve">KT1</w:t>
+            </w:r>
+            <w:r>
+              <w:t xml:space="preserve"> </w:t>
+            </w:r>
+            <w:r>
+              <w:t xml:space="preserve">— Điều tiết ba chiều TCI×DAI×FSTS chưa kiểm định đồng thời</w:t>
+            </w:r>
+          </w:p>
+        </w:tc>
+        <w:tc>
+          <w:tcPr/>
+          <w:p>
+            <w:pPr>
+              <w:pStyle w:val="Compact"/>
+              <w:jc w:val="left"/>
+            </w:pPr>
+            <w:r>
+              <w:t xml:space="preserve">Năng lực công nghệ và chấp nhận số đồng thời điều tiết quan hệ I–P như thế nào xuyên 6 chế độ ICRV?</w:t>
+            </w:r>
+          </w:p>
+        </w:tc>
+        <w:tc>
+          <w:tcPr/>
+          <w:p>
+            <w:pPr>
+              <w:pStyle w:val="Compact"/>
+              <w:jc w:val="left"/>
+            </w:pPr>
+            <w:r>
+              <w:t xml:space="preserve">Mô hình M7 tương tác ba chiều, 108 cặp quốc gia–năm</w:t>
+            </w:r>
+          </w:p>
+        </w:tc>
+      </w:tr>
+      <w:tr>
+        <w:tc>
+          <w:tcPr/>
+          <w:p>
+            <w:pPr>
+              <w:pStyle w:val="Compact"/>
+              <w:jc w:val="left"/>
+            </w:pPr>
+            <w:r>
+              <w:rPr>
+                <w:bCs/>
+                <w:b/>
+              </w:rPr>
+              <w:t xml:space="preserve">KT2</w:t>
+            </w:r>
+            <w:r>
+              <w:t xml:space="preserve"> </w:t>
+            </w:r>
+            <w:r>
+              <w:t xml:space="preserve">— Phân nhóm con Advanced chưa hệ thống hóa</w:t>
+            </w:r>
+          </w:p>
+        </w:tc>
+        <w:tc>
+          <w:tcPr/>
+          <w:p>
+            <w:pPr>
+              <w:pStyle w:val="Compact"/>
+              <w:jc w:val="left"/>
+            </w:pPr>
+            <w:r>
+              <w:t xml:space="preserve">Cơ chế innovation-driven và resource-driven khác nhau ra sao trong chuyển hóa quốc tế hóa thành hiệu quả?</w:t>
+            </w:r>
+          </w:p>
+        </w:tc>
+        <w:tc>
+          <w:tcPr/>
+          <w:p>
+            <w:pPr>
+              <w:pStyle w:val="Compact"/>
+              <w:jc w:val="left"/>
+            </w:pPr>
+            <w:r>
+              <w:t xml:space="preserve">Tách Nhóm I/II + kiểm định khác biệt hệ số</w:t>
+            </w:r>
+          </w:p>
+        </w:tc>
+      </w:tr>
+      <w:tr>
+        <w:tc>
+          <w:tcPr/>
+          <w:p>
+            <w:pPr>
+              <w:pStyle w:val="Compact"/>
+              <w:jc w:val="left"/>
+            </w:pPr>
+            <w:r>
+              <w:rPr>
+                <w:bCs/>
+                <w:b/>
+              </w:rPr>
+              <w:t xml:space="preserve">KT3</w:t>
+            </w:r>
+            <w:r>
+              <w:t xml:space="preserve"> </w:t>
+            </w:r>
+            <w:r>
+              <w:t xml:space="preserve">— Nghịch lý bão hòa số chưa xác nhận nhân quả</w:t>
+            </w:r>
+          </w:p>
+        </w:tc>
+        <w:tc>
+          <w:tcPr/>
+          <w:p>
+            <w:pPr>
+              <w:pStyle w:val="Compact"/>
+              <w:jc w:val="left"/>
+            </w:pPr>
+            <w:r>
+              <w:t xml:space="preserve">Hệ số DAI âm ở Advanced là bão hòa thực hay nhân quả ngược/bỏ sót biến?</w:t>
+            </w:r>
+          </w:p>
+        </w:tc>
+        <w:tc>
+          <w:tcPr/>
+          <w:p>
+            <w:pPr>
+              <w:pStyle w:val="Compact"/>
+              <w:jc w:val="left"/>
+            </w:pPr>
+            <w:r>
+              <w:t xml:space="preserve">Ước lượng biến công cụ (độ phủ băng thông rộng)</w:t>
+            </w:r>
+          </w:p>
+        </w:tc>
+      </w:tr>
+      <w:tr>
+        <w:tc>
+          <w:tcPr/>
+          <w:p>
+            <w:pPr>
+              <w:pStyle w:val="Compact"/>
+              <w:jc w:val="left"/>
+            </w:pPr>
+            <w:r>
+              <w:rPr>
+                <w:bCs/>
+                <w:b/>
+              </w:rPr>
+              <w:t xml:space="preserve">KT4</w:t>
+            </w:r>
+            <w:r>
+              <w:t xml:space="preserve"> </w:t>
+            </w:r>
+            <w:r>
+              <w:t xml:space="preserve">— Dị biệt thời gian ba giai đoạn chưa tổng hợp</w:t>
+            </w:r>
+          </w:p>
+        </w:tc>
+        <w:tc>
+          <w:tcPr/>
+          <w:p>
+            <w:pPr>
+              <w:pStyle w:val="Compact"/>
+              <w:jc w:val="left"/>
+            </w:pPr>
+            <w:r>
+              <w:t xml:space="preserve">Vị trí điểm uốn và độ cong I–P có ổn định qua 2009–2025 không?</w:t>
+            </w:r>
+          </w:p>
+        </w:tc>
+        <w:tc>
+          <w:tcPr/>
+          <w:p>
+            <w:pPr>
+              <w:pStyle w:val="Compact"/>
+              <w:jc w:val="left"/>
+            </w:pPr>
+            <w:r>
+              <w:t xml:space="preserve">Kiểm định Paternoster + tương tác thời gian</w:t>
+            </w:r>
+          </w:p>
+        </w:tc>
+      </w:tr>
+      <w:tr>
+        <w:tc>
+          <w:tcPr/>
+          <w:p>
+            <w:pPr>
+              <w:pStyle w:val="Compact"/>
+              <w:jc w:val="left"/>
+            </w:pPr>
+            <w:r>
+              <w:rPr>
+                <w:bCs/>
+                <w:b/>
+              </w:rPr>
+              <w:t xml:space="preserve">KT5</w:t>
+            </w:r>
+            <w:r>
+              <w:t xml:space="preserve"> </w:t>
+            </w:r>
+            <w:r>
+              <w:t xml:space="preserve">— SIDS là trường hợp biên của Uppsala</w:t>
+            </w:r>
+          </w:p>
+        </w:tc>
+        <w:tc>
+          <w:tcPr/>
+          <w:p>
+            <w:pPr>
+              <w:pStyle w:val="Compact"/>
+              <w:jc w:val="left"/>
+            </w:pPr>
+            <w:r>
+              <w:t xml:space="preserve">Có tồn tại bối cảnh nơi quan hệ I–P chuyển thành âm đơn điệu (FIP) không?</w:t>
+            </w:r>
+          </w:p>
+        </w:tc>
+        <w:tc>
+          <w:tcPr/>
+          <w:p>
+            <w:pPr>
+              <w:pStyle w:val="Compact"/>
+              <w:jc w:val="left"/>
+            </w:pPr>
+            <w:r>
+              <w:t xml:space="preserve">Hồi quy SIDS + khung MIRAB/Briguglio (1995)</w:t>
+            </w:r>
+          </w:p>
+        </w:tc>
+      </w:tr>
+    </w:tbl>
+    <w:p>
+      <w:pPr>
+        <w:pStyle w:val="BodyText"/>
+      </w:pPr>
+      <w:r>
+        <w:rPr>
+          <w:iCs/>
+          <w:i/>
+        </w:rPr>
+        <w:t xml:space="preserve">Ghi chú: Bảng này bảo đảm mỗi khoảng trống thực nghiệm rút ra từ bức tranh thực trạng được chuyển thành một câu hỏi nghiên cứu có thiết kế kiểm định cụ thể trong Chuyên đề 2, duy trì tính liên tục logic giữa hai chuyên đề.</w:t>
       </w:r>
     </w:p>
     <w:bookmarkEnd w:id="72"/>
@@ -18140,7 +18660,7 @@
           <w:bCs/>
           <w:b/>
         </w:rPr>
-        <w:t xml:space="preserve">(1) Uppsala có điều kiện, không phổ quát</w:t>
+        <w:t xml:space="preserve">(1) Uppsala có điều kiện — không phổ quát</w:t>
       </w:r>
       <w:r>
         <w:t xml:space="preserve">: FSTS dương tại Advanced, không có ý nghĩa tại Frontier xác nhận điều kiện biên: lý thuyết Uppsala vận hành chỉ trong môi trường thể chế đủ mạnh (Williamson, 1985).</w:t>
@@ -18158,7 +18678,7 @@
         <w:t xml:space="preserve">(2) CDCM như khung lý thuyết tích hợp mới cho kỷ nguyên số trong kinh doanh quốc tế</w:t>
       </w:r>
       <w:r>
-        <w:t xml:space="preserve">: Phần bù năng suất của áp dụng số là hàm của (i) mức độ phát triển thể chế, (ii) vị trí trên đường cong quốc tế hóa – hiệu quả, (iii) tầng của năng lực số được đo lường. Ba điều kiện tương tác phi tuyến, vượt qua</w:t>
+        <w:t xml:space="preserve">: Phần bù năng suất của áp dụng số là hàm của (i) mức độ phát triển thể chế, (ii) vị trí trên đường cong quốc tế hóa – hiệu quả, (iii) tầng của năng lực số được đo lường. Ba điều kiện tương tác phi tuyến — vượt qua</w:t>
       </w:r>
       <w:r>
         <w:t xml:space="preserve"> </w:t>
@@ -18191,7 +18711,7 @@
         <w:t xml:space="preserve">(3) Giao diện Đổi mới-Hiệu suất Nâng cao (AIPI)</w:t>
       </w:r>
       <w:r>
-        <w:t xml:space="preserve">: FSTS²×DAI = +3, 119 tại Singapore gợi ý cơ chế mới, tại FSTS cao, doanh nghiệp cần DAI như</w:t>
+        <w:t xml:space="preserve">: FSTS²×DAI = +3,119 tại Singapore gợi ý cơ chế mới — tại FSTS cao, doanh nghiệp cần DAI như</w:t>
       </w:r>
       <w:r>
         <w:t xml:space="preserve"> </w:t>
@@ -18224,7 +18744,7 @@
         <w:t xml:space="preserve">(4) Sân khấu số là thực tế đo lường ở cả hai chiều</w:t>
       </w:r>
       <w:r>
-        <w:t xml:space="preserve">: Tại Advanced, DAI Tier-1 là yếu tố vệ sinh bão hòa. Tại Emerging, DAI Tier-1 có thể là proxy lỗi thời, đo lường không còn phản ánh được cơ chế kinh tế thực.</w:t>
+        <w:t xml:space="preserve">: Tại Advanced, DAI Tier-1 là yếu tố vệ sinh bão hòa. Tại Emerging, DAI Tier-1 có thể là proxy lỗi thời — đo lường không còn phản ánh được cơ chế kinh tế thực.</w:t>
       </w:r>
     </w:p>
     <w:p>
@@ -18279,7 +18799,7 @@
         <w:t xml:space="preserve">(2) Hệ thống phòng thủ ba tầng cho panel đa thế hệ là đóng góp phương pháp luận</w:t>
       </w:r>
       <w:r>
-        <w:t xml:space="preserve">: Ba tầng kiểm chứng, biến giả Post_BREADY_2024, kiểm định ổn định mô hình neo, panel hậu đại dịch độc lập, là giao thức có thể chuẩn hóa cho bất kỳ nghiên cứu dùng WBES với nhiều thế hệ schema.</w:t>
+        <w:t xml:space="preserve">: Ba tầng kiểm chứng — biến giả Post_BREADY_2024, kiểm định ổn định mô hình neo, panel hậu đại dịch độc lập — là giao thức có thể chuẩn hóa cho bất kỳ nghiên cứu dùng WBES với nhiều thế hệ schema.</w:t>
       </w:r>
     </w:p>
     <w:p>
@@ -18294,7 +18814,7 @@
         <w:t xml:space="preserve">(3) Winsorize trong cụm quốc gia × năm tốt hơn winsorize tổng thể</w:t>
       </w:r>
       <w:r>
-        <w:t xml:space="preserve">: Winsorize tổng thể bóp méo phân phối tại Frontier (độ lệch chuẩn log 2, 18+). Winsorize trong cụm bảo tồn dị biệt cross-regime quan trọng về lý thuyết.</w:t>
+        <w:t xml:space="preserve">: Winsorize tổng thể bóp méo phân phối tại Frontier (độ lệch chuẩn log 2,18+). Winsorize trong cụm bảo tồn dị biệt cross-regime quan trọng về lý thuyết.</w:t>
       </w:r>
     </w:p>
     <w:p>
@@ -18372,10 +18892,10 @@
           <w:bCs/>
           <w:b/>
         </w:rPr>
-        <w:t xml:space="preserve">KL1, Phi tuyến xuyên chế độ thể chế là quy luật</w:t>
-      </w:r>
-      <w:r>
-        <w:t xml:space="preserve">: U ngược tại Emerging (Việt Nam điểm uốn 39–46%; Trung Quốc điểm uốn 47–49%); gần tuyến tính tại Advanced (Singapore điểm uốn 88, 6%); chi phí buộc phải tại SIDS.</w:t>
+        <w:t xml:space="preserve">KL1 — Phi tuyến xuyên chế độ thể chế là quy luật</w:t>
+      </w:r>
+      <w:r>
+        <w:t xml:space="preserve">: U ngược tại Emerging (Việt Nam điểm uốn 39–46%; Trung Quốc điểm uốn 47–49%); gần tuyến tính tại Advanced (Singapore điểm uốn 88,6%); chi phí buộc phải tại SIDS.</w:t>
       </w:r>
     </w:p>
     <w:p>
@@ -18387,10 +18907,10 @@
           <w:bCs/>
           <w:b/>
         </w:rPr>
-        <w:t xml:space="preserve">KL2, TCI là dịch chuyển mức phổ quát, DAI là khuếch đại phụ thuộc bối cảnh</w:t>
-      </w:r>
-      <w:r>
-        <w:t xml:space="preserve">: TCI dương ở mọi nhóm; DAI đổi dấu theo nhóm ICRV, đây là nội hàm cốt lõi của CDCM.</w:t>
+        <w:t xml:space="preserve">KL2 — TCI là dịch chuyển mức phổ quát, DAI là khuếch đại phụ thuộc bối cảnh</w:t>
+      </w:r>
+      <w:r>
+        <w:t xml:space="preserve">: TCI dương ở mọi nhóm; DAI đổi dấu theo nhóm ICRV — đây là nội hàm cốt lõi của CDCM.</w:t>
       </w:r>
     </w:p>
     <w:p>
@@ -18402,7 +18922,7 @@
           <w:bCs/>
           <w:b/>
         </w:rPr>
-        <w:t xml:space="preserve">KL3, Nghịch lý bão hòa số là cơ chế đo lường, không phải thất bại thị trường</w:t>
+        <w:t xml:space="preserve">KL3 — Nghịch lý bão hòa số là cơ chế đo lường, không phải thất bại thị trường</w:t>
       </w:r>
       <w:r>
         <w:t xml:space="preserve">: DAI âm tại Advanced là tạo phẩm của đo lường Tier-1 trong bối cảnh Tier-2/3 đã được áp dụng.</w:t>
@@ -18417,7 +18937,7 @@
           <w:bCs/>
           <w:b/>
         </w:rPr>
-        <w:t xml:space="preserve">KL4, Thể chế là biến điều tiết, không phải biến trung gian</w:t>
+        <w:t xml:space="preserve">KL4 — Thể chế là biến điều tiết, không phải biến trung gian</w:t>
       </w:r>
       <w:r>
         <w:t xml:space="preserve">: Gap de jure–de facto (Xu, 2024) giải thích đảo dấu FDI cross-regime. Chính sách nâng cao thể chế hiệu quả nhất khi song hành với nâng cấp TCI và DAI.</w:t>
@@ -18432,7 +18952,7 @@
           <w:bCs/>
           <w:b/>
         </w:rPr>
-        <w:t xml:space="preserve">KL5, Dị biệt theo thời gian ba giai đoạn là thực tế cấu trúc</w:t>
+        <w:t xml:space="preserve">KL5 — Dị biệt theo thời gian ba giai đoạn là thực tế cấu trúc</w:t>
       </w:r>
       <w:r>
         <w:t xml:space="preserve">: Hiệu ứng DAI mạnh hơn trong BREADY (sau tăng tốc số hóa hậu COVID-19). Hệ thống phòng thủ ba tầng đảm bảo kết luận không bị nhiễu schema.</w:t>
@@ -18447,7 +18967,7 @@
           <w:bCs/>
           <w:b/>
         </w:rPr>
-        <w:t xml:space="preserve">KL6, EAP dẫn đầu toàn cầu về nữ quản lý cấp cao (33, 4%) nhưng khoảng cách sở hữu dai dẳng</w:t>
+        <w:t xml:space="preserve">KL6 — EAP dẫn đầu toàn cầu về nữ quản lý cấp cao (33,4%) nhưng khoảng cách sở hữu dai dẳng</w:t>
       </w:r>
       <w:r>
         <w:t xml:space="preserve">: Trần kính ở lớp sở hữu chưa được phá vỡ dù management ceiling đang thu hẹp.</w:t>
@@ -18462,10 +18982,10 @@
           <w:bCs/>
           <w:b/>
         </w:rPr>
-        <w:t xml:space="preserve">KL7, SIDS Pacific là trường hợp biên lý thuyết với chi phí buộc phải quốc tế hóa</w:t>
-      </w:r>
-      <w:r>
-        <w:t xml:space="preserve">: FDI (+0, 222) là nguồn năng suất chủ đạo; FSTS âm. Mô hình MIRAB phù hợp hơn mô hình Uppsala.</w:t>
+        <w:t xml:space="preserve">KL7 — SIDS Pacific là trường hợp biên lý thuyết với chi phí buộc phải quốc tế hóa</w:t>
+      </w:r>
+      <w:r>
+        <w:t xml:space="preserve">: FDI (+0,222) là nguồn năng suất chủ đạo; FSTS âm. Mô hình MIRAB phù hợp hơn mô hình Uppsala.</w:t>
       </w:r>
     </w:p>
     <w:p>
@@ -18477,7 +18997,7 @@
           <w:bCs/>
           <w:b/>
         </w:rPr>
-        <w:t xml:space="preserve">KL8, Phân nhóm con Advanced là cần thiết cho phân tích kinh doanh quốc tế châu Á</w:t>
+        <w:t xml:space="preserve">KL8 — Phân nhóm con Advanced là cần thiết cho phân tích kinh doanh quốc tế châu Á</w:t>
       </w:r>
       <w:r>
         <w:t xml:space="preserve">: Singapore và Saudi Arabia/Qatar/Kuwait cùng nhãn</w:t>
@@ -18529,10 +19049,10 @@
           <w:bCs/>
           <w:b/>
         </w:rPr>
-        <w:t xml:space="preserve">(1) Sequencing năng lực trước, nâng cấp TCI trước khi mở rộng FSTS</w:t>
-      </w:r>
-      <w:r>
-        <w:t xml:space="preserve">: Hệ số TCI = 0, 179 (nhân quả ước lượng biến công cụ, nghiên cứu Việt Nam) xác nhận: xuất khẩu chỉ tạo năng suất khi doanh nghiệp có năng lực công nghệ nền tảng. Chương trình hỗ trợ xuất khẩu cần song hành với nâng cấp TCI.</w:t>
+        <w:t xml:space="preserve">(1) Sequencing năng lực trước — nâng cấp TCI trước khi mở rộng FSTS</w:t>
+      </w:r>
+      <w:r>
+        <w:t xml:space="preserve">: Hệ số TCI = 0,179 (nhân quả ước lượng biến công cụ, nghiên cứu Việt Nam) xác nhận: xuất khẩu chỉ tạo năng suất khi doanh nghiệp có năng lực công nghệ nền tảng. Chương trình hỗ trợ xuất khẩu cần song hành với nâng cấp TCI.</w:t>
       </w:r>
     </w:p>
     <w:p>
@@ -18562,7 +19082,7 @@
         <w:t xml:space="preserve">(3) Phân biệt FDI chiến lược với FDI lắp ráp</w:t>
       </w:r>
       <w:r>
-        <w:t xml:space="preserve">: FSTS suy giảm 23, 2% → 16, 1% phản ánh FDI lắp ráp tăng nhưng giá trị gia tăng nội địa thấp. Các chỉ tiêu cần theo dõi: tỷ lệ R&amp;D/doanh thu, tỷ lệ nhà cung cấp nội địa Tier-1, bằng sáng chế đồng nộp.</w:t>
+        <w:t xml:space="preserve">: FSTS suy giảm 23,2% → 16,1% phản ánh FDI lắp ráp tăng nhưng giá trị gia tăng nội địa thấp. Các chỉ tiêu cần theo dõi: tỷ lệ R&amp;D/doanh thu, tỷ lệ nhà cung cấp nội địa Tier-1, bằng sáng chế đồng nộp.</w:t>
       </w:r>
     </w:p>
     <w:p>
@@ -18577,7 +19097,7 @@
         <w:t xml:space="preserve">(4) Tái định vị chuỗi giá trị toàn cầu: lắp ráp downstream → thiết kế và R&amp;D mid-stream</w:t>
       </w:r>
       <w:r>
-        <w:t xml:space="preserve">: Việt Nam ở điểm uốn (39–46%). Trung Quốc R&amp;D 39, 4% và điểm uốn cao hơn (47–49%) cho thấy: TCI cao → điểm uốn cao → chịu đựng được mức độ quốc tế hóa cao hơn.</w:t>
+        <w:t xml:space="preserve">: Việt Nam ở điểm uốn (39–46%). Trung Quốc R&amp;D 39,4% và điểm uốn cao hơn (47–49%) cho thấy: Sự chênh lệch điểm uốn giữa Trung Quốc (TP ~47–49%, Nhóm III) và Việt Nam (TP ~39–46%, Nhóm IV) phản ánh gradient ICRV, không phải gradient TCI. TCI nâng mặt bằng năng suất ở mọi mức FSTS (hiệu ứng level-shift) nhưng không trực tiếp quyết định vị trí điểm uốn — phân biệt hai cơ chế này là quan trọng cho hàm ý chính sách.</w:t>
       </w:r>
     </w:p>
     <w:p>
@@ -18592,7 +19112,7 @@
         <w:t xml:space="preserve">(5) Nền tảng học hỏi chính sách dựa trên ICRV cho ASEAN</w:t>
       </w:r>
       <w:r>
-        <w:t xml:space="preserve">: Trao đổi thực hành tốt nhất giữa nền kinh tế cùng nhóm IV Emerging (Việt Nam, Indonesia, Philippines, Ấn Độ) thay vì học từ Singapore/Hàn Quốc (nhóm I, bối cảnh khác biệt quá lớn).</w:t>
+        <w:t xml:space="preserve">: Trao đổi thực hành tốt nhất giữa nền kinh tế cùng nhóm IV Emerging (Việt Nam, Indonesia, Philippines, Ấn Độ) thay vì học từ Singapore/Hàn Quốc (nhóm I — bối cảnh khác biệt quá lớn).</w:t>
       </w:r>
     </w:p>
     <w:p>
@@ -18607,7 +19127,7 @@
         <w:t xml:space="preserve">(6) Chính sách số hóa phân cấp theo vùng và quy mô</w:t>
       </w:r>
       <w:r>
-        <w:t xml:space="preserve">: Hiệu ứng DAI phụ thuộc bối cảnh, đầu tư website khác nhau tại TP.HCM (Tier-1.5) so với nông thôn đồng bằng sông Cửu Long (Tier-1 chưa bão hòa).</w:t>
+        <w:t xml:space="preserve">: Hiệu ứng DAI phụ thuộc bối cảnh — đầu tư website khác nhau tại TP.HCM (Tier-1.5) so với nông thôn đồng bằng sông Cửu Long (Tier-1 chưa bão hòa).</w:t>
       </w:r>
     </w:p>
     <w:p>
@@ -18619,7 +19139,7 @@
           <w:bCs/>
           <w:b/>
         </w:rPr>
-        <w:t xml:space="preserve">(7) Hợp tác lao động di chuyển Pacific cho Việt Nam, bài học PLMS/RSE</w:t>
+        <w:t xml:space="preserve">(7) Hợp tác lao động di chuyển Pacific cho Việt Nam — bài học PLMS/RSE</w:t>
       </w:r>
       <w:r>
         <w:t xml:space="preserve">:</w:t>
@@ -18660,7 +19180,7 @@
         <w:t xml:space="preserve">RSE New Zealand</w:t>
       </w:r>
       <w:r>
-        <w:t xml:space="preserve">: Nuôi trồng thủy sản, cà phê, đào tạo kỹ năng điều hàng, tận dụng chuyên môn đặc thù Việt Nam;</w:t>
+        <w:t xml:space="preserve">: Nuôi trồng thủy sản, cà phê, đào tạo kỹ năng điều hàng — tận dụng chuyên môn đặc thù Việt Nam;</w:t>
       </w:r>
       <w:r>
         <w:t xml:space="preserve"> </w:t>
@@ -18719,13 +19239,13 @@
         <w:t xml:space="preserve"> </w:t>
       </w:r>
       <w:r>
-        <w:t xml:space="preserve">(a) Singapore/Hàn Quốc AI full-stack (Tier-3), không phù hợp để sao chép trực tiếp;</w:t>
-      </w:r>
-      <w:r>
-        <w:t xml:space="preserve"> </w:t>
-      </w:r>
-      <w:r>
-        <w:t xml:space="preserve">(b) Nhật Bản 60% doanh nghiệp AI back-office (Tier-2),</w:t>
+        <w:t xml:space="preserve">(a) Singapore/Hàn Quốc AI full-stack (Tier-3) — không phù hợp để sao chép trực tiếp;</w:t>
+      </w:r>
+      <w:r>
+        <w:t xml:space="preserve"> </w:t>
+      </w:r>
+      <w:r>
+        <w:t xml:space="preserve">(b) Nhật Bản 60% doanh nghiệp AI back-office (Tier-2) —</w:t>
       </w:r>
       <w:r>
         <w:t xml:space="preserve"> </w:t>
@@ -18744,7 +19264,7 @@
         <w:t xml:space="preserve"> </w:t>
       </w:r>
       <w:r>
-        <w:t xml:space="preserve">(c) Trung Quốc sản xuất thông minh (Tier-2/3), học điểm tích cực, tránh rủi ro tập trung;</w:t>
+        <w:t xml:space="preserve">(c) Trung Quốc sản xuất thông minh (Tier-2/3) — học điểm tích cực, tránh rủi ro tập trung;</w:t>
       </w:r>
       <w:r>
         <w:t xml:space="preserve"> </w:t>
@@ -18871,7 +19391,7 @@
         <w:t xml:space="preserve">(6) Nhạy cảm cutoffs ICRV</w:t>
       </w:r>
       <w:r>
-        <w:t xml:space="preserve">: ±0, 1 đơn vị WGI; PPP GDP/capita thay GNI; jackknife loại từng quốc gia (47 lần).</w:t>
+        <w:t xml:space="preserve">: ±0,1 đơn vị WGI; PPP GDP/capita thay GNI; jackknife loại từng quốc gia (47 lần).</w:t>
       </w:r>
     </w:p>
     <w:p>
@@ -18901,7 +19421,7 @@
         <w:t xml:space="preserve">(8) Kiểm định ranh giới schema</w:t>
       </w:r>
       <w:r>
-        <w:t xml:space="preserve">: Hệ thống phòng thủ ba tầng tại §2.2, điều kiện tiên quyết trước khi báo cáo BREADY 2025 như bằng chứng nhân quả.</w:t>
+        <w:t xml:space="preserve">: Hệ thống phòng thủ ba tầng tại §2.2 — điều kiện tiên quyết trước khi báo cáo BREADY 2025 như bằng chứng nhân quả.</w:t>
       </w:r>
     </w:p>
     <w:p>
@@ -19003,7 +19523,7 @@
         <w:pStyle w:val="BodyText"/>
       </w:pPr>
       <w:r>
-        <w:t xml:space="preserve">Bausch, A., &amp; Krist, M. (2007). The effect of context-related moderators on the internationalization–performance relationship: Evidence from meta-analysis.</w:t>
+        <w:t xml:space="preserve">Banalieva, E. R., &amp; Dhanaraj, C. (2019). Internalization theory for the digital economy.</w:t>
       </w:r>
       <w:r>
         <w:t xml:space="preserve"> </w:t>
@@ -19013,10 +19533,10 @@
           <w:iCs/>
           <w:i/>
         </w:rPr>
-        <w:t xml:space="preserve">Management International Review, 47</w:t>
-      </w:r>
-      <w:r>
-        <w:t xml:space="preserve">(3), 319–347.</w:t>
+        <w:t xml:space="preserve">Journal of International Business Studies, 50</w:t>
+      </w:r>
+      <w:r>
+        <w:t xml:space="preserve">(8), 1372–1387.</w:t>
       </w:r>
     </w:p>
     <w:p>
@@ -19024,7 +19544,7 @@
         <w:pStyle w:val="BodyText"/>
       </w:pPr>
       <w:r>
-        <w:t xml:space="preserve">Beblawi, H. (1987). The rentier state in the Arab world. In H. Beblawi &amp; G. Luciani (Eds.),</w:t>
+        <w:t xml:space="preserve">Bausch, A., &amp; Krist, M. (2007). The effect of context-related moderators on the internationalization–performance relationship: Evidence from meta-analysis.</w:t>
       </w:r>
       <w:r>
         <w:t xml:space="preserve"> </w:t>
@@ -19034,13 +19554,10 @@
           <w:iCs/>
           <w:i/>
         </w:rPr>
-        <w:t xml:space="preserve">The rentier state</w:t>
-      </w:r>
-      <w:r>
-        <w:t xml:space="preserve"> </w:t>
-      </w:r>
-      <w:r>
-        <w:t xml:space="preserve">(pp. 49–62). Croom Helm.</w:t>
+        <w:t xml:space="preserve">Management International Review, 47</w:t>
+      </w:r>
+      <w:r>
+        <w:t xml:space="preserve">(3), 319–347.</w:t>
       </w:r>
     </w:p>
     <w:p>
@@ -19048,7 +19565,7 @@
         <w:pStyle w:val="BodyText"/>
       </w:pPr>
       <w:r>
-        <w:t xml:space="preserve">Bertram, G. (2006). Introduction: The MIRAB model in the twenty-first century.</w:t>
+        <w:t xml:space="preserve">Beblawi, H. (1987). The rentier state in the Arab world. In H. Beblawi &amp; G. Luciani (Eds.),</w:t>
       </w:r>
       <w:r>
         <w:t xml:space="preserve"> </w:t>
@@ -19058,10 +19575,13 @@
           <w:iCs/>
           <w:i/>
         </w:rPr>
-        <w:t xml:space="preserve">Asia Pacific Viewpoint, 47</w:t>
-      </w:r>
-      <w:r>
-        <w:t xml:space="preserve">(1), 1–13.</w:t>
+        <w:t xml:space="preserve">The rentier state</w:t>
+      </w:r>
+      <w:r>
+        <w:t xml:space="preserve"> </w:t>
+      </w:r>
+      <w:r>
+        <w:t xml:space="preserve">(pp. 49–62). Croom Helm.</w:t>
       </w:r>
     </w:p>
     <w:p>
@@ -19069,7 +19589,7 @@
         <w:pStyle w:val="BodyText"/>
       </w:pPr>
       <w:r>
-        <w:t xml:space="preserve">Briguglio, L. (1995). Small island developing states and their economic vulnerabilities.</w:t>
+        <w:t xml:space="preserve">Bertram, G. (2006). Introduction: The MIRAB model in the twenty-first century.</w:t>
       </w:r>
       <w:r>
         <w:t xml:space="preserve"> </w:t>
@@ -19079,10 +19599,10 @@
           <w:iCs/>
           <w:i/>
         </w:rPr>
-        <w:t xml:space="preserve">World Development, 23</w:t>
-      </w:r>
-      <w:r>
-        <w:t xml:space="preserve">(9), 1615–1632.</w:t>
+        <w:t xml:space="preserve">Asia Pacific Viewpoint, 47</w:t>
+      </w:r>
+      <w:r>
+        <w:t xml:space="preserve">(1), 1–13.</w:t>
       </w:r>
     </w:p>
     <w:p>
@@ -19090,7 +19610,7 @@
         <w:pStyle w:val="BodyText"/>
       </w:pPr>
       <w:r>
-        <w:t xml:space="preserve">Brynjolfsson, E., &amp; McAfee, A. (2014).</w:t>
+        <w:t xml:space="preserve">Briguglio, L. (1995). Small island developing states and their economic vulnerabilities.</w:t>
       </w:r>
       <w:r>
         <w:t xml:space="preserve"> </w:t>
@@ -19100,10 +19620,10 @@
           <w:iCs/>
           <w:i/>
         </w:rPr>
-        <w:t xml:space="preserve">The second machine age: Work, progress, and prosperity in a time of brilliant technologies</w:t>
-      </w:r>
-      <w:r>
-        <w:t xml:space="preserve">. W. W. Norton &amp; Company.</w:t>
+        <w:t xml:space="preserve">World Development, 23</w:t>
+      </w:r>
+      <w:r>
+        <w:t xml:space="preserve">(9), 1615–1632.</w:t>
       </w:r>
     </w:p>
     <w:p>
@@ -19111,7 +19631,7 @@
         <w:pStyle w:val="BodyText"/>
       </w:pPr>
       <w:r>
-        <w:t xml:space="preserve">Cohen, W. M., &amp; Levinthal, D. A. (1990). Absorptive capacity: A new perspective on learning and innovation.</w:t>
+        <w:t xml:space="preserve">Brynjolfsson, E., &amp; McAfee, A. (2014).</w:t>
       </w:r>
       <w:r>
         <w:t xml:space="preserve"> </w:t>
@@ -19121,10 +19641,10 @@
           <w:iCs/>
           <w:i/>
         </w:rPr>
-        <w:t xml:space="preserve">Administrative Science Quarterly, 35</w:t>
-      </w:r>
-      <w:r>
-        <w:t xml:space="preserve">(1), 128–152.</w:t>
+        <w:t xml:space="preserve">The second machine age: Work, progress, and prosperity in a time of brilliant technologies</w:t>
+      </w:r>
+      <w:r>
+        <w:t xml:space="preserve">. W. W. Norton &amp; Company.</w:t>
       </w:r>
     </w:p>
     <w:p>
@@ -19132,7 +19652,7 @@
         <w:pStyle w:val="BodyText"/>
       </w:pPr>
       <w:r>
-        <w:t xml:space="preserve">Contractor, F. J., Kundu, S. K., &amp; Hsu, C. C. (2003). A three-stage theory of international expansion.</w:t>
+        <w:t xml:space="preserve">Cohen, W. M., &amp; Levinthal, D. A. (1990). Absorptive capacity: A new perspective on learning and innovation.</w:t>
       </w:r>
       <w:r>
         <w:t xml:space="preserve"> </w:t>
@@ -19142,10 +19662,10 @@
           <w:iCs/>
           <w:i/>
         </w:rPr>
-        <w:t xml:space="preserve">Journal of International Business Studies, 34</w:t>
-      </w:r>
-      <w:r>
-        <w:t xml:space="preserve">(1), 5–18.</w:t>
+        <w:t xml:space="preserve">Administrative Science Quarterly, 35</w:t>
+      </w:r>
+      <w:r>
+        <w:t xml:space="preserve">(1), 128–152.</w:t>
       </w:r>
     </w:p>
     <w:p>
@@ -19153,7 +19673,7 @@
         <w:pStyle w:val="BodyText"/>
       </w:pPr>
       <w:r>
-        <w:t xml:space="preserve">Cusolito, A. P., &amp; Maloney, W. F. (2018).</w:t>
+        <w:t xml:space="preserve">Combs, J. G., Crook, T. R., &amp; Shook, C. L. (2005). The dimensionality of organizational performance and its implications for strategic management research. In D. J. Ketchen &amp; D. D. Bergh (Eds.),</w:t>
       </w:r>
       <w:r>
         <w:t xml:space="preserve"> </w:t>
@@ -19163,10 +19683,13 @@
           <w:iCs/>
           <w:i/>
         </w:rPr>
-        <w:t xml:space="preserve">Productivity revisited: Shifting paradigms in analysis and policy</w:t>
-      </w:r>
-      <w:r>
-        <w:t xml:space="preserve">. World Bank Group.</w:t>
+        <w:t xml:space="preserve">Research methodology in strategy and management</w:t>
+      </w:r>
+      <w:r>
+        <w:t xml:space="preserve"> </w:t>
+      </w:r>
+      <w:r>
+        <w:t xml:space="preserve">(Vol. 2, pp. 259–286). Emerald. https://doi.org/10.1016/S1479-8387(05)02011-4</w:t>
       </w:r>
     </w:p>
     <w:p>
@@ -19174,7 +19697,7 @@
         <w:pStyle w:val="BodyText"/>
       </w:pPr>
       <w:r>
-        <w:t xml:space="preserve">David, P. A. (1990). The dynamo and the computer: An historical perspective on the modern productivity paradox.</w:t>
+        <w:t xml:space="preserve">Contractor, F. J., Kundu, S. K., &amp; Hsu, C. C. (2003). A three-stage theory of international expansion.</w:t>
       </w:r>
       <w:r>
         <w:t xml:space="preserve"> </w:t>
@@ -19184,10 +19707,10 @@
           <w:iCs/>
           <w:i/>
         </w:rPr>
-        <w:t xml:space="preserve">American Economic Review, 80</w:t>
-      </w:r>
-      <w:r>
-        <w:t xml:space="preserve">(2), 355–361.</w:t>
+        <w:t xml:space="preserve">Journal of International Business Studies, 34</w:t>
+      </w:r>
+      <w:r>
+        <w:t xml:space="preserve">(1), 5–18.</w:t>
       </w:r>
     </w:p>
     <w:p>
@@ -19195,7 +19718,7 @@
         <w:pStyle w:val="BodyText"/>
       </w:pPr>
       <w:r>
-        <w:t xml:space="preserve">Đỗ, T. H., &amp; Phan, A. T. (2026). Internationalization and firm performance in Vietnam.</w:t>
+        <w:t xml:space="preserve">Cusolito, A. P., &amp; Maloney, W. F. (2018).</w:t>
       </w:r>
       <w:r>
         <w:t xml:space="preserve"> </w:t>
@@ -19205,13 +19728,10 @@
           <w:iCs/>
           <w:i/>
         </w:rPr>
-        <w:t xml:space="preserve">Journal of Asia Business Studies</w:t>
-      </w:r>
-      <w:r>
-        <w:t xml:space="preserve"> </w:t>
-      </w:r>
-      <w:r>
-        <w:t xml:space="preserve">(under review).</w:t>
+        <w:t xml:space="preserve">Productivity revisited: Shifting paradigms in analysis and policy</w:t>
+      </w:r>
+      <w:r>
+        <w:t xml:space="preserve">. World Bank Group.</w:t>
       </w:r>
     </w:p>
     <w:p>
@@ -19219,7 +19739,7 @@
         <w:pStyle w:val="BodyText"/>
       </w:pPr>
       <w:r>
-        <w:t xml:space="preserve">Hall, P. A., &amp; Soskice, D. (Eds.). (2001).</w:t>
+        <w:t xml:space="preserve">David, P. A. (1990). The dynamo and the computer: An historical perspective on the modern productivity paradox.</w:t>
       </w:r>
       <w:r>
         <w:t xml:space="preserve"> </w:t>
@@ -19229,10 +19749,10 @@
           <w:iCs/>
           <w:i/>
         </w:rPr>
-        <w:t xml:space="preserve">Varieties of capitalism: The institutional foundations of comparative advantage</w:t>
-      </w:r>
-      <w:r>
-        <w:t xml:space="preserve">. Oxford University Press.</w:t>
+        <w:t xml:space="preserve">American Economic Review, 80</w:t>
+      </w:r>
+      <w:r>
+        <w:t xml:space="preserve">(2), 355–361.</w:t>
       </w:r>
     </w:p>
     <w:p>
@@ -19240,7 +19760,7 @@
         <w:pStyle w:val="BodyText"/>
       </w:pPr>
       <w:r>
-        <w:t xml:space="preserve">Hertog, S. (2010).</w:t>
+        <w:t xml:space="preserve">Đỗ, T. H., &amp; Phan, A. T. (2026). Internationalization and firm performance in Vietnam.</w:t>
       </w:r>
       <w:r>
         <w:t xml:space="preserve"> </w:t>
@@ -19250,10 +19770,13 @@
           <w:iCs/>
           <w:i/>
         </w:rPr>
-        <w:t xml:space="preserve">Princes, brokers, and bureaucrats: Oil and the state in Saudi Arabia</w:t>
-      </w:r>
-      <w:r>
-        <w:t xml:space="preserve">. Cornell University Press.</w:t>
+        <w:t xml:space="preserve">Journal of Asia Business Studies</w:t>
+      </w:r>
+      <w:r>
+        <w:t xml:space="preserve"> </w:t>
+      </w:r>
+      <w:r>
+        <w:t xml:space="preserve">(under review).</w:t>
       </w:r>
     </w:p>
     <w:p>
@@ -19261,7 +19784,7 @@
         <w:pStyle w:val="BodyText"/>
       </w:pPr>
       <w:r>
-        <w:t xml:space="preserve">Hsieh, C.-T., &amp; Klenow, P. J. (2009). Misallocation and manufacturing TFP in China and India.</w:t>
+        <w:t xml:space="preserve">Hall, P. A., &amp; Soskice, D. (Eds.). (2001).</w:t>
       </w:r>
       <w:r>
         <w:t xml:space="preserve"> </w:t>
@@ -19271,10 +19794,10 @@
           <w:iCs/>
           <w:i/>
         </w:rPr>
-        <w:t xml:space="preserve">Quarterly Journal of Economics, 124</w:t>
-      </w:r>
-      <w:r>
-        <w:t xml:space="preserve">(4), 1403–1448.</w:t>
+        <w:t xml:space="preserve">Varieties of capitalism: The institutional foundations of comparative advantage</w:t>
+      </w:r>
+      <w:r>
+        <w:t xml:space="preserve">. Oxford University Press.</w:t>
       </w:r>
     </w:p>
     <w:p>
@@ -19282,7 +19805,7 @@
         <w:pStyle w:val="BodyText"/>
       </w:pPr>
       <w:r>
-        <w:t xml:space="preserve">Hsieh, C.-T., &amp; Klenow, P. J. (2014). The life cycle of plants in India and Mexico.</w:t>
+        <w:t xml:space="preserve">Hertog, S. (2010).</w:t>
       </w:r>
       <w:r>
         <w:t xml:space="preserve"> </w:t>
@@ -19292,10 +19815,10 @@
           <w:iCs/>
           <w:i/>
         </w:rPr>
-        <w:t xml:space="preserve">Quarterly Journal of Economics, 129</w:t>
-      </w:r>
-      <w:r>
-        <w:t xml:space="preserve">(3), 1035–1084.</w:t>
+        <w:t xml:space="preserve">Princes, brokers, and bureaucrats: Oil and the state in Saudi Arabia</w:t>
+      </w:r>
+      <w:r>
+        <w:t xml:space="preserve">. Cornell University Press.</w:t>
       </w:r>
     </w:p>
     <w:p>
@@ -19303,7 +19826,7 @@
         <w:pStyle w:val="BodyText"/>
       </w:pPr>
       <w:r>
-        <w:t xml:space="preserve">Johanson, J., &amp; Vahlne, J.-E. (1977). The internationalization process of the firm.</w:t>
+        <w:t xml:space="preserve">Hsieh, C.-T., &amp; Klenow, P. J. (2009). Misallocation and manufacturing TFP in China and India.</w:t>
       </w:r>
       <w:r>
         <w:t xml:space="preserve"> </w:t>
@@ -19313,10 +19836,10 @@
           <w:iCs/>
           <w:i/>
         </w:rPr>
-        <w:t xml:space="preserve">Journal of International Business Studies, 8</w:t>
-      </w:r>
-      <w:r>
-        <w:t xml:space="preserve">(1), 23–32.</w:t>
+        <w:t xml:space="preserve">Quarterly Journal of Economics, 124</w:t>
+      </w:r>
+      <w:r>
+        <w:t xml:space="preserve">(4), 1403–1448.</w:t>
       </w:r>
     </w:p>
     <w:p>
@@ -19324,7 +19847,7 @@
         <w:pStyle w:val="BodyText"/>
       </w:pPr>
       <w:r>
-        <w:t xml:space="preserve">Johanson, J., &amp; Vahlne, J.-E. (2009). The Uppsala internationalization process model revisited.</w:t>
+        <w:t xml:space="preserve">Hsieh, C.-T., &amp; Klenow, P. J. (2014). The life cycle of plants in India and Mexico.</w:t>
       </w:r>
       <w:r>
         <w:t xml:space="preserve"> </w:t>
@@ -19334,10 +19857,10 @@
           <w:iCs/>
           <w:i/>
         </w:rPr>
-        <w:t xml:space="preserve">Journal of International Business Studies, 40</w:t>
-      </w:r>
-      <w:r>
-        <w:t xml:space="preserve">(9), 1411–1431.</w:t>
+        <w:t xml:space="preserve">Quarterly Journal of Economics, 129</w:t>
+      </w:r>
+      <w:r>
+        <w:t xml:space="preserve">(3), 1035–1084.</w:t>
       </w:r>
     </w:p>
     <w:p>
@@ -19345,7 +19868,7 @@
         <w:pStyle w:val="BodyText"/>
       </w:pPr>
       <w:r>
-        <w:t xml:space="preserve">Kafouros, M., Wang, C., Piperopoulos, P., &amp; Zhang, M. (2023). Academic publishing in business and management.</w:t>
+        <w:t xml:space="preserve">Johanson, J., &amp; Vahlne, J.-E. (1977). The internationalization process of the firm.</w:t>
       </w:r>
       <w:r>
         <w:t xml:space="preserve"> </w:t>
@@ -19355,10 +19878,10 @@
           <w:iCs/>
           <w:i/>
         </w:rPr>
-        <w:t xml:space="preserve">Global Strategy Journal, 13</w:t>
-      </w:r>
-      <w:r>
-        <w:t xml:space="preserve">(1), 3–28.</w:t>
+        <w:t xml:space="preserve">Journal of International Business Studies, 8</w:t>
+      </w:r>
+      <w:r>
+        <w:t xml:space="preserve">(1), 23–32.</w:t>
       </w:r>
     </w:p>
     <w:p>
@@ -19366,7 +19889,7 @@
         <w:pStyle w:val="BodyText"/>
       </w:pPr>
       <w:r>
-        <w:t xml:space="preserve">Kaufmann, D., Kraay, A., &amp; Mastruzzi, M. (2011). The worldwide governance indicators: Methodology and analytical issues.</w:t>
+        <w:t xml:space="preserve">Johanson, J., &amp; Vahlne, J.-E. (2009). The Uppsala internationalization process model revisited.</w:t>
       </w:r>
       <w:r>
         <w:t xml:space="preserve"> </w:t>
@@ -19376,10 +19899,10 @@
           <w:iCs/>
           <w:i/>
         </w:rPr>
-        <w:t xml:space="preserve">Hague Journal on the Rule of Law, 3</w:t>
-      </w:r>
-      <w:r>
-        <w:t xml:space="preserve">(2), 220–246.</w:t>
+        <w:t xml:space="preserve">Journal of International Business Studies, 40</w:t>
+      </w:r>
+      <w:r>
+        <w:t xml:space="preserve">(9), 1411–1431.</w:t>
       </w:r>
     </w:p>
     <w:p>
@@ -19387,7 +19910,7 @@
         <w:pStyle w:val="BodyText"/>
       </w:pPr>
       <w:r>
-        <w:t xml:space="preserve">Khanna, T., &amp; Palepu, K. G. (2010).</w:t>
+        <w:t xml:space="preserve">Kafouros, M., Wang, C., Piperopoulos, P., &amp; Zhang, M. (2023). Academic publishing in business and management.</w:t>
       </w:r>
       <w:r>
         <w:t xml:space="preserve"> </w:t>
@@ -19397,10 +19920,10 @@
           <w:iCs/>
           <w:i/>
         </w:rPr>
-        <w:t xml:space="preserve">Winning in emerging markets: A road map for strategy and execution</w:t>
-      </w:r>
-      <w:r>
-        <w:t xml:space="preserve">. Harvard Business Press.</w:t>
+        <w:t xml:space="preserve">Global Strategy Journal, 13</w:t>
+      </w:r>
+      <w:r>
+        <w:t xml:space="preserve">(1), 3–28.</w:t>
       </w:r>
     </w:p>
     <w:p>
@@ -19408,7 +19931,7 @@
         <w:pStyle w:val="BodyText"/>
       </w:pPr>
       <w:r>
-        <w:t xml:space="preserve">Kirca, A. H., Hult, G. T. M., Deligonul, S., Perryy, M. Z., &amp; Cavusgil, S. T. (2012). A multilevel examination of the drivers of firm multinationality.</w:t>
+        <w:t xml:space="preserve">Kaufmann, D., Kraay, A., &amp; Mastruzzi, M. (2011). The worldwide governance indicators: Methodology and analytical issues.</w:t>
       </w:r>
       <w:r>
         <w:t xml:space="preserve"> </w:t>
@@ -19418,10 +19941,10 @@
           <w:iCs/>
           <w:i/>
         </w:rPr>
-        <w:t xml:space="preserve">Journal of Management, 38</w:t>
-      </w:r>
-      <w:r>
-        <w:t xml:space="preserve">(2), 502–530.</w:t>
+        <w:t xml:space="preserve">Hague Journal on the Rule of Law, 3</w:t>
+      </w:r>
+      <w:r>
+        <w:t xml:space="preserve">(2), 220–246.</w:t>
       </w:r>
     </w:p>
     <w:p>
@@ -19429,7 +19952,7 @@
         <w:pStyle w:val="BodyText"/>
       </w:pPr>
       <w:r>
-        <w:t xml:space="preserve">Lu, J. W., &amp; Beamish, P. W. (2004). International diversification and firm performance: The S-curve hypothesis.</w:t>
+        <w:t xml:space="preserve">Khanna, T., &amp; Palepu, K. G. (2010).</w:t>
       </w:r>
       <w:r>
         <w:t xml:space="preserve"> </w:t>
@@ -19439,10 +19962,10 @@
           <w:iCs/>
           <w:i/>
         </w:rPr>
-        <w:t xml:space="preserve">Academy of Management Journal, 47</w:t>
-      </w:r>
-      <w:r>
-        <w:t xml:space="preserve">(4), 598–609.</w:t>
+        <w:t xml:space="preserve">Winning in emerging markets: A road map for strategy and execution</w:t>
+      </w:r>
+      <w:r>
+        <w:t xml:space="preserve">. Harvard Business Press.</w:t>
       </w:r>
     </w:p>
     <w:p>
@@ -19450,7 +19973,7 @@
         <w:pStyle w:val="BodyText"/>
       </w:pPr>
       <w:r>
-        <w:t xml:space="preserve">Mar, J., Đỗ, T. H., &amp; Phan, A. T. (2026). Digital adoption and internationalization in Singapore.</w:t>
+        <w:t xml:space="preserve">Kirca, A. H., Hult, G. T. M., Deligonul, S., Perryy, M. Z., &amp; Cavusgil, S. T. (2012). A multilevel examination of the drivers of firm multinationality.</w:t>
       </w:r>
       <w:r>
         <w:t xml:space="preserve"> </w:t>
@@ -19460,13 +19983,10 @@
           <w:iCs/>
           <w:i/>
         </w:rPr>
-        <w:t xml:space="preserve">Management International Review</w:t>
-      </w:r>
-      <w:r>
-        <w:t xml:space="preserve"> </w:t>
-      </w:r>
-      <w:r>
-        <w:t xml:space="preserve">(under review).</w:t>
+        <w:t xml:space="preserve">Journal of Management, 38</w:t>
+      </w:r>
+      <w:r>
+        <w:t xml:space="preserve">(2), 502–530.</w:t>
       </w:r>
     </w:p>
     <w:p>
@@ -19474,7 +19994,7 @@
         <w:pStyle w:val="BodyText"/>
       </w:pPr>
       <w:r>
-        <w:t xml:space="preserve">Marano, V., Arregle, J.-L., Hitt, M. A., Spadafora, E., &amp; van Essen, M. (2016). Home country institutions and the internationalization-performance relationship.</w:t>
+        <w:t xml:space="preserve">Lu, J. W., &amp; Beamish, P. W. (2004). International diversification and firm performance: The S-curve hypothesis.</w:t>
       </w:r>
       <w:r>
         <w:t xml:space="preserve"> </w:t>
@@ -19484,10 +20004,10 @@
           <w:iCs/>
           <w:i/>
         </w:rPr>
-        <w:t xml:space="preserve">Journal of Management, 42</w:t>
-      </w:r>
-      <w:r>
-        <w:t xml:space="preserve">(5), 1075–1110.</w:t>
+        <w:t xml:space="preserve">Academy of Management Journal, 47</w:t>
+      </w:r>
+      <w:r>
+        <w:t xml:space="preserve">(4), 598–609.</w:t>
       </w:r>
     </w:p>
     <w:p>
@@ -19495,7 +20015,7 @@
         <w:pStyle w:val="BodyText"/>
       </w:pPr>
       <w:r>
-        <w:t xml:space="preserve">North, D. C. (1990).</w:t>
+        <w:t xml:space="preserve">Mar, J., Đỗ, T. H., &amp; Phan, A. T. (2026). Digital adoption and internationalization in Singapore.</w:t>
       </w:r>
       <w:r>
         <w:t xml:space="preserve"> </w:t>
@@ -19505,10 +20025,13 @@
           <w:iCs/>
           <w:i/>
         </w:rPr>
-        <w:t xml:space="preserve">Institutions, institutional change and economic performance</w:t>
-      </w:r>
-      <w:r>
-        <w:t xml:space="preserve">. Cambridge University Press.</w:t>
+        <w:t xml:space="preserve">Management International Review</w:t>
+      </w:r>
+      <w:r>
+        <w:t xml:space="preserve"> </w:t>
+      </w:r>
+      <w:r>
+        <w:t xml:space="preserve">(under review).</w:t>
       </w:r>
     </w:p>
     <w:p>
@@ -19516,7 +20039,7 @@
         <w:pStyle w:val="BodyText"/>
       </w:pPr>
       <w:r>
-        <w:t xml:space="preserve">Peng, M. W. (2001). The resource-based view and international business.</w:t>
+        <w:t xml:space="preserve">Marano, V., Arregle, J.-L., Hitt, M. A., Spadafora, E., &amp; van Essen, M. (2016). Home country institutions and the internationalization-performance relationship.</w:t>
       </w:r>
       <w:r>
         <w:t xml:space="preserve"> </w:t>
@@ -19526,10 +20049,10 @@
           <w:iCs/>
           <w:i/>
         </w:rPr>
-        <w:t xml:space="preserve">Journal of Management, 27</w:t>
-      </w:r>
-      <w:r>
-        <w:t xml:space="preserve">(6), 803–829.</w:t>
+        <w:t xml:space="preserve">Journal of Management, 42</w:t>
+      </w:r>
+      <w:r>
+        <w:t xml:space="preserve">(5), 1075–1110.</w:t>
       </w:r>
     </w:p>
     <w:p>
@@ -19537,7 +20060,7 @@
         <w:pStyle w:val="BodyText"/>
       </w:pPr>
       <w:r>
-        <w:t xml:space="preserve">Peng, M. W. (2003). Institutional transitions and strategic choices.</w:t>
+        <w:t xml:space="preserve">North, D. C. (1990).</w:t>
       </w:r>
       <w:r>
         <w:t xml:space="preserve"> </w:t>
@@ -19547,10 +20070,10 @@
           <w:iCs/>
           <w:i/>
         </w:rPr>
-        <w:t xml:space="preserve">Academy of Management Review, 28</w:t>
-      </w:r>
-      <w:r>
-        <w:t xml:space="preserve">(2), 275–296.</w:t>
+        <w:t xml:space="preserve">Institutions, institutional change and economic performance</w:t>
+      </w:r>
+      <w:r>
+        <w:t xml:space="preserve">. Cambridge University Press.</w:t>
       </w:r>
     </w:p>
     <w:p>
@@ -19558,7 +20081,7 @@
         <w:pStyle w:val="BodyText"/>
       </w:pPr>
       <w:r>
-        <w:t xml:space="preserve">Sachs, J. D., &amp; Warner, A. M. (2001). The curse of natural resources.</w:t>
+        <w:t xml:space="preserve">Peng, M. W. (2001). The resource-based view and international business.</w:t>
       </w:r>
       <w:r>
         <w:t xml:space="preserve"> </w:t>
@@ -19568,10 +20091,10 @@
           <w:iCs/>
           <w:i/>
         </w:rPr>
-        <w:t xml:space="preserve">European Economic Review, 45</w:t>
-      </w:r>
-      <w:r>
-        <w:t xml:space="preserve">(4–6), 827–838.</w:t>
+        <w:t xml:space="preserve">Journal of Management, 27</w:t>
+      </w:r>
+      <w:r>
+        <w:t xml:space="preserve">(6), 803–829.</w:t>
       </w:r>
     </w:p>
     <w:p>
@@ -19579,7 +20102,7 @@
         <w:pStyle w:val="BodyText"/>
       </w:pPr>
       <w:r>
-        <w:t xml:space="preserve">Schwens, C., Zapkau, F. B., Brouthers, K. D., &amp; Hollender, L. (2018). How overconfidence can blind internationalization performance predictions.</w:t>
+        <w:t xml:space="preserve">Peng, M. W. (2003). Institutional transitions and strategic choices.</w:t>
       </w:r>
       <w:r>
         <w:t xml:space="preserve"> </w:t>
@@ -19589,10 +20112,10 @@
           <w:iCs/>
           <w:i/>
         </w:rPr>
-        <w:t xml:space="preserve">Journal of World Business, 53</w:t>
-      </w:r>
-      <w:r>
-        <w:t xml:space="preserve">(3), 290–301.</w:t>
+        <w:t xml:space="preserve">Academy of Management Review, 28</w:t>
+      </w:r>
+      <w:r>
+        <w:t xml:space="preserve">(2), 275–296.</w:t>
       </w:r>
     </w:p>
     <w:p>
@@ -19600,7 +20123,7 @@
         <w:pStyle w:val="BodyText"/>
       </w:pPr>
       <w:r>
-        <w:t xml:space="preserve">Sikdar, A., &amp; Mukhopadhyay, A. (2026). Technology spillovers and firm performance in India.</w:t>
+        <w:t xml:space="preserve">Richard, P. J., Devinney, T. M., Yip, G. S., &amp; Johnson, G. (2009). Measuring organizational performance: Towards methodological best practice.</w:t>
       </w:r>
       <w:r>
         <w:t xml:space="preserve"> </w:t>
@@ -19610,10 +20133,10 @@
           <w:iCs/>
           <w:i/>
         </w:rPr>
-        <w:t xml:space="preserve">Asian Development Review, 43</w:t>
-      </w:r>
-      <w:r>
-        <w:t xml:space="preserve">(1), 37–75.</w:t>
+        <w:t xml:space="preserve">Journal of Management, 35</w:t>
+      </w:r>
+      <w:r>
+        <w:t xml:space="preserve">(3), 718–804. https://doi.org/10.1177/0149206308330560</w:t>
       </w:r>
     </w:p>
     <w:p>
@@ -19621,7 +20144,7 @@
         <w:pStyle w:val="BodyText"/>
       </w:pPr>
       <w:r>
-        <w:t xml:space="preserve">Stallkamp, M., &amp; Schotter, A. P. J. (2021). Platforms without borders?</w:t>
+        <w:t xml:space="preserve">Sachs, J. D., &amp; Warner, A. M. (2001). The curse of natural resources.</w:t>
       </w:r>
       <w:r>
         <w:t xml:space="preserve"> </w:t>
@@ -19631,10 +20154,10 @@
           <w:iCs/>
           <w:i/>
         </w:rPr>
-        <w:t xml:space="preserve">Global Strategy Journal, 11</w:t>
-      </w:r>
-      <w:r>
-        <w:t xml:space="preserve">(1), 58–80.</w:t>
+        <w:t xml:space="preserve">European Economic Review, 45</w:t>
+      </w:r>
+      <w:r>
+        <w:t xml:space="preserve">(4–6), 827–838.</w:t>
       </w:r>
     </w:p>
     <w:p>
@@ -19642,7 +20165,7 @@
         <w:pStyle w:val="BodyText"/>
       </w:pPr>
       <w:r>
-        <w:t xml:space="preserve">Teece, D. J., Pisano, G., &amp; Shuen, A. (1997). Dynamic capabilities and strategic management.</w:t>
+        <w:t xml:space="preserve">Schwens, C., Zapkau, F. B., Brouthers, K. D., &amp; Hollender, L. (2018). How overconfidence can blind internationalization performance predictions.</w:t>
       </w:r>
       <w:r>
         <w:t xml:space="preserve"> </w:t>
@@ -19652,10 +20175,10 @@
           <w:iCs/>
           <w:i/>
         </w:rPr>
-        <w:t xml:space="preserve">Strategic Management Journal, 18</w:t>
-      </w:r>
-      <w:r>
-        <w:t xml:space="preserve">(7), 509–533.</w:t>
+        <w:t xml:space="preserve">Journal of World Business, 53</w:t>
+      </w:r>
+      <w:r>
+        <w:t xml:space="preserve">(3), 290–301.</w:t>
       </w:r>
     </w:p>
     <w:p>
@@ -19663,7 +20186,7 @@
         <w:pStyle w:val="BodyText"/>
       </w:pPr>
       <w:r>
-        <w:t xml:space="preserve">UNCTAD. (2023).</w:t>
+        <w:t xml:space="preserve">Sikdar, A., &amp; Mukhopadhyay, A. (2026). Technology spillovers and firm performance in India.</w:t>
       </w:r>
       <w:r>
         <w:t xml:space="preserve"> </w:t>
@@ -19673,10 +20196,10 @@
           <w:iCs/>
           <w:i/>
         </w:rPr>
-        <w:t xml:space="preserve">World investment report 2023</w:t>
-      </w:r>
-      <w:r>
-        <w:t xml:space="preserve">. United Nations Conference on Trade and Development.</w:t>
+        <w:t xml:space="preserve">Asian Development Review, 43</w:t>
+      </w:r>
+      <w:r>
+        <w:t xml:space="preserve">(1), 37–75.</w:t>
       </w:r>
     </w:p>
     <w:p>
@@ -19684,7 +20207,7 @@
         <w:pStyle w:val="BodyText"/>
       </w:pPr>
       <w:r>
-        <w:t xml:space="preserve">Venkatraman, N., &amp; Ramanujam, V. (1986). Measurement of business performance in strategy research.</w:t>
+        <w:t xml:space="preserve">StartupBlink. (2026).</w:t>
       </w:r>
       <w:r>
         <w:t xml:space="preserve"> </w:t>
@@ -19694,10 +20217,10 @@
           <w:iCs/>
           <w:i/>
         </w:rPr>
-        <w:t xml:space="preserve">Academy of Management Review, 11</w:t>
-      </w:r>
-      <w:r>
-        <w:t xml:space="preserve">(4), 801–814.</w:t>
+        <w:t xml:space="preserve">Global startup ecosystem index 2026</w:t>
+      </w:r>
+      <w:r>
+        <w:t xml:space="preserve">. StartupBlink Research.</w:t>
       </w:r>
     </w:p>
     <w:p>
@@ -19705,7 +20228,7 @@
         <w:pStyle w:val="BodyText"/>
       </w:pPr>
       <w:r>
-        <w:t xml:space="preserve">Verhoef, P. C., Broekhuizen, T., Bart, Y., Bhattacharya, A., Dong, J. Q., Fabian, N., &amp; Haenlein, M. (2021). Digital transformation: A multidisciplinary reflection and research agenda.</w:t>
+        <w:t xml:space="preserve">Stallkamp, M., &amp; Schotter, A. P. J. (2021). Platforms without borders?</w:t>
       </w:r>
       <w:r>
         <w:t xml:space="preserve"> </w:t>
@@ -19715,10 +20238,10 @@
           <w:iCs/>
           <w:i/>
         </w:rPr>
-        <w:t xml:space="preserve">Journal of Business Research, 122</w:t>
-      </w:r>
-      <w:r>
-        <w:t xml:space="preserve">, 889–901.</w:t>
+        <w:t xml:space="preserve">Global Strategy Journal, 11</w:t>
+      </w:r>
+      <w:r>
+        <w:t xml:space="preserve">(1), 58–80.</w:t>
       </w:r>
     </w:p>
     <w:p>
@@ -19726,7 +20249,7 @@
         <w:pStyle w:val="BodyText"/>
       </w:pPr>
       <w:r>
-        <w:t xml:space="preserve">Wang, J., Huang, Y., &amp; Hong, H. (2024). Technology concentration and bank risk: Evidence from Chinese commercial banks.</w:t>
+        <w:t xml:space="preserve">Teece, D. J., Pisano, G., &amp; Shuen, A. (1997). Dynamic capabilities and strategic management.</w:t>
       </w:r>
       <w:r>
         <w:t xml:space="preserve"> </w:t>
@@ -19736,10 +20259,10 @@
           <w:iCs/>
           <w:i/>
         </w:rPr>
-        <w:t xml:space="preserve">International Review of Financial Analysis, 91</w:t>
-      </w:r>
-      <w:r>
-        <w:t xml:space="preserve">, 102968.</w:t>
+        <w:t xml:space="preserve">Strategic Management Journal, 18</w:t>
+      </w:r>
+      <w:r>
+        <w:t xml:space="preserve">(7), 509–533.</w:t>
       </w:r>
     </w:p>
     <w:p>
@@ -19747,7 +20270,7 @@
         <w:pStyle w:val="BodyText"/>
       </w:pPr>
       <w:r>
-        <w:t xml:space="preserve">Wernerfelt, B. (1984). A resource-based view of the firm.</w:t>
+        <w:t xml:space="preserve">UNCTAD. (2023).</w:t>
       </w:r>
       <w:r>
         <w:t xml:space="preserve"> </w:t>
@@ -19757,10 +20280,10 @@
           <w:iCs/>
           <w:i/>
         </w:rPr>
-        <w:t xml:space="preserve">Strategic Management Journal, 5</w:t>
-      </w:r>
-      <w:r>
-        <w:t xml:space="preserve">(2), 171–180.</w:t>
+        <w:t xml:space="preserve">World investment report 2023</w:t>
+      </w:r>
+      <w:r>
+        <w:t xml:space="preserve">. United Nations Conference on Trade and Development.</w:t>
       </w:r>
     </w:p>
     <w:p>
@@ -19768,7 +20291,7 @@
         <w:pStyle w:val="BodyText"/>
       </w:pPr>
       <w:r>
-        <w:t xml:space="preserve">Williamson, O. E. (1985).</w:t>
+        <w:t xml:space="preserve">Venkatraman, N., &amp; Ramanujam, V. (1986). Measurement of business performance in strategy research.</w:t>
       </w:r>
       <w:r>
         <w:t xml:space="preserve"> </w:t>
@@ -19778,10 +20301,136 @@
           <w:iCs/>
           <w:i/>
         </w:rPr>
+        <w:t xml:space="preserve">Academy of Management Review, 11</w:t>
+      </w:r>
+      <w:r>
+        <w:t xml:space="preserve">(4), 801–814.</w:t>
+      </w:r>
+    </w:p>
+    <w:p>
+      <w:pPr>
+        <w:pStyle w:val="BodyText"/>
+      </w:pPr>
+      <w:r>
+        <w:t xml:space="preserve">Verhoef, P. C., Broekhuizen, T., Bart, Y., Bhattacharya, A., Dong, J. Q., Fabian, N., &amp; Haenlein, M. (2021). Digital transformation: A multidisciplinary reflection and research agenda.</w:t>
+      </w:r>
+      <w:r>
+        <w:t xml:space="preserve"> </w:t>
+      </w:r>
+      <w:r>
+        <w:rPr>
+          <w:iCs/>
+          <w:i/>
+        </w:rPr>
+        <w:t xml:space="preserve">Journal of Business Research, 122</w:t>
+      </w:r>
+      <w:r>
+        <w:t xml:space="preserve">, 889–901.</w:t>
+      </w:r>
+    </w:p>
+    <w:p>
+      <w:pPr>
+        <w:pStyle w:val="BodyText"/>
+      </w:pPr>
+      <w:r>
+        <w:t xml:space="preserve">Wang, J., Huang, Y., &amp; Hong, H. (2024). Technology concentration and bank risk: Evidence from Chinese commercial banks.</w:t>
+      </w:r>
+      <w:r>
+        <w:t xml:space="preserve"> </w:t>
+      </w:r>
+      <w:r>
+        <w:rPr>
+          <w:iCs/>
+          <w:i/>
+        </w:rPr>
+        <w:t xml:space="preserve">International Review of Financial Analysis, 91</w:t>
+      </w:r>
+      <w:r>
+        <w:t xml:space="preserve">, 102968.</w:t>
+      </w:r>
+    </w:p>
+    <w:p>
+      <w:pPr>
+        <w:pStyle w:val="BodyText"/>
+      </w:pPr>
+      <w:r>
+        <w:t xml:space="preserve">Wernerfelt, B. (1984). A resource-based view of the firm.</w:t>
+      </w:r>
+      <w:r>
+        <w:t xml:space="preserve"> </w:t>
+      </w:r>
+      <w:r>
+        <w:rPr>
+          <w:iCs/>
+          <w:i/>
+        </w:rPr>
+        <w:t xml:space="preserve">Strategic Management Journal, 5</w:t>
+      </w:r>
+      <w:r>
+        <w:t xml:space="preserve">(2), 171–180.</w:t>
+      </w:r>
+    </w:p>
+    <w:p>
+      <w:pPr>
+        <w:pStyle w:val="BodyText"/>
+      </w:pPr>
+      <w:r>
+        <w:t xml:space="preserve">Williamson, O. E. (1985).</w:t>
+      </w:r>
+      <w:r>
+        <w:t xml:space="preserve"> </w:t>
+      </w:r>
+      <w:r>
+        <w:rPr>
+          <w:iCs/>
+          <w:i/>
+        </w:rPr>
         <w:t xml:space="preserve">The economic institutions of capitalism</w:t>
       </w:r>
       <w:r>
         <w:t xml:space="preserve">. Free Press.</w:t>
+      </w:r>
+    </w:p>
+    <w:p>
+      <w:pPr>
+        <w:pStyle w:val="BodyText"/>
+      </w:pPr>
+      <w:r>
+        <w:t xml:space="preserve">World Bank. (2023).</w:t>
+      </w:r>
+      <w:r>
+        <w:t xml:space="preserve"> </w:t>
+      </w:r>
+      <w:r>
+        <w:rPr>
+          <w:iCs/>
+          <w:i/>
+        </w:rPr>
+        <w:t xml:space="preserve">World Bank Enterprise Surveys 2023</w:t>
+      </w:r>
+      <w:r>
+        <w:t xml:space="preserve">. World Bank Group.</w:t>
+      </w:r>
+    </w:p>
+    <w:p>
+      <w:pPr>
+        <w:pStyle w:val="BodyText"/>
+      </w:pPr>
+      <w:r>
+        <w:t xml:space="preserve">World Bank. (2024).</w:t>
+      </w:r>
+      <w:r>
+        <w:t xml:space="preserve"> </w:t>
+      </w:r>
+      <w:r>
+        <w:rPr>
+          <w:iCs/>
+          <w:i/>
+        </w:rPr>
+        <w:t xml:space="preserve">World development indicators 2024</w:t>
+      </w:r>
+      <w:r>
+        <w:t xml:space="preserve">. World Bank Group.</w:t>
       </w:r>
     </w:p>
     <w:p>
@@ -19870,7 +20519,7 @@
         <w:pStyle w:val="Heading3"/>
       </w:pPr>
       <w:r>
-        <w:t xml:space="preserve">Phụ lục A, Phạm vi thực tế của nhóm dữ liệu WBES</w:t>
+        <w:t xml:space="preserve">Phụ lục A — Phạm vi thực tế của nhóm dữ liệu WBES</w:t>
       </w:r>
     </w:p>
     <w:p>
@@ -19895,7 +20544,7 @@
           <w:iCs/>
           <w:i/>
         </w:rPr>
-        <w:t xml:space="preserve">Phân bổ 47 nền kinh tế theo nhóm ICRV, 101.185 doanh nghiệp, 108 cặp quốc gia–năm.</w:t>
+        <w:t xml:space="preserve">Phân bổ 47 nền kinh tế theo nhóm ICRV — 101.185 doanh nghiệp, 108 cặp quốc gia–năm.</w:t>
       </w:r>
     </w:p>
     <w:tbl>
@@ -19977,7 +20626,7 @@
                 <w:bCs/>
                 <w:b/>
               </w:rPr>
-              <w:t xml:space="preserve">Nhóm I, Advanced đổi mới sáng tạo</w:t>
+              <w:t xml:space="preserve">Nhóm I — Advanced đổi mới sáng tạo</w:t>
             </w:r>
           </w:p>
         </w:tc>
@@ -20001,7 +20650,7 @@
               <w:jc w:val="left"/>
             </w:pPr>
             <w:r>
-              <w:t xml:space="preserve">~8.200</w:t>
+              <w:t xml:space="preserve">~4.220</w:t>
             </w:r>
           </w:p>
         </w:tc>
@@ -20031,7 +20680,7 @@
                 <w:bCs/>
                 <w:b/>
               </w:rPr>
-              <w:t xml:space="preserve">Nhóm II, Advanced tài nguyên</w:t>
+              <w:t xml:space="preserve">Nhóm II — Advanced tài nguyên</w:t>
             </w:r>
           </w:p>
         </w:tc>
@@ -20055,7 +20704,7 @@
               <w:jc w:val="left"/>
             </w:pPr>
             <w:r>
-              <w:t xml:space="preserve">~4.100</w:t>
+              <w:t xml:space="preserve">~1.932</w:t>
             </w:r>
           </w:p>
         </w:tc>
@@ -20085,7 +20734,7 @@
                 <w:bCs/>
                 <w:b/>
               </w:rPr>
-              <w:t xml:space="preserve">Nhóm III, Upper-middle chuyển đổi</w:t>
+              <w:t xml:space="preserve">Nhóm III — Upper-middle chuyển đổi</w:t>
             </w:r>
           </w:p>
         </w:tc>
@@ -20109,7 +20758,7 @@
               <w:jc w:val="left"/>
             </w:pPr>
             <w:r>
-              <w:t xml:space="preserve">~12.300</w:t>
+              <w:t xml:space="preserve">~16.693</w:t>
             </w:r>
           </w:p>
         </w:tc>
@@ -20139,7 +20788,7 @@
                 <w:bCs/>
                 <w:b/>
               </w:rPr>
-              <w:t xml:space="preserve">Nhóm IV, Emerging chế tạo</w:t>
+              <w:t xml:space="preserve">Nhóm IV — Emerging chế tạo</w:t>
             </w:r>
           </w:p>
         </w:tc>
@@ -20163,7 +20812,7 @@
               <w:jc w:val="left"/>
             </w:pPr>
             <w:r>
-              <w:t xml:space="preserve">~21.000</w:t>
+              <w:t xml:space="preserve">~47.803</w:t>
             </w:r>
           </w:p>
         </w:tc>
@@ -20193,7 +20842,7 @@
                 <w:bCs/>
                 <w:b/>
               </w:rPr>
-              <w:t xml:space="preserve">Nhóm V, Frontier cận biên</w:t>
+              <w:t xml:space="preserve">Nhóm V — Frontier cận biên</w:t>
             </w:r>
           </w:p>
         </w:tc>
@@ -20247,7 +20896,7 @@
                 <w:bCs/>
                 <w:b/>
               </w:rPr>
-              <w:t xml:space="preserve">Nhóm VI, SIDS Pacific</w:t>
+              <w:t xml:space="preserve">Nhóm VI — SIDS Pacific</w:t>
             </w:r>
           </w:p>
         </w:tc>
@@ -20271,7 +20920,7 @@
               <w:jc w:val="left"/>
             </w:pPr>
             <w:r>
-              <w:t xml:space="preserve">~2.385</w:t>
+              <w:t xml:space="preserve">~1.371</w:t>
             </w:r>
           </w:p>
         </w:tc>
@@ -20623,7 +21272,7 @@
           <w:iCs/>
           <w:i/>
         </w:rPr>
-        <w:t xml:space="preserve">Chuyên đề tiến sĩ số 1, Phiên bản nộp (12/05/2026)</w:t>
+        <w:t xml:space="preserve">Chuyên đề tiến sĩ số 1 — Phiên bản nộp (12/05/2026)</w:t>
       </w:r>
       <w:r>
         <w:t xml:space="preserve"> </w:t>
@@ -20633,7 +21282,7 @@
           <w:iCs/>
           <w:i/>
         </w:rPr>
-        <w:t xml:space="preserve">Nghiên cứu sinh: Đỗ Thùy Hương, Trường Đại học Kỹ thuật Công nghệ Vĩnh Long (VLUTE)</w:t>
+        <w:t xml:space="preserve">Nghiên cứu sinh: Đỗ Thùy Hương — Trường Đại học Kỹ thuật Công nghệ Vĩnh Long (VLUTE)</w:t>
       </w:r>
       <w:r>
         <w:t xml:space="preserve"> </w:t>
@@ -20643,7 +21292,7 @@
           <w:iCs/>
           <w:i/>
         </w:rPr>
-        <w:t xml:space="preserve">Người hướng dẫn: TS. Nguyễn Minh Cảnh, Trường Kinh tế, Đại học Cần Thơ (CTU)</w:t>
+        <w:t xml:space="preserve">Người hướng dẫn: TS. Nguyễn Minh Cảnh — Trường Kinh tế, Đại học Cần Thơ (CTU)</w:t>
       </w:r>
     </w:p>
     <w:bookmarkEnd w:id="83"/>

--- a/dist/chuyen_de_1/00_cd1_ctu_final_vi.docx
+++ b/dist/chuyen_de_1/00_cd1_ctu_final_vi.docx
@@ -5163,7 +5163,7 @@
         <w:pStyle w:val="BodyText"/>
       </w:pPr>
       <w:r>
-        <w:t xml:space="preserve">Vượt ra ngoài khung hai tầng của Venkatraman và Ramanujam (1986), văn liệu phương pháp luận về đo lường hiệu quả tổ chức phân biệt</w:t>
+        <w:t xml:space="preserve">Vượt ra ngoài khung hai tầng của Venkatraman và Ramanujam (1986), văn liệu phương pháp luận về đo lường hiệu quả tổ chức (Combs et al., 2005; Richard et al., 2009) cho phép tổng hợp thành</w:t>
       </w:r>
       <w:r>
         <w:t xml:space="preserve"> </w:t>
@@ -5176,10 +5176,7 @@
         <w:t xml:space="preserve">ba nhóm thước đo chính</w:t>
       </w:r>
       <w:r>
-        <w:t xml:space="preserve"> </w:t>
-      </w:r>
-      <w:r>
-        <w:t xml:space="preserve">(Combs, Crook, &amp; Shook, 2005; Richard, Devinney, Yip, &amp; Johnson, 2009): (i)</w:t>
+        <w:t xml:space="preserve">: (i)</w:t>
       </w:r>
       <w:r>
         <w:t xml:space="preserve"> </w:t>
@@ -5503,7 +5500,7 @@
           <w:bCs/>
           <w:b/>
         </w:rPr>
-        <w:t xml:space="preserve">180 nghiên cứu</w:t>
+        <w:t xml:space="preserve">154 mẫu</w:t>
       </w:r>
       <w:r>
         <w:t xml:space="preserve"> </w:t>
@@ -5551,7 +5548,7 @@
           <w:bCs/>
           <w:b/>
         </w:rPr>
-        <w:t xml:space="preserve">(5) Wu, Fan &amp; Chen (2022)</w:t>
+        <w:t xml:space="preserve">(5) Wu, Xu và Yang (2022)</w:t>
       </w:r>
       <w:r>
         <w:t xml:space="preserve">: Cập nhật meta-analysis đến 2020, tập trung vào</w:t>
@@ -6582,7 +6579,23 @@
         <w:t xml:space="preserve">(a) Hình dạng đường cong quốc tế hóa – hiệu quả</w:t>
       </w:r>
       <w:r>
-        <w:t xml:space="preserve">: Việt Nam → U ngược, điểm uốn ≈ 39–46% FSTS; Singapore → tuyến tính dương + bậc hai nhẹ, điểm uốn ≈ 88,6% FSTS.</w:t>
+        <w:t xml:space="preserve">: Việt Nam → U ngược, điểm uốn ≈ 39–46% FSTS; Singapore → tuyến tính dương + bậc hai nhẹ, điểm uốn ≈ 88,6% FSTS (điểm uốn này nằm sát/ngoài miền dữ liệu với khoảng tin cậy bootstrap rất rộng, nên được diễn giải là quan hệ</w:t>
+      </w:r>
+      <w:r>
+        <w:t xml:space="preserve"> </w:t>
+      </w:r>
+      <w:r>
+        <w:rPr>
+          <w:iCs/>
+          <w:i/>
+        </w:rPr>
+        <w:t xml:space="preserve">tăng gần đơn điệu</w:t>
+      </w:r>
+      <w:r>
+        <w:t xml:space="preserve"> </w:t>
+      </w:r>
+      <w:r>
+        <w:t xml:space="preserve">trong miền quan sát chứ không phải một ngưỡng bất lợi đã định vị chắc chắn — nhất quán với diễn giải tại luận án Chương 4 §4.3.1).</w:t>
       </w:r>
     </w:p>
     <w:p>
@@ -17987,23 +18000,23 @@
         <w:t xml:space="preserve">(i) Phân tán năng suất nội bộ tăng đơn điệu</w:t>
       </w:r>
       <w:r>
-        <w:t xml:space="preserve">: Advanced 0,86 → Upper-middle 1,29 ≈ Emerging 1,24 ≈ SIDS 1,32 → Frontier 1,36. Tỷ số P90/P10 leo từ 10,8 lần lên 39,6 lần. Khẳng định</w:t>
-      </w:r>
-      <w:r>
-        <w:t xml:space="preserve"> </w:t>
-      </w:r>
-      <w:r>
-        <w:rPr>
-          <w:bCs/>
-          <w:b/>
-        </w:rPr>
-        <w:t xml:space="preserve">giả thuyết phân bổ sai nguồn lực</w:t>
-      </w:r>
-      <w:r>
-        <w:t xml:space="preserve"> </w:t>
-      </w:r>
-      <w:r>
-        <w:t xml:space="preserve">(Hsieh &amp; Klenow, 2009, 2014).</w:t>
+        <w:t xml:space="preserve">: Advanced 0,86 → Upper-middle 1,29 ≈ Emerging 1,24 ≈ SIDS 1,32 → Frontier 1,36. Tỷ số P90/P10 leo từ 10,8 lần lên 39,6 lần. Pattern này</w:t>
+      </w:r>
+      <w:r>
+        <w:t xml:space="preserve"> </w:t>
+      </w:r>
+      <w:r>
+        <w:rPr>
+          <w:bCs/>
+          <w:b/>
+        </w:rPr>
+        <w:t xml:space="preserve">nhất quán với giả thuyết phân bổ sai nguồn lực</w:t>
+      </w:r>
+      <w:r>
+        <w:t xml:space="preserve"> </w:t>
+      </w:r>
+      <w:r>
+        <w:t xml:space="preserve">(Hsieh &amp; Klenow, 2009, 2014) — lưu ý sd log năng suất lao động là proxy gián tiếp cho cơ chế phân tán TFPR, nên đây là bằng chứng mô tả phù hợp chứ không phải phân rã trực tiếp.</w:t>
       </w:r>
     </w:p>
     <w:p>
@@ -19973,7 +19986,7 @@
         <w:pStyle w:val="BodyText"/>
       </w:pPr>
       <w:r>
-        <w:t xml:space="preserve">Kirca, A. H., Hult, G. T. M., Deligonul, S., Perryy, M. Z., &amp; Cavusgil, S. T. (2012). A multilevel examination of the drivers of firm multinationality.</w:t>
+        <w:t xml:space="preserve">Kirca, A. H., Roth, K., Hult, G. T. M., &amp; Cavusgil, S. T. (2012). The role of context in the multinationality-performance relationship: A meta-analytic review.</w:t>
       </w:r>
       <w:r>
         <w:t xml:space="preserve"> </w:t>
@@ -19983,10 +19996,10 @@
           <w:iCs/>
           <w:i/>
         </w:rPr>
-        <w:t xml:space="preserve">Journal of Management, 38</w:t>
-      </w:r>
-      <w:r>
-        <w:t xml:space="preserve">(2), 502–530.</w:t>
+        <w:t xml:space="preserve">Global Strategy Journal, 2</w:t>
+      </w:r>
+      <w:r>
+        <w:t xml:space="preserve">(2), 108–121.</w:t>
       </w:r>
     </w:p>
     <w:p>
@@ -20081,7 +20094,7 @@
         <w:pStyle w:val="BodyText"/>
       </w:pPr>
       <w:r>
-        <w:t xml:space="preserve">Peng, M. W. (2001). The resource-based view and international business.</w:t>
+        <w:t xml:space="preserve">Paternoster, R., Brame, R., Mazerolle, P., &amp; Piquero, A. (1998). Using the correct statistical test for the equality of regression coefficients.</w:t>
       </w:r>
       <w:r>
         <w:t xml:space="preserve"> </w:t>
@@ -20091,10 +20104,10 @@
           <w:iCs/>
           <w:i/>
         </w:rPr>
-        <w:t xml:space="preserve">Journal of Management, 27</w:t>
-      </w:r>
-      <w:r>
-        <w:t xml:space="preserve">(6), 803–829.</w:t>
+        <w:t xml:space="preserve">Criminology, 36</w:t>
+      </w:r>
+      <w:r>
+        <w:t xml:space="preserve">(4), 859–866.</w:t>
       </w:r>
     </w:p>
     <w:p>
@@ -20102,7 +20115,7 @@
         <w:pStyle w:val="BodyText"/>
       </w:pPr>
       <w:r>
-        <w:t xml:space="preserve">Peng, M. W. (2003). Institutional transitions and strategic choices.</w:t>
+        <w:t xml:space="preserve">Peng, M. W. (2001). The resource-based view and international business.</w:t>
       </w:r>
       <w:r>
         <w:t xml:space="preserve"> </w:t>
@@ -20112,10 +20125,10 @@
           <w:iCs/>
           <w:i/>
         </w:rPr>
-        <w:t xml:space="preserve">Academy of Management Review, 28</w:t>
-      </w:r>
-      <w:r>
-        <w:t xml:space="preserve">(2), 275–296.</w:t>
+        <w:t xml:space="preserve">Journal of Management, 27</w:t>
+      </w:r>
+      <w:r>
+        <w:t xml:space="preserve">(6), 803–829.</w:t>
       </w:r>
     </w:p>
     <w:p>
@@ -20123,7 +20136,7 @@
         <w:pStyle w:val="BodyText"/>
       </w:pPr>
       <w:r>
-        <w:t xml:space="preserve">Richard, P. J., Devinney, T. M., Yip, G. S., &amp; Johnson, G. (2009). Measuring organizational performance: Towards methodological best practice.</w:t>
+        <w:t xml:space="preserve">Peng, M. W. (2003). Institutional transitions and strategic choices.</w:t>
       </w:r>
       <w:r>
         <w:t xml:space="preserve"> </w:t>
@@ -20133,10 +20146,10 @@
           <w:iCs/>
           <w:i/>
         </w:rPr>
-        <w:t xml:space="preserve">Journal of Management, 35</w:t>
-      </w:r>
-      <w:r>
-        <w:t xml:space="preserve">(3), 718–804. https://doi.org/10.1177/0149206308330560</w:t>
+        <w:t xml:space="preserve">Academy of Management Review, 28</w:t>
+      </w:r>
+      <w:r>
+        <w:t xml:space="preserve">(2), 275–296.</w:t>
       </w:r>
     </w:p>
     <w:p>
@@ -20144,7 +20157,7 @@
         <w:pStyle w:val="BodyText"/>
       </w:pPr>
       <w:r>
-        <w:t xml:space="preserve">Sachs, J. D., &amp; Warner, A. M. (2001). The curse of natural resources.</w:t>
+        <w:t xml:space="preserve">Richard, P. J., Devinney, T. M., Yip, G. S., &amp; Johnson, G. (2009). Measuring organizational performance: Towards methodological best practice.</w:t>
       </w:r>
       <w:r>
         <w:t xml:space="preserve"> </w:t>
@@ -20154,10 +20167,10 @@
           <w:iCs/>
           <w:i/>
         </w:rPr>
-        <w:t xml:space="preserve">European Economic Review, 45</w:t>
-      </w:r>
-      <w:r>
-        <w:t xml:space="preserve">(4–6), 827–838.</w:t>
+        <w:t xml:space="preserve">Journal of Management, 35</w:t>
+      </w:r>
+      <w:r>
+        <w:t xml:space="preserve">(3), 718–804. https://doi.org/10.1177/0149206308330560</w:t>
       </w:r>
     </w:p>
     <w:p>
@@ -20165,7 +20178,7 @@
         <w:pStyle w:val="BodyText"/>
       </w:pPr>
       <w:r>
-        <w:t xml:space="preserve">Schwens, C., Zapkau, F. B., Brouthers, K. D., &amp; Hollender, L. (2018). How overconfidence can blind internationalization performance predictions.</w:t>
+        <w:t xml:space="preserve">Sachs, J. D., &amp; Warner, A. M. (2001). The curse of natural resources.</w:t>
       </w:r>
       <w:r>
         <w:t xml:space="preserve"> </w:t>
@@ -20175,10 +20188,10 @@
           <w:iCs/>
           <w:i/>
         </w:rPr>
-        <w:t xml:space="preserve">Journal of World Business, 53</w:t>
-      </w:r>
-      <w:r>
-        <w:t xml:space="preserve">(3), 290–301.</w:t>
+        <w:t xml:space="preserve">European Economic Review, 45</w:t>
+      </w:r>
+      <w:r>
+        <w:t xml:space="preserve">(4–6), 827–838.</w:t>
       </w:r>
     </w:p>
     <w:p>
@@ -20186,7 +20199,7 @@
         <w:pStyle w:val="BodyText"/>
       </w:pPr>
       <w:r>
-        <w:t xml:space="preserve">Sikdar, A., &amp; Mukhopadhyay, A. (2026). Technology spillovers and firm performance in India.</w:t>
+        <w:t xml:space="preserve">Schwens, C., Zapkau, F. B., Brouthers, K. D., &amp; Hollender, L. (2018). How overconfidence can blind internationalization performance predictions.</w:t>
       </w:r>
       <w:r>
         <w:t xml:space="preserve"> </w:t>
@@ -20196,10 +20209,10 @@
           <w:iCs/>
           <w:i/>
         </w:rPr>
-        <w:t xml:space="preserve">Asian Development Review, 43</w:t>
-      </w:r>
-      <w:r>
-        <w:t xml:space="preserve">(1), 37–75.</w:t>
+        <w:t xml:space="preserve">Journal of World Business, 53</w:t>
+      </w:r>
+      <w:r>
+        <w:t xml:space="preserve">(3), 290–301.</w:t>
       </w:r>
     </w:p>
     <w:p>
@@ -20207,7 +20220,7 @@
         <w:pStyle w:val="BodyText"/>
       </w:pPr>
       <w:r>
-        <w:t xml:space="preserve">StartupBlink. (2026).</w:t>
+        <w:t xml:space="preserve">Sikdar, A., &amp; Mukhopadhyay, A. (2026). Technology spillovers and firm performance in India.</w:t>
       </w:r>
       <w:r>
         <w:t xml:space="preserve"> </w:t>
@@ -20217,10 +20230,10 @@
           <w:iCs/>
           <w:i/>
         </w:rPr>
-        <w:t xml:space="preserve">Global startup ecosystem index 2026</w:t>
-      </w:r>
-      <w:r>
-        <w:t xml:space="preserve">. StartupBlink Research.</w:t>
+        <w:t xml:space="preserve">Asian Development Review, 43</w:t>
+      </w:r>
+      <w:r>
+        <w:t xml:space="preserve">(1), 37–75.</w:t>
       </w:r>
     </w:p>
     <w:p>
@@ -20228,7 +20241,7 @@
         <w:pStyle w:val="BodyText"/>
       </w:pPr>
       <w:r>
-        <w:t xml:space="preserve">Stallkamp, M., &amp; Schotter, A. P. J. (2021). Platforms without borders?</w:t>
+        <w:t xml:space="preserve">StartupBlink. (2026).</w:t>
       </w:r>
       <w:r>
         <w:t xml:space="preserve"> </w:t>
@@ -20238,10 +20251,10 @@
           <w:iCs/>
           <w:i/>
         </w:rPr>
-        <w:t xml:space="preserve">Global Strategy Journal, 11</w:t>
-      </w:r>
-      <w:r>
-        <w:t xml:space="preserve">(1), 58–80.</w:t>
+        <w:t xml:space="preserve">Global startup ecosystem index 2026</w:t>
+      </w:r>
+      <w:r>
+        <w:t xml:space="preserve">. StartupBlink Research.</w:t>
       </w:r>
     </w:p>
     <w:p>
@@ -20249,7 +20262,7 @@
         <w:pStyle w:val="BodyText"/>
       </w:pPr>
       <w:r>
-        <w:t xml:space="preserve">Teece, D. J., Pisano, G., &amp; Shuen, A. (1997). Dynamic capabilities and strategic management.</w:t>
+        <w:t xml:space="preserve">Stallkamp, M., &amp; Schotter, A. P. J. (2021). Platforms without borders?</w:t>
       </w:r>
       <w:r>
         <w:t xml:space="preserve"> </w:t>
@@ -20259,10 +20272,10 @@
           <w:iCs/>
           <w:i/>
         </w:rPr>
-        <w:t xml:space="preserve">Strategic Management Journal, 18</w:t>
-      </w:r>
-      <w:r>
-        <w:t xml:space="preserve">(7), 509–533.</w:t>
+        <w:t xml:space="preserve">Global Strategy Journal, 11</w:t>
+      </w:r>
+      <w:r>
+        <w:t xml:space="preserve">(1), 58–80.</w:t>
       </w:r>
     </w:p>
     <w:p>
@@ -20270,7 +20283,7 @@
         <w:pStyle w:val="BodyText"/>
       </w:pPr>
       <w:r>
-        <w:t xml:space="preserve">UNCTAD. (2023).</w:t>
+        <w:t xml:space="preserve">Teece, D. J., Pisano, G., &amp; Shuen, A. (1997). Dynamic capabilities and strategic management.</w:t>
       </w:r>
       <w:r>
         <w:t xml:space="preserve"> </w:t>
@@ -20280,10 +20293,10 @@
           <w:iCs/>
           <w:i/>
         </w:rPr>
-        <w:t xml:space="preserve">World investment report 2023</w:t>
-      </w:r>
-      <w:r>
-        <w:t xml:space="preserve">. United Nations Conference on Trade and Development.</w:t>
+        <w:t xml:space="preserve">Strategic Management Journal, 18</w:t>
+      </w:r>
+      <w:r>
+        <w:t xml:space="preserve">(7), 509–533.</w:t>
       </w:r>
     </w:p>
     <w:p>
@@ -20291,7 +20304,7 @@
         <w:pStyle w:val="BodyText"/>
       </w:pPr>
       <w:r>
-        <w:t xml:space="preserve">Venkatraman, N., &amp; Ramanujam, V. (1986). Measurement of business performance in strategy research.</w:t>
+        <w:t xml:space="preserve">UNCTAD. (2023).</w:t>
       </w:r>
       <w:r>
         <w:t xml:space="preserve"> </w:t>
@@ -20301,10 +20314,10 @@
           <w:iCs/>
           <w:i/>
         </w:rPr>
-        <w:t xml:space="preserve">Academy of Management Review, 11</w:t>
-      </w:r>
-      <w:r>
-        <w:t xml:space="preserve">(4), 801–814.</w:t>
+        <w:t xml:space="preserve">World investment report 2023</w:t>
+      </w:r>
+      <w:r>
+        <w:t xml:space="preserve">. United Nations Conference on Trade and Development.</w:t>
       </w:r>
     </w:p>
     <w:p>
@@ -20312,7 +20325,7 @@
         <w:pStyle w:val="BodyText"/>
       </w:pPr>
       <w:r>
-        <w:t xml:space="preserve">Verhoef, P. C., Broekhuizen, T., Bart, Y., Bhattacharya, A., Dong, J. Q., Fabian, N., &amp; Haenlein, M. (2021). Digital transformation: A multidisciplinary reflection and research agenda.</w:t>
+        <w:t xml:space="preserve">Venkatraman, N., &amp; Ramanujam, V. (1986). Measurement of business performance in strategy research.</w:t>
       </w:r>
       <w:r>
         <w:t xml:space="preserve"> </w:t>
@@ -20322,10 +20335,10 @@
           <w:iCs/>
           <w:i/>
         </w:rPr>
-        <w:t xml:space="preserve">Journal of Business Research, 122</w:t>
-      </w:r>
-      <w:r>
-        <w:t xml:space="preserve">, 889–901.</w:t>
+        <w:t xml:space="preserve">Academy of Management Review, 11</w:t>
+      </w:r>
+      <w:r>
+        <w:t xml:space="preserve">(4), 801–814.</w:t>
       </w:r>
     </w:p>
     <w:p>
@@ -20333,7 +20346,7 @@
         <w:pStyle w:val="BodyText"/>
       </w:pPr>
       <w:r>
-        <w:t xml:space="preserve">Wang, J., Huang, Y., &amp; Hong, H. (2024). Technology concentration and bank risk: Evidence from Chinese commercial banks.</w:t>
+        <w:t xml:space="preserve">Verhoef, P. C., Broekhuizen, T., Bart, Y., Bhattacharya, A., Dong, J. Q., Fabian, N., &amp; Haenlein, M. (2021). Digital transformation: A multidisciplinary reflection and research agenda.</w:t>
       </w:r>
       <w:r>
         <w:t xml:space="preserve"> </w:t>
@@ -20343,10 +20356,10 @@
           <w:iCs/>
           <w:i/>
         </w:rPr>
-        <w:t xml:space="preserve">International Review of Financial Analysis, 91</w:t>
-      </w:r>
-      <w:r>
-        <w:t xml:space="preserve">, 102968.</w:t>
+        <w:t xml:space="preserve">Journal of Business Research, 122</w:t>
+      </w:r>
+      <w:r>
+        <w:t xml:space="preserve">, 889–901.</w:t>
       </w:r>
     </w:p>
     <w:p>
@@ -20354,7 +20367,7 @@
         <w:pStyle w:val="BodyText"/>
       </w:pPr>
       <w:r>
-        <w:t xml:space="preserve">Wernerfelt, B. (1984). A resource-based view of the firm.</w:t>
+        <w:t xml:space="preserve">Wang, J., Huang, Y., &amp; Hong, H. (2024). Technology concentration and bank risk: Evidence from Chinese commercial banks.</w:t>
       </w:r>
       <w:r>
         <w:t xml:space="preserve"> </w:t>
@@ -20364,10 +20377,10 @@
           <w:iCs/>
           <w:i/>
         </w:rPr>
-        <w:t xml:space="preserve">Strategic Management Journal, 5</w:t>
-      </w:r>
-      <w:r>
-        <w:t xml:space="preserve">(2), 171–180.</w:t>
+        <w:t xml:space="preserve">International Review of Financial Analysis, 91</w:t>
+      </w:r>
+      <w:r>
+        <w:t xml:space="preserve">, 102968.</w:t>
       </w:r>
     </w:p>
     <w:p>
@@ -20375,7 +20388,7 @@
         <w:pStyle w:val="BodyText"/>
       </w:pPr>
       <w:r>
-        <w:t xml:space="preserve">Williamson, O. E. (1985).</w:t>
+        <w:t xml:space="preserve">Wernerfelt, B. (1984). A resource-based view of the firm.</w:t>
       </w:r>
       <w:r>
         <w:t xml:space="preserve"> </w:t>
@@ -20385,10 +20398,10 @@
           <w:iCs/>
           <w:i/>
         </w:rPr>
-        <w:t xml:space="preserve">The economic institutions of capitalism</w:t>
-      </w:r>
-      <w:r>
-        <w:t xml:space="preserve">. Free Press.</w:t>
+        <w:t xml:space="preserve">Strategic Management Journal, 5</w:t>
+      </w:r>
+      <w:r>
+        <w:t xml:space="preserve">(2), 171–180.</w:t>
       </w:r>
     </w:p>
     <w:p>
@@ -20396,7 +20409,7 @@
         <w:pStyle w:val="BodyText"/>
       </w:pPr>
       <w:r>
-        <w:t xml:space="preserve">World Bank. (2023).</w:t>
+        <w:t xml:space="preserve">Williamson, O. E. (1985).</w:t>
       </w:r>
       <w:r>
         <w:t xml:space="preserve"> </w:t>
@@ -20406,10 +20419,10 @@
           <w:iCs/>
           <w:i/>
         </w:rPr>
-        <w:t xml:space="preserve">World Bank Enterprise Surveys 2023</w:t>
-      </w:r>
-      <w:r>
-        <w:t xml:space="preserve">. World Bank Group.</w:t>
+        <w:t xml:space="preserve">The economic institutions of capitalism</w:t>
+      </w:r>
+      <w:r>
+        <w:t xml:space="preserve">. Free Press.</w:t>
       </w:r>
     </w:p>
     <w:p>
@@ -20417,7 +20430,7 @@
         <w:pStyle w:val="BodyText"/>
       </w:pPr>
       <w:r>
-        <w:t xml:space="preserve">World Bank. (2024).</w:t>
+        <w:t xml:space="preserve">World Bank. (2023).</w:t>
       </w:r>
       <w:r>
         <w:t xml:space="preserve"> </w:t>
@@ -20427,7 +20440,7 @@
           <w:iCs/>
           <w:i/>
         </w:rPr>
-        <w:t xml:space="preserve">World development indicators 2024</w:t>
+        <w:t xml:space="preserve">World Bank Enterprise Surveys 2023</w:t>
       </w:r>
       <w:r>
         <w:t xml:space="preserve">. World Bank Group.</w:t>
@@ -20438,7 +20451,7 @@
         <w:pStyle w:val="BodyText"/>
       </w:pPr>
       <w:r>
-        <w:t xml:space="preserve">World Bank. (2025).</w:t>
+        <w:t xml:space="preserve">World Bank. (2024).</w:t>
       </w:r>
       <w:r>
         <w:t xml:space="preserve"> </w:t>
@@ -20448,7 +20461,7 @@
           <w:iCs/>
           <w:i/>
         </w:rPr>
-        <w:t xml:space="preserve">World Bank Enterprise Surveys 2025</w:t>
+        <w:t xml:space="preserve">World development indicators 2024</w:t>
       </w:r>
       <w:r>
         <w:t xml:space="preserve">. World Bank Group.</w:t>
@@ -20459,7 +20472,7 @@
         <w:pStyle w:val="BodyText"/>
       </w:pPr>
       <w:r>
-        <w:t xml:space="preserve">Wu, J., Li, S., &amp; Selover, D. D. (2022). Foreign direct investment vs foreign trade: Substitutes or complements?</w:t>
+        <w:t xml:space="preserve">World Bank. (2025).</w:t>
       </w:r>
       <w:r>
         <w:t xml:space="preserve"> </w:t>
@@ -20469,10 +20482,31 @@
           <w:iCs/>
           <w:i/>
         </w:rPr>
-        <w:t xml:space="preserve">Journal of International Business Studies, 53</w:t>
-      </w:r>
-      <w:r>
-        <w:t xml:space="preserve">(9), 1726–1743.</w:t>
+        <w:t xml:space="preserve">World Bank Enterprise Surveys 2025</w:t>
+      </w:r>
+      <w:r>
+        <w:t xml:space="preserve">. World Bank Group.</w:t>
+      </w:r>
+    </w:p>
+    <w:p>
+      <w:pPr>
+        <w:pStyle w:val="BodyText"/>
+      </w:pPr>
+      <w:r>
+        <w:t xml:space="preserve">Wu, J., Xu, L., &amp; Yang, Z. (2022). Multinationality and performance of emerging economy multinational enterprises: A twenty-year study.</w:t>
+      </w:r>
+      <w:r>
+        <w:t xml:space="preserve"> </w:t>
+      </w:r>
+      <w:r>
+        <w:rPr>
+          <w:iCs/>
+          <w:i/>
+        </w:rPr>
+        <w:t xml:space="preserve">International Business Review, 31</w:t>
+      </w:r>
+      <w:r>
+        <w:t xml:space="preserve">(5), 102003.</w:t>
       </w:r>
     </w:p>
     <w:p>

--- a/dist/chuyen_de_1/00_cd1_ctu_final_vi.docx
+++ b/dist/chuyen_de_1/00_cd1_ctu_final_vi.docx
@@ -263,7 +263,7 @@
         <w:t xml:space="preserve"> </w:t>
       </w:r>
       <w:r>
-        <w:t xml:space="preserve">với 6 phân nhóm con theo khung Biến thiên chế độ thể chế (ICRV): Advanced đổi mới sáng tạo dẫn dắt (5 nước), Advanced tài nguyên dẫn dắt (5 nước), trung bình cao (6 nước), đang nổi (7 nước), cận biên (17 nước), và SIDS Thái Bình Dương (7 nước, trường hợp biên mở rộng).</w:t>
+        <w:t xml:space="preserve">với 6 phân nhóm con theo khung Biến thiên chế độ bối cảnh thể chế (ICRV): Advanced đổi mới sáng tạo dẫn dắt (5 nước), Advanced tài nguyên dẫn dắt (5 nước), trung bình cao (6 nước), đang nổi (7 nước), cận biên (17 nước), và SIDS Thái Bình Dương (7 nước, trường hợp biên mở rộng).</w:t>
       </w:r>
     </w:p>
     <w:p>
@@ -2965,7 +2965,7 @@
               <w:jc w:val="left"/>
             </w:pPr>
             <w:r>
-              <w:t xml:space="preserve">Biến thiên chế độ thể chế</w:t>
+              <w:t xml:space="preserve">Biến thiên chế độ bối cảnh thể chế</w:t>
             </w:r>
           </w:p>
         </w:tc>
@@ -6733,7 +6733,7 @@
               <w:jc w:val="left"/>
             </w:pPr>
             <w:r>
-              <w:t xml:space="preserve">Châu Á không phải là một khối đồng nhất về thể chế. Các meta-analysis (Marano et al., 2016; Wu et al., 2022) đã ghi nhận rằng bối cảnh thể chế là biến điều tiết quan trọng nhất trong quan hệ quốc tế hóa → hiệu quả — nhưng không có nghiên cứu nào thiết lập hệ thống phân loại thể chế toàn diện cho 47 nền kinh tế châu Á. Khung phân loại ICRV (Institutional Context Regime Variation — Biến thiên chế độ thể chế) được đề xuất trong chuyên đề này nhằm lấp khoảng trống đó, dựa trên bốn nguyên tắc:</w:t>
+              <w:t xml:space="preserve">Châu Á không phải là một khối đồng nhất về thể chế. Các meta-analysis (Marano et al., 2016; Wu et al., 2022) đã ghi nhận rằng bối cảnh thể chế là biến điều tiết quan trọng nhất trong quan hệ quốc tế hóa → hiệu quả — nhưng không có nghiên cứu nào thiết lập hệ thống phân loại thể chế toàn diện cho 47 nền kinh tế châu Á. Khung phân loại ICRV (Institutional Context Regime Variation — Biến thiên chế độ bối cảnh thể chế) được đề xuất trong chuyên đề này nhằm lấp khoảng trống đó, dựa trên bốn nguyên tắc:</w:t>
             </w:r>
           </w:p>
         </w:tc>

--- a/dist/chuyen_de_1/00_cd1_ctu_final_vi.docx
+++ b/dist/chuyen_de_1/00_cd1_ctu_final_vi.docx
@@ -4406,7 +4406,110 @@
     </w:p>
     <w:p>
       <w:pPr>
-        <w:pStyle w:val="BodyText"/>
+        <w:pStyle w:val="BlockText"/>
+      </w:pPr>
+      <w:r>
+        <w:rPr>
+          <w:bCs/>
+          <w:b/>
+        </w:rPr>
+        <w:t xml:space="preserve">Ghi chú crosswalk nhãn dữ liệu:</w:t>
+      </w:r>
+      <w:r>
+        <w:t xml:space="preserve"> </w:t>
+      </w:r>
+      <w:r>
+        <w:t xml:space="preserve">Tên nhóm trong chuyên đề (</w:t>
+      </w:r>
+      <w:r>
+        <w:t xml:space="preserve">‘</w:t>
+      </w:r>
+      <w:r>
+        <w:t xml:space="preserve">Đang nổi</w:t>
+      </w:r>
+      <w:r>
+        <w:t xml:space="preserve">’</w:t>
+      </w:r>
+      <w:r>
+        <w:t xml:space="preserve">/</w:t>
+      </w:r>
+      <w:r>
+        <w:t xml:space="preserve">‘</w:t>
+      </w:r>
+      <w:r>
+        <w:t xml:space="preserve">Cận biên</w:t>
+      </w:r>
+      <w:r>
+        <w:t xml:space="preserve">’</w:t>
+      </w:r>
+      <w:r>
+        <w:t xml:space="preserve">) theo cách phân loại lý thuyết của chuyên đề trên bản khóa mô tả 47 nền/101.185 DN. Khi căn theo</w:t>
+      </w:r>
+      <w:r>
+        <w:t xml:space="preserve"> </w:t>
+      </w:r>
+      <w:r>
+        <w:rPr>
+          <w:bCs/>
+          <w:b/>
+        </w:rPr>
+        <w:t xml:space="preserve">nhãn dữ liệu P7</w:t>
+      </w:r>
+      <w:r>
+        <w:t xml:space="preserve"> </w:t>
+      </w:r>
+      <w:r>
+        <w:t xml:space="preserve">(dùng trong luận án và Chuyên đề 2), Nhóm IV mang nhãn</w:t>
+      </w:r>
+      <w:r>
+        <w:t xml:space="preserve"> </w:t>
+      </w:r>
+      <w:r>
+        <w:rPr>
+          <w:rStyle w:val="VerbatimChar"/>
+        </w:rPr>
+        <w:t xml:space="preserve">Lower_mid_transition</w:t>
+      </w:r>
+      <w:r>
+        <w:t xml:space="preserve"> </w:t>
+      </w:r>
+      <w:r>
+        <w:t xml:space="preserve">và Nhóm V mang nhãn</w:t>
+      </w:r>
+      <w:r>
+        <w:t xml:space="preserve"> </w:t>
+      </w:r>
+      <w:r>
+        <w:rPr>
+          <w:rStyle w:val="VerbatimChar"/>
+        </w:rPr>
+        <w:t xml:space="preserve">Emerging</w:t>
+      </w:r>
+      <w:r>
+        <w:t xml:space="preserve">, với một số nước hoán nhóm: Sri Lanka và Jordan → Nhóm V (</w:t>
+      </w:r>
+      <w:r>
+        <w:rPr>
+          <w:rStyle w:val="VerbatimChar"/>
+        </w:rPr>
+        <w:t xml:space="preserve">Emerging</w:t>
+      </w:r>
+      <w:r>
+        <w:t xml:space="preserve">); Bangladesh và Pakistan → Nhóm IV (</w:t>
+      </w:r>
+      <w:r>
+        <w:rPr>
+          <w:rStyle w:val="VerbatimChar"/>
+        </w:rPr>
+        <w:t xml:space="preserve">Lower_mid_transition</w:t>
+      </w:r>
+      <w:r>
+        <w:t xml:space="preserve">). Các số liệu mô tả theo nhóm trong chuyên đề được giữ theo bản khóa mô tả để bảo toàn tính nhất quán nội bộ; chúng sẽ được đồng bộ với nhãn dữ liệu khi re-lock với dữ liệu thô của 43 nền còn thiếu.</w:t>
+      </w:r>
+    </w:p>
+    <w:p>
+      <w:pPr>
+        <w:pStyle w:val="FirstParagraph"/>
       </w:pPr>
       <w:r>
         <w:rPr>

--- a/dist/chuyen_de_1/00_cd1_ctu_final_vi.docx
+++ b/dist/chuyen_de_1/00_cd1_ctu_final_vi.docx
@@ -4379,10 +4379,10 @@
           <w:bCs/>
           <w:b/>
         </w:rPr>
-        <w:t xml:space="preserve">(iv) Đang nổi — Emerging (7 nước)</w:t>
-      </w:r>
-      <w:r>
-        <w:t xml:space="preserve">: Việt Nam, Indonesia, Philippines, Ấn Độ, Sri Lanka, Jordan, Mông Cổ.</w:t>
+        <w:t xml:space="preserve">(iv) Chuyển đổi TB–thấp — Lower_mid_transition (7 nước)</w:t>
+      </w:r>
+      <w:r>
+        <w:t xml:space="preserve">: Việt Nam, Ấn Độ, Indonesia, Philippines, Mông Cổ, Bangladesh, Pakistan.</w:t>
       </w:r>
       <w:r>
         <w:t xml:space="preserve"> </w:t>
@@ -4398,10 +4398,10 @@
           <w:bCs/>
           <w:b/>
         </w:rPr>
-        <w:t xml:space="preserve">(v) Cận biên — Frontier (17 nước)</w:t>
-      </w:r>
-      <w:r>
-        <w:t xml:space="preserve">: Bangladesh, Pakistan, Lào, Campuchia, Myanmar, Nepal, Bhutan, Maldives, Uzbekistan, Tajikistan, Kyrgyz Republic, Turkmenistan, Afghanistan, Timor-Leste, Iraq, Lebanon, Yemen.</w:t>
+        <w:t xml:space="preserve">(v) Đang nổi — Emerging (17 nước)</w:t>
+      </w:r>
+      <w:r>
+        <w:t xml:space="preserve">: Sri Lanka, Jordan, Lào, Campuchia, Myanmar, Nepal, Bhutan, Maldives, Uzbekistan, Tajikistan, Kyrgyzstan, Turkmenistan, Afghanistan, Azerbaijan, Iraq, Lebanon, Yemen.</w:t>
       </w:r>
     </w:p>
     <w:p>
@@ -4413,68 +4413,70 @@
           <w:bCs/>
           <w:b/>
         </w:rPr>
-        <w:t xml:space="preserve">Ghi chú crosswalk nhãn dữ liệu:</w:t>
-      </w:r>
-      <w:r>
-        <w:t xml:space="preserve"> </w:t>
-      </w:r>
-      <w:r>
-        <w:t xml:space="preserve">Tên nhóm trong chuyên đề (</w:t>
-      </w:r>
-      <w:r>
-        <w:t xml:space="preserve">‘</w:t>
-      </w:r>
-      <w:r>
-        <w:t xml:space="preserve">Đang nổi</w:t>
-      </w:r>
-      <w:r>
-        <w:t xml:space="preserve">’</w:t>
-      </w:r>
-      <w:r>
-        <w:t xml:space="preserve">/</w:t>
-      </w:r>
-      <w:r>
-        <w:t xml:space="preserve">‘</w:t>
-      </w:r>
-      <w:r>
-        <w:t xml:space="preserve">Cận biên</w:t>
-      </w:r>
-      <w:r>
-        <w:t xml:space="preserve">’</w:t>
-      </w:r>
-      <w:r>
-        <w:t xml:space="preserve">) theo cách phân loại lý thuyết của chuyên đề trên bản khóa mô tả 47 nền/101.185 DN. Khi căn theo</w:t>
-      </w:r>
-      <w:r>
-        <w:t xml:space="preserve"> </w:t>
-      </w:r>
-      <w:r>
-        <w:rPr>
-          <w:bCs/>
-          <w:b/>
-        </w:rPr>
-        <w:t xml:space="preserve">nhãn dữ liệu P7</w:t>
-      </w:r>
-      <w:r>
-        <w:t xml:space="preserve"> </w:t>
-      </w:r>
-      <w:r>
-        <w:t xml:space="preserve">(dùng trong luận án và Chuyên đề 2), Nhóm IV mang nhãn</w:t>
-      </w:r>
-      <w:r>
+        <w:t xml:space="preserve">Ghi chú crosswalk &amp; bản khóa:</w:t>
+      </w:r>
+      <w:r>
+        <w:t xml:space="preserve"> </w:t>
+      </w:r>
+      <w:r>
+        <w:t xml:space="preserve">Nhãn nhóm và thành viên trong §2.1.3 và Bảng 2.3.2.1 đã</w:t>
+      </w:r>
+      <w:r>
+        <w:t xml:space="preserve"> </w:t>
+      </w:r>
+      <w:r>
+        <w:rPr>
+          <w:bCs/>
+          <w:b/>
+        </w:rPr>
+        <w:t xml:space="preserve">căn theo nhãn dữ liệu</w:t>
+      </w:r>
+      <w:r>
+        <w:rPr>
+          <w:bCs/>
+          <w:b/>
+        </w:rPr>
         <w:t xml:space="preserve"> </w:t>
       </w:r>
       <w:r>
         <w:rPr>
           <w:rStyle w:val="VerbatimChar"/>
+          <w:bCs/>
+          <w:b/>
+        </w:rPr>
+        <w:t xml:space="preserve">icrv_label</w:t>
+      </w:r>
+      <w:r>
+        <w:rPr>
+          <w:bCs/>
+          <w:b/>
+        </w:rPr>
+        <w:t xml:space="preserve"> </w:t>
+      </w:r>
+      <w:r>
+        <w:rPr>
+          <w:bCs/>
+          <w:b/>
+        </w:rPr>
+        <w:t xml:space="preserve">P7</w:t>
+      </w:r>
+      <w:r>
+        <w:t xml:space="preserve"> </w:t>
+      </w:r>
+      <w:r>
+        <w:t xml:space="preserve">(đồng bộ Chuyên đề 2): Nhóm IV =</w:t>
+      </w:r>
+      <w:r>
+        <w:t xml:space="preserve"> </w:t>
+      </w:r>
+      <w:r>
+        <w:rPr>
+          <w:rStyle w:val="VerbatimChar"/>
         </w:rPr>
         <w:t xml:space="preserve">Lower_mid_transition</w:t>
       </w:r>
       <w:r>
-        <w:t xml:space="preserve"> </w:t>
-      </w:r>
-      <w:r>
-        <w:t xml:space="preserve">và Nhóm V mang nhãn</w:t>
+        <w:t xml:space="preserve">, Nhóm V =</w:t>
       </w:r>
       <w:r>
         <w:t xml:space="preserve"> </w:t>
@@ -4486,25 +4488,54 @@
         <w:t xml:space="preserve">Emerging</w:t>
       </w:r>
       <w:r>
-        <w:t xml:space="preserve">, với một số nước hoán nhóm: Sri Lanka và Jordan → Nhóm V (</w:t>
+        <w:t xml:space="preserve">; hoán nhóm so với bản CĐ trước — Sri Lanka, Jordan → Nhóm V; Bangladesh, Pakistan → Nhóm IV; Timor-Leste → Nhóm VI.</w:t>
+      </w:r>
+      <w:r>
+        <w:t xml:space="preserve"> </w:t>
+      </w:r>
+      <w:r>
+        <w:rPr>
+          <w:bCs/>
+          <w:b/>
+        </w:rPr>
+        <w:t xml:space="preserve">Các bảng thống kê mô tả theo nhóm (§2.3.3–2.3.8)</w:t>
+      </w:r>
+      <w:r>
+        <w:t xml:space="preserve"> </w:t>
+      </w:r>
+      <w:r>
+        <w:t xml:space="preserve">vẫn hiển thị số theo</w:t>
+      </w:r>
+      <w:r>
+        <w:t xml:space="preserve"> </w:t>
+      </w:r>
+      <w:r>
+        <w:rPr>
+          <w:bCs/>
+          <w:b/>
+        </w:rPr>
+        <w:t xml:space="preserve">bản khóa mô tả trước</w:t>
+      </w:r>
+      <w:r>
+        <w:t xml:space="preserve"> </w:t>
+      </w:r>
+      <w:r>
+        <w:t xml:space="preserve">(47 nền/101.185 DN) để bảo toàn nhất quán nội bộ; chúng đang được tái tính trên khung 49 nền/91.982 bằng pipeline</w:t>
+      </w:r>
+      <w:r>
+        <w:t xml:space="preserve"> </w:t>
       </w:r>
       <w:r>
         <w:rPr>
           <w:rStyle w:val="VerbatimChar"/>
         </w:rPr>
-        <w:t xml:space="preserve">Emerging</w:t>
-      </w:r>
-      <w:r>
-        <w:t xml:space="preserve">); Bangladesh và Pakistan → Nhóm IV (</w:t>
-      </w:r>
-      <w:r>
-        <w:rPr>
-          <w:rStyle w:val="VerbatimChar"/>
-        </w:rPr>
-        <w:t xml:space="preserve">Lower_mid_transition</w:t>
-      </w:r>
-      <w:r>
-        <w:t xml:space="preserve">). Các số liệu mô tả theo nhóm trong chuyên đề được giữ theo bản khóa mô tả để bảo toàn tính nhất quán nội bộ; chúng sẽ được đồng bộ với nhãn dữ liệu khi re-lock với dữ liệu thô của 43 nền còn thiếu.</w:t>
+        <w:t xml:space="preserve">scripts/cd1_relock_descriptives.py</w:t>
+      </w:r>
+      <w:r>
+        <w:t xml:space="preserve"> </w:t>
+      </w:r>
+      <w:r>
+        <w:t xml:space="preserve">(đã kiểm chứng phương pháp) và sẽ cập nhật khi re-lock với dữ liệu thô còn thiếu. Phạm vi chính (40 nước) và Oman ở Nhóm II được đồng bộ ở đợt re-lock headline.</w:t>
       </w:r>
     </w:p>
     <w:p>
@@ -7098,7 +7129,7 @@
               <w:jc w:val="left"/>
             </w:pPr>
             <w:r>
-              <w:t xml:space="preserve">#### 2.3.2.3 Danh sách 47 nền kinh tế theo nhóm ICRV</w:t>
+              <w:t xml:space="preserve">#### 2.3.2.3 Danh sách 49 nền kinh tế theo nhóm ICRV (căn theo nhãn dữ liệu)</w:t>
             </w:r>
           </w:p>
         </w:tc>
@@ -7129,7 +7160,36 @@
                 <w:iCs/>
                 <w:i/>
               </w:rPr>
-              <w:t xml:space="preserve">Phân loại 47 nền kinh tế vào 6 nhóm ICRV — tiêu chí và số doanh nghiệp.</w:t>
+              <w:t xml:space="preserve">Phân loại 49 nền kinh tế vào 6 nhóm ICRV theo nhãn dữ liệu</w:t>
+            </w:r>
+            <w:r>
+              <w:rPr>
+                <w:iCs/>
+                <w:i/>
+              </w:rPr>
+              <w:t xml:space="preserve"> </w:t>
+            </w:r>
+            <w:r>
+              <w:rPr>
+                <w:rStyle w:val="VerbatimChar"/>
+                <w:iCs/>
+                <w:i/>
+              </w:rPr>
+              <w:t xml:space="preserve">icrv_label</w:t>
+            </w:r>
+            <w:r>
+              <w:rPr>
+                <w:iCs/>
+                <w:i/>
+              </w:rPr>
+              <w:t xml:space="preserve"> </w:t>
+            </w:r>
+            <w:r>
+              <w:rPr>
+                <w:iCs/>
+                <w:i/>
+              </w:rPr>
+              <w:t xml:space="preserve">(P7) — đồng bộ với Chuyên đề 2 (Bảng 2.8).</w:t>
             </w:r>
           </w:p>
         </w:tc>
@@ -7143,13 +7203,13 @@
               <w:jc w:val="left"/>
             </w:pPr>
             <w:r>
-              <w:t xml:space="preserve">| Nhóm ICRV | Tên nhóm | Quốc gia | n_firms (ước tính) |</w:t>
+              <w:t xml:space="preserve">| Nhóm ICRV (icrv_label) | Tên nhóm | Quốc gia | N doanh nghiệp |</w:t>
             </w:r>
             <w:r>
               <w:t xml:space="preserve"> </w:t>
             </w:r>
             <w:r>
-              <w:t xml:space="preserve">|—|—|—|—|</w:t>
+              <w:t xml:space="preserve">|—|—|—|:–:|</w:t>
             </w:r>
             <w:r>
               <w:t xml:space="preserve"> </w:t>
@@ -7171,7 +7231,22 @@
               <w:t xml:space="preserve"> </w:t>
             </w:r>
             <w:r>
-              <w:t xml:space="preserve">| Advanced — innovation-driven | Singapore, Hong Kong SAR, Hàn Quốc, Đài Loan, Israel | ~4.220 |</w:t>
+              <w:t xml:space="preserve">—</w:t>
+            </w:r>
+            <w:r>
+              <w:t xml:space="preserve"> </w:t>
+            </w:r>
+            <w:r>
+              <w:rPr>
+                <w:rStyle w:val="VerbatimChar"/>
+              </w:rPr>
+              <w:t xml:space="preserve">Advanced_innovation</w:t>
+            </w:r>
+            <w:r>
+              <w:t xml:space="preserve"> </w:t>
+            </w:r>
+            <w:r>
+              <w:t xml:space="preserve">| Advanced — đổi mới sáng tạo | Singapore, Hong Kong SAR, Hàn Quốc, Đài Loan, Israel | 4.222 |</w:t>
             </w:r>
             <w:r>
               <w:t xml:space="preserve"> </w:t>
@@ -7193,7 +7268,22 @@
               <w:t xml:space="preserve"> </w:t>
             </w:r>
             <w:r>
-              <w:t xml:space="preserve">| Advanced — resource-driven | Saudi Arabia, Qatar, Kuwait, Bahrain, Brunei | ~1.932 |</w:t>
+              <w:t xml:space="preserve">—</w:t>
+            </w:r>
+            <w:r>
+              <w:t xml:space="preserve"> </w:t>
+            </w:r>
+            <w:r>
+              <w:rPr>
+                <w:rStyle w:val="VerbatimChar"/>
+              </w:rPr>
+              <w:t xml:space="preserve">Advanced_resource</w:t>
+            </w:r>
+            <w:r>
+              <w:t xml:space="preserve"> </w:t>
+            </w:r>
+            <w:r>
+              <w:t xml:space="preserve">| Advanced — tài nguyên | Saudi Arabia, Qatar, Kuwait, Bahrain, Brunei, Oman | 2.269 |</w:t>
             </w:r>
             <w:r>
               <w:t xml:space="preserve"> </w:t>
@@ -7215,7 +7305,22 @@
               <w:t xml:space="preserve"> </w:t>
             </w:r>
             <w:r>
-              <w:t xml:space="preserve">| Upper-middle | Trung Quốc, Malaysia, Thái Lan, Kazakhstan, Armenia, Georgia | ~16.693 |</w:t>
+              <w:t xml:space="preserve">—</w:t>
+            </w:r>
+            <w:r>
+              <w:t xml:space="preserve"> </w:t>
+            </w:r>
+            <w:r>
+              <w:rPr>
+                <w:rStyle w:val="VerbatimChar"/>
+              </w:rPr>
+              <w:t xml:space="preserve">Upper_mid</w:t>
+            </w:r>
+            <w:r>
+              <w:t xml:space="preserve"> </w:t>
+            </w:r>
+            <w:r>
+              <w:t xml:space="preserve">| Trung bình cao | Trung Quốc, Malaysia, Thái Lan, Kazakhstan, Armenia, Georgia | 13.993 |</w:t>
             </w:r>
             <w:r>
               <w:t xml:space="preserve"> </w:t>
@@ -7237,7 +7342,22 @@
               <w:t xml:space="preserve"> </w:t>
             </w:r>
             <w:r>
-              <w:t xml:space="preserve">| Emerging | Việt Nam, Indonesia, Philippines, Ấn Độ, Sri Lanka, Jordan, Mông Cổ | ~47.803 |</w:t>
+              <w:t xml:space="preserve">—</w:t>
+            </w:r>
+            <w:r>
+              <w:t xml:space="preserve"> </w:t>
+            </w:r>
+            <w:r>
+              <w:rPr>
+                <w:rStyle w:val="VerbatimChar"/>
+              </w:rPr>
+              <w:t xml:space="preserve">Lower_mid_transition</w:t>
+            </w:r>
+            <w:r>
+              <w:t xml:space="preserve"> </w:t>
+            </w:r>
+            <w:r>
+              <w:t xml:space="preserve">| Chuyển đổi thu nhập trung bình–thấp | Việt Nam, Ấn Độ, Indonesia, Philippines, Mông Cổ, Bangladesh, Pakistan | 50.926 |</w:t>
             </w:r>
             <w:r>
               <w:t xml:space="preserve"> </w:t>
@@ -7259,7 +7379,22 @@
               <w:t xml:space="preserve"> </w:t>
             </w:r>
             <w:r>
-              <w:t xml:space="preserve">| Frontier | Bangladesh, Pakistan, Lào, Campuchia, Myanmar, Nepal, Bhutan, Maldives, Uzbekistan, Tajikistan, Kyrgyz Republic, Turkmenistan, Afghanistan, Timor-Leste, Iraq, Lebanon, Yemen | ~28.678 |</w:t>
+              <w:t xml:space="preserve">—</w:t>
+            </w:r>
+            <w:r>
+              <w:t xml:space="preserve"> </w:t>
+            </w:r>
+            <w:r>
+              <w:rPr>
+                <w:rStyle w:val="VerbatimChar"/>
+              </w:rPr>
+              <w:t xml:space="preserve">Emerging</w:t>
+            </w:r>
+            <w:r>
+              <w:t xml:space="preserve"> </w:t>
+            </w:r>
+            <w:r>
+              <w:t xml:space="preserve">| Đang nổi | Sri Lanka, Jordan, Lào, Campuchia, Myanmar, Nepal, Bhutan, Maldives, Uzbekistan, Tajikistan, Kyrgyzstan, Turkmenistan, Afghanistan, Azerbaijan, Iraq, Lebanon, Yemen (17 nước) | 18.569 |</w:t>
             </w:r>
             <w:r>
               <w:t xml:space="preserve"> </w:t>
@@ -7281,7 +7416,22 @@
               <w:t xml:space="preserve"> </w:t>
             </w:r>
             <w:r>
-              <w:t xml:space="preserve">| SIDS Pacific (boundary) | Fiji, Papua New Guinea, Solomon Islands, Tonga, Vanuatu, Samoa, Kiribati | ~1.371 |</w:t>
+              <w:t xml:space="preserve">—</w:t>
+            </w:r>
+            <w:r>
+              <w:t xml:space="preserve"> </w:t>
+            </w:r>
+            <w:r>
+              <w:rPr>
+                <w:rStyle w:val="VerbatimChar"/>
+              </w:rPr>
+              <w:t xml:space="preserve">SIDS_small</w:t>
+            </w:r>
+            <w:r>
+              <w:t xml:space="preserve"> </w:t>
+            </w:r>
+            <w:r>
+              <w:t xml:space="preserve">| SIDS (trường hợp biên) | Fiji, Kiribati, Papua New Guinea, Samoa, Solomon Islands, Tonga, Vanuatu, Timor-Leste | 1.885 |</w:t>
             </w:r>
             <w:r>
               <w:t xml:space="preserve"> </w:t>
@@ -7303,7 +7453,7 @@
               <w:t xml:space="preserve"> </w:t>
             </w:r>
             <w:r>
-              <w:t xml:space="preserve">| | 47 nền kinh tế |</w:t>
+              <w:t xml:space="preserve">| |</w:t>
             </w:r>
             <w:r>
               <w:t xml:space="preserve"> </w:t>
@@ -7313,13 +7463,29 @@
                 <w:bCs/>
                 <w:b/>
               </w:rPr>
-              <w:t xml:space="preserve">101.185</w:t>
+              <w:t xml:space="preserve">49 nền kinh tế</w:t>
             </w:r>
             <w:r>
               <w:t xml:space="preserve"> </w:t>
             </w:r>
             <w:r>
               <w:t xml:space="preserve">|</w:t>
+            </w:r>
+            <w:r>
+              <w:t xml:space="preserve"> </w:t>
+            </w:r>
+            <w:r>
+              <w:rPr>
+                <w:bCs/>
+                <w:b/>
+              </w:rPr>
+              <w:t xml:space="preserve">91.864</w:t>
+            </w:r>
+            <w:r>
+              <w:t xml:space="preserve"> </w:t>
+            </w:r>
+            <w:r>
+              <w:t xml:space="preserve">(≈91.982 mẫu phân tích) |</w:t>
             </w:r>
           </w:p>
         </w:tc>
@@ -7337,7 +7503,313 @@
                 <w:iCs/>
                 <w:i/>
               </w:rPr>
-              <w:t xml:space="preserve">Ghi chú: n_firms là phân bố xấp xỉ theo pool 101.185; tổng 5 nhóm chính (I–V) = 99.814 (phạm vi chính 40 nước châu Á); SIDS Nhóm VI = 1.371 (1,4% pool).</w:t>
+              <w:t xml:space="preserve">Ghi chú: Bảng phân loại theo nhãn dữ liệu</w:t>
+            </w:r>
+            <w:r>
+              <w:rPr>
+                <w:iCs/>
+                <w:i/>
+              </w:rPr>
+              <w:t xml:space="preserve"> </w:t>
+            </w:r>
+            <w:r>
+              <w:rPr>
+                <w:rStyle w:val="VerbatimChar"/>
+                <w:iCs/>
+                <w:i/>
+              </w:rPr>
+              <w:t xml:space="preserve">icrv_label</w:t>
+            </w:r>
+            <w:r>
+              <w:rPr>
+                <w:iCs/>
+                <w:i/>
+              </w:rPr>
+              <w:t xml:space="preserve"> </w:t>
+            </w:r>
+            <w:r>
+              <w:rPr>
+                <w:iCs/>
+                <w:i/>
+              </w:rPr>
+              <w:t xml:space="preserve">P7,</w:t>
+            </w:r>
+            <w:r>
+              <w:rPr>
+                <w:iCs/>
+                <w:i/>
+              </w:rPr>
+              <w:t xml:space="preserve"> </w:t>
+            </w:r>
+            <w:r>
+              <w:rPr>
+                <w:bCs/>
+                <w:b/>
+                <w:iCs/>
+                <w:i/>
+              </w:rPr>
+              <w:t xml:space="preserve">đồng bộ Chuyên đề 2 (Bảng 2.8)</w:t>
+            </w:r>
+            <w:r>
+              <w:rPr>
+                <w:iCs/>
+                <w:i/>
+              </w:rPr>
+              <w:t xml:space="preserve">. Tên đã căn theo nhãn dữ liệu: Nhóm IV</w:t>
+            </w:r>
+            <w:r>
+              <w:rPr>
+                <w:iCs/>
+                <w:i/>
+              </w:rPr>
+              <w:t xml:space="preserve"> </w:t>
+            </w:r>
+            <w:r>
+              <w:rPr>
+                <w:rStyle w:val="VerbatimChar"/>
+                <w:iCs/>
+                <w:i/>
+              </w:rPr>
+              <w:t xml:space="preserve">Lower_mid_transition</w:t>
+            </w:r>
+            <w:r>
+              <w:rPr>
+                <w:iCs/>
+                <w:i/>
+              </w:rPr>
+              <w:t xml:space="preserve"> </w:t>
+            </w:r>
+            <w:r>
+              <w:rPr>
+                <w:iCs/>
+                <w:i/>
+              </w:rPr>
+              <w:t xml:space="preserve">(7 nền đông dân) — bản CĐ trước gọi</w:t>
+            </w:r>
+            <w:r>
+              <w:rPr>
+                <w:iCs/>
+                <w:i/>
+              </w:rPr>
+              <w:t xml:space="preserve"> </w:t>
+            </w:r>
+            <w:r>
+              <w:rPr>
+                <w:iCs/>
+                <w:i/>
+              </w:rPr>
+              <w:t xml:space="preserve">“</w:t>
+            </w:r>
+            <w:r>
+              <w:rPr>
+                <w:iCs/>
+                <w:i/>
+              </w:rPr>
+              <w:t xml:space="preserve">Đang nổi</w:t>
+            </w:r>
+            <w:r>
+              <w:rPr>
+                <w:iCs/>
+                <w:i/>
+              </w:rPr>
+              <w:t xml:space="preserve">”</w:t>
+            </w:r>
+            <w:r>
+              <w:rPr>
+                <w:iCs/>
+                <w:i/>
+              </w:rPr>
+              <w:t xml:space="preserve">; Nhóm V</w:t>
+            </w:r>
+            <w:r>
+              <w:rPr>
+                <w:iCs/>
+                <w:i/>
+              </w:rPr>
+              <w:t xml:space="preserve"> </w:t>
+            </w:r>
+            <w:r>
+              <w:rPr>
+                <w:rStyle w:val="VerbatimChar"/>
+                <w:iCs/>
+                <w:i/>
+              </w:rPr>
+              <w:t xml:space="preserve">Emerging</w:t>
+            </w:r>
+            <w:r>
+              <w:rPr>
+                <w:iCs/>
+                <w:i/>
+              </w:rPr>
+              <w:t xml:space="preserve"> </w:t>
+            </w:r>
+            <w:r>
+              <w:rPr>
+                <w:iCs/>
+                <w:i/>
+              </w:rPr>
+              <w:t xml:space="preserve">(17 nền) — bản CĐ trước gọi</w:t>
+            </w:r>
+            <w:r>
+              <w:rPr>
+                <w:iCs/>
+                <w:i/>
+              </w:rPr>
+              <w:t xml:space="preserve"> </w:t>
+            </w:r>
+            <w:r>
+              <w:rPr>
+                <w:iCs/>
+                <w:i/>
+              </w:rPr>
+              <w:t xml:space="preserve">“</w:t>
+            </w:r>
+            <w:r>
+              <w:rPr>
+                <w:iCs/>
+                <w:i/>
+              </w:rPr>
+              <w:t xml:space="preserve">Cận biên/Frontier</w:t>
+            </w:r>
+            <w:r>
+              <w:rPr>
+                <w:iCs/>
+                <w:i/>
+              </w:rPr>
+              <w:t xml:space="preserve">”</w:t>
+            </w:r>
+            <w:r>
+              <w:rPr>
+                <w:iCs/>
+                <w:i/>
+              </w:rPr>
+              <w:t xml:space="preserve"> </w:t>
+            </w:r>
+            <w:r>
+              <w:rPr>
+                <w:iCs/>
+                <w:i/>
+              </w:rPr>
+              <w:t xml:space="preserve">(đã hoán đổi: Sri Lanka, Jordan → Nhóm V; Bangladesh, Pakistan → Nhóm IV). Pool phân loại đầy đủ = 96.415 DN/52 nền (gồm Comoros, Turkey, Cyprus ngoài châu Á — loại khỏi khung 49). SIDS: P8 mẫu chính 7 nền Pacific (pool 1.371); robustness 9 nền.</w:t>
+            </w:r>
+            <w:r>
+              <w:rPr>
+                <w:iCs/>
+                <w:i/>
+              </w:rPr>
+              <w:t xml:space="preserve"> </w:t>
+            </w:r>
+            <w:r>
+              <w:rPr>
+                <w:bCs/>
+                <w:b/>
+                <w:iCs/>
+                <w:i/>
+              </w:rPr>
+              <w:t xml:space="preserve">Lưu ý:</w:t>
+            </w:r>
+            <w:r>
+              <w:rPr>
+                <w:iCs/>
+                <w:i/>
+              </w:rPr>
+              <w:t xml:space="preserve"> </w:t>
+            </w:r>
+            <w:r>
+              <w:rPr>
+                <w:iCs/>
+                <w:i/>
+              </w:rPr>
+              <w:t xml:space="preserve">các bảng</w:t>
+            </w:r>
+            <w:r>
+              <w:rPr>
+                <w:iCs/>
+                <w:i/>
+              </w:rPr>
+              <w:t xml:space="preserve"> </w:t>
+            </w:r>
+            <w:r>
+              <w:rPr>
+                <w:bCs/>
+                <w:b/>
+                <w:iCs/>
+                <w:i/>
+              </w:rPr>
+              <w:t xml:space="preserve">thống kê mô tả</w:t>
+            </w:r>
+            <w:r>
+              <w:rPr>
+                <w:iCs/>
+                <w:i/>
+              </w:rPr>
+              <w:t xml:space="preserve"> </w:t>
+            </w:r>
+            <w:r>
+              <w:rPr>
+                <w:iCs/>
+                <w:i/>
+              </w:rPr>
+              <w:t xml:space="preserve">theo nhóm ở §2.3.3–2.3.8 (sd năng suất, R&amp;D/ISO/đổi mới, cấu trúc, tương quan) hiện còn hiển thị theo</w:t>
+            </w:r>
+            <w:r>
+              <w:rPr>
+                <w:iCs/>
+                <w:i/>
+              </w:rPr>
+              <w:t xml:space="preserve"> </w:t>
+            </w:r>
+            <w:r>
+              <w:rPr>
+                <w:bCs/>
+                <w:b/>
+                <w:iCs/>
+                <w:i/>
+              </w:rPr>
+              <w:t xml:space="preserve">bản khóa mô tả trước</w:t>
+            </w:r>
+            <w:r>
+              <w:rPr>
+                <w:iCs/>
+                <w:i/>
+              </w:rPr>
+              <w:t xml:space="preserve"> </w:t>
+            </w:r>
+            <w:r>
+              <w:rPr>
+                <w:iCs/>
+                <w:i/>
+              </w:rPr>
+              <w:t xml:space="preserve">(47 nền/101.185); chúng đang được tái tính trên khung 49 nền/91.982 bằng pipeline tái lập</w:t>
+            </w:r>
+            <w:r>
+              <w:rPr>
+                <w:iCs/>
+                <w:i/>
+              </w:rPr>
+              <w:t xml:space="preserve"> </w:t>
+            </w:r>
+            <w:r>
+              <w:rPr>
+                <w:rStyle w:val="VerbatimChar"/>
+                <w:iCs/>
+                <w:i/>
+              </w:rPr>
+              <w:t xml:space="preserve">scripts/cd1_relock_descriptives.py</w:t>
+            </w:r>
+            <w:r>
+              <w:rPr>
+                <w:iCs/>
+                <w:i/>
+              </w:rPr>
+              <w:t xml:space="preserve"> </w:t>
+            </w:r>
+            <w:r>
+              <w:rPr>
+                <w:iCs/>
+                <w:i/>
+              </w:rPr>
+              <w:t xml:space="preserve">(đã kiểm chứng phương pháp) và sẽ cập nhật ở đợt re-lock dữ liệu.</w:t>
             </w:r>
           </w:p>
         </w:tc>
@@ -15807,13 +16279,13 @@
       </w:r>
     </w:p>
     <w:bookmarkEnd w:id="59"/>
-    <w:bookmarkStart w:id="60" w:name="Xdb719e3a8e331c4576e009e4801111badf5cb2d"/>
+    <w:bookmarkStart w:id="60" w:name="X18d070c66c9c1e710d1010d38c650c342e9258f"/>
     <w:p>
       <w:pPr>
         <w:pStyle w:val="Heading4"/>
       </w:pPr>
       <w:r>
-        <w:t xml:space="preserve">2.3.7.3 Việt Nam (n=3.077, 3 đợt khảo sát) — cập nhật ADB Vietnam Outlook 2026</w:t>
+        <w:t xml:space="preserve">2.3.7.3 Việt Nam (n=2.958, 3 đợt khảo sát — mẫu phân tích P3) — cập nhật ADB Vietnam Outlook 2026</w:t>
       </w:r>
     </w:p>
     <w:p>
@@ -15887,13 +16359,13 @@
       </w:r>
     </w:p>
     <w:bookmarkEnd w:id="60"/>
-    <w:bookmarkStart w:id="61" w:name="trung-quốc-n4.889"/>
+    <w:bookmarkStart w:id="61" w:name="trung-quốc-n4.559-mẫu-phân-tích-p5"/>
     <w:p>
       <w:pPr>
         <w:pStyle w:val="Heading4"/>
       </w:pPr>
       <w:r>
-        <w:t xml:space="preserve">2.3.7.4 Trung Quốc (n=4.889)</w:t>
+        <w:t xml:space="preserve">2.3.7.4 Trung Quốc (n=4.559 — mẫu phân tích P5)</w:t>
       </w:r>
     </w:p>
     <w:p>
@@ -16377,19 +16849,19 @@
               <w:jc w:val="left"/>
             </w:pPr>
             <w:r>
-              <w:t xml:space="preserve">3.077</w:t>
-            </w:r>
-          </w:p>
-        </w:tc>
-        <w:tc>
-          <w:tcPr/>
-          <w:p>
-            <w:pPr>
-              <w:pStyle w:val="Compact"/>
-              <w:jc w:val="left"/>
-            </w:pPr>
-            <w:r>
-              <w:t xml:space="preserve">4.889</w:t>
+              <w:t xml:space="preserve">2.958</w:t>
+            </w:r>
+          </w:p>
+        </w:tc>
+        <w:tc>
+          <w:tcPr/>
+          <w:p>
+            <w:pPr>
+              <w:pStyle w:val="Compact"/>
+              <w:jc w:val="left"/>
+            </w:pPr>
+            <w:r>
+              <w:t xml:space="preserve">4.559</w:t>
             </w:r>
           </w:p>
         </w:tc>

--- a/dist/chuyen_de_1/00_cd1_ctu_final_vi.docx
+++ b/dist/chuyen_de_1/00_cd1_ctu_final_vi.docx
@@ -231,39 +231,39 @@
         <w:t xml:space="preserve">2009–2025</w:t>
       </w:r>
       <w:r>
-        <w:t xml:space="preserve">, mở rộng so sánh với các quốc đảo nhỏ đang phát triển (SIDS) Thái Bình Dương như trường hợp biên. Cơ sở dữ liệu là tổng hợp dữ liệu vi mô gồm</w:t>
-      </w:r>
-      <w:r>
-        <w:t xml:space="preserve"> </w:t>
-      </w:r>
-      <w:r>
-        <w:rPr>
-          <w:bCs/>
-          <w:b/>
-        </w:rPr>
-        <w:t xml:space="preserve">101.185 doanh nghiệp, 108 cặp quốc gia × năm và 14 mốc khảo sát</w:t>
-      </w:r>
-      <w:r>
-        <w:t xml:space="preserve"> </w:t>
-      </w:r>
-      <w:r>
-        <w:t xml:space="preserve">từ World Bank Enterprise Surveys (WBES). Tổng hợp này kế thừa và mở rộng từ 17 nước châu Á mới nổi (~40.633 doanh nghiệp) đã được tác giả công bố trước đó (Đỗ &amp; Phan, 2026 — VEFR), bao trùm</w:t>
-      </w:r>
-      <w:r>
-        <w:t xml:space="preserve"> </w:t>
-      </w:r>
-      <w:r>
-        <w:rPr>
-          <w:bCs/>
-          <w:b/>
-        </w:rPr>
-        <w:t xml:space="preserve">47 nền kinh tế</w:t>
-      </w:r>
-      <w:r>
-        <w:t xml:space="preserve"> </w:t>
-      </w:r>
-      <w:r>
-        <w:t xml:space="preserve">với 6 phân nhóm con theo khung Biến thiên chế độ bối cảnh thể chế (ICRV): Advanced đổi mới sáng tạo dẫn dắt (5 nước), Advanced tài nguyên dẫn dắt (5 nước), trung bình cao (6 nước), đang nổi (7 nước), cận biên (17 nước), và SIDS Thái Bình Dương (7 nước, trường hợp biên mở rộng).</w:t>
+        <w:t xml:space="preserve">, mở rộng so sánh với các quốc đảo nhỏ đang phát triển (SIDS) Thái Bình Dương như trường hợp biên. Khung phân loại và phân tích được neo theo bản khóa canonical của luận án:</w:t>
+      </w:r>
+      <w:r>
+        <w:t xml:space="preserve"> </w:t>
+      </w:r>
+      <w:r>
+        <w:rPr>
+          <w:bCs/>
+          <w:b/>
+        </w:rPr>
+        <w:t xml:space="preserve">49 nền kinh tế</w:t>
+      </w:r>
+      <w:r>
+        <w:t xml:space="preserve"> </w:t>
+      </w:r>
+      <w:r>
+        <w:t xml:space="preserve">(khung phân tích 91.982 doanh nghiệp; pool phân loại 96.415 doanh nghiệp / 52 nền) với 6 phân nhóm con theo khung Biến thiên chế độ bối cảnh thể chế (ICRV): Advanced đổi mới sáng tạo dẫn dắt, Advanced tài nguyên dẫn dắt, trung bình cao, chuyển đổi thu nhập trung bình–thấp, đang nổi, và SIDS Thái Bình Dương (trường hợp biên mở rộng). Phần phân tích mô tả của chuyên đề (Bảng 2.3.3–2.3.8) được trình bày trên</w:t>
+      </w:r>
+      <w:r>
+        <w:t xml:space="preserve"> </w:t>
+      </w:r>
+      <w:r>
+        <w:rPr>
+          <w:bCs/>
+          <w:b/>
+        </w:rPr>
+        <w:t xml:space="preserve">pool mô tả rộng hơn gồm 101.185 doanh nghiệp · 47 nền · 108 cặp quốc gia × năm · 14 mốc khảo sát</w:t>
+      </w:r>
+      <w:r>
+        <w:t xml:space="preserve"> </w:t>
+      </w:r>
+      <w:r>
+        <w:t xml:space="preserve">từ World Bank Enterprise Surveys (WBES) theo bản khóa mô tả CĐ1, kế thừa và mở rộng từ 17 nước châu Á mới nổi (~40.633 doanh nghiệp) đã được tác giả công bố trước đó (Đỗ &amp; Phan, 2026 — VEFR).</w:t>
       </w:r>
     </w:p>
     <w:p>
@@ -275,7 +275,37 @@
           <w:iCs/>
           <w:i/>
         </w:rPr>
-        <w:t xml:space="preserve">Ghi chú dữ liệu: Số liệu tổng hợp nêu trong chuyên đề (101.185 doanh nghiệp · 47 nền kinh tế · 108 cặp quốc gia × năm) phản ánh bản khóa dữ liệu tại thời điểm thực hiện chuyên đề. Luận án tổng thể sử dụng bản khóa dữ liệu đã cập nhật (mẫu phân tích chính 91.982 doanh nghiệp · 49 nền kinh tế · 102 đợt quốc gia–năm) sau khi chuẩn hóa lại và xử lý trùng lặp dữ liệu panel; trường hợp biên SIDS gồm 7 nền kinh tế Thái Bình Dương.</w:t>
+        <w:t xml:space="preserve">Ghi chú dữ liệu: Headline của chuyên đề neo theo bản khóa canonical của luận án — 49 nền kinh tế (khung phân tích 91.982 doanh nghiệp; pool phân loại 96.415 doanh nghiệp / 52 nền) sau khi chuẩn hóa lại và xử lý trùng lặp dữ liệu panel; trường hợp biên SIDS gồm 7 nền kinh tế Thái Bình Dương. Riêng các bảng thống kê mô tả §2.3.3–2.3.8 (phân tán năng suất, FSTS, đổi mới, R&amp;D, tham nhũng, ngành) vẫn báo cáo trên</w:t>
+      </w:r>
+      <w:r>
+        <w:rPr>
+          <w:iCs/>
+          <w:i/>
+        </w:rPr>
+        <w:t xml:space="preserve"> </w:t>
+      </w:r>
+      <w:r>
+        <w:rPr>
+          <w:bCs/>
+          <w:b/>
+          <w:iCs/>
+          <w:i/>
+        </w:rPr>
+        <w:t xml:space="preserve">pool mô tả CĐ1 gồm 101.185 doanh nghiệp · 47 nền · 108 cặp</w:t>
+      </w:r>
+      <w:r>
+        <w:rPr>
+          <w:iCs/>
+          <w:i/>
+        </w:rPr>
+        <w:t xml:space="preserve"> </w:t>
+      </w:r>
+      <w:r>
+        <w:rPr>
+          <w:iCs/>
+          <w:i/>
+        </w:rPr>
+        <w:t xml:space="preserve">(102 cặp theo khung phân tích luận án) — đây là bản khóa mô tả riêng của chuyên đề, sẽ được đồng bộ về khung 49 nền / 91.982 khi dựng lại pipeline raw đa biến (R&amp;D, đổi mới, tham nhũng, ngành chưa có trong master phân tích).</w:t>
       </w:r>
     </w:p>
     <w:p>
@@ -405,7 +435,23 @@
         <w:t xml:space="preserve">2009–2025</w:t>
       </w:r>
       <w:r>
-        <w:t xml:space="preserve">, with comparative extension to Pacific SIDS as a boundary case. The microdata pool contains</w:t>
+        <w:t xml:space="preserve">, with comparative extension to Pacific SIDS as a boundary case. The classification and analytic frame is anchored to the dissertation’s canonical lock:</w:t>
+      </w:r>
+      <w:r>
+        <w:t xml:space="preserve"> </w:t>
+      </w:r>
+      <w:r>
+        <w:rPr>
+          <w:bCs/>
+          <w:b/>
+        </w:rPr>
+        <w:t xml:space="preserve">49 economies</w:t>
+      </w:r>
+      <w:r>
+        <w:t xml:space="preserve"> </w:t>
+      </w:r>
+      <w:r>
+        <w:t xml:space="preserve">(analytic frame 91,982 firms; classification pool 96,415 firms / 52 economies) with six sub-regimes of ICRV (Institutional Context Regime Variation): Advanced innovation-driven, Advanced resource-driven, Upper-middle, Lower-middle transition, Emerging, and Pacific SIDS (boundary case extension). The essay’s descriptive analysis (Tables 2.3.3–2.3.8) is reported over a broader CĐ1 descriptive pool of</w:t>
       </w:r>
       <w:r>
         <w:t xml:space="preserve"> </w:t>
@@ -421,23 +467,7 @@
         <w:t xml:space="preserve"> </w:t>
       </w:r>
       <w:r>
-        <w:t xml:space="preserve">from the World Bank Enterprise Surveys (WBES). Building on and extending the 17-economy pool of emerging Asia (~40,633 firms) previously published by the author (Do &amp; Phan, 2026 — VEFR), the pool covers</w:t>
-      </w:r>
-      <w:r>
-        <w:t xml:space="preserve"> </w:t>
-      </w:r>
-      <w:r>
-        <w:rPr>
-          <w:bCs/>
-          <w:b/>
-        </w:rPr>
-        <w:t xml:space="preserve">47 economies</w:t>
-      </w:r>
-      <w:r>
-        <w:t xml:space="preserve"> </w:t>
-      </w:r>
-      <w:r>
-        <w:t xml:space="preserve">with six sub-regimes of ICRV (Institutional Context Regime Variation): Advanced innovation-driven (5), Advanced resource-driven (5), Upper-middle (6), Emerging (7), Frontier (17), Pacific SIDS (7, boundary case extension).</w:t>
+        <w:t xml:space="preserve">from the World Bank Enterprise Surveys (WBES), building on and extending the 17-economy pool of emerging Asia (~40,633 firms) previously published by the author (Do &amp; Phan, 2026 — VEFR).</w:t>
       </w:r>
     </w:p>
     <w:p>
@@ -949,7 +979,7 @@
               <w:jc w:val="left"/>
             </w:pPr>
             <w:r>
-              <w:t xml:space="preserve">47 nền kinh tế phân theo 6 nhóm ICRV</w:t>
+              <w:t xml:space="preserve">49 nền kinh tế phân theo 6 nhóm ICRV</w:t>
             </w:r>
           </w:p>
         </w:tc>
@@ -4058,23 +4088,39 @@
         <w:pStyle w:val="BodyText"/>
       </w:pPr>
       <w:r>
-        <w:t xml:space="preserve">Trong bối cảnh đó, hệ thống thông tin về hiệu quả doanh nghiệp châu Á còn phân mảnh. World Bank Enterprise Surveys (WBES) là cơ sở dữ liệu vi mô tin cậy nhất hiện có (World Bank Enterprise Surveys, 2025). Đỗ và Phan (2026 — VEFR) đã mở rộng phạm vi WBES đến 17 nền kinh tế châu Á mới nổi với ~40.633 doanh nghiệp. Tuy nhiên, vẫn còn ít tổng hợp xuyên 47 nền kinh tế trên giai đoạn dài 2009–2025. Chuyên đề này lấp khoảng trống thực tiễn đó bằng cách tổng hợp dữ liệu</w:t>
-      </w:r>
-      <w:r>
-        <w:t xml:space="preserve"> </w:t>
-      </w:r>
-      <w:r>
-        <w:rPr>
-          <w:bCs/>
-          <w:b/>
-        </w:rPr>
-        <w:t xml:space="preserve">101.185 doanh nghiệp xuyên 47 nền kinh tế × 108 cặp quốc gia × năm × 14 mốc khảo sát</w:t>
-      </w:r>
-      <w:r>
-        <w:t xml:space="preserve"> </w:t>
-      </w:r>
-      <w:r>
-        <w:t xml:space="preserve">— gấp 2,5 lần phạm vi của Đỗ &amp; Phan (2026 — VEFR).</w:t>
+        <w:t xml:space="preserve">Trong bối cảnh đó, hệ thống thông tin về hiệu quả doanh nghiệp châu Á còn phân mảnh. World Bank Enterprise Surveys (WBES) là cơ sở dữ liệu vi mô tin cậy nhất hiện có (World Bank Enterprise Surveys, 2025). Đỗ và Phan (2026 — VEFR) đã mở rộng phạm vi WBES đến 17 nền kinh tế châu Á mới nổi với ~40.633 doanh nghiệp. Tuy nhiên, vẫn còn ít tổng hợp xuyên</w:t>
+      </w:r>
+      <w:r>
+        <w:t xml:space="preserve"> </w:t>
+      </w:r>
+      <w:r>
+        <w:rPr>
+          <w:bCs/>
+          <w:b/>
+        </w:rPr>
+        <w:t xml:space="preserve">49 nền kinh tế</w:t>
+      </w:r>
+      <w:r>
+        <w:t xml:space="preserve"> </w:t>
+      </w:r>
+      <w:r>
+        <w:t xml:space="preserve">(khung phân tích 91.982 doanh nghiệp; pool phân loại 96.415 DN / 52 nền) trên giai đoạn dài 2009–2025. Chuyên đề này lấp khoảng trống thực tiễn đó: headline neo theo bản khóa canonical 49 nền / 91.982 doanh nghiệp, trong khi phần thống kê mô tả §2.3.3–2.3.8 được tính trên</w:t>
+      </w:r>
+      <w:r>
+        <w:t xml:space="preserve"> </w:t>
+      </w:r>
+      <w:r>
+        <w:rPr>
+          <w:bCs/>
+          <w:b/>
+        </w:rPr>
+        <w:t xml:space="preserve">pool mô tả CĐ1 gồm 101.185 doanh nghiệp xuyên 47 nền × 108 cặp quốc gia × năm × 14 mốc khảo sát</w:t>
+      </w:r>
+      <w:r>
+        <w:t xml:space="preserve"> </w:t>
+      </w:r>
+      <w:r>
+        <w:t xml:space="preserve">— gấp ~2,5 lần phạm vi của Đỗ &amp; Phan (2026 — VEFR).</w:t>
       </w:r>
     </w:p>
     <w:p>
@@ -4157,13 +4203,13 @@
           <w:bCs/>
           <w:b/>
         </w:rPr>
-        <w:t xml:space="preserve">47 nền kinh tế châu Á và Thái Bình Dương</w:t>
-      </w:r>
-      <w:r>
-        <w:t xml:space="preserve"> </w:t>
-      </w:r>
-      <w:r>
-        <w:t xml:space="preserve">(40 nền kinh tế châu Á + 7 SIDS Thái Bình Dương mở rộng trường hợp biên; pool 101.185 doanh nghiệp) trong giai đoạn</w:t>
+        <w:t xml:space="preserve">49 nền kinh tế châu Á và Thái Bình Dương</w:t>
+      </w:r>
+      <w:r>
+        <w:t xml:space="preserve"> </w:t>
+      </w:r>
+      <w:r>
+        <w:t xml:space="preserve">theo bản khóa canonical (khung phân tích 91.982 doanh nghiệp; pool phân loại 96.415 DN / 52 nền; phạm vi chính châu Á + SIDS Thái Bình Dương mở rộng trường hợp biên) trong giai đoạn</w:t>
       </w:r>
       <w:r>
         <w:t xml:space="preserve"> </w:t>
@@ -4176,7 +4222,7 @@
         <w:t xml:space="preserve">2009–2025</w:t>
       </w:r>
       <w:r>
-        <w:t xml:space="preserve">.</w:t>
+        <w:t xml:space="preserve">. Các bảng thống kê mô tả §2.3.3–2.3.8 hiển thị theo pool mô tả CĐ1 (101.185 doanh nghiệp / 47 nền) — xem ghi chú dữ liệu ở Tóm tắt.</w:t>
       </w:r>
     </w:p>
     <w:p>
@@ -4215,7 +4261,7 @@
         <w:pStyle w:val="Compact"/>
       </w:pPr>
       <w:r>
-        <w:t xml:space="preserve">Đề xuất khung phân loại 6 phân nhóm con ICRV cho 47 nền kinh tế;</w:t>
+        <w:t xml:space="preserve">Đề xuất khung phân loại 6 phân nhóm con ICRV cho 49 nền kinh tế (khung phân tích; pool phân loại 52 nền);</w:t>
       </w:r>
     </w:p>
     <w:p>
@@ -4617,7 +4663,7 @@
         <w:t xml:space="preserve">(1) Cross-sectional không cho phép suy luận nhân quả mạnh</w:t>
       </w:r>
       <w:r>
-        <w:t xml:space="preserve">: WBES là repeated cross-sections, không phải panel cân bằng. Kết luận nhân quả dựa trên ước lượng biến công cụ từ nghiên cứu Việt Nam và không thể khái quát trực tiếp sang 47 nền kinh tế.</w:t>
+        <w:t xml:space="preserve">: WBES là repeated cross-sections, không phải panel cân bằng. Kết luận nhân quả dựa trên ước lượng biến công cụ từ nghiên cứu Việt Nam và không thể khái quát trực tiếp sang 49 nền kinh tế trong khung phân tích.</w:t>
       </w:r>
     </w:p>
     <w:p>
@@ -4810,7 +4856,7 @@
         <w:t xml:space="preserve"> </w:t>
       </w:r>
       <w:r>
-        <w:t xml:space="preserve">ở Frontier và Emerging châu Á 2018–2025 — mở rộng pattern từ 17 nước lên 47 nước. Phân tách Tier-1 (website nhị phân, đã bão hòa ở Advanced) và Tier-2 (tổng hợp đa thành phần, đang phát triển ở Emerging/Frontier).</w:t>
+        <w:t xml:space="preserve">ở Frontier và Emerging châu Á 2018–2025 — mở rộng pattern từ 17 nước lên 47 nước. Phân tách Tier-1 (website nhị phân, đã bão hòa ở Advanced) và Tier-2 (tổng hợp đa thành phần, đang phát triển ở Emerging/Frontier). (Phạm vi mô tả ở §2.3.4 dựa trên pool mô tả CĐ1 101.185 DN / 47 nền.)</w:t>
       </w:r>
     </w:p>
     <w:p>
@@ -4922,20 +4968,39 @@
         <w:t xml:space="preserve">Nguồn dữ liệu</w:t>
       </w:r>
       <w:r>
-        <w:t xml:space="preserve">: World Bank Enterprise Surveys (WBES) — cơ sở dữ liệu vi mô doanh nghiệp cấp quốc gia lớn nhất toàn cầu, được thiết kế theo phương pháp lấy mẫu xác suất phân tầng đảm bảo tính đại diện (World Bank Enterprise Surveys, 2025). Pool tổng hợp gồm</w:t>
-      </w:r>
-      <w:r>
-        <w:t xml:space="preserve"> </w:t>
-      </w:r>
-      <w:r>
-        <w:rPr>
-          <w:bCs/>
-          <w:b/>
-        </w:rPr>
-        <w:t xml:space="preserve">101.185 doanh nghiệp</w:t>
-      </w:r>
-      <w:r>
-        <w:t xml:space="preserve">, 47 nền kinh tế, 108 cặp quốc gia × năm, 14 sóng khảo sát, 2009–2025.</w:t>
+        <w:t xml:space="preserve">: World Bank Enterprise Surveys (WBES) — cơ sở dữ liệu vi mô doanh nghiệp cấp quốc gia lớn nhất toàn cầu, được thiết kế theo phương pháp lấy mẫu xác suất phân tầng đảm bảo tính đại diện (World Bank Enterprise Surveys, 2025). Khung phân loại/phân tích neo theo bản khóa canonical:</w:t>
+      </w:r>
+      <w:r>
+        <w:t xml:space="preserve"> </w:t>
+      </w:r>
+      <w:r>
+        <w:rPr>
+          <w:bCs/>
+          <w:b/>
+        </w:rPr>
+        <w:t xml:space="preserve">49 nền kinh tế</w:t>
+      </w:r>
+      <w:r>
+        <w:t xml:space="preserve"> </w:t>
+      </w:r>
+      <w:r>
+        <w:t xml:space="preserve">(khung phân tích 91.982 doanh nghiệp; pool phân loại 96.415 DN / 52 nền). Các bảng thống kê mô tả §2.3.3–2.3.8 dưới đây được tính trên</w:t>
+      </w:r>
+      <w:r>
+        <w:t xml:space="preserve"> </w:t>
+      </w:r>
+      <w:r>
+        <w:rPr>
+          <w:bCs/>
+          <w:b/>
+        </w:rPr>
+        <w:t xml:space="preserve">pool mô tả CĐ1 gồm 101.185 doanh nghiệp, 47 nền, 108 cặp quốc gia × năm, 14 sóng khảo sát, 2009–2025</w:t>
+      </w:r>
+      <w:r>
+        <w:t xml:space="preserve"> </w:t>
+      </w:r>
+      <w:r>
+        <w:t xml:space="preserve">(bản khóa mô tả riêng — xem ghi chú dữ liệu ở Tóm tắt).</w:t>
       </w:r>
     </w:p>
     <w:p>
@@ -5136,7 +5201,7 @@
         <w:t xml:space="preserve"> </w:t>
       </w:r>
       <w:r>
-        <w:t xml:space="preserve">(Aguinis et al., 2019): chuyên đề trình bày rõ (i) định nghĩa tổng thể (47 nền kinh tế châu Á và Thái Bình Dương, phân tách 41 và 7); (ii) quy trình lấy mẫu (lấy mẫu chính thức WBES); (iii) lý giải quy mô mẫu (pool 101.185); (iv) xử lý giá trị thiếu (FSTS = d3b + d3c, winsorize 1/99); (v) xây dựng biến; (vi) độ tin cậy và giá trị (TCI đa thành phần; DAI đơn thành phần Spec 1, đa thành phần Spec 2); (vii) phương pháp ước lượng (mô tả trong CĐ1; OLS và biến công cụ trong CĐ2); (viii) khoa học mở.</w:t>
+        <w:t xml:space="preserve">(Aguinis et al., 2019): chuyên đề trình bày rõ (i) định nghĩa tổng thể (khung canonical 49 nền kinh tế châu Á và Thái Bình Dương; pool mô tả CĐ1 cho thống kê §2.3.3–2.3.8 gồm 47 nền, phân tách 40 và 7); (ii) quy trình lấy mẫu (lấy mẫu chính thức WBES); (iii) lý giải quy mô mẫu (khung phân tích 91.982 DN; pool phân loại 96.415 DN; pool mô tả CĐ1 101.185); (iv) xử lý giá trị thiếu (FSTS = d3b + d3c, winsorize 1/99); (v) xây dựng biến; (vi) độ tin cậy và giá trị (TCI đa thành phần; DAI đơn thành phần Spec 1, đa thành phần Spec 2); (vii) phương pháp ước lượng (mô tả trong CĐ1; OLS và biến công cụ trong CĐ2); (viii) khoa học mở.</w:t>
       </w:r>
     </w:p>
     <w:p>
@@ -5713,7 +5778,7 @@
         <w:t xml:space="preserve">Khoảng trống từ 5 meta-analyses</w:t>
       </w:r>
       <w:r>
-        <w:t xml:space="preserve">: Không một meta-analysis nào trong số trên có dữ liệu WBES xuyên 47 nền kinh tế với phân loại ICRV 6 nhóm. Không có nghiên cứu nào phân biệt tường minh Tier-1 và Tier-2 áp dụng số như biến điều tiết riêng biệt. Khoảng trống này là nền tảng cho phần thảo luận về các khoảng trống nghiên cứu trong mục 2.3.9.</w:t>
+        <w:t xml:space="preserve">: Không một meta-analysis nào trong số trên có dữ liệu WBES xuyên 49 nền kinh tế với phân loại ICRV 6 nhóm. Không có nghiên cứu nào phân biệt tường minh Tier-1 và Tier-2 áp dụng số như biến điều tiết riêng biệt. Khoảng trống này là nền tảng cho phần thảo luận về các khoảng trống nghiên cứu trong mục 2.3.9.</w:t>
       </w:r>
     </w:p>
     <w:bookmarkEnd w:id="36"/>
@@ -6649,7 +6714,7 @@
         <w:t xml:space="preserve">Tuyên bố ranh giới đo lường</w:t>
       </w:r>
       <w:r>
-        <w:t xml:space="preserve">: Pool 101.185 doanh nghiệp WBES quan sát Tier 1–2, không Tier 3–4. Mọi lập luận về</w:t>
+        <w:t xml:space="preserve">: Pool mô tả CĐ1 (101.185 doanh nghiệp WBES; khung phân tích canonical 91.982 DN / 49 nền) quan sát Tier 1–2, không Tier 3–4. Mọi lập luận về</w:t>
       </w:r>
       <w:r>
         <w:t xml:space="preserve"> </w:t>
@@ -6867,7 +6932,7 @@
               <w:jc w:val="left"/>
             </w:pPr>
             <w:r>
-              <w:t xml:space="preserve">Châu Á không phải là một khối đồng nhất về thể chế. Các meta-analysis (Marano et al., 2016; Wu et al., 2022) đã ghi nhận rằng bối cảnh thể chế là biến điều tiết quan trọng nhất trong quan hệ quốc tế hóa → hiệu quả — nhưng không có nghiên cứu nào thiết lập hệ thống phân loại thể chế toàn diện cho 47 nền kinh tế châu Á. Khung phân loại ICRV (Institutional Context Regime Variation — Biến thiên chế độ bối cảnh thể chế) được đề xuất trong chuyên đề này nhằm lấp khoảng trống đó, dựa trên bốn nguyên tắc:</w:t>
+              <w:t xml:space="preserve">Châu Á không phải là một khối đồng nhất về thể chế. Các meta-analysis (Marano et al., 2016; Wu et al., 2022) đã ghi nhận rằng bối cảnh thể chế là biến điều tiết quan trọng nhất trong quan hệ quốc tế hóa → hiệu quả — nhưng không có nghiên cứu nào thiết lập hệ thống phân loại thể chế toàn diện cho 49 nền kinh tế châu Á (khung phân tích). Khung phân loại ICRV (Institutional Context Regime Variation — Biến thiên chế độ bối cảnh thể chế) được đề xuất trong chuyên đề này nhằm lấp khoảng trống đó, dựa trên bốn nguyên tắc:</w:t>
             </w:r>
           </w:p>
         </w:tc>
@@ -7952,6 +8017,100 @@
       </w:pPr>
       <w:r>
         <w:t xml:space="preserve">2.3.3.1 Nguồn dữ liệu và cấu trúc pool</w:t>
+      </w:r>
+    </w:p>
+    <w:p>
+      <w:pPr>
+        <w:pStyle w:val="BlockText"/>
+      </w:pPr>
+      <w:r>
+        <w:rPr>
+          <w:iCs/>
+          <w:i/>
+        </w:rPr>
+        <w:t xml:space="preserve">Ghi chú khung số liệu (§2.3.3–2.3.8): Các bảng thống kê mô tả trong các tiểu mục này theo</w:t>
+      </w:r>
+      <w:r>
+        <w:rPr>
+          <w:iCs/>
+          <w:i/>
+        </w:rPr>
+        <w:t xml:space="preserve"> </w:t>
+      </w:r>
+      <w:r>
+        <w:rPr>
+          <w:bCs/>
+          <w:b/>
+          <w:iCs/>
+          <w:i/>
+        </w:rPr>
+        <w:t xml:space="preserve">bản khóa mô tả CĐ1</w:t>
+      </w:r>
+      <w:r>
+        <w:rPr>
+          <w:iCs/>
+          <w:i/>
+        </w:rPr>
+        <w:t xml:space="preserve"> </w:t>
+      </w:r>
+      <w:r>
+        <w:rPr>
+          <w:iCs/>
+          <w:i/>
+        </w:rPr>
+        <w:t xml:space="preserve">(pool 101.185 doanh nghiệp / 47 nền / 108 cặp); chúng sẽ đồng bộ về</w:t>
+      </w:r>
+      <w:r>
+        <w:rPr>
+          <w:iCs/>
+          <w:i/>
+        </w:rPr>
+        <w:t xml:space="preserve"> </w:t>
+      </w:r>
+      <w:r>
+        <w:rPr>
+          <w:bCs/>
+          <w:b/>
+          <w:iCs/>
+          <w:i/>
+        </w:rPr>
+        <w:t xml:space="preserve">khung canonical 49 nền / 91.982 doanh nghiệp</w:t>
+      </w:r>
+      <w:r>
+        <w:rPr>
+          <w:iCs/>
+          <w:i/>
+        </w:rPr>
+        <w:t xml:space="preserve"> </w:t>
+      </w:r>
+      <w:r>
+        <w:rPr>
+          <w:iCs/>
+          <w:i/>
+        </w:rPr>
+        <w:t xml:space="preserve">khi dựng lại pipeline raw đa biến (R&amp;D, đổi mới, tham nhũng, ngành chưa có trong master phân tích</w:t>
+      </w:r>
+      <w:r>
+        <w:rPr>
+          <w:iCs/>
+          <w:i/>
+        </w:rPr>
+        <w:t xml:space="preserve"> </w:t>
+      </w:r>
+      <w:r>
+        <w:rPr>
+          <w:rStyle w:val="VerbatimChar"/>
+          <w:iCs/>
+          <w:i/>
+        </w:rPr>
+        <w:t xml:space="preserve">p7_pooled_clean.csv</w:t>
+      </w:r>
+      <w:r>
+        <w:rPr>
+          <w:iCs/>
+          <w:i/>
+        </w:rPr>
+        <w:t xml:space="preserve">). Headline và khung phân loại của chuyên đề (Tóm tắt, §2.1, §2.2, Bảng 2.3.2.1) đã neo theo canonical.</w:t>
       </w:r>
     </w:p>
     <w:p>
@@ -19372,7 +19531,7 @@
         <w:t xml:space="preserve">(1) Pool WBES xuyên quốc gia như nền tảng dữ liệu cho kinh doanh quốc tế thị trường mới nổi</w:t>
       </w:r>
       <w:r>
-        <w:t xml:space="preserve">: 101.185 doanh nghiệp từ 47 nền kinh tế là mẫu lớn nhất từ trước đến nay cho phân tích quốc tế hóa – hiệu quả toàn diện tại châu Á–Thái Bình Dương.</w:t>
+        <w:t xml:space="preserve">: Khung canonical 49 nền / 91.982 doanh nghiệp (pool phân loại 96.415 DN / 52 nền; pool mô tả CĐ1 101.185 DN / 47 nền) là một trong những mẫu lớn nhất từ trước đến nay cho phân tích quốc tế hóa – hiệu quả toàn diện tại châu Á–Thái Bình Dương.</w:t>
       </w:r>
     </w:p>
     <w:p>
@@ -19468,7 +19627,7 @@
         <w:pStyle w:val="FirstParagraph"/>
       </w:pPr>
       <w:r>
-        <w:t xml:space="preserve">Tám kết luận từ 101.185 doanh nghiệp, 47 nền kinh tế, 108 cặp quốc gia–năm, 14 sóng WBES 2009–2025:</w:t>
+        <w:t xml:space="preserve">Tám kết luận từ khung canonical 49 nền kinh tế / 91.982 doanh nghiệp (pool phân loại 96.415 DN / 52 nền; phần thống kê mô tả §2.3.3–2.3.8 trên pool mô tả CĐ1 101.185 DN / 47 nền / 108 cặp), 14 sóng WBES 2009–2025:</w:t>
       </w:r>
     </w:p>
     <w:p>

--- a/dist/chuyen_de_1/00_cd1_ctu_final_vi.docx
+++ b/dist/chuyen_de_1/00_cd1_ctu_final_vi.docx
@@ -4566,22 +4566,47 @@
         <w:t xml:space="preserve"> </w:t>
       </w:r>
       <w:r>
-        <w:t xml:space="preserve">(47 nền/101.185 DN) để bảo toàn nhất quán nội bộ; chúng đang được tái tính trên khung 49 nền/91.982 bằng pipeline</w:t>
-      </w:r>
-      <w:r>
-        <w:t xml:space="preserve"> </w:t>
+        <w:t xml:space="preserve">(47 nền/101.185 DN) để bảo toàn nhất quán nội bộ; pipeline raw đa biến</w:t>
+      </w:r>
+      <w:r>
+        <w:t xml:space="preserve"> </w:t>
+      </w:r>
+      <w:r>
+        <w:rPr>
+          <w:bCs/>
+          <w:b/>
+        </w:rPr>
+        <w:t xml:space="preserve">đã được dựng và chạy</w:t>
+      </w:r>
+      <w:r>
+        <w:t xml:space="preserve"> </w:t>
+      </w:r>
+      <w:r>
+        <w:t xml:space="preserve">(</w:t>
       </w:r>
       <w:r>
         <w:rPr>
           <w:rStyle w:val="VerbatimChar"/>
         </w:rPr>
-        <w:t xml:space="preserve">scripts/cd1_relock_descriptives.py</w:t>
-      </w:r>
-      <w:r>
-        <w:t xml:space="preserve"> </w:t>
-      </w:r>
-      <w:r>
-        <w:t xml:space="preserve">(đã kiểm chứng phương pháp) và sẽ cập nhật khi re-lock với dữ liệu thô còn thiếu. Phạm vi chính (40 nước) và Oman ở Nhóm II được đồng bộ ở đợt re-lock headline.</w:t>
+        <w:t xml:space="preserve">scripts/cd1_descriptives_pipeline.py</w:t>
+      </w:r>
+      <w:r>
+        <w:t xml:space="preserve">; kết quả tái tính tại</w:t>
+      </w:r>
+      <w:r>
+        <w:t xml:space="preserve"> </w:t>
+      </w:r>
+      <w:r>
+        <w:rPr>
+          <w:rStyle w:val="VerbatimChar"/>
+        </w:rPr>
+        <w:t xml:space="preserve">data_wbes/analysis/CD1_PIPELINE_RESULTS.md</w:t>
+      </w:r>
+      <w:r>
+        <w:t xml:space="preserve"> </w:t>
+      </w:r>
+      <w:r>
+        <w:t xml:space="preserve">— coverage I/III/IV/V đủ, II và VI còn thiếu raw GCC + Pacific) và bảng sẽ được thay số theo từng nhóm khi tác giả duyệt. Phạm vi chính (40 nước) và Oman ở Nhóm II được đồng bộ ở đợt re-lock headline.</w:t>
       </w:r>
     </w:p>
     <w:p>
@@ -7845,7 +7870,7 @@
                 <w:iCs/>
                 <w:i/>
               </w:rPr>
-              <w:t xml:space="preserve">(47 nền/101.185); chúng đang được tái tính trên khung 49 nền/91.982 bằng pipeline tái lập</w:t>
+              <w:t xml:space="preserve">(47 nền/101.185); pipeline raw đa biến</w:t>
             </w:r>
             <w:r>
               <w:rPr>
@@ -7856,11 +7881,12 @@
             </w:r>
             <w:r>
               <w:rPr>
-                <w:rStyle w:val="VerbatimChar"/>
+                <w:bCs/>
+                <w:b/>
                 <w:iCs/>
                 <w:i/>
               </w:rPr>
-              <w:t xml:space="preserve">scripts/cd1_relock_descriptives.py</w:t>
+              <w:t xml:space="preserve">đã được dựng và chạy</w:t>
             </w:r>
             <w:r>
               <w:rPr>
@@ -7874,7 +7900,44 @@
                 <w:iCs/>
                 <w:i/>
               </w:rPr>
-              <w:t xml:space="preserve">(đã kiểm chứng phương pháp) và sẽ cập nhật ở đợt re-lock dữ liệu.</w:t>
+              <w:t xml:space="preserve">(</w:t>
+            </w:r>
+            <w:r>
+              <w:rPr>
+                <w:rStyle w:val="VerbatimChar"/>
+                <w:iCs/>
+                <w:i/>
+              </w:rPr>
+              <w:t xml:space="preserve">scripts/cd1_descriptives_pipeline.py</w:t>
+            </w:r>
+            <w:r>
+              <w:rPr>
+                <w:iCs/>
+                <w:i/>
+              </w:rPr>
+              <w:t xml:space="preserve">; kết quả tại</w:t>
+            </w:r>
+            <w:r>
+              <w:rPr>
+                <w:iCs/>
+                <w:i/>
+              </w:rPr>
+              <w:t xml:space="preserve"> </w:t>
+            </w:r>
+            <w:r>
+              <w:rPr>
+                <w:rStyle w:val="VerbatimChar"/>
+                <w:iCs/>
+                <w:i/>
+              </w:rPr>
+              <w:t xml:space="preserve">data_wbes/analysis/CD1_PIPELINE_RESULTS.md</w:t>
+            </w:r>
+            <w:r>
+              <w:rPr>
+                <w:iCs/>
+                <w:i/>
+              </w:rPr>
+              <w:t xml:space="preserve">) — nhóm I/III/IV/V đủ coverage để đồng bộ; nhóm II/VI chờ raw GCC + Pacific.</w:t>
             </w:r>
           </w:p>
         </w:tc>

--- a/dist/chuyen_de_1/00_cd1_ctu_final_vi.docx
+++ b/dist/chuyen_de_1/00_cd1_ctu_final_vi.docx
@@ -4544,45 +4544,13 @@
           <w:bCs/>
           <w:b/>
         </w:rPr>
-        <w:t xml:space="preserve">Các bảng thống kê mô tả theo nhóm (§2.3.3–2.3.8)</w:t>
-      </w:r>
-      <w:r>
-        <w:t xml:space="preserve"> </w:t>
-      </w:r>
-      <w:r>
-        <w:t xml:space="preserve">vẫn hiển thị số theo</w:t>
-      </w:r>
-      <w:r>
-        <w:t xml:space="preserve"> </w:t>
-      </w:r>
-      <w:r>
-        <w:rPr>
-          <w:bCs/>
-          <w:b/>
-        </w:rPr>
-        <w:t xml:space="preserve">bản khóa mô tả trước</w:t>
-      </w:r>
-      <w:r>
-        <w:t xml:space="preserve"> </w:t>
-      </w:r>
-      <w:r>
-        <w:t xml:space="preserve">(47 nền/101.185 DN) để bảo toàn nhất quán nội bộ; pipeline raw đa biến</w:t>
-      </w:r>
-      <w:r>
-        <w:t xml:space="preserve"> </w:t>
-      </w:r>
-      <w:r>
-        <w:rPr>
-          <w:bCs/>
-          <w:b/>
-        </w:rPr>
-        <w:t xml:space="preserve">đã được dựng và chạy</w:t>
-      </w:r>
-      <w:r>
-        <w:t xml:space="preserve"> </w:t>
-      </w:r>
-      <w:r>
-        <w:t xml:space="preserve">(</w:t>
+        <w:t xml:space="preserve">Các bảng Bảng 2.3.3.2, 2.3.4.1, 2.3.5.1 đã được đồng bộ</w:t>
+      </w:r>
+      <w:r>
+        <w:t xml:space="preserve"> </w:t>
+      </w:r>
+      <w:r>
+        <w:t xml:space="preserve">sang khung 49 nền/6 nhóm nhãn dữ liệu bằng pipeline raw (</w:t>
       </w:r>
       <w:r>
         <w:rPr>
@@ -4591,7 +4559,7 @@
         <w:t xml:space="preserve">scripts/cd1_descriptives_pipeline.py</w:t>
       </w:r>
       <w:r>
-        <w:t xml:space="preserve">; kết quả tái tính tại</w:t>
+        <w:t xml:space="preserve">; kết quả:</w:t>
       </w:r>
       <w:r>
         <w:t xml:space="preserve"> </w:t>
@@ -4603,10 +4571,23 @@
         <w:t xml:space="preserve">data_wbes/analysis/CD1_PIPELINE_RESULTS.md</w:t>
       </w:r>
       <w:r>
-        <w:t xml:space="preserve"> </w:t>
-      </w:r>
-      <w:r>
-        <w:t xml:space="preserve">— coverage I/III/IV/V đủ, II và VI còn thiếu raw GCC + Pacific) và bảng sẽ được thay số theo từng nhóm khi tác giả duyệt. Phạm vi chính (40 nước) và Oman ở Nhóm II được đồng bộ ở đợt re-lock headline.</w:t>
+        <w:t xml:space="preserve">) — nhóm II/VI gắn cờ coverage (2/6, 2/8) với giá trị bản khóa 7-Pacific lưu trong ghi chú.</w:t>
+      </w:r>
+      <w:r>
+        <w:t xml:space="preserve"> </w:t>
+      </w:r>
+      <w:r>
+        <w:rPr>
+          <w:bCs/>
+          <w:b/>
+        </w:rPr>
+        <w:t xml:space="preserve">Các bảng còn lại</w:t>
+      </w:r>
+      <w:r>
+        <w:t xml:space="preserve"> </w:t>
+      </w:r>
+      <w:r>
+        <w:t xml:space="preserve">(2.3.3.1 phân tán năng suất, 2.3.6.x temporal/tham nhũng chi tiết, 2.3.7.1 tiểu cảnh, 2.3.8.x tương quan) vẫn theo bản khóa mô tả (101.185) chờ mở rộng pipeline. Phạm vi chính (40 nước) và Oman ở Nhóm II được đồng bộ ở đợt re-lock headline.</w:t>
       </w:r>
     </w:p>
     <w:p>
@@ -7810,7 +7791,7 @@
                 <w:iCs/>
                 <w:i/>
               </w:rPr>
-              <w:t xml:space="preserve">các bảng</w:t>
+              <w:t xml:space="preserve">các bảng R&amp;D/ISO/đổi mới (2.3.4.1), cấu trúc (2.3.5.1) và FSTS/xuất khẩu (2.3.3.2)</w:t>
             </w:r>
             <w:r>
               <w:rPr>
@@ -7826,7 +7807,7 @@
                 <w:iCs/>
                 <w:i/>
               </w:rPr>
-              <w:t xml:space="preserve">thống kê mô tả</w:t>
+              <w:t xml:space="preserve">đã đồng bộ</w:t>
             </w:r>
             <w:r>
               <w:rPr>
@@ -7840,67 +7821,7 @@
                 <w:iCs/>
                 <w:i/>
               </w:rPr>
-              <w:t xml:space="preserve">theo nhóm ở §2.3.3–2.3.8 (sd năng suất, R&amp;D/ISO/đổi mới, cấu trúc, tương quan) hiện còn hiển thị theo</w:t>
-            </w:r>
-            <w:r>
-              <w:rPr>
-                <w:iCs/>
-                <w:i/>
-              </w:rPr>
-              <w:t xml:space="preserve"> </w:t>
-            </w:r>
-            <w:r>
-              <w:rPr>
-                <w:bCs/>
-                <w:b/>
-                <w:iCs/>
-                <w:i/>
-              </w:rPr>
-              <w:t xml:space="preserve">bản khóa mô tả trước</w:t>
-            </w:r>
-            <w:r>
-              <w:rPr>
-                <w:iCs/>
-                <w:i/>
-              </w:rPr>
-              <w:t xml:space="preserve"> </w:t>
-            </w:r>
-            <w:r>
-              <w:rPr>
-                <w:iCs/>
-                <w:i/>
-              </w:rPr>
-              <w:t xml:space="preserve">(47 nền/101.185); pipeline raw đa biến</w:t>
-            </w:r>
-            <w:r>
-              <w:rPr>
-                <w:iCs/>
-                <w:i/>
-              </w:rPr>
-              <w:t xml:space="preserve"> </w:t>
-            </w:r>
-            <w:r>
-              <w:rPr>
-                <w:bCs/>
-                <w:b/>
-                <w:iCs/>
-                <w:i/>
-              </w:rPr>
-              <w:t xml:space="preserve">đã được dựng và chạy</w:t>
-            </w:r>
-            <w:r>
-              <w:rPr>
-                <w:iCs/>
-                <w:i/>
-              </w:rPr>
-              <w:t xml:space="preserve"> </w:t>
-            </w:r>
-            <w:r>
-              <w:rPr>
-                <w:iCs/>
-                <w:i/>
-              </w:rPr>
-              <w:t xml:space="preserve">(</w:t>
+              <w:t xml:space="preserve">sang khung 49 nền bằng pipeline raw (</w:t>
             </w:r>
             <w:r>
               <w:rPr>
@@ -7915,7 +7836,7 @@
                 <w:iCs/>
                 <w:i/>
               </w:rPr>
-              <w:t xml:space="preserve">; kết quả tại</w:t>
+              <w:t xml:space="preserve">; kết quả:</w:t>
             </w:r>
             <w:r>
               <w:rPr>
@@ -7937,7 +7858,7 @@
                 <w:iCs/>
                 <w:i/>
               </w:rPr>
-              <w:t xml:space="preserve">) — nhóm I/III/IV/V đủ coverage để đồng bộ; nhóm II/VI chờ raw GCC + Pacific.</w:t>
+              <w:t xml:space="preserve">); nhóm II/VI gắn cờ coverage (2/6, 2/8 — chờ raw GCC + Pacific). Các bảng sd năng suất và tương quan vẫn theo bản khóa mô tả (101.185).</w:t>
             </w:r>
           </w:p>
         </w:tc>
@@ -9146,7 +9067,7 @@
               <w:jc w:val="left"/>
             </w:pPr>
             <w:r>
-              <w:t xml:space="preserve">Phân nhóm con</w:t>
+              <w:t xml:space="preserve">Nhóm ICRV (icrv_label)</w:t>
             </w:r>
           </w:p>
         </w:tc>
@@ -9196,43 +9117,43 @@
               <w:jc w:val="left"/>
             </w:pPr>
             <w:r>
-              <w:t xml:space="preserve">Advanced</w:t>
-            </w:r>
-          </w:p>
-        </w:tc>
-        <w:tc>
-          <w:tcPr/>
-          <w:p>
-            <w:pPr>
-              <w:pStyle w:val="Compact"/>
-              <w:jc w:val="left"/>
-            </w:pPr>
-            <w:r>
-              <w:t xml:space="preserve">10,2</w:t>
-            </w:r>
-          </w:p>
-        </w:tc>
-        <w:tc>
-          <w:tcPr/>
-          <w:p>
-            <w:pPr>
-              <w:pStyle w:val="Compact"/>
-              <w:jc w:val="left"/>
-            </w:pPr>
-            <w:r>
-              <w:t xml:space="preserve">23,0</w:t>
-            </w:r>
-          </w:p>
-        </w:tc>
-        <w:tc>
-          <w:tcPr/>
-          <w:p>
-            <w:pPr>
-              <w:pStyle w:val="Compact"/>
-              <w:jc w:val="left"/>
-            </w:pPr>
-            <w:r>
-              <w:t xml:space="preserve">3,15</w:t>
+              <w:t xml:space="preserve">I — Adv. đổi mới</w:t>
+            </w:r>
+          </w:p>
+        </w:tc>
+        <w:tc>
+          <w:tcPr/>
+          <w:p>
+            <w:pPr>
+              <w:pStyle w:val="Compact"/>
+              <w:jc w:val="left"/>
+            </w:pPr>
+            <w:r>
+              <w:t xml:space="preserve">13,4</w:t>
+            </w:r>
+          </w:p>
+        </w:tc>
+        <w:tc>
+          <w:tcPr/>
+          <w:p>
+            <w:pPr>
+              <w:pStyle w:val="Compact"/>
+              <w:jc w:val="left"/>
+            </w:pPr>
+            <w:r>
+              <w:t xml:space="preserve">28,4</w:t>
+            </w:r>
+          </w:p>
+        </w:tc>
+        <w:tc>
+          <w:tcPr/>
+          <w:p>
+            <w:pPr>
+              <w:pStyle w:val="Compact"/>
+              <w:jc w:val="left"/>
+            </w:pPr>
+            <w:r>
+              <w:t xml:space="preserve">3,0</w:t>
             </w:r>
           </w:p>
         </w:tc>
@@ -9246,43 +9167,43 @@
               <w:jc w:val="left"/>
             </w:pPr>
             <w:r>
-              <w:t xml:space="preserve">Upper-middle</w:t>
-            </w:r>
-          </w:p>
-        </w:tc>
-        <w:tc>
-          <w:tcPr/>
-          <w:p>
-            <w:pPr>
-              <w:pStyle w:val="Compact"/>
-              <w:jc w:val="left"/>
-            </w:pPr>
-            <w:r>
-              <w:t xml:space="preserve">10,3</w:t>
-            </w:r>
-          </w:p>
-        </w:tc>
-        <w:tc>
-          <w:tcPr/>
-          <w:p>
-            <w:pPr>
-              <w:pStyle w:val="Compact"/>
-              <w:jc w:val="left"/>
-            </w:pPr>
-            <w:r>
-              <w:t xml:space="preserve">21,7</w:t>
-            </w:r>
-          </w:p>
-        </w:tc>
-        <w:tc>
-          <w:tcPr/>
-          <w:p>
-            <w:pPr>
-              <w:pStyle w:val="Compact"/>
-              <w:jc w:val="left"/>
-            </w:pPr>
-            <w:r>
-              <w:t xml:space="preserve">4,25</w:t>
+              <w:t xml:space="preserve">II — Adv. tài nguyên¹</w:t>
+            </w:r>
+          </w:p>
+        </w:tc>
+        <w:tc>
+          <w:tcPr/>
+          <w:p>
+            <w:pPr>
+              <w:pStyle w:val="Compact"/>
+              <w:jc w:val="left"/>
+            </w:pPr>
+            <w:r>
+              <w:t xml:space="preserve">9,4</w:t>
+            </w:r>
+          </w:p>
+        </w:tc>
+        <w:tc>
+          <w:tcPr/>
+          <w:p>
+            <w:pPr>
+              <w:pStyle w:val="Compact"/>
+              <w:jc w:val="left"/>
+            </w:pPr>
+            <w:r>
+              <w:t xml:space="preserve">23,1</w:t>
+            </w:r>
+          </w:p>
+        </w:tc>
+        <w:tc>
+          <w:tcPr/>
+          <w:p>
+            <w:pPr>
+              <w:pStyle w:val="Compact"/>
+              <w:jc w:val="left"/>
+            </w:pPr>
+            <w:r>
+              <w:t xml:space="preserve">4,8</w:t>
             </w:r>
           </w:p>
         </w:tc>
@@ -9296,43 +9217,43 @@
               <w:jc w:val="left"/>
             </w:pPr>
             <w:r>
-              <w:t xml:space="preserve">Emerging</w:t>
-            </w:r>
-          </w:p>
-        </w:tc>
-        <w:tc>
-          <w:tcPr/>
-          <w:p>
-            <w:pPr>
-              <w:pStyle w:val="Compact"/>
-              <w:jc w:val="left"/>
-            </w:pPr>
-            <w:r>
-              <w:t xml:space="preserve">8,6</w:t>
-            </w:r>
-          </w:p>
-        </w:tc>
-        <w:tc>
-          <w:tcPr/>
-          <w:p>
-            <w:pPr>
-              <w:pStyle w:val="Compact"/>
-              <w:jc w:val="left"/>
-            </w:pPr>
-            <w:r>
-              <w:t xml:space="preserve">15,5</w:t>
-            </w:r>
-          </w:p>
-        </w:tc>
-        <w:tc>
-          <w:tcPr/>
-          <w:p>
-            <w:pPr>
-              <w:pStyle w:val="Compact"/>
-              <w:jc w:val="left"/>
-            </w:pPr>
-            <w:r>
-              <w:t xml:space="preserve">2,81</w:t>
+              <w:t xml:space="preserve">III — Trung bình cao</w:t>
+            </w:r>
+          </w:p>
+        </w:tc>
+        <w:tc>
+          <w:tcPr/>
+          <w:p>
+            <w:pPr>
+              <w:pStyle w:val="Compact"/>
+              <w:jc w:val="left"/>
+            </w:pPr>
+            <w:r>
+              <w:t xml:space="preserve">10,3</w:t>
+            </w:r>
+          </w:p>
+        </w:tc>
+        <w:tc>
+          <w:tcPr/>
+          <w:p>
+            <w:pPr>
+              <w:pStyle w:val="Compact"/>
+              <w:jc w:val="left"/>
+            </w:pPr>
+            <w:r>
+              <w:t xml:space="preserve">21,7</w:t>
+            </w:r>
+          </w:p>
+        </w:tc>
+        <w:tc>
+          <w:tcPr/>
+          <w:p>
+            <w:pPr>
+              <w:pStyle w:val="Compact"/>
+              <w:jc w:val="left"/>
+            </w:pPr>
+            <w:r>
+              <w:t xml:space="preserve">4,3</w:t>
             </w:r>
           </w:p>
         </w:tc>
@@ -9346,43 +9267,43 @@
               <w:jc w:val="left"/>
             </w:pPr>
             <w:r>
-              <w:t xml:space="preserve">Frontier</w:t>
-            </w:r>
-          </w:p>
-        </w:tc>
-        <w:tc>
-          <w:tcPr/>
-          <w:p>
-            <w:pPr>
-              <w:pStyle w:val="Compact"/>
-              <w:jc w:val="left"/>
-            </w:pPr>
-            <w:r>
-              <w:t xml:space="preserve">10,1</w:t>
-            </w:r>
-          </w:p>
-        </w:tc>
-        <w:tc>
-          <w:tcPr/>
-          <w:p>
-            <w:pPr>
-              <w:pStyle w:val="Compact"/>
-              <w:jc w:val="left"/>
-            </w:pPr>
-            <w:r>
-              <w:t xml:space="preserve">16,6</w:t>
-            </w:r>
-          </w:p>
-        </w:tc>
-        <w:tc>
-          <w:tcPr/>
-          <w:p>
-            <w:pPr>
-              <w:pStyle w:val="Compact"/>
-              <w:jc w:val="left"/>
-            </w:pPr>
-            <w:r>
-              <w:t xml:space="preserve">3,65</w:t>
+              <w:t xml:space="preserve">IV — Chuyển đổi TB-thấp</w:t>
+            </w:r>
+          </w:p>
+        </w:tc>
+        <w:tc>
+          <w:tcPr/>
+          <w:p>
+            <w:pPr>
+              <w:pStyle w:val="Compact"/>
+              <w:jc w:val="left"/>
+            </w:pPr>
+            <w:r>
+              <w:t xml:space="preserve">8,1</w:t>
+            </w:r>
+          </w:p>
+        </w:tc>
+        <w:tc>
+          <w:tcPr/>
+          <w:p>
+            <w:pPr>
+              <w:pStyle w:val="Compact"/>
+              <w:jc w:val="left"/>
+            </w:pPr>
+            <w:r>
+              <w:t xml:space="preserve">14,3</w:t>
+            </w:r>
+          </w:p>
+        </w:tc>
+        <w:tc>
+          <w:tcPr/>
+          <w:p>
+            <w:pPr>
+              <w:pStyle w:val="Compact"/>
+              <w:jc w:val="left"/>
+            </w:pPr>
+            <w:r>
+              <w:t xml:space="preserve">2,8</w:t>
             </w:r>
           </w:p>
         </w:tc>
@@ -9396,43 +9317,93 @@
               <w:jc w:val="left"/>
             </w:pPr>
             <w:r>
-              <w:t xml:space="preserve">SIDS</w:t>
-            </w:r>
-          </w:p>
-        </w:tc>
-        <w:tc>
-          <w:tcPr/>
-          <w:p>
-            <w:pPr>
-              <w:pStyle w:val="Compact"/>
-              <w:jc w:val="left"/>
-            </w:pPr>
-            <w:r>
-              <w:t xml:space="preserve">6,3</w:t>
-            </w:r>
-          </w:p>
-        </w:tc>
-        <w:tc>
-          <w:tcPr/>
-          <w:p>
-            <w:pPr>
-              <w:pStyle w:val="Compact"/>
-              <w:jc w:val="left"/>
-            </w:pPr>
-            <w:r>
-              <w:t xml:space="preserve">16,3</w:t>
-            </w:r>
-          </w:p>
-        </w:tc>
-        <w:tc>
-          <w:tcPr/>
-          <w:p>
-            <w:pPr>
-              <w:pStyle w:val="Compact"/>
-              <w:jc w:val="left"/>
-            </w:pPr>
-            <w:r>
-              <w:t xml:space="preserve">5,77</w:t>
+              <w:t xml:space="preserve">V — Đang nổi</w:t>
+            </w:r>
+          </w:p>
+        </w:tc>
+        <w:tc>
+          <w:tcPr/>
+          <w:p>
+            <w:pPr>
+              <w:pStyle w:val="Compact"/>
+              <w:jc w:val="left"/>
+            </w:pPr>
+            <w:r>
+              <w:t xml:space="preserve">10,4</w:t>
+            </w:r>
+          </w:p>
+        </w:tc>
+        <w:tc>
+          <w:tcPr/>
+          <w:p>
+            <w:pPr>
+              <w:pStyle w:val="Compact"/>
+              <w:jc w:val="left"/>
+            </w:pPr>
+            <w:r>
+              <w:t xml:space="preserve">17,4</w:t>
+            </w:r>
+          </w:p>
+        </w:tc>
+        <w:tc>
+          <w:tcPr/>
+          <w:p>
+            <w:pPr>
+              <w:pStyle w:val="Compact"/>
+              <w:jc w:val="left"/>
+            </w:pPr>
+            <w:r>
+              <w:t xml:space="preserve">4,8</w:t>
+            </w:r>
+          </w:p>
+        </w:tc>
+      </w:tr>
+      <w:tr>
+        <w:tc>
+          <w:tcPr/>
+          <w:p>
+            <w:pPr>
+              <w:pStyle w:val="Compact"/>
+              <w:jc w:val="left"/>
+            </w:pPr>
+            <w:r>
+              <w:t xml:space="preserve">VI — SIDS²</w:t>
+            </w:r>
+          </w:p>
+        </w:tc>
+        <w:tc>
+          <w:tcPr/>
+          <w:p>
+            <w:pPr>
+              <w:pStyle w:val="Compact"/>
+              <w:jc w:val="left"/>
+            </w:pPr>
+            <w:r>
+              <w:t xml:space="preserve">6,9</w:t>
+            </w:r>
+          </w:p>
+        </w:tc>
+        <w:tc>
+          <w:tcPr/>
+          <w:p>
+            <w:pPr>
+              <w:pStyle w:val="Compact"/>
+              <w:jc w:val="left"/>
+            </w:pPr>
+            <w:r>
+              <w:t xml:space="preserve">10,4</w:t>
+            </w:r>
+          </w:p>
+        </w:tc>
+        <w:tc>
+          <w:tcPr/>
+          <w:p>
+            <w:pPr>
+              <w:pStyle w:val="Compact"/>
+              <w:jc w:val="left"/>
+            </w:pPr>
+            <w:r>
+              <w:t xml:space="preserve">4,2</w:t>
             </w:r>
           </w:p>
         </w:tc>
@@ -9443,7 +9414,34 @@
         <w:pStyle w:val="BodyText"/>
       </w:pPr>
       <w:r>
-        <w:t xml:space="preserve">Trung vị FSTS bằng 0% — phân phối phân cực mạnh với chỉ 15–23% doanh nghiệp tham gia xuất khẩu tùy theo nhóm. SIDS có tốc độ tăng trưởng việc làm hàng năm kép cao nhất (5,77%), phản ánh quy mô nhỏ và tăng trưởng từ nền thấp. Advanced và Upper-middle có FSTS gần tương đương (~10%) nhưng cơ chế xuất khẩu hoàn toàn khác nhau: Advanced chủ yếu dịch vụ và hàng hóa hàm lượng tri thức cao; Upper-middle chủ yếu sản xuất theo chuỗi giá trị toàn cầu.</w:t>
+        <w:rPr>
+          <w:iCs/>
+          <w:i/>
+        </w:rPr>
+        <w:t xml:space="preserve">Nguồn: tái tính từ raw WBES trên khung 49 nền (</w:t>
+      </w:r>
+      <w:r>
+        <w:rPr>
+          <w:rStyle w:val="VerbatimChar"/>
+          <w:iCs/>
+          <w:i/>
+        </w:rPr>
+        <w:t xml:space="preserve">scripts/cd1_descriptives_pipeline.py</w:t>
+      </w:r>
+      <w:r>
+        <w:rPr>
+          <w:iCs/>
+          <w:i/>
+        </w:rPr>
+        <w:t xml:space="preserve">). ¹Nhóm II coverage raw 2/6 nền (Bahrain, Brunei) — kiểm chứng bằng master 49-nền: FSTS 3,5%, xuất khẩu 11,1%. ²Nhóm VI coverage raw 2/8 (Timor-Leste, Vanuatu) — master 49-nền (đủ 8 nền, 1.885 DN): FSTS 6,2%, xuất khẩu 13,4%; bản khóa mô tả 7-Pacific trước đây: 6,3% / 16,3% / CAGR 5,77.</w:t>
+      </w:r>
+    </w:p>
+    <w:p>
+      <w:pPr>
+        <w:pStyle w:val="BodyText"/>
+      </w:pPr>
+      <w:r>
+        <w:t xml:space="preserve">Trung vị FSTS bằng 0% — phân phối phân cực mạnh với chỉ khoảng 10–28% doanh nghiệp tham gia xuất khẩu tùy theo nhóm (cao nhất ở Nhóm I, thấp nhất ở Nhóm VI). Theo bản khóa mô tả 7-Pacific, SIDS có tốc độ tăng trưởng việc làm hàng năm kép cao nhất (5,77%), phản ánh quy mô nhỏ và tăng trưởng từ nền thấp. Nhóm I và III có FSTS cao nhất (13,4% và 10,3%) nhưng cơ chế xuất khẩu khác nhau: Nhóm I chủ yếu dịch vụ và hàng hóa hàm lượng tri thức cao; Nhóm III chủ yếu sản xuất theo chuỗi giá trị toàn cầu.</w:t>
       </w:r>
     </w:p>
     <w:p>
@@ -9995,7 +9993,7 @@
     <w:tbl>
       <w:tblPr>
         <w:tblStyle w:val="Table"/>
-        <w:tblW w:type="auto" w:w="0"/>
+        <w:tblW w:type="pct" w:w="5000"/>
         <w:tblLook w:firstRow="1" w:lastRow="0" w:firstColumn="0" w:lastColumn="0" w:noHBand="0" w:noVBand="0" w:val="0020"/>
         <w:jc w:val="start"/>
       </w:tblPr>
@@ -10019,7 +10017,7 @@
               <w:jc w:val="left"/>
             </w:pPr>
             <w:r>
-              <w:t xml:space="preserve">Phân nhóm con</w:t>
+              <w:t xml:space="preserve">Nhóm ICRV (icrv_label)</w:t>
             </w:r>
           </w:p>
         </w:tc>
@@ -10093,303 +10091,31 @@
               <w:jc w:val="left"/>
             </w:pPr>
             <w:r>
-              <w:t xml:space="preserve">Advanced</w:t>
-            </w:r>
-          </w:p>
-        </w:tc>
-        <w:tc>
-          <w:tcPr/>
-          <w:p>
-            <w:pPr>
-              <w:pStyle w:val="Compact"/>
-              <w:jc w:val="left"/>
-            </w:pPr>
-            <w:r>
-              <w:t xml:space="preserve">22,3</w:t>
-            </w:r>
-          </w:p>
-        </w:tc>
-        <w:tc>
-          <w:tcPr/>
-          <w:p>
-            <w:pPr>
-              <w:pStyle w:val="Compact"/>
-              <w:jc w:val="left"/>
-            </w:pPr>
-            <w:r>
-              <w:t xml:space="preserve">52,3</w:t>
-            </w:r>
-          </w:p>
-        </w:tc>
-        <w:tc>
-          <w:tcPr/>
-          <w:p>
-            <w:pPr>
-              <w:pStyle w:val="Compact"/>
-              <w:jc w:val="left"/>
-            </w:pPr>
-            <w:r>
-              <w:t xml:space="preserve">16,7</w:t>
-            </w:r>
-          </w:p>
-        </w:tc>
-        <w:tc>
-          <w:tcPr/>
-          <w:p>
-            <w:pPr>
-              <w:pStyle w:val="Compact"/>
-              <w:jc w:val="left"/>
-            </w:pPr>
-            <w:r>
-              <w:t xml:space="preserve">29,9</w:t>
-            </w:r>
-          </w:p>
-        </w:tc>
-        <w:tc>
-          <w:tcPr/>
-          <w:p>
-            <w:pPr>
-              <w:pStyle w:val="Compact"/>
-              <w:jc w:val="left"/>
-            </w:pPr>
-            <w:r>
-              <w:t xml:space="preserve">59,3</w:t>
-            </w:r>
-          </w:p>
-        </w:tc>
-      </w:tr>
-      <w:tr>
-        <w:tc>
-          <w:tcPr/>
-          <w:p>
-            <w:pPr>
-              <w:pStyle w:val="Compact"/>
-              <w:jc w:val="left"/>
-            </w:pPr>
-            <w:r>
-              <w:t xml:space="preserve">Upper-middle</w:t>
-            </w:r>
-          </w:p>
-        </w:tc>
-        <w:tc>
-          <w:tcPr/>
-          <w:p>
-            <w:pPr>
-              <w:pStyle w:val="Compact"/>
-              <w:jc w:val="left"/>
-            </w:pPr>
-            <w:r>
-              <w:t xml:space="preserve">26,7</w:t>
-            </w:r>
-          </w:p>
-        </w:tc>
-        <w:tc>
-          <w:tcPr/>
-          <w:p>
-            <w:pPr>
-              <w:pStyle w:val="Compact"/>
-              <w:jc w:val="left"/>
-            </w:pPr>
-            <w:r>
-              <w:t xml:space="preserve">71,7</w:t>
-            </w:r>
-          </w:p>
-        </w:tc>
-        <w:tc>
-          <w:tcPr/>
-          <w:p>
-            <w:pPr>
-              <w:pStyle w:val="Compact"/>
-              <w:jc w:val="left"/>
-            </w:pPr>
-            <w:r>
-              <w:t xml:space="preserve">21,0</w:t>
-            </w:r>
-          </w:p>
-        </w:tc>
-        <w:tc>
-          <w:tcPr/>
-          <w:p>
-            <w:pPr>
-              <w:pStyle w:val="Compact"/>
-              <w:jc w:val="left"/>
-            </w:pPr>
-            <w:r>
-              <w:t xml:space="preserve">31,4</w:t>
-            </w:r>
-          </w:p>
-        </w:tc>
-        <w:tc>
-          <w:tcPr/>
-          <w:p>
-            <w:pPr>
-              <w:pStyle w:val="Compact"/>
-              <w:jc w:val="left"/>
-            </w:pPr>
-            <w:r>
-              <w:t xml:space="preserve">56,9</w:t>
-            </w:r>
-          </w:p>
-        </w:tc>
-      </w:tr>
-      <w:tr>
-        <w:tc>
-          <w:tcPr/>
-          <w:p>
-            <w:pPr>
-              <w:pStyle w:val="Compact"/>
-              <w:jc w:val="left"/>
-            </w:pPr>
-            <w:r>
-              <w:t xml:space="preserve">Emerging</w:t>
-            </w:r>
-          </w:p>
-        </w:tc>
-        <w:tc>
-          <w:tcPr/>
-          <w:p>
-            <w:pPr>
-              <w:pStyle w:val="Compact"/>
-              <w:jc w:val="left"/>
-            </w:pPr>
-            <w:r>
-              <w:t xml:space="preserve">17,5</w:t>
-            </w:r>
-          </w:p>
-        </w:tc>
-        <w:tc>
-          <w:tcPr/>
-          <w:p>
-            <w:pPr>
-              <w:pStyle w:val="Compact"/>
-              <w:jc w:val="left"/>
-            </w:pPr>
-            <w:r>
-              <w:t xml:space="preserve">65,2</w:t>
-            </w:r>
-          </w:p>
-        </w:tc>
-        <w:tc>
-          <w:tcPr/>
-          <w:p>
-            <w:pPr>
-              <w:pStyle w:val="Compact"/>
-              <w:jc w:val="left"/>
-            </w:pPr>
-            <w:r>
-              <w:t xml:space="preserve">16,4</w:t>
-            </w:r>
-          </w:p>
-        </w:tc>
-        <w:tc>
-          <w:tcPr/>
-          <w:p>
-            <w:pPr>
-              <w:pStyle w:val="Compact"/>
-              <w:jc w:val="left"/>
-            </w:pPr>
-            <w:r>
-              <w:t xml:space="preserve">24,9</w:t>
-            </w:r>
-          </w:p>
-        </w:tc>
-        <w:tc>
-          <w:tcPr/>
-          <w:p>
-            <w:pPr>
-              <w:pStyle w:val="Compact"/>
-              <w:jc w:val="left"/>
-            </w:pPr>
-            <w:r>
-              <w:t xml:space="preserve">49,2</w:t>
-            </w:r>
-          </w:p>
-        </w:tc>
-      </w:tr>
-      <w:tr>
-        <w:tc>
-          <w:tcPr/>
-          <w:p>
-            <w:pPr>
-              <w:pStyle w:val="Compact"/>
-              <w:jc w:val="left"/>
-            </w:pPr>
-            <w:r>
-              <w:t xml:space="preserve">Frontier</w:t>
-            </w:r>
-          </w:p>
-        </w:tc>
-        <w:tc>
-          <w:tcPr/>
-          <w:p>
-            <w:pPr>
-              <w:pStyle w:val="Compact"/>
-              <w:jc w:val="left"/>
-            </w:pPr>
-            <w:r>
-              <w:t xml:space="preserve">23,1</w:t>
-            </w:r>
-          </w:p>
-        </w:tc>
-        <w:tc>
-          <w:tcPr/>
-          <w:p>
-            <w:pPr>
-              <w:pStyle w:val="Compact"/>
-              <w:jc w:val="left"/>
-            </w:pPr>
-            <w:r>
-              <w:t xml:space="preserve">68,9</w:t>
-            </w:r>
-          </w:p>
-        </w:tc>
-        <w:tc>
-          <w:tcPr/>
-          <w:p>
-            <w:pPr>
-              <w:pStyle w:val="Compact"/>
-              <w:jc w:val="left"/>
-            </w:pPr>
-            <w:r>
-              <w:t xml:space="preserve">14,2</w:t>
-            </w:r>
-          </w:p>
-        </w:tc>
-        <w:tc>
-          <w:tcPr/>
-          <w:p>
-            <w:pPr>
-              <w:pStyle w:val="Compact"/>
-              <w:jc w:val="left"/>
-            </w:pPr>
-            <w:r>
-              <w:t xml:space="preserve">20,7</w:t>
-            </w:r>
-          </w:p>
-        </w:tc>
-        <w:tc>
-          <w:tcPr/>
-          <w:p>
-            <w:pPr>
-              <w:pStyle w:val="Compact"/>
-              <w:jc w:val="left"/>
-            </w:pPr>
-            <w:r>
-              <w:t xml:space="preserve">38,0</w:t>
-            </w:r>
-          </w:p>
-        </w:tc>
-      </w:tr>
-      <w:tr>
-        <w:tc>
-          <w:tcPr/>
-          <w:p>
-            <w:pPr>
-              <w:pStyle w:val="Compact"/>
-              <w:jc w:val="left"/>
-            </w:pPr>
-            <w:r>
-              <w:t xml:space="preserve">SIDS Thái Bình Dương</w:t>
+              <w:t xml:space="preserve">I — Adv. đổi mới</w:t>
+            </w:r>
+          </w:p>
+        </w:tc>
+        <w:tc>
+          <w:tcPr/>
+          <w:p>
+            <w:pPr>
+              <w:pStyle w:val="Compact"/>
+              <w:jc w:val="left"/>
+            </w:pPr>
+            <w:r>
+              <w:t xml:space="preserve">24,3</w:t>
+            </w:r>
+          </w:p>
+        </w:tc>
+        <w:tc>
+          <w:tcPr/>
+          <w:p>
+            <w:pPr>
+              <w:pStyle w:val="Compact"/>
+              <w:jc w:val="left"/>
+            </w:pPr>
+            <w:r>
+              <w:t xml:space="preserve">14,7</w:t>
             </w:r>
           </w:p>
         </w:tc>
@@ -10405,43 +10131,7 @@
                 <w:bCs/>
                 <w:b/>
               </w:rPr>
-              <w:t xml:space="preserve">41,5</w:t>
-            </w:r>
-          </w:p>
-        </w:tc>
-        <w:tc>
-          <w:tcPr/>
-          <w:p>
-            <w:pPr>
-              <w:pStyle w:val="Compact"/>
-              <w:jc w:val="left"/>
-            </w:pPr>
-            <w:r>
-              <w:t xml:space="preserve">65,1</w:t>
-            </w:r>
-          </w:p>
-        </w:tc>
-        <w:tc>
-          <w:tcPr/>
-          <w:p>
-            <w:pPr>
-              <w:pStyle w:val="Compact"/>
-              <w:jc w:val="left"/>
-            </w:pPr>
-            <w:r>
-              <w:t xml:space="preserve">11,8</w:t>
-            </w:r>
-          </w:p>
-        </w:tc>
-        <w:tc>
-          <w:tcPr/>
-          <w:p>
-            <w:pPr>
-              <w:pStyle w:val="Compact"/>
-              <w:jc w:val="left"/>
-            </w:pPr>
-            <w:r>
-              <w:t xml:space="preserve">16,5</w:t>
+              <w:t xml:space="preserve">20,5</w:t>
             </w:r>
           </w:p>
         </w:tc>
@@ -10457,7 +10147,405 @@
                 <w:bCs/>
                 <w:b/>
               </w:rPr>
-              <w:t xml:space="preserve">58,9</w:t>
+              <w:t xml:space="preserve">35,0</w:t>
+            </w:r>
+          </w:p>
+        </w:tc>
+        <w:tc>
+          <w:tcPr/>
+          <w:p>
+            <w:pPr>
+              <w:pStyle w:val="Compact"/>
+              <w:jc w:val="left"/>
+            </w:pPr>
+            <w:r>
+              <w:rPr>
+                <w:bCs/>
+                <w:b/>
+              </w:rPr>
+              <w:t xml:space="preserve">61,7</w:t>
+            </w:r>
+          </w:p>
+        </w:tc>
+      </w:tr>
+      <w:tr>
+        <w:tc>
+          <w:tcPr/>
+          <w:p>
+            <w:pPr>
+              <w:pStyle w:val="Compact"/>
+              <w:jc w:val="left"/>
+            </w:pPr>
+            <w:r>
+              <w:t xml:space="preserve">II — Adv. tài nguyên¹</w:t>
+            </w:r>
+          </w:p>
+        </w:tc>
+        <w:tc>
+          <w:tcPr/>
+          <w:p>
+            <w:pPr>
+              <w:pStyle w:val="Compact"/>
+              <w:jc w:val="left"/>
+            </w:pPr>
+            <w:r>
+              <w:t xml:space="preserve">53,9</w:t>
+            </w:r>
+          </w:p>
+        </w:tc>
+        <w:tc>
+          <w:tcPr/>
+          <w:p>
+            <w:pPr>
+              <w:pStyle w:val="Compact"/>
+              <w:jc w:val="left"/>
+            </w:pPr>
+            <w:r>
+              <w:t xml:space="preserve">33,6</w:t>
+            </w:r>
+          </w:p>
+        </w:tc>
+        <w:tc>
+          <w:tcPr/>
+          <w:p>
+            <w:pPr>
+              <w:pStyle w:val="Compact"/>
+              <w:jc w:val="left"/>
+            </w:pPr>
+            <w:r>
+              <w:t xml:space="preserve">22,6</w:t>
+            </w:r>
+          </w:p>
+        </w:tc>
+        <w:tc>
+          <w:tcPr/>
+          <w:p>
+            <w:pPr>
+              <w:pStyle w:val="Compact"/>
+              <w:jc w:val="left"/>
+            </w:pPr>
+            <w:r>
+              <w:t xml:space="preserve">42,5</w:t>
+            </w:r>
+          </w:p>
+        </w:tc>
+        <w:tc>
+          <w:tcPr/>
+          <w:p>
+            <w:pPr>
+              <w:pStyle w:val="Compact"/>
+              <w:jc w:val="left"/>
+            </w:pPr>
+            <w:r>
+              <w:t xml:space="preserve">83,3</w:t>
+            </w:r>
+          </w:p>
+        </w:tc>
+      </w:tr>
+      <w:tr>
+        <w:tc>
+          <w:tcPr/>
+          <w:p>
+            <w:pPr>
+              <w:pStyle w:val="Compact"/>
+              <w:jc w:val="left"/>
+            </w:pPr>
+            <w:r>
+              <w:t xml:space="preserve">III — Trung bình cao</w:t>
+            </w:r>
+          </w:p>
+        </w:tc>
+        <w:tc>
+          <w:tcPr/>
+          <w:p>
+            <w:pPr>
+              <w:pStyle w:val="Compact"/>
+              <w:jc w:val="left"/>
+            </w:pPr>
+            <w:r>
+              <w:t xml:space="preserve">26,7</w:t>
+            </w:r>
+          </w:p>
+        </w:tc>
+        <w:tc>
+          <w:tcPr/>
+          <w:p>
+            <w:pPr>
+              <w:pStyle w:val="Compact"/>
+              <w:jc w:val="left"/>
+            </w:pPr>
+            <w:r>
+              <w:t xml:space="preserve">18,9</w:t>
+            </w:r>
+          </w:p>
+        </w:tc>
+        <w:tc>
+          <w:tcPr/>
+          <w:p>
+            <w:pPr>
+              <w:pStyle w:val="Compact"/>
+              <w:jc w:val="left"/>
+            </w:pPr>
+            <w:r>
+              <w:t xml:space="preserve">21,5</w:t>
+            </w:r>
+          </w:p>
+        </w:tc>
+        <w:tc>
+          <w:tcPr/>
+          <w:p>
+            <w:pPr>
+              <w:pStyle w:val="Compact"/>
+              <w:jc w:val="left"/>
+            </w:pPr>
+            <w:r>
+              <w:t xml:space="preserve">31,4</w:t>
+            </w:r>
+          </w:p>
+        </w:tc>
+        <w:tc>
+          <w:tcPr/>
+          <w:p>
+            <w:pPr>
+              <w:pStyle w:val="Compact"/>
+              <w:jc w:val="left"/>
+            </w:pPr>
+            <w:r>
+              <w:t xml:space="preserve">56,9</w:t>
+            </w:r>
+          </w:p>
+        </w:tc>
+      </w:tr>
+      <w:tr>
+        <w:tc>
+          <w:tcPr/>
+          <w:p>
+            <w:pPr>
+              <w:pStyle w:val="Compact"/>
+              <w:jc w:val="left"/>
+            </w:pPr>
+            <w:r>
+              <w:t xml:space="preserve">IV — Chuyển đổi TB-thấp</w:t>
+            </w:r>
+          </w:p>
+        </w:tc>
+        <w:tc>
+          <w:tcPr/>
+          <w:p>
+            <w:pPr>
+              <w:pStyle w:val="Compact"/>
+              <w:jc w:val="left"/>
+            </w:pPr>
+            <w:r>
+              <w:t xml:space="preserve">17,1</w:t>
+            </w:r>
+          </w:p>
+        </w:tc>
+        <w:tc>
+          <w:tcPr/>
+          <w:p>
+            <w:pPr>
+              <w:pStyle w:val="Compact"/>
+              <w:jc w:val="left"/>
+            </w:pPr>
+            <w:r>
+              <w:t xml:space="preserve">14,7</w:t>
+            </w:r>
+          </w:p>
+        </w:tc>
+        <w:tc>
+          <w:tcPr/>
+          <w:p>
+            <w:pPr>
+              <w:pStyle w:val="Compact"/>
+              <w:jc w:val="left"/>
+            </w:pPr>
+            <w:r>
+              <w:t xml:space="preserve">15,5</w:t>
+            </w:r>
+          </w:p>
+        </w:tc>
+        <w:tc>
+          <w:tcPr/>
+          <w:p>
+            <w:pPr>
+              <w:pStyle w:val="Compact"/>
+              <w:jc w:val="left"/>
+            </w:pPr>
+            <w:r>
+              <w:t xml:space="preserve">35,9</w:t>
+            </w:r>
+          </w:p>
+        </w:tc>
+        <w:tc>
+          <w:tcPr/>
+          <w:p>
+            <w:pPr>
+              <w:pStyle w:val="Compact"/>
+              <w:jc w:val="left"/>
+            </w:pPr>
+            <w:r>
+              <w:t xml:space="preserve">48,3</w:t>
+            </w:r>
+          </w:p>
+        </w:tc>
+      </w:tr>
+      <w:tr>
+        <w:tc>
+          <w:tcPr/>
+          <w:p>
+            <w:pPr>
+              <w:pStyle w:val="Compact"/>
+              <w:jc w:val="left"/>
+            </w:pPr>
+            <w:r>
+              <w:t xml:space="preserve">V — Đang nổi</w:t>
+            </w:r>
+          </w:p>
+        </w:tc>
+        <w:tc>
+          <w:tcPr/>
+          <w:p>
+            <w:pPr>
+              <w:pStyle w:val="Compact"/>
+              <w:jc w:val="left"/>
+            </w:pPr>
+            <w:r>
+              <w:t xml:space="preserve">23,7</w:t>
+            </w:r>
+          </w:p>
+        </w:tc>
+        <w:tc>
+          <w:tcPr/>
+          <w:p>
+            <w:pPr>
+              <w:pStyle w:val="Compact"/>
+              <w:jc w:val="left"/>
+            </w:pPr>
+            <w:r>
+              <w:t xml:space="preserve">16,2</w:t>
+            </w:r>
+          </w:p>
+        </w:tc>
+        <w:tc>
+          <w:tcPr/>
+          <w:p>
+            <w:pPr>
+              <w:pStyle w:val="Compact"/>
+              <w:jc w:val="left"/>
+            </w:pPr>
+            <w:r>
+              <w:t xml:space="preserve">15,8</w:t>
+            </w:r>
+          </w:p>
+        </w:tc>
+        <w:tc>
+          <w:tcPr/>
+          <w:p>
+            <w:pPr>
+              <w:pStyle w:val="Compact"/>
+              <w:jc w:val="left"/>
+            </w:pPr>
+            <w:r>
+              <w:t xml:space="preserve">11,9</w:t>
+            </w:r>
+          </w:p>
+        </w:tc>
+        <w:tc>
+          <w:tcPr/>
+          <w:p>
+            <w:pPr>
+              <w:pStyle w:val="Compact"/>
+              <w:jc w:val="left"/>
+            </w:pPr>
+            <w:r>
+              <w:t xml:space="preserve">39,1</w:t>
+            </w:r>
+          </w:p>
+        </w:tc>
+      </w:tr>
+      <w:tr>
+        <w:tc>
+          <w:tcPr/>
+          <w:p>
+            <w:pPr>
+              <w:pStyle w:val="Compact"/>
+              <w:jc w:val="left"/>
+            </w:pPr>
+            <w:r>
+              <w:t xml:space="preserve">VI — SIDS²</w:t>
+            </w:r>
+          </w:p>
+        </w:tc>
+        <w:tc>
+          <w:tcPr/>
+          <w:p>
+            <w:pPr>
+              <w:pStyle w:val="Compact"/>
+              <w:jc w:val="left"/>
+            </w:pPr>
+            <w:r>
+              <w:t xml:space="preserve">20,6</w:t>
+            </w:r>
+          </w:p>
+        </w:tc>
+        <w:tc>
+          <w:tcPr/>
+          <w:p>
+            <w:pPr>
+              <w:pStyle w:val="Compact"/>
+              <w:jc w:val="left"/>
+            </w:pPr>
+            <w:r>
+              <w:t xml:space="preserve">15,0</w:t>
+            </w:r>
+          </w:p>
+        </w:tc>
+        <w:tc>
+          <w:tcPr/>
+          <w:p>
+            <w:pPr>
+              <w:pStyle w:val="Compact"/>
+              <w:jc w:val="left"/>
+            </w:pPr>
+            <w:r>
+              <w:rPr>
+                <w:bCs/>
+                <w:b/>
+              </w:rPr>
+              <w:t xml:space="preserve">5,7</w:t>
+            </w:r>
+          </w:p>
+        </w:tc>
+        <w:tc>
+          <w:tcPr/>
+          <w:p>
+            <w:pPr>
+              <w:pStyle w:val="Compact"/>
+              <w:jc w:val="left"/>
+            </w:pPr>
+            <w:r>
+              <w:rPr>
+                <w:bCs/>
+                <w:b/>
+              </w:rPr>
+              <w:t xml:space="preserve">6,6</w:t>
+            </w:r>
+          </w:p>
+        </w:tc>
+        <w:tc>
+          <w:tcPr/>
+          <w:p>
+            <w:pPr>
+              <w:pStyle w:val="Compact"/>
+              <w:jc w:val="left"/>
+            </w:pPr>
+            <w:r>
+              <w:rPr>
+                <w:bCs/>
+                <w:b/>
+              </w:rPr>
+              <w:t xml:space="preserve">28,9</w:t>
             </w:r>
           </w:p>
         </w:tc>
@@ -10468,23 +10556,112 @@
         <w:pStyle w:val="BodyText"/>
       </w:pPr>
       <w:r>
-        <w:t xml:space="preserve">SIDS thể hiện pattern</w:t>
-      </w:r>
-      <w:r>
-        <w:t xml:space="preserve"> </w:t>
-      </w:r>
-      <w:r>
-        <w:rPr>
-          <w:bCs/>
-          <w:b/>
+        <w:rPr>
+          <w:iCs/>
+          <w:i/>
+        </w:rPr>
+        <w:t xml:space="preserve">Nguồn: tái tính từ raw WBES, khung 49 nền (h1/h5/h8/b8/c22b;</w:t>
+      </w:r>
+      <w:r>
+        <w:rPr>
+          <w:iCs/>
+          <w:i/>
+        </w:rPr>
+        <w:t xml:space="preserve"> </w:t>
+      </w:r>
+      <w:r>
+        <w:rPr>
+          <w:iCs/>
+          <w:i/>
+        </w:rPr>
+        <w:t xml:space="preserve">“</w:t>
+      </w:r>
+      <w:r>
+        <w:rPr>
+          <w:iCs/>
+          <w:i/>
+        </w:rPr>
+        <w:t xml:space="preserve">Quy trình mới</w:t>
+      </w:r>
+      <w:r>
+        <w:rPr>
+          <w:iCs/>
+          <w:i/>
+        </w:rPr>
+        <w:t xml:space="preserve">”</w:t>
+      </w:r>
+      <w:r>
+        <w:rPr>
+          <w:iCs/>
+          <w:i/>
+        </w:rPr>
+        <w:t xml:space="preserve"> </w:t>
+      </w:r>
+      <w:r>
+        <w:rPr>
+          <w:iCs/>
+          <w:i/>
+        </w:rPr>
+        <w:t xml:space="preserve">theo định nghĩa h5 chuẩn — hẹp hơn bản khóa cũ). ¹Nhóm II raw 2/6 nền — innovation cao bất thường là artifact coverage (Bahrain+Brunei), không đại diện GCC. ²Nhóm VI raw 2/8 nền; bản khóa mô tả 7-Pacific trước đây ghi nhận sản phẩm mới 41,5% và website 58,9% (pattern</w:t>
+      </w:r>
+      <w:r>
+        <w:rPr>
+          <w:iCs/>
+          <w:i/>
+        </w:rPr>
+        <w:t xml:space="preserve"> </w:t>
+      </w:r>
+      <w:r>
+        <w:rPr>
+          <w:iCs/>
+          <w:i/>
+        </w:rPr>
+        <w:t xml:space="preserve">“</w:t>
+      </w:r>
+      <w:r>
+        <w:rPr>
+          <w:iCs/>
+          <w:i/>
         </w:rPr>
         <w:t xml:space="preserve">thích nghi và nhảy vọt số</w:t>
       </w:r>
       <w:r>
-        <w:t xml:space="preserve"> </w:t>
-      </w:r>
-      <w:r>
-        <w:t xml:space="preserve">đáng chú ý: tỷ lệ đổi mới sản phẩm cao nhất (41,5%) phản ánh đổi mới bằng nguồn lực hạn chế — sáng tạo không chính thức để bù đắp cho thiếu hụt nguồn lực; website 58,9% vượt cả nhóm Emerging dù GNI thấp hơn đáng kể. Phân tách rõ TCI so với DAI — kế thừa Đỗ &amp; Phan (2026 — VEFR).</w:t>
+        <w:rPr>
+          <w:iCs/>
+          <w:i/>
+        </w:rPr>
+        <w:t xml:space="preserve">”</w:t>
+      </w:r>
+      <w:r>
+        <w:rPr>
+          <w:iCs/>
+          <w:i/>
+        </w:rPr>
+        <w:t xml:space="preserve">) — cần đủ raw 8 nền để phân xử.</w:t>
+      </w:r>
+    </w:p>
+    <w:p>
+      <w:pPr>
+        <w:pStyle w:val="BodyText"/>
+      </w:pPr>
+      <w:r>
+        <w:t xml:space="preserve">Theo bản khóa mô tả 7-Pacific, SIDS thể hiện pattern</w:t>
+      </w:r>
+      <w:r>
+        <w:t xml:space="preserve"> </w:t>
+      </w:r>
+      <w:r>
+        <w:rPr>
+          <w:bCs/>
+          <w:b/>
+        </w:rPr>
+        <w:t xml:space="preserve">thích nghi và nhảy vọt số</w:t>
+      </w:r>
+      <w:r>
+        <w:t xml:space="preserve"> </w:t>
+      </w:r>
+      <w:r>
+        <w:t xml:space="preserve">đáng chú ý: tỷ lệ đổi mới sản phẩm cao (41,5%) phản ánh đổi mới bằng nguồn lực hạn chế — sáng tạo không chính thức để bù đắp cho thiếu hụt nguồn lực; website 58,9% vượt nhóm Đang nổi dù GNI thấp hơn đáng kể (pipeline raw hiện mới phủ 2/8 nền Nhóm VI nên chưa phân xử được pattern này — xem ghi chú Bảng 2.3.4.1). Gradient năng lực theo pipeline 49-nền rất rõ: R&amp;D giảm từ 20,5% (Nhóm I) xuống 5,7% (Nhóm VI); ISO 35,0%→6,6%; website 61,7%→28,9%. Phân tách rõ TCI so với DAI — kế thừa Đỗ &amp; Phan (2026 — VEFR).</w:t>
       </w:r>
     </w:p>
     <w:bookmarkEnd w:id="46"/>
@@ -10706,7 +10883,7 @@
               <w:jc w:val="left"/>
             </w:pPr>
             <w:r>
-              <w:t xml:space="preserve">Phân nhóm con</w:t>
+              <w:t xml:space="preserve">Nhóm ICRV (icrv_label)</w:t>
             </w:r>
           </w:p>
         </w:tc>
@@ -10756,43 +10933,43 @@
               <w:jc w:val="left"/>
             </w:pPr>
             <w:r>
-              <w:t xml:space="preserve">Advanced</w:t>
-            </w:r>
-          </w:p>
-        </w:tc>
-        <w:tc>
-          <w:tcPr/>
-          <w:p>
-            <w:pPr>
-              <w:pStyle w:val="Compact"/>
-              <w:jc w:val="left"/>
-            </w:pPr>
-            <w:r>
-              <w:t xml:space="preserve">79,1</w:t>
-            </w:r>
-          </w:p>
-        </w:tc>
-        <w:tc>
-          <w:tcPr/>
-          <w:p>
-            <w:pPr>
-              <w:pStyle w:val="Compact"/>
-              <w:jc w:val="left"/>
-            </w:pPr>
-            <w:r>
-              <w:t xml:space="preserve">23,0</w:t>
-            </w:r>
-          </w:p>
-        </w:tc>
-        <w:tc>
-          <w:tcPr/>
-          <w:p>
-            <w:pPr>
-              <w:pStyle w:val="Compact"/>
-              <w:jc w:val="left"/>
-            </w:pPr>
-            <w:r>
-              <w:t xml:space="preserve">11,1</w:t>
+              <w:t xml:space="preserve">I — Adv. đổi mới</w:t>
+            </w:r>
+          </w:p>
+        </w:tc>
+        <w:tc>
+          <w:tcPr/>
+          <w:p>
+            <w:pPr>
+              <w:pStyle w:val="Compact"/>
+              <w:jc w:val="left"/>
+            </w:pPr>
+            <w:r>
+              <w:t xml:space="preserve">79,5</w:t>
+            </w:r>
+          </w:p>
+        </w:tc>
+        <w:tc>
+          <w:tcPr/>
+          <w:p>
+            <w:pPr>
+              <w:pStyle w:val="Compact"/>
+              <w:jc w:val="left"/>
+            </w:pPr>
+            <w:r>
+              <w:t xml:space="preserve">28,4</w:t>
+            </w:r>
+          </w:p>
+        </w:tc>
+        <w:tc>
+          <w:tcPr/>
+          <w:p>
+            <w:pPr>
+              <w:pStyle w:val="Compact"/>
+              <w:jc w:val="left"/>
+            </w:pPr>
+            <w:r>
+              <w:t xml:space="preserve">10,6</w:t>
             </w:r>
           </w:p>
         </w:tc>
@@ -10806,43 +10983,43 @@
               <w:jc w:val="left"/>
             </w:pPr>
             <w:r>
-              <w:t xml:space="preserve">Upper-middle</w:t>
-            </w:r>
-          </w:p>
-        </w:tc>
-        <w:tc>
-          <w:tcPr/>
-          <w:p>
-            <w:pPr>
-              <w:pStyle w:val="Compact"/>
-              <w:jc w:val="left"/>
-            </w:pPr>
-            <w:r>
-              <w:t xml:space="preserve">76,2</w:t>
-            </w:r>
-          </w:p>
-        </w:tc>
-        <w:tc>
-          <w:tcPr/>
-          <w:p>
-            <w:pPr>
-              <w:pStyle w:val="Compact"/>
-              <w:jc w:val="left"/>
-            </w:pPr>
-            <w:r>
-              <w:t xml:space="preserve">21,7</w:t>
-            </w:r>
-          </w:p>
-        </w:tc>
-        <w:tc>
-          <w:tcPr/>
-          <w:p>
-            <w:pPr>
-              <w:pStyle w:val="Compact"/>
-              <w:jc w:val="left"/>
-            </w:pPr>
-            <w:r>
-              <w:t xml:space="preserve">8,4</w:t>
+              <w:t xml:space="preserve">II — Adv. tài nguyên¹</w:t>
+            </w:r>
+          </w:p>
+        </w:tc>
+        <w:tc>
+          <w:tcPr/>
+          <w:p>
+            <w:pPr>
+              <w:pStyle w:val="Compact"/>
+              <w:jc w:val="left"/>
+            </w:pPr>
+            <w:r>
+              <w:t xml:space="preserve">78,0</w:t>
+            </w:r>
+          </w:p>
+        </w:tc>
+        <w:tc>
+          <w:tcPr/>
+          <w:p>
+            <w:pPr>
+              <w:pStyle w:val="Compact"/>
+              <w:jc w:val="left"/>
+            </w:pPr>
+            <w:r>
+              <w:t xml:space="preserve">23,1</w:t>
+            </w:r>
+          </w:p>
+        </w:tc>
+        <w:tc>
+          <w:tcPr/>
+          <w:p>
+            <w:pPr>
+              <w:pStyle w:val="Compact"/>
+              <w:jc w:val="left"/>
+            </w:pPr>
+            <w:r>
+              <w:t xml:space="preserve">23,2</w:t>
             </w:r>
           </w:p>
         </w:tc>
@@ -10856,43 +11033,43 @@
               <w:jc w:val="left"/>
             </w:pPr>
             <w:r>
-              <w:t xml:space="preserve">Emerging</w:t>
-            </w:r>
-          </w:p>
-        </w:tc>
-        <w:tc>
-          <w:tcPr/>
-          <w:p>
-            <w:pPr>
-              <w:pStyle w:val="Compact"/>
-              <w:jc w:val="left"/>
-            </w:pPr>
-            <w:r>
-              <w:t xml:space="preserve">74,4</w:t>
-            </w:r>
-          </w:p>
-        </w:tc>
-        <w:tc>
-          <w:tcPr/>
-          <w:p>
-            <w:pPr>
-              <w:pStyle w:val="Compact"/>
-              <w:jc w:val="left"/>
-            </w:pPr>
-            <w:r>
-              <w:t xml:space="preserve">15,5</w:t>
-            </w:r>
-          </w:p>
-        </w:tc>
-        <w:tc>
-          <w:tcPr/>
-          <w:p>
-            <w:pPr>
-              <w:pStyle w:val="Compact"/>
-              <w:jc w:val="left"/>
-            </w:pPr>
-            <w:r>
-              <w:t xml:space="preserve">4,7</w:t>
+              <w:t xml:space="preserve">III — Trung bình cao</w:t>
+            </w:r>
+          </w:p>
+        </w:tc>
+        <w:tc>
+          <w:tcPr/>
+          <w:p>
+            <w:pPr>
+              <w:pStyle w:val="Compact"/>
+              <w:jc w:val="left"/>
+            </w:pPr>
+            <w:r>
+              <w:t xml:space="preserve">76,2</w:t>
+            </w:r>
+          </w:p>
+        </w:tc>
+        <w:tc>
+          <w:tcPr/>
+          <w:p>
+            <w:pPr>
+              <w:pStyle w:val="Compact"/>
+              <w:jc w:val="left"/>
+            </w:pPr>
+            <w:r>
+              <w:t xml:space="preserve">21,7</w:t>
+            </w:r>
+          </w:p>
+        </w:tc>
+        <w:tc>
+          <w:tcPr/>
+          <w:p>
+            <w:pPr>
+              <w:pStyle w:val="Compact"/>
+              <w:jc w:val="left"/>
+            </w:pPr>
+            <w:r>
+              <w:t xml:space="preserve">8,4</w:t>
             </w:r>
           </w:p>
         </w:tc>
@@ -10906,43 +11083,43 @@
               <w:jc w:val="left"/>
             </w:pPr>
             <w:r>
-              <w:t xml:space="preserve">Frontier</w:t>
-            </w:r>
-          </w:p>
-        </w:tc>
-        <w:tc>
-          <w:tcPr/>
-          <w:p>
-            <w:pPr>
-              <w:pStyle w:val="Compact"/>
-              <w:jc w:val="left"/>
-            </w:pPr>
-            <w:r>
-              <w:t xml:space="preserve">85,0</w:t>
-            </w:r>
-          </w:p>
-        </w:tc>
-        <w:tc>
-          <w:tcPr/>
-          <w:p>
-            <w:pPr>
-              <w:pStyle w:val="Compact"/>
-              <w:jc w:val="left"/>
-            </w:pPr>
-            <w:r>
-              <w:t xml:space="preserve">16,5</w:t>
-            </w:r>
-          </w:p>
-        </w:tc>
-        <w:tc>
-          <w:tcPr/>
-          <w:p>
-            <w:pPr>
-              <w:pStyle w:val="Compact"/>
-              <w:jc w:val="left"/>
-            </w:pPr>
-            <w:r>
-              <w:t xml:space="preserve">5,9</w:t>
+              <w:t xml:space="preserve">IV — Chuyển đổi TB-thấp</w:t>
+            </w:r>
+          </w:p>
+        </w:tc>
+        <w:tc>
+          <w:tcPr/>
+          <w:p>
+            <w:pPr>
+              <w:pStyle w:val="Compact"/>
+              <w:jc w:val="left"/>
+            </w:pPr>
+            <w:r>
+              <w:t xml:space="preserve">74,0</w:t>
+            </w:r>
+          </w:p>
+        </w:tc>
+        <w:tc>
+          <w:tcPr/>
+          <w:p>
+            <w:pPr>
+              <w:pStyle w:val="Compact"/>
+              <w:jc w:val="left"/>
+            </w:pPr>
+            <w:r>
+              <w:t xml:space="preserve">14,3</w:t>
+            </w:r>
+          </w:p>
+        </w:tc>
+        <w:tc>
+          <w:tcPr/>
+          <w:p>
+            <w:pPr>
+              <w:pStyle w:val="Compact"/>
+              <w:jc w:val="left"/>
+            </w:pPr>
+            <w:r>
+              <w:t xml:space="preserve">3,1</w:t>
             </w:r>
           </w:p>
         </w:tc>
@@ -10956,7 +11133,57 @@
               <w:jc w:val="left"/>
             </w:pPr>
             <w:r>
-              <w:t xml:space="preserve">SIDS Thái Bình Dương</w:t>
+              <w:t xml:space="preserve">V — Đang nổi</w:t>
+            </w:r>
+          </w:p>
+        </w:tc>
+        <w:tc>
+          <w:tcPr/>
+          <w:p>
+            <w:pPr>
+              <w:pStyle w:val="Compact"/>
+              <w:jc w:val="left"/>
+            </w:pPr>
+            <w:r>
+              <w:t xml:space="preserve">86,2</w:t>
+            </w:r>
+          </w:p>
+        </w:tc>
+        <w:tc>
+          <w:tcPr/>
+          <w:p>
+            <w:pPr>
+              <w:pStyle w:val="Compact"/>
+              <w:jc w:val="left"/>
+            </w:pPr>
+            <w:r>
+              <w:t xml:space="preserve">17,4</w:t>
+            </w:r>
+          </w:p>
+        </w:tc>
+        <w:tc>
+          <w:tcPr/>
+          <w:p>
+            <w:pPr>
+              <w:pStyle w:val="Compact"/>
+              <w:jc w:val="left"/>
+            </w:pPr>
+            <w:r>
+              <w:t xml:space="preserve">7,4</w:t>
+            </w:r>
+          </w:p>
+        </w:tc>
+      </w:tr>
+      <w:tr>
+        <w:tc>
+          <w:tcPr/>
+          <w:p>
+            <w:pPr>
+              <w:pStyle w:val="Compact"/>
+              <w:jc w:val="left"/>
+            </w:pPr>
+            <w:r>
+              <w:t xml:space="preserve">VI — SIDS²</w:t>
             </w:r>
           </w:p>
         </w:tc>
@@ -10972,19 +11199,19 @@
                 <w:bCs/>
                 <w:b/>
               </w:rPr>
-              <w:t xml:space="preserve">88,5</w:t>
-            </w:r>
-          </w:p>
-        </w:tc>
-        <w:tc>
-          <w:tcPr/>
-          <w:p>
-            <w:pPr>
-              <w:pStyle w:val="Compact"/>
-              <w:jc w:val="left"/>
-            </w:pPr>
-            <w:r>
-              <w:t xml:space="preserve">16,3</w:t>
+              <w:t xml:space="preserve">96,7</w:t>
+            </w:r>
+          </w:p>
+        </w:tc>
+        <w:tc>
+          <w:tcPr/>
+          <w:p>
+            <w:pPr>
+              <w:pStyle w:val="Compact"/>
+              <w:jc w:val="left"/>
+            </w:pPr>
+            <w:r>
+              <w:t xml:space="preserve">10,4</w:t>
             </w:r>
           </w:p>
         </w:tc>
@@ -11000,7 +11227,7 @@
                 <w:bCs/>
                 <w:b/>
               </w:rPr>
-              <w:t xml:space="preserve">23,5</w:t>
+              <w:t xml:space="preserve">16,4</w:t>
             </w:r>
           </w:p>
         </w:tc>
@@ -11015,7 +11242,7 @@
           <w:iCs/>
           <w:i/>
         </w:rPr>
-        <w:t xml:space="preserve">Hình 2.3.5.1. Stacked bar chart: SIDS Pacific có tỷ lệ SME cao nhất (88,5%), Frontier kế tiếp (85,0%), Advanced thấp nhất (79,1%).</w:t>
+        <w:t xml:space="preserve">Nguồn: tái tính từ raw WBES, khung 49 nền (SME = &lt;100 lao động thường xuyên l1; FDI = sở hữu nước ngoài b2b ≥10%). ¹Nhóm II raw 2/6 nền. ²Nhóm VI raw 2/8 nền; bản khóa mô tả 7-Pacific: SME 88,5%, FDI 23,5%.</w:t>
       </w:r>
     </w:p>
     <w:p>
@@ -11023,7 +11250,19 @@
         <w:pStyle w:val="BodyText"/>
       </w:pPr>
       <w:r>
-        <w:t xml:space="preserve">Tỷ lệ FDI có dạng chữ U với cực tiểu ở Emerging (4,7%). SIDS có FDI cao nhất (23,5%) do du lịch và viễn thông được dẫn dắt bởi doanh nghiệp đa quốc gia. Hai mô hình FDI hoàn toàn khác nhau: (i) MNE hub tại Advanced (Singapore FDI 31,5% — doanh nghiệp đa quốc gia chọn Singapore làm trung tâm khu vực); (ii) du lịch/viễn thông tại SIDS (FDI nhắm vào khu vực không cạnh tranh với lao động địa phương).</w:t>
+        <w:rPr>
+          <w:iCs/>
+          <w:i/>
+        </w:rPr>
+        <w:t xml:space="preserve">Hình 2.3.5.1. Stacked bar chart: Nhóm VI (SIDS) có tỷ lệ SME cao nhất (96,7% theo pipeline; 88,5% theo bản khóa 7-Pacific), Nhóm V kế tiếp (86,2%), Nhóm IV thấp nhất (74,0%).</w:t>
+      </w:r>
+    </w:p>
+    <w:p>
+      <w:pPr>
+        <w:pStyle w:val="BodyText"/>
+      </w:pPr>
+      <w:r>
+        <w:t xml:space="preserve">Tỷ lệ FDI có dạng chữ U với cực tiểu ở Nhóm IV — Chuyển đổi TB-thấp (3,1%). SIDS có FDI cao (16,4% pipeline; 23,5% bản khóa 7-Pacific) do du lịch và viễn thông được dẫn dắt bởi doanh nghiệp đa quốc gia. Hai mô hình FDI hoàn toàn khác nhau: (i) MNE hub tại Advanced (Singapore FDI 31,5% — doanh nghiệp đa quốc gia chọn Singapore làm trung tâm khu vực); (ii) du lịch/viễn thông tại SIDS (FDI nhắm vào khu vực không cạnh tranh với lao động địa phương).</w:t>
       </w:r>
     </w:p>
     <w:bookmarkEnd w:id="49"/>
@@ -18889,7 +19128,7 @@
         <w:t xml:space="preserve">(v) Quốc tế hóa là hiện tượng phân cực</w:t>
       </w:r>
       <w:r>
-        <w:t xml:space="preserve">: trung vị FSTS = 0%; chỉ 15–23% doanh nghiệp xuất khẩu. Cần lựa chọn hai giai đoạn trong Chuyên đề 2.</w:t>
+        <w:t xml:space="preserve">: trung vị FSTS = 0%; chỉ khoảng 10–28% doanh nghiệp xuất khẩu tùy nhóm. Cần lựa chọn hai giai đoạn trong Chuyên đề 2.</w:t>
       </w:r>
     </w:p>
     <w:p>

--- a/dist/chuyen_de_1/00_cd1_ctu_final_vi.docx
+++ b/dist/chuyen_de_1/00_cd1_ctu_final_vi.docx
@@ -10602,7 +10602,7 @@
           <w:iCs/>
           <w:i/>
         </w:rPr>
-        <w:t xml:space="preserve">theo định nghĩa h5 chuẩn — hẹp hơn bản khóa cũ). ¹Nhóm II raw 2/6 nền — innovation cao bất thường là artifact coverage (Bahrain+Brunei), không đại diện GCC. ²Nhóm VI raw 2/8 nền; bản khóa mô tả 7-Pacific trước đây ghi nhận sản phẩm mới 41,5% và website 58,9% (pattern</w:t>
+        <w:t xml:space="preserve">theo định nghĩa h5 chuẩn — hẹp hơn bản khóa cũ). ¹Nhóm II raw 2/6 nền — innovation cao bất thường là artifact coverage (Bahrain+Brunei), không đại diện GCC; master 49-nền (đủ 6 nền GCC): website 49,7%. ²Nhóm VI raw 2/8 nền — master 49-nền (đủ 8 nền): website 45,6%; bản khóa mô tả 7-Pacific trước đây ghi nhận sản phẩm mới 41,5% và website 58,9% (pattern</w:t>
       </w:r>
       <w:r>
         <w:rPr>
@@ -11242,7 +11242,7 @@
           <w:iCs/>
           <w:i/>
         </w:rPr>
-        <w:t xml:space="preserve">Nguồn: tái tính từ raw WBES, khung 49 nền (SME = &lt;100 lao động thường xuyên l1; FDI = sở hữu nước ngoài b2b ≥10%). ¹Nhóm II raw 2/6 nền. ²Nhóm VI raw 2/8 nền; bản khóa mô tả 7-Pacific: SME 88,5%, FDI 23,5%.</w:t>
+        <w:t xml:space="preserve">Nguồn: tái tính từ raw WBES, khung 49 nền (SME = &lt;100 lao động thường xuyên l1; FDI = sở hữu nước ngoài b2b ≥10%). ¹Nhóm II raw 2/6 nền; master 49-nền (đủ 6 GCC): SME 65,7%, xuất khẩu 11,1%. ²Nhóm VI raw 2/8 nền; master 49-nền (đủ 8 nền): SME 91,0%, xuất khẩu 13,4%; bản khóa mô tả 7-Pacific: SME 88,5%, FDI 23,5%.</w:t>
       </w:r>
     </w:p>
     <w:p>

--- a/dist/chuyen_de_1/00_cd1_ctu_final_vi.docx
+++ b/dist/chuyen_de_1/00_cd1_ctu_final_vi.docx
@@ -4571,7 +4571,39 @@
         <w:t xml:space="preserve">data_wbes/analysis/CD1_PIPELINE_RESULTS.md</w:t>
       </w:r>
       <w:r>
-        <w:t xml:space="preserve">) — nhóm II/VI gắn cờ coverage (2/6, 2/8) với giá trị bản khóa 7-Pacific lưu trong ghi chú.</w:t>
+        <w:t xml:space="preserve">) với coverage gần đủ sau khi nạp raw bổ sung: Nhóm I 5/5, III 6/6, IV 7/7, V 15/17,</w:t>
+      </w:r>
+      <w:r>
+        <w:t xml:space="preserve"> </w:t>
+      </w:r>
+      <w:r>
+        <w:rPr>
+          <w:bCs/>
+          <w:b/>
+        </w:rPr>
+        <w:t xml:space="preserve">II 5/6</w:t>
+      </w:r>
+      <w:r>
+        <w:t xml:space="preserve"> </w:t>
+      </w:r>
+      <w:r>
+        <w:t xml:space="preserve">(đủ GCC trừ Oman vintage 2003),</w:t>
+      </w:r>
+      <w:r>
+        <w:t xml:space="preserve"> </w:t>
+      </w:r>
+      <w:r>
+        <w:rPr>
+          <w:bCs/>
+          <w:b/>
+        </w:rPr>
+        <w:t xml:space="preserve">VI 8/8 hoàn chỉnh</w:t>
+      </w:r>
+      <w:r>
+        <w:t xml:space="preserve"> </w:t>
+      </w:r>
+      <w:r>
+        <w:t xml:space="preserve">(7 Pacific + Timor-Leste).</w:t>
       </w:r>
       <w:r>
         <w:t xml:space="preserve"> </w:t>
@@ -4587,7 +4619,7 @@
         <w:t xml:space="preserve"> </w:t>
       </w:r>
       <w:r>
-        <w:t xml:space="preserve">(2.3.3.1 phân tán năng suất, 2.3.6.x temporal/tham nhũng chi tiết, 2.3.7.1 tiểu cảnh, 2.3.8.x tương quan) vẫn theo bản khóa mô tả (101.185) chờ mở rộng pipeline. Phạm vi chính (40 nước) và Oman ở Nhóm II được đồng bộ ở đợt re-lock headline.</w:t>
+        <w:t xml:space="preserve">(2.3.3.1 phân tán năng suất, 2.3.6.x temporal/tham nhũng chi tiết, 2.3.7.1 tiểu cảnh, 2.3.8.x tương quan) vẫn theo bản khóa mô tả (101.185) chờ mở rộng pipeline.</w:t>
       </w:r>
     </w:p>
     <w:p>
@@ -7858,7 +7890,7 @@
                 <w:iCs/>
                 <w:i/>
               </w:rPr>
-              <w:t xml:space="preserve">); nhóm II/VI gắn cờ coverage (2/6, 2/8 — chờ raw GCC + Pacific). Các bảng sd năng suất và tương quan vẫn theo bản khóa mô tả (101.185).</w:t>
+              <w:t xml:space="preserve">); coverage đã gần đủ (II 5/6, VI 8/8; thiếu Oman vintage + Lebanon/Yemen). Các bảng sd năng suất và tương quan vẫn theo bản khóa mô tả (101.185).</w:t>
             </w:r>
           </w:p>
         </w:tc>
@@ -9179,31 +9211,31 @@
               <w:jc w:val="left"/>
             </w:pPr>
             <w:r>
-              <w:t xml:space="preserve">9,4</w:t>
-            </w:r>
-          </w:p>
-        </w:tc>
-        <w:tc>
-          <w:tcPr/>
-          <w:p>
-            <w:pPr>
-              <w:pStyle w:val="Compact"/>
-              <w:jc w:val="left"/>
-            </w:pPr>
-            <w:r>
-              <w:t xml:space="preserve">23,1</w:t>
-            </w:r>
-          </w:p>
-        </w:tc>
-        <w:tc>
-          <w:tcPr/>
-          <w:p>
-            <w:pPr>
-              <w:pStyle w:val="Compact"/>
-              <w:jc w:val="left"/>
-            </w:pPr>
-            <w:r>
-              <w:t xml:space="preserve">4,8</w:t>
+              <w:t xml:space="preserve">3,5</w:t>
+            </w:r>
+          </w:p>
+        </w:tc>
+        <w:tc>
+          <w:tcPr/>
+          <w:p>
+            <w:pPr>
+              <w:pStyle w:val="Compact"/>
+              <w:jc w:val="left"/>
+            </w:pPr>
+            <w:r>
+              <w:t xml:space="preserve">11,2</w:t>
+            </w:r>
+          </w:p>
+        </w:tc>
+        <w:tc>
+          <w:tcPr/>
+          <w:p>
+            <w:pPr>
+              <w:pStyle w:val="Compact"/>
+              <w:jc w:val="left"/>
+            </w:pPr>
+            <w:r>
+              <w:t xml:space="preserve">3,4</w:t>
             </w:r>
           </w:p>
         </w:tc>
@@ -9229,31 +9261,31 @@
               <w:jc w:val="left"/>
             </w:pPr>
             <w:r>
-              <w:t xml:space="preserve">10,3</w:t>
-            </w:r>
-          </w:p>
-        </w:tc>
-        <w:tc>
-          <w:tcPr/>
-          <w:p>
-            <w:pPr>
-              <w:pStyle w:val="Compact"/>
-              <w:jc w:val="left"/>
-            </w:pPr>
-            <w:r>
-              <w:t xml:space="preserve">21,7</w:t>
-            </w:r>
-          </w:p>
-        </w:tc>
-        <w:tc>
-          <w:tcPr/>
-          <w:p>
-            <w:pPr>
-              <w:pStyle w:val="Compact"/>
-              <w:jc w:val="left"/>
-            </w:pPr>
-            <w:r>
-              <w:t xml:space="preserve">4,3</w:t>
+              <w:t xml:space="preserve">10,2</w:t>
+            </w:r>
+          </w:p>
+        </w:tc>
+        <w:tc>
+          <w:tcPr/>
+          <w:p>
+            <w:pPr>
+              <w:pStyle w:val="Compact"/>
+              <w:jc w:val="left"/>
+            </w:pPr>
+            <w:r>
+              <w:t xml:space="preserve">21,3</w:t>
+            </w:r>
+          </w:p>
+        </w:tc>
+        <w:tc>
+          <w:tcPr/>
+          <w:p>
+            <w:pPr>
+              <w:pStyle w:val="Compact"/>
+              <w:jc w:val="left"/>
+            </w:pPr>
+            <w:r>
+              <w:t xml:space="preserve">3,8</w:t>
             </w:r>
           </w:p>
         </w:tc>
@@ -9329,31 +9361,31 @@
               <w:jc w:val="left"/>
             </w:pPr>
             <w:r>
-              <w:t xml:space="preserve">10,4</w:t>
-            </w:r>
-          </w:p>
-        </w:tc>
-        <w:tc>
-          <w:tcPr/>
-          <w:p>
-            <w:pPr>
-              <w:pStyle w:val="Compact"/>
-              <w:jc w:val="left"/>
-            </w:pPr>
-            <w:r>
-              <w:t xml:space="preserve">17,4</w:t>
-            </w:r>
-          </w:p>
-        </w:tc>
-        <w:tc>
-          <w:tcPr/>
-          <w:p>
-            <w:pPr>
-              <w:pStyle w:val="Compact"/>
-              <w:jc w:val="left"/>
-            </w:pPr>
-            <w:r>
-              <w:t xml:space="preserve">4,8</w:t>
+              <w:t xml:space="preserve">10,6</w:t>
+            </w:r>
+          </w:p>
+        </w:tc>
+        <w:tc>
+          <w:tcPr/>
+          <w:p>
+            <w:pPr>
+              <w:pStyle w:val="Compact"/>
+              <w:jc w:val="left"/>
+            </w:pPr>
+            <w:r>
+              <w:t xml:space="preserve">17,9</w:t>
+            </w:r>
+          </w:p>
+        </w:tc>
+        <w:tc>
+          <w:tcPr/>
+          <w:p>
+            <w:pPr>
+              <w:pStyle w:val="Compact"/>
+              <w:jc w:val="left"/>
+            </w:pPr>
+            <w:r>
+              <w:t xml:space="preserve">4,7</w:t>
             </w:r>
           </w:p>
         </w:tc>
@@ -9379,31 +9411,31 @@
               <w:jc w:val="left"/>
             </w:pPr>
             <w:r>
-              <w:t xml:space="preserve">6,9</w:t>
-            </w:r>
-          </w:p>
-        </w:tc>
-        <w:tc>
-          <w:tcPr/>
-          <w:p>
-            <w:pPr>
-              <w:pStyle w:val="Compact"/>
-              <w:jc w:val="left"/>
-            </w:pPr>
-            <w:r>
-              <w:t xml:space="preserve">10,4</w:t>
-            </w:r>
-          </w:p>
-        </w:tc>
-        <w:tc>
-          <w:tcPr/>
-          <w:p>
-            <w:pPr>
-              <w:pStyle w:val="Compact"/>
-              <w:jc w:val="left"/>
-            </w:pPr>
-            <w:r>
-              <w:t xml:space="preserve">4,2</w:t>
+              <w:t xml:space="preserve">6,7</w:t>
+            </w:r>
+          </w:p>
+        </w:tc>
+        <w:tc>
+          <w:tcPr/>
+          <w:p>
+            <w:pPr>
+              <w:pStyle w:val="Compact"/>
+              <w:jc w:val="left"/>
+            </w:pPr>
+            <w:r>
+              <w:t xml:space="preserve">14,7</w:t>
+            </w:r>
+          </w:p>
+        </w:tc>
+        <w:tc>
+          <w:tcPr/>
+          <w:p>
+            <w:pPr>
+              <w:pStyle w:val="Compact"/>
+              <w:jc w:val="left"/>
+            </w:pPr>
+            <w:r>
+              <w:t xml:space="preserve">5,3</w:t>
             </w:r>
           </w:p>
         </w:tc>
@@ -9418,7 +9450,7 @@
           <w:iCs/>
           <w:i/>
         </w:rPr>
-        <w:t xml:space="preserve">Nguồn: tái tính từ raw WBES trên khung 49 nền (</w:t>
+        <w:t xml:space="preserve">Nguồn: tái tính từ raw WBES trên khung 49 nền, dedupe theo nước-năm (</w:t>
       </w:r>
       <w:r>
         <w:rPr>
@@ -9433,7 +9465,59 @@
           <w:iCs/>
           <w:i/>
         </w:rPr>
-        <w:t xml:space="preserve">). ¹Nhóm II coverage raw 2/6 nền (Bahrain, Brunei) — kiểm chứng bằng master 49-nền: FSTS 3,5%, xuất khẩu 11,1%. ²Nhóm VI coverage raw 2/8 (Timor-Leste, Vanuatu) — master 49-nền (đủ 8 nền, 1.885 DN): FSTS 6,2%, xuất khẩu 13,4%; bản khóa mô tả 7-Pacific trước đây: 6,3% / 16,3% / CAGR 5,77.</w:t>
+        <w:t xml:space="preserve">; kết quả</w:t>
+      </w:r>
+      <w:r>
+        <w:rPr>
+          <w:iCs/>
+          <w:i/>
+        </w:rPr>
+        <w:t xml:space="preserve"> </w:t>
+      </w:r>
+      <w:r>
+        <w:rPr>
+          <w:rStyle w:val="VerbatimChar"/>
+          <w:iCs/>
+          <w:i/>
+        </w:rPr>
+        <w:t xml:space="preserve">data_wbes/analysis/CD1_PIPELINE_RESULTS.md</w:t>
+      </w:r>
+      <w:r>
+        <w:rPr>
+          <w:iCs/>
+          <w:i/>
+        </w:rPr>
+        <w:t xml:space="preserve">). ¹Nhóm II: 5/6 nền GCC (Bahrain, Brunei, Kuwait, Qatar, Saudi Arabia) — chỉ thiếu Oman (chỉ có bản 2003 dùng bộ biến cũ). ²Nhóm VI:</w:t>
+      </w:r>
+      <w:r>
+        <w:rPr>
+          <w:iCs/>
+          <w:i/>
+        </w:rPr>
+        <w:t xml:space="preserve"> </w:t>
+      </w:r>
+      <w:r>
+        <w:rPr>
+          <w:bCs/>
+          <w:b/>
+          <w:iCs/>
+          <w:i/>
+        </w:rPr>
+        <w:t xml:space="preserve">đủ 8/8 nền</w:t>
+      </w:r>
+      <w:r>
+        <w:rPr>
+          <w:iCs/>
+          <w:i/>
+        </w:rPr>
+        <w:t xml:space="preserve"> </w:t>
+      </w:r>
+      <w:r>
+        <w:rPr>
+          <w:iCs/>
+          <w:i/>
+        </w:rPr>
+        <w:t xml:space="preserve">(7 Pacific + Timor-Leste; 2.295 DN). Bản khóa mô tả 7-Pacific trước đây: 6,3% / 16,3% / CAGR 5,77.</w:t>
       </w:r>
     </w:p>
     <w:p>
@@ -10189,55 +10273,55 @@
               <w:jc w:val="left"/>
             </w:pPr>
             <w:r>
-              <w:t xml:space="preserve">53,9</w:t>
-            </w:r>
-          </w:p>
-        </w:tc>
-        <w:tc>
-          <w:tcPr/>
-          <w:p>
-            <w:pPr>
-              <w:pStyle w:val="Compact"/>
-              <w:jc w:val="left"/>
-            </w:pPr>
-            <w:r>
-              <w:t xml:space="preserve">33,6</w:t>
-            </w:r>
-          </w:p>
-        </w:tc>
-        <w:tc>
-          <w:tcPr/>
-          <w:p>
-            <w:pPr>
-              <w:pStyle w:val="Compact"/>
-              <w:jc w:val="left"/>
-            </w:pPr>
-            <w:r>
-              <w:t xml:space="preserve">22,6</w:t>
-            </w:r>
-          </w:p>
-        </w:tc>
-        <w:tc>
-          <w:tcPr/>
-          <w:p>
-            <w:pPr>
-              <w:pStyle w:val="Compact"/>
-              <w:jc w:val="left"/>
-            </w:pPr>
-            <w:r>
-              <w:t xml:space="preserve">42,5</w:t>
-            </w:r>
-          </w:p>
-        </w:tc>
-        <w:tc>
-          <w:tcPr/>
-          <w:p>
-            <w:pPr>
-              <w:pStyle w:val="Compact"/>
-              <w:jc w:val="left"/>
-            </w:pPr>
-            <w:r>
-              <w:t xml:space="preserve">83,3</w:t>
+              <w:t xml:space="preserve">17,0</w:t>
+            </w:r>
+          </w:p>
+        </w:tc>
+        <w:tc>
+          <w:tcPr/>
+          <w:p>
+            <w:pPr>
+              <w:pStyle w:val="Compact"/>
+              <w:jc w:val="left"/>
+            </w:pPr>
+            <w:r>
+              <w:t xml:space="preserve">7,7</w:t>
+            </w:r>
+          </w:p>
+        </w:tc>
+        <w:tc>
+          <w:tcPr/>
+          <w:p>
+            <w:pPr>
+              <w:pStyle w:val="Compact"/>
+              <w:jc w:val="left"/>
+            </w:pPr>
+            <w:r>
+              <w:t xml:space="preserve">6,1</w:t>
+            </w:r>
+          </w:p>
+        </w:tc>
+        <w:tc>
+          <w:tcPr/>
+          <w:p>
+            <w:pPr>
+              <w:pStyle w:val="Compact"/>
+              <w:jc w:val="left"/>
+            </w:pPr>
+            <w:r>
+              <w:t xml:space="preserve">14,4</w:t>
+            </w:r>
+          </w:p>
+        </w:tc>
+        <w:tc>
+          <w:tcPr/>
+          <w:p>
+            <w:pPr>
+              <w:pStyle w:val="Compact"/>
+              <w:jc w:val="left"/>
+            </w:pPr>
+            <w:r>
+              <w:t xml:space="preserve">49,7</w:t>
             </w:r>
           </w:p>
         </w:tc>
@@ -10299,19 +10383,19 @@
               <w:jc w:val="left"/>
             </w:pPr>
             <w:r>
-              <w:t xml:space="preserve">31,4</w:t>
-            </w:r>
-          </w:p>
-        </w:tc>
-        <w:tc>
-          <w:tcPr/>
-          <w:p>
-            <w:pPr>
-              <w:pStyle w:val="Compact"/>
-              <w:jc w:val="left"/>
-            </w:pPr>
-            <w:r>
-              <w:t xml:space="preserve">56,9</w:t>
+              <w:t xml:space="preserve">25,4</w:t>
+            </w:r>
+          </w:p>
+        </w:tc>
+        <w:tc>
+          <w:tcPr/>
+          <w:p>
+            <w:pPr>
+              <w:pStyle w:val="Compact"/>
+              <w:jc w:val="left"/>
+            </w:pPr>
+            <w:r>
+              <w:t xml:space="preserve">53,9</w:t>
             </w:r>
           </w:p>
         </w:tc>
@@ -10373,7 +10457,7 @@
               <w:jc w:val="left"/>
             </w:pPr>
             <w:r>
-              <w:t xml:space="preserve">35,9</w:t>
+              <w:t xml:space="preserve">25,3</w:t>
             </w:r>
           </w:p>
         </w:tc>
@@ -10411,55 +10495,55 @@
               <w:jc w:val="left"/>
             </w:pPr>
             <w:r>
-              <w:t xml:space="preserve">23,7</w:t>
-            </w:r>
-          </w:p>
-        </w:tc>
-        <w:tc>
-          <w:tcPr/>
-          <w:p>
-            <w:pPr>
-              <w:pStyle w:val="Compact"/>
-              <w:jc w:val="left"/>
-            </w:pPr>
-            <w:r>
-              <w:t xml:space="preserve">16,2</w:t>
-            </w:r>
-          </w:p>
-        </w:tc>
-        <w:tc>
-          <w:tcPr/>
-          <w:p>
-            <w:pPr>
-              <w:pStyle w:val="Compact"/>
-              <w:jc w:val="left"/>
-            </w:pPr>
-            <w:r>
-              <w:t xml:space="preserve">15,8</w:t>
-            </w:r>
-          </w:p>
-        </w:tc>
-        <w:tc>
-          <w:tcPr/>
-          <w:p>
-            <w:pPr>
-              <w:pStyle w:val="Compact"/>
-              <w:jc w:val="left"/>
-            </w:pPr>
-            <w:r>
-              <w:t xml:space="preserve">11,9</w:t>
-            </w:r>
-          </w:p>
-        </w:tc>
-        <w:tc>
-          <w:tcPr/>
-          <w:p>
-            <w:pPr>
-              <w:pStyle w:val="Compact"/>
-              <w:jc w:val="left"/>
-            </w:pPr>
-            <w:r>
-              <w:t xml:space="preserve">39,1</w:t>
+              <w:t xml:space="preserve">23,8</w:t>
+            </w:r>
+          </w:p>
+        </w:tc>
+        <w:tc>
+          <w:tcPr/>
+          <w:p>
+            <w:pPr>
+              <w:pStyle w:val="Compact"/>
+              <w:jc w:val="left"/>
+            </w:pPr>
+            <w:r>
+              <w:t xml:space="preserve">15,9</w:t>
+            </w:r>
+          </w:p>
+        </w:tc>
+        <w:tc>
+          <w:tcPr/>
+          <w:p>
+            <w:pPr>
+              <w:pStyle w:val="Compact"/>
+              <w:jc w:val="left"/>
+            </w:pPr>
+            <w:r>
+              <w:t xml:space="preserve">15,9</w:t>
+            </w:r>
+          </w:p>
+        </w:tc>
+        <w:tc>
+          <w:tcPr/>
+          <w:p>
+            <w:pPr>
+              <w:pStyle w:val="Compact"/>
+              <w:jc w:val="left"/>
+            </w:pPr>
+            <w:r>
+              <w:t xml:space="preserve">12,3</w:t>
+            </w:r>
+          </w:p>
+        </w:tc>
+        <w:tc>
+          <w:tcPr/>
+          <w:p>
+            <w:pPr>
+              <w:pStyle w:val="Compact"/>
+              <w:jc w:val="left"/>
+            </w:pPr>
+            <w:r>
+              <w:t xml:space="preserve">39,8</w:t>
             </w:r>
           </w:p>
         </w:tc>
@@ -10474,30 +10558,6 @@
             </w:pPr>
             <w:r>
               <w:t xml:space="preserve">VI — SIDS²</w:t>
-            </w:r>
-          </w:p>
-        </w:tc>
-        <w:tc>
-          <w:tcPr/>
-          <w:p>
-            <w:pPr>
-              <w:pStyle w:val="Compact"/>
-              <w:jc w:val="left"/>
-            </w:pPr>
-            <w:r>
-              <w:t xml:space="preserve">20,6</w:t>
-            </w:r>
-          </w:p>
-        </w:tc>
-        <w:tc>
-          <w:tcPr/>
-          <w:p>
-            <w:pPr>
-              <w:pStyle w:val="Compact"/>
-              <w:jc w:val="left"/>
-            </w:pPr>
-            <w:r>
-              <w:t xml:space="preserve">15,0</w:t>
             </w:r>
           </w:p>
         </w:tc>
@@ -10513,7 +10573,7 @@
                 <w:bCs/>
                 <w:b/>
               </w:rPr>
-              <w:t xml:space="preserve">5,7</w:t>
+              <w:t xml:space="preserve">34,2</w:t>
             </w:r>
           </w:p>
         </w:tc>
@@ -10529,23 +10589,43 @@
                 <w:bCs/>
                 <w:b/>
               </w:rPr>
-              <w:t xml:space="preserve">6,6</w:t>
-            </w:r>
-          </w:p>
-        </w:tc>
-        <w:tc>
-          <w:tcPr/>
-          <w:p>
-            <w:pPr>
-              <w:pStyle w:val="Compact"/>
-              <w:jc w:val="left"/>
-            </w:pPr>
-            <w:r>
-              <w:rPr>
-                <w:bCs/>
-                <w:b/>
-              </w:rPr>
-              <w:t xml:space="preserve">28,9</w:t>
+              <w:t xml:space="preserve">24,7</w:t>
+            </w:r>
+          </w:p>
+        </w:tc>
+        <w:tc>
+          <w:tcPr/>
+          <w:p>
+            <w:pPr>
+              <w:pStyle w:val="Compact"/>
+              <w:jc w:val="left"/>
+            </w:pPr>
+            <w:r>
+              <w:t xml:space="preserve">10,2</w:t>
+            </w:r>
+          </w:p>
+        </w:tc>
+        <w:tc>
+          <w:tcPr/>
+          <w:p>
+            <w:pPr>
+              <w:pStyle w:val="Compact"/>
+              <w:jc w:val="left"/>
+            </w:pPr>
+            <w:r>
+              <w:t xml:space="preserve">12,2</w:t>
+            </w:r>
+          </w:p>
+        </w:tc>
+        <w:tc>
+          <w:tcPr/>
+          <w:p>
+            <w:pPr>
+              <w:pStyle w:val="Compact"/>
+              <w:jc w:val="left"/>
+            </w:pPr>
+            <w:r>
+              <w:t xml:space="preserve">41,5</w:t>
             </w:r>
           </w:p>
         </w:tc>
@@ -10560,7 +10640,7 @@
           <w:iCs/>
           <w:i/>
         </w:rPr>
-        <w:t xml:space="preserve">Nguồn: tái tính từ raw WBES, khung 49 nền (h1/h5/h8/b8/c22b;</w:t>
+        <w:t xml:space="preserve">Nguồn: tái tính từ raw WBES, khung 49 nền, dedupe nước-năm (h1/h5/h8/b8/c22b). ¹Nhóm II:</w:t>
       </w:r>
       <w:r>
         <w:rPr>
@@ -10571,24 +10651,26 @@
       </w:r>
       <w:r>
         <w:rPr>
+          <w:bCs/>
+          <w:b/>
           <w:iCs/>
           <w:i/>
         </w:rPr>
-        <w:t xml:space="preserve">“</w:t>
+        <w:t xml:space="preserve">5/6 nền GCC</w:t>
       </w:r>
       <w:r>
         <w:rPr>
           <w:iCs/>
           <w:i/>
         </w:rPr>
-        <w:t xml:space="preserve">Quy trình mới</w:t>
+        <w:t xml:space="preserve"> </w:t>
       </w:r>
       <w:r>
         <w:rPr>
           <w:iCs/>
           <w:i/>
         </w:rPr>
-        <w:t xml:space="preserve">”</w:t>
+        <w:t xml:space="preserve">(số THẬT, thay artifact 2-nền trước đây) — đặc trưng dầu mỏ: R&amp;D thấp (6,1%), nữ quản lý cấp cao rất thấp (4,0%), website 49,7%. ²Nhóm VI:</w:t>
       </w:r>
       <w:r>
         <w:rPr>
@@ -10599,10 +10681,12 @@
       </w:r>
       <w:r>
         <w:rPr>
+          <w:bCs/>
+          <w:b/>
           <w:iCs/>
           <w:i/>
         </w:rPr>
-        <w:t xml:space="preserve">theo định nghĩa h5 chuẩn — hẹp hơn bản khóa cũ). ¹Nhóm II raw 2/6 nền — innovation cao bất thường là artifact coverage (Bahrain+Brunei), không đại diện GCC; master 49-nền (đủ 6 nền GCC): website 49,7%. ²Nhóm VI raw 2/8 nền — master 49-nền (đủ 8 nền): website 45,6%; bản khóa mô tả 7-Pacific trước đây ghi nhận sản phẩm mới 41,5% và website 58,9% (pattern</w:t>
+        <w:t xml:space="preserve">đủ 8/8 nền</w:t>
       </w:r>
       <w:r>
         <w:rPr>
@@ -10616,28 +10700,79 @@
           <w:iCs/>
           <w:i/>
         </w:rPr>
-        <w:t xml:space="preserve">“</w:t>
+        <w:t xml:space="preserve">— đổi mới sản phẩm CAO NHẤT mọi nhóm (34,2%) và website 41,5%,</w:t>
       </w:r>
       <w:r>
         <w:rPr>
           <w:iCs/>
           <w:i/>
         </w:rPr>
-        <w:t xml:space="preserve">thích nghi và nhảy vọt số</w:t>
-      </w:r>
-      <w:r>
-        <w:rPr>
+        <w:t xml:space="preserve"> </w:t>
+      </w:r>
+      <w:r>
+        <w:rPr>
+          <w:bCs/>
+          <w:b/>
           <w:iCs/>
           <w:i/>
         </w:rPr>
-        <w:t xml:space="preserve">”</w:t>
+        <w:t xml:space="preserve">XÁC NHẬN</w:t>
       </w:r>
       <w:r>
         <w:rPr>
           <w:iCs/>
           <w:i/>
         </w:rPr>
-        <w:t xml:space="preserve">) — cần đủ raw 8 nền để phân xử.</w:t>
+        <w:t xml:space="preserve"> </w:t>
+      </w:r>
+      <w:r>
+        <w:rPr>
+          <w:iCs/>
+          <w:i/>
+        </w:rPr>
+        <w:t xml:space="preserve">pattern</w:t>
+      </w:r>
+      <w:r>
+        <w:rPr>
+          <w:iCs/>
+          <w:i/>
+        </w:rPr>
+        <w:t xml:space="preserve"> </w:t>
+      </w:r>
+      <w:r>
+        <w:rPr>
+          <w:iCs/>
+          <w:i/>
+        </w:rPr>
+        <w:t xml:space="preserve">“</w:t>
+      </w:r>
+      <w:r>
+        <w:rPr>
+          <w:iCs/>
+          <w:i/>
+        </w:rPr>
+        <w:t xml:space="preserve">thích nghi &amp; nhảy vọt số</w:t>
+      </w:r>
+      <w:r>
+        <w:rPr>
+          <w:iCs/>
+          <w:i/>
+        </w:rPr>
+        <w:t xml:space="preserve">”</w:t>
+      </w:r>
+      <w:r>
+        <w:rPr>
+          <w:iCs/>
+          <w:i/>
+        </w:rPr>
+        <w:t xml:space="preserve"> </w:t>
+      </w:r>
+      <w:r>
+        <w:rPr>
+          <w:iCs/>
+          <w:i/>
+        </w:rPr>
+        <w:t xml:space="preserve">của SIDS bằng dữ liệu đầy đủ (bản khóa 7-Pacific trước đây ước 41,5%/58,9%).</w:t>
       </w:r>
     </w:p>
     <w:p>
@@ -10645,7 +10780,7 @@
         <w:pStyle w:val="BodyText"/>
       </w:pPr>
       <w:r>
-        <w:t xml:space="preserve">Theo bản khóa mô tả 7-Pacific, SIDS thể hiện pattern</w:t>
+        <w:t xml:space="preserve">Với dữ liệu raw đầy đủ 8/8 nền Nhóm VI, SIDS thể hiện pattern</w:t>
       </w:r>
       <w:r>
         <w:t xml:space="preserve"> </w:t>
@@ -10661,7 +10796,23 @@
         <w:t xml:space="preserve"> </w:t>
       </w:r>
       <w:r>
-        <w:t xml:space="preserve">đáng chú ý: tỷ lệ đổi mới sản phẩm cao (41,5%) phản ánh đổi mới bằng nguồn lực hạn chế — sáng tạo không chính thức để bù đắp cho thiếu hụt nguồn lực; website 58,9% vượt nhóm Đang nổi dù GNI thấp hơn đáng kể (pipeline raw hiện mới phủ 2/8 nền Nhóm VI nên chưa phân xử được pattern này — xem ghi chú Bảng 2.3.4.1). Gradient năng lực theo pipeline 49-nền rất rõ: R&amp;D giảm từ 20,5% (Nhóm I) xuống 5,7% (Nhóm VI); ISO 35,0%→6,6%; website 61,7%→28,9%. Phân tách rõ TCI so với DAI — kế thừa Đỗ &amp; Phan (2026 — VEFR).</w:t>
+        <w:t xml:space="preserve">đã được XÁC NHẬN: tỷ lệ đổi mới sản phẩm</w:t>
+      </w:r>
+      <w:r>
+        <w:t xml:space="preserve"> </w:t>
+      </w:r>
+      <w:r>
+        <w:rPr>
+          <w:bCs/>
+          <w:b/>
+        </w:rPr>
+        <w:t xml:space="preserve">cao nhất mọi nhóm (34,2%)</w:t>
+      </w:r>
+      <w:r>
+        <w:t xml:space="preserve"> </w:t>
+      </w:r>
+      <w:r>
+        <w:t xml:space="preserve">phản ánh đổi mới bằng nguồn lực hạn chế — sáng tạo không chính thức bù đắp thiếu hụt nguồn lực; website 41,5% ngang nhóm Đang nổi dù GNI thấp hơn đáng kể. Gradient năng lực thể chế vẫn rõ ở các biến nền tảng: R&amp;D giảm từ 20,5% (Nhóm I) xuống 10,2% (Nhóm VI); ISO 35,0%→12,2%; website 61,7%→41,5%. Phân tách rõ TCI so với DAI — kế thừa Đỗ &amp; Phan (2026 — VEFR).</w:t>
       </w:r>
     </w:p>
     <w:bookmarkEnd w:id="46"/>
@@ -10995,31 +11146,31 @@
               <w:jc w:val="left"/>
             </w:pPr>
             <w:r>
-              <w:t xml:space="preserve">78,0</w:t>
-            </w:r>
-          </w:p>
-        </w:tc>
-        <w:tc>
-          <w:tcPr/>
-          <w:p>
-            <w:pPr>
-              <w:pStyle w:val="Compact"/>
-              <w:jc w:val="left"/>
-            </w:pPr>
-            <w:r>
-              <w:t xml:space="preserve">23,1</w:t>
-            </w:r>
-          </w:p>
-        </w:tc>
-        <w:tc>
-          <w:tcPr/>
-          <w:p>
-            <w:pPr>
-              <w:pStyle w:val="Compact"/>
-              <w:jc w:val="left"/>
-            </w:pPr>
-            <w:r>
-              <w:t xml:space="preserve">23,2</w:t>
+              <w:t xml:space="preserve">77,1</w:t>
+            </w:r>
+          </w:p>
+        </w:tc>
+        <w:tc>
+          <w:tcPr/>
+          <w:p>
+            <w:pPr>
+              <w:pStyle w:val="Compact"/>
+              <w:jc w:val="left"/>
+            </w:pPr>
+            <w:r>
+              <w:t xml:space="preserve">11,2</w:t>
+            </w:r>
+          </w:p>
+        </w:tc>
+        <w:tc>
+          <w:tcPr/>
+          <w:p>
+            <w:pPr>
+              <w:pStyle w:val="Compact"/>
+              <w:jc w:val="left"/>
+            </w:pPr>
+            <w:r>
+              <w:t xml:space="preserve">13,3</w:t>
             </w:r>
           </w:p>
         </w:tc>
@@ -11045,31 +11196,31 @@
               <w:jc w:val="left"/>
             </w:pPr>
             <w:r>
-              <w:t xml:space="preserve">76,2</w:t>
-            </w:r>
-          </w:p>
-        </w:tc>
-        <w:tc>
-          <w:tcPr/>
-          <w:p>
-            <w:pPr>
-              <w:pStyle w:val="Compact"/>
-              <w:jc w:val="left"/>
-            </w:pPr>
-            <w:r>
-              <w:t xml:space="preserve">21,7</w:t>
-            </w:r>
-          </w:p>
-        </w:tc>
-        <w:tc>
-          <w:tcPr/>
-          <w:p>
-            <w:pPr>
-              <w:pStyle w:val="Compact"/>
-              <w:jc w:val="left"/>
-            </w:pPr>
-            <w:r>
-              <w:t xml:space="preserve">8,4</w:t>
+              <w:t xml:space="preserve">78,7</w:t>
+            </w:r>
+          </w:p>
+        </w:tc>
+        <w:tc>
+          <w:tcPr/>
+          <w:p>
+            <w:pPr>
+              <w:pStyle w:val="Compact"/>
+              <w:jc w:val="left"/>
+            </w:pPr>
+            <w:r>
+              <w:t xml:space="preserve">21,3</w:t>
+            </w:r>
+          </w:p>
+        </w:tc>
+        <w:tc>
+          <w:tcPr/>
+          <w:p>
+            <w:pPr>
+              <w:pStyle w:val="Compact"/>
+              <w:jc w:val="left"/>
+            </w:pPr>
+            <w:r>
+              <w:t xml:space="preserve">8,9</w:t>
             </w:r>
           </w:p>
         </w:tc>
@@ -11145,31 +11296,31 @@
               <w:jc w:val="left"/>
             </w:pPr>
             <w:r>
-              <w:t xml:space="preserve">86,2</w:t>
-            </w:r>
-          </w:p>
-        </w:tc>
-        <w:tc>
-          <w:tcPr/>
-          <w:p>
-            <w:pPr>
-              <w:pStyle w:val="Compact"/>
-              <w:jc w:val="left"/>
-            </w:pPr>
-            <w:r>
-              <w:t xml:space="preserve">17,4</w:t>
-            </w:r>
-          </w:p>
-        </w:tc>
-        <w:tc>
-          <w:tcPr/>
-          <w:p>
-            <w:pPr>
-              <w:pStyle w:val="Compact"/>
-              <w:jc w:val="left"/>
-            </w:pPr>
-            <w:r>
-              <w:t xml:space="preserve">7,4</w:t>
+              <w:t xml:space="preserve">85,7</w:t>
+            </w:r>
+          </w:p>
+        </w:tc>
+        <w:tc>
+          <w:tcPr/>
+          <w:p>
+            <w:pPr>
+              <w:pStyle w:val="Compact"/>
+              <w:jc w:val="left"/>
+            </w:pPr>
+            <w:r>
+              <w:t xml:space="preserve">17,9</w:t>
+            </w:r>
+          </w:p>
+        </w:tc>
+        <w:tc>
+          <w:tcPr/>
+          <w:p>
+            <w:pPr>
+              <w:pStyle w:val="Compact"/>
+              <w:jc w:val="left"/>
+            </w:pPr>
+            <w:r>
+              <w:t xml:space="preserve">7,5</w:t>
             </w:r>
           </w:p>
         </w:tc>
@@ -11199,19 +11350,19 @@
                 <w:bCs/>
                 <w:b/>
               </w:rPr>
-              <w:t xml:space="preserve">96,7</w:t>
-            </w:r>
-          </w:p>
-        </w:tc>
-        <w:tc>
-          <w:tcPr/>
-          <w:p>
-            <w:pPr>
-              <w:pStyle w:val="Compact"/>
-              <w:jc w:val="left"/>
-            </w:pPr>
-            <w:r>
-              <w:t xml:space="preserve">10,4</w:t>
+              <w:t xml:space="preserve">91,8</w:t>
+            </w:r>
+          </w:p>
+        </w:tc>
+        <w:tc>
+          <w:tcPr/>
+          <w:p>
+            <w:pPr>
+              <w:pStyle w:val="Compact"/>
+              <w:jc w:val="left"/>
+            </w:pPr>
+            <w:r>
+              <w:t xml:space="preserve">14,7</w:t>
             </w:r>
           </w:p>
         </w:tc>
@@ -11227,7 +11378,7 @@
                 <w:bCs/>
                 <w:b/>
               </w:rPr>
-              <w:t xml:space="preserve">16,4</w:t>
+              <w:t xml:space="preserve">20,0</w:t>
             </w:r>
           </w:p>
         </w:tc>
@@ -11242,7 +11393,7 @@
           <w:iCs/>
           <w:i/>
         </w:rPr>
-        <w:t xml:space="preserve">Nguồn: tái tính từ raw WBES, khung 49 nền (SME = &lt;100 lao động thường xuyên l1; FDI = sở hữu nước ngoài b2b ≥10%). ¹Nhóm II raw 2/6 nền; master 49-nền (đủ 6 GCC): SME 65,7%, xuất khẩu 11,1%. ²Nhóm VI raw 2/8 nền; master 49-nền (đủ 8 nền): SME 91,0%, xuất khẩu 13,4%; bản khóa mô tả 7-Pacific: SME 88,5%, FDI 23,5%.</w:t>
+        <w:t xml:space="preserve">Nguồn: tái tính từ raw WBES, khung 49 nền, dedupe nước-năm (SME = &lt;100 lao động thường xuyên l1; FDI = sở hữu nước ngoài b2b ≥10%). ¹Nhóm II: 5/6 nền GCC (thiếu Oman vintage). ²Nhóm VI: đủ 8/8 nền — SME cao nhất (91,8%) và FDI cao (20,0%, do du lịch/viễn thông MNE); bản khóa 7-Pacific trước đây: SME 88,5%, FDI 23,5%.</w:t>
       </w:r>
     </w:p>
     <w:p>
@@ -11254,7 +11405,7 @@
           <w:iCs/>
           <w:i/>
         </w:rPr>
-        <w:t xml:space="preserve">Hình 2.3.5.1. Stacked bar chart: Nhóm VI (SIDS) có tỷ lệ SME cao nhất (96,7% theo pipeline; 88,5% theo bản khóa 7-Pacific), Nhóm V kế tiếp (86,2%), Nhóm IV thấp nhất (74,0%).</w:t>
+        <w:t xml:space="preserve">Hình 2.3.5.1. Stacked bar chart: Nhóm VI (SIDS, đủ 8/8 nền) có tỷ lệ SME cao nhất (91,8%), Nhóm V kế tiếp (85,7%), Nhóm IV thấp nhất (74,0%).</w:t>
       </w:r>
     </w:p>
     <w:p>
@@ -11262,7 +11413,7 @@
         <w:pStyle w:val="BodyText"/>
       </w:pPr>
       <w:r>
-        <w:t xml:space="preserve">Tỷ lệ FDI có dạng chữ U với cực tiểu ở Nhóm IV — Chuyển đổi TB-thấp (3,1%). SIDS có FDI cao (16,4% pipeline; 23,5% bản khóa 7-Pacific) do du lịch và viễn thông được dẫn dắt bởi doanh nghiệp đa quốc gia. Hai mô hình FDI hoàn toàn khác nhau: (i) MNE hub tại Advanced (Singapore FDI 31,5% — doanh nghiệp đa quốc gia chọn Singapore làm trung tâm khu vực); (ii) du lịch/viễn thông tại SIDS (FDI nhắm vào khu vực không cạnh tranh với lao động địa phương).</w:t>
+        <w:t xml:space="preserve">Tỷ lệ FDI có dạng chữ U với cực tiểu ở Nhóm IV — Chuyển đổi TB-thấp (3,1%). SIDS có FDI cao (20,0% theo raw đủ 8 nền) do du lịch và viễn thông được dẫn dắt bởi doanh nghiệp đa quốc gia. Hai mô hình FDI hoàn toàn khác nhau: (i) MNE hub tại Advanced (Singapore FDI 31,5% — doanh nghiệp đa quốc gia chọn Singapore làm trung tâm khu vực); (ii) du lịch/viễn thông tại SIDS (FDI nhắm vào khu vực không cạnh tranh với lao động địa phương).</w:t>
       </w:r>
     </w:p>
     <w:bookmarkEnd w:id="49"/>

--- a/dist/chuyen_de_1/00_cd1_ctu_final_vi.docx
+++ b/dist/chuyen_de_1/00_cd1_ctu_final_vi.docx
@@ -4581,13 +4581,10 @@
           <w:bCs/>
           <w:b/>
         </w:rPr>
-        <w:t xml:space="preserve">II 5/6</w:t>
-      </w:r>
-      <w:r>
-        <w:t xml:space="preserve"> </w:t>
-      </w:r>
-      <w:r>
-        <w:t xml:space="preserve">(đủ GCC trừ Oman vintage 2003),</w:t>
+        <w:t xml:space="preserve">II 6/6 đủ GCC</w:t>
+      </w:r>
+      <w:r>
+        <w:t xml:space="preserve">,</w:t>
       </w:r>
       <w:r>
         <w:t xml:space="preserve"> </w:t>
@@ -7890,7 +7887,7 @@
                 <w:iCs/>
                 <w:i/>
               </w:rPr>
-              <w:t xml:space="preserve">); coverage đã gần đủ (II 5/6, VI 8/8; thiếu Oman vintage + Lebanon/Yemen). Các bảng sd năng suất và tương quan vẫn theo bản khóa mô tả (101.185).</w:t>
+              <w:t xml:space="preserve">); coverage đã đủ (II 6/6, VI 8/8; chỉ thiếu Lebanon/Yemen ở Nhóm V). Các bảng sd năng suất và tương quan vẫn theo bản khóa mô tả (101.185).</w:t>
             </w:r>
           </w:p>
         </w:tc>
@@ -9211,31 +9208,31 @@
               <w:jc w:val="left"/>
             </w:pPr>
             <w:r>
-              <w:t xml:space="preserve">3,5</w:t>
-            </w:r>
-          </w:p>
-        </w:tc>
-        <w:tc>
-          <w:tcPr/>
-          <w:p>
-            <w:pPr>
-              <w:pStyle w:val="Compact"/>
-              <w:jc w:val="left"/>
-            </w:pPr>
-            <w:r>
-              <w:t xml:space="preserve">11,2</w:t>
-            </w:r>
-          </w:p>
-        </w:tc>
-        <w:tc>
-          <w:tcPr/>
-          <w:p>
-            <w:pPr>
-              <w:pStyle w:val="Compact"/>
-              <w:jc w:val="left"/>
-            </w:pPr>
-            <w:r>
-              <w:t xml:space="preserve">3,4</w:t>
+              <w:t xml:space="preserve">3,9</w:t>
+            </w:r>
+          </w:p>
+        </w:tc>
+        <w:tc>
+          <w:tcPr/>
+          <w:p>
+            <w:pPr>
+              <w:pStyle w:val="Compact"/>
+              <w:jc w:val="left"/>
+            </w:pPr>
+            <w:r>
+              <w:t xml:space="preserve">11,7</w:t>
+            </w:r>
+          </w:p>
+        </w:tc>
+        <w:tc>
+          <w:tcPr/>
+          <w:p>
+            <w:pPr>
+              <w:pStyle w:val="Compact"/>
+              <w:jc w:val="left"/>
+            </w:pPr>
+            <w:r>
+              <w:t xml:space="preserve">3,7</w:t>
             </w:r>
           </w:p>
         </w:tc>
@@ -9487,7 +9484,37 @@
           <w:iCs/>
           <w:i/>
         </w:rPr>
-        <w:t xml:space="preserve">). ¹Nhóm II: 5/6 nền GCC (Bahrain, Brunei, Kuwait, Qatar, Saudi Arabia) — chỉ thiếu Oman (chỉ có bản 2003 dùng bộ biến cũ). ²Nhóm VI:</w:t>
+        <w:t xml:space="preserve">). ¹Nhóm II:</w:t>
+      </w:r>
+      <w:r>
+        <w:rPr>
+          <w:iCs/>
+          <w:i/>
+        </w:rPr>
+        <w:t xml:space="preserve"> </w:t>
+      </w:r>
+      <w:r>
+        <w:rPr>
+          <w:bCs/>
+          <w:b/>
+          <w:iCs/>
+          <w:i/>
+        </w:rPr>
+        <w:t xml:space="preserve">đủ 6/6 nền GCC</w:t>
+      </w:r>
+      <w:r>
+        <w:rPr>
+          <w:iCs/>
+          <w:i/>
+        </w:rPr>
+        <w:t xml:space="preserve"> </w:t>
+      </w:r>
+      <w:r>
+        <w:rPr>
+          <w:iCs/>
+          <w:i/>
+        </w:rPr>
+        <w:t xml:space="preserve">(Bahrain, Brunei, Kuwait, Oman, Qatar, Saudi Arabia). ²Nhóm VI:</w:t>
       </w:r>
       <w:r>
         <w:rPr>
@@ -10285,43 +10312,43 @@
               <w:jc w:val="left"/>
             </w:pPr>
             <w:r>
-              <w:t xml:space="preserve">7,7</w:t>
-            </w:r>
-          </w:p>
-        </w:tc>
-        <w:tc>
-          <w:tcPr/>
-          <w:p>
-            <w:pPr>
-              <w:pStyle w:val="Compact"/>
-              <w:jc w:val="left"/>
-            </w:pPr>
-            <w:r>
-              <w:t xml:space="preserve">6,1</w:t>
-            </w:r>
-          </w:p>
-        </w:tc>
-        <w:tc>
-          <w:tcPr/>
-          <w:p>
-            <w:pPr>
-              <w:pStyle w:val="Compact"/>
-              <w:jc w:val="left"/>
-            </w:pPr>
-            <w:r>
-              <w:t xml:space="preserve">14,4</w:t>
-            </w:r>
-          </w:p>
-        </w:tc>
-        <w:tc>
-          <w:tcPr/>
-          <w:p>
-            <w:pPr>
-              <w:pStyle w:val="Compact"/>
-              <w:jc w:val="left"/>
-            </w:pPr>
-            <w:r>
-              <w:t xml:space="preserve">49,7</w:t>
+              <w:t xml:space="preserve">8,6</w:t>
+            </w:r>
+          </w:p>
+        </w:tc>
+        <w:tc>
+          <w:tcPr/>
+          <w:p>
+            <w:pPr>
+              <w:pStyle w:val="Compact"/>
+              <w:jc w:val="left"/>
+            </w:pPr>
+            <w:r>
+              <w:t xml:space="preserve">7,0</w:t>
+            </w:r>
+          </w:p>
+        </w:tc>
+        <w:tc>
+          <w:tcPr/>
+          <w:p>
+            <w:pPr>
+              <w:pStyle w:val="Compact"/>
+              <w:jc w:val="left"/>
+            </w:pPr>
+            <w:r>
+              <w:t xml:space="preserve">15,2</w:t>
+            </w:r>
+          </w:p>
+        </w:tc>
+        <w:tc>
+          <w:tcPr/>
+          <w:p>
+            <w:pPr>
+              <w:pStyle w:val="Compact"/>
+              <w:jc w:val="left"/>
+            </w:pPr>
+            <w:r>
+              <w:t xml:space="preserve">50,2</w:t>
             </w:r>
           </w:p>
         </w:tc>
@@ -10656,7 +10683,7 @@
           <w:iCs/>
           <w:i/>
         </w:rPr>
-        <w:t xml:space="preserve">5/6 nền GCC</w:t>
+        <w:t xml:space="preserve">đủ 6/6 nền GCC</w:t>
       </w:r>
       <w:r>
         <w:rPr>
@@ -10670,7 +10697,7 @@
           <w:iCs/>
           <w:i/>
         </w:rPr>
-        <w:t xml:space="preserve">(số THẬT, thay artifact 2-nền trước đây) — đặc trưng dầu mỏ: R&amp;D thấp (6,1%), nữ quản lý cấp cao rất thấp (4,0%), website 49,7%. ²Nhóm VI:</w:t>
+        <w:t xml:space="preserve">(số THẬT, thay artifact 2-nền trước đây) — đặc trưng dầu mỏ: R&amp;D thấp (7,0%), nữ quản lý cấp cao rất thấp (4,6%), website 50,2%. ²Nhóm VI:</w:t>
       </w:r>
       <w:r>
         <w:rPr>
@@ -11146,31 +11173,31 @@
               <w:jc w:val="left"/>
             </w:pPr>
             <w:r>
-              <w:t xml:space="preserve">77,1</w:t>
-            </w:r>
-          </w:p>
-        </w:tc>
-        <w:tc>
-          <w:tcPr/>
-          <w:p>
-            <w:pPr>
-              <w:pStyle w:val="Compact"/>
-              <w:jc w:val="left"/>
-            </w:pPr>
-            <w:r>
-              <w:t xml:space="preserve">11,2</w:t>
-            </w:r>
-          </w:p>
-        </w:tc>
-        <w:tc>
-          <w:tcPr/>
-          <w:p>
-            <w:pPr>
-              <w:pStyle w:val="Compact"/>
-              <w:jc w:val="left"/>
-            </w:pPr>
-            <w:r>
-              <w:t xml:space="preserve">13,3</w:t>
+              <w:t xml:space="preserve">77,4</w:t>
+            </w:r>
+          </w:p>
+        </w:tc>
+        <w:tc>
+          <w:tcPr/>
+          <w:p>
+            <w:pPr>
+              <w:pStyle w:val="Compact"/>
+              <w:jc w:val="left"/>
+            </w:pPr>
+            <w:r>
+              <w:t xml:space="preserve">11,7</w:t>
+            </w:r>
+          </w:p>
+        </w:tc>
+        <w:tc>
+          <w:tcPr/>
+          <w:p>
+            <w:pPr>
+              <w:pStyle w:val="Compact"/>
+              <w:jc w:val="left"/>
+            </w:pPr>
+            <w:r>
+              <w:t xml:space="preserve">13,6</w:t>
             </w:r>
           </w:p>
         </w:tc>
@@ -11393,7 +11420,7 @@
           <w:iCs/>
           <w:i/>
         </w:rPr>
-        <w:t xml:space="preserve">Nguồn: tái tính từ raw WBES, khung 49 nền, dedupe nước-năm (SME = &lt;100 lao động thường xuyên l1; FDI = sở hữu nước ngoài b2b ≥10%). ¹Nhóm II: 5/6 nền GCC (thiếu Oman vintage). ²Nhóm VI: đủ 8/8 nền — SME cao nhất (91,8%) và FDI cao (20,0%, do du lịch/viễn thông MNE); bản khóa 7-Pacific trước đây: SME 88,5%, FDI 23,5%.</w:t>
+        <w:t xml:space="preserve">Nguồn: tái tính từ raw WBES, khung 49 nền, dedupe nước-năm (SME = &lt;100 lao động thường xuyên l1; FDI = sở hữu nước ngoài b2b ≥10%). ¹Nhóm II: đủ 6/6 nền GCC. ²Nhóm VI: đủ 8/8 nền — SME cao nhất (91,8%) và FDI cao (20,0%, do du lịch/viễn thông MNE); bản khóa 7-Pacific trước đây: SME 88,5%, FDI 23,5%.</w:t>
       </w:r>
     </w:p>
     <w:p>

--- a/dist/chuyen_de_1/00_cd1_ctu_final_vi.docx
+++ b/dist/chuyen_de_1/00_cd1_ctu_final_vi.docx
@@ -4571,7 +4571,23 @@
         <w:t xml:space="preserve">data_wbes/analysis/CD1_PIPELINE_RESULTS.md</w:t>
       </w:r>
       <w:r>
-        <w:t xml:space="preserve">) với coverage gần đủ sau khi nạp raw bổ sung: Nhóm I 5/5, III 6/6, IV 7/7, V 15/17,</w:t>
+        <w:t xml:space="preserve">) với coverage</w:t>
+      </w:r>
+      <w:r>
+        <w:t xml:space="preserve"> </w:t>
+      </w:r>
+      <w:r>
+        <w:rPr>
+          <w:bCs/>
+          <w:b/>
+        </w:rPr>
+        <w:t xml:space="preserve">đủ 49/49 nền</w:t>
+      </w:r>
+      <w:r>
+        <w:t xml:space="preserve"> </w:t>
+      </w:r>
+      <w:r>
+        <w:t xml:space="preserve">sau khi nạp raw bổ sung (chỉ đợt ≥2006): Nhóm I 5/5,</w:t>
       </w:r>
       <w:r>
         <w:t xml:space="preserve"> </w:t>
@@ -4584,17 +4600,33 @@
         <w:t xml:space="preserve">II 6/6 đủ GCC</w:t>
       </w:r>
       <w:r>
-        <w:t xml:space="preserve">,</w:t>
-      </w:r>
-      <w:r>
-        <w:t xml:space="preserve"> </w:t>
-      </w:r>
-      <w:r>
-        <w:rPr>
-          <w:bCs/>
-          <w:b/>
-        </w:rPr>
-        <w:t xml:space="preserve">VI 8/8 hoàn chỉnh</w:t>
+        <w:t xml:space="preserve">, III 6/6, IV 7/7,</w:t>
+      </w:r>
+      <w:r>
+        <w:t xml:space="preserve"> </w:t>
+      </w:r>
+      <w:r>
+        <w:rPr>
+          <w:bCs/>
+          <w:b/>
+        </w:rPr>
+        <w:t xml:space="preserve">V 17/17</w:t>
+      </w:r>
+      <w:r>
+        <w:t xml:space="preserve"> </w:t>
+      </w:r>
+      <w:r>
+        <w:t xml:space="preserve">(gồm Lebanon, Yemen),</w:t>
+      </w:r>
+      <w:r>
+        <w:t xml:space="preserve"> </w:t>
+      </w:r>
+      <w:r>
+        <w:rPr>
+          <w:bCs/>
+          <w:b/>
+        </w:rPr>
+        <w:t xml:space="preserve">VI 8/8</w:t>
       </w:r>
       <w:r>
         <w:t xml:space="preserve"> </w:t>
@@ -7887,7 +7919,37 @@
                 <w:iCs/>
                 <w:i/>
               </w:rPr>
-              <w:t xml:space="preserve">); coverage đã đủ (II 6/6, VI 8/8; chỉ thiếu Lebanon/Yemen ở Nhóm V). Các bảng sd năng suất và tương quan vẫn theo bản khóa mô tả (101.185).</w:t>
+              <w:t xml:space="preserve">); coverage đã</w:t>
+            </w:r>
+            <w:r>
+              <w:rPr>
+                <w:iCs/>
+                <w:i/>
+              </w:rPr>
+              <w:t xml:space="preserve"> </w:t>
+            </w:r>
+            <w:r>
+              <w:rPr>
+                <w:bCs/>
+                <w:b/>
+                <w:iCs/>
+                <w:i/>
+              </w:rPr>
+              <w:t xml:space="preserve">đủ 49/49 nền</w:t>
+            </w:r>
+            <w:r>
+              <w:rPr>
+                <w:iCs/>
+                <w:i/>
+              </w:rPr>
+              <w:t xml:space="preserve"> </w:t>
+            </w:r>
+            <w:r>
+              <w:rPr>
+                <w:iCs/>
+                <w:i/>
+              </w:rPr>
+              <w:t xml:space="preserve">(II 6/6, V 17/17, VI 8/8). Các bảng sd năng suất và tương quan vẫn theo bản khóa mô tả (101.185).</w:t>
             </w:r>
           </w:p>
         </w:tc>
@@ -9370,19 +9432,19 @@
               <w:jc w:val="left"/>
             </w:pPr>
             <w:r>
-              <w:t xml:space="preserve">17,9</w:t>
-            </w:r>
-          </w:p>
-        </w:tc>
-        <w:tc>
-          <w:tcPr/>
-          <w:p>
-            <w:pPr>
-              <w:pStyle w:val="Compact"/>
-              <w:jc w:val="left"/>
-            </w:pPr>
-            <w:r>
-              <w:t xml:space="preserve">4,7</w:t>
+              <w:t xml:space="preserve">18,8</w:t>
+            </w:r>
+          </w:p>
+        </w:tc>
+        <w:tc>
+          <w:tcPr/>
+          <w:p>
+            <w:pPr>
+              <w:pStyle w:val="Compact"/>
+              <w:jc w:val="left"/>
+            </w:pPr>
+            <w:r>
+              <w:t xml:space="preserve">4,5</w:t>
             </w:r>
           </w:p>
         </w:tc>
@@ -10522,55 +10584,55 @@
               <w:jc w:val="left"/>
             </w:pPr>
             <w:r>
-              <w:t xml:space="preserve">23,8</w:t>
-            </w:r>
-          </w:p>
-        </w:tc>
-        <w:tc>
-          <w:tcPr/>
-          <w:p>
-            <w:pPr>
-              <w:pStyle w:val="Compact"/>
-              <w:jc w:val="left"/>
-            </w:pPr>
-            <w:r>
-              <w:t xml:space="preserve">15,9</w:t>
-            </w:r>
-          </w:p>
-        </w:tc>
-        <w:tc>
-          <w:tcPr/>
-          <w:p>
-            <w:pPr>
-              <w:pStyle w:val="Compact"/>
-              <w:jc w:val="left"/>
-            </w:pPr>
-            <w:r>
-              <w:t xml:space="preserve">15,9</w:t>
-            </w:r>
-          </w:p>
-        </w:tc>
-        <w:tc>
-          <w:tcPr/>
-          <w:p>
-            <w:pPr>
-              <w:pStyle w:val="Compact"/>
-              <w:jc w:val="left"/>
-            </w:pPr>
-            <w:r>
-              <w:t xml:space="preserve">12,3</w:t>
-            </w:r>
-          </w:p>
-        </w:tc>
-        <w:tc>
-          <w:tcPr/>
-          <w:p>
-            <w:pPr>
-              <w:pStyle w:val="Compact"/>
-              <w:jc w:val="left"/>
-            </w:pPr>
-            <w:r>
-              <w:t xml:space="preserve">39,8</w:t>
+              <w:t xml:space="preserve">24,4</w:t>
+            </w:r>
+          </w:p>
+        </w:tc>
+        <w:tc>
+          <w:tcPr/>
+          <w:p>
+            <w:pPr>
+              <w:pStyle w:val="Compact"/>
+              <w:jc w:val="left"/>
+            </w:pPr>
+            <w:r>
+              <w:t xml:space="preserve">16,3</w:t>
+            </w:r>
+          </w:p>
+        </w:tc>
+        <w:tc>
+          <w:tcPr/>
+          <w:p>
+            <w:pPr>
+              <w:pStyle w:val="Compact"/>
+              <w:jc w:val="left"/>
+            </w:pPr>
+            <w:r>
+              <w:t xml:space="preserve">17,5</w:t>
+            </w:r>
+          </w:p>
+        </w:tc>
+        <w:tc>
+          <w:tcPr/>
+          <w:p>
+            <w:pPr>
+              <w:pStyle w:val="Compact"/>
+              <w:jc w:val="left"/>
+            </w:pPr>
+            <w:r>
+              <w:t xml:space="preserve">12,7</w:t>
+            </w:r>
+          </w:p>
+        </w:tc>
+        <w:tc>
+          <w:tcPr/>
+          <w:p>
+            <w:pPr>
+              <w:pStyle w:val="Compact"/>
+              <w:jc w:val="left"/>
+            </w:pPr>
+            <w:r>
+              <w:t xml:space="preserve">40,9</w:t>
             </w:r>
           </w:p>
         </w:tc>
@@ -11323,31 +11385,31 @@
               <w:jc w:val="left"/>
             </w:pPr>
             <w:r>
-              <w:t xml:space="preserve">85,7</w:t>
-            </w:r>
-          </w:p>
-        </w:tc>
-        <w:tc>
-          <w:tcPr/>
-          <w:p>
-            <w:pPr>
-              <w:pStyle w:val="Compact"/>
-              <w:jc w:val="left"/>
-            </w:pPr>
-            <w:r>
-              <w:t xml:space="preserve">17,9</w:t>
-            </w:r>
-          </w:p>
-        </w:tc>
-        <w:tc>
-          <w:tcPr/>
-          <w:p>
-            <w:pPr>
-              <w:pStyle w:val="Compact"/>
-              <w:jc w:val="left"/>
-            </w:pPr>
-            <w:r>
-              <w:t xml:space="preserve">7,5</w:t>
+              <w:t xml:space="preserve">86,0</w:t>
+            </w:r>
+          </w:p>
+        </w:tc>
+        <w:tc>
+          <w:tcPr/>
+          <w:p>
+            <w:pPr>
+              <w:pStyle w:val="Compact"/>
+              <w:jc w:val="left"/>
+            </w:pPr>
+            <w:r>
+              <w:t xml:space="preserve">18,8</w:t>
+            </w:r>
+          </w:p>
+        </w:tc>
+        <w:tc>
+          <w:tcPr/>
+          <w:p>
+            <w:pPr>
+              <w:pStyle w:val="Compact"/>
+              <w:jc w:val="left"/>
+            </w:pPr>
+            <w:r>
+              <w:t xml:space="preserve">7,1</w:t>
             </w:r>
           </w:p>
         </w:tc>

--- a/dist/chuyen_de_1/00_cd1_ctu_final_vi.docx
+++ b/dist/chuyen_de_1/00_cd1_ctu_final_vi.docx
@@ -7950,6 +7950,118 @@
                 <w:i/>
               </w:rPr>
               <w:t xml:space="preserve">(II 6/6, V 17/17, VI 8/8). Các bảng sd năng suất và tương quan vẫn theo bản khóa mô tả (101.185).</w:t>
+            </w:r>
+            <w:r>
+              <w:rPr>
+                <w:iCs/>
+                <w:i/>
+              </w:rPr>
+              <w:t xml:space="preserve"> </w:t>
+            </w:r>
+            <w:r>
+              <w:rPr>
+                <w:bCs/>
+                <w:b/>
+                <w:iCs/>
+                <w:i/>
+              </w:rPr>
+              <w:t xml:space="preserve">Cập nhật dữ liệu 2026:</w:t>
+            </w:r>
+            <w:r>
+              <w:rPr>
+                <w:iCs/>
+                <w:i/>
+              </w:rPr>
+              <w:t xml:space="preserve"> </w:t>
+            </w:r>
+            <w:r>
+              <w:rPr>
+                <w:iCs/>
+                <w:i/>
+              </w:rPr>
+              <w:t xml:space="preserve">bộ raw bổ sung</w:t>
+            </w:r>
+            <w:r>
+              <w:rPr>
+                <w:iCs/>
+                <w:i/>
+              </w:rPr>
+              <w:t xml:space="preserve"> </w:t>
+            </w:r>
+            <w:r>
+              <w:rPr>
+                <w:bCs/>
+                <w:b/>
+                <w:iCs/>
+                <w:i/>
+              </w:rPr>
+              <w:t xml:space="preserve">Japan-2025</w:t>
+            </w:r>
+            <w:r>
+              <w:rPr>
+                <w:iCs/>
+                <w:i/>
+              </w:rPr>
+              <w:t xml:space="preserve"> </w:t>
+            </w:r>
+            <w:r>
+              <w:rPr>
+                <w:iCs/>
+                <w:i/>
+              </w:rPr>
+              <w:t xml:space="preserve">(khảo sát lần đầu, Nhóm I — nâng khung phân loại lên 50 nền/94.032 DN) và sóng mới 2024–2026 của 31 nền; các quan sát này lưu trữ phục vụ vòng ước lượng lại P3–P9,</w:t>
+            </w:r>
+            <w:r>
+              <w:rPr>
+                <w:iCs/>
+                <w:i/>
+              </w:rPr>
+              <w:t xml:space="preserve"> </w:t>
+            </w:r>
+            <w:r>
+              <w:rPr>
+                <w:bCs/>
+                <w:b/>
+                <w:iCs/>
+                <w:i/>
+              </w:rPr>
+              <w:t xml:space="preserve">không</w:t>
+            </w:r>
+            <w:r>
+              <w:rPr>
+                <w:iCs/>
+                <w:i/>
+              </w:rPr>
+              <w:t xml:space="preserve"> </w:t>
+            </w:r>
+            <w:r>
+              <w:rPr>
+                <w:iCs/>
+                <w:i/>
+              </w:rPr>
+              <w:t xml:space="preserve">đổi số phân tích 49 nền đã khóa trong chuyên đề (xem</w:t>
+            </w:r>
+            <w:r>
+              <w:rPr>
+                <w:iCs/>
+                <w:i/>
+              </w:rPr>
+              <w:t xml:space="preserve"> </w:t>
+            </w:r>
+            <w:r>
+              <w:rPr>
+                <w:rStyle w:val="VerbatimChar"/>
+                <w:iCs/>
+                <w:i/>
+              </w:rPr>
+              <w:t xml:space="preserve">data_wbes/analysis/DATA_UPDATE_MANIFEST.md</w:t>
+            </w:r>
+            <w:r>
+              <w:rPr>
+                <w:iCs/>
+                <w:i/>
+              </w:rPr>
+              <w:t xml:space="preserve">).</w:t>
             </w:r>
           </w:p>
         </w:tc>

--- a/dist/chuyen_de_1/00_cd1_ctu_final_vi.docx
+++ b/dist/chuyen_de_1/00_cd1_ctu_final_vi.docx
@@ -4648,7 +4648,23 @@
         <w:t xml:space="preserve"> </w:t>
       </w:r>
       <w:r>
-        <w:t xml:space="preserve">(2.3.3.1 phân tán năng suất, 2.3.6.x temporal/tham nhũng chi tiết, 2.3.7.1 tiểu cảnh, 2.3.8.x tương quan) vẫn theo bản khóa mô tả (101.185) chờ mở rộng pipeline.</w:t>
+        <w:t xml:space="preserve">(2.3.6.x temporal/tham nhũng chi tiết, 2.3.7.1 tiểu cảnh, 2.3.8.x tương quan) vẫn theo bản khóa mô tả (101.185);</w:t>
+      </w:r>
+      <w:r>
+        <w:t xml:space="preserve"> </w:t>
+      </w:r>
+      <w:r>
+        <w:rPr>
+          <w:bCs/>
+          <w:b/>
+        </w:rPr>
+        <w:t xml:space="preserve">Bảng 2.3.3.1 phân tán năng suất đã được hiệu chỉnh artifact tiền tệ</w:t>
+      </w:r>
+      <w:r>
+        <w:t xml:space="preserve"> </w:t>
+      </w:r>
+      <w:r>
+        <w:t xml:space="preserve">(panel LP-z + ROS).</w:t>
       </w:r>
     </w:p>
     <w:p>
@@ -7949,7 +7965,7 @@
                 <w:iCs/>
                 <w:i/>
               </w:rPr>
-              <w:t xml:space="preserve">(II 6/6, V 17/17, VI 8/8). Các bảng sd năng suất và tương quan vẫn theo bản khóa mô tả (101.185).</w:t>
+              <w:t xml:space="preserve">(II 6/6, V 17/17, VI 8/8). Bảng tương quan (2.3.8.x) vẫn theo bản khóa mô tả (101.185); Bảng 2.3.3.1 phân tán đã hiệu chỉnh artifact tiền tệ (LP-z + ROS).</w:t>
             </w:r>
             <w:r>
               <w:rPr>
@@ -9191,23 +9207,526 @@
         <w:pStyle w:val="BodyText"/>
       </w:pPr>
       <w:r>
-        <w:t xml:space="preserve">Năm phát hiện chính từ Bảng 2.3.3.1: (1) Phân tán Advanced gộp giảm từ 1,00 → 0,86 sau khi bổ sung Vùng Vịnh — bằng chứng dị biệt nội bộ; (2) Frontier cao nhất — phù hợp</w:t>
-      </w:r>
-      <w:r>
-        <w:t xml:space="preserve"> </w:t>
-      </w:r>
-      <w:r>
-        <w:rPr>
-          <w:bCs/>
-          <w:b/>
-        </w:rPr>
-        <w:t xml:space="preserve">giả thuyết phân bổ sai nguồn lực</w:t>
-      </w:r>
-      <w:r>
-        <w:t xml:space="preserve"> </w:t>
-      </w:r>
-      <w:r>
-        <w:t xml:space="preserve">Hsieh &amp; Klenow (2009, 2014); (3) SIDS ở mức trung bình ~1,32; (4) tỷ số P90/P10 tăng đơn điệu theo phân nhóm con; (5) bằng chứng cho điều tiết thể chế trong quan hệ quốc tế hóa → hiệu quả.</w:t>
+        <w:rPr>
+          <w:bCs/>
+          <w:b/>
+        </w:rPr>
+        <w:t xml:space="preserve">Hiệu chỉnh artifact tiền tệ (quan trọng).</w:t>
+      </w:r>
+      <w:r>
+        <w:t xml:space="preserve"> </w:t>
+      </w:r>
+      <w:r>
+        <w:t xml:space="preserve">Cột</w:t>
+      </w:r>
+      <w:r>
+        <w:t xml:space="preserve"> </w:t>
+      </w:r>
+      <w:r>
+        <w:t xml:space="preserve">“</w:t>
+      </w:r>
+      <w:r>
+        <w:t xml:space="preserve">sd log</w:t>
+      </w:r>
+      <w:r>
+        <w:t xml:space="preserve">”</w:t>
+      </w:r>
+      <w:r>
+        <w:t xml:space="preserve"> </w:t>
+      </w:r>
+      <w:r>
+        <w:t xml:space="preserve">ở Bảng 2.3.3.1 đo độ lệch chuẩn của</w:t>
+      </w:r>
+      <w:r>
+        <w:t xml:space="preserve"> </w:t>
+      </w:r>
+      <w:r>
+        <w:rPr>
+          <w:bCs/>
+          <w:b/>
+        </w:rPr>
+        <w:t xml:space="preserve">log năng suất lao động thô</w:t>
+      </w:r>
+      <w:r>
+        <w:t xml:space="preserve">, vốn được biểu thị bằng</w:t>
+      </w:r>
+      <w:r>
+        <w:t xml:space="preserve"> </w:t>
+      </w:r>
+      <w:r>
+        <w:rPr>
+          <w:bCs/>
+          <w:b/>
+        </w:rPr>
+        <w:t xml:space="preserve">nội tệ khác nhau</w:t>
+      </w:r>
+      <w:r>
+        <w:t xml:space="preserve"> </w:t>
+      </w:r>
+      <w:r>
+        <w:t xml:space="preserve">giữa các nước — do đó chênh lệch sd giữa nhóm phản ánh một phần khác biệt đơn vị tiền tệ/mặt bằng giá,</w:t>
+      </w:r>
+      <w:r>
+        <w:t xml:space="preserve"> </w:t>
+      </w:r>
+      <w:r>
+        <w:rPr>
+          <w:bCs/>
+          <w:b/>
+        </w:rPr>
+        <w:t xml:space="preserve">không phải</w:t>
+      </w:r>
+      <w:r>
+        <w:t xml:space="preserve"> </w:t>
+      </w:r>
+      <w:r>
+        <w:t xml:space="preserve">thuần túy phân tán hiệu quả. Khi chuẩn hóa năng suất theo</w:t>
+      </w:r>
+      <w:r>
+        <w:t xml:space="preserve"> </w:t>
+      </w:r>
+      <w:r>
+        <w:rPr>
+          <w:bCs/>
+          <w:b/>
+        </w:rPr>
+        <w:t xml:space="preserve">z-score within country-year</w:t>
+      </w:r>
+      <w:r>
+        <w:t xml:space="preserve"> </w:t>
+      </w:r>
+      <w:r>
+        <w:t xml:space="preserve">(loại artifact), độ phân tán nội nhóm gần như</w:t>
+      </w:r>
+      <w:r>
+        <w:t xml:space="preserve"> </w:t>
+      </w:r>
+      <w:r>
+        <w:rPr>
+          <w:bCs/>
+          <w:b/>
+        </w:rPr>
+        <w:t xml:space="preserve">đồng đều</w:t>
+      </w:r>
+      <w:r>
+        <w:t xml:space="preserve"> </w:t>
+      </w:r>
+      <w:r>
+        <w:t xml:space="preserve">giữa sáu nhóm ICRV — không có gradient:</w:t>
+      </w:r>
+    </w:p>
+    <w:tbl>
+      <w:tblPr>
+        <w:tblStyle w:val="Table"/>
+        <w:tblW w:type="auto" w:w="0"/>
+        <w:tblLook w:firstRow="1" w:lastRow="0" w:firstColumn="0" w:lastColumn="0" w:noHBand="0" w:noVBand="0" w:val="0020"/>
+        <w:jc w:val="start"/>
+      </w:tblPr>
+      <w:tblGrid>
+        <w:gridCol w:w="1131"/>
+        <w:gridCol w:w="1131"/>
+        <w:gridCol w:w="1131"/>
+        <w:gridCol w:w="1131"/>
+        <w:gridCol w:w="1131"/>
+        <w:gridCol w:w="1131"/>
+        <w:gridCol w:w="1131"/>
+      </w:tblGrid>
+      <w:tr>
+        <w:trPr>
+          <w:tblHeader w:val="true"/>
+        </w:trPr>
+        <w:tc>
+          <w:tcPr/>
+          <w:p>
+            <w:pPr>
+              <w:pStyle w:val="Compact"/>
+              <w:jc w:val="left"/>
+            </w:pPr>
+            <w:r>
+              <w:t xml:space="preserve">Nhóm ICRV</w:t>
+            </w:r>
+          </w:p>
+        </w:tc>
+        <w:tc>
+          <w:tcPr/>
+          <w:p>
+            <w:pPr>
+              <w:pStyle w:val="Compact"/>
+              <w:jc w:val="right"/>
+            </w:pPr>
+            <w:r>
+              <w:t xml:space="preserve">I</w:t>
+            </w:r>
+          </w:p>
+        </w:tc>
+        <w:tc>
+          <w:tcPr/>
+          <w:p>
+            <w:pPr>
+              <w:pStyle w:val="Compact"/>
+              <w:jc w:val="right"/>
+            </w:pPr>
+            <w:r>
+              <w:t xml:space="preserve">II</w:t>
+            </w:r>
+          </w:p>
+        </w:tc>
+        <w:tc>
+          <w:tcPr/>
+          <w:p>
+            <w:pPr>
+              <w:pStyle w:val="Compact"/>
+              <w:jc w:val="right"/>
+            </w:pPr>
+            <w:r>
+              <w:t xml:space="preserve">III</w:t>
+            </w:r>
+          </w:p>
+        </w:tc>
+        <w:tc>
+          <w:tcPr/>
+          <w:p>
+            <w:pPr>
+              <w:pStyle w:val="Compact"/>
+              <w:jc w:val="right"/>
+            </w:pPr>
+            <w:r>
+              <w:t xml:space="preserve">IV</w:t>
+            </w:r>
+          </w:p>
+        </w:tc>
+        <w:tc>
+          <w:tcPr/>
+          <w:p>
+            <w:pPr>
+              <w:pStyle w:val="Compact"/>
+              <w:jc w:val="right"/>
+            </w:pPr>
+            <w:r>
+              <w:t xml:space="preserve">V</w:t>
+            </w:r>
+          </w:p>
+        </w:tc>
+        <w:tc>
+          <w:tcPr/>
+          <w:p>
+            <w:pPr>
+              <w:pStyle w:val="Compact"/>
+              <w:jc w:val="right"/>
+            </w:pPr>
+            <w:r>
+              <w:t xml:space="preserve">VI</w:t>
+            </w:r>
+          </w:p>
+        </w:tc>
+      </w:tr>
+      <w:tr>
+        <w:tc>
+          <w:tcPr/>
+          <w:p>
+            <w:pPr>
+              <w:pStyle w:val="Compact"/>
+              <w:jc w:val="left"/>
+            </w:pPr>
+            <w:r>
+              <w:t xml:space="preserve">Phân tán LP-z (sd)</w:t>
+            </w:r>
+          </w:p>
+        </w:tc>
+        <w:tc>
+          <w:tcPr/>
+          <w:p>
+            <w:pPr>
+              <w:pStyle w:val="Compact"/>
+              <w:jc w:val="right"/>
+            </w:pPr>
+            <w:r>
+              <w:t xml:space="preserve">1,00</w:t>
+            </w:r>
+          </w:p>
+        </w:tc>
+        <w:tc>
+          <w:tcPr/>
+          <w:p>
+            <w:pPr>
+              <w:pStyle w:val="Compact"/>
+              <w:jc w:val="right"/>
+            </w:pPr>
+            <w:r>
+              <w:t xml:space="preserve">0,92</w:t>
+            </w:r>
+          </w:p>
+        </w:tc>
+        <w:tc>
+          <w:tcPr/>
+          <w:p>
+            <w:pPr>
+              <w:pStyle w:val="Compact"/>
+              <w:jc w:val="right"/>
+            </w:pPr>
+            <w:r>
+              <w:t xml:space="preserve">1,00</w:t>
+            </w:r>
+          </w:p>
+        </w:tc>
+        <w:tc>
+          <w:tcPr/>
+          <w:p>
+            <w:pPr>
+              <w:pStyle w:val="Compact"/>
+              <w:jc w:val="right"/>
+            </w:pPr>
+            <w:r>
+              <w:t xml:space="preserve">1,00</w:t>
+            </w:r>
+          </w:p>
+        </w:tc>
+        <w:tc>
+          <w:tcPr/>
+          <w:p>
+            <w:pPr>
+              <w:pStyle w:val="Compact"/>
+              <w:jc w:val="right"/>
+            </w:pPr>
+            <w:r>
+              <w:t xml:space="preserve">0,97</w:t>
+            </w:r>
+          </w:p>
+        </w:tc>
+        <w:tc>
+          <w:tcPr/>
+          <w:p>
+            <w:pPr>
+              <w:pStyle w:val="Compact"/>
+              <w:jc w:val="right"/>
+            </w:pPr>
+            <w:r>
+              <w:t xml:space="preserve">1,00</w:t>
+            </w:r>
+          </w:p>
+        </w:tc>
+      </w:tr>
+    </w:tbl>
+    <w:p>
+      <w:pPr>
+        <w:pStyle w:val="BodyText"/>
+      </w:pPr>
+      <w:r>
+        <w:t xml:space="preserve">Gradient thể chế</w:t>
+      </w:r>
+      <w:r>
+        <w:t xml:space="preserve"> </w:t>
+      </w:r>
+      <w:r>
+        <w:rPr>
+          <w:bCs/>
+          <w:b/>
+        </w:rPr>
+        <w:t xml:space="preserve">hợp lệ</w:t>
+      </w:r>
+      <w:r>
+        <w:t xml:space="preserve"> </w:t>
+      </w:r>
+      <w:r>
+        <w:t xml:space="preserve">(bất biến tiền tệ) nằm ở</w:t>
+      </w:r>
+      <w:r>
+        <w:t xml:space="preserve"> </w:t>
+      </w:r>
+      <w:r>
+        <w:rPr>
+          <w:bCs/>
+          <w:b/>
+        </w:rPr>
+        <w:t xml:space="preserve">tỷ suất sinh lời trên doanh thu (ROS)</w:t>
+      </w:r>
+      <w:r>
+        <w:t xml:space="preserve"> </w:t>
+      </w:r>
+      <w:r>
+        <w:t xml:space="preserve">— chỉ số mức không thứ nguyên: ROS trung vị giảm từ</w:t>
+      </w:r>
+      <w:r>
+        <w:t xml:space="preserve"> </w:t>
+      </w:r>
+      <w:r>
+        <w:rPr>
+          <w:bCs/>
+          <w:b/>
+        </w:rPr>
+        <w:t xml:space="preserve">0,50 (Nhóm I) → 0,45 (III) → 0,35 (IV)</w:t>
+      </w:r>
+      <w:r>
+        <w:t xml:space="preserve">; Nhóm V–VI méo bởi outlier nên dùng trung vị (V≈0,41; VI≈0,47). Nguồn:</w:t>
+      </w:r>
+      <w:r>
+        <w:t xml:space="preserve"> </w:t>
+      </w:r>
+      <w:r>
+        <w:rPr>
+          <w:rStyle w:val="VerbatimChar"/>
+        </w:rPr>
+        <w:t xml:space="preserve">data_wbes/analysis/FP_DESCRIPTIVES_RESULTS.md</w:t>
+      </w:r>
+      <w:r>
+        <w:t xml:space="preserve">.</w:t>
+      </w:r>
+    </w:p>
+    <w:p>
+      <w:pPr>
+        <w:pStyle w:val="BodyText"/>
+      </w:pPr>
+      <w:r>
+        <w:t xml:space="preserve">Phát hiện chính (sau hiệu chỉnh artifact): (1) phân tán</w:t>
+      </w:r>
+      <w:r>
+        <w:t xml:space="preserve"> </w:t>
+      </w:r>
+      <w:r>
+        <w:rPr>
+          <w:bCs/>
+          <w:b/>
+        </w:rPr>
+        <w:t xml:space="preserve">năng suất nội nhóm</w:t>
+      </w:r>
+      <w:r>
+        <w:t xml:space="preserve"> </w:t>
+      </w:r>
+      <w:r>
+        <w:t xml:space="preserve">(LP-z) gần đồng đều giữa các nhóm ICRV (0,92–1,00) — gradient phân tán trong</w:t>
+      </w:r>
+      <w:r>
+        <w:t xml:space="preserve"> </w:t>
+      </w:r>
+      <w:r>
+        <w:t xml:space="preserve">“</w:t>
+      </w:r>
+      <w:r>
+        <w:t xml:space="preserve">sd log</w:t>
+      </w:r>
+      <w:r>
+        <w:t xml:space="preserve">”</w:t>
+      </w:r>
+      <w:r>
+        <w:t xml:space="preserve"> </w:t>
+      </w:r>
+      <w:r>
+        <w:t xml:space="preserve">thô phần lớn là artifact tiền tệ,</w:t>
+      </w:r>
+      <w:r>
+        <w:t xml:space="preserve"> </w:t>
+      </w:r>
+      <w:r>
+        <w:rPr>
+          <w:bCs/>
+          <w:b/>
+        </w:rPr>
+        <w:t xml:space="preserve">không</w:t>
+      </w:r>
+      <w:r>
+        <w:t xml:space="preserve"> </w:t>
+      </w:r>
+      <w:r>
+        <w:t xml:space="preserve">suy diễn được trực tiếp thành phân bổ sai nguồn lực; (2) gradient</w:t>
+      </w:r>
+      <w:r>
+        <w:t xml:space="preserve"> </w:t>
+      </w:r>
+      <w:r>
+        <w:rPr>
+          <w:bCs/>
+          <w:b/>
+        </w:rPr>
+        <w:t xml:space="preserve">mức</w:t>
+      </w:r>
+      <w:r>
+        <w:t xml:space="preserve"> </w:t>
+      </w:r>
+      <w:r>
+        <w:t xml:space="preserve">hợp lệ là</w:t>
+      </w:r>
+      <w:r>
+        <w:t xml:space="preserve"> </w:t>
+      </w:r>
+      <w:r>
+        <w:rPr>
+          <w:bCs/>
+          <w:b/>
+        </w:rPr>
+        <w:t xml:space="preserve">ROS trung vị giảm I→IV</w:t>
+      </w:r>
+      <w:r>
+        <w:t xml:space="preserve"> </w:t>
+      </w:r>
+      <w:r>
+        <w:t xml:space="preserve">(0,50→0,35), nhất quán với cơ chế điều tiết thể chế (thể chế yếu → biên lợi nhuận thấp hơn); (3) suy diễn về điều tiết thể chế trong quan hệ quốc tế hóa→hiệu quả được neo vào bằng chứng</w:t>
+      </w:r>
+      <w:r>
+        <w:t xml:space="preserve"> </w:t>
+      </w:r>
+      <w:r>
+        <w:rPr>
+          <w:bCs/>
+          <w:b/>
+        </w:rPr>
+        <w:t xml:space="preserve">suy diễn</w:t>
+      </w:r>
+      <w:r>
+        <w:t xml:space="preserve"> </w:t>
+      </w:r>
+      <w:r>
+        <w:t xml:space="preserve">ở meta-analysis P6 (</w:t>
+      </w:r>
+      <m:oMath>
+        <m:sSub>
+          <m:e>
+            <m:r>
+              <m:t>Q</m:t>
+            </m:r>
+          </m:e>
+          <m:sub>
+            <m:r>
+              <m:t>M</m:t>
+            </m:r>
+          </m:sub>
+        </m:sSub>
+        <m:r>
+          <m:rPr>
+            <m:sty m:val="p"/>
+          </m:rPr>
+          <m:t>=</m:t>
+        </m:r>
+        <m:r>
+          <m:t>17</m:t>
+        </m:r>
+        <m:r>
+          <m:rPr>
+            <m:sty m:val="p"/>
+          </m:rPr>
+          <m:t>,</m:t>
+        </m:r>
+        <m:r>
+          <m:t>35</m:t>
+        </m:r>
+      </m:oMath>
+      <w:r>
+        <w:t xml:space="preserve">) và gradient điểm uốn P7, chứ không phải vào so sánh sd-log mô tả. Cách diễn giải misallocation theo Hsieh &amp; Klenow (2009, 2014) chỉ là</w:t>
+      </w:r>
+      <w:r>
+        <w:t xml:space="preserve"> </w:t>
+      </w:r>
+      <w:r>
+        <w:rPr>
+          <w:bCs/>
+          <w:b/>
+        </w:rPr>
+        <w:t xml:space="preserve">nhất quán</w:t>
+      </w:r>
+      <w:r>
+        <w:t xml:space="preserve"> </w:t>
+      </w:r>
+      <w:r>
+        <w:t xml:space="preserve">với khung, không phải bằng chứng phân rã trực tiếp.</w:t>
       </w:r>
     </w:p>
     <w:bookmarkEnd w:id="42"/>

--- a/dist/chuyen_de_1/00_cd1_ctu_final_vi.docx
+++ b/dist/chuyen_de_1/00_cd1_ctu_final_vi.docx
@@ -5112,7 +5112,7 @@
           <w:bCs/>
           <w:b/>
         </w:rPr>
-        <w:t xml:space="preserve">Biến FSTS (Foreign Trade Sales to Total Sales)</w:t>
+        <w:t xml:space="preserve">Biến FSTS (Foreign Sales to Total Sales)</w:t>
       </w:r>
       <w:r>
         <w:t xml:space="preserve">:</w:t>
@@ -5127,22 +5127,84 @@
         <w:t xml:space="preserve">FSTS = (d3b + d3c) / 100</w:t>
       </w:r>
       <w:r>
-        <w:t xml:space="preserve">, trong đó d3b là tỷ lệ doanh thu xuất khẩu trực tiếp và d3c là tỷ lệ doanh thu xuất khẩu gián tiếp. Quan sát thiếu FSTS được gán bằng 0 nếu doanh nghiệp không xuất khẩu (d3a =</w:t>
-      </w:r>
-      <w:r>
-        <w:t xml:space="preserve"> </w:t>
-      </w:r>
-      <w:r>
-        <w:t xml:space="preserve">“</w:t>
-      </w:r>
-      <w:r>
-        <w:t xml:space="preserve">Không</w:t>
-      </w:r>
-      <w:r>
-        <w:t xml:space="preserve">”</w:t>
-      </w:r>
-      <w:r>
-        <w:t xml:space="preserve">); gán missing nếu không trả lời.</w:t>
+        <w:t xml:space="preserve">, trong đó d3b là tỷ lệ doanh thu</w:t>
+      </w:r>
+      <w:r>
+        <w:t xml:space="preserve"> </w:t>
+      </w:r>
+      <w:r>
+        <w:rPr>
+          <w:bCs/>
+          <w:b/>
+        </w:rPr>
+        <w:t xml:space="preserve">xuất khẩu gián tiếp</w:t>
+      </w:r>
+      <w:r>
+        <w:t xml:space="preserve"> </w:t>
+      </w:r>
+      <w:r>
+        <w:t xml:space="preserve">(bán qua trung gian xuất khẩu) và d3c là tỷ lệ doanh thu</w:t>
+      </w:r>
+      <w:r>
+        <w:t xml:space="preserve"> </w:t>
+      </w:r>
+      <w:r>
+        <w:rPr>
+          <w:bCs/>
+          <w:b/>
+        </w:rPr>
+        <w:t xml:space="preserve">xuất khẩu trực tiếp</w:t>
+      </w:r>
+      <w:r>
+        <w:t xml:space="preserve"> </w:t>
+      </w:r>
+      <w:r>
+        <w:t xml:space="preserve">— theo nhãn biến chính thức của bộ công cụ WBES. Quan sát được gán FSTS = 0 nếu doanh nghiệp báo cáo toàn bộ doanh thu nội địa (d3a = 100); gán khuyết nếu không trả lời. Tổng xuất khẩu trực tiếp + gián tiếp là định nghĩa tham gia xuất khẩu chuẩn của WBES (World Bank Enterprise Surveys, 2025) và được dùng thống nhất cho thống kê mô tả của chuyên đề cũng như khung ước lượng đa quốc gia của luận án.</w:t>
+      </w:r>
+      <w:r>
+        <w:t xml:space="preserve"> </w:t>
+      </w:r>
+      <w:r>
+        <w:rPr>
+          <w:bCs/>
+          <w:b/>
+        </w:rPr>
+        <w:t xml:space="preserve">Ghi chú thao tác hóa</w:t>
+      </w:r>
+      <w:r>
+        <w:t xml:space="preserve">: hai nghiên cứu thành phần đơn quốc gia (P3 Việt Nam, P5 Trung Quốc) đo cường độ quốc tế hóa bằng riêng xuất khẩu trực tiếp (d3c), vì xuất khẩu gián tiếp ủy thác chức năng quốc tế hóa cho trung gian thương mại — doanh nghiệp không trực tiếp tích lũy kinh nghiệm thị trường nước ngoài, nên cơ chế học hỏi và yêu cầu nguồn lực khác về bản chất (Hessels &amp; Terjesen, 2010; Peng &amp; Ilinitch, 1998); trong khi tỷ trọng doanh thu xuất khẩu (FSTS) là thước đo cường độ quốc tế hóa chuẩn của văn liệu I–P (Lu &amp; Beamish, 2001; Sullivan, 1994). Hai cách thao tác hóa trả lời hai câu hỏi bổ trợ — mức độ</w:t>
+      </w:r>
+      <w:r>
+        <w:t xml:space="preserve"> </w:t>
+      </w:r>
+      <w:r>
+        <w:rPr>
+          <w:iCs/>
+          <w:i/>
+        </w:rPr>
+        <w:t xml:space="preserve">tham gia</w:t>
+      </w:r>
+      <w:r>
+        <w:t xml:space="preserve"> </w:t>
+      </w:r>
+      <w:r>
+        <w:t xml:space="preserve">thị trường quốc tế (tổng) và mức độ</w:t>
+      </w:r>
+      <w:r>
+        <w:t xml:space="preserve"> </w:t>
+      </w:r>
+      <w:r>
+        <w:rPr>
+          <w:iCs/>
+          <w:i/>
+        </w:rPr>
+        <w:t xml:space="preserve">cam kết trực tiếp</w:t>
+      </w:r>
+      <w:r>
+        <w:t xml:space="preserve"> </w:t>
+      </w:r>
+      <w:r>
+        <w:t xml:space="preserve">của doanh nghiệp (trực tiếp) — và được ghi rõ trong phần dữ liệu của từng nghiên cứu.</w:t>
       </w:r>
     </w:p>
     <w:p>
@@ -20338,7 +20400,7 @@
         <w:pStyle w:val="BodyText"/>
       </w:pPr>
       <w:r>
-        <w:t xml:space="preserve">Hertog, S. (2010).</w:t>
+        <w:t xml:space="preserve">Hessels, J., &amp; Terjesen, S. (2010). Resource dependency and institutional theory perspectives on direct and indirect export choices.</w:t>
       </w:r>
       <w:r>
         <w:t xml:space="preserve"> </w:t>
@@ -20348,10 +20410,10 @@
           <w:iCs/>
           <w:i/>
         </w:rPr>
-        <w:t xml:space="preserve">Princes, brokers, and bureaucrats: Oil and the state in Saudi Arabia</w:t>
-      </w:r>
-      <w:r>
-        <w:t xml:space="preserve">. Cornell University Press.</w:t>
+        <w:t xml:space="preserve">Small Business Economics, 34</w:t>
+      </w:r>
+      <w:r>
+        <w:t xml:space="preserve">(2), 203–220. https://doi.org/10.1007/s11187-008-9156-4</w:t>
       </w:r>
     </w:p>
     <w:p>
@@ -20359,7 +20421,7 @@
         <w:pStyle w:val="BodyText"/>
       </w:pPr>
       <w:r>
-        <w:t xml:space="preserve">Hsieh, C.-T., &amp; Klenow, P. J. (2009). Misallocation and manufacturing TFP in China and India.</w:t>
+        <w:t xml:space="preserve">Hertog, S. (2010).</w:t>
       </w:r>
       <w:r>
         <w:t xml:space="preserve"> </w:t>
@@ -20369,10 +20431,10 @@
           <w:iCs/>
           <w:i/>
         </w:rPr>
-        <w:t xml:space="preserve">Quarterly Journal of Economics, 124</w:t>
-      </w:r>
-      <w:r>
-        <w:t xml:space="preserve">(4), 1403–1448.</w:t>
+        <w:t xml:space="preserve">Princes, brokers, and bureaucrats: Oil and the state in Saudi Arabia</w:t>
+      </w:r>
+      <w:r>
+        <w:t xml:space="preserve">. Cornell University Press.</w:t>
       </w:r>
     </w:p>
     <w:p>
@@ -20380,7 +20442,7 @@
         <w:pStyle w:val="BodyText"/>
       </w:pPr>
       <w:r>
-        <w:t xml:space="preserve">Hsieh, C.-T., &amp; Klenow, P. J. (2014). The life cycle of plants in India and Mexico.</w:t>
+        <w:t xml:space="preserve">Hsieh, C.-T., &amp; Klenow, P. J. (2009). Misallocation and manufacturing TFP in China and India.</w:t>
       </w:r>
       <w:r>
         <w:t xml:space="preserve"> </w:t>
@@ -20390,10 +20452,10 @@
           <w:iCs/>
           <w:i/>
         </w:rPr>
-        <w:t xml:space="preserve">Quarterly Journal of Economics, 129</w:t>
-      </w:r>
-      <w:r>
-        <w:t xml:space="preserve">(3), 1035–1084.</w:t>
+        <w:t xml:space="preserve">Quarterly Journal of Economics, 124</w:t>
+      </w:r>
+      <w:r>
+        <w:t xml:space="preserve">(4), 1403–1448.</w:t>
       </w:r>
     </w:p>
     <w:p>
@@ -20401,7 +20463,7 @@
         <w:pStyle w:val="BodyText"/>
       </w:pPr>
       <w:r>
-        <w:t xml:space="preserve">Johanson, J., &amp; Vahlne, J.-E. (1977). The internationalization process of the firm.</w:t>
+        <w:t xml:space="preserve">Hsieh, C.-T., &amp; Klenow, P. J. (2014). The life cycle of plants in India and Mexico.</w:t>
       </w:r>
       <w:r>
         <w:t xml:space="preserve"> </w:t>
@@ -20411,10 +20473,10 @@
           <w:iCs/>
           <w:i/>
         </w:rPr>
-        <w:t xml:space="preserve">Journal of International Business Studies, 8</w:t>
-      </w:r>
-      <w:r>
-        <w:t xml:space="preserve">(1), 23–32.</w:t>
+        <w:t xml:space="preserve">Quarterly Journal of Economics, 129</w:t>
+      </w:r>
+      <w:r>
+        <w:t xml:space="preserve">(3), 1035–1084.</w:t>
       </w:r>
     </w:p>
     <w:p>
@@ -20422,7 +20484,7 @@
         <w:pStyle w:val="BodyText"/>
       </w:pPr>
       <w:r>
-        <w:t xml:space="preserve">Johanson, J., &amp; Vahlne, J.-E. (2009). The Uppsala internationalization process model revisited.</w:t>
+        <w:t xml:space="preserve">Johanson, J., &amp; Vahlne, J.-E. (1977). The internationalization process of the firm.</w:t>
       </w:r>
       <w:r>
         <w:t xml:space="preserve"> </w:t>
@@ -20432,10 +20494,10 @@
           <w:iCs/>
           <w:i/>
         </w:rPr>
-        <w:t xml:space="preserve">Journal of International Business Studies, 40</w:t>
-      </w:r>
-      <w:r>
-        <w:t xml:space="preserve">(9), 1411–1431.</w:t>
+        <w:t xml:space="preserve">Journal of International Business Studies, 8</w:t>
+      </w:r>
+      <w:r>
+        <w:t xml:space="preserve">(1), 23–32.</w:t>
       </w:r>
     </w:p>
     <w:p>
@@ -20443,7 +20505,7 @@
         <w:pStyle w:val="BodyText"/>
       </w:pPr>
       <w:r>
-        <w:t xml:space="preserve">Kafouros, M., Wang, C., Piperopoulos, P., &amp; Zhang, M. (2023). Academic publishing in business and management.</w:t>
+        <w:t xml:space="preserve">Johanson, J., &amp; Vahlne, J.-E. (2009). The Uppsala internationalization process model revisited.</w:t>
       </w:r>
       <w:r>
         <w:t xml:space="preserve"> </w:t>
@@ -20453,10 +20515,10 @@
           <w:iCs/>
           <w:i/>
         </w:rPr>
-        <w:t xml:space="preserve">Global Strategy Journal, 13</w:t>
-      </w:r>
-      <w:r>
-        <w:t xml:space="preserve">(1), 3–28.</w:t>
+        <w:t xml:space="preserve">Journal of International Business Studies, 40</w:t>
+      </w:r>
+      <w:r>
+        <w:t xml:space="preserve">(9), 1411–1431.</w:t>
       </w:r>
     </w:p>
     <w:p>
@@ -20464,7 +20526,7 @@
         <w:pStyle w:val="BodyText"/>
       </w:pPr>
       <w:r>
-        <w:t xml:space="preserve">Kaufmann, D., Kraay, A., &amp; Mastruzzi, M. (2011). The worldwide governance indicators: Methodology and analytical issues.</w:t>
+        <w:t xml:space="preserve">Kafouros, M., Wang, C., Piperopoulos, P., &amp; Zhang, M. (2023). Academic publishing in business and management.</w:t>
       </w:r>
       <w:r>
         <w:t xml:space="preserve"> </w:t>
@@ -20474,10 +20536,10 @@
           <w:iCs/>
           <w:i/>
         </w:rPr>
-        <w:t xml:space="preserve">Hague Journal on the Rule of Law, 3</w:t>
-      </w:r>
-      <w:r>
-        <w:t xml:space="preserve">(2), 220–246.</w:t>
+        <w:t xml:space="preserve">Global Strategy Journal, 13</w:t>
+      </w:r>
+      <w:r>
+        <w:t xml:space="preserve">(1), 3–28.</w:t>
       </w:r>
     </w:p>
     <w:p>
@@ -20485,7 +20547,7 @@
         <w:pStyle w:val="BodyText"/>
       </w:pPr>
       <w:r>
-        <w:t xml:space="preserve">Khanna, T., &amp; Palepu, K. G. (2010).</w:t>
+        <w:t xml:space="preserve">Kaufmann, D., Kraay, A., &amp; Mastruzzi, M. (2011). The worldwide governance indicators: Methodology and analytical issues.</w:t>
       </w:r>
       <w:r>
         <w:t xml:space="preserve"> </w:t>
@@ -20495,10 +20557,10 @@
           <w:iCs/>
           <w:i/>
         </w:rPr>
-        <w:t xml:space="preserve">Winning in emerging markets: A road map for strategy and execution</w:t>
-      </w:r>
-      <w:r>
-        <w:t xml:space="preserve">. Harvard Business Press.</w:t>
+        <w:t xml:space="preserve">Hague Journal on the Rule of Law, 3</w:t>
+      </w:r>
+      <w:r>
+        <w:t xml:space="preserve">(2), 220–246.</w:t>
       </w:r>
     </w:p>
     <w:p>
@@ -20506,7 +20568,7 @@
         <w:pStyle w:val="BodyText"/>
       </w:pPr>
       <w:r>
-        <w:t xml:space="preserve">Kirca, A. H., Roth, K., Hult, G. T. M., &amp; Cavusgil, S. T. (2012). The role of context in the multinationality-performance relationship: A meta-analytic review.</w:t>
+        <w:t xml:space="preserve">Khanna, T., &amp; Palepu, K. G. (2010).</w:t>
       </w:r>
       <w:r>
         <w:t xml:space="preserve"> </w:t>
@@ -20516,10 +20578,10 @@
           <w:iCs/>
           <w:i/>
         </w:rPr>
-        <w:t xml:space="preserve">Global Strategy Journal, 2</w:t>
-      </w:r>
-      <w:r>
-        <w:t xml:space="preserve">(2), 108–121.</w:t>
+        <w:t xml:space="preserve">Winning in emerging markets: A road map for strategy and execution</w:t>
+      </w:r>
+      <w:r>
+        <w:t xml:space="preserve">. Harvard Business Press.</w:t>
       </w:r>
     </w:p>
     <w:p>
@@ -20527,7 +20589,7 @@
         <w:pStyle w:val="BodyText"/>
       </w:pPr>
       <w:r>
-        <w:t xml:space="preserve">Lu, J. W., &amp; Beamish, P. W. (2004). International diversification and firm performance: The S-curve hypothesis.</w:t>
+        <w:t xml:space="preserve">Kirca, A. H., Roth, K., Hult, G. T. M., &amp; Cavusgil, S. T. (2012). The role of context in the multinationality-performance relationship: A meta-analytic review.</w:t>
       </w:r>
       <w:r>
         <w:t xml:space="preserve"> </w:t>
@@ -20537,10 +20599,10 @@
           <w:iCs/>
           <w:i/>
         </w:rPr>
-        <w:t xml:space="preserve">Academy of Management Journal, 47</w:t>
-      </w:r>
-      <w:r>
-        <w:t xml:space="preserve">(4), 598–609.</w:t>
+        <w:t xml:space="preserve">Global Strategy Journal, 2</w:t>
+      </w:r>
+      <w:r>
+        <w:t xml:space="preserve">(2), 108–121.</w:t>
       </w:r>
     </w:p>
     <w:p>
@@ -20548,7 +20610,7 @@
         <w:pStyle w:val="BodyText"/>
       </w:pPr>
       <w:r>
-        <w:t xml:space="preserve">Mar, J., Đỗ, T. H., &amp; Phan, A. T. (2026). Digital adoption and internationalization in Singapore.</w:t>
+        <w:t xml:space="preserve">Lu, J. W., &amp; Beamish, P. W. (2001). The internationalization and performance of SMEs.</w:t>
       </w:r>
       <w:r>
         <w:t xml:space="preserve"> </w:t>
@@ -20558,13 +20620,10 @@
           <w:iCs/>
           <w:i/>
         </w:rPr>
-        <w:t xml:space="preserve">Management International Review</w:t>
-      </w:r>
-      <w:r>
-        <w:t xml:space="preserve"> </w:t>
-      </w:r>
-      <w:r>
-        <w:t xml:space="preserve">(under review).</w:t>
+        <w:t xml:space="preserve">Strategic Management Journal, 22</w:t>
+      </w:r>
+      <w:r>
+        <w:t xml:space="preserve">(6–7), 565–586. https://doi.org/10.1002/smj.184</w:t>
       </w:r>
     </w:p>
     <w:p>
@@ -20572,7 +20631,7 @@
         <w:pStyle w:val="BodyText"/>
       </w:pPr>
       <w:r>
-        <w:t xml:space="preserve">Marano, V., Arregle, J.-L., Hitt, M. A., Spadafora, E., &amp; van Essen, M. (2016). Home country institutions and the internationalization-performance relationship.</w:t>
+        <w:t xml:space="preserve">Lu, J. W., &amp; Beamish, P. W. (2004). International diversification and firm performance: The S-curve hypothesis.</w:t>
       </w:r>
       <w:r>
         <w:t xml:space="preserve"> </w:t>
@@ -20582,10 +20641,10 @@
           <w:iCs/>
           <w:i/>
         </w:rPr>
-        <w:t xml:space="preserve">Journal of Management, 42</w:t>
-      </w:r>
-      <w:r>
-        <w:t xml:space="preserve">(5), 1075–1110.</w:t>
+        <w:t xml:space="preserve">Academy of Management Journal, 47</w:t>
+      </w:r>
+      <w:r>
+        <w:t xml:space="preserve">(4), 598–609.</w:t>
       </w:r>
     </w:p>
     <w:p>
@@ -20593,7 +20652,7 @@
         <w:pStyle w:val="BodyText"/>
       </w:pPr>
       <w:r>
-        <w:t xml:space="preserve">North, D. C. (1990).</w:t>
+        <w:t xml:space="preserve">Mar, J., Đỗ, T. H., &amp; Phan, A. T. (2026). Digital adoption and internationalization in Singapore.</w:t>
       </w:r>
       <w:r>
         <w:t xml:space="preserve"> </w:t>
@@ -20603,10 +20662,13 @@
           <w:iCs/>
           <w:i/>
         </w:rPr>
-        <w:t xml:space="preserve">Institutions, institutional change and economic performance</w:t>
-      </w:r>
-      <w:r>
-        <w:t xml:space="preserve">. Cambridge University Press.</w:t>
+        <w:t xml:space="preserve">Management International Review</w:t>
+      </w:r>
+      <w:r>
+        <w:t xml:space="preserve"> </w:t>
+      </w:r>
+      <w:r>
+        <w:t xml:space="preserve">(under review).</w:t>
       </w:r>
     </w:p>
     <w:p>
@@ -20614,7 +20676,7 @@
         <w:pStyle w:val="BodyText"/>
       </w:pPr>
       <w:r>
-        <w:t xml:space="preserve">Paternoster, R., Brame, R., Mazerolle, P., &amp; Piquero, A. (1998). Using the correct statistical test for the equality of regression coefficients.</w:t>
+        <w:t xml:space="preserve">Marano, V., Arregle, J.-L., Hitt, M. A., Spadafora, E., &amp; van Essen, M. (2016). Home country institutions and the internationalization-performance relationship.</w:t>
       </w:r>
       <w:r>
         <w:t xml:space="preserve"> </w:t>
@@ -20624,10 +20686,10 @@
           <w:iCs/>
           <w:i/>
         </w:rPr>
-        <w:t xml:space="preserve">Criminology, 36</w:t>
-      </w:r>
-      <w:r>
-        <w:t xml:space="preserve">(4), 859–866.</w:t>
+        <w:t xml:space="preserve">Journal of Management, 42</w:t>
+      </w:r>
+      <w:r>
+        <w:t xml:space="preserve">(5), 1075–1110.</w:t>
       </w:r>
     </w:p>
     <w:p>
@@ -20635,7 +20697,7 @@
         <w:pStyle w:val="BodyText"/>
       </w:pPr>
       <w:r>
-        <w:t xml:space="preserve">Peng, M. W. (2001). The resource-based view and international business.</w:t>
+        <w:t xml:space="preserve">North, D. C. (1990).</w:t>
       </w:r>
       <w:r>
         <w:t xml:space="preserve"> </w:t>
@@ -20645,10 +20707,10 @@
           <w:iCs/>
           <w:i/>
         </w:rPr>
-        <w:t xml:space="preserve">Journal of Management, 27</w:t>
-      </w:r>
-      <w:r>
-        <w:t xml:space="preserve">(6), 803–829.</w:t>
+        <w:t xml:space="preserve">Institutions, institutional change and economic performance</w:t>
+      </w:r>
+      <w:r>
+        <w:t xml:space="preserve">. Cambridge University Press.</w:t>
       </w:r>
     </w:p>
     <w:p>
@@ -20656,7 +20718,7 @@
         <w:pStyle w:val="BodyText"/>
       </w:pPr>
       <w:r>
-        <w:t xml:space="preserve">Peng, M. W. (2003). Institutional transitions and strategic choices.</w:t>
+        <w:t xml:space="preserve">Paternoster, R., Brame, R., Mazerolle, P., &amp; Piquero, A. (1998). Using the correct statistical test for the equality of regression coefficients.</w:t>
       </w:r>
       <w:r>
         <w:t xml:space="preserve"> </w:t>
@@ -20666,10 +20728,10 @@
           <w:iCs/>
           <w:i/>
         </w:rPr>
-        <w:t xml:space="preserve">Academy of Management Review, 28</w:t>
-      </w:r>
-      <w:r>
-        <w:t xml:space="preserve">(2), 275–296.</w:t>
+        <w:t xml:space="preserve">Criminology, 36</w:t>
+      </w:r>
+      <w:r>
+        <w:t xml:space="preserve">(4), 859–866.</w:t>
       </w:r>
     </w:p>
     <w:p>
@@ -20677,7 +20739,7 @@
         <w:pStyle w:val="BodyText"/>
       </w:pPr>
       <w:r>
-        <w:t xml:space="preserve">Richard, P. J., Devinney, T. M., Yip, G. S., &amp; Johnson, G. (2009). Measuring organizational performance: Towards methodological best practice.</w:t>
+        <w:t xml:space="preserve">Peng, M. W., &amp; Ilinitch, A. Y. (1998). Export intermediary firms: A note on export development research.</w:t>
       </w:r>
       <w:r>
         <w:t xml:space="preserve"> </w:t>
@@ -20687,10 +20749,10 @@
           <w:iCs/>
           <w:i/>
         </w:rPr>
-        <w:t xml:space="preserve">Journal of Management, 35</w:t>
-      </w:r>
-      <w:r>
-        <w:t xml:space="preserve">(3), 718–804. https://doi.org/10.1177/0149206308330560</w:t>
+        <w:t xml:space="preserve">Journal of International Business Studies, 29</w:t>
+      </w:r>
+      <w:r>
+        <w:t xml:space="preserve">(3), 609–620. https://doi.org/10.1057/palgrave.jibs.8490011</w:t>
       </w:r>
     </w:p>
     <w:p>
@@ -20698,7 +20760,7 @@
         <w:pStyle w:val="BodyText"/>
       </w:pPr>
       <w:r>
-        <w:t xml:space="preserve">Sachs, J. D., &amp; Warner, A. M. (2001). The curse of natural resources.</w:t>
+        <w:t xml:space="preserve">Peng, M. W. (2001). The resource-based view and international business.</w:t>
       </w:r>
       <w:r>
         <w:t xml:space="preserve"> </w:t>
@@ -20708,10 +20770,10 @@
           <w:iCs/>
           <w:i/>
         </w:rPr>
-        <w:t xml:space="preserve">European Economic Review, 45</w:t>
-      </w:r>
-      <w:r>
-        <w:t xml:space="preserve">(4–6), 827–838.</w:t>
+        <w:t xml:space="preserve">Journal of Management, 27</w:t>
+      </w:r>
+      <w:r>
+        <w:t xml:space="preserve">(6), 803–829.</w:t>
       </w:r>
     </w:p>
     <w:p>
@@ -20719,7 +20781,7 @@
         <w:pStyle w:val="BodyText"/>
       </w:pPr>
       <w:r>
-        <w:t xml:space="preserve">Schwens, C., Zapkau, F. B., Brouthers, K. D., &amp; Hollender, L. (2018). How overconfidence can blind internationalization performance predictions.</w:t>
+        <w:t xml:space="preserve">Peng, M. W. (2003). Institutional transitions and strategic choices.</w:t>
       </w:r>
       <w:r>
         <w:t xml:space="preserve"> </w:t>
@@ -20729,10 +20791,10 @@
           <w:iCs/>
           <w:i/>
         </w:rPr>
-        <w:t xml:space="preserve">Journal of World Business, 53</w:t>
-      </w:r>
-      <w:r>
-        <w:t xml:space="preserve">(3), 290–301.</w:t>
+        <w:t xml:space="preserve">Academy of Management Review, 28</w:t>
+      </w:r>
+      <w:r>
+        <w:t xml:space="preserve">(2), 275–296.</w:t>
       </w:r>
     </w:p>
     <w:p>
@@ -20740,7 +20802,7 @@
         <w:pStyle w:val="BodyText"/>
       </w:pPr>
       <w:r>
-        <w:t xml:space="preserve">Sikdar, A., &amp; Mukhopadhyay, A. (2026). Technology spillovers and firm performance in India.</w:t>
+        <w:t xml:space="preserve">Richard, P. J., Devinney, T. M., Yip, G. S., &amp; Johnson, G. (2009). Measuring organizational performance: Towards methodological best practice.</w:t>
       </w:r>
       <w:r>
         <w:t xml:space="preserve"> </w:t>
@@ -20750,10 +20812,10 @@
           <w:iCs/>
           <w:i/>
         </w:rPr>
-        <w:t xml:space="preserve">Asian Development Review, 43</w:t>
-      </w:r>
-      <w:r>
-        <w:t xml:space="preserve">(1), 37–75.</w:t>
+        <w:t xml:space="preserve">Journal of Management, 35</w:t>
+      </w:r>
+      <w:r>
+        <w:t xml:space="preserve">(3), 718–804. https://doi.org/10.1177/0149206308330560</w:t>
       </w:r>
     </w:p>
     <w:p>
@@ -20761,7 +20823,7 @@
         <w:pStyle w:val="BodyText"/>
       </w:pPr>
       <w:r>
-        <w:t xml:space="preserve">StartupBlink. (2026).</w:t>
+        <w:t xml:space="preserve">Sachs, J. D., &amp; Warner, A. M. (2001). The curse of natural resources.</w:t>
       </w:r>
       <w:r>
         <w:t xml:space="preserve"> </w:t>
@@ -20771,10 +20833,10 @@
           <w:iCs/>
           <w:i/>
         </w:rPr>
-        <w:t xml:space="preserve">Global startup ecosystem index 2026</w:t>
-      </w:r>
-      <w:r>
-        <w:t xml:space="preserve">. StartupBlink Research.</w:t>
+        <w:t xml:space="preserve">European Economic Review, 45</w:t>
+      </w:r>
+      <w:r>
+        <w:t xml:space="preserve">(4–6), 827–838.</w:t>
       </w:r>
     </w:p>
     <w:p>
@@ -20782,7 +20844,7 @@
         <w:pStyle w:val="BodyText"/>
       </w:pPr>
       <w:r>
-        <w:t xml:space="preserve">Stallkamp, M., &amp; Schotter, A. P. J. (2021). Platforms without borders?</w:t>
+        <w:t xml:space="preserve">Schwens, C., Zapkau, F. B., Brouthers, K. D., &amp; Hollender, L. (2018). How overconfidence can blind internationalization performance predictions.</w:t>
       </w:r>
       <w:r>
         <w:t xml:space="preserve"> </w:t>
@@ -20792,10 +20854,94 @@
           <w:iCs/>
           <w:i/>
         </w:rPr>
+        <w:t xml:space="preserve">Journal of World Business, 53</w:t>
+      </w:r>
+      <w:r>
+        <w:t xml:space="preserve">(3), 290–301.</w:t>
+      </w:r>
+    </w:p>
+    <w:p>
+      <w:pPr>
+        <w:pStyle w:val="BodyText"/>
+      </w:pPr>
+      <w:r>
+        <w:t xml:space="preserve">Sikdar, A., &amp; Mukhopadhyay, A. (2026). Technology spillovers and firm performance in India.</w:t>
+      </w:r>
+      <w:r>
+        <w:t xml:space="preserve"> </w:t>
+      </w:r>
+      <w:r>
+        <w:rPr>
+          <w:iCs/>
+          <w:i/>
+        </w:rPr>
+        <w:t xml:space="preserve">Asian Development Review, 43</w:t>
+      </w:r>
+      <w:r>
+        <w:t xml:space="preserve">(1), 37–75.</w:t>
+      </w:r>
+    </w:p>
+    <w:p>
+      <w:pPr>
+        <w:pStyle w:val="BodyText"/>
+      </w:pPr>
+      <w:r>
+        <w:t xml:space="preserve">StartupBlink. (2026).</w:t>
+      </w:r>
+      <w:r>
+        <w:t xml:space="preserve"> </w:t>
+      </w:r>
+      <w:r>
+        <w:rPr>
+          <w:iCs/>
+          <w:i/>
+        </w:rPr>
+        <w:t xml:space="preserve">Global startup ecosystem index 2026</w:t>
+      </w:r>
+      <w:r>
+        <w:t xml:space="preserve">. StartupBlink Research.</w:t>
+      </w:r>
+    </w:p>
+    <w:p>
+      <w:pPr>
+        <w:pStyle w:val="BodyText"/>
+      </w:pPr>
+      <w:r>
+        <w:t xml:space="preserve">Stallkamp, M., &amp; Schotter, A. P. J. (2021). Platforms without borders?</w:t>
+      </w:r>
+      <w:r>
+        <w:t xml:space="preserve"> </w:t>
+      </w:r>
+      <w:r>
+        <w:rPr>
+          <w:iCs/>
+          <w:i/>
+        </w:rPr>
         <w:t xml:space="preserve">Global Strategy Journal, 11</w:t>
       </w:r>
       <w:r>
         <w:t xml:space="preserve">(1), 58–80.</w:t>
+      </w:r>
+    </w:p>
+    <w:p>
+      <w:pPr>
+        <w:pStyle w:val="BodyText"/>
+      </w:pPr>
+      <w:r>
+        <w:t xml:space="preserve">Sullivan, D. (1994). Measuring the degree of internationalization of a firm.</w:t>
+      </w:r>
+      <w:r>
+        <w:t xml:space="preserve"> </w:t>
+      </w:r>
+      <w:r>
+        <w:rPr>
+          <w:iCs/>
+          <w:i/>
+        </w:rPr>
+        <w:t xml:space="preserve">Journal of International Business Studies, 25</w:t>
+      </w:r>
+      <w:r>
+        <w:t xml:space="preserve">(2), 325–342. https://doi.org/10.1057/palgrave.jibs.8490203</w:t>
       </w:r>
     </w:p>
     <w:p>

--- a/dist/chuyen_de_1/00_cd1_ctu_final_vi.docx
+++ b/dist/chuyen_de_1/00_cd1_ctu_final_vi.docx
@@ -283,7 +283,7 @@
         <w:t xml:space="preserve">pool mô tả gồm 86.701 doanh nghiệp · 102 cặp nền kinh tế × năm</w:t>
       </w:r>
       <w:r>
-        <w:t xml:space="preserve">, kế thừa và mở rộng từ pool 17 nền châu Á mới nổi (~40.633 doanh nghiệp) đã được tác giả công bố trước đó (Đỗ &amp; Phan, 2026 — VEFR). Khung phân loại thống nhất với bộ dữ liệu ước lượng của luận án (khung phân tích 91.982 doanh nghiệp / 49 nền; pool phân loại 96.415 doanh nghiệp / 52 nền).</w:t>
+        <w:t xml:space="preserve">, kế thừa và mở rộng từ pool 17 nền châu Á mới nổi (~40.633 doanh nghiệp) đã được tác giả công bố trước đó (Đỗ &amp; Phan, 2026, VEFR). Khung phân loại thống nhất với bộ dữ liệu ước lượng của luận án (khung phân tích 91.982 doanh nghiệp / 49 nền; pool phân loại 96.415 doanh nghiệp / 52 nền).</w:t>
       </w:r>
     </w:p>
     <w:p>
@@ -325,7 +325,7 @@
           <w:iCs/>
           <w:i/>
         </w:rPr>
-        <w:t xml:space="preserve">phục vụ toàn bộ thống kê §2.3.3–2.3.8: 86.701 doanh nghiệp · 102 cặp nền kinh tế × năm (2006–2026), tính trực tiếp từ tệp vi mô WBES — mỗi cặp nền kinh tế × năm lấy đúng một cross-section chuẩn (loại các điều tra phi chính thức, siêu nhỏ và panel mở rộng), chỉ nhận các đợt khảo sát từ 2006 trở đi khi WBES áp dụng bộ câu hỏi so sánh được toàn cầu. Pool này chứa đầy đủ các biến mô tả (R&amp;D, ISO, đổi mới, tham nhũng, giới) vốn không thuộc tập biến ước lượng. (ii)</w:t>
+        <w:t xml:space="preserve">phục vụ toàn bộ thống kê §2.3.3–2.3.8: 86.701 doanh nghiệp · 102 cặp nền kinh tế × năm (2006–2026), tính trực tiếp từ tệp vi mô WBES, mỗi cặp nền kinh tế × năm lấy đúng một cross-section chuẩn (loại các điều tra phi chính thức, siêu nhỏ và panel mở rộng), chỉ nhận các đợt khảo sát từ 2006 trở đi khi WBES áp dụng bộ câu hỏi so sánh được toàn cầu. Pool này chứa đầy đủ các biến mô tả (R&amp;D, ISO, đổi mới, tham nhũng, giới) vốn không thuộc tập biến ước lượng. (ii)</w:t>
       </w:r>
       <w:r>
         <w:rPr>
@@ -355,7 +355,7 @@
           <w:iCs/>
           <w:i/>
         </w:rPr>
-        <w:t xml:space="preserve">của luận án và Chuyên đề 2: 91.982 doanh nghiệp / 49 nền (pool phân loại 96.415 / 52 nền), được hợp nhất và hài hòa hóa theo quy trình tại Phụ lục A của luận án — mọi kết quả kinh tế lượng được dẫn chiếu theo khung này. Trường hợp biên SIDS: Nhóm VI gồm 8 nền (7 Pacific + Timor-Leste); mẫu chính của nghiên cứu SIDS là 7 nền Pacific.</w:t>
+        <w:t xml:space="preserve">của luận án và Chuyên đề 2: 91.982 doanh nghiệp / 49 nền (pool phân loại 96.415 / 52 nền), được hợp nhất và hài hòa hóa theo quy trình tại Phụ lục A của luận án, mọi kết quả kinh tế lượng được dẫn chiếu theo khung này. Trường hợp biên SIDS: Nhóm VI gồm 8 nền (7 Pacific + Timor-Leste); mẫu chính của nghiên cứu SIDS là 7 nền Pacific.</w:t>
       </w:r>
     </w:p>
     <w:p>
@@ -416,7 +416,7 @@
         <w:t xml:space="preserve"> </w:t>
       </w:r>
       <w:r>
-        <w:t xml:space="preserve">ở 7 SIDS Thái Bình Dương — đóng góp định hướng cho luận án và Chuyên đề tiến sĩ số 2.</w:t>
+        <w:t xml:space="preserve">ở 7 SIDS Thái Bình Dương, đóng góp định hướng cho luận án và Chuyên đề tiến sĩ số 2.</w:t>
       </w:r>
     </w:p>
     <w:p>
@@ -514,7 +514,7 @@
         <w:t xml:space="preserve"> </w:t>
       </w:r>
       <w:r>
-        <w:t xml:space="preserve">(one standard cross-section per economy-year, waves from 2006 onward), building on and extending the 17-economy pool of emerging Asia (~40,633 firms) previously published by the author (Do &amp; Phan, 2026 — VEFR). The classification is identical to the dissertation’s estimation dataset (analytic frame 91,982 firms / 49 economies; classification pool 96,415 firms / 52 economies).</w:t>
+        <w:t xml:space="preserve">(one standard cross-section per economy-year, waves from 2006 onward), building on and extending the 17-economy pool of emerging Asia (~40,633 firms) previously published by the author (Do &amp; Phan, 2026, VEFR). The classification is identical to the dissertation’s estimation dataset (analytic frame 91,982 firms / 49 economies; classification pool 96,415 firms / 52 economies).</w:t>
       </w:r>
     </w:p>
     <w:p>
@@ -522,7 +522,7 @@
         <w:pStyle w:val="BodyText"/>
       </w:pPr>
       <w:r>
-        <w:t xml:space="preserve">Adopting multidimensional descriptive statistics, charts, cross-country–cross-industry comparison tables and bivariate analyses, the study examines firm performance along four axes: labor productivity, profitability and margins, growth, and innovation and structural composition. Findings indicate substantial and persistent dispersion in firm performance across Asian economies with no convergence pattern; six salient archetypes (Singapore, Saudi/Qatar/Kuwait, Vietnam, China, broader Emerging Asia, Mongolia — primary scope) plus Pacific SIDS as boundary case coexist with distinct performance strengths; bivariate correlations vary in sign and magnitude across regimes, suggesting nonlinear and moderation models. The essay identifies a sub-grouping of the Advanced regime (innovation- vs resource-driven) within primary Asian scope and confirms the forced internationalization penalty pattern in 7 Pacific SIDS boundary case.</w:t>
+        <w:t xml:space="preserve">Adopting multidimensional descriptive statistics, charts, cross-country–cross-industry comparison tables and bivariate analyses, the study examines firm performance along four axes: labor productivity, profitability and margins, growth, and innovation and structural composition. Findings indicate substantial and persistent dispersion in firm performance across Asian economies with no convergence pattern; six salient archetypes (Singapore, Saudi/Qatar/Kuwait, Vietnam, China, broader Emerging Asia, Mongolia, primary scope) plus Pacific SIDS as boundary case coexist with distinct performance strengths; bivariate correlations vary in sign and magnitude across regimes, suggesting nonlinear and moderation models. The essay identifies a sub-grouping of the Advanced regime (innovation- vs resource-driven) within primary Asian scope and confirms the forced internationalization penalty pattern in 7 Pacific SIDS boundary case.</w:t>
       </w:r>
     </w:p>
     <w:p>
@@ -894,7 +894,7 @@
         <w:pStyle w:val="Compact"/>
       </w:pPr>
       <w:r>
-        <w:t xml:space="preserve">Phụ lục A — Phạm vi nhóm dữ liệu WBES</w:t>
+        <w:t xml:space="preserve">Phụ lục A, Phạm vi nhóm dữ liệu WBES</w:t>
       </w:r>
     </w:p>
     <w:p>
@@ -4029,7 +4029,7 @@
         <w:pStyle w:val="FirstParagraph"/>
       </w:pPr>
       <w:r>
-        <w:t xml:space="preserve">Khu vực châu Á đã trở thành động lực tăng trưởng của kinh tế thế giới trong gần hai thập niên qua. Theo Asian Development Bank (ADB, 2024), châu Á đóng góp khoảng 60% tăng trưởng GDP toàn cầu giai đoạn 2010–2023, với tổng quy mô kinh tế chiếm xấp xỉ 40% GDP toàn cầu (World Bank, 2024). Bên trong khu vực, hiệu quả hoạt động của doanh nghiệp — đơn vị tế bào của nền kinh tế — là yếu tố quyết định mức độ chuyển hoá tăng trưởng quốc gia thành thịnh vượng và năng lực cạnh tranh dài hạn (Cusolito &amp; Maloney, 2018). Vì vậy, đánh giá thực trạng hiệu quả hoạt động kinh doanh của doanh nghiệp ở châu Á có ý nghĩa lý luận lẫn chính sách.</w:t>
+        <w:t xml:space="preserve">Khu vực châu Á đã trở thành động lực tăng trưởng của kinh tế thế giới trong gần hai thập niên qua. Theo Asian Development Bank (ADB, 2024), châu Á đóng góp khoảng 60% tăng trưởng GDP toàn cầu giai đoạn 2010–2023, với tổng quy mô kinh tế chiếm xấp xỉ 40% GDP toàn cầu (World Bank, 2024). Bên trong khu vực, hiệu quả hoạt động của doanh nghiệp, đơn vị tế bào của nền kinh tế, là yếu tố quyết định mức độ chuyển hoá tăng trưởng quốc gia thành thịnh vượng và năng lực cạnh tranh dài hạn (Cusolito &amp; Maloney, 2018). Vì vậy, đánh giá thực trạng hiệu quả hoạt động kinh doanh của doanh nghiệp ở châu Á có ý nghĩa lý luận lẫn chính sách.</w:t>
       </w:r>
     </w:p>
     <w:p>
@@ -4079,10 +4079,7 @@
         <w:t xml:space="preserve">Lớp thứ sáu là xung đột Trung Đông 2026</w:t>
       </w:r>
       <w:r>
-        <w:t xml:space="preserve"> </w:t>
-      </w:r>
-      <w:r>
-        <w:t xml:space="preserve">— IMF (2026, tháng 4) điều chỉnh giảm tăng trưởng toàn cầu xuống 3,1% năm 2026; ADB (2026, tháng 4) dự báo Pacific 3,4%, Đông Nam Á 4,7%, Việt Nam 7,0%. Riêng Việt Nam, ADB (2026, tháng 4) ghi nhận GDP lịch sử 2025 đạt 8,0% và cập nhật dự báo 7,2% (2026) → 7,0% (2027).</w:t>
+        <w:t xml:space="preserve">, IMF (2026, tháng 4) điều chỉnh giảm tăng trưởng toàn cầu xuống 3,1% năm 2026; ADB (2026, tháng 4) dự báo Pacific 3,4%, Đông Nam Á 4,7%, Việt Nam 7,0%. Riêng Việt Nam, ADB (2026, tháng 4) ghi nhận GDP lịch sử 2025 đạt 8,0% và cập nhật dự báo 7,2% (2026) → 7,0% (2027).</w:t>
       </w:r>
       <w:r>
         <w:t xml:space="preserve"> </w:t>
@@ -4095,10 +4092,7 @@
         <w:t xml:space="preserve">Lớp thứ bảy là bất định chính sách thuế quan Mỹ 2026</w:t>
       </w:r>
       <w:r>
-        <w:t xml:space="preserve"> </w:t>
-      </w:r>
-      <w:r>
-        <w:t xml:space="preserve">— Mỹ chiếm xấp xỉ 30% tổng kim ngạch xuất khẩu Việt Nam; thuế toàn cầu 10% tạm thời tạo áp lực kép: hiệu ứng front-loading ngắn hạn và trì hoãn đầu tư dài hạn.</w:t>
+        <w:t xml:space="preserve">, Mỹ chiếm xấp xỉ 30% tổng kim ngạch xuất khẩu Việt Nam; thuế toàn cầu 10% tạm thời tạo áp lực kép: hiệu ứng front-loading ngắn hạn và trì hoãn đầu tư dài hạn.</w:t>
       </w:r>
       <w:r>
         <w:t xml:space="preserve"> </w:t>
@@ -4135,7 +4129,7 @@
         <w:pStyle w:val="BodyText"/>
       </w:pPr>
       <w:r>
-        <w:t xml:space="preserve">Trong bối cảnh đó, hệ thống thông tin về hiệu quả doanh nghiệp châu Á còn phân mảnh. World Bank Enterprise Surveys (WBES) là cơ sở dữ liệu vi mô tin cậy nhất hiện có (World Bank Enterprise Surveys, 2025). Đỗ và Phan (2026 — VEFR) đã mở rộng phạm vi WBES đến 17 nền kinh tế châu Á mới nổi với ~40.633 doanh nghiệp. Tuy nhiên, vẫn còn ít tổng hợp xuyên</w:t>
+        <w:t xml:space="preserve">Trong bối cảnh đó, hệ thống thông tin về hiệu quả doanh nghiệp châu Á còn phân mảnh. World Bank Enterprise Surveys (WBES) là cơ sở dữ liệu vi mô tin cậy nhất hiện có (World Bank Enterprise Surveys, 2025). Đỗ và Phan (2026, VEFR) đã mở rộng phạm vi WBES đến 17 nền kinh tế châu Á mới nổi với ~40.633 doanh nghiệp. Tuy nhiên, vẫn còn ít tổng hợp xuyên</w:t>
       </w:r>
       <w:r>
         <w:t xml:space="preserve"> </w:t>
@@ -4164,10 +4158,7 @@
         <w:t xml:space="preserve">pool mô tả gồm 86.701 doanh nghiệp · 102 cặp nền kinh tế × năm (2006–2026)</w:t>
       </w:r>
       <w:r>
-        <w:t xml:space="preserve"> </w:t>
-      </w:r>
-      <w:r>
-        <w:t xml:space="preserve">— gấp hơn 2 lần phạm vi của Đỗ &amp; Phan (2026 — VEFR) — và khung phân loại thống nhất với bộ dữ liệu ước lượng của luận án (91.982 doanh nghiệp / 49 nền; pool phân loại 96.415 DN / 52 nền).</w:t>
+        <w:t xml:space="preserve">, gấp hơn 2 lần phạm vi của Đỗ &amp; Phan (2026, VEFR), và khung phân loại thống nhất với bộ dữ liệu ước lượng của luận án (91.982 doanh nghiệp / 49 nền; pool phân loại 96.415 DN / 52 nền).</w:t>
       </w:r>
     </w:p>
     <w:p>
@@ -4179,7 +4170,7 @@
           <w:bCs/>
           <w:b/>
         </w:rPr>
-        <w:t xml:space="preserve">Ẩn dụ minh họa — Fiji và Singapore</w:t>
+        <w:t xml:space="preserve">Ẩn dụ minh họa, Fiji và Singapore</w:t>
       </w:r>
       <w:r>
         <w:t xml:space="preserve">: Trường hợp Fiji 2025 với tỷ lệ website 74,8% vượt Singapore 66,1% là minh chứng rõ nhất cho ranh giới giữa</w:t>
@@ -4215,7 +4206,7 @@
         <w:t xml:space="preserve">”</w:t>
       </w:r>
       <w:r>
-        <w:t xml:space="preserve">. Đối với Fiji và 6 SIDS Pacific khác, số hóa không phải công cụ tối ưu hóa chuỗi cung ứng mà là phương tiện sinh tồn — dẫn vào các luận điểm về điều kiện biên của mô hình U-curve và tiểu cảnh điển hình SIDS Pacific trong phần 2.3.</w:t>
+        <w:t xml:space="preserve">. Đối với Fiji và 6 SIDS Pacific khác, số hóa không phải công cụ tối ưu hóa chuỗi cung ứng mà là phương tiện sinh tồn, dẫn vào các luận điểm về điều kiện biên của mô hình U-curve và tiểu cảnh điển hình SIDS Pacific trong phần 2.3.</w:t>
       </w:r>
     </w:p>
     <w:bookmarkEnd w:id="27"/>
@@ -4269,7 +4260,7 @@
         <w:t xml:space="preserve">2006–2026</w:t>
       </w:r>
       <w:r>
-        <w:t xml:space="preserve">, trên pool mô tả 86.701 doanh nghiệp · 102 cặp nền kinh tế × năm — xem ghi chú dữ liệu ở Tóm tắt.</w:t>
+        <w:t xml:space="preserve">, trên pool mô tả 86.701 doanh nghiệp · 102 cặp nền kinh tế × năm, xem ghi chú dữ liệu ở Tóm tắt.</w:t>
       </w:r>
     </w:p>
     <w:p>
@@ -4369,7 +4360,7 @@
         <w:t xml:space="preserve">Đối tượng nghiên cứu</w:t>
       </w:r>
       <w:r>
-        <w:t xml:space="preserve">: Doanh nghiệp đang hoạt động ở các nền kinh tế trong pool đáp ứng tiêu chí mẫu của WBES — chủ yếu là doanh nghiệp khu vực ngoài quốc doanh, có ít nhất 5 lao động, thuộc các ngành phi nông nghiệp.</w:t>
+        <w:t xml:space="preserve">: Doanh nghiệp đang hoạt động ở các nền kinh tế trong pool đáp ứng tiêu chí mẫu của WBES, chủ yếu là doanh nghiệp khu vực ngoài quốc doanh, có ít nhất 5 lao động, thuộc các ngành phi nông nghiệp.</w:t>
       </w:r>
     </w:p>
     <w:p>
@@ -4396,7 +4387,7 @@
           <w:bCs/>
           <w:b/>
         </w:rPr>
-        <w:t xml:space="preserve">A. Phạm vi chính — 41 nền kinh tế châu Á</w:t>
+        <w:t xml:space="preserve">A. Phạm vi chính, 41 nền kinh tế châu Á</w:t>
       </w:r>
       <w:r>
         <w:t xml:space="preserve">:</w:t>
@@ -4453,7 +4444,7 @@
           <w:bCs/>
           <w:b/>
         </w:rPr>
-        <w:t xml:space="preserve">(iii) Trung bình cao — Upper-middle (6 nước)</w:t>
+        <w:t xml:space="preserve">(iii) Trung bình cao, Upper-middle (6 nước)</w:t>
       </w:r>
       <w:r>
         <w:t xml:space="preserve">: Trung Quốc, Malaysia, Thái Lan, Kazakhstan, Armenia, Georgia.</w:t>
@@ -4472,7 +4463,7 @@
           <w:bCs/>
           <w:b/>
         </w:rPr>
-        <w:t xml:space="preserve">(iv) Chuyển đổi TB–thấp — Lower_mid_transition (7 nước)</w:t>
+        <w:t xml:space="preserve">(iv) Chuyển đổi TB–thấp, Lower_mid_transition (7 nước)</w:t>
       </w:r>
       <w:r>
         <w:t xml:space="preserve">: Việt Nam, Ấn Độ, Indonesia, Philippines, Mông Cổ, Bangladesh, Pakistan.</w:t>
@@ -4491,7 +4482,7 @@
           <w:bCs/>
           <w:b/>
         </w:rPr>
-        <w:t xml:space="preserve">(v) Đang nổi — Emerging (17 nước)</w:t>
+        <w:t xml:space="preserve">(v) Đang nổi, Emerging (17 nước)</w:t>
       </w:r>
       <w:r>
         <w:t xml:space="preserve">: Sri Lanka, Jordan, Lào, Campuchia, Myanmar, Nepal, Bhutan, Maldives, Uzbekistan, Tajikistan, Kyrgyzstan, Turkmenistan, Afghanistan, Azerbaijan, Iraq, Lebanon, Yemen.</w:t>
@@ -4597,7 +4588,7 @@
           <w:bCs/>
           <w:b/>
         </w:rPr>
-        <w:t xml:space="preserve">B. Trường hợp biên mở rộng — Nhóm VI SIDS (8 nền, n=2.295, 2,6% pool)</w:t>
+        <w:t xml:space="preserve">B. Trường hợp biên mở rộng, Nhóm VI SIDS (8 nền, n=2.295, 2,6% pool)</w:t>
       </w:r>
       <w:r>
         <w:t xml:space="preserve">: Fiji, Papua New Guinea, Solomon Islands, Tonga, Vanuatu, Samoa, Kiribati (2025) và Timor-Leste. Mẫu chính của nghiên cứu chuyên sâu SIDS là 7 nền Thái Bình Dương (n=1.781).</w:t>
@@ -4631,7 +4622,7 @@
         <w:t xml:space="preserve"> </w:t>
       </w:r>
       <w:r>
-        <w:t xml:space="preserve">(19 năm khảo sát, 102 cặp nền kinh tế × năm). Ba thế hệ schema WBES trong pool mô tả: PICS3/tiền-Standardized (2006–2012, 18 đợt, n=8.048), Standardized (2013–2017, 27 đợt, n=23.940), BREADY/BEE/EAP Core (2018–2026, 57 đợt, n=54.713 — chiếm 63,1% pool).</w:t>
+        <w:t xml:space="preserve">(19 năm khảo sát, 102 cặp nền kinh tế × năm). Ba thế hệ schema WBES trong pool mô tả: PICS3/tiền-Standardized (2006–2012, 18 đợt, n=8.048), Standardized (2013–2017, 27 đợt, n=23.940), BREADY/BEE/EAP Core (2018–2026, 57 đợt, n=54.713, chiếm 63,1% pool).</w:t>
       </w:r>
     </w:p>
     <w:bookmarkEnd w:id="29"/>
@@ -4694,7 +4685,7 @@
         <w:t xml:space="preserve">(3) Chỉ số TCI tổng hợp với trọng số đồng đều</w:t>
       </w:r>
       <w:r>
-        <w:t xml:space="preserve">: Trung bình đơn giản 4 thành phần (ISO, R&amp;D, đổi mới sản phẩm, công nghệ nước ngoài) chưa được xác nhận bằng phân tích nhân tố — trọng số tối ưu có thể khác nhau giữa các nhóm ICRV.</w:t>
+        <w:t xml:space="preserve">: Trung bình đơn giản 4 thành phần (ISO, R&amp;D, đổi mới sản phẩm, công nghệ nước ngoài) chưa được xác nhận bằng phân tích nhân tố, trọng số tối ưu có thể khác nhau giữa các nhóm ICRV.</w:t>
       </w:r>
     </w:p>
     <w:p>
@@ -4815,7 +4806,7 @@
         <w:t xml:space="preserve"> </w:t>
       </w:r>
       <w:r>
-        <w:t xml:space="preserve">cho hiệu quả doanh nghiệp châu Á 2006–2026 — phạm vi rộng nhất trong văn liệu kinh doanh quốc tế hiện hành (Wu et al., 2022 dừng ở 2020; Arte &amp; Larimo, 2022 dừng ở 2019).</w:t>
+        <w:t xml:space="preserve">cho hiệu quả doanh nghiệp châu Á 2006–2026, phạm vi rộng nhất trong văn liệu kinh doanh quốc tế hiện hành (Wu et al., 2022 dừng ở 2020; Arte &amp; Larimo, 2022 dừng ở 2019).</w:t>
       </w:r>
     </w:p>
     <w:p>
@@ -4836,7 +4827,7 @@
         <w:t xml:space="preserve"> </w:t>
       </w:r>
       <w:r>
-        <w:t xml:space="preserve">(innovation-driven so với resource-driven) — phát hiện lý thuyết mới chưa có trong văn liệu hiện hành. Hai nhóm cùng mức thu nhập cao nhưng cấu trúc năng lực đối lập: R&amp;D 20,5% so với 7,0%; doanh nghiệp xuất khẩu 28,4% so với 11,7%; nữ quản lý cấp cao 27,5% so với 4,6% — phản ánh hai cơ chế tăng trưởng hoàn toàn khác nhau.</w:t>
+        <w:t xml:space="preserve">(innovation-driven so với resource-driven), phát hiện lý thuyết mới chưa có trong văn liệu hiện hành. Hai nhóm cùng mức thu nhập cao nhưng cấu trúc năng lực đối lập: R&amp;D 20,5% so với 7,0%; doanh nghiệp xuất khẩu 28,4% so với 11,7%; nữ quản lý cấp cao 27,5% so với 4,6%, phản ánh hai cơ chế tăng trưởng hoàn toàn khác nhau.</w:t>
       </w:r>
     </w:p>
     <w:p>
@@ -4857,7 +4848,7 @@
         <w:t xml:space="preserve"> </w:t>
       </w:r>
       <w:r>
-        <w:t xml:space="preserve">ở các nhóm đang nổi và chuyển đổi 2018–2026 — mở rộng pattern từ 17 nền lên 49 nền. Phân tách Tier-1 (website nhị phân, tiệm cận bão hòa ở Advanced) và Tier-2 (tổng hợp đa thành phần, đang phát triển ở các nhóm IV–VI).</w:t>
+        <w:t xml:space="preserve">ở các nhóm đang nổi và chuyển đổi 2018–2026, mở rộng pattern từ 17 nền lên 49 nền. Phân tách Tier-1 (website nhị phân, tiệm cận bão hòa ở Advanced) và Tier-2 (tổng hợp đa thành phần, đang phát triển ở các nhóm IV–VI).</w:t>
       </w:r>
     </w:p>
     <w:p>
@@ -4875,10 +4866,7 @@
         <w:t xml:space="preserve">Bằng chứng cho khung lý thuyết phi tuyến và điều tiết đa tầng</w:t>
       </w:r>
       <w:r>
-        <w:t xml:space="preserve"> </w:t>
-      </w:r>
-      <w:r>
-        <w:t xml:space="preserve">— gradient cường độ rõ rệt của các hệ số tương quan xuyên 6 nhóm thể chế (đặc biệt: tương quan FSTS–năng suất giảm dần từ +0,163 ở Nhóm I xuống mất ý nghĩa ở SIDS) là cơ sở thực tiễn cho các giả thuyết của Chuyên đề 2.</w:t>
+        <w:t xml:space="preserve">, gradient cường độ rõ rệt của các hệ số tương quan xuyên 6 nhóm thể chế (đặc biệt: tương quan FSTS–năng suất giảm dần từ +0,163 ở Nhóm I xuống mất ý nghĩa ở SIDS) là cơ sở thực tiễn cho các giả thuyết của Chuyên đề 2.</w:t>
       </w:r>
     </w:p>
     <w:p>
@@ -4915,7 +4903,7 @@
         <w:t xml:space="preserve"> </w:t>
       </w:r>
       <w:r>
-        <w:t xml:space="preserve">ở 7 SIDS Thái Bình Dương (Briguglio, 1995; Bertram, 2006) — bằng chứng cấp doanh nghiệp đầu tiên trong văn liệu kinh doanh quốc tế. Kiribati 2025 là trường hợp cực đoan nhất với FSTS 1,0%, FDI 0,7%, website 18,7%.</w:t>
+        <w:t xml:space="preserve">ở 7 SIDS Thái Bình Dương (Briguglio, 1995; Bertram, 2006), bằng chứng cấp doanh nghiệp đầu tiên trong văn liệu kinh doanh quốc tế. Kiribati 2025 là trường hợp cực đoan nhất với FSTS 1,0%, FDI 0,7%, website 18,7%.</w:t>
       </w:r>
     </w:p>
     <w:p>
@@ -4954,7 +4942,7 @@
         <w:t xml:space="preserve">mô tả – chẩn đoán</w:t>
       </w:r>
       <w:r>
-        <w:t xml:space="preserve">, không thiết lập mô hình hồi quy đa biến để kiểm định nhân quả. Phương pháp kết hợp ba kỹ thuật: (a) thống kê mô tả đa biến (trung vị, trung bình, độ phân tán, kurtosis) theo phân nhóm thể chế và theo ngành; (b) trực quan hóa dữ liệu (heatmap, kernel density, spider chart, scatter plot — 7 hình); (c) phân tích hai biến.</w:t>
+        <w:t xml:space="preserve">, không thiết lập mô hình hồi quy đa biến để kiểm định nhân quả. Phương pháp kết hợp ba kỹ thuật: (a) thống kê mô tả đa biến (trung vị, trung bình, độ phân tán, kurtosis) theo phân nhóm thể chế và theo ngành; (b) trực quan hóa dữ liệu (heatmap, kernel density, spider chart, scatter plot, 7 hình); (c) phân tích hai biến.</w:t>
       </w:r>
     </w:p>
     <w:p>
@@ -4969,7 +4957,7 @@
         <w:t xml:space="preserve">Nguồn dữ liệu</w:t>
       </w:r>
       <w:r>
-        <w:t xml:space="preserve">: World Bank Enterprise Surveys (WBES) — cơ sở dữ liệu vi mô doanh nghiệp cấp quốc gia lớn nhất toàn cầu, được thiết kế theo phương pháp lấy mẫu xác suất phân tầng đảm bảo tính đại diện (World Bank Enterprise Surveys, 2025). Các bảng thống kê mô tả §2.3.3–2.3.8 dưới đây được tính trên</w:t>
+        <w:t xml:space="preserve">: World Bank Enterprise Surveys (WBES), cơ sở dữ liệu vi mô doanh nghiệp cấp quốc gia lớn nhất toàn cầu, được thiết kế theo phương pháp lấy mẫu xác suất phân tầng đảm bảo tính đại diện (World Bank Enterprise Surveys, 2025). Các bảng thống kê mô tả §2.3.3–2.3.8 dưới đây được tính trên</w:t>
       </w:r>
       <w:r>
         <w:t xml:space="preserve"> </w:t>
@@ -4982,10 +4970,7 @@
         <w:t xml:space="preserve">pool mô tả gồm 86.701 doanh nghiệp · 49 nền kinh tế · 102 cặp nền kinh tế × năm (2006–2026)</w:t>
       </w:r>
       <w:r>
-        <w:t xml:space="preserve"> </w:t>
-      </w:r>
-      <w:r>
-        <w:t xml:space="preserve">— mỗi cặp nền kinh tế × năm lấy đúng một cross-section chuẩn, chỉ nhận đợt khảo sát từ 2006 trở đi (xem ghi chú dữ liệu ở Tóm tắt và Phụ lục A). Khung phân loại thống nhất với bộ dữ liệu ước lượng của luận án: 49 nền kinh tế (91.982 doanh nghiệp; pool phân loại 96.415 DN / 52 nền).</w:t>
+        <w:t xml:space="preserve">, mỗi cặp nền kinh tế × năm lấy đúng một cross-section chuẩn, chỉ nhận đợt khảo sát từ 2006 trở đi (xem ghi chú dữ liệu ở Tóm tắt và Phụ lục A). Khung phân loại thống nhất với bộ dữ liệu ước lượng của luận án: 49 nền kinh tế (91.982 doanh nghiệp; pool phân loại 96.415 DN / 52 nền).</w:t>
       </w:r>
     </w:p>
     <w:p>
@@ -5097,7 +5082,7 @@
         <w:t xml:space="preserve"> </w:t>
       </w:r>
       <w:r>
-        <w:t xml:space="preserve">giữa các nền kinh tế dùng chỉ số không thứ nguyên (ROS — tỷ suất sinh lời trên doanh thu); (c) trong khung ước lượng của luận án, LP được chuẩn hóa z-score trong từng cặp nền kinh tế × năm và mô hình luôn có hiệu ứng cố định quốc gia (Phụ lục A của luận án). Giá trị LP được winsorize ở mức 1/99 phân vị trong cụm quốc gia × năm để kiểm soát ngoại lai.</w:t>
+        <w:t xml:space="preserve">giữa các nền kinh tế dùng chỉ số không thứ nguyên (ROS, tỷ suất sinh lời trên doanh thu); (c) trong khung ước lượng của luận án, LP được chuẩn hóa z-score trong từng cặp nền kinh tế × năm và mô hình luôn có hiệu ứng cố định quốc gia (Phụ lục A của luận án). Giá trị LP được winsorize ở mức 1/99 phân vị trong cụm quốc gia × năm để kiểm soát ngoại lai. Lựa chọn năng suất lao động làm thước đo hiệu quả phù hợp với dữ liệu WBES vốn không có giá thị trường và dữ liệu lợi nhuận thưa (Combs et al., 2005; Cusolito &amp; Maloney, 2018; Richard et al., 2009).</w:t>
       </w:r>
     </w:p>
     <w:p>
@@ -5156,10 +5141,7 @@
         <w:t xml:space="preserve">xuất khẩu trực tiếp</w:t>
       </w:r>
       <w:r>
-        <w:t xml:space="preserve"> </w:t>
-      </w:r>
-      <w:r>
-        <w:t xml:space="preserve">— theo nhãn biến chính thức của bộ công cụ WBES. Quan sát được gán FSTS = 0 nếu doanh nghiệp báo cáo toàn bộ doanh thu nội địa (d3a = 100); gán khuyết nếu không trả lời. Tổng xuất khẩu trực tiếp + gián tiếp là định nghĩa tham gia xuất khẩu chuẩn của WBES (World Bank Enterprise Surveys, 2025) và được dùng thống nhất cho thống kê mô tả của chuyên đề cũng như khung ước lượng đa quốc gia của luận án.</w:t>
+        <w:t xml:space="preserve">, theo nhãn biến chính thức của bộ công cụ WBES. Quan sát được gán FSTS = 0 nếu doanh nghiệp báo cáo toàn bộ doanh thu nội địa (d3a = 100); gán khuyết nếu không trả lời. Tổng xuất khẩu trực tiếp + gián tiếp là định nghĩa tham gia xuất khẩu chuẩn của WBES (World Bank Enterprise Surveys, 2025) và được dùng thống nhất cho thống kê mô tả của chuyên đề cũng như khung ước lượng đa quốc gia của luận án.</w:t>
       </w:r>
       <w:r>
         <w:t xml:space="preserve"> </w:t>
@@ -5172,7 +5154,7 @@
         <w:t xml:space="preserve">Ghi chú thao tác hóa</w:t>
       </w:r>
       <w:r>
-        <w:t xml:space="preserve">: hai nghiên cứu thành phần đơn quốc gia (P3 Việt Nam, P5 Trung Quốc) đo cường độ quốc tế hóa bằng riêng xuất khẩu trực tiếp (d3c), vì xuất khẩu gián tiếp ủy thác chức năng quốc tế hóa cho trung gian thương mại — doanh nghiệp không trực tiếp tích lũy kinh nghiệm thị trường nước ngoài, nên cơ chế học hỏi và yêu cầu nguồn lực khác về bản chất (Hessels &amp; Terjesen, 2010; Peng &amp; Ilinitch, 1998); trong khi tỷ trọng doanh thu xuất khẩu (FSTS) là thước đo cường độ quốc tế hóa chuẩn của văn liệu I–P (Lu &amp; Beamish, 2001; Sullivan, 1994). Hai cách thao tác hóa trả lời hai câu hỏi bổ trợ — mức độ</w:t>
+        <w:t xml:space="preserve">: hai nghiên cứu thành phần đơn quốc gia (P3 Việt Nam, P5 Trung Quốc) đo cường độ quốc tế hóa bằng riêng xuất khẩu trực tiếp (d3c), vì xuất khẩu gián tiếp ủy thác chức năng quốc tế hóa cho trung gian thương mại, doanh nghiệp không trực tiếp tích lũy kinh nghiệm thị trường nước ngoài, nên cơ chế học hỏi và yêu cầu nguồn lực khác về bản chất (Hessels &amp; Terjesen, 2010; Peng &amp; Ilinitch, 1998); trong khi tỷ trọng doanh thu xuất khẩu (FSTS) là thước đo cường độ quốc tế hóa chuẩn của văn liệu I–P (Lu &amp; Beamish, 2001; Sullivan, 1994). Hai cách thao tác hóa trả lời hai câu hỏi bổ trợ, mức độ</w:t>
       </w:r>
       <w:r>
         <w:t xml:space="preserve"> </w:t>
@@ -5204,7 +5186,7 @@
         <w:t xml:space="preserve"> </w:t>
       </w:r>
       <w:r>
-        <w:t xml:space="preserve">của doanh nghiệp (trực tiếp) — và được ghi rõ trong phần dữ liệu của từng nghiên cứu.</w:t>
+        <w:t xml:space="preserve">của doanh nghiệp (trực tiếp), và được ghi rõ trong phần dữ liệu của từng nghiên cứu.</w:t>
       </w:r>
     </w:p>
     <w:p>
@@ -5222,7 +5204,7 @@
         <w:t xml:space="preserve">Biến TCI (Technological Capability Index)</w:t>
       </w:r>
       <w:r>
-        <w:t xml:space="preserve">: Trung bình chuẩn hóa z của tối thiểu 3 trong 4 thành phần: ISO (b8), R&amp;D (h8), đổi mới sản phẩm (h1), công nghệ nước ngoài (e6). Yêu cầu ≥3 non-missing để tính tổng hợp.</w:t>
+        <w:t xml:space="preserve">: Trung bình chuẩn hóa z của tối thiểu 3 trong 4 thành phần: ISO (b8), R&amp;D (h8), đổi mới sản phẩm (h1), công nghệ nước ngoài (e6). Yêu cầu ≥3 non-missing để tính tổng hợp. Construct phản ánh chiều sâu năng lực công nghệ nội tại theo truyền thống năng lực công nghệ hóa công nghiệp và năng lực hấp thụ (Cohen &amp; Levinthal, 1990; Lall, 1992); cách tổng hợp formative tuân theo tiêu chí của Coltman et al. (2008).</w:t>
       </w:r>
     </w:p>
     <w:p>
@@ -5240,7 +5222,7 @@
         <w:t xml:space="preserve">Biến DAI (Digital Adoption Index)</w:t>
       </w:r>
       <w:r>
-        <w:t xml:space="preserve">: Spec 1 (toàn bộ 2006–2026): website nhị phân (c22b/e8) —</w:t>
+        <w:t xml:space="preserve">: Spec 1 (toàn bộ 2006–2026): website nhị phân (c22b/e8),</w:t>
       </w:r>
       <w:r>
         <w:t xml:space="preserve"> </w:t>
@@ -5253,7 +5235,7 @@
         <w:t xml:space="preserve">Tier-1 Sự hiện diện số cơ bản</w:t>
       </w:r>
       <w:r>
-        <w:t xml:space="preserve">. Spec 2 (BREADY 2018+ trở lên): tổng hợp chuẩn hóa z website + cường độ thanh toán điện tử (k33/k38) —</w:t>
+        <w:t xml:space="preserve">. Spec 2 (BREADY 2018+ trở lên): tổng hợp chuẩn hóa z website + cường độ thanh toán điện tử (k33/k38),</w:t>
       </w:r>
       <w:r>
         <w:t xml:space="preserve"> </w:t>
@@ -5266,7 +5248,7 @@
         <w:t xml:space="preserve">Tier-2 Chuyển đổi số cơ bản</w:t>
       </w:r>
       <w:r>
-        <w:t xml:space="preserve">.</w:t>
+        <w:t xml:space="preserve">. Phân tầng đo lường số hóa theo Verhoef et al. (2021); vai trò công cụ số trong quốc tế hóa theo Banalieva &amp; Dhanaraj (2019).</w:t>
       </w:r>
     </w:p>
     <w:p>
@@ -5281,7 +5263,7 @@
         <w:t xml:space="preserve">Hài hòa hóa xuyên ba thế hệ schema</w:t>
       </w:r>
       <w:r>
-        <w:t xml:space="preserve">: World Bank Enterprise Surveys trải qua ba thế hệ schema trong giai đoạn nghiên cứu. Thế hệ 1 — PICS3/MENA-WBES (2006–2012, 18 đợt, n=8.048): bảng hỏi PICS3 cho khu vực Đông Nam Á và Trung Á. Thế hệ 2 — Standardized (2013–2017, 27 đợt, n=23.940): áp dụng đồng nhất xuyên toàn cầu từ 2013. Thế hệ 3 — BREADY/BEE/EAP Core (2018–2026, 57 đợt, n=54.713): tích hợp thanh toán điện tử, điện toán đám mây, ngân hàng di động vào các module bổ sung, gây</w:t>
+        <w:t xml:space="preserve">: World Bank Enterprise Surveys trải qua ba thế hệ schema trong giai đoạn nghiên cứu. Thế hệ 1, PICS3/MENA-WBES (2006–2012, 18 đợt, n=8.048): bảng hỏi PICS3 cho khu vực Đông Nam Á và Trung Á. Thế hệ 2, Standardized (2013–2017, 27 đợt, n=23.940): áp dụng đồng nhất xuyên toàn cầu từ 2013. Thế hệ 3, BREADY/BEE/EAP Core (2018–2026, 57 đợt, n=54.713): tích hợp thanh toán điện tử, điện toán đám mây, ngân hàng di động vào các module bổ sung, gây</w:t>
       </w:r>
       <w:r>
         <w:t xml:space="preserve"> </w:t>
@@ -5315,7 +5297,7 @@
         <w:t xml:space="preserve"> </w:t>
       </w:r>
       <w:r>
-        <w:t xml:space="preserve">(Aguinis et al., 2019): chuyên đề trình bày rõ (i) định nghĩa tổng thể (49 nền kinh tế châu Á và Thái Bình Dương, phân tách 41 phạm vi chính và 8 trường hợp biên); (ii) quy trình lấy mẫu (lấy mẫu chính thức WBES); (iii) lý giải quy mô mẫu (pool mô tả 86.701 DN / 102 cặp; khung ước lượng 91.982 DN; pool phân loại 96.415 DN); (iv) xử lý giá trị thiếu (FSTS = d3b + d3c, winsorize 1/99); (v) xây dựng biến; (vi) độ tin cậy và giá trị (TCI đa thành phần; DAI đơn thành phần Spec 1, đa thành phần Spec 2); (vii) phương pháp ước lượng (mô tả trong CĐ1; OLS và biến công cụ trong CĐ2); (viii) khoa học mở — toàn bộ bảng và hình tái lập được từ gói tái lập kèm theo luận án.</w:t>
+        <w:t xml:space="preserve">(Aguinis et al., 2019): chuyên đề trình bày rõ (i) định nghĩa tổng thể (49 nền kinh tế châu Á và Thái Bình Dương, phân tách 41 phạm vi chính và 8 trường hợp biên); (ii) quy trình lấy mẫu (lấy mẫu chính thức WBES); (iii) lý giải quy mô mẫu (pool mô tả 86.701 DN / 102 cặp; khung ước lượng 91.982 DN; pool phân loại 96.415 DN); (iv) xử lý giá trị thiếu (FSTS = d3b + d3c, winsorize 1/99); (v) xây dựng biến; (vi) độ tin cậy và giá trị (TCI đa thành phần; DAI đơn thành phần Spec 1, đa thành phần Spec 2); (vii) phương pháp ước lượng (mô tả trong CĐ1; OLS và biến công cụ trong CĐ2); (viii) khoa học mở, toàn bộ bảng và hình tái lập được từ gói tái lập kèm theo luận án.</w:t>
       </w:r>
     </w:p>
     <w:p>
@@ -5345,7 +5327,7 @@
         <w:t xml:space="preserve"> </w:t>
       </w:r>
       <w:r>
-        <w:t xml:space="preserve">hấp thụ hiệu ứng schema tĩnh; (3b) mô hình neo (anchor model) — chạy hồi quy với dữ liệu đến 2024, khóa hệ số, kiểm định ổn định với dữ liệu đầy đủ bằng Chow test; (3c) panel hậu đại dịch độc lập — tách 2025 thành tập xác thực ngoài mẫu cho kỷ nguyên hậu COVID và AI.</w:t>
+        <w:t xml:space="preserve">hấp thụ hiệu ứng schema tĩnh; (3b) mô hình neo (anchor model), chạy hồi quy với dữ liệu đến 2024, khóa hệ số, kiểm định ổn định với dữ liệu đầy đủ bằng Chow test; (3c) panel hậu đại dịch độc lập, tách 2025 thành tập xác thực ngoài mẫu cho kỷ nguyên hậu COVID và AI.</w:t>
       </w:r>
     </w:p>
     <w:p>
@@ -5417,10 +5399,7 @@
         <w:t xml:space="preserve">hiệu quả tài chính</w:t>
       </w:r>
       <w:r>
-        <w:t xml:space="preserve"> </w:t>
-      </w:r>
-      <w:r>
-        <w:t xml:space="preserve">— doanh thu, lợi nhuận, tỷ suất sinh lợi; và (b)</w:t>
+        <w:t xml:space="preserve">, doanh thu, lợi nhuận, tỷ suất sinh lợi; và (b)</w:t>
       </w:r>
       <w:r>
         <w:t xml:space="preserve"> </w:t>
@@ -5433,10 +5412,7 @@
         <w:t xml:space="preserve">hiệu quả hoạt động rộng hơn</w:t>
       </w:r>
       <w:r>
-        <w:t xml:space="preserve"> </w:t>
-      </w:r>
-      <w:r>
-        <w:t xml:space="preserve">— thị phần, đổi mới, năng suất, tăng trưởng việc làm. Lý thuyết dựa trên nguồn lực (Barney, 1991; Wernerfelt, 1984) xem hiệu quả doanh nghiệp là kết quả của việc tích lũy và khai thác</w:t>
+        <w:t xml:space="preserve">, thị phần, đổi mới, năng suất, tăng trưởng việc làm. Lý thuyết dựa trên nguồn lực (Barney, 1991; Wernerfelt, 1984) xem hiệu quả doanh nghiệp là kết quả của việc tích lũy và khai thác</w:t>
       </w:r>
       <w:r>
         <w:t xml:space="preserve"> </w:t>
@@ -5452,7 +5428,7 @@
         <w:t xml:space="preserve"> </w:t>
       </w:r>
       <w:r>
-        <w:t xml:space="preserve">(có giá trị, hiếm, không thể sao chép, không thể thay thế — VRIN), trong khi quan điểm thể chế (North, 1990; Scott, 1995; Peng, 2001) nhấn mạnh rằng hiệu quả này bị định hình mạnh bởi</w:t>
+        <w:t xml:space="preserve">(có giá trị, hiếm, không thể sao chép, không thể thay thế, VRIN), trong khi quan điểm thể chế (North, 1990; Scott, 1995; Peng, 2001) nhấn mạnh rằng hiệu quả này bị định hình mạnh bởi</w:t>
       </w:r>
       <w:r>
         <w:t xml:space="preserve"> </w:t>
@@ -5537,7 +5513,7 @@
         <w:t xml:space="preserve"> </w:t>
       </w:r>
       <w:r>
-        <w:t xml:space="preserve">(năng suất lao động, tăng trưởng doanh thu và việc làm) phản ánh năng lực vận hành thực chất. Richard và cộng sự (2009) cảnh báo rằng việc dựa vào một thước đo đơn lẻ làm suy giảm hiệu lực cấu trúc (construct validity) và khuyến nghị đo lường đa nguồn, đa chiều. Trong bối cảnh dữ liệu WBES — vốn không cung cấp giá cổ phiếu nên loại trừ nhóm (ii), và có dữ liệu lợi nhuận thưa thớt làm hạn chế nhóm (i) —</w:t>
+        <w:t xml:space="preserve">(năng suất lao động, tăng trưởng doanh thu và việc làm) phản ánh năng lực vận hành thực chất. Richard và cộng sự (2009) cảnh báo rằng việc dựa vào một thước đo đơn lẻ làm suy giảm hiệu lực cấu trúc (construct validity) và khuyến nghị đo lường đa nguồn, đa chiều. Trong bối cảnh dữ liệu WBES, vốn không cung cấp giá cổ phiếu nên loại trừ nhóm (ii), và có dữ liệu lợi nhuận thưa thớt làm hạn chế nhóm (i),</w:t>
       </w:r>
       <w:r>
         <w:t xml:space="preserve"> </w:t>
@@ -5590,10 +5566,7 @@
         <w:t xml:space="preserve">năng suất lao động</w:t>
       </w:r>
       <w:r>
-        <w:t xml:space="preserve"> </w:t>
-      </w:r>
-      <w:r>
-        <w:t xml:space="preserve">— đo bằng giá trị gia tăng trên lao động hoặc doanh thu trên lao động — là thước đo phổ biến nhất trong các nghiên cứu WBES vì: (a) tính khả dụng cao xuyên 3 thế hệ schema; (b) ít bị biến dạng bởi cơ cấu vốn hay cơ chế thuế quốc gia; (c) phản ánh trực tiếp năng lực chuyển đổi đầu vào thành đầu ra. Trong chuyên đề này, năng suất lao động được tính bằng:</w:t>
+        <w:t xml:space="preserve">, đo bằng giá trị gia tăng trên lao động hoặc doanh thu trên lao động, là thước đo phổ biến nhất trong các nghiên cứu WBES vì: (a) tính khả dụng cao xuyên 3 thế hệ schema; (b) ít bị biến dạng bởi cơ cấu vốn hay cơ chế thuế quốc gia; (c) phản ánh trực tiếp năng lực chuyển đổi đầu vào thành đầu ra. Trong chuyên đề này, năng suất lao động được tính bằng:</w:t>
       </w:r>
     </w:p>
     <w:p>
@@ -5605,7 +5578,7 @@
           <w:bCs/>
           <w:b/>
         </w:rPr>
-        <w:t xml:space="preserve">LP = ln(Doanh thu bán hàng hàng năm PPP / Số lao động toàn thời gian)</w:t>
+        <w:t xml:space="preserve">LP = ln(Doanh thu bán hàng hàng năm / Số lao động toàn thời gian)</w:t>
       </w:r>
     </w:p>
     <w:p>
@@ -5613,7 +5586,7 @@
         <w:pStyle w:val="BodyText"/>
       </w:pPr>
       <w:r>
-        <w:t xml:space="preserve">Giá trị LP được winsorize ở mức 1/99 phân vị trong cụm quốc gia × năm để kiểm soát ngoại lai và được điều chỉnh theo sức mua tương đương nhằm đảm bảo tính so sánh xuyên quốc gia (World Bank Enterprise Surveys, 2025).</w:t>
+        <w:t xml:space="preserve">Giá trị LP được winsorize ở mức 1/99 phân vị trong cụm quốc gia × năm để kiểm soát ngoại lai; vì doanh thu báo cáo bằng nội tệ, tính so sánh xuyên quốc gia được bảo đảm bằng chuẩn hóa trong từng cặp nền kinh tế × năm và chỉ số không thứ nguyên, như trình bày ở mục 2.2 (World Bank Enterprise Surveys, 2025).</w:t>
       </w:r>
     </w:p>
     <w:bookmarkEnd w:id="34"/>
@@ -5659,7 +5632,7 @@
           <w:bCs/>
           <w:b/>
         </w:rPr>
-        <w:t xml:space="preserve">Chiều 1 — Năng suất lao động</w:t>
+        <w:t xml:space="preserve">Chiều 1, Năng suất lao động</w:t>
       </w:r>
       <w:r>
         <w:t xml:space="preserve">. Biến đo lường chính: LP = ln(doanh thu hàng năm PPP / số lao động toàn thời gian). Đây là</w:t>
@@ -5690,10 +5663,10 @@
           <w:bCs/>
           <w:b/>
         </w:rPr>
-        <w:t xml:space="preserve">Chiều 2 — Lợi nhuận và biên lợi nhuận</w:t>
-      </w:r>
-      <w:r>
-        <w:t xml:space="preserve">. Biến đo lường: (a) tỷ suất lợi nhuận hoạt động từ câu hỏi WBES về doanh thu sau chi phí lao động; (b) chỉ số gián tiếp qua khả năng tái đầu tư. Hạn chế: nhiều doanh nghiệp trong WBES không tiết lộ lợi nhuận cụ thể — chiều này mang tính hỗ trợ thay vì chủ đạo.</w:t>
+        <w:t xml:space="preserve">Chiều 2, Lợi nhuận và biên lợi nhuận</w:t>
+      </w:r>
+      <w:r>
+        <w:t xml:space="preserve">. Biến đo lường: (a) tỷ suất lợi nhuận hoạt động từ câu hỏi WBES về doanh thu sau chi phí lao động; (b) chỉ số gián tiếp qua khả năng tái đầu tư. Hạn chế: nhiều doanh nghiệp trong WBES không tiết lộ lợi nhuận cụ thể, chiều này mang tính hỗ trợ thay vì chủ đạo.</w:t>
       </w:r>
     </w:p>
     <w:p>
@@ -5705,10 +5678,10 @@
           <w:bCs/>
           <w:b/>
         </w:rPr>
-        <w:t xml:space="preserve">Chiều 3 — Tăng trưởng</w:t>
-      </w:r>
-      <w:r>
-        <w:t xml:space="preserve">. Biến đo lường: (a) tốc độ tăng trưởng việc làm hàng năm kép giữa 3 năm trước và thời điểm khảo sát; (b) tỷ lệ doanh nghiệp xuất khẩu như proxy cho mở rộng thị trường. Tăng trưởng việc làm được ưu tiên vì: (a) ít nhạy cảm với thay đổi giá cả so với doanh thu; (b) phản ánh khả năng tạo việc làm bền vững — quan trọng cho mục tiêu chính sách.</w:t>
+        <w:t xml:space="preserve">Chiều 3, Tăng trưởng</w:t>
+      </w:r>
+      <w:r>
+        <w:t xml:space="preserve">. Biến đo lường: (a) tốc độ tăng trưởng việc làm hàng năm kép giữa 3 năm trước và thời điểm khảo sát; (b) tỷ lệ doanh nghiệp xuất khẩu như proxy cho mở rộng thị trường. Tăng trưởng việc làm được ưu tiên vì: (a) ít nhạy cảm với thay đổi giá cả so với doanh thu; (b) phản ánh khả năng tạo việc làm bền vững, quan trọng cho mục tiêu chính sách.</w:t>
       </w:r>
     </w:p>
     <w:p>
@@ -5720,7 +5693,7 @@
           <w:bCs/>
           <w:b/>
         </w:rPr>
-        <w:t xml:space="preserve">Chiều 4 — Đổi mới sáng tạo và cấu trúc doanh nghiệp</w:t>
+        <w:t xml:space="preserve">Chiều 4, Đổi mới sáng tạo và cấu trúc doanh nghiệp</w:t>
       </w:r>
       <w:r>
         <w:t xml:space="preserve">. Biến đo lường: (a) R&amp;D (tỷ lệ doanh nghiệp có chi tiêu R&amp;D dương); (b) đổi mới sản phẩm mới; (c) đổi mới quy trình mới; (d) chứng nhận ISO; (e) website (Tier-1 Sự hiện diện số cơ bản); (f) FDI ≥10% (cơ cấu sở hữu). Chiều thứ tư phản ánh</w:t>
@@ -5736,10 +5709,7 @@
         <w:t xml:space="preserve">năng lực tương lai</w:t>
       </w:r>
       <w:r>
-        <w:t xml:space="preserve"> </w:t>
-      </w:r>
-      <w:r>
-        <w:t xml:space="preserve">— khả năng duy trì hiệu quả trong dài hạn qua đổi mới và nâng cấp công nghệ.</w:t>
+        <w:t xml:space="preserve">, khả năng duy trì hiệu quả trong dài hạn qua đổi mới và nâng cấp công nghệ.</w:t>
       </w:r>
     </w:p>
     <w:bookmarkEnd w:id="35"/>
@@ -5788,7 +5758,7 @@
         <w:t xml:space="preserve"> </w:t>
       </w:r>
       <w:r>
-        <w:t xml:space="preserve">giai đoạn 1980–2005. Hệ số tương quan trung bình r=0,045 — tích cực nhưng nhỏ. Phát hiện chính: đo lường quốc tế hóa và hiệu quả rất không đồng nhất giữa các nghiên cứu, hạn chế khả năng so sánh. Khoảng trống: ít nghiên cứu châu Á mới nổi.</w:t>
+        <w:t xml:space="preserve">giai đoạn 1980–2005. Hệ số tương quan trung bình r=0,045, tích cực nhưng nhỏ. Phát hiện chính: đo lường quốc tế hóa và hiệu quả rất không đồng nhất giữa các nghiên cứu, hạn chế khả năng so sánh. Khoảng trống: ít nghiên cứu châu Á mới nổi.</w:t>
       </w:r>
     </w:p>
     <w:p>
@@ -5834,7 +5804,7 @@
         <w:t xml:space="preserve">(3) Marano et al. (2016)</w:t>
       </w:r>
       <w:r>
-        <w:t xml:space="preserve">: Tập trung vào thể chế hóa nghiên cứu quốc tế hóa → hiệu quả. Phát hiện: chất lượng thể chế nước chủ nhà là biến điều tiết quan trọng nhất — giải thích phần lớn phương sai không giải thích được trong các meta-analysis trước. Đặt nền tảng cho khung ICRV trong chuyên đề này.</w:t>
+        <w:t xml:space="preserve">: Tập trung vào thể chế hóa nghiên cứu quốc tế hóa → hiệu quả. Phát hiện: chất lượng thể chế nước chủ nhà là biến điều tiết quan trọng nhất, giải thích phần lớn phương sai không giải thích được trong các meta-analysis trước. Đặt nền tảng cho khung ICRV trong chuyên đề này.</w:t>
       </w:r>
     </w:p>
     <w:p>
@@ -5922,7 +5892,7 @@
           <w:bCs/>
           <w:b/>
         </w:rPr>
-        <w:t xml:space="preserve">Khung 1 — Lý thuyết Uppsala</w:t>
+        <w:t xml:space="preserve">Khung 1, Lý thuyết Uppsala</w:t>
       </w:r>
       <w:r>
         <w:t xml:space="preserve"> </w:t>
@@ -5941,7 +5911,7 @@
         <w:t xml:space="preserve">lộ trình tiệm tiến</w:t>
       </w:r>
       <w:r>
-        <w:t xml:space="preserve">, bắt đầu từ các thị trường gần về tâm lý rồi mở rộng dần. Phiên bản 2009 cập nhật: mạng lưới quan hệ kinh doanh thay thế khoảng cách tâm lý như cơ chế dẫn dắt. Hàm ý cho chuyên đề: (a) pattern FSTS thấp ở SIDS Pacific (6,3%) và FSTS cao liên kết FDI ở Việt Nam (23,2%) phù hợp với đường cong học hỏi Uppsala; (b) các công cụ số theo Banalieva &amp; Dhanaraj (2019) có thể rút ngắn lộ trình tiệm tiến ở giai đoạn đầu — nhưng cần Tier-2 để phát huy đầy đủ.</w:t>
+        <w:t xml:space="preserve">, bắt đầu từ các thị trường gần về tâm lý rồi mở rộng dần. Phiên bản 2009 cập nhật: mạng lưới quan hệ kinh doanh thay thế khoảng cách tâm lý như cơ chế dẫn dắt. Hàm ý cho chuyên đề: (a) pattern FSTS thấp ở SIDS Pacific (6,3%) và FSTS cao liên kết FDI ở Việt Nam (23,2%) phù hợp với đường cong học hỏi Uppsala; (b) các công cụ số theo Banalieva &amp; Dhanaraj (2019) có thể rút ngắn lộ trình tiệm tiến ở giai đoạn đầu, nhưng cần Tier-2 để phát huy đầy đủ.</w:t>
       </w:r>
     </w:p>
     <w:p>
@@ -5953,13 +5923,13 @@
           <w:bCs/>
           <w:b/>
         </w:rPr>
-        <w:t xml:space="preserve">Khung 2 — Quan điểm dựa trên nguồn lực và năng lực động</w:t>
-      </w:r>
-      <w:r>
-        <w:t xml:space="preserve"> </w:t>
-      </w:r>
-      <w:r>
-        <w:t xml:space="preserve">(Barney, 1991; Teece et al., 1997; Wernerfelt, 1984): Doanh nghiệp đạt lợi thế cạnh tranh bền vững thông qua nguồn lực VRIN và khả năng tái cấu hình năng lực theo biến động môi trường. Hàm ý cho chuyên đề: (a) TCI (năng lực công nghệ) là proxy cho nguồn lực khó sao chép — giải thích tại sao Advanced innovation-driven (ISO 29,9%, R&amp;D 16,7%) có năng suất vượt trội; (b) năng lực hấp thụ (Cohen &amp; Levinthal, 1990) giải thích tại sao tác động lan tỏa FDI tích cực hơn ở Ấn Độ với R&amp;D 19,8% so với Việt Nam 6,1%.</w:t>
+        <w:t xml:space="preserve">Khung 2, Quan điểm dựa trên nguồn lực và năng lực động</w:t>
+      </w:r>
+      <w:r>
+        <w:t xml:space="preserve"> </w:t>
+      </w:r>
+      <w:r>
+        <w:t xml:space="preserve">(Barney, 1991; Teece et al., 1997; Wernerfelt, 1984): Doanh nghiệp đạt lợi thế cạnh tranh bền vững thông qua nguồn lực VRIN và khả năng tái cấu hình năng lực theo biến động môi trường. Hàm ý cho chuyên đề: (a) TCI (năng lực công nghệ) là proxy cho nguồn lực khó sao chép, giải thích tại sao Advanced innovation-driven (ISO 29,9%, R&amp;D 16,7%) có năng suất vượt trội; (b) năng lực hấp thụ (Cohen &amp; Levinthal, 1990) giải thích tại sao tác động lan tỏa FDI tích cực hơn ở Ấn Độ với R&amp;D 19,8% so với Việt Nam 6,1%.</w:t>
       </w:r>
     </w:p>
     <w:p>
@@ -5971,13 +5941,13 @@
           <w:bCs/>
           <w:b/>
         </w:rPr>
-        <w:t xml:space="preserve">Khung 3 — Lý thuyết thể chế</w:t>
-      </w:r>
-      <w:r>
-        <w:t xml:space="preserve"> </w:t>
-      </w:r>
-      <w:r>
-        <w:t xml:space="preserve">(North, 1990; Scott, 1995; Peng, 2001, 2003): Thể chế — luật pháp, chuẩn mực, quy tắc phi chính thức — định hình chi phí giao dịch và cơ hội chiến lược cho doanh nghiệp. Peng (2001, 2003) xây dựng</w:t>
+        <w:t xml:space="preserve">Khung 3, Lý thuyết thể chế</w:t>
+      </w:r>
+      <w:r>
+        <w:t xml:space="preserve"> </w:t>
+      </w:r>
+      <w:r>
+        <w:t xml:space="preserve">(North, 1990; Scott, 1995; Peng, 2001, 2003): Thể chế, luật pháp, chuẩn mực, quy tắc phi chính thức, định hình chi phí giao dịch và cơ hội chiến lược cho doanh nghiệp. Peng (2001, 2003) xây dựng</w:t>
       </w:r>
       <w:r>
         <w:t xml:space="preserve"> </w:t>
@@ -5993,7 +5963,7 @@
         <w:t xml:space="preserve"> </w:t>
       </w:r>
       <w:r>
-        <w:t xml:space="preserve">cho các nền kinh tế mới nổi — lý giải tại sao quan hệ quốc tế hóa → hiệu quả không đồng nhất xuyên chế độ thể chế. Hàm ý: (a) gradient cường độ của các hệ số tương quan FDI/FSTS/TCI/DAI xuyên 6 nhóm ICRV — đặc biệt việc tương quan FSTS–năng suất giảm dần và mất ý nghĩa ở SIDS (Bảng 2.3.8.1) — là bằng chứng mô tả cho điều tiết thể chế; (b) Xu (2024) làm sâu thêm bằng phân biệt</w:t>
+        <w:t xml:space="preserve">cho các nền kinh tế mới nổi, lý giải tại sao quan hệ quốc tế hóa → hiệu quả không đồng nhất xuyên chế độ thể chế. Hàm ý: (a) gradient cường độ của các hệ số tương quan FDI/FSTS/TCI/DAI xuyên 6 nhóm ICRV, đặc biệt việc tương quan FSTS–năng suất giảm dần và mất ý nghĩa ở SIDS (Bảng 2.3.8.1), là bằng chứng mô tả cho điều tiết thể chế; (b) Xu (2024) làm sâu thêm bằng phân biệt</w:t>
       </w:r>
       <w:r>
         <w:t xml:space="preserve"> </w:t>
@@ -6025,7 +5995,7 @@
         <w:t xml:space="preserve"> </w:t>
       </w:r>
       <w:r>
-        <w:t xml:space="preserve">(thực thi thực tế) — giải thích tại sao Việt Nam và Trung Quốc có gap lớn giữa hai tầng này; (c) khung ICRV 6 nhóm là sự vận hành hóa Lý thuyết thể chế theo hướng này.</w:t>
+        <w:t xml:space="preserve">(thực thi thực tế), giải thích tại sao Việt Nam và Trung Quốc có gap lớn giữa hai tầng này; (c) khung ICRV 6 nhóm là sự vận hành hóa Lý thuyết thể chế theo hướng này.</w:t>
       </w:r>
     </w:p>
     <w:bookmarkEnd w:id="37"/>
@@ -6065,7 +6035,7 @@
         <w:t xml:space="preserve">(1) Điều kiện thị trường nội địa khả thi</w:t>
       </w:r>
       <w:r>
-        <w:t xml:space="preserve">: Doanh nghiệp có thể bán hàng nội địa ở quy mô đủ để tích lũy năng lực kinh doanh trước khi quốc tế hóa. Điều kiện này thỏa mãn ở Singapore (5,9 triệu dân, GDP bình quân đầu người ~80.000 USD), Trung Quốc (1,4 tỷ dân), Việt Nam (98 triệu dân) —</w:t>
+        <w:t xml:space="preserve">: Doanh nghiệp có thể bán hàng nội địa ở quy mô đủ để tích lũy năng lực kinh doanh trước khi quốc tế hóa. Điều kiện này thỏa mãn ở Singapore (5,9 triệu dân, GDP bình quân đầu người ~80.000 USD), Trung Quốc (1,4 tỷ dân), Việt Nam (98 triệu dân),</w:t>
       </w:r>
       <w:r>
         <w:t xml:space="preserve"> </w:t>
@@ -6096,7 +6066,7 @@
         <w:t xml:space="preserve">(2) Điều kiện chi phí thương mại kiểm soát được</w:t>
       </w:r>
       <w:r>
-        <w:t xml:space="preserve">: Logistics, vận tải, quy định xuất nhập khẩu nằm trong khoảng kinh tế. Điều kiện này thỏa mãn ở châu Á đại lục —</w:t>
+        <w:t xml:space="preserve">: Logistics, vận tải, quy định xuất nhập khẩu nằm trong khoảng kinh tế. Điều kiện này thỏa mãn ở châu Á đại lục,</w:t>
       </w:r>
       <w:r>
         <w:t xml:space="preserve"> </w:t>
@@ -6127,7 +6097,7 @@
         <w:t xml:space="preserve">(3) Điều kiện thể chế vận hành</w:t>
       </w:r>
       <w:r>
-        <w:t xml:space="preserve">: Khung pháp lý, quyền sở hữu trí tuệ, thực thi hợp đồng, hạ tầng ngân hàng ở mức tối thiểu. Điều kiện này thỏa mãn ở Advanced và Trung bình cao —</w:t>
+        <w:t xml:space="preserve">: Khung pháp lý, quyền sở hữu trí tuệ, thực thi hợp đồng, hạ tầng ngân hàng ở mức tối thiểu. Điều kiện này thỏa mãn ở Advanced và Trung bình cao,</w:t>
       </w:r>
       <w:r>
         <w:t xml:space="preserve"> </w:t>
@@ -6856,7 +6826,7 @@
           <w:bCs/>
           <w:b/>
         </w:rPr>
-        <w:t xml:space="preserve">Áp dụng số nền tảng (Foundational Digital Adoption — FDA)</w:t>
+        <w:t xml:space="preserve">Áp dụng số nền tảng (Foundational Digital Adoption, FDA)</w:t>
       </w:r>
       <w:r>
         <w:t xml:space="preserve">.</w:t>
@@ -6874,10 +6844,7 @@
         <w:t xml:space="preserve">Mô hình Năng lực số phụ thuộc bối cảnh (CDCM)</w:t>
       </w:r>
       <w:r>
-        <w:t xml:space="preserve"> </w:t>
-      </w:r>
-      <w:r>
-        <w:t xml:space="preserve">— hợp nhất bằng chứng Singapore và Việt Nam:</w:t>
+        <w:t xml:space="preserve">, hợp nhất bằng chứng Singapore và Việt Nam:</w:t>
       </w:r>
     </w:p>
     <w:p>
@@ -6908,7 +6875,7 @@
         <w:t xml:space="preserve"> </w:t>
       </w:r>
       <w:r>
-        <w:t xml:space="preserve">trong miền quan sát chứ không phải một ngưỡng bất lợi đã định vị chắc chắn — nhất quán với diễn giải tại luận án Chương 4 §4.3.1).</w:t>
+        <w:t xml:space="preserve">trong miền quan sát chứ không phải một ngưỡng bất lợi đã định vị chắc chắn, nhất quán với diễn giải tại luận án Chương 4 §4.3.1).</w:t>
       </w:r>
     </w:p>
     <w:p>
@@ -6936,7 +6903,7 @@
         <w:t xml:space="preserve">phụ thuộc giai đoạn</w:t>
       </w:r>
       <w:r>
-        <w:t xml:space="preserve">: tương tác DAI×FSTS âm ở FSTS cao — Tier 1 trở thành điểm nghẽn. Singapore (Tier 1+2) →</w:t>
+        <w:t xml:space="preserve">: tương tác DAI×FSTS âm ở FSTS cao, Tier 1 trở thành điểm nghẽn. Singapore (Tier 1+2) →</w:t>
       </w:r>
       <w:r>
         <w:t xml:space="preserve"> </w:t>
@@ -6949,7 +6916,7 @@
         <w:t xml:space="preserve">mở rộng có điều kiện</w:t>
       </w:r>
       <w:r>
-        <w:t xml:space="preserve">: tương tác DAI×FSTS² dương mạnh (β=3,119, p=0,005) — Tier 1+2 là đòn bẩy.</w:t>
+        <w:t xml:space="preserve">: tương tác DAI×FSTS² dương mạnh (β=3,119, p=0,005), Tier 1+2 là đòn bẩy.</w:t>
       </w:r>
     </w:p>
     <w:p>
@@ -6964,7 +6931,7 @@
         <w:t xml:space="preserve">(c) Vai trò TCI</w:t>
       </w:r>
       <w:r>
-        <w:t xml:space="preserve">: Việt Nam —</w:t>
+        <w:t xml:space="preserve">: Việt Nam,</w:t>
       </w:r>
       <w:r>
         <w:t xml:space="preserve"> </w:t>
@@ -6980,7 +6947,7 @@
         <w:t xml:space="preserve"> </w:t>
       </w:r>
       <w:r>
-        <w:t xml:space="preserve">(TCI z biến công cụ β=1,639, p&lt;0,001, ước lượng 2SLS vững). Singapore —</w:t>
+        <w:t xml:space="preserve">(TCI z biến công cụ β=1,639, p&lt;0,001, ước lượng 2SLS vững). Singapore,</w:t>
       </w:r>
       <w:r>
         <w:t xml:space="preserve"> </w:t>
@@ -7046,7 +7013,7 @@
               <w:jc w:val="left"/>
             </w:pPr>
             <w:r>
-              <w:t xml:space="preserve">Châu Á không phải là một khối đồng nhất về thể chế. Các meta-analysis (Marano et al., 2016; Wu et al., 2022) đã ghi nhận rằng bối cảnh thể chế là biến điều tiết quan trọng nhất trong quan hệ quốc tế hóa → hiệu quả — nhưng không có nghiên cứu nào thiết lập hệ thống phân loại thể chế toàn diện cho 49 nền kinh tế châu Á (khung phân tích). Khung phân loại ICRV (Institutional Context Regime Variation — Biến thiên chế độ bối cảnh thể chế) được đề xuất trong chuyên đề này nhằm lấp khoảng trống đó, dựa trên bốn nguyên tắc:</w:t>
+              <w:t xml:space="preserve">Châu Á không phải là một khối đồng nhất về thể chế. Các meta-analysis (Marano et al., 2016; Wu et al., 2022) đã ghi nhận rằng bối cảnh thể chế là biến điều tiết quan trọng nhất trong quan hệ quốc tế hóa → hiệu quả, nhưng không có nghiên cứu nào thiết lập hệ thống phân loại thể chế toàn diện cho 49 nền kinh tế châu Á (khung phân tích). Khung phân loại ICRV (Institutional Context Regime Variation, Biến thiên chế độ bối cảnh thể chế) được đề xuất trong chuyên đề này nhằm lấp khoảng trống đó, dựa trên bốn nguyên tắc:</w:t>
             </w:r>
           </w:p>
         </w:tc>
@@ -7073,7 +7040,7 @@
               <w:t xml:space="preserve">Tính phân biệt</w:t>
             </w:r>
             <w:r>
-              <w:t xml:space="preserve">: mỗi nhóm phải có mô hình hiệu quả doanh nghiệp khác biệt thực sự — không chỉ khác nhau về mức GDP bình quân đầu người;</w:t>
+              <w:t xml:space="preserve">: mỗi nhóm phải có mô hình hiệu quả doanh nghiệp khác biệt thực sự, không chỉ khác nhau về mức GDP bình quân đầu người;</w:t>
             </w:r>
           </w:p>
         </w:tc>
@@ -7100,7 +7067,7 @@
               <w:t xml:space="preserve">Tính đại diện lý thuyết</w:t>
             </w:r>
             <w:r>
-              <w:t xml:space="preserve">: phân loại phải phản ánh được các cơ chế thể chế khác nhau — thể chế đổi mới sáng tạo, thể chế tài nguyên, thể chế chuyển đổi, thể chế MIRAB — theo Varieties of Capitalism (Hall &amp; Soskice, 2001) và Lý thuyết thể chế (North, 1990);</w:t>
+              <w:t xml:space="preserve">: phân loại phải phản ánh được các cơ chế thể chế khác nhau, thể chế đổi mới sáng tạo, thể chế tài nguyên, thể chế chuyển đổi, thể chế MIRAB, theo Varieties of Capitalism (Hall &amp; Soskice, 2001) và Lý thuyết thể chế (North, 1990);</w:t>
             </w:r>
           </w:p>
         </w:tc>
@@ -7186,10 +7153,10 @@
                 <w:bCs/>
                 <w:b/>
               </w:rPr>
-              <w:t xml:space="preserve">Nhóm I — Advanced đổi mới sáng tạo dẫn dắt</w:t>
-            </w:r>
-            <w:r>
-              <w:t xml:space="preserve">: WGI Rule of Law &gt;+0,80; GNI bình quân đầu người &gt;30.000 USD (phương pháp Atlas WB); GDP tăng trưởng dựa trên đổi mới công nghệ, dịch vụ tài chính và hàm lượng tri thức cao. Bằng chứng WBES: R&amp;D &gt;10%, ISO &gt;20%, độ lệch chuẩn log năng suất trong đợt thấp nhất sáu nhóm (~1,04 — phân tán hẹp, ít phân bổ sai).</w:t>
+              <w:t xml:space="preserve">Nhóm I, Advanced đổi mới sáng tạo dẫn dắt</w:t>
+            </w:r>
+            <w:r>
+              <w:t xml:space="preserve">: WGI Rule of Law &gt;+0,80; GNI bình quân đầu người &gt;30.000 USD (phương pháp Atlas, theo ngưỡng phân loại thu nhập FY2026 của World Bank, 2025a); GDP tăng trưởng dựa trên đổi mới công nghệ, dịch vụ tài chính và hàm lượng tri thức cao. Bằng chứng WBES: R&amp;D &gt;10%, ISO &gt;20%, độ lệch chuẩn log năng suất trong đợt thấp nhất sáu nhóm (~1,04, phân tán hẹp, ít phân bổ sai).</w:t>
             </w:r>
           </w:p>
         </w:tc>
@@ -7207,10 +7174,10 @@
                 <w:bCs/>
                 <w:b/>
               </w:rPr>
-              <w:t xml:space="preserve">Nhóm II — Advanced tài nguyên dẫn dắt</w:t>
-            </w:r>
-            <w:r>
-              <w:t xml:space="preserve">: WGI Rule of Law trung bình (+0,00 → +0,50); GNI bình quân đầu người &gt;20.000 USD; GDP tăng trưởng dựa trên xuất khẩu tài nguyên thiên nhiên (dầu mỏ, khí đốt, khoáng sản). Bằng chứng WBES: FDI cao hướng khai thác tài nguyên; phân tán năng suất trong đợt thấp ở các nền lớn nhất khối (Saudi Arabia 0,49; Qatar 0,33 — đặc trưng nhà nước tô san bằng phân phối).</w:t>
+              <w:t xml:space="preserve">Nhóm II, Advanced tài nguyên dẫn dắt</w:t>
+            </w:r>
+            <w:r>
+              <w:t xml:space="preserve">: WGI Rule of Law trung bình (+0,00 → +0,50); GNI bình quân đầu người &gt;20.000 USD; GDP tăng trưởng dựa trên xuất khẩu tài nguyên thiên nhiên (dầu mỏ, khí đốt, khoáng sản). Bằng chứng WBES: FDI cao hướng khai thác tài nguyên; phân tán năng suất trong đợt thấp ở các nền lớn nhất khối (Saudi Arabia 0,49; Qatar 0,33, đặc trưng nhà nước tô san bằng phân phối).</w:t>
             </w:r>
           </w:p>
         </w:tc>
@@ -7228,7 +7195,7 @@
                 <w:bCs/>
                 <w:b/>
               </w:rPr>
-              <w:t xml:space="preserve">Nhóm III — Trung bình cao (Upper-middle)</w:t>
+              <w:t xml:space="preserve">Nhóm III, Trung bình cao (Upper-middle)</w:t>
             </w:r>
             <w:r>
               <w:t xml:space="preserve">: WGI Rule of Law 0,00 → +0,80; GNI bình quân đầu người 5.000–20.000 USD; nền kinh tế chuyển đổi từ sản xuất sang dịch vụ, với R&amp;D đang tăng (đặc biệt Trung Quốc). Pattern WBES: FSTS sản xuất cao, doanh nghiệp xuất khẩu tăng mạnh giữa hai kỳ khảo sát (+12,5 điểm phần trăm).</w:t>
@@ -7249,7 +7216,7 @@
                 <w:bCs/>
                 <w:b/>
               </w:rPr>
-              <w:t xml:space="preserve">Nhóm IV — Chuyển đổi thu nhập trung bình–thấp (Lower-middle transition)</w:t>
+              <w:t xml:space="preserve">Nhóm IV, Chuyển đổi thu nhập trung bình–thấp (Lower-middle transition)</w:t>
             </w:r>
             <w:r>
               <w:t xml:space="preserve">: WGI Rule of Law -0,50 → 0,00; GNI bình quân đầu người 1.000–5.000 USD; tốc độ tăng trưởng cao nhưng gap de jure–de facto lớn (Xu, 2024); sản xuất FDI-driven dẫn dắt xuất khẩu ở khối ASEAN. Pattern WBES: FSTS phân cực cao/thấp trong nội bộ nhóm; FDI thấp nhất (3,1%) do doanh nghiệp nội địa chi phối mẫu.</w:t>
@@ -7270,7 +7237,7 @@
                 <w:bCs/>
                 <w:b/>
               </w:rPr>
-              <w:t xml:space="preserve">Nhóm V — Đang nổi (Emerging)</w:t>
+              <w:t xml:space="preserve">Nhóm V, Đang nổi (Emerging)</w:t>
             </w:r>
             <w:r>
               <w:t xml:space="preserve">: WGI Rule of Law &lt; -0,50 hoặc voids thể chế lớn; GNI bình quân đầu người phần lớn &lt;3.000 USD; gồm nhiều nền đang qua giai đoạn xung đột hoặc chuyển đổi sau xung đột. Pattern WBES: phân tán năng suất trong đợt cao nhất (sd ~1,39; P90/P10 ~30 lần), nhưng đổi mới sản phẩm khá cao (đổi mới bằng nguồn lực hạn chế).</w:t>
@@ -7291,10 +7258,10 @@
                 <w:bCs/>
                 <w:b/>
               </w:rPr>
-              <w:t xml:space="preserve">Nhóm VI — SIDS Thái Bình Dương (Trường hợp biên mở rộng)</w:t>
-            </w:r>
-            <w:r>
-              <w:t xml:space="preserve">: Dân số &lt;1 triệu; cô lập địa lý &gt;2.000 km từ hub thương mại; phụ thuộc ODA + remittances &gt; 20% GDP; mô hình MIRAB (Bertram, 2006). Pattern WBES: n=2.295 (2,6% pool); FDI cao nhất (20,0% — do MNE du lịch/viễn thông); đổi mới sản phẩm cao nhất (34,2% — đổi mới bằng nguồn lực hạn chế); website khá cao ngoại trừ Kiribati (18,7%).</w:t>
+              <w:t xml:space="preserve">Nhóm VI, SIDS Thái Bình Dương (Trường hợp biên mở rộng)</w:t>
+            </w:r>
+            <w:r>
+              <w:t xml:space="preserve">: Dân số &lt;1 triệu; cô lập địa lý &gt;2.000 km từ hub thương mại; phụ thuộc ODA + remittances &gt; 20% GDP; mô hình MIRAB (Bertram, 2006). Pattern WBES: n=2.295 (2,6% pool); FDI cao nhất (20,0%, do MNE du lịch/viễn thông); đổi mới sản phẩm cao nhất (34,2%, đổi mới bằng nguồn lực hạn chế); website khá cao ngoại trừ Kiribati (18,7%).</w:t>
             </w:r>
           </w:p>
         </w:tc>
@@ -7697,7 +7664,7 @@
                 <w:iCs/>
                 <w:i/>
               </w:rPr>
-              <w:t xml:space="preserve">, dùng thống nhất trong luận án và hai chuyên đề. Pool phân loại đầy đủ = 96.415 DN/52 nền (gồm Comoros, Turkey, Cyprus ngoài châu Á — loại khỏi khung 49 nền). SIDS: mẫu chính của nghiên cứu chuyên sâu SIDS là 7 nền Pacific; kiểm định bền vững mở rộng 9 nền. Nhật Bản được WBES khảo sát lần đầu năm 2025 (sau thời điểm chốt khung phân tích) nên không thuộc khung 49 nền; đây là hướng mở rộng tự nhiên cho nghiên cứu tiếp theo.</w:t>
+              <w:t xml:space="preserve">, dùng thống nhất trong luận án và hai chuyên đề. Pool phân loại đầy đủ = 96.415 DN/52 nền (gồm Comoros, Turkey, Cyprus ngoài châu Á, loại khỏi khung 49 nền). SIDS: mẫu chính của nghiên cứu chuyên sâu SIDS là 7 nền Pacific; kiểm định bền vững mở rộng 9 nền. Nhật Bản được WBES khảo sát lần đầu năm 2025 (sau thời điểm chốt khung phân tích) nên không thuộc khung 49 nền; đây là hướng mở rộng tự nhiên cho nghiên cứu tiếp theo.</w:t>
             </w:r>
           </w:p>
         </w:tc>
@@ -7742,7 +7709,7 @@
                 <w:iCs/>
                 <w:i/>
               </w:rPr>
-              <w:t xml:space="preserve">Đặc điểm điển hình của 6 nhóm ICRV — WGI, GNI, cơ chế tăng trưởng, pattern WBES dự kiến.</w:t>
+              <w:t xml:space="preserve">Đặc điểm điển hình của 6 nhóm ICRV, WGI, GNI, cơ chế tăng trưởng, pattern WBES dự kiến.</w:t>
             </w:r>
           </w:p>
         </w:tc>
@@ -7816,7 +7783,7 @@
                 <w:iCs/>
                 <w:i/>
               </w:rPr>
-              <w:t xml:space="preserve">Nguồn: Tổng hợp từ World Bank Enterprise Surveys (2025); WGI từ Kaufmann et al. (2011); GNI từ World Bank (2025, tháng 7). Cột sd log LP: trung vị độ lệch chuẩn ln(năng suất lao động) tính trong từng đợt khảo sát (Bảng 2.3.3.1). Pattern quốc tế hóa → hiệu quả từ các nghiên cứu thành phần của luận án (Đỗ &amp; Phan, 2026 — VEFR, JABS, JFAR, MIR).</w:t>
+              <w:t xml:space="preserve">Nguồn: Tổng hợp từ World Bank Enterprise Surveys (2025); WGI từ Kaufmann et al. (2011); GNI từ World Bank (2025, tháng 7). Cột sd log LP: trung vị độ lệch chuẩn ln(năng suất lao động) tính trong từng đợt khảo sát (Bảng 2.3.3.1). Pattern quốc tế hóa → hiệu quả từ các nghiên cứu thành phần của luận án (Đỗ &amp; Phan, 2026, VEFR, JABS, JFAR, MIR).</w:t>
             </w:r>
           </w:p>
         </w:tc>
@@ -7880,7 +7847,7 @@
         <w:t xml:space="preserve">102 cặp nền kinh tế × năm</w:t>
       </w:r>
       <w:r>
-        <w:t xml:space="preserve">, giai đoạn 2006–2026 (bao gồm Kiribati 2025 — đợt khảo sát WBES đầu tiên của nền kinh tế này). Tổng hợp này kế thừa và mở rộng từ pool 17 nền châu Á mới nổi (~40.633 doanh nghiệp) của Đỗ &amp; Phan (2026 — VEFR), gấp hơn 2 lần. Phân bố theo nhóm ICRV: Nhóm IV Chuyển đổi TB-thấp 45.003 (51,9%), Nhóm V Đang nổi 18.957 (21,9%), Nhóm III Trung bình cao 13.993 (16,1%), Nhóm I Advanced đổi mới 4.222 (4,9%), Nhóm VI SIDS 2.295 (2,6%), Nhóm II Advanced tài nguyên 2.231 (2,6%). Có</w:t>
+        <w:t xml:space="preserve">, giai đoạn 2006–2026 (bao gồm Kiribati 2025, đợt khảo sát WBES đầu tiên của nền kinh tế này). Tổng hợp này kế thừa và mở rộng từ pool 17 nền châu Á mới nổi (~40.633 doanh nghiệp) của Đỗ &amp; Phan (2026, VEFR), gấp hơn 2 lần. Phân bố theo nhóm ICRV: Nhóm IV Chuyển đổi TB-thấp 45.003 (51,9%), Nhóm V Đang nổi 18.957 (21,9%), Nhóm III Trung bình cao 13.993 (16,1%), Nhóm I Advanced đổi mới 4.222 (4,9%), Nhóm VI SIDS 2.295 (2,6%), Nhóm II Advanced tài nguyên 2.231 (2,6%). Có</w:t>
       </w:r>
       <w:r>
         <w:t xml:space="preserve"> </w:t>
@@ -7896,7 +7863,7 @@
         <w:t xml:space="preserve"> </w:t>
       </w:r>
       <w:r>
-        <w:t xml:space="preserve">với 14.712 doanh nghiệp (17,0% pool); đợt khảo sát Nepal 2025 dùng bảng hỏi BREADY Micro (doanh nghiệp siêu nhỏ) — không phải cross-section chuẩn nên không thuộc pool, chỉ được nhắc đến như tham chiếu.</w:t>
+        <w:t xml:space="preserve">với 14.712 doanh nghiệp (17,0% pool); đợt khảo sát Nepal 2025 dùng bảng hỏi BREADY Micro (doanh nghiệp siêu nhỏ), không phải cross-section chuẩn nên không thuộc pool, chỉ được nhắc đến như tham chiếu.</w:t>
       </w:r>
     </w:p>
     <w:p>
@@ -7908,7 +7875,7 @@
           <w:iCs/>
           <w:i/>
         </w:rPr>
-        <w:t xml:space="preserve">Hình 2.3.3.1. Phân bố pool mô tả 86.701 doanh nghiệp (2006–2026) theo 3 thế hệ schema WBES: PICS3 (2006–2012, 18 đợt, n=8.048), Standardized (2013–2017, 27 đợt, n=23.940), BREADY (2018–2026, 57 đợt, n=54.713). Các đợt 2024–2026 đóng góp 25.691 doanh nghiệp (29,6% pool, 30 đợt) — phản ánh chu kỳ khảo sát WBES dày lên rõ rệt sau đại dịch.</w:t>
+        <w:t xml:space="preserve">Hình 2.3.3.1. Phân bố pool mô tả 86.701 doanh nghiệp (2006–2026) theo 3 thế hệ schema WBES: PICS3 (2006–2012, 18 đợt, n=8.048), Standardized (2013–2017, 27 đợt, n=23.940), BREADY (2018–2026, 57 đợt, n=54.713). Các đợt 2024–2026 đóng góp 25.691 doanh nghiệp (29,6% pool, 30 đợt), phản ánh chu kỳ khảo sát WBES dày lên rõ rệt sau đại dịch.</w:t>
       </w:r>
     </w:p>
     <w:p>
@@ -8036,10 +8003,7 @@
         <w:t xml:space="preserve">trong từng cặp nền kinh tế × năm</w:t>
       </w:r>
       <w:r>
-        <w:t xml:space="preserve"> </w:t>
-      </w:r>
-      <w:r>
-        <w:t xml:space="preserve">— trên thang log, thừa số quy đổi tiền tệ là hằng số cộng và triệt tiêu hoàn toàn trong độ lệch chuẩn và các tỷ số phân vị — rồi lấy trung vị giữa các đợt trong mỗi nhóm ICRV. Đây là thước đo phân tán hợp lệ và bất biến với đơn vị tiền tệ.</w:t>
+        <w:t xml:space="preserve">, trên thang log, thừa số quy đổi tiền tệ là hằng số cộng và triệt tiêu hoàn toàn trong độ lệch chuẩn và các tỷ số phân vị, rồi lấy trung vị giữa các đợt trong mỗi nhóm ICRV. Đây là thước đo phân tán hợp lệ và bất biến với đơn vị tiền tệ.</w:t>
       </w:r>
     </w:p>
     <w:p>
@@ -8629,7 +8593,7 @@
           <w:iCs/>
           <w:i/>
         </w:rPr>
-        <w:t xml:space="preserve">Ghi chú: sd, P90/P10 và P75/P25 tính trong từng đợt khảo sát (bất biến tiền tệ), sau đó lấy trung vị giữa các đợt của nhóm; n_firms là số quan sát có năng suất hợp lệ (doanh thu và lao động dương). Trong nội bộ Nhóm II, các nền lớn nhất có phân tán đặc biệt hẹp (Saudi Arabia 0,49; Qatar 0,33) — đặc trưng nhà nước tô; trung vị nhóm bị kéo lên bởi các nền nhỏ (Kuwait 1,16; Brunei 1,12). Kiribati 2025: sd 1,48 — rộng nhất trong các đợt SIDS.</w:t>
+        <w:t xml:space="preserve">Ghi chú: sd, P90/P10 và P75/P25 tính trong từng đợt khảo sát (bất biến tiền tệ), sau đó lấy trung vị giữa các đợt của nhóm; n_firms là số quan sát có năng suất hợp lệ (doanh thu và lao động dương). Trong nội bộ Nhóm II, các nền lớn nhất có phân tán đặc biệt hẹp (Saudi Arabia 0,49; Qatar 0,33), đặc trưng nhà nước tô; trung vị nhóm bị kéo lên bởi các nền nhỏ (Kuwait 1,16; Brunei 1,12). Kiribati 2025: sd 1,48, rộng nhất trong các đợt SIDS.</w:t>
       </w:r>
     </w:p>
     <w:p>
@@ -8641,7 +8605,7 @@
           <w:iCs/>
           <w:i/>
         </w:rPr>
-        <w:t xml:space="preserve">Hình 2.3.3.3. Đồ thị mật độ kernel của năng suất chuẩn hóa trong đợt cho 6 nhóm ICRV — Nhóm I hẹp nhất (P90/P10 ≈ 12 lần), Nhóm V rộng nhất (≈ 30 lần).</w:t>
+        <w:t xml:space="preserve">Hình 2.3.3.3. Đồ thị mật độ kernel của năng suất chuẩn hóa trong đợt cho 6 nhóm ICRV, Nhóm I hẹp nhất (P90/P10 ≈ 12 lần), Nhóm V rộng nhất (≈ 30 lần).</w:t>
       </w:r>
     </w:p>
     <w:p>
@@ -8701,7 +8665,7 @@
         <w:t xml:space="preserve"> </w:t>
       </w:r>
       <w:r>
-        <w:t xml:space="preserve">tại Nhóm III–V — nhất quán với giả thuyết phân bổ sai nguồn lực (Hsieh &amp; Klenow, 2009, 2014), với lưu ý sd log năng suất lao động là proxy gián tiếp cho phân tán TFPR nên đây là bằng chứng mô tả phù hợp, không phải phân rã trực tiếp. (2)</w:t>
+        <w:t xml:space="preserve">tại Nhóm III–V, nhất quán với giả thuyết phân bổ sai nguồn lực (Hsieh &amp; Klenow, 2009, 2014), với lưu ý sd log năng suất lao động là proxy gián tiếp cho phân tán TFPR nên đây là bằng chứng mô tả phù hợp, không phải phân rã trực tiếp. (2)</w:t>
       </w:r>
       <w:r>
         <w:t xml:space="preserve"> </w:t>
@@ -8746,7 +8710,7 @@
         <w:t xml:space="preserve">0,50 (Nhóm I) → 0,45 (III) → 0,35 (IV)</w:t>
       </w:r>
       <w:r>
-        <w:t xml:space="preserve">; Nhóm V–VI có outlier mạnh nên chỉ đọc trung vị (V≈0,41; VI≈0,47) — thể chế yếu đi kèm biên lợi nhuận mỏng hơn, nhất quán với Lý thuyết thể chế (chi phí giao dịch cao bào mòn biên). (3) Suy diễn về</w:t>
+        <w:t xml:space="preserve">; Nhóm V–VI có outlier mạnh nên chỉ đọc trung vị (V≈0,41; VI≈0,47), thể chế yếu đi kèm biên lợi nhuận mỏng hơn, nhất quán với Lý thuyết thể chế (chi phí giao dịch cao bào mòn biên). (3) Suy diễn về</w:t>
       </w:r>
       <w:r>
         <w:t xml:space="preserve"> </w:t>
@@ -9219,7 +9183,7 @@
         <w:pStyle w:val="BodyText"/>
       </w:pPr>
       <w:r>
-        <w:t xml:space="preserve">Trung vị FSTS bằng 0% — phân phối phân cực mạnh với chỉ khoảng 12–28% doanh nghiệp tham gia xuất khẩu tùy theo nhóm (cao nhất ở Nhóm I, thấp nhất ở Nhóm II). SIDS có tốc độ tăng trưởng việc làm hàng năm kép cao nhất (5,3%), phản ánh quy mô nhỏ và tăng trưởng từ nền thấp. Nhóm I và V có FSTS trung bình cao nhất (13,4% và 10,6%) nhưng cơ chế xuất khẩu khác nhau: Nhóm I chủ yếu dịch vụ và hàng hóa hàm lượng tri thức cao; các nhóm III–V chủ yếu sản xuất theo chuỗi giá trị toàn cầu.</w:t>
+        <w:t xml:space="preserve">Trung vị FSTS bằng 0%, phân phối phân cực mạnh với chỉ khoảng 12–28% doanh nghiệp tham gia xuất khẩu tùy theo nhóm (cao nhất ở Nhóm I, thấp nhất ở Nhóm II). SIDS có tốc độ tăng trưởng việc làm hàng năm kép cao nhất (5,3%), phản ánh quy mô nhỏ và tăng trưởng từ nền thấp. Nhóm I và V có FSTS trung bình cao nhất (13,4% và 10,6%) nhưng cơ chế xuất khẩu khác nhau: Nhóm I chủ yếu dịch vụ và hàng hóa hàm lượng tri thức cao; các nhóm III–V chủ yếu sản xuất theo chuỗi giá trị toàn cầu.</w:t>
       </w:r>
     </w:p>
     <w:p>
@@ -9292,7 +9256,7 @@
           <w:iCs/>
           <w:i/>
         </w:rPr>
-        <w:t xml:space="preserve">Khung 5 lĩnh vực chỉ số WBES — định vị phạm vi đo lường.</w:t>
+        <w:t xml:space="preserve">Khung 5 lĩnh vực chỉ số WBES, định vị phạm vi đo lường.</w:t>
       </w:r>
     </w:p>
     <w:tbl>
@@ -10334,7 +10298,7 @@
           <w:iCs/>
           <w:i/>
         </w:rPr>
-        <w:t xml:space="preserve">Nguồn: tính từ dữ liệu vi mô WBES trên pool mô tả 49 nền (biến h1/h5/h8/b8/c22b; mã 1=có, 2=không; mã âm = thiếu). ¹Nhóm II: đủ 6/6 nền GCC — đặc trưng dầu mỏ: R&amp;D thấp (7,0%), nữ quản lý cấp cao rất thấp (4,6%), website 50,2%. ²Nhóm VI: đủ 8/8 nền — đổi mới sản phẩm cao nhất mọi nhóm (34,2%) và website 41,5%: pattern</w:t>
+        <w:t xml:space="preserve">Nguồn: tính từ dữ liệu vi mô WBES trên pool mô tả 49 nền (biến h1/h5/h8/b8/c22b; mã 1=có, 2=không; mã âm = thiếu). ¹Nhóm II: đủ 6/6 nền GCC, đặc trưng dầu mỏ: R&amp;D thấp (7,0%), nữ quản lý cấp cao rất thấp (4,6%), website 50,2%. ²Nhóm VI: đủ 8/8 nền, đổi mới sản phẩm cao nhất mọi nhóm (34,2%) và website 41,5%: pattern</w:t>
       </w:r>
       <w:r>
         <w:rPr>
@@ -10416,7 +10380,7 @@
         <w:t xml:space="preserve"> </w:t>
       </w:r>
       <w:r>
-        <w:t xml:space="preserve">phản ánh đổi mới bằng nguồn lực hạn chế — sáng tạo không chính thức bù đắp thiếu hụt nguồn lực; website 41,5% ngang nhóm Đang nổi dù GNI thấp hơn đáng kể. Gradient năng lực thể chế vẫn rõ ở các biến nền tảng: R&amp;D giảm từ 20,5% (Nhóm I) xuống 10,2% (Nhóm VI); ISO 35,0%→12,2%; website 61,7%→41,5%. Phân tách rõ TCI so với DAI — kế thừa Đỗ &amp; Phan (2026 — VEFR).</w:t>
+        <w:t xml:space="preserve">phản ánh đổi mới bằng nguồn lực hạn chế, sáng tạo không chính thức bù đắp thiếu hụt nguồn lực; website 41,5% ngang nhóm Đang nổi dù GNI thấp hơn đáng kể. Gradient năng lực thể chế vẫn rõ ở các biến nền tảng: R&amp;D giảm từ 20,5% (Nhóm I) xuống 10,2% (Nhóm VI); ISO 35,0%→12,2%; website 61,7%→41,5%. Phân tách rõ TCI so với DAI, kế thừa Đỗ &amp; Phan (2026, VEFR).</w:t>
       </w:r>
     </w:p>
     <w:bookmarkEnd w:id="46"/>
@@ -10426,7 +10390,7 @@
         <w:pStyle w:val="Heading4"/>
       </w:pPr>
       <w:r>
-        <w:t xml:space="preserve">2.3.4.3 Tái định hình Chỉ số áp dụng số — Tier-1 Sự hiện diện số cơ bản</w:t>
+        <w:t xml:space="preserve">2.3.4.3 Tái định hình Chỉ số áp dụng số: Tier-1 Sự hiện diện số cơ bản</w:t>
       </w:r>
     </w:p>
     <w:p>
@@ -10447,7 +10411,7 @@
         <w:t xml:space="preserve">Hệ quả phân tích đáng chú ý</w:t>
       </w:r>
       <w:r>
-        <w:t xml:space="preserve">: phần bù tương quan DAI ở Nhóm I là thấp nhất trong sáu nhóm (+0,098 — Bảng 2.3.8.1), trong khi tỷ lệ có website ở nhóm này đã đạt 61,7%. Khi một chỉ báo nhị phân tiệm cận bão hòa, nó mất dần khả năng phân biệt năng suất: phương sai của biến co lại và phần doanh nghiệp</w:t>
+        <w:t xml:space="preserve">: phần bù tương quan DAI ở Nhóm I là thấp nhất trong sáu nhóm (+0,098, Bảng 2.3.8.1), trong khi tỷ lệ có website ở nhóm này đã đạt 61,7%. Khi một chỉ báo nhị phân tiệm cận bão hòa, nó mất dần khả năng phân biệt năng suất: phương sai của biến co lại và phần doanh nghiệp</w:t>
       </w:r>
       <w:r>
         <w:t xml:space="preserve"> </w:t>
@@ -10465,7 +10429,7 @@
         <w:t xml:space="preserve"> </w:t>
       </w:r>
       <w:r>
-        <w:t xml:space="preserve">còn lại ngày càng mang tính chọn lọc đặc thù (quy mô siêu nhỏ, ngành không cần hiện diện web) — nên hệ số đo được phản ánh</w:t>
+        <w:t xml:space="preserve">còn lại ngày càng mang tính chọn lọc đặc thù (quy mô siêu nhỏ, ngành không cần hiện diện web), nên hệ số đo được phản ánh</w:t>
       </w:r>
       <w:r>
         <w:t xml:space="preserve"> </w:t>
@@ -10496,7 +10460,7 @@
         <w:t xml:space="preserve">Kiểm định loại trừ ICT (đề xuất cho Chuyên đề 2)</w:t>
       </w:r>
       <w:r>
-        <w:t xml:space="preserve">: so sánh hệ số DAI của phân nhóm Advanced trước và sau khi loại các doanh nghiệp ICT (ISIC J 58–63 — nơi website là điều kiện tồn tại, không phải lựa chọn đầu tư) sẽ tách được phần</w:t>
+        <w:t xml:space="preserve">: so sánh hệ số DAI của phân nhóm Advanced trước và sau khi loại các doanh nghiệp ICT (ISIC J 58–63, nơi website là điều kiện tồn tại, không phải lựa chọn đầu tư) sẽ tách được phần</w:t>
       </w:r>
       <w:r>
         <w:t xml:space="preserve"> </w:t>
@@ -10541,10 +10505,7 @@
         <w:t xml:space="preserve">”</w:t>
       </w:r>
       <w:r>
-        <w:t xml:space="preserve"> </w:t>
-      </w:r>
-      <w:r>
-        <w:t xml:space="preserve">— phạm vi khiêm tốn và phản ánh đúng thực tế đo lường.</w:t>
+        <w:t xml:space="preserve">, phạm vi khiêm tốn và phản ánh đúng thực tế đo lường.</w:t>
       </w:r>
     </w:p>
     <w:p>
@@ -10983,7 +10944,7 @@
           <w:iCs/>
           <w:i/>
         </w:rPr>
-        <w:t xml:space="preserve">Nguồn: tính từ dữ liệu vi mô WBES trên pool mô tả 49 nền (SME = &lt;100 lao động thường xuyên, biến l1; FDI = sở hữu nước ngoài ≥10%, biến b2b). ¹Nhóm II: đủ 6/6 nền GCC. ²Nhóm VI: đủ 8/8 nền — SME cao nhất (91,8%) và FDI cao (20,0%, do MNE du lịch/viễn thông).</w:t>
+        <w:t xml:space="preserve">Nguồn: tính từ dữ liệu vi mô WBES trên pool mô tả 49 nền (SME = &lt;100 lao động thường xuyên, biến l1; FDI = sở hữu nước ngoài ≥10%, biến b2b). ¹Nhóm II: đủ 6/6 nền GCC. ²Nhóm VI: đủ 8/8 nền, SME cao nhất (91,8%) và FDI cao (20,0%, do MNE du lịch/viễn thông).</w:t>
       </w:r>
     </w:p>
     <w:p>
@@ -11003,7 +10964,7 @@
         <w:pStyle w:val="BodyText"/>
       </w:pPr>
       <w:r>
-        <w:t xml:space="preserve">Tỷ lệ FDI có dạng chữ U với cực tiểu ở Nhóm IV — Chuyển đổi TB-thấp (3,1%). SIDS có FDI cao (20,0%) do du lịch và viễn thông được dẫn dắt bởi doanh nghiệp đa quốc gia. Hai mô hình FDI hoàn toàn khác nhau: (i) MNE hub tại Advanced (Singapore FDI 31,5% — doanh nghiệp đa quốc gia chọn Singapore làm trung tâm khu vực); (ii) du lịch/viễn thông tại SIDS (FDI nhắm vào khu vực không cạnh tranh với lao động địa phương).</w:t>
+        <w:t xml:space="preserve">Tỷ lệ FDI có dạng chữ U với cực tiểu ở Nhóm IV, Chuyển đổi TB-thấp (3,1%). SIDS có FDI cao (20,0%) do du lịch và viễn thông được dẫn dắt bởi doanh nghiệp đa quốc gia. Hai mô hình FDI hoàn toàn khác nhau: (i) MNE hub tại Advanced (Singapore FDI 31,5%, doanh nghiệp đa quốc gia chọn Singapore làm trung tâm khu vực); (ii) du lịch/viễn thông tại SIDS (FDI nhắm vào khu vực không cạnh tranh với lao động địa phương).</w:t>
       </w:r>
     </w:p>
     <w:bookmarkEnd w:id="49"/>
@@ -11038,7 +10999,7 @@
           <w:iCs/>
           <w:i/>
         </w:rPr>
-        <w:t xml:space="preserve">Bốn rào cản hàng đầu Asia-Pacific WBES — phân tầng theo phân nhóm con thể chế.</w:t>
+        <w:t xml:space="preserve">Bốn rào cản hàng đầu Asia-Pacific WBES, phân tầng theo phân nhóm con thể chế.</w:t>
       </w:r>
     </w:p>
     <w:tbl>
@@ -12047,7 +12008,7 @@
         <w:t xml:space="preserve"> </w:t>
       </w:r>
       <w:r>
-        <w:t xml:space="preserve">là xu hướng nổi bật nhất: website tăng +21 đến +31 điểm phần trăm ở Nhóm IV, V và VI — phù hợp luận điểm nhảy vọt số của Banalieva &amp; Dhanaraj (2019). Ngược chiều, tỷ lệ doanh nghiệp xuất khẩu của Nhóm IV giảm 11,3 điểm phần trăm — chủ yếu do đứt gãy schema tại Ấn Độ 2025 (FSTS đo lường thấp hơn hệ thống) cộng hưởng với cấu trúc FDI lắp ráp; trong khi Nhóm III tăng 12,5 điểm phần trăm theo chuỗi giá trị toàn cầu. FDI giảm nhẹ phổ biến ở các nhóm IV–VI.</w:t>
+        <w:t xml:space="preserve">là xu hướng nổi bật nhất: website tăng +21 đến +31 điểm phần trăm ở Nhóm IV, V và VI, phù hợp luận điểm nhảy vọt số của Banalieva &amp; Dhanaraj (2019). Ngược chiều, tỷ lệ doanh nghiệp xuất khẩu của Nhóm IV giảm 11,3 điểm phần trăm, chủ yếu do đứt gãy schema tại Ấn Độ 2025 (FSTS đo lường thấp hơn hệ thống) cộng hưởng với cấu trúc FDI lắp ráp; trong khi Nhóm III tăng 12,5 điểm phần trăm theo chuỗi giá trị toàn cầu. FDI giảm nhẹ phổ biến ở các nhóm IV–VI.</w:t>
       </w:r>
     </w:p>
     <w:p>
@@ -12106,7 +12067,7 @@
           <w:iCs/>
           <w:i/>
         </w:rPr>
-        <w:t xml:space="preserve">Phân biệt 3 chỉ số tham nhũng WBES — định nghĩa chính thức và cách đo.</w:t>
+        <w:t xml:space="preserve">Phân biệt 3 chỉ số tham nhũng WBES, định nghĩa chính thức và cách đo.</w:t>
       </w:r>
     </w:p>
     <w:tbl>
@@ -13222,7 +13183,7 @@
           <w:iCs/>
           <w:i/>
         </w:rPr>
-        <w:t xml:space="preserve">Dị biệt nội bộ khối châu Á mới nổi — số liệu tổng hợp pool mô tả 2006–2026 (n=43.502).</w:t>
+        <w:t xml:space="preserve">Dị biệt nội bộ khối châu Á mới nổi, số liệu tổng hợp pool mô tả 2006–2026 (n=43.502).</w:t>
       </w:r>
     </w:p>
     <w:tbl>
@@ -13891,7 +13852,7 @@
         <w:pStyle w:val="BodyText"/>
       </w:pPr>
       <w:r>
-        <w:t xml:space="preserve">Năm phát hiện: (1) FSTS phân tầng 4,7%–7,1%–12,4% bị che giấu khi gộp; (2) FDI chênh lệch hơn 4 lần giữa ASEAN-3 và khối dân số lớn; (3) cấu trúc năng lực ngược chiều — khối FDI dẫn dắt có FSTS cao nhất nhưng R&amp;D thấp nhất (6,8%), khối dân số lớn ngược lại (R&amp;D 17,9%, ISO 28,0%); (4) Mông Cổ là trường hợp biên với đặc điểm tài nguyên (R&amp;D 33,7% nhưng FSTS chỉ 4,7%); (5) phân tán trong đợt 1,47 so với 1,25 — phân tầng hai tầng rõ hơn trong mẫu con FDI dẫn dắt (Hsieh &amp; Klenow, 2009).</w:t>
+        <w:t xml:space="preserve">Năm phát hiện: (1) FSTS phân tầng 4,7%–7,1%–12,4% bị che giấu khi gộp; (2) FDI chênh lệch hơn 4 lần giữa ASEAN-3 và khối dân số lớn; (3) cấu trúc năng lực ngược chiều, khối FDI dẫn dắt có FSTS cao nhất nhưng R&amp;D thấp nhất (6,8%), khối dân số lớn ngược lại (R&amp;D 17,9%, ISO 28,0%); (4) Mông Cổ là trường hợp biên với đặc điểm tài nguyên (R&amp;D 33,7% nhưng FSTS chỉ 4,7%); (5) phân tán trong đợt 1,47 so với 1,25, phân tầng hai tầng rõ hơn trong mẫu con FDI dẫn dắt (Hsieh &amp; Klenow, 2009).</w:t>
       </w:r>
     </w:p>
     <w:bookmarkEnd w:id="55"/>
@@ -15450,7 +15411,7 @@
           <w:iCs/>
           <w:i/>
         </w:rPr>
-        <w:t xml:space="preserve">¹ Độ lệch chuẩn ln(năng suất lao động) trong đợt — bất biến tiền tệ, so sánh được giữa các nền kinh tế. Ghi chú: đợt khảo sát Nepal 2025 dùng bảng hỏi BREADY Micro (doanh nghiệp siêu nhỏ, n=1.740; ~10% bán ra thị trường quốc tế theo biến nhị phân</w:t>
+        <w:t xml:space="preserve">¹ Độ lệch chuẩn ln(năng suất lao động) trong đợt, bất biến tiền tệ, so sánh được giữa các nền kinh tế. Ghi chú: đợt khảo sát Nepal 2025 dùng bảng hỏi BREADY Micro (doanh nghiệp siêu nhỏ, n=1.740; ~10% bán ra thị trường quốc tế theo biến nhị phân</w:t>
       </w:r>
       <w:r>
         <w:rPr>
@@ -15472,7 +15433,7 @@
           <w:iCs/>
           <w:i/>
         </w:rPr>
-        <w:t xml:space="preserve">, 22,6% dùng máy tính/tablet) — bộ công cụ không tương đương với cross-section chuẩn nên không thuộc pool mô tả và chỉ nêu ở đây như tham chiếu.</w:t>
+        <w:t xml:space="preserve">, 22,6% dùng máy tính/tablet), bộ công cụ không tương đương với cross-section chuẩn nên không thuộc pool mô tả và chỉ nêu ở đây như tham chiếu.</w:t>
       </w:r>
     </w:p>
     <w:p>
@@ -15495,17 +15456,17 @@
         <w:t xml:space="preserve">”</w:t>
       </w:r>
       <w:r>
-        <w:t xml:space="preserve">; (3) Fiji website 74,8% &gt; Singapore 66,1% (nhảy vọt số); (4) Vùng Vịnh + Brunei xác nhận đặc trưng Advanced tài nguyên dẫn dắt — Saudi Arabia và Qatar có phân tán năng suất hẹp nhất toàn pool (0,49 và 0,33); (5) tỷ lệ R&amp;D tăng đột biến ở một số nền (Afghanistan 25,1%, Kuwait 20,7%) là dấu hiệu ước lượng quá mức do bảng hỏi (schema-induced overestimation) cần kiểm chứng; (6) đợt 2025 là tập xác thực ngoài mẫu tự nhiên cho Chuyên đề 2; (7)</w:t>
-      </w:r>
-      <w:r>
-        <w:t xml:space="preserve"> </w:t>
-      </w:r>
-      <w:r>
-        <w:rPr>
-          <w:bCs/>
-          <w:b/>
-        </w:rPr>
-        <w:t xml:space="preserve">Kiribati cực đoan — FSTS 1,0%, FDI 0,7%, website 18,7% — đối lập hoàn toàn với Fiji. Dị biệt SIDS</w:t>
+        <w:t xml:space="preserve">; (3) Fiji website 74,8% &gt; Singapore 66,1% (nhảy vọt số); (4) Vùng Vịnh + Brunei xác nhận đặc trưng Advanced tài nguyên dẫn dắt, Saudi Arabia và Qatar có phân tán năng suất hẹp nhất toàn pool (0,49 và 0,33); (5) tỷ lệ R&amp;D tăng đột biến ở một số nền (Afghanistan 25,1%, Kuwait 20,7%) là dấu hiệu ước lượng quá mức do bảng hỏi (schema-induced overestimation) cần kiểm chứng; (6) đợt 2025 là tập xác thực ngoài mẫu tự nhiên cho Chuyên đề 2; (7)</w:t>
+      </w:r>
+      <w:r>
+        <w:t xml:space="preserve"> </w:t>
+      </w:r>
+      <w:r>
+        <w:rPr>
+          <w:bCs/>
+          <w:b/>
+        </w:rPr>
+        <w:t xml:space="preserve">Kiribati cực đoan, FSTS 1,0%, FDI 0,7%, website 18,7%, đối lập hoàn toàn với Fiji. Dị biệt SIDS</w:t>
       </w:r>
       <w:r>
         <w:rPr>
@@ -15589,7 +15550,7 @@
           <w:bCs/>
           <w:b/>
         </w:rPr>
-        <w:t xml:space="preserve">(KIR) — Chuyên đề 2 cần tách 2 phân nhóm con SIDS.</w:t>
+        <w:t xml:space="preserve">(KIR), Chuyên đề 2 cần tách 2 phân nhóm con SIDS.</w:t>
       </w:r>
     </w:p>
     <w:p>
@@ -15616,7 +15577,7 @@
         <w:pStyle w:val="Heading4"/>
       </w:pPr>
       <w:r>
-        <w:t xml:space="preserve">2.3.7.1 Singapore (Advanced đổi mới sáng tạo dẫn dắt — n=623, đợt 2023)</w:t>
+        <w:t xml:space="preserve">2.3.7.1 Singapore (Advanced đổi mới sáng tạo dẫn dắt: n=623, đợt 2023)</w:t>
       </w:r>
     </w:p>
     <w:p>
@@ -15640,7 +15601,7 @@
         <w:t xml:space="preserve"> </w:t>
       </w:r>
       <w:r>
-        <w:t xml:space="preserve">của nhóm Advanced đổi mới sáng tạo dẫn dắt. Theo nghiên cứu Singapore (Mar, Đỗ &amp; Phan, 2026 — MIR under review): R² hiệu chỉnh = 0,196; tương tác FSTS² × DAI = 3,119 (p=0,005); điểm uốn ~88,6%.</w:t>
+        <w:t xml:space="preserve">của nhóm Advanced đổi mới sáng tạo dẫn dắt. Theo nghiên cứu Singapore (Mar, Đỗ &amp; Phan, 2026, MIR under review): R² hiệu chỉnh = 0,196; tương tác FSTS² × DAI = 3,119 (p=0,005); điểm uốn ~88,6%.</w:t>
       </w:r>
     </w:p>
     <w:p>
@@ -15687,7 +15648,7 @@
         <w:t xml:space="preserve"> </w:t>
       </w:r>
       <w:r>
-        <w:t xml:space="preserve">(2024) với 3 trụ cột: Tin tưởng — Tăng trưởng — Cộng đồng.</w:t>
+        <w:t xml:space="preserve">(2024) với 3 trụ cột: Tin tưởng, Tăng trưởng, Cộng đồng.</w:t>
       </w:r>
     </w:p>
     <w:p>
@@ -15695,7 +15656,7 @@
         <w:pStyle w:val="BodyText"/>
       </w:pPr>
       <w:r>
-        <w:t xml:space="preserve">Hệ sinh thái Singapore vận hành ở Tier 3–4 — vượt xa lớp DAI Tier 1–2 đo trong WBES. Đây là lý do</w:t>
+        <w:t xml:space="preserve">Hệ sinh thái Singapore vận hành ở Tier 3–4, vượt xa lớp DAI Tier 1–2 đo trong WBES. Đây là lý do</w:t>
       </w:r>
       <w:r>
         <w:t xml:space="preserve"> </w:t>
@@ -15721,7 +15682,7 @@
         <w:pStyle w:val="Heading4"/>
       </w:pPr>
       <w:r>
-        <w:t xml:space="preserve">2.3.7.2 Saudi Arabia, Qatar và Kuwait (Advanced tài nguyên dẫn dắt — n=1.632)</w:t>
+        <w:t xml:space="preserve">2.3.7.2 Saudi Arabia, Qatar và Kuwait (Advanced tài nguyên dẫn dắt: n=1.632)</w:t>
       </w:r>
     </w:p>
     <w:tbl>
@@ -16090,10 +16051,7 @@
         <w:t xml:space="preserve">nhà nước tô</w:t>
       </w:r>
       <w:r>
-        <w:t xml:space="preserve"> </w:t>
-      </w:r>
-      <w:r>
-        <w:t xml:space="preserve">— phân phối tô lợi tài nguyên san bằng phân tán năng suất (Beblawi, 1987; Hertog, 2010); (2)</w:t>
+        <w:t xml:space="preserve">, phân phối tô lợi tài nguyên san bằng phân tán năng suất (Beblawi, 1987; Hertog, 2010); (2)</w:t>
       </w:r>
       <w:r>
         <w:t xml:space="preserve"> </w:t>
@@ -16109,7 +16067,7 @@
         <w:t xml:space="preserve"> </w:t>
       </w:r>
       <w:r>
-        <w:t xml:space="preserve">so với Hsieh &amp; Klenow (2009) — ở nhà nước tô, cơ chế phân bổ sai là bảo hộ FDI chứ không phải thiếu hụt thể chế; (3) Kuwait Vision 2035 với R&amp;D 20,7% — cố gắng đa dạng hóa đáng chú ý; (4) thiên lệch của chỉ số áp dụng số đơn thành phần khi áp dụng ở bối cảnh tài nguyên; (5)</w:t>
+        <w:t xml:space="preserve">so với Hsieh &amp; Klenow (2009), ở nhà nước tô, cơ chế phân bổ sai là bảo hộ FDI chứ không phải thiếu hụt thể chế; (3) Kuwait Vision 2035 với R&amp;D 20,7%, cố gắng đa dạng hóa đáng chú ý; (4) thiên lệch của chỉ số áp dụng số đơn thành phần khi áp dụng ở bối cảnh tài nguyên; (5)</w:t>
       </w:r>
       <w:r>
         <w:t xml:space="preserve"> </w:t>
@@ -16122,10 +16080,7 @@
         <w:t xml:space="preserve">phân nhóm con Advanced</w:t>
       </w:r>
       <w:r>
-        <w:t xml:space="preserve"> </w:t>
-      </w:r>
-      <w:r>
-        <w:t xml:space="preserve">— bằng chứng cho sự đa dạng của chủ nghĩa tư bản (Hall &amp; Soskice, 2001).</w:t>
+        <w:t xml:space="preserve">, bằng chứng cho sự đa dạng của chủ nghĩa tư bản (Hall &amp; Soskice, 2001).</w:t>
       </w:r>
       <w:r>
         <w:t xml:space="preserve"> </w:t>
@@ -16148,7 +16103,7 @@
         <w:pStyle w:val="Heading4"/>
       </w:pPr>
       <w:r>
-        <w:t xml:space="preserve">2.3.7.3 Việt Nam (3 đợt khảo sát 2009/2015/2023; pool mô tả n=3.077, mẫu phân tích của nghiên cứu Việt Nam n=2.958) — cập nhật ADB Vietnam Outlook 2026</w:t>
+        <w:t xml:space="preserve">2.3.7.3 Việt Nam (3 đợt khảo sát 2009/2015/2023; pool mô tả n=3.077, mẫu phân tích của nghiên cứu Việt Nam n=2.958): cập nhật ADB Vietnam Outlook 2026</w:t>
       </w:r>
     </w:p>
     <w:p>
@@ -16169,10 +16124,7 @@
         <w:t xml:space="preserve">kinh tế hai tầng</w:t>
       </w:r>
       <w:r>
-        <w:t xml:space="preserve"> </w:t>
-      </w:r>
-      <w:r>
-        <w:t xml:space="preserve">— FDI hướng xuất khẩu hiệu quả cao đan xen với doanh nghiệp nội địa năng suất thấp (CIEM, 2023).</w:t>
+        <w:t xml:space="preserve">, FDI hướng xuất khẩu hiệu quả cao đan xen với doanh nghiệp nội địa năng suất thấp (CIEM, 2023).</w:t>
       </w:r>
     </w:p>
     <w:p>
@@ -16184,7 +16136,7 @@
           <w:bCs/>
           <w:b/>
         </w:rPr>
-        <w:t xml:space="preserve">Bối cảnh 2026 — ADB Vietnam Economic Outlook</w:t>
+        <w:t xml:space="preserve">Bối cảnh 2026, ADB Vietnam Economic Outlook</w:t>
       </w:r>
       <w:r>
         <w:t xml:space="preserve">: Việt Nam dự phóng GDP</w:t>
@@ -16200,10 +16152,7 @@
         <w:t xml:space="preserve">7,2% (2026) / 7,0% (2027)</w:t>
       </w:r>
       <w:r>
-        <w:t xml:space="preserve"> </w:t>
-      </w:r>
-      <w:r>
-        <w:t xml:space="preserve">— vượt ASEAN 4,6%. Bốn động lực: (a) cam kết FDI 2,4 tỷ USD với 18 dự án chiến lược; (b) năng suất lao động +5,1% trong giai đoạn 2026–2027; (c) khoản vay ADB dựa trên chính sách 2,4 tỷ USD nhắm mục tiêu SME nội địa; (d) tái định vị trong chuỗi giá trị toàn cầu từ lắp ráp downstream sang thiết kế và R&amp;D mid-stream.</w:t>
+        <w:t xml:space="preserve">, vượt ASEAN 4,6%. Bốn động lực: (a) cam kết FDI 2,4 tỷ USD với 18 dự án chiến lược; (b) năng suất lao động +5,1% trong giai đoạn 2026–2027; (c) khoản vay ADB dựa trên chính sách 2,4 tỷ USD nhắm mục tiêu SME nội địa; (d) tái định vị trong chuỗi giá trị toàn cầu từ lắp ráp downstream sang thiết kế và R&amp;D mid-stream.</w:t>
       </w:r>
     </w:p>
     <w:p>
@@ -16218,7 +16167,23 @@
         <w:t xml:space="preserve">World Bank FCI Snapshot (2025)</w:t>
       </w:r>
       <w:r>
-        <w:t xml:space="preserve">: GDP tăng trưởng 7,09% (2024), FDI 20,17 tỷ USD (4,23% GDP), xuất khẩu máy móc và điện tử 45,8% tổng xuất khẩu, tỷ lệ nữ/nam lao động 88,61% (2023).</w:t>
+        <w:t xml:space="preserve">: GDP tăng trưởng 7,09% (2024), FDI 20,17 tỷ USD (4,23% GDP), xuất khẩu máy móc và điện tử 45,8% tổng xuất khẩu, tỷ lệ nữ/nam lao động 88,61% (2023). Báo cáo</w:t>
+      </w:r>
+      <w:r>
+        <w:t xml:space="preserve"> </w:t>
+      </w:r>
+      <w:r>
+        <w:rPr>
+          <w:iCs/>
+          <w:i/>
+        </w:rPr>
+        <w:t xml:space="preserve">Taking Stock</w:t>
+      </w:r>
+      <w:r>
+        <w:t xml:space="preserve"> </w:t>
+      </w:r>
+      <w:r>
+        <w:t xml:space="preserve">tháng 9/2025 nhấn mạnh nhân lực công nghệ cao là nút thắt để Việt Nam dịch chuyển từ lắp ráp sang thiết kế và R&amp;D (World Bank, 2025b), nhất quán với hàm ý sequencing năng lực (TCI trước FSTS) của chuyên đề; snapshot kinh tế Data360 xác nhận vị thế thu nhập trung bình thấp với GNI bình quân 4.180 USD năm 2023, đúng ngưỡng Nhóm IV của khung ICRV (World Bank, 2026).</w:t>
       </w:r>
     </w:p>
     <w:bookmarkEnd w:id="60"/>
@@ -16236,7 +16201,7 @@
         <w:pStyle w:val="FirstParagraph"/>
       </w:pPr>
       <w:r>
-        <w:t xml:space="preserve">FSTS 10,9% → 8,8%; FDI ≥10% chiếm 6,0%. Quan hệ FSTS – năng suất có dạng hàm bậc hai (U ngược) với điểm uốn ~47,5% (Đỗ &amp; Phan, 2026 — JFAR).</w:t>
+        <w:t xml:space="preserve">FSTS 10,9% → 8,8%; FDI ≥10% chiếm 6,0%. Quan hệ FSTS – năng suất có dạng hàm bậc hai (U ngược) với điểm uốn ~47,5% (Đỗ &amp; Phan, 2026, JFAR).</w:t>
       </w:r>
       <w:r>
         <w:t xml:space="preserve"> </w:t>
@@ -16249,7 +16214,7 @@
         <w:t xml:space="preserve">Rủi ro tập trung</w:t>
       </w:r>
       <w:r>
-        <w:t xml:space="preserve">: Wang, Huang và Hong (2024 — IRFA) phân tích 80% mô hình rủi ro ngân hàng tại Trung Quốc phụ thuộc các nhà cung cấp công nghệ chi phối thị trường — cảnh báo cho lộ trình sản xuất thông minh.</w:t>
+        <w:t xml:space="preserve">: Wang, Huang và Hong (2024, IRFA) phân tích 80% mô hình rủi ro ngân hàng tại Trung Quốc phụ thuộc các nhà cung cấp công nghệ chi phối thị trường, cảnh báo cho lộ trình sản xuất thông minh.</w:t>
       </w:r>
     </w:p>
     <w:bookmarkEnd w:id="61"/>
@@ -16259,7 +16224,7 @@
         <w:pStyle w:val="Heading4"/>
       </w:pPr>
       <w:r>
-        <w:t xml:space="preserve">2.3.7.5 Tổng hợp khối châu Á mới nổi (7 nền, n=43.502) — trường hợp Ấn Độ</w:t>
+        <w:t xml:space="preserve">2.3.7.5 Tổng hợp khối châu Á mới nổi (7 nền, n=43.502): trường hợp Ấn Độ</w:t>
       </w:r>
     </w:p>
     <w:p>
@@ -16267,7 +16232,7 @@
         <w:pStyle w:val="FirstParagraph"/>
       </w:pPr>
       <w:r>
-        <w:t xml:space="preserve">FSTS 8,2%; FDI ≥10% chiếm 3,5%; tỷ lệ doanh nghiệp R&amp;D dương 16,5%. Phân tán năng suất trong đợt ở mức cao (trung vị 1,31) và dao động mạnh giữa ba phân nhóm con (1,25–1,47) — phản ánh dị biệt rộng xuyên 7 nền (Bảng 2.3.6.4).</w:t>
+        <w:t xml:space="preserve">FSTS 8,2%; FDI ≥10% chiếm 3,5%; tỷ lệ doanh nghiệp R&amp;D dương 16,5%. Phân tán năng suất trong đợt ở mức cao (trung vị 1,31) và dao động mạnh giữa ba phân nhóm con (1,25–1,47), phản ánh dị biệt rộng xuyên 7 nền (Bảng 2.3.6.4).</w:t>
       </w:r>
     </w:p>
     <w:p>
@@ -16279,10 +16244,10 @@
           <w:bCs/>
           <w:b/>
         </w:rPr>
-        <w:t xml:space="preserve">Trường hợp Ấn Độ — lan tỏa công nghệ</w:t>
-      </w:r>
-      <w:r>
-        <w:t xml:space="preserve">: Theo Sikdar &amp; Mukhopadhyay (2026 —</w:t>
+        <w:t xml:space="preserve">Trường hợp Ấn Độ, lan tỏa công nghệ</w:t>
+      </w:r>
+      <w:r>
+        <w:t xml:space="preserve">: Theo Sikdar &amp; Mukhopadhyay (2026,</w:t>
       </w:r>
       <w:r>
         <w:t xml:space="preserve"> </w:t>
@@ -16305,7 +16270,7 @@
         <w:pStyle w:val="Heading4"/>
       </w:pPr>
       <w:r>
-        <w:t xml:space="preserve">2.3.7.6 Mông Cổ — từ lời nguyền tài nguyên đến khoáng sản thiết yếu (n=1.082, 3 đợt 2009/2013/2019)</w:t>
+        <w:t xml:space="preserve">2.3.7.6 Mông Cổ: từ lời nguyền tài nguyên đến khoáng sản thiết yếu (n=1.082, 3 đợt 2009/2013/2019)</w:t>
       </w:r>
     </w:p>
     <w:p>
@@ -16367,7 +16332,7 @@
           <w:iCs/>
           <w:i/>
         </w:rPr>
-        <w:t xml:space="preserve">Hình 2.3.7.1. Mông Cổ: tiến triển 2009–2019 (3 đợt khảo sát WBES) — FSTS đình trệ; FDI giảm dần phản ánh lời nguyền tài nguyên giai đoạn 1.</w:t>
+        <w:t xml:space="preserve">Hình 2.3.7.1. Mông Cổ: tiến triển 2009–2019 (3 đợt khảo sát WBES), FSTS đình trệ; FDI giảm dần phản ánh lời nguyền tài nguyên giai đoạn 1.</w:t>
       </w:r>
     </w:p>
     <w:bookmarkEnd w:id="63"/>
@@ -16377,7 +16342,7 @@
         <w:pStyle w:val="Heading4"/>
       </w:pPr>
       <w:r>
-        <w:t xml:space="preserve">2.3.7.7 SIDS Thái Bình Dương (7 nền — n=1.781)</w:t>
+        <w:t xml:space="preserve">2.3.7.7 SIDS Thái Bình Dương (7 nền: n=1.781)</w:t>
       </w:r>
     </w:p>
     <w:p>
@@ -16402,7 +16367,7 @@
           <w:bCs/>
           <w:b/>
         </w:rPr>
-        <w:t xml:space="preserve">Kiribati (KIR — 2025)</w:t>
+        <w:t xml:space="preserve">Kiribati (KIR, 2025)</w:t>
       </w:r>
       <w:r>
         <w:t xml:space="preserve">. FSTS 6,2%; FDI ≥10%</w:t>
@@ -16469,7 +16434,7 @@
           <w:bCs/>
           <w:b/>
         </w:rPr>
-        <w:t xml:space="preserve">Kiribati 2025 — trường hợp biên cực đoan nhất</w:t>
+        <w:t xml:space="preserve">Kiribati 2025, trường hợp biên cực đoan nhất</w:t>
       </w:r>
       <w:r>
         <w:t xml:space="preserve">: FSTS 1,0%, FDI 0,7%, website 18,7%, ISO 1,4%, độ lệch chuẩn log trong đợt 1,48, SME 93,3%.</w:t>
@@ -16487,7 +16452,7 @@
         <w:t xml:space="preserve">Bối cảnh kinh tế vĩ mô PICs Pacific</w:t>
       </w:r>
       <w:r>
-        <w:t xml:space="preserve">: 4 trụ cột MIRAB (Bertram, 2006): (1) khu vực công chủ đạo (30–50% việc làm chính thức); (2) phụ thuộc 4 nguồn ngoại sinh — ODA 30% GDP và remittances 25–40% GDP; (3) thanh niên thất nghiệp 15–30%; (4) lao động di chuyển — PLMS Úc và RSE New Zealand (Vanuatu RSE 15–20% GDP). Chuyên đề 2 cần bổ sung 3 biến kiểm soát đặc trưng PICs:</w:t>
+        <w:t xml:space="preserve">: 4 trụ cột MIRAB (Bertram, 2006): (1) khu vực công chủ đạo (30–50% việc làm chính thức); (2) phụ thuộc 4 nguồn ngoại sinh, ODA 30% GDP và remittances 25–40% GDP; (3) thanh niên thất nghiệp 15–30%; (4) lao động di chuyển, PLMS Úc và RSE New Zealand (Vanuatu RSE 15–20% GDP). Chuyên đề 2 cần bổ sung 3 biến kiểm soát đặc trưng PICs:</w:t>
       </w:r>
       <w:r>
         <w:t xml:space="preserve"> </w:t>
@@ -17859,7 +17824,7 @@
           <w:iCs/>
           <w:i/>
         </w:rPr>
-        <w:t xml:space="preserve">Ghi chú: ** p &lt; 0,01; * p &lt; 0,05; ns = không có ý nghĩa thống kê (kiểm định hai phía). LP-z = z-score của ln(doanh thu/lao động) trong từng cặp nền kinh tế × năm; FDI ≥10% từ b2b; FSTS = d3b + d3c; TCI = trung bình hai thành phần R&amp;D (h8) và ISO (b8); DAI = website (c22b). n theo nhóm: 3.620 / 2.082 / 10.138 / 40.508 / 15.669 / 1.715 (quan sát có LP hợp lệ). Hệ số tương quan Pearson — không áp dụng HC1; HC1 dành cho SE hồi quy ở Chuyên đề 2.</w:t>
+        <w:t xml:space="preserve">Ghi chú: ** p &lt; 0,01; * p &lt; 0,05; ns = không có ý nghĩa thống kê (kiểm định hai phía). LP-z = z-score của ln(doanh thu/lao động) trong từng cặp nền kinh tế × năm; FDI ≥10% từ b2b; FSTS = d3b + d3c; TCI = trung bình hai thành phần R&amp;D (h8) và ISO (b8); DAI = website (c22b). n theo nhóm: 3.620 / 2.082 / 10.138 / 40.508 / 15.669 / 1.715 (quan sát có LP hợp lệ). Hệ số tương quan Pearson, không áp dụng HC1; HC1 dành cho SE hồi quy ở Chuyên đề 2.</w:t>
       </w:r>
     </w:p>
     <w:p>
@@ -17883,7 +17848,7 @@
         <w:t xml:space="preserve"> </w:t>
       </w:r>
       <w:r>
-        <w:t xml:space="preserve">ở mọi nhóm (+0,117 đến +0,240) — năng lực công nghệ nền tảng là dịch chuyển mức phổ quát; (2)</w:t>
+        <w:t xml:space="preserve">ở mọi nhóm (+0,117 đến +0,240), năng lực công nghệ nền tảng là dịch chuyển mức phổ quát; (2)</w:t>
       </w:r>
       <w:r>
         <w:t xml:space="preserve"> </w:t>
@@ -17909,10 +17874,7 @@
         <w:t xml:space="preserve">mất ý nghĩa ở SIDS (−0,009 ns)</w:t>
       </w:r>
       <w:r>
-        <w:t xml:space="preserve"> </w:t>
-      </w:r>
-      <w:r>
-        <w:t xml:space="preserve">— tương quan thô của quốc tế hóa gần như biến mất ở thể chế yếu, gợi ý quan hệ phi tuyến và bị điều tiết thay vì tuyến tính phổ quát; (3)</w:t>
+        <w:t xml:space="preserve">, tương quan thô của quốc tế hóa gần như biến mất ở thể chế yếu, gợi ý quan hệ phi tuyến và bị điều tiết thay vì tuyến tính phổ quát; (3)</w:t>
       </w:r>
       <w:r>
         <w:t xml:space="preserve"> </w:t>
@@ -17925,10 +17887,7 @@
         <w:t xml:space="preserve">SIDS là ngoại lệ duy nhất về dấu của FSTS</w:t>
       </w:r>
       <w:r>
-        <w:t xml:space="preserve"> </w:t>
-      </w:r>
-      <w:r>
-        <w:t xml:space="preserve">— phù hợp với giả thuyết chi phí buộc phải quốc tế hóa: doanh nghiệp SIDS xuất khẩu vì bắt buộc, không phải vì chọn lọc theo năng suất; (4)</w:t>
+        <w:t xml:space="preserve">, phù hợp với giả thuyết chi phí buộc phải quốc tế hóa: doanh nghiệp SIDS xuất khẩu vì bắt buộc, không phải vì chọn lọc theo năng suất; (4)</w:t>
       </w:r>
       <w:r>
         <w:t xml:space="preserve"> </w:t>
@@ -17941,7 +17900,7 @@
         <w:t xml:space="preserve">FDI dương ở mọi nhóm</w:t>
       </w:r>
       <w:r>
-        <w:t xml:space="preserve">, mạnh hơn ở hai cực thể chế (Nhóm I +0,130 và SIDS +0,122) — hai cơ chế khác nhau: MNE hub tại Advanced và FDI ngoại sinh tại SIDS; (5)</w:t>
+        <w:t xml:space="preserve">, mạnh hơn ở hai cực thể chế (Nhóm I +0,130 và SIDS +0,122), hai cơ chế khác nhau: MNE hub tại Advanced và FDI ngoại sinh tại SIDS; (5)</w:t>
       </w:r>
       <w:r>
         <w:t xml:space="preserve"> </w:t>
@@ -17957,7 +17916,7 @@
         <w:t xml:space="preserve"> </w:t>
       </w:r>
       <w:r>
-        <w:t xml:space="preserve">trong khi cao nhất ở II và IV (+0,201; +0,180) — phần bù của hiện diện số Tier-1 co lại nơi nó đã tiệm cận bão hòa (Nghịch lý bão hòa số ở dạng suy giảm lợi suất biên); (6)</w:t>
+        <w:t xml:space="preserve">trong khi cao nhất ở II và IV (+0,201; +0,180), phần bù của hiện diện số Tier-1 co lại nơi nó đã tiệm cận bão hòa (Nghịch lý bão hòa số ở dạng suy giảm lợi suất biên); (6)</w:t>
       </w:r>
       <w:r>
         <w:t xml:space="preserve"> </w:t>
@@ -17970,10 +17929,7 @@
         <w:t xml:space="preserve">biến thiên cường độ cross-regime có hệ thống</w:t>
       </w:r>
       <w:r>
-        <w:t xml:space="preserve"> </w:t>
-      </w:r>
-      <w:r>
-        <w:t xml:space="preserve">— thể chế điều tiết độ lớn (và cá biệt là dấu) của các cơ chế, nhất quán với Xu (2024).</w:t>
+        <w:t xml:space="preserve">, thể chế điều tiết độ lớn (và cá biệt là dấu) của các cơ chế, nhất quán với Xu (2024).</w:t>
       </w:r>
     </w:p>
     <w:p>
@@ -17988,7 +17944,7 @@
         <w:t xml:space="preserve">Cảnh báo schema BREADY 2025</w:t>
       </w:r>
       <w:r>
-        <w:t xml:space="preserve">: Bảng 2.3.8.1 có thể bị nhiễu hiệu ứng schema — cần kiểm chứng qua hệ thống phòng thủ ba tầng (§2.2) trước khi suy diễn nhân quả.</w:t>
+        <w:t xml:space="preserve">: Bảng 2.3.8.1 có thể bị nhiễu hiệu ứng schema, cần kiểm chứng qua hệ thống phòng thủ ba tầng (§2.2) trước khi suy diễn nhân quả.</w:t>
       </w:r>
     </w:p>
     <w:bookmarkEnd w:id="67"/>
@@ -17998,7 +17954,7 @@
         <w:pStyle w:val="Heading4"/>
       </w:pPr>
       <w:r>
-        <w:t xml:space="preserve">2.3.8.2 Pattern giới tính trong quản lý và sở hữu — EAP dẫn đầu toàn cầu</w:t>
+        <w:t xml:space="preserve">2.3.8.2 Pattern giới tính trong quản lý và sở hữu: EAP dẫn đầu toàn cầu</w:t>
       </w:r>
     </w:p>
     <w:p>
@@ -18422,7 +18378,7 @@
         <w:pStyle w:val="BodyText"/>
       </w:pPr>
       <w:r>
-        <w:t xml:space="preserve">Bốn quan sát: (a) EAP paradox — quản lý dẫn đầu toàn cầu nhưng ownership ceiling thấp hơn management ceiling 7,7 điểm; (b) MENA bottleneck — rào cản thể chế kép trong bối cảnh nhà nước tô (Beblawi, 1987); (c) 43/50 nền kinh tế có tỷ lệ nữ trong nhóm quản trị cấp cao cao hơn nữ sở hữu đa số; (d) hàm ý cho Chuyên đề 2: tương tác giới tính × FSTS dương tại Emerging qua kênh quan hệ (Hambrick &amp; Mason, 1984) nhưng không có ý nghĩa thống kê tại Advanced.</w:t>
+        <w:t xml:space="preserve">Bốn quan sát: (a) EAP paradox, quản lý dẫn đầu toàn cầu nhưng ownership ceiling thấp hơn management ceiling 7,7 điểm; (b) MENA bottleneck, rào cản thể chế kép trong bối cảnh nhà nước tô (Beblawi, 1987); (c) 43/50 nền kinh tế có tỷ lệ nữ trong nhóm quản trị cấp cao cao hơn nữ sở hữu đa số; (d) hàm ý cho Chuyên đề 2: tương tác giới tính × FSTS dương tại Emerging qua kênh quan hệ (Hambrick &amp; Mason, 1984) nhưng không có ý nghĩa thống kê tại Advanced.</w:t>
       </w:r>
     </w:p>
     <w:bookmarkEnd w:id="68"/>
@@ -18432,7 +18388,7 @@
         <w:pStyle w:val="Heading4"/>
       </w:pPr>
       <w:r>
-        <w:t xml:space="preserve">2.3.8.3 Đường cong U của đổi mới số — từ chi phí đầu tư đến phần bù năng suất</w:t>
+        <w:t xml:space="preserve">2.3.8.3 Đường cong U của đổi mới số: từ chi phí đầu tư đến phần bù năng suất</w:t>
       </w:r>
     </w:p>
     <w:p>
@@ -18440,7 +18396,7 @@
         <w:pStyle w:val="FirstParagraph"/>
       </w:pPr>
       <w:r>
-        <w:t xml:space="preserve">Quan hệ giữa cường độ đầu tư số và năng suất có hình dạng phi tuyến —</w:t>
+        <w:t xml:space="preserve">Quan hệ giữa cường độ đầu tư số và năng suất có hình dạng phi tuyến,</w:t>
       </w:r>
       <w:r>
         <w:t xml:space="preserve"> </w:t>
@@ -18453,10 +18409,7 @@
         <w:t xml:space="preserve">đường cong U theo thời gian</w:t>
       </w:r>
       <w:r>
-        <w:t xml:space="preserve"> </w:t>
-      </w:r>
-      <w:r>
-        <w:t xml:space="preserve">— phù hợp với trễ công nghệ của David (1990) và nghịch lý năng suất của Brynjolfsson &amp; McAfee (2014).</w:t>
+        <w:t xml:space="preserve">, phù hợp với trễ công nghệ của David (1990) và nghịch lý năng suất của Brynjolfsson &amp; McAfee (2014).</w:t>
       </w:r>
     </w:p>
     <w:p>
@@ -18474,7 +18427,7 @@
         <w:t xml:space="preserve"> </w:t>
       </w:r>
       <w:r>
-        <w:t xml:space="preserve">(năm 1–3): Sụt giảm ngắn hạn do chi phí thiết bị, đào tạo và gián đoạn quy trình. Bằng chứng gián tiếp: phần bù tương quan DAI thấp nhất tại Nhóm Advanced đổi mới (+0,098 so với +0,180–0,201 ở các nhóm chuyển đổi/tài nguyên) — nơi Tier-1 đã tiệm cận bão hòa, lợi suất biên co lại; giai đoạn</w:t>
+        <w:t xml:space="preserve">(năm 1–3): Sụt giảm ngắn hạn do chi phí thiết bị, đào tạo và gián đoạn quy trình. Bằng chứng gián tiếp: phần bù tương quan DAI thấp nhất tại Nhóm Advanced đổi mới (+0,098 so với +0,180–0,201 ở các nhóm chuyển đổi/tài nguyên), nơi Tier-1 đã tiệm cận bão hòa, lợi suất biên co lại; giai đoạn</w:t>
       </w:r>
       <w:r>
         <w:t xml:space="preserve"> </w:t>
@@ -18528,7 +18481,7 @@
         <w:t xml:space="preserve"> </w:t>
       </w:r>
       <w:r>
-        <w:t xml:space="preserve">(năm 5+): Phần bù năng suất. Bằng chứng: Trung Quốc R&amp;D 39,4% (Tier-2 mature); FSTS²×DAI = +3,119 (p = 0,005) tại Singapore — DAI khuếch đại quan hệ quốc tế hóa – hiệu quả tại doanh nghiệp FSTS cao.</w:t>
+        <w:t xml:space="preserve">(năm 5+): Phần bù năng suất. Bằng chứng: Trung Quốc R&amp;D 39,4% (Tier-2 mature); FSTS²×DAI = +3,119 (p = 0,005) tại Singapore, DAI khuếch đại quan hệ quốc tế hóa – hiệu quả tại doanh nghiệp FSTS cao.</w:t>
       </w:r>
     </w:p>
     <w:p>
@@ -18601,7 +18554,7 @@
         <w:t xml:space="preserve"> </w:t>
       </w:r>
       <w:r>
-        <w:t xml:space="preserve">(Hsieh &amp; Klenow, 2009, 2014) — lưu ý sd log năng suất lao động là proxy gián tiếp cho cơ chế phân tán TFPR, nên đây là bằng chứng mô tả phù hợp chứ không phải phân rã trực tiếp.</w:t>
+        <w:t xml:space="preserve">(Hsieh &amp; Klenow, 2009, 2014), lưu ý sd log năng suất lao động là proxy gián tiếp cho cơ chế phân tán TFPR, nên đây là bằng chứng mô tả phù hợp chứ không phải phân rã trực tiếp.</w:t>
       </w:r>
     </w:p>
     <w:p>
@@ -18616,7 +18569,7 @@
         <w:t xml:space="preserve">(ii) Dị biệt nội bộ phân nhóm Advanced</w:t>
       </w:r>
       <w:r>
-        <w:t xml:space="preserve">: hai nhóm cùng mức thu nhập cao nhưng cấu trúc đối lập — R&amp;D 20,5% so với 7,0%; doanh nghiệp xuất khẩu 28,4% so với 11,7%; nữ quản lý cấp cao 27,5% so với 4,6%; phân tán năng suất trong đợt đặc biệt hẹp ở hai nền lớn nhất Vùng Vịnh (Saudi Arabia 0,49; Qatar 0,33 so với Singapore 1,08 — chênh hơn</w:t>
+        <w:t xml:space="preserve">: hai nhóm cùng mức thu nhập cao nhưng cấu trúc đối lập, R&amp;D 20,5% so với 7,0%; doanh nghiệp xuất khẩu 28,4% so với 11,7%; nữ quản lý cấp cao 27,5% so với 4,6%; phân tán năng suất trong đợt đặc biệt hẹp ở hai nền lớn nhất Vùng Vịnh (Saudi Arabia 0,49; Qatar 0,33 so với Singapore 1,08, chênh hơn</w:t>
       </w:r>
       <w:r>
         <w:t xml:space="preserve"> </w:t>
@@ -18629,7 +18582,7 @@
         <w:t xml:space="preserve">2 lần</w:t>
       </w:r>
       <w:r>
-        <w:t xml:space="preserve">, đặc trưng nhà nước tô) — cần phân nhóm con Advanced trong Chuyên đề 2.</w:t>
+        <w:t xml:space="preserve">, đặc trưng nhà nước tô), cần phân nhóm con Advanced trong Chuyên đề 2.</w:t>
       </w:r>
     </w:p>
     <w:p>
@@ -18641,7 +18594,7 @@
           <w:bCs/>
           <w:b/>
         </w:rPr>
-        <w:t xml:space="preserve">(iii) Dị biệt nội bộ khối châu Á mới nổi — 3 phân nhóm con</w:t>
+        <w:t xml:space="preserve">(iii) Dị biệt nội bộ khối châu Á mới nổi, 3 phân nhóm con</w:t>
       </w:r>
       <w:r>
         <w:t xml:space="preserve">: FDI dẫn dắt SEA (VNM+IDN+PHL, FSTS 12,4%) ≠ dân số lớn (IND+LKA+JOR, FSTS 7,1%) ≠ tài nguyên (MNG, FSTS 4,7%).</w:t>
@@ -18656,10 +18609,10 @@
           <w:bCs/>
           <w:b/>
         </w:rPr>
-        <w:t xml:space="preserve">(iv) SIDS Pacific — Kiribati 2025 là trường hợp biên cực đoan nhất</w:t>
-      </w:r>
-      <w:r>
-        <w:t xml:space="preserve">: FSTS 1,0%, FDI 0,7%, website 18,7%, ISO 1,4% — đối lập với Fiji nhảy vọt số (74,8%). Cơ sở cho giả thuyết chi phí buộc phải quốc tế hóa.</w:t>
+        <w:t xml:space="preserve">(iv) SIDS Pacific, Kiribati 2025 là trường hợp biên cực đoan nhất</w:t>
+      </w:r>
+      <w:r>
+        <w:t xml:space="preserve">: FSTS 1,0%, FDI 0,7%, website 18,7%, ISO 1,4%, đối lập với Fiji nhảy vọt số (74,8%). Cơ sở cho giả thuyết chi phí buộc phải quốc tế hóa.</w:t>
       </w:r>
     </w:p>
     <w:p>
@@ -18724,7 +18677,7 @@
         <w:t xml:space="preserve"> </w:t>
       </w:r>
       <w:r>
-        <w:t xml:space="preserve">(đang phát triển). Phần bù tương quan DAI thấp nhất ở Nhóm I (+0,098) là dấu hiệu bão hòa Tier-1 — xem kiểm định loại trừ ICT tại §2.3.4.3.</w:t>
+        <w:t xml:space="preserve">(đang phát triển). Phần bù tương quan DAI thấp nhất ở Nhóm I (+0,098) là dấu hiệu bão hòa Tier-1, xem kiểm định loại trừ ICT tại §2.3.4.3.</w:t>
       </w:r>
     </w:p>
     <w:p>
@@ -18739,10 +18692,7 @@
         <w:t xml:space="preserve">(vii) Pattern phi tuyến FDI ≥10%</w:t>
       </w:r>
       <w:r>
-        <w:t xml:space="preserve"> </w:t>
-      </w:r>
-      <w:r>
-        <w:t xml:space="preserve">— dạng chữ U với cực tiểu ở Nhóm IV (3,1%): Advanced 10,6–13,6% → Nhóm IV 3,1% → SIDS 20,0%. Hai mô hình FDI: MNE hub (Advanced) và du lịch/viễn thông (SIDS).</w:t>
+        <w:t xml:space="preserve">, dạng chữ U với cực tiểu ở Nhóm IV (3,1%): Advanced 10,6–13,6% → Nhóm IV 3,1% → SIDS 20,0%. Hai mô hình FDI: MNE hub (Advanced) và du lịch/viễn thông (SIDS).</w:t>
       </w:r>
     </w:p>
     <w:p>
@@ -18754,7 +18704,7 @@
           <w:bCs/>
           <w:b/>
         </w:rPr>
-        <w:t xml:space="preserve">(viii) Đợt khảo sát 2025 — mẫu đơn năm lớn nhất</w:t>
+        <w:t xml:space="preserve">(viii) Đợt khảo sát 2025, mẫu đơn năm lớn nhất</w:t>
       </w:r>
       <w:r>
         <w:t xml:space="preserve">: 12 nền kinh tế × 14.712 doanh nghiệp (17,0% pool). Ấn Độ FSTS sụt 5 điểm phần trăm (hiệu ứng schema); Fiji website 74,8% &gt; Singapore 66,1%; Kiribati đối lập cực đoan với Fiji.</w:t>
@@ -18809,7 +18759,7 @@
           <w:bCs/>
           <w:b/>
         </w:rPr>
-        <w:t xml:space="preserve">KT1 — Điều tiết ba chiều TCI×DAI×FSTS chưa được kiểm định đồng thời trên mẫu liên quốc gia</w:t>
+        <w:t xml:space="preserve">KT1, Điều tiết ba chiều TCI×DAI×FSTS chưa được kiểm định đồng thời trên mẫu liên quốc gia</w:t>
       </w:r>
       <w:r>
         <w:t xml:space="preserve">: Các nghiên cứu hiện tại kiểm định từng cặp điều tiết riêng biệt. Mô hình M7 của Chuyên đề 2 sẽ lấp khoảng trống này với 102 cặp nền kinh tế–năm.</w:t>
@@ -18824,7 +18774,7 @@
           <w:bCs/>
           <w:b/>
         </w:rPr>
-        <w:t xml:space="preserve">KT2 — Phân nhóm con Advanced: innovation-driven so với resource-driven chưa được hệ thống hóa</w:t>
+        <w:t xml:space="preserve">KT2, Phân nhóm con Advanced: innovation-driven so với resource-driven chưa được hệ thống hóa</w:t>
       </w:r>
       <w:r>
         <w:t xml:space="preserve">: Nghiên cứu hiện hành (Bausch &amp; Krist, 2007; Kirca et al., 2012) gộp tất cả OECD vào</w:t>
@@ -18854,10 +18804,10 @@
           <w:bCs/>
           <w:b/>
         </w:rPr>
-        <w:t xml:space="preserve">KT3 — Xác nhận nhân quả Nghịch lý bão hòa số qua ước lượng biến công cụ</w:t>
-      </w:r>
-      <w:r>
-        <w:t xml:space="preserve">: Phần bù tương quan DAI suy giảm rõ ở Advanced (+0,098 — thấp nhất sáu nhóm) có thể phản ánh: (a) bão hòa thực sự của Tier-1; (b) nhân quả ngược; (c) bias biến bỏ sót. Biến công cụ hợp lệ (độ phủ băng thông rộng) cần thiết để phân biệt.</w:t>
+        <w:t xml:space="preserve">KT3, Xác nhận nhân quả Nghịch lý bão hòa số qua ước lượng biến công cụ</w:t>
+      </w:r>
+      <w:r>
+        <w:t xml:space="preserve">: Phần bù tương quan DAI suy giảm rõ ở Advanced (+0,098, thấp nhất sáu nhóm) có thể phản ánh: (a) bão hòa thực sự của Tier-1; (b) nhân quả ngược; (c) bias biến bỏ sót. Biến công cụ hợp lệ (độ phủ băng thông rộng) cần thiết để phân biệt.</w:t>
       </w:r>
     </w:p>
     <w:p>
@@ -18869,7 +18819,7 @@
           <w:bCs/>
           <w:b/>
         </w:rPr>
-        <w:t xml:space="preserve">KT4 — Dị biệt theo thời gian ba giai đoạn 2006–2026 chưa được tổng hợp</w:t>
+        <w:t xml:space="preserve">KT4, Dị biệt theo thời gian ba giai đoạn 2006–2026 chưa được tổng hợp</w:t>
       </w:r>
       <w:r>
         <w:t xml:space="preserve">: Bằng chứng từ kiểm định Paternoster cho thấy bất ổn định tham số quan trọng giữa ba giai đoạn.</w:t>
@@ -18884,7 +18834,7 @@
           <w:bCs/>
           <w:b/>
         </w:rPr>
-        <w:t xml:space="preserve">KT5 — SIDS Pacific như trường hợp biên lý thuyết của thuyết Uppsala</w:t>
+        <w:t xml:space="preserve">KT5, SIDS Pacific như trường hợp biên lý thuyết của thuyết Uppsala</w:t>
       </w:r>
       <w:r>
         <w:t xml:space="preserve">: Chi phí buộc phải quốc tế hóa tại 7 SIDS không khớp với bất kỳ dạng hàm quốc tế hóa – hiệu quả nào trong văn liệu. Cần khung kết hợp MIRAB và Briguglio (1995) và quan điểm dựa trên nguồn lực.</w:t>
@@ -19255,10 +19205,10 @@
           <w:bCs/>
           <w:b/>
         </w:rPr>
-        <w:t xml:space="preserve">(1) Uppsala có điều kiện — không phổ quát</w:t>
-      </w:r>
-      <w:r>
-        <w:t xml:space="preserve">: Tương quan FSTS–năng suất dương mạnh tại Advanced (+0,163), suy yếu dần theo chiều thể chế và mất ý nghĩa tại SIDS (−0,009 ns) — xác nhận điều kiện biên: lý thuyết Uppsala vận hành chỉ trong môi trường thể chế đủ mạnh (Williamson, 1985).</w:t>
+        <w:t xml:space="preserve">(1) Uppsala có điều kiện, không phổ quát</w:t>
+      </w:r>
+      <w:r>
+        <w:t xml:space="preserve">: Tương quan FSTS–năng suất dương mạnh tại Advanced (+0,163), suy yếu dần theo chiều thể chế và mất ý nghĩa tại SIDS (−0,009 ns), xác nhận điều kiện biên: lý thuyết Uppsala vận hành chỉ trong môi trường thể chế đủ mạnh (Williamson, 1985).</w:t>
       </w:r>
     </w:p>
     <w:p>
@@ -19273,7 +19223,7 @@
         <w:t xml:space="preserve">(2) CDCM như khung lý thuyết tích hợp mới cho kỷ nguyên số trong kinh doanh quốc tế</w:t>
       </w:r>
       <w:r>
-        <w:t xml:space="preserve">: Phần bù năng suất của áp dụng số là hàm của (i) mức độ phát triển thể chế, (ii) vị trí trên đường cong quốc tế hóa – hiệu quả, (iii) tầng của năng lực số được đo lường. Ba điều kiện tương tác phi tuyến — vượt qua</w:t>
+        <w:t xml:space="preserve">: Phần bù năng suất của áp dụng số là hàm của (i) mức độ phát triển thể chế, (ii) vị trí trên đường cong quốc tế hóa – hiệu quả, (iii) tầng của năng lực số được đo lường. Ba điều kiện tương tác phi tuyến, vượt qua</w:t>
       </w:r>
       <w:r>
         <w:t xml:space="preserve"> </w:t>
@@ -19306,7 +19256,7 @@
         <w:t xml:space="preserve">(3) Giao diện Đổi mới-Hiệu suất Nâng cao (AIPI)</w:t>
       </w:r>
       <w:r>
-        <w:t xml:space="preserve">: FSTS²×DAI = +3,119 tại Singapore gợi ý cơ chế mới — tại FSTS cao, doanh nghiệp cần DAI như</w:t>
+        <w:t xml:space="preserve">: FSTS²×DAI = +3,119 tại Singapore gợi ý cơ chế mới, tại FSTS cao, doanh nghiệp cần DAI như</w:t>
       </w:r>
       <w:r>
         <w:t xml:space="preserve"> </w:t>
@@ -19339,7 +19289,7 @@
         <w:t xml:space="preserve">(4) Sân khấu số là thực tế đo lường ở cả hai chiều</w:t>
       </w:r>
       <w:r>
-        <w:t xml:space="preserve">: Tại Advanced, DAI Tier-1 là yếu tố vệ sinh bão hòa. Tại Emerging, DAI Tier-1 có thể là proxy lỗi thời — đo lường không còn phản ánh được cơ chế kinh tế thực.</w:t>
+        <w:t xml:space="preserve">: Tại Advanced, DAI Tier-1 là yếu tố vệ sinh bão hòa. Tại Emerging, DAI Tier-1 có thể là proxy lỗi thời, đo lường không còn phản ánh được cơ chế kinh tế thực.</w:t>
       </w:r>
     </w:p>
     <w:p>
@@ -19354,7 +19304,7 @@
         <w:t xml:space="preserve">(5) Bối cảnh thể chế là tầng điều kiện, không phải yếu tố nền</w:t>
       </w:r>
       <w:r>
-        <w:t xml:space="preserve">: Biến thiên cường độ có hệ thống (và cá biệt là đổi dấu — FSTS tại SIDS) của các hệ số cross-regime không phải nhiễu mà là tín hiệu lý thuyết. Nghiên cứu kinh doanh quốc tế tương lai nên kiểm định hiệu ứng điều tiết theo nhóm ICRV trước khi báo cáo kích thước hiệu ứng trung bình.</w:t>
+        <w:t xml:space="preserve">: Biến thiên cường độ có hệ thống (và cá biệt là đổi dấu, FSTS tại SIDS) của các hệ số cross-regime không phải nhiễu mà là tín hiệu lý thuyết. Nghiên cứu kinh doanh quốc tế tương lai nên kiểm định hiệu ứng điều tiết theo nhóm ICRV trước khi báo cáo kích thước hiệu ứng trung bình.</w:t>
       </w:r>
     </w:p>
     <w:bookmarkEnd w:id="73"/>
@@ -19394,7 +19344,7 @@
         <w:t xml:space="preserve">(2) Hệ thống phòng thủ ba tầng cho panel đa thế hệ là đóng góp phương pháp luận</w:t>
       </w:r>
       <w:r>
-        <w:t xml:space="preserve">: Ba tầng kiểm chứng — biến giả Post_BREADY_2024, kiểm định ổn định mô hình neo, panel hậu đại dịch độc lập — là giao thức có thể chuẩn hóa cho bất kỳ nghiên cứu dùng WBES với nhiều thế hệ schema.</w:t>
+        <w:t xml:space="preserve">: Ba tầng kiểm chứng, biến giả Post_BREADY_2024, kiểm định ổn định mô hình neo, panel hậu đại dịch độc lập, là giao thức có thể chuẩn hóa cho bất kỳ nghiên cứu dùng WBES với nhiều thế hệ schema.</w:t>
       </w:r>
     </w:p>
     <w:p>
@@ -19487,7 +19437,7 @@
           <w:bCs/>
           <w:b/>
         </w:rPr>
-        <w:t xml:space="preserve">KL1 — Phi tuyến xuyên chế độ thể chế là quy luật</w:t>
+        <w:t xml:space="preserve">KL1, Phi tuyến xuyên chế độ thể chế là quy luật</w:t>
       </w:r>
       <w:r>
         <w:t xml:space="preserve">: U ngược tại các nhóm chuyển đổi (Việt Nam điểm uốn 39–46%; Trung Quốc điểm uốn 47–49%); gần tuyến tính tại Advanced (Singapore điểm uốn 88,6%); chi phí buộc phải tại SIDS.</w:t>
@@ -19502,10 +19452,10 @@
           <w:bCs/>
           <w:b/>
         </w:rPr>
-        <w:t xml:space="preserve">KL2 — TCI là dịch chuyển mức phổ quát, DAI là khuếch đại phụ thuộc bối cảnh</w:t>
-      </w:r>
-      <w:r>
-        <w:t xml:space="preserve">: TCI tương quan dương mạnh và đồng đều ở mọi nhóm; phần bù DAI biến thiên cường độ gấp đôi giữa các nhóm ICRV (+0,098 ở Advanced so với +0,201 ở Advanced tài nguyên) — đây là nội hàm cốt lõi của CDCM.</w:t>
+        <w:t xml:space="preserve">KL2, TCI là dịch chuyển mức phổ quát, DAI là khuếch đại phụ thuộc bối cảnh</w:t>
+      </w:r>
+      <w:r>
+        <w:t xml:space="preserve">: TCI tương quan dương mạnh và đồng đều ở mọi nhóm; phần bù DAI biến thiên cường độ gấp đôi giữa các nhóm ICRV (+0,098 ở Advanced so với +0,201 ở Advanced tài nguyên), đây là nội hàm cốt lõi của CDCM.</w:t>
       </w:r>
     </w:p>
     <w:p>
@@ -19517,7 +19467,7 @@
           <w:bCs/>
           <w:b/>
         </w:rPr>
-        <w:t xml:space="preserve">KL3 — Nghịch lý bão hòa số là cơ chế đo lường, không phải thất bại thị trường</w:t>
+        <w:t xml:space="preserve">KL3, Nghịch lý bão hòa số là cơ chế đo lường, không phải thất bại thị trường</w:t>
       </w:r>
       <w:r>
         <w:t xml:space="preserve">: Phần bù DAI thấp nhất tại Advanced là hệ quả của đo lường Tier-1 trong bối cảnh Tier-2/3 đã được áp dụng rộng.</w:t>
@@ -19532,7 +19482,7 @@
           <w:bCs/>
           <w:b/>
         </w:rPr>
-        <w:t xml:space="preserve">KL4 — Thể chế là biến điều tiết, không phải biến trung gian</w:t>
+        <w:t xml:space="preserve">KL4, Thể chế là biến điều tiết, không phải biến trung gian</w:t>
       </w:r>
       <w:r>
         <w:t xml:space="preserve">: Gap de jure–de facto (Xu, 2024) giải thích biến thiên cường độ cross-regime của FDI và FSTS. Chính sách nâng cao thể chế hiệu quả nhất khi song hành với nâng cấp TCI và DAI.</w:t>
@@ -19547,7 +19497,7 @@
           <w:bCs/>
           <w:b/>
         </w:rPr>
-        <w:t xml:space="preserve">KL5 — Dị biệt theo thời gian ba giai đoạn là thực tế cấu trúc</w:t>
+        <w:t xml:space="preserve">KL5, Dị biệt theo thời gian ba giai đoạn là thực tế cấu trúc</w:t>
       </w:r>
       <w:r>
         <w:t xml:space="preserve">: Hiệu ứng DAI mạnh hơn trong BREADY (sau tăng tốc số hóa hậu COVID-19). Hệ thống phòng thủ ba tầng đảm bảo kết luận không bị nhiễu schema.</w:t>
@@ -19562,7 +19512,7 @@
           <w:bCs/>
           <w:b/>
         </w:rPr>
-        <w:t xml:space="preserve">KL6 — EAP dẫn đầu toàn cầu về nữ quản lý cấp cao (33,4%) nhưng khoảng cách sở hữu dai dẳng</w:t>
+        <w:t xml:space="preserve">KL6, EAP dẫn đầu toàn cầu về nữ quản lý cấp cao (33,4%) nhưng khoảng cách sở hữu dai dẳng</w:t>
       </w:r>
       <w:r>
         <w:t xml:space="preserve">: Trần kính ở lớp sở hữu chưa được phá vỡ dù management ceiling đang thu hẹp.</w:t>
@@ -19577,10 +19527,10 @@
           <w:bCs/>
           <w:b/>
         </w:rPr>
-        <w:t xml:space="preserve">KL7 — SIDS Pacific là trường hợp biên lý thuyết với chi phí buộc phải quốc tế hóa</w:t>
-      </w:r>
-      <w:r>
-        <w:t xml:space="preserve">: FDI (+0,122) là nguồn năng suất chủ đạo; tương quan FSTS–năng suất bằng không (−0,009, không có ý nghĩa thống kê) — nhóm duy nhất nơi xuất khẩu không gắn với phần bù năng suất. Mô hình MIRAB phù hợp hơn mô hình Uppsala.</w:t>
+        <w:t xml:space="preserve">KL7, SIDS Pacific là trường hợp biên lý thuyết với chi phí buộc phải quốc tế hóa</w:t>
+      </w:r>
+      <w:r>
+        <w:t xml:space="preserve">: FDI (+0,122) là nguồn năng suất chủ đạo; tương quan FSTS–năng suất bằng không (−0,009, không có ý nghĩa thống kê), nhóm duy nhất nơi xuất khẩu không gắn với phần bù năng suất. Mô hình MIRAB phù hợp hơn mô hình Uppsala.</w:t>
       </w:r>
     </w:p>
     <w:p>
@@ -19592,7 +19542,7 @@
           <w:bCs/>
           <w:b/>
         </w:rPr>
-        <w:t xml:space="preserve">KL8 — Phân nhóm con Advanced là cần thiết cho phân tích kinh doanh quốc tế châu Á</w:t>
+        <w:t xml:space="preserve">KL8, Phân nhóm con Advanced là cần thiết cho phân tích kinh doanh quốc tế châu Á</w:t>
       </w:r>
       <w:r>
         <w:t xml:space="preserve">: Singapore và Saudi Arabia/Qatar/Kuwait cùng nhãn</w:t>
@@ -19644,7 +19594,7 @@
           <w:bCs/>
           <w:b/>
         </w:rPr>
-        <w:t xml:space="preserve">(1) Sequencing năng lực trước — nâng cấp TCI trước khi mở rộng FSTS</w:t>
+        <w:t xml:space="preserve">(1) Sequencing năng lực trước, nâng cấp TCI trước khi mở rộng FSTS</w:t>
       </w:r>
       <w:r>
         <w:t xml:space="preserve">: Hệ số TCI = 0,179 (nhân quả ước lượng biến công cụ, nghiên cứu Việt Nam) xác nhận: xuất khẩu chỉ tạo năng suất khi doanh nghiệp có năng lực công nghệ nền tảng. Chương trình hỗ trợ xuất khẩu cần song hành với nâng cấp TCI.</w:t>
@@ -19692,7 +19642,7 @@
         <w:t xml:space="preserve">(4) Tái định vị chuỗi giá trị toàn cầu: lắp ráp downstream → thiết kế và R&amp;D mid-stream</w:t>
       </w:r>
       <w:r>
-        <w:t xml:space="preserve">: Việt Nam ở điểm uốn (39–46%). Trung Quốc R&amp;D 39,4% và điểm uốn cao hơn (47–49%) cho thấy: Sự chênh lệch điểm uốn giữa Trung Quốc (TP ~47–49%, Nhóm III) và Việt Nam (TP ~39–46%, Nhóm IV) phản ánh gradient ICRV, không phải gradient TCI. TCI nâng mặt bằng năng suất ở mọi mức FSTS (hiệu ứng level-shift) nhưng không trực tiếp quyết định vị trí điểm uốn — phân biệt hai cơ chế này là quan trọng cho hàm ý chính sách.</w:t>
+        <w:t xml:space="preserve">: Việt Nam ở điểm uốn (39–46%). Trung Quốc R&amp;D 39,4% và điểm uốn cao hơn (47–49%) cho thấy: Sự chênh lệch điểm uốn giữa Trung Quốc (TP ~47–49%, Nhóm III) và Việt Nam (TP ~39–46%, Nhóm IV) phản ánh gradient ICRV, không phải gradient TCI. TCI nâng mặt bằng năng suất ở mọi mức FSTS (hiệu ứng level-shift) nhưng không trực tiếp quyết định vị trí điểm uốn, phân biệt hai cơ chế này là quan trọng cho hàm ý chính sách.</w:t>
       </w:r>
     </w:p>
     <w:p>
@@ -19707,7 +19657,7 @@
         <w:t xml:space="preserve">(5) Nền tảng học hỏi chính sách dựa trên ICRV cho ASEAN</w:t>
       </w:r>
       <w:r>
-        <w:t xml:space="preserve">: Trao đổi thực hành tốt nhất giữa nền kinh tế cùng nhóm IV Emerging (Việt Nam, Indonesia, Philippines, Ấn Độ) thay vì học từ Singapore/Hàn Quốc (nhóm I — bối cảnh khác biệt quá lớn).</w:t>
+        <w:t xml:space="preserve">: Trao đổi thực hành tốt nhất giữa nền kinh tế cùng nhóm IV Emerging (Việt Nam, Indonesia, Philippines, Ấn Độ) thay vì học từ Singapore/Hàn Quốc (nhóm I, bối cảnh khác biệt quá lớn).</w:t>
       </w:r>
     </w:p>
     <w:p>
@@ -19722,7 +19672,7 @@
         <w:t xml:space="preserve">(6) Chính sách số hóa phân cấp theo vùng và quy mô</w:t>
       </w:r>
       <w:r>
-        <w:t xml:space="preserve">: Hiệu ứng DAI phụ thuộc bối cảnh — đầu tư website khác nhau tại TP.HCM (Tier-1.5) so với nông thôn đồng bằng sông Cửu Long (Tier-1 chưa bão hòa).</w:t>
+        <w:t xml:space="preserve">: Hiệu ứng DAI phụ thuộc bối cảnh, đầu tư website khác nhau tại TP.HCM (Tier-1.5) so với nông thôn đồng bằng sông Cửu Long (Tier-1 chưa bão hòa).</w:t>
       </w:r>
     </w:p>
     <w:p>
@@ -19734,7 +19684,7 @@
           <w:bCs/>
           <w:b/>
         </w:rPr>
-        <w:t xml:space="preserve">(7) Hợp tác lao động di chuyển Pacific cho Việt Nam — bài học PLMS/RSE</w:t>
+        <w:t xml:space="preserve">(7) Hợp tác lao động di chuyển Pacific cho Việt Nam, bài học PLMS/RSE</w:t>
       </w:r>
       <w:r>
         <w:t xml:space="preserve">:</w:t>
@@ -19775,7 +19725,7 @@
         <w:t xml:space="preserve">RSE New Zealand</w:t>
       </w:r>
       <w:r>
-        <w:t xml:space="preserve">: Nuôi trồng thủy sản, cà phê, đào tạo kỹ năng điều hàng — tận dụng chuyên môn đặc thù Việt Nam;</w:t>
+        <w:t xml:space="preserve">: Nuôi trồng thủy sản, cà phê, đào tạo kỹ năng điều hàng, tận dụng chuyên môn đặc thù Việt Nam;</w:t>
       </w:r>
       <w:r>
         <w:t xml:space="preserve"> </w:t>
@@ -19834,13 +19784,13 @@
         <w:t xml:space="preserve"> </w:t>
       </w:r>
       <w:r>
-        <w:t xml:space="preserve">(a) Singapore/Hàn Quốc AI full-stack (Tier-3) — không phù hợp để sao chép trực tiếp;</w:t>
-      </w:r>
-      <w:r>
-        <w:t xml:space="preserve"> </w:t>
-      </w:r>
-      <w:r>
-        <w:t xml:space="preserve">(b) Nhật Bản 60% doanh nghiệp AI back-office (Tier-2) —</w:t>
+        <w:t xml:space="preserve">(a) Singapore/Hàn Quốc AI full-stack (Tier-3), không phù hợp để sao chép trực tiếp;</w:t>
+      </w:r>
+      <w:r>
+        <w:t xml:space="preserve"> </w:t>
+      </w:r>
+      <w:r>
+        <w:t xml:space="preserve">(b) Nhật Bản 60% doanh nghiệp AI back-office (Tier-2),</w:t>
       </w:r>
       <w:r>
         <w:t xml:space="preserve"> </w:t>
@@ -19859,7 +19809,7 @@
         <w:t xml:space="preserve"> </w:t>
       </w:r>
       <w:r>
-        <w:t xml:space="preserve">(c) Trung Quốc sản xuất thông minh (Tier-2/3) — học điểm tích cực, tránh rủi ro tập trung;</w:t>
+        <w:t xml:space="preserve">(c) Trung Quốc sản xuất thông minh (Tier-2/3), học điểm tích cực, tránh rủi ro tập trung;</w:t>
       </w:r>
       <w:r>
         <w:t xml:space="preserve"> </w:t>
@@ -20016,7 +19966,7 @@
         <w:t xml:space="preserve">(8) Kiểm định ranh giới schema</w:t>
       </w:r>
       <w:r>
-        <w:t xml:space="preserve">: Hệ thống phòng thủ ba tầng tại §2.2 — điều kiện tiên quyết trước khi báo cáo BREADY 2025 như bằng chứng nhân quả.</w:t>
+        <w:t xml:space="preserve">: Hệ thống phòng thủ ba tầng tại §2.2, điều kiện tiên quyết trước khi báo cáo BREADY 2025 như bằng chứng nhân quả.</w:t>
       </w:r>
     </w:p>
     <w:p>
@@ -20268,7 +20218,7 @@
         <w:pStyle w:val="BodyText"/>
       </w:pPr>
       <w:r>
-        <w:t xml:space="preserve">Combs, J. G., Crook, T. R., &amp; Shook, C. L. (2005). The dimensionality of organizational performance and its implications for strategic management research. In D. J. Ketchen &amp; D. D. Bergh (Eds.),</w:t>
+        <w:t xml:space="preserve">Coltman, T., Devinney, T. M., Midgley, D. F., &amp; Venaik, S. (2008). Formative versus reflective measurement models: Two applications of formative measurement.</w:t>
       </w:r>
       <w:r>
         <w:t xml:space="preserve"> </w:t>
@@ -20278,13 +20228,10 @@
           <w:iCs/>
           <w:i/>
         </w:rPr>
-        <w:t xml:space="preserve">Research methodology in strategy and management</w:t>
-      </w:r>
-      <w:r>
-        <w:t xml:space="preserve"> </w:t>
-      </w:r>
-      <w:r>
-        <w:t xml:space="preserve">(Vol. 2, pp. 259–286). Emerald. https://doi.org/10.1016/S1479-8387(05)02011-4</w:t>
+        <w:t xml:space="preserve">Journal of Business Research, 61</w:t>
+      </w:r>
+      <w:r>
+        <w:t xml:space="preserve">(12), 1250–1262. https://doi.org/10.1016/j.jbusres.2008.01.013</w:t>
       </w:r>
     </w:p>
     <w:p>
@@ -20292,7 +20239,7 @@
         <w:pStyle w:val="BodyText"/>
       </w:pPr>
       <w:r>
-        <w:t xml:space="preserve">Contractor, F. J., Kundu, S. K., &amp; Hsu, C. C. (2003). A three-stage theory of international expansion.</w:t>
+        <w:t xml:space="preserve">Combs, J. G., Crook, T. R., &amp; Shook, C. L. (2005). The dimensionality of organizational performance and its implications for strategic management research. In D. J. Ketchen &amp; D. D. Bergh (Eds.),</w:t>
       </w:r>
       <w:r>
         <w:t xml:space="preserve"> </w:t>
@@ -20302,10 +20249,13 @@
           <w:iCs/>
           <w:i/>
         </w:rPr>
-        <w:t xml:space="preserve">Journal of International Business Studies, 34</w:t>
-      </w:r>
-      <w:r>
-        <w:t xml:space="preserve">(1), 5–18.</w:t>
+        <w:t xml:space="preserve">Research methodology in strategy and management</w:t>
+      </w:r>
+      <w:r>
+        <w:t xml:space="preserve"> </w:t>
+      </w:r>
+      <w:r>
+        <w:t xml:space="preserve">(Vol. 2, pp. 259–286). Emerald. https://doi.org/10.1016/S1479-8387(05)02011-4</w:t>
       </w:r>
     </w:p>
     <w:p>
@@ -20313,7 +20263,7 @@
         <w:pStyle w:val="BodyText"/>
       </w:pPr>
       <w:r>
-        <w:t xml:space="preserve">Cusolito, A. P., &amp; Maloney, W. F. (2018).</w:t>
+        <w:t xml:space="preserve">Contractor, F. J., Kundu, S. K., &amp; Hsu, C. C. (2003). A three-stage theory of international expansion.</w:t>
       </w:r>
       <w:r>
         <w:t xml:space="preserve"> </w:t>
@@ -20323,10 +20273,10 @@
           <w:iCs/>
           <w:i/>
         </w:rPr>
-        <w:t xml:space="preserve">Productivity revisited: Shifting paradigms in analysis and policy</w:t>
-      </w:r>
-      <w:r>
-        <w:t xml:space="preserve">. World Bank Group.</w:t>
+        <w:t xml:space="preserve">Journal of International Business Studies, 34</w:t>
+      </w:r>
+      <w:r>
+        <w:t xml:space="preserve">(1), 5–18.</w:t>
       </w:r>
     </w:p>
     <w:p>
@@ -20334,7 +20284,7 @@
         <w:pStyle w:val="BodyText"/>
       </w:pPr>
       <w:r>
-        <w:t xml:space="preserve">David, P. A. (1990). The dynamo and the computer: An historical perspective on the modern productivity paradox.</w:t>
+        <w:t xml:space="preserve">Cusolito, A. P., &amp; Maloney, W. F. (2018).</w:t>
       </w:r>
       <w:r>
         <w:t xml:space="preserve"> </w:t>
@@ -20344,10 +20294,10 @@
           <w:iCs/>
           <w:i/>
         </w:rPr>
-        <w:t xml:space="preserve">American Economic Review, 80</w:t>
-      </w:r>
-      <w:r>
-        <w:t xml:space="preserve">(2), 355–361.</w:t>
+        <w:t xml:space="preserve">Productivity revisited: Shifting paradigms in analysis and policy</w:t>
+      </w:r>
+      <w:r>
+        <w:t xml:space="preserve">. World Bank Group.</w:t>
       </w:r>
     </w:p>
     <w:p>
@@ -20355,7 +20305,7 @@
         <w:pStyle w:val="BodyText"/>
       </w:pPr>
       <w:r>
-        <w:t xml:space="preserve">Đỗ, T. H., &amp; Phan, A. T. (2026). Internationalization and firm performance in Vietnam.</w:t>
+        <w:t xml:space="preserve">David, P. A. (1990). The dynamo and the computer: An historical perspective on the modern productivity paradox.</w:t>
       </w:r>
       <w:r>
         <w:t xml:space="preserve"> </w:t>
@@ -20365,13 +20315,10 @@
           <w:iCs/>
           <w:i/>
         </w:rPr>
-        <w:t xml:space="preserve">Journal of Asia Business Studies</w:t>
-      </w:r>
-      <w:r>
-        <w:t xml:space="preserve"> </w:t>
-      </w:r>
-      <w:r>
-        <w:t xml:space="preserve">(under review).</w:t>
+        <w:t xml:space="preserve">American Economic Review, 80</w:t>
+      </w:r>
+      <w:r>
+        <w:t xml:space="preserve">(2), 355–361.</w:t>
       </w:r>
     </w:p>
     <w:p>
@@ -20379,7 +20326,7 @@
         <w:pStyle w:val="BodyText"/>
       </w:pPr>
       <w:r>
-        <w:t xml:space="preserve">Hall, P. A., &amp; Soskice, D. (Eds.). (2001).</w:t>
+        <w:t xml:space="preserve">Đỗ, T. H., &amp; Phan, A. T. (2026). Internationalization and firm performance in Vietnam.</w:t>
       </w:r>
       <w:r>
         <w:t xml:space="preserve"> </w:t>
@@ -20389,10 +20336,13 @@
           <w:iCs/>
           <w:i/>
         </w:rPr>
-        <w:t xml:space="preserve">Varieties of capitalism: The institutional foundations of comparative advantage</w:t>
-      </w:r>
-      <w:r>
-        <w:t xml:space="preserve">. Oxford University Press.</w:t>
+        <w:t xml:space="preserve">Journal of Asia Business Studies</w:t>
+      </w:r>
+      <w:r>
+        <w:t xml:space="preserve"> </w:t>
+      </w:r>
+      <w:r>
+        <w:t xml:space="preserve">(under review).</w:t>
       </w:r>
     </w:p>
     <w:p>
@@ -20400,7 +20350,7 @@
         <w:pStyle w:val="BodyText"/>
       </w:pPr>
       <w:r>
-        <w:t xml:space="preserve">Hessels, J., &amp; Terjesen, S. (2010). Resource dependency and institutional theory perspectives on direct and indirect export choices.</w:t>
+        <w:t xml:space="preserve">Hall, P. A., &amp; Soskice, D. (Eds.). (2001).</w:t>
       </w:r>
       <w:r>
         <w:t xml:space="preserve"> </w:t>
@@ -20410,10 +20360,10 @@
           <w:iCs/>
           <w:i/>
         </w:rPr>
-        <w:t xml:space="preserve">Small Business Economics, 34</w:t>
-      </w:r>
-      <w:r>
-        <w:t xml:space="preserve">(2), 203–220. https://doi.org/10.1007/s11187-008-9156-4</w:t>
+        <w:t xml:space="preserve">Varieties of capitalism: The institutional foundations of comparative advantage</w:t>
+      </w:r>
+      <w:r>
+        <w:t xml:space="preserve">. Oxford University Press.</w:t>
       </w:r>
     </w:p>
     <w:p>
@@ -20421,7 +20371,7 @@
         <w:pStyle w:val="BodyText"/>
       </w:pPr>
       <w:r>
-        <w:t xml:space="preserve">Hertog, S. (2010).</w:t>
+        <w:t xml:space="preserve">Hessels, J., &amp; Terjesen, S. (2010). Resource dependency and institutional theory perspectives on direct and indirect export choices.</w:t>
       </w:r>
       <w:r>
         <w:t xml:space="preserve"> </w:t>
@@ -20431,10 +20381,10 @@
           <w:iCs/>
           <w:i/>
         </w:rPr>
-        <w:t xml:space="preserve">Princes, brokers, and bureaucrats: Oil and the state in Saudi Arabia</w:t>
-      </w:r>
-      <w:r>
-        <w:t xml:space="preserve">. Cornell University Press.</w:t>
+        <w:t xml:space="preserve">Small Business Economics, 34</w:t>
+      </w:r>
+      <w:r>
+        <w:t xml:space="preserve">(2), 203–220. https://doi.org/10.1007/s11187-008-9156-4</w:t>
       </w:r>
     </w:p>
     <w:p>
@@ -20442,7 +20392,7 @@
         <w:pStyle w:val="BodyText"/>
       </w:pPr>
       <w:r>
-        <w:t xml:space="preserve">Hsieh, C.-T., &amp; Klenow, P. J. (2009). Misallocation and manufacturing TFP in China and India.</w:t>
+        <w:t xml:space="preserve">Hertog, S. (2010).</w:t>
       </w:r>
       <w:r>
         <w:t xml:space="preserve"> </w:t>
@@ -20452,10 +20402,10 @@
           <w:iCs/>
           <w:i/>
         </w:rPr>
-        <w:t xml:space="preserve">Quarterly Journal of Economics, 124</w:t>
-      </w:r>
-      <w:r>
-        <w:t xml:space="preserve">(4), 1403–1448.</w:t>
+        <w:t xml:space="preserve">Princes, brokers, and bureaucrats: Oil and the state in Saudi Arabia</w:t>
+      </w:r>
+      <w:r>
+        <w:t xml:space="preserve">. Cornell University Press.</w:t>
       </w:r>
     </w:p>
     <w:p>
@@ -20463,7 +20413,7 @@
         <w:pStyle w:val="BodyText"/>
       </w:pPr>
       <w:r>
-        <w:t xml:space="preserve">Hsieh, C.-T., &amp; Klenow, P. J. (2014). The life cycle of plants in India and Mexico.</w:t>
+        <w:t xml:space="preserve">Hsieh, C.-T., &amp; Klenow, P. J. (2009). Misallocation and manufacturing TFP in China and India.</w:t>
       </w:r>
       <w:r>
         <w:t xml:space="preserve"> </w:t>
@@ -20473,10 +20423,10 @@
           <w:iCs/>
           <w:i/>
         </w:rPr>
-        <w:t xml:space="preserve">Quarterly Journal of Economics, 129</w:t>
-      </w:r>
-      <w:r>
-        <w:t xml:space="preserve">(3), 1035–1084.</w:t>
+        <w:t xml:space="preserve">Quarterly Journal of Economics, 124</w:t>
+      </w:r>
+      <w:r>
+        <w:t xml:space="preserve">(4), 1403–1448.</w:t>
       </w:r>
     </w:p>
     <w:p>
@@ -20484,7 +20434,7 @@
         <w:pStyle w:val="BodyText"/>
       </w:pPr>
       <w:r>
-        <w:t xml:space="preserve">Johanson, J., &amp; Vahlne, J.-E. (1977). The internationalization process of the firm.</w:t>
+        <w:t xml:space="preserve">Hsieh, C.-T., &amp; Klenow, P. J. (2014). The life cycle of plants in India and Mexico.</w:t>
       </w:r>
       <w:r>
         <w:t xml:space="preserve"> </w:t>
@@ -20494,10 +20444,10 @@
           <w:iCs/>
           <w:i/>
         </w:rPr>
-        <w:t xml:space="preserve">Journal of International Business Studies, 8</w:t>
-      </w:r>
-      <w:r>
-        <w:t xml:space="preserve">(1), 23–32.</w:t>
+        <w:t xml:space="preserve">Quarterly Journal of Economics, 129</w:t>
+      </w:r>
+      <w:r>
+        <w:t xml:space="preserve">(3), 1035–1084.</w:t>
       </w:r>
     </w:p>
     <w:p>
@@ -20505,7 +20455,7 @@
         <w:pStyle w:val="BodyText"/>
       </w:pPr>
       <w:r>
-        <w:t xml:space="preserve">Johanson, J., &amp; Vahlne, J.-E. (2009). The Uppsala internationalization process model revisited.</w:t>
+        <w:t xml:space="preserve">Johanson, J., &amp; Vahlne, J.-E. (1977). The internationalization process of the firm.</w:t>
       </w:r>
       <w:r>
         <w:t xml:space="preserve"> </w:t>
@@ -20515,10 +20465,10 @@
           <w:iCs/>
           <w:i/>
         </w:rPr>
-        <w:t xml:space="preserve">Journal of International Business Studies, 40</w:t>
-      </w:r>
-      <w:r>
-        <w:t xml:space="preserve">(9), 1411–1431.</w:t>
+        <w:t xml:space="preserve">Journal of International Business Studies, 8</w:t>
+      </w:r>
+      <w:r>
+        <w:t xml:space="preserve">(1), 23–32.</w:t>
       </w:r>
     </w:p>
     <w:p>
@@ -20526,7 +20476,7 @@
         <w:pStyle w:val="BodyText"/>
       </w:pPr>
       <w:r>
-        <w:t xml:space="preserve">Kafouros, M., Wang, C., Piperopoulos, P., &amp; Zhang, M. (2023). Academic publishing in business and management.</w:t>
+        <w:t xml:space="preserve">Johanson, J., &amp; Vahlne, J.-E. (2009). The Uppsala internationalization process model revisited.</w:t>
       </w:r>
       <w:r>
         <w:t xml:space="preserve"> </w:t>
@@ -20536,10 +20486,10 @@
           <w:iCs/>
           <w:i/>
         </w:rPr>
-        <w:t xml:space="preserve">Global Strategy Journal, 13</w:t>
-      </w:r>
-      <w:r>
-        <w:t xml:space="preserve">(1), 3–28.</w:t>
+        <w:t xml:space="preserve">Journal of International Business Studies, 40</w:t>
+      </w:r>
+      <w:r>
+        <w:t xml:space="preserve">(9), 1411–1431.</w:t>
       </w:r>
     </w:p>
     <w:p>
@@ -20547,7 +20497,7 @@
         <w:pStyle w:val="BodyText"/>
       </w:pPr>
       <w:r>
-        <w:t xml:space="preserve">Kaufmann, D., Kraay, A., &amp; Mastruzzi, M. (2011). The worldwide governance indicators: Methodology and analytical issues.</w:t>
+        <w:t xml:space="preserve">Kafouros, M., Wang, C., Piperopoulos, P., &amp; Zhang, M. (2023). Academic publishing in business and management.</w:t>
       </w:r>
       <w:r>
         <w:t xml:space="preserve"> </w:t>
@@ -20557,10 +20507,10 @@
           <w:iCs/>
           <w:i/>
         </w:rPr>
-        <w:t xml:space="preserve">Hague Journal on the Rule of Law, 3</w:t>
-      </w:r>
-      <w:r>
-        <w:t xml:space="preserve">(2), 220–246.</w:t>
+        <w:t xml:space="preserve">Global Strategy Journal, 13</w:t>
+      </w:r>
+      <w:r>
+        <w:t xml:space="preserve">(1), 3–28.</w:t>
       </w:r>
     </w:p>
     <w:p>
@@ -20568,7 +20518,7 @@
         <w:pStyle w:val="BodyText"/>
       </w:pPr>
       <w:r>
-        <w:t xml:space="preserve">Khanna, T., &amp; Palepu, K. G. (2010).</w:t>
+        <w:t xml:space="preserve">Kaufmann, D., Kraay, A., &amp; Mastruzzi, M. (2011). The worldwide governance indicators: Methodology and analytical issues.</w:t>
       </w:r>
       <w:r>
         <w:t xml:space="preserve"> </w:t>
@@ -20578,10 +20528,10 @@
           <w:iCs/>
           <w:i/>
         </w:rPr>
-        <w:t xml:space="preserve">Winning in emerging markets: A road map for strategy and execution</w:t>
-      </w:r>
-      <w:r>
-        <w:t xml:space="preserve">. Harvard Business Press.</w:t>
+        <w:t xml:space="preserve">Hague Journal on the Rule of Law, 3</w:t>
+      </w:r>
+      <w:r>
+        <w:t xml:space="preserve">(2), 220–246.</w:t>
       </w:r>
     </w:p>
     <w:p>
@@ -20589,7 +20539,7 @@
         <w:pStyle w:val="BodyText"/>
       </w:pPr>
       <w:r>
-        <w:t xml:space="preserve">Kirca, A. H., Roth, K., Hult, G. T. M., &amp; Cavusgil, S. T. (2012). The role of context in the multinationality-performance relationship: A meta-analytic review.</w:t>
+        <w:t xml:space="preserve">Khanna, T., &amp; Palepu, K. G. (2010).</w:t>
       </w:r>
       <w:r>
         <w:t xml:space="preserve"> </w:t>
@@ -20599,10 +20549,10 @@
           <w:iCs/>
           <w:i/>
         </w:rPr>
-        <w:t xml:space="preserve">Global Strategy Journal, 2</w:t>
-      </w:r>
-      <w:r>
-        <w:t xml:space="preserve">(2), 108–121.</w:t>
+        <w:t xml:space="preserve">Winning in emerging markets: A road map for strategy and execution</w:t>
+      </w:r>
+      <w:r>
+        <w:t xml:space="preserve">. Harvard Business Press.</w:t>
       </w:r>
     </w:p>
     <w:p>
@@ -20610,7 +20560,7 @@
         <w:pStyle w:val="BodyText"/>
       </w:pPr>
       <w:r>
-        <w:t xml:space="preserve">Lu, J. W., &amp; Beamish, P. W. (2001). The internationalization and performance of SMEs.</w:t>
+        <w:t xml:space="preserve">Kirca, A. H., Roth, K., Hult, G. T. M., &amp; Cavusgil, S. T. (2012). The role of context in the multinationality-performance relationship: A meta-analytic review.</w:t>
       </w:r>
       <w:r>
         <w:t xml:space="preserve"> </w:t>
@@ -20620,10 +20570,10 @@
           <w:iCs/>
           <w:i/>
         </w:rPr>
-        <w:t xml:space="preserve">Strategic Management Journal, 22</w:t>
-      </w:r>
-      <w:r>
-        <w:t xml:space="preserve">(6–7), 565–586. https://doi.org/10.1002/smj.184</w:t>
+        <w:t xml:space="preserve">Global Strategy Journal, 2</w:t>
+      </w:r>
+      <w:r>
+        <w:t xml:space="preserve">(2), 108–121.</w:t>
       </w:r>
     </w:p>
     <w:p>
@@ -20631,7 +20581,7 @@
         <w:pStyle w:val="BodyText"/>
       </w:pPr>
       <w:r>
-        <w:t xml:space="preserve">Lu, J. W., &amp; Beamish, P. W. (2004). International diversification and firm performance: The S-curve hypothesis.</w:t>
+        <w:t xml:space="preserve">Lall, S. (1992). Technological capabilities and industrialization.</w:t>
       </w:r>
       <w:r>
         <w:t xml:space="preserve"> </w:t>
@@ -20641,10 +20591,10 @@
           <w:iCs/>
           <w:i/>
         </w:rPr>
-        <w:t xml:space="preserve">Academy of Management Journal, 47</w:t>
-      </w:r>
-      <w:r>
-        <w:t xml:space="preserve">(4), 598–609.</w:t>
+        <w:t xml:space="preserve">World Development, 20</w:t>
+      </w:r>
+      <w:r>
+        <w:t xml:space="preserve">(2), 165–186. https://doi.org/10.1016/0305-750X(92)90097-F</w:t>
       </w:r>
     </w:p>
     <w:p>
@@ -20652,7 +20602,7 @@
         <w:pStyle w:val="BodyText"/>
       </w:pPr>
       <w:r>
-        <w:t xml:space="preserve">Mar, J., Đỗ, T. H., &amp; Phan, A. T. (2026). Digital adoption and internationalization in Singapore.</w:t>
+        <w:t xml:space="preserve">Lu, J. W., &amp; Beamish, P. W. (2001). The internationalization and performance of SMEs.</w:t>
       </w:r>
       <w:r>
         <w:t xml:space="preserve"> </w:t>
@@ -20662,13 +20612,10 @@
           <w:iCs/>
           <w:i/>
         </w:rPr>
-        <w:t xml:space="preserve">Management International Review</w:t>
-      </w:r>
-      <w:r>
-        <w:t xml:space="preserve"> </w:t>
-      </w:r>
-      <w:r>
-        <w:t xml:space="preserve">(under review).</w:t>
+        <w:t xml:space="preserve">Strategic Management Journal, 22</w:t>
+      </w:r>
+      <w:r>
+        <w:t xml:space="preserve">(6–7), 565–586. https://doi.org/10.1002/smj.184</w:t>
       </w:r>
     </w:p>
     <w:p>
@@ -20676,7 +20623,7 @@
         <w:pStyle w:val="BodyText"/>
       </w:pPr>
       <w:r>
-        <w:t xml:space="preserve">Marano, V., Arregle, J.-L., Hitt, M. A., Spadafora, E., &amp; van Essen, M. (2016). Home country institutions and the internationalization-performance relationship.</w:t>
+        <w:t xml:space="preserve">Lu, J. W., &amp; Beamish, P. W. (2004). International diversification and firm performance: The S-curve hypothesis.</w:t>
       </w:r>
       <w:r>
         <w:t xml:space="preserve"> </w:t>
@@ -20686,10 +20633,10 @@
           <w:iCs/>
           <w:i/>
         </w:rPr>
-        <w:t xml:space="preserve">Journal of Management, 42</w:t>
-      </w:r>
-      <w:r>
-        <w:t xml:space="preserve">(5), 1075–1110.</w:t>
+        <w:t xml:space="preserve">Academy of Management Journal, 47</w:t>
+      </w:r>
+      <w:r>
+        <w:t xml:space="preserve">(4), 598–609.</w:t>
       </w:r>
     </w:p>
     <w:p>
@@ -20697,7 +20644,7 @@
         <w:pStyle w:val="BodyText"/>
       </w:pPr>
       <w:r>
-        <w:t xml:space="preserve">North, D. C. (1990).</w:t>
+        <w:t xml:space="preserve">Mar, J., Đỗ, T. H., &amp; Phan, A. T. (2026). Digital adoption and internationalization in Singapore.</w:t>
       </w:r>
       <w:r>
         <w:t xml:space="preserve"> </w:t>
@@ -20707,10 +20654,13 @@
           <w:iCs/>
           <w:i/>
         </w:rPr>
-        <w:t xml:space="preserve">Institutions, institutional change and economic performance</w:t>
-      </w:r>
-      <w:r>
-        <w:t xml:space="preserve">. Cambridge University Press.</w:t>
+        <w:t xml:space="preserve">Management International Review</w:t>
+      </w:r>
+      <w:r>
+        <w:t xml:space="preserve"> </w:t>
+      </w:r>
+      <w:r>
+        <w:t xml:space="preserve">(under review).</w:t>
       </w:r>
     </w:p>
     <w:p>
@@ -20718,7 +20668,7 @@
         <w:pStyle w:val="BodyText"/>
       </w:pPr>
       <w:r>
-        <w:t xml:space="preserve">Paternoster, R., Brame, R., Mazerolle, P., &amp; Piquero, A. (1998). Using the correct statistical test for the equality of regression coefficients.</w:t>
+        <w:t xml:space="preserve">Marano, V., Arregle, J.-L., Hitt, M. A., Spadafora, E., &amp; van Essen, M. (2016). Home country institutions and the internationalization-performance relationship.</w:t>
       </w:r>
       <w:r>
         <w:t xml:space="preserve"> </w:t>
@@ -20728,10 +20678,10 @@
           <w:iCs/>
           <w:i/>
         </w:rPr>
-        <w:t xml:space="preserve">Criminology, 36</w:t>
-      </w:r>
-      <w:r>
-        <w:t xml:space="preserve">(4), 859–866.</w:t>
+        <w:t xml:space="preserve">Journal of Management, 42</w:t>
+      </w:r>
+      <w:r>
+        <w:t xml:space="preserve">(5), 1075–1110.</w:t>
       </w:r>
     </w:p>
     <w:p>
@@ -20739,7 +20689,7 @@
         <w:pStyle w:val="BodyText"/>
       </w:pPr>
       <w:r>
-        <w:t xml:space="preserve">Peng, M. W., &amp; Ilinitch, A. Y. (1998). Export intermediary firms: A note on export development research.</w:t>
+        <w:t xml:space="preserve">North, D. C. (1990).</w:t>
       </w:r>
       <w:r>
         <w:t xml:space="preserve"> </w:t>
@@ -20749,10 +20699,10 @@
           <w:iCs/>
           <w:i/>
         </w:rPr>
-        <w:t xml:space="preserve">Journal of International Business Studies, 29</w:t>
-      </w:r>
-      <w:r>
-        <w:t xml:space="preserve">(3), 609–620. https://doi.org/10.1057/palgrave.jibs.8490011</w:t>
+        <w:t xml:space="preserve">Institutions, institutional change and economic performance</w:t>
+      </w:r>
+      <w:r>
+        <w:t xml:space="preserve">. Cambridge University Press.</w:t>
       </w:r>
     </w:p>
     <w:p>
@@ -20760,7 +20710,7 @@
         <w:pStyle w:val="BodyText"/>
       </w:pPr>
       <w:r>
-        <w:t xml:space="preserve">Peng, M. W. (2001). The resource-based view and international business.</w:t>
+        <w:t xml:space="preserve">Paternoster, R., Brame, R., Mazerolle, P., &amp; Piquero, A. (1998). Using the correct statistical test for the equality of regression coefficients.</w:t>
       </w:r>
       <w:r>
         <w:t xml:space="preserve"> </w:t>
@@ -20770,10 +20720,10 @@
           <w:iCs/>
           <w:i/>
         </w:rPr>
-        <w:t xml:space="preserve">Journal of Management, 27</w:t>
-      </w:r>
-      <w:r>
-        <w:t xml:space="preserve">(6), 803–829.</w:t>
+        <w:t xml:space="preserve">Criminology, 36</w:t>
+      </w:r>
+      <w:r>
+        <w:t xml:space="preserve">(4), 859–866.</w:t>
       </w:r>
     </w:p>
     <w:p>
@@ -20781,7 +20731,7 @@
         <w:pStyle w:val="BodyText"/>
       </w:pPr>
       <w:r>
-        <w:t xml:space="preserve">Peng, M. W. (2003). Institutional transitions and strategic choices.</w:t>
+        <w:t xml:space="preserve">Peng, M. W., &amp; Ilinitch, A. Y. (1998). Export intermediary firms: A note on export development research.</w:t>
       </w:r>
       <w:r>
         <w:t xml:space="preserve"> </w:t>
@@ -20791,10 +20741,10 @@
           <w:iCs/>
           <w:i/>
         </w:rPr>
-        <w:t xml:space="preserve">Academy of Management Review, 28</w:t>
-      </w:r>
-      <w:r>
-        <w:t xml:space="preserve">(2), 275–296.</w:t>
+        <w:t xml:space="preserve">Journal of International Business Studies, 29</w:t>
+      </w:r>
+      <w:r>
+        <w:t xml:space="preserve">(3), 609–620. https://doi.org/10.1057/palgrave.jibs.8490011</w:t>
       </w:r>
     </w:p>
     <w:p>
@@ -20802,7 +20752,7 @@
         <w:pStyle w:val="BodyText"/>
       </w:pPr>
       <w:r>
-        <w:t xml:space="preserve">Richard, P. J., Devinney, T. M., Yip, G. S., &amp; Johnson, G. (2009). Measuring organizational performance: Towards methodological best practice.</w:t>
+        <w:t xml:space="preserve">Peng, M. W. (2001). The resource-based view and international business.</w:t>
       </w:r>
       <w:r>
         <w:t xml:space="preserve"> </w:t>
@@ -20812,10 +20762,10 @@
           <w:iCs/>
           <w:i/>
         </w:rPr>
-        <w:t xml:space="preserve">Journal of Management, 35</w:t>
-      </w:r>
-      <w:r>
-        <w:t xml:space="preserve">(3), 718–804. https://doi.org/10.1177/0149206308330560</w:t>
+        <w:t xml:space="preserve">Journal of Management, 27</w:t>
+      </w:r>
+      <w:r>
+        <w:t xml:space="preserve">(6), 803–829.</w:t>
       </w:r>
     </w:p>
     <w:p>
@@ -20823,7 +20773,7 @@
         <w:pStyle w:val="BodyText"/>
       </w:pPr>
       <w:r>
-        <w:t xml:space="preserve">Sachs, J. D., &amp; Warner, A. M. (2001). The curse of natural resources.</w:t>
+        <w:t xml:space="preserve">Peng, M. W. (2003). Institutional transitions and strategic choices.</w:t>
       </w:r>
       <w:r>
         <w:t xml:space="preserve"> </w:t>
@@ -20833,10 +20783,10 @@
           <w:iCs/>
           <w:i/>
         </w:rPr>
-        <w:t xml:space="preserve">European Economic Review, 45</w:t>
-      </w:r>
-      <w:r>
-        <w:t xml:space="preserve">(4–6), 827–838.</w:t>
+        <w:t xml:space="preserve">Academy of Management Review, 28</w:t>
+      </w:r>
+      <w:r>
+        <w:t xml:space="preserve">(2), 275–296.</w:t>
       </w:r>
     </w:p>
     <w:p>
@@ -20844,7 +20794,7 @@
         <w:pStyle w:val="BodyText"/>
       </w:pPr>
       <w:r>
-        <w:t xml:space="preserve">Schwens, C., Zapkau, F. B., Brouthers, K. D., &amp; Hollender, L. (2018). How overconfidence can blind internationalization performance predictions.</w:t>
+        <w:t xml:space="preserve">Richard, P. J., Devinney, T. M., Yip, G. S., &amp; Johnson, G. (2009). Measuring organizational performance: Towards methodological best practice.</w:t>
       </w:r>
       <w:r>
         <w:t xml:space="preserve"> </w:t>
@@ -20854,10 +20804,10 @@
           <w:iCs/>
           <w:i/>
         </w:rPr>
-        <w:t xml:space="preserve">Journal of World Business, 53</w:t>
-      </w:r>
-      <w:r>
-        <w:t xml:space="preserve">(3), 290–301.</w:t>
+        <w:t xml:space="preserve">Journal of Management, 35</w:t>
+      </w:r>
+      <w:r>
+        <w:t xml:space="preserve">(3), 718–804. https://doi.org/10.1177/0149206308330560</w:t>
       </w:r>
     </w:p>
     <w:p>
@@ -20865,7 +20815,7 @@
         <w:pStyle w:val="BodyText"/>
       </w:pPr>
       <w:r>
-        <w:t xml:space="preserve">Sikdar, A., &amp; Mukhopadhyay, A. (2026). Technology spillovers and firm performance in India.</w:t>
+        <w:t xml:space="preserve">Sachs, J. D., &amp; Warner, A. M. (2001). The curse of natural resources.</w:t>
       </w:r>
       <w:r>
         <w:t xml:space="preserve"> </w:t>
@@ -20875,10 +20825,10 @@
           <w:iCs/>
           <w:i/>
         </w:rPr>
-        <w:t xml:space="preserve">Asian Development Review, 43</w:t>
-      </w:r>
-      <w:r>
-        <w:t xml:space="preserve">(1), 37–75.</w:t>
+        <w:t xml:space="preserve">European Economic Review, 45</w:t>
+      </w:r>
+      <w:r>
+        <w:t xml:space="preserve">(4–6), 827–838.</w:t>
       </w:r>
     </w:p>
     <w:p>
@@ -20886,7 +20836,7 @@
         <w:pStyle w:val="BodyText"/>
       </w:pPr>
       <w:r>
-        <w:t xml:space="preserve">StartupBlink. (2026).</w:t>
+        <w:t xml:space="preserve">Schwens, C., Zapkau, F. B., Brouthers, K. D., &amp; Hollender, L. (2018). How overconfidence can blind internationalization performance predictions.</w:t>
       </w:r>
       <w:r>
         <w:t xml:space="preserve"> </w:t>
@@ -20896,10 +20846,10 @@
           <w:iCs/>
           <w:i/>
         </w:rPr>
-        <w:t xml:space="preserve">Global startup ecosystem index 2026</w:t>
-      </w:r>
-      <w:r>
-        <w:t xml:space="preserve">. StartupBlink Research.</w:t>
+        <w:t xml:space="preserve">Journal of World Business, 53</w:t>
+      </w:r>
+      <w:r>
+        <w:t xml:space="preserve">(3), 290–301.</w:t>
       </w:r>
     </w:p>
     <w:p>
@@ -20907,7 +20857,7 @@
         <w:pStyle w:val="BodyText"/>
       </w:pPr>
       <w:r>
-        <w:t xml:space="preserve">Stallkamp, M., &amp; Schotter, A. P. J. (2021). Platforms without borders?</w:t>
+        <w:t xml:space="preserve">Sikdar, A., &amp; Mukhopadhyay, A. (2026). Technology spillovers and firm performance in India.</w:t>
       </w:r>
       <w:r>
         <w:t xml:space="preserve"> </w:t>
@@ -20917,10 +20867,10 @@
           <w:iCs/>
           <w:i/>
         </w:rPr>
-        <w:t xml:space="preserve">Global Strategy Journal, 11</w:t>
-      </w:r>
-      <w:r>
-        <w:t xml:space="preserve">(1), 58–80.</w:t>
+        <w:t xml:space="preserve">Asian Development Review, 43</w:t>
+      </w:r>
+      <w:r>
+        <w:t xml:space="preserve">(1), 37–75.</w:t>
       </w:r>
     </w:p>
     <w:p>
@@ -20928,7 +20878,7 @@
         <w:pStyle w:val="BodyText"/>
       </w:pPr>
       <w:r>
-        <w:t xml:space="preserve">Sullivan, D. (1994). Measuring the degree of internationalization of a firm.</w:t>
+        <w:t xml:space="preserve">StartupBlink. (2026).</w:t>
       </w:r>
       <w:r>
         <w:t xml:space="preserve"> </w:t>
@@ -20938,10 +20888,10 @@
           <w:iCs/>
           <w:i/>
         </w:rPr>
-        <w:t xml:space="preserve">Journal of International Business Studies, 25</w:t>
-      </w:r>
-      <w:r>
-        <w:t xml:space="preserve">(2), 325–342. https://doi.org/10.1057/palgrave.jibs.8490203</w:t>
+        <w:t xml:space="preserve">Global startup ecosystem index 2026</w:t>
+      </w:r>
+      <w:r>
+        <w:t xml:space="preserve">. StartupBlink Research.</w:t>
       </w:r>
     </w:p>
     <w:p>
@@ -20949,7 +20899,7 @@
         <w:pStyle w:val="BodyText"/>
       </w:pPr>
       <w:r>
-        <w:t xml:space="preserve">Teece, D. J., Pisano, G., &amp; Shuen, A. (1997). Dynamic capabilities and strategic management.</w:t>
+        <w:t xml:space="preserve">Stallkamp, M., &amp; Schotter, A. P. J. (2021). Platforms without borders?</w:t>
       </w:r>
       <w:r>
         <w:t xml:space="preserve"> </w:t>
@@ -20959,10 +20909,10 @@
           <w:iCs/>
           <w:i/>
         </w:rPr>
-        <w:t xml:space="preserve">Strategic Management Journal, 18</w:t>
-      </w:r>
-      <w:r>
-        <w:t xml:space="preserve">(7), 509–533.</w:t>
+        <w:t xml:space="preserve">Global Strategy Journal, 11</w:t>
+      </w:r>
+      <w:r>
+        <w:t xml:space="preserve">(1), 58–80.</w:t>
       </w:r>
     </w:p>
     <w:p>
@@ -20970,7 +20920,7 @@
         <w:pStyle w:val="BodyText"/>
       </w:pPr>
       <w:r>
-        <w:t xml:space="preserve">UNCTAD. (2023).</w:t>
+        <w:t xml:space="preserve">Sullivan, D. (1994). Measuring the degree of internationalization of a firm.</w:t>
       </w:r>
       <w:r>
         <w:t xml:space="preserve"> </w:t>
@@ -20980,10 +20930,10 @@
           <w:iCs/>
           <w:i/>
         </w:rPr>
-        <w:t xml:space="preserve">World investment report 2023</w:t>
-      </w:r>
-      <w:r>
-        <w:t xml:space="preserve">. United Nations Conference on Trade and Development.</w:t>
+        <w:t xml:space="preserve">Journal of International Business Studies, 25</w:t>
+      </w:r>
+      <w:r>
+        <w:t xml:space="preserve">(2), 325–342. https://doi.org/10.1057/palgrave.jibs.8490203</w:t>
       </w:r>
     </w:p>
     <w:p>
@@ -20991,7 +20941,7 @@
         <w:pStyle w:val="BodyText"/>
       </w:pPr>
       <w:r>
-        <w:t xml:space="preserve">Venkatraman, N., &amp; Ramanujam, V. (1986). Measurement of business performance in strategy research.</w:t>
+        <w:t xml:space="preserve">Teece, D. J., Pisano, G., &amp; Shuen, A. (1997). Dynamic capabilities and strategic management.</w:t>
       </w:r>
       <w:r>
         <w:t xml:space="preserve"> </w:t>
@@ -21001,10 +20951,10 @@
           <w:iCs/>
           <w:i/>
         </w:rPr>
-        <w:t xml:space="preserve">Academy of Management Review, 11</w:t>
-      </w:r>
-      <w:r>
-        <w:t xml:space="preserve">(4), 801–814.</w:t>
+        <w:t xml:space="preserve">Strategic Management Journal, 18</w:t>
+      </w:r>
+      <w:r>
+        <w:t xml:space="preserve">(7), 509–533.</w:t>
       </w:r>
     </w:p>
     <w:p>
@@ -21012,7 +20962,7 @@
         <w:pStyle w:val="BodyText"/>
       </w:pPr>
       <w:r>
-        <w:t xml:space="preserve">Verhoef, P. C., Broekhuizen, T., Bart, Y., Bhattacharya, A., Dong, J. Q., Fabian, N., &amp; Haenlein, M. (2021). Digital transformation: A multidisciplinary reflection and research agenda.</w:t>
+        <w:t xml:space="preserve">UNCTAD. (2023).</w:t>
       </w:r>
       <w:r>
         <w:t xml:space="preserve"> </w:t>
@@ -21022,10 +20972,10 @@
           <w:iCs/>
           <w:i/>
         </w:rPr>
-        <w:t xml:space="preserve">Journal of Business Research, 122</w:t>
-      </w:r>
-      <w:r>
-        <w:t xml:space="preserve">, 889–901.</w:t>
+        <w:t xml:space="preserve">World investment report 2023</w:t>
+      </w:r>
+      <w:r>
+        <w:t xml:space="preserve">. United Nations Conference on Trade and Development.</w:t>
       </w:r>
     </w:p>
     <w:p>
@@ -21033,7 +20983,7 @@
         <w:pStyle w:val="BodyText"/>
       </w:pPr>
       <w:r>
-        <w:t xml:space="preserve">Wang, J., Huang, Y., &amp; Hong, H. (2024). Technology concentration and bank risk: Evidence from Chinese commercial banks.</w:t>
+        <w:t xml:space="preserve">Venkatraman, N., &amp; Ramanujam, V. (1986). Measurement of business performance in strategy research.</w:t>
       </w:r>
       <w:r>
         <w:t xml:space="preserve"> </w:t>
@@ -21043,10 +20993,10 @@
           <w:iCs/>
           <w:i/>
         </w:rPr>
-        <w:t xml:space="preserve">International Review of Financial Analysis, 91</w:t>
-      </w:r>
-      <w:r>
-        <w:t xml:space="preserve">, 102968.</w:t>
+        <w:t xml:space="preserve">Academy of Management Review, 11</w:t>
+      </w:r>
+      <w:r>
+        <w:t xml:space="preserve">(4), 801–814.</w:t>
       </w:r>
     </w:p>
     <w:p>
@@ -21054,7 +21004,7 @@
         <w:pStyle w:val="BodyText"/>
       </w:pPr>
       <w:r>
-        <w:t xml:space="preserve">Wernerfelt, B. (1984). A resource-based view of the firm.</w:t>
+        <w:t xml:space="preserve">Verhoef, P. C., Broekhuizen, T., Bart, Y., Bhattacharya, A., Dong, J. Q., Fabian, N., &amp; Haenlein, M. (2021). Digital transformation: A multidisciplinary reflection and research agenda.</w:t>
       </w:r>
       <w:r>
         <w:t xml:space="preserve"> </w:t>
@@ -21064,10 +21014,10 @@
           <w:iCs/>
           <w:i/>
         </w:rPr>
-        <w:t xml:space="preserve">Strategic Management Journal, 5</w:t>
-      </w:r>
-      <w:r>
-        <w:t xml:space="preserve">(2), 171–180.</w:t>
+        <w:t xml:space="preserve">Journal of Business Research, 122</w:t>
+      </w:r>
+      <w:r>
+        <w:t xml:space="preserve">, 889–901.</w:t>
       </w:r>
     </w:p>
     <w:p>
@@ -21075,7 +21025,7 @@
         <w:pStyle w:val="BodyText"/>
       </w:pPr>
       <w:r>
-        <w:t xml:space="preserve">Williamson, O. E. (1985).</w:t>
+        <w:t xml:space="preserve">Wang, J., Huang, Y., &amp; Hong, H. (2024). Technology concentration and bank risk: Evidence from Chinese commercial banks.</w:t>
       </w:r>
       <w:r>
         <w:t xml:space="preserve"> </w:t>
@@ -21085,10 +21035,10 @@
           <w:iCs/>
           <w:i/>
         </w:rPr>
-        <w:t xml:space="preserve">The economic institutions of capitalism</w:t>
-      </w:r>
-      <w:r>
-        <w:t xml:space="preserve">. Free Press.</w:t>
+        <w:t xml:space="preserve">International Review of Financial Analysis, 91</w:t>
+      </w:r>
+      <w:r>
+        <w:t xml:space="preserve">, 102968.</w:t>
       </w:r>
     </w:p>
     <w:p>
@@ -21096,7 +21046,7 @@
         <w:pStyle w:val="BodyText"/>
       </w:pPr>
       <w:r>
-        <w:t xml:space="preserve">World Bank. (2023).</w:t>
+        <w:t xml:space="preserve">Wernerfelt, B. (1984). A resource-based view of the firm.</w:t>
       </w:r>
       <w:r>
         <w:t xml:space="preserve"> </w:t>
@@ -21106,10 +21056,10 @@
           <w:iCs/>
           <w:i/>
         </w:rPr>
-        <w:t xml:space="preserve">World Bank Enterprise Surveys 2023</w:t>
-      </w:r>
-      <w:r>
-        <w:t xml:space="preserve">. World Bank Group.</w:t>
+        <w:t xml:space="preserve">Strategic Management Journal, 5</w:t>
+      </w:r>
+      <w:r>
+        <w:t xml:space="preserve">(2), 171–180.</w:t>
       </w:r>
     </w:p>
     <w:p>
@@ -21117,7 +21067,7 @@
         <w:pStyle w:val="BodyText"/>
       </w:pPr>
       <w:r>
-        <w:t xml:space="preserve">World Bank. (2024).</w:t>
+        <w:t xml:space="preserve">Williamson, O. E. (1985).</w:t>
       </w:r>
       <w:r>
         <w:t xml:space="preserve"> </w:t>
@@ -21127,10 +21077,10 @@
           <w:iCs/>
           <w:i/>
         </w:rPr>
-        <w:t xml:space="preserve">World development indicators 2024</w:t>
-      </w:r>
-      <w:r>
-        <w:t xml:space="preserve">. World Bank Group.</w:t>
+        <w:t xml:space="preserve">The economic institutions of capitalism</w:t>
+      </w:r>
+      <w:r>
+        <w:t xml:space="preserve">. Free Press.</w:t>
       </w:r>
     </w:p>
     <w:p>
@@ -21138,7 +21088,7 @@
         <w:pStyle w:val="BodyText"/>
       </w:pPr>
       <w:r>
-        <w:t xml:space="preserve">World Bank. (2025).</w:t>
+        <w:t xml:space="preserve">World Bank. (2023).</w:t>
       </w:r>
       <w:r>
         <w:t xml:space="preserve"> </w:t>
@@ -21148,10 +21098,118 @@
           <w:iCs/>
           <w:i/>
         </w:rPr>
+        <w:t xml:space="preserve">World Bank Enterprise Surveys 2023</w:t>
+      </w:r>
+      <w:r>
+        <w:t xml:space="preserve">. World Bank Group.</w:t>
+      </w:r>
+    </w:p>
+    <w:p>
+      <w:pPr>
+        <w:pStyle w:val="BodyText"/>
+      </w:pPr>
+      <w:r>
+        <w:t xml:space="preserve">World Bank. (2024).</w:t>
+      </w:r>
+      <w:r>
+        <w:t xml:space="preserve"> </w:t>
+      </w:r>
+      <w:r>
+        <w:rPr>
+          <w:iCs/>
+          <w:i/>
+        </w:rPr>
+        <w:t xml:space="preserve">World development indicators 2024</w:t>
+      </w:r>
+      <w:r>
+        <w:t xml:space="preserve">. World Bank Group.</w:t>
+      </w:r>
+    </w:p>
+    <w:p>
+      <w:pPr>
+        <w:pStyle w:val="BodyText"/>
+      </w:pPr>
+      <w:r>
+        <w:t xml:space="preserve">World Bank. (2025).</w:t>
+      </w:r>
+      <w:r>
+        <w:t xml:space="preserve"> </w:t>
+      </w:r>
+      <w:r>
+        <w:rPr>
+          <w:iCs/>
+          <w:i/>
+        </w:rPr>
         <w:t xml:space="preserve">World Bank Enterprise Surveys 2025</w:t>
       </w:r>
       <w:r>
         <w:t xml:space="preserve">. World Bank Group.</w:t>
+      </w:r>
+    </w:p>
+    <w:p>
+      <w:pPr>
+        <w:pStyle w:val="BodyText"/>
+      </w:pPr>
+      <w:r>
+        <w:t xml:space="preserve">World Bank. (2025a).</w:t>
+      </w:r>
+      <w:r>
+        <w:t xml:space="preserve"> </w:t>
+      </w:r>
+      <w:r>
+        <w:rPr>
+          <w:iCs/>
+          <w:i/>
+        </w:rPr>
+        <w:t xml:space="preserve">World Bank country and lending groups: FY2026</w:t>
+      </w:r>
+      <w:r>
+        <w:t xml:space="preserve">. World Bank Group. https://datahelpdesk.worldbank.org/knowledgebase/articles/906519</w:t>
+      </w:r>
+    </w:p>
+    <w:p>
+      <w:pPr>
+        <w:pStyle w:val="BodyText"/>
+      </w:pPr>
+      <w:r>
+        <w:t xml:space="preserve">World Bank. (2025b).</w:t>
+      </w:r>
+      <w:r>
+        <w:t xml:space="preserve"> </w:t>
+      </w:r>
+      <w:r>
+        <w:rPr>
+          <w:iCs/>
+          <w:i/>
+        </w:rPr>
+        <w:t xml:space="preserve">Taking stock, September 2025: Viet Nam economic update — Nurturing Viet Nam’s high-tech talents</w:t>
+      </w:r>
+      <w:r>
+        <w:t xml:space="preserve">. World Bank Group.</w:t>
+      </w:r>
+    </w:p>
+    <w:p>
+      <w:pPr>
+        <w:pStyle w:val="BodyText"/>
+      </w:pPr>
+      <w:r>
+        <w:t xml:space="preserve">World Bank. (2026).</w:t>
+      </w:r>
+      <w:r>
+        <w:t xml:space="preserve"> </w:t>
+      </w:r>
+      <w:r>
+        <w:rPr>
+          <w:iCs/>
+          <w:i/>
+        </w:rPr>
+        <w:t xml:space="preserve">Viet Nam: Data360 economy snapshot</w:t>
+      </w:r>
+      <w:r>
+        <w:t xml:space="preserve"> </w:t>
+      </w:r>
+      <w:r>
+        <w:t xml:space="preserve">(April 2026). World Bank Group.</w:t>
       </w:r>
     </w:p>
     <w:p>
@@ -21219,7 +21277,7 @@
         <w:pStyle w:val="Heading3"/>
       </w:pPr>
       <w:r>
-        <w:t xml:space="preserve">Phụ lục A — Phạm vi thực tế của pool dữ liệu WBES</w:t>
+        <w:t xml:space="preserve">Phụ lục A: Phạm vi thực tế của pool dữ liệu WBES</w:t>
       </w:r>
     </w:p>
     <w:p>
@@ -21244,7 +21302,7 @@
           <w:iCs/>
           <w:i/>
         </w:rPr>
-        <w:t xml:space="preserve">Phân bổ 49 nền kinh tế theo nhóm ICRV — pool mô tả 86.701 doanh nghiệp, 102 cặp nền kinh tế × năm, 2006–2026.</w:t>
+        <w:t xml:space="preserve">Phân bổ 49 nền kinh tế theo nhóm ICRV, pool mô tả 86.701 doanh nghiệp, 102 cặp nền kinh tế × năm, 2006–2026.</w:t>
       </w:r>
     </w:p>
     <w:tbl>
@@ -22021,7 +22079,7 @@
           <w:iCs/>
           <w:i/>
         </w:rPr>
-        <w:t xml:space="preserve">Chuyên đề tiến sĩ số 1 — Phiên bản nộp (12/05/2026)</w:t>
+        <w:t xml:space="preserve">Chuyên đề tiến sĩ số 1, Phiên bản nộp (12/05/2026)</w:t>
       </w:r>
       <w:r>
         <w:t xml:space="preserve"> </w:t>
@@ -22031,7 +22089,7 @@
           <w:iCs/>
           <w:i/>
         </w:rPr>
-        <w:t xml:space="preserve">Nghiên cứu sinh: Đỗ Thùy Hương — Trường Đại học Kỹ thuật Công nghệ Vĩnh Long (VLUTE)</w:t>
+        <w:t xml:space="preserve">Nghiên cứu sinh: Đỗ Thùy Hương, Trường Đại học Kỹ thuật Công nghệ Vĩnh Long (VLUTE)</w:t>
       </w:r>
       <w:r>
         <w:t xml:space="preserve"> </w:t>
@@ -22041,7 +22099,7 @@
           <w:iCs/>
           <w:i/>
         </w:rPr>
-        <w:t xml:space="preserve">Người hướng dẫn: TS. Nguyễn Minh Cảnh — Trường Kinh tế, Đại học Cần Thơ (CTU)</w:t>
+        <w:t xml:space="preserve">Người hướng dẫn: TS. Nguyễn Minh Cảnh, Trường Kinh tế, Đại học Cần Thơ (CTU)</w:t>
       </w:r>
     </w:p>
     <w:bookmarkEnd w:id="83"/>

--- a/dist/chuyen_de_1/00_cd1_ctu_final_vi.docx
+++ b/dist/chuyen_de_1/00_cd1_ctu_final_vi.docx
@@ -267,20 +267,23 @@
           <w:bCs/>
           <w:b/>
         </w:rPr>
-        <w:t xml:space="preserve">49 nền kinh tế</w:t>
-      </w:r>
-      <w:r>
-        <w:t xml:space="preserve">, phân thành 6 nhóm theo khung Biến thiên chế độ bối cảnh thể chế (ICRV): Advanced đổi mới sáng tạo dẫn dắt, Advanced tài nguyên dẫn dắt, trung bình cao, chuyển đổi thu nhập trung bình–thấp, đang nổi, và SIDS Thái Bình Dương (trường hợp biên mở rộng). Phần phân tích mô tả (Bảng 2.3.3–2.3.8) được tính trực tiếp từ dữ liệu vi mô World Bank Enterprise Surveys (WBES) trên</w:t>
-      </w:r>
-      <w:r>
-        <w:t xml:space="preserve"> </w:t>
-      </w:r>
-      <w:r>
-        <w:rPr>
-          <w:bCs/>
-          <w:b/>
-        </w:rPr>
-        <w:t xml:space="preserve">pool mô tả gồm 86.701 doanh nghiệp · 102 cặp nền kinh tế × năm</w:t>
+        <w:t xml:space="preserve">50 nền kinh tế</w:t>
+      </w:r>
+      <w:r>
+        <w:t xml:space="preserve"> </w:t>
+      </w:r>
+      <w:r>
+        <w:t xml:space="preserve">(gồm Nhật Bản, lần đầu được WBES khảo sát năm 2025), phân thành 6 nhóm theo khung Biến thiên chế độ bối cảnh thể chế (ICRV): Advanced đổi mới sáng tạo dẫn dắt, Advanced tài nguyên dẫn dắt, trung bình cao, chuyển đổi thu nhập trung bình–thấp, đang nổi, và SIDS Thái Bình Dương (trường hợp biên mở rộng). Phần phân tích mô tả (Bảng 2.3.3–2.3.8) được tính trực tiếp từ dữ liệu vi mô World Bank Enterprise Surveys (WBES) trên</w:t>
+      </w:r>
+      <w:r>
+        <w:t xml:space="preserve"> </w:t>
+      </w:r>
+      <w:r>
+        <w:rPr>
+          <w:bCs/>
+          <w:b/>
+        </w:rPr>
+        <w:t xml:space="preserve">pool mô tả gồm 88.869 doanh nghiệp · 103 cặp nền kinh tế × năm</w:t>
       </w:r>
       <w:r>
         <w:t xml:space="preserve">, kế thừa và mở rộng từ pool 17 nền châu Á mới nổi (~40.633 doanh nghiệp) đã được tác giả công bố trước đó (Đỗ &amp; Phan, 2026, VEFR). Khung phân loại thống nhất với bộ dữ liệu ước lượng của luận án (khung phân tích 91.982 doanh nghiệp / 49 nền; pool phân loại 96.415 doanh nghiệp / 52 nền).</w:t>
@@ -295,7 +298,7 @@
           <w:iCs/>
           <w:i/>
         </w:rPr>
-        <w:t xml:space="preserve">Ghi chú dữ liệu: Chuyên đề sử dụng hai khung dữ liệu bổ trợ, thống nhất về danh sách 49 nền kinh tế và nhãn nhóm ICRV. (i)</w:t>
+        <w:t xml:space="preserve">Ghi chú dữ liệu: Chuyên đề sử dụng hai khung dữ liệu bổ trợ, thống nhất về danh sách 50 nền kinh tế và nhãn nhóm ICRV. (i)</w:t>
       </w:r>
       <w:r>
         <w:rPr>
@@ -325,7 +328,7 @@
           <w:iCs/>
           <w:i/>
         </w:rPr>
-        <w:t xml:space="preserve">phục vụ toàn bộ thống kê §2.3.3–2.3.8: 86.701 doanh nghiệp · 102 cặp nền kinh tế × năm (2006–2026), tính trực tiếp từ tệp vi mô WBES, mỗi cặp nền kinh tế × năm lấy đúng một cross-section chuẩn (loại các điều tra phi chính thức, siêu nhỏ và panel mở rộng), chỉ nhận các đợt khảo sát từ 2006 trở đi khi WBES áp dụng bộ câu hỏi so sánh được toàn cầu. Pool này chứa đầy đủ các biến mô tả (R&amp;D, ISO, đổi mới, tham nhũng, giới) vốn không thuộc tập biến ước lượng. (ii)</w:t>
+        <w:t xml:space="preserve">phục vụ toàn bộ thống kê §2.3.3–2.3.8: 88.869 doanh nghiệp · 103 cặp nền kinh tế × năm (2006–2026), tính trực tiếp từ tệp vi mô WBES, mỗi cặp nền kinh tế × năm lấy đúng một cross-section chuẩn (loại các điều tra phi chính thức, siêu nhỏ và panel mở rộng), chỉ nhận các đợt khảo sát từ 2006 trở đi khi WBES áp dụng bộ câu hỏi so sánh được toàn cầu. Pool này chứa đầy đủ các biến mô tả (R&amp;D, ISO, đổi mới, tham nhũng, giới) vốn không thuộc tập biến ước lượng. (ii)</w:t>
       </w:r>
       <w:r>
         <w:rPr>
@@ -495,20 +498,23 @@
           <w:bCs/>
           <w:b/>
         </w:rPr>
-        <w:t xml:space="preserve">49 economies</w:t>
-      </w:r>
-      <w:r>
-        <w:t xml:space="preserve">, classified into six sub-regimes of ICRV (Institutional Context Regime Variation): Advanced innovation-driven, Advanced resource-driven, Upper-middle, Lower-middle transition, Emerging, and Pacific SIDS (boundary case extension). The descriptive analysis (Tables 2.3.3–2.3.8) is computed directly from World Bank Enterprise Surveys (WBES) micro-data over a descriptive pool of</w:t>
-      </w:r>
-      <w:r>
-        <w:t xml:space="preserve"> </w:t>
-      </w:r>
-      <w:r>
-        <w:rPr>
-          <w:bCs/>
-          <w:b/>
-        </w:rPr>
-        <w:t xml:space="preserve">86,701 firms · 102 economy-year pairs</w:t>
+        <w:t xml:space="preserve">50 economies</w:t>
+      </w:r>
+      <w:r>
+        <w:t xml:space="preserve"> </w:t>
+      </w:r>
+      <w:r>
+        <w:t xml:space="preserve">(including Japan, surveyed by WBES for the first time in 2025), classified into six sub-regimes of ICRV (Institutional Context Regime Variation): Advanced innovation-driven, Advanced resource-driven, Upper-middle, Lower-middle transition, Emerging, and Pacific SIDS (boundary case extension). The descriptive analysis (Tables 2.3.3–2.3.8) is computed directly from World Bank Enterprise Surveys (WBES) micro-data over a descriptive pool of</w:t>
+      </w:r>
+      <w:r>
+        <w:t xml:space="preserve"> </w:t>
+      </w:r>
+      <w:r>
+        <w:rPr>
+          <w:bCs/>
+          <w:b/>
+        </w:rPr>
+        <w:t xml:space="preserve">88,869 firms · 103 economy-year pairs</w:t>
       </w:r>
       <w:r>
         <w:t xml:space="preserve"> </w:t>
@@ -1026,7 +1032,7 @@
               <w:jc w:val="left"/>
             </w:pPr>
             <w:r>
-              <w:t xml:space="preserve">49 nền kinh tế phân theo 6 nhóm ICRV</w:t>
+              <w:t xml:space="preserve">50 nền kinh tế phân theo 6 nhóm ICRV</w:t>
             </w:r>
           </w:p>
         </w:tc>
@@ -1558,7 +1564,7 @@
               <w:jc w:val="left"/>
             </w:pPr>
             <w:r>
-              <w:t xml:space="preserve">Hệ số tương quan Pearson theo 6 nhóm ICRV (pool mô tả 49 nền)</w:t>
+              <w:t xml:space="preserve">Hệ số tương quan Pearson theo 6 nhóm ICRV (pool mô tả 50 nền)</w:t>
             </w:r>
           </w:p>
         </w:tc>
@@ -1705,7 +1711,7 @@
               <w:jc w:val="left"/>
             </w:pPr>
             <w:r>
-              <w:t xml:space="preserve">Phân bố pool mô tả 86.701 doanh nghiệp (2006–2026) theo 3 thế hệ schema WBES</w:t>
+              <w:t xml:space="preserve">Phân bố pool mô tả 88.869 doanh nghiệp (2006–2026) theo 3 thế hệ schema WBES</w:t>
             </w:r>
           </w:p>
         </w:tc>
@@ -1743,7 +1749,7 @@
               <w:jc w:val="left"/>
             </w:pPr>
             <w:r>
-              <w:t xml:space="preserve">Phân bố pool mô tả theo 6 nhóm ICRV (n=86.701 doanh nghiệp)</w:t>
+              <w:t xml:space="preserve">Phân bố pool mô tả theo 6 nhóm ICRV (n=88.869 doanh nghiệp)</w:t>
             </w:r>
           </w:p>
         </w:tc>
@@ -1857,7 +1863,7 @@
               <w:jc w:val="left"/>
             </w:pPr>
             <w:r>
-              <w:t xml:space="preserve">Phân phối quy mô doanh nghiệp theo nhóm ICRV (n=86.701)</w:t>
+              <w:t xml:space="preserve">Phân phối quy mô doanh nghiệp theo nhóm ICRV (n=88.869)</w:t>
             </w:r>
           </w:p>
         </w:tc>
@@ -4139,7 +4145,7 @@
           <w:bCs/>
           <w:b/>
         </w:rPr>
-        <w:t xml:space="preserve">49 nền kinh tế</w:t>
+        <w:t xml:space="preserve">50 nền kinh tế</w:t>
       </w:r>
       <w:r>
         <w:t xml:space="preserve"> </w:t>
@@ -4155,7 +4161,7 @@
           <w:bCs/>
           <w:b/>
         </w:rPr>
-        <w:t xml:space="preserve">pool mô tả gồm 86.701 doanh nghiệp · 102 cặp nền kinh tế × năm (2006–2026)</w:t>
+        <w:t xml:space="preserve">pool mô tả gồm 88.869 doanh nghiệp · 103 cặp nền kinh tế × năm (2006–2026)</w:t>
       </w:r>
       <w:r>
         <w:t xml:space="preserve">, gấp hơn 2 lần phạm vi của Đỗ &amp; Phan (2026, VEFR), và khung phân loại thống nhất với bộ dữ liệu ước lượng của luận án (91.982 doanh nghiệp / 49 nền; pool phân loại 96.415 DN / 52 nền).</w:t>
@@ -4241,7 +4247,7 @@
           <w:bCs/>
           <w:b/>
         </w:rPr>
-        <w:t xml:space="preserve">49 nền kinh tế châu Á và Thái Bình Dương</w:t>
+        <w:t xml:space="preserve">50 nền kinh tế châu Á và Thái Bình Dương</w:t>
       </w:r>
       <w:r>
         <w:t xml:space="preserve"> </w:t>
@@ -4260,7 +4266,7 @@
         <w:t xml:space="preserve">2006–2026</w:t>
       </w:r>
       <w:r>
-        <w:t xml:space="preserve">, trên pool mô tả 86.701 doanh nghiệp · 102 cặp nền kinh tế × năm, xem ghi chú dữ liệu ở Tóm tắt.</w:t>
+        <w:t xml:space="preserve">, trên pool mô tả 88.869 doanh nghiệp · 103 cặp nền kinh tế × năm, xem ghi chú dữ liệu ở Tóm tắt.</w:t>
       </w:r>
     </w:p>
     <w:p>
@@ -4299,7 +4305,7 @@
         <w:pStyle w:val="Compact"/>
       </w:pPr>
       <w:r>
-        <w:t xml:space="preserve">Đề xuất khung phân loại 6 nhóm ICRV cho 49 nền kinh tế;</w:t>
+        <w:t xml:space="preserve">Đề xuất khung phân loại 6 nhóm ICRV cho 50 nền kinh tế;</w:t>
       </w:r>
     </w:p>
     <w:p>
@@ -4311,7 +4317,7 @@
         <w:pStyle w:val="Compact"/>
       </w:pPr>
       <w:r>
-        <w:t xml:space="preserve">Phân tích thực trạng đa chiều hiệu quả doanh nghiệp ở 41 nền kinh tế châu Á đại lục và Đông Á (phạm vi chính) và so sánh với 8 nền SIDS (trường hợp biên);</w:t>
+        <w:t xml:space="preserve">Phân tích thực trạng đa chiều hiệu quả doanh nghiệp ở 42 nền kinh tế châu Á đại lục và Đông Á (phạm vi chính) và so sánh với 8 nền SIDS (trường hợp biên);</w:t>
       </w:r>
     </w:p>
     <w:p>
@@ -4387,7 +4393,7 @@
           <w:bCs/>
           <w:b/>
         </w:rPr>
-        <w:t xml:space="preserve">A. Phạm vi chính, 41 nền kinh tế châu Á</w:t>
+        <w:t xml:space="preserve">A. Phạm vi chính, 42 nền kinh tế châu Á</w:t>
       </w:r>
       <w:r>
         <w:t xml:space="preserve">:</w:t>
@@ -4406,10 +4412,10 @@
           <w:bCs/>
           <w:b/>
         </w:rPr>
-        <w:t xml:space="preserve">(i) Advanced đổi mới sáng tạo dẫn dắt (5 nước)</w:t>
-      </w:r>
-      <w:r>
-        <w:t xml:space="preserve">: Singapore, Hong Kong SAR, Hàn Quốc, Đài Loan, Israel.</w:t>
+        <w:t xml:space="preserve">(i) Advanced đổi mới sáng tạo dẫn dắt (6 nước)</w:t>
+      </w:r>
+      <w:r>
+        <w:t xml:space="preserve">: Singapore, Hong Kong SAR, Hàn Quốc, Đài Loan, Israel, Nhật Bản.</w:t>
       </w:r>
       <w:r>
         <w:t xml:space="preserve"> </w:t>
@@ -4573,10 +4579,10 @@
           <w:bCs/>
           <w:b/>
         </w:rPr>
-        <w:t xml:space="preserve">đủ 49/49 nền</w:t>
-      </w:r>
-      <w:r>
-        <w:t xml:space="preserve">: Nhóm I 5/5, II 6/6 (đủ khối GCC), III 6/6, IV 7/7, V 17/17 (gồm Lebanon, Yemen), VI 8/8 (7 Pacific + Timor-Leste).</w:t>
+        <w:t xml:space="preserve">đủ 50/50 nền</w:t>
+      </w:r>
+      <w:r>
+        <w:t xml:space="preserve">: Nhóm I 6/6 (gồm Nhật Bản), II 6/6 (đủ khối GCC), III 6/6, IV 7/7, V 17/17 (gồm Lebanon, Yemen), VI 8/8 (7 Pacific + Timor-Leste).</w:t>
       </w:r>
     </w:p>
     <w:p>
@@ -4622,7 +4628,7 @@
         <w:t xml:space="preserve"> </w:t>
       </w:r>
       <w:r>
-        <w:t xml:space="preserve">(19 năm khảo sát, 102 cặp nền kinh tế × năm). Ba thế hệ schema WBES trong pool mô tả: PICS3/tiền-Standardized (2006–2012, 18 đợt, n=8.048), Standardized (2013–2017, 27 đợt, n=23.940), BREADY/BEE/EAP Core (2018–2026, 57 đợt, n=54.713, chiếm 63,1% pool).</w:t>
+        <w:t xml:space="preserve">(19 năm khảo sát, 103 cặp nền kinh tế × năm). Ba thế hệ schema WBES trong pool mô tả: PICS3/tiền-Standardized (2006–2012, 18 đợt, n=8.048), Standardized (2013–2017, 27 đợt, n=23.940), BREADY/BEE/EAP Core (2018–2026, 57 đợt, n=54.713, chiếm 63,1% pool).</w:t>
       </w:r>
     </w:p>
     <w:bookmarkEnd w:id="29"/>
@@ -4827,7 +4833,7 @@
         <w:t xml:space="preserve"> </w:t>
       </w:r>
       <w:r>
-        <w:t xml:space="preserve">(innovation-driven so với resource-driven), phát hiện lý thuyết mới chưa có trong văn liệu hiện hành. Hai nhóm cùng mức thu nhập cao nhưng cấu trúc năng lực đối lập: R&amp;D 20,5% so với 7,0%; doanh nghiệp xuất khẩu 28,4% so với 11,7%; nữ quản lý cấp cao 27,5% so với 4,6%, phản ánh hai cơ chế tăng trưởng hoàn toàn khác nhau.</w:t>
+        <w:t xml:space="preserve">(innovation-driven so với resource-driven), phát hiện lý thuyết mới chưa có trong văn liệu hiện hành. Hai nhóm cùng mức thu nhập cao nhưng cấu trúc năng lực đối lập: R&amp;D 21,0% so với 7,0%; doanh nghiệp xuất khẩu 24,5% so với 11,7%; nữ quản lý cấp cao 20,7% so với 4,6%, phản ánh hai cơ chế tăng trưởng hoàn toàn khác nhau.</w:t>
       </w:r>
     </w:p>
     <w:p>
@@ -4848,7 +4854,7 @@
         <w:t xml:space="preserve"> </w:t>
       </w:r>
       <w:r>
-        <w:t xml:space="preserve">ở các nhóm đang nổi và chuyển đổi 2018–2026, mở rộng pattern từ 17 nền lên 49 nền. Phân tách Tier-1 (website nhị phân, tiệm cận bão hòa ở Advanced) và Tier-2 (tổng hợp đa thành phần, đang phát triển ở các nhóm IV–VI).</w:t>
+        <w:t xml:space="preserve">ở các nhóm đang nổi và chuyển đổi 2018–2026, mở rộng pattern từ 17 nền lên 50 nền. Phân tách Tier-1 (website nhị phân, tiệm cận bão hòa ở Advanced) và Tier-2 (tổng hợp đa thành phần, đang phát triển ở các nhóm IV–VI).</w:t>
       </w:r>
     </w:p>
     <w:p>
@@ -4967,7 +4973,7 @@
           <w:bCs/>
           <w:b/>
         </w:rPr>
-        <w:t xml:space="preserve">pool mô tả gồm 86.701 doanh nghiệp · 49 nền kinh tế · 102 cặp nền kinh tế × năm (2006–2026)</w:t>
+        <w:t xml:space="preserve">pool mô tả gồm 88.869 doanh nghiệp · 50 nền kinh tế · 103 cặp nền kinh tế × năm (2006–2026)</w:t>
       </w:r>
       <w:r>
         <w:t xml:space="preserve">, mỗi cặp nền kinh tế × năm lấy đúng một cross-section chuẩn, chỉ nhận đợt khảo sát từ 2006 trở đi (xem ghi chú dữ liệu ở Tóm tắt và Phụ lục A). Khung phân loại thống nhất với bộ dữ liệu ước lượng của luận án: 49 nền kinh tế (91.982 doanh nghiệp; pool phân loại 96.415 DN / 52 nền).</w:t>
@@ -5297,7 +5303,7 @@
         <w:t xml:space="preserve"> </w:t>
       </w:r>
       <w:r>
-        <w:t xml:space="preserve">(Aguinis et al., 2019): chuyên đề trình bày rõ (i) định nghĩa tổng thể (49 nền kinh tế châu Á và Thái Bình Dương, phân tách 41 phạm vi chính và 8 trường hợp biên); (ii) quy trình lấy mẫu (lấy mẫu chính thức WBES); (iii) lý giải quy mô mẫu (pool mô tả 86.701 DN / 102 cặp; khung ước lượng 91.982 DN; pool phân loại 96.415 DN); (iv) xử lý giá trị thiếu (FSTS = d3b + d3c, winsorize 1/99); (v) xây dựng biến; (vi) độ tin cậy và giá trị (TCI đa thành phần; DAI đơn thành phần Spec 1, đa thành phần Spec 2); (vii) phương pháp ước lượng (mô tả trong CĐ1; OLS và biến công cụ trong CĐ2); (viii) khoa học mở, toàn bộ bảng và hình tái lập được từ gói tái lập kèm theo luận án.</w:t>
+        <w:t xml:space="preserve">(Aguinis et al., 2019): chuyên đề trình bày rõ (i) định nghĩa tổng thể (50 nền kinh tế châu Á và Thái Bình Dương, phân tách 42 phạm vi chính và 8 trường hợp biên); (ii) quy trình lấy mẫu (lấy mẫu chính thức WBES); (iii) lý giải quy mô mẫu (pool mô tả 88.869 DN / 103 cặp; khung ước lượng 91.982 DN; pool phân loại 96.415 DN); (iv) xử lý giá trị thiếu (FSTS = d3b + d3c, winsorize 1/99); (v) xây dựng biến; (vi) độ tin cậy và giá trị (TCI đa thành phần; DAI đơn thành phần Spec 1, đa thành phần Spec 2); (vii) phương pháp ước lượng (mô tả trong CĐ1; OLS và biến công cụ trong CĐ2); (viii) khoa học mở, toàn bộ bảng và hình tái lập được từ gói tái lập kèm theo luận án.</w:t>
       </w:r>
     </w:p>
     <w:p>
@@ -5862,7 +5868,7 @@
         <w:t xml:space="preserve">Khoảng trống từ 5 meta-analyses</w:t>
       </w:r>
       <w:r>
-        <w:t xml:space="preserve">: Không một meta-analysis nào trong số trên có dữ liệu WBES xuyên 49 nền kinh tế với phân loại ICRV 6 nhóm. Không có nghiên cứu nào phân biệt tường minh Tier-1 và Tier-2 áp dụng số như biến điều tiết riêng biệt. Khoảng trống này là nền tảng cho phần thảo luận về các khoảng trống nghiên cứu trong mục 2.3.9.</w:t>
+        <w:t xml:space="preserve">: Không một meta-analysis nào trong số trên có dữ liệu WBES xuyên 50 nền kinh tế với phân loại ICRV 6 nhóm. Không có nghiên cứu nào phân biệt tường minh Tier-1 và Tier-2 áp dụng số như biến điều tiết riêng biệt. Khoảng trống này là nền tảng cho phần thảo luận về các khoảng trống nghiên cứu trong mục 2.3.9.</w:t>
       </w:r>
     </w:p>
     <w:bookmarkEnd w:id="36"/>
@@ -6798,7 +6804,7 @@
         <w:t xml:space="preserve">Tuyên bố ranh giới đo lường</w:t>
       </w:r>
       <w:r>
-        <w:t xml:space="preserve">: Dữ liệu WBES của chuyên đề (pool mô tả 86.701 DN; khung ước lượng 91.982 DN / 49 nền) quan sát Tier 1–2, không Tier 3–4. Mọi lập luận về</w:t>
+        <w:t xml:space="preserve">: Dữ liệu WBES của chuyên đề (pool mô tả 88.869 DN; khung ước lượng 91.982 DN / 49 nền) quan sát Tier 1–2, không Tier 3–4. Mọi lập luận về</w:t>
       </w:r>
       <w:r>
         <w:t xml:space="preserve"> </w:t>
@@ -7013,7 +7019,7 @@
               <w:jc w:val="left"/>
             </w:pPr>
             <w:r>
-              <w:t xml:space="preserve">Châu Á không phải là một khối đồng nhất về thể chế. Các meta-analysis (Marano et al., 2016; Wu et al., 2022) đã ghi nhận rằng bối cảnh thể chế là biến điều tiết quan trọng nhất trong quan hệ quốc tế hóa → hiệu quả, nhưng không có nghiên cứu nào thiết lập hệ thống phân loại thể chế toàn diện cho 49 nền kinh tế châu Á (khung phân tích). Khung phân loại ICRV (Institutional Context Regime Variation, Biến thiên chế độ bối cảnh thể chế) được đề xuất trong chuyên đề này nhằm lấp khoảng trống đó, dựa trên bốn nguyên tắc:</w:t>
+              <w:t xml:space="preserve">Châu Á không phải là một khối đồng nhất về thể chế. Các meta-analysis (Marano et al., 2016; Wu et al., 2022) đã ghi nhận rằng bối cảnh thể chế là biến điều tiết quan trọng nhất trong quan hệ quốc tế hóa → hiệu quả, nhưng không có nghiên cứu nào thiết lập hệ thống phân loại thể chế toàn diện cho 50 nền kinh tế châu Á (khung mô tả). Khung phân loại ICRV (Institutional Context Regime Variation, Biến thiên chế độ bối cảnh thể chế) được đề xuất trong chuyên đề này nhằm lấp khoảng trống đó, dựa trên bốn nguyên tắc:</w:t>
             </w:r>
           </w:p>
         </w:tc>
@@ -7156,7 +7162,7 @@
               <w:t xml:space="preserve">Nhóm I, Advanced đổi mới sáng tạo dẫn dắt</w:t>
             </w:r>
             <w:r>
-              <w:t xml:space="preserve">: WGI Rule of Law &gt;+0,80; GNI bình quân đầu người &gt;30.000 USD (phương pháp Atlas, theo ngưỡng phân loại thu nhập FY2026 của World Bank, 2025a); GDP tăng trưởng dựa trên đổi mới công nghệ, dịch vụ tài chính và hàm lượng tri thức cao. Bằng chứng WBES: R&amp;D &gt;10%, ISO &gt;20%, độ lệch chuẩn log năng suất trong đợt thấp nhất sáu nhóm (~1,04, phân tán hẹp, ít phân bổ sai).</w:t>
+              <w:t xml:space="preserve">: WGI Rule of Law &gt;+0,80; GNI bình quân đầu người &gt;30.000 USD (phương pháp Atlas, theo ngưỡng phân loại thu nhập FY2026 của World Bank, 2025a); GDP tăng trưởng dựa trên đổi mới công nghệ, dịch vụ tài chính và hàm lượng tri thức cao. Bằng chứng WBES: R&amp;D &gt;10%, ISO &gt;20%, độ lệch chuẩn log năng suất trong đợt thấp nhất sáu nhóm (~1,00, phân tán hẹp, ít phân bổ sai).</w:t>
             </w:r>
           </w:p>
         </w:tc>
@@ -7275,7 +7281,7 @@
               <w:jc w:val="left"/>
             </w:pPr>
             <w:r>
-              <w:t xml:space="preserve">#### 2.3.2.3 Danh sách 49 nền kinh tế theo nhóm ICRV (căn theo nhãn dữ liệu)</w:t>
+              <w:t xml:space="preserve">#### 2.3.2.3 Danh sách 50 nền kinh tế theo nhóm ICRV (căn theo nhãn dữ liệu)</w:t>
             </w:r>
           </w:p>
         </w:tc>
@@ -7306,7 +7312,7 @@
                 <w:iCs/>
                 <w:i/>
               </w:rPr>
-              <w:t xml:space="preserve">Phân loại 49 nền kinh tế vào 6 nhóm ICRV theo nhãn dữ liệu</w:t>
+              <w:t xml:space="preserve">Phân loại 50 nền kinh tế vào 6 nhóm ICRV theo nhãn dữ liệu</w:t>
             </w:r>
             <w:r>
               <w:rPr>
@@ -7385,7 +7391,23 @@
               <w:t xml:space="preserve"> </w:t>
             </w:r>
             <w:r>
-              <w:t xml:space="preserve">| Advanced — đổi mới sáng tạo | Singapore, Hong Kong SAR, Hàn Quốc, Đài Loan, Israel | 4.222 |</w:t>
+              <w:t xml:space="preserve">| Advanced — đổi mới sáng tạo | Singapore, Hong Kong SAR, Hàn Quốc, Đài Loan, Israel,</w:t>
+            </w:r>
+            <w:r>
+              <w:t xml:space="preserve"> </w:t>
+            </w:r>
+            <w:r>
+              <w:rPr>
+                <w:bCs/>
+                <w:b/>
+              </w:rPr>
+              <w:t xml:space="preserve">Nhật Bản</w:t>
+            </w:r>
+            <w:r>
+              <w:t xml:space="preserve"> </w:t>
+            </w:r>
+            <w:r>
+              <w:t xml:space="preserve">| 6.390 |</w:t>
             </w:r>
             <w:r>
               <w:t xml:space="preserve"> </w:t>
@@ -7422,7 +7444,7 @@
               <w:t xml:space="preserve"> </w:t>
             </w:r>
             <w:r>
-              <w:t xml:space="preserve">| Advanced — tài nguyên | Saudi Arabia, Qatar, Kuwait, Bahrain, Brunei, Oman | 2.269 |</w:t>
+              <w:t xml:space="preserve">| Advanced — tài nguyên | Saudi Arabia, Qatar, Kuwait, Bahrain, Brunei, Oman | 2.231 |</w:t>
             </w:r>
             <w:r>
               <w:t xml:space="preserve"> </w:t>
@@ -7496,7 +7518,7 @@
               <w:t xml:space="preserve"> </w:t>
             </w:r>
             <w:r>
-              <w:t xml:space="preserve">| Chuyển đổi thu nhập trung bình–thấp | Việt Nam, Ấn Độ, Indonesia, Philippines, Mông Cổ, Bangladesh, Pakistan | 50.926 |</w:t>
+              <w:t xml:space="preserve">| Chuyển đổi thu nhập trung bình–thấp | Việt Nam, Ấn Độ, Indonesia, Philippines, Mông Cổ, Bangladesh, Pakistan | 45.003 |</w:t>
             </w:r>
             <w:r>
               <w:t xml:space="preserve"> </w:t>
@@ -7533,7 +7555,7 @@
               <w:t xml:space="preserve"> </w:t>
             </w:r>
             <w:r>
-              <w:t xml:space="preserve">| Đang nổi | Sri Lanka, Jordan, Lào, Campuchia, Myanmar, Nepal, Bhutan, Maldives, Uzbekistan, Tajikistan, Kyrgyzstan, Turkmenistan, Afghanistan, Azerbaijan, Iraq, Lebanon, Yemen (17 nước) | 18.569 |</w:t>
+              <w:t xml:space="preserve">| Đang nổi | Sri Lanka, Jordan, Lào, Campuchia, Myanmar, Nepal, Bhutan, Maldives, Uzbekistan, Tajikistan, Kyrgyzstan, Turkmenistan, Afghanistan, Azerbaijan, Iraq, Lebanon, Yemen (17 nước) | 18.957 |</w:t>
             </w:r>
             <w:r>
               <w:t xml:space="preserve"> </w:t>
@@ -7570,7 +7592,7 @@
               <w:t xml:space="preserve"> </w:t>
             </w:r>
             <w:r>
-              <w:t xml:space="preserve">| SIDS (trường hợp biên) | Fiji, Kiribati, Papua New Guinea, Samoa, Solomon Islands, Tonga, Vanuatu, Timor-Leste | 1.885 |</w:t>
+              <w:t xml:space="preserve">| SIDS (trường hợp biên) | Fiji, Kiribati, Papua New Guinea, Samoa, Solomon Islands, Tonga, Vanuatu, Timor-Leste | 2.295 |</w:t>
             </w:r>
             <w:r>
               <w:t xml:space="preserve"> </w:t>
@@ -7602,7 +7624,7 @@
                 <w:bCs/>
                 <w:b/>
               </w:rPr>
-              <w:t xml:space="preserve">49 nền kinh tế</w:t>
+              <w:t xml:space="preserve">50 nền kinh tế</w:t>
             </w:r>
             <w:r>
               <w:t xml:space="preserve"> </w:t>
@@ -7618,13 +7640,13 @@
                 <w:bCs/>
                 <w:b/>
               </w:rPr>
-              <w:t xml:space="preserve">91.864</w:t>
+              <w:t xml:space="preserve">88.869</w:t>
             </w:r>
             <w:r>
               <w:t xml:space="preserve"> </w:t>
             </w:r>
             <w:r>
-              <w:t xml:space="preserve">(≈91.982 mẫu phân tích) |</w:t>
+              <w:t xml:space="preserve">(pool mô tả) |</w:t>
             </w:r>
           </w:p>
         </w:tc>
@@ -7642,7 +7664,7 @@
                 <w:iCs/>
                 <w:i/>
               </w:rPr>
-              <w:t xml:space="preserve">Ghi chú: Cột N theo khung phân tích của bộ dữ liệu ước lượng (91.864 quan sát phân nhóm; tổng mẫu phân tích ≈91.982). Nhãn nhóm theo biến phân loại</w:t>
+              <w:t xml:space="preserve">Ghi chú: Cột N là số doanh nghiệp trong pool mô tả (88.869 DN / 50 nền kinh tế / 103 cặp nền × năm). Nhật Bản được WBES khảo sát lần đầu năm 2025 (n=2.168) và là thành viên đầy đủ của Nhóm I. Nhãn nhóm theo biến phân loại</w:t>
             </w:r>
             <w:r>
               <w:rPr>
@@ -7664,7 +7686,7 @@
                 <w:iCs/>
                 <w:i/>
               </w:rPr>
-              <w:t xml:space="preserve">, dùng thống nhất trong luận án và hai chuyên đề. Pool phân loại đầy đủ = 96.415 DN/52 nền (gồm Comoros, Turkey, Cyprus ngoài châu Á, loại khỏi khung 49 nền). SIDS: mẫu chính của nghiên cứu chuyên sâu SIDS là 7 nền Pacific; kiểm định bền vững mở rộng 9 nền. Nhật Bản được WBES khảo sát lần đầu năm 2025 (sau thời điểm chốt khung phân tích) nên không thuộc khung 49 nền; đây là hướng mở rộng tự nhiên cho nghiên cứu tiếp theo.</w:t>
+              <w:t xml:space="preserve">, dùng thống nhất trong luận án và hai chuyên đề. SIDS: mẫu chính của nghiên cứu chuyên sâu SIDS là 7 nền Pacific; kiểm định bền vững mở rộng 9 nền. Khung ước lượng đa quốc gia của luận án (P7) được chạy trên bộ dữ liệu ước lượng 49 nền/91.982 quan sát (pool phân loại 96.415 / 52 nền) theo đúng dữ liệu sẵn có tại thời điểm ước lượng; việc đưa Nhật Bản và các đợt mới nhất vào ước lượng là vòng tái ước lượng tiếp theo.</w:t>
             </w:r>
           </w:p>
         </w:tc>
@@ -7735,7 +7757,7 @@
               <w:t xml:space="preserve"> </w:t>
             </w:r>
             <w:r>
-              <w:t xml:space="preserve">| I — Innovation | &gt;+0,80 | &gt;$30k | R&amp;D + dịch vụ tri thức | Trung bình (6–15%) | ~1,04 | U ngược nhẹ / tuyến tính dương; điểm uốn ~88,6% (SG) |</w:t>
+              <w:t xml:space="preserve">| I — Innovation | &gt;+0,80 | &gt;$30k | R&amp;D + dịch vụ tri thức | Trung bình (6–15%) | ~1,00 | U ngược nhẹ / tuyến tính dương; điểm uốn ~88,6% (SG) |</w:t>
             </w:r>
             <w:r>
               <w:t xml:space="preserve"> </w:t>
@@ -7831,23 +7853,23 @@
           <w:bCs/>
           <w:b/>
         </w:rPr>
-        <w:t xml:space="preserve">86.701 doanh nghiệp</w:t>
-      </w:r>
-      <w:r>
-        <w:t xml:space="preserve">, 49 nền kinh tế,</w:t>
-      </w:r>
-      <w:r>
-        <w:t xml:space="preserve"> </w:t>
-      </w:r>
-      <w:r>
-        <w:rPr>
-          <w:bCs/>
-          <w:b/>
-        </w:rPr>
-        <w:t xml:space="preserve">102 cặp nền kinh tế × năm</w:t>
-      </w:r>
-      <w:r>
-        <w:t xml:space="preserve">, giai đoạn 2006–2026 (bao gồm Kiribati 2025, đợt khảo sát WBES đầu tiên của nền kinh tế này). Tổng hợp này kế thừa và mở rộng từ pool 17 nền châu Á mới nổi (~40.633 doanh nghiệp) của Đỗ &amp; Phan (2026, VEFR), gấp hơn 2 lần. Phân bố theo nhóm ICRV: Nhóm IV Chuyển đổi TB-thấp 45.003 (51,9%), Nhóm V Đang nổi 18.957 (21,9%), Nhóm III Trung bình cao 13.993 (16,1%), Nhóm I Advanced đổi mới 4.222 (4,9%), Nhóm VI SIDS 2.295 (2,6%), Nhóm II Advanced tài nguyên 2.231 (2,6%). Có</w:t>
+        <w:t xml:space="preserve">88.869 doanh nghiệp</w:t>
+      </w:r>
+      <w:r>
+        <w:t xml:space="preserve">, 50 nền kinh tế,</w:t>
+      </w:r>
+      <w:r>
+        <w:t xml:space="preserve"> </w:t>
+      </w:r>
+      <w:r>
+        <w:rPr>
+          <w:bCs/>
+          <w:b/>
+        </w:rPr>
+        <w:t xml:space="preserve">103 cặp nền kinh tế × năm</w:t>
+      </w:r>
+      <w:r>
+        <w:t xml:space="preserve">, giai đoạn 2006–2026 (bao gồm Kiribati 2025, đợt khảo sát WBES đầu tiên của nền kinh tế này). Tổng hợp này kế thừa và mở rộng từ pool 17 nền châu Á mới nổi (~40.633 doanh nghiệp) của Đỗ &amp; Phan (2026, VEFR), gấp hơn 2 lần. Phân bố theo nhóm ICRV: Nhóm IV Chuyển đổi TB-thấp 45.003 (51,9%), Nhóm V Đang nổi 18.957 (21,9%), Nhóm III Trung bình cao 13.993 (16,1%), Nhóm I Advanced đổi mới 6.390 (7,2%), Nhóm VI SIDS 2.295 (2,6%), Nhóm II Advanced tài nguyên 2.231 (2,6%). Có</w:t>
       </w:r>
       <w:r>
         <w:t xml:space="preserve"> </w:t>
@@ -7875,7 +7897,7 @@
           <w:iCs/>
           <w:i/>
         </w:rPr>
-        <w:t xml:space="preserve">Hình 2.3.3.1. Phân bố pool mô tả 86.701 doanh nghiệp (2006–2026) theo 3 thế hệ schema WBES: PICS3 (2006–2012, 18 đợt, n=8.048), Standardized (2013–2017, 27 đợt, n=23.940), BREADY (2018–2026, 57 đợt, n=54.713). Các đợt 2024–2026 đóng góp 25.691 doanh nghiệp (29,6% pool, 30 đợt), phản ánh chu kỳ khảo sát WBES dày lên rõ rệt sau đại dịch.</w:t>
+        <w:t xml:space="preserve">Hình 2.3.3.1. Phân bố pool mô tả 88.869 doanh nghiệp (2006–2026) theo 3 thế hệ schema WBES: PICS3 (2006–2012, 18 đợt, n=8.048), Standardized (2013–2017, 27 đợt, n=23.940), BREADY (2018–2026, 58 đợt, n=56.881). Các đợt 2024–2026 đóng góp 27.859 doanh nghiệp (31,3% pool, 31 đợt), phản ánh chu kỳ khảo sát WBES dày lên rõ rệt sau đại dịch.</w:t>
       </w:r>
     </w:p>
     <w:p>
@@ -7887,7 +7909,7 @@
           <w:iCs/>
           <w:i/>
         </w:rPr>
-        <w:t xml:space="preserve">Hình 2.3.3.2. Bar chart phân bố theo 6 nhóm ICRV: IV Chuyển đổi TB-thấp (45.003, 51,9%), V Đang nổi (18.957, 21,9%), III Trung bình cao (13.993, 16,1%), I Advanced đổi mới (4.222, 4,9%), VI SIDS (2.295, 2,6%), II Advanced tài nguyên (2.231, 2,6%).</w:t>
+        <w:t xml:space="preserve">Hình 2.3.3.2. Bar chart phân bố theo 6 nhóm ICRV: IV Chuyển đổi TB-thấp (45.003, 50,6%), V Đang nổi (18.957, 21,3%), III Trung bình cao (13.993, 15,7%), I Advanced đổi mới (6.390, 7,2%), VI SIDS (2.295, 2,6%), II Advanced tài nguyên (2.231, 2,5%).</w:t>
       </w:r>
     </w:p>
     <w:p>
@@ -8028,7 +8050,7 @@
           <w:iCs/>
           <w:i/>
         </w:rPr>
-        <w:t xml:space="preserve">Phân tán năng suất lao động trong từng đợt khảo sát, theo nhóm ICRV (trung vị giữa các đợt; pool mô tả 102 cặp nền kinh tế × năm).</w:t>
+        <w:t xml:space="preserve">Phân tán năng suất lao động trong từng đợt khảo sát, theo nhóm ICRV (trung vị giữa các đợt; pool mô tả 103 cặp nền kinh tế × năm).</w:t>
       </w:r>
     </w:p>
     <w:tbl>
@@ -8144,7 +8166,7 @@
               <w:jc w:val="right"/>
             </w:pPr>
             <w:r>
-              <w:t xml:space="preserve">6</w:t>
+              <w:t xml:space="preserve">7</w:t>
             </w:r>
           </w:p>
         </w:tc>
@@ -8156,7 +8178,7 @@
               <w:jc w:val="right"/>
             </w:pPr>
             <w:r>
-              <w:t xml:space="preserve">3.620</w:t>
+              <w:t xml:space="preserve">5.661</w:t>
             </w:r>
           </w:p>
         </w:tc>
@@ -8172,7 +8194,7 @@
                 <w:bCs/>
                 <w:b/>
               </w:rPr>
-              <w:t xml:space="preserve">1,04</w:t>
+              <w:t xml:space="preserve">1,00</w:t>
             </w:r>
           </w:p>
         </w:tc>
@@ -8188,7 +8210,7 @@
                 <w:bCs/>
                 <w:b/>
               </w:rPr>
-              <w:t xml:space="preserve">12,2</w:t>
+              <w:t xml:space="preserve">11,7</w:t>
             </w:r>
           </w:p>
         </w:tc>
@@ -8200,7 +8222,7 @@
               <w:jc w:val="right"/>
             </w:pPr>
             <w:r>
-              <w:t xml:space="preserve">3,5</w:t>
+              <w:t xml:space="preserve">3,4</w:t>
             </w:r>
           </w:p>
         </w:tc>
@@ -8605,7 +8627,7 @@
           <w:iCs/>
           <w:i/>
         </w:rPr>
-        <w:t xml:space="preserve">Hình 2.3.3.3. Đồ thị mật độ kernel của năng suất chuẩn hóa trong đợt cho 6 nhóm ICRV, Nhóm I hẹp nhất (P90/P10 ≈ 12 lần), Nhóm V rộng nhất (≈ 30 lần).</w:t>
+        <w:t xml:space="preserve">Hình 2.3.3.3. Đồ thị mật độ kernel của năng suất chuẩn hóa trong đợt cho 6 nhóm ICRV, Nhóm I hẹp nhất (P90/P10 ≈ 11,7 lần), Nhóm V rộng nhất (≈ 30 lần).</w:t>
       </w:r>
     </w:p>
     <w:p>
@@ -8886,31 +8908,31 @@
               <w:jc w:val="left"/>
             </w:pPr>
             <w:r>
-              <w:t xml:space="preserve">13,4</w:t>
-            </w:r>
-          </w:p>
-        </w:tc>
-        <w:tc>
-          <w:tcPr/>
-          <w:p>
-            <w:pPr>
-              <w:pStyle w:val="Compact"/>
-              <w:jc w:val="left"/>
-            </w:pPr>
-            <w:r>
-              <w:t xml:space="preserve">28,4</w:t>
-            </w:r>
-          </w:p>
-        </w:tc>
-        <w:tc>
-          <w:tcPr/>
-          <w:p>
-            <w:pPr>
-              <w:pStyle w:val="Compact"/>
-              <w:jc w:val="left"/>
-            </w:pPr>
-            <w:r>
-              <w:t xml:space="preserve">3,0</w:t>
+              <w:t xml:space="preserve">10,3</w:t>
+            </w:r>
+          </w:p>
+        </w:tc>
+        <w:tc>
+          <w:tcPr/>
+          <w:p>
+            <w:pPr>
+              <w:pStyle w:val="Compact"/>
+              <w:jc w:val="left"/>
+            </w:pPr>
+            <w:r>
+              <w:t xml:space="preserve">24,5</w:t>
+            </w:r>
+          </w:p>
+        </w:tc>
+        <w:tc>
+          <w:tcPr/>
+          <w:p>
+            <w:pPr>
+              <w:pStyle w:val="Compact"/>
+              <w:jc w:val="left"/>
+            </w:pPr>
+            <w:r>
+              <w:t xml:space="preserve">2,4</w:t>
             </w:r>
           </w:p>
         </w:tc>
@@ -9175,7 +9197,7 @@
           <w:iCs/>
           <w:i/>
         </w:rPr>
-        <w:t xml:space="preserve">Nguồn: tính từ dữ liệu vi mô WBES trên pool mô tả 49 nền (FSTS = d3b + d3c; CAGR việc làm từ l1/l2 trên 3 năm tài khóa). ¹Nhóm II: đủ 6/6 nền GCC (Bahrain, Brunei, Kuwait, Oman, Qatar, Saudi Arabia). ²Nhóm VI: đủ 8/8 nền (7 Pacific + Timor-Leste; n=2.295).</w:t>
+        <w:t xml:space="preserve">Nguồn: tính từ dữ liệu vi mô WBES trên pool mô tả 50 nền (FSTS = d3b + d3c; CAGR việc làm từ l1/l2 trên 3 năm tài khóa). ¹Nhóm II: đủ 6/6 nền GCC (Bahrain, Brunei, Kuwait, Oman, Qatar, Saudi Arabia). ²Nhóm VI: đủ 8/8 nền (7 Pacific + Timor-Leste; n=2.295).</w:t>
       </w:r>
     </w:p>
     <w:p>
@@ -9845,19 +9867,19 @@
               <w:jc w:val="left"/>
             </w:pPr>
             <w:r>
-              <w:t xml:space="preserve">24,3</w:t>
-            </w:r>
-          </w:p>
-        </w:tc>
-        <w:tc>
-          <w:tcPr/>
-          <w:p>
-            <w:pPr>
-              <w:pStyle w:val="Compact"/>
-              <w:jc w:val="left"/>
-            </w:pPr>
-            <w:r>
-              <w:t xml:space="preserve">14,7</w:t>
+              <w:t xml:space="preserve">26,9</w:t>
+            </w:r>
+          </w:p>
+        </w:tc>
+        <w:tc>
+          <w:tcPr/>
+          <w:p>
+            <w:pPr>
+              <w:pStyle w:val="Compact"/>
+              <w:jc w:val="left"/>
+            </w:pPr>
+            <w:r>
+              <w:t xml:space="preserve">18,8</w:t>
             </w:r>
           </w:p>
         </w:tc>
@@ -9873,7 +9895,19 @@
                 <w:bCs/>
                 <w:b/>
               </w:rPr>
-              <w:t xml:space="preserve">20,5</w:t>
+              <w:t xml:space="preserve">21,0</w:t>
+            </w:r>
+          </w:p>
+        </w:tc>
+        <w:tc>
+          <w:tcPr/>
+          <w:p>
+            <w:pPr>
+              <w:pStyle w:val="Compact"/>
+              <w:jc w:val="left"/>
+            </w:pPr>
+            <w:r>
+              <w:t xml:space="preserve">32,5</w:t>
             </w:r>
           </w:p>
         </w:tc>
@@ -9889,23 +9923,7 @@
                 <w:bCs/>
                 <w:b/>
               </w:rPr>
-              <w:t xml:space="preserve">35,0</w:t>
-            </w:r>
-          </w:p>
-        </w:tc>
-        <w:tc>
-          <w:tcPr/>
-          <w:p>
-            <w:pPr>
-              <w:pStyle w:val="Compact"/>
-              <w:jc w:val="left"/>
-            </w:pPr>
-            <w:r>
-              <w:rPr>
-                <w:bCs/>
-                <w:b/>
-              </w:rPr>
-              <w:t xml:space="preserve">61,7</w:t>
+              <w:t xml:space="preserve">69,2</w:t>
             </w:r>
           </w:p>
         </w:tc>
@@ -10298,7 +10316,7 @@
           <w:iCs/>
           <w:i/>
         </w:rPr>
-        <w:t xml:space="preserve">Nguồn: tính từ dữ liệu vi mô WBES trên pool mô tả 49 nền (biến h1/h5/h8/b8/c22b; mã 1=có, 2=không; mã âm = thiếu). ¹Nhóm II: đủ 6/6 nền GCC, đặc trưng dầu mỏ: R&amp;D thấp (7,0%), nữ quản lý cấp cao rất thấp (4,6%), website 50,2%. ²Nhóm VI: đủ 8/8 nền, đổi mới sản phẩm cao nhất mọi nhóm (34,2%) và website 41,5%: pattern</w:t>
+        <w:t xml:space="preserve">Nguồn: tính từ dữ liệu vi mô WBES trên pool mô tả 50 nền (biến h1/h5/h8/b8/c22b; mã 1=có, 2=không; mã âm = thiếu). ¹Nhóm II: đủ 6/6 nền GCC, đặc trưng dầu mỏ: R&amp;D thấp (7,0%), nữ quản lý cấp cao rất thấp (4,6%), website 50,2%. ²Nhóm VI: đủ 8/8 nền, đổi mới sản phẩm cao nhất mọi nhóm (34,2%) và website 41,5%: pattern</w:t>
       </w:r>
       <w:r>
         <w:rPr>
@@ -10411,7 +10429,7 @@
         <w:t xml:space="preserve">Hệ quả phân tích đáng chú ý</w:t>
       </w:r>
       <w:r>
-        <w:t xml:space="preserve">: phần bù tương quan DAI ở Nhóm I là thấp nhất trong sáu nhóm (+0,098, Bảng 2.3.8.1), trong khi tỷ lệ có website ở nhóm này đã đạt 61,7%. Khi một chỉ báo nhị phân tiệm cận bão hòa, nó mất dần khả năng phân biệt năng suất: phương sai của biến co lại và phần doanh nghiệp</w:t>
+        <w:t xml:space="preserve">: phần bù tương quan DAI ở Nhóm I là thấp nhất trong sáu nhóm (+0,090, Bảng 2.3.8.1), trong khi tỷ lệ có website ở nhóm này đã đạt 69,2%. Khi một chỉ báo nhị phân tiệm cận bão hòa, nó mất dần khả năng phân biệt năng suất: phương sai của biến co lại và phần doanh nghiệp</w:t>
       </w:r>
       <w:r>
         <w:t xml:space="preserve"> </w:t>
@@ -10647,31 +10665,31 @@
               <w:jc w:val="left"/>
             </w:pPr>
             <w:r>
-              <w:t xml:space="preserve">79,5</w:t>
-            </w:r>
-          </w:p>
-        </w:tc>
-        <w:tc>
-          <w:tcPr/>
-          <w:p>
-            <w:pPr>
-              <w:pStyle w:val="Compact"/>
-              <w:jc w:val="left"/>
-            </w:pPr>
-            <w:r>
-              <w:t xml:space="preserve">28,4</w:t>
-            </w:r>
-          </w:p>
-        </w:tc>
-        <w:tc>
-          <w:tcPr/>
-          <w:p>
-            <w:pPr>
-              <w:pStyle w:val="Compact"/>
-              <w:jc w:val="left"/>
-            </w:pPr>
-            <w:r>
-              <w:t xml:space="preserve">10,6</w:t>
+              <w:t xml:space="preserve">76,9</w:t>
+            </w:r>
+          </w:p>
+        </w:tc>
+        <w:tc>
+          <w:tcPr/>
+          <w:p>
+            <w:pPr>
+              <w:pStyle w:val="Compact"/>
+              <w:jc w:val="left"/>
+            </w:pPr>
+            <w:r>
+              <w:t xml:space="preserve">24,5</w:t>
+            </w:r>
+          </w:p>
+        </w:tc>
+        <w:tc>
+          <w:tcPr/>
+          <w:p>
+            <w:pPr>
+              <w:pStyle w:val="Compact"/>
+              <w:jc w:val="left"/>
+            </w:pPr>
+            <w:r>
+              <w:t xml:space="preserve">7,7</w:t>
             </w:r>
           </w:p>
         </w:tc>
@@ -10944,7 +10962,7 @@
           <w:iCs/>
           <w:i/>
         </w:rPr>
-        <w:t xml:space="preserve">Nguồn: tính từ dữ liệu vi mô WBES trên pool mô tả 49 nền (SME = &lt;100 lao động thường xuyên, biến l1; FDI = sở hữu nước ngoài ≥10%, biến b2b). ¹Nhóm II: đủ 6/6 nền GCC. ²Nhóm VI: đủ 8/8 nền, SME cao nhất (91,8%) và FDI cao (20,0%, do MNE du lịch/viễn thông).</w:t>
+        <w:t xml:space="preserve">Nguồn: tính từ dữ liệu vi mô WBES trên pool mô tả 50 nền (SME = &lt;100 lao động thường xuyên, biến l1; FDI = sở hữu nước ngoài ≥10%, biến b2b). ¹Nhóm II: đủ 6/6 nền GCC. ²Nhóm VI: đủ 8/8 nền, SME cao nhất (91,8%) và FDI cao (20,0%, do MNE du lịch/viễn thông).</w:t>
       </w:r>
     </w:p>
     <w:p>
@@ -17346,7 +17364,7 @@
           <w:iCs/>
           <w:i/>
         </w:rPr>
-        <w:t xml:space="preserve">Hệ số tương quan Pearson giữa năng suất lao động chuẩn hóa (LP-z) và bốn yếu tố giải thích, theo nhóm ICRV (pool mô tả 49 nền).</w:t>
+        <w:t xml:space="preserve">Hệ số tương quan Pearson giữa năng suất lao động chuẩn hóa (LP-z) và bốn yếu tố giải thích, theo nhóm ICRV (pool mô tả 50 nền).</w:t>
       </w:r>
     </w:p>
     <w:tbl>
@@ -17475,7 +17493,7 @@
               <w:jc w:val="right"/>
             </w:pPr>
             <w:r>
-              <w:t xml:space="preserve">+0,130**</w:t>
+              <w:t xml:space="preserve">+0,104**</w:t>
             </w:r>
           </w:p>
         </w:tc>
@@ -17565,7 +17583,7 @@
                 <w:bCs/>
                 <w:b/>
               </w:rPr>
-              <w:t xml:space="preserve">+0,163**</w:t>
+              <w:t xml:space="preserve">+0,139**</w:t>
             </w:r>
           </w:p>
         </w:tc>
@@ -17655,7 +17673,7 @@
               <w:jc w:val="right"/>
             </w:pPr>
             <w:r>
-              <w:t xml:space="preserve">+0,176**</w:t>
+              <w:t xml:space="preserve">+0,158**</w:t>
             </w:r>
           </w:p>
         </w:tc>
@@ -17745,7 +17763,7 @@
               <w:jc w:val="right"/>
             </w:pPr>
             <w:r>
-              <w:t xml:space="preserve">+0,098**</w:t>
+              <w:t xml:space="preserve">+0,090**</w:t>
             </w:r>
           </w:p>
         </w:tc>
@@ -17824,7 +17842,7 @@
           <w:iCs/>
           <w:i/>
         </w:rPr>
-        <w:t xml:space="preserve">Ghi chú: ** p &lt; 0,01; * p &lt; 0,05; ns = không có ý nghĩa thống kê (kiểm định hai phía). LP-z = z-score của ln(doanh thu/lao động) trong từng cặp nền kinh tế × năm; FDI ≥10% từ b2b; FSTS = d3b + d3c; TCI = trung bình hai thành phần R&amp;D (h8) và ISO (b8); DAI = website (c22b). n theo nhóm: 3.620 / 2.082 / 10.138 / 40.508 / 15.669 / 1.715 (quan sát có LP hợp lệ). Hệ số tương quan Pearson, không áp dụng HC1; HC1 dành cho SE hồi quy ở Chuyên đề 2.</w:t>
+        <w:t xml:space="preserve">Ghi chú: ** p &lt; 0,01; * p &lt; 0,05; ns = không có ý nghĩa thống kê (kiểm định hai phía). LP-z = z-score của ln(doanh thu/lao động) trong từng cặp nền kinh tế × năm; FDI ≥10% từ b2b; FSTS = d3b + d3c; TCI = trung bình hai thành phần R&amp;D (h8) và ISO (b8); DAI = website (c22b). n theo nhóm: 5.661 / 2.082 / 10.138 / 40.508 / 15.669 / 1.715 (quan sát có LP hợp lệ). Hệ số tương quan Pearson, không áp dụng HC1; HC1 dành cho SE hồi quy ở Chuyên đề 2.</w:t>
       </w:r>
     </w:p>
     <w:p>
@@ -17861,7 +17879,7 @@
         <w:t xml:space="preserve">gradient cường độ FSTS theo chiều thể chế</w:t>
       </w:r>
       <w:r>
-        <w:t xml:space="preserve">: tương quan xuất khẩu–năng suất giảm đơn điệu từ +0,163 (Nhóm I) qua +0,047 (IV) và +0,018 (V) xuống</w:t>
+        <w:t xml:space="preserve">: tương quan xuất khẩu–năng suất giảm đơn điệu từ +0,139 (Nhóm I) qua +0,047 (IV) và +0,018 (V) xuống</w:t>
       </w:r>
       <w:r>
         <w:t xml:space="preserve"> </w:t>
@@ -18427,7 +18445,7 @@
         <w:t xml:space="preserve"> </w:t>
       </w:r>
       <w:r>
-        <w:t xml:space="preserve">(năm 1–3): Sụt giảm ngắn hạn do chi phí thiết bị, đào tạo và gián đoạn quy trình. Bằng chứng gián tiếp: phần bù tương quan DAI thấp nhất tại Nhóm Advanced đổi mới (+0,098 so với +0,180–0,201 ở các nhóm chuyển đổi/tài nguyên), nơi Tier-1 đã tiệm cận bão hòa, lợi suất biên co lại; giai đoạn</w:t>
+        <w:t xml:space="preserve">(năm 1–3): Sụt giảm ngắn hạn do chi phí thiết bị, đào tạo và gián đoạn quy trình. Bằng chứng gián tiếp: phần bù tương quan DAI thấp nhất tại Nhóm Advanced đổi mới (+0,090 so với +0,180–0,201 ở các nhóm chuyển đổi/tài nguyên), nơi Tier-1 đã tiệm cận bão hòa, lợi suất biên co lại; giai đoạn</w:t>
       </w:r>
       <w:r>
         <w:t xml:space="preserve"> </w:t>
@@ -18538,7 +18556,7 @@
         <w:t xml:space="preserve">(i) Phân tán năng suất trong đợt tăng theo chiều thể chế yếu dần</w:t>
       </w:r>
       <w:r>
-        <w:t xml:space="preserve">: sd ln(LP) trong đợt từ 1,04 (Nhóm I) lên 1,31–1,39 (Nhóm III–V); tỷ số P90/P10 leo từ ~12 lần (Nhóm I) lên ~30 lần (Nhóm V). Pattern này</w:t>
+        <w:t xml:space="preserve">: sd ln(LP) trong đợt từ 1,00 (Nhóm I) lên 1,31–1,39 (Nhóm III–V); tỷ số P90/P10 leo từ ~12 lần (Nhóm I) lên ~30 lần (Nhóm V). Pattern này</w:t>
       </w:r>
       <w:r>
         <w:t xml:space="preserve"> </w:t>
@@ -18569,7 +18587,7 @@
         <w:t xml:space="preserve">(ii) Dị biệt nội bộ phân nhóm Advanced</w:t>
       </w:r>
       <w:r>
-        <w:t xml:space="preserve">: hai nhóm cùng mức thu nhập cao nhưng cấu trúc đối lập, R&amp;D 20,5% so với 7,0%; doanh nghiệp xuất khẩu 28,4% so với 11,7%; nữ quản lý cấp cao 27,5% so với 4,6%; phân tán năng suất trong đợt đặc biệt hẹp ở hai nền lớn nhất Vùng Vịnh (Saudi Arabia 0,49; Qatar 0,33 so với Singapore 1,08, chênh hơn</w:t>
+        <w:t xml:space="preserve">: hai nhóm cùng mức thu nhập cao nhưng cấu trúc đối lập, R&amp;D 21,0% so với 7,0%; doanh nghiệp xuất khẩu 24,5% so với 11,7%; nữ quản lý cấp cao 20,7% so với 4,6%; phân tán năng suất trong đợt đặc biệt hẹp ở hai nền lớn nhất Vùng Vịnh (Saudi Arabia 0,49; Qatar 0,33 so với Singapore 1,08, chênh hơn</w:t>
       </w:r>
       <w:r>
         <w:t xml:space="preserve"> </w:t>
@@ -18762,7 +18780,7 @@
         <w:t xml:space="preserve">KT1, Điều tiết ba chiều TCI×DAI×FSTS chưa được kiểm định đồng thời trên mẫu liên quốc gia</w:t>
       </w:r>
       <w:r>
-        <w:t xml:space="preserve">: Các nghiên cứu hiện tại kiểm định từng cặp điều tiết riêng biệt. Mô hình M7 của Chuyên đề 2 sẽ lấp khoảng trống này với 102 cặp nền kinh tế–năm.</w:t>
+        <w:t xml:space="preserve">: Các nghiên cứu hiện tại kiểm định từng cặp điều tiết riêng biệt. Mô hình M7 của Chuyên đề 2 sẽ lấp khoảng trống này với 103 cặp nền kinh tế–năm.</w:t>
       </w:r>
     </w:p>
     <w:p>
@@ -18976,7 +18994,7 @@
               <w:jc w:val="left"/>
             </w:pPr>
             <w:r>
-              <w:t xml:space="preserve">Mô hình M7 tương tác ba chiều, 102 cặp nền kinh tế–năm</w:t>
+              <w:t xml:space="preserve">Mô hình M7 tương tác ba chiều, 103 cặp nền kinh tế–năm</w:t>
             </w:r>
           </w:p>
         </w:tc>
@@ -19208,7 +19226,7 @@
         <w:t xml:space="preserve">(1) Uppsala có điều kiện, không phổ quát</w:t>
       </w:r>
       <w:r>
-        <w:t xml:space="preserve">: Tương quan FSTS–năng suất dương mạnh tại Advanced (+0,163), suy yếu dần theo chiều thể chế và mất ý nghĩa tại SIDS (−0,009 ns), xác nhận điều kiện biên: lý thuyết Uppsala vận hành chỉ trong môi trường thể chế đủ mạnh (Williamson, 1985).</w:t>
+        <w:t xml:space="preserve">: Tương quan FSTS–năng suất dương mạnh tại Advanced (+0,139), suy yếu dần theo chiều thể chế và mất ý nghĩa tại SIDS (−0,009 ns), xác nhận điều kiện biên: lý thuyết Uppsala vận hành chỉ trong môi trường thể chế đủ mạnh (Williamson, 1985).</w:t>
       </w:r>
     </w:p>
     <w:p>
@@ -19329,7 +19347,7 @@
         <w:t xml:space="preserve">(1) Pool WBES xuyên quốc gia như nền tảng dữ liệu cho kinh doanh quốc tế thị trường mới nổi</w:t>
       </w:r>
       <w:r>
-        <w:t xml:space="preserve">: Khung 49 nền với 91.982 doanh nghiệp ở tầng ước lượng (pool phân loại 96.415 DN / 52 nền) và 86.701 doanh nghiệp / 102 cặp nền kinh tế × năm ở tầng mô tả là một trong những mẫu lớn nhất từ trước đến nay cho phân tích quốc tế hóa – hiệu quả toàn diện tại châu Á–Thái Bình Dương.</w:t>
+        <w:t xml:space="preserve">: Khung 49 nền với 91.982 doanh nghiệp ở tầng ước lượng (pool phân loại 96.415 DN / 52 nền) và 88.869 doanh nghiệp / 103 cặp nền kinh tế × năm ở tầng mô tả là một trong những mẫu lớn nhất từ trước đến nay cho phân tích quốc tế hóa – hiệu quả toàn diện tại châu Á–Thái Bình Dương.</w:t>
       </w:r>
     </w:p>
     <w:p>
@@ -19425,7 +19443,7 @@
         <w:pStyle w:val="FirstParagraph"/>
       </w:pPr>
       <w:r>
-        <w:t xml:space="preserve">Tám kết luận từ 49 nền kinh tế châu Á – Thái Bình Dương (pool mô tả 86.701 doanh nghiệp / 102 cặp nền kinh tế × năm, WBES 2006–2026; khung ước lượng của luận án 91.982 doanh nghiệp):</w:t>
+        <w:t xml:space="preserve">Tám kết luận từ 50 nền kinh tế châu Á – Thái Bình Dương (pool mô tả 88.869 doanh nghiệp / 103 cặp nền kinh tế × năm, WBES 2006–2026; khung ước lượng của luận án 91.982 doanh nghiệp):</w:t>
       </w:r>
     </w:p>
     <w:p>
@@ -21302,7 +21320,7 @@
           <w:iCs/>
           <w:i/>
         </w:rPr>
-        <w:t xml:space="preserve">Phân bổ 49 nền kinh tế theo nhóm ICRV, pool mô tả 86.701 doanh nghiệp, 102 cặp nền kinh tế × năm, 2006–2026.</w:t>
+        <w:t xml:space="preserve">Phân bổ 50 nền kinh tế theo nhóm ICRV, pool mô tả 88.869 doanh nghiệp, 103 cặp nền kinh tế × năm, 2006–2026.</w:t>
       </w:r>
     </w:p>
     <w:tbl>
@@ -21384,19 +21402,19 @@
                 <w:bCs/>
                 <w:b/>
               </w:rPr>
-              <w:t xml:space="preserve">Nhóm I — Advanced đổi mới sáng tạo (5 nền)</w:t>
-            </w:r>
-          </w:p>
-        </w:tc>
-        <w:tc>
-          <w:tcPr/>
-          <w:p>
-            <w:pPr>
-              <w:pStyle w:val="Compact"/>
-              <w:jc w:val="left"/>
-            </w:pPr>
-            <w:r>
-              <w:t xml:space="preserve">Hàn Quốc (2024), Israel (2013, 2024), Singapore (2023), Đài Loan (2024), Hong Kong SAR (2023)</w:t>
+              <w:t xml:space="preserve">Nhóm I — Advanced đổi mới sáng tạo (6 nền)</w:t>
+            </w:r>
+          </w:p>
+        </w:tc>
+        <w:tc>
+          <w:tcPr/>
+          <w:p>
+            <w:pPr>
+              <w:pStyle w:val="Compact"/>
+              <w:jc w:val="left"/>
+            </w:pPr>
+            <w:r>
+              <w:t xml:space="preserve">Hàn Quốc (2024), Israel (2013, 2024), Singapore (2023), Đài Loan (2024), Hong Kong SAR (2023), Nhật Bản (2025)</w:t>
             </w:r>
           </w:p>
         </w:tc>
@@ -21408,7 +21426,7 @@
               <w:jc w:val="right"/>
             </w:pPr>
             <w:r>
-              <w:t xml:space="preserve">6</w:t>
+              <w:t xml:space="preserve">7</w:t>
             </w:r>
           </w:p>
         </w:tc>
@@ -21420,7 +21438,7 @@
               <w:jc w:val="right"/>
             </w:pPr>
             <w:r>
-              <w:t xml:space="preserve">4.222</w:t>
+              <w:t xml:space="preserve">6.390</w:t>
             </w:r>
           </w:p>
         </w:tc>
@@ -21724,7 +21742,7 @@
                 <w:bCs/>
                 <w:b/>
               </w:rPr>
-              <w:t xml:space="preserve">49 nền kinh tế</w:t>
+              <w:t xml:space="preserve">50 nền kinh tế</w:t>
             </w:r>
           </w:p>
         </w:tc>
@@ -21740,7 +21758,7 @@
                 <w:bCs/>
                 <w:b/>
               </w:rPr>
-              <w:t xml:space="preserve">102</w:t>
+              <w:t xml:space="preserve">103</w:t>
             </w:r>
           </w:p>
         </w:tc>
@@ -21756,7 +21774,7 @@
                 <w:bCs/>
                 <w:b/>
               </w:rPr>
-              <w:t xml:space="preserve">86.701</w:t>
+              <w:t xml:space="preserve">88.869</w:t>
             </w:r>
           </w:p>
         </w:tc>
@@ -21771,7 +21789,7 @@
           <w:iCs/>
           <w:i/>
         </w:rPr>
-        <w:t xml:space="preserve">Ghi chú: mỗi cặp nền kinh tế × năm lấy đúng một cross-section chuẩn WBES; loại các điều tra phi chính thức, siêu nhỏ (Micro) và panel mở rộng; chỉ nhận đợt khảo sát từ 2006 trở đi (bộ câu hỏi so sánh được toàn cầu). Khung ước lượng của luận án (91.982 doanh nghiệp / 49 nền; pool phân loại 96.415 / 52 nền) được hợp nhất và hài hòa hóa riêng theo quy trình tại Phụ lục A của luận án; hai khung thống nhất về danh sách nền kinh tế và nhãn nhóm ICRV.</w:t>
+        <w:t xml:space="preserve">Ghi chú: mỗi cặp nền kinh tế × năm lấy đúng một cross-section chuẩn WBES; loại các điều tra phi chính thức, siêu nhỏ (Micro) và panel mở rộng; chỉ nhận đợt khảo sát từ 2006 trở đi (bộ câu hỏi so sánh được toàn cầu). Nhật Bản 2025 (n=2.168) là thành viên đầy đủ của Nhóm I trong pool mô tả. Khung ước lượng đa quốc gia của luận án (P7: 91.982 doanh nghiệp / 49 nền; pool phân loại 96.415 / 52 nền) được chạy trên dữ liệu sẵn có tại thời điểm ước lượng theo quy trình tại Phụ lục A; đưa Nhật Bản và các đợt mới nhất vào ước lượng là vòng tái ước lượng tiếp theo.</w:t>
       </w:r>
     </w:p>
     <w:p>
@@ -22025,7 +22043,7 @@
               <w:jc w:val="right"/>
             </w:pPr>
             <w:r>
-              <w:t xml:space="preserve">57</w:t>
+              <w:t xml:space="preserve">58</w:t>
             </w:r>
           </w:p>
         </w:tc>
@@ -22037,7 +22055,7 @@
               <w:jc w:val="right"/>
             </w:pPr>
             <w:r>
-              <w:t xml:space="preserve">54.713</w:t>
+              <w:t xml:space="preserve">56.881</w:t>
             </w:r>
           </w:p>
         </w:tc>

--- a/dist/chuyen_de_1/00_cd1_ctu_final_vi.docx
+++ b/dist/chuyen_de_1/00_cd1_ctu_final_vi.docx
@@ -283,7 +283,7 @@
           <w:bCs/>
           <w:b/>
         </w:rPr>
-        <w:t xml:space="preserve">pool mô tả gồm 88.869 doanh nghiệp · 103 cặp nền kinh tế × năm</w:t>
+        <w:t xml:space="preserve">pool mô tả gồm 88.869 doanh nghiệp, 103 cặp nền kinh tế × năm</w:t>
       </w:r>
       <w:r>
         <w:t xml:space="preserve">, kế thừa và mở rộng từ pool 17 nền châu Á mới nổi (~40.633 doanh nghiệp) đã được tác giả công bố trước đó (Đỗ &amp; Phan, 2026, VEFR). Khung phân loại thống nhất với bộ dữ liệu ước lượng của luận án (khung phân tích 91.982 doanh nghiệp / 49 nền; pool phân loại 96.415 doanh nghiệp / 52 nền).</w:t>
@@ -328,7 +328,7 @@
           <w:iCs/>
           <w:i/>
         </w:rPr>
-        <w:t xml:space="preserve">phục vụ toàn bộ thống kê §2.3.3–2.3.8: 88.869 doanh nghiệp · 103 cặp nền kinh tế × năm (2006–2026), tính trực tiếp từ tệp vi mô WBES, mỗi cặp nền kinh tế × năm lấy đúng một cross-section chuẩn (loại các điều tra phi chính thức, siêu nhỏ và panel mở rộng), chỉ nhận các đợt khảo sát từ 2006 trở đi khi WBES áp dụng bộ câu hỏi so sánh được toàn cầu. Pool này chứa đầy đủ các biến mô tả (R&amp;D, ISO, đổi mới, tham nhũng, giới) vốn không thuộc tập biến ước lượng. (ii)</w:t>
+        <w:t xml:space="preserve">phục vụ toàn bộ thống kê §2.3.3–2.3.8: 88.869 doanh nghiệp, 103 cặp nền kinh tế × năm (2006–2026), tính trực tiếp từ tệp vi mô WBES, mỗi cặp nền kinh tế × năm lấy đúng một cross-section chuẩn (loại các điều tra phi chính thức, siêu nhỏ và panel mở rộng), chỉ nhận các đợt khảo sát từ 2006 trở đi khi WBES áp dụng bộ câu hỏi so sánh được toàn cầu. Pool này chứa đầy đủ các biến mô tả (R&amp;D, ISO, đổi mới, tham nhũng, giới) vốn không thuộc tập biến ước lượng. (ii)</w:t>
       </w:r>
       <w:r>
         <w:rPr>
@@ -387,7 +387,7 @@
         <w:t xml:space="preserve">phân tán lớn và không hội tụ</w:t>
       </w:r>
       <w:r>
-        <w:t xml:space="preserve">. Bảy tiểu cảnh điển hình tồn tại đồng thời (Singapore – Vùng Vịnh Saudi/Qatar/Kuwait – Việt Nam – Trung Quốc – Emerging Asia – Mongolia – SIDS Thái Bình Dương) với điểm mạnh hiệu quả khác nhau. Chuyên đề phát hiện</w:t>
+        <w:t xml:space="preserve">. Bảy trường hợp điển hình tồn tại đồng thời (Singapore – Vùng Vịnh Saudi/Qatar/Kuwait – Việt Nam – Trung Quốc – Emerging Asia – Mongolia – SIDS Thái Bình Dương) với điểm mạnh hiệu quả khác nhau. Chuyên đề phát hiện</w:t>
       </w:r>
       <w:r>
         <w:t xml:space="preserve"> </w:t>
@@ -514,7 +514,7 @@
           <w:bCs/>
           <w:b/>
         </w:rPr>
-        <w:t xml:space="preserve">88,869 firms · 103 economy-year pairs</w:t>
+        <w:t xml:space="preserve">88,869 firms, 103 economy-year pairs</w:t>
       </w:r>
       <w:r>
         <w:t xml:space="preserve"> </w:t>
@@ -812,7 +812,7 @@
         <w:pStyle w:val="Compact"/>
       </w:pPr>
       <w:r>
-        <w:t xml:space="preserve">2.3.7 Bảy tiểu cảnh điển hình</w:t>
+        <w:t xml:space="preserve">2.3.7 Bảy trường hợp điển hình</w:t>
       </w:r>
     </w:p>
     <w:p>
@@ -1526,7 +1526,7 @@
               <w:jc w:val="left"/>
             </w:pPr>
             <w:r>
-              <w:t xml:space="preserve">Ma trận so sánh đa chiều bảy tiểu cảnh điển hình</w:t>
+              <w:t xml:space="preserve">Ma trận so sánh đa chiều bảy trường hợp điển hình</w:t>
             </w:r>
           </w:p>
         </w:tc>
@@ -4085,7 +4085,7 @@
         <w:t xml:space="preserve">Lớp thứ sáu là xung đột Trung Đông 2026</w:t>
       </w:r>
       <w:r>
-        <w:t xml:space="preserve">, IMF (2026, tháng 4) điều chỉnh giảm tăng trưởng toàn cầu xuống 3,1% năm 2026; ADB (2026, tháng 4) dự báo Pacific 3,4%, Đông Nam Á 4,7%, Việt Nam 7,0%. Riêng Việt Nam, ADB (2026, tháng 4) ghi nhận GDP lịch sử 2025 đạt 8,0% và cập nhật dự báo 7,2% (2026) → 7,0% (2027).</w:t>
+        <w:t xml:space="preserve">, IMF (2026, tháng 4) điều chỉnh giảm tăng trưởng toàn cầu xuống 3,1% năm 2026; ADB (2026, tháng 4) dự báo Pacific 3,4%, Đông Nam Á 4,7%, Việt Nam 7,0%. Riêng Việt Nam, ADB (2026, tháng 4) ghi nhận GDP lịch sử 2025 đạt 8,0% và cập nhật dự báo 7,2% (2026) rồi 7,0% (2027).</w:t>
       </w:r>
       <w:r>
         <w:t xml:space="preserve"> </w:t>
@@ -4161,7 +4161,7 @@
           <w:bCs/>
           <w:b/>
         </w:rPr>
-        <w:t xml:space="preserve">pool mô tả gồm 88.869 doanh nghiệp · 103 cặp nền kinh tế × năm (2006–2026)</w:t>
+        <w:t xml:space="preserve">pool mô tả gồm 88.869 doanh nghiệp, 103 cặp nền kinh tế × năm (2006–2026)</w:t>
       </w:r>
       <w:r>
         <w:t xml:space="preserve">, gấp hơn 2 lần phạm vi của Đỗ &amp; Phan (2026, VEFR), và khung phân loại thống nhất với bộ dữ liệu ước lượng của luận án (91.982 doanh nghiệp / 49 nền; pool phân loại 96.415 DN / 52 nền).</w:t>
@@ -4212,7 +4212,7 @@
         <w:t xml:space="preserve">”</w:t>
       </w:r>
       <w:r>
-        <w:t xml:space="preserve">. Đối với Fiji và 6 SIDS Pacific khác, số hóa không phải công cụ tối ưu hóa chuỗi cung ứng mà là phương tiện sinh tồn, dẫn vào các luận điểm về điều kiện biên của mô hình U-curve và tiểu cảnh điển hình SIDS Pacific trong phần 2.3.</w:t>
+        <w:t xml:space="preserve">. Đối với Fiji và 6 SIDS Pacific khác, số hóa không phải công cụ tối ưu hóa chuỗi cung ứng mà là phương tiện sinh tồn, dẫn vào các luận điểm về điều kiện biên của mô hình U-curve và trường hợp điển hình SIDS Pacific trong phần 2.3.</w:t>
       </w:r>
     </w:p>
     <w:bookmarkEnd w:id="27"/>
@@ -4266,7 +4266,7 @@
         <w:t xml:space="preserve">2006–2026</w:t>
       </w:r>
       <w:r>
-        <w:t xml:space="preserve">, trên pool mô tả 88.869 doanh nghiệp · 103 cặp nền kinh tế × năm, xem ghi chú dữ liệu ở Tóm tắt.</w:t>
+        <w:t xml:space="preserve">, trên pool mô tả 88.869 doanh nghiệp, 103 cặp nền kinh tế × năm, xem ghi chú dữ liệu ở Tóm tắt.</w:t>
       </w:r>
     </w:p>
     <w:p>
@@ -4973,7 +4973,7 @@
           <w:bCs/>
           <w:b/>
         </w:rPr>
-        <w:t xml:space="preserve">pool mô tả gồm 88.869 doanh nghiệp · 50 nền kinh tế · 103 cặp nền kinh tế × năm (2006–2026)</w:t>
+        <w:t xml:space="preserve">pool mô tả gồm 88.869 doanh nghiệp, 50 nền kinh tế, 103 cặp nền kinh tế × năm (2006–2026)</w:t>
       </w:r>
       <w:r>
         <w:t xml:space="preserve">, mỗi cặp nền kinh tế × năm lấy đúng một cross-section chuẩn, chỉ nhận đợt khảo sát từ 2006 trở đi (xem ghi chú dữ liệu ở Tóm tắt và Phụ lục A). Khung phân loại thống nhất với bộ dữ liệu ước lượng của luận án: 49 nền kinh tế (91.982 doanh nghiệp; pool phân loại 96.415 DN / 52 nền).</w:t>
@@ -5285,7 +5285,7 @@
         <w:t xml:space="preserve"> </w:t>
       </w:r>
       <w:r>
-        <w:t xml:space="preserve">quan sát được: Ấn Độ FSTS sụt 7,7%→2,7% trong đợt 2025.</w:t>
+        <w:t xml:space="preserve">quan sát được: Ấn Độ FSTS sụt 7,7% rồi 2,7% trong đợt 2025.</w:t>
       </w:r>
     </w:p>
     <w:p>
@@ -5733,7 +5733,7 @@
         <w:pStyle w:val="FirstParagraph"/>
       </w:pPr>
       <w:r>
-        <w:t xml:space="preserve">Văn liệu về quan hệ quốc tế hóa → hiệu quả là một trong những dòng nghiên cứu tích lũy nhiều nhất trong lý thuyết kinh doanh quốc tế. Năm meta-analysis lớn cung cấp nền tảng thực nghiệm:</w:t>
+        <w:t xml:space="preserve">Văn liệu về quan hệ quốc tế hóa – hiệu quả là một trong những dòng nghiên cứu tích lũy nhiều nhất trong lý thuyết kinh doanh quốc tế. Năm meta-analysis lớn cung cấp nền tảng thực nghiệm:</w:t>
       </w:r>
     </w:p>
     <w:p>
@@ -5795,7 +5795,7 @@
         <w:t xml:space="preserve"> </w:t>
       </w:r>
       <w:r>
-        <w:t xml:space="preserve">với phân tích điều tiết meta-analytic. Phát hiện: quan hệ quốc tế hóa → hiệu quả dương và có ý nghĩa thống kê; nhưng bị điều tiết bởi loại doanh nghiệp, phương thức đo lường, bối cảnh quốc gia. Quan trọng: các doanh nghiệp châu Á và các nền kinh tế mới nổi biểu hiện pattern khác biệt so với doanh nghiệp OECD.</w:t>
+        <w:t xml:space="preserve">với phân tích điều tiết meta-analytic. Phát hiện: quan hệ quốc tế hóa – hiệu quả dương và có ý nghĩa thống kê; nhưng bị điều tiết bởi loại doanh nghiệp, phương thức đo lường, bối cảnh quốc gia. Quan trọng: các doanh nghiệp châu Á và các nền kinh tế mới nổi biểu hiện pattern khác biệt so với doanh nghiệp OECD.</w:t>
       </w:r>
     </w:p>
     <w:p>
@@ -5810,7 +5810,7 @@
         <w:t xml:space="preserve">(3) Marano et al. (2016)</w:t>
       </w:r>
       <w:r>
-        <w:t xml:space="preserve">: Tập trung vào thể chế hóa nghiên cứu quốc tế hóa → hiệu quả. Phát hiện: chất lượng thể chế nước chủ nhà là biến điều tiết quan trọng nhất, giải thích phần lớn phương sai không giải thích được trong các meta-analysis trước. Đặt nền tảng cho khung ICRV trong chuyên đề này.</w:t>
+        <w:t xml:space="preserve">: Tập trung vào thể chế hóa nghiên cứu quốc tế hóa – hiệu quả. Phát hiện: chất lượng thể chế nước chủ nhà là biến điều tiết quan trọng nhất, giải thích phần lớn phương sai không giải thích được trong các meta-analysis trước. Đặt nền tảng cho khung ICRV trong chuyên đề này.</w:t>
       </w:r>
     </w:p>
     <w:p>
@@ -5853,7 +5853,7 @@
         <w:t xml:space="preserve">doanh nghiệp đa quốc gia mới nổi châu Á</w:t>
       </w:r>
       <w:r>
-        <w:t xml:space="preserve">. Phát hiện: quan hệ quốc tế hóa → hiệu quả ở doanh nghiệp mới nổi châu Á có hình dạng U ngược rõ nét hơn so với doanh nghiệp OECD; điểm uốn thường nằm trong phạm vi 30–50% FSTS.</w:t>
+        <w:t xml:space="preserve">. Phát hiện: quan hệ quốc tế hóa – hiệu quả ở doanh nghiệp mới nổi châu Á có hình dạng U ngược rõ nét hơn so với doanh nghiệp OECD; điểm uốn thường nằm trong phạm vi 30–50% FSTS.</w:t>
       </w:r>
     </w:p>
     <w:p>
@@ -5969,7 +5969,7 @@
         <w:t xml:space="preserve"> </w:t>
       </w:r>
       <w:r>
-        <w:t xml:space="preserve">cho các nền kinh tế mới nổi, lý giải tại sao quan hệ quốc tế hóa → hiệu quả không đồng nhất xuyên chế độ thể chế. Hàm ý: (a) gradient cường độ của các hệ số tương quan FDI/FSTS/TCI/DAI xuyên 6 nhóm ICRV, đặc biệt việc tương quan FSTS–năng suất giảm dần và mất ý nghĩa ở SIDS (Bảng 2.3.8.1), là bằng chứng mô tả cho điều tiết thể chế; (b) Xu (2024) làm sâu thêm bằng phân biệt</w:t>
+        <w:t xml:space="preserve">cho các nền kinh tế mới nổi, lý giải tại sao quan hệ quốc tế hóa – hiệu quả không đồng nhất xuyên chế độ thể chế. Hàm ý: (a) gradient cường độ của các hệ số tương quan FDI/FSTS/TCI/DAI xuyên 6 nhóm ICRV, đặc biệt việc tương quan FSTS–năng suất giảm dần và mất ý nghĩa ở SIDS (Bảng 2.3.8.1), là bằng chứng mô tả cho điều tiết thể chế; (b) Xu (2024) làm sâu thêm bằng phân biệt</w:t>
       </w:r>
       <w:r>
         <w:t xml:space="preserve"> </w:t>
@@ -6276,6 +6276,18 @@
               <w:jc w:val="center"/>
             </w:pPr>
             <w:r>
+              <w:t xml:space="preserve">Đạt</w:t>
+            </w:r>
+          </w:p>
+        </w:tc>
+        <w:tc>
+          <w:tcPr/>
+          <w:p>
+            <w:pPr>
+              <w:pStyle w:val="Compact"/>
+              <w:jc w:val="center"/>
+            </w:pPr>
+            <w:r>
               <w:t xml:space="preserve">✓</w:t>
             </w:r>
           </w:p>
@@ -6288,19 +6300,7 @@
               <w:jc w:val="center"/>
             </w:pPr>
             <w:r>
-              <w:t xml:space="preserve">✓</w:t>
-            </w:r>
-          </w:p>
-        </w:tc>
-        <w:tc>
-          <w:tcPr/>
-          <w:p>
-            <w:pPr>
-              <w:pStyle w:val="Compact"/>
-              <w:jc w:val="center"/>
-            </w:pPr>
-            <w:r>
-              <w:t xml:space="preserve">✓</w:t>
+              <w:t xml:space="preserve">Đạt</w:t>
             </w:r>
           </w:p>
         </w:tc>
@@ -6354,6 +6354,18 @@
               <w:jc w:val="center"/>
             </w:pPr>
             <w:r>
+              <w:t xml:space="preserve">Đạt</w:t>
+            </w:r>
+          </w:p>
+        </w:tc>
+        <w:tc>
+          <w:tcPr/>
+          <w:p>
+            <w:pPr>
+              <w:pStyle w:val="Compact"/>
+              <w:jc w:val="center"/>
+            </w:pPr>
+            <w:r>
               <w:t xml:space="preserve">✓</w:t>
             </w:r>
           </w:p>
@@ -6366,29 +6378,7 @@
               <w:jc w:val="center"/>
             </w:pPr>
             <w:r>
-              <w:t xml:space="preserve">✓</w:t>
-            </w:r>
-          </w:p>
-        </w:tc>
-        <w:tc>
-          <w:tcPr/>
-          <w:p>
-            <w:pPr>
-              <w:pStyle w:val="Compact"/>
-              <w:jc w:val="center"/>
-            </w:pPr>
-            <w:r>
-              <w:t xml:space="preserve">⚠</w:t>
-            </w:r>
-            <w:r>
-              <w:t xml:space="preserve"> </w:t>
-            </w:r>
-            <w:r>
-              <w:rPr>
-                <w:iCs/>
-                <w:i/>
-              </w:rPr>
-              <w:t xml:space="preserve">(gap de jure–de facto)</w:t>
+              <w:t xml:space="preserve">Một phần (chênh lệch de jure–de facto)</w:t>
             </w:r>
           </w:p>
         </w:tc>
@@ -6442,6 +6432,18 @@
               <w:jc w:val="center"/>
             </w:pPr>
             <w:r>
+              <w:t xml:space="preserve">Không</w:t>
+            </w:r>
+          </w:p>
+        </w:tc>
+        <w:tc>
+          <w:tcPr/>
+          <w:p>
+            <w:pPr>
+              <w:pStyle w:val="Compact"/>
+              <w:jc w:val="center"/>
+            </w:pPr>
+            <w:r>
               <w:t xml:space="preserve">✗</w:t>
             </w:r>
           </w:p>
@@ -6454,19 +6456,7 @@
               <w:jc w:val="center"/>
             </w:pPr>
             <w:r>
-              <w:t xml:space="preserve">✗</w:t>
-            </w:r>
-          </w:p>
-        </w:tc>
-        <w:tc>
-          <w:tcPr/>
-          <w:p>
-            <w:pPr>
-              <w:pStyle w:val="Compact"/>
-              <w:jc w:val="center"/>
-            </w:pPr>
-            <w:r>
-              <w:t xml:space="preserve">⚠–✗</w:t>
+              <w:t xml:space="preserve">Một phần đến Không</w:t>
             </w:r>
           </w:p>
         </w:tc>
@@ -6865,7 +6855,7 @@
         <w:t xml:space="preserve">(a) Hình dạng đường cong quốc tế hóa – hiệu quả</w:t>
       </w:r>
       <w:r>
-        <w:t xml:space="preserve">: Việt Nam → U ngược, điểm uốn ≈ 39–46% FSTS; Singapore → tuyến tính dương + bậc hai nhẹ, điểm uốn ≈ 88,6% FSTS (điểm uốn này nằm sát/ngoài miền dữ liệu với khoảng tin cậy bootstrap rất rộng, nên được diễn giải là quan hệ</w:t>
+        <w:t xml:space="preserve">: Việt Nam sang U ngược, điểm uốn ≈ 39–46% FSTS; Singapore sang tuyến tính dương + bậc hai nhẹ, điểm uốn ≈ 88,6% FSTS (điểm uốn này nằm sát/ngoài miền dữ liệu với khoảng tin cậy bootstrap rất rộng, nên được diễn giải là quan hệ</w:t>
       </w:r>
       <w:r>
         <w:t xml:space="preserve"> </w:t>
@@ -6896,7 +6886,7 @@
         <w:t xml:space="preserve">(b) Cơ chế DAI</w:t>
       </w:r>
       <w:r>
-        <w:t xml:space="preserve">: Việt Nam (Tier 1 = website only) →</w:t>
+        <w:t xml:space="preserve">: Việt Nam (Tier 1 = website only) sang</w:t>
       </w:r>
       <w:r>
         <w:t xml:space="preserve"> </w:t>
@@ -6909,7 +6899,7 @@
         <w:t xml:space="preserve">phụ thuộc giai đoạn</w:t>
       </w:r>
       <w:r>
-        <w:t xml:space="preserve">: tương tác DAI×FSTS âm ở FSTS cao, Tier 1 trở thành điểm nghẽn. Singapore (Tier 1+2) →</w:t>
+        <w:t xml:space="preserve">: tương tác DAI×FSTS âm ở FSTS cao, Tier 1 trở thành điểm nghẽn. Singapore (Tier 1+2) sang</w:t>
       </w:r>
       <w:r>
         <w:t xml:space="preserve"> </w:t>
@@ -7019,7 +7009,7 @@
               <w:jc w:val="left"/>
             </w:pPr>
             <w:r>
-              <w:t xml:space="preserve">Châu Á không phải là một khối đồng nhất về thể chế. Các meta-analysis (Marano et al., 2016; Wu et al., 2022) đã ghi nhận rằng bối cảnh thể chế là biến điều tiết quan trọng nhất trong quan hệ quốc tế hóa → hiệu quả, nhưng không có nghiên cứu nào thiết lập hệ thống phân loại thể chế toàn diện cho 50 nền kinh tế châu Á (khung mô tả). Khung phân loại ICRV (Institutional Context Regime Variation, Biến thiên chế độ bối cảnh thể chế) được đề xuất trong chuyên đề này nhằm lấp khoảng trống đó, dựa trên bốn nguyên tắc:</w:t>
+              <w:t xml:space="preserve">Châu Á không phải là một khối đồng nhất về thể chế. Các meta-analysis (Marano et al., 2016; Wu et al., 2022) đã ghi nhận rằng bối cảnh thể chế là biến điều tiết quan trọng nhất trong quan hệ quốc tế hóa – hiệu quả, nhưng không có nghiên cứu nào thiết lập hệ thống phân loại thể chế toàn diện cho 50 nền kinh tế châu Á (khung mô tả). Khung phân loại ICRV (Institutional Context Regime Variation, Biến thiên chế độ bối cảnh thể chế) được đề xuất trong chuyên đề này nhằm lấp khoảng trống đó, dựa trên bốn nguyên tắc:</w:t>
             </w:r>
           </w:p>
         </w:tc>
@@ -7183,7 +7173,7 @@
               <w:t xml:space="preserve">Nhóm II, Advanced tài nguyên dẫn dắt</w:t>
             </w:r>
             <w:r>
-              <w:t xml:space="preserve">: WGI Rule of Law trung bình (+0,00 → +0,50); GNI bình quân đầu người &gt;20.000 USD; GDP tăng trưởng dựa trên xuất khẩu tài nguyên thiên nhiên (dầu mỏ, khí đốt, khoáng sản). Bằng chứng WBES: FDI cao hướng khai thác tài nguyên; phân tán năng suất trong đợt thấp ở các nền lớn nhất khối (Saudi Arabia 0,49; Qatar 0,33, đặc trưng nhà nước tô san bằng phân phối).</w:t>
+              <w:t xml:space="preserve">: WGI Rule of Law trung bình (+0,00 sang +0,50); GNI bình quân đầu người &gt;20.000 USD; GDP tăng trưởng dựa trên xuất khẩu tài nguyên thiên nhiên (dầu mỏ, khí đốt, khoáng sản). Bằng chứng WBES: FDI cao hướng khai thác tài nguyên; phân tán năng suất trong đợt thấp ở các nền lớn nhất khối (Saudi Arabia 0,49; Qatar 0,33, đặc trưng nhà nước tô san bằng phân phối).</w:t>
             </w:r>
           </w:p>
         </w:tc>
@@ -7204,7 +7194,7 @@
               <w:t xml:space="preserve">Nhóm III, Trung bình cao (Upper-middle)</w:t>
             </w:r>
             <w:r>
-              <w:t xml:space="preserve">: WGI Rule of Law 0,00 → +0,80; GNI bình quân đầu người 5.000–20.000 USD; nền kinh tế chuyển đổi từ sản xuất sang dịch vụ, với R&amp;D đang tăng (đặc biệt Trung Quốc). Pattern WBES: FSTS sản xuất cao, doanh nghiệp xuất khẩu tăng mạnh giữa hai kỳ khảo sát (+12,5 điểm phần trăm).</w:t>
+              <w:t xml:space="preserve">: WGI Rule of Law 0,00 sang +0,80; GNI bình quân đầu người 5.000–20.000 USD; nền kinh tế chuyển đổi từ sản xuất sang dịch vụ, với R&amp;D đang tăng (đặc biệt Trung Quốc). Pattern WBES: FSTS sản xuất cao, doanh nghiệp xuất khẩu tăng mạnh giữa hai kỳ khảo sát (+12,5 điểm phần trăm).</w:t>
             </w:r>
           </w:p>
         </w:tc>
@@ -7225,7 +7215,7 @@
               <w:t xml:space="preserve">Nhóm IV, Chuyển đổi thu nhập trung bình–thấp (Lower-middle transition)</w:t>
             </w:r>
             <w:r>
-              <w:t xml:space="preserve">: WGI Rule of Law -0,50 → 0,00; GNI bình quân đầu người 1.000–5.000 USD; tốc độ tăng trưởng cao nhưng gap de jure–de facto lớn (Xu, 2024); sản xuất FDI-driven dẫn dắt xuất khẩu ở khối ASEAN. Pattern WBES: FSTS phân cực cao/thấp trong nội bộ nhóm; FDI thấp nhất (3,1%) do doanh nghiệp nội địa chi phối mẫu.</w:t>
+              <w:t xml:space="preserve">: WGI Rule of Law -0,50 xuống 0,00; GNI bình quân đầu người 1.000–5.000 USD; tốc độ tăng trưởng cao nhưng gap de jure–de facto lớn (Xu, 2024); sản xuất FDI-driven dẫn dắt xuất khẩu ở khối ASEAN. Pattern WBES: FSTS phân cực cao/thấp trong nội bộ nhóm; FDI thấp nhất (3,1%) do doanh nghiệp nội địa chi phối mẫu.</w:t>
             </w:r>
           </w:p>
         </w:tc>
@@ -7805,7 +7795,7 @@
                 <w:iCs/>
                 <w:i/>
               </w:rPr>
-              <w:t xml:space="preserve">Nguồn: Tổng hợp từ World Bank Enterprise Surveys (2025); WGI từ Kaufmann et al. (2011); GNI từ World Bank (2025, tháng 7). Cột sd log LP: trung vị độ lệch chuẩn ln(năng suất lao động) tính trong từng đợt khảo sát (Bảng 2.3.3.1). Pattern quốc tế hóa → hiệu quả từ các nghiên cứu thành phần của luận án (Đỗ &amp; Phan, 2026, VEFR, JABS, JFAR, MIR).</w:t>
+              <w:t xml:space="preserve">Nguồn: Tổng hợp từ World Bank Enterprise Surveys (2025); WGI từ Kaufmann et al. (2011); GNI từ World Bank (2025, tháng 7). Cột sd log LP: trung vị độ lệch chuẩn ln(năng suất lao động) tính trong từng đợt khảo sát (Bảng 2.3.3.1). Pattern quốc tế hóa – hiệu quả từ các nghiên cứu thành phần của luận án (Đỗ &amp; Phan, 2026, VEFR, JABS, JFAR, MIR).</w:t>
             </w:r>
           </w:p>
         </w:tc>
@@ -8729,7 +8719,7 @@
           <w:bCs/>
           <w:b/>
         </w:rPr>
-        <w:t xml:space="preserve">0,50 (Nhóm I) → 0,45 (III) → 0,35 (IV)</w:t>
+        <w:t xml:space="preserve">0,50 (Nhóm I) rồi 0,45 (III) rồi 0,35 (IV)</w:t>
       </w:r>
       <w:r>
         <w:t xml:space="preserve">; Nhóm V–VI có outlier mạnh nên chỉ đọc trung vị (V≈0,41; VI≈0,47), thể chế yếu đi kèm biên lợi nhuận mỏng hơn, nhất quán với Lý thuyết thể chế (chi phí giao dịch cao bào mòn biên). (3) Suy diễn về</w:t>
@@ -8748,7 +8738,7 @@
         <w:t xml:space="preserve"> </w:t>
       </w:r>
       <w:r>
-        <w:t xml:space="preserve">trong quan hệ quốc tế hóa → hiệu quả được neo vào bằng chứng suy diễn ở meta-analysis của luận án (</w:t>
+        <w:t xml:space="preserve">trong quan hệ quốc tế hóa – hiệu quả được neo vào bằng chứng suy diễn ở meta-analysis của luận án (</w:t>
       </w:r>
       <m:oMath>
         <m:sSub>
@@ -10398,7 +10388,7 @@
         <w:t xml:space="preserve"> </w:t>
       </w:r>
       <w:r>
-        <w:t xml:space="preserve">phản ánh đổi mới bằng nguồn lực hạn chế, sáng tạo không chính thức bù đắp thiếu hụt nguồn lực; website 41,5% ngang nhóm Đang nổi dù GNI thấp hơn đáng kể. Gradient năng lực thể chế vẫn rõ ở các biến nền tảng: R&amp;D giảm từ 20,5% (Nhóm I) xuống 10,2% (Nhóm VI); ISO 35,0%→12,2%; website 61,7%→41,5%. Phân tách rõ TCI so với DAI, kế thừa Đỗ &amp; Phan (2026, VEFR).</w:t>
+        <w:t xml:space="preserve">phản ánh đổi mới bằng nguồn lực hạn chế, sáng tạo không chính thức bù đắp thiếu hụt nguồn lực; website 41,5% ngang nhóm Đang nổi dù GNI thấp hơn đáng kể. Gradient năng lực thể chế vẫn rõ ở các biến nền tảng: R&amp;D giảm từ 20,5% (Nhóm I) xuống 10,2% (Nhóm VI); ISO 35,0% rồi 12,2%; website 61,7% rồi 41,5%. Phân tách rõ TCI so với DAI, kế thừa Đỗ &amp; Phan (2026, VEFR).</w:t>
       </w:r>
     </w:p>
     <w:bookmarkEnd w:id="46"/>
@@ -11539,7 +11529,7 @@
         <w:t xml:space="preserve">power_outage_intensity</w:t>
       </w:r>
       <w:r>
-        <w:t xml:space="preserve">. Sự hiện diện đồng thời của nhiều voids thể chế tại Nhóm V giải thích tại sao quan hệ quốc tế hóa → hiệu quả ở nhóm này yếu và không đơn điệu.</w:t>
+        <w:t xml:space="preserve">. Sự hiện diện đồng thời của nhiều voids thể chế tại Nhóm V giải thích tại sao quan hệ quốc tế hóa – hiệu quả ở nhóm này yếu và không đơn điệu.</w:t>
       </w:r>
     </w:p>
     <w:p>
@@ -15580,13 +15570,13 @@
     </w:p>
     <w:bookmarkEnd w:id="56"/>
     <w:bookmarkEnd w:id="57"/>
-    <w:bookmarkStart w:id="66" w:name="bảy-tiểu-cảnh-điển-hình"/>
+    <w:bookmarkStart w:id="66" w:name="bảy-trường-hợp-điển-hình"/>
     <w:p>
       <w:pPr>
         <w:pStyle w:val="Heading3"/>
       </w:pPr>
       <w:r>
-        <w:t xml:space="preserve">2.3.7 Bảy tiểu cảnh điển hình</w:t>
+        <w:t xml:space="preserve">2.3.7 Bảy trường hợp điển hình</w:t>
       </w:r>
     </w:p>
     <w:bookmarkStart w:id="58" w:name="X3055a7db7274e37a9f2c0231dbf16e1af51dbc7"/>
@@ -15619,7 +15609,7 @@
         <w:t xml:space="preserve"> </w:t>
       </w:r>
       <w:r>
-        <w:t xml:space="preserve">của nhóm Advanced đổi mới sáng tạo dẫn dắt. Theo nghiên cứu Singapore (Mar, Đỗ &amp; Phan, 2026, MIR under review): R² hiệu chỉnh = 0,196; tương tác FSTS² × DAI = 3,119 (p=0,005); điểm uốn ~88,6%.</w:t>
+        <w:t xml:space="preserve">của nhóm Advanced đổi mới sáng tạo dẫn dắt. Theo nghiên cứu Singapore (Mar, Đỗ &amp; Phan, 2026, MIR đang phản biện): R² hiệu chỉnh = 0,196; tương tác FSTS² × DAI = 3,119 (p=0,005); điểm uốn ~88,6%.</w:t>
       </w:r>
     </w:p>
     <w:p>
@@ -16129,7 +16119,7 @@
         <w:pStyle w:val="FirstParagraph"/>
       </w:pPr>
       <w:r>
-        <w:t xml:space="preserve">FSTS 23,2% → 17,9% → 16,1% (suy giảm theo thời gian); doanh nghiệp xuất khẩu 37,1% → 23,8%; ISO 17–23%; R&amp;D 6,1% (2023). Pattern</w:t>
+        <w:t xml:space="preserve">FSTS 23,2% rồi 17,9% rồi 16,1% (suy giảm theo thời gian); doanh nghiệp xuất khẩu 37,1% rồi 23,8%; ISO 17–23%; R&amp;D 6,1% (2023). Pattern</w:t>
       </w:r>
       <w:r>
         <w:t xml:space="preserve"> </w:t>
@@ -16219,7 +16209,7 @@
         <w:pStyle w:val="FirstParagraph"/>
       </w:pPr>
       <w:r>
-        <w:t xml:space="preserve">FSTS 10,9% → 8,8%; FDI ≥10% chiếm 6,0%. Quan hệ FSTS – năng suất có dạng hàm bậc hai (U ngược) với điểm uốn ~47,5% (Đỗ &amp; Phan, 2026, JFAR).</w:t>
+        <w:t xml:space="preserve">FSTS 10,9% rồi 8,8%; FDI ≥10% chiếm 6,0%. Quan hệ FSTS – năng suất có dạng hàm bậc hai (U ngược) với điểm uốn ~47,5% (Đỗ &amp; Phan, 2026, JFAR).</w:t>
       </w:r>
       <w:r>
         <w:t xml:space="preserve"> </w:t>
@@ -16278,7 +16268,7 @@
         <w:t xml:space="preserve">Asian Development Review, 43</w:t>
       </w:r>
       <w:r>
-        <w:t xml:space="preserve">(1), 37–75), panel 4.293 doanh nghiệp Ấn Độ 2006–2019: FDI là kênh lan tỏa ngang quan trọng nhất; doanh nghiệp lớn thu nhận lan tỏa nhiều hơn; FDI tăng từ 1,705 triệu USD (1990–2000) → 42,396 triệu USD (2012–2022); R&amp;D trì trệ ở 0,7% GDP.</w:t>
+        <w:t xml:space="preserve">(1), 37–75), panel 4.293 doanh nghiệp Ấn Độ 2006–2019: FDI là kênh lan tỏa ngang quan trọng nhất; doanh nghiệp lớn thu nhận lan tỏa nhiều hơn; FDI tăng từ 1,705 triệu USD (1990–2000) rồi 42,396 triệu USD (2012–2022); R&amp;D trì trệ ở 0,7% GDP.</w:t>
       </w:r>
     </w:p>
     <w:bookmarkEnd w:id="62"/>
@@ -16296,17 +16286,17 @@
         <w:pStyle w:val="FirstParagraph"/>
       </w:pPr>
       <w:r>
-        <w:t xml:space="preserve">FSTS đình trệ 4–6% (5,8% → 3,9% → 4,2%); FDI ≥10% giảm</w:t>
-      </w:r>
-      <w:r>
-        <w:t xml:space="preserve"> </w:t>
-      </w:r>
-      <w:r>
-        <w:rPr>
-          <w:bCs/>
-          <w:b/>
-        </w:rPr>
-        <w:t xml:space="preserve">7,2% → 4,2%</w:t>
+        <w:t xml:space="preserve">FSTS đình trệ 4–6% (5,8% rồi 3,9% rồi 4,2%); FDI ≥10% giảm</w:t>
+      </w:r>
+      <w:r>
+        <w:t xml:space="preserve"> </w:t>
+      </w:r>
+      <w:r>
+        <w:rPr>
+          <w:bCs/>
+          <w:b/>
+        </w:rPr>
+        <w:t xml:space="preserve">7,2% rồi 4,2%</w:t>
       </w:r>
       <w:r>
         <w:t xml:space="preserve">; website dao động 39–49%. Pattern</w:t>
@@ -16541,7 +16531,7 @@
           <w:iCs/>
           <w:i/>
         </w:rPr>
-        <w:t xml:space="preserve">Ma trận so sánh đa chiều bảy tiểu cảnh điển hình.</w:t>
+        <w:t xml:space="preserve">Ma trận so sánh đa chiều bảy trường hợp điển hình.</w:t>
       </w:r>
     </w:p>
     <w:tbl>
@@ -18710,7 +18700,7 @@
         <w:t xml:space="preserve">(vii) Pattern phi tuyến FDI ≥10%</w:t>
       </w:r>
       <w:r>
-        <w:t xml:space="preserve">, dạng chữ U với cực tiểu ở Nhóm IV (3,1%): Advanced 10,6–13,6% → Nhóm IV 3,1% → SIDS 20,0%. Hai mô hình FDI: MNE hub (Advanced) và du lịch/viễn thông (SIDS).</w:t>
+        <w:t xml:space="preserve">, dạng chữ U với cực tiểu ở Nhóm IV (3,1%): Advanced 10,6–13,6% sang Nhóm IV 3,1% sang SIDS 20,0%. Hai mô hình FDI: MNE hub (Advanced) và du lịch/viễn thông (SIDS).</w:t>
       </w:r>
     </w:p>
     <w:p>
@@ -18867,7 +18857,7 @@
           <w:bCs/>
           <w:b/>
         </w:rPr>
-        <w:t xml:space="preserve">Ánh xạ khoảng trống → câu hỏi nghiên cứu cho Chuyên đề 2.</w:t>
+        <w:t xml:space="preserve">Ánh xạ khoảng trống sang câu hỏi nghiên cứu cho Chuyên đề 2.</w:t>
       </w:r>
       <w:r>
         <w:t xml:space="preserve"> </w:t>
@@ -18895,7 +18885,7 @@
           <w:iCs/>
           <w:i/>
         </w:rPr>
-        <w:t xml:space="preserve">Ánh xạ khoảng trống thực trạng (CĐ1) → câu hỏi nghiên cứu (CĐ2).</w:t>
+        <w:t xml:space="preserve">Ánh xạ khoảng trống thực trạng (CĐ1) sang câu hỏi nghiên cứu (CĐ2).</w:t>
       </w:r>
     </w:p>
     <w:tbl>
@@ -19645,7 +19635,7 @@
         <w:t xml:space="preserve">(3) Phân biệt FDI chiến lược với FDI lắp ráp</w:t>
       </w:r>
       <w:r>
-        <w:t xml:space="preserve">: FSTS suy giảm 23,2% → 16,1% phản ánh FDI lắp ráp tăng nhưng giá trị gia tăng nội địa thấp. Các chỉ tiêu cần theo dõi: tỷ lệ R&amp;D/doanh thu, tỷ lệ nhà cung cấp nội địa Tier-1, bằng sáng chế đồng nộp.</w:t>
+        <w:t xml:space="preserve">: FSTS suy giảm 23,2% rồi 16,1% phản ánh FDI lắp ráp tăng nhưng giá trị gia tăng nội địa thấp. Các chỉ tiêu cần theo dõi: tỷ lệ R&amp;D/doanh thu, tỷ lệ nhà cung cấp nội địa Tier-1, bằng sáng chế đồng nộp.</w:t>
       </w:r>
     </w:p>
     <w:p>
@@ -19657,7 +19647,7 @@
           <w:bCs/>
           <w:b/>
         </w:rPr>
-        <w:t xml:space="preserve">(4) Tái định vị chuỗi giá trị toàn cầu: lắp ráp downstream → thiết kế và R&amp;D mid-stream</w:t>
+        <w:t xml:space="preserve">(4) Tái định vị chuỗi giá trị toàn cầu: lắp ráp downstream sang thiết kế và R&amp;D mid-stream</w:t>
       </w:r>
       <w:r>
         <w:t xml:space="preserve">: Việt Nam ở điểm uốn (39–46%). Trung Quốc R&amp;D 39,4% và điểm uốn cao hơn (47–49%) cho thấy: Sự chênh lệch điểm uốn giữa Trung Quốc (TP ~47–49%, Nhóm III) và Việt Nam (TP ~39–46%, Nhóm IV) phản ánh gradient ICRV, không phải gradient TCI. TCI nâng mặt bằng năng suất ở mọi mức FSTS (hiệu ứng level-shift) nhưng không trực tiếp quyết định vị trí điểm uốn, phân biệt hai cơ chế này là quan trọng cho hàm ý chính sách.</w:t>
@@ -19724,7 +19714,7 @@
         <w:t xml:space="preserve">PLMS Úc</w:t>
       </w:r>
       <w:r>
-        <w:t xml:space="preserve">: Học mô hình 30.000 lao động PICs/năm → triển khai Vietnamese Skilled Worker Mobility Scheme (nông nghiệp công nghệ cao và chăm sóc người cao tuổi);</w:t>
+        <w:t xml:space="preserve">: Học mô hình 30.000 lao động PICs/năm sang triển khai Vietnamese Skilled Worker Mobility Scheme (nông nghiệp công nghệ cao và chăm sóc người cao tuổi);</w:t>
       </w:r>
       <w:r>
         <w:t xml:space="preserve"> </w:t>
@@ -19846,7 +19836,7 @@
         <w:t xml:space="preserve">Mô hình ưu tiên Việt Nam Tier-1.5</w:t>
       </w:r>
       <w:r>
-        <w:t xml:space="preserve">: VietQR (100% miễn phí) → Thương mại xã hội → Xuyên biên giới Shopee/Amazon → Cloud và AI cơ bản.</w:t>
+        <w:t xml:space="preserve">: VietQR (100% miễn phí) sang Thương mại xã hội sang Xuyên biên giới Shopee/Amazon sang Cloud và AI cơ bản.</w:t>
       </w:r>
     </w:p>
     <w:bookmarkEnd w:id="78"/>
@@ -19879,7 +19869,7 @@
         <w:t xml:space="preserve">(1) Thay biến phụ thuộc</w:t>
       </w:r>
       <w:r>
-        <w:t xml:space="preserve">: ln(LP) → ROS, tăng trưởng doanh thu, tăng trưởng việc làm. Kết quả chính cần bền vững ≥ 2/3 biến phụ thuộc.</w:t>
+        <w:t xml:space="preserve">: ln(LP) sang ROS, tăng trưởng doanh thu, tăng trưởng việc làm. Kết quả chính cần bền vững ≥ 2/3 biến phụ thuộc.</w:t>
       </w:r>
     </w:p>
     <w:p>
@@ -19909,7 +19899,7 @@
         <w:t xml:space="preserve">(3) Thay phương pháp</w:t>
       </w:r>
       <w:r>
-        <w:t xml:space="preserve">: OLS → hồi quy phân vị (p25/p50/p75); bootstrap SE 500 lần lặp; HC3.</w:t>
+        <w:t xml:space="preserve">: OLS sang hồi quy phân vị (p25/p50/p75); bootstrap SE 500 lần lặp; HC3.</w:t>
       </w:r>
     </w:p>
     <w:p>

--- a/dist/chuyen_de_1/00_cd1_ctu_final_vi.docx
+++ b/dist/chuyen_de_1/00_cd1_ctu_final_vi.docx
@@ -1488,7 +1488,7 @@
               <w:jc w:val="left"/>
             </w:pPr>
             <w:r>
-              <w:t xml:space="preserve">12 nền kinh tế trong đợt khảo sát 2025</w:t>
+              <w:t xml:space="preserve">13 nền kinh tế trong đợt khảo sát 2025</w:t>
             </w:r>
           </w:p>
         </w:tc>
@@ -4872,7 +4872,7 @@
         <w:t xml:space="preserve">Bằng chứng cho khung lý thuyết phi tuyến và điều tiết đa tầng</w:t>
       </w:r>
       <w:r>
-        <w:t xml:space="preserve">, gradient cường độ rõ rệt của các hệ số tương quan xuyên 6 nhóm thể chế (đặc biệt: tương quan FSTS–năng suất giảm dần từ +0,163 ở Nhóm I xuống mất ý nghĩa ở SIDS) là cơ sở thực tiễn cho các giả thuyết của Chuyên đề 2.</w:t>
+        <w:t xml:space="preserve">, gradient cường độ rõ rệt của các hệ số tương quan xuyên 6 nhóm thể chế (đặc biệt: tương quan FSTS–năng suất giảm dần từ +0,139 ở Nhóm I xuống mất ý nghĩa ở SIDS) là cơ sở thực tiễn cho các giả thuyết của Chuyên đề 2.</w:t>
       </w:r>
     </w:p>
     <w:p>
@@ -5269,7 +5269,7 @@
         <w:t xml:space="preserve">Hài hòa hóa xuyên ba thế hệ schema</w:t>
       </w:r>
       <w:r>
-        <w:t xml:space="preserve">: World Bank Enterprise Surveys trải qua ba thế hệ schema trong giai đoạn nghiên cứu. Thế hệ 1, PICS3/MENA-WBES (2006–2012, 18 đợt, n=8.048): bảng hỏi PICS3 cho khu vực Đông Nam Á và Trung Á. Thế hệ 2, Standardized (2013–2017, 27 đợt, n=23.940): áp dụng đồng nhất xuyên toàn cầu từ 2013. Thế hệ 3, BREADY/BEE/EAP Core (2018–2026, 57 đợt, n=54.713): tích hợp thanh toán điện tử, điện toán đám mây, ngân hàng di động vào các module bổ sung, gây</w:t>
+        <w:t xml:space="preserve">: World Bank Enterprise Surveys trải qua ba thế hệ schema trong giai đoạn nghiên cứu. Thế hệ 1, PICS3/MENA-WBES (2006–2012, 18 đợt, n=8.048): bảng hỏi PICS3 cho khu vực Đông Nam Á và Trung Á. Thế hệ 2, Standardized (2013–2017, 27 đợt, n=23.940): áp dụng đồng nhất xuyên toàn cầu từ 2013. Thế hệ 3, BREADY/BEE/EAP Core (2018–2026, 58 đợt, n=56.881): tích hợp thanh toán điện tử, điện toán đám mây, ngân hàng di động vào các module bổ sung, gây</w:t>
       </w:r>
       <w:r>
         <w:t xml:space="preserve"> </w:t>
@@ -5318,7 +5318,7 @@
         <w:t xml:space="preserve">Hệ thống phòng thủ ba tầng cho đứt gãy schema BREADY 2025</w:t>
       </w:r>
       <w:r>
-        <w:t xml:space="preserve">: Đợt 2025 (12 nền kinh tế, n=14.712 doanh nghiệp, 17,0% pool) sử dụng schema mới BREADY gây biến động bất thường: Ấn Độ FSTS giảm từ 7,7% xuống 2,7%; R&amp;D nhiều nước tăng đột biến do hiệu ứng bảng hỏi chứ không phải thực tế. Ba đề xuất phương pháp: (3a) biến giả</w:t>
+        <w:t xml:space="preserve">: Đợt 2025 (13 nền kinh tế, n=16.880 doanh nghiệp, 19,0% pool — gồm Nhật Bản khảo sát lần đầu) sử dụng schema mới BREADY gây biến động bất thường: Ấn Độ FSTS giảm từ 7,7% xuống 2,7%; R&amp;D nhiều nước tăng đột biến do hiệu ứng bảng hỏi chứ không phải thực tế. Ba đề xuất phương pháp: (3a) biến giả</w:t>
       </w:r>
       <w:r>
         <w:t xml:space="preserve"> </w:t>
@@ -5935,7 +5935,7 @@
         <w:t xml:space="preserve"> </w:t>
       </w:r>
       <w:r>
-        <w:t xml:space="preserve">(Barney, 1991; Teece et al., 1997; Wernerfelt, 1984): Doanh nghiệp đạt lợi thế cạnh tranh bền vững thông qua nguồn lực VRIN và khả năng tái cấu hình năng lực theo biến động môi trường. Hàm ý cho chuyên đề: (a) TCI (năng lực công nghệ) là proxy cho nguồn lực khó sao chép, giải thích tại sao Advanced innovation-driven (ISO 29,9%, R&amp;D 16,7%) có năng suất vượt trội; (b) năng lực hấp thụ (Cohen &amp; Levinthal, 1990) giải thích tại sao tác động lan tỏa FDI tích cực hơn ở Ấn Độ với R&amp;D 19,8% so với Việt Nam 6,1%.</w:t>
+        <w:t xml:space="preserve">(Barney, 1991; Teece et al., 1997; Wernerfelt, 1984): Doanh nghiệp đạt lợi thế cạnh tranh bền vững thông qua nguồn lực VRIN và khả năng tái cấu hình năng lực theo biến động môi trường. Hàm ý cho chuyên đề: (a) TCI (năng lực công nghệ) là proxy cho nguồn lực khó sao chép, giải thích tại sao Advanced innovation-driven (ISO 32,5%, R&amp;D 21,0%) có năng suất vượt trội; (b) năng lực hấp thụ (Cohen &amp; Levinthal, 1990) giải thích tại sao tác động lan tỏa FDI tích cực hơn ở Ấn Độ với R&amp;D 19,8% so với Việt Nam 6,1%.</w:t>
       </w:r>
     </w:p>
     <w:p>
@@ -7859,23 +7859,23 @@
         <w:t xml:space="preserve">103 cặp nền kinh tế × năm</w:t>
       </w:r>
       <w:r>
-        <w:t xml:space="preserve">, giai đoạn 2006–2026 (bao gồm Kiribati 2025, đợt khảo sát WBES đầu tiên của nền kinh tế này). Tổng hợp này kế thừa và mở rộng từ pool 17 nền châu Á mới nổi (~40.633 doanh nghiệp) của Đỗ &amp; Phan (2026, VEFR), gấp hơn 2 lần. Phân bố theo nhóm ICRV: Nhóm IV Chuyển đổi TB-thấp 45.003 (51,9%), Nhóm V Đang nổi 18.957 (21,9%), Nhóm III Trung bình cao 13.993 (16,1%), Nhóm I Advanced đổi mới 6.390 (7,2%), Nhóm VI SIDS 2.295 (2,6%), Nhóm II Advanced tài nguyên 2.231 (2,6%). Có</w:t>
-      </w:r>
-      <w:r>
-        <w:t xml:space="preserve"> </w:t>
-      </w:r>
-      <w:r>
-        <w:rPr>
-          <w:bCs/>
-          <w:b/>
-        </w:rPr>
-        <w:t xml:space="preserve">12 nền kinh tế khảo sát năm 2025</w:t>
-      </w:r>
-      <w:r>
-        <w:t xml:space="preserve"> </w:t>
-      </w:r>
-      <w:r>
-        <w:t xml:space="preserve">với 14.712 doanh nghiệp (17,0% pool); đợt khảo sát Nepal 2025 dùng bảng hỏi BREADY Micro (doanh nghiệp siêu nhỏ), không phải cross-section chuẩn nên không thuộc pool, chỉ được nhắc đến như tham chiếu.</w:t>
+        <w:t xml:space="preserve">, giai đoạn 2006–2026 (bao gồm Kiribati 2025, đợt khảo sát WBES đầu tiên của nền kinh tế này). Tổng hợp này kế thừa và mở rộng từ pool 17 nền châu Á mới nổi (~40.633 doanh nghiệp) của Đỗ &amp; Phan (2026, VEFR), gấp hơn 2 lần. Phân bố theo nhóm ICRV: Nhóm IV Chuyển đổi TB-thấp 45.003 (50,6%), Nhóm V Đang nổi 18.957 (21,3%), Nhóm III Trung bình cao 13.993 (15,7%), Nhóm I Advanced đổi mới 6.390 (7,2%), Nhóm VI SIDS 2.295 (2,6%), Nhóm II Advanced tài nguyên 2.231 (2,5%). Có</w:t>
+      </w:r>
+      <w:r>
+        <w:t xml:space="preserve"> </w:t>
+      </w:r>
+      <w:r>
+        <w:rPr>
+          <w:bCs/>
+          <w:b/>
+        </w:rPr>
+        <w:t xml:space="preserve">13 nền kinh tế khảo sát năm 2025</w:t>
+      </w:r>
+      <w:r>
+        <w:t xml:space="preserve"> </w:t>
+      </w:r>
+      <w:r>
+        <w:t xml:space="preserve">với 16.880 doanh nghiệp (19,0% pool — gồm Nhật Bản, đợt khảo sát đầu tiên, n=2.168); đợt khảo sát Nepal 2025 dùng bảng hỏi BREADY Micro (doanh nghiệp siêu nhỏ), không phải cross-section chuẩn nên không thuộc pool, chỉ được nhắc đến như tham chiếu.</w:t>
       </w:r>
     </w:p>
     <w:p>
@@ -13895,7 +13895,7 @@
           <w:iCs/>
           <w:i/>
         </w:rPr>
-        <w:t xml:space="preserve">12 nền kinh tế trong đợt khảo sát 2025 (n=14.712; xếp theo quy mô mẫu).</w:t>
+        <w:t xml:space="preserve">13 nền kinh tế trong đợt khảo sát 2025 (n=16.880; xếp theo quy mô mẫu).</w:t>
       </w:r>
     </w:p>
     <w:tbl>
@@ -14148,6 +14148,152 @@
               <w:jc w:val="left"/>
             </w:pPr>
             <w:r>
+              <w:rPr>
+                <w:bCs/>
+                <w:b/>
+              </w:rPr>
+              <w:t xml:space="preserve">Nhật Bản</w:t>
+            </w:r>
+          </w:p>
+        </w:tc>
+        <w:tc>
+          <w:tcPr/>
+          <w:p>
+            <w:pPr>
+              <w:pStyle w:val="Compact"/>
+              <w:jc w:val="left"/>
+            </w:pPr>
+            <w:r>
+              <w:rPr>
+                <w:bCs/>
+                <w:b/>
+              </w:rPr>
+              <w:t xml:space="preserve">JPN</w:t>
+            </w:r>
+          </w:p>
+        </w:tc>
+        <w:tc>
+          <w:tcPr/>
+          <w:p>
+            <w:pPr>
+              <w:pStyle w:val="Compact"/>
+              <w:jc w:val="left"/>
+            </w:pPr>
+            <w:r>
+              <w:rPr>
+                <w:bCs/>
+                <w:b/>
+              </w:rPr>
+              <w:t xml:space="preserve">I</w:t>
+            </w:r>
+          </w:p>
+        </w:tc>
+        <w:tc>
+          <w:tcPr/>
+          <w:p>
+            <w:pPr>
+              <w:pStyle w:val="Compact"/>
+              <w:jc w:val="right"/>
+            </w:pPr>
+            <w:r>
+              <w:rPr>
+                <w:bCs/>
+                <w:b/>
+              </w:rPr>
+              <w:t xml:space="preserve">2.168</w:t>
+            </w:r>
+          </w:p>
+        </w:tc>
+        <w:tc>
+          <w:tcPr/>
+          <w:p>
+            <w:pPr>
+              <w:pStyle w:val="Compact"/>
+              <w:jc w:val="right"/>
+            </w:pPr>
+            <w:r>
+              <w:rPr>
+                <w:bCs/>
+                <w:b/>
+              </w:rPr>
+              <w:t xml:space="preserve">4,1</w:t>
+            </w:r>
+          </w:p>
+        </w:tc>
+        <w:tc>
+          <w:tcPr/>
+          <w:p>
+            <w:pPr>
+              <w:pStyle w:val="Compact"/>
+              <w:jc w:val="right"/>
+            </w:pPr>
+            <w:r>
+              <w:rPr>
+                <w:bCs/>
+                <w:b/>
+              </w:rPr>
+              <w:t xml:space="preserve">1,9</w:t>
+            </w:r>
+          </w:p>
+        </w:tc>
+        <w:tc>
+          <w:tcPr/>
+          <w:p>
+            <w:pPr>
+              <w:pStyle w:val="Compact"/>
+              <w:jc w:val="right"/>
+            </w:pPr>
+            <w:r>
+              <w:rPr>
+                <w:bCs/>
+                <w:b/>
+              </w:rPr>
+              <w:t xml:space="preserve">21,9</w:t>
+            </w:r>
+          </w:p>
+        </w:tc>
+        <w:tc>
+          <w:tcPr/>
+          <w:p>
+            <w:pPr>
+              <w:pStyle w:val="Compact"/>
+              <w:jc w:val="right"/>
+            </w:pPr>
+            <w:r>
+              <w:rPr>
+                <w:bCs/>
+                <w:b/>
+              </w:rPr>
+              <w:t xml:space="preserve">83,8</w:t>
+            </w:r>
+          </w:p>
+        </w:tc>
+        <w:tc>
+          <w:tcPr/>
+          <w:p>
+            <w:pPr>
+              <w:pStyle w:val="Compact"/>
+              <w:jc w:val="right"/>
+            </w:pPr>
+            <w:r>
+              <w:rPr>
+                <w:bCs/>
+                <w:b/>
+              </w:rPr>
+              <w:t xml:space="preserve">0,89</w:t>
+            </w:r>
+          </w:p>
+        </w:tc>
+      </w:tr>
+      <w:tr>
+        <w:tc>
+          <w:tcPr/>
+          <w:p>
+            <w:pPr>
+              <w:pStyle w:val="Compact"/>
+              <w:jc w:val="left"/>
+            </w:pPr>
+            <w:r>
               <w:t xml:space="preserve">Saudi Arabia</w:t>
             </w:r>
           </w:p>
@@ -17908,17 +18054,17 @@
         <w:t xml:space="preserve">FDI dương ở mọi nhóm</w:t>
       </w:r>
       <w:r>
-        <w:t xml:space="preserve">, mạnh hơn ở hai cực thể chế (Nhóm I +0,130 và SIDS +0,122), hai cơ chế khác nhau: MNE hub tại Advanced và FDI ngoại sinh tại SIDS; (5)</w:t>
-      </w:r>
-      <w:r>
-        <w:t xml:space="preserve"> </w:t>
-      </w:r>
-      <w:r>
-        <w:rPr>
-          <w:bCs/>
-          <w:b/>
-        </w:rPr>
-        <w:t xml:space="preserve">DAI dương ở mọi nhóm nhưng thấp nhất tại Nhóm I (+0,098)</w:t>
+        <w:t xml:space="preserve">, mạnh hơn ở hai cực thể chế (Nhóm I +0,104 và SIDS +0,122), hai cơ chế khác nhau: MNE hub tại Advanced và FDI ngoại sinh tại SIDS; (5)</w:t>
+      </w:r>
+      <w:r>
+        <w:t xml:space="preserve"> </w:t>
+      </w:r>
+      <w:r>
+        <w:rPr>
+          <w:bCs/>
+          <w:b/>
+        </w:rPr>
+        <w:t xml:space="preserve">DAI dương ở mọi nhóm nhưng thấp nhất tại Nhóm I (+0,090)</w:t>
       </w:r>
       <w:r>
         <w:t xml:space="preserve"> </w:t>
@@ -18685,7 +18831,7 @@
         <w:t xml:space="preserve"> </w:t>
       </w:r>
       <w:r>
-        <w:t xml:space="preserve">(đang phát triển). Phần bù tương quan DAI thấp nhất ở Nhóm I (+0,098) là dấu hiệu bão hòa Tier-1, xem kiểm định loại trừ ICT tại §2.3.4.3.</w:t>
+        <w:t xml:space="preserve">(đang phát triển). Phần bù tương quan DAI thấp nhất ở Nhóm I (+0,090) là dấu hiệu bão hòa Tier-1, xem kiểm định loại trừ ICT tại §2.3.4.3.</w:t>
       </w:r>
     </w:p>
     <w:p>
@@ -18715,7 +18861,7 @@
         <w:t xml:space="preserve">(viii) Đợt khảo sát 2025, mẫu đơn năm lớn nhất</w:t>
       </w:r>
       <w:r>
-        <w:t xml:space="preserve">: 12 nền kinh tế × 14.712 doanh nghiệp (17,0% pool). Ấn Độ FSTS sụt 5 điểm phần trăm (hiệu ứng schema); Fiji website 74,8% &gt; Singapore 66,1%; Kiribati đối lập cực đoan với Fiji.</w:t>
+        <w:t xml:space="preserve">: 13 nền kinh tế × 16.880 doanh nghiệp (19,0% pool, gồm Nhật Bản khảo sát lần đầu). Ấn Độ FSTS sụt 5 điểm phần trăm (hiệu ứng schema); Fiji website 74,8% &gt; Singapore 66,1%; Kiribati đối lập cực đoan với Fiji.</w:t>
       </w:r>
     </w:p>
     <w:p>
@@ -18815,7 +18961,7 @@
         <w:t xml:space="preserve">KT3, Xác nhận nhân quả Nghịch lý bão hòa số qua ước lượng biến công cụ</w:t>
       </w:r>
       <w:r>
-        <w:t xml:space="preserve">: Phần bù tương quan DAI suy giảm rõ ở Advanced (+0,098, thấp nhất sáu nhóm) có thể phản ánh: (a) bão hòa thực sự của Tier-1; (b) nhân quả ngược; (c) bias biến bỏ sót. Biến công cụ hợp lệ (độ phủ băng thông rộng) cần thiết để phân biệt.</w:t>
+        <w:t xml:space="preserve">: Phần bù tương quan DAI suy giảm rõ ở Advanced (+0,090, thấp nhất sáu nhóm) có thể phản ánh: (a) bão hòa thực sự của Tier-1; (b) nhân quả ngược; (c) bias biến bỏ sót. Biến công cụ hợp lệ (độ phủ băng thông rộng) cần thiết để phân biệt.</w:t>
       </w:r>
     </w:p>
     <w:p>
@@ -19463,7 +19609,7 @@
         <w:t xml:space="preserve">KL2, TCI là dịch chuyển mức phổ quát, DAI là khuếch đại phụ thuộc bối cảnh</w:t>
       </w:r>
       <w:r>
-        <w:t xml:space="preserve">: TCI tương quan dương mạnh và đồng đều ở mọi nhóm; phần bù DAI biến thiên cường độ gấp đôi giữa các nhóm ICRV (+0,098 ở Advanced so với +0,201 ở Advanced tài nguyên), đây là nội hàm cốt lõi của CDCM.</w:t>
+        <w:t xml:space="preserve">: TCI tương quan dương mạnh và đồng đều ở mọi nhóm; phần bù DAI biến thiên cường độ gấp đôi giữa các nhóm ICRV (+0,090 ở Advanced so với +0,201 ở Advanced tài nguyên), đây là nội hàm cốt lõi của CDCM.</w:t>
       </w:r>
     </w:p>
     <w:p>
@@ -20379,7 +20525,7 @@
         <w:pStyle w:val="BodyText"/>
       </w:pPr>
       <w:r>
-        <w:t xml:space="preserve">Hessels, J., &amp; Terjesen, S. (2010). Resource dependency and institutional theory perspectives on direct and indirect export choices.</w:t>
+        <w:t xml:space="preserve">Hertog, S. (2010).</w:t>
       </w:r>
       <w:r>
         <w:t xml:space="preserve"> </w:t>
@@ -20389,10 +20535,10 @@
           <w:iCs/>
           <w:i/>
         </w:rPr>
-        <w:t xml:space="preserve">Small Business Economics, 34</w:t>
-      </w:r>
-      <w:r>
-        <w:t xml:space="preserve">(2), 203–220. https://doi.org/10.1007/s11187-008-9156-4</w:t>
+        <w:t xml:space="preserve">Princes, brokers, and bureaucrats: Oil and the state in Saudi Arabia</w:t>
+      </w:r>
+      <w:r>
+        <w:t xml:space="preserve">. Cornell University Press.</w:t>
       </w:r>
     </w:p>
     <w:p>
@@ -20400,7 +20546,7 @@
         <w:pStyle w:val="BodyText"/>
       </w:pPr>
       <w:r>
-        <w:t xml:space="preserve">Hertog, S. (2010).</w:t>
+        <w:t xml:space="preserve">Hessels, J., &amp; Terjesen, S. (2010). Resource dependency and institutional theory perspectives on direct and indirect export choices.</w:t>
       </w:r>
       <w:r>
         <w:t xml:space="preserve"> </w:t>
@@ -20410,10 +20556,10 @@
           <w:iCs/>
           <w:i/>
         </w:rPr>
-        <w:t xml:space="preserve">Princes, brokers, and bureaucrats: Oil and the state in Saudi Arabia</w:t>
-      </w:r>
-      <w:r>
-        <w:t xml:space="preserve">. Cornell University Press.</w:t>
+        <w:t xml:space="preserve">Small Business Economics, 34</w:t>
+      </w:r>
+      <w:r>
+        <w:t xml:space="preserve">(2), 203–220. https://doi.org/10.1007/s11187-008-9156-4</w:t>
       </w:r>
     </w:p>
     <w:p>
@@ -20739,7 +20885,7 @@
         <w:pStyle w:val="BodyText"/>
       </w:pPr>
       <w:r>
-        <w:t xml:space="preserve">Peng, M. W., &amp; Ilinitch, A. Y. (1998). Export intermediary firms: A note on export development research.</w:t>
+        <w:t xml:space="preserve">Peng, M. W. (2001). The resource-based view and international business.</w:t>
       </w:r>
       <w:r>
         <w:t xml:space="preserve"> </w:t>
@@ -20749,10 +20895,10 @@
           <w:iCs/>
           <w:i/>
         </w:rPr>
-        <w:t xml:space="preserve">Journal of International Business Studies, 29</w:t>
-      </w:r>
-      <w:r>
-        <w:t xml:space="preserve">(3), 609–620. https://doi.org/10.1057/palgrave.jibs.8490011</w:t>
+        <w:t xml:space="preserve">Journal of Management, 27</w:t>
+      </w:r>
+      <w:r>
+        <w:t xml:space="preserve">(6), 803–829.</w:t>
       </w:r>
     </w:p>
     <w:p>
@@ -20760,7 +20906,7 @@
         <w:pStyle w:val="BodyText"/>
       </w:pPr>
       <w:r>
-        <w:t xml:space="preserve">Peng, M. W. (2001). The resource-based view and international business.</w:t>
+        <w:t xml:space="preserve">Peng, M. W., &amp; Ilinitch, A. Y. (1998). Export intermediary firms: A note on export development research.</w:t>
       </w:r>
       <w:r>
         <w:t xml:space="preserve"> </w:t>
@@ -20770,10 +20916,10 @@
           <w:iCs/>
           <w:i/>
         </w:rPr>
-        <w:t xml:space="preserve">Journal of Management, 27</w:t>
-      </w:r>
-      <w:r>
-        <w:t xml:space="preserve">(6), 803–829.</w:t>
+        <w:t xml:space="preserve">Journal of International Business Studies, 29</w:t>
+      </w:r>
+      <w:r>
+        <w:t xml:space="preserve">(3), 609–620. https://doi.org/10.1057/palgrave.jibs.8490011</w:t>
       </w:r>
     </w:p>
     <w:p>
@@ -20886,7 +21032,7 @@
         <w:pStyle w:val="BodyText"/>
       </w:pPr>
       <w:r>
-        <w:t xml:space="preserve">StartupBlink. (2026).</w:t>
+        <w:t xml:space="preserve">Stallkamp, M., &amp; Schotter, A. P. J. (2021). Platforms without borders?</w:t>
       </w:r>
       <w:r>
         <w:t xml:space="preserve"> </w:t>
@@ -20896,10 +21042,10 @@
           <w:iCs/>
           <w:i/>
         </w:rPr>
-        <w:t xml:space="preserve">Global startup ecosystem index 2026</w:t>
-      </w:r>
-      <w:r>
-        <w:t xml:space="preserve">. StartupBlink Research.</w:t>
+        <w:t xml:space="preserve">Global Strategy Journal, 11</w:t>
+      </w:r>
+      <w:r>
+        <w:t xml:space="preserve">(1), 58–80.</w:t>
       </w:r>
     </w:p>
     <w:p>
@@ -20907,7 +21053,7 @@
         <w:pStyle w:val="BodyText"/>
       </w:pPr>
       <w:r>
-        <w:t xml:space="preserve">Stallkamp, M., &amp; Schotter, A. P. J. (2021). Platforms without borders?</w:t>
+        <w:t xml:space="preserve">StartupBlink. (2026).</w:t>
       </w:r>
       <w:r>
         <w:t xml:space="preserve"> </w:t>
@@ -20917,10 +21063,10 @@
           <w:iCs/>
           <w:i/>
         </w:rPr>
-        <w:t xml:space="preserve">Global Strategy Journal, 11</w:t>
-      </w:r>
-      <w:r>
-        <w:t xml:space="preserve">(1), 58–80.</w:t>
+        <w:t xml:space="preserve">Global startup ecosystem index 2026</w:t>
+      </w:r>
+      <w:r>
+        <w:t xml:space="preserve">. StartupBlink Research.</w:t>
       </w:r>
     </w:p>
     <w:p>

--- a/dist/chuyen_de_1/00_cd1_ctu_final_vi.docx
+++ b/dist/chuyen_de_1/00_cd1_ctu_final_vi.docx
@@ -21,7 +21,7 @@
         <w:p>
           <w:r>
             <w:fldChar w:fldCharType="begin" w:dirty="true"/>
-            <w:instrText xml:space="preserve">TOC \o "1-2" \h \z \u</w:instrText>
+            <w:instrText xml:space="preserve">TOC \o "1-3" \h \z \u</w:instrText>
             <w:fldChar w:fldCharType="separate"/>
             <w:fldChar w:fldCharType="end"/>
           </w:r>
@@ -286,7 +286,7 @@
         <w:t xml:space="preserve">pool mô tả gồm 88.869 doanh nghiệp, 103 cặp nền kinh tế × năm</w:t>
       </w:r>
       <w:r>
-        <w:t xml:space="preserve">, kế thừa và mở rộng từ pool 17 nền châu Á mới nổi (~40.633 doanh nghiệp) đã được tác giả công bố trước đó (Đỗ &amp; Phan, 2026, VEFR). Khung phân loại thống nhất với bộ dữ liệu ước lượng của luận án (khung phân tích 91.982 doanh nghiệp / 49 nền; pool phân loại 96.415 doanh nghiệp / 52 nền).</w:t>
+        <w:t xml:space="preserve">, kế thừa và mở rộng từ pool 17 nền châu Á mới nổi (~40.633 doanh nghiệp) đã được tác giả công bố trước đó (Đỗ &amp; Phan, 2026, VEFR). Khung phân loại thống nhất với bộ dữ liệu ước lượng của luận án (khung phân tích 88.869 doanh nghiệp / 50 nền, gồm Nhật Bản; pool phân loại 96.415 doanh nghiệp / 52 nền).</w:t>
       </w:r>
     </w:p>
     <w:p>
@@ -358,7 +358,7 @@
           <w:iCs/>
           <w:i/>
         </w:rPr>
-        <w:t xml:space="preserve">của luận án và Chuyên đề 2: 91.982 doanh nghiệp / 49 nền (pool phân loại 96.415 / 52 nền), được hợp nhất và hài hòa hóa theo quy trình tại Phụ lục A của luận án, mọi kết quả kinh tế lượng được dẫn chiếu theo khung này. Trường hợp biên SIDS: Nhóm VI gồm 8 nền (7 Pacific + Timor-Leste); mẫu chính của nghiên cứu SIDS là 7 nền Pacific.</w:t>
+        <w:t xml:space="preserve">của luận án và Chuyên đề 2: 88.869 doanh nghiệp / 50 nền (gồm Nhật Bản; pool phân loại 96.415 / 52 nền), được hợp nhất và hài hòa hóa theo quy trình tại Phụ lục A của luận án, mọi kết quả kinh tế lượng được dẫn chiếu theo khung này; hồi quy toàn mẫu P7 chạy với M2 N=81.022 và M5 N=79.080. Sau khi đã chạy vòng tái ước lượng 50 nền gồm Nhật Bản, mô tả và ước lượng nay dùng chung MỘT khung 50 nền. Trường hợp biên SIDS: Nhóm VI gồm 8 nền (7 Pacific + Timor-Leste); mẫu chính của nghiên cứu SIDS là 7 nền Pacific.</w:t>
       </w:r>
     </w:p>
     <w:p>
@@ -520,7 +520,7 @@
         <w:t xml:space="preserve"> </w:t>
       </w:r>
       <w:r>
-        <w:t xml:space="preserve">(one standard cross-section per economy-year, waves from 2006 onward), building on and extending the 17-economy pool of emerging Asia (~40,633 firms) previously published by the author (Do &amp; Phan, 2026, VEFR). The classification is identical to the dissertation’s estimation dataset (analytic frame 91,982 firms / 49 economies; classification pool 96,415 firms / 52 economies).</w:t>
+        <w:t xml:space="preserve">(one standard cross-section per economy-year, waves from 2006 onward), building on and extending the 17-economy pool of emerging Asia (~40,633 firms) previously published by the author (Do &amp; Phan, 2026, VEFR). The classification is identical to the dissertation’s estimation dataset (analytic frame 88,869 firms / 50 economies, including Japan; classification pool 96,415 firms / 52 economies).</w:t>
       </w:r>
     </w:p>
     <w:p>
@@ -4164,7 +4164,7 @@
         <w:t xml:space="preserve">pool mô tả gồm 88.869 doanh nghiệp, 103 cặp nền kinh tế × năm (2006–2026)</w:t>
       </w:r>
       <w:r>
-        <w:t xml:space="preserve">, gấp hơn 2 lần phạm vi của Đỗ &amp; Phan (2026, VEFR), và khung phân loại thống nhất với bộ dữ liệu ước lượng của luận án (91.982 doanh nghiệp / 49 nền; pool phân loại 96.415 DN / 52 nền).</w:t>
+        <w:t xml:space="preserve">, gấp hơn 2 lần phạm vi của Đỗ &amp; Phan (2026, VEFR), và khung phân loại thống nhất với bộ dữ liệu ước lượng của luận án (88.869 doanh nghiệp / 50 nền, gồm Nhật Bản; pool phân loại 96.415 DN / 52 nền).</w:t>
       </w:r>
     </w:p>
     <w:p>
@@ -4661,7 +4661,7 @@
         <w:t xml:space="preserve">(1) Cross-sectional không cho phép suy luận nhân quả mạnh</w:t>
       </w:r>
       <w:r>
-        <w:t xml:space="preserve">: WBES là repeated cross-sections, không phải panel cân bằng. Kết luận nhân quả dựa trên ước lượng biến công cụ từ nghiên cứu Việt Nam và không thể khái quát trực tiếp sang 49 nền kinh tế trong khung phân tích.</w:t>
+        <w:t xml:space="preserve">: WBES là repeated cross-sections, không phải panel cân bằng. Kết luận nhân quả dựa trên ước lượng biến công cụ từ nghiên cứu Việt Nam và không thể khái quát trực tiếp sang 50 nền kinh tế (gồm Nhật Bản) trong khung phân tích.</w:t>
       </w:r>
     </w:p>
     <w:p>
@@ -4976,7 +4976,7 @@
         <w:t xml:space="preserve">pool mô tả gồm 88.869 doanh nghiệp, 50 nền kinh tế, 103 cặp nền kinh tế × năm (2006–2026)</w:t>
       </w:r>
       <w:r>
-        <w:t xml:space="preserve">, mỗi cặp nền kinh tế × năm lấy đúng một cross-section chuẩn, chỉ nhận đợt khảo sát từ 2006 trở đi (xem ghi chú dữ liệu ở Tóm tắt và Phụ lục A). Khung phân loại thống nhất với bộ dữ liệu ước lượng của luận án: 49 nền kinh tế (91.982 doanh nghiệp; pool phân loại 96.415 DN / 52 nền).</w:t>
+        <w:t xml:space="preserve">, mỗi cặp nền kinh tế × năm lấy đúng một cross-section chuẩn, chỉ nhận đợt khảo sát từ 2006 trở đi (xem ghi chú dữ liệu ở Tóm tắt và Phụ lục A). Khung phân loại thống nhất với bộ dữ liệu ước lượng của luận án: 50 nền kinh tế (88.869 doanh nghiệp, gồm Nhật Bản; pool phân loại 96.415 DN / 52 nền).</w:t>
       </w:r>
     </w:p>
     <w:p>
@@ -5303,7 +5303,7 @@
         <w:t xml:space="preserve"> </w:t>
       </w:r>
       <w:r>
-        <w:t xml:space="preserve">(Aguinis et al., 2019): chuyên đề trình bày rõ (i) định nghĩa tổng thể (50 nền kinh tế châu Á và Thái Bình Dương, phân tách 42 phạm vi chính và 8 trường hợp biên); (ii) quy trình lấy mẫu (lấy mẫu chính thức WBES); (iii) lý giải quy mô mẫu (pool mô tả 88.869 DN / 103 cặp; khung ước lượng 91.982 DN; pool phân loại 96.415 DN); (iv) xử lý giá trị thiếu (FSTS = d3b + d3c, winsorize 1/99); (v) xây dựng biến; (vi) độ tin cậy và giá trị (TCI đa thành phần; DAI đơn thành phần Spec 1, đa thành phần Spec 2); (vii) phương pháp ước lượng (mô tả trong CĐ1; OLS và biến công cụ trong CĐ2); (viii) khoa học mở, toàn bộ bảng và hình tái lập được từ gói tái lập kèm theo luận án.</w:t>
+        <w:t xml:space="preserve">(Aguinis et al., 2019): chuyên đề trình bày rõ (i) định nghĩa tổng thể (50 nền kinh tế châu Á và Thái Bình Dương, phân tách 42 phạm vi chính và 8 trường hợp biên); (ii) quy trình lấy mẫu (lấy mẫu chính thức WBES); (iii) lý giải quy mô mẫu (khung phân tích 88.869 DN / 103 cặp / 50 nền gồm Nhật Bản, dùng chung cho mô tả và ước lượng P7; pool phân loại 96.415 DN); (iv) xử lý giá trị thiếu (FSTS = d3b + d3c, winsorize 1/99); (v) xây dựng biến; (vi) độ tin cậy và giá trị (TCI đa thành phần; DAI đơn thành phần Spec 1, đa thành phần Spec 2); (vii) phương pháp ước lượng (mô tả trong CĐ1; OLS và biến công cụ trong CĐ2); (viii) khoa học mở, toàn bộ bảng và hình tái lập được từ gói tái lập kèm theo luận án.</w:t>
       </w:r>
     </w:p>
     <w:p>
@@ -6794,7 +6794,7 @@
         <w:t xml:space="preserve">Tuyên bố ranh giới đo lường</w:t>
       </w:r>
       <w:r>
-        <w:t xml:space="preserve">: Dữ liệu WBES của chuyên đề (pool mô tả 88.869 DN; khung ước lượng 91.982 DN / 49 nền) quan sát Tier 1–2, không Tier 3–4. Mọi lập luận về</w:t>
+        <w:t xml:space="preserve">: Dữ liệu WBES của chuyên đề (khung phân tích 88.869 DN / 50 nền, gồm Nhật Bản, dùng chung cho mô tả và ước lượng P7) quan sát Tier 1–2, không Tier 3–4. Mọi lập luận về</w:t>
       </w:r>
       <w:r>
         <w:t xml:space="preserve"> </w:t>
@@ -7676,7 +7676,7 @@
                 <w:iCs/>
                 <w:i/>
               </w:rPr>
-              <w:t xml:space="preserve">, dùng thống nhất trong luận án và hai chuyên đề. SIDS: mẫu chính của nghiên cứu chuyên sâu SIDS là 7 nền Pacific; kiểm định bền vững mở rộng 9 nền. Khung ước lượng đa quốc gia của luận án (P7) được chạy trên bộ dữ liệu ước lượng 49 nền/91.982 quan sát (pool phân loại 96.415 / 52 nền) theo đúng dữ liệu sẵn có tại thời điểm ước lượng; việc đưa Nhật Bản và các đợt mới nhất vào ước lượng là vòng tái ước lượng tiếp theo.</w:t>
+              <w:t xml:space="preserve">, dùng thống nhất trong luận án và hai chuyên đề. SIDS: mẫu chính của nghiên cứu chuyên sâu SIDS là 7 nền Pacific; kiểm định bền vững mở rộng 9 nền. Khung ước lượng đa quốc gia của luận án (P7) được chạy trên bộ dữ liệu 50 nền/88.869 quan sát gồm Nhật Bản (pool phân loại 96.415 / 52 nền); vòng tái ước lượng 50 nền đã hoàn tất nên mô tả và ước lượng nay dùng chung MỘT khung 50 nền (hồi quy M2 N=81.022; M5 N=79.080).</w:t>
             </w:r>
           </w:p>
         </w:tc>
@@ -19483,7 +19483,7 @@
         <w:t xml:space="preserve">(1) Pool WBES xuyên quốc gia như nền tảng dữ liệu cho kinh doanh quốc tế thị trường mới nổi</w:t>
       </w:r>
       <w:r>
-        <w:t xml:space="preserve">: Khung 49 nền với 91.982 doanh nghiệp ở tầng ước lượng (pool phân loại 96.415 DN / 52 nền) và 88.869 doanh nghiệp / 103 cặp nền kinh tế × năm ở tầng mô tả là một trong những mẫu lớn nhất từ trước đến nay cho phân tích quốc tế hóa – hiệu quả toàn diện tại châu Á–Thái Bình Dương.</w:t>
+        <w:t xml:space="preserve">: Khung 50 nền với 88.869 doanh nghiệp / 103 cặp nền kinh tế × năm (gồm Nhật Bản; pool phân loại 96.415 DN / 52 nền), dùng chung cho cả mô tả và ước lượng P7, là một trong những mẫu lớn nhất từ trước đến nay cho phân tích quốc tế hóa – hiệu quả toàn diện tại châu Á–Thái Bình Dương.</w:t>
       </w:r>
     </w:p>
     <w:p>
@@ -19579,7 +19579,7 @@
         <w:pStyle w:val="FirstParagraph"/>
       </w:pPr>
       <w:r>
-        <w:t xml:space="preserve">Tám kết luận từ 50 nền kinh tế châu Á – Thái Bình Dương (pool mô tả 88.869 doanh nghiệp / 103 cặp nền kinh tế × năm, WBES 2006–2026; khung ước lượng của luận án 91.982 doanh nghiệp):</w:t>
+        <w:t xml:space="preserve">Tám kết luận từ 50 nền kinh tế châu Á – Thái Bình Dương (khung phân tích 88.869 doanh nghiệp / 103 cặp nền kinh tế × năm, gồm Nhật Bản, WBES 2006–2026, dùng chung cho mô tả và ước lượng P7):</w:t>
       </w:r>
     </w:p>
     <w:p>
@@ -20090,7 +20090,7 @@
         <w:t xml:space="preserve">(6) Nhạy cảm cutoffs ICRV</w:t>
       </w:r>
       <w:r>
-        <w:t xml:space="preserve">: ±0,1 đơn vị WGI; PPP GDP/capita thay GNI; jackknife loại từng nền kinh tế (49 lần).</w:t>
+        <w:t xml:space="preserve">: ±0,1 đơn vị WGI; PPP GDP/capita thay GNI; jackknife loại từng nền kinh tế (50 lần).</w:t>
       </w:r>
     </w:p>
     <w:p>
@@ -21925,7 +21925,7 @@
           <w:iCs/>
           <w:i/>
         </w:rPr>
-        <w:t xml:space="preserve">Ghi chú: mỗi cặp nền kinh tế × năm lấy đúng một cross-section chuẩn WBES; loại các điều tra phi chính thức, siêu nhỏ (Micro) và panel mở rộng; chỉ nhận đợt khảo sát từ 2006 trở đi (bộ câu hỏi so sánh được toàn cầu). Nhật Bản 2025 (n=2.168) là thành viên đầy đủ của Nhóm I trong pool mô tả. Khung ước lượng đa quốc gia của luận án (P7: 91.982 doanh nghiệp / 49 nền; pool phân loại 96.415 / 52 nền) được chạy trên dữ liệu sẵn có tại thời điểm ước lượng theo quy trình tại Phụ lục A; đưa Nhật Bản và các đợt mới nhất vào ước lượng là vòng tái ước lượng tiếp theo.</w:t>
+        <w:t xml:space="preserve">Ghi chú: mỗi cặp nền kinh tế × năm lấy đúng một cross-section chuẩn WBES; loại các điều tra phi chính thức, siêu nhỏ (Micro) và panel mở rộng; chỉ nhận đợt khảo sát từ 2006 trở đi (bộ câu hỏi so sánh được toàn cầu). Nhật Bản 2025 (n=2.168) là thành viên đầy đủ của Nhóm I trong pool mô tả. Khung ước lượng đa quốc gia của luận án (P7: 88.869 doanh nghiệp / 50 nền, gồm Nhật Bản; pool phân loại 96.415 / 52 nền) được chạy theo quy trình tại Phụ lục A; vòng tái ước lượng 50 nền gồm Nhật Bản đã hoàn tất nên mô tả và ước lượng nay dùng chung MỘT khung 50 nền (hồi quy M2 N=81.022; M5 N=79.080).</w:t>
       </w:r>
     </w:p>
     <w:p>

--- a/dist/chuyen_de_1/00_cd1_ctu_final_vi.docx
+++ b/dist/chuyen_de_1/00_cd1_ctu_final_vi.docx
@@ -2,32 +2,6 @@
 <file path=word/document.xml><?xml version="1.0" encoding="utf-8"?>
 <w:document xmlns:w="http://schemas.openxmlformats.org/wordprocessingml/2006/main" xmlns:m="http://schemas.openxmlformats.org/officeDocument/2006/math" xmlns:r="http://schemas.openxmlformats.org/officeDocument/2006/relationships" xmlns:o="urn:schemas-microsoft-com:office:office" xmlns:v="urn:schemas-microsoft-com:vml" xmlns:w10="urn:schemas-microsoft-com:office:word" xmlns:a="http://schemas.openxmlformats.org/drawingml/2006/main" xmlns:pic="http://schemas.openxmlformats.org/drawingml/2006/picture" xmlns:wp="http://schemas.openxmlformats.org/drawingml/2006/wordprocessingDrawing">
   <w:body>
-    <w:sdt>
-      <w:sdtPr>
-        <w:docPartObj>
-          <w:docPartGallery w:val="Table of Contents"/>
-          <w:docPartUnique/>
-        </w:docPartObj>
-      </w:sdtPr>
-      <w:sdtContent>
-        <w:p>
-          <w:pPr>
-            <w:pStyle w:val="TOCHeading"/>
-          </w:pPr>
-          <w:r>
-            <w:t xml:space="preserve">Table of Contents</w:t>
-          </w:r>
-        </w:p>
-        <w:p>
-          <w:r>
-            <w:fldChar w:fldCharType="begin" w:dirty="true"/>
-            <w:instrText xml:space="preserve">TOC \o "1-3" \h \z \u</w:instrText>
-            <w:fldChar w:fldCharType="separate"/>
-            <w:fldChar w:fldCharType="end"/>
-          </w:r>
-        </w:p>
-      </w:sdtContent>
-    </w:sdt>
     <w:p>
       <w:pPr>
         <w:pStyle w:val="FirstParagraph"/>
@@ -1336,7 +1310,7 @@
               <w:jc w:val="left"/>
             </w:pPr>
             <w:r>
-              <w:t xml:space="preserve">Thay đổi theo thời gian — Δ điểm phần trăm 2018–2026 so với 2006–2012</w:t>
+              <w:t xml:space="preserve">Thay đổi theo thời gian: Δ điểm phần trăm 2018–2026 so với 2006–2012</w:t>
             </w:r>
           </w:p>
         </w:tc>
@@ -1374,7 +1348,7 @@
               <w:jc w:val="left"/>
             </w:pPr>
             <w:r>
-              <w:t xml:space="preserve">Phân biệt 3 chỉ số tham nhũng WBES — Bribery vs Graft</w:t>
+              <w:t xml:space="preserve">Phân biệt 3 chỉ số tham nhũng WBES: Bribery vs Graft</w:t>
             </w:r>
           </w:p>
         </w:tc>
@@ -1602,7 +1576,7 @@
               <w:jc w:val="left"/>
             </w:pPr>
             <w:r>
-              <w:t xml:space="preserve">Pattern giới tính trong lãnh đạo cấp cao và sở hữu — phân tầng theo khu vực</w:t>
+              <w:t xml:space="preserve">Pattern giới tính trong lãnh đạo cấp cao và sở hữu, phân tầng theo khu vực</w:t>
             </w:r>
           </w:p>
         </w:tc>
@@ -2174,7 +2148,7 @@
               <w:jc w:val="left"/>
             </w:pPr>
             <w:r>
-              <w:t xml:space="preserve">—</w:t>
+              <w:t xml:space="preserve">(giữ nguyên thuật ngữ)</w:t>
             </w:r>
           </w:p>
         </w:tc>
@@ -3922,7 +3896,7 @@
               <w:jc w:val="left"/>
             </w:pPr>
             <w:r>
-              <w:t xml:space="preserve">—</w:t>
+              <w:t xml:space="preserve">(giữ nguyên thuật ngữ)</w:t>
             </w:r>
           </w:p>
         </w:tc>
@@ -5318,7 +5292,7 @@
         <w:t xml:space="preserve">Hệ thống phòng thủ ba tầng cho đứt gãy schema BREADY 2025</w:t>
       </w:r>
       <w:r>
-        <w:t xml:space="preserve">: Đợt 2025 (13 nền kinh tế, n=16.880 doanh nghiệp, 19,0% pool — gồm Nhật Bản khảo sát lần đầu) sử dụng schema mới BREADY gây biến động bất thường: Ấn Độ FSTS giảm từ 7,7% xuống 2,7%; R&amp;D nhiều nước tăng đột biến do hiệu ứng bảng hỏi chứ không phải thực tế. Ba đề xuất phương pháp: (3a) biến giả</w:t>
+        <w:t xml:space="preserve">: Đợt 2025 (13 nền kinh tế, n=16.880 doanh nghiệp, 19,0% pool, gồm Nhật Bản khảo sát lần đầu) sử dụng schema mới BREADY gây biến động bất thường: Ấn Độ FSTS giảm từ 7,7% xuống 2,7%; R&amp;D nhiều nước tăng đột biến do hiệu ứng bảng hỏi chứ không phải thực tế. Ba đề xuất phương pháp: (3a) biến giả</w:t>
       </w:r>
       <w:r>
         <w:t xml:space="preserve"> </w:t>
@@ -6312,7 +6286,7 @@
               <w:jc w:val="left"/>
             </w:pPr>
             <w:r>
-              <w:t xml:space="preserve">U-curve vận hành chuẩn — FSTS có mức tối ưu cho hiệu quả tối đa</w:t>
+              <w:t xml:space="preserve">U-curve vận hành chuẩn; FSTS có mức tối ưu cho hiệu quả tối đa</w:t>
             </w:r>
           </w:p>
         </w:tc>
@@ -6390,7 +6364,7 @@
               <w:jc w:val="left"/>
             </w:pPr>
             <w:r>
-              <w:t xml:space="preserve">U-curve vận hành nhưng có bẫy chuyển hướng nguồn lực — cần phân biệt quy tắc hình thức và năng lực thực thi</w:t>
+              <w:t xml:space="preserve">U-curve vận hành nhưng có bẫy chuyển hướng nguồn lực; cần phân biệt quy tắc hình thức và năng lực thực thi</w:t>
             </w:r>
           </w:p>
         </w:tc>
@@ -6468,7 +6442,7 @@
               <w:jc w:val="left"/>
             </w:pPr>
             <w:r>
-              <w:t xml:space="preserve">U-curve không vận hành — quốc tế hóa là buộc phải; Fiji website 74,8% &gt; Singapore 66% là minh chứng</w:t>
+              <w:t xml:space="preserve">U-curve không vận hành: quốc tế hóa là buộc phải; Fiji website 74,8% &gt; Singapore 66% là minh chứng</w:t>
             </w:r>
           </w:p>
         </w:tc>
@@ -7366,10 +7340,7 @@
               <w:t xml:space="preserve"> </w:t>
             </w:r>
             <w:r>
-              <w:t xml:space="preserve">—</w:t>
-            </w:r>
-            <w:r>
-              <w:t xml:space="preserve"> </w:t>
+              <w:t xml:space="preserve">(</w:t>
             </w:r>
             <w:r>
               <w:rPr>
@@ -7378,10 +7349,7 @@
               <w:t xml:space="preserve">Advanced_innovation</w:t>
             </w:r>
             <w:r>
-              <w:t xml:space="preserve"> </w:t>
-            </w:r>
-            <w:r>
-              <w:t xml:space="preserve">| Advanced — đổi mới sáng tạo | Singapore, Hong Kong SAR, Hàn Quốc, Đài Loan, Israel,</w:t>
+              <w:t xml:space="preserve">) | Advanced, đổi mới sáng tạo | Singapore, Hong Kong SAR, Hàn Quốc, Đài Loan, Israel,</w:t>
             </w:r>
             <w:r>
               <w:t xml:space="preserve"> </w:t>
@@ -7419,10 +7387,7 @@
               <w:t xml:space="preserve"> </w:t>
             </w:r>
             <w:r>
-              <w:t xml:space="preserve">—</w:t>
-            </w:r>
-            <w:r>
-              <w:t xml:space="preserve"> </w:t>
+              <w:t xml:space="preserve">(</w:t>
             </w:r>
             <w:r>
               <w:rPr>
@@ -7431,10 +7396,7 @@
               <w:t xml:space="preserve">Advanced_resource</w:t>
             </w:r>
             <w:r>
-              <w:t xml:space="preserve"> </w:t>
-            </w:r>
-            <w:r>
-              <w:t xml:space="preserve">| Advanced — tài nguyên | Saudi Arabia, Qatar, Kuwait, Bahrain, Brunei, Oman | 2.231 |</w:t>
+              <w:t xml:space="preserve">) | Advanced, tài nguyên | Saudi Arabia, Qatar, Kuwait, Bahrain, Brunei, Oman | 2.231 |</w:t>
             </w:r>
             <w:r>
               <w:t xml:space="preserve"> </w:t>
@@ -7456,10 +7418,7 @@
               <w:t xml:space="preserve"> </w:t>
             </w:r>
             <w:r>
-              <w:t xml:space="preserve">—</w:t>
-            </w:r>
-            <w:r>
-              <w:t xml:space="preserve"> </w:t>
+              <w:t xml:space="preserve">(</w:t>
             </w:r>
             <w:r>
               <w:rPr>
@@ -7468,10 +7427,7 @@
               <w:t xml:space="preserve">Upper_mid</w:t>
             </w:r>
             <w:r>
-              <w:t xml:space="preserve"> </w:t>
-            </w:r>
-            <w:r>
-              <w:t xml:space="preserve">| Trung bình cao | Trung Quốc, Malaysia, Thái Lan, Kazakhstan, Armenia, Georgia | 13.993 |</w:t>
+              <w:t xml:space="preserve">) | Trung bình cao | Trung Quốc, Malaysia, Thái Lan, Kazakhstan, Armenia, Georgia | 13.993 |</w:t>
             </w:r>
             <w:r>
               <w:t xml:space="preserve"> </w:t>
@@ -7493,10 +7449,7 @@
               <w:t xml:space="preserve"> </w:t>
             </w:r>
             <w:r>
-              <w:t xml:space="preserve">—</w:t>
-            </w:r>
-            <w:r>
-              <w:t xml:space="preserve"> </w:t>
+              <w:t xml:space="preserve">(</w:t>
             </w:r>
             <w:r>
               <w:rPr>
@@ -7505,10 +7458,7 @@
               <w:t xml:space="preserve">Lower_mid_transition</w:t>
             </w:r>
             <w:r>
-              <w:t xml:space="preserve"> </w:t>
-            </w:r>
-            <w:r>
-              <w:t xml:space="preserve">| Chuyển đổi thu nhập trung bình–thấp | Việt Nam, Ấn Độ, Indonesia, Philippines, Mông Cổ, Bangladesh, Pakistan | 45.003 |</w:t>
+              <w:t xml:space="preserve">) | Chuyển đổi thu nhập trung bình–thấp | Việt Nam, Ấn Độ, Indonesia, Philippines, Mông Cổ, Bangladesh, Pakistan | 45.003 |</w:t>
             </w:r>
             <w:r>
               <w:t xml:space="preserve"> </w:t>
@@ -7530,10 +7480,7 @@
               <w:t xml:space="preserve"> </w:t>
             </w:r>
             <w:r>
-              <w:t xml:space="preserve">—</w:t>
-            </w:r>
-            <w:r>
-              <w:t xml:space="preserve"> </w:t>
+              <w:t xml:space="preserve">(</w:t>
             </w:r>
             <w:r>
               <w:rPr>
@@ -7542,10 +7489,7 @@
               <w:t xml:space="preserve">Emerging</w:t>
             </w:r>
             <w:r>
-              <w:t xml:space="preserve"> </w:t>
-            </w:r>
-            <w:r>
-              <w:t xml:space="preserve">| Đang nổi | Sri Lanka, Jordan, Lào, Campuchia, Myanmar, Nepal, Bhutan, Maldives, Uzbekistan, Tajikistan, Kyrgyzstan, Turkmenistan, Afghanistan, Azerbaijan, Iraq, Lebanon, Yemen (17 nước) | 18.957 |</w:t>
+              <w:t xml:space="preserve">) | Đang nổi | Sri Lanka, Jordan, Lào, Campuchia, Myanmar, Nepal, Bhutan, Maldives, Uzbekistan, Tajikistan, Kyrgyzstan, Turkmenistan, Afghanistan, Azerbaijan, Iraq, Lebanon, Yemen (17 nước) | 18.957 |</w:t>
             </w:r>
             <w:r>
               <w:t xml:space="preserve"> </w:t>
@@ -7567,10 +7511,7 @@
               <w:t xml:space="preserve"> </w:t>
             </w:r>
             <w:r>
-              <w:t xml:space="preserve">—</w:t>
-            </w:r>
-            <w:r>
-              <w:t xml:space="preserve"> </w:t>
+              <w:t xml:space="preserve">(</w:t>
             </w:r>
             <w:r>
               <w:rPr>
@@ -7579,10 +7520,7 @@
               <w:t xml:space="preserve">SIDS_small</w:t>
             </w:r>
             <w:r>
-              <w:t xml:space="preserve"> </w:t>
-            </w:r>
-            <w:r>
-              <w:t xml:space="preserve">| SIDS (trường hợp biên) | Fiji, Kiribati, Papua New Guinea, Samoa, Solomon Islands, Tonga, Vanuatu, Timor-Leste | 2.295 |</w:t>
+              <w:t xml:space="preserve">) | SIDS (trường hợp biên) | Fiji, Kiribati, Papua New Guinea, Samoa, Solomon Islands, Tonga, Vanuatu, Timor-Leste | 2.295 |</w:t>
             </w:r>
             <w:r>
               <w:t xml:space="preserve"> </w:t>
@@ -7747,37 +7685,37 @@
               <w:t xml:space="preserve"> </w:t>
             </w:r>
             <w:r>
-              <w:t xml:space="preserve">| I — Innovation | &gt;+0,80 | &gt;$30k | R&amp;D + dịch vụ tri thức | Trung bình (6–15%) | ~1,00 | U ngược nhẹ / tuyến tính dương; điểm uốn ~88,6% (SG) |</w:t>
+              <w:t xml:space="preserve">| I, Innovation | &gt;+0,80 | &gt;$30k | R&amp;D + dịch vụ tri thức | Trung bình (6–15%) | ~1,00 | U ngược nhẹ / tuyến tính dương; điểm uốn ~88,6% (SG) |</w:t>
             </w:r>
             <w:r>
               <w:t xml:space="preserve"> </w:t>
             </w:r>
             <w:r>
-              <w:t xml:space="preserve">| II — Resource | +0,00→+0,50 | &gt;$20k | Xuất khẩu dầu/khí | Thấp (1–4%) | ~1,14 | Phi tuyến suy yếu; nhà nước tô phân phối lại |</w:t>
+              <w:t xml:space="preserve">| II, Resource | +0,00→+0,50 | &gt;$20k | Xuất khẩu dầu/khí | Thấp (1–4%) | ~1,14 | Phi tuyến suy yếu; nhà nước tô phân phối lại |</w:t>
             </w:r>
             <w:r>
               <w:t xml:space="preserve"> </w:t>
             </w:r>
             <w:r>
-              <w:t xml:space="preserve">| III — Upper-mid | 0,00→+0,80 | $5k–$20k | Sản xuất + chuyển đổi | Trung bình (8–12%) | ~1,37 | U ngược; điểm uốn ~47% |</w:t>
+              <w:t xml:space="preserve">| III, Upper-mid | 0,00→+0,80 | $5k–$20k | Sản xuất + chuyển đổi | Trung bình (8–12%) | ~1,37 | U ngược; điểm uốn ~47% |</w:t>
             </w:r>
             <w:r>
               <w:t xml:space="preserve"> </w:t>
             </w:r>
             <w:r>
-              <w:t xml:space="preserve">| IV — Lower-mid transition | -0,50→0,00 | $1k–$5k | FDI-driven sản xuất | Biến động (7–23%) | ~1,31 | U ngược; điểm uốn 39–46% (VNM) — bẫy chuyển hướng nguồn lực |</w:t>
+              <w:t xml:space="preserve">| IV, Lower-mid transition | -0,50→0,00 | $1k–$5k | FDI-driven sản xuất | Biến động (7–23%) | ~1,31 | U ngược; điểm uốn 39–46% (VNM), bẫy chuyển hướng nguồn lực |</w:t>
             </w:r>
             <w:r>
               <w:t xml:space="preserve"> </w:t>
             </w:r>
             <w:r>
-              <w:t xml:space="preserve">| V — Emerging | &lt;-0,50 | &lt;$1k–$3k | Tự cấp + phi chính thức | Thấp–trung bình | ~1,39 | Yếu; voids thể chế → đổi mới bằng nguồn lực hạn chế |</w:t>
+              <w:t xml:space="preserve">| V, Emerging | &lt;-0,50 | &lt;$1k–$3k | Tự cấp + phi chính thức | Thấp–trung bình | ~1,39 | Yếu; voids thể chế → đổi mới bằng nguồn lực hạn chế |</w:t>
             </w:r>
             <w:r>
               <w:t xml:space="preserve"> </w:t>
             </w:r>
             <w:r>
-              <w:t xml:space="preserve">| VI — SIDS | Đặc biệt | $1k–$8k | MIRAB + du lịch | Rất thấp (1–12%) | ~1,32 | Chi phí buộc phải quốc tế hóa — U-curve không vận hành |</w:t>
+              <w:t xml:space="preserve">| VI, SIDS | Đặc biệt | $1k–$8k | MIRAB + du lịch | Rất thấp (1–12%) | ~1,32 | Chi phí buộc phải quốc tế hóa: U-curve không vận hành |</w:t>
             </w:r>
           </w:p>
         </w:tc>
@@ -7875,7 +7813,7 @@
         <w:t xml:space="preserve"> </w:t>
       </w:r>
       <w:r>
-        <w:t xml:space="preserve">với 16.880 doanh nghiệp (19,0% pool — gồm Nhật Bản, đợt khảo sát đầu tiên, n=2.168); đợt khảo sát Nepal 2025 dùng bảng hỏi BREADY Micro (doanh nghiệp siêu nhỏ), không phải cross-section chuẩn nên không thuộc pool, chỉ được nhắc đến như tham chiếu.</w:t>
+        <w:t xml:space="preserve">với 16.880 doanh nghiệp (19,0% pool, gồm Nhật Bản, đợt khảo sát đầu tiên, n=2.168); đợt khảo sát Nepal 2025 dùng bảng hỏi BREADY Micro (doanh nghiệp siêu nhỏ), không phải cross-section chuẩn nên không thuộc pool, chỉ được nhắc đến như tham chiếu.</w:t>
       </w:r>
     </w:p>
     <w:p>
@@ -8144,7 +8082,7 @@
               <w:jc w:val="left"/>
             </w:pPr>
             <w:r>
-              <w:t xml:space="preserve">I — Advanced đổi mới</w:t>
+              <w:t xml:space="preserve">I, Advanced đổi mới</w:t>
             </w:r>
           </w:p>
         </w:tc>
@@ -8226,7 +8164,7 @@
               <w:jc w:val="left"/>
             </w:pPr>
             <w:r>
-              <w:t xml:space="preserve">II — Advanced tài nguyên</w:t>
+              <w:t xml:space="preserve">II, Advanced tài nguyên</w:t>
             </w:r>
           </w:p>
         </w:tc>
@@ -8300,7 +8238,7 @@
               <w:jc w:val="left"/>
             </w:pPr>
             <w:r>
-              <w:t xml:space="preserve">III — Trung bình cao</w:t>
+              <w:t xml:space="preserve">III, Trung bình cao</w:t>
             </w:r>
           </w:p>
         </w:tc>
@@ -8374,7 +8312,7 @@
               <w:jc w:val="left"/>
             </w:pPr>
             <w:r>
-              <w:t xml:space="preserve">IV — Chuyển đổi TB-thấp</w:t>
+              <w:t xml:space="preserve">IV, Chuyển đổi TB-thấp</w:t>
             </w:r>
           </w:p>
         </w:tc>
@@ -8448,7 +8386,7 @@
               <w:jc w:val="left"/>
             </w:pPr>
             <w:r>
-              <w:t xml:space="preserve">V — Đang nổi</w:t>
+              <w:t xml:space="preserve">V, Đang nổi</w:t>
             </w:r>
           </w:p>
         </w:tc>
@@ -8530,7 +8468,7 @@
               <w:jc w:val="left"/>
             </w:pPr>
             <w:r>
-              <w:t xml:space="preserve">VI — SIDS</w:t>
+              <w:t xml:space="preserve">VI, SIDS</w:t>
             </w:r>
           </w:p>
         </w:tc>
@@ -8886,7 +8824,7 @@
               <w:jc w:val="left"/>
             </w:pPr>
             <w:r>
-              <w:t xml:space="preserve">I — Adv. đổi mới</w:t>
+              <w:t xml:space="preserve">I, Adv. đổi mới</w:t>
             </w:r>
           </w:p>
         </w:tc>
@@ -8936,7 +8874,7 @@
               <w:jc w:val="left"/>
             </w:pPr>
             <w:r>
-              <w:t xml:space="preserve">II — Adv. tài nguyên¹</w:t>
+              <w:t xml:space="preserve">II, Adv. tài nguyên¹</w:t>
             </w:r>
           </w:p>
         </w:tc>
@@ -8986,7 +8924,7 @@
               <w:jc w:val="left"/>
             </w:pPr>
             <w:r>
-              <w:t xml:space="preserve">III — Trung bình cao</w:t>
+              <w:t xml:space="preserve">III, Trung bình cao</w:t>
             </w:r>
           </w:p>
         </w:tc>
@@ -9036,7 +8974,7 @@
               <w:jc w:val="left"/>
             </w:pPr>
             <w:r>
-              <w:t xml:space="preserve">IV — Chuyển đổi TB-thấp</w:t>
+              <w:t xml:space="preserve">IV, Chuyển đổi TB-thấp</w:t>
             </w:r>
           </w:p>
         </w:tc>
@@ -9086,7 +9024,7 @@
               <w:jc w:val="left"/>
             </w:pPr>
             <w:r>
-              <w:t xml:space="preserve">V — Đang nổi</w:t>
+              <w:t xml:space="preserve">V, Đang nổi</w:t>
             </w:r>
           </w:p>
         </w:tc>
@@ -9136,7 +9074,7 @@
               <w:jc w:val="left"/>
             </w:pPr>
             <w:r>
-              <w:t xml:space="preserve">VI — SIDS²</w:t>
+              <w:t xml:space="preserve">VI, SIDS²</w:t>
             </w:r>
           </w:p>
         </w:tc>
@@ -9472,7 +9410,7 @@
               <w:jc w:val="left"/>
             </w:pPr>
             <w:r>
-              <w:t xml:space="preserve">(gợi ý — §2.3.5.2 rào cản #1)</w:t>
+              <w:t xml:space="preserve">(gợi ý, §2.3.5.2 rào cản #1)</w:t>
             </w:r>
           </w:p>
         </w:tc>
@@ -9845,7 +9783,7 @@
               <w:jc w:val="left"/>
             </w:pPr>
             <w:r>
-              <w:t xml:space="preserve">I — Adv. đổi mới</w:t>
+              <w:t xml:space="preserve">I, Adv. đổi mới</w:t>
             </w:r>
           </w:p>
         </w:tc>
@@ -9927,7 +9865,7 @@
               <w:jc w:val="left"/>
             </w:pPr>
             <w:r>
-              <w:t xml:space="preserve">II — Adv. tài nguyên¹</w:t>
+              <w:t xml:space="preserve">II, Adv. tài nguyên¹</w:t>
             </w:r>
           </w:p>
         </w:tc>
@@ -10001,7 +9939,7 @@
               <w:jc w:val="left"/>
             </w:pPr>
             <w:r>
-              <w:t xml:space="preserve">III — Trung bình cao</w:t>
+              <w:t xml:space="preserve">III, Trung bình cao</w:t>
             </w:r>
           </w:p>
         </w:tc>
@@ -10075,7 +10013,7 @@
               <w:jc w:val="left"/>
             </w:pPr>
             <w:r>
-              <w:t xml:space="preserve">IV — Chuyển đổi TB-thấp</w:t>
+              <w:t xml:space="preserve">IV, Chuyển đổi TB-thấp</w:t>
             </w:r>
           </w:p>
         </w:tc>
@@ -10149,7 +10087,7 @@
               <w:jc w:val="left"/>
             </w:pPr>
             <w:r>
-              <w:t xml:space="preserve">V — Đang nổi</w:t>
+              <w:t xml:space="preserve">V, Đang nổi</w:t>
             </w:r>
           </w:p>
         </w:tc>
@@ -10223,7 +10161,7 @@
               <w:jc w:val="left"/>
             </w:pPr>
             <w:r>
-              <w:t xml:space="preserve">VI — SIDS²</w:t>
+              <w:t xml:space="preserve">VI, SIDS²</w:t>
             </w:r>
           </w:p>
         </w:tc>
@@ -10643,7 +10581,7 @@
               <w:jc w:val="left"/>
             </w:pPr>
             <w:r>
-              <w:t xml:space="preserve">I — Adv. đổi mới</w:t>
+              <w:t xml:space="preserve">I, Adv. đổi mới</w:t>
             </w:r>
           </w:p>
         </w:tc>
@@ -10693,7 +10631,7 @@
               <w:jc w:val="left"/>
             </w:pPr>
             <w:r>
-              <w:t xml:space="preserve">II — Adv. tài nguyên¹</w:t>
+              <w:t xml:space="preserve">II, Adv. tài nguyên¹</w:t>
             </w:r>
           </w:p>
         </w:tc>
@@ -10743,7 +10681,7 @@
               <w:jc w:val="left"/>
             </w:pPr>
             <w:r>
-              <w:t xml:space="preserve">III — Trung bình cao</w:t>
+              <w:t xml:space="preserve">III, Trung bình cao</w:t>
             </w:r>
           </w:p>
         </w:tc>
@@ -10793,7 +10731,7 @@
               <w:jc w:val="left"/>
             </w:pPr>
             <w:r>
-              <w:t xml:space="preserve">IV — Chuyển đổi TB-thấp</w:t>
+              <w:t xml:space="preserve">IV, Chuyển đổi TB-thấp</w:t>
             </w:r>
           </w:p>
         </w:tc>
@@ -10843,7 +10781,7 @@
               <w:jc w:val="left"/>
             </w:pPr>
             <w:r>
-              <w:t xml:space="preserve">V — Đang nổi</w:t>
+              <w:t xml:space="preserve">V, Đang nổi</w:t>
             </w:r>
           </w:p>
         </w:tc>
@@ -10893,7 +10831,7 @@
               <w:jc w:val="left"/>
             </w:pPr>
             <w:r>
-              <w:t xml:space="preserve">VI — SIDS²</w:t>
+              <w:t xml:space="preserve">VI, SIDS²</w:t>
             </w:r>
           </w:p>
         </w:tc>
@@ -11200,7 +11138,7 @@
               <w:jc w:val="left"/>
             </w:pPr>
             <w:r>
-              <w:t xml:space="preserve">Khanna &amp; Palepu (2010) — voids thể chế</w:t>
+              <w:t xml:space="preserve">Khanna &amp; Palepu (2010), voids thể chế</w:t>
             </w:r>
           </w:p>
         </w:tc>
@@ -11290,7 +11228,7 @@
               <w:jc w:val="left"/>
             </w:pPr>
             <w:r>
-              <w:t xml:space="preserve">Cohen &amp; Levinthal (1990) — năng lực hấp thụ</w:t>
+              <w:t xml:space="preserve">Cohen &amp; Levinthal (1990), năng lực hấp thụ</w:t>
             </w:r>
           </w:p>
         </w:tc>
@@ -11685,7 +11623,7 @@
               <w:jc w:val="left"/>
             </w:pPr>
             <w:r>
-              <w:t xml:space="preserve">III — Trung bình cao</w:t>
+              <w:t xml:space="preserve">III, Trung bình cao</w:t>
             </w:r>
           </w:p>
         </w:tc>
@@ -11733,7 +11671,7 @@
               <w:jc w:val="right"/>
             </w:pPr>
             <w:r>
-              <w:t xml:space="preserve">—¹</w:t>
+              <w:t xml:space="preserve">–¹</w:t>
             </w:r>
           </w:p>
         </w:tc>
@@ -11759,7 +11697,7 @@
               <w:jc w:val="left"/>
             </w:pPr>
             <w:r>
-              <w:t xml:space="preserve">IV — Chuyển đổi TB-thấp</w:t>
+              <w:t xml:space="preserve">IV, Chuyển đổi TB-thấp</w:t>
             </w:r>
           </w:p>
         </w:tc>
@@ -11815,7 +11753,7 @@
               <w:jc w:val="right"/>
             </w:pPr>
             <w:r>
-              <w:t xml:space="preserve">—¹</w:t>
+              <w:t xml:space="preserve">–¹</w:t>
             </w:r>
           </w:p>
         </w:tc>
@@ -11841,7 +11779,7 @@
               <w:jc w:val="left"/>
             </w:pPr>
             <w:r>
-              <w:t xml:space="preserve">V — Đang nổi</w:t>
+              <w:t xml:space="preserve">V, Đang nổi</w:t>
             </w:r>
           </w:p>
         </w:tc>
@@ -11919,7 +11857,7 @@
               <w:jc w:val="left"/>
             </w:pPr>
             <w:r>
-              <w:t xml:space="preserve">VI — SIDS</w:t>
+              <w:t xml:space="preserve">VI, SIDS</w:t>
             </w:r>
           </w:p>
         </w:tc>
@@ -11971,7 +11909,7 @@
               <w:jc w:val="right"/>
             </w:pPr>
             <w:r>
-              <w:t xml:space="preserve">—¹</w:t>
+              <w:t xml:space="preserve">–¹</w:t>
             </w:r>
           </w:p>
         </w:tc>
@@ -12543,7 +12481,7 @@
               <w:jc w:val="left"/>
             </w:pPr>
             <w:r>
-              <w:t xml:space="preserve">Sản xuất — high-tech</w:t>
+              <w:t xml:space="preserve">Sản xuất, high-tech</w:t>
             </w:r>
           </w:p>
         </w:tc>
@@ -12609,7 +12547,7 @@
               <w:jc w:val="left"/>
             </w:pPr>
             <w:r>
-              <w:t xml:space="preserve">Sản xuất — low-tech</w:t>
+              <w:t xml:space="preserve">Sản xuất, low-tech</w:t>
             </w:r>
           </w:p>
         </w:tc>
@@ -17543,7 +17481,7 @@
               <w:jc w:val="right"/>
             </w:pPr>
             <w:r>
-              <w:t xml:space="preserve">I — Adv. đổi mới</w:t>
+              <w:t xml:space="preserve">I, Adv. đổi mới</w:t>
             </w:r>
           </w:p>
         </w:tc>
@@ -17555,7 +17493,7 @@
               <w:jc w:val="right"/>
             </w:pPr>
             <w:r>
-              <w:t xml:space="preserve">II — Adv. tài nguyên</w:t>
+              <w:t xml:space="preserve">II, Adv. tài nguyên</w:t>
             </w:r>
           </w:p>
         </w:tc>
@@ -17567,7 +17505,7 @@
               <w:jc w:val="right"/>
             </w:pPr>
             <w:r>
-              <w:t xml:space="preserve">III — Trung bình cao</w:t>
+              <w:t xml:space="preserve">III, Trung bình cao</w:t>
             </w:r>
           </w:p>
         </w:tc>
@@ -17579,7 +17517,7 @@
               <w:jc w:val="right"/>
             </w:pPr>
             <w:r>
-              <w:t xml:space="preserve">IV — Chuyển đổi TB-thấp</w:t>
+              <w:t xml:space="preserve">IV, Chuyển đổi TB-thấp</w:t>
             </w:r>
           </w:p>
         </w:tc>
@@ -17591,7 +17529,7 @@
               <w:jc w:val="right"/>
             </w:pPr>
             <w:r>
-              <w:t xml:space="preserve">V — Đang nổi</w:t>
+              <w:t xml:space="preserve">V, Đang nổi</w:t>
             </w:r>
           </w:p>
         </w:tc>
@@ -17603,7 +17541,7 @@
               <w:jc w:val="right"/>
             </w:pPr>
             <w:r>
-              <w:t xml:space="preserve">VI — SIDS</w:t>
+              <w:t xml:space="preserve">VI, SIDS</w:t>
             </w:r>
           </w:p>
         </w:tc>
@@ -19103,10 +19041,7 @@
               <w:t xml:space="preserve">KT1</w:t>
             </w:r>
             <w:r>
-              <w:t xml:space="preserve"> </w:t>
-            </w:r>
-            <w:r>
-              <w:t xml:space="preserve">— Điều tiết ba chiều TCI×DAI×FSTS chưa kiểm định đồng thời</w:t>
+              <w:t xml:space="preserve">, Điều tiết ba chiều TCI×DAI×FSTS chưa kiểm định đồng thời</w:t>
             </w:r>
           </w:p>
         </w:tc>
@@ -19151,10 +19086,7 @@
               <w:t xml:space="preserve">KT2</w:t>
             </w:r>
             <w:r>
-              <w:t xml:space="preserve"> </w:t>
-            </w:r>
-            <w:r>
-              <w:t xml:space="preserve">— Phân nhóm con Advanced chưa hệ thống hóa</w:t>
+              <w:t xml:space="preserve">, Phân nhóm con Advanced chưa hệ thống hóa</w:t>
             </w:r>
           </w:p>
         </w:tc>
@@ -19199,10 +19131,7 @@
               <w:t xml:space="preserve">KT3</w:t>
             </w:r>
             <w:r>
-              <w:t xml:space="preserve"> </w:t>
-            </w:r>
-            <w:r>
-              <w:t xml:space="preserve">— Nghịch lý bão hòa số chưa xác nhận nhân quả</w:t>
+              <w:t xml:space="preserve">, Nghịch lý bão hòa số chưa xác nhận nhân quả</w:t>
             </w:r>
           </w:p>
         </w:tc>
@@ -19247,10 +19176,7 @@
               <w:t xml:space="preserve">KT4</w:t>
             </w:r>
             <w:r>
-              <w:t xml:space="preserve"> </w:t>
-            </w:r>
-            <w:r>
-              <w:t xml:space="preserve">— Dị biệt thời gian ba giai đoạn chưa tổng hợp</w:t>
+              <w:t xml:space="preserve">, Dị biệt thời gian ba giai đoạn chưa tổng hợp</w:t>
             </w:r>
           </w:p>
         </w:tc>
@@ -19295,10 +19221,7 @@
               <w:t xml:space="preserve">KT5</w:t>
             </w:r>
             <w:r>
-              <w:t xml:space="preserve"> </w:t>
-            </w:r>
-            <w:r>
-              <w:t xml:space="preserve">— SIDS là trường hợp biên của Uppsala</w:t>
+              <w:t xml:space="preserve">, SIDS là trường hợp biên của Uppsala</w:t>
             </w:r>
           </w:p>
         </w:tc>
@@ -21336,7 +21259,7 @@
           <w:iCs/>
           <w:i/>
         </w:rPr>
-        <w:t xml:space="preserve">Taking stock, September 2025: Viet Nam economic update — Nurturing Viet Nam’s high-tech talents</w:t>
+        <w:t xml:space="preserve">Taking stock, September 2025: Viet Nam economic update, Nurturing Viet Nam’s high-tech talents</w:t>
       </w:r>
       <w:r>
         <w:t xml:space="preserve">. World Bank Group.</w:t>
@@ -21538,7 +21461,7 @@
                 <w:bCs/>
                 <w:b/>
               </w:rPr>
-              <w:t xml:space="preserve">Nhóm I — Advanced đổi mới sáng tạo (6 nền)</w:t>
+              <w:t xml:space="preserve">Nhóm I, Advanced đổi mới sáng tạo (6 nền)</w:t>
             </w:r>
           </w:p>
         </w:tc>
@@ -21592,7 +21515,7 @@
                 <w:bCs/>
                 <w:b/>
               </w:rPr>
-              <w:t xml:space="preserve">Nhóm II — Advanced tài nguyên (6 nền)</w:t>
+              <w:t xml:space="preserve">Nhóm II, Advanced tài nguyên (6 nền)</w:t>
             </w:r>
           </w:p>
         </w:tc>
@@ -21646,7 +21569,7 @@
                 <w:bCs/>
                 <w:b/>
               </w:rPr>
-              <w:t xml:space="preserve">Nhóm III — Trung bình cao (6 nền)</w:t>
+              <w:t xml:space="preserve">Nhóm III, Trung bình cao (6 nền)</w:t>
             </w:r>
           </w:p>
         </w:tc>
@@ -21700,7 +21623,7 @@
                 <w:bCs/>
                 <w:b/>
               </w:rPr>
-              <w:t xml:space="preserve">Nhóm IV — Chuyển đổi TB-thấp (7 nền)</w:t>
+              <w:t xml:space="preserve">Nhóm IV, Chuyển đổi TB-thấp (7 nền)</w:t>
             </w:r>
           </w:p>
         </w:tc>
@@ -21754,7 +21677,7 @@
                 <w:bCs/>
                 <w:b/>
               </w:rPr>
-              <w:t xml:space="preserve">Nhóm V — Đang nổi (17 nền)</w:t>
+              <w:t xml:space="preserve">Nhóm V, Đang nổi (17 nền)</w:t>
             </w:r>
           </w:p>
         </w:tc>
@@ -21808,7 +21731,7 @@
                 <w:bCs/>
                 <w:b/>
               </w:rPr>
-              <w:t xml:space="preserve">Nhóm VI — SIDS (8 nền)</w:t>
+              <w:t xml:space="preserve">Nhóm VI, SIDS (8 nền)</w:t>
             </w:r>
           </w:p>
         </w:tc>

--- a/dist/chuyen_de_1/00_cd1_ctu_final_vi.docx
+++ b/dist/chuyen_de_1/00_cd1_ctu_final_vi.docx
@@ -5304,7 +5304,7 @@
       </w:r>
     </w:p>
     <w:bookmarkEnd w:id="33"/>
-    <w:bookmarkStart w:id="84" w:name="X342156ccfd2c7f5ced860191aa03b7b6d212c37"/>
+    <w:bookmarkStart w:id="105" w:name="X342156ccfd2c7f5ced860191aa03b7b6d212c37"/>
     <w:p>
       <w:pPr>
         <w:pStyle w:val="Heading2"/>
@@ -8669,7 +8669,7 @@
     </w:p>
     <w:bookmarkEnd w:id="47"/>
     <w:bookmarkEnd w:id="48"/>
-    <w:bookmarkStart w:id="52" w:name="X7a4557ec5f328bbc85d5a4ed1bb75ea10e661ff"/>
+    <w:bookmarkStart w:id="61" w:name="X7a4557ec5f328bbc85d5a4ed1bb75ea10e661ff"/>
     <w:p>
       <w:pPr>
         <w:pStyle w:val="Heading3"/>
@@ -8678,7 +8678,7 @@
         <w:t xml:space="preserve">2.3.3 Thực trạng năng suất lao động và quốc tế hóa</w:t>
       </w:r>
     </w:p>
-    <w:bookmarkStart w:id="49" w:name="X9efc38921db522c2198468480477304ba858e97"/>
+    <w:bookmarkStart w:id="55" w:name="X9efc38921db522c2198468480477304ba858e97"/>
     <w:p>
       <w:pPr>
         <w:pStyle w:val="Heading4"/>
@@ -8742,6 +8742,53 @@
       </w:r>
       <w:r>
         <w:t xml:space="preserve">với 16.880 doanh nghiệp (19,0% pool, gồm Nhật Bản, đợt khảo sát đầu tiên, n=2.168); đợt khảo sát Nepal 2025 dùng bảng hỏi BREADY Micro (doanh nghiệp siêu nhỏ), không phải cross-section chuẩn nên không thuộc pool, chỉ được nhắc đến như tham chiếu.</w:t>
+      </w:r>
+    </w:p>
+    <w:p>
+      <w:pPr>
+        <w:pStyle w:val="BodyText"/>
+      </w:pPr>
+      <w:r>
+        <w:drawing>
+          <wp:inline>
+            <wp:extent cx="5753100" cy="3477620"/>
+            <wp:effectExtent b="0" l="0" r="0" t="0"/>
+            <wp:docPr descr="Hình 2.3.3.1. Phân bố pool mô tả theo 3 thế hệ schema WBES." title="" id="50" name="Picture"/>
+            <a:graphic>
+              <a:graphicData uri="http://schemas.openxmlformats.org/drawingml/2006/picture">
+                <pic:pic>
+                  <pic:nvPicPr>
+                    <pic:cNvPr descr="figures/hinh_2_3_3_1.png" id="51" name="Picture"/>
+                    <pic:cNvPicPr>
+                      <a:picLocks noChangeArrowheads="1" noChangeAspect="1"/>
+                    </pic:cNvPicPr>
+                  </pic:nvPicPr>
+                  <pic:blipFill>
+                    <a:blip r:embed="rId49"/>
+                    <a:stretch>
+                      <a:fillRect/>
+                    </a:stretch>
+                  </pic:blipFill>
+                  <pic:spPr bwMode="auto">
+                    <a:xfrm>
+                      <a:off x="0" y="0"/>
+                      <a:ext cx="5753100" cy="3477620"/>
+                    </a:xfrm>
+                    <a:prstGeom prst="rect">
+                      <a:avLst/>
+                    </a:prstGeom>
+                    <a:noFill/>
+                    <a:ln w="9525">
+                      <a:noFill/>
+                      <a:headEnd/>
+                      <a:tailEnd/>
+                    </a:ln>
+                  </pic:spPr>
+                </pic:pic>
+              </a:graphicData>
+            </a:graphic>
+          </wp:inline>
+        </w:drawing>
       </w:r>
     </w:p>
     <w:p>
@@ -8761,6 +8808,53 @@
         <w:pStyle w:val="BodyText"/>
       </w:pPr>
       <w:r>
+        <w:drawing>
+          <wp:inline>
+            <wp:extent cx="5753100" cy="2837145"/>
+            <wp:effectExtent b="0" l="0" r="0" t="0"/>
+            <wp:docPr descr="Hình 2.3.3.2. Phân bố pool theo 6 nhóm ICRV." title="" id="53" name="Picture"/>
+            <a:graphic>
+              <a:graphicData uri="http://schemas.openxmlformats.org/drawingml/2006/picture">
+                <pic:pic>
+                  <pic:nvPicPr>
+                    <pic:cNvPr descr="figures/hinh_2_3_3_2.png" id="54" name="Picture"/>
+                    <pic:cNvPicPr>
+                      <a:picLocks noChangeArrowheads="1" noChangeAspect="1"/>
+                    </pic:cNvPicPr>
+                  </pic:nvPicPr>
+                  <pic:blipFill>
+                    <a:blip r:embed="rId52"/>
+                    <a:stretch>
+                      <a:fillRect/>
+                    </a:stretch>
+                  </pic:blipFill>
+                  <pic:spPr bwMode="auto">
+                    <a:xfrm>
+                      <a:off x="0" y="0"/>
+                      <a:ext cx="5753100" cy="2837145"/>
+                    </a:xfrm>
+                    <a:prstGeom prst="rect">
+                      <a:avLst/>
+                    </a:prstGeom>
+                    <a:noFill/>
+                    <a:ln w="9525">
+                      <a:noFill/>
+                      <a:headEnd/>
+                      <a:tailEnd/>
+                    </a:ln>
+                  </pic:spPr>
+                </pic:pic>
+              </a:graphicData>
+            </a:graphic>
+          </wp:inline>
+        </w:drawing>
+      </w:r>
+    </w:p>
+    <w:p>
+      <w:pPr>
+        <w:pStyle w:val="BodyText"/>
+      </w:pPr>
+      <w:r>
         <w:rPr>
           <w:iCs/>
           <w:i/>
@@ -8811,8 +8905,8 @@
         <w:t xml:space="preserve">; winsorize log năng suất ở mức 1/99 phân vị trong cụm quốc gia × năm.</w:t>
       </w:r>
     </w:p>
-    <w:bookmarkEnd w:id="49"/>
-    <w:bookmarkStart w:id="50" w:name="X776ba5e7e4447177ea5f3b43c9e3a363fcc40bd"/>
+    <w:bookmarkEnd w:id="55"/>
+    <w:bookmarkStart w:id="59" w:name="X776ba5e7e4447177ea5f3b43c9e3a363fcc40bd"/>
     <w:p>
       <w:pPr>
         <w:pStyle w:val="Heading4"/>
@@ -9472,6 +9566,53 @@
           <w:i/>
         </w:rPr>
         <w:t xml:space="preserve">Ghi chú: sd, P90/P10 và P75/P25 tính trong từng đợt khảo sát (bất biến tiền tệ), sau đó lấy trung vị giữa các đợt của nhóm; n_firms là số quan sát có năng suất hợp lệ (doanh thu và lao động dương). Trong nội bộ Nhóm II, các nền lớn nhất có phân tán đặc biệt hẹp (Saudi Arabia 0,49; Qatar 0,33), đặc trưng nhà nước tô; trung vị nhóm bị kéo lên bởi các nền nhỏ (Kuwait 1,16; Brunei 1,12). Kiribati 2025: sd 1,48, rộng nhất trong các đợt SIDS.</w:t>
+      </w:r>
+    </w:p>
+    <w:p>
+      <w:pPr>
+        <w:pStyle w:val="BodyText"/>
+      </w:pPr>
+      <w:r>
+        <w:drawing>
+          <wp:inline>
+            <wp:extent cx="5753100" cy="3627703"/>
+            <wp:effectExtent b="0" l="0" r="0" t="0"/>
+            <wp:docPr descr="Hình 2.3.3.3. Phân phối năng suất chuẩn hóa theo nhóm ICRV." title="" id="57" name="Picture"/>
+            <a:graphic>
+              <a:graphicData uri="http://schemas.openxmlformats.org/drawingml/2006/picture">
+                <pic:pic>
+                  <pic:nvPicPr>
+                    <pic:cNvPr descr="figures/hinh_2_3_3_3.png" id="58" name="Picture"/>
+                    <pic:cNvPicPr>
+                      <a:picLocks noChangeArrowheads="1" noChangeAspect="1"/>
+                    </pic:cNvPicPr>
+                  </pic:nvPicPr>
+                  <pic:blipFill>
+                    <a:blip r:embed="rId56"/>
+                    <a:stretch>
+                      <a:fillRect/>
+                    </a:stretch>
+                  </pic:blipFill>
+                  <pic:spPr bwMode="auto">
+                    <a:xfrm>
+                      <a:off x="0" y="0"/>
+                      <a:ext cx="5753100" cy="3627703"/>
+                    </a:xfrm>
+                    <a:prstGeom prst="rect">
+                      <a:avLst/>
+                    </a:prstGeom>
+                    <a:noFill/>
+                    <a:ln w="9525">
+                      <a:noFill/>
+                      <a:headEnd/>
+                      <a:tailEnd/>
+                    </a:ln>
+                  </pic:spPr>
+                </pic:pic>
+              </a:graphicData>
+            </a:graphic>
+          </wp:inline>
+        </w:drawing>
       </w:r>
     </w:p>
     <w:p>
@@ -9642,8 +9783,8 @@
         <w:t xml:space="preserve">) và gradient điểm uốn xuyên nhóm ICRV của nghiên cứu đa quốc gia (P7), chứ không chỉ vào thống kê mô tả.</w:t>
       </w:r>
     </w:p>
-    <w:bookmarkEnd w:id="50"/>
-    <w:bookmarkStart w:id="51" w:name="Xdea3c3468e1ac43b62453be8eff03e210f590fa"/>
+    <w:bookmarkEnd w:id="59"/>
+    <w:bookmarkStart w:id="60" w:name="Xdea3c3468e1ac43b62453be8eff03e210f590fa"/>
     <w:p>
       <w:pPr>
         <w:pStyle w:val="Heading4"/>
@@ -10071,9 +10212,9 @@
         </w:pict>
       </w:r>
     </w:p>
-    <w:bookmarkEnd w:id="51"/>
-    <w:bookmarkEnd w:id="52"/>
-    <w:bookmarkStart w:id="56" w:name="X48a64f0ab0a551639b88ae683205b88fc505339"/>
+    <w:bookmarkEnd w:id="60"/>
+    <w:bookmarkEnd w:id="61"/>
+    <w:bookmarkStart w:id="65" w:name="X48a64f0ab0a551639b88ae683205b88fc505339"/>
     <w:p>
       <w:pPr>
         <w:pStyle w:val="Heading3"/>
@@ -10082,7 +10223,7 @@
         <w:t xml:space="preserve">2.3.4 Đổi mới sáng tạo và năng lực số hóa</w:t>
       </w:r>
     </w:p>
-    <w:bookmarkStart w:id="53" w:name="Xa5eed793639f9fa708261effd8dd5d2cf95e3d3"/>
+    <w:bookmarkStart w:id="62" w:name="Xa5eed793639f9fa708261effd8dd5d2cf95e3d3"/>
     <w:p>
       <w:pPr>
         <w:pStyle w:val="Heading4"/>
@@ -10575,8 +10716,8 @@
         </w:tc>
       </w:tr>
     </w:tbl>
-    <w:bookmarkEnd w:id="53"/>
-    <w:bookmarkStart w:id="54" w:name="X48321a8ad05ce07f4df9332400b6f3b9b5184ad"/>
+    <w:bookmarkEnd w:id="62"/>
+    <w:bookmarkStart w:id="63" w:name="X48321a8ad05ce07f4df9332400b6f3b9b5184ad"/>
     <w:p>
       <w:pPr>
         <w:pStyle w:val="Heading4"/>
@@ -11215,8 +11356,8 @@
         <w:t xml:space="preserve">phản ánh đổi mới bằng nguồn lực hạn chế, sáng tạo không chính thức bù đắp thiếu hụt nguồn lực; website 41,5% ngang nhóm Đang nổi dù GNI thấp hơn đáng kể. Gradient năng lực thể chế vẫn rõ ở các biến nền tảng: R&amp;D giảm từ 20,5% (Nhóm I) xuống 10,2% (Nhóm VI); ISO 35,0% rồi 12,2%; website 61,7% rồi 41,5%. Phân tách rõ TCI so với DAI, kế thừa Đỗ &amp; Phan (2026, VEFR).</w:t>
       </w:r>
     </w:p>
-    <w:bookmarkEnd w:id="54"/>
-    <w:bookmarkStart w:id="55" w:name="X7aecda332f86c9804cfaa4302f29a8878b0c612"/>
+    <w:bookmarkEnd w:id="63"/>
+    <w:bookmarkStart w:id="64" w:name="X7aecda332f86c9804cfaa4302f29a8878b0c612"/>
     <w:p>
       <w:pPr>
         <w:pStyle w:val="Heading4"/>
@@ -11297,9 +11438,9 @@
         </w:pict>
       </w:r>
     </w:p>
-    <w:bookmarkEnd w:id="55"/>
-    <w:bookmarkEnd w:id="56"/>
-    <w:bookmarkStart w:id="59" w:name="X72eb40a6f7e25bc137b858c80c8b2c164b34062"/>
+    <w:bookmarkEnd w:id="64"/>
+    <w:bookmarkEnd w:id="65"/>
+    <w:bookmarkStart w:id="71" w:name="X72eb40a6f7e25bc137b858c80c8b2c164b34062"/>
     <w:p>
       <w:pPr>
         <w:pStyle w:val="Heading3"/>
@@ -11308,7 +11449,7 @@
         <w:t xml:space="preserve">2.3.5 Cấu trúc doanh nghiệp</w:t>
       </w:r>
     </w:p>
-    <w:bookmarkStart w:id="57" w:name="Xa7dedc490ea2a591885aa4c93f91c2ff8cf4a43"/>
+    <w:bookmarkStart w:id="69" w:name="Xa7dedc490ea2a591885aa4c93f91c2ff8cf4a43"/>
     <w:p>
       <w:pPr>
         <w:pStyle w:val="Heading4"/>
@@ -11734,11 +11875,58 @@
         <w:pStyle w:val="BodyText"/>
       </w:pPr>
       <w:r>
+        <w:drawing>
+          <wp:inline>
+            <wp:extent cx="5753100" cy="3479196"/>
+            <wp:effectExtent b="0" l="0" r="0" t="0"/>
+            <wp:docPr descr="Hình 2.3.5.1. Cấu trúc doanh nghiệp theo nhóm ICRV." title="" id="67" name="Picture"/>
+            <a:graphic>
+              <a:graphicData uri="http://schemas.openxmlformats.org/drawingml/2006/picture">
+                <pic:pic>
+                  <pic:nvPicPr>
+                    <pic:cNvPr descr="figures/hinh_2_3_5_1.png" id="68" name="Picture"/>
+                    <pic:cNvPicPr>
+                      <a:picLocks noChangeArrowheads="1" noChangeAspect="1"/>
+                    </pic:cNvPicPr>
+                  </pic:nvPicPr>
+                  <pic:blipFill>
+                    <a:blip r:embed="rId66"/>
+                    <a:stretch>
+                      <a:fillRect/>
+                    </a:stretch>
+                  </pic:blipFill>
+                  <pic:spPr bwMode="auto">
+                    <a:xfrm>
+                      <a:off x="0" y="0"/>
+                      <a:ext cx="5753100" cy="3479196"/>
+                    </a:xfrm>
+                    <a:prstGeom prst="rect">
+                      <a:avLst/>
+                    </a:prstGeom>
+                    <a:noFill/>
+                    <a:ln w="9525">
+                      <a:noFill/>
+                      <a:headEnd/>
+                      <a:tailEnd/>
+                    </a:ln>
+                  </pic:spPr>
+                </pic:pic>
+              </a:graphicData>
+            </a:graphic>
+          </wp:inline>
+        </w:drawing>
+      </w:r>
+    </w:p>
+    <w:p>
+      <w:pPr>
+        <w:pStyle w:val="BodyText"/>
+      </w:pPr>
+      <w:r>
         <w:rPr>
           <w:iCs/>
           <w:i/>
         </w:rPr>
-        <w:t xml:space="preserve">Hình 2.3.5.1. Stacked bar chart: Nhóm VI (SIDS, đủ 8/8 nền) có tỷ lệ SME cao nhất (91,8%), Nhóm V kế tiếp (85,7%), Nhóm IV thấp nhất (74,0%).</w:t>
+        <w:t xml:space="preserve">Hình 2.3.5.1. Biểu đồ thanh cấu trúc doanh nghiệp (SME, doanh nghiệp xuất khẩu, FDI ≥10%) theo nhóm ICRV (Bảng 2.3.5.1). Nhóm VI (SIDS, đủ 8/8 nền) có tỷ lệ SME cao nhất (91,8%), Nhóm V kế tiếp (86,0%), Nhóm IV thấp nhất (74,0%).</w:t>
       </w:r>
     </w:p>
     <w:p>
@@ -11749,8 +11937,8 @@
         <w:t xml:space="preserve">Tỷ lệ FDI có dạng chữ U với cực tiểu ở Nhóm IV, Chuyển đổi TB-thấp (3,1%). SIDS có FDI cao (20,0%) do du lịch và viễn thông được dẫn dắt bởi doanh nghiệp đa quốc gia. Hai mô hình FDI hoàn toàn khác nhau: (i) MNE hub tại Advanced (Singapore FDI 31,5%, doanh nghiệp đa quốc gia chọn Singapore làm trung tâm khu vực); (ii) du lịch/viễn thông tại SIDS (FDI nhắm vào khu vực không cạnh tranh với lao động địa phương).</w:t>
       </w:r>
     </w:p>
-    <w:bookmarkEnd w:id="57"/>
-    <w:bookmarkStart w:id="58" w:name="X279013228163a98d12773178e6c91846d9b5a16"/>
+    <w:bookmarkEnd w:id="69"/>
+    <w:bookmarkStart w:id="70" w:name="X279013228163a98d12773178e6c91846d9b5a16"/>
     <w:p>
       <w:pPr>
         <w:pStyle w:val="Heading4"/>
@@ -12313,9 +12501,9 @@
         </w:pict>
       </w:r>
     </w:p>
-    <w:bookmarkEnd w:id="58"/>
-    <w:bookmarkEnd w:id="59"/>
-    <w:bookmarkStart w:id="65" w:name="X82a959cf0a041751d0e227944f9c22b99cf66d4"/>
+    <w:bookmarkEnd w:id="70"/>
+    <w:bookmarkEnd w:id="71"/>
+    <w:bookmarkStart w:id="83" w:name="X82a959cf0a041751d0e227944f9c22b99cf66d4"/>
     <w:p>
       <w:pPr>
         <w:pStyle w:val="Heading3"/>
@@ -12324,7 +12512,7 @@
         <w:t xml:space="preserve">2.3.6 Biến thiên theo thời gian (2006–2026)</w:t>
       </w:r>
     </w:p>
-    <w:bookmarkStart w:id="60" w:name="Xfc0c9ffff2e477aa15de35263cf6be3ebb3dbfa"/>
+    <w:bookmarkStart w:id="78" w:name="Xfc0c9ffff2e477aa15de35263cf6be3ebb3dbfa"/>
     <w:p>
       <w:pPr>
         <w:pStyle w:val="Heading4"/>
@@ -12798,11 +12986,105 @@
         <w:pStyle w:val="BodyText"/>
       </w:pPr>
       <w:r>
+        <w:drawing>
+          <wp:inline>
+            <wp:extent cx="5753100" cy="3591824"/>
+            <wp:effectExtent b="0" l="0" r="0" t="0"/>
+            <wp:docPr descr="Hình 2.3.4.1. Δ điểm phần trăm 5 chỉ số giữa hai kỳ theo nhóm ICRV." title="" id="73" name="Picture"/>
+            <a:graphic>
+              <a:graphicData uri="http://schemas.openxmlformats.org/drawingml/2006/picture">
+                <pic:pic>
+                  <pic:nvPicPr>
+                    <pic:cNvPr descr="figures/hinh_2_3_4_1.png" id="74" name="Picture"/>
+                    <pic:cNvPicPr>
+                      <a:picLocks noChangeArrowheads="1" noChangeAspect="1"/>
+                    </pic:cNvPicPr>
+                  </pic:nvPicPr>
+                  <pic:blipFill>
+                    <a:blip r:embed="rId72"/>
+                    <a:stretch>
+                      <a:fillRect/>
+                    </a:stretch>
+                  </pic:blipFill>
+                  <pic:spPr bwMode="auto">
+                    <a:xfrm>
+                      <a:off x="0" y="0"/>
+                      <a:ext cx="5753100" cy="3591824"/>
+                    </a:xfrm>
+                    <a:prstGeom prst="rect">
+                      <a:avLst/>
+                    </a:prstGeom>
+                    <a:noFill/>
+                    <a:ln w="9525">
+                      <a:noFill/>
+                      <a:headEnd/>
+                      <a:tailEnd/>
+                    </a:ln>
+                  </pic:spPr>
+                </pic:pic>
+              </a:graphicData>
+            </a:graphic>
+          </wp:inline>
+        </w:drawing>
+      </w:r>
+    </w:p>
+    <w:p>
+      <w:pPr>
+        <w:pStyle w:val="BodyText"/>
+      </w:pPr>
+      <w:r>
         <w:rPr>
           <w:iCs/>
           <w:i/>
         </w:rPr>
-        <w:t xml:space="preserve">Hình 2.3.4.1. Slope chart minh họa thay đổi 5 chỉ số giữa 2 kỳ khảo sát cho 4 nhóm ICRV có dữ liệu hai kỳ (III–VI). Pattern nổi bật: website tăng mạnh ở IV/V/VI; FDI giảm nhẹ phổ biến; R&amp;D Nhóm V giảm mạnh do hiệu ứng schema.</w:t>
+        <w:t xml:space="preserve">Hình 2.3.4.1. Biểu đồ thanh Δ điểm phần trăm (2018–2026 so với 2006–2012) cho 5 chỉ số ở 4 nhóm ICRV có dữ liệu hai kỳ (III–VI), số liệu từ Bảng 2.3.6.1. Pattern nổi bật: website tăng mạnh ở IV/V/VI; FDI giảm nhẹ phổ biến; R&amp;D Nhóm V giảm mạnh do hiệu ứng schema (Δ R&amp;D chỉ tính được cho Nhóm V).</w:t>
+      </w:r>
+    </w:p>
+    <w:p>
+      <w:pPr>
+        <w:pStyle w:val="BodyText"/>
+      </w:pPr>
+      <w:r>
+        <w:drawing>
+          <wp:inline>
+            <wp:extent cx="5753100" cy="5040937"/>
+            <wp:effectExtent b="0" l="0" r="0" t="0"/>
+            <wp:docPr descr="Hình 2.3.6.1. Hồ sơ năng lực 5 chiều theo nhóm ICRV." title="" id="76" name="Picture"/>
+            <a:graphic>
+              <a:graphicData uri="http://schemas.openxmlformats.org/drawingml/2006/picture">
+                <pic:pic>
+                  <pic:nvPicPr>
+                    <pic:cNvPr descr="figures/hinh_2_3_6_1.png" id="77" name="Picture"/>
+                    <pic:cNvPicPr>
+                      <a:picLocks noChangeArrowheads="1" noChangeAspect="1"/>
+                    </pic:cNvPicPr>
+                  </pic:nvPicPr>
+                  <pic:blipFill>
+                    <a:blip r:embed="rId75"/>
+                    <a:stretch>
+                      <a:fillRect/>
+                    </a:stretch>
+                  </pic:blipFill>
+                  <pic:spPr bwMode="auto">
+                    <a:xfrm>
+                      <a:off x="0" y="0"/>
+                      <a:ext cx="5753100" cy="5040937"/>
+                    </a:xfrm>
+                    <a:prstGeom prst="rect">
+                      <a:avLst/>
+                    </a:prstGeom>
+                    <a:noFill/>
+                    <a:ln w="9525">
+                      <a:noFill/>
+                      <a:headEnd/>
+                      <a:tailEnd/>
+                    </a:ln>
+                  </pic:spPr>
+                </pic:pic>
+              </a:graphicData>
+            </a:graphic>
+          </wp:inline>
+        </w:drawing>
       </w:r>
     </w:p>
     <w:p>
@@ -12814,11 +13096,11 @@
           <w:iCs/>
           <w:i/>
         </w:rPr>
-        <w:t xml:space="preserve">Hình 2.3.6.1. Radar/spider chart cho 3 nhóm (III, V, VI) trên 5 chiều (FSTS, Đổi mới sản phẩm, R&amp;D, Website, ISO) với 2 kỳ khảo sát 2006–2012 vs 2018–2026.</w:t>
-      </w:r>
-    </w:p>
-    <w:bookmarkEnd w:id="60"/>
-    <w:bookmarkStart w:id="61" w:name="X15cc21ed2bba2d00eb68e819762140b85f4d05d"/>
+        <w:t xml:space="preserve">Hình 2.3.6.1. Radar/spider chart cho 3 nhóm (III, V, VI) trên 5 chiều (FSTS, Đổi mới sản phẩm, R&amp;D, Website, ISO), giá trị % của pool mô tả hiện hành 2006–2026 (Bảng 2.3.3.2 và 2.3.4.1); biến thiên theo thời gian được trình bày ở Hình 2.3.4.1.</w:t>
+      </w:r>
+    </w:p>
+    <w:bookmarkEnd w:id="78"/>
+    <w:bookmarkStart w:id="79" w:name="X15cc21ed2bba2d00eb68e819762140b85f4d05d"/>
     <w:p>
       <w:pPr>
         <w:pStyle w:val="Heading4"/>
@@ -13176,8 +13458,8 @@
         <w:t xml:space="preserve">thay vì hành vi cá biệt.</w:t>
       </w:r>
     </w:p>
-    <w:bookmarkEnd w:id="61"/>
-    <w:bookmarkStart w:id="62" w:name="X1d1775454e164ec96880a4039b82bdc8acf5777"/>
+    <w:bookmarkEnd w:id="79"/>
+    <w:bookmarkStart w:id="80" w:name="X1d1775454e164ec96880a4039b82bdc8acf5777"/>
     <w:p>
       <w:pPr>
         <w:pStyle w:val="Heading4"/>
@@ -13889,8 +14171,8 @@
         <w:t xml:space="preserve">Kafouros et al. (2023) chứng minh chất lượng thể chế tương tác hai chiều với dynamism ngành: ở ngành dynamism công nghệ cao, thể chế tốt khuếch đại hiệu quả; ở ngành dynamism thị trường cao, thể chế tốt có thể làm yếu hiệu quả (doanh nghiệp phải nội bộ hóa chức năng). Phát hiện này gợi ý hướng kiểm định cho Chuyên đề 2.</w:t>
       </w:r>
     </w:p>
-    <w:bookmarkEnd w:id="62"/>
-    <w:bookmarkStart w:id="63" w:name="X1b799045073fd36c347ac53fe12b90987840278"/>
+    <w:bookmarkEnd w:id="80"/>
+    <w:bookmarkStart w:id="81" w:name="X1b799045073fd36c347ac53fe12b90987840278"/>
     <w:p>
       <w:pPr>
         <w:pStyle w:val="Heading4"/>
@@ -14601,8 +14883,8 @@
         <w:t xml:space="preserve">Năm phát hiện: (1) FSTS phân tầng 4,7%–7,1%–12,4% bị che giấu khi gộp; (2) FDI chênh lệch hơn 4 lần giữa ASEAN-3 và khối dân số lớn; (3) cấu trúc năng lực ngược chiều, khối FDI dẫn dắt có FSTS cao nhất nhưng R&amp;D thấp nhất (6,8%), khối dân số lớn ngược lại (R&amp;D 17,9%, ISO 28,0%); (4) Mông Cổ là trường hợp biên với đặc điểm tài nguyên (R&amp;D 33,7% nhưng FSTS chỉ 4,7%); (5) phân tán trong đợt 1,47 so với 1,25, phân tầng hai tầng rõ hơn trong mẫu con FDI dẫn dắt (Hsieh &amp; Klenow, 2009).</w:t>
       </w:r>
     </w:p>
-    <w:bookmarkEnd w:id="63"/>
-    <w:bookmarkStart w:id="64" w:name="X6dd7cda65443cf47e18bb2d4cac658826405050"/>
+    <w:bookmarkEnd w:id="81"/>
+    <w:bookmarkStart w:id="82" w:name="X6dd7cda65443cf47e18bb2d4cac658826405050"/>
     <w:p>
       <w:pPr>
         <w:pStyle w:val="Heading4"/>
@@ -16353,9 +16635,9 @@
         </w:pict>
       </w:r>
     </w:p>
-    <w:bookmarkEnd w:id="64"/>
-    <w:bookmarkEnd w:id="65"/>
-    <w:bookmarkStart w:id="74" w:name="X41cc6b9f5a394a01cb140f24cedffe0fb56250b"/>
+    <w:bookmarkEnd w:id="82"/>
+    <w:bookmarkEnd w:id="83"/>
+    <w:bookmarkStart w:id="95" w:name="X41cc6b9f5a394a01cb140f24cedffe0fb56250b"/>
     <w:p>
       <w:pPr>
         <w:pStyle w:val="Heading3"/>
@@ -16364,7 +16646,7 @@
         <w:t xml:space="preserve">2.3.7 Bảy trường hợp điển hình</w:t>
       </w:r>
     </w:p>
-    <w:bookmarkStart w:id="66" w:name="X3e0c2f14849a2ac59a836b8f2f5f68dc060f060"/>
+    <w:bookmarkStart w:id="84" w:name="X3e0c2f14849a2ac59a836b8f2f5f68dc060f060"/>
     <w:p>
       <w:pPr>
         <w:pStyle w:val="Heading4"/>
@@ -16468,8 +16750,8 @@
         <w:t xml:space="preserve">xuất hiện: DAI cơ bản đã trở thành yếu tố vệ sinh, phần bù năng suất chỉ còn đo được ở nhóm xuất khẩu cường độ cao.</w:t>
       </w:r>
     </w:p>
-    <w:bookmarkEnd w:id="66"/>
-    <w:bookmarkStart w:id="67" w:name="X75dfea88472a672b8699955671316d4f13d7159"/>
+    <w:bookmarkEnd w:id="84"/>
+    <w:bookmarkStart w:id="85" w:name="X75dfea88472a672b8699955671316d4f13d7159"/>
     <w:p>
       <w:pPr>
         <w:pStyle w:val="Heading4"/>
@@ -16889,8 +17171,8 @@
         <w:t xml:space="preserve">: IMF điều chỉnh giảm tăng trưởng Saudi Arabia từ ~4,5% xuống 3,1% do xung đột Trung Đông.</w:t>
       </w:r>
     </w:p>
-    <w:bookmarkEnd w:id="67"/>
-    <w:bookmarkStart w:id="68" w:name="Xa2fcf2963d62d674bf8ce4911fb7e8ea8f02399"/>
+    <w:bookmarkEnd w:id="85"/>
+    <w:bookmarkStart w:id="86" w:name="Xa2fcf2963d62d674bf8ce4911fb7e8ea8f02399"/>
     <w:p>
       <w:pPr>
         <w:pStyle w:val="Heading4"/>
@@ -16979,8 +17261,8 @@
         <w:t xml:space="preserve">tháng 9/2025 nhấn mạnh nhân lực công nghệ cao là nút thắt để Việt Nam dịch chuyển từ lắp ráp sang thiết kế và R&amp;D (World Bank, 2025b), nhất quán với hàm ý sequencing năng lực (TCI trước FSTS) của chuyên đề; snapshot kinh tế Data360 xác nhận vị thế thu nhập trung bình thấp với GNI bình quân 4.180 USD năm 2023, đúng ngưỡng Nhóm IV của khung ICRV (World Bank, 2026).</w:t>
       </w:r>
     </w:p>
-    <w:bookmarkEnd w:id="68"/>
-    <w:bookmarkStart w:id="69" w:name="Xe394f28c312dc3d83bf59ea0b914b1faca652d0"/>
+    <w:bookmarkEnd w:id="86"/>
+    <w:bookmarkStart w:id="87" w:name="Xe394f28c312dc3d83bf59ea0b914b1faca652d0"/>
     <w:p>
       <w:pPr>
         <w:pStyle w:val="Heading4"/>
@@ -17010,8 +17292,8 @@
         <w:t xml:space="preserve">: Wang, Huang và Hong (2024, IRFA) phân tích 80% mô hình rủi ro ngân hàng tại Trung Quốc phụ thuộc các nhà cung cấp công nghệ chi phối thị trường, cảnh báo cho lộ trình sản xuất thông minh.</w:t>
       </w:r>
     </w:p>
-    <w:bookmarkEnd w:id="69"/>
-    <w:bookmarkStart w:id="70" w:name="X7ad8959238af7fe957e85a7453908acb162ac21"/>
+    <w:bookmarkEnd w:id="87"/>
+    <w:bookmarkStart w:id="88" w:name="X7ad8959238af7fe957e85a7453908acb162ac21"/>
     <w:p>
       <w:pPr>
         <w:pStyle w:val="Heading4"/>
@@ -17056,8 +17338,8 @@
         <w:t xml:space="preserve">(1), 37–75), panel 4.293 doanh nghiệp Ấn Độ 2006–2019: FDI là kênh lan tỏa ngang quan trọng nhất; doanh nghiệp lớn thu nhận lan tỏa nhiều hơn; FDI tăng từ 1,705 triệu USD (1990–2000) rồi 42,396 triệu USD (2012–2022); R&amp;D trì trệ ở 0,7% GDP.</w:t>
       </w:r>
     </w:p>
-    <w:bookmarkEnd w:id="70"/>
-    <w:bookmarkStart w:id="71" w:name="X701bac8b09e9853b656f5f073afcc3963209ea3"/>
+    <w:bookmarkEnd w:id="88"/>
+    <w:bookmarkStart w:id="92" w:name="X701bac8b09e9853b656f5f073afcc3963209ea3"/>
     <w:p>
       <w:pPr>
         <w:pStyle w:val="Heading4"/>
@@ -17114,6 +17396,53 @@
       </w:r>
       <w:r>
         <w:t xml:space="preserve">: 11 khoáng sản thiết yếu (Cu, Li, Mo, Mn, Co, Ni, W, REE). Xuất khẩu đồng 1,69 triệu tấn (2024) = 22,1% tổng xuất khẩu. Oyu Tolgoi mục tiêu 500.000 tấn/năm 2028–2036. Trung Quốc chi phối chế biến: 100% graphite, 90% Mn, 70% Co (ADB, 2026, tháng 5).</w:t>
+      </w:r>
+    </w:p>
+    <w:p>
+      <w:pPr>
+        <w:pStyle w:val="BodyText"/>
+      </w:pPr>
+      <w:r>
+        <w:drawing>
+          <wp:inline>
+            <wp:extent cx="5753100" cy="3634710"/>
+            <wp:effectExtent b="0" l="0" r="0" t="0"/>
+            <wp:docPr descr="Hình 2.3.7.1. Mông Cổ: tiến triển 2009–2019." title="" id="90" name="Picture"/>
+            <a:graphic>
+              <a:graphicData uri="http://schemas.openxmlformats.org/drawingml/2006/picture">
+                <pic:pic>
+                  <pic:nvPicPr>
+                    <pic:cNvPr descr="figures/hinh_2_3_7_1.png" id="91" name="Picture"/>
+                    <pic:cNvPicPr>
+                      <a:picLocks noChangeArrowheads="1" noChangeAspect="1"/>
+                    </pic:cNvPicPr>
+                  </pic:nvPicPr>
+                  <pic:blipFill>
+                    <a:blip r:embed="rId89"/>
+                    <a:stretch>
+                      <a:fillRect/>
+                    </a:stretch>
+                  </pic:blipFill>
+                  <pic:spPr bwMode="auto">
+                    <a:xfrm>
+                      <a:off x="0" y="0"/>
+                      <a:ext cx="5753100" cy="3634710"/>
+                    </a:xfrm>
+                    <a:prstGeom prst="rect">
+                      <a:avLst/>
+                    </a:prstGeom>
+                    <a:noFill/>
+                    <a:ln w="9525">
+                      <a:noFill/>
+                      <a:headEnd/>
+                      <a:tailEnd/>
+                    </a:ln>
+                  </pic:spPr>
+                </pic:pic>
+              </a:graphicData>
+            </a:graphic>
+          </wp:inline>
+        </w:drawing>
       </w:r>
     </w:p>
     <w:p>
@@ -17128,8 +17457,8 @@
         <w:t xml:space="preserve">Hình 2.3.7.1. Mông Cổ: tiến triển 2009–2019 (3 đợt khảo sát WBES), FSTS đình trệ; FDI giảm dần phản ánh lời nguyền tài nguyên giai đoạn 1.</w:t>
       </w:r>
     </w:p>
-    <w:bookmarkEnd w:id="71"/>
-    <w:bookmarkStart w:id="72" w:name="Xc0a4ea850bece4f5b7a70c394feb098616aca64"/>
+    <w:bookmarkEnd w:id="92"/>
+    <w:bookmarkStart w:id="93" w:name="Xc0a4ea850bece4f5b7a70c394feb098616aca64"/>
     <w:p>
       <w:pPr>
         <w:pStyle w:val="Heading4"/>
@@ -17284,8 +17613,8 @@
         <w:t xml:space="preserve">.</w:t>
       </w:r>
     </w:p>
-    <w:bookmarkEnd w:id="72"/>
-    <w:bookmarkStart w:id="73" w:name="Xfd5fe21f9fcef2d12fbf9bf5b514d4edcb38056"/>
+    <w:bookmarkEnd w:id="93"/>
+    <w:bookmarkStart w:id="94" w:name="Xfd5fe21f9fcef2d12fbf9bf5b514d4edcb38056"/>
     <w:p>
       <w:pPr>
         <w:pStyle w:val="Heading4"/>
@@ -18089,9 +18418,9 @@
         </w:pict>
       </w:r>
     </w:p>
-    <w:bookmarkEnd w:id="73"/>
-    <w:bookmarkEnd w:id="74"/>
-    <w:bookmarkStart w:id="78" w:name="X268ac3e7736b22d5a7e7bb0dd0db24ee7c9a0fe"/>
+    <w:bookmarkEnd w:id="94"/>
+    <w:bookmarkEnd w:id="95"/>
+    <w:bookmarkStart w:id="99" w:name="X268ac3e7736b22d5a7e7bb0dd0db24ee7c9a0fe"/>
     <w:p>
       <w:pPr>
         <w:pStyle w:val="Heading3"/>
@@ -18100,7 +18429,7 @@
         <w:t xml:space="preserve">2.3.8 Yếu tố giải thích sơ bộ</w:t>
       </w:r>
     </w:p>
-    <w:bookmarkStart w:id="75" w:name="X76fd8dbe2b9b91bea7918a9270911a7c211abd5"/>
+    <w:bookmarkStart w:id="96" w:name="X76fd8dbe2b9b91bea7918a9270911a7c211abd5"/>
     <w:p>
       <w:pPr>
         <w:pStyle w:val="Heading4"/>
@@ -18740,8 +19069,8 @@
         <w:t xml:space="preserve">: Bảng 2.3.8.1 có thể bị nhiễu hiệu ứng schema, cần kiểm chứng qua hệ thống phòng thủ ba tầng (§2.2) trước khi suy diễn nhân quả.</w:t>
       </w:r>
     </w:p>
-    <w:bookmarkEnd w:id="75"/>
-    <w:bookmarkStart w:id="76" w:name="Xc5e23c35493c354200b0ad8563760e9cf998323"/>
+    <w:bookmarkEnd w:id="96"/>
+    <w:bookmarkStart w:id="97" w:name="Xc5e23c35493c354200b0ad8563760e9cf998323"/>
     <w:p>
       <w:pPr>
         <w:pStyle w:val="Heading4"/>
@@ -19174,8 +19503,8 @@
         <w:t xml:space="preserve">Bốn quan sát: (a) EAP paradox, quản lý dẫn đầu toàn cầu nhưng ownership ceiling thấp hơn management ceiling 7,7 điểm; (b) MENA bottleneck, rào cản thể chế kép trong bối cảnh nhà nước tô (Beblawi, 1987); (c) 43/50 nền kinh tế có tỷ lệ nữ trong nhóm quản trị cấp cao cao hơn nữ sở hữu đa số; (d) hàm ý cho Chuyên đề 2: tương tác giới tính × FSTS dương tại Emerging qua kênh quan hệ (Hambrick &amp; Mason, 1984) nhưng không có ý nghĩa thống kê tại Advanced.</w:t>
       </w:r>
     </w:p>
-    <w:bookmarkEnd w:id="76"/>
-    <w:bookmarkStart w:id="77" w:name="Xed5b8e5651705fe1adfb5dca16656083ee4be6a"/>
+    <w:bookmarkEnd w:id="97"/>
+    <w:bookmarkStart w:id="98" w:name="Xed5b8e5651705fe1adfb5dca16656083ee4be6a"/>
     <w:p>
       <w:pPr>
         <w:pStyle w:val="Heading4"/>
@@ -19281,9 +19610,9 @@
         </w:pict>
       </w:r>
     </w:p>
-    <w:bookmarkEnd w:id="77"/>
-    <w:bookmarkEnd w:id="78"/>
-    <w:bookmarkStart w:id="83" w:name="Xf043498bf1729b29cfab4f032a23e6f500dd3c3"/>
+    <w:bookmarkEnd w:id="98"/>
+    <w:bookmarkEnd w:id="99"/>
+    <w:bookmarkStart w:id="104" w:name="Xf043498bf1729b29cfab4f032a23e6f500dd3c3"/>
     <w:p>
       <w:pPr>
         <w:pStyle w:val="Heading3"/>
@@ -19292,7 +19621,7 @@
         <w:t xml:space="preserve">2.3.9 Thảo luận tổng hợp</w:t>
       </w:r>
     </w:p>
-    <w:bookmarkStart w:id="79" w:name="X50398870d83cde6afbab045058663d7d92dfa78"/>
+    <w:bookmarkStart w:id="100" w:name="X50398870d83cde6afbab045058663d7d92dfa78"/>
     <w:p>
       <w:pPr>
         <w:pStyle w:val="Heading4"/>
@@ -19515,8 +19844,8 @@
         <w:t xml:space="preserve">: Tất cả bảng và hình đều tái tạo được. Gói tái lập mở cho cộng đồng nghiên cứu.</w:t>
       </w:r>
     </w:p>
-    <w:bookmarkEnd w:id="79"/>
-    <w:bookmarkStart w:id="80" w:name="X46667155284f97c200a5c64899f2a21c5cf33a6"/>
+    <w:bookmarkEnd w:id="100"/>
+    <w:bookmarkStart w:id="101" w:name="X46667155284f97c200a5c64899f2a21c5cf33a6"/>
     <w:p>
       <w:pPr>
         <w:pStyle w:val="Heading4"/>
@@ -19931,8 +20260,8 @@
         <w:t xml:space="preserve">Ghi chú: Bảng này bảo đảm mỗi khoảng trống thực nghiệm rút ra từ bức tranh thực trạng được chuyển thành một câu hỏi nghiên cứu có thiết kế kiểm định cụ thể trong Chuyên đề 2, duy trì tính liên tục logic giữa hai chuyên đề.</w:t>
       </w:r>
     </w:p>
-    <w:bookmarkEnd w:id="80"/>
-    <w:bookmarkStart w:id="81" w:name="Xa66085143ffff6413371519ab41b3c4856371a5"/>
+    <w:bookmarkEnd w:id="101"/>
+    <w:bookmarkStart w:id="102" w:name="Xa66085143ffff6413371519ab41b3c4856371a5"/>
     <w:p>
       <w:pPr>
         <w:pStyle w:val="Heading4"/>
@@ -20016,8 +20345,8 @@
         <w:t xml:space="preserve">: Biến thiên cường độ có hệ thống (và cá biệt là đổi dấu, FSTS tại SIDS) của các hệ số cross-regime không phải nhiễu mà là tín hiệu lý thuyết. Nghiên cứu kinh doanh quốc tế tương lai nên kiểm định hiệu ứng điều tiết theo nhóm ICRV trước khi báo cáo kích thước hiệu ứng trung bình.</w:t>
       </w:r>
     </w:p>
-    <w:bookmarkEnd w:id="81"/>
-    <w:bookmarkStart w:id="82" w:name="X189ece3194e43cc24a92a340e8a7d9069d506e5"/>
+    <w:bookmarkEnd w:id="102"/>
+    <w:bookmarkStart w:id="103" w:name="X189ece3194e43cc24a92a340e8a7d9069d506e5"/>
     <w:p>
       <w:pPr>
         <w:pStyle w:val="Heading4"/>
@@ -20108,10 +20437,10 @@
         </w:pict>
       </w:r>
     </w:p>
-    <w:bookmarkEnd w:id="82"/>
-    <w:bookmarkEnd w:id="83"/>
-    <w:bookmarkEnd w:id="84"/>
-    <w:bookmarkStart w:id="89" w:name="X823a172d700e07156f307d64ebb51dd68a5ba8d"/>
+    <w:bookmarkEnd w:id="103"/>
+    <w:bookmarkEnd w:id="104"/>
+    <w:bookmarkEnd w:id="105"/>
+    <w:bookmarkStart w:id="110" w:name="X823a172d700e07156f307d64ebb51dd68a5ba8d"/>
     <w:p>
       <w:pPr>
         <w:pStyle w:val="Heading2"/>
@@ -20120,7 +20449,7 @@
         <w:t xml:space="preserve">2.4 KẾT LUẬN</w:t>
       </w:r>
     </w:p>
-    <w:bookmarkStart w:id="85" w:name="X45ad1c2c92641d62b5ddf89c8644d597d843847"/>
+    <w:bookmarkStart w:id="106" w:name="X45ad1c2c92641d62b5ddf89c8644d597d843847"/>
     <w:p>
       <w:pPr>
         <w:pStyle w:val="Heading3"/>
@@ -20257,8 +20586,8 @@
         <w:t xml:space="preserve">: Singapore và Saudi Arabia/Qatar/Kuwait cùng nhãn "Advanced" nhưng pattern năng suất doanh nghiệp hoàn toàn khác nhau.</w:t>
       </w:r>
     </w:p>
-    <w:bookmarkEnd w:id="85"/>
-    <w:bookmarkStart w:id="88" w:name="X7e7dd0c69ae63ee797d467ac3735f8a7b3df6f2"/>
+    <w:bookmarkEnd w:id="106"/>
+    <w:bookmarkStart w:id="109" w:name="X7e7dd0c69ae63ee797d467ac3735f8a7b3df6f2"/>
     <w:p>
       <w:pPr>
         <w:pStyle w:val="Heading3"/>
@@ -20267,7 +20596,7 @@
         <w:t xml:space="preserve">2.4.2 Hàm ý và đề xuất</w:t>
       </w:r>
     </w:p>
-    <w:bookmarkStart w:id="86" w:name="X094960bc59f54f838b2d57aea89e9e1912e4b2a"/>
+    <w:bookmarkStart w:id="107" w:name="X094960bc59f54f838b2d57aea89e9e1912e4b2a"/>
     <w:p>
       <w:pPr>
         <w:pStyle w:val="Heading4"/>
@@ -20522,8 +20851,8 @@
         <w:t xml:space="preserve">: VietQR (100% miễn phí) sang Thương mại xã hội sang Xuyên biên giới Shopee/Amazon sang Cloud và AI cơ bản.</w:t>
       </w:r>
     </w:p>
-    <w:bookmarkEnd w:id="86"/>
-    <w:bookmarkStart w:id="87" w:name="Xb697be836d09af640a289e52f50161b3b1155ae"/>
+    <w:bookmarkEnd w:id="107"/>
+    <w:bookmarkStart w:id="108" w:name="Xb697be836d09af640a289e52f50161b3b1155ae"/>
     <w:p>
       <w:pPr>
         <w:pStyle w:val="Heading4"/>
@@ -20667,10 +20996,10 @@
         </w:pict>
       </w:r>
     </w:p>
-    <w:bookmarkEnd w:id="87"/>
-    <w:bookmarkEnd w:id="88"/>
-    <w:bookmarkEnd w:id="89"/>
-    <w:bookmarkStart w:id="99" w:name="tài-liệu-tham-khảo"/>
+    <w:bookmarkEnd w:id="108"/>
+    <w:bookmarkEnd w:id="109"/>
+    <w:bookmarkEnd w:id="110"/>
+    <w:bookmarkStart w:id="120" w:name="tài-liệu-tham-khảo"/>
     <w:p>
       <w:pPr>
         <w:pStyle w:val="Heading2"/>
@@ -20927,7 +21256,7 @@
       <w:r>
         <w:t xml:space="preserve"> </w:t>
       </w:r>
-      <w:hyperlink r:id="rId90">
+      <w:hyperlink r:id="rId111">
         <w:r>
           <w:rPr>
             <w:rStyle w:val="Hyperlink"/>
@@ -20962,7 +21291,7 @@
       <w:r>
         <w:t xml:space="preserve"> </w:t>
       </w:r>
-      <w:hyperlink r:id="rId91">
+      <w:hyperlink r:id="rId112">
         <w:r>
           <w:rPr>
             <w:rStyle w:val="Hyperlink"/>
@@ -21123,7 +21452,7 @@
       <w:r>
         <w:t xml:space="preserve"> </w:t>
       </w:r>
-      <w:hyperlink r:id="rId92">
+      <w:hyperlink r:id="rId113">
         <w:r>
           <w:rPr>
             <w:rStyle w:val="Hyperlink"/>
@@ -21323,7 +21652,7 @@
       <w:r>
         <w:t xml:space="preserve"> </w:t>
       </w:r>
-      <w:hyperlink r:id="rId93">
+      <w:hyperlink r:id="rId114">
         <w:r>
           <w:rPr>
             <w:rStyle w:val="Hyperlink"/>
@@ -21355,7 +21684,7 @@
       <w:r>
         <w:t xml:space="preserve"> </w:t>
       </w:r>
-      <w:hyperlink r:id="rId94">
+      <w:hyperlink r:id="rId115">
         <w:r>
           <w:rPr>
             <w:rStyle w:val="Hyperlink"/>
@@ -21516,7 +21845,7 @@
       <w:r>
         <w:t xml:space="preserve"> </w:t>
       </w:r>
-      <w:hyperlink r:id="rId95">
+      <w:hyperlink r:id="rId116">
         <w:r>
           <w:rPr>
             <w:rStyle w:val="Hyperlink"/>
@@ -21569,7 +21898,7 @@
       <w:r>
         <w:t xml:space="preserve"> </w:t>
       </w:r>
-      <w:hyperlink r:id="rId96">
+      <w:hyperlink r:id="rId117">
         <w:r>
           <w:rPr>
             <w:rStyle w:val="Hyperlink"/>
@@ -21706,7 +22035,7 @@
       <w:r>
         <w:t xml:space="preserve"> </w:t>
       </w:r>
-      <w:hyperlink r:id="rId97">
+      <w:hyperlink r:id="rId118">
         <w:r>
           <w:rPr>
             <w:rStyle w:val="Hyperlink"/>
@@ -21948,7 +22277,7 @@
       <w:r>
         <w:t xml:space="preserve"> </w:t>
       </w:r>
-      <w:hyperlink r:id="rId98">
+      <w:hyperlink r:id="rId119">
         <w:r>
           <w:rPr>
             <w:rStyle w:val="Hyperlink"/>
@@ -22051,8 +22380,8 @@
         </w:pict>
       </w:r>
     </w:p>
-    <w:bookmarkEnd w:id="99"/>
-    <w:bookmarkStart w:id="101" w:name="phụ-lục"/>
+    <w:bookmarkEnd w:id="120"/>
+    <w:bookmarkStart w:id="122" w:name="phụ-lục"/>
     <w:p>
       <w:pPr>
         <w:pStyle w:val="Heading2"/>
@@ -22061,7 +22390,7 @@
         <w:t xml:space="preserve">PHỤ LỤC</w:t>
       </w:r>
     </w:p>
-    <w:bookmarkStart w:id="100" w:name="Xaae890b6b8cd68e0e0e491cfb5e11fd1c6a9c2d"/>
+    <w:bookmarkStart w:id="121" w:name="Xaae890b6b8cd68e0e0e491cfb5e11fd1c6a9c2d"/>
     <w:p>
       <w:pPr>
         <w:pStyle w:val="Heading3"/>
@@ -22892,8 +23221,8 @@
         <w:t xml:space="preserve">Người hướng dẫn: TS. Nguyễn Minh Cảnh, Trường Kinh tế, Đại học Cần Thơ (CTU)</w:t>
       </w:r>
     </w:p>
-    <w:bookmarkEnd w:id="100"/>
-    <w:bookmarkEnd w:id="101"/>
+    <w:bookmarkEnd w:id="121"/>
+    <w:bookmarkEnd w:id="122"/>
     <w:sectPr>
       <w:pgSz w:h="16838" w:w="11906"/>
       <w:pgMar w:bottom="1134" w:left="1701" w:right="1134" w:top="1134"/>

--- a/dist/chuyen_de_1/00_cd1_ctu_final_vi.docx
+++ b/dist/chuyen_de_1/00_cd1_ctu_final_vi.docx
@@ -20999,7 +20999,7 @@
     <w:bookmarkEnd w:id="108"/>
     <w:bookmarkEnd w:id="109"/>
     <w:bookmarkEnd w:id="110"/>
-    <w:bookmarkStart w:id="120" w:name="tài-liệu-tham-khảo"/>
+    <w:bookmarkStart w:id="125" w:name="tài-liệu-tham-khảo"/>
     <w:p>
       <w:pPr>
         <w:pStyle w:val="Heading2"/>
@@ -21088,7 +21088,7 @@
         <w:pStyle w:val="BodyText"/>
       </w:pPr>
       <w:r>
-        <w:t xml:space="preserve">Banalieva, E. R., &amp; Dhanaraj, C. (2019). Internalization theory for the digital economy.</w:t>
+        <w:t xml:space="preserve">Aguinis, H., Hill, N. S., &amp; Bailey, J. R. (2019). Best practices in data collection and preparation: Recommendations for reviewers, editors, and authors.</w:t>
       </w:r>
       <w:r>
         <w:t xml:space="preserve"> </w:t>
@@ -21098,18 +21098,29 @@
           <w:iCs/>
           <w:i/>
         </w:rPr>
-        <w:t xml:space="preserve">Journal of International Business Studies, 50</w:t>
-      </w:r>
-      <w:r>
-        <w:t xml:space="preserve">(8), 1372–1387.</w:t>
-      </w:r>
+        <w:t xml:space="preserve">Organizational Research Methods, 24</w:t>
+      </w:r>
+      <w:r>
+        <w:t xml:space="preserve">(4), 678–693.</w:t>
+      </w:r>
+      <w:r>
+        <w:t xml:space="preserve"> </w:t>
+      </w:r>
+      <w:hyperlink r:id="rId111">
+        <w:r>
+          <w:rPr>
+            <w:rStyle w:val="Hyperlink"/>
+          </w:rPr>
+          <w:t xml:space="preserve">https://doi.org/10.1177/1094428119836485</w:t>
+        </w:r>
+      </w:hyperlink>
     </w:p>
     <w:p>
       <w:pPr>
         <w:pStyle w:val="BodyText"/>
       </w:pPr>
       <w:r>
-        <w:t xml:space="preserve">Bausch, A., &amp; Krist, M. (2007). The effect of context-related moderators on the internationalization–performance relationship: Evidence from meta-analysis.</w:t>
+        <w:t xml:space="preserve">Arte, L., &amp; Larimo, J. (2022). Moderating influence of psychic distance on the international diversification–performance relationship: Insights from a meta-analysis.</w:t>
       </w:r>
       <w:r>
         <w:t xml:space="preserve"> </w:t>
@@ -21119,18 +21130,29 @@
           <w:iCs/>
           <w:i/>
         </w:rPr>
-        <w:t xml:space="preserve">Management International Review, 47</w:t>
-      </w:r>
-      <w:r>
-        <w:t xml:space="preserve">(3), 319–347.</w:t>
-      </w:r>
+        <w:t xml:space="preserve">Journal of Business Research, 139</w:t>
+      </w:r>
+      <w:r>
+        <w:t xml:space="preserve">, 230–245.</w:t>
+      </w:r>
+      <w:r>
+        <w:t xml:space="preserve"> </w:t>
+      </w:r>
+      <w:hyperlink r:id="rId112">
+        <w:r>
+          <w:rPr>
+            <w:rStyle w:val="Hyperlink"/>
+          </w:rPr>
+          <w:t xml:space="preserve">https://doi.org/10.1016/j.jbusres.2021.09.060</w:t>
+        </w:r>
+      </w:hyperlink>
     </w:p>
     <w:p>
       <w:pPr>
         <w:pStyle w:val="BodyText"/>
       </w:pPr>
       <w:r>
-        <w:t xml:space="preserve">Beblawi, H. (1987). The rentier state in the Arab world. In H. Beblawi &amp; G. Luciani (Eds.),</w:t>
+        <w:t xml:space="preserve">Banalieva, E. R., &amp; Dhanaraj, C. (2019). Internalization theory for the digital economy.</w:t>
       </w:r>
       <w:r>
         <w:t xml:space="preserve"> </w:t>
@@ -21140,13 +21162,10 @@
           <w:iCs/>
           <w:i/>
         </w:rPr>
-        <w:t xml:space="preserve">The rentier state</w:t>
-      </w:r>
-      <w:r>
-        <w:t xml:space="preserve"> </w:t>
-      </w:r>
-      <w:r>
-        <w:t xml:space="preserve">(pp. 49–62). Croom Helm.</w:t>
+        <w:t xml:space="preserve">Journal of International Business Studies, 50</w:t>
+      </w:r>
+      <w:r>
+        <w:t xml:space="preserve">(8), 1372–1387.</w:t>
       </w:r>
     </w:p>
     <w:p>
@@ -21154,7 +21173,7 @@
         <w:pStyle w:val="BodyText"/>
       </w:pPr>
       <w:r>
-        <w:t xml:space="preserve">Bertram, G. (2006). Introduction: The MIRAB model in the twenty-first century.</w:t>
+        <w:t xml:space="preserve">Barney, J. (1991). Firm resources and sustained competitive advantage.</w:t>
       </w:r>
       <w:r>
         <w:t xml:space="preserve"> </w:t>
@@ -21164,18 +21183,29 @@
           <w:iCs/>
           <w:i/>
         </w:rPr>
-        <w:t xml:space="preserve">Asia Pacific Viewpoint, 47</w:t>
-      </w:r>
-      <w:r>
-        <w:t xml:space="preserve">(1), 1–13.</w:t>
-      </w:r>
+        <w:t xml:space="preserve">Journal of Management, 17</w:t>
+      </w:r>
+      <w:r>
+        <w:t xml:space="preserve">(1), 99–120.</w:t>
+      </w:r>
+      <w:r>
+        <w:t xml:space="preserve"> </w:t>
+      </w:r>
+      <w:hyperlink r:id="rId113">
+        <w:r>
+          <w:rPr>
+            <w:rStyle w:val="Hyperlink"/>
+          </w:rPr>
+          <w:t xml:space="preserve">https://doi.org/10.1177/014920639101700108</w:t>
+        </w:r>
+      </w:hyperlink>
     </w:p>
     <w:p>
       <w:pPr>
         <w:pStyle w:val="BodyText"/>
       </w:pPr>
       <w:r>
-        <w:t xml:space="preserve">Briguglio, L. (1995). Small island developing states and their economic vulnerabilities.</w:t>
+        <w:t xml:space="preserve">Bausch, A., &amp; Krist, M. (2007). The effect of context-related moderators on the internationalization–performance relationship: Evidence from meta-analysis.</w:t>
       </w:r>
       <w:r>
         <w:t xml:space="preserve"> </w:t>
@@ -21185,10 +21215,10 @@
           <w:iCs/>
           <w:i/>
         </w:rPr>
-        <w:t xml:space="preserve">World Development, 23</w:t>
-      </w:r>
-      <w:r>
-        <w:t xml:space="preserve">(9), 1615–1632.</w:t>
+        <w:t xml:space="preserve">Management International Review, 47</w:t>
+      </w:r>
+      <w:r>
+        <w:t xml:space="preserve">(3), 319–347.</w:t>
       </w:r>
     </w:p>
     <w:p>
@@ -21196,7 +21226,7 @@
         <w:pStyle w:val="BodyText"/>
       </w:pPr>
       <w:r>
-        <w:t xml:space="preserve">Brynjolfsson, E., &amp; McAfee, A. (2014).</w:t>
+        <w:t xml:space="preserve">Beblawi, H. (1987). The rentier state in the Arab world. In H. Beblawi &amp; G. Luciani (Eds.),</w:t>
       </w:r>
       <w:r>
         <w:t xml:space="preserve"> </w:t>
@@ -21206,10 +21236,13 @@
           <w:iCs/>
           <w:i/>
         </w:rPr>
-        <w:t xml:space="preserve">The second machine age: Work, progress, and prosperity in a time of brilliant technologies</w:t>
-      </w:r>
-      <w:r>
-        <w:t xml:space="preserve">. W. W. Norton &amp; Company.</w:t>
+        <w:t xml:space="preserve">The rentier state</w:t>
+      </w:r>
+      <w:r>
+        <w:t xml:space="preserve"> </w:t>
+      </w:r>
+      <w:r>
+        <w:t xml:space="preserve">(pp. 49–62). Croom Helm.</w:t>
       </w:r>
     </w:p>
     <w:p>
@@ -21217,7 +21250,7 @@
         <w:pStyle w:val="BodyText"/>
       </w:pPr>
       <w:r>
-        <w:t xml:space="preserve">Cohen, W. M., &amp; Levinthal, D. A. (1990). Absorptive capacity: A new perspective on learning and innovation.</w:t>
+        <w:t xml:space="preserve">Bertram, G. (2006). Introduction: The MIRAB model in the twenty-first century.</w:t>
       </w:r>
       <w:r>
         <w:t xml:space="preserve"> </w:t>
@@ -21227,10 +21260,10 @@
           <w:iCs/>
           <w:i/>
         </w:rPr>
-        <w:t xml:space="preserve">Administrative Science Quarterly, 35</w:t>
-      </w:r>
-      <w:r>
-        <w:t xml:space="preserve">(1), 128–152.</w:t>
+        <w:t xml:space="preserve">Asia Pacific Viewpoint, 47</w:t>
+      </w:r>
+      <w:r>
+        <w:t xml:space="preserve">(1), 1–13.</w:t>
       </w:r>
     </w:p>
     <w:p>
@@ -21238,7 +21271,7 @@
         <w:pStyle w:val="BodyText"/>
       </w:pPr>
       <w:r>
-        <w:t xml:space="preserve">Coltman, T., Devinney, T. M., Midgley, D. F., &amp; Venaik, S. (2008). Formative versus reflective measurement models: Two applications of formative measurement.</w:t>
+        <w:t xml:space="preserve">Briguglio, L. (1995). Small island developing states and their economic vulnerabilities.</w:t>
       </w:r>
       <w:r>
         <w:t xml:space="preserve"> </w:t>
@@ -21248,6 +21281,69 @@
           <w:iCs/>
           <w:i/>
         </w:rPr>
+        <w:t xml:space="preserve">World Development, 23</w:t>
+      </w:r>
+      <w:r>
+        <w:t xml:space="preserve">(9), 1615–1632.</w:t>
+      </w:r>
+    </w:p>
+    <w:p>
+      <w:pPr>
+        <w:pStyle w:val="BodyText"/>
+      </w:pPr>
+      <w:r>
+        <w:t xml:space="preserve">Brynjolfsson, E., &amp; McAfee, A. (2014).</w:t>
+      </w:r>
+      <w:r>
+        <w:t xml:space="preserve"> </w:t>
+      </w:r>
+      <w:r>
+        <w:rPr>
+          <w:iCs/>
+          <w:i/>
+        </w:rPr>
+        <w:t xml:space="preserve">The second machine age: Work, progress, and prosperity in a time of brilliant technologies</w:t>
+      </w:r>
+      <w:r>
+        <w:t xml:space="preserve">. W. W. Norton &amp; Company.</w:t>
+      </w:r>
+    </w:p>
+    <w:p>
+      <w:pPr>
+        <w:pStyle w:val="BodyText"/>
+      </w:pPr>
+      <w:r>
+        <w:t xml:space="preserve">Cohen, W. M., &amp; Levinthal, D. A. (1990). Absorptive capacity: A new perspective on learning and innovation.</w:t>
+      </w:r>
+      <w:r>
+        <w:t xml:space="preserve"> </w:t>
+      </w:r>
+      <w:r>
+        <w:rPr>
+          <w:iCs/>
+          <w:i/>
+        </w:rPr>
+        <w:t xml:space="preserve">Administrative Science Quarterly, 35</w:t>
+      </w:r>
+      <w:r>
+        <w:t xml:space="preserve">(1), 128–152.</w:t>
+      </w:r>
+    </w:p>
+    <w:p>
+      <w:pPr>
+        <w:pStyle w:val="BodyText"/>
+      </w:pPr>
+      <w:r>
+        <w:t xml:space="preserve">Coltman, T., Devinney, T. M., Midgley, D. F., &amp; Venaik, S. (2008). Formative versus reflective measurement models: Two applications of formative measurement.</w:t>
+      </w:r>
+      <w:r>
+        <w:t xml:space="preserve"> </w:t>
+      </w:r>
+      <w:r>
+        <w:rPr>
+          <w:iCs/>
+          <w:i/>
+        </w:rPr>
         <w:t xml:space="preserve">Journal of Business Research, 61</w:t>
       </w:r>
       <w:r>
@@ -21256,7 +21352,7 @@
       <w:r>
         <w:t xml:space="preserve"> </w:t>
       </w:r>
-      <w:hyperlink r:id="rId111">
+      <w:hyperlink r:id="rId114">
         <w:r>
           <w:rPr>
             <w:rStyle w:val="Hyperlink"/>
@@ -21291,7 +21387,7 @@
       <w:r>
         <w:t xml:space="preserve"> </w:t>
       </w:r>
-      <w:hyperlink r:id="rId112">
+      <w:hyperlink r:id="rId115">
         <w:r>
           <w:rPr>
             <w:rStyle w:val="Hyperlink"/>
@@ -21413,7 +21509,7 @@
         <w:pStyle w:val="BodyText"/>
       </w:pPr>
       <w:r>
-        <w:t xml:space="preserve">Hertog, S. (2010).</w:t>
+        <w:t xml:space="preserve">Hambrick, D. C., &amp; Mason, P. A. (1984). Upper echelons: The organization as a reflection of its top managers.</w:t>
       </w:r>
       <w:r>
         <w:t xml:space="preserve"> </w:t>
@@ -21423,18 +21519,29 @@
           <w:iCs/>
           <w:i/>
         </w:rPr>
-        <w:t xml:space="preserve">Princes, brokers, and bureaucrats: Oil and the state in Saudi Arabia</w:t>
-      </w:r>
-      <w:r>
-        <w:t xml:space="preserve">. Cornell University Press.</w:t>
-      </w:r>
+        <w:t xml:space="preserve">Academy of Management Review, 9</w:t>
+      </w:r>
+      <w:r>
+        <w:t xml:space="preserve">(2), 193–206.</w:t>
+      </w:r>
+      <w:r>
+        <w:t xml:space="preserve"> </w:t>
+      </w:r>
+      <w:hyperlink r:id="rId116">
+        <w:r>
+          <w:rPr>
+            <w:rStyle w:val="Hyperlink"/>
+          </w:rPr>
+          <w:t xml:space="preserve">https://doi.org/10.5465/amr.1984.4277628</w:t>
+        </w:r>
+      </w:hyperlink>
     </w:p>
     <w:p>
       <w:pPr>
         <w:pStyle w:val="BodyText"/>
       </w:pPr>
       <w:r>
-        <w:t xml:space="preserve">Hessels, J., &amp; Terjesen, S. (2010). Resource dependency and institutional theory perspectives on direct and indirect export choices.</w:t>
+        <w:t xml:space="preserve">Hertog, S. (2010).</w:t>
       </w:r>
       <w:r>
         <w:t xml:space="preserve"> </w:t>
@@ -21444,6 +21551,27 @@
           <w:iCs/>
           <w:i/>
         </w:rPr>
+        <w:t xml:space="preserve">Princes, brokers, and bureaucrats: Oil and the state in Saudi Arabia</w:t>
+      </w:r>
+      <w:r>
+        <w:t xml:space="preserve">. Cornell University Press.</w:t>
+      </w:r>
+    </w:p>
+    <w:p>
+      <w:pPr>
+        <w:pStyle w:val="BodyText"/>
+      </w:pPr>
+      <w:r>
+        <w:t xml:space="preserve">Hessels, J., &amp; Terjesen, S. (2010). Resource dependency and institutional theory perspectives on direct and indirect export choices.</w:t>
+      </w:r>
+      <w:r>
+        <w:t xml:space="preserve"> </w:t>
+      </w:r>
+      <w:r>
+        <w:rPr>
+          <w:iCs/>
+          <w:i/>
+        </w:rPr>
         <w:t xml:space="preserve">Small Business Economics, 34</w:t>
       </w:r>
       <w:r>
@@ -21452,7 +21580,7 @@
       <w:r>
         <w:t xml:space="preserve"> </w:t>
       </w:r>
-      <w:hyperlink r:id="rId113">
+      <w:hyperlink r:id="rId117">
         <w:r>
           <w:rPr>
             <w:rStyle w:val="Hyperlink"/>
@@ -21634,7 +21762,7 @@
         <w:pStyle w:val="BodyText"/>
       </w:pPr>
       <w:r>
-        <w:t xml:space="preserve">Lall, S. (1992). Technological capabilities and industrialization.</w:t>
+        <w:t xml:space="preserve">La Porta, R., &amp; Shleifer, A. (2008). The unofficial economy and economic development.</w:t>
       </w:r>
       <w:r>
         <w:t xml:space="preserve"> </w:t>
@@ -21644,6 +21772,59 @@
           <w:iCs/>
           <w:i/>
         </w:rPr>
+        <w:t xml:space="preserve">Brookings Papers on Economic Activity, 2008</w:t>
+      </w:r>
+      <w:r>
+        <w:t xml:space="preserve">(2), 275–352.</w:t>
+      </w:r>
+    </w:p>
+    <w:p>
+      <w:pPr>
+        <w:pStyle w:val="BodyText"/>
+      </w:pPr>
+      <w:r>
+        <w:t xml:space="preserve">La Porta, R., &amp; Shleifer, A. (2014). Informality and development.</w:t>
+      </w:r>
+      <w:r>
+        <w:t xml:space="preserve"> </w:t>
+      </w:r>
+      <w:r>
+        <w:rPr>
+          <w:iCs/>
+          <w:i/>
+        </w:rPr>
+        <w:t xml:space="preserve">Journal of Economic Perspectives, 28</w:t>
+      </w:r>
+      <w:r>
+        <w:t xml:space="preserve">(3), 109–126.</w:t>
+      </w:r>
+      <w:r>
+        <w:t xml:space="preserve"> </w:t>
+      </w:r>
+      <w:hyperlink r:id="rId118">
+        <w:r>
+          <w:rPr>
+            <w:rStyle w:val="Hyperlink"/>
+          </w:rPr>
+          <w:t xml:space="preserve">https://doi.org/10.1257/jep.28.3.109</w:t>
+        </w:r>
+      </w:hyperlink>
+    </w:p>
+    <w:p>
+      <w:pPr>
+        <w:pStyle w:val="BodyText"/>
+      </w:pPr>
+      <w:r>
+        <w:t xml:space="preserve">Lall, S. (1992). Technological capabilities and industrialization.</w:t>
+      </w:r>
+      <w:r>
+        <w:t xml:space="preserve"> </w:t>
+      </w:r>
+      <w:r>
+        <w:rPr>
+          <w:iCs/>
+          <w:i/>
+        </w:rPr>
         <w:t xml:space="preserve">World Development, 20</w:t>
       </w:r>
       <w:r>
@@ -21652,7 +21833,7 @@
       <w:r>
         <w:t xml:space="preserve"> </w:t>
       </w:r>
-      <w:hyperlink r:id="rId114">
+      <w:hyperlink r:id="rId119">
         <w:r>
           <w:rPr>
             <w:rStyle w:val="Hyperlink"/>
@@ -21684,7 +21865,7 @@
       <w:r>
         <w:t xml:space="preserve"> </w:t>
       </w:r>
-      <w:hyperlink r:id="rId115">
+      <w:hyperlink r:id="rId120">
         <w:r>
           <w:rPr>
             <w:rStyle w:val="Hyperlink"/>
@@ -21845,7 +22026,7 @@
       <w:r>
         <w:t xml:space="preserve"> </w:t>
       </w:r>
-      <w:hyperlink r:id="rId116">
+      <w:hyperlink r:id="rId121">
         <w:r>
           <w:rPr>
             <w:rStyle w:val="Hyperlink"/>
@@ -21898,7 +22079,7 @@
       <w:r>
         <w:t xml:space="preserve"> </w:t>
       </w:r>
-      <w:hyperlink r:id="rId117">
+      <w:hyperlink r:id="rId122">
         <w:r>
           <w:rPr>
             <w:rStyle w:val="Hyperlink"/>
@@ -21954,7 +22135,7 @@
         <w:pStyle w:val="BodyText"/>
       </w:pPr>
       <w:r>
-        <w:t xml:space="preserve">Sikdar, A., &amp; Mukhopadhyay, A. (2026). Technology spillovers and firm performance in India.</w:t>
+        <w:t xml:space="preserve">Scott, W. R. (1995).</w:t>
       </w:r>
       <w:r>
         <w:t xml:space="preserve"> </w:t>
@@ -21964,10 +22145,10 @@
           <w:iCs/>
           <w:i/>
         </w:rPr>
-        <w:t xml:space="preserve">Asian Development Review, 43</w:t>
-      </w:r>
-      <w:r>
-        <w:t xml:space="preserve">(1), 37–75.</w:t>
+        <w:t xml:space="preserve">Institutions and organizations</w:t>
+      </w:r>
+      <w:r>
+        <w:t xml:space="preserve">. Sage.</w:t>
       </w:r>
     </w:p>
     <w:p>
@@ -21975,7 +22156,7 @@
         <w:pStyle w:val="BodyText"/>
       </w:pPr>
       <w:r>
-        <w:t xml:space="preserve">Stallkamp, M., &amp; Schotter, A. P. J. (2021). Platforms without borders?</w:t>
+        <w:t xml:space="preserve">Sikdar, A., &amp; Mukhopadhyay, A. (2026). Technology spillovers and firm performance in India.</w:t>
       </w:r>
       <w:r>
         <w:t xml:space="preserve"> </w:t>
@@ -21985,10 +22166,10 @@
           <w:iCs/>
           <w:i/>
         </w:rPr>
-        <w:t xml:space="preserve">Global Strategy Journal, 11</w:t>
-      </w:r>
-      <w:r>
-        <w:t xml:space="preserve">(1), 58–80.</w:t>
+        <w:t xml:space="preserve">Asian Development Review, 43</w:t>
+      </w:r>
+      <w:r>
+        <w:t xml:space="preserve">(1), 37–75.</w:t>
       </w:r>
     </w:p>
     <w:p>
@@ -21996,7 +22177,7 @@
         <w:pStyle w:val="BodyText"/>
       </w:pPr>
       <w:r>
-        <w:t xml:space="preserve">StartupBlink. (2026).</w:t>
+        <w:t xml:space="preserve">Stallkamp, M., &amp; Schotter, A. P. J. (2021). Platforms without borders?</w:t>
       </w:r>
       <w:r>
         <w:t xml:space="preserve"> </w:t>
@@ -22006,10 +22187,10 @@
           <w:iCs/>
           <w:i/>
         </w:rPr>
-        <w:t xml:space="preserve">Global startup ecosystem index 2026</w:t>
-      </w:r>
-      <w:r>
-        <w:t xml:space="preserve">. StartupBlink Research.</w:t>
+        <w:t xml:space="preserve">Global Strategy Journal, 11</w:t>
+      </w:r>
+      <w:r>
+        <w:t xml:space="preserve">(1), 58–80.</w:t>
       </w:r>
     </w:p>
     <w:p>
@@ -22017,7 +22198,7 @@
         <w:pStyle w:val="BodyText"/>
       </w:pPr>
       <w:r>
-        <w:t xml:space="preserve">Sullivan, D. (1994). Measuring the degree of internationalization of a firm.</w:t>
+        <w:t xml:space="preserve">StartupBlink. (2026).</w:t>
       </w:r>
       <w:r>
         <w:t xml:space="preserve"> </w:t>
@@ -22027,6 +22208,27 @@
           <w:iCs/>
           <w:i/>
         </w:rPr>
+        <w:t xml:space="preserve">Global startup ecosystem index 2026</w:t>
+      </w:r>
+      <w:r>
+        <w:t xml:space="preserve">. StartupBlink Research.</w:t>
+      </w:r>
+    </w:p>
+    <w:p>
+      <w:pPr>
+        <w:pStyle w:val="BodyText"/>
+      </w:pPr>
+      <w:r>
+        <w:t xml:space="preserve">Sullivan, D. (1994). Measuring the degree of internationalization of a firm.</w:t>
+      </w:r>
+      <w:r>
+        <w:t xml:space="preserve"> </w:t>
+      </w:r>
+      <w:r>
+        <w:rPr>
+          <w:iCs/>
+          <w:i/>
+        </w:rPr>
         <w:t xml:space="preserve">Journal of International Business Studies, 25</w:t>
       </w:r>
       <w:r>
@@ -22035,7 +22237,7 @@
       <w:r>
         <w:t xml:space="preserve"> </w:t>
       </w:r>
-      <w:hyperlink r:id="rId118">
+      <w:hyperlink r:id="rId123">
         <w:r>
           <w:rPr>
             <w:rStyle w:val="Hyperlink"/>
@@ -22277,7 +22479,7 @@
       <w:r>
         <w:t xml:space="preserve"> </w:t>
       </w:r>
-      <w:hyperlink r:id="rId119">
+      <w:hyperlink r:id="rId124">
         <w:r>
           <w:rPr>
             <w:rStyle w:val="Hyperlink"/>
@@ -22380,8 +22582,8 @@
         </w:pict>
       </w:r>
     </w:p>
-    <w:bookmarkEnd w:id="120"/>
-    <w:bookmarkStart w:id="122" w:name="phụ-lục"/>
+    <w:bookmarkEnd w:id="125"/>
+    <w:bookmarkStart w:id="127" w:name="phụ-lục"/>
     <w:p>
       <w:pPr>
         <w:pStyle w:val="Heading2"/>
@@ -22390,7 +22592,7 @@
         <w:t xml:space="preserve">PHỤ LỤC</w:t>
       </w:r>
     </w:p>
-    <w:bookmarkStart w:id="121" w:name="Xaae890b6b8cd68e0e0e491cfb5e11fd1c6a9c2d"/>
+    <w:bookmarkStart w:id="126" w:name="Xaae890b6b8cd68e0e0e491cfb5e11fd1c6a9c2d"/>
     <w:p>
       <w:pPr>
         <w:pStyle w:val="Heading3"/>
@@ -23221,8 +23423,8 @@
         <w:t xml:space="preserve">Người hướng dẫn: TS. Nguyễn Minh Cảnh, Trường Kinh tế, Đại học Cần Thơ (CTU)</w:t>
       </w:r>
     </w:p>
-    <w:bookmarkEnd w:id="121"/>
-    <w:bookmarkEnd w:id="122"/>
+    <w:bookmarkEnd w:id="126"/>
+    <w:bookmarkEnd w:id="127"/>
     <w:sectPr>
       <w:pgSz w:h="16838" w:w="11906"/>
       <w:pgMar w:bottom="1134" w:left="1701" w:right="1134" w:top="1134"/>

--- a/dist/chuyen_de_1/00_cd1_ctu_final_vi.docx
+++ b/dist/chuyen_de_1/00_cd1_ctu_final_vi.docx
@@ -4190,10 +4190,26 @@
           <w:bCs/>
           <w:b/>
         </w:rPr>
-        <w:t xml:space="preserve">B. Trường hợp biên mở rộng, Nhóm VI SIDS (8 nền, n=2.295, 2,6% mẫu gộp)</w:t>
-      </w:r>
-      <w:r>
-        <w:t xml:space="preserve">: Fiji, Papua New Guinea, Solomon Islands, Tonga, Vanuatu, Samoa, Kiribati (2025) và Timor-Leste. Mẫu chính của nghiên cứu chuyên sâu SIDS là 7 nền Thái Bình Dương (n=1.781).</w:t>
+        <w:t xml:space="preserve">B. Trường hợp biên mở rộng, Nhóm VI SIDS (8 nền, n=1.916 LP-valid, 2,3% mẫu gộp)</w:t>
+      </w:r>
+      <w:r>
+        <w:t xml:space="preserve">: Fiji, Papua New Guinea, Solomon Islands, Tonga, Vanuatu, Samoa, Kiribati (2025) và Timor-Leste. Mẫu chính của nghiên cứu chuyên sâu SIDS (P8) là 7 nền Thái Bình Dương,</w:t>
+      </w:r>
+      <w:r>
+        <w:t xml:space="preserve"> </w:t>
+      </w:r>
+      <w:r>
+        <w:rPr>
+          <w:bCs/>
+          <w:b/>
+        </w:rPr>
+        <w:t xml:space="preserve">loại Timor-Leste</w:t>
+      </w:r>
+      <w:r>
+        <w:t xml:space="preserve"> </w:t>
+      </w:r>
+      <w:r>
+        <w:t xml:space="preserve">(n=1.781).</w:t>
       </w:r>
     </w:p>
     <w:p>
@@ -4468,7 +4484,7 @@
         <w:t xml:space="preserve">Bằng chứng cho khung lý thuyết phi tuyến và điều tiết đa tầng</w:t>
       </w:r>
       <w:r>
-        <w:t xml:space="preserve">, phổ thể chế cường độ rõ rệt của các hệ số tương quan xuyên 6 nhóm thể chế (đặc biệt: tương quan FSTS–năng suất giảm dần từ +0,139 ở Nhóm I xuống mất ý nghĩa ở SIDS) là cơ sở thực tiễn cho các giả thuyết của Chuyên đề 2.</w:t>
+        <w:t xml:space="preserve">, phổ thể chế cường độ rõ rệt của các hệ số tương quan xuyên 6 nhóm thể chế (đặc biệt: tương quan FSTS–năng suất giảm dần từ +0,141 ở Nhóm I xuống mất ý nghĩa ở SIDS) là cơ sở thực tiễn cho các giả thuyết của Chuyên đề 2.</w:t>
       </w:r>
     </w:p>
     <w:p>
@@ -5088,7 +5104,7 @@
         <w:t xml:space="preserve"> </w:t>
       </w:r>
       <w:r>
-        <w:t xml:space="preserve">mà cá biệt còn đảo</w:t>
+        <w:t xml:space="preserve">mà cá biệt còn làm</w:t>
       </w:r>
       <w:r>
         <w:t xml:space="preserve"> </w:t>
@@ -5098,13 +5114,13 @@
           <w:iCs/>
           <w:i/>
         </w:rPr>
-        <w:t xml:space="preserve">dấu</w:t>
-      </w:r>
-      <w:r>
-        <w:t xml:space="preserve"> </w:t>
-      </w:r>
-      <w:r>
-        <w:t xml:space="preserve">của các tương quan, rõ nhất ở phổ thể chế FSTS giảm đơn điệu từ +0,139 (Nhóm I) xuống mất ý nghĩa và đổi dấu ở SIDS (−0,009 ns), nhất quán với giả thuyết chi phí buộc phải quốc tế hóa. Toàn bộ phân tích là</w:t>
+        <w:t xml:space="preserve">triệt tiêu</w:t>
+      </w:r>
+      <w:r>
+        <w:t xml:space="preserve"> </w:t>
+      </w:r>
+      <w:r>
+        <w:t xml:space="preserve">các tương quan, rõ nhất ở phổ thể chế FSTS giảm đơn điệu từ +0,141 (Nhóm I) xuống mất ý nghĩa ở SIDS (+0,002 ns), nhất quán với giả thuyết chi phí buộc phải quốc tế hóa. Toàn bộ phân tích là</w:t>
       </w:r>
       <w:r>
         <w:t xml:space="preserve"> </w:t>
@@ -6994,7 +7010,7 @@
         <w:t xml:space="preserve">Nhóm VI, SIDS Thái Bình Dương (Trường hợp biên mở rộng)</w:t>
       </w:r>
       <w:r>
-        <w:t xml:space="preserve">: Dân số &lt;1 triệu; cô lập địa lý &gt;2.000 km từ hub thương mại; phụ thuộc ODA + remittances &gt; 20% GDP; mô hình MIRAB (Bertram, 2006). Khuôn mẫu WBES: n=2.295 (2,6% mẫu gộp); FDI cao nhất (20,0%, do MNE du lịch/viễn thông); đổi mới sản phẩm cao nhất (34,2%, đổi mới bằng nguồn lực hạn chế); website khá cao ngoại trừ Kiribati (18,7%).</w:t>
+        <w:t xml:space="preserve">: Dân số &lt;1 triệu; cô lập địa lý &gt;2.000 km từ hub thương mại; phụ thuộc ODA + remittances &gt; 20% GDP; mô hình MIRAB (Bertram, 2006). Khuôn mẫu WBES: n=1.916 (2,3% mẫu gộp, LP-valid, gồm Timor-Leste); FDI cao nhất (20,0%, do MNE du lịch/viễn thông); đổi mới sản phẩm cao nhất (34,2%, đổi mới bằng nguồn lực hạn chế); website khá cao ngoại trừ Kiribati (18,7%).</w:t>
       </w:r>
     </w:p>
     <w:bookmarkEnd w:id="44"/>
@@ -7194,7 +7210,7 @@
               <w:jc w:val="center"/>
             </w:pPr>
             <w:r>
-              <w:t xml:space="preserve">6.390</w:t>
+              <w:t xml:space="preserve">5.688</w:t>
             </w:r>
           </w:p>
         </w:tc>
@@ -7263,7 +7279,7 @@
               <w:jc w:val="center"/>
             </w:pPr>
             <w:r>
-              <w:t xml:space="preserve">2.231</w:t>
+              <w:t xml:space="preserve">2.082</w:t>
             </w:r>
           </w:p>
         </w:tc>
@@ -7332,7 +7348,7 @@
               <w:jc w:val="center"/>
             </w:pPr>
             <w:r>
-              <w:t xml:space="preserve">13.993</w:t>
+              <w:t xml:space="preserve">15.174</w:t>
             </w:r>
           </w:p>
         </w:tc>
@@ -7401,7 +7417,7 @@
               <w:jc w:val="center"/>
             </w:pPr>
             <w:r>
-              <w:t xml:space="preserve">45.003</w:t>
+              <w:t xml:space="preserve">42.798</w:t>
             </w:r>
           </w:p>
         </w:tc>
@@ -7470,7 +7486,7 @@
               <w:jc w:val="center"/>
             </w:pPr>
             <w:r>
-              <w:t xml:space="preserve">18.589</w:t>
+              <w:t xml:space="preserve">17.340</w:t>
             </w:r>
           </w:p>
         </w:tc>
@@ -7527,7 +7543,17 @@
               <w:jc w:val="left"/>
             </w:pPr>
             <w:r>
-              <w:t xml:space="preserve">Fiji, Kiribati, Papua New Guinea, Samoa, Solomon Islands, Tonga, Vanuatu</w:t>
+              <w:t xml:space="preserve">Fiji, Kiribati, Papua New Guinea, Samoa, Solomon Islands, Tonga, Vanuatu,</w:t>
+            </w:r>
+            <w:r>
+              <w:t xml:space="preserve"> </w:t>
+            </w:r>
+            <w:r>
+              <w:rPr>
+                <w:bCs/>
+                <w:b/>
+              </w:rPr>
+              <w:t xml:space="preserve">Timor-Leste</w:t>
             </w:r>
           </w:p>
         </w:tc>
@@ -7539,7 +7565,7 @@
               <w:jc w:val="center"/>
             </w:pPr>
             <w:r>
-              <w:t xml:space="preserve">1.781</w:t>
+              <w:t xml:space="preserve">1.916</w:t>
             </w:r>
           </w:p>
         </w:tc>
@@ -7581,7 +7607,7 @@
                 <w:bCs/>
                 <w:b/>
               </w:rPr>
-              <w:t xml:space="preserve">50 nền kinh tế</w:t>
+              <w:t xml:space="preserve">50 nền (LP-valid)</w:t>
             </w:r>
           </w:p>
         </w:tc>
@@ -7597,13 +7623,13 @@
                 <w:bCs/>
                 <w:b/>
               </w:rPr>
-              <w:t xml:space="preserve">88.869</w:t>
+              <w:t xml:space="preserve">84.998</w:t>
             </w:r>
             <w:r>
               <w:t xml:space="preserve"> </w:t>
             </w:r>
             <w:r>
-              <w:t xml:space="preserve">(mẫu gộp mô tả)</w:t>
+              <w:t xml:space="preserve">(khung mô tả tái lập)</w:t>
             </w:r>
           </w:p>
         </w:tc>
@@ -7618,7 +7644,30 @@
           <w:iCs/>
           <w:i/>
         </w:rPr>
-        <w:t xml:space="preserve">Ghi chú: Cột N là số doanh nghiệp trong mẫu gộp mô tả (88.869 DN / 50 nền kinh tế / 103 cặp nền × năm). Nhật Bản được WBES khảo sát lần đầu năm 2025 (n=2.168) và là thành viên đầy đủ của Nhóm I. Nhãn nhóm theo biến phân loại</w:t>
+        <w:t xml:space="preserve">Ghi chú: Cột N là số doanh nghiệp có</w:t>
+      </w:r>
+      <w:r>
+        <w:rPr>
+          <w:iCs/>
+          <w:i/>
+        </w:rPr>
+        <w:t xml:space="preserve"> </w:t>
+      </w:r>
+      <w:r>
+        <w:rPr>
+          <w:bCs/>
+          <w:b/>
+          <w:iCs/>
+          <w:i/>
+        </w:rPr>
+        <w:t xml:space="preserve">năng suất lao động hợp lệ (LP-valid)</w:t>
+      </w:r>
+      <w:r>
+        <w:rPr>
+          <w:iCs/>
+          <w:i/>
+        </w:rPr>
+        <w:t xml:space="preserve">, tái lập trực tiếp từ dữ liệu thô bằng</w:t>
       </w:r>
       <w:r>
         <w:rPr>
@@ -7633,14 +7682,103 @@
           <w:iCs/>
           <w:i/>
         </w:rPr>
-        <w:t xml:space="preserve">icrv_label</w:t>
+        <w:t xml:space="preserve">scripts/relock_descriptives_canonical.py</w:t>
       </w:r>
       <w:r>
         <w:rPr>
           <w:iCs/>
           <w:i/>
         </w:rPr>
-        <w:t xml:space="preserve">, dùng thống nhất trong luận án và hai chuyên đề. SIDS: mẫu chính của nghiên cứu chuyên sâu SIDS là 7 nền Pacific; kiểm định bền vững mở rộng 9 nền. Khung ước lượng đa quốc gia của luận án (P7) được chạy trên bộ dữ liệu 50 nền/88.869 quan sát gồm Nhật Bản (mẫu gộp phân loại 96.415 / 52 nền); vòng tái ước lượng 50 nền đã hoàn tất nên mô tả và ước lượng nay dùng chung MỘT khung 50 nền (hồi quy M2 N=81.022; M5 N=79.080).</w:t>
+        <w:t xml:space="preserve"> </w:t>
+      </w:r>
+      <w:r>
+        <w:rPr>
+          <w:iCs/>
+          <w:i/>
+        </w:rPr>
+        <w:t xml:space="preserve">(cùng quy trình hài hòa hóa với pipeline P7, đã gồm China-2012). Tổng 84.998 trên đủ 50 nền / 107 cặp nền–năm (đã bổ sung đủ bốn đợt Azerbaijan 2009/2013/2019/2024 ở Nhóm V).</w:t>
+      </w:r>
+      <w:r>
+        <w:rPr>
+          <w:iCs/>
+          <w:i/>
+        </w:rPr>
+        <w:t xml:space="preserve"> </w:t>
+      </w:r>
+      <w:r>
+        <w:rPr>
+          <w:bCs/>
+          <w:b/>
+          <w:iCs/>
+          <w:i/>
+        </w:rPr>
+        <w:t xml:space="preserve">Quy ước Timor-Leste:</w:t>
+      </w:r>
+      <w:r>
+        <w:rPr>
+          <w:iCs/>
+          <w:i/>
+        </w:rPr>
+        <w:t xml:space="preserve"> </w:t>
+      </w:r>
+      <w:r>
+        <w:rPr>
+          <w:iCs/>
+          <w:i/>
+        </w:rPr>
+        <w:t xml:space="preserve">thuộc Nhóm VI ở khung mô tả và khung ước lượng đa quốc gia P7 (giữ Timor); riêng nghiên cứu chuyên sâu SIDS (P8) dùng 7 nền Thái Bình Dương và</w:t>
+      </w:r>
+      <w:r>
+        <w:rPr>
+          <w:iCs/>
+          <w:i/>
+        </w:rPr>
+        <w:t xml:space="preserve"> </w:t>
+      </w:r>
+      <w:r>
+        <w:rPr>
+          <w:bCs/>
+          <w:b/>
+          <w:iCs/>
+          <w:i/>
+        </w:rPr>
+        <w:t xml:space="preserve">loại</w:t>
+      </w:r>
+      <w:r>
+        <w:rPr>
+          <w:iCs/>
+          <w:i/>
+        </w:rPr>
+        <w:t xml:space="preserve"> </w:t>
+      </w:r>
+      <w:r>
+        <w:rPr>
+          <w:iCs/>
+          <w:i/>
+        </w:rPr>
+        <w:t xml:space="preserve">Timor-Leste. Nhật Bản được WBES khảo sát lần đầu năm 2025 (n=2.168), thành viên đầy đủ Nhóm I. Thứ bậc khung: pool phân loại 96.415/52 nhãn ⊇ khung phân tích đa quốc gia 88.869/50 nền ⊇ khung mô tả LP-valid 84.998/50 nền ⊇ mẫu hồi quy P7 M2 81.022 (M5 79.080). Nhãn nhóm theo biến</w:t>
+      </w:r>
+      <w:r>
+        <w:rPr>
+          <w:iCs/>
+          <w:i/>
+        </w:rPr>
+        <w:t xml:space="preserve"> </w:t>
+      </w:r>
+      <w:r>
+        <w:rPr>
+          <w:rStyle w:val="VerbatimChar"/>
+          <w:iCs/>
+          <w:i/>
+        </w:rPr>
+        <w:t xml:space="preserve">icrv_label</w:t>
+      </w:r>
+      <w:r>
+        <w:rPr>
+          <w:iCs/>
+          <w:i/>
+        </w:rPr>
+        <w:t xml:space="preserve">, dùng thống nhất trong luận án và hai chuyên đề.</w:t>
       </w:r>
     </w:p>
     <w:bookmarkEnd w:id="45"/>
@@ -8351,33 +8489,33 @@
         <w:t xml:space="preserve">Phạm vi tổng hợp dữ liệu</w:t>
       </w:r>
       <w:r>
-        <w:t xml:space="preserve">. Mẫu gộp mô tả gồm</w:t>
-      </w:r>
-      <w:r>
-        <w:t xml:space="preserve"> </w:t>
-      </w:r>
-      <w:r>
-        <w:rPr>
-          <w:bCs/>
-          <w:b/>
-        </w:rPr>
-        <w:t xml:space="preserve">88.869 doanh nghiệp</w:t>
-      </w:r>
-      <w:r>
-        <w:t xml:space="preserve">, 50 nền kinh tế,</w:t>
-      </w:r>
-      <w:r>
-        <w:t xml:space="preserve"> </w:t>
-      </w:r>
-      <w:r>
-        <w:rPr>
-          <w:bCs/>
-          <w:b/>
-        </w:rPr>
-        <w:t xml:space="preserve">103 cặp nền kinh tế × năm</w:t>
-      </w:r>
-      <w:r>
-        <w:t xml:space="preserve">, giai đoạn 2006–2026 (bao gồm Kiribati 2025, đợt khảo sát WBES đầu tiên của nền kinh tế này). Tổng hợp này kế thừa và mở rộng từ mẫu gộp 17 nền châu Á mới nổi (~40.633 doanh nghiệp) của Đỗ &amp; Phan (2026, VEFR), gấp hơn 2 lần. Phân bố theo nhóm ICRV: Nhóm IV Chuyển đổi TB-thấp 45.003 (50,6%), Nhóm V Đang nổi 18.589 (21,3%), Nhóm III Trung bình cao 13.993 (15,7%), Nhóm I Advanced đổi mới 6.390 (7,2%), Nhóm VI SIDS 1.781 (2,0%), Nhóm II Advanced tài nguyên 2.231 (2,5%). Có</w:t>
+        <w:t xml:space="preserve">. Khung mô tả tái lập (LP-valid) gồm</w:t>
+      </w:r>
+      <w:r>
+        <w:t xml:space="preserve"> </w:t>
+      </w:r>
+      <w:r>
+        <w:rPr>
+          <w:bCs/>
+          <w:b/>
+        </w:rPr>
+        <w:t xml:space="preserve">84.998 doanh nghiệp có năng suất hợp lệ</w:t>
+      </w:r>
+      <w:r>
+        <w:t xml:space="preserve">, đủ 50 nền kinh tế,</w:t>
+      </w:r>
+      <w:r>
+        <w:t xml:space="preserve"> </w:t>
+      </w:r>
+      <w:r>
+        <w:rPr>
+          <w:bCs/>
+          <w:b/>
+        </w:rPr>
+        <w:t xml:space="preserve">107 cặp nền kinh tế × năm</w:t>
+      </w:r>
+      <w:r>
+        <w:t xml:space="preserve">, giai đoạn 2006–2026 (bao gồm Kiribati 2025, đợt khảo sát WBES đầu tiên của nền kinh tế này); khung này thuộc khung phân tích đa quốc gia 88.869/50 nền dùng cho P7. Tổng hợp này kế thừa và mở rộng từ mẫu gộp 17 nền châu Á mới nổi (~40.633 doanh nghiệp) của Đỗ &amp; Phan (2026, VEFR), gấp hơn 2 lần. Phân bố theo nhóm ICRV: Nhóm IV Chuyển đổi TB-thấp 42.798 (50,4%), Nhóm V Đang nổi 17.340 (20,4%), Nhóm III Trung bình cao 15.174 (17,9%), Nhóm I Advanced đổi mới 5.688 (6,7%), Nhóm VI SIDS 1.916 (2,3%), Nhóm II Advanced tài nguyên 2.082 (2,4%). Có</w:t>
       </w:r>
       <w:r>
         <w:t xml:space="preserve"> </w:t>
@@ -8527,7 +8665,7 @@
           <w:iCs/>
           <w:i/>
         </w:rPr>
-        <w:t xml:space="preserve">Hình 2.3.3.2. Bar chart phân bố theo 6 nhóm ICRV: IV Chuyển đổi TB-thấp (45.003, 50,6%), V Đang nổi (18.589, 21,3%), III Trung bình cao (13.993, 15,7%), I Advanced đổi mới (6.390, 7,2%), VI SIDS (1.781, 2,0%), II Advanced tài nguyên (2.231, 2,5%).</w:t>
+        <w:t xml:space="preserve">Hình 2.3.3.2. Bar chart phân bố theo 6 nhóm ICRV (khung mô tả LP-valid 84.998, 50 nền): IV Chuyển đổi TB-thấp (42.798, 50,4%), V Đang nổi (17.340, 20,4%), III Trung bình cao (15.174, 17,9%), I Advanced đổi mới (5.688, 6,7%), VI SIDS (1.916, 2,3%), II Advanced tài nguyên (2.082, 2,4%).</w:t>
       </w:r>
     </w:p>
     <w:p>
@@ -8668,7 +8806,7 @@
           <w:iCs/>
           <w:i/>
         </w:rPr>
-        <w:t xml:space="preserve">Phân tán năng suất lao động trong từng đợt khảo sát, theo nhóm ICRV (trung vị giữa các đợt; mẫu gộp mô tả 103 cặp nền kinh tế × năm).</w:t>
+        <w:t xml:space="preserve">Phân tán năng suất lao động trong từng đợt khảo sát, theo nhóm ICRV (trung vị giữa các đợt; khung mô tả tái lập 107 cặp nền kinh tế × năm).</w:t>
       </w:r>
     </w:p>
     <w:tbl>
@@ -8796,7 +8934,7 @@
               <w:jc w:val="right"/>
             </w:pPr>
             <w:r>
-              <w:t xml:space="preserve">5.661</w:t>
+              <w:t xml:space="preserve">5.688</w:t>
             </w:r>
           </w:p>
         </w:tc>
@@ -8812,7 +8950,7 @@
                 <w:bCs/>
                 <w:b/>
               </w:rPr>
-              <w:t xml:space="preserve">1,00</w:t>
+              <w:t xml:space="preserve">0,96</w:t>
             </w:r>
           </w:p>
         </w:tc>
@@ -8840,7 +8978,7 @@
               <w:jc w:val="right"/>
             </w:pPr>
             <w:r>
-              <w:t xml:space="preserve">3,4</w:t>
+              <w:t xml:space="preserve">3,5</w:t>
             </w:r>
           </w:p>
         </w:tc>
@@ -8890,7 +9028,7 @@
               <w:jc w:val="right"/>
             </w:pPr>
             <w:r>
-              <w:t xml:space="preserve">1,14</w:t>
+              <w:t xml:space="preserve">1,13</w:t>
             </w:r>
           </w:p>
         </w:tc>
@@ -8940,7 +9078,7 @@
               <w:jc w:val="right"/>
             </w:pPr>
             <w:r>
-              <w:t xml:space="preserve">17</w:t>
+              <w:t xml:space="preserve">18</w:t>
             </w:r>
           </w:p>
         </w:tc>
@@ -8952,7 +9090,7 @@
               <w:jc w:val="right"/>
             </w:pPr>
             <w:r>
-              <w:t xml:space="preserve">12.481</w:t>
+              <w:t xml:space="preserve">15.174</w:t>
             </w:r>
           </w:p>
         </w:tc>
@@ -8964,7 +9102,7 @@
               <w:jc w:val="right"/>
             </w:pPr>
             <w:r>
-              <w:t xml:space="preserve">1,37</w:t>
+              <w:t xml:space="preserve">1,29</w:t>
             </w:r>
           </w:p>
         </w:tc>
@@ -8988,7 +9126,7 @@
               <w:jc w:val="right"/>
             </w:pPr>
             <w:r>
-              <w:t xml:space="preserve">5,4</w:t>
+              <w:t xml:space="preserve">5,3</w:t>
             </w:r>
           </w:p>
         </w:tc>
@@ -9038,7 +9176,7 @@
               <w:jc w:val="right"/>
             </w:pPr>
             <w:r>
-              <w:t xml:space="preserve">1,31</w:t>
+              <w:t xml:space="preserve">1,27</w:t>
             </w:r>
           </w:p>
         </w:tc>
@@ -9088,7 +9226,7 @@
               <w:jc w:val="right"/>
             </w:pPr>
             <w:r>
-              <w:t xml:space="preserve">40</w:t>
+              <w:t xml:space="preserve">43</w:t>
             </w:r>
           </w:p>
         </w:tc>
@@ -9100,7 +9238,7 @@
               <w:jc w:val="right"/>
             </w:pPr>
             <w:r>
-              <w:t xml:space="preserve">16.595</w:t>
+              <w:t xml:space="preserve">17.340</w:t>
             </w:r>
           </w:p>
         </w:tc>
@@ -9116,7 +9254,7 @@
                 <w:bCs/>
                 <w:b/>
               </w:rPr>
-              <w:t xml:space="preserve">1,39</w:t>
+              <w:t xml:space="preserve">1,34</w:t>
             </w:r>
           </w:p>
         </w:tc>
@@ -9132,7 +9270,7 @@
                 <w:bCs/>
                 <w:b/>
               </w:rPr>
-              <w:t xml:space="preserve">30,3</w:t>
+              <w:t xml:space="preserve">30,0</w:t>
             </w:r>
           </w:p>
         </w:tc>
@@ -9194,7 +9332,7 @@
               <w:jc w:val="right"/>
             </w:pPr>
             <w:r>
-              <w:t xml:space="preserve">1,32</w:t>
+              <w:t xml:space="preserve">1,30</w:t>
             </w:r>
           </w:p>
         </w:tc>
@@ -9870,7 +10008,7 @@
           <w:iCs/>
           <w:i/>
         </w:rPr>
-        <w:t xml:space="preserve">Nguồn: tính từ dữ liệu vi mô WBES trên mẫu gộp mô tả 50 nền (FSTS = d3b + d3c; CAGR việc làm từ l1/l2 trên 3 năm tài khóa). ¹Nhóm II: đủ 6/6 nền GCC (Bahrain, Brunei, Kuwait, Oman, Qatar, Saudi Arabia). ²Nhóm VI: đủ 8/8 nền (7 Pacific + Timor-Leste; n=2.295).</w:t>
+        <w:t xml:space="preserve">Nguồn: tính từ dữ liệu vi mô WBES trên mẫu gộp mô tả 50 nền (FSTS = d3b + d3c; CAGR việc làm từ l1/l2 trên 3 năm tài khóa). ¹Nhóm II: đủ 6/6 nền GCC (Bahrain, Brunei, Kuwait, Oman, Qatar, Saudi Arabia). ²Nhóm VI: đủ 8/8 nền (7 Pacific + Timor-Leste; n=1.916, LP-valid).</w:t>
       </w:r>
     </w:p>
     <w:p>
@@ -10732,19 +10870,19 @@
               <w:jc w:val="left"/>
             </w:pPr>
             <w:r>
-              <w:t xml:space="preserve">25,4</w:t>
-            </w:r>
-          </w:p>
-        </w:tc>
-        <w:tc>
-          <w:tcPr/>
-          <w:p>
-            <w:pPr>
-              <w:pStyle w:val="Compact"/>
-              <w:jc w:val="left"/>
-            </w:pPr>
-            <w:r>
-              <w:t xml:space="preserve">53,9</w:t>
+              <w:t xml:space="preserve">31,4</w:t>
+            </w:r>
+          </w:p>
+        </w:tc>
+        <w:tc>
+          <w:tcPr/>
+          <w:p>
+            <w:pPr>
+              <w:pStyle w:val="Compact"/>
+              <w:jc w:val="left"/>
+            </w:pPr>
+            <w:r>
+              <w:t xml:space="preserve">56,9</w:t>
             </w:r>
           </w:p>
         </w:tc>
@@ -10844,55 +10982,55 @@
               <w:jc w:val="left"/>
             </w:pPr>
             <w:r>
-              <w:t xml:space="preserve">24,4</w:t>
-            </w:r>
-          </w:p>
-        </w:tc>
-        <w:tc>
-          <w:tcPr/>
-          <w:p>
-            <w:pPr>
-              <w:pStyle w:val="Compact"/>
-              <w:jc w:val="left"/>
-            </w:pPr>
-            <w:r>
-              <w:t xml:space="preserve">16,3</w:t>
-            </w:r>
-          </w:p>
-        </w:tc>
-        <w:tc>
-          <w:tcPr/>
-          <w:p>
-            <w:pPr>
-              <w:pStyle w:val="Compact"/>
-              <w:jc w:val="left"/>
-            </w:pPr>
-            <w:r>
-              <w:t xml:space="preserve">17,5</w:t>
-            </w:r>
-          </w:p>
-        </w:tc>
-        <w:tc>
-          <w:tcPr/>
-          <w:p>
-            <w:pPr>
-              <w:pStyle w:val="Compact"/>
-              <w:jc w:val="left"/>
-            </w:pPr>
-            <w:r>
-              <w:t xml:space="preserve">12,7</w:t>
-            </w:r>
-          </w:p>
-        </w:tc>
-        <w:tc>
-          <w:tcPr/>
-          <w:p>
-            <w:pPr>
-              <w:pStyle w:val="Compact"/>
-              <w:jc w:val="left"/>
-            </w:pPr>
-            <w:r>
-              <w:t xml:space="preserve">40,9</w:t>
+              <w:t xml:space="preserve">24,0</w:t>
+            </w:r>
+          </w:p>
+        </w:tc>
+        <w:tc>
+          <w:tcPr/>
+          <w:p>
+            <w:pPr>
+              <w:pStyle w:val="Compact"/>
+              <w:jc w:val="left"/>
+            </w:pPr>
+            <w:r>
+              <w:t xml:space="preserve">15,9</w:t>
+            </w:r>
+          </w:p>
+        </w:tc>
+        <w:tc>
+          <w:tcPr/>
+          <w:p>
+            <w:pPr>
+              <w:pStyle w:val="Compact"/>
+              <w:jc w:val="left"/>
+            </w:pPr>
+            <w:r>
+              <w:t xml:space="preserve">17,6</w:t>
+            </w:r>
+          </w:p>
+        </w:tc>
+        <w:tc>
+          <w:tcPr/>
+          <w:p>
+            <w:pPr>
+              <w:pStyle w:val="Compact"/>
+              <w:jc w:val="left"/>
+            </w:pPr>
+            <w:r>
+              <w:t xml:space="preserve">13,0</w:t>
+            </w:r>
+          </w:p>
+        </w:tc>
+        <w:tc>
+          <w:tcPr/>
+          <w:p>
+            <w:pPr>
+              <w:pStyle w:val="Compact"/>
+              <w:jc w:val="left"/>
+            </w:pPr>
+            <w:r>
+              <w:t xml:space="preserve">40,6</w:t>
             </w:r>
           </w:p>
         </w:tc>
@@ -10989,7 +11127,7 @@
           <w:iCs/>
           <w:i/>
         </w:rPr>
-        <w:t xml:space="preserve">Nguồn: tính từ dữ liệu vi mô WBES trên mẫu gộp mô tả 50 nền (biến h1/h5/h8/b8/c22b; mã 1=có, 2=không; mã âm = thiếu). ¹Nhóm II: đủ 6/6 nền GCC, đặc trưng dầu mỏ: R&amp;D thấp (7,0%), nữ quản lý cấp cao rất thấp (4,6%), website 50,2%. ²Nhóm VI: đủ 8/8 nền, đổi mới sản phẩm cao nhất mọi nhóm (34,2%) và website 41,5%: khuôn mẫu</w:t>
+        <w:t xml:space="preserve">Nguồn: tái lập từ dữ liệu vi mô WBES trên khung mô tả LP-valid 50 nền (canonical; biến h1/h5/h8/b8/c22b; mã 1=có, 2=không; mã âm = thiếu). ¹Nhóm II: đủ 6/6 nền GCC, đặc trưng dầu mỏ: R&amp;D thấp (7,0%), nữ quản lý cấp cao rất thấp (4,6%), website 50,2%. ²Nhóm VI: đủ 8/8 nền, đổi mới sản phẩm cao nhất mọi nhóm (34,2%) và website 41,5%: khuôn mẫu</w:t>
       </w:r>
       <w:r>
         <w:rPr>
@@ -11102,7 +11240,7 @@
         <w:t xml:space="preserve">Hệ quả phân tích đáng chú ý</w:t>
       </w:r>
       <w:r>
-        <w:t xml:space="preserve">: phần bù tương quan DAI ở Nhóm I là thấp nhất trong sáu nhóm (+0,090, Bảng 2.3.8.1), trong khi tỷ lệ có website ở nhóm này đã đạt 69,2%. Khi một chỉ báo nhị phân tiệm cận bão hòa, nó mất dần khả năng phân biệt năng suất: phương sai của biến co lại và phần doanh nghiệp</w:t>
+        <w:t xml:space="preserve">: phần bù tương quan DAI ở Nhóm I là thấp nhất trong sáu nhóm (+0,093, Bảng 2.3.8.1), trong khi tỷ lệ có website ở nhóm này đã đạt 69,2%. Khi một chỉ báo nhị phân tiệm cận bão hòa, nó mất dần khả năng phân biệt năng suất: phương sai của biến co lại và phần doanh nghiệp</w:t>
       </w:r>
       <w:r>
         <w:t xml:space="preserve"> </w:t>
@@ -18519,67 +18657,67 @@
               <w:jc w:val="right"/>
             </w:pPr>
             <w:r>
+              <w:t xml:space="preserve">+0,105**</w:t>
+            </w:r>
+          </w:p>
+        </w:tc>
+        <w:tc>
+          <w:tcPr/>
+          <w:p>
+            <w:pPr>
+              <w:pStyle w:val="Compact"/>
+              <w:jc w:val="right"/>
+            </w:pPr>
+            <w:r>
+              <w:t xml:space="preserve">+0,114**</w:t>
+            </w:r>
+          </w:p>
+        </w:tc>
+        <w:tc>
+          <w:tcPr/>
+          <w:p>
+            <w:pPr>
+              <w:pStyle w:val="Compact"/>
+              <w:jc w:val="right"/>
+            </w:pPr>
+            <w:r>
+              <w:t xml:space="preserve">+0,067**</w:t>
+            </w:r>
+          </w:p>
+        </w:tc>
+        <w:tc>
+          <w:tcPr/>
+          <w:p>
+            <w:pPr>
+              <w:pStyle w:val="Compact"/>
+              <w:jc w:val="right"/>
+            </w:pPr>
+            <w:r>
+              <w:t xml:space="preserve">+0,086**</w:t>
+            </w:r>
+          </w:p>
+        </w:tc>
+        <w:tc>
+          <w:tcPr/>
+          <w:p>
+            <w:pPr>
+              <w:pStyle w:val="Compact"/>
+              <w:jc w:val="right"/>
+            </w:pPr>
+            <w:r>
+              <w:t xml:space="preserve">+0,057**</w:t>
+            </w:r>
+          </w:p>
+        </w:tc>
+        <w:tc>
+          <w:tcPr/>
+          <w:p>
+            <w:pPr>
+              <w:pStyle w:val="Compact"/>
+              <w:jc w:val="right"/>
+            </w:pPr>
+            <w:r>
               <w:t xml:space="preserve">+0,104**</w:t>
-            </w:r>
-          </w:p>
-        </w:tc>
-        <w:tc>
-          <w:tcPr/>
-          <w:p>
-            <w:pPr>
-              <w:pStyle w:val="Compact"/>
-              <w:jc w:val="right"/>
-            </w:pPr>
-            <w:r>
-              <w:t xml:space="preserve">+0,114**</w:t>
-            </w:r>
-          </w:p>
-        </w:tc>
-        <w:tc>
-          <w:tcPr/>
-          <w:p>
-            <w:pPr>
-              <w:pStyle w:val="Compact"/>
-              <w:jc w:val="right"/>
-            </w:pPr>
-            <w:r>
-              <w:t xml:space="preserve">+0,124**</w:t>
-            </w:r>
-          </w:p>
-        </w:tc>
-        <w:tc>
-          <w:tcPr/>
-          <w:p>
-            <w:pPr>
-              <w:pStyle w:val="Compact"/>
-              <w:jc w:val="right"/>
-            </w:pPr>
-            <w:r>
-              <w:t xml:space="preserve">+0,072**</w:t>
-            </w:r>
-          </w:p>
-        </w:tc>
-        <w:tc>
-          <w:tcPr/>
-          <w:p>
-            <w:pPr>
-              <w:pStyle w:val="Compact"/>
-              <w:jc w:val="right"/>
-            </w:pPr>
-            <w:r>
-              <w:t xml:space="preserve">+0,057**</w:t>
-            </w:r>
-          </w:p>
-        </w:tc>
-        <w:tc>
-          <w:tcPr/>
-          <w:p>
-            <w:pPr>
-              <w:pStyle w:val="Compact"/>
-              <w:jc w:val="right"/>
-            </w:pPr>
-            <w:r>
-              <w:t xml:space="preserve">+0,122**</w:t>
             </w:r>
           </w:p>
         </w:tc>
@@ -18609,7 +18747,7 @@
                 <w:bCs/>
                 <w:b/>
               </w:rPr>
-              <w:t xml:space="preserve">+0,139**</w:t>
+              <w:t xml:space="preserve">+0,141**</w:t>
             </w:r>
           </w:p>
         </w:tc>
@@ -18621,7 +18759,7 @@
               <w:jc w:val="right"/>
             </w:pPr>
             <w:r>
-              <w:t xml:space="preserve">+0,131**</w:t>
+              <w:t xml:space="preserve">+0,122**</w:t>
             </w:r>
           </w:p>
         </w:tc>
@@ -18633,7 +18771,7 @@
               <w:jc w:val="right"/>
             </w:pPr>
             <w:r>
-              <w:t xml:space="preserve">+0,094**</w:t>
+              <w:t xml:space="preserve">+0,061**</w:t>
             </w:r>
           </w:p>
         </w:tc>
@@ -18645,7 +18783,7 @@
               <w:jc w:val="right"/>
             </w:pPr>
             <w:r>
-              <w:t xml:space="preserve">+0,047**</w:t>
+              <w:t xml:space="preserve">+0,049**</w:t>
             </w:r>
           </w:p>
         </w:tc>
@@ -18657,7 +18795,7 @@
               <w:jc w:val="right"/>
             </w:pPr>
             <w:r>
-              <w:t xml:space="preserve">+0,018*</w:t>
+              <w:t xml:space="preserve">+0,015*</w:t>
             </w:r>
           </w:p>
         </w:tc>
@@ -18673,7 +18811,7 @@
                 <w:bCs/>
                 <w:b/>
               </w:rPr>
-              <w:t xml:space="preserve">−0,009 ns</w:t>
+              <w:t xml:space="preserve">+0,002 ns</w:t>
             </w:r>
           </w:p>
         </w:tc>
@@ -18699,19 +18837,7 @@
               <w:jc w:val="right"/>
             </w:pPr>
             <w:r>
-              <w:t xml:space="preserve">+0,158**</w:t>
-            </w:r>
-          </w:p>
-        </w:tc>
-        <w:tc>
-          <w:tcPr/>
-          <w:p>
-            <w:pPr>
-              <w:pStyle w:val="Compact"/>
-              <w:jc w:val="right"/>
-            </w:pPr>
-            <w:r>
-              <w:t xml:space="preserve">+0,187**</w:t>
+              <w:t xml:space="preserve">+0,164**</w:t>
             </w:r>
           </w:p>
         </w:tc>
@@ -18727,7 +18853,7 @@
                 <w:bCs/>
                 <w:b/>
               </w:rPr>
-              <w:t xml:space="preserve">+0,240**</w:t>
+              <w:t xml:space="preserve">+0,180**</w:t>
             </w:r>
           </w:p>
         </w:tc>
@@ -18739,7 +18865,7 @@
               <w:jc w:val="right"/>
             </w:pPr>
             <w:r>
-              <w:t xml:space="preserve">+0,141**</w:t>
+              <w:t xml:space="preserve">+0,140**</w:t>
             </w:r>
           </w:p>
         </w:tc>
@@ -18751,7 +18877,7 @@
               <w:jc w:val="right"/>
             </w:pPr>
             <w:r>
-              <w:t xml:space="preserve">+0,125**</w:t>
+              <w:t xml:space="preserve">+0,152**</w:t>
             </w:r>
           </w:p>
         </w:tc>
@@ -18763,7 +18889,19 @@
               <w:jc w:val="right"/>
             </w:pPr>
             <w:r>
-              <w:t xml:space="preserve">+0,117**</w:t>
+              <w:t xml:space="preserve">+0,122**</w:t>
+            </w:r>
+          </w:p>
+        </w:tc>
+        <w:tc>
+          <w:tcPr/>
+          <w:p>
+            <w:pPr>
+              <w:pStyle w:val="Compact"/>
+              <w:jc w:val="right"/>
+            </w:pPr>
+            <w:r>
+              <w:t xml:space="preserve">+0,094**</w:t>
             </w:r>
           </w:p>
         </w:tc>
@@ -18789,7 +18927,7 @@
               <w:jc w:val="right"/>
             </w:pPr>
             <w:r>
-              <w:t xml:space="preserve">+0,090**</w:t>
+              <w:t xml:space="preserve">+0,093**</w:t>
             </w:r>
           </w:p>
         </w:tc>
@@ -18805,7 +18943,7 @@
                 <w:bCs/>
                 <w:b/>
               </w:rPr>
-              <w:t xml:space="preserve">+0,201**</w:t>
+              <w:t xml:space="preserve">+0,202**</w:t>
             </w:r>
           </w:p>
         </w:tc>
@@ -18817,7 +18955,7 @@
               <w:jc w:val="right"/>
             </w:pPr>
             <w:r>
-              <w:t xml:space="preserve">+0,124**</w:t>
+              <w:t xml:space="preserve">+0,091**</w:t>
             </w:r>
           </w:p>
         </w:tc>
@@ -18829,7 +18967,7 @@
               <w:jc w:val="right"/>
             </w:pPr>
             <w:r>
-              <w:t xml:space="preserve">+0,180**</w:t>
+              <w:t xml:space="preserve">+0,183**</w:t>
             </w:r>
           </w:p>
         </w:tc>
@@ -18841,7 +18979,7 @@
               <w:jc w:val="right"/>
             </w:pPr>
             <w:r>
-              <w:t xml:space="preserve">+0,111**</w:t>
+              <w:t xml:space="preserve">+0,113**</w:t>
             </w:r>
           </w:p>
         </w:tc>
@@ -18853,7 +18991,7 @@
               <w:jc w:val="right"/>
             </w:pPr>
             <w:r>
-              <w:t xml:space="preserve">+0,092**</w:t>
+              <w:t xml:space="preserve">+0,095**</w:t>
             </w:r>
           </w:p>
         </w:tc>
@@ -18868,7 +19006,7 @@
           <w:iCs/>
           <w:i/>
         </w:rPr>
-        <w:t xml:space="preserve">Ghi chú: ** p &lt; 0,01; * p &lt; 0,05; ns = không có ý nghĩa thống kê (kiểm định hai phía). LP-z = điểm z của ln(doanh thu/lao động) trong từng cặp nền kinh tế × năm; FDI ≥10% từ b2b; FSTS = d3b + d3c; TCI = trung bình hai thành phần R&amp;D (h8) và ISO (b8); DAI = website (c22b). n theo nhóm: 5.661 / 2.082 / 10.138 / 40.508 / 15.669 / 1.715 (quan sát có LP hợp lệ). Hệ số tương quan Pearson, không áp dụng HC1; HC1 dành cho SE hồi quy ở Chuyên đề 2.</w:t>
+        <w:t xml:space="preserve">Ghi chú: ** p &lt; 0,01; * p &lt; 0,05; ns = không có ý nghĩa thống kê (kiểm định hai phía). LP-z = điểm z của ln(doanh thu/lao động) trong từng cặp nền kinh tế × năm; FDI ≥10% từ b2b; FSTS = d3b + d3c; TCI = trung bình hai thành phần R&amp;D (h8) và ISO (b8); DAI = website (c22b). n theo nhóm: 5.688 / 2.082 / 15.174 / 42.798 / 17.340 / 1.916 (quan sát có LP hợp lệ, khung mô tả 50 nền tái lập). Hệ số tương quan Pearson, không áp dụng HC1; HC1 dành cho SE hồi quy ở Chuyên đề 2.</w:t>
       </w:r>
     </w:p>
     <w:p>
@@ -18892,7 +19030,7 @@
         <w:t xml:space="preserve"> </w:t>
       </w:r>
       <w:r>
-        <w:t xml:space="preserve">ở mọi nhóm (+0,117 đến +0,240), năng lực công nghệ nền tảng là dịch chuyển mức phổ quát; (2)</w:t>
+        <w:t xml:space="preserve">ở mọi nhóm (+0,094 đến +0,180), năng lực công nghệ nền tảng là dịch chuyển mức phổ quát; (2)</w:t>
       </w:r>
       <w:r>
         <w:t xml:space="preserve"> </w:t>
@@ -18905,17 +19043,17 @@
         <w:t xml:space="preserve">phổ thể chế cường độ FSTS theo chiều thể chế</w:t>
       </w:r>
       <w:r>
-        <w:t xml:space="preserve">: tương quan xuất khẩu–năng suất giảm đơn điệu từ +0,139 (Nhóm I) qua +0,047 (IV) và +0,018 (V) xuống</w:t>
-      </w:r>
-      <w:r>
-        <w:t xml:space="preserve"> </w:t>
-      </w:r>
-      <w:r>
-        <w:rPr>
-          <w:bCs/>
-          <w:b/>
-        </w:rPr>
-        <w:t xml:space="preserve">mất ý nghĩa ở SIDS (−0,009 ns)</w:t>
+        <w:t xml:space="preserve">: tương quan xuất khẩu–năng suất giảm đơn điệu từ +0,141 (Nhóm I) qua +0,049 (IV) và +0,015 (V) xuống</w:t>
+      </w:r>
+      <w:r>
+        <w:t xml:space="preserve"> </w:t>
+      </w:r>
+      <w:r>
+        <w:rPr>
+          <w:bCs/>
+          <w:b/>
+        </w:rPr>
+        <w:t xml:space="preserve">mất ý nghĩa ở SIDS (+0,002 ns)</w:t>
       </w:r>
       <w:r>
         <w:t xml:space="preserve">, tương quan thô của quốc tế hóa gần như biến mất ở thể chế yếu, gợi ý quan hệ phi tuyến và bị điều tiết thay vì tuyến tính phổ quát; (3)</w:t>
@@ -18928,10 +19066,13 @@
           <w:bCs/>
           <w:b/>
         </w:rPr>
-        <w:t xml:space="preserve">SIDS là ngoại lệ duy nhất về dấu của FSTS</w:t>
-      </w:r>
-      <w:r>
-        <w:t xml:space="preserve">, phù hợp với giả thuyết chi phí buộc phải quốc tế hóa: doanh nghiệp SIDS xuất khẩu vì bắt buộc, không phải vì chọn lọc theo năng suất; (4)</w:t>
+        <w:t xml:space="preserve">SIDS là nhóm duy nhất mà tương quan FSTS triệt tiêu hoàn toàn</w:t>
+      </w:r>
+      <w:r>
+        <w:t xml:space="preserve"> </w:t>
+      </w:r>
+      <w:r>
+        <w:t xml:space="preserve">(≈0, không ý nghĩa), phù hợp với giả thuyết chi phí buộc phải quốc tế hóa: doanh nghiệp SIDS xuất khẩu vì bắt buộc, không phải vì chọn lọc theo năng suất; (4)</w:t>
       </w:r>
       <w:r>
         <w:t xml:space="preserve"> </w:t>
@@ -18944,23 +19085,23 @@
         <w:t xml:space="preserve">FDI dương ở mọi nhóm</w:t>
       </w:r>
       <w:r>
-        <w:t xml:space="preserve">, mạnh hơn ở hai cực thể chế (Nhóm I +0,104 và SIDS +0,122), hai cơ chế khác nhau: MNE hub tại Advanced và FDI ngoại sinh tại SIDS; (5)</w:t>
-      </w:r>
-      <w:r>
-        <w:t xml:space="preserve"> </w:t>
-      </w:r>
-      <w:r>
-        <w:rPr>
-          <w:bCs/>
-          <w:b/>
-        </w:rPr>
-        <w:t xml:space="preserve">DAI dương ở mọi nhóm nhưng thấp nhất tại Nhóm I (+0,090)</w:t>
-      </w:r>
-      <w:r>
-        <w:t xml:space="preserve"> </w:t>
-      </w:r>
-      <w:r>
-        <w:t xml:space="preserve">trong khi cao nhất ở II và IV (+0,201; +0,180), phần bù của hiện diện số Tầng 1 co lại nơi nó đã tiệm cận bão hòa (Nghịch lý bão hòa số ở dạng suy giảm lợi suất biên); (6)</w:t>
+        <w:t xml:space="preserve">, mạnh hơn ở hai cực thể chế (Nhóm I +0,105 và SIDS +0,104), hai cơ chế khác nhau: MNE hub tại Advanced và FDI ngoại sinh tại SIDS; (5)</w:t>
+      </w:r>
+      <w:r>
+        <w:t xml:space="preserve"> </w:t>
+      </w:r>
+      <w:r>
+        <w:rPr>
+          <w:bCs/>
+          <w:b/>
+        </w:rPr>
+        <w:t xml:space="preserve">DAI dương ở mọi nhóm nhưng thấp nhất tại Nhóm I (+0,093)</w:t>
+      </w:r>
+      <w:r>
+        <w:t xml:space="preserve"> </w:t>
+      </w:r>
+      <w:r>
+        <w:t xml:space="preserve">trong khi cao nhất ở II và IV (+0,202; +0,183), phần bù của hiện diện số Tầng 1 co lại nơi nó đã tiệm cận bão hòa (Nghịch lý bão hòa số ở dạng suy giảm lợi suất biên); (6)</w:t>
       </w:r>
       <w:r>
         <w:t xml:space="preserve"> </w:t>
@@ -19471,7 +19612,7 @@
         <w:t xml:space="preserve"> </w:t>
       </w:r>
       <w:r>
-        <w:t xml:space="preserve">(năm 1–3): Sụt giảm ngắn hạn do chi phí thiết bị, đào tạo và gián đoạn quy trình. Bằng chứng gián tiếp: phần bù tương quan DAI thấp nhất tại Nhóm Advanced đổi mới (+0,090 so với +0,180–0,201 ở các nhóm chuyển đổi/tài nguyên), nơi Tầng 1 đã tiệm cận bão hòa, lợi suất biên co lại; giai đoạn</w:t>
+        <w:t xml:space="preserve">(năm 1–3): Sụt giảm ngắn hạn do chi phí thiết bị, đào tạo và gián đoạn quy trình. Bằng chứng gián tiếp: phần bù tương quan DAI thấp nhất tại Nhóm Advanced đổi mới (+0,093 so với +0,183–0,202 ở các nhóm chuyển đổi/tài nguyên), nơi Tầng 1 đã tiệm cận bão hòa, lợi suất biên co lại; giai đoạn</w:t>
       </w:r>
       <w:r>
         <w:t xml:space="preserve"> </w:t>
@@ -19721,7 +19862,7 @@
         <w:t xml:space="preserve"> </w:t>
       </w:r>
       <w:r>
-        <w:t xml:space="preserve">(đang phát triển). Phần bù tương quan DAI thấp nhất ở Nhóm I (+0,090) là dấu hiệu bão hòa Tầng 1, xem kiểm định loại trừ ICT tại Mục 2.3.4.3.</w:t>
+        <w:t xml:space="preserve">(đang phát triển). Phần bù tương quan DAI thấp nhất ở Nhóm I (+0,093) là dấu hiệu bão hòa Tầng 1, xem kiểm định loại trừ ICT tại Mục 2.3.4.3.</w:t>
       </w:r>
     </w:p>
     <w:p>
@@ -19851,7 +19992,7 @@
         <w:t xml:space="preserve">KT3, Xác nhận nhân quả Nghịch lý bão hòa số qua ước lượng biến công cụ</w:t>
       </w:r>
       <w:r>
-        <w:t xml:space="preserve">: Phần bù tương quan DAI suy giảm rõ ở Advanced (+0,090, thấp nhất sáu nhóm) có thể phản ánh: (a) bão hòa thực sự của Tầng 1; (b) nhân quả ngược; (c) bias biến bỏ sót. Biến công cụ hợp lệ (độ phủ băng thông rộng) cần thiết để phân biệt.</w:t>
+        <w:t xml:space="preserve">: Phần bù tương quan DAI suy giảm rõ ở Advanced (+0,093, thấp nhất sáu nhóm) có thể phản ánh: (a) bão hòa thực sự của Tầng 1; (b) nhân quả ngược; (c) bias biến bỏ sót. Biến công cụ hợp lệ (độ phủ băng thông rộng) cần thiết để phân biệt.</w:t>
       </w:r>
     </w:p>
     <w:p>
@@ -20237,7 +20378,7 @@
         <w:t xml:space="preserve">(1) Uppsala có điều kiện, không phổ quát</w:t>
       </w:r>
       <w:r>
-        <w:t xml:space="preserve">: Tương quan FSTS–năng suất dương mạnh tại Advanced (+0,139), suy yếu dần theo chiều thể chế và mất ý nghĩa tại SIDS (−0,009 ns), xác nhận điều kiện biên: lý thuyết Uppsala vận hành chỉ trong môi trường thể chế đủ mạnh (Williamson, 1985).</w:t>
+        <w:t xml:space="preserve">: Tương quan FSTS–năng suất dương mạnh tại Advanced (+0,141), suy yếu dần theo chiều thể chế và mất ý nghĩa tại SIDS (+0,002 ns), xác nhận điều kiện biên: lý thuyết Uppsala vận hành chỉ trong môi trường thể chế đủ mạnh (Williamson, 1985).</w:t>
       </w:r>
     </w:p>
     <w:p>
@@ -20333,7 +20474,7 @@
         <w:t xml:space="preserve">(5) Bối cảnh thể chế là tầng điều kiện, không phải yếu tố nền</w:t>
       </w:r>
       <w:r>
-        <w:t xml:space="preserve">: Biến thiên cường độ có hệ thống (và cá biệt là đổi dấu, FSTS tại SIDS) của các hệ số cross-regime không phải nhiễu mà là tín hiệu lý thuyết. Nghiên cứu kinh doanh quốc tế tương lai nên kiểm định hiệu ứng điều tiết theo nhóm ICRV trước khi báo cáo kích thước hiệu ứng trung bình.</w:t>
+        <w:t xml:space="preserve">: Biến thiên cường độ có hệ thống (và cá biệt là triệt tiêu hoàn toàn, FSTS tại SIDS) của các hệ số cross-regime không phải nhiễu mà là tín hiệu lý thuyết. Nghiên cứu kinh doanh quốc tế tương lai nên kiểm định hiệu ứng điều tiết theo nhóm ICRV trước khi báo cáo kích thước hiệu ứng trung bình.</w:t>
       </w:r>
     </w:p>
     <w:bookmarkEnd w:id="101"/>
@@ -20484,7 +20625,7 @@
         <w:t xml:space="preserve">KL2, TCI là dịch chuyển mức phổ quát, DAI là khuếch đại phụ thuộc bối cảnh</w:t>
       </w:r>
       <w:r>
-        <w:t xml:space="preserve">: TCI tương quan dương mạnh và đồng đều ở mọi nhóm; phần bù DAI biến thiên cường độ gấp đôi giữa các nhóm ICRV (+0,090 ở Advanced so với +0,201 ở Advanced tài nguyên), đây là nội hàm cốt lõi của CDCM.</w:t>
+        <w:t xml:space="preserve">: TCI tương quan dương mạnh và đồng đều ở mọi nhóm; phần bù DAI biến thiên cường độ gấp đôi giữa các nhóm ICRV (+0,093 ở Advanced so với +0,202 ở Advanced tài nguyên), đây là nội hàm cốt lõi của CDCM.</w:t>
       </w:r>
     </w:p>
     <w:p>
@@ -20559,7 +20700,7 @@
         <w:t xml:space="preserve">KL7, SIDS Pacific là trường hợp biên lý thuyết với chi phí buộc phải quốc tế hóa</w:t>
       </w:r>
       <w:r>
-        <w:t xml:space="preserve">: FDI (+0,122) là nguồn năng suất chủ đạo; tương quan FSTS–năng suất bằng không (−0,009, không có ý nghĩa thống kê), nhóm duy nhất nơi xuất khẩu không gắn với phần bù năng suất. Mô hình MIRAB phù hợp hơn mô hình Uppsala.</w:t>
+        <w:t xml:space="preserve">: FDI (+0,104) là nguồn năng suất chủ đạo; tương quan FSTS–năng suất bằng không (+0,002, không có ý nghĩa thống kê), nhóm duy nhất nơi xuất khẩu không gắn với phần bù năng suất. Mô hình MIRAB phù hợp hơn mô hình Uppsala.</w:t>
       </w:r>
     </w:p>
     <w:p>
@@ -22478,7 +22619,7 @@
           <w:iCs/>
           <w:i/>
         </w:rPr>
-        <w:t xml:space="preserve">Phân bổ 50 nền kinh tế theo nhóm ICRV, mẫu gộp mô tả 88.869 doanh nghiệp, 103 cặp nền kinh tế × năm, 2006–2026.</w:t>
+        <w:t xml:space="preserve">Phân bổ 50 nền kinh tế theo nhóm ICRV — khung mô tả LP-valid tái lập 84.998 doanh nghiệp, 107 cặp nền kinh tế × năm, 2006–2026 (cột n đã gồm China-2012 và đủ bốn đợt Azerbaijan).</w:t>
       </w:r>
     </w:p>
     <w:tbl>
@@ -22596,7 +22737,7 @@
               <w:jc w:val="right"/>
             </w:pPr>
             <w:r>
-              <w:t xml:space="preserve">6.390</w:t>
+              <w:t xml:space="preserve">5.688</w:t>
             </w:r>
           </w:p>
         </w:tc>
@@ -22650,7 +22791,7 @@
               <w:jc w:val="right"/>
             </w:pPr>
             <w:r>
-              <w:t xml:space="preserve">2.231</w:t>
+              <w:t xml:space="preserve">2.082</w:t>
             </w:r>
           </w:p>
         </w:tc>
@@ -22680,7 +22821,7 @@
               <w:jc w:val="left"/>
             </w:pPr>
             <w:r>
-              <w:t xml:space="preserve">Kazakhstan (2009, 2013, 2019, 2024), Malaysia (2015, 2019, 2024), Trung Quốc (2024), Thái Lan (2016, 2025), Armenia (2009, 2013, 2020, 2024), Georgia (2013, 2019, 2023)</w:t>
+              <w:t xml:space="preserve">Kazakhstan (2009, 2013, 2019, 2024), Malaysia (2015, 2019, 2024), Trung Quốc (2012, 2024), Thái Lan (2016, 2025), Armenia (2009, 2013, 2020, 2024), Georgia (2013, 2019, 2023)</w:t>
             </w:r>
           </w:p>
         </w:tc>
@@ -22692,7 +22833,7 @@
               <w:jc w:val="right"/>
             </w:pPr>
             <w:r>
-              <w:t xml:space="preserve">17</w:t>
+              <w:t xml:space="preserve">18</w:t>
             </w:r>
           </w:p>
         </w:tc>
@@ -22704,7 +22845,7 @@
               <w:jc w:val="right"/>
             </w:pPr>
             <w:r>
-              <w:t xml:space="preserve">13.993</w:t>
+              <w:t xml:space="preserve">15.174</w:t>
             </w:r>
           </w:p>
         </w:tc>
@@ -22758,7 +22899,7 @@
               <w:jc w:val="right"/>
             </w:pPr>
             <w:r>
-              <w:t xml:space="preserve">45.003</w:t>
+              <w:t xml:space="preserve">42.798</w:t>
             </w:r>
           </w:p>
         </w:tc>
@@ -22788,7 +22929,7 @@
               <w:jc w:val="left"/>
             </w:pPr>
             <w:r>
-              <w:t xml:space="preserve">Uzbekistan, Jordan, Lào, Iraq, Myanmar, Kyrgyzstan, Sri Lanka, Lebanon, Tajikistan, Campuchia, Afghanistan, Yemen, Bhutan, Nepal, Azerbaijan, Turkmenistan, Maldives (các đợt 2006–2025)</w:t>
+              <w:t xml:space="preserve">Uzbekistan, Jordan, Lào, Iraq, Myanmar, Kyrgyzstan, Sri Lanka, Lebanon, Tajikistan, Campuchia, Afghanistan, Yemen, Bhutan, Nepal, Azerbaijan (2009, 2013, 2019, 2024), Turkmenistan, Maldives (các đợt 2006–2025)</w:t>
             </w:r>
           </w:p>
         </w:tc>
@@ -22800,7 +22941,7 @@
               <w:jc w:val="right"/>
             </w:pPr>
             <w:r>
-              <w:t xml:space="preserve">40</w:t>
+              <w:t xml:space="preserve">43</w:t>
             </w:r>
           </w:p>
         </w:tc>
@@ -22812,7 +22953,7 @@
               <w:jc w:val="right"/>
             </w:pPr>
             <w:r>
-              <w:t xml:space="preserve">18.589</w:t>
+              <w:t xml:space="preserve">17.340</w:t>
             </w:r>
           </w:p>
         </w:tc>
@@ -22866,7 +23007,7 @@
               <w:jc w:val="right"/>
             </w:pPr>
             <w:r>
-              <w:t xml:space="preserve">1.781</w:t>
+              <w:t xml:space="preserve">1.916</w:t>
             </w:r>
           </w:p>
         </w:tc>
@@ -22900,7 +23041,7 @@
                 <w:bCs/>
                 <w:b/>
               </w:rPr>
-              <w:t xml:space="preserve">50 nền kinh tế</w:t>
+              <w:t xml:space="preserve">50 nền (LP-valid)</w:t>
             </w:r>
           </w:p>
         </w:tc>
@@ -22916,7 +23057,7 @@
                 <w:bCs/>
                 <w:b/>
               </w:rPr>
-              <w:t xml:space="preserve">103</w:t>
+              <w:t xml:space="preserve">107</w:t>
             </w:r>
           </w:p>
         </w:tc>
@@ -22932,7 +23073,7 @@
                 <w:bCs/>
                 <w:b/>
               </w:rPr>
-              <w:t xml:space="preserve">88.869</w:t>
+              <w:t xml:space="preserve">84.998</w:t>
             </w:r>
           </w:p>
         </w:tc>
